--- a/template.docx
+++ b/template.docx
@@ -162,7 +162,7 @@
                 <w:szCs w:val="22"/>
                 <w:lang w:val="en-BE"/>
               </w:rPr>
-              <w:t>customer_name</w:t>
+              <w:t>customer_name|default</w:t>
             </w:r>
             <w:proofErr w:type="spellEnd"/>
             <w:r>
@@ -172,17 +172,18 @@
                 <w:szCs w:val="22"/>
                 <w:lang w:val="en-BE"/>
               </w:rPr>
-              <w:t>}}</w:t>
-            </w:r>
-          </w:p>
-          <w:p>
-            <w:pPr>
-              <w:spacing w:line="240" w:lineRule="auto"/>
-              <w:jc w:val="center"/>
-              <w:rPr>
-                <w:rFonts w:ascii="Times New Roman" w:eastAsiaTheme="minorEastAsia" w:hAnsi="Times New Roman" w:cs="Times New Roman"/>
-                <w:sz w:val="22"/>
-                <w:szCs w:val="22"/>
+              <w:t>('N/A')}}</w:t>
+            </w:r>
+          </w:p>
+          <w:p>
+            <w:pPr>
+              <w:spacing w:line="240" w:lineRule="auto"/>
+              <w:jc w:val="center"/>
+              <w:rPr>
+                <w:rFonts w:ascii="Times New Roman" w:eastAsiaTheme="minorEastAsia" w:hAnsi="Times New Roman" w:cs="Times New Roman"/>
+                <w:sz w:val="22"/>
+                <w:szCs w:val="22"/>
+                <w:lang w:val="en-BE"/>
               </w:rPr>
             </w:pPr>
           </w:p>
@@ -259,6 +260,15 @@
               <w:t>project_name</w:t>
             </w:r>
             <w:proofErr w:type="spellEnd"/>
+            <w:r>
+              <w:rPr>
+                <w:rFonts w:ascii="Times New Roman" w:eastAsiaTheme="minorEastAsia" w:hAnsi="Times New Roman"/>
+                <w:sz w:val="22"/>
+                <w:szCs w:val="22"/>
+                <w:lang w:val="en-BE"/>
+              </w:rPr>
+              <w:t>|default('N/A')</w:t>
+            </w:r>
             <w:r>
               <w:rPr>
                 <w:rFonts w:ascii="Times New Roman" w:eastAsiaTheme="minorEastAsia" w:hAnsi="Times New Roman" w:cs="Times New Roman"/>
@@ -334,7 +344,7 @@
               <w:spacing w:line="240" w:lineRule="auto"/>
               <w:jc w:val="center"/>
               <w:rPr>
-                <w:rFonts w:ascii="Times New Roman" w:eastAsiaTheme="minorEastAsia" w:hAnsi="Times New Roman" w:cs="Times New Roman"/>
+                <w:rFonts w:ascii="Times New Roman" w:eastAsiaTheme="minorEastAsia" w:hAnsi="Times New Roman"/>
                 <w:sz w:val="22"/>
                 <w:szCs w:val="22"/>
                 <w:lang w:val="en-BE"/>
@@ -360,6 +370,39 @@
               <w:t>project_location</w:t>
             </w:r>
             <w:proofErr w:type="spellEnd"/>
+            <w:r>
+              <w:rPr>
+                <w:rFonts w:ascii="Times New Roman" w:eastAsiaTheme="minorEastAsia" w:hAnsi="Times New Roman"/>
+                <w:sz w:val="22"/>
+                <w:szCs w:val="22"/>
+                <w:lang w:val="en-BE"/>
+              </w:rPr>
+              <w:t>|default('N/A')</w:t>
+            </w:r>
+          </w:p>
+          <w:p>
+            <w:pPr>
+              <w:spacing w:line="240" w:lineRule="auto"/>
+              <w:jc w:val="center"/>
+              <w:rPr>
+                <w:rFonts w:ascii="Times New Roman" w:eastAsiaTheme="minorEastAsia" w:hAnsi="Times New Roman"/>
+                <w:sz w:val="22"/>
+                <w:szCs w:val="22"/>
+                <w:lang w:val="en-BE"/>
+              </w:rPr>
+            </w:pPr>
+          </w:p>
+          <w:p>
+            <w:pPr>
+              <w:spacing w:line="240" w:lineRule="auto"/>
+              <w:jc w:val="center"/>
+              <w:rPr>
+                <w:rFonts w:ascii="Times New Roman" w:eastAsiaTheme="minorEastAsia" w:hAnsi="Times New Roman" w:cs="Times New Roman"/>
+                <w:sz w:val="22"/>
+                <w:szCs w:val="22"/>
+                <w:lang w:val="en-BE"/>
+              </w:rPr>
+            </w:pPr>
             <w:r>
               <w:rPr>
                 <w:rFonts w:ascii="Times New Roman" w:eastAsiaTheme="minorEastAsia" w:hAnsi="Times New Roman" w:cs="Times New Roman"/>
@@ -527,7 +570,7 @@
               <w:spacing w:line="240" w:lineRule="auto"/>
               <w:jc w:val="center"/>
               <w:rPr>
-                <w:rFonts w:ascii="Times New Roman" w:eastAsiaTheme="minorEastAsia" w:hAnsi="Times New Roman" w:cs="Times New Roman"/>
+                <w:rFonts w:ascii="Times New Roman" w:eastAsiaTheme="minorEastAsia" w:hAnsi="Times New Roman"/>
                 <w:sz w:val="22"/>
                 <w:szCs w:val="22"/>
                 <w:lang w:val="en-BE"/>
@@ -553,6 +596,27 @@
               <w:t>customer_email</w:t>
             </w:r>
             <w:proofErr w:type="spellEnd"/>
+            <w:r>
+              <w:rPr>
+                <w:rFonts w:ascii="Times New Roman" w:eastAsiaTheme="minorEastAsia" w:hAnsi="Times New Roman"/>
+                <w:sz w:val="22"/>
+                <w:szCs w:val="22"/>
+                <w:lang w:val="en-BE"/>
+              </w:rPr>
+              <w:t>|default('N/A')</w:t>
+            </w:r>
+          </w:p>
+          <w:p>
+            <w:pPr>
+              <w:spacing w:line="240" w:lineRule="auto"/>
+              <w:jc w:val="center"/>
+              <w:rPr>
+                <w:rFonts w:ascii="Times New Roman" w:eastAsiaTheme="minorEastAsia" w:hAnsi="Times New Roman"/>
+                <w:sz w:val="22"/>
+                <w:szCs w:val="22"/>
+                <w:lang w:val="en-BE"/>
+              </w:rPr>
+            </w:pPr>
             <w:r>
               <w:rPr>
                 <w:rFonts w:ascii="Times New Roman" w:eastAsiaTheme="minorEastAsia" w:hAnsi="Times New Roman" w:cs="Times New Roman"/>
@@ -637,7 +701,7 @@
               <w:spacing w:line="240" w:lineRule="auto"/>
               <w:jc w:val="center"/>
               <w:rPr>
-                <w:rFonts w:ascii="Times New Roman" w:eastAsiaTheme="minorEastAsia" w:hAnsi="Times New Roman" w:cs="Times New Roman"/>
+                <w:rFonts w:ascii="Times New Roman" w:eastAsiaTheme="minorEastAsia" w:hAnsi="Times New Roman"/>
                 <w:sz w:val="22"/>
                 <w:szCs w:val="22"/>
                 <w:lang w:val="en-BE"/>
@@ -663,6 +727,39 @@
               <w:t>customer_mobile</w:t>
             </w:r>
             <w:proofErr w:type="spellEnd"/>
+            <w:r>
+              <w:rPr>
+                <w:rFonts w:ascii="Times New Roman" w:eastAsiaTheme="minorEastAsia" w:hAnsi="Times New Roman"/>
+                <w:sz w:val="22"/>
+                <w:szCs w:val="22"/>
+                <w:lang w:val="en-BE"/>
+              </w:rPr>
+              <w:t>|default('N/A')</w:t>
+            </w:r>
+          </w:p>
+          <w:p>
+            <w:pPr>
+              <w:spacing w:line="240" w:lineRule="auto"/>
+              <w:jc w:val="center"/>
+              <w:rPr>
+                <w:rFonts w:ascii="Times New Roman" w:eastAsiaTheme="minorEastAsia" w:hAnsi="Times New Roman"/>
+                <w:sz w:val="22"/>
+                <w:szCs w:val="22"/>
+                <w:lang w:val="en-BE"/>
+              </w:rPr>
+            </w:pPr>
+          </w:p>
+          <w:p>
+            <w:pPr>
+              <w:spacing w:line="240" w:lineRule="auto"/>
+              <w:jc w:val="center"/>
+              <w:rPr>
+                <w:rFonts w:ascii="Times New Roman" w:eastAsiaTheme="minorEastAsia" w:hAnsi="Times New Roman" w:cs="Times New Roman"/>
+                <w:sz w:val="22"/>
+                <w:szCs w:val="22"/>
+                <w:lang w:val="en-BE"/>
+              </w:rPr>
+            </w:pPr>
             <w:r>
               <w:rPr>
                 <w:rFonts w:ascii="Times New Roman" w:eastAsiaTheme="minorEastAsia" w:hAnsi="Times New Roman" w:cs="Times New Roman"/>
@@ -898,30 +995,46 @@
           <w:p>
             <w:pPr>
               <w:spacing w:line="240" w:lineRule="auto"/>
-              <w:jc w:val="left"/>
-              <w:rPr>
-                <w:rFonts w:ascii="Times New Roman" w:eastAsiaTheme="minorEastAsia" w:hAnsi="Times New Roman" w:cs="Times New Roman"/>
-                <w:sz w:val="22"/>
-                <w:szCs w:val="22"/>
-                <w:lang w:val="en-BE"/>
-              </w:rPr>
-            </w:pPr>
-            <w:r>
-              <w:rPr>
-                <w:rFonts w:ascii="Times New Roman" w:eastAsiaTheme="minorEastAsia" w:hAnsi="Times New Roman" w:cs="Times New Roman"/>
-                <w:sz w:val="22"/>
-                <w:szCs w:val="22"/>
-                <w:lang w:val="en-BE"/>
-              </w:rPr>
-              <w:t>{{application}}</w:t>
-            </w:r>
-          </w:p>
-          <w:p>
-            <w:pPr>
-              <w:spacing w:line="240" w:lineRule="auto"/>
-              <w:jc w:val="left"/>
-              <w:rPr>
-                <w:rFonts w:ascii="Times New Roman" w:eastAsiaTheme="minorEastAsia" w:hAnsi="Times New Roman" w:cs="Times New Roman"/>
+              <w:rPr>
+                <w:rFonts w:ascii="Times New Roman" w:eastAsiaTheme="minorEastAsia" w:hAnsi="Times New Roman"/>
+                <w:sz w:val="22"/>
+                <w:szCs w:val="22"/>
+                <w:lang w:val="en-BE"/>
+              </w:rPr>
+            </w:pPr>
+            <w:r>
+              <w:rPr>
+                <w:rFonts w:ascii="Times New Roman" w:eastAsiaTheme="minorEastAsia" w:hAnsi="Times New Roman" w:cs="Times New Roman"/>
+                <w:sz w:val="22"/>
+                <w:szCs w:val="22"/>
+                <w:lang w:val="en-BE"/>
+              </w:rPr>
+              <w:t>{{application</w:t>
+            </w:r>
+            <w:r>
+              <w:rPr>
+                <w:rFonts w:ascii="Times New Roman" w:eastAsiaTheme="minorEastAsia" w:hAnsi="Times New Roman"/>
+                <w:sz w:val="22"/>
+                <w:szCs w:val="22"/>
+                <w:lang w:val="en-BE"/>
+              </w:rPr>
+              <w:t>|default('N/A')</w:t>
+            </w:r>
+            <w:r>
+              <w:rPr>
+                <w:rFonts w:ascii="Times New Roman" w:eastAsiaTheme="minorEastAsia" w:hAnsi="Times New Roman" w:cs="Times New Roman"/>
+                <w:sz w:val="22"/>
+                <w:szCs w:val="22"/>
+                <w:lang w:val="en-BE"/>
+              </w:rPr>
+              <w:t>}}</w:t>
+            </w:r>
+          </w:p>
+          <w:p>
+            <w:pPr>
+              <w:spacing w:line="240" w:lineRule="auto"/>
+              <w:rPr>
+                <w:rFonts w:ascii="Times New Roman" w:eastAsiaTheme="minorEastAsia" w:hAnsi="Times New Roman"/>
                 <w:sz w:val="22"/>
                 <w:szCs w:val="22"/>
                 <w:lang w:val="en-BE"/>
@@ -936,8 +1049,9 @@
                 <w:szCs w:val="22"/>
                 <w:lang w:val="en-BE"/>
               </w:rPr>
-              <w:t>Short Description of the Task / Overall Operation</w:t>
-            </w:r>
+              <w:t xml:space="preserve">Short Description of the Task / Overall </w:t>
+            </w:r>
+            <w:proofErr w:type="gramStart"/>
             <w:r>
               <w:rPr>
                 <w:rFonts w:ascii="Times New Roman" w:eastAsiaTheme="minorEastAsia" w:hAnsi="Times New Roman" w:cs="Times New Roman"/>
@@ -947,7 +1061,7 @@
                 <w:szCs w:val="22"/>
                 <w:lang w:val="en-BE"/>
               </w:rPr>
-              <w:t xml:space="preserve"> :</w:t>
+              <w:t>Operation</w:t>
             </w:r>
             <w:r>
               <w:rPr>
@@ -958,6 +1072,18 @@
                 <w:szCs w:val="22"/>
                 <w:lang w:val="en-BE"/>
               </w:rPr>
+              <w:t xml:space="preserve"> :</w:t>
+            </w:r>
+            <w:proofErr w:type="gramEnd"/>
+            <w:r>
+              <w:rPr>
+                <w:rFonts w:ascii="Times New Roman" w:eastAsiaTheme="minorEastAsia" w:hAnsi="Times New Roman" w:cs="Times New Roman"/>
+                <w:b/>
+                <w:bCs/>
+                <w:sz w:val="22"/>
+                <w:szCs w:val="22"/>
+                <w:lang w:val="en-BE"/>
+              </w:rPr>
               <w:br/>
             </w:r>
             <w:r>
@@ -980,6 +1106,15 @@
               <w:t>task_description</w:t>
             </w:r>
             <w:proofErr w:type="spellEnd"/>
+            <w:r>
+              <w:rPr>
+                <w:rFonts w:ascii="Times New Roman" w:eastAsiaTheme="minorEastAsia" w:hAnsi="Times New Roman"/>
+                <w:sz w:val="22"/>
+                <w:szCs w:val="22"/>
+                <w:lang w:val="en-BE"/>
+              </w:rPr>
+              <w:t>|default('N/A')</w:t>
+            </w:r>
             <w:r>
               <w:rPr>
                 <w:rFonts w:ascii="Times New Roman" w:eastAsiaTheme="minorEastAsia" w:hAnsi="Times New Roman" w:cs="Times New Roman"/>
@@ -1171,9 +1306,8 @@
           <w:p>
             <w:pPr>
               <w:spacing w:line="240" w:lineRule="auto"/>
-              <w:jc w:val="left"/>
-              <w:rPr>
-                <w:rFonts w:ascii="Times New Roman" w:eastAsiaTheme="minorEastAsia" w:hAnsi="Times New Roman" w:cs="Times New Roman"/>
+              <w:rPr>
+                <w:rFonts w:ascii="Times New Roman" w:eastAsiaTheme="minorEastAsia" w:hAnsi="Times New Roman"/>
                 <w:sz w:val="22"/>
                 <w:szCs w:val="22"/>
                 <w:lang w:val="en-BE"/>
@@ -1199,6 +1333,15 @@
               <w:t>warehouse_area</w:t>
             </w:r>
             <w:proofErr w:type="spellEnd"/>
+            <w:r>
+              <w:rPr>
+                <w:rFonts w:ascii="Times New Roman" w:eastAsiaTheme="minorEastAsia" w:hAnsi="Times New Roman"/>
+                <w:sz w:val="22"/>
+                <w:szCs w:val="22"/>
+                <w:lang w:val="en-BE"/>
+              </w:rPr>
+              <w:t>|default('N/A')</w:t>
+            </w:r>
             <w:r>
               <w:rPr>
                 <w:rFonts w:ascii="Times New Roman" w:eastAsiaTheme="minorEastAsia" w:hAnsi="Times New Roman" w:cs="Times New Roman"/>
@@ -1349,31 +1492,50 @@
           <w:p>
             <w:pPr>
               <w:spacing w:line="240" w:lineRule="auto"/>
-              <w:jc w:val="left"/>
-              <w:rPr>
-                <w:rFonts w:ascii="Times New Roman" w:eastAsiaTheme="minorEastAsia" w:hAnsi="Times New Roman" w:cs="Times New Roman"/>
-                <w:sz w:val="22"/>
-                <w:szCs w:val="22"/>
-                <w:lang w:val="en-BE"/>
-              </w:rPr>
-            </w:pPr>
-            <w:r>
-              <w:rPr>
-                <w:rFonts w:ascii="Times New Roman" w:eastAsiaTheme="minorEastAsia" w:hAnsi="Times New Roman" w:cs="Times New Roman"/>
-                <w:sz w:val="22"/>
-                <w:szCs w:val="22"/>
-                <w:lang w:val="en-BE"/>
-              </w:rPr>
-              <w:t>Aisle Width:</w:t>
-            </w:r>
-            <w:r>
-              <w:rPr>
-                <w:rFonts w:ascii="Times New Roman" w:eastAsiaTheme="minorEastAsia" w:hAnsi="Times New Roman" w:cs="Times New Roman"/>
-                <w:sz w:val="22"/>
-                <w:szCs w:val="22"/>
-                <w:lang w:val="en-BE"/>
-              </w:rPr>
-              <w:t>{{</w:t>
+              <w:rPr>
+                <w:rFonts w:ascii="Times New Roman" w:eastAsiaTheme="minorEastAsia" w:hAnsi="Times New Roman"/>
+                <w:sz w:val="22"/>
+                <w:szCs w:val="22"/>
+                <w:lang w:val="en-BE"/>
+              </w:rPr>
+            </w:pPr>
+            <w:r>
+              <w:rPr>
+                <w:rFonts w:ascii="Times New Roman" w:eastAsiaTheme="minorEastAsia" w:hAnsi="Times New Roman" w:cs="Times New Roman"/>
+                <w:sz w:val="22"/>
+                <w:szCs w:val="22"/>
+                <w:lang w:val="en-BE"/>
+              </w:rPr>
+              <w:t xml:space="preserve">Aisle </w:t>
+            </w:r>
+            <w:proofErr w:type="gramStart"/>
+            <w:r>
+              <w:rPr>
+                <w:rFonts w:ascii="Times New Roman" w:eastAsiaTheme="minorEastAsia" w:hAnsi="Times New Roman" w:cs="Times New Roman"/>
+                <w:sz w:val="22"/>
+                <w:szCs w:val="22"/>
+                <w:lang w:val="en-BE"/>
+              </w:rPr>
+              <w:t>Width:</w:t>
+            </w:r>
+            <w:r>
+              <w:rPr>
+                <w:rFonts w:ascii="Times New Roman" w:eastAsiaTheme="minorEastAsia" w:hAnsi="Times New Roman" w:cs="Times New Roman"/>
+                <w:sz w:val="22"/>
+                <w:szCs w:val="22"/>
+                <w:lang w:val="en-BE"/>
+              </w:rPr>
+              <w:t>{</w:t>
+            </w:r>
+            <w:proofErr w:type="gramEnd"/>
+            <w:r>
+              <w:rPr>
+                <w:rFonts w:ascii="Times New Roman" w:eastAsiaTheme="minorEastAsia" w:hAnsi="Times New Roman" w:cs="Times New Roman"/>
+                <w:sz w:val="22"/>
+                <w:szCs w:val="22"/>
+                <w:lang w:val="en-BE"/>
+              </w:rPr>
+              <w:t>{</w:t>
             </w:r>
             <w:proofErr w:type="spellStart"/>
             <w:r>
@@ -1388,6 +1550,15 @@
             <w:proofErr w:type="spellEnd"/>
             <w:r>
               <w:rPr>
+                <w:rFonts w:ascii="Times New Roman" w:eastAsiaTheme="minorEastAsia" w:hAnsi="Times New Roman"/>
+                <w:sz w:val="22"/>
+                <w:szCs w:val="22"/>
+                <w:lang w:val="en-BE"/>
+              </w:rPr>
+              <w:t>|default('N/A')</w:t>
+            </w:r>
+            <w:r>
+              <w:rPr>
                 <w:rFonts w:ascii="Times New Roman" w:eastAsiaTheme="minorEastAsia" w:hAnsi="Times New Roman" w:cs="Times New Roman"/>
                 <w:sz w:val="22"/>
                 <w:szCs w:val="22"/>
@@ -1399,9 +1570,8 @@
           <w:p>
             <w:pPr>
               <w:spacing w:line="240" w:lineRule="auto"/>
-              <w:jc w:val="left"/>
-              <w:rPr>
-                <w:rFonts w:ascii="Times New Roman" w:eastAsiaTheme="minorEastAsia" w:hAnsi="Times New Roman" w:cs="Times New Roman"/>
+              <w:rPr>
+                <w:rFonts w:ascii="Times New Roman" w:eastAsiaTheme="minorEastAsia" w:hAnsi="Times New Roman"/>
                 <w:sz w:val="22"/>
                 <w:szCs w:val="22"/>
                 <w:lang w:val="en-BE"/>
@@ -1429,6 +1599,15 @@
             <w:proofErr w:type="spellEnd"/>
             <w:r>
               <w:rPr>
+                <w:rFonts w:ascii="Times New Roman" w:eastAsiaTheme="minorEastAsia" w:hAnsi="Times New Roman"/>
+                <w:sz w:val="22"/>
+                <w:szCs w:val="22"/>
+                <w:lang w:val="en-BE"/>
+              </w:rPr>
+              <w:t>|default('N/A')</w:t>
+            </w:r>
+            <w:r>
+              <w:rPr>
                 <w:rFonts w:ascii="Times New Roman" w:eastAsiaTheme="minorEastAsia" w:hAnsi="Times New Roman" w:cs="Times New Roman"/>
                 <w:sz w:val="22"/>
                 <w:szCs w:val="22"/>
@@ -1440,9 +1619,8 @@
           <w:p>
             <w:pPr>
               <w:spacing w:line="240" w:lineRule="auto"/>
-              <w:jc w:val="left"/>
-              <w:rPr>
-                <w:rFonts w:ascii="Times New Roman" w:eastAsiaTheme="minorEastAsia" w:hAnsi="Times New Roman" w:cs="Times New Roman"/>
+              <w:rPr>
+                <w:rFonts w:ascii="Times New Roman" w:eastAsiaTheme="minorEastAsia" w:hAnsi="Times New Roman"/>
                 <w:sz w:val="22"/>
                 <w:szCs w:val="22"/>
                 <w:lang w:val="en-BE"/>
@@ -1470,6 +1648,15 @@
             <w:proofErr w:type="spellEnd"/>
             <w:r>
               <w:rPr>
+                <w:rFonts w:ascii="Times New Roman" w:eastAsiaTheme="minorEastAsia" w:hAnsi="Times New Roman"/>
+                <w:sz w:val="22"/>
+                <w:szCs w:val="22"/>
+                <w:lang w:val="en-BE"/>
+              </w:rPr>
+              <w:t>|default('N/A')</w:t>
+            </w:r>
+            <w:r>
+              <w:rPr>
                 <w:rFonts w:ascii="Times New Roman" w:eastAsiaTheme="minorEastAsia" w:hAnsi="Times New Roman" w:cs="Times New Roman"/>
                 <w:sz w:val="22"/>
                 <w:szCs w:val="22"/>
@@ -1481,9 +1668,8 @@
           <w:p>
             <w:pPr>
               <w:spacing w:line="240" w:lineRule="auto"/>
-              <w:jc w:val="left"/>
-              <w:rPr>
-                <w:rFonts w:ascii="Times New Roman" w:eastAsiaTheme="minorEastAsia" w:hAnsi="Times New Roman" w:cs="Times New Roman"/>
+              <w:rPr>
+                <w:rFonts w:ascii="Times New Roman" w:eastAsiaTheme="minorEastAsia" w:hAnsi="Times New Roman"/>
                 <w:sz w:val="22"/>
                 <w:szCs w:val="22"/>
                 <w:lang w:val="en-BE"/>
@@ -1509,6 +1695,15 @@
               <w:t>unloading_aisle_mm</w:t>
             </w:r>
             <w:proofErr w:type="spellEnd"/>
+            <w:r>
+              <w:rPr>
+                <w:rFonts w:ascii="Times New Roman" w:eastAsiaTheme="minorEastAsia" w:hAnsi="Times New Roman"/>
+                <w:sz w:val="22"/>
+                <w:szCs w:val="22"/>
+                <w:lang w:val="en-BE"/>
+              </w:rPr>
+              <w:t>|default('N/A')</w:t>
+            </w:r>
             <w:r>
               <w:rPr>
                 <w:rFonts w:ascii="Times New Roman" w:eastAsiaTheme="minorEastAsia" w:hAnsi="Times New Roman" w:cs="Times New Roman"/>
@@ -1644,9 +1839,8 @@
           <w:p>
             <w:pPr>
               <w:spacing w:line="240" w:lineRule="auto"/>
-              <w:jc w:val="left"/>
-              <w:rPr>
-                <w:rFonts w:ascii="Times New Roman" w:eastAsiaTheme="minorEastAsia" w:hAnsi="Times New Roman" w:cs="Times New Roman"/>
+              <w:rPr>
+                <w:rFonts w:ascii="Times New Roman" w:eastAsiaTheme="minorEastAsia" w:hAnsi="Times New Roman"/>
                 <w:sz w:val="22"/>
                 <w:szCs w:val="22"/>
                 <w:lang w:val="en-BE"/>
@@ -1674,6 +1868,15 @@
             <w:proofErr w:type="spellEnd"/>
             <w:r>
               <w:rPr>
+                <w:rFonts w:ascii="Times New Roman" w:eastAsiaTheme="minorEastAsia" w:hAnsi="Times New Roman"/>
+                <w:sz w:val="22"/>
+                <w:szCs w:val="22"/>
+                <w:lang w:val="en-BE"/>
+              </w:rPr>
+              <w:t>|default('N/A')</w:t>
+            </w:r>
+            <w:r>
+              <w:rPr>
                 <w:rFonts w:ascii="Times New Roman" w:eastAsiaTheme="minorEastAsia" w:hAnsi="Times New Roman" w:cs="Times New Roman"/>
                 <w:sz w:val="22"/>
                 <w:szCs w:val="22"/>
@@ -1681,26 +1884,54 @@
               </w:rPr>
               <w:t>}}</w:t>
             </w:r>
-          </w:p>
-          <w:p>
-            <w:pPr>
-              <w:spacing w:line="240" w:lineRule="auto"/>
-              <w:jc w:val="left"/>
-              <w:rPr>
-                <w:rFonts w:ascii="Times New Roman" w:eastAsiaTheme="minorEastAsia" w:hAnsi="Times New Roman" w:cs="Times New Roman"/>
-                <w:sz w:val="22"/>
-                <w:szCs w:val="22"/>
-                <w:lang w:val="en-BE"/>
-              </w:rPr>
-            </w:pPr>
-            <w:r>
-              <w:rPr>
-                <w:rFonts w:ascii="Times New Roman" w:eastAsiaTheme="minorEastAsia" w:hAnsi="Times New Roman" w:cs="Times New Roman"/>
-                <w:sz w:val="22"/>
-                <w:szCs w:val="22"/>
-                <w:lang w:val="en-BE"/>
-              </w:rPr>
-              <w:t>{{</w:t>
+            <w:r>
+              <w:rPr>
+                <w:rFonts w:ascii="Times New Roman" w:eastAsiaTheme="minorEastAsia" w:hAnsi="Times New Roman" w:cs="Times New Roman"/>
+                <w:sz w:val="22"/>
+                <w:szCs w:val="22"/>
+                <w:lang w:val="en-BE"/>
+              </w:rPr>
+              <w:t>m</w:t>
+            </w:r>
+          </w:p>
+          <w:p>
+            <w:pPr>
+              <w:spacing w:line="240" w:lineRule="auto"/>
+              <w:rPr>
+                <w:rFonts w:ascii="Times New Roman" w:eastAsiaTheme="minorEastAsia" w:hAnsi="Times New Roman"/>
+                <w:sz w:val="22"/>
+                <w:szCs w:val="22"/>
+                <w:lang w:val="en-BE"/>
+              </w:rPr>
+            </w:pPr>
+            <w:proofErr w:type="gramStart"/>
+            <w:r>
+              <w:rPr>
+                <w:rFonts w:ascii="Times New Roman" w:eastAsiaTheme="minorEastAsia" w:hAnsi="Times New Roman" w:cs="Times New Roman"/>
+                <w:sz w:val="22"/>
+                <w:szCs w:val="22"/>
+                <w:lang w:val="en-BE"/>
+              </w:rPr>
+              <w:t>Level:</w:t>
+            </w:r>
+            <w:r>
+              <w:rPr>
+                <w:rFonts w:ascii="Times New Roman" w:eastAsiaTheme="minorEastAsia" w:hAnsi="Times New Roman" w:cs="Times New Roman"/>
+                <w:sz w:val="22"/>
+                <w:szCs w:val="22"/>
+                <w:lang w:val="en-BE"/>
+              </w:rPr>
+              <w:t>{</w:t>
+            </w:r>
+            <w:proofErr w:type="gramEnd"/>
+            <w:r>
+              <w:rPr>
+                <w:rFonts w:ascii="Times New Roman" w:eastAsiaTheme="minorEastAsia" w:hAnsi="Times New Roman" w:cs="Times New Roman"/>
+                <w:sz w:val="22"/>
+                <w:szCs w:val="22"/>
+                <w:lang w:val="en-BE"/>
+              </w:rPr>
+              <w:t>{</w:t>
             </w:r>
             <w:proofErr w:type="spellStart"/>
             <w:r>
@@ -1713,6 +1944,15 @@
               <w:t>boxes_stacked</w:t>
             </w:r>
             <w:proofErr w:type="spellEnd"/>
+            <w:r>
+              <w:rPr>
+                <w:rFonts w:ascii="Times New Roman" w:eastAsiaTheme="minorEastAsia" w:hAnsi="Times New Roman"/>
+                <w:sz w:val="22"/>
+                <w:szCs w:val="22"/>
+                <w:lang w:val="en-BE"/>
+              </w:rPr>
+              <w:t>|default('N/A')</w:t>
+            </w:r>
             <w:r>
               <w:rPr>
                 <w:rFonts w:ascii="Times New Roman" w:eastAsiaTheme="minorEastAsia" w:hAnsi="Times New Roman" w:cs="Times New Roman"/>
@@ -1838,9 +2078,8 @@
           <w:p>
             <w:pPr>
               <w:spacing w:line="240" w:lineRule="auto"/>
-              <w:jc w:val="left"/>
-              <w:rPr>
-                <w:rFonts w:ascii="Times New Roman" w:eastAsiaTheme="minorEastAsia" w:hAnsi="Times New Roman" w:cs="Times New Roman"/>
+              <w:rPr>
+                <w:rFonts w:ascii="Times New Roman" w:eastAsiaTheme="minorEastAsia" w:hAnsi="Times New Roman"/>
                 <w:sz w:val="22"/>
                 <w:szCs w:val="22"/>
                 <w:lang w:val="en-BE"/>
@@ -1866,6 +2105,15 @@
               <w:t>clearance_height_m</w:t>
             </w:r>
             <w:proofErr w:type="spellEnd"/>
+            <w:r>
+              <w:rPr>
+                <w:rFonts w:ascii="Times New Roman" w:eastAsiaTheme="minorEastAsia" w:hAnsi="Times New Roman"/>
+                <w:sz w:val="22"/>
+                <w:szCs w:val="22"/>
+                <w:lang w:val="en-BE"/>
+              </w:rPr>
+              <w:t>|default('N/A')</w:t>
+            </w:r>
             <w:r>
               <w:rPr>
                 <w:rFonts w:ascii="Times New Roman" w:eastAsiaTheme="minorEastAsia" w:hAnsi="Times New Roman" w:cs="Times New Roman"/>
@@ -2006,9 +2254,8 @@
           <w:p>
             <w:pPr>
               <w:spacing w:line="240" w:lineRule="auto"/>
-              <w:jc w:val="left"/>
-              <w:rPr>
-                <w:rFonts w:ascii="Times New Roman" w:eastAsiaTheme="minorEastAsia" w:hAnsi="Times New Roman" w:cs="Times New Roman"/>
+              <w:rPr>
+                <w:rFonts w:ascii="Times New Roman" w:eastAsiaTheme="minorEastAsia" w:hAnsi="Times New Roman"/>
                 <w:sz w:val="22"/>
                 <w:szCs w:val="22"/>
                 <w:lang w:val="en-BE"/>
@@ -2034,6 +2281,15 @@
               <w:t>storage_locations</w:t>
             </w:r>
             <w:proofErr w:type="spellEnd"/>
+            <w:r>
+              <w:rPr>
+                <w:rFonts w:ascii="Times New Roman" w:eastAsiaTheme="minorEastAsia" w:hAnsi="Times New Roman"/>
+                <w:sz w:val="22"/>
+                <w:szCs w:val="22"/>
+                <w:lang w:val="en-BE"/>
+              </w:rPr>
+              <w:t>|default('N/A')</w:t>
+            </w:r>
             <w:r>
               <w:rPr>
                 <w:rFonts w:ascii="Times New Roman" w:eastAsiaTheme="minorEastAsia" w:hAnsi="Times New Roman" w:cs="Times New Roman"/>
@@ -2165,9 +2421,8 @@
           <w:p>
             <w:pPr>
               <w:spacing w:line="240" w:lineRule="auto"/>
-              <w:jc w:val="left"/>
-              <w:rPr>
-                <w:rFonts w:ascii="Times New Roman" w:eastAsiaTheme="minorEastAsia" w:hAnsi="Times New Roman" w:cs="Times New Roman"/>
+              <w:rPr>
+                <w:rFonts w:ascii="Times New Roman" w:eastAsiaTheme="minorEastAsia" w:hAnsi="Times New Roman"/>
                 <w:sz w:val="22"/>
                 <w:szCs w:val="22"/>
                 <w:lang w:val="en-BE"/>
@@ -2193,6 +2448,15 @@
               <w:t>ramp_gradient_deg</w:t>
             </w:r>
             <w:proofErr w:type="spellEnd"/>
+            <w:r>
+              <w:rPr>
+                <w:rFonts w:ascii="Times New Roman" w:eastAsiaTheme="minorEastAsia" w:hAnsi="Times New Roman"/>
+                <w:sz w:val="22"/>
+                <w:szCs w:val="22"/>
+                <w:lang w:val="en-BE"/>
+              </w:rPr>
+              <w:t>|default('N/A')</w:t>
+            </w:r>
             <w:r>
               <w:rPr>
                 <w:rFonts w:ascii="Times New Roman" w:eastAsiaTheme="minorEastAsia" w:hAnsi="Times New Roman" w:cs="Times New Roman"/>
@@ -2332,9 +2596,8 @@
           <w:p>
             <w:pPr>
               <w:spacing w:line="240" w:lineRule="auto"/>
-              <w:jc w:val="left"/>
-              <w:rPr>
-                <w:rFonts w:ascii="Times New Roman" w:eastAsiaTheme="minorEastAsia" w:hAnsi="Times New Roman" w:cs="Times New Roman"/>
+              <w:rPr>
+                <w:rFonts w:ascii="Times New Roman" w:eastAsiaTheme="minorEastAsia" w:hAnsi="Times New Roman"/>
                 <w:sz w:val="22"/>
                 <w:szCs w:val="22"/>
                 <w:lang w:val="en-BE"/>
@@ -2360,6 +2623,15 @@
               <w:t>special_layout</w:t>
             </w:r>
             <w:proofErr w:type="spellEnd"/>
+            <w:r>
+              <w:rPr>
+                <w:rFonts w:ascii="Times New Roman" w:eastAsiaTheme="minorEastAsia" w:hAnsi="Times New Roman"/>
+                <w:sz w:val="22"/>
+                <w:szCs w:val="22"/>
+                <w:lang w:val="en-BE"/>
+              </w:rPr>
+              <w:t>|default('N/A')</w:t>
+            </w:r>
             <w:r>
               <w:rPr>
                 <w:rFonts w:ascii="Times New Roman" w:eastAsiaTheme="minorEastAsia" w:hAnsi="Times New Roman" w:cs="Times New Roman"/>
@@ -2430,9 +2702,8 @@
           <w:p>
             <w:pPr>
               <w:spacing w:line="240" w:lineRule="auto"/>
-              <w:jc w:val="left"/>
-              <w:rPr>
-                <w:rFonts w:ascii="Times New Roman" w:eastAsiaTheme="minorEastAsia" w:hAnsi="Times New Roman" w:cs="Times New Roman"/>
+              <w:rPr>
+                <w:rFonts w:ascii="Times New Roman" w:eastAsiaTheme="minorEastAsia" w:hAnsi="Times New Roman"/>
                 <w:sz w:val="22"/>
                 <w:szCs w:val="22"/>
                 <w:lang w:val="en-BE"/>
@@ -2460,6 +2731,15 @@
             <w:proofErr w:type="spellEnd"/>
             <w:r>
               <w:rPr>
+                <w:rFonts w:ascii="Times New Roman" w:eastAsiaTheme="minorEastAsia" w:hAnsi="Times New Roman"/>
+                <w:sz w:val="22"/>
+                <w:szCs w:val="22"/>
+                <w:lang w:val="en-BE"/>
+              </w:rPr>
+              <w:t>|default('N/A')</w:t>
+            </w:r>
+            <w:r>
+              <w:rPr>
                 <w:rFonts w:ascii="Times New Roman" w:eastAsiaTheme="minorEastAsia" w:hAnsi="Times New Roman" w:cs="Times New Roman"/>
                 <w:sz w:val="22"/>
                 <w:szCs w:val="22"/>
@@ -2471,21 +2751,21 @@
           <w:p>
             <w:pPr>
               <w:spacing w:line="240" w:lineRule="auto"/>
-              <w:jc w:val="left"/>
-              <w:rPr>
-                <w:rFonts w:ascii="Times New Roman" w:eastAsiaTheme="minorEastAsia" w:hAnsi="Times New Roman" w:cs="Times New Roman"/>
-                <w:sz w:val="22"/>
-                <w:szCs w:val="22"/>
-                <w:lang w:val="en-BE"/>
-              </w:rPr>
-            </w:pPr>
-            <w:r>
-              <w:rPr>
-                <w:rFonts w:ascii="Times New Roman" w:eastAsiaTheme="minorEastAsia" w:hAnsi="Times New Roman" w:cs="Times New Roman"/>
-                <w:sz w:val="22"/>
-                <w:szCs w:val="22"/>
-                <w:lang w:val="en-BE"/>
-              </w:rPr>
+              <w:rPr>
+                <w:rFonts w:ascii="Times New Roman" w:eastAsiaTheme="minorEastAsia" w:hAnsi="Times New Roman"/>
+                <w:sz w:val="22"/>
+                <w:szCs w:val="22"/>
+                <w:lang w:val="en-BE"/>
+              </w:rPr>
+            </w:pPr>
+            <w:r>
+              <w:rPr>
+                <w:rFonts w:ascii="Times New Roman" w:eastAsiaTheme="minorEastAsia" w:hAnsi="Times New Roman" w:cs="Times New Roman"/>
+                <w:sz w:val="22"/>
+                <w:szCs w:val="22"/>
+                <w:lang w:val="en-BE"/>
+              </w:rPr>
+              <w:lastRenderedPageBreak/>
               <w:t xml:space="preserve"> Aisle Width in Operation Zone: {{</w:t>
             </w:r>
             <w:proofErr w:type="spellStart"/>
@@ -2499,6 +2779,15 @@
               <w:t>cross_docking_aisle</w:t>
             </w:r>
             <w:proofErr w:type="spellEnd"/>
+            <w:r>
+              <w:rPr>
+                <w:rFonts w:ascii="Times New Roman" w:eastAsiaTheme="minorEastAsia" w:hAnsi="Times New Roman"/>
+                <w:sz w:val="22"/>
+                <w:szCs w:val="22"/>
+                <w:lang w:val="en-BE"/>
+              </w:rPr>
+              <w:t>|default('N/A')</w:t>
+            </w:r>
             <w:r>
               <w:rPr>
                 <w:rFonts w:ascii="Times New Roman" w:eastAsiaTheme="minorEastAsia" w:hAnsi="Times New Roman" w:cs="Times New Roman"/>
@@ -2549,6 +2838,133 @@
           <w:p>
             <w:pPr>
               <w:spacing w:line="240" w:lineRule="auto"/>
+              <w:rPr>
+                <w:rFonts w:ascii="Times New Roman" w:eastAsiaTheme="minorEastAsia" w:hAnsi="Times New Roman"/>
+                <w:sz w:val="22"/>
+                <w:szCs w:val="22"/>
+                <w:lang w:val="en-BE"/>
+              </w:rPr>
+            </w:pPr>
+            <w:r>
+              <w:rPr>
+                <w:rFonts w:ascii="Times New Roman" w:eastAsiaTheme="minorEastAsia" w:hAnsi="Times New Roman" w:cs="Times New Roman"/>
+                <w:sz w:val="22"/>
+                <w:szCs w:val="22"/>
+                <w:lang w:val="en-BE"/>
+              </w:rPr>
+              <w:t xml:space="preserve">Pickup </w:t>
+            </w:r>
+            <w:proofErr w:type="gramStart"/>
+            <w:r>
+              <w:rPr>
+                <w:rFonts w:ascii="Times New Roman" w:eastAsiaTheme="minorEastAsia" w:hAnsi="Times New Roman" w:cs="Times New Roman"/>
+                <w:sz w:val="22"/>
+                <w:szCs w:val="22"/>
+                <w:lang w:val="en-BE"/>
+              </w:rPr>
+              <w:t>Type:</w:t>
+            </w:r>
+            <w:r>
+              <w:rPr>
+                <w:rFonts w:ascii="Times New Roman" w:eastAsiaTheme="minorEastAsia" w:hAnsi="Times New Roman" w:cs="Times New Roman"/>
+                <w:sz w:val="22"/>
+                <w:szCs w:val="22"/>
+                <w:lang w:val="en-BE"/>
+              </w:rPr>
+              <w:t>{</w:t>
+            </w:r>
+            <w:proofErr w:type="gramEnd"/>
+            <w:r>
+              <w:rPr>
+                <w:rFonts w:ascii="Times New Roman" w:eastAsiaTheme="minorEastAsia" w:hAnsi="Times New Roman" w:cs="Times New Roman"/>
+                <w:sz w:val="22"/>
+                <w:szCs w:val="22"/>
+                <w:lang w:val="en-BE"/>
+              </w:rPr>
+              <w:t>{</w:t>
+            </w:r>
+            <w:proofErr w:type="spellStart"/>
+            <w:r>
+              <w:rPr>
+                <w:rFonts w:ascii="Times New Roman" w:eastAsiaTheme="minorEastAsia" w:hAnsi="Times New Roman" w:cs="Times New Roman"/>
+                <w:sz w:val="22"/>
+                <w:szCs w:val="22"/>
+                <w:lang w:val="en-BE"/>
+              </w:rPr>
+              <w:t>pickup_type</w:t>
+            </w:r>
+            <w:proofErr w:type="spellEnd"/>
+            <w:r>
+              <w:rPr>
+                <w:rFonts w:ascii="Times New Roman" w:eastAsiaTheme="minorEastAsia" w:hAnsi="Times New Roman"/>
+                <w:sz w:val="22"/>
+                <w:szCs w:val="22"/>
+                <w:lang w:val="en-BE"/>
+              </w:rPr>
+              <w:t>|default('N/A')</w:t>
+            </w:r>
+            <w:r>
+              <w:rPr>
+                <w:rFonts w:ascii="Times New Roman" w:eastAsiaTheme="minorEastAsia" w:hAnsi="Times New Roman" w:cs="Times New Roman"/>
+                <w:sz w:val="22"/>
+                <w:szCs w:val="22"/>
+                <w:lang w:val="en-BE"/>
+              </w:rPr>
+              <w:t xml:space="preserve">}} </w:t>
+            </w:r>
+          </w:p>
+          <w:p>
+            <w:pPr>
+              <w:spacing w:line="240" w:lineRule="auto"/>
+              <w:rPr>
+                <w:rFonts w:ascii="Times New Roman" w:eastAsiaTheme="minorEastAsia" w:hAnsi="Times New Roman"/>
+                <w:sz w:val="22"/>
+                <w:szCs w:val="22"/>
+                <w:lang w:val="en-BE"/>
+              </w:rPr>
+            </w:pPr>
+            <w:r>
+              <w:rPr>
+                <w:rFonts w:ascii="Times New Roman" w:eastAsiaTheme="minorEastAsia" w:hAnsi="Times New Roman" w:cs="Times New Roman"/>
+                <w:sz w:val="22"/>
+                <w:szCs w:val="22"/>
+                <w:lang w:val="en-BE"/>
+              </w:rPr>
+              <w:t>Stacking Type (if Ground pickup): {{</w:t>
+            </w:r>
+            <w:proofErr w:type="spellStart"/>
+            <w:r>
+              <w:rPr>
+                <w:rFonts w:ascii="Times New Roman" w:eastAsiaTheme="minorEastAsia" w:hAnsi="Times New Roman" w:cs="Times New Roman"/>
+                <w:sz w:val="22"/>
+                <w:szCs w:val="22"/>
+                <w:lang w:val="en-BE"/>
+              </w:rPr>
+              <w:t>stacking_type</w:t>
+            </w:r>
+            <w:proofErr w:type="spellEnd"/>
+            <w:r>
+              <w:rPr>
+                <w:rFonts w:ascii="Times New Roman" w:eastAsiaTheme="minorEastAsia" w:hAnsi="Times New Roman"/>
+                <w:sz w:val="22"/>
+                <w:szCs w:val="22"/>
+                <w:lang w:val="en-BE"/>
+              </w:rPr>
+              <w:t>|default('N/A')</w:t>
+            </w:r>
+            <w:r>
+              <w:rPr>
+                <w:rFonts w:ascii="Times New Roman" w:eastAsiaTheme="minorEastAsia" w:hAnsi="Times New Roman" w:cs="Times New Roman"/>
+                <w:sz w:val="22"/>
+                <w:szCs w:val="22"/>
+                <w:lang w:val="en-BE"/>
+              </w:rPr>
+              <w:t xml:space="preserve">}} </w:t>
+            </w:r>
+          </w:p>
+          <w:p>
+            <w:pPr>
+              <w:spacing w:line="240" w:lineRule="auto"/>
               <w:jc w:val="left"/>
               <w:rPr>
                 <w:rFonts w:ascii="Times New Roman" w:eastAsiaTheme="minorEastAsia" w:hAnsi="Times New Roman" w:cs="Times New Roman"/>
@@ -2564,7 +2980,16 @@
                 <w:szCs w:val="22"/>
                 <w:lang w:val="en-BE"/>
               </w:rPr>
-              <w:t>Pickup Type:</w:t>
+              <w:t>Storage Layout Description (Floor Stacking):</w:t>
+            </w:r>
+            <w:r>
+              <w:rPr>
+                <w:rFonts w:ascii="Times New Roman" w:eastAsiaTheme="minorEastAsia" w:hAnsi="Times New Roman" w:cs="Times New Roman"/>
+                <w:sz w:val="22"/>
+                <w:szCs w:val="22"/>
+                <w:lang w:val="en-BE"/>
+              </w:rPr>
+              <w:t xml:space="preserve"> </w:t>
             </w:r>
             <w:r>
               <w:rPr>
@@ -2583,11 +3008,20 @@
                 <w:szCs w:val="22"/>
                 <w:lang w:val="en-BE"/>
               </w:rPr>
-              <w:t>pickup_type</w:t>
+              <w:t>storage_layout</w:t>
             </w:r>
             <w:proofErr w:type="spellEnd"/>
             <w:r>
               <w:rPr>
+                <w:rFonts w:ascii="Times New Roman" w:eastAsiaTheme="minorEastAsia" w:hAnsi="Times New Roman"/>
+                <w:sz w:val="22"/>
+                <w:szCs w:val="22"/>
+                <w:lang w:val="en-BE"/>
+              </w:rPr>
+              <w:t>|default('N/A')</w:t>
+            </w:r>
+            <w:r>
+              <w:rPr>
                 <w:rFonts w:ascii="Times New Roman" w:eastAsiaTheme="minorEastAsia" w:hAnsi="Times New Roman" w:cs="Times New Roman"/>
                 <w:sz w:val="22"/>
                 <w:szCs w:val="22"/>
@@ -2599,6 +3033,104 @@
           <w:p>
             <w:pPr>
               <w:spacing w:line="240" w:lineRule="auto"/>
+              <w:rPr>
+                <w:rFonts w:ascii="Times New Roman" w:eastAsiaTheme="minorEastAsia" w:hAnsi="Times New Roman"/>
+                <w:sz w:val="22"/>
+                <w:szCs w:val="22"/>
+                <w:lang w:val="en-BE"/>
+              </w:rPr>
+            </w:pPr>
+            <w:r>
+              <w:rPr>
+                <w:rFonts w:ascii="Times New Roman" w:eastAsiaTheme="minorEastAsia" w:hAnsi="Times New Roman" w:cs="Times New Roman"/>
+                <w:sz w:val="22"/>
+                <w:szCs w:val="22"/>
+                <w:lang w:val="en-BE"/>
+              </w:rPr>
+              <w:t>Distance between 2 boxes stacked next to each other (Floor Stacking): {{</w:t>
+            </w:r>
+            <w:proofErr w:type="spellStart"/>
+            <w:r>
+              <w:rPr>
+                <w:rFonts w:ascii="Times New Roman" w:eastAsiaTheme="minorEastAsia" w:hAnsi="Times New Roman" w:cs="Times New Roman"/>
+                <w:sz w:val="22"/>
+                <w:szCs w:val="22"/>
+                <w:lang w:val="en-BE"/>
+              </w:rPr>
+              <w:t>box_distance_mm</w:t>
+            </w:r>
+            <w:proofErr w:type="spellEnd"/>
+            <w:r>
+              <w:rPr>
+                <w:rFonts w:ascii="Times New Roman" w:eastAsiaTheme="minorEastAsia" w:hAnsi="Times New Roman"/>
+                <w:sz w:val="22"/>
+                <w:szCs w:val="22"/>
+                <w:lang w:val="en-BE"/>
+              </w:rPr>
+              <w:t>|default('N/A')</w:t>
+            </w:r>
+            <w:r>
+              <w:rPr>
+                <w:rFonts w:ascii="Times New Roman" w:eastAsiaTheme="minorEastAsia" w:hAnsi="Times New Roman" w:cs="Times New Roman"/>
+                <w:sz w:val="22"/>
+                <w:szCs w:val="22"/>
+                <w:lang w:val="en-BE"/>
+              </w:rPr>
+              <w:t xml:space="preserve">}} mm </w:t>
+            </w:r>
+          </w:p>
+          <w:p>
+            <w:pPr>
+              <w:spacing w:line="240" w:lineRule="auto"/>
+              <w:rPr>
+                <w:rFonts w:ascii="Times New Roman" w:eastAsiaTheme="minorEastAsia" w:hAnsi="Times New Roman"/>
+                <w:sz w:val="22"/>
+                <w:szCs w:val="22"/>
+                <w:lang w:val="en-BE"/>
+              </w:rPr>
+            </w:pPr>
+            <w:r>
+              <w:rPr>
+                <w:rFonts w:ascii="Times New Roman" w:eastAsiaTheme="minorEastAsia" w:hAnsi="Times New Roman" w:cs="Times New Roman"/>
+                <w:sz w:val="22"/>
+                <w:szCs w:val="22"/>
+                <w:lang w:val="en-BE"/>
+              </w:rPr>
+              <w:t>Aisle Width for Floor Stacking: {{</w:t>
+            </w:r>
+            <w:proofErr w:type="spellStart"/>
+            <w:r>
+              <w:rPr>
+                <w:rFonts w:ascii="Times New Roman" w:eastAsiaTheme="minorEastAsia" w:hAnsi="Times New Roman" w:cs="Times New Roman"/>
+                <w:sz w:val="22"/>
+                <w:szCs w:val="22"/>
+                <w:lang w:val="en-BE"/>
+              </w:rPr>
+              <w:t>aisle_width_mm</w:t>
+            </w:r>
+            <w:proofErr w:type="spellEnd"/>
+            <w:r>
+              <w:rPr>
+                <w:rFonts w:ascii="Times New Roman" w:eastAsiaTheme="minorEastAsia" w:hAnsi="Times New Roman"/>
+                <w:sz w:val="22"/>
+                <w:szCs w:val="22"/>
+                <w:lang w:val="en-BE"/>
+              </w:rPr>
+              <w:t>|default('N/A')</w:t>
+            </w:r>
+            <w:r>
+              <w:rPr>
+                <w:rFonts w:ascii="Times New Roman" w:eastAsiaTheme="minorEastAsia" w:hAnsi="Times New Roman" w:cs="Times New Roman"/>
+                <w:sz w:val="22"/>
+                <w:szCs w:val="22"/>
+                <w:lang w:val="en-BE"/>
+              </w:rPr>
+              <w:t xml:space="preserve">}} mm </w:t>
+            </w:r>
+          </w:p>
+          <w:p>
+            <w:pPr>
+              <w:spacing w:line="240" w:lineRule="auto"/>
               <w:jc w:val="left"/>
               <w:rPr>
                 <w:rFonts w:ascii="Times New Roman" w:eastAsiaTheme="minorEastAsia" w:hAnsi="Times New Roman" w:cs="Times New Roman"/>
@@ -2614,8 +3146,7 @@
                 <w:szCs w:val="22"/>
                 <w:lang w:val="en-BE"/>
               </w:rPr>
-              <w:lastRenderedPageBreak/>
-              <w:t>Stacking Type (if Ground pickup): {{</w:t>
+              <w:t>Aisle Width for Rack Stacking (pallet to pallet): {{</w:t>
             </w:r>
             <w:proofErr w:type="spellStart"/>
             <w:r>
@@ -2625,17 +3156,75 @@
                 <w:szCs w:val="22"/>
                 <w:lang w:val="en-BE"/>
               </w:rPr>
-              <w:t>stacking_type</w:t>
+              <w:t>aisle_width_mm</w:t>
             </w:r>
             <w:proofErr w:type="spellEnd"/>
             <w:r>
               <w:rPr>
-                <w:rFonts w:ascii="Times New Roman" w:eastAsiaTheme="minorEastAsia" w:hAnsi="Times New Roman" w:cs="Times New Roman"/>
-                <w:sz w:val="22"/>
-                <w:szCs w:val="22"/>
-                <w:lang w:val="en-BE"/>
-              </w:rPr>
-              <w:t xml:space="preserve">}} </w:t>
+                <w:rFonts w:ascii="Times New Roman" w:eastAsiaTheme="minorEastAsia" w:hAnsi="Times New Roman"/>
+                <w:sz w:val="22"/>
+                <w:szCs w:val="22"/>
+                <w:lang w:val="en-BE"/>
+              </w:rPr>
+              <w:t>|default('N/A')</w:t>
+            </w:r>
+            <w:r>
+              <w:rPr>
+                <w:rFonts w:ascii="Times New Roman" w:eastAsiaTheme="minorEastAsia" w:hAnsi="Times New Roman" w:cs="Times New Roman"/>
+                <w:sz w:val="22"/>
+                <w:szCs w:val="22"/>
+                <w:lang w:val="en-BE"/>
+              </w:rPr>
+              <w:t xml:space="preserve">}} mm </w:t>
+            </w:r>
+          </w:p>
+          <w:p>
+            <w:pPr>
+              <w:spacing w:line="240" w:lineRule="auto"/>
+              <w:rPr>
+                <w:rFonts w:ascii="Times New Roman" w:eastAsiaTheme="minorEastAsia" w:hAnsi="Times New Roman"/>
+                <w:sz w:val="22"/>
+                <w:szCs w:val="22"/>
+                <w:lang w:val="en-BE"/>
+              </w:rPr>
+            </w:pPr>
+            <w:r>
+              <w:rPr>
+                <w:rFonts w:ascii="Times New Roman" w:eastAsiaTheme="minorEastAsia" w:hAnsi="Times New Roman" w:cs="Times New Roman"/>
+                <w:sz w:val="22"/>
+                <w:szCs w:val="22"/>
+                <w:lang w:val="en-BE"/>
+              </w:rPr>
+              <w:t>Conveyor Height: {{</w:t>
+            </w:r>
+            <w:proofErr w:type="spellStart"/>
+            <w:r>
+              <w:rPr>
+                <w:rFonts w:ascii="Times New Roman" w:eastAsiaTheme="minorEastAsia" w:hAnsi="Times New Roman" w:cs="Times New Roman"/>
+                <w:sz w:val="22"/>
+                <w:szCs w:val="22"/>
+                <w:lang w:val="en-BE"/>
+              </w:rPr>
+              <w:t>conveyor_height</w:t>
+            </w:r>
+            <w:proofErr w:type="spellEnd"/>
+            <w:r>
+              <w:rPr>
+                <w:rFonts w:ascii="Times New Roman" w:eastAsiaTheme="minorEastAsia" w:hAnsi="Times New Roman"/>
+                <w:sz w:val="22"/>
+                <w:szCs w:val="22"/>
+                <w:lang w:val="en-BE"/>
+              </w:rPr>
+              <w:t>|default('N/A')</w:t>
+            </w:r>
+            <w:r>
+              <w:rPr>
+                <w:rFonts w:ascii="Times New Roman" w:eastAsiaTheme="minorEastAsia" w:hAnsi="Times New Roman" w:cs="Times New Roman"/>
+                <w:sz w:val="22"/>
+                <w:szCs w:val="22"/>
+                <w:lang w:val="en-BE"/>
+              </w:rPr>
+              <w:t xml:space="preserve">}} mm </w:t>
             </w:r>
           </w:p>
           <w:p>
@@ -2643,20 +3232,40 @@
               <w:spacing w:line="240" w:lineRule="auto"/>
               <w:jc w:val="left"/>
               <w:rPr>
-                <w:rFonts w:ascii="Times New Roman" w:eastAsiaTheme="minorEastAsia" w:hAnsi="Times New Roman" w:cs="Times New Roman"/>
-                <w:sz w:val="22"/>
-                <w:szCs w:val="22"/>
-                <w:lang w:val="en-BE"/>
-              </w:rPr>
-            </w:pPr>
-            <w:r>
-              <w:rPr>
-                <w:rFonts w:ascii="Times New Roman" w:eastAsiaTheme="minorEastAsia" w:hAnsi="Times New Roman" w:cs="Times New Roman"/>
-                <w:sz w:val="22"/>
-                <w:szCs w:val="22"/>
-                <w:lang w:val="en-BE"/>
-              </w:rPr>
-              <w:t>Storage Layout Description (Floor Stacking): {{</w:t>
+                <w:rFonts w:ascii="Times New Roman" w:eastAsiaTheme="minorEastAsia" w:hAnsi="Times New Roman"/>
+                <w:sz w:val="22"/>
+                <w:szCs w:val="22"/>
+                <w:lang w:val="en-BE"/>
+              </w:rPr>
+            </w:pPr>
+            <w:r>
+              <w:rPr>
+                <w:rFonts w:ascii="Times New Roman" w:eastAsiaTheme="minorEastAsia" w:hAnsi="Times New Roman" w:cs="Times New Roman"/>
+                <w:sz w:val="22"/>
+                <w:szCs w:val="22"/>
+                <w:lang w:val="en-BE"/>
+              </w:rPr>
+              <w:t xml:space="preserve">Does the load arrive at the edge of the </w:t>
+            </w:r>
+            <w:proofErr w:type="gramStart"/>
+            <w:r>
+              <w:rPr>
+                <w:rFonts w:ascii="Times New Roman" w:eastAsiaTheme="minorEastAsia" w:hAnsi="Times New Roman" w:cs="Times New Roman"/>
+                <w:sz w:val="22"/>
+                <w:szCs w:val="22"/>
+                <w:lang w:val="en-BE"/>
+              </w:rPr>
+              <w:t>conveyor?:</w:t>
+            </w:r>
+            <w:proofErr w:type="gramEnd"/>
+            <w:r>
+              <w:rPr>
+                <w:rFonts w:ascii="Times New Roman" w:eastAsiaTheme="minorEastAsia" w:hAnsi="Times New Roman" w:cs="Times New Roman"/>
+                <w:sz w:val="22"/>
+                <w:szCs w:val="22"/>
+                <w:lang w:val="en-BE"/>
+              </w:rPr>
+              <w:t xml:space="preserve"> {{</w:t>
             </w:r>
             <w:proofErr w:type="spellStart"/>
             <w:r>
@@ -2666,17 +3275,47 @@
                 <w:szCs w:val="22"/>
                 <w:lang w:val="en-BE"/>
               </w:rPr>
-              <w:t>storage_layout</w:t>
+              <w:t>load_at_edge</w:t>
             </w:r>
             <w:proofErr w:type="spellEnd"/>
             <w:r>
               <w:rPr>
-                <w:rFonts w:ascii="Times New Roman" w:eastAsiaTheme="minorEastAsia" w:hAnsi="Times New Roman" w:cs="Times New Roman"/>
-                <w:sz w:val="22"/>
-                <w:szCs w:val="22"/>
-                <w:lang w:val="en-BE"/>
-              </w:rPr>
-              <w:t>}} Distance between 2 boxes stacked next to each other (Floor Stacking): {{</w:t>
+                <w:rFonts w:ascii="Times New Roman" w:eastAsiaTheme="minorEastAsia" w:hAnsi="Times New Roman"/>
+                <w:sz w:val="22"/>
+                <w:szCs w:val="22"/>
+                <w:lang w:val="en-BE"/>
+              </w:rPr>
+              <w:t>|default('N/A')</w:t>
+            </w:r>
+            <w:r>
+              <w:rPr>
+                <w:rFonts w:ascii="Times New Roman" w:eastAsiaTheme="minorEastAsia" w:hAnsi="Times New Roman" w:cs="Times New Roman"/>
+                <w:sz w:val="22"/>
+                <w:szCs w:val="22"/>
+                <w:lang w:val="en-BE"/>
+              </w:rPr>
+              <w:t>}}</w:t>
+            </w:r>
+          </w:p>
+          <w:p>
+            <w:pPr>
+              <w:spacing w:line="240" w:lineRule="auto"/>
+              <w:jc w:val="left"/>
+              <w:rPr>
+                <w:rFonts w:ascii="Times New Roman" w:eastAsiaTheme="minorEastAsia" w:hAnsi="Times New Roman"/>
+                <w:sz w:val="22"/>
+                <w:szCs w:val="22"/>
+                <w:lang w:val="en-BE"/>
+              </w:rPr>
+            </w:pPr>
+            <w:r>
+              <w:rPr>
+                <w:rFonts w:ascii="Times New Roman" w:eastAsiaTheme="minorEastAsia" w:hAnsi="Times New Roman" w:cs="Times New Roman"/>
+                <w:sz w:val="22"/>
+                <w:szCs w:val="22"/>
+                <w:lang w:val="en-BE"/>
+              </w:rPr>
+              <w:t xml:space="preserve"> If No - Distance from conveyor edge to pallet: {{</w:t>
             </w:r>
             <w:proofErr w:type="spellStart"/>
             <w:r>
@@ -2686,11 +3325,20 @@
                 <w:szCs w:val="22"/>
                 <w:lang w:val="en-BE"/>
               </w:rPr>
-              <w:t>box_distance_mm</w:t>
+              <w:t>distance_from_edge</w:t>
             </w:r>
             <w:proofErr w:type="spellEnd"/>
             <w:r>
               <w:rPr>
+                <w:rFonts w:ascii="Times New Roman" w:eastAsiaTheme="minorEastAsia" w:hAnsi="Times New Roman"/>
+                <w:sz w:val="22"/>
+                <w:szCs w:val="22"/>
+                <w:lang w:val="en-BE"/>
+              </w:rPr>
+              <w:t>|default('N/A')</w:t>
+            </w:r>
+            <w:r>
+              <w:rPr>
                 <w:rFonts w:ascii="Times New Roman" w:eastAsiaTheme="minorEastAsia" w:hAnsi="Times New Roman" w:cs="Times New Roman"/>
                 <w:sz w:val="22"/>
                 <w:szCs w:val="22"/>
@@ -2702,22 +3350,21 @@
           <w:p>
             <w:pPr>
               <w:spacing w:line="240" w:lineRule="auto"/>
-              <w:jc w:val="left"/>
-              <w:rPr>
-                <w:rFonts w:ascii="Times New Roman" w:eastAsiaTheme="minorEastAsia" w:hAnsi="Times New Roman" w:cs="Times New Roman"/>
-                <w:sz w:val="22"/>
-                <w:szCs w:val="22"/>
-                <w:lang w:val="en-BE"/>
-              </w:rPr>
-            </w:pPr>
-            <w:r>
-              <w:rPr>
-                <w:rFonts w:ascii="Times New Roman" w:eastAsiaTheme="minorEastAsia" w:hAnsi="Times New Roman" w:cs="Times New Roman"/>
-                <w:sz w:val="22"/>
-                <w:szCs w:val="22"/>
-                <w:lang w:val="en-BE"/>
-              </w:rPr>
-              <w:t>Aisle Width for Floor Stacking: {{</w:t>
+              <w:rPr>
+                <w:rFonts w:ascii="Times New Roman" w:eastAsiaTheme="minorEastAsia" w:hAnsi="Times New Roman"/>
+                <w:sz w:val="22"/>
+                <w:szCs w:val="22"/>
+                <w:lang w:val="en-BE"/>
+              </w:rPr>
+            </w:pPr>
+            <w:r>
+              <w:rPr>
+                <w:rFonts w:ascii="Times New Roman" w:eastAsiaTheme="minorEastAsia" w:hAnsi="Times New Roman" w:cs="Times New Roman"/>
+                <w:sz w:val="22"/>
+                <w:szCs w:val="22"/>
+                <w:lang w:val="en-BE"/>
+              </w:rPr>
+              <w:t>[Insert Conveyor Picture here] {{</w:t>
             </w:r>
             <w:proofErr w:type="spellStart"/>
             <w:r>
@@ -2727,193 +3374,18 @@
                 <w:szCs w:val="22"/>
                 <w:lang w:val="en-BE"/>
               </w:rPr>
-              <w:t>aisle_width_mm</w:t>
+              <w:t>conveyor_picture</w:t>
             </w:r>
             <w:proofErr w:type="spellEnd"/>
             <w:r>
               <w:rPr>
-                <w:rFonts w:ascii="Times New Roman" w:eastAsiaTheme="minorEastAsia" w:hAnsi="Times New Roman" w:cs="Times New Roman"/>
-                <w:sz w:val="22"/>
-                <w:szCs w:val="22"/>
-                <w:lang w:val="en-BE"/>
-              </w:rPr>
-              <w:t xml:space="preserve">}} mm </w:t>
-            </w:r>
-          </w:p>
-          <w:p>
-            <w:pPr>
-              <w:spacing w:line="240" w:lineRule="auto"/>
-              <w:jc w:val="left"/>
-              <w:rPr>
-                <w:rFonts w:ascii="Times New Roman" w:eastAsiaTheme="minorEastAsia" w:hAnsi="Times New Roman" w:cs="Times New Roman"/>
-                <w:sz w:val="22"/>
-                <w:szCs w:val="22"/>
-                <w:lang w:val="en-BE"/>
-              </w:rPr>
-            </w:pPr>
-            <w:r>
-              <w:rPr>
-                <w:rFonts w:ascii="Times New Roman" w:eastAsiaTheme="minorEastAsia" w:hAnsi="Times New Roman" w:cs="Times New Roman"/>
-                <w:sz w:val="22"/>
-                <w:szCs w:val="22"/>
-                <w:lang w:val="en-BE"/>
-              </w:rPr>
-              <w:t>Aisle Width for Rack Stacking (pallet to pallet): {{</w:t>
-            </w:r>
-            <w:proofErr w:type="spellStart"/>
-            <w:r>
-              <w:rPr>
-                <w:rFonts w:ascii="Times New Roman" w:eastAsiaTheme="minorEastAsia" w:hAnsi="Times New Roman" w:cs="Times New Roman"/>
-                <w:sz w:val="22"/>
-                <w:szCs w:val="22"/>
-                <w:lang w:val="en-BE"/>
-              </w:rPr>
-              <w:t>aisle_width_mm</w:t>
-            </w:r>
-            <w:proofErr w:type="spellEnd"/>
-            <w:r>
-              <w:rPr>
-                <w:rFonts w:ascii="Times New Roman" w:eastAsiaTheme="minorEastAsia" w:hAnsi="Times New Roman" w:cs="Times New Roman"/>
-                <w:sz w:val="22"/>
-                <w:szCs w:val="22"/>
-                <w:lang w:val="en-BE"/>
-              </w:rPr>
-              <w:t>}} mm Conveyor Height: {{</w:t>
-            </w:r>
-            <w:proofErr w:type="spellStart"/>
-            <w:r>
-              <w:rPr>
-                <w:rFonts w:ascii="Times New Roman" w:eastAsiaTheme="minorEastAsia" w:hAnsi="Times New Roman" w:cs="Times New Roman"/>
-                <w:sz w:val="22"/>
-                <w:szCs w:val="22"/>
-                <w:lang w:val="en-BE"/>
-              </w:rPr>
-              <w:t>conveyor_height</w:t>
-            </w:r>
-            <w:proofErr w:type="spellEnd"/>
-            <w:r>
-              <w:rPr>
-                <w:rFonts w:ascii="Times New Roman" w:eastAsiaTheme="minorEastAsia" w:hAnsi="Times New Roman" w:cs="Times New Roman"/>
-                <w:sz w:val="22"/>
-                <w:szCs w:val="22"/>
-                <w:lang w:val="en-BE"/>
-              </w:rPr>
-              <w:t xml:space="preserve">}} mm </w:t>
-            </w:r>
-          </w:p>
-          <w:p>
-            <w:pPr>
-              <w:spacing w:line="240" w:lineRule="auto"/>
-              <w:jc w:val="left"/>
-              <w:rPr>
-                <w:rFonts w:ascii="Times New Roman" w:eastAsiaTheme="minorEastAsia" w:hAnsi="Times New Roman" w:cs="Times New Roman"/>
-                <w:sz w:val="22"/>
-                <w:szCs w:val="22"/>
-                <w:lang w:val="en-BE"/>
-              </w:rPr>
-            </w:pPr>
-            <w:r>
-              <w:rPr>
-                <w:rFonts w:ascii="Times New Roman" w:eastAsiaTheme="minorEastAsia" w:hAnsi="Times New Roman" w:cs="Times New Roman"/>
-                <w:sz w:val="22"/>
-                <w:szCs w:val="22"/>
-                <w:lang w:val="en-BE"/>
-              </w:rPr>
-              <w:t>Does the load arrive at the edge of the conveyor?: {{</w:t>
-            </w:r>
-            <w:proofErr w:type="spellStart"/>
-            <w:r>
-              <w:rPr>
-                <w:rFonts w:ascii="Times New Roman" w:eastAsiaTheme="minorEastAsia" w:hAnsi="Times New Roman" w:cs="Times New Roman"/>
-                <w:sz w:val="22"/>
-                <w:szCs w:val="22"/>
-                <w:lang w:val="en-BE"/>
-              </w:rPr>
-              <w:t>load_at_edge</w:t>
-            </w:r>
-            <w:proofErr w:type="spellEnd"/>
-            <w:r>
-              <w:rPr>
-                <w:rFonts w:ascii="Times New Roman" w:eastAsiaTheme="minorEastAsia" w:hAnsi="Times New Roman" w:cs="Times New Roman"/>
-                <w:sz w:val="22"/>
-                <w:szCs w:val="22"/>
-                <w:lang w:val="en-BE"/>
-              </w:rPr>
-              <w:t>}}</w:t>
-            </w:r>
-          </w:p>
-          <w:p>
-            <w:pPr>
-              <w:spacing w:line="240" w:lineRule="auto"/>
-              <w:jc w:val="left"/>
-              <w:rPr>
-                <w:rFonts w:ascii="Times New Roman" w:eastAsiaTheme="minorEastAsia" w:hAnsi="Times New Roman" w:cs="Times New Roman"/>
-                <w:sz w:val="22"/>
-                <w:szCs w:val="22"/>
-                <w:lang w:val="en-BE"/>
-              </w:rPr>
-            </w:pPr>
-            <w:r>
-              <w:rPr>
-                <w:rFonts w:ascii="Times New Roman" w:eastAsiaTheme="minorEastAsia" w:hAnsi="Times New Roman" w:cs="Times New Roman"/>
-                <w:sz w:val="22"/>
-                <w:szCs w:val="22"/>
-                <w:lang w:val="en-BE"/>
-              </w:rPr>
-              <w:t xml:space="preserve"> If No - Distance from conveyor edge to pallet: {{</w:t>
-            </w:r>
-            <w:proofErr w:type="spellStart"/>
-            <w:r>
-              <w:rPr>
-                <w:rFonts w:ascii="Times New Roman" w:eastAsiaTheme="minorEastAsia" w:hAnsi="Times New Roman" w:cs="Times New Roman"/>
-                <w:sz w:val="22"/>
-                <w:szCs w:val="22"/>
-                <w:lang w:val="en-BE"/>
-              </w:rPr>
-              <w:t>distance_from_edge</w:t>
-            </w:r>
-            <w:proofErr w:type="spellEnd"/>
-            <w:r>
-              <w:rPr>
-                <w:rFonts w:ascii="Times New Roman" w:eastAsiaTheme="minorEastAsia" w:hAnsi="Times New Roman" w:cs="Times New Roman"/>
-                <w:sz w:val="22"/>
-                <w:szCs w:val="22"/>
-                <w:lang w:val="en-BE"/>
-              </w:rPr>
-              <w:t xml:space="preserve">}} mm </w:t>
-            </w:r>
-          </w:p>
-          <w:p>
-            <w:pPr>
-              <w:spacing w:line="240" w:lineRule="auto"/>
-              <w:jc w:val="left"/>
-              <w:rPr>
-                <w:rFonts w:ascii="Times New Roman" w:eastAsiaTheme="minorEastAsia" w:hAnsi="Times New Roman" w:cs="Times New Roman"/>
-                <w:sz w:val="22"/>
-                <w:szCs w:val="22"/>
-                <w:lang w:val="en-BE"/>
-              </w:rPr>
-            </w:pPr>
-            <w:r>
-              <w:rPr>
-                <w:rFonts w:ascii="Times New Roman" w:eastAsiaTheme="minorEastAsia" w:hAnsi="Times New Roman" w:cs="Times New Roman"/>
-                <w:sz w:val="22"/>
-                <w:szCs w:val="22"/>
-                <w:lang w:val="en-BE"/>
-              </w:rPr>
-              <w:t>[Insert Conveyor Picture here] {{</w:t>
-            </w:r>
-            <w:proofErr w:type="spellStart"/>
-            <w:r>
-              <w:rPr>
-                <w:rFonts w:ascii="Times New Roman" w:eastAsiaTheme="minorEastAsia" w:hAnsi="Times New Roman" w:cs="Times New Roman"/>
-                <w:sz w:val="22"/>
-                <w:szCs w:val="22"/>
-                <w:lang w:val="en-BE"/>
-              </w:rPr>
-              <w:t>conveyor_picture</w:t>
-            </w:r>
-            <w:proofErr w:type="spellEnd"/>
+                <w:rFonts w:ascii="Times New Roman" w:eastAsiaTheme="minorEastAsia" w:hAnsi="Times New Roman"/>
+                <w:sz w:val="22"/>
+                <w:szCs w:val="22"/>
+                <w:lang w:val="en-BE"/>
+              </w:rPr>
+              <w:t>|default('N/A')</w:t>
+            </w:r>
             <w:r>
               <w:rPr>
                 <w:rFonts w:ascii="Times New Roman" w:eastAsiaTheme="minorEastAsia" w:hAnsi="Times New Roman" w:cs="Times New Roman"/>
@@ -2971,9 +3443,8 @@
           <w:p>
             <w:pPr>
               <w:spacing w:line="240" w:lineRule="auto"/>
-              <w:jc w:val="left"/>
-              <w:rPr>
-                <w:rFonts w:ascii="Times New Roman" w:eastAsiaTheme="minorEastAsia" w:hAnsi="Times New Roman" w:cs="Times New Roman"/>
+              <w:rPr>
+                <w:rFonts w:ascii="Times New Roman" w:eastAsiaTheme="minorEastAsia" w:hAnsi="Times New Roman"/>
                 <w:sz w:val="22"/>
                 <w:szCs w:val="22"/>
                 <w:lang w:val="en-BE"/>
@@ -3001,6 +3472,15 @@
             <w:proofErr w:type="spellEnd"/>
             <w:r>
               <w:rPr>
+                <w:rFonts w:ascii="Times New Roman" w:eastAsiaTheme="minorEastAsia" w:hAnsi="Times New Roman"/>
+                <w:sz w:val="22"/>
+                <w:szCs w:val="22"/>
+                <w:lang w:val="en-BE"/>
+              </w:rPr>
+              <w:t>|default('N/A')</w:t>
+            </w:r>
+            <w:r>
+              <w:rPr>
                 <w:rFonts w:ascii="Times New Roman" w:eastAsiaTheme="minorEastAsia" w:hAnsi="Times New Roman" w:cs="Times New Roman"/>
                 <w:sz w:val="22"/>
                 <w:szCs w:val="22"/>
@@ -3012,9 +3492,8 @@
           <w:p>
             <w:pPr>
               <w:spacing w:line="240" w:lineRule="auto"/>
-              <w:jc w:val="left"/>
-              <w:rPr>
-                <w:rFonts w:ascii="Times New Roman" w:eastAsiaTheme="minorEastAsia" w:hAnsi="Times New Roman" w:cs="Times New Roman"/>
+              <w:rPr>
+                <w:rFonts w:ascii="Times New Roman" w:eastAsiaTheme="minorEastAsia" w:hAnsi="Times New Roman"/>
                 <w:sz w:val="22"/>
                 <w:szCs w:val="22"/>
                 <w:lang w:val="en-BE"/>
@@ -3040,6 +3519,15 @@
               <w:t>xna_model</w:t>
             </w:r>
             <w:proofErr w:type="spellEnd"/>
+            <w:r>
+              <w:rPr>
+                <w:rFonts w:ascii="Times New Roman" w:eastAsiaTheme="minorEastAsia" w:hAnsi="Times New Roman"/>
+                <w:sz w:val="22"/>
+                <w:szCs w:val="22"/>
+                <w:lang w:val="en-BE"/>
+              </w:rPr>
+              <w:t>|default('N/A')</w:t>
+            </w:r>
             <w:r>
               <w:rPr>
                 <w:rFonts w:ascii="Times New Roman" w:eastAsiaTheme="minorEastAsia" w:hAnsi="Times New Roman" w:cs="Times New Roman"/>
@@ -3137,6 +3625,7 @@
                 <w:szCs w:val="22"/>
               </w:rPr>
             </w:pPr>
+            <w:proofErr w:type="gramStart"/>
             <w:r>
               <w:rPr>
                 <w:rFonts w:ascii="Times New Roman" w:hAnsi="Times New Roman" w:cs="Times New Roman"/>
@@ -3145,6 +3634,7 @@
               </w:rPr>
               <w:t>Load</w:t>
             </w:r>
+            <w:proofErr w:type="gramEnd"/>
           </w:p>
           <w:p>
             <w:pPr>
@@ -3709,29 +4199,49 @@
             <w:pPr>
               <w:spacing w:line="240" w:lineRule="auto"/>
               <w:rPr>
-                <w:rFonts w:ascii="Times New Roman" w:eastAsiaTheme="minorEastAsia" w:hAnsi="Times New Roman" w:cs="Times New Roman"/>
-                <w:sz w:val="22"/>
-                <w:szCs w:val="22"/>
-                <w:lang w:val="en-BE"/>
-              </w:rPr>
-            </w:pPr>
-            <w:r>
-              <w:rPr>
-                <w:rFonts w:ascii="Times New Roman" w:eastAsiaTheme="minorEastAsia" w:hAnsi="Times New Roman"/>
-                <w:sz w:val="22"/>
-                <w:szCs w:val="22"/>
-                <w:lang w:val="en-BE"/>
-              </w:rPr>
-              <w:t>Pallet type/size:</w:t>
-            </w:r>
-            <w:r>
-              <w:rPr>
-                <w:rFonts w:ascii="Times New Roman" w:eastAsiaTheme="minorEastAsia" w:hAnsi="Times New Roman" w:cs="Times New Roman"/>
-                <w:sz w:val="22"/>
-                <w:szCs w:val="22"/>
-                <w:lang w:val="en-BE"/>
-              </w:rPr>
-              <w:t>{{</w:t>
+                <w:rFonts w:ascii="Times New Roman" w:eastAsiaTheme="minorEastAsia" w:hAnsi="Times New Roman"/>
+                <w:sz w:val="22"/>
+                <w:szCs w:val="22"/>
+                <w:lang w:val="en-BE"/>
+              </w:rPr>
+            </w:pPr>
+            <w:r>
+              <w:rPr>
+                <w:rFonts w:ascii="Times New Roman" w:eastAsiaTheme="minorEastAsia" w:hAnsi="Times New Roman"/>
+                <w:sz w:val="22"/>
+                <w:szCs w:val="22"/>
+                <w:lang w:val="en-BE"/>
+              </w:rPr>
+              <w:t>Pallet type/</w:t>
+            </w:r>
+            <w:proofErr w:type="gramStart"/>
+            <w:r>
+              <w:rPr>
+                <w:rFonts w:ascii="Times New Roman" w:eastAsiaTheme="minorEastAsia" w:hAnsi="Times New Roman"/>
+                <w:sz w:val="22"/>
+                <w:szCs w:val="22"/>
+                <w:lang w:val="en-BE"/>
+              </w:rPr>
+              <w:t>size:</w:t>
+            </w:r>
+            <w:r>
+              <w:rPr>
+                <w:rFonts w:ascii="Times New Roman" w:eastAsiaTheme="minorEastAsia" w:hAnsi="Times New Roman" w:cs="Times New Roman"/>
+                <w:sz w:val="22"/>
+                <w:szCs w:val="22"/>
+                <w:lang w:val="en-BE"/>
+              </w:rPr>
+              <w:t>{</w:t>
+            </w:r>
+            <w:proofErr w:type="gramEnd"/>
+            <w:r>
+              <w:rPr>
+                <w:rFonts w:ascii="Times New Roman" w:eastAsiaTheme="minorEastAsia" w:hAnsi="Times New Roman" w:cs="Times New Roman"/>
+                <w:sz w:val="22"/>
+                <w:szCs w:val="22"/>
+                <w:lang w:val="en-BE"/>
+              </w:rPr>
+              <w:t>{</w:t>
             </w:r>
             <w:proofErr w:type="spellStart"/>
             <w:r>
@@ -3746,6 +4256,15 @@
             <w:proofErr w:type="spellEnd"/>
             <w:r>
               <w:rPr>
+                <w:rFonts w:ascii="Times New Roman" w:eastAsiaTheme="minorEastAsia" w:hAnsi="Times New Roman"/>
+                <w:sz w:val="22"/>
+                <w:szCs w:val="22"/>
+                <w:lang w:val="en-BE"/>
+              </w:rPr>
+              <w:t>|default('N/A')</w:t>
+            </w:r>
+            <w:r>
+              <w:rPr>
                 <w:rFonts w:ascii="Times New Roman" w:eastAsiaTheme="minorEastAsia" w:hAnsi="Times New Roman" w:cs="Times New Roman"/>
                 <w:sz w:val="22"/>
                 <w:szCs w:val="22"/>
@@ -3757,9 +4276,8 @@
           <w:p>
             <w:pPr>
               <w:spacing w:line="240" w:lineRule="auto"/>
-              <w:jc w:val="left"/>
-              <w:rPr>
-                <w:rFonts w:ascii="Times New Roman" w:eastAsiaTheme="minorEastAsia" w:hAnsi="Times New Roman" w:cs="Times New Roman"/>
+              <w:rPr>
+                <w:rFonts w:ascii="Times New Roman" w:eastAsiaTheme="minorEastAsia" w:hAnsi="Times New Roman"/>
                 <w:sz w:val="22"/>
                 <w:szCs w:val="22"/>
                 <w:lang w:val="en-BE"/>
@@ -3787,6 +4305,15 @@
             <w:proofErr w:type="spellEnd"/>
             <w:r>
               <w:rPr>
+                <w:rFonts w:ascii="Times New Roman" w:eastAsiaTheme="minorEastAsia" w:hAnsi="Times New Roman"/>
+                <w:sz w:val="22"/>
+                <w:szCs w:val="22"/>
+                <w:lang w:val="en-BE"/>
+              </w:rPr>
+              <w:t>|default('N/A')</w:t>
+            </w:r>
+            <w:r>
+              <w:rPr>
                 <w:rFonts w:ascii="Times New Roman" w:eastAsiaTheme="minorEastAsia" w:hAnsi="Times New Roman" w:cs="Times New Roman"/>
                 <w:sz w:val="22"/>
                 <w:szCs w:val="22"/>
@@ -3798,9 +4325,8 @@
           <w:p>
             <w:pPr>
               <w:spacing w:line="240" w:lineRule="auto"/>
-              <w:jc w:val="left"/>
-              <w:rPr>
-                <w:rFonts w:ascii="Times New Roman" w:eastAsiaTheme="minorEastAsia" w:hAnsi="Times New Roman" w:cs="Times New Roman"/>
+              <w:rPr>
+                <w:rFonts w:ascii="Times New Roman" w:eastAsiaTheme="minorEastAsia" w:hAnsi="Times New Roman"/>
                 <w:sz w:val="22"/>
                 <w:szCs w:val="22"/>
                 <w:lang w:val="en-BE"/>
@@ -3828,6 +4354,15 @@
             <w:proofErr w:type="spellEnd"/>
             <w:r>
               <w:rPr>
+                <w:rFonts w:ascii="Times New Roman" w:eastAsiaTheme="minorEastAsia" w:hAnsi="Times New Roman"/>
+                <w:sz w:val="22"/>
+                <w:szCs w:val="22"/>
+                <w:lang w:val="en-BE"/>
+              </w:rPr>
+              <w:t>|default('N/A')</w:t>
+            </w:r>
+            <w:r>
+              <w:rPr>
                 <w:rFonts w:ascii="Times New Roman" w:eastAsiaTheme="minorEastAsia" w:hAnsi="Times New Roman" w:cs="Times New Roman"/>
                 <w:sz w:val="22"/>
                 <w:szCs w:val="22"/>
@@ -3839,9 +4374,8 @@
           <w:p>
             <w:pPr>
               <w:spacing w:line="240" w:lineRule="auto"/>
-              <w:jc w:val="left"/>
-              <w:rPr>
-                <w:rFonts w:ascii="Times New Roman" w:eastAsiaTheme="minorEastAsia" w:hAnsi="Times New Roman" w:cs="Times New Roman"/>
+              <w:rPr>
+                <w:rFonts w:ascii="Times New Roman" w:eastAsiaTheme="minorEastAsia" w:hAnsi="Times New Roman"/>
                 <w:sz w:val="22"/>
                 <w:szCs w:val="22"/>
                 <w:lang w:val="en-BE"/>
@@ -3867,6 +4401,15 @@
               <w:t>other_pallet_dimensions</w:t>
             </w:r>
             <w:proofErr w:type="spellEnd"/>
+            <w:r>
+              <w:rPr>
+                <w:rFonts w:ascii="Times New Roman" w:eastAsiaTheme="minorEastAsia" w:hAnsi="Times New Roman"/>
+                <w:sz w:val="22"/>
+                <w:szCs w:val="22"/>
+                <w:lang w:val="en-BE"/>
+              </w:rPr>
+              <w:t>|default('N/A')</w:t>
+            </w:r>
             <w:r>
               <w:rPr>
                 <w:rFonts w:ascii="Times New Roman" w:eastAsiaTheme="minorEastAsia" w:hAnsi="Times New Roman" w:cs="Times New Roman"/>
@@ -4030,7 +4573,7 @@
           <w:p>
             <w:pPr>
               <w:rPr>
-                <w:rFonts w:ascii="Times New Roman" w:eastAsiaTheme="minorEastAsia" w:hAnsi="Times New Roman" w:cs="Times New Roman"/>
+                <w:rFonts w:ascii="Times New Roman" w:eastAsiaTheme="minorEastAsia" w:hAnsi="Times New Roman"/>
                 <w:sz w:val="22"/>
                 <w:szCs w:val="22"/>
                 <w:lang w:val="en-BE"/>
@@ -4058,6 +4601,15 @@
             <w:proofErr w:type="spellEnd"/>
             <w:r>
               <w:rPr>
+                <w:rFonts w:ascii="Times New Roman" w:eastAsiaTheme="minorEastAsia" w:hAnsi="Times New Roman"/>
+                <w:sz w:val="22"/>
+                <w:szCs w:val="22"/>
+                <w:lang w:val="en-BE"/>
+              </w:rPr>
+              <w:t>|default('N/A')</w:t>
+            </w:r>
+            <w:r>
+              <w:rPr>
                 <w:rFonts w:ascii="Times New Roman" w:eastAsiaTheme="minorEastAsia" w:hAnsi="Times New Roman" w:cs="Times New Roman"/>
                 <w:sz w:val="22"/>
                 <w:szCs w:val="22"/>
@@ -4069,7 +4621,7 @@
           <w:p>
             <w:pPr>
               <w:rPr>
-                <w:rFonts w:ascii="Times New Roman" w:eastAsiaTheme="minorEastAsia" w:hAnsi="Times New Roman" w:cs="Times New Roman"/>
+                <w:rFonts w:ascii="Times New Roman" w:eastAsiaTheme="minorEastAsia" w:hAnsi="Times New Roman"/>
                 <w:sz w:val="22"/>
                 <w:szCs w:val="22"/>
                 <w:lang w:val="en-BE"/>
@@ -4095,6 +4647,15 @@
               <w:t>load_dimensions</w:t>
             </w:r>
             <w:proofErr w:type="spellEnd"/>
+            <w:r>
+              <w:rPr>
+                <w:rFonts w:ascii="Times New Roman" w:eastAsiaTheme="minorEastAsia" w:hAnsi="Times New Roman"/>
+                <w:sz w:val="22"/>
+                <w:szCs w:val="22"/>
+                <w:lang w:val="en-BE"/>
+              </w:rPr>
+              <w:t>|default('N/A')</w:t>
+            </w:r>
             <w:r>
               <w:rPr>
                 <w:rFonts w:ascii="Times New Roman" w:eastAsiaTheme="minorEastAsia" w:hAnsi="Times New Roman" w:cs="Times New Roman"/>
@@ -4221,29 +4782,49 @@
             <w:pPr>
               <w:spacing w:line="240" w:lineRule="auto"/>
               <w:rPr>
-                <w:rFonts w:ascii="Times New Roman" w:eastAsiaTheme="minorEastAsia" w:hAnsi="Times New Roman" w:cs="Times New Roman"/>
-                <w:sz w:val="22"/>
-                <w:szCs w:val="22"/>
-                <w:lang w:val="en-BE"/>
-              </w:rPr>
-            </w:pPr>
-            <w:r>
-              <w:rPr>
-                <w:rFonts w:ascii="Times New Roman" w:eastAsiaTheme="minorEastAsia" w:hAnsi="Times New Roman" w:cs="Times New Roman"/>
-                <w:sz w:val="22"/>
-                <w:szCs w:val="22"/>
-                <w:lang w:val="en-BE"/>
-              </w:rPr>
-              <w:t>Peak Efficiency:</w:t>
-            </w:r>
-            <w:r>
-              <w:rPr>
-                <w:rFonts w:ascii="Times New Roman" w:eastAsiaTheme="minorEastAsia" w:hAnsi="Times New Roman" w:cs="Times New Roman"/>
-                <w:sz w:val="22"/>
-                <w:szCs w:val="22"/>
-                <w:lang w:val="en-BE"/>
-              </w:rPr>
-              <w:t>{{</w:t>
+                <w:rFonts w:ascii="Times New Roman" w:eastAsiaTheme="minorEastAsia" w:hAnsi="Times New Roman"/>
+                <w:sz w:val="22"/>
+                <w:szCs w:val="22"/>
+                <w:lang w:val="en-BE"/>
+              </w:rPr>
+            </w:pPr>
+            <w:r>
+              <w:rPr>
+                <w:rFonts w:ascii="Times New Roman" w:eastAsiaTheme="minorEastAsia" w:hAnsi="Times New Roman" w:cs="Times New Roman"/>
+                <w:sz w:val="22"/>
+                <w:szCs w:val="22"/>
+                <w:lang w:val="en-BE"/>
+              </w:rPr>
+              <w:t xml:space="preserve">Peak </w:t>
+            </w:r>
+            <w:proofErr w:type="gramStart"/>
+            <w:r>
+              <w:rPr>
+                <w:rFonts w:ascii="Times New Roman" w:eastAsiaTheme="minorEastAsia" w:hAnsi="Times New Roman" w:cs="Times New Roman"/>
+                <w:sz w:val="22"/>
+                <w:szCs w:val="22"/>
+                <w:lang w:val="en-BE"/>
+              </w:rPr>
+              <w:t>Efficiency:</w:t>
+            </w:r>
+            <w:r>
+              <w:rPr>
+                <w:rFonts w:ascii="Times New Roman" w:eastAsiaTheme="minorEastAsia" w:hAnsi="Times New Roman" w:cs="Times New Roman"/>
+                <w:sz w:val="22"/>
+                <w:szCs w:val="22"/>
+                <w:lang w:val="en-BE"/>
+              </w:rPr>
+              <w:t>{</w:t>
+            </w:r>
+            <w:proofErr w:type="gramEnd"/>
+            <w:r>
+              <w:rPr>
+                <w:rFonts w:ascii="Times New Roman" w:eastAsiaTheme="minorEastAsia" w:hAnsi="Times New Roman" w:cs="Times New Roman"/>
+                <w:sz w:val="22"/>
+                <w:szCs w:val="22"/>
+                <w:lang w:val="en-BE"/>
+              </w:rPr>
+              <w:t>{</w:t>
             </w:r>
             <w:proofErr w:type="spellStart"/>
             <w:r>
@@ -4258,6 +4839,15 @@
             <w:proofErr w:type="spellEnd"/>
             <w:r>
               <w:rPr>
+                <w:rFonts w:ascii="Times New Roman" w:eastAsiaTheme="minorEastAsia" w:hAnsi="Times New Roman"/>
+                <w:sz w:val="22"/>
+                <w:szCs w:val="22"/>
+                <w:lang w:val="en-BE"/>
+              </w:rPr>
+              <w:t>|default('N/A')</w:t>
+            </w:r>
+            <w:r>
+              <w:rPr>
                 <w:rFonts w:ascii="Times New Roman" w:eastAsiaTheme="minorEastAsia" w:hAnsi="Times New Roman" w:cs="Times New Roman"/>
                 <w:sz w:val="22"/>
                 <w:szCs w:val="22"/>
@@ -4270,7 +4860,7 @@
             <w:pPr>
               <w:spacing w:line="240" w:lineRule="auto"/>
               <w:rPr>
-                <w:rFonts w:ascii="Times New Roman" w:eastAsiaTheme="minorEastAsia" w:hAnsi="Times New Roman" w:cs="Times New Roman"/>
+                <w:rFonts w:ascii="Times New Roman" w:eastAsiaTheme="minorEastAsia" w:hAnsi="Times New Roman"/>
                 <w:sz w:val="22"/>
                 <w:szCs w:val="22"/>
                 <w:lang w:val="en-BE"/>
@@ -4298,6 +4888,15 @@
             <w:proofErr w:type="spellEnd"/>
             <w:r>
               <w:rPr>
+                <w:rFonts w:ascii="Times New Roman" w:eastAsiaTheme="minorEastAsia" w:hAnsi="Times New Roman"/>
+                <w:sz w:val="22"/>
+                <w:szCs w:val="22"/>
+                <w:lang w:val="en-BE"/>
+              </w:rPr>
+              <w:t>|default('N/A')</w:t>
+            </w:r>
+            <w:r>
+              <w:rPr>
                 <w:rFonts w:ascii="Times New Roman" w:eastAsiaTheme="minorEastAsia" w:hAnsi="Times New Roman" w:cs="Times New Roman"/>
                 <w:sz w:val="22"/>
                 <w:szCs w:val="22"/>
@@ -4310,7 +4909,7 @@
             <w:pPr>
               <w:spacing w:line="240" w:lineRule="auto"/>
               <w:rPr>
-                <w:rFonts w:ascii="Times New Roman" w:eastAsiaTheme="minorEastAsia" w:hAnsi="Times New Roman" w:cs="Times New Roman"/>
+                <w:rFonts w:ascii="Times New Roman" w:eastAsiaTheme="minorEastAsia" w:hAnsi="Times New Roman"/>
                 <w:sz w:val="22"/>
                 <w:szCs w:val="22"/>
                 <w:lang w:val="en-BE"/>
@@ -4338,6 +4937,15 @@
             <w:proofErr w:type="spellEnd"/>
             <w:r>
               <w:rPr>
+                <w:rFonts w:ascii="Times New Roman" w:eastAsiaTheme="minorEastAsia" w:hAnsi="Times New Roman"/>
+                <w:sz w:val="22"/>
+                <w:szCs w:val="22"/>
+                <w:lang w:val="en-BE"/>
+              </w:rPr>
+              <w:t>|default('N/A')</w:t>
+            </w:r>
+            <w:r>
+              <w:rPr>
                 <w:rFonts w:ascii="Times New Roman" w:eastAsiaTheme="minorEastAsia" w:hAnsi="Times New Roman" w:cs="Times New Roman"/>
                 <w:sz w:val="22"/>
                 <w:szCs w:val="22"/>
@@ -4350,7 +4958,7 @@
             <w:pPr>
               <w:spacing w:line="240" w:lineRule="auto"/>
               <w:rPr>
-                <w:rFonts w:ascii="Times New Roman" w:eastAsiaTheme="minorEastAsia" w:hAnsi="Times New Roman" w:cs="Times New Roman"/>
+                <w:rFonts w:ascii="Times New Roman" w:eastAsiaTheme="minorEastAsia" w:hAnsi="Times New Roman"/>
                 <w:sz w:val="22"/>
                 <w:szCs w:val="22"/>
                 <w:lang w:val="en-BE"/>
@@ -4376,6 +4984,15 @@
               <w:t>pallets_per_hour</w:t>
             </w:r>
             <w:proofErr w:type="spellEnd"/>
+            <w:r>
+              <w:rPr>
+                <w:rFonts w:ascii="Times New Roman" w:eastAsiaTheme="minorEastAsia" w:hAnsi="Times New Roman"/>
+                <w:sz w:val="22"/>
+                <w:szCs w:val="22"/>
+                <w:lang w:val="en-BE"/>
+              </w:rPr>
+              <w:t>|default('N/A')</w:t>
+            </w:r>
             <w:r>
               <w:rPr>
                 <w:rFonts w:ascii="Times New Roman" w:eastAsiaTheme="minorEastAsia" w:hAnsi="Times New Roman" w:cs="Times New Roman"/>
@@ -4565,6 +5182,15 @@
                 <w:szCs w:val="22"/>
                 <w:lang w:val="en-BE"/>
               </w:rPr>
+              <w:t>|default('N/A')</w:t>
+            </w:r>
+            <w:r>
+              <w:rPr>
+                <w:rFonts w:ascii="Times New Roman" w:eastAsiaTheme="minorEastAsia" w:hAnsi="Times New Roman"/>
+                <w:sz w:val="22"/>
+                <w:szCs w:val="22"/>
+                <w:lang w:val="en-BE"/>
+              </w:rPr>
               <w:t xml:space="preserve">}} m </w:t>
             </w:r>
           </w:p>
@@ -4598,6 +5224,15 @@
               <w:t>min_transport_m</w:t>
             </w:r>
             <w:proofErr w:type="spellEnd"/>
+            <w:r>
+              <w:rPr>
+                <w:rFonts w:ascii="Times New Roman" w:eastAsiaTheme="minorEastAsia" w:hAnsi="Times New Roman"/>
+                <w:sz w:val="22"/>
+                <w:szCs w:val="22"/>
+                <w:lang w:val="en-BE"/>
+              </w:rPr>
+              <w:t>|default('N/A')</w:t>
+            </w:r>
             <w:r>
               <w:rPr>
                 <w:rFonts w:ascii="Times New Roman" w:eastAsiaTheme="minorEastAsia" w:hAnsi="Times New Roman"/>
@@ -4627,6 +5262,7 @@
                 <w:szCs w:val="22"/>
                 <w:lang w:val="en-BE"/>
               </w:rPr>
+              <w:lastRenderedPageBreak/>
               <w:t>Average Transport Distance: {{</w:t>
             </w:r>
             <w:proofErr w:type="spellStart"/>
@@ -4640,6 +5276,15 @@
               <w:t>avg_transport_m</w:t>
             </w:r>
             <w:proofErr w:type="spellEnd"/>
+            <w:r>
+              <w:rPr>
+                <w:rFonts w:ascii="Times New Roman" w:eastAsiaTheme="minorEastAsia" w:hAnsi="Times New Roman"/>
+                <w:sz w:val="22"/>
+                <w:szCs w:val="22"/>
+                <w:lang w:val="en-BE"/>
+              </w:rPr>
+              <w:t>|default('N/A')</w:t>
+            </w:r>
             <w:r>
               <w:rPr>
                 <w:rFonts w:ascii="Times New Roman" w:eastAsiaTheme="minorEastAsia" w:hAnsi="Times New Roman"/>
@@ -4665,7 +5310,6 @@
                 <w:rFonts w:ascii="Times New Roman" w:eastAsiaTheme="minorEastAsia" w:hAnsi="Times New Roman" w:cs="Times New Roman"/>
                 <w:sz w:val="22"/>
                 <w:szCs w:val="22"/>
-                <w:lang w:val="fr-BE"/>
               </w:rPr>
             </w:pPr>
           </w:p>
@@ -4691,7 +5335,6 @@
                 <w:rFonts w:ascii="Times New Roman" w:eastAsiaTheme="minorEastAsia" w:hAnsi="Times New Roman" w:cs="Times New Roman"/>
                 <w:sz w:val="22"/>
                 <w:szCs w:val="22"/>
-                <w:lang w:val="fr-BE"/>
               </w:rPr>
             </w:pPr>
           </w:p>
@@ -4710,7 +5353,6 @@
                 <w:rFonts w:ascii="Times New Roman" w:hAnsi="Times New Roman" w:cs="Times New Roman"/>
                 <w:sz w:val="22"/>
                 <w:szCs w:val="22"/>
-                <w:lang w:val="fr-BE"/>
               </w:rPr>
             </w:pPr>
           </w:p>
@@ -4828,9 +5470,8 @@
           <w:p>
             <w:pPr>
               <w:spacing w:line="240" w:lineRule="auto"/>
-              <w:jc w:val="left"/>
-              <w:rPr>
-                <w:rFonts w:ascii="Times New Roman" w:eastAsiaTheme="minorEastAsia" w:hAnsi="Times New Roman" w:cs="Times New Roman"/>
+              <w:rPr>
+                <w:rFonts w:ascii="Times New Roman" w:eastAsiaTheme="minorEastAsia" w:hAnsi="Times New Roman"/>
                 <w:sz w:val="22"/>
                 <w:szCs w:val="22"/>
                 <w:lang w:val="en-BE"/>
@@ -4858,6 +5499,15 @@
             <w:proofErr w:type="spellEnd"/>
             <w:r>
               <w:rPr>
+                <w:rFonts w:ascii="Times New Roman" w:eastAsiaTheme="minorEastAsia" w:hAnsi="Times New Roman"/>
+                <w:sz w:val="22"/>
+                <w:szCs w:val="22"/>
+                <w:lang w:val="en-BE"/>
+              </w:rPr>
+              <w:t>|default('N/A')</w:t>
+            </w:r>
+            <w:r>
+              <w:rPr>
                 <w:rFonts w:ascii="Times New Roman" w:eastAsiaTheme="minorEastAsia" w:hAnsi="Times New Roman" w:cs="Times New Roman"/>
                 <w:sz w:val="22"/>
                 <w:szCs w:val="22"/>
@@ -4869,9 +5519,8 @@
           <w:p>
             <w:pPr>
               <w:spacing w:line="240" w:lineRule="auto"/>
-              <w:jc w:val="left"/>
-              <w:rPr>
-                <w:rFonts w:ascii="Times New Roman" w:eastAsiaTheme="minorEastAsia" w:hAnsi="Times New Roman" w:cs="Times New Roman"/>
+              <w:rPr>
+                <w:rFonts w:ascii="Times New Roman" w:eastAsiaTheme="minorEastAsia" w:hAnsi="Times New Roman"/>
                 <w:sz w:val="22"/>
                 <w:szCs w:val="22"/>
                 <w:lang w:val="en-BE"/>
@@ -4899,6 +5548,15 @@
             <w:proofErr w:type="spellEnd"/>
             <w:r>
               <w:rPr>
+                <w:rFonts w:ascii="Times New Roman" w:eastAsiaTheme="minorEastAsia" w:hAnsi="Times New Roman"/>
+                <w:sz w:val="22"/>
+                <w:szCs w:val="22"/>
+                <w:lang w:val="en-BE"/>
+              </w:rPr>
+              <w:t>|default('N/A')</w:t>
+            </w:r>
+            <w:r>
+              <w:rPr>
                 <w:rFonts w:ascii="Times New Roman" w:eastAsiaTheme="minorEastAsia" w:hAnsi="Times New Roman" w:cs="Times New Roman"/>
                 <w:sz w:val="22"/>
                 <w:szCs w:val="22"/>
@@ -4910,9 +5568,8 @@
           <w:p>
             <w:pPr>
               <w:spacing w:line="240" w:lineRule="auto"/>
-              <w:jc w:val="left"/>
-              <w:rPr>
-                <w:rFonts w:ascii="Times New Roman" w:eastAsiaTheme="minorEastAsia" w:hAnsi="Times New Roman" w:cs="Times New Roman"/>
+              <w:rPr>
+                <w:rFonts w:ascii="Times New Roman" w:eastAsiaTheme="minorEastAsia" w:hAnsi="Times New Roman"/>
                 <w:sz w:val="22"/>
                 <w:szCs w:val="22"/>
                 <w:lang w:val="en-BE"/>
@@ -4938,6 +5595,15 @@
               <w:t>peak_congestion</w:t>
             </w:r>
             <w:proofErr w:type="spellEnd"/>
+            <w:r>
+              <w:rPr>
+                <w:rFonts w:ascii="Times New Roman" w:eastAsiaTheme="minorEastAsia" w:hAnsi="Times New Roman"/>
+                <w:sz w:val="22"/>
+                <w:szCs w:val="22"/>
+                <w:lang w:val="en-BE"/>
+              </w:rPr>
+              <w:t>|default('N/A')</w:t>
+            </w:r>
             <w:r>
               <w:rPr>
                 <w:rFonts w:ascii="Times New Roman" w:eastAsiaTheme="minorEastAsia" w:hAnsi="Times New Roman" w:cs="Times New Roman"/>
@@ -5119,6 +5785,15 @@
                 <w:szCs w:val="22"/>
                 <w:lang w:val="en-BE"/>
               </w:rPr>
+              <w:t>|default('N/A')</w:t>
+            </w:r>
+            <w:r>
+              <w:rPr>
+                <w:rFonts w:ascii="Times New Roman" w:eastAsiaTheme="minorEastAsia" w:hAnsi="Times New Roman"/>
+                <w:sz w:val="22"/>
+                <w:szCs w:val="22"/>
+                <w:lang w:val="en-BE"/>
+              </w:rPr>
               <w:t>}}</w:t>
             </w:r>
           </w:p>
@@ -5289,6 +5964,15 @@
                 <w:szCs w:val="22"/>
                 <w:lang w:val="en-BE"/>
               </w:rPr>
+              <w:t>|default('N/A')</w:t>
+            </w:r>
+            <w:r>
+              <w:rPr>
+                <w:rFonts w:ascii="Times New Roman" w:eastAsiaTheme="minorEastAsia" w:hAnsi="Times New Roman"/>
+                <w:sz w:val="22"/>
+                <w:szCs w:val="22"/>
+                <w:lang w:val="en-BE"/>
+              </w:rPr>
               <w:t xml:space="preserve">}} </w:t>
             </w:r>
           </w:p>
@@ -5329,6 +6013,15 @@
                 <w:szCs w:val="22"/>
                 <w:lang w:val="en-BE"/>
               </w:rPr>
+              <w:t>|default('N/A')</w:t>
+            </w:r>
+            <w:r>
+              <w:rPr>
+                <w:rFonts w:ascii="Times New Roman" w:eastAsiaTheme="minorEastAsia" w:hAnsi="Times New Roman"/>
+                <w:sz w:val="22"/>
+                <w:szCs w:val="22"/>
+                <w:lang w:val="en-BE"/>
+              </w:rPr>
               <w:t xml:space="preserve">}} </w:t>
             </w:r>
           </w:p>
@@ -5369,7 +6062,128 @@
                 <w:szCs w:val="22"/>
                 <w:lang w:val="en-BE"/>
               </w:rPr>
-              <w:t>}} Distances between steps: {{distances}} Photos: [Insert Photos here] {{logistics_image1}} {{logistics_image2}} {{logistics_image3}} etc. CAD / Layout File: {{</w:t>
+              <w:t>|default('N/A')</w:t>
+            </w:r>
+            <w:r>
+              <w:rPr>
+                <w:rFonts w:ascii="Times New Roman" w:eastAsiaTheme="minorEastAsia" w:hAnsi="Times New Roman"/>
+                <w:sz w:val="22"/>
+                <w:szCs w:val="22"/>
+                <w:lang w:val="en-BE"/>
+              </w:rPr>
+              <w:t xml:space="preserve">}} </w:t>
+            </w:r>
+          </w:p>
+          <w:p>
+            <w:pPr>
+              <w:pStyle w:val="NormalWeb"/>
+              <w:rPr>
+                <w:rFonts w:ascii="Times New Roman" w:eastAsiaTheme="minorEastAsia" w:hAnsi="Times New Roman"/>
+                <w:sz w:val="22"/>
+                <w:szCs w:val="22"/>
+                <w:lang w:val="en-BE"/>
+              </w:rPr>
+            </w:pPr>
+            <w:r>
+              <w:rPr>
+                <w:rFonts w:ascii="Times New Roman" w:eastAsiaTheme="minorEastAsia" w:hAnsi="Times New Roman"/>
+                <w:sz w:val="22"/>
+                <w:szCs w:val="22"/>
+                <w:lang w:val="en-BE"/>
+              </w:rPr>
+              <w:t>Distances between steps: {{distances</w:t>
+            </w:r>
+            <w:r>
+              <w:rPr>
+                <w:rFonts w:ascii="Times New Roman" w:eastAsiaTheme="minorEastAsia" w:hAnsi="Times New Roman"/>
+                <w:sz w:val="22"/>
+                <w:szCs w:val="22"/>
+                <w:lang w:val="en-BE"/>
+              </w:rPr>
+              <w:t>|default('N/A')</w:t>
+            </w:r>
+            <w:r>
+              <w:rPr>
+                <w:rFonts w:ascii="Times New Roman" w:eastAsiaTheme="minorEastAsia" w:hAnsi="Times New Roman"/>
+                <w:sz w:val="22"/>
+                <w:szCs w:val="22"/>
+                <w:lang w:val="en-BE"/>
+              </w:rPr>
+              <w:t xml:space="preserve">}} </w:t>
+            </w:r>
+          </w:p>
+          <w:p>
+            <w:pPr>
+              <w:pStyle w:val="NormalWeb"/>
+              <w:rPr>
+                <w:rFonts w:ascii="Times New Roman" w:eastAsiaTheme="minorEastAsia" w:hAnsi="Times New Roman"/>
+                <w:sz w:val="22"/>
+                <w:szCs w:val="22"/>
+                <w:lang w:val="en-BE"/>
+              </w:rPr>
+            </w:pPr>
+            <w:r>
+              <w:rPr>
+                <w:rFonts w:ascii="Times New Roman" w:eastAsiaTheme="minorEastAsia" w:hAnsi="Times New Roman"/>
+                <w:sz w:val="22"/>
+                <w:szCs w:val="22"/>
+                <w:lang w:val="en-BE"/>
+              </w:rPr>
+              <w:t>Photos: [Insert Photos here] {{logistics_image1</w:t>
+            </w:r>
+            <w:r>
+              <w:rPr>
+                <w:rFonts w:ascii="Times New Roman" w:eastAsiaTheme="minorEastAsia" w:hAnsi="Times New Roman"/>
+                <w:sz w:val="22"/>
+                <w:szCs w:val="22"/>
+                <w:lang w:val="en-BE"/>
+              </w:rPr>
+              <w:t>|default('N/A')</w:t>
+            </w:r>
+            <w:r>
+              <w:rPr>
+                <w:rFonts w:ascii="Times New Roman" w:eastAsiaTheme="minorEastAsia" w:hAnsi="Times New Roman"/>
+                <w:sz w:val="22"/>
+                <w:szCs w:val="22"/>
+                <w:lang w:val="en-BE"/>
+              </w:rPr>
+              <w:t>}} {{logistics_image2</w:t>
+            </w:r>
+            <w:r>
+              <w:rPr>
+                <w:rFonts w:ascii="Times New Roman" w:eastAsiaTheme="minorEastAsia" w:hAnsi="Times New Roman"/>
+                <w:sz w:val="22"/>
+                <w:szCs w:val="22"/>
+                <w:lang w:val="en-BE"/>
+              </w:rPr>
+              <w:t>|default('N/A')</w:t>
+            </w:r>
+            <w:r>
+              <w:rPr>
+                <w:rFonts w:ascii="Times New Roman" w:eastAsiaTheme="minorEastAsia" w:hAnsi="Times New Roman"/>
+                <w:sz w:val="22"/>
+                <w:szCs w:val="22"/>
+                <w:lang w:val="en-BE"/>
+              </w:rPr>
+              <w:t>}} {{logistics_image3</w:t>
+            </w:r>
+            <w:r>
+              <w:rPr>
+                <w:rFonts w:ascii="Times New Roman" w:eastAsiaTheme="minorEastAsia" w:hAnsi="Times New Roman"/>
+                <w:sz w:val="22"/>
+                <w:szCs w:val="22"/>
+                <w:lang w:val="en-BE"/>
+              </w:rPr>
+              <w:t>|default('N/A')</w:t>
+            </w:r>
+            <w:r>
+              <w:rPr>
+                <w:rFonts w:ascii="Times New Roman" w:eastAsiaTheme="minorEastAsia" w:hAnsi="Times New Roman"/>
+                <w:sz w:val="22"/>
+                <w:szCs w:val="22"/>
+                <w:lang w:val="en-BE"/>
+              </w:rPr>
+              <w:t>}} etc. CAD / Layout File: {{</w:t>
             </w:r>
             <w:proofErr w:type="spellStart"/>
             <w:r>
@@ -5382,6 +6196,15 @@
               <w:t>cad_filename</w:t>
             </w:r>
             <w:proofErr w:type="spellEnd"/>
+            <w:r>
+              <w:rPr>
+                <w:rFonts w:ascii="Times New Roman" w:eastAsiaTheme="minorEastAsia" w:hAnsi="Times New Roman"/>
+                <w:sz w:val="22"/>
+                <w:szCs w:val="22"/>
+                <w:lang w:val="en-BE"/>
+              </w:rPr>
+              <w:t>|default('N/A')</w:t>
+            </w:r>
             <w:r>
               <w:rPr>
                 <w:rFonts w:ascii="Times New Roman" w:eastAsiaTheme="minorEastAsia" w:hAnsi="Times New Roman"/>
@@ -5582,6 +6405,15 @@
                 <w:szCs w:val="22"/>
                 <w:lang w:val="en-BE"/>
               </w:rPr>
+              <w:t>|default('N/A')</w:t>
+            </w:r>
+            <w:r>
+              <w:rPr>
+                <w:rFonts w:ascii="Times New Roman" w:eastAsiaTheme="minorEastAsia" w:hAnsi="Times New Roman"/>
+                <w:sz w:val="22"/>
+                <w:szCs w:val="22"/>
+                <w:lang w:val="en-BE"/>
+              </w:rPr>
               <w:t>}}</w:t>
             </w:r>
           </w:p>
@@ -5589,7 +6421,7 @@
             <w:pPr>
               <w:spacing w:line="240" w:lineRule="auto"/>
               <w:rPr>
-                <w:rFonts w:ascii="Times New Roman" w:eastAsiaTheme="minorEastAsia" w:hAnsi="Times New Roman" w:cs="Times New Roman"/>
+                <w:rFonts w:ascii="Times New Roman" w:eastAsiaTheme="minorEastAsia" w:hAnsi="Times New Roman"/>
                 <w:sz w:val="22"/>
                 <w:szCs w:val="22"/>
                 <w:lang w:val="en-BE"/>
@@ -5617,6 +6449,15 @@
             <w:proofErr w:type="spellEnd"/>
             <w:r>
               <w:rPr>
+                <w:rFonts w:ascii="Times New Roman" w:eastAsiaTheme="minorEastAsia" w:hAnsi="Times New Roman"/>
+                <w:sz w:val="22"/>
+                <w:szCs w:val="22"/>
+                <w:lang w:val="en-BE"/>
+              </w:rPr>
+              <w:t>|default('N/A')</w:t>
+            </w:r>
+            <w:r>
+              <w:rPr>
                 <w:rFonts w:ascii="Times New Roman" w:eastAsiaTheme="minorEastAsia" w:hAnsi="Times New Roman" w:cs="Times New Roman"/>
                 <w:sz w:val="22"/>
                 <w:szCs w:val="22"/>
@@ -5629,7 +6470,7 @@
             <w:pPr>
               <w:spacing w:line="240" w:lineRule="auto"/>
               <w:rPr>
-                <w:rFonts w:ascii="Times New Roman" w:eastAsiaTheme="minorEastAsia" w:hAnsi="Times New Roman" w:cs="Times New Roman"/>
+                <w:rFonts w:ascii="Times New Roman" w:eastAsiaTheme="minorEastAsia" w:hAnsi="Times New Roman"/>
                 <w:sz w:val="22"/>
                 <w:szCs w:val="22"/>
                 <w:lang w:val="en-BE"/>
@@ -5655,6 +6496,15 @@
               <w:t>charging_stations</w:t>
             </w:r>
             <w:proofErr w:type="spellEnd"/>
+            <w:r>
+              <w:rPr>
+                <w:rFonts w:ascii="Times New Roman" w:eastAsiaTheme="minorEastAsia" w:hAnsi="Times New Roman"/>
+                <w:sz w:val="22"/>
+                <w:szCs w:val="22"/>
+                <w:lang w:val="en-BE"/>
+              </w:rPr>
+              <w:t>|default('N/A')</w:t>
+            </w:r>
             <w:r>
               <w:rPr>
                 <w:rFonts w:ascii="Times New Roman" w:eastAsiaTheme="minorEastAsia" w:hAnsi="Times New Roman" w:cs="Times New Roman"/>
@@ -5806,7 +6656,7 @@
             <w:pPr>
               <w:spacing w:line="240" w:lineRule="auto"/>
               <w:rPr>
-                <w:rFonts w:ascii="Times New Roman" w:eastAsiaTheme="minorEastAsia" w:hAnsi="Times New Roman" w:cs="Times New Roman"/>
+                <w:rFonts w:ascii="Times New Roman" w:eastAsiaTheme="minorEastAsia" w:hAnsi="Times New Roman"/>
                 <w:sz w:val="22"/>
                 <w:szCs w:val="22"/>
                 <w:lang w:val="en-BE"/>
@@ -5832,6 +6682,15 @@
               <w:t>network_coverage</w:t>
             </w:r>
             <w:proofErr w:type="spellEnd"/>
+            <w:r>
+              <w:rPr>
+                <w:rFonts w:ascii="Times New Roman" w:eastAsiaTheme="minorEastAsia" w:hAnsi="Times New Roman"/>
+                <w:sz w:val="22"/>
+                <w:szCs w:val="22"/>
+                <w:lang w:val="en-BE"/>
+              </w:rPr>
+              <w:t>|default('N/A')</w:t>
+            </w:r>
             <w:r>
               <w:rPr>
                 <w:rFonts w:ascii="Times New Roman" w:eastAsiaTheme="minorEastAsia" w:hAnsi="Times New Roman" w:cs="Times New Roman"/>
@@ -6021,7 +6880,7 @@
             <w:pPr>
               <w:spacing w:line="240" w:lineRule="auto"/>
               <w:rPr>
-                <w:rFonts w:ascii="Times New Roman" w:eastAsiaTheme="minorEastAsia" w:hAnsi="Times New Roman" w:cs="Times New Roman"/>
+                <w:rFonts w:ascii="Times New Roman" w:eastAsiaTheme="minorEastAsia" w:hAnsi="Times New Roman"/>
                 <w:sz w:val="22"/>
                 <w:szCs w:val="22"/>
                 <w:lang w:val="en-BE"/>
@@ -6047,6 +6906,15 @@
               <w:t>positioning_req</w:t>
             </w:r>
             <w:proofErr w:type="spellEnd"/>
+            <w:r>
+              <w:rPr>
+                <w:rFonts w:ascii="Times New Roman" w:eastAsiaTheme="minorEastAsia" w:hAnsi="Times New Roman"/>
+                <w:sz w:val="22"/>
+                <w:szCs w:val="22"/>
+                <w:lang w:val="en-BE"/>
+              </w:rPr>
+              <w:t>|default('N/A')</w:t>
+            </w:r>
             <w:r>
               <w:rPr>
                 <w:rFonts w:ascii="Times New Roman" w:eastAsiaTheme="minorEastAsia" w:hAnsi="Times New Roman" w:cs="Times New Roman"/>
@@ -6173,7 +7041,34 @@
                 <w:sz w:val="22"/>
                 <w:szCs w:val="22"/>
               </w:rPr>
-              <w:t>Whether there are related equipment that needs to be docked (elevators, robotic arms, roller shutter doors, telescopic doors, vertical warehouses, winding machines, etc.), etc.:</w:t>
+              <w:t xml:space="preserve">Whether there </w:t>
+            </w:r>
+            <w:proofErr w:type="gramStart"/>
+            <w:r>
+              <w:rPr>
+                <w:rFonts w:ascii="Times New Roman" w:hAnsi="Times New Roman" w:cs="Times New Roman"/>
+                <w:sz w:val="22"/>
+                <w:szCs w:val="22"/>
+              </w:rPr>
+              <w:t>are</w:t>
+            </w:r>
+            <w:proofErr w:type="gramEnd"/>
+            <w:r>
+              <w:rPr>
+                <w:rFonts w:ascii="Times New Roman" w:hAnsi="Times New Roman" w:cs="Times New Roman"/>
+                <w:sz w:val="22"/>
+                <w:szCs w:val="22"/>
+              </w:rPr>
+              <w:t xml:space="preserve"> related </w:t>
+            </w:r>
+            <w:r>
+              <w:rPr>
+                <w:rFonts w:ascii="Times New Roman" w:hAnsi="Times New Roman" w:cs="Times New Roman"/>
+                <w:sz w:val="22"/>
+                <w:szCs w:val="22"/>
+              </w:rPr>
+              <w:lastRenderedPageBreak/>
+              <w:t>equipment that needs to be docked (elevators, robotic arms, roller shutter doors, telescopic doors, vertical warehouses, winding machines, etc.), etc.:</w:t>
             </w:r>
           </w:p>
         </w:tc>
@@ -6190,19 +7085,20 @@
             <w:pPr>
               <w:spacing w:line="240" w:lineRule="auto"/>
               <w:rPr>
-                <w:rFonts w:ascii="Times New Roman" w:eastAsiaTheme="minorEastAsia" w:hAnsi="Times New Roman" w:cs="Times New Roman"/>
-                <w:sz w:val="22"/>
-                <w:szCs w:val="22"/>
-                <w:lang w:val="en-BE"/>
-              </w:rPr>
-            </w:pPr>
-            <w:r>
-              <w:rPr>
-                <w:rFonts w:ascii="Times New Roman" w:eastAsiaTheme="minorEastAsia" w:hAnsi="Times New Roman" w:cs="Times New Roman"/>
-                <w:sz w:val="22"/>
-                <w:szCs w:val="22"/>
-                <w:lang w:val="en-BE"/>
-              </w:rPr>
+                <w:rFonts w:ascii="Times New Roman" w:eastAsiaTheme="minorEastAsia" w:hAnsi="Times New Roman"/>
+                <w:sz w:val="22"/>
+                <w:szCs w:val="22"/>
+                <w:lang w:val="en-BE"/>
+              </w:rPr>
+            </w:pPr>
+            <w:r>
+              <w:rPr>
+                <w:rFonts w:ascii="Times New Roman" w:eastAsiaTheme="minorEastAsia" w:hAnsi="Times New Roman" w:cs="Times New Roman"/>
+                <w:sz w:val="22"/>
+                <w:szCs w:val="22"/>
+                <w:lang w:val="en-BE"/>
+              </w:rPr>
+              <w:lastRenderedPageBreak/>
               <w:t>{{</w:t>
             </w:r>
             <w:proofErr w:type="spellStart"/>
@@ -6216,6 +7112,15 @@
               <w:t>docking_equipment</w:t>
             </w:r>
             <w:proofErr w:type="spellEnd"/>
+            <w:r>
+              <w:rPr>
+                <w:rFonts w:ascii="Times New Roman" w:eastAsiaTheme="minorEastAsia" w:hAnsi="Times New Roman"/>
+                <w:sz w:val="22"/>
+                <w:szCs w:val="22"/>
+                <w:lang w:val="en-BE"/>
+              </w:rPr>
+              <w:t>|default('N/A')</w:t>
+            </w:r>
             <w:r>
               <w:rPr>
                 <w:rFonts w:ascii="Times New Roman" w:eastAsiaTheme="minorEastAsia" w:hAnsi="Times New Roman" w:cs="Times New Roman"/>
@@ -6363,22 +7268,91 @@
           <w:p>
             <w:pPr>
               <w:spacing w:line="240" w:lineRule="auto"/>
+              <w:rPr>
+                <w:rFonts w:ascii="Times New Roman" w:eastAsiaTheme="minorEastAsia" w:hAnsi="Times New Roman"/>
+                <w:sz w:val="22"/>
+                <w:szCs w:val="22"/>
+                <w:lang w:val="en-BE"/>
+              </w:rPr>
+            </w:pPr>
+            <w:r>
+              <w:rPr>
+                <w:rFonts w:ascii="Times New Roman" w:eastAsiaTheme="minorEastAsia" w:hAnsi="Times New Roman" w:cs="Times New Roman"/>
+                <w:sz w:val="22"/>
+                <w:szCs w:val="22"/>
+                <w:lang w:val="en-BE"/>
+              </w:rPr>
+              <w:t xml:space="preserve">Other </w:t>
+            </w:r>
+            <w:proofErr w:type="spellStart"/>
+            <w:r>
+              <w:rPr>
+                <w:rFonts w:ascii="Times New Roman" w:eastAsiaTheme="minorEastAsia" w:hAnsi="Times New Roman" w:cs="Times New Roman"/>
+                <w:sz w:val="22"/>
+                <w:szCs w:val="22"/>
+                <w:lang w:val="en-BE"/>
+              </w:rPr>
+              <w:t>AGVs</w:t>
+            </w:r>
+            <w:proofErr w:type="spellEnd"/>
+            <w:r>
+              <w:rPr>
+                <w:rFonts w:ascii="Times New Roman" w:eastAsiaTheme="minorEastAsia" w:hAnsi="Times New Roman" w:cs="Times New Roman"/>
+                <w:sz w:val="22"/>
+                <w:szCs w:val="22"/>
+                <w:lang w:val="en-BE"/>
+              </w:rPr>
+              <w:t xml:space="preserve"> / AMRs: {{</w:t>
+            </w:r>
+            <w:proofErr w:type="spellStart"/>
+            <w:r>
+              <w:rPr>
+                <w:rFonts w:ascii="Times New Roman" w:eastAsiaTheme="minorEastAsia" w:hAnsi="Times New Roman" w:cs="Times New Roman"/>
+                <w:sz w:val="22"/>
+                <w:szCs w:val="22"/>
+                <w:lang w:val="en-BE"/>
+              </w:rPr>
+              <w:t>other_agvs</w:t>
+            </w:r>
+            <w:proofErr w:type="spellEnd"/>
+            <w:r>
+              <w:rPr>
+                <w:rFonts w:ascii="Times New Roman" w:eastAsiaTheme="minorEastAsia" w:hAnsi="Times New Roman"/>
+                <w:sz w:val="22"/>
+                <w:szCs w:val="22"/>
+                <w:lang w:val="en-BE"/>
+              </w:rPr>
+              <w:t>|default('N/A')</w:t>
+            </w:r>
+            <w:r>
+              <w:rPr>
+                <w:rFonts w:ascii="Times New Roman" w:eastAsiaTheme="minorEastAsia" w:hAnsi="Times New Roman" w:cs="Times New Roman"/>
+                <w:sz w:val="22"/>
+                <w:szCs w:val="22"/>
+                <w:lang w:val="en-BE"/>
+              </w:rPr>
+              <w:t xml:space="preserve">}} </w:t>
+            </w:r>
+          </w:p>
+          <w:p>
+            <w:pPr>
+              <w:spacing w:line="240" w:lineRule="auto"/>
               <w:jc w:val="left"/>
               <w:rPr>
-                <w:rFonts w:ascii="Times New Roman" w:eastAsiaTheme="minorEastAsia" w:hAnsi="Times New Roman" w:cs="Times New Roman"/>
-                <w:sz w:val="22"/>
-                <w:szCs w:val="22"/>
-                <w:lang w:val="en-BE"/>
-              </w:rPr>
-            </w:pPr>
-            <w:r>
-              <w:rPr>
-                <w:rFonts w:ascii="Times New Roman" w:eastAsiaTheme="minorEastAsia" w:hAnsi="Times New Roman" w:cs="Times New Roman"/>
-                <w:sz w:val="22"/>
-                <w:szCs w:val="22"/>
-                <w:lang w:val="en-BE"/>
-              </w:rPr>
-              <w:t xml:space="preserve">Other </w:t>
+                <w:rFonts w:ascii="Times New Roman" w:eastAsiaTheme="minorEastAsia" w:hAnsi="Times New Roman"/>
+                <w:sz w:val="22"/>
+                <w:szCs w:val="22"/>
+                <w:lang w:val="en-BE"/>
+              </w:rPr>
+            </w:pPr>
+            <w:r>
+              <w:rPr>
+                <w:rFonts w:ascii="Times New Roman" w:eastAsiaTheme="minorEastAsia" w:hAnsi="Times New Roman" w:cs="Times New Roman"/>
+                <w:sz w:val="22"/>
+                <w:szCs w:val="22"/>
+                <w:lang w:val="en-BE"/>
+              </w:rPr>
+              <w:t>Other Traffic (Trucks/Forklifts/Pedestrians): {{</w:t>
             </w:r>
             <w:proofErr w:type="spellStart"/>
             <w:r>
@@ -6388,17 +7362,46 @@
                 <w:szCs w:val="22"/>
                 <w:lang w:val="en-BE"/>
               </w:rPr>
-              <w:t>AGVs</w:t>
+              <w:t>other_traffic</w:t>
             </w:r>
             <w:proofErr w:type="spellEnd"/>
             <w:r>
               <w:rPr>
-                <w:rFonts w:ascii="Times New Roman" w:eastAsiaTheme="minorEastAsia" w:hAnsi="Times New Roman" w:cs="Times New Roman"/>
-                <w:sz w:val="22"/>
-                <w:szCs w:val="22"/>
-                <w:lang w:val="en-BE"/>
-              </w:rPr>
-              <w:t xml:space="preserve"> / AMRs: {{</w:t>
+                <w:rFonts w:ascii="Times New Roman" w:eastAsiaTheme="minorEastAsia" w:hAnsi="Times New Roman"/>
+                <w:sz w:val="22"/>
+                <w:szCs w:val="22"/>
+                <w:lang w:val="en-BE"/>
+              </w:rPr>
+              <w:t>|default('N/A')</w:t>
+            </w:r>
+            <w:r>
+              <w:rPr>
+                <w:rFonts w:ascii="Times New Roman" w:eastAsiaTheme="minorEastAsia" w:hAnsi="Times New Roman" w:cs="Times New Roman"/>
+                <w:sz w:val="22"/>
+                <w:szCs w:val="22"/>
+                <w:lang w:val="en-BE"/>
+              </w:rPr>
+              <w:t xml:space="preserve">}} </w:t>
+            </w:r>
+          </w:p>
+          <w:p>
+            <w:pPr>
+              <w:spacing w:line="240" w:lineRule="auto"/>
+              <w:rPr>
+                <w:rFonts w:ascii="Times New Roman" w:eastAsiaTheme="minorEastAsia" w:hAnsi="Times New Roman"/>
+                <w:sz w:val="22"/>
+                <w:szCs w:val="22"/>
+                <w:lang w:val="en-BE"/>
+              </w:rPr>
+            </w:pPr>
+            <w:r>
+              <w:rPr>
+                <w:rFonts w:ascii="Times New Roman" w:eastAsiaTheme="minorEastAsia" w:hAnsi="Times New Roman" w:cs="Times New Roman"/>
+                <w:sz w:val="22"/>
+                <w:szCs w:val="22"/>
+                <w:lang w:val="en-BE"/>
+              </w:rPr>
+              <w:t>Ground Gaps / Depressions: {{</w:t>
             </w:r>
             <w:proofErr w:type="spellStart"/>
             <w:r>
@@ -6408,91 +7411,18 @@
                 <w:szCs w:val="22"/>
                 <w:lang w:val="en-BE"/>
               </w:rPr>
-              <w:t>other_agvs</w:t>
+              <w:t>ground_gaps_mm</w:t>
             </w:r>
             <w:proofErr w:type="spellEnd"/>
             <w:r>
               <w:rPr>
-                <w:rFonts w:ascii="Times New Roman" w:eastAsiaTheme="minorEastAsia" w:hAnsi="Times New Roman" w:cs="Times New Roman"/>
-                <w:sz w:val="22"/>
-                <w:szCs w:val="22"/>
-                <w:lang w:val="en-BE"/>
-              </w:rPr>
-              <w:t xml:space="preserve">}} </w:t>
-            </w:r>
-          </w:p>
-          <w:p>
-            <w:pPr>
-              <w:spacing w:line="240" w:lineRule="auto"/>
-              <w:jc w:val="left"/>
-              <w:rPr>
-                <w:rFonts w:ascii="Times New Roman" w:eastAsiaTheme="minorEastAsia" w:hAnsi="Times New Roman" w:cs="Times New Roman"/>
-                <w:sz w:val="22"/>
-                <w:szCs w:val="22"/>
-                <w:lang w:val="en-BE"/>
-              </w:rPr>
-            </w:pPr>
-            <w:r>
-              <w:rPr>
-                <w:rFonts w:ascii="Times New Roman" w:eastAsiaTheme="minorEastAsia" w:hAnsi="Times New Roman" w:cs="Times New Roman"/>
-                <w:sz w:val="22"/>
-                <w:szCs w:val="22"/>
-                <w:lang w:val="en-BE"/>
-              </w:rPr>
-              <w:t>Other Traffic (Trucks/Forklifts/Pedestrians): {{</w:t>
-            </w:r>
-            <w:proofErr w:type="spellStart"/>
-            <w:r>
-              <w:rPr>
-                <w:rFonts w:ascii="Times New Roman" w:eastAsiaTheme="minorEastAsia" w:hAnsi="Times New Roman" w:cs="Times New Roman"/>
-                <w:sz w:val="22"/>
-                <w:szCs w:val="22"/>
-                <w:lang w:val="en-BE"/>
-              </w:rPr>
-              <w:t>other_traffic</w:t>
-            </w:r>
-            <w:proofErr w:type="spellEnd"/>
-            <w:r>
-              <w:rPr>
-                <w:rFonts w:ascii="Times New Roman" w:eastAsiaTheme="minorEastAsia" w:hAnsi="Times New Roman" w:cs="Times New Roman"/>
-                <w:sz w:val="22"/>
-                <w:szCs w:val="22"/>
-                <w:lang w:val="en-BE"/>
-              </w:rPr>
-              <w:t xml:space="preserve">}} </w:t>
-            </w:r>
-          </w:p>
-          <w:p>
-            <w:pPr>
-              <w:spacing w:line="240" w:lineRule="auto"/>
-              <w:jc w:val="left"/>
-              <w:rPr>
-                <w:rFonts w:ascii="Times New Roman" w:eastAsiaTheme="minorEastAsia" w:hAnsi="Times New Roman" w:cs="Times New Roman"/>
-                <w:sz w:val="22"/>
-                <w:szCs w:val="22"/>
-                <w:lang w:val="en-BE"/>
-              </w:rPr>
-            </w:pPr>
-            <w:r>
-              <w:rPr>
-                <w:rFonts w:ascii="Times New Roman" w:eastAsiaTheme="minorEastAsia" w:hAnsi="Times New Roman" w:cs="Times New Roman"/>
-                <w:sz w:val="22"/>
-                <w:szCs w:val="22"/>
-                <w:lang w:val="en-BE"/>
-              </w:rPr>
-              <w:t>Ground Gaps / Depressions: {{</w:t>
-            </w:r>
-            <w:proofErr w:type="spellStart"/>
-            <w:r>
-              <w:rPr>
-                <w:rFonts w:ascii="Times New Roman" w:eastAsiaTheme="minorEastAsia" w:hAnsi="Times New Roman" w:cs="Times New Roman"/>
-                <w:sz w:val="22"/>
-                <w:szCs w:val="22"/>
-                <w:lang w:val="en-BE"/>
-              </w:rPr>
-              <w:t>ground_gaps_mm</w:t>
-            </w:r>
-            <w:proofErr w:type="spellEnd"/>
+                <w:rFonts w:ascii="Times New Roman" w:eastAsiaTheme="minorEastAsia" w:hAnsi="Times New Roman"/>
+                <w:sz w:val="22"/>
+                <w:szCs w:val="22"/>
+                <w:lang w:val="en-BE"/>
+              </w:rPr>
+              <w:t>|default('N/A')</w:t>
+            </w:r>
             <w:r>
               <w:rPr>
                 <w:rFonts w:ascii="Times New Roman" w:eastAsiaTheme="minorEastAsia" w:hAnsi="Times New Roman" w:cs="Times New Roman"/>
@@ -6651,9 +7581,8 @@
           <w:p>
             <w:pPr>
               <w:spacing w:line="240" w:lineRule="auto"/>
-              <w:jc w:val="left"/>
-              <w:rPr>
-                <w:rFonts w:ascii="Times New Roman" w:eastAsiaTheme="minorEastAsia" w:hAnsi="Times New Roman" w:cs="Times New Roman"/>
+              <w:rPr>
+                <w:rFonts w:ascii="Times New Roman" w:eastAsiaTheme="minorEastAsia" w:hAnsi="Times New Roman"/>
                 <w:sz w:val="22"/>
                 <w:szCs w:val="22"/>
                 <w:lang w:val="en-BE"/>
@@ -6679,6 +7608,15 @@
               <w:t>special_demand</w:t>
             </w:r>
             <w:proofErr w:type="spellEnd"/>
+            <w:r>
+              <w:rPr>
+                <w:rFonts w:ascii="Times New Roman" w:eastAsiaTheme="minorEastAsia" w:hAnsi="Times New Roman"/>
+                <w:sz w:val="22"/>
+                <w:szCs w:val="22"/>
+                <w:lang w:val="en-BE"/>
+              </w:rPr>
+              <w:t>|default('N/A')</w:t>
+            </w:r>
             <w:r>
               <w:rPr>
                 <w:rFonts w:ascii="Times New Roman" w:eastAsiaTheme="minorEastAsia" w:hAnsi="Times New Roman" w:cs="Times New Roman"/>
@@ -6816,9 +7754,8 @@
           <w:p>
             <w:pPr>
               <w:spacing w:line="240" w:lineRule="auto"/>
-              <w:jc w:val="left"/>
-              <w:rPr>
-                <w:rFonts w:ascii="Times New Roman" w:eastAsiaTheme="minorEastAsia" w:hAnsi="Times New Roman" w:cs="Times New Roman"/>
+              <w:rPr>
+                <w:rFonts w:ascii="Times New Roman" w:eastAsiaTheme="minorEastAsia" w:hAnsi="Times New Roman"/>
                 <w:sz w:val="22"/>
                 <w:szCs w:val="22"/>
                 <w:lang w:val="en-BE"/>
@@ -6846,6 +7783,15 @@
             <w:proofErr w:type="spellEnd"/>
             <w:r>
               <w:rPr>
+                <w:rFonts w:ascii="Times New Roman" w:eastAsiaTheme="minorEastAsia" w:hAnsi="Times New Roman"/>
+                <w:sz w:val="22"/>
+                <w:szCs w:val="22"/>
+                <w:lang w:val="en-BE"/>
+              </w:rPr>
+              <w:t>|default('N/A')</w:t>
+            </w:r>
+            <w:r>
+              <w:rPr>
                 <w:rFonts w:ascii="Times New Roman" w:eastAsiaTheme="minorEastAsia" w:hAnsi="Times New Roman" w:cs="Times New Roman"/>
                 <w:sz w:val="22"/>
                 <w:szCs w:val="22"/>
@@ -6866,6 +7812,15 @@
             <w:proofErr w:type="spellEnd"/>
             <w:r>
               <w:rPr>
+                <w:rFonts w:ascii="Times New Roman" w:eastAsiaTheme="minorEastAsia" w:hAnsi="Times New Roman"/>
+                <w:sz w:val="22"/>
+                <w:szCs w:val="22"/>
+                <w:lang w:val="en-BE"/>
+              </w:rPr>
+              <w:t>|default('N/A')</w:t>
+            </w:r>
+            <w:r>
+              <w:rPr>
                 <w:rFonts w:ascii="Times New Roman" w:eastAsiaTheme="minorEastAsia" w:hAnsi="Times New Roman" w:cs="Times New Roman"/>
                 <w:sz w:val="22"/>
                 <w:szCs w:val="22"/>
@@ -6884,6 +7839,15 @@
               <w:t>efficiency_req</w:t>
             </w:r>
             <w:proofErr w:type="spellEnd"/>
+            <w:r>
+              <w:rPr>
+                <w:rFonts w:ascii="Times New Roman" w:eastAsiaTheme="minorEastAsia" w:hAnsi="Times New Roman"/>
+                <w:sz w:val="22"/>
+                <w:szCs w:val="22"/>
+                <w:lang w:val="en-BE"/>
+              </w:rPr>
+              <w:t>|default('N/A')</w:t>
+            </w:r>
             <w:r>
               <w:rPr>
                 <w:rFonts w:ascii="Times New Roman" w:eastAsiaTheme="minorEastAsia" w:hAnsi="Times New Roman" w:cs="Times New Roman"/>
@@ -7000,11 +7964,11 @@
           <w:p>
             <w:pPr>
               <w:spacing w:line="240" w:lineRule="auto"/>
-              <w:jc w:val="left"/>
-              <w:rPr>
-                <w:rFonts w:ascii="Times New Roman" w:eastAsiaTheme="minorEastAsia" w:hAnsi="Times New Roman" w:cs="Times New Roman"/>
-                <w:sz w:val="22"/>
-                <w:szCs w:val="22"/>
+              <w:rPr>
+                <w:rFonts w:ascii="Times New Roman" w:eastAsiaTheme="minorEastAsia" w:hAnsi="Times New Roman"/>
+                <w:sz w:val="22"/>
+                <w:szCs w:val="22"/>
+                <w:lang w:val="en-BE"/>
               </w:rPr>
             </w:pPr>
             <w:r>
@@ -7025,6 +7989,15 @@
               <w:t>special_demand</w:t>
             </w:r>
             <w:proofErr w:type="spellEnd"/>
+            <w:r>
+              <w:rPr>
+                <w:rFonts w:ascii="Times New Roman" w:eastAsiaTheme="minorEastAsia" w:hAnsi="Times New Roman"/>
+                <w:sz w:val="22"/>
+                <w:szCs w:val="22"/>
+                <w:lang w:val="en-BE"/>
+              </w:rPr>
+              <w:t>|default('N/A')</w:t>
+            </w:r>
             <w:r>
               <w:rPr>
                 <w:rFonts w:ascii="Times New Roman" w:eastAsiaTheme="minorEastAsia" w:hAnsi="Times New Roman" w:cs="Times New Roman"/>
@@ -7359,6 +8332,15 @@
                 <w:szCs w:val="22"/>
                 <w:lang w:val="en-BE"/>
               </w:rPr>
+              <w:t>|default('N/A')</w:t>
+            </w:r>
+            <w:r>
+              <w:rPr>
+                <w:rFonts w:ascii="Times New Roman" w:eastAsiaTheme="minorEastAsia" w:hAnsi="Times New Roman"/>
+                <w:sz w:val="22"/>
+                <w:szCs w:val="22"/>
+                <w:lang w:val="en-BE"/>
+              </w:rPr>
               <w:t xml:space="preserve">}} </w:t>
             </w:r>
           </w:p>
@@ -7372,35 +8354,6 @@
                 <w:lang w:val="en-BE"/>
               </w:rPr>
             </w:pPr>
-            <w:r>
-              <w:rPr>
-                <w:rFonts w:ascii="Times New Roman" w:eastAsiaTheme="minorEastAsia" w:hAnsi="Times New Roman"/>
-                <w:sz w:val="22"/>
-                <w:szCs w:val="22"/>
-                <w:lang w:val="en-BE"/>
-              </w:rPr>
-              <w:t>Data Flow &amp; System Integration (WMS, API, ERP, etc.): {{</w:t>
-            </w:r>
-            <w:proofErr w:type="spellStart"/>
-            <w:r>
-              <w:rPr>
-                <w:rFonts w:ascii="Times New Roman" w:eastAsiaTheme="minorEastAsia" w:hAnsi="Times New Roman"/>
-                <w:sz w:val="22"/>
-                <w:szCs w:val="22"/>
-                <w:lang w:val="en-BE"/>
-              </w:rPr>
-              <w:t>data_flow_text</w:t>
-            </w:r>
-            <w:proofErr w:type="spellEnd"/>
-            <w:r>
-              <w:rPr>
-                <w:rFonts w:ascii="Times New Roman" w:eastAsiaTheme="minorEastAsia" w:hAnsi="Times New Roman"/>
-                <w:sz w:val="22"/>
-                <w:szCs w:val="22"/>
-                <w:lang w:val="en-BE"/>
-              </w:rPr>
-              <w:t xml:space="preserve">}} </w:t>
-            </w:r>
           </w:p>
           <w:p>
             <w:pPr>
@@ -7510,7 +8463,73 @@
                 <w:sz w:val="22"/>
                 <w:szCs w:val="22"/>
               </w:rPr>
-              <w:t>{{connections}}</w:t>
+              <w:t>{{connections</w:t>
+            </w:r>
+            <w:r>
+              <w:rPr>
+                <w:rFonts w:ascii="Times New Roman" w:eastAsiaTheme="minorEastAsia" w:hAnsi="Times New Roman"/>
+                <w:sz w:val="22"/>
+                <w:szCs w:val="22"/>
+                <w:lang w:val="en-BE"/>
+              </w:rPr>
+              <w:t>|default('N/A')</w:t>
+            </w:r>
+            <w:r>
+              <w:rPr>
+                <w:rFonts w:ascii="Times New Roman" w:eastAsiaTheme="minorEastAsia" w:hAnsi="Times New Roman" w:cs="Times New Roman"/>
+                <w:sz w:val="22"/>
+                <w:szCs w:val="22"/>
+              </w:rPr>
+              <w:t>}}</w:t>
+            </w:r>
+          </w:p>
+          <w:p>
+            <w:pPr>
+              <w:spacing w:line="240" w:lineRule="auto"/>
+              <w:rPr>
+                <w:rFonts w:ascii="Times New Roman" w:eastAsiaTheme="minorEastAsia" w:hAnsi="Times New Roman"/>
+                <w:sz w:val="22"/>
+                <w:szCs w:val="22"/>
+                <w:lang w:val="en-BE"/>
+              </w:rPr>
+            </w:pPr>
+            <w:r>
+              <w:rPr>
+                <w:rFonts w:ascii="Times New Roman" w:eastAsiaTheme="minorEastAsia" w:hAnsi="Times New Roman"/>
+                <w:sz w:val="22"/>
+                <w:szCs w:val="22"/>
+                <w:lang w:val="en-BE"/>
+              </w:rPr>
+              <w:t>Data Flow &amp; System Integration (WMS, API, ERP, etc.): {{</w:t>
+            </w:r>
+            <w:proofErr w:type="spellStart"/>
+            <w:r>
+              <w:rPr>
+                <w:rFonts w:ascii="Times New Roman" w:eastAsiaTheme="minorEastAsia" w:hAnsi="Times New Roman"/>
+                <w:sz w:val="22"/>
+                <w:szCs w:val="22"/>
+                <w:lang w:val="en-BE"/>
+              </w:rPr>
+              <w:t>data_flow_text</w:t>
+            </w:r>
+            <w:proofErr w:type="spellEnd"/>
+            <w:r>
+              <w:rPr>
+                <w:rFonts w:ascii="Times New Roman" w:eastAsiaTheme="minorEastAsia" w:hAnsi="Times New Roman"/>
+                <w:sz w:val="22"/>
+                <w:szCs w:val="22"/>
+                <w:lang w:val="en-BE"/>
+              </w:rPr>
+              <w:t>|default('N/A')</w:t>
+            </w:r>
+            <w:r>
+              <w:rPr>
+                <w:rFonts w:ascii="Times New Roman" w:eastAsiaTheme="minorEastAsia" w:hAnsi="Times New Roman"/>
+                <w:sz w:val="22"/>
+                <w:szCs w:val="22"/>
+                <w:lang w:val="en-BE"/>
+              </w:rPr>
+              <w:t>}}</w:t>
             </w:r>
           </w:p>
         </w:tc>
@@ -7598,7 +8617,7 @@
             <w:pPr>
               <w:spacing w:line="240" w:lineRule="auto"/>
               <w:rPr>
-                <w:rFonts w:ascii="Times New Roman" w:eastAsiaTheme="minorEastAsia" w:hAnsi="Times New Roman" w:cs="Times New Roman"/>
+                <w:rFonts w:ascii="Times New Roman" w:eastAsiaTheme="minorEastAsia" w:hAnsi="Times New Roman"/>
                 <w:sz w:val="22"/>
                 <w:szCs w:val="22"/>
                 <w:lang w:val="en-BE"/>
@@ -7624,6 +8643,15 @@
               <w:t>connections_details</w:t>
             </w:r>
             <w:proofErr w:type="spellEnd"/>
+            <w:r>
+              <w:rPr>
+                <w:rFonts w:ascii="Times New Roman" w:eastAsiaTheme="minorEastAsia" w:hAnsi="Times New Roman"/>
+                <w:sz w:val="22"/>
+                <w:szCs w:val="22"/>
+                <w:lang w:val="en-BE"/>
+              </w:rPr>
+              <w:t>|default('N/A')</w:t>
+            </w:r>
             <w:r>
               <w:rPr>
                 <w:rFonts w:ascii="Times New Roman" w:eastAsiaTheme="minorEastAsia" w:hAnsi="Times New Roman" w:cs="Times New Roman"/>
@@ -12264,6 +13292,30 @@
 </file>
 
 <file path=customXml/item1.xml><?xml version="1.0" encoding="utf-8"?>
+<b:Sources xmlns:b="http://schemas.openxmlformats.org/officeDocument/2006/bibliography" xmlns="http://schemas.openxmlformats.org/officeDocument/2006/bibliography" SelectedStyle="\APASixthEditionOfficeOnline.xsl" StyleName="APA" Version="6"/>
+</file>
+
+<file path=customXml/item2.xml><?xml version="1.0" encoding="utf-8"?>
+<p:properties xmlns:p="http://schemas.microsoft.com/office/2006/metadata/properties" xmlns:xsi="http://www.w3.org/2001/XMLSchema-instance" xmlns:pc="http://schemas.microsoft.com/office/infopath/2007/PartnerControls">
+  <documentManagement>
+    <lcf76f155ced4ddcb4097134ff3c332f xmlns="bbceff47-94a0-42cc-a34e-bab6fdf630d3">
+      <Terms xmlns="http://schemas.microsoft.com/office/infopath/2007/PartnerControls"/>
+    </lcf76f155ced4ddcb4097134ff3c332f>
+    <TaxCatchAll xmlns="076cc9d1-9a26-4384-96fc-17dbfe6fe8db" xsi:nil="true"/>
+  </documentManagement>
+</p:properties>
+</file>
+
+<file path=customXml/item3.xml><?xml version="1.0" encoding="utf-8"?>
+<?mso-contentType ?>
+<FormTemplates xmlns="http://schemas.microsoft.com/sharepoint/v3/contenttype/forms">
+  <Display>DocumentLibraryForm</Display>
+  <Edit>DocumentLibraryForm</Edit>
+  <New>DocumentLibraryForm</New>
+</FormTemplates>
+</file>
+
+<file path=customXml/item4.xml><?xml version="1.0" encoding="utf-8"?>
 <ct:contentTypeSchema xmlns:ct="http://schemas.microsoft.com/office/2006/metadata/contentType" xmlns:ma="http://schemas.microsoft.com/office/2006/metadata/properties/metaAttributes" ct:_="" ma:_="" ma:contentTypeName="Document" ma:contentTypeID="0x0101000ED1937193E6644B9910A1F8F337BE3A" ma:contentTypeVersion="15" ma:contentTypeDescription="Create a new document." ma:contentTypeScope="" ma:versionID="33d0915d951d370b6a1e09b978e628b3">
   <xsd:schema xmlns:xsd="http://www.w3.org/2001/XMLSchema" xmlns:xs="http://www.w3.org/2001/XMLSchema" xmlns:p="http://schemas.microsoft.com/office/2006/metadata/properties" xmlns:ns2="bbceff47-94a0-42cc-a34e-bab6fdf630d3" xmlns:ns3="076cc9d1-9a26-4384-96fc-17dbfe6fe8db" targetNamespace="http://schemas.microsoft.com/office/2006/metadata/properties" ma:root="true" ma:fieldsID="ca8e0581b507d7ca9a3160f88f47f0fe" ns2:_="" ns3:_="">
     <xsd:import namespace="bbceff47-94a0-42cc-a34e-bab6fdf630d3"/>
@@ -12476,30 +13528,6 @@
 </ct:contentTypeSchema>
 </file>
 
-<file path=customXml/item2.xml><?xml version="1.0" encoding="utf-8"?>
-<?mso-contentType ?>
-<FormTemplates xmlns="http://schemas.microsoft.com/sharepoint/v3/contenttype/forms">
-  <Display>DocumentLibraryForm</Display>
-  <Edit>DocumentLibraryForm</Edit>
-  <New>DocumentLibraryForm</New>
-</FormTemplates>
-</file>
-
-<file path=customXml/item3.xml><?xml version="1.0" encoding="utf-8"?>
-<p:properties xmlns:p="http://schemas.microsoft.com/office/2006/metadata/properties" xmlns:xsi="http://www.w3.org/2001/XMLSchema-instance" xmlns:pc="http://schemas.microsoft.com/office/infopath/2007/PartnerControls">
-  <documentManagement>
-    <lcf76f155ced4ddcb4097134ff3c332f xmlns="bbceff47-94a0-42cc-a34e-bab6fdf630d3">
-      <Terms xmlns="http://schemas.microsoft.com/office/infopath/2007/PartnerControls"/>
-    </lcf76f155ced4ddcb4097134ff3c332f>
-    <TaxCatchAll xmlns="076cc9d1-9a26-4384-96fc-17dbfe6fe8db" xsi:nil="true"/>
-  </documentManagement>
-</p:properties>
-</file>
-
-<file path=customXml/item4.xml><?xml version="1.0" encoding="utf-8"?>
-<b:Sources xmlns:b="http://schemas.openxmlformats.org/officeDocument/2006/bibliography" xmlns="http://schemas.openxmlformats.org/officeDocument/2006/bibliography" SelectedStyle="\APASixthEditionOfficeOnline.xsl" StyleName="APA" Version="6"/>
-</file>
-
 <file path=customXml/item5.xml><?xml version="1.0" encoding="utf-8"?>
 <s:customData xmlns="http://www.wps.cn/officeDocument/2013/wpsCustomData" xmlns:s="http://www.wps.cn/officeDocument/2013/wpsCustomData">
   <customSectProps/>
@@ -12510,6 +13538,33 @@
 </file>
 
 <file path=customXml/itemProps1.xml><?xml version="1.0" encoding="utf-8"?>
+<ds:datastoreItem xmlns:ds="http://schemas.openxmlformats.org/officeDocument/2006/customXml" ds:itemID="{1FF82357-F674-4365-859D-EF5EFE0EDCAE}">
+  <ds:schemaRefs>
+    <ds:schemaRef ds:uri="http://schemas.openxmlformats.org/officeDocument/2006/bibliography"/>
+  </ds:schemaRefs>
+</ds:datastoreItem>
+</file>
+
+<file path=customXml/itemProps2.xml><?xml version="1.0" encoding="utf-8"?>
+<ds:datastoreItem xmlns:ds="http://schemas.openxmlformats.org/officeDocument/2006/customXml" ds:itemID="{92B58BC8-A1B8-4740-9413-5A141DF8AFAB}">
+  <ds:schemaRefs>
+    <ds:schemaRef ds:uri="http://schemas.microsoft.com/office/2006/metadata/properties"/>
+    <ds:schemaRef ds:uri="http://schemas.microsoft.com/office/infopath/2007/PartnerControls"/>
+    <ds:schemaRef ds:uri="bbceff47-94a0-42cc-a34e-bab6fdf630d3"/>
+    <ds:schemaRef ds:uri="076cc9d1-9a26-4384-96fc-17dbfe6fe8db"/>
+  </ds:schemaRefs>
+</ds:datastoreItem>
+</file>
+
+<file path=customXml/itemProps3.xml><?xml version="1.0" encoding="utf-8"?>
+<ds:datastoreItem xmlns:ds="http://schemas.openxmlformats.org/officeDocument/2006/customXml" ds:itemID="{66E6D9ED-0625-4E0B-A950-FCB28CC096CA}">
+  <ds:schemaRefs>
+    <ds:schemaRef ds:uri="http://schemas.microsoft.com/sharepoint/v3/contenttype/forms"/>
+  </ds:schemaRefs>
+</ds:datastoreItem>
+</file>
+
+<file path=customXml/itemProps4.xml><?xml version="1.0" encoding="utf-8"?>
 <ds:datastoreItem xmlns:ds="http://schemas.openxmlformats.org/officeDocument/2006/customXml" ds:itemID="{117EB414-D13B-4D74-9FFC-4E3D989A8CA2}">
   <ds:schemaRefs>
     <ds:schemaRef ds:uri="http://schemas.microsoft.com/office/2006/metadata/contentType"/>
@@ -12528,33 +13583,6 @@
 </ds:datastoreItem>
 </file>
 
-<file path=customXml/itemProps2.xml><?xml version="1.0" encoding="utf-8"?>
-<ds:datastoreItem xmlns:ds="http://schemas.openxmlformats.org/officeDocument/2006/customXml" ds:itemID="{66E6D9ED-0625-4E0B-A950-FCB28CC096CA}">
-  <ds:schemaRefs>
-    <ds:schemaRef ds:uri="http://schemas.microsoft.com/sharepoint/v3/contenttype/forms"/>
-  </ds:schemaRefs>
-</ds:datastoreItem>
-</file>
-
-<file path=customXml/itemProps3.xml><?xml version="1.0" encoding="utf-8"?>
-<ds:datastoreItem xmlns:ds="http://schemas.openxmlformats.org/officeDocument/2006/customXml" ds:itemID="{92B58BC8-A1B8-4740-9413-5A141DF8AFAB}">
-  <ds:schemaRefs>
-    <ds:schemaRef ds:uri="http://schemas.microsoft.com/office/2006/metadata/properties"/>
-    <ds:schemaRef ds:uri="http://schemas.microsoft.com/office/infopath/2007/PartnerControls"/>
-    <ds:schemaRef ds:uri="bbceff47-94a0-42cc-a34e-bab6fdf630d3"/>
-    <ds:schemaRef ds:uri="076cc9d1-9a26-4384-96fc-17dbfe6fe8db"/>
-  </ds:schemaRefs>
-</ds:datastoreItem>
-</file>
-
-<file path=customXml/itemProps4.xml><?xml version="1.0" encoding="utf-8"?>
-<ds:datastoreItem xmlns:ds="http://schemas.openxmlformats.org/officeDocument/2006/customXml" ds:itemID="{1FF82357-F674-4365-859D-EF5EFE0EDCAE}">
-  <ds:schemaRefs>
-    <ds:schemaRef ds:uri="http://schemas.openxmlformats.org/officeDocument/2006/bibliography"/>
-  </ds:schemaRefs>
-</ds:datastoreItem>
-</file>
-
 <file path=customXml/itemProps5.xml><?xml version="1.0" encoding="utf-8"?>
 <ds:datastoreItem xmlns:ds="http://schemas.openxmlformats.org/officeDocument/2006/customXml" ds:itemID="{B1977F7D-205B-4081-913C-38D41E755F92}">
   <ds:schemaRefs>

--- a/template.docx
+++ b/template.docx
@@ -152,27 +152,25 @@
                 <w:szCs w:val="22"/>
                 <w:lang w:val="en-BE"/>
               </w:rPr>
-              <w:t>{{</w:t>
-            </w:r>
-            <w:proofErr w:type="spellStart"/>
-            <w:r>
-              <w:rPr>
-                <w:rFonts w:ascii="Times New Roman" w:eastAsiaTheme="minorEastAsia" w:hAnsi="Times New Roman" w:cs="Times New Roman"/>
-                <w:sz w:val="22"/>
-                <w:szCs w:val="22"/>
-                <w:lang w:val="en-BE"/>
-              </w:rPr>
-              <w:t>customer_name|default</w:t>
-            </w:r>
-            <w:proofErr w:type="spellEnd"/>
-            <w:r>
-              <w:rPr>
-                <w:rFonts w:ascii="Times New Roman" w:eastAsiaTheme="minorEastAsia" w:hAnsi="Times New Roman" w:cs="Times New Roman"/>
-                <w:sz w:val="22"/>
-                <w:szCs w:val="22"/>
-                <w:lang w:val="en-BE"/>
-              </w:rPr>
-              <w:t>('N/A')}}</w:t>
+              <w:t>{{customer_name|default(</w:t>
+            </w:r>
+            <w:r>
+              <w:rPr>
+                <w:rFonts w:ascii="Times New Roman" w:eastAsiaTheme="minorEastAsia" w:hAnsi="Times New Roman" w:cs="Times New Roman"/>
+                <w:sz w:val="22"/>
+                <w:szCs w:val="22"/>
+                <w:lang w:val="en-BE"/>
+              </w:rPr>
+              <w:t>‘‘</w:t>
+            </w:r>
+            <w:r>
+              <w:rPr>
+                <w:rFonts w:ascii="Times New Roman" w:eastAsiaTheme="minorEastAsia" w:hAnsi="Times New Roman" w:cs="Times New Roman"/>
+                <w:sz w:val="22"/>
+                <w:szCs w:val="22"/>
+                <w:lang w:val="en-BE"/>
+              </w:rPr>
+              <w:t>)}}</w:t>
             </w:r>
           </w:p>
           <w:p>
@@ -247,27 +245,34 @@
                 <w:szCs w:val="22"/>
                 <w:lang w:val="en-BE"/>
               </w:rPr>
-              <w:t>{{</w:t>
-            </w:r>
-            <w:proofErr w:type="spellStart"/>
-            <w:r>
-              <w:rPr>
-                <w:rFonts w:ascii="Times New Roman" w:eastAsiaTheme="minorEastAsia" w:hAnsi="Times New Roman" w:cs="Times New Roman"/>
-                <w:sz w:val="22"/>
-                <w:szCs w:val="22"/>
-                <w:lang w:val="en-BE"/>
-              </w:rPr>
-              <w:t>project_name</w:t>
-            </w:r>
-            <w:proofErr w:type="spellEnd"/>
-            <w:r>
-              <w:rPr>
-                <w:rFonts w:ascii="Times New Roman" w:eastAsiaTheme="minorEastAsia" w:hAnsi="Times New Roman"/>
-                <w:sz w:val="22"/>
-                <w:szCs w:val="22"/>
-                <w:lang w:val="en-BE"/>
-              </w:rPr>
-              <w:t>|default('N/A')</w:t>
+              <w:t>{{project_name</w:t>
+            </w:r>
+            <w:r>
+              <w:rPr>
+                <w:rFonts w:ascii="Times New Roman" w:eastAsiaTheme="minorEastAsia" w:hAnsi="Times New Roman"/>
+                <w:sz w:val="22"/>
+                <w:szCs w:val="22"/>
+                <w:lang w:val="en-BE"/>
+              </w:rPr>
+              <w:t>|default(</w:t>
+            </w:r>
+            <w:r>
+              <w:rPr>
+                <w:rFonts w:ascii="Times New Roman" w:eastAsiaTheme="minorEastAsia" w:hAnsi="Times New Roman"/>
+                <w:sz w:val="22"/>
+                <w:szCs w:val="22"/>
+                <w:lang w:val="en-BE"/>
+              </w:rPr>
+              <w:t>‘‘</w:t>
+            </w:r>
+            <w:r>
+              <w:rPr>
+                <w:rFonts w:ascii="Times New Roman" w:eastAsiaTheme="minorEastAsia" w:hAnsi="Times New Roman"/>
+                <w:sz w:val="22"/>
+                <w:szCs w:val="22"/>
+                <w:lang w:val="en-BE"/>
+              </w:rPr>
+              <w:t>)</w:t>
             </w:r>
             <w:r>
               <w:rPr>
@@ -357,27 +362,34 @@
                 <w:szCs w:val="22"/>
                 <w:lang w:val="en-BE"/>
               </w:rPr>
-              <w:t>{{</w:t>
-            </w:r>
-            <w:proofErr w:type="spellStart"/>
-            <w:r>
-              <w:rPr>
-                <w:rFonts w:ascii="Times New Roman" w:eastAsiaTheme="minorEastAsia" w:hAnsi="Times New Roman" w:cs="Times New Roman"/>
-                <w:sz w:val="22"/>
-                <w:szCs w:val="22"/>
-                <w:lang w:val="en-BE"/>
-              </w:rPr>
-              <w:t>project_location</w:t>
-            </w:r>
-            <w:proofErr w:type="spellEnd"/>
-            <w:r>
-              <w:rPr>
-                <w:rFonts w:ascii="Times New Roman" w:eastAsiaTheme="minorEastAsia" w:hAnsi="Times New Roman"/>
-                <w:sz w:val="22"/>
-                <w:szCs w:val="22"/>
-                <w:lang w:val="en-BE"/>
-              </w:rPr>
-              <w:t>|default('N/A')</w:t>
+              <w:t>{{project_location</w:t>
+            </w:r>
+            <w:r>
+              <w:rPr>
+                <w:rFonts w:ascii="Times New Roman" w:eastAsiaTheme="minorEastAsia" w:hAnsi="Times New Roman"/>
+                <w:sz w:val="22"/>
+                <w:szCs w:val="22"/>
+                <w:lang w:val="en-BE"/>
+              </w:rPr>
+              <w:t>|default(</w:t>
+            </w:r>
+            <w:r>
+              <w:rPr>
+                <w:rFonts w:ascii="Times New Roman" w:eastAsiaTheme="minorEastAsia" w:hAnsi="Times New Roman"/>
+                <w:sz w:val="22"/>
+                <w:szCs w:val="22"/>
+                <w:lang w:val="en-BE"/>
+              </w:rPr>
+              <w:t>‘‘</w:t>
+            </w:r>
+            <w:r>
+              <w:rPr>
+                <w:rFonts w:ascii="Times New Roman" w:eastAsiaTheme="minorEastAsia" w:hAnsi="Times New Roman"/>
+                <w:sz w:val="22"/>
+                <w:szCs w:val="22"/>
+                <w:lang w:val="en-BE"/>
+              </w:rPr>
+              <w:t>)</w:t>
             </w:r>
           </w:p>
           <w:p>
@@ -482,27 +494,7 @@
                 <w:szCs w:val="22"/>
                 <w:lang w:val="en-BE"/>
               </w:rPr>
-              <w:t>{{</w:t>
-            </w:r>
-            <w:proofErr w:type="spellStart"/>
-            <w:r>
-              <w:rPr>
-                <w:rFonts w:ascii="Times New Roman" w:eastAsiaTheme="minorEastAsia" w:hAnsi="Times New Roman" w:cs="Times New Roman"/>
-                <w:sz w:val="22"/>
-                <w:szCs w:val="22"/>
-                <w:lang w:val="en-BE"/>
-              </w:rPr>
-              <w:t>survey_date</w:t>
-            </w:r>
-            <w:proofErr w:type="spellEnd"/>
-            <w:r>
-              <w:rPr>
-                <w:rFonts w:ascii="Times New Roman" w:eastAsiaTheme="minorEastAsia" w:hAnsi="Times New Roman" w:cs="Times New Roman"/>
-                <w:sz w:val="22"/>
-                <w:szCs w:val="22"/>
-                <w:lang w:val="en-BE"/>
-              </w:rPr>
-              <w:t>}}</w:t>
+              <w:t>{{survey_date}}</w:t>
             </w:r>
           </w:p>
           <w:p>
@@ -583,27 +575,34 @@
                 <w:szCs w:val="22"/>
                 <w:lang w:val="en-BE"/>
               </w:rPr>
-              <w:t>{{</w:t>
-            </w:r>
-            <w:proofErr w:type="spellStart"/>
-            <w:r>
-              <w:rPr>
-                <w:rFonts w:ascii="Times New Roman" w:eastAsiaTheme="minorEastAsia" w:hAnsi="Times New Roman" w:cs="Times New Roman"/>
-                <w:sz w:val="22"/>
-                <w:szCs w:val="22"/>
-                <w:lang w:val="en-BE"/>
-              </w:rPr>
-              <w:t>customer_email</w:t>
-            </w:r>
-            <w:proofErr w:type="spellEnd"/>
-            <w:r>
-              <w:rPr>
-                <w:rFonts w:ascii="Times New Roman" w:eastAsiaTheme="minorEastAsia" w:hAnsi="Times New Roman"/>
-                <w:sz w:val="22"/>
-                <w:szCs w:val="22"/>
-                <w:lang w:val="en-BE"/>
-              </w:rPr>
-              <w:t>|default('N/A')</w:t>
+              <w:t>{{customer_email</w:t>
+            </w:r>
+            <w:r>
+              <w:rPr>
+                <w:rFonts w:ascii="Times New Roman" w:eastAsiaTheme="minorEastAsia" w:hAnsi="Times New Roman"/>
+                <w:sz w:val="22"/>
+                <w:szCs w:val="22"/>
+                <w:lang w:val="en-BE"/>
+              </w:rPr>
+              <w:t>|default(</w:t>
+            </w:r>
+            <w:r>
+              <w:rPr>
+                <w:rFonts w:ascii="Times New Roman" w:eastAsiaTheme="minorEastAsia" w:hAnsi="Times New Roman"/>
+                <w:sz w:val="22"/>
+                <w:szCs w:val="22"/>
+                <w:lang w:val="en-BE"/>
+              </w:rPr>
+              <w:t>‘‘</w:t>
+            </w:r>
+            <w:r>
+              <w:rPr>
+                <w:rFonts w:ascii="Times New Roman" w:eastAsiaTheme="minorEastAsia" w:hAnsi="Times New Roman"/>
+                <w:sz w:val="22"/>
+                <w:szCs w:val="22"/>
+                <w:lang w:val="en-BE"/>
+              </w:rPr>
+              <w:t>)</w:t>
             </w:r>
           </w:p>
           <w:p>
@@ -714,27 +713,34 @@
                 <w:szCs w:val="22"/>
                 <w:lang w:val="en-BE"/>
               </w:rPr>
-              <w:t>{{</w:t>
-            </w:r>
-            <w:proofErr w:type="spellStart"/>
-            <w:r>
-              <w:rPr>
-                <w:rFonts w:ascii="Times New Roman" w:eastAsiaTheme="minorEastAsia" w:hAnsi="Times New Roman" w:cs="Times New Roman"/>
-                <w:sz w:val="22"/>
-                <w:szCs w:val="22"/>
-                <w:lang w:val="en-BE"/>
-              </w:rPr>
-              <w:t>customer_mobile</w:t>
-            </w:r>
-            <w:proofErr w:type="spellEnd"/>
-            <w:r>
-              <w:rPr>
-                <w:rFonts w:ascii="Times New Roman" w:eastAsiaTheme="minorEastAsia" w:hAnsi="Times New Roman"/>
-                <w:sz w:val="22"/>
-                <w:szCs w:val="22"/>
-                <w:lang w:val="en-BE"/>
-              </w:rPr>
-              <w:t>|default('N/A')</w:t>
+              <w:t>{{customer_mobile</w:t>
+            </w:r>
+            <w:r>
+              <w:rPr>
+                <w:rFonts w:ascii="Times New Roman" w:eastAsiaTheme="minorEastAsia" w:hAnsi="Times New Roman"/>
+                <w:sz w:val="22"/>
+                <w:szCs w:val="22"/>
+                <w:lang w:val="en-BE"/>
+              </w:rPr>
+              <w:t>|default(</w:t>
+            </w:r>
+            <w:r>
+              <w:rPr>
+                <w:rFonts w:ascii="Times New Roman" w:eastAsiaTheme="minorEastAsia" w:hAnsi="Times New Roman"/>
+                <w:sz w:val="22"/>
+                <w:szCs w:val="22"/>
+                <w:lang w:val="en-BE"/>
+              </w:rPr>
+              <w:t>‘‘</w:t>
+            </w:r>
+            <w:r>
+              <w:rPr>
+                <w:rFonts w:ascii="Times New Roman" w:eastAsiaTheme="minorEastAsia" w:hAnsi="Times New Roman"/>
+                <w:sz w:val="22"/>
+                <w:szCs w:val="22"/>
+                <w:lang w:val="en-BE"/>
+              </w:rPr>
+              <w:t>)</w:t>
             </w:r>
           </w:p>
           <w:p>
@@ -1018,7 +1024,25 @@
                 <w:szCs w:val="22"/>
                 <w:lang w:val="en-BE"/>
               </w:rPr>
-              <w:t>|default('N/A')</w:t>
+              <w:t>|default(</w:t>
+            </w:r>
+            <w:r>
+              <w:rPr>
+                <w:rFonts w:ascii="Times New Roman" w:eastAsiaTheme="minorEastAsia" w:hAnsi="Times New Roman"/>
+                <w:sz w:val="22"/>
+                <w:szCs w:val="22"/>
+                <w:lang w:val="en-BE"/>
+              </w:rPr>
+              <w:t>‘‘</w:t>
+            </w:r>
+            <w:r>
+              <w:rPr>
+                <w:rFonts w:ascii="Times New Roman" w:eastAsiaTheme="minorEastAsia" w:hAnsi="Times New Roman"/>
+                <w:sz w:val="22"/>
+                <w:szCs w:val="22"/>
+                <w:lang w:val="en-BE"/>
+              </w:rPr>
+              <w:t>)</w:t>
             </w:r>
             <w:r>
               <w:rPr>
@@ -1049,9 +1073,8 @@
                 <w:szCs w:val="22"/>
                 <w:lang w:val="en-BE"/>
               </w:rPr>
-              <w:t xml:space="preserve">Short Description of the Task / Overall </w:t>
-            </w:r>
-            <w:proofErr w:type="gramStart"/>
+              <w:t>Short Description of the Task / Overall Operation</w:t>
+            </w:r>
             <w:r>
               <w:rPr>
                 <w:rFonts w:ascii="Times New Roman" w:eastAsiaTheme="minorEastAsia" w:hAnsi="Times New Roman" w:cs="Times New Roman"/>
@@ -1061,7 +1084,7 @@
                 <w:szCs w:val="22"/>
                 <w:lang w:val="en-BE"/>
               </w:rPr>
-              <w:t>Operation</w:t>
+              <w:t xml:space="preserve"> :</w:t>
             </w:r>
             <w:r>
               <w:rPr>
@@ -1072,18 +1095,6 @@
                 <w:szCs w:val="22"/>
                 <w:lang w:val="en-BE"/>
               </w:rPr>
-              <w:t xml:space="preserve"> :</w:t>
-            </w:r>
-            <w:proofErr w:type="gramEnd"/>
-            <w:r>
-              <w:rPr>
-                <w:rFonts w:ascii="Times New Roman" w:eastAsiaTheme="minorEastAsia" w:hAnsi="Times New Roman" w:cs="Times New Roman"/>
-                <w:b/>
-                <w:bCs/>
-                <w:sz w:val="22"/>
-                <w:szCs w:val="22"/>
-                <w:lang w:val="en-BE"/>
-              </w:rPr>
               <w:br/>
             </w:r>
             <w:r>
@@ -1093,27 +1104,34 @@
                 <w:szCs w:val="22"/>
                 <w:lang w:val="en-BE"/>
               </w:rPr>
-              <w:t>{{</w:t>
-            </w:r>
-            <w:proofErr w:type="spellStart"/>
-            <w:r>
-              <w:rPr>
-                <w:rFonts w:ascii="Times New Roman" w:eastAsiaTheme="minorEastAsia" w:hAnsi="Times New Roman" w:cs="Times New Roman"/>
-                <w:sz w:val="22"/>
-                <w:szCs w:val="22"/>
-                <w:lang w:val="en-BE"/>
-              </w:rPr>
-              <w:t>task_description</w:t>
-            </w:r>
-            <w:proofErr w:type="spellEnd"/>
-            <w:r>
-              <w:rPr>
-                <w:rFonts w:ascii="Times New Roman" w:eastAsiaTheme="minorEastAsia" w:hAnsi="Times New Roman"/>
-                <w:sz w:val="22"/>
-                <w:szCs w:val="22"/>
-                <w:lang w:val="en-BE"/>
-              </w:rPr>
-              <w:t>|default('N/A')</w:t>
+              <w:t>{{task_description</w:t>
+            </w:r>
+            <w:r>
+              <w:rPr>
+                <w:rFonts w:ascii="Times New Roman" w:eastAsiaTheme="minorEastAsia" w:hAnsi="Times New Roman"/>
+                <w:sz w:val="22"/>
+                <w:szCs w:val="22"/>
+                <w:lang w:val="en-BE"/>
+              </w:rPr>
+              <w:t>|default(</w:t>
+            </w:r>
+            <w:r>
+              <w:rPr>
+                <w:rFonts w:ascii="Times New Roman" w:eastAsiaTheme="minorEastAsia" w:hAnsi="Times New Roman"/>
+                <w:sz w:val="22"/>
+                <w:szCs w:val="22"/>
+                <w:lang w:val="en-BE"/>
+              </w:rPr>
+              <w:t>‘‘</w:t>
+            </w:r>
+            <w:r>
+              <w:rPr>
+                <w:rFonts w:ascii="Times New Roman" w:eastAsiaTheme="minorEastAsia" w:hAnsi="Times New Roman"/>
+                <w:sz w:val="22"/>
+                <w:szCs w:val="22"/>
+                <w:lang w:val="en-BE"/>
+              </w:rPr>
+              <w:t>)</w:t>
             </w:r>
             <w:r>
               <w:rPr>
@@ -1320,27 +1338,34 @@
                 <w:szCs w:val="22"/>
                 <w:lang w:val="en-BE"/>
               </w:rPr>
-              <w:t>{{</w:t>
-            </w:r>
-            <w:proofErr w:type="spellStart"/>
-            <w:r>
-              <w:rPr>
-                <w:rFonts w:ascii="Times New Roman" w:eastAsiaTheme="minorEastAsia" w:hAnsi="Times New Roman" w:cs="Times New Roman"/>
-                <w:sz w:val="22"/>
-                <w:szCs w:val="22"/>
-                <w:lang w:val="en-BE"/>
-              </w:rPr>
-              <w:t>warehouse_area</w:t>
-            </w:r>
-            <w:proofErr w:type="spellEnd"/>
-            <w:r>
-              <w:rPr>
-                <w:rFonts w:ascii="Times New Roman" w:eastAsiaTheme="minorEastAsia" w:hAnsi="Times New Roman"/>
-                <w:sz w:val="22"/>
-                <w:szCs w:val="22"/>
-                <w:lang w:val="en-BE"/>
-              </w:rPr>
-              <w:t>|default('N/A')</w:t>
+              <w:t>{{warehouse_area</w:t>
+            </w:r>
+            <w:r>
+              <w:rPr>
+                <w:rFonts w:ascii="Times New Roman" w:eastAsiaTheme="minorEastAsia" w:hAnsi="Times New Roman"/>
+                <w:sz w:val="22"/>
+                <w:szCs w:val="22"/>
+                <w:lang w:val="en-BE"/>
+              </w:rPr>
+              <w:t>|default(</w:t>
+            </w:r>
+            <w:r>
+              <w:rPr>
+                <w:rFonts w:ascii="Times New Roman" w:eastAsiaTheme="minorEastAsia" w:hAnsi="Times New Roman"/>
+                <w:sz w:val="22"/>
+                <w:szCs w:val="22"/>
+                <w:lang w:val="en-BE"/>
+              </w:rPr>
+              <w:t>‘‘</w:t>
+            </w:r>
+            <w:r>
+              <w:rPr>
+                <w:rFonts w:ascii="Times New Roman" w:eastAsiaTheme="minorEastAsia" w:hAnsi="Times New Roman"/>
+                <w:sz w:val="22"/>
+                <w:szCs w:val="22"/>
+                <w:lang w:val="en-BE"/>
+              </w:rPr>
+              <w:t>)</w:t>
             </w:r>
             <w:r>
               <w:rPr>
@@ -1506,56 +1531,43 @@
                 <w:szCs w:val="22"/>
                 <w:lang w:val="en-BE"/>
               </w:rPr>
-              <w:t xml:space="preserve">Aisle </w:t>
-            </w:r>
-            <w:proofErr w:type="gramStart"/>
-            <w:r>
-              <w:rPr>
-                <w:rFonts w:ascii="Times New Roman" w:eastAsiaTheme="minorEastAsia" w:hAnsi="Times New Roman" w:cs="Times New Roman"/>
-                <w:sz w:val="22"/>
-                <w:szCs w:val="22"/>
-                <w:lang w:val="en-BE"/>
-              </w:rPr>
-              <w:t>Width:</w:t>
-            </w:r>
-            <w:r>
-              <w:rPr>
-                <w:rFonts w:ascii="Times New Roman" w:eastAsiaTheme="minorEastAsia" w:hAnsi="Times New Roman" w:cs="Times New Roman"/>
-                <w:sz w:val="22"/>
-                <w:szCs w:val="22"/>
-                <w:lang w:val="en-BE"/>
-              </w:rPr>
-              <w:t>{</w:t>
-            </w:r>
-            <w:proofErr w:type="gramEnd"/>
-            <w:r>
-              <w:rPr>
-                <w:rFonts w:ascii="Times New Roman" w:eastAsiaTheme="minorEastAsia" w:hAnsi="Times New Roman" w:cs="Times New Roman"/>
-                <w:sz w:val="22"/>
-                <w:szCs w:val="22"/>
-                <w:lang w:val="en-BE"/>
-              </w:rPr>
-              <w:t>{</w:t>
-            </w:r>
-            <w:proofErr w:type="spellStart"/>
-            <w:r>
-              <w:rPr>
-                <w:rFonts w:ascii="Times New Roman" w:eastAsiaTheme="minorEastAsia" w:hAnsi="Times New Roman" w:cs="Times New Roman"/>
-                <w:sz w:val="22"/>
-                <w:szCs w:val="22"/>
-                <w:lang w:val="en-BE"/>
-              </w:rPr>
-              <w:t>aisle_width_m</w:t>
-            </w:r>
-            <w:proofErr w:type="spellEnd"/>
-            <w:r>
-              <w:rPr>
-                <w:rFonts w:ascii="Times New Roman" w:eastAsiaTheme="minorEastAsia" w:hAnsi="Times New Roman"/>
-                <w:sz w:val="22"/>
-                <w:szCs w:val="22"/>
-                <w:lang w:val="en-BE"/>
-              </w:rPr>
-              <w:t>|default('N/A')</w:t>
+              <w:t>Aisle Width:</w:t>
+            </w:r>
+            <w:r>
+              <w:rPr>
+                <w:rFonts w:ascii="Times New Roman" w:eastAsiaTheme="minorEastAsia" w:hAnsi="Times New Roman" w:cs="Times New Roman"/>
+                <w:sz w:val="22"/>
+                <w:szCs w:val="22"/>
+                <w:lang w:val="en-BE"/>
+              </w:rPr>
+              <w:t>{{aisle_width_m</w:t>
+            </w:r>
+            <w:r>
+              <w:rPr>
+                <w:rFonts w:ascii="Times New Roman" w:eastAsiaTheme="minorEastAsia" w:hAnsi="Times New Roman"/>
+                <w:sz w:val="22"/>
+                <w:szCs w:val="22"/>
+                <w:lang w:val="en-BE"/>
+              </w:rPr>
+              <w:t>|default(</w:t>
+            </w:r>
+            <w:r>
+              <w:rPr>
+                <w:rFonts w:ascii="Times New Roman" w:eastAsiaTheme="minorEastAsia" w:hAnsi="Times New Roman"/>
+                <w:sz w:val="22"/>
+                <w:szCs w:val="22"/>
+                <w:lang w:val="en-BE"/>
+              </w:rPr>
+              <w:t>‘‘</w:t>
+            </w:r>
+            <w:r>
+              <w:rPr>
+                <w:rFonts w:ascii="Times New Roman" w:eastAsiaTheme="minorEastAsia" w:hAnsi="Times New Roman"/>
+                <w:sz w:val="22"/>
+                <w:szCs w:val="22"/>
+                <w:lang w:val="en-BE"/>
+              </w:rPr>
+              <w:t>)</w:t>
             </w:r>
             <w:r>
               <w:rPr>
@@ -1584,27 +1596,34 @@
                 <w:szCs w:val="22"/>
                 <w:lang w:val="en-BE"/>
               </w:rPr>
-              <w:t>General Aisle: {{</w:t>
-            </w:r>
-            <w:proofErr w:type="spellStart"/>
-            <w:r>
-              <w:rPr>
-                <w:rFonts w:ascii="Times New Roman" w:eastAsiaTheme="minorEastAsia" w:hAnsi="Times New Roman" w:cs="Times New Roman"/>
-                <w:sz w:val="22"/>
-                <w:szCs w:val="22"/>
-                <w:lang w:val="en-BE"/>
-              </w:rPr>
-              <w:t>aisle_width_m</w:t>
-            </w:r>
-            <w:proofErr w:type="spellEnd"/>
-            <w:r>
-              <w:rPr>
-                <w:rFonts w:ascii="Times New Roman" w:eastAsiaTheme="minorEastAsia" w:hAnsi="Times New Roman"/>
-                <w:sz w:val="22"/>
-                <w:szCs w:val="22"/>
-                <w:lang w:val="en-BE"/>
-              </w:rPr>
-              <w:t>|default('N/A')</w:t>
+              <w:t>General Aisle: {{aisle_width_m</w:t>
+            </w:r>
+            <w:r>
+              <w:rPr>
+                <w:rFonts w:ascii="Times New Roman" w:eastAsiaTheme="minorEastAsia" w:hAnsi="Times New Roman"/>
+                <w:sz w:val="22"/>
+                <w:szCs w:val="22"/>
+                <w:lang w:val="en-BE"/>
+              </w:rPr>
+              <w:t>|default(</w:t>
+            </w:r>
+            <w:r>
+              <w:rPr>
+                <w:rFonts w:ascii="Times New Roman" w:eastAsiaTheme="minorEastAsia" w:hAnsi="Times New Roman"/>
+                <w:sz w:val="22"/>
+                <w:szCs w:val="22"/>
+                <w:lang w:val="en-BE"/>
+              </w:rPr>
+              <w:t>‘‘</w:t>
+            </w:r>
+            <w:r>
+              <w:rPr>
+                <w:rFonts w:ascii="Times New Roman" w:eastAsiaTheme="minorEastAsia" w:hAnsi="Times New Roman"/>
+                <w:sz w:val="22"/>
+                <w:szCs w:val="22"/>
+                <w:lang w:val="en-BE"/>
+              </w:rPr>
+              <w:t>)</w:t>
             </w:r>
             <w:r>
               <w:rPr>
@@ -1633,27 +1652,34 @@
                 <w:szCs w:val="22"/>
                 <w:lang w:val="en-BE"/>
               </w:rPr>
-              <w:t>Picking Aisle: {{</w:t>
-            </w:r>
-            <w:proofErr w:type="spellStart"/>
-            <w:r>
-              <w:rPr>
-                <w:rFonts w:ascii="Times New Roman" w:eastAsiaTheme="minorEastAsia" w:hAnsi="Times New Roman" w:cs="Times New Roman"/>
-                <w:sz w:val="22"/>
-                <w:szCs w:val="22"/>
-                <w:lang w:val="en-BE"/>
-              </w:rPr>
-              <w:t>picking_aisle_mm</w:t>
-            </w:r>
-            <w:proofErr w:type="spellEnd"/>
-            <w:r>
-              <w:rPr>
-                <w:rFonts w:ascii="Times New Roman" w:eastAsiaTheme="minorEastAsia" w:hAnsi="Times New Roman"/>
-                <w:sz w:val="22"/>
-                <w:szCs w:val="22"/>
-                <w:lang w:val="en-BE"/>
-              </w:rPr>
-              <w:t>|default('N/A')</w:t>
+              <w:t>Picking Aisle: {{picking_aisle_mm</w:t>
+            </w:r>
+            <w:r>
+              <w:rPr>
+                <w:rFonts w:ascii="Times New Roman" w:eastAsiaTheme="minorEastAsia" w:hAnsi="Times New Roman"/>
+                <w:sz w:val="22"/>
+                <w:szCs w:val="22"/>
+                <w:lang w:val="en-BE"/>
+              </w:rPr>
+              <w:t>|default(</w:t>
+            </w:r>
+            <w:r>
+              <w:rPr>
+                <w:rFonts w:ascii="Times New Roman" w:eastAsiaTheme="minorEastAsia" w:hAnsi="Times New Roman"/>
+                <w:sz w:val="22"/>
+                <w:szCs w:val="22"/>
+                <w:lang w:val="en-BE"/>
+              </w:rPr>
+              <w:t>‘‘</w:t>
+            </w:r>
+            <w:r>
+              <w:rPr>
+                <w:rFonts w:ascii="Times New Roman" w:eastAsiaTheme="minorEastAsia" w:hAnsi="Times New Roman"/>
+                <w:sz w:val="22"/>
+                <w:szCs w:val="22"/>
+                <w:lang w:val="en-BE"/>
+              </w:rPr>
+              <w:t>)</w:t>
             </w:r>
             <w:r>
               <w:rPr>
@@ -1682,27 +1708,34 @@
                 <w:szCs w:val="22"/>
                 <w:lang w:val="en-BE"/>
               </w:rPr>
-              <w:t>Unloading Aisle: {{</w:t>
-            </w:r>
-            <w:proofErr w:type="spellStart"/>
-            <w:r>
-              <w:rPr>
-                <w:rFonts w:ascii="Times New Roman" w:eastAsiaTheme="minorEastAsia" w:hAnsi="Times New Roman" w:cs="Times New Roman"/>
-                <w:sz w:val="22"/>
-                <w:szCs w:val="22"/>
-                <w:lang w:val="en-BE"/>
-              </w:rPr>
-              <w:t>unloading_aisle_mm</w:t>
-            </w:r>
-            <w:proofErr w:type="spellEnd"/>
-            <w:r>
-              <w:rPr>
-                <w:rFonts w:ascii="Times New Roman" w:eastAsiaTheme="minorEastAsia" w:hAnsi="Times New Roman"/>
-                <w:sz w:val="22"/>
-                <w:szCs w:val="22"/>
-                <w:lang w:val="en-BE"/>
-              </w:rPr>
-              <w:t>|default('N/A')</w:t>
+              <w:t>Unloading Aisle: {{unloading_aisle_mm</w:t>
+            </w:r>
+            <w:r>
+              <w:rPr>
+                <w:rFonts w:ascii="Times New Roman" w:eastAsiaTheme="minorEastAsia" w:hAnsi="Times New Roman"/>
+                <w:sz w:val="22"/>
+                <w:szCs w:val="22"/>
+                <w:lang w:val="en-BE"/>
+              </w:rPr>
+              <w:t>|default(</w:t>
+            </w:r>
+            <w:r>
+              <w:rPr>
+                <w:rFonts w:ascii="Times New Roman" w:eastAsiaTheme="minorEastAsia" w:hAnsi="Times New Roman"/>
+                <w:sz w:val="22"/>
+                <w:szCs w:val="22"/>
+                <w:lang w:val="en-BE"/>
+              </w:rPr>
+              <w:t>‘‘</w:t>
+            </w:r>
+            <w:r>
+              <w:rPr>
+                <w:rFonts w:ascii="Times New Roman" w:eastAsiaTheme="minorEastAsia" w:hAnsi="Times New Roman"/>
+                <w:sz w:val="22"/>
+                <w:szCs w:val="22"/>
+                <w:lang w:val="en-BE"/>
+              </w:rPr>
+              <w:t>)</w:t>
             </w:r>
             <w:r>
               <w:rPr>
@@ -1853,27 +1886,34 @@
                 <w:szCs w:val="22"/>
                 <w:lang w:val="en-BE"/>
               </w:rPr>
-              <w:t>{{</w:t>
-            </w:r>
-            <w:proofErr w:type="spellStart"/>
-            <w:r>
-              <w:rPr>
-                <w:rFonts w:ascii="Times New Roman" w:eastAsiaTheme="minorEastAsia" w:hAnsi="Times New Roman" w:cs="Times New Roman"/>
-                <w:sz w:val="22"/>
-                <w:szCs w:val="22"/>
-                <w:lang w:val="en-BE"/>
-              </w:rPr>
-              <w:t>max_stacking_height_m</w:t>
-            </w:r>
-            <w:proofErr w:type="spellEnd"/>
-            <w:r>
-              <w:rPr>
-                <w:rFonts w:ascii="Times New Roman" w:eastAsiaTheme="minorEastAsia" w:hAnsi="Times New Roman"/>
-                <w:sz w:val="22"/>
-                <w:szCs w:val="22"/>
-                <w:lang w:val="en-BE"/>
-              </w:rPr>
-              <w:t>|default('N/A')</w:t>
+              <w:t>{{max_stacking_height_m</w:t>
+            </w:r>
+            <w:r>
+              <w:rPr>
+                <w:rFonts w:ascii="Times New Roman" w:eastAsiaTheme="minorEastAsia" w:hAnsi="Times New Roman"/>
+                <w:sz w:val="22"/>
+                <w:szCs w:val="22"/>
+                <w:lang w:val="en-BE"/>
+              </w:rPr>
+              <w:t>|default(</w:t>
+            </w:r>
+            <w:r>
+              <w:rPr>
+                <w:rFonts w:ascii="Times New Roman" w:eastAsiaTheme="minorEastAsia" w:hAnsi="Times New Roman"/>
+                <w:sz w:val="22"/>
+                <w:szCs w:val="22"/>
+                <w:lang w:val="en-BE"/>
+              </w:rPr>
+              <w:t>‘‘</w:t>
+            </w:r>
+            <w:r>
+              <w:rPr>
+                <w:rFonts w:ascii="Times New Roman" w:eastAsiaTheme="minorEastAsia" w:hAnsi="Times New Roman"/>
+                <w:sz w:val="22"/>
+                <w:szCs w:val="22"/>
+                <w:lang w:val="en-BE"/>
+              </w:rPr>
+              <w:t>)</w:t>
             </w:r>
             <w:r>
               <w:rPr>
@@ -1904,7 +1944,6 @@
                 <w:lang w:val="en-BE"/>
               </w:rPr>
             </w:pPr>
-            <w:proofErr w:type="gramStart"/>
             <w:r>
               <w:rPr>
                 <w:rFonts w:ascii="Times New Roman" w:eastAsiaTheme="minorEastAsia" w:hAnsi="Times New Roman" w:cs="Times New Roman"/>
@@ -1921,37 +1960,34 @@
                 <w:szCs w:val="22"/>
                 <w:lang w:val="en-BE"/>
               </w:rPr>
-              <w:t>{</w:t>
-            </w:r>
-            <w:proofErr w:type="gramEnd"/>
-            <w:r>
-              <w:rPr>
-                <w:rFonts w:ascii="Times New Roman" w:eastAsiaTheme="minorEastAsia" w:hAnsi="Times New Roman" w:cs="Times New Roman"/>
-                <w:sz w:val="22"/>
-                <w:szCs w:val="22"/>
-                <w:lang w:val="en-BE"/>
-              </w:rPr>
-              <w:t>{</w:t>
-            </w:r>
-            <w:proofErr w:type="spellStart"/>
-            <w:r>
-              <w:rPr>
-                <w:rFonts w:ascii="Times New Roman" w:eastAsiaTheme="minorEastAsia" w:hAnsi="Times New Roman" w:cs="Times New Roman"/>
-                <w:sz w:val="22"/>
-                <w:szCs w:val="22"/>
-                <w:lang w:val="en-BE"/>
-              </w:rPr>
-              <w:t>boxes_stacked</w:t>
-            </w:r>
-            <w:proofErr w:type="spellEnd"/>
-            <w:r>
-              <w:rPr>
-                <w:rFonts w:ascii="Times New Roman" w:eastAsiaTheme="minorEastAsia" w:hAnsi="Times New Roman"/>
-                <w:sz w:val="22"/>
-                <w:szCs w:val="22"/>
-                <w:lang w:val="en-BE"/>
-              </w:rPr>
-              <w:t>|default('N/A')</w:t>
+              <w:t>{{boxes_stacked</w:t>
+            </w:r>
+            <w:r>
+              <w:rPr>
+                <w:rFonts w:ascii="Times New Roman" w:eastAsiaTheme="minorEastAsia" w:hAnsi="Times New Roman"/>
+                <w:sz w:val="22"/>
+                <w:szCs w:val="22"/>
+                <w:lang w:val="en-BE"/>
+              </w:rPr>
+              <w:t>|default(</w:t>
+            </w:r>
+            <w:r>
+              <w:rPr>
+                <w:rFonts w:ascii="Times New Roman" w:eastAsiaTheme="minorEastAsia" w:hAnsi="Times New Roman"/>
+                <w:sz w:val="22"/>
+                <w:szCs w:val="22"/>
+                <w:lang w:val="en-BE"/>
+              </w:rPr>
+              <w:t>‘‘</w:t>
+            </w:r>
+            <w:r>
+              <w:rPr>
+                <w:rFonts w:ascii="Times New Roman" w:eastAsiaTheme="minorEastAsia" w:hAnsi="Times New Roman"/>
+                <w:sz w:val="22"/>
+                <w:szCs w:val="22"/>
+                <w:lang w:val="en-BE"/>
+              </w:rPr>
+              <w:t>)</w:t>
             </w:r>
             <w:r>
               <w:rPr>
@@ -2092,27 +2128,34 @@
                 <w:szCs w:val="22"/>
                 <w:lang w:val="en-BE"/>
               </w:rPr>
-              <w:t>{{</w:t>
-            </w:r>
-            <w:proofErr w:type="spellStart"/>
-            <w:r>
-              <w:rPr>
-                <w:rFonts w:ascii="Times New Roman" w:eastAsiaTheme="minorEastAsia" w:hAnsi="Times New Roman" w:cs="Times New Roman"/>
-                <w:sz w:val="22"/>
-                <w:szCs w:val="22"/>
-                <w:lang w:val="en-BE"/>
-              </w:rPr>
-              <w:t>clearance_height_m</w:t>
-            </w:r>
-            <w:proofErr w:type="spellEnd"/>
-            <w:r>
-              <w:rPr>
-                <w:rFonts w:ascii="Times New Roman" w:eastAsiaTheme="minorEastAsia" w:hAnsi="Times New Roman"/>
-                <w:sz w:val="22"/>
-                <w:szCs w:val="22"/>
-                <w:lang w:val="en-BE"/>
-              </w:rPr>
-              <w:t>|default('N/A')</w:t>
+              <w:t>{{clearance_height_m</w:t>
+            </w:r>
+            <w:r>
+              <w:rPr>
+                <w:rFonts w:ascii="Times New Roman" w:eastAsiaTheme="minorEastAsia" w:hAnsi="Times New Roman"/>
+                <w:sz w:val="22"/>
+                <w:szCs w:val="22"/>
+                <w:lang w:val="en-BE"/>
+              </w:rPr>
+              <w:t>|default(</w:t>
+            </w:r>
+            <w:r>
+              <w:rPr>
+                <w:rFonts w:ascii="Times New Roman" w:eastAsiaTheme="minorEastAsia" w:hAnsi="Times New Roman"/>
+                <w:sz w:val="22"/>
+                <w:szCs w:val="22"/>
+                <w:lang w:val="en-BE"/>
+              </w:rPr>
+              <w:t>‘‘</w:t>
+            </w:r>
+            <w:r>
+              <w:rPr>
+                <w:rFonts w:ascii="Times New Roman" w:eastAsiaTheme="minorEastAsia" w:hAnsi="Times New Roman"/>
+                <w:sz w:val="22"/>
+                <w:szCs w:val="22"/>
+                <w:lang w:val="en-BE"/>
+              </w:rPr>
+              <w:t>)</w:t>
             </w:r>
             <w:r>
               <w:rPr>
@@ -2268,27 +2311,34 @@
                 <w:szCs w:val="22"/>
                 <w:lang w:val="en-BE"/>
               </w:rPr>
-              <w:t>{{</w:t>
-            </w:r>
-            <w:proofErr w:type="spellStart"/>
-            <w:r>
-              <w:rPr>
-                <w:rFonts w:ascii="Times New Roman" w:eastAsiaTheme="minorEastAsia" w:hAnsi="Times New Roman" w:cs="Times New Roman"/>
-                <w:sz w:val="22"/>
-                <w:szCs w:val="22"/>
-                <w:lang w:val="en-BE"/>
-              </w:rPr>
-              <w:t>storage_locations</w:t>
-            </w:r>
-            <w:proofErr w:type="spellEnd"/>
-            <w:r>
-              <w:rPr>
-                <w:rFonts w:ascii="Times New Roman" w:eastAsiaTheme="minorEastAsia" w:hAnsi="Times New Roman"/>
-                <w:sz w:val="22"/>
-                <w:szCs w:val="22"/>
-                <w:lang w:val="en-BE"/>
-              </w:rPr>
-              <w:t>|default('N/A')</w:t>
+              <w:t>{{storage_locations</w:t>
+            </w:r>
+            <w:r>
+              <w:rPr>
+                <w:rFonts w:ascii="Times New Roman" w:eastAsiaTheme="minorEastAsia" w:hAnsi="Times New Roman"/>
+                <w:sz w:val="22"/>
+                <w:szCs w:val="22"/>
+                <w:lang w:val="en-BE"/>
+              </w:rPr>
+              <w:t>|default(</w:t>
+            </w:r>
+            <w:r>
+              <w:rPr>
+                <w:rFonts w:ascii="Times New Roman" w:eastAsiaTheme="minorEastAsia" w:hAnsi="Times New Roman"/>
+                <w:sz w:val="22"/>
+                <w:szCs w:val="22"/>
+                <w:lang w:val="en-BE"/>
+              </w:rPr>
+              <w:t>‘‘</w:t>
+            </w:r>
+            <w:r>
+              <w:rPr>
+                <w:rFonts w:ascii="Times New Roman" w:eastAsiaTheme="minorEastAsia" w:hAnsi="Times New Roman"/>
+                <w:sz w:val="22"/>
+                <w:szCs w:val="22"/>
+                <w:lang w:val="en-BE"/>
+              </w:rPr>
+              <w:t>)</w:t>
             </w:r>
             <w:r>
               <w:rPr>
@@ -2435,27 +2485,34 @@
                 <w:szCs w:val="22"/>
                 <w:lang w:val="en-BE"/>
               </w:rPr>
-              <w:t>{{</w:t>
-            </w:r>
-            <w:proofErr w:type="spellStart"/>
-            <w:r>
-              <w:rPr>
-                <w:rFonts w:ascii="Times New Roman" w:eastAsiaTheme="minorEastAsia" w:hAnsi="Times New Roman" w:cs="Times New Roman"/>
-                <w:sz w:val="22"/>
-                <w:szCs w:val="22"/>
-                <w:lang w:val="en-BE"/>
-              </w:rPr>
-              <w:t>ramp_gradient_deg</w:t>
-            </w:r>
-            <w:proofErr w:type="spellEnd"/>
-            <w:r>
-              <w:rPr>
-                <w:rFonts w:ascii="Times New Roman" w:eastAsiaTheme="minorEastAsia" w:hAnsi="Times New Roman"/>
-                <w:sz w:val="22"/>
-                <w:szCs w:val="22"/>
-                <w:lang w:val="en-BE"/>
-              </w:rPr>
-              <w:t>|default('N/A')</w:t>
+              <w:t>{{ramp_gradient_deg</w:t>
+            </w:r>
+            <w:r>
+              <w:rPr>
+                <w:rFonts w:ascii="Times New Roman" w:eastAsiaTheme="minorEastAsia" w:hAnsi="Times New Roman"/>
+                <w:sz w:val="22"/>
+                <w:szCs w:val="22"/>
+                <w:lang w:val="en-BE"/>
+              </w:rPr>
+              <w:t>|default(</w:t>
+            </w:r>
+            <w:r>
+              <w:rPr>
+                <w:rFonts w:ascii="Times New Roman" w:eastAsiaTheme="minorEastAsia" w:hAnsi="Times New Roman"/>
+                <w:sz w:val="22"/>
+                <w:szCs w:val="22"/>
+                <w:lang w:val="en-BE"/>
+              </w:rPr>
+              <w:t>‘‘</w:t>
+            </w:r>
+            <w:r>
+              <w:rPr>
+                <w:rFonts w:ascii="Times New Roman" w:eastAsiaTheme="minorEastAsia" w:hAnsi="Times New Roman"/>
+                <w:sz w:val="22"/>
+                <w:szCs w:val="22"/>
+                <w:lang w:val="en-BE"/>
+              </w:rPr>
+              <w:t>)</w:t>
             </w:r>
             <w:r>
               <w:rPr>
@@ -2610,27 +2667,34 @@
                 <w:szCs w:val="22"/>
                 <w:lang w:val="en-BE"/>
               </w:rPr>
-              <w:t>{{</w:t>
-            </w:r>
-            <w:proofErr w:type="spellStart"/>
-            <w:r>
-              <w:rPr>
-                <w:rFonts w:ascii="Times New Roman" w:eastAsiaTheme="minorEastAsia" w:hAnsi="Times New Roman" w:cs="Times New Roman"/>
-                <w:sz w:val="22"/>
-                <w:szCs w:val="22"/>
-                <w:lang w:val="en-BE"/>
-              </w:rPr>
-              <w:t>special_layout</w:t>
-            </w:r>
-            <w:proofErr w:type="spellEnd"/>
-            <w:r>
-              <w:rPr>
-                <w:rFonts w:ascii="Times New Roman" w:eastAsiaTheme="minorEastAsia" w:hAnsi="Times New Roman"/>
-                <w:sz w:val="22"/>
-                <w:szCs w:val="22"/>
-                <w:lang w:val="en-BE"/>
-              </w:rPr>
-              <w:t>|default('N/A')</w:t>
+              <w:t>{{special_layout</w:t>
+            </w:r>
+            <w:r>
+              <w:rPr>
+                <w:rFonts w:ascii="Times New Roman" w:eastAsiaTheme="minorEastAsia" w:hAnsi="Times New Roman"/>
+                <w:sz w:val="22"/>
+                <w:szCs w:val="22"/>
+                <w:lang w:val="en-BE"/>
+              </w:rPr>
+              <w:t>|default(</w:t>
+            </w:r>
+            <w:r>
+              <w:rPr>
+                <w:rFonts w:ascii="Times New Roman" w:eastAsiaTheme="minorEastAsia" w:hAnsi="Times New Roman"/>
+                <w:sz w:val="22"/>
+                <w:szCs w:val="22"/>
+                <w:lang w:val="en-BE"/>
+              </w:rPr>
+              <w:t>‘‘</w:t>
+            </w:r>
+            <w:r>
+              <w:rPr>
+                <w:rFonts w:ascii="Times New Roman" w:eastAsiaTheme="minorEastAsia" w:hAnsi="Times New Roman"/>
+                <w:sz w:val="22"/>
+                <w:szCs w:val="22"/>
+                <w:lang w:val="en-BE"/>
+              </w:rPr>
+              <w:t>)</w:t>
             </w:r>
             <w:r>
               <w:rPr>
@@ -2716,27 +2780,34 @@
                 <w:szCs w:val="22"/>
                 <w:lang w:val="en-BE"/>
               </w:rPr>
-              <w:t>Application Type: {{</w:t>
-            </w:r>
-            <w:proofErr w:type="spellStart"/>
-            <w:r>
-              <w:rPr>
-                <w:rFonts w:ascii="Times New Roman" w:eastAsiaTheme="minorEastAsia" w:hAnsi="Times New Roman" w:cs="Times New Roman"/>
-                <w:sz w:val="22"/>
-                <w:szCs w:val="22"/>
-                <w:lang w:val="en-BE"/>
-              </w:rPr>
-              <w:t>xpl_sub_type</w:t>
-            </w:r>
-            <w:proofErr w:type="spellEnd"/>
-            <w:r>
-              <w:rPr>
-                <w:rFonts w:ascii="Times New Roman" w:eastAsiaTheme="minorEastAsia" w:hAnsi="Times New Roman"/>
-                <w:sz w:val="22"/>
-                <w:szCs w:val="22"/>
-                <w:lang w:val="en-BE"/>
-              </w:rPr>
-              <w:t>|default('N/A')</w:t>
+              <w:t>Application Type: {{xpl_sub_type</w:t>
+            </w:r>
+            <w:r>
+              <w:rPr>
+                <w:rFonts w:ascii="Times New Roman" w:eastAsiaTheme="minorEastAsia" w:hAnsi="Times New Roman"/>
+                <w:sz w:val="22"/>
+                <w:szCs w:val="22"/>
+                <w:lang w:val="en-BE"/>
+              </w:rPr>
+              <w:t>|default(</w:t>
+            </w:r>
+            <w:r>
+              <w:rPr>
+                <w:rFonts w:ascii="Times New Roman" w:eastAsiaTheme="minorEastAsia" w:hAnsi="Times New Roman"/>
+                <w:sz w:val="22"/>
+                <w:szCs w:val="22"/>
+                <w:lang w:val="en-BE"/>
+              </w:rPr>
+              <w:t>‘‘</w:t>
+            </w:r>
+            <w:r>
+              <w:rPr>
+                <w:rFonts w:ascii="Times New Roman" w:eastAsiaTheme="minorEastAsia" w:hAnsi="Times New Roman"/>
+                <w:sz w:val="22"/>
+                <w:szCs w:val="22"/>
+                <w:lang w:val="en-BE"/>
+              </w:rPr>
+              <w:t>)</w:t>
             </w:r>
             <w:r>
               <w:rPr>
@@ -2765,28 +2836,34 @@
                 <w:szCs w:val="22"/>
                 <w:lang w:val="en-BE"/>
               </w:rPr>
-              <w:lastRenderedPageBreak/>
-              <w:t xml:space="preserve"> Aisle Width in Operation Zone: {{</w:t>
-            </w:r>
-            <w:proofErr w:type="spellStart"/>
-            <w:r>
-              <w:rPr>
-                <w:rFonts w:ascii="Times New Roman" w:eastAsiaTheme="minorEastAsia" w:hAnsi="Times New Roman" w:cs="Times New Roman"/>
-                <w:sz w:val="22"/>
-                <w:szCs w:val="22"/>
-                <w:lang w:val="en-BE"/>
-              </w:rPr>
-              <w:t>cross_docking_aisle</w:t>
-            </w:r>
-            <w:proofErr w:type="spellEnd"/>
-            <w:r>
-              <w:rPr>
-                <w:rFonts w:ascii="Times New Roman" w:eastAsiaTheme="minorEastAsia" w:hAnsi="Times New Roman"/>
-                <w:sz w:val="22"/>
-                <w:szCs w:val="22"/>
-                <w:lang w:val="en-BE"/>
-              </w:rPr>
-              <w:t>|default('N/A')</w:t>
+              <w:t xml:space="preserve"> Aisle Width in Operation Zone: {{cross_docking_aisle</w:t>
+            </w:r>
+            <w:r>
+              <w:rPr>
+                <w:rFonts w:ascii="Times New Roman" w:eastAsiaTheme="minorEastAsia" w:hAnsi="Times New Roman"/>
+                <w:sz w:val="22"/>
+                <w:szCs w:val="22"/>
+                <w:lang w:val="en-BE"/>
+              </w:rPr>
+              <w:t>|default(</w:t>
+            </w:r>
+            <w:r>
+              <w:rPr>
+                <w:rFonts w:ascii="Times New Roman" w:eastAsiaTheme="minorEastAsia" w:hAnsi="Times New Roman"/>
+                <w:sz w:val="22"/>
+                <w:szCs w:val="22"/>
+                <w:lang w:val="en-BE"/>
+              </w:rPr>
+              <w:t>‘‘</w:t>
+            </w:r>
+            <w:r>
+              <w:rPr>
+                <w:rFonts w:ascii="Times New Roman" w:eastAsiaTheme="minorEastAsia" w:hAnsi="Times New Roman"/>
+                <w:sz w:val="22"/>
+                <w:szCs w:val="22"/>
+                <w:lang w:val="en-BE"/>
+              </w:rPr>
+              <w:t>)</w:t>
             </w:r>
             <w:r>
               <w:rPr>
@@ -2852,56 +2929,43 @@
                 <w:szCs w:val="22"/>
                 <w:lang w:val="en-BE"/>
               </w:rPr>
-              <w:t xml:space="preserve">Pickup </w:t>
-            </w:r>
-            <w:proofErr w:type="gramStart"/>
-            <w:r>
-              <w:rPr>
-                <w:rFonts w:ascii="Times New Roman" w:eastAsiaTheme="minorEastAsia" w:hAnsi="Times New Roman" w:cs="Times New Roman"/>
-                <w:sz w:val="22"/>
-                <w:szCs w:val="22"/>
-                <w:lang w:val="en-BE"/>
-              </w:rPr>
-              <w:t>Type:</w:t>
-            </w:r>
-            <w:r>
-              <w:rPr>
-                <w:rFonts w:ascii="Times New Roman" w:eastAsiaTheme="minorEastAsia" w:hAnsi="Times New Roman" w:cs="Times New Roman"/>
-                <w:sz w:val="22"/>
-                <w:szCs w:val="22"/>
-                <w:lang w:val="en-BE"/>
-              </w:rPr>
-              <w:t>{</w:t>
-            </w:r>
-            <w:proofErr w:type="gramEnd"/>
-            <w:r>
-              <w:rPr>
-                <w:rFonts w:ascii="Times New Roman" w:eastAsiaTheme="minorEastAsia" w:hAnsi="Times New Roman" w:cs="Times New Roman"/>
-                <w:sz w:val="22"/>
-                <w:szCs w:val="22"/>
-                <w:lang w:val="en-BE"/>
-              </w:rPr>
-              <w:t>{</w:t>
-            </w:r>
-            <w:proofErr w:type="spellStart"/>
-            <w:r>
-              <w:rPr>
-                <w:rFonts w:ascii="Times New Roman" w:eastAsiaTheme="minorEastAsia" w:hAnsi="Times New Roman" w:cs="Times New Roman"/>
-                <w:sz w:val="22"/>
-                <w:szCs w:val="22"/>
-                <w:lang w:val="en-BE"/>
-              </w:rPr>
-              <w:t>pickup_type</w:t>
-            </w:r>
-            <w:proofErr w:type="spellEnd"/>
-            <w:r>
-              <w:rPr>
-                <w:rFonts w:ascii="Times New Roman" w:eastAsiaTheme="minorEastAsia" w:hAnsi="Times New Roman"/>
-                <w:sz w:val="22"/>
-                <w:szCs w:val="22"/>
-                <w:lang w:val="en-BE"/>
-              </w:rPr>
-              <w:t>|default('N/A')</w:t>
+              <w:t>Pickup Type:</w:t>
+            </w:r>
+            <w:r>
+              <w:rPr>
+                <w:rFonts w:ascii="Times New Roman" w:eastAsiaTheme="minorEastAsia" w:hAnsi="Times New Roman" w:cs="Times New Roman"/>
+                <w:sz w:val="22"/>
+                <w:szCs w:val="22"/>
+                <w:lang w:val="en-BE"/>
+              </w:rPr>
+              <w:t>{{pickup_type</w:t>
+            </w:r>
+            <w:r>
+              <w:rPr>
+                <w:rFonts w:ascii="Times New Roman" w:eastAsiaTheme="minorEastAsia" w:hAnsi="Times New Roman"/>
+                <w:sz w:val="22"/>
+                <w:szCs w:val="22"/>
+                <w:lang w:val="en-BE"/>
+              </w:rPr>
+              <w:t>|default(</w:t>
+            </w:r>
+            <w:r>
+              <w:rPr>
+                <w:rFonts w:ascii="Times New Roman" w:eastAsiaTheme="minorEastAsia" w:hAnsi="Times New Roman"/>
+                <w:sz w:val="22"/>
+                <w:szCs w:val="22"/>
+                <w:lang w:val="en-BE"/>
+              </w:rPr>
+              <w:t>‘‘</w:t>
+            </w:r>
+            <w:r>
+              <w:rPr>
+                <w:rFonts w:ascii="Times New Roman" w:eastAsiaTheme="minorEastAsia" w:hAnsi="Times New Roman"/>
+                <w:sz w:val="22"/>
+                <w:szCs w:val="22"/>
+                <w:lang w:val="en-BE"/>
+              </w:rPr>
+              <w:t>)</w:t>
             </w:r>
             <w:r>
               <w:rPr>
@@ -2930,27 +2994,34 @@
                 <w:szCs w:val="22"/>
                 <w:lang w:val="en-BE"/>
               </w:rPr>
-              <w:t>Stacking Type (if Ground pickup): {{</w:t>
-            </w:r>
-            <w:proofErr w:type="spellStart"/>
-            <w:r>
-              <w:rPr>
-                <w:rFonts w:ascii="Times New Roman" w:eastAsiaTheme="minorEastAsia" w:hAnsi="Times New Roman" w:cs="Times New Roman"/>
-                <w:sz w:val="22"/>
-                <w:szCs w:val="22"/>
-                <w:lang w:val="en-BE"/>
-              </w:rPr>
-              <w:t>stacking_type</w:t>
-            </w:r>
-            <w:proofErr w:type="spellEnd"/>
-            <w:r>
-              <w:rPr>
-                <w:rFonts w:ascii="Times New Roman" w:eastAsiaTheme="minorEastAsia" w:hAnsi="Times New Roman"/>
-                <w:sz w:val="22"/>
-                <w:szCs w:val="22"/>
-                <w:lang w:val="en-BE"/>
-              </w:rPr>
-              <w:t>|default('N/A')</w:t>
+              <w:t>Stacking Type (if Ground pickup): {{stacking_type</w:t>
+            </w:r>
+            <w:r>
+              <w:rPr>
+                <w:rFonts w:ascii="Times New Roman" w:eastAsiaTheme="minorEastAsia" w:hAnsi="Times New Roman"/>
+                <w:sz w:val="22"/>
+                <w:szCs w:val="22"/>
+                <w:lang w:val="en-BE"/>
+              </w:rPr>
+              <w:t>|default(</w:t>
+            </w:r>
+            <w:r>
+              <w:rPr>
+                <w:rFonts w:ascii="Times New Roman" w:eastAsiaTheme="minorEastAsia" w:hAnsi="Times New Roman"/>
+                <w:sz w:val="22"/>
+                <w:szCs w:val="22"/>
+                <w:lang w:val="en-BE"/>
+              </w:rPr>
+              <w:t>‘‘</w:t>
+            </w:r>
+            <w:r>
+              <w:rPr>
+                <w:rFonts w:ascii="Times New Roman" w:eastAsiaTheme="minorEastAsia" w:hAnsi="Times New Roman"/>
+                <w:sz w:val="22"/>
+                <w:szCs w:val="22"/>
+                <w:lang w:val="en-BE"/>
+              </w:rPr>
+              <w:t>)</w:t>
             </w:r>
             <w:r>
               <w:rPr>
@@ -2998,27 +3069,34 @@
                 <w:szCs w:val="22"/>
                 <w:lang w:val="en-BE"/>
               </w:rPr>
-              <w:t>{{</w:t>
-            </w:r>
-            <w:proofErr w:type="spellStart"/>
-            <w:r>
-              <w:rPr>
-                <w:rFonts w:ascii="Times New Roman" w:eastAsiaTheme="minorEastAsia" w:hAnsi="Times New Roman" w:cs="Times New Roman"/>
-                <w:sz w:val="22"/>
-                <w:szCs w:val="22"/>
-                <w:lang w:val="en-BE"/>
-              </w:rPr>
-              <w:t>storage_layout</w:t>
-            </w:r>
-            <w:proofErr w:type="spellEnd"/>
-            <w:r>
-              <w:rPr>
-                <w:rFonts w:ascii="Times New Roman" w:eastAsiaTheme="minorEastAsia" w:hAnsi="Times New Roman"/>
-                <w:sz w:val="22"/>
-                <w:szCs w:val="22"/>
-                <w:lang w:val="en-BE"/>
-              </w:rPr>
-              <w:t>|default('N/A')</w:t>
+              <w:t>{{storage_layout</w:t>
+            </w:r>
+            <w:r>
+              <w:rPr>
+                <w:rFonts w:ascii="Times New Roman" w:eastAsiaTheme="minorEastAsia" w:hAnsi="Times New Roman"/>
+                <w:sz w:val="22"/>
+                <w:szCs w:val="22"/>
+                <w:lang w:val="en-BE"/>
+              </w:rPr>
+              <w:t>|default(</w:t>
+            </w:r>
+            <w:r>
+              <w:rPr>
+                <w:rFonts w:ascii="Times New Roman" w:eastAsiaTheme="minorEastAsia" w:hAnsi="Times New Roman"/>
+                <w:sz w:val="22"/>
+                <w:szCs w:val="22"/>
+                <w:lang w:val="en-BE"/>
+              </w:rPr>
+              <w:t>‘‘</w:t>
+            </w:r>
+            <w:r>
+              <w:rPr>
+                <w:rFonts w:ascii="Times New Roman" w:eastAsiaTheme="minorEastAsia" w:hAnsi="Times New Roman"/>
+                <w:sz w:val="22"/>
+                <w:szCs w:val="22"/>
+                <w:lang w:val="en-BE"/>
+              </w:rPr>
+              <w:t>)</w:t>
             </w:r>
             <w:r>
               <w:rPr>
@@ -3047,27 +3125,34 @@
                 <w:szCs w:val="22"/>
                 <w:lang w:val="en-BE"/>
               </w:rPr>
-              <w:t>Distance between 2 boxes stacked next to each other (Floor Stacking): {{</w:t>
-            </w:r>
-            <w:proofErr w:type="spellStart"/>
-            <w:r>
-              <w:rPr>
-                <w:rFonts w:ascii="Times New Roman" w:eastAsiaTheme="minorEastAsia" w:hAnsi="Times New Roman" w:cs="Times New Roman"/>
-                <w:sz w:val="22"/>
-                <w:szCs w:val="22"/>
-                <w:lang w:val="en-BE"/>
-              </w:rPr>
-              <w:t>box_distance_mm</w:t>
-            </w:r>
-            <w:proofErr w:type="spellEnd"/>
-            <w:r>
-              <w:rPr>
-                <w:rFonts w:ascii="Times New Roman" w:eastAsiaTheme="minorEastAsia" w:hAnsi="Times New Roman"/>
-                <w:sz w:val="22"/>
-                <w:szCs w:val="22"/>
-                <w:lang w:val="en-BE"/>
-              </w:rPr>
-              <w:t>|default('N/A')</w:t>
+              <w:t>Distance between 2 boxes stacked next to each other (Floor Stacking): {{box_distance_mm</w:t>
+            </w:r>
+            <w:r>
+              <w:rPr>
+                <w:rFonts w:ascii="Times New Roman" w:eastAsiaTheme="minorEastAsia" w:hAnsi="Times New Roman"/>
+                <w:sz w:val="22"/>
+                <w:szCs w:val="22"/>
+                <w:lang w:val="en-BE"/>
+              </w:rPr>
+              <w:t>|default(</w:t>
+            </w:r>
+            <w:r>
+              <w:rPr>
+                <w:rFonts w:ascii="Times New Roman" w:eastAsiaTheme="minorEastAsia" w:hAnsi="Times New Roman"/>
+                <w:sz w:val="22"/>
+                <w:szCs w:val="22"/>
+                <w:lang w:val="en-BE"/>
+              </w:rPr>
+              <w:t>‘‘</w:t>
+            </w:r>
+            <w:r>
+              <w:rPr>
+                <w:rFonts w:ascii="Times New Roman" w:eastAsiaTheme="minorEastAsia" w:hAnsi="Times New Roman"/>
+                <w:sz w:val="22"/>
+                <w:szCs w:val="22"/>
+                <w:lang w:val="en-BE"/>
+              </w:rPr>
+              <w:t>)</w:t>
             </w:r>
             <w:r>
               <w:rPr>
@@ -3096,27 +3181,34 @@
                 <w:szCs w:val="22"/>
                 <w:lang w:val="en-BE"/>
               </w:rPr>
-              <w:t>Aisle Width for Floor Stacking: {{</w:t>
-            </w:r>
-            <w:proofErr w:type="spellStart"/>
-            <w:r>
-              <w:rPr>
-                <w:rFonts w:ascii="Times New Roman" w:eastAsiaTheme="minorEastAsia" w:hAnsi="Times New Roman" w:cs="Times New Roman"/>
-                <w:sz w:val="22"/>
-                <w:szCs w:val="22"/>
-                <w:lang w:val="en-BE"/>
-              </w:rPr>
-              <w:t>aisle_width_mm</w:t>
-            </w:r>
-            <w:proofErr w:type="spellEnd"/>
-            <w:r>
-              <w:rPr>
-                <w:rFonts w:ascii="Times New Roman" w:eastAsiaTheme="minorEastAsia" w:hAnsi="Times New Roman"/>
-                <w:sz w:val="22"/>
-                <w:szCs w:val="22"/>
-                <w:lang w:val="en-BE"/>
-              </w:rPr>
-              <w:t>|default('N/A')</w:t>
+              <w:t>Aisle Width for Floor Stacking: {{aisle_width_mm</w:t>
+            </w:r>
+            <w:r>
+              <w:rPr>
+                <w:rFonts w:ascii="Times New Roman" w:eastAsiaTheme="minorEastAsia" w:hAnsi="Times New Roman"/>
+                <w:sz w:val="22"/>
+                <w:szCs w:val="22"/>
+                <w:lang w:val="en-BE"/>
+              </w:rPr>
+              <w:t>|default(</w:t>
+            </w:r>
+            <w:r>
+              <w:rPr>
+                <w:rFonts w:ascii="Times New Roman" w:eastAsiaTheme="minorEastAsia" w:hAnsi="Times New Roman"/>
+                <w:sz w:val="22"/>
+                <w:szCs w:val="22"/>
+                <w:lang w:val="en-BE"/>
+              </w:rPr>
+              <w:t>‘‘</w:t>
+            </w:r>
+            <w:r>
+              <w:rPr>
+                <w:rFonts w:ascii="Times New Roman" w:eastAsiaTheme="minorEastAsia" w:hAnsi="Times New Roman"/>
+                <w:sz w:val="22"/>
+                <w:szCs w:val="22"/>
+                <w:lang w:val="en-BE"/>
+              </w:rPr>
+              <w:t>)</w:t>
             </w:r>
             <w:r>
               <w:rPr>
@@ -3146,27 +3238,34 @@
                 <w:szCs w:val="22"/>
                 <w:lang w:val="en-BE"/>
               </w:rPr>
-              <w:t>Aisle Width for Rack Stacking (pallet to pallet): {{</w:t>
-            </w:r>
-            <w:proofErr w:type="spellStart"/>
-            <w:r>
-              <w:rPr>
-                <w:rFonts w:ascii="Times New Roman" w:eastAsiaTheme="minorEastAsia" w:hAnsi="Times New Roman" w:cs="Times New Roman"/>
-                <w:sz w:val="22"/>
-                <w:szCs w:val="22"/>
-                <w:lang w:val="en-BE"/>
-              </w:rPr>
-              <w:t>aisle_width_mm</w:t>
-            </w:r>
-            <w:proofErr w:type="spellEnd"/>
-            <w:r>
-              <w:rPr>
-                <w:rFonts w:ascii="Times New Roman" w:eastAsiaTheme="minorEastAsia" w:hAnsi="Times New Roman"/>
-                <w:sz w:val="22"/>
-                <w:szCs w:val="22"/>
-                <w:lang w:val="en-BE"/>
-              </w:rPr>
-              <w:t>|default('N/A')</w:t>
+              <w:t>Aisle Width for Rack Stacking (pallet to pallet): {{aisle_width_mm</w:t>
+            </w:r>
+            <w:r>
+              <w:rPr>
+                <w:rFonts w:ascii="Times New Roman" w:eastAsiaTheme="minorEastAsia" w:hAnsi="Times New Roman"/>
+                <w:sz w:val="22"/>
+                <w:szCs w:val="22"/>
+                <w:lang w:val="en-BE"/>
+              </w:rPr>
+              <w:t>|default(</w:t>
+            </w:r>
+            <w:r>
+              <w:rPr>
+                <w:rFonts w:ascii="Times New Roman" w:eastAsiaTheme="minorEastAsia" w:hAnsi="Times New Roman"/>
+                <w:sz w:val="22"/>
+                <w:szCs w:val="22"/>
+                <w:lang w:val="en-BE"/>
+              </w:rPr>
+              <w:t>‘‘</w:t>
+            </w:r>
+            <w:r>
+              <w:rPr>
+                <w:rFonts w:ascii="Times New Roman" w:eastAsiaTheme="minorEastAsia" w:hAnsi="Times New Roman"/>
+                <w:sz w:val="22"/>
+                <w:szCs w:val="22"/>
+                <w:lang w:val="en-BE"/>
+              </w:rPr>
+              <w:t>)</w:t>
             </w:r>
             <w:r>
               <w:rPr>
@@ -3195,27 +3294,34 @@
                 <w:szCs w:val="22"/>
                 <w:lang w:val="en-BE"/>
               </w:rPr>
-              <w:t>Conveyor Height: {{</w:t>
-            </w:r>
-            <w:proofErr w:type="spellStart"/>
-            <w:r>
-              <w:rPr>
-                <w:rFonts w:ascii="Times New Roman" w:eastAsiaTheme="minorEastAsia" w:hAnsi="Times New Roman" w:cs="Times New Roman"/>
-                <w:sz w:val="22"/>
-                <w:szCs w:val="22"/>
-                <w:lang w:val="en-BE"/>
-              </w:rPr>
-              <w:t>conveyor_height</w:t>
-            </w:r>
-            <w:proofErr w:type="spellEnd"/>
-            <w:r>
-              <w:rPr>
-                <w:rFonts w:ascii="Times New Roman" w:eastAsiaTheme="minorEastAsia" w:hAnsi="Times New Roman"/>
-                <w:sz w:val="22"/>
-                <w:szCs w:val="22"/>
-                <w:lang w:val="en-BE"/>
-              </w:rPr>
-              <w:t>|default('N/A')</w:t>
+              <w:t>Conveyor Height: {{conveyor_height</w:t>
+            </w:r>
+            <w:r>
+              <w:rPr>
+                <w:rFonts w:ascii="Times New Roman" w:eastAsiaTheme="minorEastAsia" w:hAnsi="Times New Roman"/>
+                <w:sz w:val="22"/>
+                <w:szCs w:val="22"/>
+                <w:lang w:val="en-BE"/>
+              </w:rPr>
+              <w:t>|default(</w:t>
+            </w:r>
+            <w:r>
+              <w:rPr>
+                <w:rFonts w:ascii="Times New Roman" w:eastAsiaTheme="minorEastAsia" w:hAnsi="Times New Roman"/>
+                <w:sz w:val="22"/>
+                <w:szCs w:val="22"/>
+                <w:lang w:val="en-BE"/>
+              </w:rPr>
+              <w:t>‘‘</w:t>
+            </w:r>
+            <w:r>
+              <w:rPr>
+                <w:rFonts w:ascii="Times New Roman" w:eastAsiaTheme="minorEastAsia" w:hAnsi="Times New Roman"/>
+                <w:sz w:val="22"/>
+                <w:szCs w:val="22"/>
+                <w:lang w:val="en-BE"/>
+              </w:rPr>
+              <w:t>)</w:t>
             </w:r>
             <w:r>
               <w:rPr>
@@ -3245,47 +3351,34 @@
                 <w:szCs w:val="22"/>
                 <w:lang w:val="en-BE"/>
               </w:rPr>
-              <w:t xml:space="preserve">Does the load arrive at the edge of the </w:t>
-            </w:r>
-            <w:proofErr w:type="gramStart"/>
-            <w:r>
-              <w:rPr>
-                <w:rFonts w:ascii="Times New Roman" w:eastAsiaTheme="minorEastAsia" w:hAnsi="Times New Roman" w:cs="Times New Roman"/>
-                <w:sz w:val="22"/>
-                <w:szCs w:val="22"/>
-                <w:lang w:val="en-BE"/>
-              </w:rPr>
-              <w:t>conveyor?:</w:t>
-            </w:r>
-            <w:proofErr w:type="gramEnd"/>
-            <w:r>
-              <w:rPr>
-                <w:rFonts w:ascii="Times New Roman" w:eastAsiaTheme="minorEastAsia" w:hAnsi="Times New Roman" w:cs="Times New Roman"/>
-                <w:sz w:val="22"/>
-                <w:szCs w:val="22"/>
-                <w:lang w:val="en-BE"/>
-              </w:rPr>
-              <w:t xml:space="preserve"> {{</w:t>
-            </w:r>
-            <w:proofErr w:type="spellStart"/>
-            <w:r>
-              <w:rPr>
-                <w:rFonts w:ascii="Times New Roman" w:eastAsiaTheme="minorEastAsia" w:hAnsi="Times New Roman" w:cs="Times New Roman"/>
-                <w:sz w:val="22"/>
-                <w:szCs w:val="22"/>
-                <w:lang w:val="en-BE"/>
-              </w:rPr>
-              <w:t>load_at_edge</w:t>
-            </w:r>
-            <w:proofErr w:type="spellEnd"/>
-            <w:r>
-              <w:rPr>
-                <w:rFonts w:ascii="Times New Roman" w:eastAsiaTheme="minorEastAsia" w:hAnsi="Times New Roman"/>
-                <w:sz w:val="22"/>
-                <w:szCs w:val="22"/>
-                <w:lang w:val="en-BE"/>
-              </w:rPr>
-              <w:t>|default('N/A')</w:t>
+              <w:t>Does the load arrive at the edge of the conveyor?: {{load_at_edge</w:t>
+            </w:r>
+            <w:r>
+              <w:rPr>
+                <w:rFonts w:ascii="Times New Roman" w:eastAsiaTheme="minorEastAsia" w:hAnsi="Times New Roman"/>
+                <w:sz w:val="22"/>
+                <w:szCs w:val="22"/>
+                <w:lang w:val="en-BE"/>
+              </w:rPr>
+              <w:t>|default(</w:t>
+            </w:r>
+            <w:r>
+              <w:rPr>
+                <w:rFonts w:ascii="Times New Roman" w:eastAsiaTheme="minorEastAsia" w:hAnsi="Times New Roman"/>
+                <w:sz w:val="22"/>
+                <w:szCs w:val="22"/>
+                <w:lang w:val="en-BE"/>
+              </w:rPr>
+              <w:t>‘‘</w:t>
+            </w:r>
+            <w:r>
+              <w:rPr>
+                <w:rFonts w:ascii="Times New Roman" w:eastAsiaTheme="minorEastAsia" w:hAnsi="Times New Roman"/>
+                <w:sz w:val="22"/>
+                <w:szCs w:val="22"/>
+                <w:lang w:val="en-BE"/>
+              </w:rPr>
+              <w:t>)</w:t>
             </w:r>
             <w:r>
               <w:rPr>
@@ -3315,27 +3408,34 @@
                 <w:szCs w:val="22"/>
                 <w:lang w:val="en-BE"/>
               </w:rPr>
-              <w:t xml:space="preserve"> If No - Distance from conveyor edge to pallet: {{</w:t>
-            </w:r>
-            <w:proofErr w:type="spellStart"/>
-            <w:r>
-              <w:rPr>
-                <w:rFonts w:ascii="Times New Roman" w:eastAsiaTheme="minorEastAsia" w:hAnsi="Times New Roman" w:cs="Times New Roman"/>
-                <w:sz w:val="22"/>
-                <w:szCs w:val="22"/>
-                <w:lang w:val="en-BE"/>
-              </w:rPr>
-              <w:t>distance_from_edge</w:t>
-            </w:r>
-            <w:proofErr w:type="spellEnd"/>
-            <w:r>
-              <w:rPr>
-                <w:rFonts w:ascii="Times New Roman" w:eastAsiaTheme="minorEastAsia" w:hAnsi="Times New Roman"/>
-                <w:sz w:val="22"/>
-                <w:szCs w:val="22"/>
-                <w:lang w:val="en-BE"/>
-              </w:rPr>
-              <w:t>|default('N/A')</w:t>
+              <w:t xml:space="preserve"> If No - Distance from conveyor edge to pallet: {{distance_from_edge</w:t>
+            </w:r>
+            <w:r>
+              <w:rPr>
+                <w:rFonts w:ascii="Times New Roman" w:eastAsiaTheme="minorEastAsia" w:hAnsi="Times New Roman"/>
+                <w:sz w:val="22"/>
+                <w:szCs w:val="22"/>
+                <w:lang w:val="en-BE"/>
+              </w:rPr>
+              <w:t>|default(</w:t>
+            </w:r>
+            <w:r>
+              <w:rPr>
+                <w:rFonts w:ascii="Times New Roman" w:eastAsiaTheme="minorEastAsia" w:hAnsi="Times New Roman"/>
+                <w:sz w:val="22"/>
+                <w:szCs w:val="22"/>
+                <w:lang w:val="en-BE"/>
+              </w:rPr>
+              <w:t>‘‘</w:t>
+            </w:r>
+            <w:r>
+              <w:rPr>
+                <w:rFonts w:ascii="Times New Roman" w:eastAsiaTheme="minorEastAsia" w:hAnsi="Times New Roman"/>
+                <w:sz w:val="22"/>
+                <w:szCs w:val="22"/>
+                <w:lang w:val="en-BE"/>
+              </w:rPr>
+              <w:t>)</w:t>
             </w:r>
             <w:r>
               <w:rPr>
@@ -3364,27 +3464,34 @@
                 <w:szCs w:val="22"/>
                 <w:lang w:val="en-BE"/>
               </w:rPr>
-              <w:t>[Insert Conveyor Picture here] {{</w:t>
-            </w:r>
-            <w:proofErr w:type="spellStart"/>
-            <w:r>
-              <w:rPr>
-                <w:rFonts w:ascii="Times New Roman" w:eastAsiaTheme="minorEastAsia" w:hAnsi="Times New Roman" w:cs="Times New Roman"/>
-                <w:sz w:val="22"/>
-                <w:szCs w:val="22"/>
-                <w:lang w:val="en-BE"/>
-              </w:rPr>
-              <w:t>conveyor_picture</w:t>
-            </w:r>
-            <w:proofErr w:type="spellEnd"/>
-            <w:r>
-              <w:rPr>
-                <w:rFonts w:ascii="Times New Roman" w:eastAsiaTheme="minorEastAsia" w:hAnsi="Times New Roman"/>
-                <w:sz w:val="22"/>
-                <w:szCs w:val="22"/>
-                <w:lang w:val="en-BE"/>
-              </w:rPr>
-              <w:t>|default('N/A')</w:t>
+              <w:t>[Insert Conveyor Picture here] {{conveyor_picture</w:t>
+            </w:r>
+            <w:r>
+              <w:rPr>
+                <w:rFonts w:ascii="Times New Roman" w:eastAsiaTheme="minorEastAsia" w:hAnsi="Times New Roman"/>
+                <w:sz w:val="22"/>
+                <w:szCs w:val="22"/>
+                <w:lang w:val="en-BE"/>
+              </w:rPr>
+              <w:t>|default(</w:t>
+            </w:r>
+            <w:r>
+              <w:rPr>
+                <w:rFonts w:ascii="Times New Roman" w:eastAsiaTheme="minorEastAsia" w:hAnsi="Times New Roman"/>
+                <w:sz w:val="22"/>
+                <w:szCs w:val="22"/>
+                <w:lang w:val="en-BE"/>
+              </w:rPr>
+              <w:t>‘‘</w:t>
+            </w:r>
+            <w:r>
+              <w:rPr>
+                <w:rFonts w:ascii="Times New Roman" w:eastAsiaTheme="minorEastAsia" w:hAnsi="Times New Roman"/>
+                <w:sz w:val="22"/>
+                <w:szCs w:val="22"/>
+                <w:lang w:val="en-BE"/>
+              </w:rPr>
+              <w:t>)</w:t>
             </w:r>
             <w:r>
               <w:rPr>
@@ -3457,27 +3564,34 @@
                 <w:szCs w:val="22"/>
                 <w:lang w:val="en-BE"/>
               </w:rPr>
-              <w:t>Actual Aisle Width: {{</w:t>
-            </w:r>
-            <w:proofErr w:type="spellStart"/>
-            <w:r>
-              <w:rPr>
-                <w:rFonts w:ascii="Times New Roman" w:eastAsiaTheme="minorEastAsia" w:hAnsi="Times New Roman" w:cs="Times New Roman"/>
-                <w:sz w:val="22"/>
-                <w:szCs w:val="22"/>
-                <w:lang w:val="en-BE"/>
-              </w:rPr>
-              <w:t>aisle_width_m</w:t>
-            </w:r>
-            <w:proofErr w:type="spellEnd"/>
-            <w:r>
-              <w:rPr>
-                <w:rFonts w:ascii="Times New Roman" w:eastAsiaTheme="minorEastAsia" w:hAnsi="Times New Roman"/>
-                <w:sz w:val="22"/>
-                <w:szCs w:val="22"/>
-                <w:lang w:val="en-BE"/>
-              </w:rPr>
-              <w:t>|default('N/A')</w:t>
+              <w:t>Actual Aisle Width: {{aisle_width_m</w:t>
+            </w:r>
+            <w:r>
+              <w:rPr>
+                <w:rFonts w:ascii="Times New Roman" w:eastAsiaTheme="minorEastAsia" w:hAnsi="Times New Roman"/>
+                <w:sz w:val="22"/>
+                <w:szCs w:val="22"/>
+                <w:lang w:val="en-BE"/>
+              </w:rPr>
+              <w:t>|default(</w:t>
+            </w:r>
+            <w:r>
+              <w:rPr>
+                <w:rFonts w:ascii="Times New Roman" w:eastAsiaTheme="minorEastAsia" w:hAnsi="Times New Roman"/>
+                <w:sz w:val="22"/>
+                <w:szCs w:val="22"/>
+                <w:lang w:val="en-BE"/>
+              </w:rPr>
+              <w:t>‘‘</w:t>
+            </w:r>
+            <w:r>
+              <w:rPr>
+                <w:rFonts w:ascii="Times New Roman" w:eastAsiaTheme="minorEastAsia" w:hAnsi="Times New Roman"/>
+                <w:sz w:val="22"/>
+                <w:szCs w:val="22"/>
+                <w:lang w:val="en-BE"/>
+              </w:rPr>
+              <w:t>)</w:t>
             </w:r>
             <w:r>
               <w:rPr>
@@ -3506,27 +3620,34 @@
                 <w:szCs w:val="22"/>
                 <w:lang w:val="en-BE"/>
               </w:rPr>
-              <w:t>Preferred Model: {{</w:t>
-            </w:r>
-            <w:proofErr w:type="spellStart"/>
-            <w:r>
-              <w:rPr>
-                <w:rFonts w:ascii="Times New Roman" w:eastAsiaTheme="minorEastAsia" w:hAnsi="Times New Roman" w:cs="Times New Roman"/>
-                <w:sz w:val="22"/>
-                <w:szCs w:val="22"/>
-                <w:lang w:val="en-BE"/>
-              </w:rPr>
-              <w:t>xna_model</w:t>
-            </w:r>
-            <w:proofErr w:type="spellEnd"/>
-            <w:r>
-              <w:rPr>
-                <w:rFonts w:ascii="Times New Roman" w:eastAsiaTheme="minorEastAsia" w:hAnsi="Times New Roman"/>
-                <w:sz w:val="22"/>
-                <w:szCs w:val="22"/>
-                <w:lang w:val="en-BE"/>
-              </w:rPr>
-              <w:t>|default('N/A')</w:t>
+              <w:t>Preferred Model: {{xna_model</w:t>
+            </w:r>
+            <w:r>
+              <w:rPr>
+                <w:rFonts w:ascii="Times New Roman" w:eastAsiaTheme="minorEastAsia" w:hAnsi="Times New Roman"/>
+                <w:sz w:val="22"/>
+                <w:szCs w:val="22"/>
+                <w:lang w:val="en-BE"/>
+              </w:rPr>
+              <w:t>|default(</w:t>
+            </w:r>
+            <w:r>
+              <w:rPr>
+                <w:rFonts w:ascii="Times New Roman" w:eastAsiaTheme="minorEastAsia" w:hAnsi="Times New Roman"/>
+                <w:sz w:val="22"/>
+                <w:szCs w:val="22"/>
+                <w:lang w:val="en-BE"/>
+              </w:rPr>
+              <w:t>‘‘</w:t>
+            </w:r>
+            <w:r>
+              <w:rPr>
+                <w:rFonts w:ascii="Times New Roman" w:eastAsiaTheme="minorEastAsia" w:hAnsi="Times New Roman"/>
+                <w:sz w:val="22"/>
+                <w:szCs w:val="22"/>
+                <w:lang w:val="en-BE"/>
+              </w:rPr>
+              <w:t>)</w:t>
             </w:r>
             <w:r>
               <w:rPr>
@@ -3625,7 +3746,6 @@
                 <w:szCs w:val="22"/>
               </w:rPr>
             </w:pPr>
-            <w:proofErr w:type="gramStart"/>
             <w:r>
               <w:rPr>
                 <w:rFonts w:ascii="Times New Roman" w:hAnsi="Times New Roman" w:cs="Times New Roman"/>
@@ -3634,7 +3754,6 @@
               </w:rPr>
               <w:t>Load</w:t>
             </w:r>
-            <w:proofErr w:type="gramEnd"/>
           </w:p>
           <w:p>
             <w:pPr>
@@ -4212,56 +4331,43 @@
                 <w:szCs w:val="22"/>
                 <w:lang w:val="en-BE"/>
               </w:rPr>
-              <w:t>Pallet type/</w:t>
-            </w:r>
-            <w:proofErr w:type="gramStart"/>
-            <w:r>
-              <w:rPr>
-                <w:rFonts w:ascii="Times New Roman" w:eastAsiaTheme="minorEastAsia" w:hAnsi="Times New Roman"/>
-                <w:sz w:val="22"/>
-                <w:szCs w:val="22"/>
-                <w:lang w:val="en-BE"/>
-              </w:rPr>
-              <w:t>size:</w:t>
-            </w:r>
-            <w:r>
-              <w:rPr>
-                <w:rFonts w:ascii="Times New Roman" w:eastAsiaTheme="minorEastAsia" w:hAnsi="Times New Roman" w:cs="Times New Roman"/>
-                <w:sz w:val="22"/>
-                <w:szCs w:val="22"/>
-                <w:lang w:val="en-BE"/>
-              </w:rPr>
-              <w:t>{</w:t>
-            </w:r>
-            <w:proofErr w:type="gramEnd"/>
-            <w:r>
-              <w:rPr>
-                <w:rFonts w:ascii="Times New Roman" w:eastAsiaTheme="minorEastAsia" w:hAnsi="Times New Roman" w:cs="Times New Roman"/>
-                <w:sz w:val="22"/>
-                <w:szCs w:val="22"/>
-                <w:lang w:val="en-BE"/>
-              </w:rPr>
-              <w:t>{</w:t>
-            </w:r>
-            <w:proofErr w:type="spellStart"/>
-            <w:r>
-              <w:rPr>
-                <w:rFonts w:ascii="Times New Roman" w:eastAsiaTheme="minorEastAsia" w:hAnsi="Times New Roman" w:cs="Times New Roman"/>
-                <w:sz w:val="22"/>
-                <w:szCs w:val="22"/>
-                <w:lang w:val="en-BE"/>
-              </w:rPr>
-              <w:t>pallet_type</w:t>
-            </w:r>
-            <w:proofErr w:type="spellEnd"/>
-            <w:r>
-              <w:rPr>
-                <w:rFonts w:ascii="Times New Roman" w:eastAsiaTheme="minorEastAsia" w:hAnsi="Times New Roman"/>
-                <w:sz w:val="22"/>
-                <w:szCs w:val="22"/>
-                <w:lang w:val="en-BE"/>
-              </w:rPr>
-              <w:t>|default('N/A')</w:t>
+              <w:t>Pallet type/size:</w:t>
+            </w:r>
+            <w:r>
+              <w:rPr>
+                <w:rFonts w:ascii="Times New Roman" w:eastAsiaTheme="minorEastAsia" w:hAnsi="Times New Roman" w:cs="Times New Roman"/>
+                <w:sz w:val="22"/>
+                <w:szCs w:val="22"/>
+                <w:lang w:val="en-BE"/>
+              </w:rPr>
+              <w:t>{{pallet_type</w:t>
+            </w:r>
+            <w:r>
+              <w:rPr>
+                <w:rFonts w:ascii="Times New Roman" w:eastAsiaTheme="minorEastAsia" w:hAnsi="Times New Roman"/>
+                <w:sz w:val="22"/>
+                <w:szCs w:val="22"/>
+                <w:lang w:val="en-BE"/>
+              </w:rPr>
+              <w:t>|default(</w:t>
+            </w:r>
+            <w:r>
+              <w:rPr>
+                <w:rFonts w:ascii="Times New Roman" w:eastAsiaTheme="minorEastAsia" w:hAnsi="Times New Roman"/>
+                <w:sz w:val="22"/>
+                <w:szCs w:val="22"/>
+                <w:lang w:val="en-BE"/>
+              </w:rPr>
+              <w:t>‘‘</w:t>
+            </w:r>
+            <w:r>
+              <w:rPr>
+                <w:rFonts w:ascii="Times New Roman" w:eastAsiaTheme="minorEastAsia" w:hAnsi="Times New Roman"/>
+                <w:sz w:val="22"/>
+                <w:szCs w:val="22"/>
+                <w:lang w:val="en-BE"/>
+              </w:rPr>
+              <w:t>)</w:t>
             </w:r>
             <w:r>
               <w:rPr>
@@ -4290,27 +4396,34 @@
                 <w:szCs w:val="22"/>
                 <w:lang w:val="en-BE"/>
               </w:rPr>
-              <w:t>Pallet Width (Fork Entry): {{</w:t>
-            </w:r>
-            <w:proofErr w:type="spellStart"/>
-            <w:r>
-              <w:rPr>
-                <w:rFonts w:ascii="Times New Roman" w:eastAsiaTheme="minorEastAsia" w:hAnsi="Times New Roman" w:cs="Times New Roman"/>
-                <w:sz w:val="22"/>
-                <w:szCs w:val="22"/>
-                <w:lang w:val="en-BE"/>
-              </w:rPr>
-              <w:t>pallet_width_mm</w:t>
-            </w:r>
-            <w:proofErr w:type="spellEnd"/>
-            <w:r>
-              <w:rPr>
-                <w:rFonts w:ascii="Times New Roman" w:eastAsiaTheme="minorEastAsia" w:hAnsi="Times New Roman"/>
-                <w:sz w:val="22"/>
-                <w:szCs w:val="22"/>
-                <w:lang w:val="en-BE"/>
-              </w:rPr>
-              <w:t>|default('N/A')</w:t>
+              <w:t>Pallet Width (Fork Entry): {{pallet_width_mm</w:t>
+            </w:r>
+            <w:r>
+              <w:rPr>
+                <w:rFonts w:ascii="Times New Roman" w:eastAsiaTheme="minorEastAsia" w:hAnsi="Times New Roman"/>
+                <w:sz w:val="22"/>
+                <w:szCs w:val="22"/>
+                <w:lang w:val="en-BE"/>
+              </w:rPr>
+              <w:t>|default(</w:t>
+            </w:r>
+            <w:r>
+              <w:rPr>
+                <w:rFonts w:ascii="Times New Roman" w:eastAsiaTheme="minorEastAsia" w:hAnsi="Times New Roman"/>
+                <w:sz w:val="22"/>
+                <w:szCs w:val="22"/>
+                <w:lang w:val="en-BE"/>
+              </w:rPr>
+              <w:t>‘‘</w:t>
+            </w:r>
+            <w:r>
+              <w:rPr>
+                <w:rFonts w:ascii="Times New Roman" w:eastAsiaTheme="minorEastAsia" w:hAnsi="Times New Roman"/>
+                <w:sz w:val="22"/>
+                <w:szCs w:val="22"/>
+                <w:lang w:val="en-BE"/>
+              </w:rPr>
+              <w:t>)</w:t>
             </w:r>
             <w:r>
               <w:rPr>
@@ -4339,27 +4452,34 @@
                 <w:szCs w:val="22"/>
                 <w:lang w:val="en-BE"/>
               </w:rPr>
-              <w:t>If Other pallet type: {{</w:t>
-            </w:r>
-            <w:proofErr w:type="spellStart"/>
-            <w:r>
-              <w:rPr>
-                <w:rFonts w:ascii="Times New Roman" w:eastAsiaTheme="minorEastAsia" w:hAnsi="Times New Roman" w:cs="Times New Roman"/>
-                <w:sz w:val="22"/>
-                <w:szCs w:val="22"/>
-                <w:lang w:val="en-BE"/>
-              </w:rPr>
-              <w:t>other_pallet_type</w:t>
-            </w:r>
-            <w:proofErr w:type="spellEnd"/>
-            <w:r>
-              <w:rPr>
-                <w:rFonts w:ascii="Times New Roman" w:eastAsiaTheme="minorEastAsia" w:hAnsi="Times New Roman"/>
-                <w:sz w:val="22"/>
-                <w:szCs w:val="22"/>
-                <w:lang w:val="en-BE"/>
-              </w:rPr>
-              <w:t>|default('N/A')</w:t>
+              <w:t>If Other pallet type: {{other_pallet_type</w:t>
+            </w:r>
+            <w:r>
+              <w:rPr>
+                <w:rFonts w:ascii="Times New Roman" w:eastAsiaTheme="minorEastAsia" w:hAnsi="Times New Roman"/>
+                <w:sz w:val="22"/>
+                <w:szCs w:val="22"/>
+                <w:lang w:val="en-BE"/>
+              </w:rPr>
+              <w:t>|default(</w:t>
+            </w:r>
+            <w:r>
+              <w:rPr>
+                <w:rFonts w:ascii="Times New Roman" w:eastAsiaTheme="minorEastAsia" w:hAnsi="Times New Roman"/>
+                <w:sz w:val="22"/>
+                <w:szCs w:val="22"/>
+                <w:lang w:val="en-BE"/>
+              </w:rPr>
+              <w:t>‘‘</w:t>
+            </w:r>
+            <w:r>
+              <w:rPr>
+                <w:rFonts w:ascii="Times New Roman" w:eastAsiaTheme="minorEastAsia" w:hAnsi="Times New Roman"/>
+                <w:sz w:val="22"/>
+                <w:szCs w:val="22"/>
+                <w:lang w:val="en-BE"/>
+              </w:rPr>
+              <w:t>)</w:t>
             </w:r>
             <w:r>
               <w:rPr>
@@ -4388,27 +4508,34 @@
                 <w:szCs w:val="22"/>
                 <w:lang w:val="en-BE"/>
               </w:rPr>
-              <w:t>Other pallet dimensions: {{</w:t>
-            </w:r>
-            <w:proofErr w:type="spellStart"/>
-            <w:r>
-              <w:rPr>
-                <w:rFonts w:ascii="Times New Roman" w:eastAsiaTheme="minorEastAsia" w:hAnsi="Times New Roman" w:cs="Times New Roman"/>
-                <w:sz w:val="22"/>
-                <w:szCs w:val="22"/>
-                <w:lang w:val="en-BE"/>
-              </w:rPr>
-              <w:t>other_pallet_dimensions</w:t>
-            </w:r>
-            <w:proofErr w:type="spellEnd"/>
-            <w:r>
-              <w:rPr>
-                <w:rFonts w:ascii="Times New Roman" w:eastAsiaTheme="minorEastAsia" w:hAnsi="Times New Roman"/>
-                <w:sz w:val="22"/>
-                <w:szCs w:val="22"/>
-                <w:lang w:val="en-BE"/>
-              </w:rPr>
-              <w:t>|default('N/A')</w:t>
+              <w:t>Other pallet dimensions: {{other_pallet_dimensions</w:t>
+            </w:r>
+            <w:r>
+              <w:rPr>
+                <w:rFonts w:ascii="Times New Roman" w:eastAsiaTheme="minorEastAsia" w:hAnsi="Times New Roman"/>
+                <w:sz w:val="22"/>
+                <w:szCs w:val="22"/>
+                <w:lang w:val="en-BE"/>
+              </w:rPr>
+              <w:t>|default(</w:t>
+            </w:r>
+            <w:r>
+              <w:rPr>
+                <w:rFonts w:ascii="Times New Roman" w:eastAsiaTheme="minorEastAsia" w:hAnsi="Times New Roman"/>
+                <w:sz w:val="22"/>
+                <w:szCs w:val="22"/>
+                <w:lang w:val="en-BE"/>
+              </w:rPr>
+              <w:t>‘‘</w:t>
+            </w:r>
+            <w:r>
+              <w:rPr>
+                <w:rFonts w:ascii="Times New Roman" w:eastAsiaTheme="minorEastAsia" w:hAnsi="Times New Roman"/>
+                <w:sz w:val="22"/>
+                <w:szCs w:val="22"/>
+                <w:lang w:val="en-BE"/>
+              </w:rPr>
+              <w:t>)</w:t>
             </w:r>
             <w:r>
               <w:rPr>
@@ -4586,27 +4713,34 @@
                 <w:szCs w:val="22"/>
                 <w:lang w:val="en-BE"/>
               </w:rPr>
-              <w:t>{{</w:t>
-            </w:r>
-            <w:proofErr w:type="spellStart"/>
-            <w:r>
-              <w:rPr>
-                <w:rFonts w:ascii="Times New Roman" w:eastAsiaTheme="minorEastAsia" w:hAnsi="Times New Roman" w:cs="Times New Roman"/>
-                <w:sz w:val="22"/>
-                <w:szCs w:val="22"/>
-                <w:lang w:val="en-BE"/>
-              </w:rPr>
-              <w:t>load_weight_kg</w:t>
-            </w:r>
-            <w:proofErr w:type="spellEnd"/>
-            <w:r>
-              <w:rPr>
-                <w:rFonts w:ascii="Times New Roman" w:eastAsiaTheme="minorEastAsia" w:hAnsi="Times New Roman"/>
-                <w:sz w:val="22"/>
-                <w:szCs w:val="22"/>
-                <w:lang w:val="en-BE"/>
-              </w:rPr>
-              <w:t>|default('N/A')</w:t>
+              <w:t>{{load_weight_kg</w:t>
+            </w:r>
+            <w:r>
+              <w:rPr>
+                <w:rFonts w:ascii="Times New Roman" w:eastAsiaTheme="minorEastAsia" w:hAnsi="Times New Roman"/>
+                <w:sz w:val="22"/>
+                <w:szCs w:val="22"/>
+                <w:lang w:val="en-BE"/>
+              </w:rPr>
+              <w:t>|default(</w:t>
+            </w:r>
+            <w:r>
+              <w:rPr>
+                <w:rFonts w:ascii="Times New Roman" w:eastAsiaTheme="minorEastAsia" w:hAnsi="Times New Roman"/>
+                <w:sz w:val="22"/>
+                <w:szCs w:val="22"/>
+                <w:lang w:val="en-BE"/>
+              </w:rPr>
+              <w:t>‘‘</w:t>
+            </w:r>
+            <w:r>
+              <w:rPr>
+                <w:rFonts w:ascii="Times New Roman" w:eastAsiaTheme="minorEastAsia" w:hAnsi="Times New Roman"/>
+                <w:sz w:val="22"/>
+                <w:szCs w:val="22"/>
+                <w:lang w:val="en-BE"/>
+              </w:rPr>
+              <w:t>)</w:t>
             </w:r>
             <w:r>
               <w:rPr>
@@ -4634,27 +4768,34 @@
                 <w:szCs w:val="22"/>
                 <w:lang w:val="en-BE"/>
               </w:rPr>
-              <w:t>Load Dimensions (L×W×H): {{</w:t>
-            </w:r>
-            <w:proofErr w:type="spellStart"/>
-            <w:r>
-              <w:rPr>
-                <w:rFonts w:ascii="Times New Roman" w:eastAsiaTheme="minorEastAsia" w:hAnsi="Times New Roman" w:cs="Times New Roman"/>
-                <w:sz w:val="22"/>
-                <w:szCs w:val="22"/>
-                <w:lang w:val="en-BE"/>
-              </w:rPr>
-              <w:t>load_dimensions</w:t>
-            </w:r>
-            <w:proofErr w:type="spellEnd"/>
-            <w:r>
-              <w:rPr>
-                <w:rFonts w:ascii="Times New Roman" w:eastAsiaTheme="minorEastAsia" w:hAnsi="Times New Roman"/>
-                <w:sz w:val="22"/>
-                <w:szCs w:val="22"/>
-                <w:lang w:val="en-BE"/>
-              </w:rPr>
-              <w:t>|default('N/A')</w:t>
+              <w:t>Load Dimensions (L×W×H): {{load_dimensions</w:t>
+            </w:r>
+            <w:r>
+              <w:rPr>
+                <w:rFonts w:ascii="Times New Roman" w:eastAsiaTheme="minorEastAsia" w:hAnsi="Times New Roman"/>
+                <w:sz w:val="22"/>
+                <w:szCs w:val="22"/>
+                <w:lang w:val="en-BE"/>
+              </w:rPr>
+              <w:t>|default(</w:t>
+            </w:r>
+            <w:r>
+              <w:rPr>
+                <w:rFonts w:ascii="Times New Roman" w:eastAsiaTheme="minorEastAsia" w:hAnsi="Times New Roman"/>
+                <w:sz w:val="22"/>
+                <w:szCs w:val="22"/>
+                <w:lang w:val="en-BE"/>
+              </w:rPr>
+              <w:t>‘‘</w:t>
+            </w:r>
+            <w:r>
+              <w:rPr>
+                <w:rFonts w:ascii="Times New Roman" w:eastAsiaTheme="minorEastAsia" w:hAnsi="Times New Roman"/>
+                <w:sz w:val="22"/>
+                <w:szCs w:val="22"/>
+                <w:lang w:val="en-BE"/>
+              </w:rPr>
+              <w:t>)</w:t>
             </w:r>
             <w:r>
               <w:rPr>
@@ -4795,56 +4936,43 @@
                 <w:szCs w:val="22"/>
                 <w:lang w:val="en-BE"/>
               </w:rPr>
-              <w:t xml:space="preserve">Peak </w:t>
-            </w:r>
-            <w:proofErr w:type="gramStart"/>
-            <w:r>
-              <w:rPr>
-                <w:rFonts w:ascii="Times New Roman" w:eastAsiaTheme="minorEastAsia" w:hAnsi="Times New Roman" w:cs="Times New Roman"/>
-                <w:sz w:val="22"/>
-                <w:szCs w:val="22"/>
-                <w:lang w:val="en-BE"/>
-              </w:rPr>
-              <w:t>Efficiency:</w:t>
-            </w:r>
-            <w:r>
-              <w:rPr>
-                <w:rFonts w:ascii="Times New Roman" w:eastAsiaTheme="minorEastAsia" w:hAnsi="Times New Roman" w:cs="Times New Roman"/>
-                <w:sz w:val="22"/>
-                <w:szCs w:val="22"/>
-                <w:lang w:val="en-BE"/>
-              </w:rPr>
-              <w:t>{</w:t>
-            </w:r>
-            <w:proofErr w:type="gramEnd"/>
-            <w:r>
-              <w:rPr>
-                <w:rFonts w:ascii="Times New Roman" w:eastAsiaTheme="minorEastAsia" w:hAnsi="Times New Roman" w:cs="Times New Roman"/>
-                <w:sz w:val="22"/>
-                <w:szCs w:val="22"/>
-                <w:lang w:val="en-BE"/>
-              </w:rPr>
-              <w:t>{</w:t>
-            </w:r>
-            <w:proofErr w:type="spellStart"/>
-            <w:r>
-              <w:rPr>
-                <w:rFonts w:ascii="Times New Roman" w:eastAsiaTheme="minorEastAsia" w:hAnsi="Times New Roman" w:cs="Times New Roman"/>
-                <w:sz w:val="22"/>
-                <w:szCs w:val="22"/>
-                <w:lang w:val="en-BE"/>
-              </w:rPr>
-              <w:t>peak_congestion</w:t>
-            </w:r>
-            <w:proofErr w:type="spellEnd"/>
-            <w:r>
-              <w:rPr>
-                <w:rFonts w:ascii="Times New Roman" w:eastAsiaTheme="minorEastAsia" w:hAnsi="Times New Roman"/>
-                <w:sz w:val="22"/>
-                <w:szCs w:val="22"/>
-                <w:lang w:val="en-BE"/>
-              </w:rPr>
-              <w:t>|default('N/A')</w:t>
+              <w:t>Peak Efficiency:</w:t>
+            </w:r>
+            <w:r>
+              <w:rPr>
+                <w:rFonts w:ascii="Times New Roman" w:eastAsiaTheme="minorEastAsia" w:hAnsi="Times New Roman" w:cs="Times New Roman"/>
+                <w:sz w:val="22"/>
+                <w:szCs w:val="22"/>
+                <w:lang w:val="en-BE"/>
+              </w:rPr>
+              <w:t>{{peak_congestion</w:t>
+            </w:r>
+            <w:r>
+              <w:rPr>
+                <w:rFonts w:ascii="Times New Roman" w:eastAsiaTheme="minorEastAsia" w:hAnsi="Times New Roman"/>
+                <w:sz w:val="22"/>
+                <w:szCs w:val="22"/>
+                <w:lang w:val="en-BE"/>
+              </w:rPr>
+              <w:t>|default(</w:t>
+            </w:r>
+            <w:r>
+              <w:rPr>
+                <w:rFonts w:ascii="Times New Roman" w:eastAsiaTheme="minorEastAsia" w:hAnsi="Times New Roman"/>
+                <w:sz w:val="22"/>
+                <w:szCs w:val="22"/>
+                <w:lang w:val="en-BE"/>
+              </w:rPr>
+              <w:t>‘‘</w:t>
+            </w:r>
+            <w:r>
+              <w:rPr>
+                <w:rFonts w:ascii="Times New Roman" w:eastAsiaTheme="minorEastAsia" w:hAnsi="Times New Roman"/>
+                <w:sz w:val="22"/>
+                <w:szCs w:val="22"/>
+                <w:lang w:val="en-BE"/>
+              </w:rPr>
+              <w:t>)</w:t>
             </w:r>
             <w:r>
               <w:rPr>
@@ -4873,27 +5001,34 @@
                 <w:szCs w:val="22"/>
                 <w:lang w:val="en-BE"/>
               </w:rPr>
-              <w:t>Operational Peak Hours: {{</w:t>
-            </w:r>
-            <w:proofErr w:type="spellStart"/>
-            <w:r>
-              <w:rPr>
-                <w:rFonts w:ascii="Times New Roman" w:eastAsiaTheme="minorEastAsia" w:hAnsi="Times New Roman" w:cs="Times New Roman"/>
-                <w:sz w:val="22"/>
-                <w:szCs w:val="22"/>
-                <w:lang w:val="en-BE"/>
-              </w:rPr>
-              <w:t>peak_hours</w:t>
-            </w:r>
-            <w:proofErr w:type="spellEnd"/>
-            <w:r>
-              <w:rPr>
-                <w:rFonts w:ascii="Times New Roman" w:eastAsiaTheme="minorEastAsia" w:hAnsi="Times New Roman"/>
-                <w:sz w:val="22"/>
-                <w:szCs w:val="22"/>
-                <w:lang w:val="en-BE"/>
-              </w:rPr>
-              <w:t>|default('N/A')</w:t>
+              <w:t>Operational Peak Hours: {{peak_hours</w:t>
+            </w:r>
+            <w:r>
+              <w:rPr>
+                <w:rFonts w:ascii="Times New Roman" w:eastAsiaTheme="minorEastAsia" w:hAnsi="Times New Roman"/>
+                <w:sz w:val="22"/>
+                <w:szCs w:val="22"/>
+                <w:lang w:val="en-BE"/>
+              </w:rPr>
+              <w:t>|default(</w:t>
+            </w:r>
+            <w:r>
+              <w:rPr>
+                <w:rFonts w:ascii="Times New Roman" w:eastAsiaTheme="minorEastAsia" w:hAnsi="Times New Roman"/>
+                <w:sz w:val="22"/>
+                <w:szCs w:val="22"/>
+                <w:lang w:val="en-BE"/>
+              </w:rPr>
+              <w:t>‘‘</w:t>
+            </w:r>
+            <w:r>
+              <w:rPr>
+                <w:rFonts w:ascii="Times New Roman" w:eastAsiaTheme="minorEastAsia" w:hAnsi="Times New Roman"/>
+                <w:sz w:val="22"/>
+                <w:szCs w:val="22"/>
+                <w:lang w:val="en-BE"/>
+              </w:rPr>
+              <w:t>)</w:t>
             </w:r>
             <w:r>
               <w:rPr>
@@ -4922,27 +5057,34 @@
                 <w:szCs w:val="22"/>
                 <w:lang w:val="en-BE"/>
               </w:rPr>
-              <w:t>Shifts per Day: {{</w:t>
-            </w:r>
-            <w:proofErr w:type="spellStart"/>
-            <w:r>
-              <w:rPr>
-                <w:rFonts w:ascii="Times New Roman" w:eastAsiaTheme="minorEastAsia" w:hAnsi="Times New Roman" w:cs="Times New Roman"/>
-                <w:sz w:val="22"/>
-                <w:szCs w:val="22"/>
-                <w:lang w:val="en-BE"/>
-              </w:rPr>
-              <w:t>shifts_per_day</w:t>
-            </w:r>
-            <w:proofErr w:type="spellEnd"/>
-            <w:r>
-              <w:rPr>
-                <w:rFonts w:ascii="Times New Roman" w:eastAsiaTheme="minorEastAsia" w:hAnsi="Times New Roman"/>
-                <w:sz w:val="22"/>
-                <w:szCs w:val="22"/>
-                <w:lang w:val="en-BE"/>
-              </w:rPr>
-              <w:t>|default('N/A')</w:t>
+              <w:t>Shifts per Day: {{shifts_per_day</w:t>
+            </w:r>
+            <w:r>
+              <w:rPr>
+                <w:rFonts w:ascii="Times New Roman" w:eastAsiaTheme="minorEastAsia" w:hAnsi="Times New Roman"/>
+                <w:sz w:val="22"/>
+                <w:szCs w:val="22"/>
+                <w:lang w:val="en-BE"/>
+              </w:rPr>
+              <w:t>|default(</w:t>
+            </w:r>
+            <w:r>
+              <w:rPr>
+                <w:rFonts w:ascii="Times New Roman" w:eastAsiaTheme="minorEastAsia" w:hAnsi="Times New Roman"/>
+                <w:sz w:val="22"/>
+                <w:szCs w:val="22"/>
+                <w:lang w:val="en-BE"/>
+              </w:rPr>
+              <w:t>‘‘</w:t>
+            </w:r>
+            <w:r>
+              <w:rPr>
+                <w:rFonts w:ascii="Times New Roman" w:eastAsiaTheme="minorEastAsia" w:hAnsi="Times New Roman"/>
+                <w:sz w:val="22"/>
+                <w:szCs w:val="22"/>
+                <w:lang w:val="en-BE"/>
+              </w:rPr>
+              <w:t>)</w:t>
             </w:r>
             <w:r>
               <w:rPr>
@@ -4971,27 +5113,34 @@
                 <w:szCs w:val="22"/>
                 <w:lang w:val="en-BE"/>
               </w:rPr>
-              <w:t>Pallets per Hour (peak): {{</w:t>
-            </w:r>
-            <w:proofErr w:type="spellStart"/>
-            <w:r>
-              <w:rPr>
-                <w:rFonts w:ascii="Times New Roman" w:eastAsiaTheme="minorEastAsia" w:hAnsi="Times New Roman" w:cs="Times New Roman"/>
-                <w:sz w:val="22"/>
-                <w:szCs w:val="22"/>
-                <w:lang w:val="en-BE"/>
-              </w:rPr>
-              <w:t>pallets_per_hour</w:t>
-            </w:r>
-            <w:proofErr w:type="spellEnd"/>
-            <w:r>
-              <w:rPr>
-                <w:rFonts w:ascii="Times New Roman" w:eastAsiaTheme="minorEastAsia" w:hAnsi="Times New Roman"/>
-                <w:sz w:val="22"/>
-                <w:szCs w:val="22"/>
-                <w:lang w:val="en-BE"/>
-              </w:rPr>
-              <w:t>|default('N/A')</w:t>
+              <w:t>Pallets per Hour (peak): {{pallets_per_hour</w:t>
+            </w:r>
+            <w:r>
+              <w:rPr>
+                <w:rFonts w:ascii="Times New Roman" w:eastAsiaTheme="minorEastAsia" w:hAnsi="Times New Roman"/>
+                <w:sz w:val="22"/>
+                <w:szCs w:val="22"/>
+                <w:lang w:val="en-BE"/>
+              </w:rPr>
+              <w:t>|default(</w:t>
+            </w:r>
+            <w:r>
+              <w:rPr>
+                <w:rFonts w:ascii="Times New Roman" w:eastAsiaTheme="minorEastAsia" w:hAnsi="Times New Roman"/>
+                <w:sz w:val="22"/>
+                <w:szCs w:val="22"/>
+                <w:lang w:val="en-BE"/>
+              </w:rPr>
+              <w:t>‘‘</w:t>
+            </w:r>
+            <w:r>
+              <w:rPr>
+                <w:rFonts w:ascii="Times New Roman" w:eastAsiaTheme="minorEastAsia" w:hAnsi="Times New Roman"/>
+                <w:sz w:val="22"/>
+                <w:szCs w:val="22"/>
+                <w:lang w:val="en-BE"/>
+              </w:rPr>
+              <w:t>)</w:t>
             </w:r>
             <w:r>
               <w:rPr>
@@ -5162,27 +5311,34 @@
                 <w:szCs w:val="22"/>
                 <w:lang w:val="en-BE"/>
               </w:rPr>
-              <w:t>{{</w:t>
-            </w:r>
-            <w:proofErr w:type="spellStart"/>
-            <w:r>
-              <w:rPr>
-                <w:rFonts w:ascii="Times New Roman" w:eastAsiaTheme="minorEastAsia" w:hAnsi="Times New Roman"/>
-                <w:sz w:val="22"/>
-                <w:szCs w:val="22"/>
-                <w:lang w:val="en-BE"/>
-              </w:rPr>
-              <w:t>max_transport_m</w:t>
-            </w:r>
-            <w:proofErr w:type="spellEnd"/>
-            <w:r>
-              <w:rPr>
-                <w:rFonts w:ascii="Times New Roman" w:eastAsiaTheme="minorEastAsia" w:hAnsi="Times New Roman"/>
-                <w:sz w:val="22"/>
-                <w:szCs w:val="22"/>
-                <w:lang w:val="en-BE"/>
-              </w:rPr>
-              <w:t>|default('N/A')</w:t>
+              <w:t>{{max_transport_m</w:t>
+            </w:r>
+            <w:r>
+              <w:rPr>
+                <w:rFonts w:ascii="Times New Roman" w:eastAsiaTheme="minorEastAsia" w:hAnsi="Times New Roman"/>
+                <w:sz w:val="22"/>
+                <w:szCs w:val="22"/>
+                <w:lang w:val="en-BE"/>
+              </w:rPr>
+              <w:t>|default(</w:t>
+            </w:r>
+            <w:r>
+              <w:rPr>
+                <w:rFonts w:ascii="Times New Roman" w:eastAsiaTheme="minorEastAsia" w:hAnsi="Times New Roman"/>
+                <w:sz w:val="22"/>
+                <w:szCs w:val="22"/>
+                <w:lang w:val="en-BE"/>
+              </w:rPr>
+              <w:t>‘‘</w:t>
+            </w:r>
+            <w:r>
+              <w:rPr>
+                <w:rFonts w:ascii="Times New Roman" w:eastAsiaTheme="minorEastAsia" w:hAnsi="Times New Roman"/>
+                <w:sz w:val="22"/>
+                <w:szCs w:val="22"/>
+                <w:lang w:val="en-BE"/>
+              </w:rPr>
+              <w:t>)</w:t>
             </w:r>
             <w:r>
               <w:rPr>
@@ -5211,27 +5367,34 @@
                 <w:szCs w:val="22"/>
                 <w:lang w:val="en-BE"/>
               </w:rPr>
-              <w:t>Minimum Transport Distance: {{</w:t>
-            </w:r>
-            <w:proofErr w:type="spellStart"/>
-            <w:r>
-              <w:rPr>
-                <w:rFonts w:ascii="Times New Roman" w:eastAsiaTheme="minorEastAsia" w:hAnsi="Times New Roman"/>
-                <w:sz w:val="22"/>
-                <w:szCs w:val="22"/>
-                <w:lang w:val="en-BE"/>
-              </w:rPr>
-              <w:t>min_transport_m</w:t>
-            </w:r>
-            <w:proofErr w:type="spellEnd"/>
-            <w:r>
-              <w:rPr>
-                <w:rFonts w:ascii="Times New Roman" w:eastAsiaTheme="minorEastAsia" w:hAnsi="Times New Roman"/>
-                <w:sz w:val="22"/>
-                <w:szCs w:val="22"/>
-                <w:lang w:val="en-BE"/>
-              </w:rPr>
-              <w:t>|default('N/A')</w:t>
+              <w:t>Minimum Transport Distance: {{min_transport_m</w:t>
+            </w:r>
+            <w:r>
+              <w:rPr>
+                <w:rFonts w:ascii="Times New Roman" w:eastAsiaTheme="minorEastAsia" w:hAnsi="Times New Roman"/>
+                <w:sz w:val="22"/>
+                <w:szCs w:val="22"/>
+                <w:lang w:val="en-BE"/>
+              </w:rPr>
+              <w:t>|default(</w:t>
+            </w:r>
+            <w:r>
+              <w:rPr>
+                <w:rFonts w:ascii="Times New Roman" w:eastAsiaTheme="minorEastAsia" w:hAnsi="Times New Roman"/>
+                <w:sz w:val="22"/>
+                <w:szCs w:val="22"/>
+                <w:lang w:val="en-BE"/>
+              </w:rPr>
+              <w:t>‘‘</w:t>
+            </w:r>
+            <w:r>
+              <w:rPr>
+                <w:rFonts w:ascii="Times New Roman" w:eastAsiaTheme="minorEastAsia" w:hAnsi="Times New Roman"/>
+                <w:sz w:val="22"/>
+                <w:szCs w:val="22"/>
+                <w:lang w:val="en-BE"/>
+              </w:rPr>
+              <w:t>)</w:t>
             </w:r>
             <w:r>
               <w:rPr>
@@ -5262,28 +5425,34 @@
                 <w:szCs w:val="22"/>
                 <w:lang w:val="en-BE"/>
               </w:rPr>
-              <w:lastRenderedPageBreak/>
-              <w:t>Average Transport Distance: {{</w:t>
-            </w:r>
-            <w:proofErr w:type="spellStart"/>
-            <w:r>
-              <w:rPr>
-                <w:rFonts w:ascii="Times New Roman" w:eastAsiaTheme="minorEastAsia" w:hAnsi="Times New Roman"/>
-                <w:sz w:val="22"/>
-                <w:szCs w:val="22"/>
-                <w:lang w:val="en-BE"/>
-              </w:rPr>
-              <w:t>avg_transport_m</w:t>
-            </w:r>
-            <w:proofErr w:type="spellEnd"/>
-            <w:r>
-              <w:rPr>
-                <w:rFonts w:ascii="Times New Roman" w:eastAsiaTheme="minorEastAsia" w:hAnsi="Times New Roman"/>
-                <w:sz w:val="22"/>
-                <w:szCs w:val="22"/>
-                <w:lang w:val="en-BE"/>
-              </w:rPr>
-              <w:t>|default('N/A')</w:t>
+              <w:t>Average Transport Distance: {{avg_transport_m</w:t>
+            </w:r>
+            <w:r>
+              <w:rPr>
+                <w:rFonts w:ascii="Times New Roman" w:eastAsiaTheme="minorEastAsia" w:hAnsi="Times New Roman"/>
+                <w:sz w:val="22"/>
+                <w:szCs w:val="22"/>
+                <w:lang w:val="en-BE"/>
+              </w:rPr>
+              <w:t>|default(</w:t>
+            </w:r>
+            <w:r>
+              <w:rPr>
+                <w:rFonts w:ascii="Times New Roman" w:eastAsiaTheme="minorEastAsia" w:hAnsi="Times New Roman"/>
+                <w:sz w:val="22"/>
+                <w:szCs w:val="22"/>
+                <w:lang w:val="en-BE"/>
+              </w:rPr>
+              <w:t>‘‘</w:t>
+            </w:r>
+            <w:r>
+              <w:rPr>
+                <w:rFonts w:ascii="Times New Roman" w:eastAsiaTheme="minorEastAsia" w:hAnsi="Times New Roman"/>
+                <w:sz w:val="22"/>
+                <w:szCs w:val="22"/>
+                <w:lang w:val="en-BE"/>
+              </w:rPr>
+              <w:t>)</w:t>
             </w:r>
             <w:r>
               <w:rPr>
@@ -5484,27 +5653,34 @@
                 <w:szCs w:val="22"/>
                 <w:lang w:val="en-BE"/>
               </w:rPr>
-              <w:t>Maximum Transport Distance: {{</w:t>
-            </w:r>
-            <w:proofErr w:type="spellStart"/>
-            <w:r>
-              <w:rPr>
-                <w:rFonts w:ascii="Times New Roman" w:eastAsiaTheme="minorEastAsia" w:hAnsi="Times New Roman" w:cs="Times New Roman"/>
-                <w:sz w:val="22"/>
-                <w:szCs w:val="22"/>
-                <w:lang w:val="en-BE"/>
-              </w:rPr>
-              <w:t>max_transport_m</w:t>
-            </w:r>
-            <w:proofErr w:type="spellEnd"/>
-            <w:r>
-              <w:rPr>
-                <w:rFonts w:ascii="Times New Roman" w:eastAsiaTheme="minorEastAsia" w:hAnsi="Times New Roman"/>
-                <w:sz w:val="22"/>
-                <w:szCs w:val="22"/>
-                <w:lang w:val="en-BE"/>
-              </w:rPr>
-              <w:t>|default('N/A')</w:t>
+              <w:t>Maximum Transport Distance: {{max_transport_m</w:t>
+            </w:r>
+            <w:r>
+              <w:rPr>
+                <w:rFonts w:ascii="Times New Roman" w:eastAsiaTheme="minorEastAsia" w:hAnsi="Times New Roman"/>
+                <w:sz w:val="22"/>
+                <w:szCs w:val="22"/>
+                <w:lang w:val="en-BE"/>
+              </w:rPr>
+              <w:t>|default(</w:t>
+            </w:r>
+            <w:r>
+              <w:rPr>
+                <w:rFonts w:ascii="Times New Roman" w:eastAsiaTheme="minorEastAsia" w:hAnsi="Times New Roman"/>
+                <w:sz w:val="22"/>
+                <w:szCs w:val="22"/>
+                <w:lang w:val="en-BE"/>
+              </w:rPr>
+              <w:t>‘‘</w:t>
+            </w:r>
+            <w:r>
+              <w:rPr>
+                <w:rFonts w:ascii="Times New Roman" w:eastAsiaTheme="minorEastAsia" w:hAnsi="Times New Roman"/>
+                <w:sz w:val="22"/>
+                <w:szCs w:val="22"/>
+                <w:lang w:val="en-BE"/>
+              </w:rPr>
+              <w:t>)</w:t>
             </w:r>
             <w:r>
               <w:rPr>
@@ -5533,27 +5709,34 @@
                 <w:szCs w:val="22"/>
                 <w:lang w:val="en-BE"/>
               </w:rPr>
-              <w:t>Min Transport: {{</w:t>
-            </w:r>
-            <w:proofErr w:type="spellStart"/>
-            <w:r>
-              <w:rPr>
-                <w:rFonts w:ascii="Times New Roman" w:eastAsiaTheme="minorEastAsia" w:hAnsi="Times New Roman" w:cs="Times New Roman"/>
-                <w:sz w:val="22"/>
-                <w:szCs w:val="22"/>
-                <w:lang w:val="en-BE"/>
-              </w:rPr>
-              <w:t>min_transport_m</w:t>
-            </w:r>
-            <w:proofErr w:type="spellEnd"/>
-            <w:r>
-              <w:rPr>
-                <w:rFonts w:ascii="Times New Roman" w:eastAsiaTheme="minorEastAsia" w:hAnsi="Times New Roman"/>
-                <w:sz w:val="22"/>
-                <w:szCs w:val="22"/>
-                <w:lang w:val="en-BE"/>
-              </w:rPr>
-              <w:t>|default('N/A')</w:t>
+              <w:t>Min Transport: {{min_transport_m</w:t>
+            </w:r>
+            <w:r>
+              <w:rPr>
+                <w:rFonts w:ascii="Times New Roman" w:eastAsiaTheme="minorEastAsia" w:hAnsi="Times New Roman"/>
+                <w:sz w:val="22"/>
+                <w:szCs w:val="22"/>
+                <w:lang w:val="en-BE"/>
+              </w:rPr>
+              <w:t>|default(</w:t>
+            </w:r>
+            <w:r>
+              <w:rPr>
+                <w:rFonts w:ascii="Times New Roman" w:eastAsiaTheme="minorEastAsia" w:hAnsi="Times New Roman"/>
+                <w:sz w:val="22"/>
+                <w:szCs w:val="22"/>
+                <w:lang w:val="en-BE"/>
+              </w:rPr>
+              <w:t>‘‘</w:t>
+            </w:r>
+            <w:r>
+              <w:rPr>
+                <w:rFonts w:ascii="Times New Roman" w:eastAsiaTheme="minorEastAsia" w:hAnsi="Times New Roman"/>
+                <w:sz w:val="22"/>
+                <w:szCs w:val="22"/>
+                <w:lang w:val="en-BE"/>
+              </w:rPr>
+              <w:t>)</w:t>
             </w:r>
             <w:r>
               <w:rPr>
@@ -5582,27 +5765,34 @@
                 <w:szCs w:val="22"/>
                 <w:lang w:val="en-BE"/>
               </w:rPr>
-              <w:t>Peak Congestion Description: {{</w:t>
-            </w:r>
-            <w:proofErr w:type="spellStart"/>
-            <w:r>
-              <w:rPr>
-                <w:rFonts w:ascii="Times New Roman" w:eastAsiaTheme="minorEastAsia" w:hAnsi="Times New Roman" w:cs="Times New Roman"/>
-                <w:sz w:val="22"/>
-                <w:szCs w:val="22"/>
-                <w:lang w:val="en-BE"/>
-              </w:rPr>
-              <w:t>peak_congestion</w:t>
-            </w:r>
-            <w:proofErr w:type="spellEnd"/>
-            <w:r>
-              <w:rPr>
-                <w:rFonts w:ascii="Times New Roman" w:eastAsiaTheme="minorEastAsia" w:hAnsi="Times New Roman"/>
-                <w:sz w:val="22"/>
-                <w:szCs w:val="22"/>
-                <w:lang w:val="en-BE"/>
-              </w:rPr>
-              <w:t>|default('N/A')</w:t>
+              <w:t>Peak Congestion Description: {{peak_congestion</w:t>
+            </w:r>
+            <w:r>
+              <w:rPr>
+                <w:rFonts w:ascii="Times New Roman" w:eastAsiaTheme="minorEastAsia" w:hAnsi="Times New Roman"/>
+                <w:sz w:val="22"/>
+                <w:szCs w:val="22"/>
+                <w:lang w:val="en-BE"/>
+              </w:rPr>
+              <w:t>|default(</w:t>
+            </w:r>
+            <w:r>
+              <w:rPr>
+                <w:rFonts w:ascii="Times New Roman" w:eastAsiaTheme="minorEastAsia" w:hAnsi="Times New Roman"/>
+                <w:sz w:val="22"/>
+                <w:szCs w:val="22"/>
+                <w:lang w:val="en-BE"/>
+              </w:rPr>
+              <w:t>‘‘</w:t>
+            </w:r>
+            <w:r>
+              <w:rPr>
+                <w:rFonts w:ascii="Times New Roman" w:eastAsiaTheme="minorEastAsia" w:hAnsi="Times New Roman"/>
+                <w:sz w:val="22"/>
+                <w:szCs w:val="22"/>
+                <w:lang w:val="en-BE"/>
+              </w:rPr>
+              <w:t>)</w:t>
             </w:r>
             <w:r>
               <w:rPr>
@@ -5765,27 +5955,34 @@
                 <w:szCs w:val="22"/>
                 <w:lang w:val="en-BE"/>
               </w:rPr>
-              <w:t>[Insert Logistics Roadmap / Material Flow Diagram(s) here] See attached CAD/layout file: {{</w:t>
-            </w:r>
-            <w:proofErr w:type="spellStart"/>
-            <w:r>
-              <w:rPr>
-                <w:rFonts w:ascii="Times New Roman" w:eastAsiaTheme="minorEastAsia" w:hAnsi="Times New Roman"/>
-                <w:sz w:val="22"/>
-                <w:szCs w:val="22"/>
-                <w:lang w:val="en-BE"/>
-              </w:rPr>
-              <w:t>cad_filename</w:t>
-            </w:r>
-            <w:proofErr w:type="spellEnd"/>
-            <w:r>
-              <w:rPr>
-                <w:rFonts w:ascii="Times New Roman" w:eastAsiaTheme="minorEastAsia" w:hAnsi="Times New Roman"/>
-                <w:sz w:val="22"/>
-                <w:szCs w:val="22"/>
-                <w:lang w:val="en-BE"/>
-              </w:rPr>
-              <w:t>|default('N/A')</w:t>
+              <w:t>[Insert Logistics Roadmap / Material Flow Diagram(s) here] See attached CAD/layout file: {{cad_filename</w:t>
+            </w:r>
+            <w:r>
+              <w:rPr>
+                <w:rFonts w:ascii="Times New Roman" w:eastAsiaTheme="minorEastAsia" w:hAnsi="Times New Roman"/>
+                <w:sz w:val="22"/>
+                <w:szCs w:val="22"/>
+                <w:lang w:val="en-BE"/>
+              </w:rPr>
+              <w:t>|default(</w:t>
+            </w:r>
+            <w:r>
+              <w:rPr>
+                <w:rFonts w:ascii="Times New Roman" w:eastAsiaTheme="minorEastAsia" w:hAnsi="Times New Roman"/>
+                <w:sz w:val="22"/>
+                <w:szCs w:val="22"/>
+                <w:lang w:val="en-BE"/>
+              </w:rPr>
+              <w:t>‘‘</w:t>
+            </w:r>
+            <w:r>
+              <w:rPr>
+                <w:rFonts w:ascii="Times New Roman" w:eastAsiaTheme="minorEastAsia" w:hAnsi="Times New Roman"/>
+                <w:sz w:val="22"/>
+                <w:szCs w:val="22"/>
+                <w:lang w:val="en-BE"/>
+              </w:rPr>
+              <w:t>)</w:t>
             </w:r>
             <w:r>
               <w:rPr>
@@ -5944,27 +6141,34 @@
                 <w:szCs w:val="22"/>
                 <w:lang w:val="en-BE"/>
               </w:rPr>
-              <w:t>Material Flow Sequence: {{</w:t>
-            </w:r>
-            <w:proofErr w:type="spellStart"/>
-            <w:r>
-              <w:rPr>
-                <w:rFonts w:ascii="Times New Roman" w:eastAsiaTheme="minorEastAsia" w:hAnsi="Times New Roman"/>
-                <w:sz w:val="22"/>
-                <w:szCs w:val="22"/>
-                <w:lang w:val="en-BE"/>
-              </w:rPr>
-              <w:t>flow_steps</w:t>
-            </w:r>
-            <w:proofErr w:type="spellEnd"/>
-            <w:r>
-              <w:rPr>
-                <w:rFonts w:ascii="Times New Roman" w:eastAsiaTheme="minorEastAsia" w:hAnsi="Times New Roman"/>
-                <w:sz w:val="22"/>
-                <w:szCs w:val="22"/>
-                <w:lang w:val="en-BE"/>
-              </w:rPr>
-              <w:t>|default('N/A')</w:t>
+              <w:t>Material Flow Sequence: {{flow_steps</w:t>
+            </w:r>
+            <w:r>
+              <w:rPr>
+                <w:rFonts w:ascii="Times New Roman" w:eastAsiaTheme="minorEastAsia" w:hAnsi="Times New Roman"/>
+                <w:sz w:val="22"/>
+                <w:szCs w:val="22"/>
+                <w:lang w:val="en-BE"/>
+              </w:rPr>
+              <w:t>|default(</w:t>
+            </w:r>
+            <w:r>
+              <w:rPr>
+                <w:rFonts w:ascii="Times New Roman" w:eastAsiaTheme="minorEastAsia" w:hAnsi="Times New Roman"/>
+                <w:sz w:val="22"/>
+                <w:szCs w:val="22"/>
+                <w:lang w:val="en-BE"/>
+              </w:rPr>
+              <w:t>‘‘</w:t>
+            </w:r>
+            <w:r>
+              <w:rPr>
+                <w:rFonts w:ascii="Times New Roman" w:eastAsiaTheme="minorEastAsia" w:hAnsi="Times New Roman"/>
+                <w:sz w:val="22"/>
+                <w:szCs w:val="22"/>
+                <w:lang w:val="en-BE"/>
+              </w:rPr>
+              <w:t>)</w:t>
             </w:r>
             <w:r>
               <w:rPr>
@@ -5993,27 +6197,34 @@
                 <w:szCs w:val="22"/>
                 <w:lang w:val="en-BE"/>
               </w:rPr>
-              <w:t>Material Flow Details / Summary: {{</w:t>
-            </w:r>
-            <w:proofErr w:type="spellStart"/>
-            <w:r>
-              <w:rPr>
-                <w:rFonts w:ascii="Times New Roman" w:eastAsiaTheme="minorEastAsia" w:hAnsi="Times New Roman"/>
-                <w:sz w:val="22"/>
-                <w:szCs w:val="22"/>
-                <w:lang w:val="en-BE"/>
-              </w:rPr>
-              <w:t>material_flow_text</w:t>
-            </w:r>
-            <w:proofErr w:type="spellEnd"/>
-            <w:r>
-              <w:rPr>
-                <w:rFonts w:ascii="Times New Roman" w:eastAsiaTheme="minorEastAsia" w:hAnsi="Times New Roman"/>
-                <w:sz w:val="22"/>
-                <w:szCs w:val="22"/>
-                <w:lang w:val="en-BE"/>
-              </w:rPr>
-              <w:t>|default('N/A')</w:t>
+              <w:t>Material Flow Details / Summary: {{material_flow_text</w:t>
+            </w:r>
+            <w:r>
+              <w:rPr>
+                <w:rFonts w:ascii="Times New Roman" w:eastAsiaTheme="minorEastAsia" w:hAnsi="Times New Roman"/>
+                <w:sz w:val="22"/>
+                <w:szCs w:val="22"/>
+                <w:lang w:val="en-BE"/>
+              </w:rPr>
+              <w:t>|default(</w:t>
+            </w:r>
+            <w:r>
+              <w:rPr>
+                <w:rFonts w:ascii="Times New Roman" w:eastAsiaTheme="minorEastAsia" w:hAnsi="Times New Roman"/>
+                <w:sz w:val="22"/>
+                <w:szCs w:val="22"/>
+                <w:lang w:val="en-BE"/>
+              </w:rPr>
+              <w:t>‘‘</w:t>
+            </w:r>
+            <w:r>
+              <w:rPr>
+                <w:rFonts w:ascii="Times New Roman" w:eastAsiaTheme="minorEastAsia" w:hAnsi="Times New Roman"/>
+                <w:sz w:val="22"/>
+                <w:szCs w:val="22"/>
+                <w:lang w:val="en-BE"/>
+              </w:rPr>
+              <w:t>)</w:t>
             </w:r>
             <w:r>
               <w:rPr>
@@ -6042,27 +6253,34 @@
                 <w:szCs w:val="22"/>
                 <w:lang w:val="en-BE"/>
               </w:rPr>
-              <w:t>Special Comments / Direct Flows / Notes: {{</w:t>
-            </w:r>
-            <w:proofErr w:type="spellStart"/>
-            <w:r>
-              <w:rPr>
-                <w:rFonts w:ascii="Times New Roman" w:eastAsiaTheme="minorEastAsia" w:hAnsi="Times New Roman"/>
-                <w:sz w:val="22"/>
-                <w:szCs w:val="22"/>
-                <w:lang w:val="en-BE"/>
-              </w:rPr>
-              <w:t>special_comments</w:t>
-            </w:r>
-            <w:proofErr w:type="spellEnd"/>
-            <w:r>
-              <w:rPr>
-                <w:rFonts w:ascii="Times New Roman" w:eastAsiaTheme="minorEastAsia" w:hAnsi="Times New Roman"/>
-                <w:sz w:val="22"/>
-                <w:szCs w:val="22"/>
-                <w:lang w:val="en-BE"/>
-              </w:rPr>
-              <w:t>|default('N/A')</w:t>
+              <w:t>Special Comments / Direct Flows / Notes: {{special_comments</w:t>
+            </w:r>
+            <w:r>
+              <w:rPr>
+                <w:rFonts w:ascii="Times New Roman" w:eastAsiaTheme="minorEastAsia" w:hAnsi="Times New Roman"/>
+                <w:sz w:val="22"/>
+                <w:szCs w:val="22"/>
+                <w:lang w:val="en-BE"/>
+              </w:rPr>
+              <w:t>|default(</w:t>
+            </w:r>
+            <w:r>
+              <w:rPr>
+                <w:rFonts w:ascii="Times New Roman" w:eastAsiaTheme="minorEastAsia" w:hAnsi="Times New Roman"/>
+                <w:sz w:val="22"/>
+                <w:szCs w:val="22"/>
+                <w:lang w:val="en-BE"/>
+              </w:rPr>
+              <w:t>‘‘</w:t>
+            </w:r>
+            <w:r>
+              <w:rPr>
+                <w:rFonts w:ascii="Times New Roman" w:eastAsiaTheme="minorEastAsia" w:hAnsi="Times New Roman"/>
+                <w:sz w:val="22"/>
+                <w:szCs w:val="22"/>
+                <w:lang w:val="en-BE"/>
+              </w:rPr>
+              <w:t>)</w:t>
             </w:r>
             <w:r>
               <w:rPr>
@@ -6100,7 +6318,25 @@
                 <w:szCs w:val="22"/>
                 <w:lang w:val="en-BE"/>
               </w:rPr>
-              <w:t>|default('N/A')</w:t>
+              <w:t>|default(</w:t>
+            </w:r>
+            <w:r>
+              <w:rPr>
+                <w:rFonts w:ascii="Times New Roman" w:eastAsiaTheme="minorEastAsia" w:hAnsi="Times New Roman"/>
+                <w:sz w:val="22"/>
+                <w:szCs w:val="22"/>
+                <w:lang w:val="en-BE"/>
+              </w:rPr>
+              <w:t>‘‘</w:t>
+            </w:r>
+            <w:r>
+              <w:rPr>
+                <w:rFonts w:ascii="Times New Roman" w:eastAsiaTheme="minorEastAsia" w:hAnsi="Times New Roman"/>
+                <w:sz w:val="22"/>
+                <w:szCs w:val="22"/>
+                <w:lang w:val="en-BE"/>
+              </w:rPr>
+              <w:t>)</w:t>
             </w:r>
             <w:r>
               <w:rPr>
@@ -6138,7 +6374,25 @@
                 <w:szCs w:val="22"/>
                 <w:lang w:val="en-BE"/>
               </w:rPr>
-              <w:t>|default('N/A')</w:t>
+              <w:t>|default(</w:t>
+            </w:r>
+            <w:r>
+              <w:rPr>
+                <w:rFonts w:ascii="Times New Roman" w:eastAsiaTheme="minorEastAsia" w:hAnsi="Times New Roman"/>
+                <w:sz w:val="22"/>
+                <w:szCs w:val="22"/>
+                <w:lang w:val="en-BE"/>
+              </w:rPr>
+              <w:t>‘‘</w:t>
+            </w:r>
+            <w:r>
+              <w:rPr>
+                <w:rFonts w:ascii="Times New Roman" w:eastAsiaTheme="minorEastAsia" w:hAnsi="Times New Roman"/>
+                <w:sz w:val="22"/>
+                <w:szCs w:val="22"/>
+                <w:lang w:val="en-BE"/>
+              </w:rPr>
+              <w:t>)</w:t>
             </w:r>
             <w:r>
               <w:rPr>
@@ -6156,7 +6410,25 @@
                 <w:szCs w:val="22"/>
                 <w:lang w:val="en-BE"/>
               </w:rPr>
-              <w:t>|default('N/A')</w:t>
+              <w:t>|default(</w:t>
+            </w:r>
+            <w:r>
+              <w:rPr>
+                <w:rFonts w:ascii="Times New Roman" w:eastAsiaTheme="minorEastAsia" w:hAnsi="Times New Roman"/>
+                <w:sz w:val="22"/>
+                <w:szCs w:val="22"/>
+                <w:lang w:val="en-BE"/>
+              </w:rPr>
+              <w:t>‘‘</w:t>
+            </w:r>
+            <w:r>
+              <w:rPr>
+                <w:rFonts w:ascii="Times New Roman" w:eastAsiaTheme="minorEastAsia" w:hAnsi="Times New Roman"/>
+                <w:sz w:val="22"/>
+                <w:szCs w:val="22"/>
+                <w:lang w:val="en-BE"/>
+              </w:rPr>
+              <w:t>)</w:t>
             </w:r>
             <w:r>
               <w:rPr>
@@ -6174,36 +6446,61 @@
                 <w:szCs w:val="22"/>
                 <w:lang w:val="en-BE"/>
               </w:rPr>
-              <w:t>|default('N/A')</w:t>
-            </w:r>
-            <w:r>
-              <w:rPr>
-                <w:rFonts w:ascii="Times New Roman" w:eastAsiaTheme="minorEastAsia" w:hAnsi="Times New Roman"/>
-                <w:sz w:val="22"/>
-                <w:szCs w:val="22"/>
-                <w:lang w:val="en-BE"/>
-              </w:rPr>
-              <w:t>}} etc. CAD / Layout File: {{</w:t>
-            </w:r>
-            <w:proofErr w:type="spellStart"/>
-            <w:r>
-              <w:rPr>
-                <w:rFonts w:ascii="Times New Roman" w:eastAsiaTheme="minorEastAsia" w:hAnsi="Times New Roman"/>
-                <w:sz w:val="22"/>
-                <w:szCs w:val="22"/>
-                <w:lang w:val="en-BE"/>
-              </w:rPr>
-              <w:t>cad_filename</w:t>
-            </w:r>
-            <w:proofErr w:type="spellEnd"/>
-            <w:r>
-              <w:rPr>
-                <w:rFonts w:ascii="Times New Roman" w:eastAsiaTheme="minorEastAsia" w:hAnsi="Times New Roman"/>
-                <w:sz w:val="22"/>
-                <w:szCs w:val="22"/>
-                <w:lang w:val="en-BE"/>
-              </w:rPr>
-              <w:t>|default('N/A')</w:t>
+              <w:t>|default(</w:t>
+            </w:r>
+            <w:r>
+              <w:rPr>
+                <w:rFonts w:ascii="Times New Roman" w:eastAsiaTheme="minorEastAsia" w:hAnsi="Times New Roman"/>
+                <w:sz w:val="22"/>
+                <w:szCs w:val="22"/>
+                <w:lang w:val="en-BE"/>
+              </w:rPr>
+              <w:t>‘‘</w:t>
+            </w:r>
+            <w:r>
+              <w:rPr>
+                <w:rFonts w:ascii="Times New Roman" w:eastAsiaTheme="minorEastAsia" w:hAnsi="Times New Roman"/>
+                <w:sz w:val="22"/>
+                <w:szCs w:val="22"/>
+                <w:lang w:val="en-BE"/>
+              </w:rPr>
+              <w:t>)</w:t>
+            </w:r>
+            <w:r>
+              <w:rPr>
+                <w:rFonts w:ascii="Times New Roman" w:eastAsiaTheme="minorEastAsia" w:hAnsi="Times New Roman"/>
+                <w:sz w:val="22"/>
+                <w:szCs w:val="22"/>
+                <w:lang w:val="en-BE"/>
+              </w:rPr>
+              <w:t>}} etc. CAD / Layout File: {{cad_filename</w:t>
+            </w:r>
+            <w:r>
+              <w:rPr>
+                <w:rFonts w:ascii="Times New Roman" w:eastAsiaTheme="minorEastAsia" w:hAnsi="Times New Roman"/>
+                <w:sz w:val="22"/>
+                <w:szCs w:val="22"/>
+                <w:lang w:val="en-BE"/>
+              </w:rPr>
+              <w:t>|default(</w:t>
+            </w:r>
+            <w:r>
+              <w:rPr>
+                <w:rFonts w:ascii="Times New Roman" w:eastAsiaTheme="minorEastAsia" w:hAnsi="Times New Roman"/>
+                <w:sz w:val="22"/>
+                <w:szCs w:val="22"/>
+                <w:lang w:val="en-BE"/>
+              </w:rPr>
+              <w:t>‘‘</w:t>
+            </w:r>
+            <w:r>
+              <w:rPr>
+                <w:rFonts w:ascii="Times New Roman" w:eastAsiaTheme="minorEastAsia" w:hAnsi="Times New Roman"/>
+                <w:sz w:val="22"/>
+                <w:szCs w:val="22"/>
+                <w:lang w:val="en-BE"/>
+              </w:rPr>
+              <w:t>)</w:t>
             </w:r>
             <w:r>
               <w:rPr>
@@ -6385,27 +6682,34 @@
                 <w:szCs w:val="22"/>
                 <w:lang w:val="en-BE"/>
               </w:rPr>
-              <w:t>{{</w:t>
-            </w:r>
-            <w:proofErr w:type="spellStart"/>
-            <w:r>
-              <w:rPr>
-                <w:rFonts w:ascii="Times New Roman" w:eastAsiaTheme="minorEastAsia" w:hAnsi="Times New Roman"/>
-                <w:sz w:val="22"/>
-                <w:szCs w:val="22"/>
-                <w:lang w:val="en-BE"/>
-              </w:rPr>
-              <w:t>charging_status</w:t>
-            </w:r>
-            <w:proofErr w:type="spellEnd"/>
-            <w:r>
-              <w:rPr>
-                <w:rFonts w:ascii="Times New Roman" w:eastAsiaTheme="minorEastAsia" w:hAnsi="Times New Roman"/>
-                <w:sz w:val="22"/>
-                <w:szCs w:val="22"/>
-                <w:lang w:val="en-BE"/>
-              </w:rPr>
-              <w:t>|default('N/A')</w:t>
+              <w:t>{{charging_status</w:t>
+            </w:r>
+            <w:r>
+              <w:rPr>
+                <w:rFonts w:ascii="Times New Roman" w:eastAsiaTheme="minorEastAsia" w:hAnsi="Times New Roman"/>
+                <w:sz w:val="22"/>
+                <w:szCs w:val="22"/>
+                <w:lang w:val="en-BE"/>
+              </w:rPr>
+              <w:t>|default(</w:t>
+            </w:r>
+            <w:r>
+              <w:rPr>
+                <w:rFonts w:ascii="Times New Roman" w:eastAsiaTheme="minorEastAsia" w:hAnsi="Times New Roman"/>
+                <w:sz w:val="22"/>
+                <w:szCs w:val="22"/>
+                <w:lang w:val="en-BE"/>
+              </w:rPr>
+              <w:t>‘‘</w:t>
+            </w:r>
+            <w:r>
+              <w:rPr>
+                <w:rFonts w:ascii="Times New Roman" w:eastAsiaTheme="minorEastAsia" w:hAnsi="Times New Roman"/>
+                <w:sz w:val="22"/>
+                <w:szCs w:val="22"/>
+                <w:lang w:val="en-BE"/>
+              </w:rPr>
+              <w:t>)</w:t>
             </w:r>
             <w:r>
               <w:rPr>
@@ -6434,27 +6738,34 @@
                 <w:szCs w:val="22"/>
                 <w:lang w:val="en-BE"/>
               </w:rPr>
-              <w:t>{{</w:t>
-            </w:r>
-            <w:proofErr w:type="spellStart"/>
-            <w:r>
-              <w:rPr>
-                <w:rFonts w:ascii="Times New Roman" w:eastAsiaTheme="minorEastAsia" w:hAnsi="Times New Roman" w:cs="Times New Roman"/>
-                <w:sz w:val="22"/>
-                <w:szCs w:val="22"/>
-                <w:lang w:val="en-BE"/>
-              </w:rPr>
-              <w:t>parking_area</w:t>
-            </w:r>
-            <w:proofErr w:type="spellEnd"/>
-            <w:r>
-              <w:rPr>
-                <w:rFonts w:ascii="Times New Roman" w:eastAsiaTheme="minorEastAsia" w:hAnsi="Times New Roman"/>
-                <w:sz w:val="22"/>
-                <w:szCs w:val="22"/>
-                <w:lang w:val="en-BE"/>
-              </w:rPr>
-              <w:t>|default('N/A')</w:t>
+              <w:t>{{parking_area</w:t>
+            </w:r>
+            <w:r>
+              <w:rPr>
+                <w:rFonts w:ascii="Times New Roman" w:eastAsiaTheme="minorEastAsia" w:hAnsi="Times New Roman"/>
+                <w:sz w:val="22"/>
+                <w:szCs w:val="22"/>
+                <w:lang w:val="en-BE"/>
+              </w:rPr>
+              <w:t>|default(</w:t>
+            </w:r>
+            <w:r>
+              <w:rPr>
+                <w:rFonts w:ascii="Times New Roman" w:eastAsiaTheme="minorEastAsia" w:hAnsi="Times New Roman"/>
+                <w:sz w:val="22"/>
+                <w:szCs w:val="22"/>
+                <w:lang w:val="en-BE"/>
+              </w:rPr>
+              <w:t>‘‘</w:t>
+            </w:r>
+            <w:r>
+              <w:rPr>
+                <w:rFonts w:ascii="Times New Roman" w:eastAsiaTheme="minorEastAsia" w:hAnsi="Times New Roman"/>
+                <w:sz w:val="22"/>
+                <w:szCs w:val="22"/>
+                <w:lang w:val="en-BE"/>
+              </w:rPr>
+              <w:t>)</w:t>
             </w:r>
             <w:r>
               <w:rPr>
@@ -6483,27 +6794,34 @@
                 <w:szCs w:val="22"/>
                 <w:lang w:val="en-BE"/>
               </w:rPr>
-              <w:t>{{</w:t>
-            </w:r>
-            <w:proofErr w:type="spellStart"/>
-            <w:r>
-              <w:rPr>
-                <w:rFonts w:ascii="Times New Roman" w:eastAsiaTheme="minorEastAsia" w:hAnsi="Times New Roman" w:cs="Times New Roman"/>
-                <w:sz w:val="22"/>
-                <w:szCs w:val="22"/>
-                <w:lang w:val="en-BE"/>
-              </w:rPr>
-              <w:t>charging_stations</w:t>
-            </w:r>
-            <w:proofErr w:type="spellEnd"/>
-            <w:r>
-              <w:rPr>
-                <w:rFonts w:ascii="Times New Roman" w:eastAsiaTheme="minorEastAsia" w:hAnsi="Times New Roman"/>
-                <w:sz w:val="22"/>
-                <w:szCs w:val="22"/>
-                <w:lang w:val="en-BE"/>
-              </w:rPr>
-              <w:t>|default('N/A')</w:t>
+              <w:t>{{charging_stations</w:t>
+            </w:r>
+            <w:r>
+              <w:rPr>
+                <w:rFonts w:ascii="Times New Roman" w:eastAsiaTheme="minorEastAsia" w:hAnsi="Times New Roman"/>
+                <w:sz w:val="22"/>
+                <w:szCs w:val="22"/>
+                <w:lang w:val="en-BE"/>
+              </w:rPr>
+              <w:t>|default(</w:t>
+            </w:r>
+            <w:r>
+              <w:rPr>
+                <w:rFonts w:ascii="Times New Roman" w:eastAsiaTheme="minorEastAsia" w:hAnsi="Times New Roman"/>
+                <w:sz w:val="22"/>
+                <w:szCs w:val="22"/>
+                <w:lang w:val="en-BE"/>
+              </w:rPr>
+              <w:t>‘‘</w:t>
+            </w:r>
+            <w:r>
+              <w:rPr>
+                <w:rFonts w:ascii="Times New Roman" w:eastAsiaTheme="minorEastAsia" w:hAnsi="Times New Roman"/>
+                <w:sz w:val="22"/>
+                <w:szCs w:val="22"/>
+                <w:lang w:val="en-BE"/>
+              </w:rPr>
+              <w:t>)</w:t>
             </w:r>
             <w:r>
               <w:rPr>
@@ -6669,27 +6987,34 @@
                 <w:szCs w:val="22"/>
                 <w:lang w:val="en-BE"/>
               </w:rPr>
-              <w:t>{{</w:t>
-            </w:r>
-            <w:proofErr w:type="spellStart"/>
-            <w:r>
-              <w:rPr>
-                <w:rFonts w:ascii="Times New Roman" w:eastAsiaTheme="minorEastAsia" w:hAnsi="Times New Roman" w:cs="Times New Roman"/>
-                <w:sz w:val="22"/>
-                <w:szCs w:val="22"/>
-                <w:lang w:val="en-BE"/>
-              </w:rPr>
-              <w:t>network_coverage</w:t>
-            </w:r>
-            <w:proofErr w:type="spellEnd"/>
-            <w:r>
-              <w:rPr>
-                <w:rFonts w:ascii="Times New Roman" w:eastAsiaTheme="minorEastAsia" w:hAnsi="Times New Roman"/>
-                <w:sz w:val="22"/>
-                <w:szCs w:val="22"/>
-                <w:lang w:val="en-BE"/>
-              </w:rPr>
-              <w:t>|default('N/A')</w:t>
+              <w:t>{{network_coverage</w:t>
+            </w:r>
+            <w:r>
+              <w:rPr>
+                <w:rFonts w:ascii="Times New Roman" w:eastAsiaTheme="minorEastAsia" w:hAnsi="Times New Roman"/>
+                <w:sz w:val="22"/>
+                <w:szCs w:val="22"/>
+                <w:lang w:val="en-BE"/>
+              </w:rPr>
+              <w:t>|default(</w:t>
+            </w:r>
+            <w:r>
+              <w:rPr>
+                <w:rFonts w:ascii="Times New Roman" w:eastAsiaTheme="minorEastAsia" w:hAnsi="Times New Roman"/>
+                <w:sz w:val="22"/>
+                <w:szCs w:val="22"/>
+                <w:lang w:val="en-BE"/>
+              </w:rPr>
+              <w:t>‘‘</w:t>
+            </w:r>
+            <w:r>
+              <w:rPr>
+                <w:rFonts w:ascii="Times New Roman" w:eastAsiaTheme="minorEastAsia" w:hAnsi="Times New Roman"/>
+                <w:sz w:val="22"/>
+                <w:szCs w:val="22"/>
+                <w:lang w:val="en-BE"/>
+              </w:rPr>
+              <w:t>)</w:t>
             </w:r>
             <w:r>
               <w:rPr>
@@ -6893,27 +7218,34 @@
                 <w:szCs w:val="22"/>
                 <w:lang w:val="en-BE"/>
               </w:rPr>
-              <w:t>{{</w:t>
-            </w:r>
-            <w:proofErr w:type="spellStart"/>
-            <w:r>
-              <w:rPr>
-                <w:rFonts w:ascii="Times New Roman" w:eastAsiaTheme="minorEastAsia" w:hAnsi="Times New Roman" w:cs="Times New Roman"/>
-                <w:sz w:val="22"/>
-                <w:szCs w:val="22"/>
-                <w:lang w:val="en-BE"/>
-              </w:rPr>
-              <w:t>positioning_req</w:t>
-            </w:r>
-            <w:proofErr w:type="spellEnd"/>
-            <w:r>
-              <w:rPr>
-                <w:rFonts w:ascii="Times New Roman" w:eastAsiaTheme="minorEastAsia" w:hAnsi="Times New Roman"/>
-                <w:sz w:val="22"/>
-                <w:szCs w:val="22"/>
-                <w:lang w:val="en-BE"/>
-              </w:rPr>
-              <w:t>|default('N/A')</w:t>
+              <w:t>{{positioning_req</w:t>
+            </w:r>
+            <w:r>
+              <w:rPr>
+                <w:rFonts w:ascii="Times New Roman" w:eastAsiaTheme="minorEastAsia" w:hAnsi="Times New Roman"/>
+                <w:sz w:val="22"/>
+                <w:szCs w:val="22"/>
+                <w:lang w:val="en-BE"/>
+              </w:rPr>
+              <w:t>|default(</w:t>
+            </w:r>
+            <w:r>
+              <w:rPr>
+                <w:rFonts w:ascii="Times New Roman" w:eastAsiaTheme="minorEastAsia" w:hAnsi="Times New Roman"/>
+                <w:sz w:val="22"/>
+                <w:szCs w:val="22"/>
+                <w:lang w:val="en-BE"/>
+              </w:rPr>
+              <w:t>‘‘</w:t>
+            </w:r>
+            <w:r>
+              <w:rPr>
+                <w:rFonts w:ascii="Times New Roman" w:eastAsiaTheme="minorEastAsia" w:hAnsi="Times New Roman"/>
+                <w:sz w:val="22"/>
+                <w:szCs w:val="22"/>
+                <w:lang w:val="en-BE"/>
+              </w:rPr>
+              <w:t>)</w:t>
             </w:r>
             <w:r>
               <w:rPr>
@@ -7041,34 +7373,16 @@
                 <w:sz w:val="22"/>
                 <w:szCs w:val="22"/>
               </w:rPr>
-              <w:t xml:space="preserve">Whether there </w:t>
-            </w:r>
-            <w:proofErr w:type="gramStart"/>
+              <w:t xml:space="preserve">Whether there are related equipment that </w:t>
+            </w:r>
             <w:r>
               <w:rPr>
                 <w:rFonts w:ascii="Times New Roman" w:hAnsi="Times New Roman" w:cs="Times New Roman"/>
                 <w:sz w:val="22"/>
                 <w:szCs w:val="22"/>
               </w:rPr>
-              <w:t>are</w:t>
-            </w:r>
-            <w:proofErr w:type="gramEnd"/>
-            <w:r>
-              <w:rPr>
-                <w:rFonts w:ascii="Times New Roman" w:hAnsi="Times New Roman" w:cs="Times New Roman"/>
-                <w:sz w:val="22"/>
-                <w:szCs w:val="22"/>
-              </w:rPr>
-              <w:t xml:space="preserve"> related </w:t>
-            </w:r>
-            <w:r>
-              <w:rPr>
-                <w:rFonts w:ascii="Times New Roman" w:hAnsi="Times New Roman" w:cs="Times New Roman"/>
-                <w:sz w:val="22"/>
-                <w:szCs w:val="22"/>
-              </w:rPr>
               <w:lastRenderedPageBreak/>
-              <w:t>equipment that needs to be docked (elevators, robotic arms, roller shutter doors, telescopic doors, vertical warehouses, winding machines, etc.), etc.:</w:t>
+              <w:t>needs to be docked (elevators, robotic arms, roller shutter doors, telescopic doors, vertical warehouses, winding machines, etc.), etc.:</w:t>
             </w:r>
           </w:p>
         </w:tc>
@@ -7099,27 +7413,34 @@
                 <w:lang w:val="en-BE"/>
               </w:rPr>
               <w:lastRenderedPageBreak/>
-              <w:t>{{</w:t>
-            </w:r>
-            <w:proofErr w:type="spellStart"/>
-            <w:r>
-              <w:rPr>
-                <w:rFonts w:ascii="Times New Roman" w:eastAsiaTheme="minorEastAsia" w:hAnsi="Times New Roman" w:cs="Times New Roman"/>
-                <w:sz w:val="22"/>
-                <w:szCs w:val="22"/>
-                <w:lang w:val="en-BE"/>
-              </w:rPr>
-              <w:t>docking_equipment</w:t>
-            </w:r>
-            <w:proofErr w:type="spellEnd"/>
-            <w:r>
-              <w:rPr>
-                <w:rFonts w:ascii="Times New Roman" w:eastAsiaTheme="minorEastAsia" w:hAnsi="Times New Roman"/>
-                <w:sz w:val="22"/>
-                <w:szCs w:val="22"/>
-                <w:lang w:val="en-BE"/>
-              </w:rPr>
-              <w:t>|default('N/A')</w:t>
+              <w:t>{{docking_equipment</w:t>
+            </w:r>
+            <w:r>
+              <w:rPr>
+                <w:rFonts w:ascii="Times New Roman" w:eastAsiaTheme="minorEastAsia" w:hAnsi="Times New Roman"/>
+                <w:sz w:val="22"/>
+                <w:szCs w:val="22"/>
+                <w:lang w:val="en-BE"/>
+              </w:rPr>
+              <w:t>|default(</w:t>
+            </w:r>
+            <w:r>
+              <w:rPr>
+                <w:rFonts w:ascii="Times New Roman" w:eastAsiaTheme="minorEastAsia" w:hAnsi="Times New Roman"/>
+                <w:sz w:val="22"/>
+                <w:szCs w:val="22"/>
+                <w:lang w:val="en-BE"/>
+              </w:rPr>
+              <w:t>‘‘</w:t>
+            </w:r>
+            <w:r>
+              <w:rPr>
+                <w:rFonts w:ascii="Times New Roman" w:eastAsiaTheme="minorEastAsia" w:hAnsi="Times New Roman"/>
+                <w:sz w:val="22"/>
+                <w:szCs w:val="22"/>
+                <w:lang w:val="en-BE"/>
+              </w:rPr>
+              <w:t>)</w:t>
             </w:r>
             <w:r>
               <w:rPr>
@@ -7282,47 +7603,34 @@
                 <w:szCs w:val="22"/>
                 <w:lang w:val="en-BE"/>
               </w:rPr>
-              <w:t xml:space="preserve">Other </w:t>
-            </w:r>
-            <w:proofErr w:type="spellStart"/>
-            <w:r>
-              <w:rPr>
-                <w:rFonts w:ascii="Times New Roman" w:eastAsiaTheme="minorEastAsia" w:hAnsi="Times New Roman" w:cs="Times New Roman"/>
-                <w:sz w:val="22"/>
-                <w:szCs w:val="22"/>
-                <w:lang w:val="en-BE"/>
-              </w:rPr>
-              <w:t>AGVs</w:t>
-            </w:r>
-            <w:proofErr w:type="spellEnd"/>
-            <w:r>
-              <w:rPr>
-                <w:rFonts w:ascii="Times New Roman" w:eastAsiaTheme="minorEastAsia" w:hAnsi="Times New Roman" w:cs="Times New Roman"/>
-                <w:sz w:val="22"/>
-                <w:szCs w:val="22"/>
-                <w:lang w:val="en-BE"/>
-              </w:rPr>
-              <w:t xml:space="preserve"> / AMRs: {{</w:t>
-            </w:r>
-            <w:proofErr w:type="spellStart"/>
-            <w:r>
-              <w:rPr>
-                <w:rFonts w:ascii="Times New Roman" w:eastAsiaTheme="minorEastAsia" w:hAnsi="Times New Roman" w:cs="Times New Roman"/>
-                <w:sz w:val="22"/>
-                <w:szCs w:val="22"/>
-                <w:lang w:val="en-BE"/>
-              </w:rPr>
-              <w:t>other_agvs</w:t>
-            </w:r>
-            <w:proofErr w:type="spellEnd"/>
-            <w:r>
-              <w:rPr>
-                <w:rFonts w:ascii="Times New Roman" w:eastAsiaTheme="minorEastAsia" w:hAnsi="Times New Roman"/>
-                <w:sz w:val="22"/>
-                <w:szCs w:val="22"/>
-                <w:lang w:val="en-BE"/>
-              </w:rPr>
-              <w:t>|default('N/A')</w:t>
+              <w:t>Other AGVs / AMRs: {{other_agvs</w:t>
+            </w:r>
+            <w:r>
+              <w:rPr>
+                <w:rFonts w:ascii="Times New Roman" w:eastAsiaTheme="minorEastAsia" w:hAnsi="Times New Roman"/>
+                <w:sz w:val="22"/>
+                <w:szCs w:val="22"/>
+                <w:lang w:val="en-BE"/>
+              </w:rPr>
+              <w:t>|default(</w:t>
+            </w:r>
+            <w:r>
+              <w:rPr>
+                <w:rFonts w:ascii="Times New Roman" w:eastAsiaTheme="minorEastAsia" w:hAnsi="Times New Roman"/>
+                <w:sz w:val="22"/>
+                <w:szCs w:val="22"/>
+                <w:lang w:val="en-BE"/>
+              </w:rPr>
+              <w:t>‘‘</w:t>
+            </w:r>
+            <w:r>
+              <w:rPr>
+                <w:rFonts w:ascii="Times New Roman" w:eastAsiaTheme="minorEastAsia" w:hAnsi="Times New Roman"/>
+                <w:sz w:val="22"/>
+                <w:szCs w:val="22"/>
+                <w:lang w:val="en-BE"/>
+              </w:rPr>
+              <w:t>)</w:t>
             </w:r>
             <w:r>
               <w:rPr>
@@ -7352,27 +7660,34 @@
                 <w:szCs w:val="22"/>
                 <w:lang w:val="en-BE"/>
               </w:rPr>
-              <w:t>Other Traffic (Trucks/Forklifts/Pedestrians): {{</w:t>
-            </w:r>
-            <w:proofErr w:type="spellStart"/>
-            <w:r>
-              <w:rPr>
-                <w:rFonts w:ascii="Times New Roman" w:eastAsiaTheme="minorEastAsia" w:hAnsi="Times New Roman" w:cs="Times New Roman"/>
-                <w:sz w:val="22"/>
-                <w:szCs w:val="22"/>
-                <w:lang w:val="en-BE"/>
-              </w:rPr>
-              <w:t>other_traffic</w:t>
-            </w:r>
-            <w:proofErr w:type="spellEnd"/>
-            <w:r>
-              <w:rPr>
-                <w:rFonts w:ascii="Times New Roman" w:eastAsiaTheme="minorEastAsia" w:hAnsi="Times New Roman"/>
-                <w:sz w:val="22"/>
-                <w:szCs w:val="22"/>
-                <w:lang w:val="en-BE"/>
-              </w:rPr>
-              <w:t>|default('N/A')</w:t>
+              <w:t>Other Traffic (Trucks/Forklifts/Pedestrians): {{other_traffic</w:t>
+            </w:r>
+            <w:r>
+              <w:rPr>
+                <w:rFonts w:ascii="Times New Roman" w:eastAsiaTheme="minorEastAsia" w:hAnsi="Times New Roman"/>
+                <w:sz w:val="22"/>
+                <w:szCs w:val="22"/>
+                <w:lang w:val="en-BE"/>
+              </w:rPr>
+              <w:t>|default(</w:t>
+            </w:r>
+            <w:r>
+              <w:rPr>
+                <w:rFonts w:ascii="Times New Roman" w:eastAsiaTheme="minorEastAsia" w:hAnsi="Times New Roman"/>
+                <w:sz w:val="22"/>
+                <w:szCs w:val="22"/>
+                <w:lang w:val="en-BE"/>
+              </w:rPr>
+              <w:t>‘‘</w:t>
+            </w:r>
+            <w:r>
+              <w:rPr>
+                <w:rFonts w:ascii="Times New Roman" w:eastAsiaTheme="minorEastAsia" w:hAnsi="Times New Roman"/>
+                <w:sz w:val="22"/>
+                <w:szCs w:val="22"/>
+                <w:lang w:val="en-BE"/>
+              </w:rPr>
+              <w:t>)</w:t>
             </w:r>
             <w:r>
               <w:rPr>
@@ -7401,27 +7716,34 @@
                 <w:szCs w:val="22"/>
                 <w:lang w:val="en-BE"/>
               </w:rPr>
-              <w:t>Ground Gaps / Depressions: {{</w:t>
-            </w:r>
-            <w:proofErr w:type="spellStart"/>
-            <w:r>
-              <w:rPr>
-                <w:rFonts w:ascii="Times New Roman" w:eastAsiaTheme="minorEastAsia" w:hAnsi="Times New Roman" w:cs="Times New Roman"/>
-                <w:sz w:val="22"/>
-                <w:szCs w:val="22"/>
-                <w:lang w:val="en-BE"/>
-              </w:rPr>
-              <w:t>ground_gaps_mm</w:t>
-            </w:r>
-            <w:proofErr w:type="spellEnd"/>
-            <w:r>
-              <w:rPr>
-                <w:rFonts w:ascii="Times New Roman" w:eastAsiaTheme="minorEastAsia" w:hAnsi="Times New Roman"/>
-                <w:sz w:val="22"/>
-                <w:szCs w:val="22"/>
-                <w:lang w:val="en-BE"/>
-              </w:rPr>
-              <w:t>|default('N/A')</w:t>
+              <w:t>Ground Gaps / Depressions: {{ground_gaps_mm</w:t>
+            </w:r>
+            <w:r>
+              <w:rPr>
+                <w:rFonts w:ascii="Times New Roman" w:eastAsiaTheme="minorEastAsia" w:hAnsi="Times New Roman"/>
+                <w:sz w:val="22"/>
+                <w:szCs w:val="22"/>
+                <w:lang w:val="en-BE"/>
+              </w:rPr>
+              <w:t>|default(</w:t>
+            </w:r>
+            <w:r>
+              <w:rPr>
+                <w:rFonts w:ascii="Times New Roman" w:eastAsiaTheme="minorEastAsia" w:hAnsi="Times New Roman"/>
+                <w:sz w:val="22"/>
+                <w:szCs w:val="22"/>
+                <w:lang w:val="en-BE"/>
+              </w:rPr>
+              <w:t>‘‘</w:t>
+            </w:r>
+            <w:r>
+              <w:rPr>
+                <w:rFonts w:ascii="Times New Roman" w:eastAsiaTheme="minorEastAsia" w:hAnsi="Times New Roman"/>
+                <w:sz w:val="22"/>
+                <w:szCs w:val="22"/>
+                <w:lang w:val="en-BE"/>
+              </w:rPr>
+              <w:t>)</w:t>
             </w:r>
             <w:r>
               <w:rPr>
@@ -7547,18 +7869,8 @@
                 <w:sz w:val="22"/>
                 <w:szCs w:val="22"/>
               </w:rPr>
-              <w:t xml:space="preserve">Explosion-proof level, low/high temperature adaptability, unmanned degree (fully automatic/semi-automatic), remote monitoring requirements, customized appearance and logo, </w:t>
-            </w:r>
-            <w:proofErr w:type="spellStart"/>
-            <w:r>
-              <w:rPr>
-                <w:rFonts w:ascii="Times New Roman" w:hAnsi="Times New Roman" w:cs="Times New Roman"/>
-                <w:sz w:val="22"/>
-                <w:szCs w:val="22"/>
-              </w:rPr>
-              <w:t>etc</w:t>
-            </w:r>
-            <w:proofErr w:type="spellEnd"/>
+              <w:t>Explosion-proof level, low/high temperature adaptability, unmanned degree (fully automatic/semi-automatic), remote monitoring requirements, customized appearance and logo, etc</w:t>
+            </w:r>
             <w:r>
               <w:rPr>
                 <w:rFonts w:ascii="Times New Roman" w:hAnsi="Times New Roman" w:cs="Times New Roman"/>
@@ -7595,27 +7907,34 @@
                 <w:szCs w:val="22"/>
                 <w:lang w:val="en-BE"/>
               </w:rPr>
-              <w:t>{{</w:t>
-            </w:r>
-            <w:proofErr w:type="spellStart"/>
-            <w:r>
-              <w:rPr>
-                <w:rFonts w:ascii="Times New Roman" w:eastAsiaTheme="minorEastAsia" w:hAnsi="Times New Roman" w:cs="Times New Roman"/>
-                <w:sz w:val="22"/>
-                <w:szCs w:val="22"/>
-                <w:lang w:val="en-BE"/>
-              </w:rPr>
-              <w:t>special_demand</w:t>
-            </w:r>
-            <w:proofErr w:type="spellEnd"/>
-            <w:r>
-              <w:rPr>
-                <w:rFonts w:ascii="Times New Roman" w:eastAsiaTheme="minorEastAsia" w:hAnsi="Times New Roman"/>
-                <w:sz w:val="22"/>
-                <w:szCs w:val="22"/>
-                <w:lang w:val="en-BE"/>
-              </w:rPr>
-              <w:t>|default('N/A')</w:t>
+              <w:t>{{special_demand</w:t>
+            </w:r>
+            <w:r>
+              <w:rPr>
+                <w:rFonts w:ascii="Times New Roman" w:eastAsiaTheme="minorEastAsia" w:hAnsi="Times New Roman"/>
+                <w:sz w:val="22"/>
+                <w:szCs w:val="22"/>
+                <w:lang w:val="en-BE"/>
+              </w:rPr>
+              <w:t>|default(</w:t>
+            </w:r>
+            <w:r>
+              <w:rPr>
+                <w:rFonts w:ascii="Times New Roman" w:eastAsiaTheme="minorEastAsia" w:hAnsi="Times New Roman"/>
+                <w:sz w:val="22"/>
+                <w:szCs w:val="22"/>
+                <w:lang w:val="en-BE"/>
+              </w:rPr>
+              <w:t>‘‘</w:t>
+            </w:r>
+            <w:r>
+              <w:rPr>
+                <w:rFonts w:ascii="Times New Roman" w:eastAsiaTheme="minorEastAsia" w:hAnsi="Times New Roman"/>
+                <w:sz w:val="22"/>
+                <w:szCs w:val="22"/>
+                <w:lang w:val="en-BE"/>
+              </w:rPr>
+              <w:t>)</w:t>
             </w:r>
             <w:r>
               <w:rPr>
@@ -7768,85 +8087,106 @@
                 <w:szCs w:val="22"/>
                 <w:lang w:val="en-BE"/>
               </w:rPr>
-              <w:t>{{</w:t>
-            </w:r>
-            <w:proofErr w:type="spellStart"/>
-            <w:r>
-              <w:rPr>
-                <w:rFonts w:ascii="Times New Roman" w:eastAsiaTheme="minorEastAsia" w:hAnsi="Times New Roman" w:cs="Times New Roman"/>
-                <w:sz w:val="22"/>
-                <w:szCs w:val="22"/>
-                <w:lang w:val="en-BE"/>
-              </w:rPr>
-              <w:t>vehicle_type</w:t>
-            </w:r>
-            <w:proofErr w:type="spellEnd"/>
-            <w:r>
-              <w:rPr>
-                <w:rFonts w:ascii="Times New Roman" w:eastAsiaTheme="minorEastAsia" w:hAnsi="Times New Roman"/>
-                <w:sz w:val="22"/>
-                <w:szCs w:val="22"/>
-                <w:lang w:val="en-BE"/>
-              </w:rPr>
-              <w:t>|default('N/A')</w:t>
-            </w:r>
-            <w:r>
-              <w:rPr>
-                <w:rFonts w:ascii="Times New Roman" w:eastAsiaTheme="minorEastAsia" w:hAnsi="Times New Roman" w:cs="Times New Roman"/>
-                <w:sz w:val="22"/>
-                <w:szCs w:val="22"/>
-                <w:lang w:val="en-BE"/>
-              </w:rPr>
-              <w:t>}} / {{</w:t>
-            </w:r>
-            <w:proofErr w:type="spellStart"/>
-            <w:r>
-              <w:rPr>
-                <w:rFonts w:ascii="Times New Roman" w:eastAsiaTheme="minorEastAsia" w:hAnsi="Times New Roman" w:cs="Times New Roman"/>
-                <w:sz w:val="22"/>
-                <w:szCs w:val="22"/>
-                <w:lang w:val="en-BE"/>
-              </w:rPr>
-              <w:t>goods_weight_dim</w:t>
-            </w:r>
-            <w:proofErr w:type="spellEnd"/>
-            <w:r>
-              <w:rPr>
-                <w:rFonts w:ascii="Times New Roman" w:eastAsiaTheme="minorEastAsia" w:hAnsi="Times New Roman"/>
-                <w:sz w:val="22"/>
-                <w:szCs w:val="22"/>
-                <w:lang w:val="en-BE"/>
-              </w:rPr>
-              <w:t>|default('N/A')</w:t>
-            </w:r>
-            <w:r>
-              <w:rPr>
-                <w:rFonts w:ascii="Times New Roman" w:eastAsiaTheme="minorEastAsia" w:hAnsi="Times New Roman" w:cs="Times New Roman"/>
-                <w:sz w:val="22"/>
-                <w:szCs w:val="22"/>
-                <w:lang w:val="en-BE"/>
-              </w:rPr>
-              <w:t>}} / {{</w:t>
-            </w:r>
-            <w:proofErr w:type="spellStart"/>
-            <w:r>
-              <w:rPr>
-                <w:rFonts w:ascii="Times New Roman" w:eastAsiaTheme="minorEastAsia" w:hAnsi="Times New Roman" w:cs="Times New Roman"/>
-                <w:sz w:val="22"/>
-                <w:szCs w:val="22"/>
-                <w:lang w:val="en-BE"/>
-              </w:rPr>
-              <w:t>efficiency_req</w:t>
-            </w:r>
-            <w:proofErr w:type="spellEnd"/>
-            <w:r>
-              <w:rPr>
-                <w:rFonts w:ascii="Times New Roman" w:eastAsiaTheme="minorEastAsia" w:hAnsi="Times New Roman"/>
-                <w:sz w:val="22"/>
-                <w:szCs w:val="22"/>
-                <w:lang w:val="en-BE"/>
-              </w:rPr>
-              <w:t>|default('N/A')</w:t>
+              <w:t>{{vehicle_type</w:t>
+            </w:r>
+            <w:r>
+              <w:rPr>
+                <w:rFonts w:ascii="Times New Roman" w:eastAsiaTheme="minorEastAsia" w:hAnsi="Times New Roman"/>
+                <w:sz w:val="22"/>
+                <w:szCs w:val="22"/>
+                <w:lang w:val="en-BE"/>
+              </w:rPr>
+              <w:t>|default(</w:t>
+            </w:r>
+            <w:r>
+              <w:rPr>
+                <w:rFonts w:ascii="Times New Roman" w:eastAsiaTheme="minorEastAsia" w:hAnsi="Times New Roman"/>
+                <w:sz w:val="22"/>
+                <w:szCs w:val="22"/>
+                <w:lang w:val="en-BE"/>
+              </w:rPr>
+              <w:t>‘‘</w:t>
+            </w:r>
+            <w:r>
+              <w:rPr>
+                <w:rFonts w:ascii="Times New Roman" w:eastAsiaTheme="minorEastAsia" w:hAnsi="Times New Roman"/>
+                <w:sz w:val="22"/>
+                <w:szCs w:val="22"/>
+                <w:lang w:val="en-BE"/>
+              </w:rPr>
+              <w:t>)</w:t>
+            </w:r>
+            <w:r>
+              <w:rPr>
+                <w:rFonts w:ascii="Times New Roman" w:eastAsiaTheme="minorEastAsia" w:hAnsi="Times New Roman" w:cs="Times New Roman"/>
+                <w:sz w:val="22"/>
+                <w:szCs w:val="22"/>
+                <w:lang w:val="en-BE"/>
+              </w:rPr>
+              <w:t>}} / {{goods_weight_dim</w:t>
+            </w:r>
+            <w:r>
+              <w:rPr>
+                <w:rFonts w:ascii="Times New Roman" w:eastAsiaTheme="minorEastAsia" w:hAnsi="Times New Roman"/>
+                <w:sz w:val="22"/>
+                <w:szCs w:val="22"/>
+                <w:lang w:val="en-BE"/>
+              </w:rPr>
+              <w:t>|default(</w:t>
+            </w:r>
+            <w:r>
+              <w:rPr>
+                <w:rFonts w:ascii="Times New Roman" w:eastAsiaTheme="minorEastAsia" w:hAnsi="Times New Roman"/>
+                <w:sz w:val="22"/>
+                <w:szCs w:val="22"/>
+                <w:lang w:val="en-BE"/>
+              </w:rPr>
+              <w:t>‘‘</w:t>
+            </w:r>
+            <w:r>
+              <w:rPr>
+                <w:rFonts w:ascii="Times New Roman" w:eastAsiaTheme="minorEastAsia" w:hAnsi="Times New Roman"/>
+                <w:sz w:val="22"/>
+                <w:szCs w:val="22"/>
+                <w:lang w:val="en-BE"/>
+              </w:rPr>
+              <w:t>)</w:t>
+            </w:r>
+            <w:r>
+              <w:rPr>
+                <w:rFonts w:ascii="Times New Roman" w:eastAsiaTheme="minorEastAsia" w:hAnsi="Times New Roman" w:cs="Times New Roman"/>
+                <w:sz w:val="22"/>
+                <w:szCs w:val="22"/>
+                <w:lang w:val="en-BE"/>
+              </w:rPr>
+              <w:t>}} / {{efficiency_req</w:t>
+            </w:r>
+            <w:r>
+              <w:rPr>
+                <w:rFonts w:ascii="Times New Roman" w:eastAsiaTheme="minorEastAsia" w:hAnsi="Times New Roman"/>
+                <w:sz w:val="22"/>
+                <w:szCs w:val="22"/>
+                <w:lang w:val="en-BE"/>
+              </w:rPr>
+              <w:t>|default(</w:t>
+            </w:r>
+            <w:r>
+              <w:rPr>
+                <w:rFonts w:ascii="Times New Roman" w:eastAsiaTheme="minorEastAsia" w:hAnsi="Times New Roman"/>
+                <w:sz w:val="22"/>
+                <w:szCs w:val="22"/>
+                <w:lang w:val="en-BE"/>
+              </w:rPr>
+              <w:t>‘‘</w:t>
+            </w:r>
+            <w:r>
+              <w:rPr>
+                <w:rFonts w:ascii="Times New Roman" w:eastAsiaTheme="minorEastAsia" w:hAnsi="Times New Roman"/>
+                <w:sz w:val="22"/>
+                <w:szCs w:val="22"/>
+                <w:lang w:val="en-BE"/>
+              </w:rPr>
+              <w:t>)</w:t>
             </w:r>
             <w:r>
               <w:rPr>
@@ -7977,26 +8317,34 @@
                 <w:sz w:val="22"/>
                 <w:szCs w:val="22"/>
               </w:rPr>
-              <w:t>{{</w:t>
-            </w:r>
-            <w:proofErr w:type="spellStart"/>
-            <w:r>
-              <w:rPr>
-                <w:rFonts w:ascii="Times New Roman" w:eastAsiaTheme="minorEastAsia" w:hAnsi="Times New Roman" w:cs="Times New Roman"/>
-                <w:sz w:val="22"/>
-                <w:szCs w:val="22"/>
-              </w:rPr>
-              <w:t>special_demand</w:t>
-            </w:r>
-            <w:proofErr w:type="spellEnd"/>
-            <w:r>
-              <w:rPr>
-                <w:rFonts w:ascii="Times New Roman" w:eastAsiaTheme="minorEastAsia" w:hAnsi="Times New Roman"/>
-                <w:sz w:val="22"/>
-                <w:szCs w:val="22"/>
-                <w:lang w:val="en-BE"/>
-              </w:rPr>
-              <w:t>|default('N/A')</w:t>
+              <w:t>{{special_demand</w:t>
+            </w:r>
+            <w:r>
+              <w:rPr>
+                <w:rFonts w:ascii="Times New Roman" w:eastAsiaTheme="minorEastAsia" w:hAnsi="Times New Roman"/>
+                <w:sz w:val="22"/>
+                <w:szCs w:val="22"/>
+                <w:lang w:val="en-BE"/>
+              </w:rPr>
+              <w:t>|default(</w:t>
+            </w:r>
+            <w:r>
+              <w:rPr>
+                <w:rFonts w:ascii="Times New Roman" w:eastAsiaTheme="minorEastAsia" w:hAnsi="Times New Roman"/>
+                <w:sz w:val="22"/>
+                <w:szCs w:val="22"/>
+                <w:lang w:val="en-BE"/>
+              </w:rPr>
+              <w:t>‘‘</w:t>
+            </w:r>
+            <w:r>
+              <w:rPr>
+                <w:rFonts w:ascii="Times New Roman" w:eastAsiaTheme="minorEastAsia" w:hAnsi="Times New Roman"/>
+                <w:sz w:val="22"/>
+                <w:szCs w:val="22"/>
+                <w:lang w:val="en-BE"/>
+              </w:rPr>
+              <w:t>)</w:t>
             </w:r>
             <w:r>
               <w:rPr>
@@ -8312,27 +8660,34 @@
                 <w:szCs w:val="22"/>
                 <w:lang w:val="en-BE"/>
               </w:rPr>
-              <w:t>System Integration / Data Flow Requirements: {{</w:t>
-            </w:r>
-            <w:proofErr w:type="spellStart"/>
-            <w:r>
-              <w:rPr>
-                <w:rFonts w:ascii="Times New Roman" w:eastAsiaTheme="minorEastAsia" w:hAnsi="Times New Roman"/>
-                <w:sz w:val="22"/>
-                <w:szCs w:val="22"/>
-                <w:lang w:val="en-BE"/>
-              </w:rPr>
-              <w:t>integration_req</w:t>
-            </w:r>
-            <w:proofErr w:type="spellEnd"/>
-            <w:r>
-              <w:rPr>
-                <w:rFonts w:ascii="Times New Roman" w:eastAsiaTheme="minorEastAsia" w:hAnsi="Times New Roman"/>
-                <w:sz w:val="22"/>
-                <w:szCs w:val="22"/>
-                <w:lang w:val="en-BE"/>
-              </w:rPr>
-              <w:t>|default('N/A')</w:t>
+              <w:t>System Integration / Data Flow Requirements: {{integration_req</w:t>
+            </w:r>
+            <w:r>
+              <w:rPr>
+                <w:rFonts w:ascii="Times New Roman" w:eastAsiaTheme="minorEastAsia" w:hAnsi="Times New Roman"/>
+                <w:sz w:val="22"/>
+                <w:szCs w:val="22"/>
+                <w:lang w:val="en-BE"/>
+              </w:rPr>
+              <w:t>|default(</w:t>
+            </w:r>
+            <w:r>
+              <w:rPr>
+                <w:rFonts w:ascii="Times New Roman" w:eastAsiaTheme="minorEastAsia" w:hAnsi="Times New Roman"/>
+                <w:sz w:val="22"/>
+                <w:szCs w:val="22"/>
+                <w:lang w:val="en-BE"/>
+              </w:rPr>
+              <w:t>‘‘</w:t>
+            </w:r>
+            <w:r>
+              <w:rPr>
+                <w:rFonts w:ascii="Times New Roman" w:eastAsiaTheme="minorEastAsia" w:hAnsi="Times New Roman"/>
+                <w:sz w:val="22"/>
+                <w:szCs w:val="22"/>
+                <w:lang w:val="en-BE"/>
+              </w:rPr>
+              <w:t>)</w:t>
             </w:r>
             <w:r>
               <w:rPr>
@@ -8472,7 +8827,25 @@
                 <w:szCs w:val="22"/>
                 <w:lang w:val="en-BE"/>
               </w:rPr>
-              <w:t>|default('N/A')</w:t>
+              <w:t>|default(</w:t>
+            </w:r>
+            <w:r>
+              <w:rPr>
+                <w:rFonts w:ascii="Times New Roman" w:eastAsiaTheme="minorEastAsia" w:hAnsi="Times New Roman"/>
+                <w:sz w:val="22"/>
+                <w:szCs w:val="22"/>
+                <w:lang w:val="en-BE"/>
+              </w:rPr>
+              <w:t>‘‘</w:t>
+            </w:r>
+            <w:r>
+              <w:rPr>
+                <w:rFonts w:ascii="Times New Roman" w:eastAsiaTheme="minorEastAsia" w:hAnsi="Times New Roman"/>
+                <w:sz w:val="22"/>
+                <w:szCs w:val="22"/>
+                <w:lang w:val="en-BE"/>
+              </w:rPr>
+              <w:t>)</w:t>
             </w:r>
             <w:r>
               <w:rPr>
@@ -8500,27 +8873,34 @@
                 <w:szCs w:val="22"/>
                 <w:lang w:val="en-BE"/>
               </w:rPr>
-              <w:t>Data Flow &amp; System Integration (WMS, API, ERP, etc.): {{</w:t>
-            </w:r>
-            <w:proofErr w:type="spellStart"/>
-            <w:r>
-              <w:rPr>
-                <w:rFonts w:ascii="Times New Roman" w:eastAsiaTheme="minorEastAsia" w:hAnsi="Times New Roman"/>
-                <w:sz w:val="22"/>
-                <w:szCs w:val="22"/>
-                <w:lang w:val="en-BE"/>
-              </w:rPr>
-              <w:t>data_flow_text</w:t>
-            </w:r>
-            <w:proofErr w:type="spellEnd"/>
-            <w:r>
-              <w:rPr>
-                <w:rFonts w:ascii="Times New Roman" w:eastAsiaTheme="minorEastAsia" w:hAnsi="Times New Roman"/>
-                <w:sz w:val="22"/>
-                <w:szCs w:val="22"/>
-                <w:lang w:val="en-BE"/>
-              </w:rPr>
-              <w:t>|default('N/A')</w:t>
+              <w:t>Data Flow &amp; System Integration (WMS, API, ERP, etc.): {{data_flow_text</w:t>
+            </w:r>
+            <w:r>
+              <w:rPr>
+                <w:rFonts w:ascii="Times New Roman" w:eastAsiaTheme="minorEastAsia" w:hAnsi="Times New Roman"/>
+                <w:sz w:val="22"/>
+                <w:szCs w:val="22"/>
+                <w:lang w:val="en-BE"/>
+              </w:rPr>
+              <w:t>|default(</w:t>
+            </w:r>
+            <w:r>
+              <w:rPr>
+                <w:rFonts w:ascii="Times New Roman" w:eastAsiaTheme="minorEastAsia" w:hAnsi="Times New Roman"/>
+                <w:sz w:val="22"/>
+                <w:szCs w:val="22"/>
+                <w:lang w:val="en-BE"/>
+              </w:rPr>
+              <w:t>‘‘</w:t>
+            </w:r>
+            <w:r>
+              <w:rPr>
+                <w:rFonts w:ascii="Times New Roman" w:eastAsiaTheme="minorEastAsia" w:hAnsi="Times New Roman"/>
+                <w:sz w:val="22"/>
+                <w:szCs w:val="22"/>
+                <w:lang w:val="en-BE"/>
+              </w:rPr>
+              <w:t>)</w:t>
             </w:r>
             <w:r>
               <w:rPr>
@@ -8630,27 +9010,34 @@
                 <w:szCs w:val="22"/>
                 <w:lang w:val="en-BE"/>
               </w:rPr>
-              <w:t>{{</w:t>
-            </w:r>
-            <w:proofErr w:type="spellStart"/>
-            <w:r>
-              <w:rPr>
-                <w:rFonts w:ascii="Times New Roman" w:eastAsiaTheme="minorEastAsia" w:hAnsi="Times New Roman" w:cs="Times New Roman"/>
-                <w:sz w:val="22"/>
-                <w:szCs w:val="22"/>
-                <w:lang w:val="en-BE"/>
-              </w:rPr>
-              <w:t>connections_details</w:t>
-            </w:r>
-            <w:proofErr w:type="spellEnd"/>
-            <w:r>
-              <w:rPr>
-                <w:rFonts w:ascii="Times New Roman" w:eastAsiaTheme="minorEastAsia" w:hAnsi="Times New Roman"/>
-                <w:sz w:val="22"/>
-                <w:szCs w:val="22"/>
-                <w:lang w:val="en-BE"/>
-              </w:rPr>
-              <w:t>|default('N/A')</w:t>
+              <w:t>{{connections_details</w:t>
+            </w:r>
+            <w:r>
+              <w:rPr>
+                <w:rFonts w:ascii="Times New Roman" w:eastAsiaTheme="minorEastAsia" w:hAnsi="Times New Roman"/>
+                <w:sz w:val="22"/>
+                <w:szCs w:val="22"/>
+                <w:lang w:val="en-BE"/>
+              </w:rPr>
+              <w:t>|default(</w:t>
+            </w:r>
+            <w:r>
+              <w:rPr>
+                <w:rFonts w:ascii="Times New Roman" w:eastAsiaTheme="minorEastAsia" w:hAnsi="Times New Roman"/>
+                <w:sz w:val="22"/>
+                <w:szCs w:val="22"/>
+                <w:lang w:val="en-BE"/>
+              </w:rPr>
+              <w:t>‘‘</w:t>
+            </w:r>
+            <w:r>
+              <w:rPr>
+                <w:rFonts w:ascii="Times New Roman" w:eastAsiaTheme="minorEastAsia" w:hAnsi="Times New Roman"/>
+                <w:sz w:val="22"/>
+                <w:szCs w:val="22"/>
+                <w:lang w:val="en-BE"/>
+              </w:rPr>
+              <w:t>)</w:t>
             </w:r>
             <w:r>
               <w:rPr>
@@ -8845,27 +9232,7 @@
                 <w:szCs w:val="22"/>
                 <w:lang w:val="en-BE"/>
               </w:rPr>
-              <w:t>{{</w:t>
-            </w:r>
-            <w:proofErr w:type="spellStart"/>
-            <w:r>
-              <w:rPr>
-                <w:rFonts w:ascii="Times New Roman" w:eastAsiaTheme="minorEastAsia" w:hAnsi="Times New Roman" w:cs="Times New Roman"/>
-                <w:sz w:val="22"/>
-                <w:szCs w:val="22"/>
-                <w:lang w:val="en-BE"/>
-              </w:rPr>
-              <w:t>product_specs</w:t>
-            </w:r>
-            <w:proofErr w:type="spellEnd"/>
-            <w:r>
-              <w:rPr>
-                <w:rFonts w:ascii="Times New Roman" w:eastAsiaTheme="minorEastAsia" w:hAnsi="Times New Roman" w:cs="Times New Roman"/>
-                <w:sz w:val="22"/>
-                <w:szCs w:val="22"/>
-                <w:lang w:val="en-BE"/>
-              </w:rPr>
-              <w:t>}}</w:t>
+              <w:t>{{product_specs}}</w:t>
             </w:r>
           </w:p>
           <w:p>
@@ -10475,29 +10842,7 @@
                 <w:sz w:val="22"/>
                 <w:szCs w:val="22"/>
               </w:rPr>
-              <w:t xml:space="preserve">Signature of the </w:t>
-            </w:r>
-            <w:proofErr w:type="spellStart"/>
-            <w:r>
-              <w:rPr>
-                <w:rFonts w:ascii="Times New Roman" w:eastAsiaTheme="minorEastAsia" w:hAnsi="Times New Roman" w:cs="Times New Roman"/>
-                <w:b/>
-                <w:bCs/>
-                <w:sz w:val="22"/>
-                <w:szCs w:val="22"/>
-              </w:rPr>
-              <w:t>assessee</w:t>
-            </w:r>
-            <w:proofErr w:type="spellEnd"/>
-            <w:r>
-              <w:rPr>
-                <w:rFonts w:ascii="Times New Roman" w:eastAsiaTheme="minorEastAsia" w:hAnsi="Times New Roman" w:cs="Times New Roman"/>
-                <w:b/>
-                <w:bCs/>
-                <w:sz w:val="22"/>
-                <w:szCs w:val="22"/>
-              </w:rPr>
-              <w:t>:</w:t>
+              <w:t>Signature of the assessee:</w:t>
             </w:r>
           </w:p>
         </w:tc>
@@ -12946,6 +13291,7 @@
   <w:style w:type="character" w:default="1" w:styleId="DefaultParagraphFont">
     <w:name w:val="Default Paragraph Font"/>
     <w:uiPriority w:val="1"/>
+    <w:semiHidden/>
     <w:unhideWhenUsed/>
   </w:style>
   <w:style w:type="table" w:default="1" w:styleId="TableNormal">
@@ -13292,7 +13638,12 @@
 </file>
 
 <file path=customXml/item1.xml><?xml version="1.0" encoding="utf-8"?>
-<b:Sources xmlns:b="http://schemas.openxmlformats.org/officeDocument/2006/bibliography" xmlns="http://schemas.openxmlformats.org/officeDocument/2006/bibliography" SelectedStyle="\APASixthEditionOfficeOnline.xsl" StyleName="APA" Version="6"/>
+<?mso-contentType ?>
+<FormTemplates xmlns="http://schemas.microsoft.com/sharepoint/v3/contenttype/forms">
+  <Display>DocumentLibraryForm</Display>
+  <Edit>DocumentLibraryForm</Edit>
+  <New>DocumentLibraryForm</New>
+</FormTemplates>
 </file>
 
 <file path=customXml/item2.xml><?xml version="1.0" encoding="utf-8"?>
@@ -13307,15 +13658,19 @@
 </file>
 
 <file path=customXml/item3.xml><?xml version="1.0" encoding="utf-8"?>
-<?mso-contentType ?>
-<FormTemplates xmlns="http://schemas.microsoft.com/sharepoint/v3/contenttype/forms">
-  <Display>DocumentLibraryForm</Display>
-  <Edit>DocumentLibraryForm</Edit>
-  <New>DocumentLibraryForm</New>
-</FormTemplates>
+<b:Sources xmlns:b="http://schemas.openxmlformats.org/officeDocument/2006/bibliography" xmlns="http://schemas.openxmlformats.org/officeDocument/2006/bibliography" SelectedStyle="\APASixthEditionOfficeOnline.xsl" StyleName="APA" Version="6"/>
 </file>
 
 <file path=customXml/item4.xml><?xml version="1.0" encoding="utf-8"?>
+<s:customData xmlns="http://www.wps.cn/officeDocument/2013/wpsCustomData" xmlns:s="http://www.wps.cn/officeDocument/2013/wpsCustomData">
+  <customSectProps/>
+  <customShpExts>
+    <customShpInfo spid="_x0000_s1026" textRotate="1"/>
+  </customShpExts>
+</s:customData>
+</file>
+
+<file path=customXml/item5.xml><?xml version="1.0" encoding="utf-8"?>
 <ct:contentTypeSchema xmlns:ct="http://schemas.microsoft.com/office/2006/metadata/contentType" xmlns:ma="http://schemas.microsoft.com/office/2006/metadata/properties/metaAttributes" ct:_="" ma:_="" ma:contentTypeName="Document" ma:contentTypeID="0x0101000ED1937193E6644B9910A1F8F337BE3A" ma:contentTypeVersion="15" ma:contentTypeDescription="Create a new document." ma:contentTypeScope="" ma:versionID="33d0915d951d370b6a1e09b978e628b3">
   <xsd:schema xmlns:xsd="http://www.w3.org/2001/XMLSchema" xmlns:xs="http://www.w3.org/2001/XMLSchema" xmlns:p="http://schemas.microsoft.com/office/2006/metadata/properties" xmlns:ns2="bbceff47-94a0-42cc-a34e-bab6fdf630d3" xmlns:ns3="076cc9d1-9a26-4384-96fc-17dbfe6fe8db" targetNamespace="http://schemas.microsoft.com/office/2006/metadata/properties" ma:root="true" ma:fieldsID="ca8e0581b507d7ca9a3160f88f47f0fe" ns2:_="" ns3:_="">
     <xsd:import namespace="bbceff47-94a0-42cc-a34e-bab6fdf630d3"/>
@@ -13528,19 +13883,10 @@
 </ct:contentTypeSchema>
 </file>
 
-<file path=customXml/item5.xml><?xml version="1.0" encoding="utf-8"?>
-<s:customData xmlns="http://www.wps.cn/officeDocument/2013/wpsCustomData" xmlns:s="http://www.wps.cn/officeDocument/2013/wpsCustomData">
-  <customSectProps/>
-  <customShpExts>
-    <customShpInfo spid="_x0000_s1026" textRotate="1"/>
-  </customShpExts>
-</s:customData>
-</file>
-
 <file path=customXml/itemProps1.xml><?xml version="1.0" encoding="utf-8"?>
-<ds:datastoreItem xmlns:ds="http://schemas.openxmlformats.org/officeDocument/2006/customXml" ds:itemID="{1FF82357-F674-4365-859D-EF5EFE0EDCAE}">
+<ds:datastoreItem xmlns:ds="http://schemas.openxmlformats.org/officeDocument/2006/customXml" ds:itemID="{66E6D9ED-0625-4E0B-A950-FCB28CC096CA}">
   <ds:schemaRefs>
-    <ds:schemaRef ds:uri="http://schemas.openxmlformats.org/officeDocument/2006/bibliography"/>
+    <ds:schemaRef ds:uri="http://schemas.microsoft.com/sharepoint/v3/contenttype/forms"/>
   </ds:schemaRefs>
 </ds:datastoreItem>
 </file>
@@ -13557,14 +13903,22 @@
 </file>
 
 <file path=customXml/itemProps3.xml><?xml version="1.0" encoding="utf-8"?>
-<ds:datastoreItem xmlns:ds="http://schemas.openxmlformats.org/officeDocument/2006/customXml" ds:itemID="{66E6D9ED-0625-4E0B-A950-FCB28CC096CA}">
+<ds:datastoreItem xmlns:ds="http://schemas.openxmlformats.org/officeDocument/2006/customXml" ds:itemID="{1FF82357-F674-4365-859D-EF5EFE0EDCAE}">
   <ds:schemaRefs>
-    <ds:schemaRef ds:uri="http://schemas.microsoft.com/sharepoint/v3/contenttype/forms"/>
+    <ds:schemaRef ds:uri="http://schemas.openxmlformats.org/officeDocument/2006/bibliography"/>
   </ds:schemaRefs>
 </ds:datastoreItem>
 </file>
 
 <file path=customXml/itemProps4.xml><?xml version="1.0" encoding="utf-8"?>
+<ds:datastoreItem xmlns:ds="http://schemas.openxmlformats.org/officeDocument/2006/customXml" ds:itemID="{B1977F7D-205B-4081-913C-38D41E755F92}">
+  <ds:schemaRefs>
+    <ds:schemaRef ds:uri="http://www.wps.cn/officeDocument/2013/wpsCustomData"/>
+  </ds:schemaRefs>
+</ds:datastoreItem>
+</file>
+
+<file path=customXml/itemProps5.xml><?xml version="1.0" encoding="utf-8"?>
 <ds:datastoreItem xmlns:ds="http://schemas.openxmlformats.org/officeDocument/2006/customXml" ds:itemID="{117EB414-D13B-4D74-9FFC-4E3D989A8CA2}">
   <ds:schemaRefs>
     <ds:schemaRef ds:uri="http://schemas.microsoft.com/office/2006/metadata/contentType"/>
@@ -13581,12 +13935,4 @@
     <ds:schemaRef ds:uri="http://schemas.microsoft.com/internal/obd"/>
   </ds:schemaRefs>
 </ds:datastoreItem>
-</file>
-
-<file path=customXml/itemProps5.xml><?xml version="1.0" encoding="utf-8"?>
-<ds:datastoreItem xmlns:ds="http://schemas.openxmlformats.org/officeDocument/2006/customXml" ds:itemID="{B1977F7D-205B-4081-913C-38D41E755F92}">
-  <ds:schemaRefs>
-    <ds:schemaRef ds:uri="http://www.wps.cn/officeDocument/2013/wpsCustomData"/>
-  </ds:schemaRefs>
-</ds:datastoreItem>
 </file>
--- a/template.docx
+++ b/template.docx
@@ -152,7 +152,27 @@
                 <w:szCs w:val="22"/>
                 <w:lang w:val="en-BE"/>
               </w:rPr>
-              <w:t>{{customer_name|default(</w:t>
+              <w:t>{{</w:t>
+            </w:r>
+            <w:proofErr w:type="spellStart"/>
+            <w:r>
+              <w:rPr>
+                <w:rFonts w:ascii="Times New Roman" w:eastAsiaTheme="minorEastAsia" w:hAnsi="Times New Roman" w:cs="Times New Roman"/>
+                <w:sz w:val="22"/>
+                <w:szCs w:val="22"/>
+                <w:lang w:val="en-BE"/>
+              </w:rPr>
+              <w:t>customer_name|default</w:t>
+            </w:r>
+            <w:proofErr w:type="spellEnd"/>
+            <w:r>
+              <w:rPr>
+                <w:rFonts w:ascii="Times New Roman" w:eastAsiaTheme="minorEastAsia" w:hAnsi="Times New Roman" w:cs="Times New Roman"/>
+                <w:sz w:val="22"/>
+                <w:szCs w:val="22"/>
+                <w:lang w:val="en-BE"/>
+              </w:rPr>
+              <w:t>(</w:t>
             </w:r>
             <w:r>
               <w:rPr>
@@ -245,16 +265,36 @@
                 <w:szCs w:val="22"/>
                 <w:lang w:val="en-BE"/>
               </w:rPr>
-              <w:t>{{project_name</w:t>
-            </w:r>
-            <w:r>
-              <w:rPr>
-                <w:rFonts w:ascii="Times New Roman" w:eastAsiaTheme="minorEastAsia" w:hAnsi="Times New Roman"/>
-                <w:sz w:val="22"/>
-                <w:szCs w:val="22"/>
-                <w:lang w:val="en-BE"/>
-              </w:rPr>
-              <w:t>|default(</w:t>
+              <w:t>{{</w:t>
+            </w:r>
+            <w:proofErr w:type="spellStart"/>
+            <w:r>
+              <w:rPr>
+                <w:rFonts w:ascii="Times New Roman" w:eastAsiaTheme="minorEastAsia" w:hAnsi="Times New Roman" w:cs="Times New Roman"/>
+                <w:sz w:val="22"/>
+                <w:szCs w:val="22"/>
+                <w:lang w:val="en-BE"/>
+              </w:rPr>
+              <w:t>project_name</w:t>
+            </w:r>
+            <w:r>
+              <w:rPr>
+                <w:rFonts w:ascii="Times New Roman" w:eastAsiaTheme="minorEastAsia" w:hAnsi="Times New Roman"/>
+                <w:sz w:val="22"/>
+                <w:szCs w:val="22"/>
+                <w:lang w:val="en-BE"/>
+              </w:rPr>
+              <w:t>|default</w:t>
+            </w:r>
+            <w:proofErr w:type="spellEnd"/>
+            <w:r>
+              <w:rPr>
+                <w:rFonts w:ascii="Times New Roman" w:eastAsiaTheme="minorEastAsia" w:hAnsi="Times New Roman"/>
+                <w:sz w:val="22"/>
+                <w:szCs w:val="22"/>
+                <w:lang w:val="en-BE"/>
+              </w:rPr>
+              <w:t>(</w:t>
             </w:r>
             <w:r>
               <w:rPr>
@@ -362,16 +402,36 @@
                 <w:szCs w:val="22"/>
                 <w:lang w:val="en-BE"/>
               </w:rPr>
-              <w:t>{{project_location</w:t>
-            </w:r>
-            <w:r>
-              <w:rPr>
-                <w:rFonts w:ascii="Times New Roman" w:eastAsiaTheme="minorEastAsia" w:hAnsi="Times New Roman"/>
-                <w:sz w:val="22"/>
-                <w:szCs w:val="22"/>
-                <w:lang w:val="en-BE"/>
-              </w:rPr>
-              <w:t>|default(</w:t>
+              <w:t>{{</w:t>
+            </w:r>
+            <w:proofErr w:type="spellStart"/>
+            <w:r>
+              <w:rPr>
+                <w:rFonts w:ascii="Times New Roman" w:eastAsiaTheme="minorEastAsia" w:hAnsi="Times New Roman" w:cs="Times New Roman"/>
+                <w:sz w:val="22"/>
+                <w:szCs w:val="22"/>
+                <w:lang w:val="en-BE"/>
+              </w:rPr>
+              <w:t>project_location</w:t>
+            </w:r>
+            <w:r>
+              <w:rPr>
+                <w:rFonts w:ascii="Times New Roman" w:eastAsiaTheme="minorEastAsia" w:hAnsi="Times New Roman"/>
+                <w:sz w:val="22"/>
+                <w:szCs w:val="22"/>
+                <w:lang w:val="en-BE"/>
+              </w:rPr>
+              <w:t>|default</w:t>
+            </w:r>
+            <w:proofErr w:type="spellEnd"/>
+            <w:r>
+              <w:rPr>
+                <w:rFonts w:ascii="Times New Roman" w:eastAsiaTheme="minorEastAsia" w:hAnsi="Times New Roman"/>
+                <w:sz w:val="22"/>
+                <w:szCs w:val="22"/>
+                <w:lang w:val="en-BE"/>
+              </w:rPr>
+              <w:t>(</w:t>
             </w:r>
             <w:r>
               <w:rPr>
@@ -494,7 +554,27 @@
                 <w:szCs w:val="22"/>
                 <w:lang w:val="en-BE"/>
               </w:rPr>
-              <w:t>{{survey_date}}</w:t>
+              <w:t>{{</w:t>
+            </w:r>
+            <w:proofErr w:type="spellStart"/>
+            <w:r>
+              <w:rPr>
+                <w:rFonts w:ascii="Times New Roman" w:eastAsiaTheme="minorEastAsia" w:hAnsi="Times New Roman" w:cs="Times New Roman"/>
+                <w:sz w:val="22"/>
+                <w:szCs w:val="22"/>
+                <w:lang w:val="en-BE"/>
+              </w:rPr>
+              <w:t>survey_date</w:t>
+            </w:r>
+            <w:proofErr w:type="spellEnd"/>
+            <w:r>
+              <w:rPr>
+                <w:rFonts w:ascii="Times New Roman" w:eastAsiaTheme="minorEastAsia" w:hAnsi="Times New Roman" w:cs="Times New Roman"/>
+                <w:sz w:val="22"/>
+                <w:szCs w:val="22"/>
+                <w:lang w:val="en-BE"/>
+              </w:rPr>
+              <w:t>}}</w:t>
             </w:r>
           </w:p>
           <w:p>
@@ -575,16 +655,36 @@
                 <w:szCs w:val="22"/>
                 <w:lang w:val="en-BE"/>
               </w:rPr>
-              <w:t>{{customer_email</w:t>
-            </w:r>
-            <w:r>
-              <w:rPr>
-                <w:rFonts w:ascii="Times New Roman" w:eastAsiaTheme="minorEastAsia" w:hAnsi="Times New Roman"/>
-                <w:sz w:val="22"/>
-                <w:szCs w:val="22"/>
-                <w:lang w:val="en-BE"/>
-              </w:rPr>
-              <w:t>|default(</w:t>
+              <w:t>{{</w:t>
+            </w:r>
+            <w:proofErr w:type="spellStart"/>
+            <w:r>
+              <w:rPr>
+                <w:rFonts w:ascii="Times New Roman" w:eastAsiaTheme="minorEastAsia" w:hAnsi="Times New Roman" w:cs="Times New Roman"/>
+                <w:sz w:val="22"/>
+                <w:szCs w:val="22"/>
+                <w:lang w:val="en-BE"/>
+              </w:rPr>
+              <w:t>customer_email</w:t>
+            </w:r>
+            <w:r>
+              <w:rPr>
+                <w:rFonts w:ascii="Times New Roman" w:eastAsiaTheme="minorEastAsia" w:hAnsi="Times New Roman"/>
+                <w:sz w:val="22"/>
+                <w:szCs w:val="22"/>
+                <w:lang w:val="en-BE"/>
+              </w:rPr>
+              <w:t>|default</w:t>
+            </w:r>
+            <w:proofErr w:type="spellEnd"/>
+            <w:r>
+              <w:rPr>
+                <w:rFonts w:ascii="Times New Roman" w:eastAsiaTheme="minorEastAsia" w:hAnsi="Times New Roman"/>
+                <w:sz w:val="22"/>
+                <w:szCs w:val="22"/>
+                <w:lang w:val="en-BE"/>
+              </w:rPr>
+              <w:t>(</w:t>
             </w:r>
             <w:r>
               <w:rPr>
@@ -713,16 +813,36 @@
                 <w:szCs w:val="22"/>
                 <w:lang w:val="en-BE"/>
               </w:rPr>
-              <w:t>{{customer_mobile</w:t>
-            </w:r>
-            <w:r>
-              <w:rPr>
-                <w:rFonts w:ascii="Times New Roman" w:eastAsiaTheme="minorEastAsia" w:hAnsi="Times New Roman"/>
-                <w:sz w:val="22"/>
-                <w:szCs w:val="22"/>
-                <w:lang w:val="en-BE"/>
-              </w:rPr>
-              <w:t>|default(</w:t>
+              <w:t>{{</w:t>
+            </w:r>
+            <w:proofErr w:type="spellStart"/>
+            <w:r>
+              <w:rPr>
+                <w:rFonts w:ascii="Times New Roman" w:eastAsiaTheme="minorEastAsia" w:hAnsi="Times New Roman" w:cs="Times New Roman"/>
+                <w:sz w:val="22"/>
+                <w:szCs w:val="22"/>
+                <w:lang w:val="en-BE"/>
+              </w:rPr>
+              <w:t>customer_mobile</w:t>
+            </w:r>
+            <w:r>
+              <w:rPr>
+                <w:rFonts w:ascii="Times New Roman" w:eastAsiaTheme="minorEastAsia" w:hAnsi="Times New Roman"/>
+                <w:sz w:val="22"/>
+                <w:szCs w:val="22"/>
+                <w:lang w:val="en-BE"/>
+              </w:rPr>
+              <w:t>|default</w:t>
+            </w:r>
+            <w:proofErr w:type="spellEnd"/>
+            <w:r>
+              <w:rPr>
+                <w:rFonts w:ascii="Times New Roman" w:eastAsiaTheme="minorEastAsia" w:hAnsi="Times New Roman"/>
+                <w:sz w:val="22"/>
+                <w:szCs w:val="22"/>
+                <w:lang w:val="en-BE"/>
+              </w:rPr>
+              <w:t>(</w:t>
             </w:r>
             <w:r>
               <w:rPr>
@@ -1015,16 +1135,36 @@
                 <w:szCs w:val="22"/>
                 <w:lang w:val="en-BE"/>
               </w:rPr>
-              <w:t>{{application</w:t>
-            </w:r>
-            <w:r>
-              <w:rPr>
-                <w:rFonts w:ascii="Times New Roman" w:eastAsiaTheme="minorEastAsia" w:hAnsi="Times New Roman"/>
-                <w:sz w:val="22"/>
-                <w:szCs w:val="22"/>
-                <w:lang w:val="en-BE"/>
-              </w:rPr>
-              <w:t>|default(</w:t>
+              <w:t>{{</w:t>
+            </w:r>
+            <w:proofErr w:type="spellStart"/>
+            <w:r>
+              <w:rPr>
+                <w:rFonts w:ascii="Times New Roman" w:eastAsiaTheme="minorEastAsia" w:hAnsi="Times New Roman" w:cs="Times New Roman"/>
+                <w:sz w:val="22"/>
+                <w:szCs w:val="22"/>
+                <w:lang w:val="en-BE"/>
+              </w:rPr>
+              <w:t>application</w:t>
+            </w:r>
+            <w:r>
+              <w:rPr>
+                <w:rFonts w:ascii="Times New Roman" w:eastAsiaTheme="minorEastAsia" w:hAnsi="Times New Roman"/>
+                <w:sz w:val="22"/>
+                <w:szCs w:val="22"/>
+                <w:lang w:val="en-BE"/>
+              </w:rPr>
+              <w:t>|default</w:t>
+            </w:r>
+            <w:proofErr w:type="spellEnd"/>
+            <w:r>
+              <w:rPr>
+                <w:rFonts w:ascii="Times New Roman" w:eastAsiaTheme="minorEastAsia" w:hAnsi="Times New Roman"/>
+                <w:sz w:val="22"/>
+                <w:szCs w:val="22"/>
+                <w:lang w:val="en-BE"/>
+              </w:rPr>
+              <w:t>(</w:t>
             </w:r>
             <w:r>
               <w:rPr>
@@ -1104,16 +1244,36 @@
                 <w:szCs w:val="22"/>
                 <w:lang w:val="en-BE"/>
               </w:rPr>
-              <w:t>{{task_description</w:t>
-            </w:r>
-            <w:r>
-              <w:rPr>
-                <w:rFonts w:ascii="Times New Roman" w:eastAsiaTheme="minorEastAsia" w:hAnsi="Times New Roman"/>
-                <w:sz w:val="22"/>
-                <w:szCs w:val="22"/>
-                <w:lang w:val="en-BE"/>
-              </w:rPr>
-              <w:t>|default(</w:t>
+              <w:t>{{</w:t>
+            </w:r>
+            <w:proofErr w:type="spellStart"/>
+            <w:r>
+              <w:rPr>
+                <w:rFonts w:ascii="Times New Roman" w:eastAsiaTheme="minorEastAsia" w:hAnsi="Times New Roman" w:cs="Times New Roman"/>
+                <w:sz w:val="22"/>
+                <w:szCs w:val="22"/>
+                <w:lang w:val="en-BE"/>
+              </w:rPr>
+              <w:t>task_description</w:t>
+            </w:r>
+            <w:r>
+              <w:rPr>
+                <w:rFonts w:ascii="Times New Roman" w:eastAsiaTheme="minorEastAsia" w:hAnsi="Times New Roman"/>
+                <w:sz w:val="22"/>
+                <w:szCs w:val="22"/>
+                <w:lang w:val="en-BE"/>
+              </w:rPr>
+              <w:t>|default</w:t>
+            </w:r>
+            <w:proofErr w:type="spellEnd"/>
+            <w:r>
+              <w:rPr>
+                <w:rFonts w:ascii="Times New Roman" w:eastAsiaTheme="minorEastAsia" w:hAnsi="Times New Roman"/>
+                <w:sz w:val="22"/>
+                <w:szCs w:val="22"/>
+                <w:lang w:val="en-BE"/>
+              </w:rPr>
+              <w:t>(</w:t>
             </w:r>
             <w:r>
               <w:rPr>
@@ -1338,16 +1498,36 @@
                 <w:szCs w:val="22"/>
                 <w:lang w:val="en-BE"/>
               </w:rPr>
-              <w:t>{{warehouse_area</w:t>
-            </w:r>
-            <w:r>
-              <w:rPr>
-                <w:rFonts w:ascii="Times New Roman" w:eastAsiaTheme="minorEastAsia" w:hAnsi="Times New Roman"/>
-                <w:sz w:val="22"/>
-                <w:szCs w:val="22"/>
-                <w:lang w:val="en-BE"/>
-              </w:rPr>
-              <w:t>|default(</w:t>
+              <w:t>{{</w:t>
+            </w:r>
+            <w:proofErr w:type="spellStart"/>
+            <w:r>
+              <w:rPr>
+                <w:rFonts w:ascii="Times New Roman" w:eastAsiaTheme="minorEastAsia" w:hAnsi="Times New Roman" w:cs="Times New Roman"/>
+                <w:sz w:val="22"/>
+                <w:szCs w:val="22"/>
+                <w:lang w:val="en-BE"/>
+              </w:rPr>
+              <w:t>warehouse_area</w:t>
+            </w:r>
+            <w:r>
+              <w:rPr>
+                <w:rFonts w:ascii="Times New Roman" w:eastAsiaTheme="minorEastAsia" w:hAnsi="Times New Roman"/>
+                <w:sz w:val="22"/>
+                <w:szCs w:val="22"/>
+                <w:lang w:val="en-BE"/>
+              </w:rPr>
+              <w:t>|default</w:t>
+            </w:r>
+            <w:proofErr w:type="spellEnd"/>
+            <w:r>
+              <w:rPr>
+                <w:rFonts w:ascii="Times New Roman" w:eastAsiaTheme="minorEastAsia" w:hAnsi="Times New Roman"/>
+                <w:sz w:val="22"/>
+                <w:szCs w:val="22"/>
+                <w:lang w:val="en-BE"/>
+              </w:rPr>
+              <w:t>(</w:t>
             </w:r>
             <w:r>
               <w:rPr>
@@ -1531,25 +1711,72 @@
                 <w:szCs w:val="22"/>
                 <w:lang w:val="en-BE"/>
               </w:rPr>
-              <w:t>Aisle Width:</w:t>
-            </w:r>
-            <w:r>
-              <w:rPr>
-                <w:rFonts w:ascii="Times New Roman" w:eastAsiaTheme="minorEastAsia" w:hAnsi="Times New Roman" w:cs="Times New Roman"/>
-                <w:sz w:val="22"/>
-                <w:szCs w:val="22"/>
-                <w:lang w:val="en-BE"/>
-              </w:rPr>
-              <w:t>{{aisle_width_m</w:t>
-            </w:r>
-            <w:r>
-              <w:rPr>
-                <w:rFonts w:ascii="Times New Roman" w:eastAsiaTheme="minorEastAsia" w:hAnsi="Times New Roman"/>
-                <w:sz w:val="22"/>
-                <w:szCs w:val="22"/>
-                <w:lang w:val="en-BE"/>
-              </w:rPr>
-              <w:t>|default(</w:t>
+              <w:t>Aisle Width</w:t>
+            </w:r>
+            <w:r>
+              <w:rPr>
+                <w:rFonts w:ascii="Times New Roman" w:eastAsiaTheme="minorEastAsia" w:hAnsi="Times New Roman" w:cs="Times New Roman"/>
+                <w:sz w:val="22"/>
+                <w:szCs w:val="22"/>
+                <w:lang w:val="en-BE"/>
+              </w:rPr>
+              <w:t xml:space="preserve"> for Cross Docking</w:t>
+            </w:r>
+            <w:r>
+              <w:rPr>
+                <w:rFonts w:ascii="Times New Roman" w:eastAsiaTheme="minorEastAsia" w:hAnsi="Times New Roman" w:cs="Times New Roman"/>
+                <w:sz w:val="22"/>
+                <w:szCs w:val="22"/>
+                <w:lang w:val="en-BE"/>
+              </w:rPr>
+              <w:t>:</w:t>
+            </w:r>
+            <w:r>
+              <w:rPr>
+                <w:rFonts w:ascii="Times New Roman" w:eastAsiaTheme="minorEastAsia" w:hAnsi="Times New Roman" w:cs="Times New Roman"/>
+                <w:sz w:val="22"/>
+                <w:szCs w:val="22"/>
+                <w:lang w:val="en-BE"/>
+              </w:rPr>
+              <w:t xml:space="preserve"> </w:t>
+            </w:r>
+            <w:r>
+              <w:rPr>
+                <w:rFonts w:ascii="Times New Roman" w:eastAsiaTheme="minorEastAsia" w:hAnsi="Times New Roman" w:cs="Times New Roman"/>
+                <w:sz w:val="22"/>
+                <w:szCs w:val="22"/>
+                <w:lang w:val="en-BE"/>
+              </w:rPr>
+              <w:t>{{</w:t>
+            </w:r>
+            <w:proofErr w:type="spellStart"/>
+            <w:r>
+              <w:rPr>
+                <w:rFonts w:ascii="Times New Roman" w:eastAsiaTheme="minorEastAsia" w:hAnsi="Times New Roman" w:cs="Times New Roman"/>
+                <w:sz w:val="22"/>
+                <w:szCs w:val="22"/>
+                <w:lang w:val="en-BE"/>
+              </w:rPr>
+              <w:t>cross_docking_aisle</w:t>
+            </w:r>
+            <w:r>
+              <w:rPr>
+                <w:rFonts w:ascii="Times New Roman" w:eastAsiaTheme="minorEastAsia" w:hAnsi="Times New Roman"/>
+                <w:sz w:val="22"/>
+                <w:szCs w:val="22"/>
+                <w:lang w:val="en-BE"/>
+              </w:rPr>
+              <w:t>|default</w:t>
+            </w:r>
+            <w:proofErr w:type="spellEnd"/>
+            <w:r>
+              <w:rPr>
+                <w:rFonts w:ascii="Times New Roman" w:eastAsiaTheme="minorEastAsia" w:hAnsi="Times New Roman"/>
+                <w:sz w:val="22"/>
+                <w:szCs w:val="22"/>
+                <w:lang w:val="en-BE"/>
+              </w:rPr>
+              <w:t>(</w:t>
             </w:r>
             <w:r>
               <w:rPr>
@@ -1576,36 +1803,83 @@
                 <w:szCs w:val="22"/>
                 <w:lang w:val="en-BE"/>
               </w:rPr>
-              <w:t>}} m</w:t>
-            </w:r>
-          </w:p>
-          <w:p>
-            <w:pPr>
-              <w:spacing w:line="240" w:lineRule="auto"/>
-              <w:rPr>
-                <w:rFonts w:ascii="Times New Roman" w:eastAsiaTheme="minorEastAsia" w:hAnsi="Times New Roman"/>
-                <w:sz w:val="22"/>
-                <w:szCs w:val="22"/>
-                <w:lang w:val="en-BE"/>
-              </w:rPr>
-            </w:pPr>
-            <w:r>
-              <w:rPr>
-                <w:rFonts w:ascii="Times New Roman" w:eastAsiaTheme="minorEastAsia" w:hAnsi="Times New Roman" w:cs="Times New Roman"/>
-                <w:sz w:val="22"/>
-                <w:szCs w:val="22"/>
-                <w:lang w:val="en-BE"/>
-              </w:rPr>
-              <w:t>General Aisle: {{aisle_width_m</w:t>
-            </w:r>
-            <w:r>
-              <w:rPr>
-                <w:rFonts w:ascii="Times New Roman" w:eastAsiaTheme="minorEastAsia" w:hAnsi="Times New Roman"/>
-                <w:sz w:val="22"/>
-                <w:szCs w:val="22"/>
-                <w:lang w:val="en-BE"/>
-              </w:rPr>
-              <w:t>|default(</w:t>
+              <w:t>}}</w:t>
+            </w:r>
+          </w:p>
+          <w:p>
+            <w:pPr>
+              <w:spacing w:line="240" w:lineRule="auto"/>
+              <w:rPr>
+                <w:rFonts w:ascii="Times New Roman" w:eastAsiaTheme="minorEastAsia" w:hAnsi="Times New Roman" w:cs="Times New Roman"/>
+                <w:sz w:val="22"/>
+                <w:szCs w:val="22"/>
+                <w:lang w:val="en-BE"/>
+              </w:rPr>
+            </w:pPr>
+            <w:r>
+              <w:rPr>
+                <w:rFonts w:ascii="Times New Roman" w:eastAsiaTheme="minorEastAsia" w:hAnsi="Times New Roman" w:cs="Times New Roman"/>
+                <w:sz w:val="22"/>
+                <w:szCs w:val="22"/>
+                <w:lang w:val="en-BE"/>
+              </w:rPr>
+              <w:t>Aisle</w:t>
+            </w:r>
+            <w:r>
+              <w:rPr>
+                <w:rFonts w:ascii="Times New Roman" w:eastAsiaTheme="minorEastAsia" w:hAnsi="Times New Roman" w:cs="Times New Roman"/>
+                <w:sz w:val="22"/>
+                <w:szCs w:val="22"/>
+                <w:lang w:val="en-BE"/>
+              </w:rPr>
+              <w:t xml:space="preserve"> Width for Stacking</w:t>
+            </w:r>
+            <w:r>
+              <w:rPr>
+                <w:rFonts w:ascii="Times New Roman" w:eastAsiaTheme="minorEastAsia" w:hAnsi="Times New Roman" w:cs="Times New Roman"/>
+                <w:sz w:val="22"/>
+                <w:szCs w:val="22"/>
+                <w:lang w:val="en-BE"/>
+              </w:rPr>
+              <w:t xml:space="preserve">: </w:t>
+            </w:r>
+            <w:r>
+              <w:rPr>
+                <w:rFonts w:ascii="Times New Roman" w:eastAsiaTheme="minorEastAsia" w:hAnsi="Times New Roman" w:cs="Times New Roman"/>
+                <w:sz w:val="22"/>
+                <w:szCs w:val="22"/>
+                <w:lang w:val="en-BE"/>
+              </w:rPr>
+              <w:t>{{</w:t>
+            </w:r>
+            <w:proofErr w:type="spellStart"/>
+            <w:r>
+              <w:rPr>
+                <w:rFonts w:ascii="Times New Roman" w:eastAsiaTheme="minorEastAsia" w:hAnsi="Times New Roman" w:cs="Times New Roman"/>
+                <w:sz w:val="22"/>
+                <w:szCs w:val="22"/>
+                <w:lang w:val="en-BE"/>
+              </w:rPr>
+              <w:t>aisle_width_mm</w:t>
+            </w:r>
+            <w:r>
+              <w:rPr>
+                <w:rFonts w:ascii="Times New Roman" w:eastAsiaTheme="minorEastAsia" w:hAnsi="Times New Roman"/>
+                <w:sz w:val="22"/>
+                <w:szCs w:val="22"/>
+                <w:lang w:val="en-BE"/>
+              </w:rPr>
+              <w:t>|default</w:t>
+            </w:r>
+            <w:proofErr w:type="spellEnd"/>
+            <w:r>
+              <w:rPr>
+                <w:rFonts w:ascii="Times New Roman" w:eastAsiaTheme="minorEastAsia" w:hAnsi="Times New Roman"/>
+                <w:sz w:val="22"/>
+                <w:szCs w:val="22"/>
+                <w:lang w:val="en-BE"/>
+              </w:rPr>
+              <w:t>(</w:t>
             </w:r>
             <w:r>
               <w:rPr>
@@ -1632,36 +1906,57 @@
                 <w:szCs w:val="22"/>
                 <w:lang w:val="en-BE"/>
               </w:rPr>
-              <w:t xml:space="preserve">}} m </w:t>
-            </w:r>
-          </w:p>
-          <w:p>
-            <w:pPr>
-              <w:spacing w:line="240" w:lineRule="auto"/>
-              <w:rPr>
-                <w:rFonts w:ascii="Times New Roman" w:eastAsiaTheme="minorEastAsia" w:hAnsi="Times New Roman"/>
-                <w:sz w:val="22"/>
-                <w:szCs w:val="22"/>
-                <w:lang w:val="en-BE"/>
-              </w:rPr>
-            </w:pPr>
-            <w:r>
-              <w:rPr>
-                <w:rFonts w:ascii="Times New Roman" w:eastAsiaTheme="minorEastAsia" w:hAnsi="Times New Roman" w:cs="Times New Roman"/>
-                <w:sz w:val="22"/>
-                <w:szCs w:val="22"/>
-                <w:lang w:val="en-BE"/>
-              </w:rPr>
-              <w:t>Picking Aisle: {{picking_aisle_mm</w:t>
-            </w:r>
-            <w:r>
-              <w:rPr>
-                <w:rFonts w:ascii="Times New Roman" w:eastAsiaTheme="minorEastAsia" w:hAnsi="Times New Roman"/>
-                <w:sz w:val="22"/>
-                <w:szCs w:val="22"/>
-                <w:lang w:val="en-BE"/>
-              </w:rPr>
-              <w:t>|default(</w:t>
+              <w:t>}} mm</w:t>
+            </w:r>
+          </w:p>
+          <w:p>
+            <w:pPr>
+              <w:spacing w:line="240" w:lineRule="auto"/>
+              <w:jc w:val="left"/>
+              <w:rPr>
+                <w:rFonts w:ascii="Times New Roman" w:eastAsiaTheme="minorEastAsia" w:hAnsi="Times New Roman" w:cs="Times New Roman"/>
+                <w:sz w:val="22"/>
+                <w:szCs w:val="22"/>
+                <w:lang w:val="en-BE"/>
+              </w:rPr>
+            </w:pPr>
+            <w:r>
+              <w:rPr>
+                <w:rFonts w:ascii="Times New Roman" w:eastAsiaTheme="minorEastAsia" w:hAnsi="Times New Roman" w:cs="Times New Roman"/>
+                <w:sz w:val="22"/>
+                <w:szCs w:val="22"/>
+                <w:lang w:val="en-BE"/>
+              </w:rPr>
+              <w:t>Aisle Width for Rack Stacking (pallet to pallet): {{</w:t>
+            </w:r>
+            <w:proofErr w:type="spellStart"/>
+            <w:r>
+              <w:rPr>
+                <w:rFonts w:ascii="Times New Roman" w:eastAsiaTheme="minorEastAsia" w:hAnsi="Times New Roman" w:cs="Times New Roman"/>
+                <w:sz w:val="22"/>
+                <w:szCs w:val="22"/>
+                <w:lang w:val="en-BE"/>
+              </w:rPr>
+              <w:t>aisle_width_mm</w:t>
+            </w:r>
+            <w:r>
+              <w:rPr>
+                <w:rFonts w:ascii="Times New Roman" w:eastAsiaTheme="minorEastAsia" w:hAnsi="Times New Roman"/>
+                <w:sz w:val="22"/>
+                <w:szCs w:val="22"/>
+                <w:lang w:val="en-BE"/>
+              </w:rPr>
+              <w:t>|default</w:t>
+            </w:r>
+            <w:proofErr w:type="spellEnd"/>
+            <w:r>
+              <w:rPr>
+                <w:rFonts w:ascii="Times New Roman" w:eastAsiaTheme="minorEastAsia" w:hAnsi="Times New Roman"/>
+                <w:sz w:val="22"/>
+                <w:szCs w:val="22"/>
+                <w:lang w:val="en-BE"/>
+              </w:rPr>
+              <w:t>(</w:t>
             </w:r>
             <w:r>
               <w:rPr>
@@ -1708,16 +2003,54 @@
                 <w:szCs w:val="22"/>
                 <w:lang w:val="en-BE"/>
               </w:rPr>
-              <w:t>Unloading Aisle: {{unloading_aisle_mm</w:t>
-            </w:r>
-            <w:r>
-              <w:rPr>
-                <w:rFonts w:ascii="Times New Roman" w:eastAsiaTheme="minorEastAsia" w:hAnsi="Times New Roman"/>
-                <w:sz w:val="22"/>
-                <w:szCs w:val="22"/>
-                <w:lang w:val="en-BE"/>
-              </w:rPr>
-              <w:t>|default(</w:t>
+              <w:t>Aisle Width for Narrow Ai</w:t>
+            </w:r>
+            <w:r>
+              <w:rPr>
+                <w:rFonts w:ascii="Times New Roman" w:eastAsiaTheme="minorEastAsia" w:hAnsi="Times New Roman" w:cs="Times New Roman"/>
+                <w:sz w:val="22"/>
+                <w:szCs w:val="22"/>
+                <w:lang w:val="en-BE"/>
+              </w:rPr>
+              <w:t>sle Stacking:</w:t>
+            </w:r>
+            <w:r>
+              <w:rPr>
+                <w:rFonts w:ascii="Times New Roman" w:eastAsiaTheme="minorEastAsia" w:hAnsi="Times New Roman" w:cs="Times New Roman"/>
+                <w:sz w:val="22"/>
+                <w:szCs w:val="22"/>
+                <w:lang w:val="en-BE"/>
+              </w:rPr>
+              <w:t>{{</w:t>
+            </w:r>
+            <w:proofErr w:type="spellStart"/>
+            <w:r>
+              <w:rPr>
+                <w:rFonts w:ascii="Times New Roman" w:eastAsiaTheme="minorEastAsia" w:hAnsi="Times New Roman" w:cs="Times New Roman"/>
+                <w:sz w:val="22"/>
+                <w:szCs w:val="22"/>
+                <w:lang w:val="en-BE"/>
+              </w:rPr>
+              <w:t>aisle_width_m</w:t>
+            </w:r>
+            <w:r>
+              <w:rPr>
+                <w:rFonts w:ascii="Times New Roman" w:eastAsiaTheme="minorEastAsia" w:hAnsi="Times New Roman"/>
+                <w:sz w:val="22"/>
+                <w:szCs w:val="22"/>
+                <w:lang w:val="en-BE"/>
+              </w:rPr>
+              <w:t>|default</w:t>
+            </w:r>
+            <w:proofErr w:type="spellEnd"/>
+            <w:r>
+              <w:rPr>
+                <w:rFonts w:ascii="Times New Roman" w:eastAsiaTheme="minorEastAsia" w:hAnsi="Times New Roman"/>
+                <w:sz w:val="22"/>
+                <w:szCs w:val="22"/>
+                <w:lang w:val="en-BE"/>
+              </w:rPr>
+              <w:t>(</w:t>
             </w:r>
             <w:r>
               <w:rPr>
@@ -1744,13 +2077,12 @@
                 <w:szCs w:val="22"/>
                 <w:lang w:val="en-BE"/>
               </w:rPr>
-              <w:t>}} mm</w:t>
-            </w:r>
-          </w:p>
-          <w:p>
-            <w:pPr>
-              <w:spacing w:line="240" w:lineRule="auto"/>
-              <w:jc w:val="left"/>
+              <w:t>}}</w:t>
+            </w:r>
+          </w:p>
+          <w:p>
+            <w:pPr>
+              <w:spacing w:line="240" w:lineRule="auto"/>
               <w:rPr>
                 <w:rFonts w:ascii="Times New Roman" w:eastAsiaTheme="minorEastAsia" w:hAnsi="Times New Roman" w:cs="Times New Roman"/>
                 <w:sz w:val="22"/>
@@ -1886,16 +2218,36 @@
                 <w:szCs w:val="22"/>
                 <w:lang w:val="en-BE"/>
               </w:rPr>
-              <w:t>{{max_stacking_height_m</w:t>
-            </w:r>
-            <w:r>
-              <w:rPr>
-                <w:rFonts w:ascii="Times New Roman" w:eastAsiaTheme="minorEastAsia" w:hAnsi="Times New Roman"/>
-                <w:sz w:val="22"/>
-                <w:szCs w:val="22"/>
-                <w:lang w:val="en-BE"/>
-              </w:rPr>
-              <w:t>|default(</w:t>
+              <w:t>{{</w:t>
+            </w:r>
+            <w:proofErr w:type="spellStart"/>
+            <w:r>
+              <w:rPr>
+                <w:rFonts w:ascii="Times New Roman" w:eastAsiaTheme="minorEastAsia" w:hAnsi="Times New Roman" w:cs="Times New Roman"/>
+                <w:sz w:val="22"/>
+                <w:szCs w:val="22"/>
+                <w:lang w:val="en-BE"/>
+              </w:rPr>
+              <w:t>max_stacking_height_m</w:t>
+            </w:r>
+            <w:r>
+              <w:rPr>
+                <w:rFonts w:ascii="Times New Roman" w:eastAsiaTheme="minorEastAsia" w:hAnsi="Times New Roman"/>
+                <w:sz w:val="22"/>
+                <w:szCs w:val="22"/>
+                <w:lang w:val="en-BE"/>
+              </w:rPr>
+              <w:t>|default</w:t>
+            </w:r>
+            <w:proofErr w:type="spellEnd"/>
+            <w:r>
+              <w:rPr>
+                <w:rFonts w:ascii="Times New Roman" w:eastAsiaTheme="minorEastAsia" w:hAnsi="Times New Roman"/>
+                <w:sz w:val="22"/>
+                <w:szCs w:val="22"/>
+                <w:lang w:val="en-BE"/>
+              </w:rPr>
+              <w:t>(</w:t>
             </w:r>
             <w:r>
               <w:rPr>
@@ -1960,16 +2312,36 @@
                 <w:szCs w:val="22"/>
                 <w:lang w:val="en-BE"/>
               </w:rPr>
-              <w:t>{{boxes_stacked</w:t>
-            </w:r>
-            <w:r>
-              <w:rPr>
-                <w:rFonts w:ascii="Times New Roman" w:eastAsiaTheme="minorEastAsia" w:hAnsi="Times New Roman"/>
-                <w:sz w:val="22"/>
-                <w:szCs w:val="22"/>
-                <w:lang w:val="en-BE"/>
-              </w:rPr>
-              <w:t>|default(</w:t>
+              <w:t>{{</w:t>
+            </w:r>
+            <w:proofErr w:type="spellStart"/>
+            <w:r>
+              <w:rPr>
+                <w:rFonts w:ascii="Times New Roman" w:eastAsiaTheme="minorEastAsia" w:hAnsi="Times New Roman" w:cs="Times New Roman"/>
+                <w:sz w:val="22"/>
+                <w:szCs w:val="22"/>
+                <w:lang w:val="en-BE"/>
+              </w:rPr>
+              <w:t>boxes_stacked</w:t>
+            </w:r>
+            <w:r>
+              <w:rPr>
+                <w:rFonts w:ascii="Times New Roman" w:eastAsiaTheme="minorEastAsia" w:hAnsi="Times New Roman"/>
+                <w:sz w:val="22"/>
+                <w:szCs w:val="22"/>
+                <w:lang w:val="en-BE"/>
+              </w:rPr>
+              <w:t>|default</w:t>
+            </w:r>
+            <w:proofErr w:type="spellEnd"/>
+            <w:r>
+              <w:rPr>
+                <w:rFonts w:ascii="Times New Roman" w:eastAsiaTheme="minorEastAsia" w:hAnsi="Times New Roman"/>
+                <w:sz w:val="22"/>
+                <w:szCs w:val="22"/>
+                <w:lang w:val="en-BE"/>
+              </w:rPr>
+              <w:t>(</w:t>
             </w:r>
             <w:r>
               <w:rPr>
@@ -2128,16 +2500,36 @@
                 <w:szCs w:val="22"/>
                 <w:lang w:val="en-BE"/>
               </w:rPr>
-              <w:t>{{clearance_height_m</w:t>
-            </w:r>
-            <w:r>
-              <w:rPr>
-                <w:rFonts w:ascii="Times New Roman" w:eastAsiaTheme="minorEastAsia" w:hAnsi="Times New Roman"/>
-                <w:sz w:val="22"/>
-                <w:szCs w:val="22"/>
-                <w:lang w:val="en-BE"/>
-              </w:rPr>
-              <w:t>|default(</w:t>
+              <w:t>{{</w:t>
+            </w:r>
+            <w:proofErr w:type="spellStart"/>
+            <w:r>
+              <w:rPr>
+                <w:rFonts w:ascii="Times New Roman" w:eastAsiaTheme="minorEastAsia" w:hAnsi="Times New Roman" w:cs="Times New Roman"/>
+                <w:sz w:val="22"/>
+                <w:szCs w:val="22"/>
+                <w:lang w:val="en-BE"/>
+              </w:rPr>
+              <w:t>clearance_height_m</w:t>
+            </w:r>
+            <w:r>
+              <w:rPr>
+                <w:rFonts w:ascii="Times New Roman" w:eastAsiaTheme="minorEastAsia" w:hAnsi="Times New Roman"/>
+                <w:sz w:val="22"/>
+                <w:szCs w:val="22"/>
+                <w:lang w:val="en-BE"/>
+              </w:rPr>
+              <w:t>|default</w:t>
+            </w:r>
+            <w:proofErr w:type="spellEnd"/>
+            <w:r>
+              <w:rPr>
+                <w:rFonts w:ascii="Times New Roman" w:eastAsiaTheme="minorEastAsia" w:hAnsi="Times New Roman"/>
+                <w:sz w:val="22"/>
+                <w:szCs w:val="22"/>
+                <w:lang w:val="en-BE"/>
+              </w:rPr>
+              <w:t>(</w:t>
             </w:r>
             <w:r>
               <w:rPr>
@@ -2311,16 +2703,36 @@
                 <w:szCs w:val="22"/>
                 <w:lang w:val="en-BE"/>
               </w:rPr>
-              <w:t>{{storage_locations</w:t>
-            </w:r>
-            <w:r>
-              <w:rPr>
-                <w:rFonts w:ascii="Times New Roman" w:eastAsiaTheme="minorEastAsia" w:hAnsi="Times New Roman"/>
-                <w:sz w:val="22"/>
-                <w:szCs w:val="22"/>
-                <w:lang w:val="en-BE"/>
-              </w:rPr>
-              <w:t>|default(</w:t>
+              <w:t>{{</w:t>
+            </w:r>
+            <w:proofErr w:type="spellStart"/>
+            <w:r>
+              <w:rPr>
+                <w:rFonts w:ascii="Times New Roman" w:eastAsiaTheme="minorEastAsia" w:hAnsi="Times New Roman" w:cs="Times New Roman"/>
+                <w:sz w:val="22"/>
+                <w:szCs w:val="22"/>
+                <w:lang w:val="en-BE"/>
+              </w:rPr>
+              <w:t>storage_locations</w:t>
+            </w:r>
+            <w:r>
+              <w:rPr>
+                <w:rFonts w:ascii="Times New Roman" w:eastAsiaTheme="minorEastAsia" w:hAnsi="Times New Roman"/>
+                <w:sz w:val="22"/>
+                <w:szCs w:val="22"/>
+                <w:lang w:val="en-BE"/>
+              </w:rPr>
+              <w:t>|default</w:t>
+            </w:r>
+            <w:proofErr w:type="spellEnd"/>
+            <w:r>
+              <w:rPr>
+                <w:rFonts w:ascii="Times New Roman" w:eastAsiaTheme="minorEastAsia" w:hAnsi="Times New Roman"/>
+                <w:sz w:val="22"/>
+                <w:szCs w:val="22"/>
+                <w:lang w:val="en-BE"/>
+              </w:rPr>
+              <w:t>(</w:t>
             </w:r>
             <w:r>
               <w:rPr>
@@ -2485,16 +2897,36 @@
                 <w:szCs w:val="22"/>
                 <w:lang w:val="en-BE"/>
               </w:rPr>
-              <w:t>{{ramp_gradient_deg</w:t>
-            </w:r>
-            <w:r>
-              <w:rPr>
-                <w:rFonts w:ascii="Times New Roman" w:eastAsiaTheme="minorEastAsia" w:hAnsi="Times New Roman"/>
-                <w:sz w:val="22"/>
-                <w:szCs w:val="22"/>
-                <w:lang w:val="en-BE"/>
-              </w:rPr>
-              <w:t>|default(</w:t>
+              <w:t>{{</w:t>
+            </w:r>
+            <w:proofErr w:type="spellStart"/>
+            <w:r>
+              <w:rPr>
+                <w:rFonts w:ascii="Times New Roman" w:eastAsiaTheme="minorEastAsia" w:hAnsi="Times New Roman" w:cs="Times New Roman"/>
+                <w:sz w:val="22"/>
+                <w:szCs w:val="22"/>
+                <w:lang w:val="en-BE"/>
+              </w:rPr>
+              <w:t>ramp_gradient_deg</w:t>
+            </w:r>
+            <w:r>
+              <w:rPr>
+                <w:rFonts w:ascii="Times New Roman" w:eastAsiaTheme="minorEastAsia" w:hAnsi="Times New Roman"/>
+                <w:sz w:val="22"/>
+                <w:szCs w:val="22"/>
+                <w:lang w:val="en-BE"/>
+              </w:rPr>
+              <w:t>|default</w:t>
+            </w:r>
+            <w:proofErr w:type="spellEnd"/>
+            <w:r>
+              <w:rPr>
+                <w:rFonts w:ascii="Times New Roman" w:eastAsiaTheme="minorEastAsia" w:hAnsi="Times New Roman"/>
+                <w:sz w:val="22"/>
+                <w:szCs w:val="22"/>
+                <w:lang w:val="en-BE"/>
+              </w:rPr>
+              <w:t>(</w:t>
             </w:r>
             <w:r>
               <w:rPr>
@@ -2667,16 +3099,36 @@
                 <w:szCs w:val="22"/>
                 <w:lang w:val="en-BE"/>
               </w:rPr>
-              <w:t>{{special_layout</w:t>
-            </w:r>
-            <w:r>
-              <w:rPr>
-                <w:rFonts w:ascii="Times New Roman" w:eastAsiaTheme="minorEastAsia" w:hAnsi="Times New Roman"/>
-                <w:sz w:val="22"/>
-                <w:szCs w:val="22"/>
-                <w:lang w:val="en-BE"/>
-              </w:rPr>
-              <w:t>|default(</w:t>
+              <w:t>{{</w:t>
+            </w:r>
+            <w:proofErr w:type="spellStart"/>
+            <w:r>
+              <w:rPr>
+                <w:rFonts w:ascii="Times New Roman" w:eastAsiaTheme="minorEastAsia" w:hAnsi="Times New Roman" w:cs="Times New Roman"/>
+                <w:sz w:val="22"/>
+                <w:szCs w:val="22"/>
+                <w:lang w:val="en-BE"/>
+              </w:rPr>
+              <w:t>special_layout</w:t>
+            </w:r>
+            <w:r>
+              <w:rPr>
+                <w:rFonts w:ascii="Times New Roman" w:eastAsiaTheme="minorEastAsia" w:hAnsi="Times New Roman"/>
+                <w:sz w:val="22"/>
+                <w:szCs w:val="22"/>
+                <w:lang w:val="en-BE"/>
+              </w:rPr>
+              <w:t>|default</w:t>
+            </w:r>
+            <w:proofErr w:type="spellEnd"/>
+            <w:r>
+              <w:rPr>
+                <w:rFonts w:ascii="Times New Roman" w:eastAsiaTheme="minorEastAsia" w:hAnsi="Times New Roman"/>
+                <w:sz w:val="22"/>
+                <w:szCs w:val="22"/>
+                <w:lang w:val="en-BE"/>
+              </w:rPr>
+              <w:t>(</w:t>
             </w:r>
             <w:r>
               <w:rPr>
@@ -2780,16 +3232,36 @@
                 <w:szCs w:val="22"/>
                 <w:lang w:val="en-BE"/>
               </w:rPr>
-              <w:t>Application Type: {{xpl_sub_type</w:t>
-            </w:r>
-            <w:r>
-              <w:rPr>
-                <w:rFonts w:ascii="Times New Roman" w:eastAsiaTheme="minorEastAsia" w:hAnsi="Times New Roman"/>
-                <w:sz w:val="22"/>
-                <w:szCs w:val="22"/>
-                <w:lang w:val="en-BE"/>
-              </w:rPr>
-              <w:t>|default(</w:t>
+              <w:t>Application Type: {{</w:t>
+            </w:r>
+            <w:proofErr w:type="spellStart"/>
+            <w:r>
+              <w:rPr>
+                <w:rFonts w:ascii="Times New Roman" w:eastAsiaTheme="minorEastAsia" w:hAnsi="Times New Roman" w:cs="Times New Roman"/>
+                <w:sz w:val="22"/>
+                <w:szCs w:val="22"/>
+                <w:lang w:val="en-BE"/>
+              </w:rPr>
+              <w:t>xpl_sub_type</w:t>
+            </w:r>
+            <w:r>
+              <w:rPr>
+                <w:rFonts w:ascii="Times New Roman" w:eastAsiaTheme="minorEastAsia" w:hAnsi="Times New Roman"/>
+                <w:sz w:val="22"/>
+                <w:szCs w:val="22"/>
+                <w:lang w:val="en-BE"/>
+              </w:rPr>
+              <w:t>|default</w:t>
+            </w:r>
+            <w:proofErr w:type="spellEnd"/>
+            <w:r>
+              <w:rPr>
+                <w:rFonts w:ascii="Times New Roman" w:eastAsiaTheme="minorEastAsia" w:hAnsi="Times New Roman"/>
+                <w:sz w:val="22"/>
+                <w:szCs w:val="22"/>
+                <w:lang w:val="en-BE"/>
+              </w:rPr>
+              <w:t>(</w:t>
             </w:r>
             <w:r>
               <w:rPr>
@@ -2836,43 +3308,8 @@
                 <w:szCs w:val="22"/>
                 <w:lang w:val="en-BE"/>
               </w:rPr>
-              <w:t xml:space="preserve"> Aisle Width in Operation Zone: {{cross_docking_aisle</w:t>
-            </w:r>
-            <w:r>
-              <w:rPr>
-                <w:rFonts w:ascii="Times New Roman" w:eastAsiaTheme="minorEastAsia" w:hAnsi="Times New Roman"/>
-                <w:sz w:val="22"/>
-                <w:szCs w:val="22"/>
-                <w:lang w:val="en-BE"/>
-              </w:rPr>
-              <w:t>|default(</w:t>
-            </w:r>
-            <w:r>
-              <w:rPr>
-                <w:rFonts w:ascii="Times New Roman" w:eastAsiaTheme="minorEastAsia" w:hAnsi="Times New Roman"/>
-                <w:sz w:val="22"/>
-                <w:szCs w:val="22"/>
-                <w:lang w:val="en-BE"/>
-              </w:rPr>
-              <w:t>‘‘</w:t>
-            </w:r>
-            <w:r>
-              <w:rPr>
-                <w:rFonts w:ascii="Times New Roman" w:eastAsiaTheme="minorEastAsia" w:hAnsi="Times New Roman"/>
-                <w:sz w:val="22"/>
-                <w:szCs w:val="22"/>
-                <w:lang w:val="en-BE"/>
-              </w:rPr>
-              <w:t>)</w:t>
-            </w:r>
-            <w:r>
-              <w:rPr>
-                <w:rFonts w:ascii="Times New Roman" w:eastAsiaTheme="minorEastAsia" w:hAnsi="Times New Roman" w:cs="Times New Roman"/>
-                <w:sz w:val="22"/>
-                <w:szCs w:val="22"/>
-                <w:lang w:val="en-BE"/>
-              </w:rPr>
-              <w:t>}} m</w:t>
+              <w:lastRenderedPageBreak/>
+              <w:t xml:space="preserve"> </w:t>
             </w:r>
           </w:p>
           <w:p>
@@ -2938,16 +3375,36 @@
                 <w:szCs w:val="22"/>
                 <w:lang w:val="en-BE"/>
               </w:rPr>
-              <w:t>{{pickup_type</w:t>
-            </w:r>
-            <w:r>
-              <w:rPr>
-                <w:rFonts w:ascii="Times New Roman" w:eastAsiaTheme="minorEastAsia" w:hAnsi="Times New Roman"/>
-                <w:sz w:val="22"/>
-                <w:szCs w:val="22"/>
-                <w:lang w:val="en-BE"/>
-              </w:rPr>
-              <w:t>|default(</w:t>
+              <w:t>{{</w:t>
+            </w:r>
+            <w:proofErr w:type="spellStart"/>
+            <w:r>
+              <w:rPr>
+                <w:rFonts w:ascii="Times New Roman" w:eastAsiaTheme="minorEastAsia" w:hAnsi="Times New Roman" w:cs="Times New Roman"/>
+                <w:sz w:val="22"/>
+                <w:szCs w:val="22"/>
+                <w:lang w:val="en-BE"/>
+              </w:rPr>
+              <w:t>pickup_type</w:t>
+            </w:r>
+            <w:r>
+              <w:rPr>
+                <w:rFonts w:ascii="Times New Roman" w:eastAsiaTheme="minorEastAsia" w:hAnsi="Times New Roman"/>
+                <w:sz w:val="22"/>
+                <w:szCs w:val="22"/>
+                <w:lang w:val="en-BE"/>
+              </w:rPr>
+              <w:t>|default</w:t>
+            </w:r>
+            <w:proofErr w:type="spellEnd"/>
+            <w:r>
+              <w:rPr>
+                <w:rFonts w:ascii="Times New Roman" w:eastAsiaTheme="minorEastAsia" w:hAnsi="Times New Roman"/>
+                <w:sz w:val="22"/>
+                <w:szCs w:val="22"/>
+                <w:lang w:val="en-BE"/>
+              </w:rPr>
+              <w:t>(</w:t>
             </w:r>
             <w:r>
               <w:rPr>
@@ -2994,16 +3451,36 @@
                 <w:szCs w:val="22"/>
                 <w:lang w:val="en-BE"/>
               </w:rPr>
-              <w:t>Stacking Type (if Ground pickup): {{stacking_type</w:t>
-            </w:r>
-            <w:r>
-              <w:rPr>
-                <w:rFonts w:ascii="Times New Roman" w:eastAsiaTheme="minorEastAsia" w:hAnsi="Times New Roman"/>
-                <w:sz w:val="22"/>
-                <w:szCs w:val="22"/>
-                <w:lang w:val="en-BE"/>
-              </w:rPr>
-              <w:t>|default(</w:t>
+              <w:t>Stacking Type (if Ground pickup): {{</w:t>
+            </w:r>
+            <w:proofErr w:type="spellStart"/>
+            <w:r>
+              <w:rPr>
+                <w:rFonts w:ascii="Times New Roman" w:eastAsiaTheme="minorEastAsia" w:hAnsi="Times New Roman" w:cs="Times New Roman"/>
+                <w:sz w:val="22"/>
+                <w:szCs w:val="22"/>
+                <w:lang w:val="en-BE"/>
+              </w:rPr>
+              <w:t>stacking_type</w:t>
+            </w:r>
+            <w:r>
+              <w:rPr>
+                <w:rFonts w:ascii="Times New Roman" w:eastAsiaTheme="minorEastAsia" w:hAnsi="Times New Roman"/>
+                <w:sz w:val="22"/>
+                <w:szCs w:val="22"/>
+                <w:lang w:val="en-BE"/>
+              </w:rPr>
+              <w:t>|default</w:t>
+            </w:r>
+            <w:proofErr w:type="spellEnd"/>
+            <w:r>
+              <w:rPr>
+                <w:rFonts w:ascii="Times New Roman" w:eastAsiaTheme="minorEastAsia" w:hAnsi="Times New Roman"/>
+                <w:sz w:val="22"/>
+                <w:szCs w:val="22"/>
+                <w:lang w:val="en-BE"/>
+              </w:rPr>
+              <w:t>(</w:t>
             </w:r>
             <w:r>
               <w:rPr>
@@ -3069,16 +3546,36 @@
                 <w:szCs w:val="22"/>
                 <w:lang w:val="en-BE"/>
               </w:rPr>
-              <w:t>{{storage_layout</w:t>
-            </w:r>
-            <w:r>
-              <w:rPr>
-                <w:rFonts w:ascii="Times New Roman" w:eastAsiaTheme="minorEastAsia" w:hAnsi="Times New Roman"/>
-                <w:sz w:val="22"/>
-                <w:szCs w:val="22"/>
-                <w:lang w:val="en-BE"/>
-              </w:rPr>
-              <w:t>|default(</w:t>
+              <w:t>{{</w:t>
+            </w:r>
+            <w:proofErr w:type="spellStart"/>
+            <w:r>
+              <w:rPr>
+                <w:rFonts w:ascii="Times New Roman" w:eastAsiaTheme="minorEastAsia" w:hAnsi="Times New Roman" w:cs="Times New Roman"/>
+                <w:sz w:val="22"/>
+                <w:szCs w:val="22"/>
+                <w:lang w:val="en-BE"/>
+              </w:rPr>
+              <w:t>storage_layout</w:t>
+            </w:r>
+            <w:r>
+              <w:rPr>
+                <w:rFonts w:ascii="Times New Roman" w:eastAsiaTheme="minorEastAsia" w:hAnsi="Times New Roman"/>
+                <w:sz w:val="22"/>
+                <w:szCs w:val="22"/>
+                <w:lang w:val="en-BE"/>
+              </w:rPr>
+              <w:t>|default</w:t>
+            </w:r>
+            <w:proofErr w:type="spellEnd"/>
+            <w:r>
+              <w:rPr>
+                <w:rFonts w:ascii="Times New Roman" w:eastAsiaTheme="minorEastAsia" w:hAnsi="Times New Roman"/>
+                <w:sz w:val="22"/>
+                <w:szCs w:val="22"/>
+                <w:lang w:val="en-BE"/>
+              </w:rPr>
+              <w:t>(</w:t>
             </w:r>
             <w:r>
               <w:rPr>
@@ -3125,16 +3622,36 @@
                 <w:szCs w:val="22"/>
                 <w:lang w:val="en-BE"/>
               </w:rPr>
-              <w:t>Distance between 2 boxes stacked next to each other (Floor Stacking): {{box_distance_mm</w:t>
-            </w:r>
-            <w:r>
-              <w:rPr>
-                <w:rFonts w:ascii="Times New Roman" w:eastAsiaTheme="minorEastAsia" w:hAnsi="Times New Roman"/>
-                <w:sz w:val="22"/>
-                <w:szCs w:val="22"/>
-                <w:lang w:val="en-BE"/>
-              </w:rPr>
-              <w:t>|default(</w:t>
+              <w:t>Distance between 2 boxes stacked next to each other (Floor Stacking): {{</w:t>
+            </w:r>
+            <w:proofErr w:type="spellStart"/>
+            <w:r>
+              <w:rPr>
+                <w:rFonts w:ascii="Times New Roman" w:eastAsiaTheme="minorEastAsia" w:hAnsi="Times New Roman" w:cs="Times New Roman"/>
+                <w:sz w:val="22"/>
+                <w:szCs w:val="22"/>
+                <w:lang w:val="en-BE"/>
+              </w:rPr>
+              <w:t>box_distance_mm</w:t>
+            </w:r>
+            <w:r>
+              <w:rPr>
+                <w:rFonts w:ascii="Times New Roman" w:eastAsiaTheme="minorEastAsia" w:hAnsi="Times New Roman"/>
+                <w:sz w:val="22"/>
+                <w:szCs w:val="22"/>
+                <w:lang w:val="en-BE"/>
+              </w:rPr>
+              <w:t>|default</w:t>
+            </w:r>
+            <w:proofErr w:type="spellEnd"/>
+            <w:r>
+              <w:rPr>
+                <w:rFonts w:ascii="Times New Roman" w:eastAsiaTheme="minorEastAsia" w:hAnsi="Times New Roman"/>
+                <w:sz w:val="22"/>
+                <w:szCs w:val="22"/>
+                <w:lang w:val="en-BE"/>
+              </w:rPr>
+              <w:t>(</w:t>
             </w:r>
             <w:r>
               <w:rPr>
@@ -3181,16 +3698,36 @@
                 <w:szCs w:val="22"/>
                 <w:lang w:val="en-BE"/>
               </w:rPr>
-              <w:t>Aisle Width for Floor Stacking: {{aisle_width_mm</w:t>
-            </w:r>
-            <w:r>
-              <w:rPr>
-                <w:rFonts w:ascii="Times New Roman" w:eastAsiaTheme="minorEastAsia" w:hAnsi="Times New Roman"/>
-                <w:sz w:val="22"/>
-                <w:szCs w:val="22"/>
-                <w:lang w:val="en-BE"/>
-              </w:rPr>
-              <w:t>|default(</w:t>
+              <w:t>Conveyor Height: {{</w:t>
+            </w:r>
+            <w:proofErr w:type="spellStart"/>
+            <w:r>
+              <w:rPr>
+                <w:rFonts w:ascii="Times New Roman" w:eastAsiaTheme="minorEastAsia" w:hAnsi="Times New Roman" w:cs="Times New Roman"/>
+                <w:sz w:val="22"/>
+                <w:szCs w:val="22"/>
+                <w:lang w:val="en-BE"/>
+              </w:rPr>
+              <w:t>conveyor_height</w:t>
+            </w:r>
+            <w:r>
+              <w:rPr>
+                <w:rFonts w:ascii="Times New Roman" w:eastAsiaTheme="minorEastAsia" w:hAnsi="Times New Roman"/>
+                <w:sz w:val="22"/>
+                <w:szCs w:val="22"/>
+                <w:lang w:val="en-BE"/>
+              </w:rPr>
+              <w:t>|default</w:t>
+            </w:r>
+            <w:proofErr w:type="spellEnd"/>
+            <w:r>
+              <w:rPr>
+                <w:rFonts w:ascii="Times New Roman" w:eastAsiaTheme="minorEastAsia" w:hAnsi="Times New Roman"/>
+                <w:sz w:val="22"/>
+                <w:szCs w:val="22"/>
+                <w:lang w:val="en-BE"/>
+              </w:rPr>
+              <w:t>(</w:t>
             </w:r>
             <w:r>
               <w:rPr>
@@ -3225,29 +3762,49 @@
               <w:spacing w:line="240" w:lineRule="auto"/>
               <w:jc w:val="left"/>
               <w:rPr>
-                <w:rFonts w:ascii="Times New Roman" w:eastAsiaTheme="minorEastAsia" w:hAnsi="Times New Roman" w:cs="Times New Roman"/>
-                <w:sz w:val="22"/>
-                <w:szCs w:val="22"/>
-                <w:lang w:val="en-BE"/>
-              </w:rPr>
-            </w:pPr>
-            <w:r>
-              <w:rPr>
-                <w:rFonts w:ascii="Times New Roman" w:eastAsiaTheme="minorEastAsia" w:hAnsi="Times New Roman" w:cs="Times New Roman"/>
-                <w:sz w:val="22"/>
-                <w:szCs w:val="22"/>
-                <w:lang w:val="en-BE"/>
-              </w:rPr>
-              <w:t>Aisle Width for Rack Stacking (pallet to pallet): {{aisle_width_mm</w:t>
-            </w:r>
-            <w:r>
-              <w:rPr>
-                <w:rFonts w:ascii="Times New Roman" w:eastAsiaTheme="minorEastAsia" w:hAnsi="Times New Roman"/>
-                <w:sz w:val="22"/>
-                <w:szCs w:val="22"/>
-                <w:lang w:val="en-BE"/>
-              </w:rPr>
-              <w:t>|default(</w:t>
+                <w:rFonts w:ascii="Times New Roman" w:eastAsiaTheme="minorEastAsia" w:hAnsi="Times New Roman"/>
+                <w:sz w:val="22"/>
+                <w:szCs w:val="22"/>
+                <w:lang w:val="en-BE"/>
+              </w:rPr>
+            </w:pPr>
+            <w:r>
+              <w:rPr>
+                <w:rFonts w:ascii="Times New Roman" w:eastAsiaTheme="minorEastAsia" w:hAnsi="Times New Roman" w:cs="Times New Roman"/>
+                <w:sz w:val="22"/>
+                <w:szCs w:val="22"/>
+                <w:lang w:val="en-BE"/>
+              </w:rPr>
+              <w:t>Does the load arrive at the edge of the conveyor?: {{</w:t>
+            </w:r>
+            <w:proofErr w:type="spellStart"/>
+            <w:r>
+              <w:rPr>
+                <w:rFonts w:ascii="Times New Roman" w:eastAsiaTheme="minorEastAsia" w:hAnsi="Times New Roman" w:cs="Times New Roman"/>
+                <w:sz w:val="22"/>
+                <w:szCs w:val="22"/>
+                <w:lang w:val="en-BE"/>
+              </w:rPr>
+              <w:t>load_at_edge</w:t>
+            </w:r>
+            <w:r>
+              <w:rPr>
+                <w:rFonts w:ascii="Times New Roman" w:eastAsiaTheme="minorEastAsia" w:hAnsi="Times New Roman"/>
+                <w:sz w:val="22"/>
+                <w:szCs w:val="22"/>
+                <w:lang w:val="en-BE"/>
+              </w:rPr>
+              <w:t>|default</w:t>
+            </w:r>
+            <w:proofErr w:type="spellEnd"/>
+            <w:r>
+              <w:rPr>
+                <w:rFonts w:ascii="Times New Roman" w:eastAsiaTheme="minorEastAsia" w:hAnsi="Times New Roman"/>
+                <w:sz w:val="22"/>
+                <w:szCs w:val="22"/>
+                <w:lang w:val="en-BE"/>
+              </w:rPr>
+              <w:t>(</w:t>
             </w:r>
             <w:r>
               <w:rPr>
@@ -3274,6 +3831,83 @@
                 <w:szCs w:val="22"/>
                 <w:lang w:val="en-BE"/>
               </w:rPr>
+              <w:t>}}</w:t>
+            </w:r>
+          </w:p>
+          <w:p>
+            <w:pPr>
+              <w:spacing w:line="240" w:lineRule="auto"/>
+              <w:jc w:val="left"/>
+              <w:rPr>
+                <w:rFonts w:ascii="Times New Roman" w:eastAsiaTheme="minorEastAsia" w:hAnsi="Times New Roman"/>
+                <w:sz w:val="22"/>
+                <w:szCs w:val="22"/>
+                <w:lang w:val="en-BE"/>
+              </w:rPr>
+            </w:pPr>
+            <w:r>
+              <w:rPr>
+                <w:rFonts w:ascii="Times New Roman" w:eastAsiaTheme="minorEastAsia" w:hAnsi="Times New Roman" w:cs="Times New Roman"/>
+                <w:sz w:val="22"/>
+                <w:szCs w:val="22"/>
+                <w:lang w:val="en-BE"/>
+              </w:rPr>
+              <w:t xml:space="preserve"> If No - Distance from conveyor edge to pallet: {{</w:t>
+            </w:r>
+            <w:proofErr w:type="spellStart"/>
+            <w:r>
+              <w:rPr>
+                <w:rFonts w:ascii="Times New Roman" w:eastAsiaTheme="minorEastAsia" w:hAnsi="Times New Roman" w:cs="Times New Roman"/>
+                <w:sz w:val="22"/>
+                <w:szCs w:val="22"/>
+                <w:lang w:val="en-BE"/>
+              </w:rPr>
+              <w:t>distance_from_edge</w:t>
+            </w:r>
+            <w:r>
+              <w:rPr>
+                <w:rFonts w:ascii="Times New Roman" w:eastAsiaTheme="minorEastAsia" w:hAnsi="Times New Roman"/>
+                <w:sz w:val="22"/>
+                <w:szCs w:val="22"/>
+                <w:lang w:val="en-BE"/>
+              </w:rPr>
+              <w:t>|default</w:t>
+            </w:r>
+            <w:proofErr w:type="spellEnd"/>
+            <w:r>
+              <w:rPr>
+                <w:rFonts w:ascii="Times New Roman" w:eastAsiaTheme="minorEastAsia" w:hAnsi="Times New Roman"/>
+                <w:sz w:val="22"/>
+                <w:szCs w:val="22"/>
+                <w:lang w:val="en-BE"/>
+              </w:rPr>
+              <w:t>(</w:t>
+            </w:r>
+            <w:r>
+              <w:rPr>
+                <w:rFonts w:ascii="Times New Roman" w:eastAsiaTheme="minorEastAsia" w:hAnsi="Times New Roman"/>
+                <w:sz w:val="22"/>
+                <w:szCs w:val="22"/>
+                <w:lang w:val="en-BE"/>
+              </w:rPr>
+              <w:t>‘‘</w:t>
+            </w:r>
+            <w:r>
+              <w:rPr>
+                <w:rFonts w:ascii="Times New Roman" w:eastAsiaTheme="minorEastAsia" w:hAnsi="Times New Roman"/>
+                <w:sz w:val="22"/>
+                <w:szCs w:val="22"/>
+                <w:lang w:val="en-BE"/>
+              </w:rPr>
+              <w:t>)</w:t>
+            </w:r>
+            <w:r>
+              <w:rPr>
+                <w:rFonts w:ascii="Times New Roman" w:eastAsiaTheme="minorEastAsia" w:hAnsi="Times New Roman" w:cs="Times New Roman"/>
+                <w:sz w:val="22"/>
+                <w:szCs w:val="22"/>
+                <w:lang w:val="en-BE"/>
+              </w:rPr>
               <w:t xml:space="preserve">}} mm </w:t>
             </w:r>
           </w:p>
@@ -3294,186 +3928,36 @@
                 <w:szCs w:val="22"/>
                 <w:lang w:val="en-BE"/>
               </w:rPr>
-              <w:t>Conveyor Height: {{conveyor_height</w:t>
-            </w:r>
-            <w:r>
-              <w:rPr>
-                <w:rFonts w:ascii="Times New Roman" w:eastAsiaTheme="minorEastAsia" w:hAnsi="Times New Roman"/>
-                <w:sz w:val="22"/>
-                <w:szCs w:val="22"/>
-                <w:lang w:val="en-BE"/>
-              </w:rPr>
-              <w:t>|default(</w:t>
-            </w:r>
-            <w:r>
-              <w:rPr>
-                <w:rFonts w:ascii="Times New Roman" w:eastAsiaTheme="minorEastAsia" w:hAnsi="Times New Roman"/>
-                <w:sz w:val="22"/>
-                <w:szCs w:val="22"/>
-                <w:lang w:val="en-BE"/>
-              </w:rPr>
-              <w:t>‘‘</w:t>
-            </w:r>
-            <w:r>
-              <w:rPr>
-                <w:rFonts w:ascii="Times New Roman" w:eastAsiaTheme="minorEastAsia" w:hAnsi="Times New Roman"/>
-                <w:sz w:val="22"/>
-                <w:szCs w:val="22"/>
-                <w:lang w:val="en-BE"/>
-              </w:rPr>
-              <w:t>)</w:t>
-            </w:r>
-            <w:r>
-              <w:rPr>
-                <w:rFonts w:ascii="Times New Roman" w:eastAsiaTheme="minorEastAsia" w:hAnsi="Times New Roman" w:cs="Times New Roman"/>
-                <w:sz w:val="22"/>
-                <w:szCs w:val="22"/>
-                <w:lang w:val="en-BE"/>
-              </w:rPr>
-              <w:t xml:space="preserve">}} mm </w:t>
-            </w:r>
-          </w:p>
-          <w:p>
-            <w:pPr>
-              <w:spacing w:line="240" w:lineRule="auto"/>
-              <w:jc w:val="left"/>
-              <w:rPr>
-                <w:rFonts w:ascii="Times New Roman" w:eastAsiaTheme="minorEastAsia" w:hAnsi="Times New Roman"/>
-                <w:sz w:val="22"/>
-                <w:szCs w:val="22"/>
-                <w:lang w:val="en-BE"/>
-              </w:rPr>
-            </w:pPr>
-            <w:r>
-              <w:rPr>
-                <w:rFonts w:ascii="Times New Roman" w:eastAsiaTheme="minorEastAsia" w:hAnsi="Times New Roman" w:cs="Times New Roman"/>
-                <w:sz w:val="22"/>
-                <w:szCs w:val="22"/>
-                <w:lang w:val="en-BE"/>
-              </w:rPr>
-              <w:t>Does the load arrive at the edge of the conveyor?: {{load_at_edge</w:t>
-            </w:r>
-            <w:r>
-              <w:rPr>
-                <w:rFonts w:ascii="Times New Roman" w:eastAsiaTheme="minorEastAsia" w:hAnsi="Times New Roman"/>
-                <w:sz w:val="22"/>
-                <w:szCs w:val="22"/>
-                <w:lang w:val="en-BE"/>
-              </w:rPr>
-              <w:t>|default(</w:t>
-            </w:r>
-            <w:r>
-              <w:rPr>
-                <w:rFonts w:ascii="Times New Roman" w:eastAsiaTheme="minorEastAsia" w:hAnsi="Times New Roman"/>
-                <w:sz w:val="22"/>
-                <w:szCs w:val="22"/>
-                <w:lang w:val="en-BE"/>
-              </w:rPr>
-              <w:t>‘‘</w:t>
-            </w:r>
-            <w:r>
-              <w:rPr>
-                <w:rFonts w:ascii="Times New Roman" w:eastAsiaTheme="minorEastAsia" w:hAnsi="Times New Roman"/>
-                <w:sz w:val="22"/>
-                <w:szCs w:val="22"/>
-                <w:lang w:val="en-BE"/>
-              </w:rPr>
-              <w:t>)</w:t>
-            </w:r>
-            <w:r>
-              <w:rPr>
-                <w:rFonts w:ascii="Times New Roman" w:eastAsiaTheme="minorEastAsia" w:hAnsi="Times New Roman" w:cs="Times New Roman"/>
-                <w:sz w:val="22"/>
-                <w:szCs w:val="22"/>
-                <w:lang w:val="en-BE"/>
-              </w:rPr>
-              <w:t>}}</w:t>
-            </w:r>
-          </w:p>
-          <w:p>
-            <w:pPr>
-              <w:spacing w:line="240" w:lineRule="auto"/>
-              <w:jc w:val="left"/>
-              <w:rPr>
-                <w:rFonts w:ascii="Times New Roman" w:eastAsiaTheme="minorEastAsia" w:hAnsi="Times New Roman"/>
-                <w:sz w:val="22"/>
-                <w:szCs w:val="22"/>
-                <w:lang w:val="en-BE"/>
-              </w:rPr>
-            </w:pPr>
-            <w:r>
-              <w:rPr>
-                <w:rFonts w:ascii="Times New Roman" w:eastAsiaTheme="minorEastAsia" w:hAnsi="Times New Roman" w:cs="Times New Roman"/>
-                <w:sz w:val="22"/>
-                <w:szCs w:val="22"/>
-                <w:lang w:val="en-BE"/>
-              </w:rPr>
-              <w:t xml:space="preserve"> If No - Distance from conveyor edge to pallet: {{distance_from_edge</w:t>
-            </w:r>
-            <w:r>
-              <w:rPr>
-                <w:rFonts w:ascii="Times New Roman" w:eastAsiaTheme="minorEastAsia" w:hAnsi="Times New Roman"/>
-                <w:sz w:val="22"/>
-                <w:szCs w:val="22"/>
-                <w:lang w:val="en-BE"/>
-              </w:rPr>
-              <w:t>|default(</w:t>
-            </w:r>
-            <w:r>
-              <w:rPr>
-                <w:rFonts w:ascii="Times New Roman" w:eastAsiaTheme="minorEastAsia" w:hAnsi="Times New Roman"/>
-                <w:sz w:val="22"/>
-                <w:szCs w:val="22"/>
-                <w:lang w:val="en-BE"/>
-              </w:rPr>
-              <w:t>‘‘</w:t>
-            </w:r>
-            <w:r>
-              <w:rPr>
-                <w:rFonts w:ascii="Times New Roman" w:eastAsiaTheme="minorEastAsia" w:hAnsi="Times New Roman"/>
-                <w:sz w:val="22"/>
-                <w:szCs w:val="22"/>
-                <w:lang w:val="en-BE"/>
-              </w:rPr>
-              <w:t>)</w:t>
-            </w:r>
-            <w:r>
-              <w:rPr>
-                <w:rFonts w:ascii="Times New Roman" w:eastAsiaTheme="minorEastAsia" w:hAnsi="Times New Roman" w:cs="Times New Roman"/>
-                <w:sz w:val="22"/>
-                <w:szCs w:val="22"/>
-                <w:lang w:val="en-BE"/>
-              </w:rPr>
-              <w:t xml:space="preserve">}} mm </w:t>
-            </w:r>
-          </w:p>
-          <w:p>
-            <w:pPr>
-              <w:spacing w:line="240" w:lineRule="auto"/>
-              <w:rPr>
-                <w:rFonts w:ascii="Times New Roman" w:eastAsiaTheme="minorEastAsia" w:hAnsi="Times New Roman"/>
-                <w:sz w:val="22"/>
-                <w:szCs w:val="22"/>
-                <w:lang w:val="en-BE"/>
-              </w:rPr>
-            </w:pPr>
-            <w:r>
-              <w:rPr>
-                <w:rFonts w:ascii="Times New Roman" w:eastAsiaTheme="minorEastAsia" w:hAnsi="Times New Roman" w:cs="Times New Roman"/>
-                <w:sz w:val="22"/>
-                <w:szCs w:val="22"/>
-                <w:lang w:val="en-BE"/>
-              </w:rPr>
-              <w:t>[Insert Conveyor Picture here] {{conveyor_picture</w:t>
-            </w:r>
-            <w:r>
-              <w:rPr>
-                <w:rFonts w:ascii="Times New Roman" w:eastAsiaTheme="minorEastAsia" w:hAnsi="Times New Roman"/>
-                <w:sz w:val="22"/>
-                <w:szCs w:val="22"/>
-                <w:lang w:val="en-BE"/>
-              </w:rPr>
-              <w:t>|default(</w:t>
+              <w:t>[Insert Conveyor Picture here] {{</w:t>
+            </w:r>
+            <w:proofErr w:type="spellStart"/>
+            <w:r>
+              <w:rPr>
+                <w:rFonts w:ascii="Times New Roman" w:eastAsiaTheme="minorEastAsia" w:hAnsi="Times New Roman" w:cs="Times New Roman"/>
+                <w:sz w:val="22"/>
+                <w:szCs w:val="22"/>
+                <w:lang w:val="en-BE"/>
+              </w:rPr>
+              <w:t>conveyor_picture</w:t>
+            </w:r>
+            <w:r>
+              <w:rPr>
+                <w:rFonts w:ascii="Times New Roman" w:eastAsiaTheme="minorEastAsia" w:hAnsi="Times New Roman"/>
+                <w:sz w:val="22"/>
+                <w:szCs w:val="22"/>
+                <w:lang w:val="en-BE"/>
+              </w:rPr>
+              <w:t>|default</w:t>
+            </w:r>
+            <w:proofErr w:type="spellEnd"/>
+            <w:r>
+              <w:rPr>
+                <w:rFonts w:ascii="Times New Roman" w:eastAsiaTheme="minorEastAsia" w:hAnsi="Times New Roman"/>
+                <w:sz w:val="22"/>
+                <w:szCs w:val="22"/>
+                <w:lang w:val="en-BE"/>
+              </w:rPr>
+              <w:t>(</w:t>
             </w:r>
             <w:r>
               <w:rPr>
@@ -3564,16 +4048,36 @@
                 <w:szCs w:val="22"/>
                 <w:lang w:val="en-BE"/>
               </w:rPr>
-              <w:t>Actual Aisle Width: {{aisle_width_m</w:t>
-            </w:r>
-            <w:r>
-              <w:rPr>
-                <w:rFonts w:ascii="Times New Roman" w:eastAsiaTheme="minorEastAsia" w:hAnsi="Times New Roman"/>
-                <w:sz w:val="22"/>
-                <w:szCs w:val="22"/>
-                <w:lang w:val="en-BE"/>
-              </w:rPr>
-              <w:t>|default(</w:t>
+              <w:t>Actual Aisle Width: {{</w:t>
+            </w:r>
+            <w:proofErr w:type="spellStart"/>
+            <w:r>
+              <w:rPr>
+                <w:rFonts w:ascii="Times New Roman" w:eastAsiaTheme="minorEastAsia" w:hAnsi="Times New Roman" w:cs="Times New Roman"/>
+                <w:sz w:val="22"/>
+                <w:szCs w:val="22"/>
+                <w:lang w:val="en-BE"/>
+              </w:rPr>
+              <w:t>aisle_width_m</w:t>
+            </w:r>
+            <w:r>
+              <w:rPr>
+                <w:rFonts w:ascii="Times New Roman" w:eastAsiaTheme="minorEastAsia" w:hAnsi="Times New Roman"/>
+                <w:sz w:val="22"/>
+                <w:szCs w:val="22"/>
+                <w:lang w:val="en-BE"/>
+              </w:rPr>
+              <w:t>|default</w:t>
+            </w:r>
+            <w:proofErr w:type="spellEnd"/>
+            <w:r>
+              <w:rPr>
+                <w:rFonts w:ascii="Times New Roman" w:eastAsiaTheme="minorEastAsia" w:hAnsi="Times New Roman"/>
+                <w:sz w:val="22"/>
+                <w:szCs w:val="22"/>
+                <w:lang w:val="en-BE"/>
+              </w:rPr>
+              <w:t>(</w:t>
             </w:r>
             <w:r>
               <w:rPr>
@@ -3620,16 +4124,36 @@
                 <w:szCs w:val="22"/>
                 <w:lang w:val="en-BE"/>
               </w:rPr>
-              <w:t>Preferred Model: {{xna_model</w:t>
-            </w:r>
-            <w:r>
-              <w:rPr>
-                <w:rFonts w:ascii="Times New Roman" w:eastAsiaTheme="minorEastAsia" w:hAnsi="Times New Roman"/>
-                <w:sz w:val="22"/>
-                <w:szCs w:val="22"/>
-                <w:lang w:val="en-BE"/>
-              </w:rPr>
-              <w:t>|default(</w:t>
+              <w:t>Preferred Model: {{</w:t>
+            </w:r>
+            <w:proofErr w:type="spellStart"/>
+            <w:r>
+              <w:rPr>
+                <w:rFonts w:ascii="Times New Roman" w:eastAsiaTheme="minorEastAsia" w:hAnsi="Times New Roman" w:cs="Times New Roman"/>
+                <w:sz w:val="22"/>
+                <w:szCs w:val="22"/>
+                <w:lang w:val="en-BE"/>
+              </w:rPr>
+              <w:t>xna_model</w:t>
+            </w:r>
+            <w:r>
+              <w:rPr>
+                <w:rFonts w:ascii="Times New Roman" w:eastAsiaTheme="minorEastAsia" w:hAnsi="Times New Roman"/>
+                <w:sz w:val="22"/>
+                <w:szCs w:val="22"/>
+                <w:lang w:val="en-BE"/>
+              </w:rPr>
+              <w:t>|default</w:t>
+            </w:r>
+            <w:proofErr w:type="spellEnd"/>
+            <w:r>
+              <w:rPr>
+                <w:rFonts w:ascii="Times New Roman" w:eastAsiaTheme="minorEastAsia" w:hAnsi="Times New Roman"/>
+                <w:sz w:val="22"/>
+                <w:szCs w:val="22"/>
+                <w:lang w:val="en-BE"/>
+              </w:rPr>
+              <w:t>(</w:t>
             </w:r>
             <w:r>
               <w:rPr>
@@ -4340,16 +4864,36 @@
                 <w:szCs w:val="22"/>
                 <w:lang w:val="en-BE"/>
               </w:rPr>
-              <w:t>{{pallet_type</w:t>
-            </w:r>
-            <w:r>
-              <w:rPr>
-                <w:rFonts w:ascii="Times New Roman" w:eastAsiaTheme="minorEastAsia" w:hAnsi="Times New Roman"/>
-                <w:sz w:val="22"/>
-                <w:szCs w:val="22"/>
-                <w:lang w:val="en-BE"/>
-              </w:rPr>
-              <w:t>|default(</w:t>
+              <w:t>{{</w:t>
+            </w:r>
+            <w:proofErr w:type="spellStart"/>
+            <w:r>
+              <w:rPr>
+                <w:rFonts w:ascii="Times New Roman" w:eastAsiaTheme="minorEastAsia" w:hAnsi="Times New Roman" w:cs="Times New Roman"/>
+                <w:sz w:val="22"/>
+                <w:szCs w:val="22"/>
+                <w:lang w:val="en-BE"/>
+              </w:rPr>
+              <w:t>pallet_type</w:t>
+            </w:r>
+            <w:r>
+              <w:rPr>
+                <w:rFonts w:ascii="Times New Roman" w:eastAsiaTheme="minorEastAsia" w:hAnsi="Times New Roman"/>
+                <w:sz w:val="22"/>
+                <w:szCs w:val="22"/>
+                <w:lang w:val="en-BE"/>
+              </w:rPr>
+              <w:t>|default</w:t>
+            </w:r>
+            <w:proofErr w:type="spellEnd"/>
+            <w:r>
+              <w:rPr>
+                <w:rFonts w:ascii="Times New Roman" w:eastAsiaTheme="minorEastAsia" w:hAnsi="Times New Roman"/>
+                <w:sz w:val="22"/>
+                <w:szCs w:val="22"/>
+                <w:lang w:val="en-BE"/>
+              </w:rPr>
+              <w:t>(</w:t>
             </w:r>
             <w:r>
               <w:rPr>
@@ -4396,16 +4940,36 @@
                 <w:szCs w:val="22"/>
                 <w:lang w:val="en-BE"/>
               </w:rPr>
-              <w:t>Pallet Width (Fork Entry): {{pallet_width_mm</w:t>
-            </w:r>
-            <w:r>
-              <w:rPr>
-                <w:rFonts w:ascii="Times New Roman" w:eastAsiaTheme="minorEastAsia" w:hAnsi="Times New Roman"/>
-                <w:sz w:val="22"/>
-                <w:szCs w:val="22"/>
-                <w:lang w:val="en-BE"/>
-              </w:rPr>
-              <w:t>|default(</w:t>
+              <w:t>Pallet Width (Fork Entry): {{</w:t>
+            </w:r>
+            <w:proofErr w:type="spellStart"/>
+            <w:r>
+              <w:rPr>
+                <w:rFonts w:ascii="Times New Roman" w:eastAsiaTheme="minorEastAsia" w:hAnsi="Times New Roman" w:cs="Times New Roman"/>
+                <w:sz w:val="22"/>
+                <w:szCs w:val="22"/>
+                <w:lang w:val="en-BE"/>
+              </w:rPr>
+              <w:t>pallet_width_mm</w:t>
+            </w:r>
+            <w:r>
+              <w:rPr>
+                <w:rFonts w:ascii="Times New Roman" w:eastAsiaTheme="minorEastAsia" w:hAnsi="Times New Roman"/>
+                <w:sz w:val="22"/>
+                <w:szCs w:val="22"/>
+                <w:lang w:val="en-BE"/>
+              </w:rPr>
+              <w:t>|default</w:t>
+            </w:r>
+            <w:proofErr w:type="spellEnd"/>
+            <w:r>
+              <w:rPr>
+                <w:rFonts w:ascii="Times New Roman" w:eastAsiaTheme="minorEastAsia" w:hAnsi="Times New Roman"/>
+                <w:sz w:val="22"/>
+                <w:szCs w:val="22"/>
+                <w:lang w:val="en-BE"/>
+              </w:rPr>
+              <w:t>(</w:t>
             </w:r>
             <w:r>
               <w:rPr>
@@ -4452,16 +5016,36 @@
                 <w:szCs w:val="22"/>
                 <w:lang w:val="en-BE"/>
               </w:rPr>
-              <w:t>If Other pallet type: {{other_pallet_type</w:t>
-            </w:r>
-            <w:r>
-              <w:rPr>
-                <w:rFonts w:ascii="Times New Roman" w:eastAsiaTheme="minorEastAsia" w:hAnsi="Times New Roman"/>
-                <w:sz w:val="22"/>
-                <w:szCs w:val="22"/>
-                <w:lang w:val="en-BE"/>
-              </w:rPr>
-              <w:t>|default(</w:t>
+              <w:t>If Other pallet type: {{</w:t>
+            </w:r>
+            <w:proofErr w:type="spellStart"/>
+            <w:r>
+              <w:rPr>
+                <w:rFonts w:ascii="Times New Roman" w:eastAsiaTheme="minorEastAsia" w:hAnsi="Times New Roman" w:cs="Times New Roman"/>
+                <w:sz w:val="22"/>
+                <w:szCs w:val="22"/>
+                <w:lang w:val="en-BE"/>
+              </w:rPr>
+              <w:t>other_pallet_type</w:t>
+            </w:r>
+            <w:r>
+              <w:rPr>
+                <w:rFonts w:ascii="Times New Roman" w:eastAsiaTheme="minorEastAsia" w:hAnsi="Times New Roman"/>
+                <w:sz w:val="22"/>
+                <w:szCs w:val="22"/>
+                <w:lang w:val="en-BE"/>
+              </w:rPr>
+              <w:t>|default</w:t>
+            </w:r>
+            <w:proofErr w:type="spellEnd"/>
+            <w:r>
+              <w:rPr>
+                <w:rFonts w:ascii="Times New Roman" w:eastAsiaTheme="minorEastAsia" w:hAnsi="Times New Roman"/>
+                <w:sz w:val="22"/>
+                <w:szCs w:val="22"/>
+                <w:lang w:val="en-BE"/>
+              </w:rPr>
+              <w:t>(</w:t>
             </w:r>
             <w:r>
               <w:rPr>
@@ -4508,16 +5092,36 @@
                 <w:szCs w:val="22"/>
                 <w:lang w:val="en-BE"/>
               </w:rPr>
-              <w:t>Other pallet dimensions: {{other_pallet_dimensions</w:t>
-            </w:r>
-            <w:r>
-              <w:rPr>
-                <w:rFonts w:ascii="Times New Roman" w:eastAsiaTheme="minorEastAsia" w:hAnsi="Times New Roman"/>
-                <w:sz w:val="22"/>
-                <w:szCs w:val="22"/>
-                <w:lang w:val="en-BE"/>
-              </w:rPr>
-              <w:t>|default(</w:t>
+              <w:t>Other pallet dimensions: {{</w:t>
+            </w:r>
+            <w:proofErr w:type="spellStart"/>
+            <w:r>
+              <w:rPr>
+                <w:rFonts w:ascii="Times New Roman" w:eastAsiaTheme="minorEastAsia" w:hAnsi="Times New Roman" w:cs="Times New Roman"/>
+                <w:sz w:val="22"/>
+                <w:szCs w:val="22"/>
+                <w:lang w:val="en-BE"/>
+              </w:rPr>
+              <w:t>other_pallet_dimensions</w:t>
+            </w:r>
+            <w:r>
+              <w:rPr>
+                <w:rFonts w:ascii="Times New Roman" w:eastAsiaTheme="minorEastAsia" w:hAnsi="Times New Roman"/>
+                <w:sz w:val="22"/>
+                <w:szCs w:val="22"/>
+                <w:lang w:val="en-BE"/>
+              </w:rPr>
+              <w:t>|default</w:t>
+            </w:r>
+            <w:proofErr w:type="spellEnd"/>
+            <w:r>
+              <w:rPr>
+                <w:rFonts w:ascii="Times New Roman" w:eastAsiaTheme="minorEastAsia" w:hAnsi="Times New Roman"/>
+                <w:sz w:val="22"/>
+                <w:szCs w:val="22"/>
+                <w:lang w:val="en-BE"/>
+              </w:rPr>
+              <w:t>(</w:t>
             </w:r>
             <w:r>
               <w:rPr>
@@ -4713,16 +5317,36 @@
                 <w:szCs w:val="22"/>
                 <w:lang w:val="en-BE"/>
               </w:rPr>
-              <w:t>{{load_weight_kg</w:t>
-            </w:r>
-            <w:r>
-              <w:rPr>
-                <w:rFonts w:ascii="Times New Roman" w:eastAsiaTheme="minorEastAsia" w:hAnsi="Times New Roman"/>
-                <w:sz w:val="22"/>
-                <w:szCs w:val="22"/>
-                <w:lang w:val="en-BE"/>
-              </w:rPr>
-              <w:t>|default(</w:t>
+              <w:t>{{</w:t>
+            </w:r>
+            <w:proofErr w:type="spellStart"/>
+            <w:r>
+              <w:rPr>
+                <w:rFonts w:ascii="Times New Roman" w:eastAsiaTheme="minorEastAsia" w:hAnsi="Times New Roman" w:cs="Times New Roman"/>
+                <w:sz w:val="22"/>
+                <w:szCs w:val="22"/>
+                <w:lang w:val="en-BE"/>
+              </w:rPr>
+              <w:t>load_weight_kg</w:t>
+            </w:r>
+            <w:r>
+              <w:rPr>
+                <w:rFonts w:ascii="Times New Roman" w:eastAsiaTheme="minorEastAsia" w:hAnsi="Times New Roman"/>
+                <w:sz w:val="22"/>
+                <w:szCs w:val="22"/>
+                <w:lang w:val="en-BE"/>
+              </w:rPr>
+              <w:t>|default</w:t>
+            </w:r>
+            <w:proofErr w:type="spellEnd"/>
+            <w:r>
+              <w:rPr>
+                <w:rFonts w:ascii="Times New Roman" w:eastAsiaTheme="minorEastAsia" w:hAnsi="Times New Roman"/>
+                <w:sz w:val="22"/>
+                <w:szCs w:val="22"/>
+                <w:lang w:val="en-BE"/>
+              </w:rPr>
+              <w:t>(</w:t>
             </w:r>
             <w:r>
               <w:rPr>
@@ -4768,16 +5392,36 @@
                 <w:szCs w:val="22"/>
                 <w:lang w:val="en-BE"/>
               </w:rPr>
-              <w:t>Load Dimensions (L×W×H): {{load_dimensions</w:t>
-            </w:r>
-            <w:r>
-              <w:rPr>
-                <w:rFonts w:ascii="Times New Roman" w:eastAsiaTheme="minorEastAsia" w:hAnsi="Times New Roman"/>
-                <w:sz w:val="22"/>
-                <w:szCs w:val="22"/>
-                <w:lang w:val="en-BE"/>
-              </w:rPr>
-              <w:t>|default(</w:t>
+              <w:t>Load Dimensions (L×W×H): {{</w:t>
+            </w:r>
+            <w:proofErr w:type="spellStart"/>
+            <w:r>
+              <w:rPr>
+                <w:rFonts w:ascii="Times New Roman" w:eastAsiaTheme="minorEastAsia" w:hAnsi="Times New Roman" w:cs="Times New Roman"/>
+                <w:sz w:val="22"/>
+                <w:szCs w:val="22"/>
+                <w:lang w:val="en-BE"/>
+              </w:rPr>
+              <w:t>load_dimensions</w:t>
+            </w:r>
+            <w:r>
+              <w:rPr>
+                <w:rFonts w:ascii="Times New Roman" w:eastAsiaTheme="minorEastAsia" w:hAnsi="Times New Roman"/>
+                <w:sz w:val="22"/>
+                <w:szCs w:val="22"/>
+                <w:lang w:val="en-BE"/>
+              </w:rPr>
+              <w:t>|default</w:t>
+            </w:r>
+            <w:proofErr w:type="spellEnd"/>
+            <w:r>
+              <w:rPr>
+                <w:rFonts w:ascii="Times New Roman" w:eastAsiaTheme="minorEastAsia" w:hAnsi="Times New Roman"/>
+                <w:sz w:val="22"/>
+                <w:szCs w:val="22"/>
+                <w:lang w:val="en-BE"/>
+              </w:rPr>
+              <w:t>(</w:t>
             </w:r>
             <w:r>
               <w:rPr>
@@ -4923,7 +5567,7 @@
             <w:pPr>
               <w:spacing w:line="240" w:lineRule="auto"/>
               <w:rPr>
-                <w:rFonts w:ascii="Times New Roman" w:eastAsiaTheme="minorEastAsia" w:hAnsi="Times New Roman"/>
+                <w:rFonts w:ascii="Times New Roman" w:eastAsiaTheme="minorEastAsia" w:hAnsi="Times New Roman" w:cs="Times New Roman"/>
                 <w:sz w:val="22"/>
                 <w:szCs w:val="22"/>
                 <w:lang w:val="en-BE"/>
@@ -4945,16 +5589,45 @@
                 <w:szCs w:val="22"/>
                 <w:lang w:val="en-BE"/>
               </w:rPr>
-              <w:t>{{peak_congestion</w:t>
-            </w:r>
-            <w:r>
-              <w:rPr>
-                <w:rFonts w:ascii="Times New Roman" w:eastAsiaTheme="minorEastAsia" w:hAnsi="Times New Roman"/>
-                <w:sz w:val="22"/>
-                <w:szCs w:val="22"/>
-                <w:lang w:val="en-BE"/>
-              </w:rPr>
-              <w:t>|default(</w:t>
+              <w:t xml:space="preserve"> </w:t>
+            </w:r>
+            <w:r>
+              <w:rPr>
+                <w:rFonts w:ascii="Times New Roman" w:eastAsiaTheme="minorEastAsia" w:hAnsi="Times New Roman" w:cs="Times New Roman"/>
+                <w:sz w:val="22"/>
+                <w:szCs w:val="22"/>
+                <w:lang w:val="en-BE"/>
+              </w:rPr>
+              <w:t>{{</w:t>
+            </w:r>
+            <w:proofErr w:type="spellStart"/>
+            <w:r>
+              <w:rPr>
+                <w:rFonts w:ascii="Times New Roman" w:eastAsiaTheme="minorEastAsia" w:hAnsi="Times New Roman" w:cs="Times New Roman"/>
+                <w:sz w:val="22"/>
+                <w:szCs w:val="22"/>
+                <w:lang w:val="en-BE"/>
+              </w:rPr>
+              <w:t>peak_congestion</w:t>
+            </w:r>
+            <w:r>
+              <w:rPr>
+                <w:rFonts w:ascii="Times New Roman" w:eastAsiaTheme="minorEastAsia" w:hAnsi="Times New Roman"/>
+                <w:sz w:val="22"/>
+                <w:szCs w:val="22"/>
+                <w:lang w:val="en-BE"/>
+              </w:rPr>
+              <w:t>|default</w:t>
+            </w:r>
+            <w:proofErr w:type="spellEnd"/>
+            <w:r>
+              <w:rPr>
+                <w:rFonts w:ascii="Times New Roman" w:eastAsiaTheme="minorEastAsia" w:hAnsi="Times New Roman"/>
+                <w:sz w:val="22"/>
+                <w:szCs w:val="22"/>
+                <w:lang w:val="en-BE"/>
+              </w:rPr>
+              <w:t>(</w:t>
             </w:r>
             <w:r>
               <w:rPr>
@@ -4988,29 +5661,67 @@
             <w:pPr>
               <w:spacing w:line="240" w:lineRule="auto"/>
               <w:rPr>
-                <w:rFonts w:ascii="Times New Roman" w:eastAsiaTheme="minorEastAsia" w:hAnsi="Times New Roman"/>
-                <w:sz w:val="22"/>
-                <w:szCs w:val="22"/>
-                <w:lang w:val="en-BE"/>
-              </w:rPr>
-            </w:pPr>
-            <w:r>
-              <w:rPr>
-                <w:rFonts w:ascii="Times New Roman" w:eastAsiaTheme="minorEastAsia" w:hAnsi="Times New Roman" w:cs="Times New Roman"/>
-                <w:sz w:val="22"/>
-                <w:szCs w:val="22"/>
-                <w:lang w:val="en-BE"/>
-              </w:rPr>
-              <w:t>Operational Peak Hours: {{peak_hours</w:t>
-            </w:r>
-            <w:r>
-              <w:rPr>
-                <w:rFonts w:ascii="Times New Roman" w:eastAsiaTheme="minorEastAsia" w:hAnsi="Times New Roman"/>
-                <w:sz w:val="22"/>
-                <w:szCs w:val="22"/>
-                <w:lang w:val="en-BE"/>
-              </w:rPr>
-              <w:t>|default(</w:t>
+                <w:rFonts w:ascii="Times New Roman" w:eastAsiaTheme="minorEastAsia" w:hAnsi="Times New Roman" w:cs="Times New Roman"/>
+                <w:sz w:val="22"/>
+                <w:szCs w:val="22"/>
+                <w:lang w:val="en-BE"/>
+              </w:rPr>
+            </w:pPr>
+            <w:r>
+              <w:rPr>
+                <w:rFonts w:ascii="Times New Roman" w:eastAsiaTheme="minorEastAsia" w:hAnsi="Times New Roman" w:cs="Times New Roman"/>
+                <w:sz w:val="22"/>
+                <w:szCs w:val="22"/>
+                <w:lang w:val="en-BE"/>
+              </w:rPr>
+              <w:t xml:space="preserve">Pallets Per Day: </w:t>
+            </w:r>
+            <w:r>
+              <w:rPr>
+                <w:rFonts w:ascii="Times New Roman" w:eastAsiaTheme="minorEastAsia" w:hAnsi="Times New Roman" w:cs="Times New Roman"/>
+                <w:sz w:val="22"/>
+                <w:szCs w:val="22"/>
+                <w:lang w:val="en-BE"/>
+              </w:rPr>
+              <w:t>{{</w:t>
+            </w:r>
+            <w:r>
+              <w:rPr>
+                <w:rFonts w:ascii="Times New Roman" w:eastAsiaTheme="minorEastAsia" w:hAnsi="Times New Roman" w:cs="Times New Roman"/>
+                <w:sz w:val="22"/>
+                <w:szCs w:val="22"/>
+                <w:lang w:val="en-BE"/>
+              </w:rPr>
+              <w:t xml:space="preserve">pallets </w:t>
+            </w:r>
+            <w:proofErr w:type="spellStart"/>
+            <w:r>
+              <w:rPr>
+                <w:rFonts w:ascii="Times New Roman" w:eastAsiaTheme="minorEastAsia" w:hAnsi="Times New Roman" w:cs="Times New Roman"/>
+                <w:sz w:val="22"/>
+                <w:szCs w:val="22"/>
+                <w:lang w:val="en-BE"/>
+              </w:rPr>
+              <w:t>day</w:t>
+            </w:r>
+            <w:r>
+              <w:rPr>
+                <w:rFonts w:ascii="Times New Roman" w:eastAsiaTheme="minorEastAsia" w:hAnsi="Times New Roman"/>
+                <w:sz w:val="22"/>
+                <w:szCs w:val="22"/>
+                <w:lang w:val="en-BE"/>
+              </w:rPr>
+              <w:t>|default</w:t>
+            </w:r>
+            <w:proofErr w:type="spellEnd"/>
+            <w:r>
+              <w:rPr>
+                <w:rFonts w:ascii="Times New Roman" w:eastAsiaTheme="minorEastAsia" w:hAnsi="Times New Roman"/>
+                <w:sz w:val="22"/>
+                <w:szCs w:val="22"/>
+                <w:lang w:val="en-BE"/>
+              </w:rPr>
+              <w:t>(</w:t>
             </w:r>
             <w:r>
               <w:rPr>
@@ -5057,16 +5768,36 @@
                 <w:szCs w:val="22"/>
                 <w:lang w:val="en-BE"/>
               </w:rPr>
-              <w:t>Shifts per Day: {{shifts_per_day</w:t>
-            </w:r>
-            <w:r>
-              <w:rPr>
-                <w:rFonts w:ascii="Times New Roman" w:eastAsiaTheme="minorEastAsia" w:hAnsi="Times New Roman"/>
-                <w:sz w:val="22"/>
-                <w:szCs w:val="22"/>
-                <w:lang w:val="en-BE"/>
-              </w:rPr>
-              <w:t>|default(</w:t>
+              <w:t>Operational Peak Hours: {{</w:t>
+            </w:r>
+            <w:proofErr w:type="spellStart"/>
+            <w:r>
+              <w:rPr>
+                <w:rFonts w:ascii="Times New Roman" w:eastAsiaTheme="minorEastAsia" w:hAnsi="Times New Roman" w:cs="Times New Roman"/>
+                <w:sz w:val="22"/>
+                <w:szCs w:val="22"/>
+                <w:lang w:val="en-BE"/>
+              </w:rPr>
+              <w:t>peak_hours</w:t>
+            </w:r>
+            <w:r>
+              <w:rPr>
+                <w:rFonts w:ascii="Times New Roman" w:eastAsiaTheme="minorEastAsia" w:hAnsi="Times New Roman"/>
+                <w:sz w:val="22"/>
+                <w:szCs w:val="22"/>
+                <w:lang w:val="en-BE"/>
+              </w:rPr>
+              <w:t>|default</w:t>
+            </w:r>
+            <w:proofErr w:type="spellEnd"/>
+            <w:r>
+              <w:rPr>
+                <w:rFonts w:ascii="Times New Roman" w:eastAsiaTheme="minorEastAsia" w:hAnsi="Times New Roman"/>
+                <w:sz w:val="22"/>
+                <w:szCs w:val="22"/>
+                <w:lang w:val="en-BE"/>
+              </w:rPr>
+              <w:t>(</w:t>
             </w:r>
             <w:r>
               <w:rPr>
@@ -5113,16 +5844,112 @@
                 <w:szCs w:val="22"/>
                 <w:lang w:val="en-BE"/>
               </w:rPr>
-              <w:t>Pallets per Hour (peak): {{pallets_per_hour</w:t>
-            </w:r>
-            <w:r>
-              <w:rPr>
-                <w:rFonts w:ascii="Times New Roman" w:eastAsiaTheme="minorEastAsia" w:hAnsi="Times New Roman"/>
-                <w:sz w:val="22"/>
-                <w:szCs w:val="22"/>
-                <w:lang w:val="en-BE"/>
-              </w:rPr>
-              <w:t>|default(</w:t>
+              <w:t>Shifts per Day: {{</w:t>
+            </w:r>
+            <w:proofErr w:type="spellStart"/>
+            <w:r>
+              <w:rPr>
+                <w:rFonts w:ascii="Times New Roman" w:eastAsiaTheme="minorEastAsia" w:hAnsi="Times New Roman" w:cs="Times New Roman"/>
+                <w:sz w:val="22"/>
+                <w:szCs w:val="22"/>
+                <w:lang w:val="en-BE"/>
+              </w:rPr>
+              <w:t>shifts_per_day</w:t>
+            </w:r>
+            <w:r>
+              <w:rPr>
+                <w:rFonts w:ascii="Times New Roman" w:eastAsiaTheme="minorEastAsia" w:hAnsi="Times New Roman"/>
+                <w:sz w:val="22"/>
+                <w:szCs w:val="22"/>
+                <w:lang w:val="en-BE"/>
+              </w:rPr>
+              <w:t>|default</w:t>
+            </w:r>
+            <w:proofErr w:type="spellEnd"/>
+            <w:r>
+              <w:rPr>
+                <w:rFonts w:ascii="Times New Roman" w:eastAsiaTheme="minorEastAsia" w:hAnsi="Times New Roman"/>
+                <w:sz w:val="22"/>
+                <w:szCs w:val="22"/>
+                <w:lang w:val="en-BE"/>
+              </w:rPr>
+              <w:t>(</w:t>
+            </w:r>
+            <w:r>
+              <w:rPr>
+                <w:rFonts w:ascii="Times New Roman" w:eastAsiaTheme="minorEastAsia" w:hAnsi="Times New Roman"/>
+                <w:sz w:val="22"/>
+                <w:szCs w:val="22"/>
+                <w:lang w:val="en-BE"/>
+              </w:rPr>
+              <w:t>‘‘</w:t>
+            </w:r>
+            <w:r>
+              <w:rPr>
+                <w:rFonts w:ascii="Times New Roman" w:eastAsiaTheme="minorEastAsia" w:hAnsi="Times New Roman"/>
+                <w:sz w:val="22"/>
+                <w:szCs w:val="22"/>
+                <w:lang w:val="en-BE"/>
+              </w:rPr>
+              <w:t>)</w:t>
+            </w:r>
+            <w:r>
+              <w:rPr>
+                <w:rFonts w:ascii="Times New Roman" w:eastAsiaTheme="minorEastAsia" w:hAnsi="Times New Roman" w:cs="Times New Roman"/>
+                <w:sz w:val="22"/>
+                <w:szCs w:val="22"/>
+                <w:lang w:val="en-BE"/>
+              </w:rPr>
+              <w:t>}}</w:t>
+            </w:r>
+          </w:p>
+          <w:p>
+            <w:pPr>
+              <w:spacing w:line="240" w:lineRule="auto"/>
+              <w:rPr>
+                <w:rFonts w:ascii="Times New Roman" w:eastAsiaTheme="minorEastAsia" w:hAnsi="Times New Roman"/>
+                <w:sz w:val="22"/>
+                <w:szCs w:val="22"/>
+                <w:lang w:val="en-BE"/>
+              </w:rPr>
+            </w:pPr>
+            <w:r>
+              <w:rPr>
+                <w:rFonts w:ascii="Times New Roman" w:eastAsiaTheme="minorEastAsia" w:hAnsi="Times New Roman" w:cs="Times New Roman"/>
+                <w:sz w:val="22"/>
+                <w:szCs w:val="22"/>
+                <w:lang w:val="en-BE"/>
+              </w:rPr>
+              <w:t>Pallets per Hour (peak): {{</w:t>
+            </w:r>
+            <w:proofErr w:type="spellStart"/>
+            <w:r>
+              <w:rPr>
+                <w:rFonts w:ascii="Times New Roman" w:eastAsiaTheme="minorEastAsia" w:hAnsi="Times New Roman" w:cs="Times New Roman"/>
+                <w:sz w:val="22"/>
+                <w:szCs w:val="22"/>
+                <w:lang w:val="en-BE"/>
+              </w:rPr>
+              <w:t>pallets_per_hour</w:t>
+            </w:r>
+            <w:r>
+              <w:rPr>
+                <w:rFonts w:ascii="Times New Roman" w:eastAsiaTheme="minorEastAsia" w:hAnsi="Times New Roman"/>
+                <w:sz w:val="22"/>
+                <w:szCs w:val="22"/>
+                <w:lang w:val="en-BE"/>
+              </w:rPr>
+              <w:t>|default</w:t>
+            </w:r>
+            <w:proofErr w:type="spellEnd"/>
+            <w:r>
+              <w:rPr>
+                <w:rFonts w:ascii="Times New Roman" w:eastAsiaTheme="minorEastAsia" w:hAnsi="Times New Roman"/>
+                <w:sz w:val="22"/>
+                <w:szCs w:val="22"/>
+                <w:lang w:val="en-BE"/>
+              </w:rPr>
+              <w:t>(</w:t>
             </w:r>
             <w:r>
               <w:rPr>
@@ -5311,16 +6138,36 @@
                 <w:szCs w:val="22"/>
                 <w:lang w:val="en-BE"/>
               </w:rPr>
-              <w:t>{{max_transport_m</w:t>
-            </w:r>
-            <w:r>
-              <w:rPr>
-                <w:rFonts w:ascii="Times New Roman" w:eastAsiaTheme="minorEastAsia" w:hAnsi="Times New Roman"/>
-                <w:sz w:val="22"/>
-                <w:szCs w:val="22"/>
-                <w:lang w:val="en-BE"/>
-              </w:rPr>
-              <w:t>|default(</w:t>
+              <w:t>{{</w:t>
+            </w:r>
+            <w:proofErr w:type="spellStart"/>
+            <w:r>
+              <w:rPr>
+                <w:rFonts w:ascii="Times New Roman" w:eastAsiaTheme="minorEastAsia" w:hAnsi="Times New Roman"/>
+                <w:sz w:val="22"/>
+                <w:szCs w:val="22"/>
+                <w:lang w:val="en-BE"/>
+              </w:rPr>
+              <w:t>max_transport_m</w:t>
+            </w:r>
+            <w:r>
+              <w:rPr>
+                <w:rFonts w:ascii="Times New Roman" w:eastAsiaTheme="minorEastAsia" w:hAnsi="Times New Roman"/>
+                <w:sz w:val="22"/>
+                <w:szCs w:val="22"/>
+                <w:lang w:val="en-BE"/>
+              </w:rPr>
+              <w:t>|default</w:t>
+            </w:r>
+            <w:proofErr w:type="spellEnd"/>
+            <w:r>
+              <w:rPr>
+                <w:rFonts w:ascii="Times New Roman" w:eastAsiaTheme="minorEastAsia" w:hAnsi="Times New Roman"/>
+                <w:sz w:val="22"/>
+                <w:szCs w:val="22"/>
+                <w:lang w:val="en-BE"/>
+              </w:rPr>
+              <w:t>(</w:t>
             </w:r>
             <w:r>
               <w:rPr>
@@ -5367,16 +6214,36 @@
                 <w:szCs w:val="22"/>
                 <w:lang w:val="en-BE"/>
               </w:rPr>
-              <w:t>Minimum Transport Distance: {{min_transport_m</w:t>
-            </w:r>
-            <w:r>
-              <w:rPr>
-                <w:rFonts w:ascii="Times New Roman" w:eastAsiaTheme="minorEastAsia" w:hAnsi="Times New Roman"/>
-                <w:sz w:val="22"/>
-                <w:szCs w:val="22"/>
-                <w:lang w:val="en-BE"/>
-              </w:rPr>
-              <w:t>|default(</w:t>
+              <w:t>Minimum Transport Distance: {{</w:t>
+            </w:r>
+            <w:proofErr w:type="spellStart"/>
+            <w:r>
+              <w:rPr>
+                <w:rFonts w:ascii="Times New Roman" w:eastAsiaTheme="minorEastAsia" w:hAnsi="Times New Roman"/>
+                <w:sz w:val="22"/>
+                <w:szCs w:val="22"/>
+                <w:lang w:val="en-BE"/>
+              </w:rPr>
+              <w:t>min_transport_m</w:t>
+            </w:r>
+            <w:r>
+              <w:rPr>
+                <w:rFonts w:ascii="Times New Roman" w:eastAsiaTheme="minorEastAsia" w:hAnsi="Times New Roman"/>
+                <w:sz w:val="22"/>
+                <w:szCs w:val="22"/>
+                <w:lang w:val="en-BE"/>
+              </w:rPr>
+              <w:t>|default</w:t>
+            </w:r>
+            <w:proofErr w:type="spellEnd"/>
+            <w:r>
+              <w:rPr>
+                <w:rFonts w:ascii="Times New Roman" w:eastAsiaTheme="minorEastAsia" w:hAnsi="Times New Roman"/>
+                <w:sz w:val="22"/>
+                <w:szCs w:val="22"/>
+                <w:lang w:val="en-BE"/>
+              </w:rPr>
+              <w:t>(</w:t>
             </w:r>
             <w:r>
               <w:rPr>
@@ -5425,16 +6292,36 @@
                 <w:szCs w:val="22"/>
                 <w:lang w:val="en-BE"/>
               </w:rPr>
-              <w:t>Average Transport Distance: {{avg_transport_m</w:t>
-            </w:r>
-            <w:r>
-              <w:rPr>
-                <w:rFonts w:ascii="Times New Roman" w:eastAsiaTheme="minorEastAsia" w:hAnsi="Times New Roman"/>
-                <w:sz w:val="22"/>
-                <w:szCs w:val="22"/>
-                <w:lang w:val="en-BE"/>
-              </w:rPr>
-              <w:t>|default(</w:t>
+              <w:t>Average Transport Distance: {{</w:t>
+            </w:r>
+            <w:proofErr w:type="spellStart"/>
+            <w:r>
+              <w:rPr>
+                <w:rFonts w:ascii="Times New Roman" w:eastAsiaTheme="minorEastAsia" w:hAnsi="Times New Roman"/>
+                <w:sz w:val="22"/>
+                <w:szCs w:val="22"/>
+                <w:lang w:val="en-BE"/>
+              </w:rPr>
+              <w:t>avg_transport_m</w:t>
+            </w:r>
+            <w:r>
+              <w:rPr>
+                <w:rFonts w:ascii="Times New Roman" w:eastAsiaTheme="minorEastAsia" w:hAnsi="Times New Roman"/>
+                <w:sz w:val="22"/>
+                <w:szCs w:val="22"/>
+                <w:lang w:val="en-BE"/>
+              </w:rPr>
+              <w:t>|default</w:t>
+            </w:r>
+            <w:proofErr w:type="spellEnd"/>
+            <w:r>
+              <w:rPr>
+                <w:rFonts w:ascii="Times New Roman" w:eastAsiaTheme="minorEastAsia" w:hAnsi="Times New Roman"/>
+                <w:sz w:val="22"/>
+                <w:szCs w:val="22"/>
+                <w:lang w:val="en-BE"/>
+              </w:rPr>
+              <w:t>(</w:t>
             </w:r>
             <w:r>
               <w:rPr>
@@ -5554,7 +6441,18 @@
                 <w:sz w:val="22"/>
                 <w:szCs w:val="22"/>
               </w:rPr>
-              <w:t>Operation process</w:t>
+              <w:t xml:space="preserve">Operation </w:t>
+            </w:r>
+            <w:r>
+              <w:rPr>
+                <w:rFonts w:ascii="Times New Roman" w:eastAsiaTheme="minorEastAsia" w:hAnsi="Times New Roman" w:cs="Times New Roman"/>
+                <w:b/>
+                <w:bCs/>
+                <w:sz w:val="22"/>
+                <w:szCs w:val="22"/>
+              </w:rPr>
+              <w:lastRenderedPageBreak/>
+              <w:t>process</w:t>
             </w:r>
             <w:r>
               <w:rPr>
@@ -5624,6 +6522,7 @@
                 <w:szCs w:val="22"/>
                 <w:lang w:val="en-BE"/>
               </w:rPr>
+              <w:lastRenderedPageBreak/>
               <w:t>Operational efficiency requirements</w:t>
             </w:r>
             <w:r>
@@ -5653,16 +6552,37 @@
                 <w:szCs w:val="22"/>
                 <w:lang w:val="en-BE"/>
               </w:rPr>
-              <w:t>Maximum Transport Distance: {{max_transport_m</w:t>
-            </w:r>
-            <w:r>
-              <w:rPr>
-                <w:rFonts w:ascii="Times New Roman" w:eastAsiaTheme="minorEastAsia" w:hAnsi="Times New Roman"/>
-                <w:sz w:val="22"/>
-                <w:szCs w:val="22"/>
-                <w:lang w:val="en-BE"/>
-              </w:rPr>
-              <w:t>|default(</w:t>
+              <w:lastRenderedPageBreak/>
+              <w:t>Maximum Transport Distance: {{</w:t>
+            </w:r>
+            <w:proofErr w:type="spellStart"/>
+            <w:r>
+              <w:rPr>
+                <w:rFonts w:ascii="Times New Roman" w:eastAsiaTheme="minorEastAsia" w:hAnsi="Times New Roman" w:cs="Times New Roman"/>
+                <w:sz w:val="22"/>
+                <w:szCs w:val="22"/>
+                <w:lang w:val="en-BE"/>
+              </w:rPr>
+              <w:t>max_transport_m</w:t>
+            </w:r>
+            <w:r>
+              <w:rPr>
+                <w:rFonts w:ascii="Times New Roman" w:eastAsiaTheme="minorEastAsia" w:hAnsi="Times New Roman"/>
+                <w:sz w:val="22"/>
+                <w:szCs w:val="22"/>
+                <w:lang w:val="en-BE"/>
+              </w:rPr>
+              <w:t>|default</w:t>
+            </w:r>
+            <w:proofErr w:type="spellEnd"/>
+            <w:r>
+              <w:rPr>
+                <w:rFonts w:ascii="Times New Roman" w:eastAsiaTheme="minorEastAsia" w:hAnsi="Times New Roman"/>
+                <w:sz w:val="22"/>
+                <w:szCs w:val="22"/>
+                <w:lang w:val="en-BE"/>
+              </w:rPr>
+              <w:t>(</w:t>
             </w:r>
             <w:r>
               <w:rPr>
@@ -5709,16 +6629,36 @@
                 <w:szCs w:val="22"/>
                 <w:lang w:val="en-BE"/>
               </w:rPr>
-              <w:t>Min Transport: {{min_transport_m</w:t>
-            </w:r>
-            <w:r>
-              <w:rPr>
-                <w:rFonts w:ascii="Times New Roman" w:eastAsiaTheme="minorEastAsia" w:hAnsi="Times New Roman"/>
-                <w:sz w:val="22"/>
-                <w:szCs w:val="22"/>
-                <w:lang w:val="en-BE"/>
-              </w:rPr>
-              <w:t>|default(</w:t>
+              <w:t>Min Transport: {{</w:t>
+            </w:r>
+            <w:proofErr w:type="spellStart"/>
+            <w:r>
+              <w:rPr>
+                <w:rFonts w:ascii="Times New Roman" w:eastAsiaTheme="minorEastAsia" w:hAnsi="Times New Roman" w:cs="Times New Roman"/>
+                <w:sz w:val="22"/>
+                <w:szCs w:val="22"/>
+                <w:lang w:val="en-BE"/>
+              </w:rPr>
+              <w:t>min_transport_m</w:t>
+            </w:r>
+            <w:r>
+              <w:rPr>
+                <w:rFonts w:ascii="Times New Roman" w:eastAsiaTheme="minorEastAsia" w:hAnsi="Times New Roman"/>
+                <w:sz w:val="22"/>
+                <w:szCs w:val="22"/>
+                <w:lang w:val="en-BE"/>
+              </w:rPr>
+              <w:t>|default</w:t>
+            </w:r>
+            <w:proofErr w:type="spellEnd"/>
+            <w:r>
+              <w:rPr>
+                <w:rFonts w:ascii="Times New Roman" w:eastAsiaTheme="minorEastAsia" w:hAnsi="Times New Roman"/>
+                <w:sz w:val="22"/>
+                <w:szCs w:val="22"/>
+                <w:lang w:val="en-BE"/>
+              </w:rPr>
+              <w:t>(</w:t>
             </w:r>
             <w:r>
               <w:rPr>
@@ -5765,16 +6705,36 @@
                 <w:szCs w:val="22"/>
                 <w:lang w:val="en-BE"/>
               </w:rPr>
-              <w:t>Peak Congestion Description: {{peak_congestion</w:t>
-            </w:r>
-            <w:r>
-              <w:rPr>
-                <w:rFonts w:ascii="Times New Roman" w:eastAsiaTheme="minorEastAsia" w:hAnsi="Times New Roman"/>
-                <w:sz w:val="22"/>
-                <w:szCs w:val="22"/>
-                <w:lang w:val="en-BE"/>
-              </w:rPr>
-              <w:t>|default(</w:t>
+              <w:t>Peak Congestion Description: {{</w:t>
+            </w:r>
+            <w:proofErr w:type="spellStart"/>
+            <w:r>
+              <w:rPr>
+                <w:rFonts w:ascii="Times New Roman" w:eastAsiaTheme="minorEastAsia" w:hAnsi="Times New Roman" w:cs="Times New Roman"/>
+                <w:sz w:val="22"/>
+                <w:szCs w:val="22"/>
+                <w:lang w:val="en-BE"/>
+              </w:rPr>
+              <w:t>peak_congestion</w:t>
+            </w:r>
+            <w:r>
+              <w:rPr>
+                <w:rFonts w:ascii="Times New Roman" w:eastAsiaTheme="minorEastAsia" w:hAnsi="Times New Roman"/>
+                <w:sz w:val="22"/>
+                <w:szCs w:val="22"/>
+                <w:lang w:val="en-BE"/>
+              </w:rPr>
+              <w:t>|default</w:t>
+            </w:r>
+            <w:proofErr w:type="spellEnd"/>
+            <w:r>
+              <w:rPr>
+                <w:rFonts w:ascii="Times New Roman" w:eastAsiaTheme="minorEastAsia" w:hAnsi="Times New Roman"/>
+                <w:sz w:val="22"/>
+                <w:szCs w:val="22"/>
+                <w:lang w:val="en-BE"/>
+              </w:rPr>
+              <w:t>(</w:t>
             </w:r>
             <w:r>
               <w:rPr>
@@ -5955,16 +6915,36 @@
                 <w:szCs w:val="22"/>
                 <w:lang w:val="en-BE"/>
               </w:rPr>
-              <w:t>[Insert Logistics Roadmap / Material Flow Diagram(s) here] See attached CAD/layout file: {{cad_filename</w:t>
-            </w:r>
-            <w:r>
-              <w:rPr>
-                <w:rFonts w:ascii="Times New Roman" w:eastAsiaTheme="minorEastAsia" w:hAnsi="Times New Roman"/>
-                <w:sz w:val="22"/>
-                <w:szCs w:val="22"/>
-                <w:lang w:val="en-BE"/>
-              </w:rPr>
-              <w:t>|default(</w:t>
+              <w:t>[Insert Logistics Roadmap / Material Flow Diagram(s) here] See attached CAD/layout file: {{</w:t>
+            </w:r>
+            <w:proofErr w:type="spellStart"/>
+            <w:r>
+              <w:rPr>
+                <w:rFonts w:ascii="Times New Roman" w:eastAsiaTheme="minorEastAsia" w:hAnsi="Times New Roman"/>
+                <w:sz w:val="22"/>
+                <w:szCs w:val="22"/>
+                <w:lang w:val="en-BE"/>
+              </w:rPr>
+              <w:t>cad_filename</w:t>
+            </w:r>
+            <w:r>
+              <w:rPr>
+                <w:rFonts w:ascii="Times New Roman" w:eastAsiaTheme="minorEastAsia" w:hAnsi="Times New Roman"/>
+                <w:sz w:val="22"/>
+                <w:szCs w:val="22"/>
+                <w:lang w:val="en-BE"/>
+              </w:rPr>
+              <w:t>|default</w:t>
+            </w:r>
+            <w:proofErr w:type="spellEnd"/>
+            <w:r>
+              <w:rPr>
+                <w:rFonts w:ascii="Times New Roman" w:eastAsiaTheme="minorEastAsia" w:hAnsi="Times New Roman"/>
+                <w:sz w:val="22"/>
+                <w:szCs w:val="22"/>
+                <w:lang w:val="en-BE"/>
+              </w:rPr>
+              <w:t>(</w:t>
             </w:r>
             <w:r>
               <w:rPr>
@@ -6141,7 +7121,311 @@
                 <w:szCs w:val="22"/>
                 <w:lang w:val="en-BE"/>
               </w:rPr>
-              <w:t>Material Flow Sequence: {{flow_steps</w:t>
+              <w:t>Material Flow Sequence: {{</w:t>
+            </w:r>
+            <w:proofErr w:type="spellStart"/>
+            <w:r>
+              <w:rPr>
+                <w:rFonts w:ascii="Times New Roman" w:eastAsiaTheme="minorEastAsia" w:hAnsi="Times New Roman"/>
+                <w:sz w:val="22"/>
+                <w:szCs w:val="22"/>
+                <w:lang w:val="en-BE"/>
+              </w:rPr>
+              <w:t>flow_steps</w:t>
+            </w:r>
+            <w:r>
+              <w:rPr>
+                <w:rFonts w:ascii="Times New Roman" w:eastAsiaTheme="minorEastAsia" w:hAnsi="Times New Roman"/>
+                <w:sz w:val="22"/>
+                <w:szCs w:val="22"/>
+                <w:lang w:val="en-BE"/>
+              </w:rPr>
+              <w:t>|default</w:t>
+            </w:r>
+            <w:proofErr w:type="spellEnd"/>
+            <w:r>
+              <w:rPr>
+                <w:rFonts w:ascii="Times New Roman" w:eastAsiaTheme="minorEastAsia" w:hAnsi="Times New Roman"/>
+                <w:sz w:val="22"/>
+                <w:szCs w:val="22"/>
+                <w:lang w:val="en-BE"/>
+              </w:rPr>
+              <w:t>(</w:t>
+            </w:r>
+            <w:r>
+              <w:rPr>
+                <w:rFonts w:ascii="Times New Roman" w:eastAsiaTheme="minorEastAsia" w:hAnsi="Times New Roman"/>
+                <w:sz w:val="22"/>
+                <w:szCs w:val="22"/>
+                <w:lang w:val="en-BE"/>
+              </w:rPr>
+              <w:t>‘‘</w:t>
+            </w:r>
+            <w:r>
+              <w:rPr>
+                <w:rFonts w:ascii="Times New Roman" w:eastAsiaTheme="minorEastAsia" w:hAnsi="Times New Roman"/>
+                <w:sz w:val="22"/>
+                <w:szCs w:val="22"/>
+                <w:lang w:val="en-BE"/>
+              </w:rPr>
+              <w:t>)</w:t>
+            </w:r>
+            <w:r>
+              <w:rPr>
+                <w:rFonts w:ascii="Times New Roman" w:eastAsiaTheme="minorEastAsia" w:hAnsi="Times New Roman"/>
+                <w:sz w:val="22"/>
+                <w:szCs w:val="22"/>
+                <w:lang w:val="en-BE"/>
+              </w:rPr>
+              <w:t xml:space="preserve">}} </w:t>
+            </w:r>
+          </w:p>
+          <w:p>
+            <w:pPr>
+              <w:pStyle w:val="NormalWeb"/>
+              <w:rPr>
+                <w:rFonts w:ascii="Times New Roman" w:eastAsiaTheme="minorEastAsia" w:hAnsi="Times New Roman"/>
+                <w:sz w:val="22"/>
+                <w:szCs w:val="22"/>
+                <w:lang w:val="en-BE"/>
+              </w:rPr>
+            </w:pPr>
+            <w:r>
+              <w:rPr>
+                <w:rFonts w:ascii="Times New Roman" w:eastAsiaTheme="minorEastAsia" w:hAnsi="Times New Roman"/>
+                <w:sz w:val="22"/>
+                <w:szCs w:val="22"/>
+                <w:lang w:val="en-BE"/>
+              </w:rPr>
+              <w:t>Material Flow Details / Summary: {{</w:t>
+            </w:r>
+            <w:proofErr w:type="spellStart"/>
+            <w:r>
+              <w:rPr>
+                <w:rFonts w:ascii="Times New Roman" w:eastAsiaTheme="minorEastAsia" w:hAnsi="Times New Roman"/>
+                <w:sz w:val="22"/>
+                <w:szCs w:val="22"/>
+                <w:lang w:val="en-BE"/>
+              </w:rPr>
+              <w:t>material_flow_text</w:t>
+            </w:r>
+            <w:r>
+              <w:rPr>
+                <w:rFonts w:ascii="Times New Roman" w:eastAsiaTheme="minorEastAsia" w:hAnsi="Times New Roman"/>
+                <w:sz w:val="22"/>
+                <w:szCs w:val="22"/>
+                <w:lang w:val="en-BE"/>
+              </w:rPr>
+              <w:t>|default</w:t>
+            </w:r>
+            <w:proofErr w:type="spellEnd"/>
+            <w:r>
+              <w:rPr>
+                <w:rFonts w:ascii="Times New Roman" w:eastAsiaTheme="minorEastAsia" w:hAnsi="Times New Roman"/>
+                <w:sz w:val="22"/>
+                <w:szCs w:val="22"/>
+                <w:lang w:val="en-BE"/>
+              </w:rPr>
+              <w:t>(</w:t>
+            </w:r>
+            <w:r>
+              <w:rPr>
+                <w:rFonts w:ascii="Times New Roman" w:eastAsiaTheme="minorEastAsia" w:hAnsi="Times New Roman"/>
+                <w:sz w:val="22"/>
+                <w:szCs w:val="22"/>
+                <w:lang w:val="en-BE"/>
+              </w:rPr>
+              <w:t>‘‘</w:t>
+            </w:r>
+            <w:r>
+              <w:rPr>
+                <w:rFonts w:ascii="Times New Roman" w:eastAsiaTheme="minorEastAsia" w:hAnsi="Times New Roman"/>
+                <w:sz w:val="22"/>
+                <w:szCs w:val="22"/>
+                <w:lang w:val="en-BE"/>
+              </w:rPr>
+              <w:t>)</w:t>
+            </w:r>
+            <w:r>
+              <w:rPr>
+                <w:rFonts w:ascii="Times New Roman" w:eastAsiaTheme="minorEastAsia" w:hAnsi="Times New Roman"/>
+                <w:sz w:val="22"/>
+                <w:szCs w:val="22"/>
+                <w:lang w:val="en-BE"/>
+              </w:rPr>
+              <w:t xml:space="preserve">}} </w:t>
+            </w:r>
+          </w:p>
+          <w:p>
+            <w:pPr>
+              <w:pStyle w:val="NormalWeb"/>
+              <w:rPr>
+                <w:rFonts w:ascii="Times New Roman" w:eastAsiaTheme="minorEastAsia" w:hAnsi="Times New Roman"/>
+                <w:sz w:val="22"/>
+                <w:szCs w:val="22"/>
+                <w:lang w:val="en-BE"/>
+              </w:rPr>
+            </w:pPr>
+            <w:r>
+              <w:rPr>
+                <w:rFonts w:ascii="Times New Roman" w:eastAsiaTheme="minorEastAsia" w:hAnsi="Times New Roman"/>
+                <w:sz w:val="22"/>
+                <w:szCs w:val="22"/>
+                <w:lang w:val="en-BE"/>
+              </w:rPr>
+              <w:t>Special Comments / Direct Flows / Notes: {{</w:t>
+            </w:r>
+            <w:proofErr w:type="spellStart"/>
+            <w:r>
+              <w:rPr>
+                <w:rFonts w:ascii="Times New Roman" w:eastAsiaTheme="minorEastAsia" w:hAnsi="Times New Roman"/>
+                <w:sz w:val="22"/>
+                <w:szCs w:val="22"/>
+                <w:lang w:val="en-BE"/>
+              </w:rPr>
+              <w:t>special_comments</w:t>
+            </w:r>
+            <w:r>
+              <w:rPr>
+                <w:rFonts w:ascii="Times New Roman" w:eastAsiaTheme="minorEastAsia" w:hAnsi="Times New Roman"/>
+                <w:sz w:val="22"/>
+                <w:szCs w:val="22"/>
+                <w:lang w:val="en-BE"/>
+              </w:rPr>
+              <w:t>|default</w:t>
+            </w:r>
+            <w:proofErr w:type="spellEnd"/>
+            <w:r>
+              <w:rPr>
+                <w:rFonts w:ascii="Times New Roman" w:eastAsiaTheme="minorEastAsia" w:hAnsi="Times New Roman"/>
+                <w:sz w:val="22"/>
+                <w:szCs w:val="22"/>
+                <w:lang w:val="en-BE"/>
+              </w:rPr>
+              <w:t>(</w:t>
+            </w:r>
+            <w:r>
+              <w:rPr>
+                <w:rFonts w:ascii="Times New Roman" w:eastAsiaTheme="minorEastAsia" w:hAnsi="Times New Roman"/>
+                <w:sz w:val="22"/>
+                <w:szCs w:val="22"/>
+                <w:lang w:val="en-BE"/>
+              </w:rPr>
+              <w:t>‘‘</w:t>
+            </w:r>
+            <w:r>
+              <w:rPr>
+                <w:rFonts w:ascii="Times New Roman" w:eastAsiaTheme="minorEastAsia" w:hAnsi="Times New Roman"/>
+                <w:sz w:val="22"/>
+                <w:szCs w:val="22"/>
+                <w:lang w:val="en-BE"/>
+              </w:rPr>
+              <w:t>)</w:t>
+            </w:r>
+            <w:r>
+              <w:rPr>
+                <w:rFonts w:ascii="Times New Roman" w:eastAsiaTheme="minorEastAsia" w:hAnsi="Times New Roman"/>
+                <w:sz w:val="22"/>
+                <w:szCs w:val="22"/>
+                <w:lang w:val="en-BE"/>
+              </w:rPr>
+              <w:t xml:space="preserve">}} </w:t>
+            </w:r>
+          </w:p>
+          <w:p>
+            <w:pPr>
+              <w:pStyle w:val="NormalWeb"/>
+              <w:rPr>
+                <w:rFonts w:ascii="Times New Roman" w:eastAsiaTheme="minorEastAsia" w:hAnsi="Times New Roman"/>
+                <w:sz w:val="22"/>
+                <w:szCs w:val="22"/>
+                <w:lang w:val="en-BE"/>
+              </w:rPr>
+            </w:pPr>
+            <w:r>
+              <w:rPr>
+                <w:rFonts w:ascii="Times New Roman" w:eastAsiaTheme="minorEastAsia" w:hAnsi="Times New Roman"/>
+                <w:sz w:val="22"/>
+                <w:szCs w:val="22"/>
+                <w:lang w:val="en-BE"/>
+              </w:rPr>
+              <w:t>Distances between steps: {{</w:t>
+            </w:r>
+            <w:proofErr w:type="spellStart"/>
+            <w:r>
+              <w:rPr>
+                <w:rFonts w:ascii="Times New Roman" w:eastAsiaTheme="minorEastAsia" w:hAnsi="Times New Roman"/>
+                <w:sz w:val="22"/>
+                <w:szCs w:val="22"/>
+                <w:lang w:val="en-BE"/>
+              </w:rPr>
+              <w:t>distances</w:t>
+            </w:r>
+            <w:r>
+              <w:rPr>
+                <w:rFonts w:ascii="Times New Roman" w:eastAsiaTheme="minorEastAsia" w:hAnsi="Times New Roman"/>
+                <w:sz w:val="22"/>
+                <w:szCs w:val="22"/>
+                <w:lang w:val="en-BE"/>
+              </w:rPr>
+              <w:t>|default</w:t>
+            </w:r>
+            <w:proofErr w:type="spellEnd"/>
+            <w:r>
+              <w:rPr>
+                <w:rFonts w:ascii="Times New Roman" w:eastAsiaTheme="minorEastAsia" w:hAnsi="Times New Roman"/>
+                <w:sz w:val="22"/>
+                <w:szCs w:val="22"/>
+                <w:lang w:val="en-BE"/>
+              </w:rPr>
+              <w:t>(</w:t>
+            </w:r>
+            <w:r>
+              <w:rPr>
+                <w:rFonts w:ascii="Times New Roman" w:eastAsiaTheme="minorEastAsia" w:hAnsi="Times New Roman"/>
+                <w:sz w:val="22"/>
+                <w:szCs w:val="22"/>
+                <w:lang w:val="en-BE"/>
+              </w:rPr>
+              <w:t>‘‘</w:t>
+            </w:r>
+            <w:r>
+              <w:rPr>
+                <w:rFonts w:ascii="Times New Roman" w:eastAsiaTheme="minorEastAsia" w:hAnsi="Times New Roman"/>
+                <w:sz w:val="22"/>
+                <w:szCs w:val="22"/>
+                <w:lang w:val="en-BE"/>
+              </w:rPr>
+              <w:t>)</w:t>
+            </w:r>
+            <w:r>
+              <w:rPr>
+                <w:rFonts w:ascii="Times New Roman" w:eastAsiaTheme="minorEastAsia" w:hAnsi="Times New Roman"/>
+                <w:sz w:val="22"/>
+                <w:szCs w:val="22"/>
+                <w:lang w:val="en-BE"/>
+              </w:rPr>
+              <w:t xml:space="preserve">}} </w:t>
+            </w:r>
+          </w:p>
+          <w:p>
+            <w:pPr>
+              <w:pStyle w:val="NormalWeb"/>
+              <w:rPr>
+                <w:rFonts w:ascii="Times New Roman" w:eastAsiaTheme="minorEastAsia" w:hAnsi="Times New Roman"/>
+                <w:sz w:val="22"/>
+                <w:szCs w:val="22"/>
+                <w:lang w:val="en-BE"/>
+              </w:rPr>
+            </w:pPr>
+            <w:r>
+              <w:rPr>
+                <w:rFonts w:ascii="Times New Roman" w:eastAsiaTheme="minorEastAsia" w:hAnsi="Times New Roman"/>
+                <w:sz w:val="22"/>
+                <w:szCs w:val="22"/>
+                <w:lang w:val="en-BE"/>
+              </w:rPr>
+              <w:t>Photos: [Insert Photos here] {{logistics_image1</w:t>
             </w:r>
             <w:r>
               <w:rPr>
@@ -6177,27 +7461,7 @@
                 <w:szCs w:val="22"/>
                 <w:lang w:val="en-BE"/>
               </w:rPr>
-              <w:t xml:space="preserve">}} </w:t>
-            </w:r>
-          </w:p>
-          <w:p>
-            <w:pPr>
-              <w:pStyle w:val="NormalWeb"/>
-              <w:rPr>
-                <w:rFonts w:ascii="Times New Roman" w:eastAsiaTheme="minorEastAsia" w:hAnsi="Times New Roman"/>
-                <w:sz w:val="22"/>
-                <w:szCs w:val="22"/>
-                <w:lang w:val="en-BE"/>
-              </w:rPr>
-            </w:pPr>
-            <w:r>
-              <w:rPr>
-                <w:rFonts w:ascii="Times New Roman" w:eastAsiaTheme="minorEastAsia" w:hAnsi="Times New Roman"/>
-                <w:sz w:val="22"/>
-                <w:szCs w:val="22"/>
-                <w:lang w:val="en-BE"/>
-              </w:rPr>
-              <w:t>Material Flow Details / Summary: {{material_flow_text</w:t>
+              <w:t>}} {{logistics_image2</w:t>
             </w:r>
             <w:r>
               <w:rPr>
@@ -6233,27 +7497,7 @@
                 <w:szCs w:val="22"/>
                 <w:lang w:val="en-BE"/>
               </w:rPr>
-              <w:t xml:space="preserve">}} </w:t>
-            </w:r>
-          </w:p>
-          <w:p>
-            <w:pPr>
-              <w:pStyle w:val="NormalWeb"/>
-              <w:rPr>
-                <w:rFonts w:ascii="Times New Roman" w:eastAsiaTheme="minorEastAsia" w:hAnsi="Times New Roman"/>
-                <w:sz w:val="22"/>
-                <w:szCs w:val="22"/>
-                <w:lang w:val="en-BE"/>
-              </w:rPr>
-            </w:pPr>
-            <w:r>
-              <w:rPr>
-                <w:rFonts w:ascii="Times New Roman" w:eastAsiaTheme="minorEastAsia" w:hAnsi="Times New Roman"/>
-                <w:sz w:val="22"/>
-                <w:szCs w:val="22"/>
-                <w:lang w:val="en-BE"/>
-              </w:rPr>
-              <w:t>Special Comments / Direct Flows / Notes: {{special_comments</w:t>
+              <w:t>}} {{logistics_image3</w:t>
             </w:r>
             <w:r>
               <w:rPr>
@@ -6289,200 +7533,36 @@
                 <w:szCs w:val="22"/>
                 <w:lang w:val="en-BE"/>
               </w:rPr>
-              <w:t xml:space="preserve">}} </w:t>
-            </w:r>
-          </w:p>
-          <w:p>
-            <w:pPr>
-              <w:pStyle w:val="NormalWeb"/>
-              <w:rPr>
-                <w:rFonts w:ascii="Times New Roman" w:eastAsiaTheme="minorEastAsia" w:hAnsi="Times New Roman"/>
-                <w:sz w:val="22"/>
-                <w:szCs w:val="22"/>
-                <w:lang w:val="en-BE"/>
-              </w:rPr>
-            </w:pPr>
-            <w:r>
-              <w:rPr>
-                <w:rFonts w:ascii="Times New Roman" w:eastAsiaTheme="minorEastAsia" w:hAnsi="Times New Roman"/>
-                <w:sz w:val="22"/>
-                <w:szCs w:val="22"/>
-                <w:lang w:val="en-BE"/>
-              </w:rPr>
-              <w:t>Distances between steps: {{distances</w:t>
-            </w:r>
-            <w:r>
-              <w:rPr>
-                <w:rFonts w:ascii="Times New Roman" w:eastAsiaTheme="minorEastAsia" w:hAnsi="Times New Roman"/>
-                <w:sz w:val="22"/>
-                <w:szCs w:val="22"/>
-                <w:lang w:val="en-BE"/>
-              </w:rPr>
-              <w:t>|default(</w:t>
-            </w:r>
-            <w:r>
-              <w:rPr>
-                <w:rFonts w:ascii="Times New Roman" w:eastAsiaTheme="minorEastAsia" w:hAnsi="Times New Roman"/>
-                <w:sz w:val="22"/>
-                <w:szCs w:val="22"/>
-                <w:lang w:val="en-BE"/>
-              </w:rPr>
-              <w:t>‘‘</w:t>
-            </w:r>
-            <w:r>
-              <w:rPr>
-                <w:rFonts w:ascii="Times New Roman" w:eastAsiaTheme="minorEastAsia" w:hAnsi="Times New Roman"/>
-                <w:sz w:val="22"/>
-                <w:szCs w:val="22"/>
-                <w:lang w:val="en-BE"/>
-              </w:rPr>
-              <w:t>)</w:t>
-            </w:r>
-            <w:r>
-              <w:rPr>
-                <w:rFonts w:ascii="Times New Roman" w:eastAsiaTheme="minorEastAsia" w:hAnsi="Times New Roman"/>
-                <w:sz w:val="22"/>
-                <w:szCs w:val="22"/>
-                <w:lang w:val="en-BE"/>
-              </w:rPr>
-              <w:t xml:space="preserve">}} </w:t>
-            </w:r>
-          </w:p>
-          <w:p>
-            <w:pPr>
-              <w:pStyle w:val="NormalWeb"/>
-              <w:rPr>
-                <w:rFonts w:ascii="Times New Roman" w:eastAsiaTheme="minorEastAsia" w:hAnsi="Times New Roman"/>
-                <w:sz w:val="22"/>
-                <w:szCs w:val="22"/>
-                <w:lang w:val="en-BE"/>
-              </w:rPr>
-            </w:pPr>
-            <w:r>
-              <w:rPr>
-                <w:rFonts w:ascii="Times New Roman" w:eastAsiaTheme="minorEastAsia" w:hAnsi="Times New Roman"/>
-                <w:sz w:val="22"/>
-                <w:szCs w:val="22"/>
-                <w:lang w:val="en-BE"/>
-              </w:rPr>
-              <w:t>Photos: [Insert Photos here] {{logistics_image1</w:t>
-            </w:r>
-            <w:r>
-              <w:rPr>
-                <w:rFonts w:ascii="Times New Roman" w:eastAsiaTheme="minorEastAsia" w:hAnsi="Times New Roman"/>
-                <w:sz w:val="22"/>
-                <w:szCs w:val="22"/>
-                <w:lang w:val="en-BE"/>
-              </w:rPr>
-              <w:t>|default(</w:t>
-            </w:r>
-            <w:r>
-              <w:rPr>
-                <w:rFonts w:ascii="Times New Roman" w:eastAsiaTheme="minorEastAsia" w:hAnsi="Times New Roman"/>
-                <w:sz w:val="22"/>
-                <w:szCs w:val="22"/>
-                <w:lang w:val="en-BE"/>
-              </w:rPr>
-              <w:t>‘‘</w:t>
-            </w:r>
-            <w:r>
-              <w:rPr>
-                <w:rFonts w:ascii="Times New Roman" w:eastAsiaTheme="minorEastAsia" w:hAnsi="Times New Roman"/>
-                <w:sz w:val="22"/>
-                <w:szCs w:val="22"/>
-                <w:lang w:val="en-BE"/>
-              </w:rPr>
-              <w:t>)</w:t>
-            </w:r>
-            <w:r>
-              <w:rPr>
-                <w:rFonts w:ascii="Times New Roman" w:eastAsiaTheme="minorEastAsia" w:hAnsi="Times New Roman"/>
-                <w:sz w:val="22"/>
-                <w:szCs w:val="22"/>
-                <w:lang w:val="en-BE"/>
-              </w:rPr>
-              <w:t>}} {{logistics_image2</w:t>
-            </w:r>
-            <w:r>
-              <w:rPr>
-                <w:rFonts w:ascii="Times New Roman" w:eastAsiaTheme="minorEastAsia" w:hAnsi="Times New Roman"/>
-                <w:sz w:val="22"/>
-                <w:szCs w:val="22"/>
-                <w:lang w:val="en-BE"/>
-              </w:rPr>
-              <w:t>|default(</w:t>
-            </w:r>
-            <w:r>
-              <w:rPr>
-                <w:rFonts w:ascii="Times New Roman" w:eastAsiaTheme="minorEastAsia" w:hAnsi="Times New Roman"/>
-                <w:sz w:val="22"/>
-                <w:szCs w:val="22"/>
-                <w:lang w:val="en-BE"/>
-              </w:rPr>
-              <w:t>‘‘</w:t>
-            </w:r>
-            <w:r>
-              <w:rPr>
-                <w:rFonts w:ascii="Times New Roman" w:eastAsiaTheme="minorEastAsia" w:hAnsi="Times New Roman"/>
-                <w:sz w:val="22"/>
-                <w:szCs w:val="22"/>
-                <w:lang w:val="en-BE"/>
-              </w:rPr>
-              <w:t>)</w:t>
-            </w:r>
-            <w:r>
-              <w:rPr>
-                <w:rFonts w:ascii="Times New Roman" w:eastAsiaTheme="minorEastAsia" w:hAnsi="Times New Roman"/>
-                <w:sz w:val="22"/>
-                <w:szCs w:val="22"/>
-                <w:lang w:val="en-BE"/>
-              </w:rPr>
-              <w:t>}} {{logistics_image3</w:t>
-            </w:r>
-            <w:r>
-              <w:rPr>
-                <w:rFonts w:ascii="Times New Roman" w:eastAsiaTheme="minorEastAsia" w:hAnsi="Times New Roman"/>
-                <w:sz w:val="22"/>
-                <w:szCs w:val="22"/>
-                <w:lang w:val="en-BE"/>
-              </w:rPr>
-              <w:t>|default(</w:t>
-            </w:r>
-            <w:r>
-              <w:rPr>
-                <w:rFonts w:ascii="Times New Roman" w:eastAsiaTheme="minorEastAsia" w:hAnsi="Times New Roman"/>
-                <w:sz w:val="22"/>
-                <w:szCs w:val="22"/>
-                <w:lang w:val="en-BE"/>
-              </w:rPr>
-              <w:t>‘‘</w:t>
-            </w:r>
-            <w:r>
-              <w:rPr>
-                <w:rFonts w:ascii="Times New Roman" w:eastAsiaTheme="minorEastAsia" w:hAnsi="Times New Roman"/>
-                <w:sz w:val="22"/>
-                <w:szCs w:val="22"/>
-                <w:lang w:val="en-BE"/>
-              </w:rPr>
-              <w:t>)</w:t>
-            </w:r>
-            <w:r>
-              <w:rPr>
-                <w:rFonts w:ascii="Times New Roman" w:eastAsiaTheme="minorEastAsia" w:hAnsi="Times New Roman"/>
-                <w:sz w:val="22"/>
-                <w:szCs w:val="22"/>
-                <w:lang w:val="en-BE"/>
-              </w:rPr>
-              <w:t>}} etc. CAD / Layout File: {{cad_filename</w:t>
-            </w:r>
-            <w:r>
-              <w:rPr>
-                <w:rFonts w:ascii="Times New Roman" w:eastAsiaTheme="minorEastAsia" w:hAnsi="Times New Roman"/>
-                <w:sz w:val="22"/>
-                <w:szCs w:val="22"/>
-                <w:lang w:val="en-BE"/>
-              </w:rPr>
-              <w:t>|default(</w:t>
+              <w:t>}} etc. CAD / Layout File: {{</w:t>
+            </w:r>
+            <w:proofErr w:type="spellStart"/>
+            <w:r>
+              <w:rPr>
+                <w:rFonts w:ascii="Times New Roman" w:eastAsiaTheme="minorEastAsia" w:hAnsi="Times New Roman"/>
+                <w:sz w:val="22"/>
+                <w:szCs w:val="22"/>
+                <w:lang w:val="en-BE"/>
+              </w:rPr>
+              <w:t>cad_filename</w:t>
+            </w:r>
+            <w:r>
+              <w:rPr>
+                <w:rFonts w:ascii="Times New Roman" w:eastAsiaTheme="minorEastAsia" w:hAnsi="Times New Roman"/>
+                <w:sz w:val="22"/>
+                <w:szCs w:val="22"/>
+                <w:lang w:val="en-BE"/>
+              </w:rPr>
+              <w:t>|default</w:t>
+            </w:r>
+            <w:proofErr w:type="spellEnd"/>
+            <w:r>
+              <w:rPr>
+                <w:rFonts w:ascii="Times New Roman" w:eastAsiaTheme="minorEastAsia" w:hAnsi="Times New Roman"/>
+                <w:sz w:val="22"/>
+                <w:szCs w:val="22"/>
+                <w:lang w:val="en-BE"/>
+              </w:rPr>
+              <w:t>(</w:t>
             </w:r>
             <w:r>
               <w:rPr>
@@ -6682,16 +7762,36 @@
                 <w:szCs w:val="22"/>
                 <w:lang w:val="en-BE"/>
               </w:rPr>
-              <w:t>{{charging_status</w:t>
-            </w:r>
-            <w:r>
-              <w:rPr>
-                <w:rFonts w:ascii="Times New Roman" w:eastAsiaTheme="minorEastAsia" w:hAnsi="Times New Roman"/>
-                <w:sz w:val="22"/>
-                <w:szCs w:val="22"/>
-                <w:lang w:val="en-BE"/>
-              </w:rPr>
-              <w:t>|default(</w:t>
+              <w:t>{{</w:t>
+            </w:r>
+            <w:proofErr w:type="spellStart"/>
+            <w:r>
+              <w:rPr>
+                <w:rFonts w:ascii="Times New Roman" w:eastAsiaTheme="minorEastAsia" w:hAnsi="Times New Roman"/>
+                <w:sz w:val="22"/>
+                <w:szCs w:val="22"/>
+                <w:lang w:val="en-BE"/>
+              </w:rPr>
+              <w:t>charging_status</w:t>
+            </w:r>
+            <w:r>
+              <w:rPr>
+                <w:rFonts w:ascii="Times New Roman" w:eastAsiaTheme="minorEastAsia" w:hAnsi="Times New Roman"/>
+                <w:sz w:val="22"/>
+                <w:szCs w:val="22"/>
+                <w:lang w:val="en-BE"/>
+              </w:rPr>
+              <w:t>|default</w:t>
+            </w:r>
+            <w:proofErr w:type="spellEnd"/>
+            <w:r>
+              <w:rPr>
+                <w:rFonts w:ascii="Times New Roman" w:eastAsiaTheme="minorEastAsia" w:hAnsi="Times New Roman"/>
+                <w:sz w:val="22"/>
+                <w:szCs w:val="22"/>
+                <w:lang w:val="en-BE"/>
+              </w:rPr>
+              <w:t>(</w:t>
             </w:r>
             <w:r>
               <w:rPr>
@@ -6738,16 +7838,36 @@
                 <w:szCs w:val="22"/>
                 <w:lang w:val="en-BE"/>
               </w:rPr>
-              <w:t>{{parking_area</w:t>
-            </w:r>
-            <w:r>
-              <w:rPr>
-                <w:rFonts w:ascii="Times New Roman" w:eastAsiaTheme="minorEastAsia" w:hAnsi="Times New Roman"/>
-                <w:sz w:val="22"/>
-                <w:szCs w:val="22"/>
-                <w:lang w:val="en-BE"/>
-              </w:rPr>
-              <w:t>|default(</w:t>
+              <w:t>{{</w:t>
+            </w:r>
+            <w:proofErr w:type="spellStart"/>
+            <w:r>
+              <w:rPr>
+                <w:rFonts w:ascii="Times New Roman" w:eastAsiaTheme="minorEastAsia" w:hAnsi="Times New Roman" w:cs="Times New Roman"/>
+                <w:sz w:val="22"/>
+                <w:szCs w:val="22"/>
+                <w:lang w:val="en-BE"/>
+              </w:rPr>
+              <w:t>parking_area</w:t>
+            </w:r>
+            <w:r>
+              <w:rPr>
+                <w:rFonts w:ascii="Times New Roman" w:eastAsiaTheme="minorEastAsia" w:hAnsi="Times New Roman"/>
+                <w:sz w:val="22"/>
+                <w:szCs w:val="22"/>
+                <w:lang w:val="en-BE"/>
+              </w:rPr>
+              <w:t>|default</w:t>
+            </w:r>
+            <w:proofErr w:type="spellEnd"/>
+            <w:r>
+              <w:rPr>
+                <w:rFonts w:ascii="Times New Roman" w:eastAsiaTheme="minorEastAsia" w:hAnsi="Times New Roman"/>
+                <w:sz w:val="22"/>
+                <w:szCs w:val="22"/>
+                <w:lang w:val="en-BE"/>
+              </w:rPr>
+              <w:t>(</w:t>
             </w:r>
             <w:r>
               <w:rPr>
@@ -6794,16 +7914,36 @@
                 <w:szCs w:val="22"/>
                 <w:lang w:val="en-BE"/>
               </w:rPr>
-              <w:t>{{charging_stations</w:t>
-            </w:r>
-            <w:r>
-              <w:rPr>
-                <w:rFonts w:ascii="Times New Roman" w:eastAsiaTheme="minorEastAsia" w:hAnsi="Times New Roman"/>
-                <w:sz w:val="22"/>
-                <w:szCs w:val="22"/>
-                <w:lang w:val="en-BE"/>
-              </w:rPr>
-              <w:t>|default(</w:t>
+              <w:t>{{</w:t>
+            </w:r>
+            <w:proofErr w:type="spellStart"/>
+            <w:r>
+              <w:rPr>
+                <w:rFonts w:ascii="Times New Roman" w:eastAsiaTheme="minorEastAsia" w:hAnsi="Times New Roman" w:cs="Times New Roman"/>
+                <w:sz w:val="22"/>
+                <w:szCs w:val="22"/>
+                <w:lang w:val="en-BE"/>
+              </w:rPr>
+              <w:t>charging_stations</w:t>
+            </w:r>
+            <w:r>
+              <w:rPr>
+                <w:rFonts w:ascii="Times New Roman" w:eastAsiaTheme="minorEastAsia" w:hAnsi="Times New Roman"/>
+                <w:sz w:val="22"/>
+                <w:szCs w:val="22"/>
+                <w:lang w:val="en-BE"/>
+              </w:rPr>
+              <w:t>|default</w:t>
+            </w:r>
+            <w:proofErr w:type="spellEnd"/>
+            <w:r>
+              <w:rPr>
+                <w:rFonts w:ascii="Times New Roman" w:eastAsiaTheme="minorEastAsia" w:hAnsi="Times New Roman"/>
+                <w:sz w:val="22"/>
+                <w:szCs w:val="22"/>
+                <w:lang w:val="en-BE"/>
+              </w:rPr>
+              <w:t>(</w:t>
             </w:r>
             <w:r>
               <w:rPr>
@@ -6987,16 +8127,36 @@
                 <w:szCs w:val="22"/>
                 <w:lang w:val="en-BE"/>
               </w:rPr>
-              <w:t>{{network_coverage</w:t>
-            </w:r>
-            <w:r>
-              <w:rPr>
-                <w:rFonts w:ascii="Times New Roman" w:eastAsiaTheme="minorEastAsia" w:hAnsi="Times New Roman"/>
-                <w:sz w:val="22"/>
-                <w:szCs w:val="22"/>
-                <w:lang w:val="en-BE"/>
-              </w:rPr>
-              <w:t>|default(</w:t>
+              <w:t>{{</w:t>
+            </w:r>
+            <w:proofErr w:type="spellStart"/>
+            <w:r>
+              <w:rPr>
+                <w:rFonts w:ascii="Times New Roman" w:eastAsiaTheme="minorEastAsia" w:hAnsi="Times New Roman" w:cs="Times New Roman"/>
+                <w:sz w:val="22"/>
+                <w:szCs w:val="22"/>
+                <w:lang w:val="en-BE"/>
+              </w:rPr>
+              <w:t>network_coverage</w:t>
+            </w:r>
+            <w:r>
+              <w:rPr>
+                <w:rFonts w:ascii="Times New Roman" w:eastAsiaTheme="minorEastAsia" w:hAnsi="Times New Roman"/>
+                <w:sz w:val="22"/>
+                <w:szCs w:val="22"/>
+                <w:lang w:val="en-BE"/>
+              </w:rPr>
+              <w:t>|default</w:t>
+            </w:r>
+            <w:proofErr w:type="spellEnd"/>
+            <w:r>
+              <w:rPr>
+                <w:rFonts w:ascii="Times New Roman" w:eastAsiaTheme="minorEastAsia" w:hAnsi="Times New Roman"/>
+                <w:sz w:val="22"/>
+                <w:szCs w:val="22"/>
+                <w:lang w:val="en-BE"/>
+              </w:rPr>
+              <w:t>(</w:t>
             </w:r>
             <w:r>
               <w:rPr>
@@ -7218,16 +8378,36 @@
                 <w:szCs w:val="22"/>
                 <w:lang w:val="en-BE"/>
               </w:rPr>
-              <w:t>{{positioning_req</w:t>
-            </w:r>
-            <w:r>
-              <w:rPr>
-                <w:rFonts w:ascii="Times New Roman" w:eastAsiaTheme="minorEastAsia" w:hAnsi="Times New Roman"/>
-                <w:sz w:val="22"/>
-                <w:szCs w:val="22"/>
-                <w:lang w:val="en-BE"/>
-              </w:rPr>
-              <w:t>|default(</w:t>
+              <w:t>{{</w:t>
+            </w:r>
+            <w:proofErr w:type="spellStart"/>
+            <w:r>
+              <w:rPr>
+                <w:rFonts w:ascii="Times New Roman" w:eastAsiaTheme="minorEastAsia" w:hAnsi="Times New Roman" w:cs="Times New Roman"/>
+                <w:sz w:val="22"/>
+                <w:szCs w:val="22"/>
+                <w:lang w:val="en-BE"/>
+              </w:rPr>
+              <w:t>positioning_req</w:t>
+            </w:r>
+            <w:r>
+              <w:rPr>
+                <w:rFonts w:ascii="Times New Roman" w:eastAsiaTheme="minorEastAsia" w:hAnsi="Times New Roman"/>
+                <w:sz w:val="22"/>
+                <w:szCs w:val="22"/>
+                <w:lang w:val="en-BE"/>
+              </w:rPr>
+              <w:t>|default</w:t>
+            </w:r>
+            <w:proofErr w:type="spellEnd"/>
+            <w:r>
+              <w:rPr>
+                <w:rFonts w:ascii="Times New Roman" w:eastAsiaTheme="minorEastAsia" w:hAnsi="Times New Roman"/>
+                <w:sz w:val="22"/>
+                <w:szCs w:val="22"/>
+                <w:lang w:val="en-BE"/>
+              </w:rPr>
+              <w:t>(</w:t>
             </w:r>
             <w:r>
               <w:rPr>
@@ -7373,7 +8553,7 @@
                 <w:sz w:val="22"/>
                 <w:szCs w:val="22"/>
               </w:rPr>
-              <w:t xml:space="preserve">Whether there are related equipment that </w:t>
+              <w:t xml:space="preserve">Whether there are related equipment that needs to be </w:t>
             </w:r>
             <w:r>
               <w:rPr>
@@ -7382,7 +8562,7 @@
                 <w:szCs w:val="22"/>
               </w:rPr>
               <w:lastRenderedPageBreak/>
-              <w:t>needs to be docked (elevators, robotic arms, roller shutter doors, telescopic doors, vertical warehouses, winding machines, etc.), etc.:</w:t>
+              <w:t>docked (elevators, robotic arms, roller shutter doors, telescopic doors, vertical warehouses, winding machines, etc.), etc.:</w:t>
             </w:r>
           </w:p>
         </w:tc>
@@ -7413,16 +8593,36 @@
                 <w:lang w:val="en-BE"/>
               </w:rPr>
               <w:lastRenderedPageBreak/>
-              <w:t>{{docking_equipment</w:t>
-            </w:r>
-            <w:r>
-              <w:rPr>
-                <w:rFonts w:ascii="Times New Roman" w:eastAsiaTheme="minorEastAsia" w:hAnsi="Times New Roman"/>
-                <w:sz w:val="22"/>
-                <w:szCs w:val="22"/>
-                <w:lang w:val="en-BE"/>
-              </w:rPr>
-              <w:t>|default(</w:t>
+              <w:t>{{</w:t>
+            </w:r>
+            <w:proofErr w:type="spellStart"/>
+            <w:r>
+              <w:rPr>
+                <w:rFonts w:ascii="Times New Roman" w:eastAsiaTheme="minorEastAsia" w:hAnsi="Times New Roman" w:cs="Times New Roman"/>
+                <w:sz w:val="22"/>
+                <w:szCs w:val="22"/>
+                <w:lang w:val="en-BE"/>
+              </w:rPr>
+              <w:t>docking_equipment</w:t>
+            </w:r>
+            <w:r>
+              <w:rPr>
+                <w:rFonts w:ascii="Times New Roman" w:eastAsiaTheme="minorEastAsia" w:hAnsi="Times New Roman"/>
+                <w:sz w:val="22"/>
+                <w:szCs w:val="22"/>
+                <w:lang w:val="en-BE"/>
+              </w:rPr>
+              <w:t>|default</w:t>
+            </w:r>
+            <w:proofErr w:type="spellEnd"/>
+            <w:r>
+              <w:rPr>
+                <w:rFonts w:ascii="Times New Roman" w:eastAsiaTheme="minorEastAsia" w:hAnsi="Times New Roman"/>
+                <w:sz w:val="22"/>
+                <w:szCs w:val="22"/>
+                <w:lang w:val="en-BE"/>
+              </w:rPr>
+              <w:t>(</w:t>
             </w:r>
             <w:r>
               <w:rPr>
@@ -7603,16 +8803,56 @@
                 <w:szCs w:val="22"/>
                 <w:lang w:val="en-BE"/>
               </w:rPr>
-              <w:t>Other AGVs / AMRs: {{other_agvs</w:t>
-            </w:r>
-            <w:r>
-              <w:rPr>
-                <w:rFonts w:ascii="Times New Roman" w:eastAsiaTheme="minorEastAsia" w:hAnsi="Times New Roman"/>
-                <w:sz w:val="22"/>
-                <w:szCs w:val="22"/>
-                <w:lang w:val="en-BE"/>
-              </w:rPr>
-              <w:t>|default(</w:t>
+              <w:t xml:space="preserve">Other </w:t>
+            </w:r>
+            <w:proofErr w:type="spellStart"/>
+            <w:r>
+              <w:rPr>
+                <w:rFonts w:ascii="Times New Roman" w:eastAsiaTheme="minorEastAsia" w:hAnsi="Times New Roman" w:cs="Times New Roman"/>
+                <w:sz w:val="22"/>
+                <w:szCs w:val="22"/>
+                <w:lang w:val="en-BE"/>
+              </w:rPr>
+              <w:t>AGVs</w:t>
+            </w:r>
+            <w:proofErr w:type="spellEnd"/>
+            <w:r>
+              <w:rPr>
+                <w:rFonts w:ascii="Times New Roman" w:eastAsiaTheme="minorEastAsia" w:hAnsi="Times New Roman" w:cs="Times New Roman"/>
+                <w:sz w:val="22"/>
+                <w:szCs w:val="22"/>
+                <w:lang w:val="en-BE"/>
+              </w:rPr>
+              <w:t xml:space="preserve"> / AMRs: {{</w:t>
+            </w:r>
+            <w:proofErr w:type="spellStart"/>
+            <w:r>
+              <w:rPr>
+                <w:rFonts w:ascii="Times New Roman" w:eastAsiaTheme="minorEastAsia" w:hAnsi="Times New Roman" w:cs="Times New Roman"/>
+                <w:sz w:val="22"/>
+                <w:szCs w:val="22"/>
+                <w:lang w:val="en-BE"/>
+              </w:rPr>
+              <w:t>other_agvs</w:t>
+            </w:r>
+            <w:r>
+              <w:rPr>
+                <w:rFonts w:ascii="Times New Roman" w:eastAsiaTheme="minorEastAsia" w:hAnsi="Times New Roman"/>
+                <w:sz w:val="22"/>
+                <w:szCs w:val="22"/>
+                <w:lang w:val="en-BE"/>
+              </w:rPr>
+              <w:t>|default</w:t>
+            </w:r>
+            <w:proofErr w:type="spellEnd"/>
+            <w:r>
+              <w:rPr>
+                <w:rFonts w:ascii="Times New Roman" w:eastAsiaTheme="minorEastAsia" w:hAnsi="Times New Roman"/>
+                <w:sz w:val="22"/>
+                <w:szCs w:val="22"/>
+                <w:lang w:val="en-BE"/>
+              </w:rPr>
+              <w:t>(</w:t>
             </w:r>
             <w:r>
               <w:rPr>
@@ -7660,16 +8900,36 @@
                 <w:szCs w:val="22"/>
                 <w:lang w:val="en-BE"/>
               </w:rPr>
-              <w:t>Other Traffic (Trucks/Forklifts/Pedestrians): {{other_traffic</w:t>
-            </w:r>
-            <w:r>
-              <w:rPr>
-                <w:rFonts w:ascii="Times New Roman" w:eastAsiaTheme="minorEastAsia" w:hAnsi="Times New Roman"/>
-                <w:sz w:val="22"/>
-                <w:szCs w:val="22"/>
-                <w:lang w:val="en-BE"/>
-              </w:rPr>
-              <w:t>|default(</w:t>
+              <w:t>Other Traffic (Trucks/Forklifts/Pedestrians): {{</w:t>
+            </w:r>
+            <w:proofErr w:type="spellStart"/>
+            <w:r>
+              <w:rPr>
+                <w:rFonts w:ascii="Times New Roman" w:eastAsiaTheme="minorEastAsia" w:hAnsi="Times New Roman" w:cs="Times New Roman"/>
+                <w:sz w:val="22"/>
+                <w:szCs w:val="22"/>
+                <w:lang w:val="en-BE"/>
+              </w:rPr>
+              <w:t>other_traffic</w:t>
+            </w:r>
+            <w:r>
+              <w:rPr>
+                <w:rFonts w:ascii="Times New Roman" w:eastAsiaTheme="minorEastAsia" w:hAnsi="Times New Roman"/>
+                <w:sz w:val="22"/>
+                <w:szCs w:val="22"/>
+                <w:lang w:val="en-BE"/>
+              </w:rPr>
+              <w:t>|default</w:t>
+            </w:r>
+            <w:proofErr w:type="spellEnd"/>
+            <w:r>
+              <w:rPr>
+                <w:rFonts w:ascii="Times New Roman" w:eastAsiaTheme="minorEastAsia" w:hAnsi="Times New Roman"/>
+                <w:sz w:val="22"/>
+                <w:szCs w:val="22"/>
+                <w:lang w:val="en-BE"/>
+              </w:rPr>
+              <w:t>(</w:t>
             </w:r>
             <w:r>
               <w:rPr>
@@ -7716,16 +8976,36 @@
                 <w:szCs w:val="22"/>
                 <w:lang w:val="en-BE"/>
               </w:rPr>
-              <w:t>Ground Gaps / Depressions: {{ground_gaps_mm</w:t>
-            </w:r>
-            <w:r>
-              <w:rPr>
-                <w:rFonts w:ascii="Times New Roman" w:eastAsiaTheme="minorEastAsia" w:hAnsi="Times New Roman"/>
-                <w:sz w:val="22"/>
-                <w:szCs w:val="22"/>
-                <w:lang w:val="en-BE"/>
-              </w:rPr>
-              <w:t>|default(</w:t>
+              <w:t>Ground Gaps / Depressions: {{</w:t>
+            </w:r>
+            <w:proofErr w:type="spellStart"/>
+            <w:r>
+              <w:rPr>
+                <w:rFonts w:ascii="Times New Roman" w:eastAsiaTheme="minorEastAsia" w:hAnsi="Times New Roman" w:cs="Times New Roman"/>
+                <w:sz w:val="22"/>
+                <w:szCs w:val="22"/>
+                <w:lang w:val="en-BE"/>
+              </w:rPr>
+              <w:t>ground_gaps_mm</w:t>
+            </w:r>
+            <w:r>
+              <w:rPr>
+                <w:rFonts w:ascii="Times New Roman" w:eastAsiaTheme="minorEastAsia" w:hAnsi="Times New Roman"/>
+                <w:sz w:val="22"/>
+                <w:szCs w:val="22"/>
+                <w:lang w:val="en-BE"/>
+              </w:rPr>
+              <w:t>|default</w:t>
+            </w:r>
+            <w:proofErr w:type="spellEnd"/>
+            <w:r>
+              <w:rPr>
+                <w:rFonts w:ascii="Times New Roman" w:eastAsiaTheme="minorEastAsia" w:hAnsi="Times New Roman"/>
+                <w:sz w:val="22"/>
+                <w:szCs w:val="22"/>
+                <w:lang w:val="en-BE"/>
+              </w:rPr>
+              <w:t>(</w:t>
             </w:r>
             <w:r>
               <w:rPr>
@@ -7869,8 +9149,18 @@
                 <w:sz w:val="22"/>
                 <w:szCs w:val="22"/>
               </w:rPr>
-              <w:t>Explosion-proof level, low/high temperature adaptability, unmanned degree (fully automatic/semi-automatic), remote monitoring requirements, customized appearance and logo, etc</w:t>
-            </w:r>
+              <w:t xml:space="preserve">Explosion-proof level, low/high temperature adaptability, unmanned degree (fully automatic/semi-automatic), remote monitoring requirements, customized appearance and logo, </w:t>
+            </w:r>
+            <w:proofErr w:type="spellStart"/>
+            <w:r>
+              <w:rPr>
+                <w:rFonts w:ascii="Times New Roman" w:hAnsi="Times New Roman" w:cs="Times New Roman"/>
+                <w:sz w:val="22"/>
+                <w:szCs w:val="22"/>
+              </w:rPr>
+              <w:t>etc</w:t>
+            </w:r>
+            <w:proofErr w:type="spellEnd"/>
             <w:r>
               <w:rPr>
                 <w:rFonts w:ascii="Times New Roman" w:hAnsi="Times New Roman" w:cs="Times New Roman"/>
@@ -7907,16 +9197,36 @@
                 <w:szCs w:val="22"/>
                 <w:lang w:val="en-BE"/>
               </w:rPr>
-              <w:t>{{special_demand</w:t>
-            </w:r>
-            <w:r>
-              <w:rPr>
-                <w:rFonts w:ascii="Times New Roman" w:eastAsiaTheme="minorEastAsia" w:hAnsi="Times New Roman"/>
-                <w:sz w:val="22"/>
-                <w:szCs w:val="22"/>
-                <w:lang w:val="en-BE"/>
-              </w:rPr>
-              <w:t>|default(</w:t>
+              <w:t>{{</w:t>
+            </w:r>
+            <w:proofErr w:type="spellStart"/>
+            <w:r>
+              <w:rPr>
+                <w:rFonts w:ascii="Times New Roman" w:eastAsiaTheme="minorEastAsia" w:hAnsi="Times New Roman" w:cs="Times New Roman"/>
+                <w:sz w:val="22"/>
+                <w:szCs w:val="22"/>
+                <w:lang w:val="en-BE"/>
+              </w:rPr>
+              <w:t>special_demand</w:t>
+            </w:r>
+            <w:r>
+              <w:rPr>
+                <w:rFonts w:ascii="Times New Roman" w:eastAsiaTheme="minorEastAsia" w:hAnsi="Times New Roman"/>
+                <w:sz w:val="22"/>
+                <w:szCs w:val="22"/>
+                <w:lang w:val="en-BE"/>
+              </w:rPr>
+              <w:t>|default</w:t>
+            </w:r>
+            <w:proofErr w:type="spellEnd"/>
+            <w:r>
+              <w:rPr>
+                <w:rFonts w:ascii="Times New Roman" w:eastAsiaTheme="minorEastAsia" w:hAnsi="Times New Roman"/>
+                <w:sz w:val="22"/>
+                <w:szCs w:val="22"/>
+                <w:lang w:val="en-BE"/>
+              </w:rPr>
+              <w:t>(</w:t>
             </w:r>
             <w:r>
               <w:rPr>
@@ -8087,16 +9397,36 @@
                 <w:szCs w:val="22"/>
                 <w:lang w:val="en-BE"/>
               </w:rPr>
-              <w:t>{{vehicle_type</w:t>
-            </w:r>
-            <w:r>
-              <w:rPr>
-                <w:rFonts w:ascii="Times New Roman" w:eastAsiaTheme="minorEastAsia" w:hAnsi="Times New Roman"/>
-                <w:sz w:val="22"/>
-                <w:szCs w:val="22"/>
-                <w:lang w:val="en-BE"/>
-              </w:rPr>
-              <w:t>|default(</w:t>
+              <w:t>{{</w:t>
+            </w:r>
+            <w:proofErr w:type="spellStart"/>
+            <w:r>
+              <w:rPr>
+                <w:rFonts w:ascii="Times New Roman" w:eastAsiaTheme="minorEastAsia" w:hAnsi="Times New Roman" w:cs="Times New Roman"/>
+                <w:sz w:val="22"/>
+                <w:szCs w:val="22"/>
+                <w:lang w:val="en-BE"/>
+              </w:rPr>
+              <w:t>vehicle_type</w:t>
+            </w:r>
+            <w:r>
+              <w:rPr>
+                <w:rFonts w:ascii="Times New Roman" w:eastAsiaTheme="minorEastAsia" w:hAnsi="Times New Roman"/>
+                <w:sz w:val="22"/>
+                <w:szCs w:val="22"/>
+                <w:lang w:val="en-BE"/>
+              </w:rPr>
+              <w:t>|default</w:t>
+            </w:r>
+            <w:proofErr w:type="spellEnd"/>
+            <w:r>
+              <w:rPr>
+                <w:rFonts w:ascii="Times New Roman" w:eastAsiaTheme="minorEastAsia" w:hAnsi="Times New Roman"/>
+                <w:sz w:val="22"/>
+                <w:szCs w:val="22"/>
+                <w:lang w:val="en-BE"/>
+              </w:rPr>
+              <w:t>(</w:t>
             </w:r>
             <w:r>
               <w:rPr>
@@ -8123,16 +9453,36 @@
                 <w:szCs w:val="22"/>
                 <w:lang w:val="en-BE"/>
               </w:rPr>
-              <w:t>}} / {{goods_weight_dim</w:t>
-            </w:r>
-            <w:r>
-              <w:rPr>
-                <w:rFonts w:ascii="Times New Roman" w:eastAsiaTheme="minorEastAsia" w:hAnsi="Times New Roman"/>
-                <w:sz w:val="22"/>
-                <w:szCs w:val="22"/>
-                <w:lang w:val="en-BE"/>
-              </w:rPr>
-              <w:t>|default(</w:t>
+              <w:t>}} / {{</w:t>
+            </w:r>
+            <w:proofErr w:type="spellStart"/>
+            <w:r>
+              <w:rPr>
+                <w:rFonts w:ascii="Times New Roman" w:eastAsiaTheme="minorEastAsia" w:hAnsi="Times New Roman" w:cs="Times New Roman"/>
+                <w:sz w:val="22"/>
+                <w:szCs w:val="22"/>
+                <w:lang w:val="en-BE"/>
+              </w:rPr>
+              <w:t>goods_weight_dim</w:t>
+            </w:r>
+            <w:r>
+              <w:rPr>
+                <w:rFonts w:ascii="Times New Roman" w:eastAsiaTheme="minorEastAsia" w:hAnsi="Times New Roman"/>
+                <w:sz w:val="22"/>
+                <w:szCs w:val="22"/>
+                <w:lang w:val="en-BE"/>
+              </w:rPr>
+              <w:t>|default</w:t>
+            </w:r>
+            <w:proofErr w:type="spellEnd"/>
+            <w:r>
+              <w:rPr>
+                <w:rFonts w:ascii="Times New Roman" w:eastAsiaTheme="minorEastAsia" w:hAnsi="Times New Roman"/>
+                <w:sz w:val="22"/>
+                <w:szCs w:val="22"/>
+                <w:lang w:val="en-BE"/>
+              </w:rPr>
+              <w:t>(</w:t>
             </w:r>
             <w:r>
               <w:rPr>
@@ -8159,16 +9509,36 @@
                 <w:szCs w:val="22"/>
                 <w:lang w:val="en-BE"/>
               </w:rPr>
-              <w:t>}} / {{efficiency_req</w:t>
-            </w:r>
-            <w:r>
-              <w:rPr>
-                <w:rFonts w:ascii="Times New Roman" w:eastAsiaTheme="minorEastAsia" w:hAnsi="Times New Roman"/>
-                <w:sz w:val="22"/>
-                <w:szCs w:val="22"/>
-                <w:lang w:val="en-BE"/>
-              </w:rPr>
-              <w:t>|default(</w:t>
+              <w:t>}} / {{</w:t>
+            </w:r>
+            <w:proofErr w:type="spellStart"/>
+            <w:r>
+              <w:rPr>
+                <w:rFonts w:ascii="Times New Roman" w:eastAsiaTheme="minorEastAsia" w:hAnsi="Times New Roman" w:cs="Times New Roman"/>
+                <w:sz w:val="22"/>
+                <w:szCs w:val="22"/>
+                <w:lang w:val="en-BE"/>
+              </w:rPr>
+              <w:t>efficiency_req</w:t>
+            </w:r>
+            <w:r>
+              <w:rPr>
+                <w:rFonts w:ascii="Times New Roman" w:eastAsiaTheme="minorEastAsia" w:hAnsi="Times New Roman"/>
+                <w:sz w:val="22"/>
+                <w:szCs w:val="22"/>
+                <w:lang w:val="en-BE"/>
+              </w:rPr>
+              <w:t>|default</w:t>
+            </w:r>
+            <w:proofErr w:type="spellEnd"/>
+            <w:r>
+              <w:rPr>
+                <w:rFonts w:ascii="Times New Roman" w:eastAsiaTheme="minorEastAsia" w:hAnsi="Times New Roman"/>
+                <w:sz w:val="22"/>
+                <w:szCs w:val="22"/>
+                <w:lang w:val="en-BE"/>
+              </w:rPr>
+              <w:t>(</w:t>
             </w:r>
             <w:r>
               <w:rPr>
@@ -8317,8 +9687,18 @@
                 <w:sz w:val="22"/>
                 <w:szCs w:val="22"/>
               </w:rPr>
-              <w:t>{{special_demand</w:t>
-            </w:r>
+              <w:t>{{</w:t>
+            </w:r>
+            <w:proofErr w:type="spellStart"/>
+            <w:r>
+              <w:rPr>
+                <w:rFonts w:ascii="Times New Roman" w:eastAsiaTheme="minorEastAsia" w:hAnsi="Times New Roman" w:cs="Times New Roman"/>
+                <w:sz w:val="22"/>
+                <w:szCs w:val="22"/>
+              </w:rPr>
+              <w:t>special_demand</w:t>
+            </w:r>
+            <w:proofErr w:type="spellEnd"/>
             <w:r>
               <w:rPr>
                 <w:rFonts w:ascii="Times New Roman" w:eastAsiaTheme="minorEastAsia" w:hAnsi="Times New Roman"/>
@@ -8660,16 +10040,36 @@
                 <w:szCs w:val="22"/>
                 <w:lang w:val="en-BE"/>
               </w:rPr>
-              <w:t>System Integration / Data Flow Requirements: {{integration_req</w:t>
-            </w:r>
-            <w:r>
-              <w:rPr>
-                <w:rFonts w:ascii="Times New Roman" w:eastAsiaTheme="minorEastAsia" w:hAnsi="Times New Roman"/>
-                <w:sz w:val="22"/>
-                <w:szCs w:val="22"/>
-                <w:lang w:val="en-BE"/>
-              </w:rPr>
-              <w:t>|default(</w:t>
+              <w:t>System Integration / Data Flow Requirements: {{</w:t>
+            </w:r>
+            <w:proofErr w:type="spellStart"/>
+            <w:r>
+              <w:rPr>
+                <w:rFonts w:ascii="Times New Roman" w:eastAsiaTheme="minorEastAsia" w:hAnsi="Times New Roman"/>
+                <w:sz w:val="22"/>
+                <w:szCs w:val="22"/>
+                <w:lang w:val="en-BE"/>
+              </w:rPr>
+              <w:t>integration_req</w:t>
+            </w:r>
+            <w:r>
+              <w:rPr>
+                <w:rFonts w:ascii="Times New Roman" w:eastAsiaTheme="minorEastAsia" w:hAnsi="Times New Roman"/>
+                <w:sz w:val="22"/>
+                <w:szCs w:val="22"/>
+                <w:lang w:val="en-BE"/>
+              </w:rPr>
+              <w:t>|default</w:t>
+            </w:r>
+            <w:proofErr w:type="spellEnd"/>
+            <w:r>
+              <w:rPr>
+                <w:rFonts w:ascii="Times New Roman" w:eastAsiaTheme="minorEastAsia" w:hAnsi="Times New Roman"/>
+                <w:sz w:val="22"/>
+                <w:szCs w:val="22"/>
+                <w:lang w:val="en-BE"/>
+              </w:rPr>
+              <w:t>(</w:t>
             </w:r>
             <w:r>
               <w:rPr>
@@ -8810,24 +10210,46 @@
                 <w:rFonts w:ascii="Times New Roman" w:eastAsiaTheme="minorEastAsia" w:hAnsi="Times New Roman" w:cs="Times New Roman"/>
                 <w:sz w:val="22"/>
                 <w:szCs w:val="22"/>
-              </w:rPr>
-            </w:pPr>
-            <w:r>
-              <w:rPr>
-                <w:rFonts w:ascii="Times New Roman" w:eastAsiaTheme="minorEastAsia" w:hAnsi="Times New Roman" w:cs="Times New Roman"/>
-                <w:sz w:val="22"/>
-                <w:szCs w:val="22"/>
-              </w:rPr>
-              <w:t>{{connections</w:t>
-            </w:r>
-            <w:r>
-              <w:rPr>
-                <w:rFonts w:ascii="Times New Roman" w:eastAsiaTheme="minorEastAsia" w:hAnsi="Times New Roman"/>
-                <w:sz w:val="22"/>
-                <w:szCs w:val="22"/>
-                <w:lang w:val="en-BE"/>
-              </w:rPr>
-              <w:t>|default(</w:t>
+                <w:lang w:val="en-BE"/>
+              </w:rPr>
+            </w:pPr>
+            <w:r>
+              <w:rPr>
+                <w:rFonts w:ascii="Times New Roman" w:eastAsiaTheme="minorEastAsia" w:hAnsi="Times New Roman" w:cs="Times New Roman"/>
+                <w:sz w:val="22"/>
+                <w:szCs w:val="22"/>
+                <w:lang w:val="en-BE"/>
+              </w:rPr>
+              <w:t>{{</w:t>
+            </w:r>
+            <w:proofErr w:type="spellStart"/>
+            <w:r>
+              <w:rPr>
+                <w:rFonts w:ascii="Times New Roman" w:eastAsiaTheme="minorEastAsia" w:hAnsi="Times New Roman" w:cs="Times New Roman"/>
+                <w:sz w:val="22"/>
+                <w:szCs w:val="22"/>
+                <w:lang w:val="en-BE"/>
+              </w:rPr>
+              <w:t>connections</w:t>
+            </w:r>
+            <w:r>
+              <w:rPr>
+                <w:rFonts w:ascii="Times New Roman" w:eastAsiaTheme="minorEastAsia" w:hAnsi="Times New Roman"/>
+                <w:sz w:val="22"/>
+                <w:szCs w:val="22"/>
+                <w:lang w:val="en-BE"/>
+              </w:rPr>
+              <w:t>|default</w:t>
+            </w:r>
+            <w:proofErr w:type="spellEnd"/>
+            <w:r>
+              <w:rPr>
+                <w:rFonts w:ascii="Times New Roman" w:eastAsiaTheme="minorEastAsia" w:hAnsi="Times New Roman"/>
+                <w:sz w:val="22"/>
+                <w:szCs w:val="22"/>
+                <w:lang w:val="en-BE"/>
+              </w:rPr>
+              <w:t>(</w:t>
             </w:r>
             <w:r>
               <w:rPr>
@@ -8852,6 +10274,7 @@
                 <w:rFonts w:ascii="Times New Roman" w:eastAsiaTheme="minorEastAsia" w:hAnsi="Times New Roman" w:cs="Times New Roman"/>
                 <w:sz w:val="22"/>
                 <w:szCs w:val="22"/>
+                <w:lang w:val="en-BE"/>
               </w:rPr>
               <w:t>}}</w:t>
             </w:r>
@@ -8873,16 +10296,36 @@
                 <w:szCs w:val="22"/>
                 <w:lang w:val="en-BE"/>
               </w:rPr>
-              <w:t>Data Flow &amp; System Integration (WMS, API, ERP, etc.): {{data_flow_text</w:t>
-            </w:r>
-            <w:r>
-              <w:rPr>
-                <w:rFonts w:ascii="Times New Roman" w:eastAsiaTheme="minorEastAsia" w:hAnsi="Times New Roman"/>
-                <w:sz w:val="22"/>
-                <w:szCs w:val="22"/>
-                <w:lang w:val="en-BE"/>
-              </w:rPr>
-              <w:t>|default(</w:t>
+              <w:t>Data Flow &amp; System Integration (WMS, API, ERP, etc.): {{</w:t>
+            </w:r>
+            <w:proofErr w:type="spellStart"/>
+            <w:r>
+              <w:rPr>
+                <w:rFonts w:ascii="Times New Roman" w:eastAsiaTheme="minorEastAsia" w:hAnsi="Times New Roman"/>
+                <w:sz w:val="22"/>
+                <w:szCs w:val="22"/>
+                <w:lang w:val="en-BE"/>
+              </w:rPr>
+              <w:t>data_flow_text</w:t>
+            </w:r>
+            <w:r>
+              <w:rPr>
+                <w:rFonts w:ascii="Times New Roman" w:eastAsiaTheme="minorEastAsia" w:hAnsi="Times New Roman"/>
+                <w:sz w:val="22"/>
+                <w:szCs w:val="22"/>
+                <w:lang w:val="en-BE"/>
+              </w:rPr>
+              <w:t>|default</w:t>
+            </w:r>
+            <w:proofErr w:type="spellEnd"/>
+            <w:r>
+              <w:rPr>
+                <w:rFonts w:ascii="Times New Roman" w:eastAsiaTheme="minorEastAsia" w:hAnsi="Times New Roman"/>
+                <w:sz w:val="22"/>
+                <w:szCs w:val="22"/>
+                <w:lang w:val="en-BE"/>
+              </w:rPr>
+              <w:t>(</w:t>
             </w:r>
             <w:r>
               <w:rPr>
@@ -8933,6 +10376,7 @@
                 <w:rFonts w:ascii="Times New Roman" w:eastAsiaTheme="minorEastAsia" w:hAnsi="Times New Roman" w:cs="Times New Roman"/>
                 <w:sz w:val="22"/>
                 <w:szCs w:val="22"/>
+                <w:lang w:val="en-BE"/>
               </w:rPr>
             </w:pPr>
           </w:p>
@@ -9010,16 +10454,36 @@
                 <w:szCs w:val="22"/>
                 <w:lang w:val="en-BE"/>
               </w:rPr>
-              <w:t>{{connections_details</w:t>
-            </w:r>
-            <w:r>
-              <w:rPr>
-                <w:rFonts w:ascii="Times New Roman" w:eastAsiaTheme="minorEastAsia" w:hAnsi="Times New Roman"/>
-                <w:sz w:val="22"/>
-                <w:szCs w:val="22"/>
-                <w:lang w:val="en-BE"/>
-              </w:rPr>
-              <w:t>|default(</w:t>
+              <w:t>{{</w:t>
+            </w:r>
+            <w:proofErr w:type="spellStart"/>
+            <w:r>
+              <w:rPr>
+                <w:rFonts w:ascii="Times New Roman" w:eastAsiaTheme="minorEastAsia" w:hAnsi="Times New Roman" w:cs="Times New Roman"/>
+                <w:sz w:val="22"/>
+                <w:szCs w:val="22"/>
+                <w:lang w:val="en-BE"/>
+              </w:rPr>
+              <w:t>connections_details</w:t>
+            </w:r>
+            <w:r>
+              <w:rPr>
+                <w:rFonts w:ascii="Times New Roman" w:eastAsiaTheme="minorEastAsia" w:hAnsi="Times New Roman"/>
+                <w:sz w:val="22"/>
+                <w:szCs w:val="22"/>
+                <w:lang w:val="en-BE"/>
+              </w:rPr>
+              <w:t>|default</w:t>
+            </w:r>
+            <w:proofErr w:type="spellEnd"/>
+            <w:r>
+              <w:rPr>
+                <w:rFonts w:ascii="Times New Roman" w:eastAsiaTheme="minorEastAsia" w:hAnsi="Times New Roman"/>
+                <w:sz w:val="22"/>
+                <w:szCs w:val="22"/>
+                <w:lang w:val="en-BE"/>
+              </w:rPr>
+              <w:t>(</w:t>
             </w:r>
             <w:r>
               <w:rPr>
@@ -9232,7 +10696,27 @@
                 <w:szCs w:val="22"/>
                 <w:lang w:val="en-BE"/>
               </w:rPr>
-              <w:t>{{product_specs}}</w:t>
+              <w:t>{{</w:t>
+            </w:r>
+            <w:proofErr w:type="spellStart"/>
+            <w:r>
+              <w:rPr>
+                <w:rFonts w:ascii="Times New Roman" w:eastAsiaTheme="minorEastAsia" w:hAnsi="Times New Roman" w:cs="Times New Roman"/>
+                <w:sz w:val="22"/>
+                <w:szCs w:val="22"/>
+                <w:lang w:val="en-BE"/>
+              </w:rPr>
+              <w:t>product_specs</w:t>
+            </w:r>
+            <w:proofErr w:type="spellEnd"/>
+            <w:r>
+              <w:rPr>
+                <w:rFonts w:ascii="Times New Roman" w:eastAsiaTheme="minorEastAsia" w:hAnsi="Times New Roman" w:cs="Times New Roman"/>
+                <w:sz w:val="22"/>
+                <w:szCs w:val="22"/>
+                <w:lang w:val="en-BE"/>
+              </w:rPr>
+              <w:t>}}</w:t>
             </w:r>
           </w:p>
           <w:p>
@@ -10842,7 +12326,29 @@
                 <w:sz w:val="22"/>
                 <w:szCs w:val="22"/>
               </w:rPr>
-              <w:t>Signature of the assessee:</w:t>
+              <w:t xml:space="preserve">Signature of the </w:t>
+            </w:r>
+            <w:proofErr w:type="spellStart"/>
+            <w:r>
+              <w:rPr>
+                <w:rFonts w:ascii="Times New Roman" w:eastAsiaTheme="minorEastAsia" w:hAnsi="Times New Roman" w:cs="Times New Roman"/>
+                <w:b/>
+                <w:bCs/>
+                <w:sz w:val="22"/>
+                <w:szCs w:val="22"/>
+              </w:rPr>
+              <w:t>assessee</w:t>
+            </w:r>
+            <w:proofErr w:type="spellEnd"/>
+            <w:r>
+              <w:rPr>
+                <w:rFonts w:ascii="Times New Roman" w:eastAsiaTheme="minorEastAsia" w:hAnsi="Times New Roman" w:cs="Times New Roman"/>
+                <w:b/>
+                <w:bCs/>
+                <w:sz w:val="22"/>
+                <w:szCs w:val="22"/>
+              </w:rPr>
+              <w:t>:</w:t>
             </w:r>
           </w:p>
         </w:tc>

--- a/template.docx
+++ b/template.docx
@@ -44,10 +44,13 @@
           </w:tcPr>
           <w:p>
             <w:pPr>
+              <w:jc w:val="left"/>
               <w:rPr>
                 <w:rFonts w:ascii="Times New Roman" w:hAnsi="Times New Roman" w:cs="Times New Roman"/>
                 <w:b/>
                 <w:bCs/>
+                <w:sz w:val="26"/>
+                <w:szCs w:val="26"/>
               </w:rPr>
             </w:pPr>
             <w:r>
@@ -55,6 +58,8 @@
                 <w:rFonts w:ascii="Times New Roman" w:hAnsi="Times New Roman" w:cs="Times New Roman"/>
                 <w:b/>
                 <w:bCs/>
+                <w:sz w:val="26"/>
+                <w:szCs w:val="26"/>
               </w:rPr>
               <w:t>Project evaluation form</w:t>
             </w:r>
@@ -63,6 +68,8 @@
                 <w:rFonts w:ascii="Times New Roman" w:hAnsi="Times New Roman" w:cs="Times New Roman"/>
                 <w:b/>
                 <w:bCs/>
+                <w:sz w:val="26"/>
+                <w:szCs w:val="26"/>
               </w:rPr>
               <w:t xml:space="preserve"> – EP EU Project</w:t>
             </w:r>
@@ -70,8 +77,11 @@
           <w:p>
             <w:pPr>
               <w:spacing w:line="240" w:lineRule="auto"/>
-              <w:rPr>
-                <w:rFonts w:ascii="Times New Roman" w:eastAsiaTheme="minorEastAsia" w:hAnsi="Times New Roman" w:cs="Times New Roman"/>
+              <w:jc w:val="left"/>
+              <w:rPr>
+                <w:rFonts w:ascii="Times New Roman" w:eastAsiaTheme="minorEastAsia" w:hAnsi="Times New Roman" w:cs="Times New Roman"/>
+                <w:sz w:val="26"/>
+                <w:szCs w:val="26"/>
               </w:rPr>
             </w:pPr>
           </w:p>
@@ -95,10 +105,13 @@
           <w:p>
             <w:pPr>
               <w:spacing w:line="240" w:lineRule="auto"/>
+              <w:jc w:val="left"/>
               <w:rPr>
                 <w:rFonts w:ascii="Times New Roman" w:eastAsiaTheme="minorEastAsia" w:hAnsi="Times New Roman" w:cs="Times New Roman"/>
                 <w:b/>
                 <w:bCs/>
+                <w:sz w:val="26"/>
+                <w:szCs w:val="26"/>
               </w:rPr>
             </w:pPr>
             <w:r>
@@ -106,6 +119,8 @@
                 <w:rFonts w:ascii="Times New Roman" w:eastAsiaTheme="minorEastAsia" w:hAnsi="Times New Roman" w:cs="Times New Roman"/>
                 <w:b/>
                 <w:bCs/>
+                <w:sz w:val="26"/>
+                <w:szCs w:val="26"/>
               </w:rPr>
               <w:t>Customer Name:</w:t>
             </w:r>
@@ -121,15 +136,38 @@
           </w:tcPr>
           <w:p>
             <w:pPr>
-              <w:rPr>
-                <w:rFonts w:ascii="Times New Roman" w:hAnsi="Times New Roman" w:cs="Times New Roman"/>
-              </w:rPr>
-            </w:pPr>
-            <w:r>
-              <w:rPr>
-                <w:rFonts w:ascii="Times New Roman" w:hAnsi="Times New Roman" w:cs="Times New Roman"/>
-              </w:rPr>
-              <w:t>{{customer_name|default('')}}</w:t>
+              <w:jc w:val="left"/>
+              <w:rPr>
+                <w:rFonts w:ascii="Times New Roman" w:hAnsi="Times New Roman" w:cs="Times New Roman"/>
+                <w:sz w:val="26"/>
+                <w:szCs w:val="26"/>
+              </w:rPr>
+            </w:pPr>
+            <w:r>
+              <w:rPr>
+                <w:rFonts w:ascii="Times New Roman" w:hAnsi="Times New Roman" w:cs="Times New Roman"/>
+                <w:sz w:val="26"/>
+                <w:szCs w:val="26"/>
+              </w:rPr>
+              <w:t>{{customer_name|</w:t>
+            </w:r>
+            <w:proofErr w:type="gramStart"/>
+            <w:r>
+              <w:rPr>
+                <w:rFonts w:ascii="Times New Roman" w:hAnsi="Times New Roman" w:cs="Times New Roman"/>
+                <w:sz w:val="26"/>
+                <w:szCs w:val="26"/>
+              </w:rPr>
+              <w:t>default(</w:t>
+            </w:r>
+            <w:proofErr w:type="gramEnd"/>
+            <w:r>
+              <w:rPr>
+                <w:rFonts w:ascii="Times New Roman" w:hAnsi="Times New Roman" w:cs="Times New Roman"/>
+                <w:sz w:val="26"/>
+                <w:szCs w:val="26"/>
+              </w:rPr>
+              <w:t>'')}}</w:t>
             </w:r>
           </w:p>
         </w:tc>
@@ -144,10 +182,13 @@
           <w:p>
             <w:pPr>
               <w:spacing w:line="240" w:lineRule="auto"/>
+              <w:jc w:val="left"/>
               <w:rPr>
                 <w:rFonts w:ascii="Times New Roman" w:eastAsiaTheme="minorEastAsia" w:hAnsi="Times New Roman" w:cs="Times New Roman"/>
                 <w:b/>
                 <w:bCs/>
+                <w:sz w:val="26"/>
+                <w:szCs w:val="26"/>
               </w:rPr>
             </w:pPr>
             <w:r>
@@ -155,6 +196,8 @@
                 <w:rFonts w:ascii="Times New Roman" w:eastAsiaTheme="minorEastAsia" w:hAnsi="Times New Roman" w:cs="Times New Roman"/>
                 <w:b/>
                 <w:bCs/>
+                <w:sz w:val="26"/>
+                <w:szCs w:val="26"/>
               </w:rPr>
               <w:t>Project Name:</w:t>
             </w:r>
@@ -171,15 +214,38 @@
           </w:tcPr>
           <w:p>
             <w:pPr>
-              <w:rPr>
-                <w:rFonts w:ascii="Times New Roman" w:hAnsi="Times New Roman" w:cs="Times New Roman"/>
-              </w:rPr>
-            </w:pPr>
-            <w:r>
-              <w:rPr>
-                <w:rFonts w:ascii="Times New Roman" w:hAnsi="Times New Roman" w:cs="Times New Roman"/>
-              </w:rPr>
-              <w:t>{{project_name|default('')}}</w:t>
+              <w:jc w:val="left"/>
+              <w:rPr>
+                <w:rFonts w:ascii="Times New Roman" w:hAnsi="Times New Roman" w:cs="Times New Roman"/>
+                <w:sz w:val="26"/>
+                <w:szCs w:val="26"/>
+              </w:rPr>
+            </w:pPr>
+            <w:r>
+              <w:rPr>
+                <w:rFonts w:ascii="Times New Roman" w:hAnsi="Times New Roman" w:cs="Times New Roman"/>
+                <w:sz w:val="26"/>
+                <w:szCs w:val="26"/>
+              </w:rPr>
+              <w:t>{{project_name|</w:t>
+            </w:r>
+            <w:proofErr w:type="gramStart"/>
+            <w:r>
+              <w:rPr>
+                <w:rFonts w:ascii="Times New Roman" w:hAnsi="Times New Roman" w:cs="Times New Roman"/>
+                <w:sz w:val="26"/>
+                <w:szCs w:val="26"/>
+              </w:rPr>
+              <w:t>default(</w:t>
+            </w:r>
+            <w:proofErr w:type="gramEnd"/>
+            <w:r>
+              <w:rPr>
+                <w:rFonts w:ascii="Times New Roman" w:hAnsi="Times New Roman" w:cs="Times New Roman"/>
+                <w:sz w:val="26"/>
+                <w:szCs w:val="26"/>
+              </w:rPr>
+              <w:t>'')}}</w:t>
             </w:r>
           </w:p>
         </w:tc>
@@ -202,10 +268,13 @@
           <w:p>
             <w:pPr>
               <w:spacing w:line="240" w:lineRule="auto"/>
+              <w:jc w:val="left"/>
               <w:rPr>
                 <w:rFonts w:ascii="Times New Roman" w:eastAsiaTheme="minorEastAsia" w:hAnsi="Times New Roman" w:cs="Times New Roman"/>
                 <w:b/>
                 <w:bCs/>
+                <w:sz w:val="26"/>
+                <w:szCs w:val="26"/>
               </w:rPr>
             </w:pPr>
             <w:r>
@@ -213,6 +282,8 @@
                 <w:rFonts w:ascii="Times New Roman" w:eastAsiaTheme="minorEastAsia" w:hAnsi="Times New Roman" w:cs="Times New Roman"/>
                 <w:b/>
                 <w:bCs/>
+                <w:sz w:val="26"/>
+                <w:szCs w:val="26"/>
               </w:rPr>
               <w:t>Project Location:</w:t>
             </w:r>
@@ -228,15 +299,38 @@
           </w:tcPr>
           <w:p>
             <w:pPr>
-              <w:rPr>
-                <w:rFonts w:ascii="Times New Roman" w:hAnsi="Times New Roman" w:cs="Times New Roman"/>
-              </w:rPr>
-            </w:pPr>
-            <w:r>
-              <w:rPr>
-                <w:rFonts w:ascii="Times New Roman" w:hAnsi="Times New Roman" w:cs="Times New Roman"/>
-              </w:rPr>
-              <w:t>{{project_location|default('')}}</w:t>
+              <w:jc w:val="left"/>
+              <w:rPr>
+                <w:rFonts w:ascii="Times New Roman" w:hAnsi="Times New Roman" w:cs="Times New Roman"/>
+                <w:sz w:val="26"/>
+                <w:szCs w:val="26"/>
+              </w:rPr>
+            </w:pPr>
+            <w:r>
+              <w:rPr>
+                <w:rFonts w:ascii="Times New Roman" w:hAnsi="Times New Roman" w:cs="Times New Roman"/>
+                <w:sz w:val="26"/>
+                <w:szCs w:val="26"/>
+              </w:rPr>
+              <w:t>{{project_location|</w:t>
+            </w:r>
+            <w:proofErr w:type="gramStart"/>
+            <w:r>
+              <w:rPr>
+                <w:rFonts w:ascii="Times New Roman" w:hAnsi="Times New Roman" w:cs="Times New Roman"/>
+                <w:sz w:val="26"/>
+                <w:szCs w:val="26"/>
+              </w:rPr>
+              <w:t>default(</w:t>
+            </w:r>
+            <w:proofErr w:type="gramEnd"/>
+            <w:r>
+              <w:rPr>
+                <w:rFonts w:ascii="Times New Roman" w:hAnsi="Times New Roman" w:cs="Times New Roman"/>
+                <w:sz w:val="26"/>
+                <w:szCs w:val="26"/>
+              </w:rPr>
+              <w:t>'')}}</w:t>
             </w:r>
           </w:p>
         </w:tc>
@@ -251,8 +345,11 @@
           <w:p>
             <w:pPr>
               <w:spacing w:line="240" w:lineRule="auto"/>
-              <w:rPr>
-                <w:rFonts w:ascii="Times New Roman" w:eastAsiaTheme="minorEastAsia" w:hAnsi="Times New Roman" w:cs="Times New Roman"/>
+              <w:jc w:val="left"/>
+              <w:rPr>
+                <w:rFonts w:ascii="Times New Roman" w:eastAsiaTheme="minorEastAsia" w:hAnsi="Times New Roman" w:cs="Times New Roman"/>
+                <w:sz w:val="26"/>
+                <w:szCs w:val="26"/>
               </w:rPr>
             </w:pPr>
             <w:r>
@@ -260,6 +357,8 @@
                 <w:rFonts w:ascii="Times New Roman" w:eastAsiaTheme="minorEastAsia" w:hAnsi="Times New Roman" w:cs="Times New Roman"/>
                 <w:b/>
                 <w:bCs/>
+                <w:sz w:val="26"/>
+                <w:szCs w:val="26"/>
               </w:rPr>
               <w:t>Judging time:</w:t>
             </w:r>
@@ -276,15 +375,38 @@
           </w:tcPr>
           <w:p>
             <w:pPr>
-              <w:rPr>
-                <w:rFonts w:ascii="Times New Roman" w:hAnsi="Times New Roman" w:cs="Times New Roman"/>
-              </w:rPr>
-            </w:pPr>
-            <w:r>
-              <w:rPr>
-                <w:rFonts w:ascii="Times New Roman" w:hAnsi="Times New Roman" w:cs="Times New Roman"/>
-              </w:rPr>
-              <w:t>{{survey_date|default('')}}</w:t>
+              <w:jc w:val="left"/>
+              <w:rPr>
+                <w:rFonts w:ascii="Times New Roman" w:hAnsi="Times New Roman" w:cs="Times New Roman"/>
+                <w:sz w:val="26"/>
+                <w:szCs w:val="26"/>
+              </w:rPr>
+            </w:pPr>
+            <w:r>
+              <w:rPr>
+                <w:rFonts w:ascii="Times New Roman" w:hAnsi="Times New Roman" w:cs="Times New Roman"/>
+                <w:sz w:val="26"/>
+                <w:szCs w:val="26"/>
+              </w:rPr>
+              <w:t>{{survey_date|</w:t>
+            </w:r>
+            <w:proofErr w:type="gramStart"/>
+            <w:r>
+              <w:rPr>
+                <w:rFonts w:ascii="Times New Roman" w:hAnsi="Times New Roman" w:cs="Times New Roman"/>
+                <w:sz w:val="26"/>
+                <w:szCs w:val="26"/>
+              </w:rPr>
+              <w:t>default(</w:t>
+            </w:r>
+            <w:proofErr w:type="gramEnd"/>
+            <w:r>
+              <w:rPr>
+                <w:rFonts w:ascii="Times New Roman" w:hAnsi="Times New Roman" w:cs="Times New Roman"/>
+                <w:sz w:val="26"/>
+                <w:szCs w:val="26"/>
+              </w:rPr>
+              <w:t>'')}}</w:t>
             </w:r>
           </w:p>
         </w:tc>
@@ -307,10 +429,13 @@
           <w:p>
             <w:pPr>
               <w:spacing w:line="240" w:lineRule="auto"/>
+              <w:jc w:val="left"/>
               <w:rPr>
                 <w:rFonts w:ascii="Times New Roman" w:eastAsiaTheme="minorEastAsia" w:hAnsi="Times New Roman" w:cs="Times New Roman"/>
                 <w:b/>
                 <w:bCs/>
+                <w:sz w:val="26"/>
+                <w:szCs w:val="26"/>
               </w:rPr>
             </w:pPr>
             <w:r>
@@ -318,6 +443,8 @@
                 <w:rFonts w:ascii="Times New Roman" w:eastAsiaTheme="minorEastAsia" w:hAnsi="Times New Roman" w:cs="Times New Roman"/>
                 <w:b/>
                 <w:bCs/>
+                <w:sz w:val="26"/>
+                <w:szCs w:val="26"/>
               </w:rPr>
               <w:t>Customer’s Email</w:t>
             </w:r>
@@ -333,15 +460,38 @@
           </w:tcPr>
           <w:p>
             <w:pPr>
-              <w:rPr>
-                <w:rFonts w:ascii="Times New Roman" w:hAnsi="Times New Roman" w:cs="Times New Roman"/>
-              </w:rPr>
-            </w:pPr>
-            <w:r>
-              <w:rPr>
-                <w:rFonts w:ascii="Times New Roman" w:hAnsi="Times New Roman" w:cs="Times New Roman"/>
-              </w:rPr>
-              <w:t>{{customer_email|default('')}}</w:t>
+              <w:jc w:val="left"/>
+              <w:rPr>
+                <w:rFonts w:ascii="Times New Roman" w:hAnsi="Times New Roman" w:cs="Times New Roman"/>
+                <w:sz w:val="26"/>
+                <w:szCs w:val="26"/>
+              </w:rPr>
+            </w:pPr>
+            <w:r>
+              <w:rPr>
+                <w:rFonts w:ascii="Times New Roman" w:hAnsi="Times New Roman" w:cs="Times New Roman"/>
+                <w:sz w:val="26"/>
+                <w:szCs w:val="26"/>
+              </w:rPr>
+              <w:t>{{customer_email|</w:t>
+            </w:r>
+            <w:proofErr w:type="gramStart"/>
+            <w:r>
+              <w:rPr>
+                <w:rFonts w:ascii="Times New Roman" w:hAnsi="Times New Roman" w:cs="Times New Roman"/>
+                <w:sz w:val="26"/>
+                <w:szCs w:val="26"/>
+              </w:rPr>
+              <w:t>default(</w:t>
+            </w:r>
+            <w:proofErr w:type="gramEnd"/>
+            <w:r>
+              <w:rPr>
+                <w:rFonts w:ascii="Times New Roman" w:hAnsi="Times New Roman" w:cs="Times New Roman"/>
+                <w:sz w:val="26"/>
+                <w:szCs w:val="26"/>
+              </w:rPr>
+              <w:t>'')}}</w:t>
             </w:r>
           </w:p>
         </w:tc>
@@ -356,10 +506,13 @@
           <w:p>
             <w:pPr>
               <w:spacing w:line="240" w:lineRule="auto"/>
+              <w:jc w:val="left"/>
               <w:rPr>
                 <w:rFonts w:ascii="Times New Roman" w:eastAsiaTheme="minorEastAsia" w:hAnsi="Times New Roman" w:cs="Times New Roman"/>
                 <w:b/>
                 <w:bCs/>
+                <w:sz w:val="26"/>
+                <w:szCs w:val="26"/>
                 <w:lang w:val="en-BE"/>
               </w:rPr>
             </w:pPr>
@@ -368,6 +521,8 @@
                 <w:rFonts w:ascii="Times New Roman" w:eastAsiaTheme="minorEastAsia" w:hAnsi="Times New Roman" w:cs="Times New Roman"/>
                 <w:b/>
                 <w:bCs/>
+                <w:sz w:val="26"/>
+                <w:szCs w:val="26"/>
                 <w:lang w:val="en-BE"/>
               </w:rPr>
               <w:t>Customer Mobile:</w:t>
@@ -376,10 +531,13 @@
           <w:p>
             <w:pPr>
               <w:spacing w:line="240" w:lineRule="auto"/>
+              <w:jc w:val="left"/>
               <w:rPr>
                 <w:rFonts w:ascii="Times New Roman" w:eastAsiaTheme="minorEastAsia" w:hAnsi="Times New Roman" w:cs="Times New Roman"/>
                 <w:b/>
                 <w:bCs/>
+                <w:sz w:val="26"/>
+                <w:szCs w:val="26"/>
               </w:rPr>
             </w:pPr>
           </w:p>
@@ -395,15 +553,38 @@
           </w:tcPr>
           <w:p>
             <w:pPr>
-              <w:rPr>
-                <w:rFonts w:ascii="Times New Roman" w:hAnsi="Times New Roman" w:cs="Times New Roman"/>
-              </w:rPr>
-            </w:pPr>
-            <w:r>
-              <w:rPr>
-                <w:rFonts w:ascii="Times New Roman" w:hAnsi="Times New Roman" w:cs="Times New Roman"/>
-              </w:rPr>
-              <w:t>{{customer_mobile|default('')}}</w:t>
+              <w:jc w:val="left"/>
+              <w:rPr>
+                <w:rFonts w:ascii="Times New Roman" w:hAnsi="Times New Roman" w:cs="Times New Roman"/>
+                <w:sz w:val="26"/>
+                <w:szCs w:val="26"/>
+              </w:rPr>
+            </w:pPr>
+            <w:r>
+              <w:rPr>
+                <w:rFonts w:ascii="Times New Roman" w:hAnsi="Times New Roman" w:cs="Times New Roman"/>
+                <w:sz w:val="26"/>
+                <w:szCs w:val="26"/>
+              </w:rPr>
+              <w:t>{{customer_mobile|</w:t>
+            </w:r>
+            <w:proofErr w:type="gramStart"/>
+            <w:r>
+              <w:rPr>
+                <w:rFonts w:ascii="Times New Roman" w:hAnsi="Times New Roman" w:cs="Times New Roman"/>
+                <w:sz w:val="26"/>
+                <w:szCs w:val="26"/>
+              </w:rPr>
+              <w:t>default(</w:t>
+            </w:r>
+            <w:proofErr w:type="gramEnd"/>
+            <w:r>
+              <w:rPr>
+                <w:rFonts w:ascii="Times New Roman" w:hAnsi="Times New Roman" w:cs="Times New Roman"/>
+                <w:sz w:val="26"/>
+                <w:szCs w:val="26"/>
+              </w:rPr>
+              <w:t>'')}}</w:t>
             </w:r>
           </w:p>
         </w:tc>
@@ -426,10 +607,13 @@
           <w:p>
             <w:pPr>
               <w:spacing w:line="240" w:lineRule="auto"/>
+              <w:jc w:val="left"/>
               <w:rPr>
                 <w:rFonts w:ascii="Times New Roman" w:eastAsiaTheme="minorEastAsia" w:hAnsi="Times New Roman" w:cs="Times New Roman"/>
                 <w:b/>
                 <w:bCs/>
+                <w:sz w:val="26"/>
+                <w:szCs w:val="26"/>
               </w:rPr>
             </w:pPr>
             <w:r>
@@ -437,6 +621,8 @@
                 <w:rFonts w:ascii="Times New Roman" w:eastAsiaTheme="minorEastAsia" w:hAnsi="Times New Roman" w:cs="Times New Roman"/>
                 <w:b/>
                 <w:bCs/>
+                <w:sz w:val="26"/>
+                <w:szCs w:val="26"/>
               </w:rPr>
               <w:t>Judging participants:</w:t>
             </w:r>
@@ -453,8 +639,11 @@
           <w:p>
             <w:pPr>
               <w:spacing w:line="240" w:lineRule="auto"/>
-              <w:rPr>
-                <w:rFonts w:ascii="Times New Roman" w:eastAsiaTheme="minorEastAsia" w:hAnsi="Times New Roman" w:cs="Times New Roman"/>
+              <w:jc w:val="left"/>
+              <w:rPr>
+                <w:rFonts w:ascii="Times New Roman" w:eastAsiaTheme="minorEastAsia" w:hAnsi="Times New Roman" w:cs="Times New Roman"/>
+                <w:sz w:val="26"/>
+                <w:szCs w:val="26"/>
               </w:rPr>
             </w:pPr>
           </w:p>
@@ -470,8 +659,11 @@
           <w:p>
             <w:pPr>
               <w:spacing w:line="240" w:lineRule="auto"/>
-              <w:rPr>
-                <w:rFonts w:ascii="Times New Roman" w:eastAsiaTheme="minorEastAsia" w:hAnsi="Times New Roman" w:cs="Times New Roman"/>
+              <w:jc w:val="left"/>
+              <w:rPr>
+                <w:rFonts w:ascii="Times New Roman" w:eastAsiaTheme="minorEastAsia" w:hAnsi="Times New Roman" w:cs="Times New Roman"/>
+                <w:sz w:val="26"/>
+                <w:szCs w:val="26"/>
               </w:rPr>
             </w:pPr>
             <w:r>
@@ -479,6 +671,8 @@
                 <w:rFonts w:ascii="Times New Roman" w:eastAsiaTheme="minorEastAsia" w:hAnsi="Times New Roman" w:cs="Times New Roman"/>
                 <w:b/>
                 <w:bCs/>
+                <w:sz w:val="26"/>
+                <w:szCs w:val="26"/>
               </w:rPr>
               <w:t>Initiating Review Department:</w:t>
             </w:r>
@@ -496,13 +690,18 @@
           <w:p>
             <w:pPr>
               <w:spacing w:line="240" w:lineRule="auto"/>
-              <w:rPr>
-                <w:rFonts w:ascii="Times New Roman" w:eastAsiaTheme="minorEastAsia" w:hAnsi="Times New Roman" w:cs="Times New Roman"/>
-              </w:rPr>
-            </w:pPr>
-            <w:r>
-              <w:rPr>
-                <w:rFonts w:ascii="Times New Roman" w:eastAsiaTheme="minorEastAsia" w:hAnsi="Times New Roman" w:cs="Times New Roman"/>
+              <w:jc w:val="left"/>
+              <w:rPr>
+                <w:rFonts w:ascii="Times New Roman" w:eastAsiaTheme="minorEastAsia" w:hAnsi="Times New Roman" w:cs="Times New Roman"/>
+                <w:sz w:val="26"/>
+                <w:szCs w:val="26"/>
+              </w:rPr>
+            </w:pPr>
+            <w:r>
+              <w:rPr>
+                <w:rFonts w:ascii="Times New Roman" w:eastAsiaTheme="minorEastAsia" w:hAnsi="Times New Roman" w:cs="Times New Roman"/>
+                <w:sz w:val="26"/>
+                <w:szCs w:val="26"/>
               </w:rPr>
               <w:t>Digital Intelligence New Warehouse Division</w:t>
             </w:r>
@@ -528,8 +727,11 @@
             <w:pPr>
               <w:spacing w:line="240" w:lineRule="auto"/>
               <w:ind w:right="-90"/>
-              <w:rPr>
-                <w:rFonts w:ascii="Times New Roman" w:eastAsiaTheme="minorEastAsia" w:hAnsi="Times New Roman" w:cs="Times New Roman"/>
+              <w:jc w:val="left"/>
+              <w:rPr>
+                <w:rFonts w:ascii="Times New Roman" w:eastAsiaTheme="minorEastAsia" w:hAnsi="Times New Roman" w:cs="Times New Roman"/>
+                <w:sz w:val="26"/>
+                <w:szCs w:val="26"/>
               </w:rPr>
             </w:pPr>
           </w:p>
@@ -545,9 +747,12 @@
           <w:p>
             <w:pPr>
               <w:spacing w:line="240" w:lineRule="auto"/>
+              <w:jc w:val="left"/>
               <w:rPr>
                 <w:rFonts w:ascii="Times New Roman" w:hAnsi="Times New Roman" w:cs="Times New Roman"/>
                 <w:b/>
+                <w:sz w:val="26"/>
+                <w:szCs w:val="26"/>
               </w:rPr>
             </w:pPr>
             <w:r>
@@ -555,6 +760,8 @@
                 <w:rFonts w:ascii="Times New Roman" w:eastAsiaTheme="minorEastAsia" w:hAnsi="Times New Roman" w:cs="Times New Roman"/>
                 <w:b/>
                 <w:bCs/>
+                <w:sz w:val="26"/>
+                <w:szCs w:val="26"/>
                 <w:highlight w:val="yellow"/>
               </w:rPr>
               <w:t>Job to do</w:t>
@@ -572,8 +779,11 @@
           <w:p>
             <w:pPr>
               <w:spacing w:line="240" w:lineRule="auto"/>
-              <w:rPr>
-                <w:rFonts w:ascii="Times New Roman" w:eastAsiaTheme="minorEastAsia" w:hAnsi="Times New Roman" w:cs="Times New Roman"/>
+              <w:jc w:val="left"/>
+              <w:rPr>
+                <w:rFonts w:ascii="Times New Roman" w:eastAsiaTheme="minorEastAsia" w:hAnsi="Times New Roman" w:cs="Times New Roman"/>
+                <w:sz w:val="26"/>
+                <w:szCs w:val="26"/>
               </w:rPr>
             </w:pPr>
           </w:p>
@@ -589,29 +799,84 @@
           </w:tcPr>
           <w:p>
             <w:pPr>
-              <w:rPr>
-                <w:rFonts w:ascii="Times New Roman" w:hAnsi="Times New Roman" w:cs="Times New Roman"/>
-              </w:rPr>
-            </w:pPr>
-            <w:r>
-              <w:rPr>
-                <w:rFonts w:ascii="Times New Roman" w:hAnsi="Times New Roman" w:cs="Times New Roman"/>
-              </w:rPr>
-              <w:t>{{application|default('')}}</w:t>
-            </w:r>
-            <w:r>
-              <w:rPr>
-                <w:rFonts w:ascii="Times New Roman" w:hAnsi="Times New Roman" w:cs="Times New Roman"/>
+              <w:jc w:val="left"/>
+              <w:rPr>
+                <w:rFonts w:ascii="Times New Roman" w:hAnsi="Times New Roman" w:cs="Times New Roman"/>
+                <w:sz w:val="26"/>
+                <w:szCs w:val="26"/>
+              </w:rPr>
+            </w:pPr>
+            <w:r>
+              <w:rPr>
+                <w:rFonts w:ascii="Times New Roman" w:hAnsi="Times New Roman" w:cs="Times New Roman"/>
+                <w:sz w:val="26"/>
+                <w:szCs w:val="26"/>
+              </w:rPr>
+              <w:t>{{application|</w:t>
+            </w:r>
+            <w:proofErr w:type="gramStart"/>
+            <w:r>
+              <w:rPr>
+                <w:rFonts w:ascii="Times New Roman" w:hAnsi="Times New Roman" w:cs="Times New Roman"/>
+                <w:sz w:val="26"/>
+                <w:szCs w:val="26"/>
+              </w:rPr>
+              <w:t>default(</w:t>
+            </w:r>
+            <w:proofErr w:type="gramEnd"/>
+            <w:r>
+              <w:rPr>
+                <w:rFonts w:ascii="Times New Roman" w:hAnsi="Times New Roman" w:cs="Times New Roman"/>
+                <w:sz w:val="26"/>
+                <w:szCs w:val="26"/>
+              </w:rPr>
+              <w:t>'')}}</w:t>
+            </w:r>
+            <w:r>
+              <w:rPr>
+                <w:rFonts w:ascii="Times New Roman" w:hAnsi="Times New Roman" w:cs="Times New Roman"/>
+                <w:sz w:val="26"/>
+                <w:szCs w:val="26"/>
               </w:rPr>
               <w:br/>
-              <w:t>Short Description of the Task / Overall Operation:</w:t>
-            </w:r>
-            <w:r>
-              <w:rPr>
-                <w:rFonts w:ascii="Times New Roman" w:hAnsi="Times New Roman" w:cs="Times New Roman"/>
+              <w:t xml:space="preserve">Short Description of the Task / Overall </w:t>
+            </w:r>
+            <w:proofErr w:type="gramStart"/>
+            <w:r>
+              <w:rPr>
+                <w:rFonts w:ascii="Times New Roman" w:hAnsi="Times New Roman" w:cs="Times New Roman"/>
+                <w:sz w:val="26"/>
+                <w:szCs w:val="26"/>
+              </w:rPr>
+              <w:t>Operation :</w:t>
+            </w:r>
+            <w:proofErr w:type="gramEnd"/>
+            <w:r>
+              <w:rPr>
+                <w:rFonts w:ascii="Times New Roman" w:hAnsi="Times New Roman" w:cs="Times New Roman"/>
+                <w:sz w:val="26"/>
+                <w:szCs w:val="26"/>
               </w:rPr>
               <w:br/>
-              <w:t>{{task_description|default('')}}</w:t>
+              <w:t>{{task_description|</w:t>
+            </w:r>
+            <w:proofErr w:type="gramStart"/>
+            <w:r>
+              <w:rPr>
+                <w:rFonts w:ascii="Times New Roman" w:hAnsi="Times New Roman" w:cs="Times New Roman"/>
+                <w:sz w:val="26"/>
+                <w:szCs w:val="26"/>
+              </w:rPr>
+              <w:t>default(</w:t>
+            </w:r>
+            <w:proofErr w:type="gramEnd"/>
+            <w:r>
+              <w:rPr>
+                <w:rFonts w:ascii="Times New Roman" w:hAnsi="Times New Roman" w:cs="Times New Roman"/>
+                <w:sz w:val="26"/>
+                <w:szCs w:val="26"/>
+              </w:rPr>
+              <w:t>'')}}</w:t>
             </w:r>
           </w:p>
         </w:tc>
@@ -626,8 +891,11 @@
           <w:p>
             <w:pPr>
               <w:spacing w:line="240" w:lineRule="auto"/>
-              <w:rPr>
-                <w:rFonts w:ascii="Times New Roman" w:eastAsiaTheme="minorEastAsia" w:hAnsi="Times New Roman" w:cs="Times New Roman"/>
+              <w:jc w:val="left"/>
+              <w:rPr>
+                <w:rFonts w:ascii="Times New Roman" w:eastAsiaTheme="minorEastAsia" w:hAnsi="Times New Roman" w:cs="Times New Roman"/>
+                <w:sz w:val="26"/>
+                <w:szCs w:val="26"/>
               </w:rPr>
             </w:pPr>
           </w:p>
@@ -648,8 +916,11 @@
           <w:p>
             <w:pPr>
               <w:spacing w:line="240" w:lineRule="auto"/>
-              <w:rPr>
-                <w:rFonts w:ascii="Times New Roman" w:eastAsiaTheme="minorEastAsia" w:hAnsi="Times New Roman" w:cs="Times New Roman"/>
+              <w:jc w:val="left"/>
+              <w:rPr>
+                <w:rFonts w:ascii="Times New Roman" w:eastAsiaTheme="minorEastAsia" w:hAnsi="Times New Roman" w:cs="Times New Roman"/>
+                <w:sz w:val="26"/>
+                <w:szCs w:val="26"/>
               </w:rPr>
             </w:pPr>
           </w:p>
@@ -666,13 +937,18 @@
           <w:p>
             <w:pPr>
               <w:spacing w:line="240" w:lineRule="auto"/>
-              <w:rPr>
-                <w:rFonts w:ascii="Times New Roman" w:hAnsi="Times New Roman" w:cs="Times New Roman"/>
-              </w:rPr>
-            </w:pPr>
-            <w:r>
-              <w:rPr>
-                <w:rFonts w:ascii="Times New Roman" w:hAnsi="Times New Roman" w:cs="Times New Roman"/>
+              <w:jc w:val="left"/>
+              <w:rPr>
+                <w:rFonts w:ascii="Times New Roman" w:hAnsi="Times New Roman" w:cs="Times New Roman"/>
+                <w:sz w:val="26"/>
+                <w:szCs w:val="26"/>
+              </w:rPr>
+            </w:pPr>
+            <w:r>
+              <w:rPr>
+                <w:rFonts w:ascii="Times New Roman" w:hAnsi="Times New Roman" w:cs="Times New Roman"/>
+                <w:sz w:val="26"/>
+                <w:szCs w:val="26"/>
               </w:rPr>
               <w:t>Venue</w:t>
             </w:r>
@@ -680,15 +956,20 @@
           <w:p>
             <w:pPr>
               <w:spacing w:line="240" w:lineRule="auto"/>
+              <w:jc w:val="left"/>
               <w:rPr>
                 <w:rFonts w:ascii="Times New Roman" w:hAnsi="Times New Roman" w:cs="Times New Roman"/>
                 <w:b/>
+                <w:sz w:val="26"/>
+                <w:szCs w:val="26"/>
               </w:rPr>
             </w:pPr>
             <w:r>
               <w:rPr>
                 <w:rFonts w:ascii="Times New Roman" w:hAnsi="Times New Roman" w:cs="Times New Roman"/>
                 <w:b/>
+                <w:sz w:val="26"/>
+                <w:szCs w:val="26"/>
                 <w:highlight w:val="yellow"/>
               </w:rPr>
               <w:t>Parameters</w:t>
@@ -706,25 +987,34 @@
           <w:p>
             <w:pPr>
               <w:spacing w:line="240" w:lineRule="auto"/>
-              <w:rPr>
-                <w:rFonts w:ascii="Times New Roman" w:eastAsiaTheme="minorEastAsia" w:hAnsi="Times New Roman" w:cs="Times New Roman"/>
-              </w:rPr>
-            </w:pPr>
-            <w:r>
-              <w:rPr>
-                <w:rFonts w:ascii="Times New Roman" w:eastAsiaTheme="minorEastAsia" w:hAnsi="Times New Roman" w:cs="Times New Roman"/>
+              <w:jc w:val="left"/>
+              <w:rPr>
+                <w:rFonts w:ascii="Times New Roman" w:eastAsiaTheme="minorEastAsia" w:hAnsi="Times New Roman" w:cs="Times New Roman"/>
+                <w:sz w:val="26"/>
+                <w:szCs w:val="26"/>
+              </w:rPr>
+            </w:pPr>
+            <w:r>
+              <w:rPr>
+                <w:rFonts w:ascii="Times New Roman" w:eastAsiaTheme="minorEastAsia" w:hAnsi="Times New Roman" w:cs="Times New Roman"/>
+                <w:sz w:val="26"/>
+                <w:szCs w:val="26"/>
               </w:rPr>
               <w:t>Warehouse/</w:t>
             </w:r>
             <w:r>
               <w:rPr>
                 <w:rFonts w:ascii="Times New Roman" w:eastAsiaTheme="minorEastAsia" w:hAnsi="Times New Roman" w:cs="Times New Roman"/>
+                <w:sz w:val="26"/>
+                <w:szCs w:val="26"/>
               </w:rPr>
               <w:t xml:space="preserve"> </w:t>
             </w:r>
             <w:r>
               <w:rPr>
                 <w:rFonts w:ascii="Times New Roman" w:eastAsiaTheme="minorEastAsia" w:hAnsi="Times New Roman" w:cs="Times New Roman"/>
+                <w:sz w:val="26"/>
+                <w:szCs w:val="26"/>
               </w:rPr>
               <w:t>workshop area:</w:t>
             </w:r>
@@ -741,15 +1031,38 @@
           </w:tcPr>
           <w:p>
             <w:pPr>
-              <w:rPr>
-                <w:rFonts w:ascii="Times New Roman" w:hAnsi="Times New Roman" w:cs="Times New Roman"/>
-              </w:rPr>
-            </w:pPr>
-            <w:r>
-              <w:rPr>
-                <w:rFonts w:ascii="Times New Roman" w:hAnsi="Times New Roman" w:cs="Times New Roman"/>
-              </w:rPr>
-              <w:t>{{warehouse_area|default('')}} sq m</w:t>
+              <w:jc w:val="left"/>
+              <w:rPr>
+                <w:rFonts w:ascii="Times New Roman" w:hAnsi="Times New Roman" w:cs="Times New Roman"/>
+                <w:sz w:val="26"/>
+                <w:szCs w:val="26"/>
+              </w:rPr>
+            </w:pPr>
+            <w:r>
+              <w:rPr>
+                <w:rFonts w:ascii="Times New Roman" w:hAnsi="Times New Roman" w:cs="Times New Roman"/>
+                <w:sz w:val="26"/>
+                <w:szCs w:val="26"/>
+              </w:rPr>
+              <w:t>{{warehouse_area|</w:t>
+            </w:r>
+            <w:proofErr w:type="gramStart"/>
+            <w:r>
+              <w:rPr>
+                <w:rFonts w:ascii="Times New Roman" w:hAnsi="Times New Roman" w:cs="Times New Roman"/>
+                <w:sz w:val="26"/>
+                <w:szCs w:val="26"/>
+              </w:rPr>
+              <w:t>default(</w:t>
+            </w:r>
+            <w:proofErr w:type="gramEnd"/>
+            <w:r>
+              <w:rPr>
+                <w:rFonts w:ascii="Times New Roman" w:hAnsi="Times New Roman" w:cs="Times New Roman"/>
+                <w:sz w:val="26"/>
+                <w:szCs w:val="26"/>
+              </w:rPr>
+              <w:t>'')}}</w:t>
             </w:r>
           </w:p>
         </w:tc>
@@ -765,8 +1078,11 @@
           <w:p>
             <w:pPr>
               <w:spacing w:line="240" w:lineRule="auto"/>
-              <w:rPr>
-                <w:rFonts w:ascii="Times New Roman" w:eastAsiaTheme="minorEastAsia" w:hAnsi="Times New Roman" w:cs="Times New Roman"/>
+              <w:jc w:val="left"/>
+              <w:rPr>
+                <w:rFonts w:ascii="Times New Roman" w:eastAsiaTheme="minorEastAsia" w:hAnsi="Times New Roman" w:cs="Times New Roman"/>
+                <w:sz w:val="26"/>
+                <w:szCs w:val="26"/>
               </w:rPr>
             </w:pPr>
           </w:p>
@@ -787,8 +1103,11 @@
           <w:p>
             <w:pPr>
               <w:spacing w:line="240" w:lineRule="auto"/>
-              <w:rPr>
-                <w:rFonts w:ascii="Times New Roman" w:eastAsiaTheme="minorEastAsia" w:hAnsi="Times New Roman" w:cs="Times New Roman"/>
+              <w:jc w:val="left"/>
+              <w:rPr>
+                <w:rFonts w:ascii="Times New Roman" w:eastAsiaTheme="minorEastAsia" w:hAnsi="Times New Roman" w:cs="Times New Roman"/>
+                <w:sz w:val="26"/>
+                <w:szCs w:val="26"/>
               </w:rPr>
             </w:pPr>
           </w:p>
@@ -802,8 +1121,11 @@
           <w:p>
             <w:pPr>
               <w:spacing w:line="240" w:lineRule="auto"/>
-              <w:rPr>
-                <w:rFonts w:ascii="Times New Roman" w:hAnsi="Times New Roman" w:cs="Times New Roman"/>
+              <w:jc w:val="left"/>
+              <w:rPr>
+                <w:rFonts w:ascii="Times New Roman" w:hAnsi="Times New Roman" w:cs="Times New Roman"/>
+                <w:sz w:val="26"/>
+                <w:szCs w:val="26"/>
               </w:rPr>
             </w:pPr>
           </w:p>
@@ -819,25 +1141,34 @@
           <w:p>
             <w:pPr>
               <w:spacing w:line="240" w:lineRule="auto"/>
-              <w:rPr>
-                <w:rFonts w:ascii="Times New Roman" w:eastAsiaTheme="minorEastAsia" w:hAnsi="Times New Roman" w:cs="Times New Roman"/>
-              </w:rPr>
-            </w:pPr>
-            <w:r>
-              <w:rPr>
-                <w:rFonts w:ascii="Times New Roman" w:eastAsiaTheme="minorEastAsia" w:hAnsi="Times New Roman" w:cs="Times New Roman"/>
+              <w:jc w:val="left"/>
+              <w:rPr>
+                <w:rFonts w:ascii="Times New Roman" w:eastAsiaTheme="minorEastAsia" w:hAnsi="Times New Roman" w:cs="Times New Roman"/>
+                <w:sz w:val="26"/>
+                <w:szCs w:val="26"/>
+              </w:rPr>
+            </w:pPr>
+            <w:r>
+              <w:rPr>
+                <w:rFonts w:ascii="Times New Roman" w:eastAsiaTheme="minorEastAsia" w:hAnsi="Times New Roman" w:cs="Times New Roman"/>
+                <w:sz w:val="26"/>
+                <w:szCs w:val="26"/>
               </w:rPr>
               <w:t>A</w:t>
             </w:r>
             <w:r>
               <w:rPr>
                 <w:rFonts w:ascii="Times New Roman" w:eastAsiaTheme="minorEastAsia" w:hAnsi="Times New Roman" w:cs="Times New Roman"/>
+                <w:sz w:val="26"/>
+                <w:szCs w:val="26"/>
               </w:rPr>
               <w:t>isle</w:t>
             </w:r>
             <w:r>
               <w:rPr>
                 <w:rFonts w:ascii="Times New Roman" w:eastAsiaTheme="minorEastAsia" w:hAnsi="Times New Roman" w:cs="Times New Roman"/>
+                <w:sz w:val="26"/>
+                <w:szCs w:val="26"/>
               </w:rPr>
               <w:t xml:space="preserve"> width:</w:t>
             </w:r>
@@ -854,29 +1185,38 @@
           </w:tcPr>
           <w:p>
             <w:pPr>
-              <w:rPr>
-                <w:rFonts w:ascii="Times New Roman" w:hAnsi="Times New Roman" w:cs="Times New Roman"/>
-              </w:rPr>
-            </w:pPr>
-            <w:r>
-              <w:rPr>
-                <w:rFonts w:ascii="Times New Roman" w:hAnsi="Times New Roman" w:cs="Times New Roman"/>
-              </w:rPr>
-              <w:t>{% if 'Transport / Cross Docking' in application %}Transport / Cross Docking: {{cross_docking_aisle|default('')}} m{% endif %}</w:t>
-            </w:r>
-            <w:r>
-              <w:rPr>
-                <w:rFonts w:ascii="Times New Roman" w:hAnsi="Times New Roman" w:cs="Times New Roman"/>
+              <w:jc w:val="left"/>
+              <w:rPr>
+                <w:rFonts w:ascii="Times New Roman" w:hAnsi="Times New Roman" w:cs="Times New Roman"/>
+                <w:sz w:val="26"/>
+                <w:szCs w:val="26"/>
+              </w:rPr>
+            </w:pPr>
+            <w:r>
+              <w:rPr>
+                <w:rFonts w:ascii="Times New Roman" w:hAnsi="Times New Roman" w:cs="Times New Roman"/>
+                <w:sz w:val="26"/>
+                <w:szCs w:val="26"/>
+              </w:rPr>
+              <w:t>{% if cross_docking_aisle %}Transport / Cross Docking: {{cross_docking_aisle|default('')}} m{% endif %}</w:t>
+            </w:r>
+            <w:r>
+              <w:rPr>
+                <w:rFonts w:ascii="Times New Roman" w:hAnsi="Times New Roman" w:cs="Times New Roman"/>
+                <w:sz w:val="26"/>
+                <w:szCs w:val="26"/>
               </w:rPr>
               <w:br/>
-              <w:t>{% if 'Stacking/Conveyor' in application %}Stacking / Conveyor: {{aisle_width_mm|default('')}} mm{% endif %}</w:t>
-            </w:r>
-            <w:r>
-              <w:rPr>
-                <w:rFonts w:ascii="Times New Roman" w:hAnsi="Times New Roman" w:cs="Times New Roman"/>
+              <w:t>{% if aisle_width_mm %}Stacking / Conveyor: {{aisle_width_mm|default('')}} mm{% endif %}</w:t>
+            </w:r>
+            <w:r>
+              <w:rPr>
+                <w:rFonts w:ascii="Times New Roman" w:hAnsi="Times New Roman" w:cs="Times New Roman"/>
+                <w:sz w:val="26"/>
+                <w:szCs w:val="26"/>
               </w:rPr>
               <w:br/>
-              <w:t>{% if 'Narrow Aisle' in application %}Narrow Aisle: {{aisle_width_m|default('')}} m{% endif %}</w:t>
+              <w:t>{% if aisle_width_m %}Narrow Aisle: {{aisle_width_m|default('')}} m{% endif %}</w:t>
             </w:r>
           </w:p>
         </w:tc>
@@ -889,8 +1229,11 @@
           <w:p>
             <w:pPr>
               <w:spacing w:line="240" w:lineRule="auto"/>
-              <w:rPr>
-                <w:rFonts w:ascii="Times New Roman" w:eastAsiaTheme="minorEastAsia" w:hAnsi="Times New Roman" w:cs="Times New Roman"/>
+              <w:jc w:val="left"/>
+              <w:rPr>
+                <w:rFonts w:ascii="Times New Roman" w:eastAsiaTheme="minorEastAsia" w:hAnsi="Times New Roman" w:cs="Times New Roman"/>
+                <w:sz w:val="26"/>
+                <w:szCs w:val="26"/>
                 <w:lang w:val="en-BE"/>
               </w:rPr>
             </w:pPr>
@@ -912,8 +1255,11 @@
           <w:p>
             <w:pPr>
               <w:spacing w:line="240" w:lineRule="auto"/>
-              <w:rPr>
-                <w:rFonts w:ascii="Times New Roman" w:eastAsiaTheme="minorEastAsia" w:hAnsi="Times New Roman" w:cs="Times New Roman"/>
+              <w:jc w:val="left"/>
+              <w:rPr>
+                <w:rFonts w:ascii="Times New Roman" w:eastAsiaTheme="minorEastAsia" w:hAnsi="Times New Roman" w:cs="Times New Roman"/>
+                <w:sz w:val="26"/>
+                <w:szCs w:val="26"/>
                 <w:lang w:val="en-BE"/>
               </w:rPr>
             </w:pPr>
@@ -928,8 +1274,11 @@
           <w:p>
             <w:pPr>
               <w:spacing w:line="240" w:lineRule="auto"/>
-              <w:rPr>
-                <w:rFonts w:ascii="Times New Roman" w:hAnsi="Times New Roman" w:cs="Times New Roman"/>
+              <w:jc w:val="left"/>
+              <w:rPr>
+                <w:rFonts w:ascii="Times New Roman" w:hAnsi="Times New Roman" w:cs="Times New Roman"/>
+                <w:sz w:val="26"/>
+                <w:szCs w:val="26"/>
                 <w:lang w:val="en-BE"/>
               </w:rPr>
             </w:pPr>
@@ -946,13 +1295,18 @@
           <w:p>
             <w:pPr>
               <w:spacing w:line="240" w:lineRule="auto"/>
-              <w:rPr>
-                <w:rFonts w:ascii="Times New Roman" w:eastAsiaTheme="minorEastAsia" w:hAnsi="Times New Roman" w:cs="Times New Roman"/>
-              </w:rPr>
-            </w:pPr>
-            <w:r>
-              <w:rPr>
-                <w:rFonts w:ascii="Times New Roman" w:eastAsiaTheme="minorEastAsia" w:hAnsi="Times New Roman" w:cs="Times New Roman"/>
+              <w:jc w:val="left"/>
+              <w:rPr>
+                <w:rFonts w:ascii="Times New Roman" w:eastAsiaTheme="minorEastAsia" w:hAnsi="Times New Roman" w:cs="Times New Roman"/>
+                <w:sz w:val="26"/>
+                <w:szCs w:val="26"/>
+              </w:rPr>
+            </w:pPr>
+            <w:r>
+              <w:rPr>
+                <w:rFonts w:ascii="Times New Roman" w:eastAsiaTheme="minorEastAsia" w:hAnsi="Times New Roman" w:cs="Times New Roman"/>
+                <w:sz w:val="26"/>
+                <w:szCs w:val="26"/>
               </w:rPr>
               <w:t>Shelf size and height (overall height/single-layer height):</w:t>
             </w:r>
@@ -969,22 +1323,65 @@
           </w:tcPr>
           <w:p>
             <w:pPr>
-              <w:rPr>
-                <w:rFonts w:ascii="Times New Roman" w:hAnsi="Times New Roman" w:cs="Times New Roman"/>
-              </w:rPr>
-            </w:pPr>
-            <w:r>
-              <w:rPr>
-                <w:rFonts w:ascii="Times New Roman" w:hAnsi="Times New Roman" w:cs="Times New Roman"/>
-              </w:rPr>
-              <w:t>{{max_stacking_height_m|default('')}} m</w:t>
-            </w:r>
-            <w:r>
-              <w:rPr>
-                <w:rFonts w:ascii="Times New Roman" w:hAnsi="Times New Roman" w:cs="Times New Roman"/>
+              <w:jc w:val="left"/>
+              <w:rPr>
+                <w:rFonts w:ascii="Times New Roman" w:hAnsi="Times New Roman" w:cs="Times New Roman"/>
+                <w:sz w:val="26"/>
+                <w:szCs w:val="26"/>
+              </w:rPr>
+            </w:pPr>
+            <w:r>
+              <w:rPr>
+                <w:rFonts w:ascii="Times New Roman" w:hAnsi="Times New Roman" w:cs="Times New Roman"/>
+                <w:sz w:val="26"/>
+                <w:szCs w:val="26"/>
+              </w:rPr>
+              <w:t>{{max_stacking_height_m|</w:t>
+            </w:r>
+            <w:proofErr w:type="gramStart"/>
+            <w:r>
+              <w:rPr>
+                <w:rFonts w:ascii="Times New Roman" w:hAnsi="Times New Roman" w:cs="Times New Roman"/>
+                <w:sz w:val="26"/>
+                <w:szCs w:val="26"/>
+              </w:rPr>
+              <w:t>default(</w:t>
+            </w:r>
+            <w:proofErr w:type="gramEnd"/>
+            <w:r>
+              <w:rPr>
+                <w:rFonts w:ascii="Times New Roman" w:hAnsi="Times New Roman" w:cs="Times New Roman"/>
+                <w:sz w:val="26"/>
+                <w:szCs w:val="26"/>
+              </w:rPr>
+              <w:t>'')}} m</w:t>
+            </w:r>
+            <w:r>
+              <w:rPr>
+                <w:rFonts w:ascii="Times New Roman" w:hAnsi="Times New Roman" w:cs="Times New Roman"/>
+                <w:sz w:val="26"/>
+                <w:szCs w:val="26"/>
               </w:rPr>
               <w:br/>
-              <w:t>Level: {{boxes_stacked|default('')}}</w:t>
+              <w:t>Level: {{boxes_stacked|</w:t>
+            </w:r>
+            <w:proofErr w:type="gramStart"/>
+            <w:r>
+              <w:rPr>
+                <w:rFonts w:ascii="Times New Roman" w:hAnsi="Times New Roman" w:cs="Times New Roman"/>
+                <w:sz w:val="26"/>
+                <w:szCs w:val="26"/>
+              </w:rPr>
+              <w:t>default(</w:t>
+            </w:r>
+            <w:proofErr w:type="gramEnd"/>
+            <w:r>
+              <w:rPr>
+                <w:rFonts w:ascii="Times New Roman" w:hAnsi="Times New Roman" w:cs="Times New Roman"/>
+                <w:sz w:val="26"/>
+                <w:szCs w:val="26"/>
+              </w:rPr>
+              <w:t>'')}}</w:t>
             </w:r>
           </w:p>
         </w:tc>
@@ -997,8 +1394,11 @@
           <w:p>
             <w:pPr>
               <w:spacing w:line="240" w:lineRule="auto"/>
-              <w:rPr>
-                <w:rFonts w:ascii="Times New Roman" w:eastAsiaTheme="minorEastAsia" w:hAnsi="Times New Roman" w:cs="Times New Roman"/>
+              <w:jc w:val="left"/>
+              <w:rPr>
+                <w:rFonts w:ascii="Times New Roman" w:eastAsiaTheme="minorEastAsia" w:hAnsi="Times New Roman" w:cs="Times New Roman"/>
+                <w:sz w:val="26"/>
+                <w:szCs w:val="26"/>
               </w:rPr>
             </w:pPr>
           </w:p>
@@ -1019,8 +1419,11 @@
           <w:p>
             <w:pPr>
               <w:spacing w:line="240" w:lineRule="auto"/>
-              <w:rPr>
-                <w:rFonts w:ascii="Times New Roman" w:eastAsiaTheme="minorEastAsia" w:hAnsi="Times New Roman" w:cs="Times New Roman"/>
+              <w:jc w:val="left"/>
+              <w:rPr>
+                <w:rFonts w:ascii="Times New Roman" w:eastAsiaTheme="minorEastAsia" w:hAnsi="Times New Roman" w:cs="Times New Roman"/>
+                <w:sz w:val="26"/>
+                <w:szCs w:val="26"/>
               </w:rPr>
             </w:pPr>
           </w:p>
@@ -1034,8 +1437,11 @@
           <w:p>
             <w:pPr>
               <w:spacing w:line="240" w:lineRule="auto"/>
-              <w:rPr>
-                <w:rFonts w:ascii="Times New Roman" w:hAnsi="Times New Roman" w:cs="Times New Roman"/>
+              <w:jc w:val="left"/>
+              <w:rPr>
+                <w:rFonts w:ascii="Times New Roman" w:hAnsi="Times New Roman" w:cs="Times New Roman"/>
+                <w:sz w:val="26"/>
+                <w:szCs w:val="26"/>
               </w:rPr>
             </w:pPr>
           </w:p>
@@ -1051,13 +1457,18 @@
           <w:p>
             <w:pPr>
               <w:spacing w:line="240" w:lineRule="auto"/>
-              <w:rPr>
-                <w:rFonts w:ascii="Times New Roman" w:eastAsiaTheme="minorEastAsia" w:hAnsi="Times New Roman" w:cs="Times New Roman"/>
-              </w:rPr>
-            </w:pPr>
-            <w:r>
-              <w:rPr>
-                <w:rFonts w:ascii="Times New Roman" w:eastAsiaTheme="minorEastAsia" w:hAnsi="Times New Roman" w:cs="Times New Roman"/>
+              <w:jc w:val="left"/>
+              <w:rPr>
+                <w:rFonts w:ascii="Times New Roman" w:eastAsiaTheme="minorEastAsia" w:hAnsi="Times New Roman" w:cs="Times New Roman"/>
+                <w:sz w:val="26"/>
+                <w:szCs w:val="26"/>
+              </w:rPr>
+            </w:pPr>
+            <w:r>
+              <w:rPr>
+                <w:rFonts w:ascii="Times New Roman" w:eastAsiaTheme="minorEastAsia" w:hAnsi="Times New Roman" w:cs="Times New Roman"/>
+                <w:sz w:val="26"/>
+                <w:szCs w:val="26"/>
                 <w:lang w:val="en-BE"/>
               </w:rPr>
               <w:t>Clearance Height Under Platform / Obstacles:</w:t>
@@ -1075,15 +1486,56 @@
           </w:tcPr>
           <w:p>
             <w:pPr>
-              <w:rPr>
-                <w:rFonts w:ascii="Times New Roman" w:hAnsi="Times New Roman" w:cs="Times New Roman"/>
-              </w:rPr>
-            </w:pPr>
-            <w:r>
-              <w:rPr>
-                <w:rFonts w:ascii="Times New Roman" w:hAnsi="Times New Roman" w:cs="Times New Roman"/>
-              </w:rPr>
-              <w:t>{{clearance_height_m|default('')}} m</w:t>
+              <w:jc w:val="left"/>
+              <w:rPr>
+                <w:rFonts w:ascii="Times New Roman" w:hAnsi="Times New Roman" w:cs="Times New Roman"/>
+                <w:sz w:val="26"/>
+                <w:szCs w:val="26"/>
+              </w:rPr>
+            </w:pPr>
+            <w:r>
+              <w:rPr>
+                <w:rFonts w:ascii="Times New Roman" w:hAnsi="Times New Roman" w:cs="Times New Roman"/>
+                <w:sz w:val="26"/>
+                <w:szCs w:val="26"/>
+              </w:rPr>
+              <w:t>{{clearance_height</w:t>
+            </w:r>
+            <w:proofErr w:type="gramStart"/>
+            <w:r>
+              <w:rPr>
+                <w:rFonts w:ascii="Times New Roman" w:hAnsi="Times New Roman" w:cs="Times New Roman"/>
+                <w:sz w:val="26"/>
+                <w:szCs w:val="26"/>
+              </w:rPr>
+              <w:t>_m|default(</w:t>
+            </w:r>
+            <w:proofErr w:type="gramEnd"/>
+            <w:r>
+              <w:rPr>
+                <w:rFonts w:ascii="Times New Roman" w:hAnsi="Times New Roman" w:cs="Times New Roman"/>
+                <w:sz w:val="26"/>
+                <w:szCs w:val="26"/>
+              </w:rPr>
+              <w:t>'</w:t>
+            </w:r>
+            <w:proofErr w:type="gramStart"/>
+            <w:r>
+              <w:rPr>
+                <w:rFonts w:ascii="Times New Roman" w:hAnsi="Times New Roman" w:cs="Times New Roman"/>
+                <w:sz w:val="26"/>
+                <w:szCs w:val="26"/>
+              </w:rPr>
+              <w:t>')}}</w:t>
+            </w:r>
+            <w:proofErr w:type="gramEnd"/>
+            <w:r>
+              <w:rPr>
+                <w:rFonts w:ascii="Times New Roman" w:hAnsi="Times New Roman" w:cs="Times New Roman"/>
+                <w:sz w:val="26"/>
+                <w:szCs w:val="26"/>
+              </w:rPr>
+              <w:t xml:space="preserve"> m</w:t>
             </w:r>
           </w:p>
         </w:tc>
@@ -1096,8 +1548,11 @@
           <w:p>
             <w:pPr>
               <w:spacing w:line="240" w:lineRule="auto"/>
-              <w:rPr>
-                <w:rFonts w:ascii="Times New Roman" w:eastAsiaTheme="minorEastAsia" w:hAnsi="Times New Roman" w:cs="Times New Roman"/>
+              <w:jc w:val="left"/>
+              <w:rPr>
+                <w:rFonts w:ascii="Times New Roman" w:eastAsiaTheme="minorEastAsia" w:hAnsi="Times New Roman" w:cs="Times New Roman"/>
+                <w:sz w:val="26"/>
+                <w:szCs w:val="26"/>
               </w:rPr>
             </w:pPr>
           </w:p>
@@ -1118,8 +1573,11 @@
           <w:p>
             <w:pPr>
               <w:spacing w:line="240" w:lineRule="auto"/>
-              <w:rPr>
-                <w:rFonts w:ascii="Times New Roman" w:eastAsiaTheme="minorEastAsia" w:hAnsi="Times New Roman" w:cs="Times New Roman"/>
+              <w:jc w:val="left"/>
+              <w:rPr>
+                <w:rFonts w:ascii="Times New Roman" w:eastAsiaTheme="minorEastAsia" w:hAnsi="Times New Roman" w:cs="Times New Roman"/>
+                <w:sz w:val="26"/>
+                <w:szCs w:val="26"/>
               </w:rPr>
             </w:pPr>
           </w:p>
@@ -1133,8 +1591,11 @@
           <w:p>
             <w:pPr>
               <w:spacing w:line="240" w:lineRule="auto"/>
-              <w:rPr>
-                <w:rFonts w:ascii="Times New Roman" w:hAnsi="Times New Roman" w:cs="Times New Roman"/>
+              <w:jc w:val="left"/>
+              <w:rPr>
+                <w:rFonts w:ascii="Times New Roman" w:hAnsi="Times New Roman" w:cs="Times New Roman"/>
+                <w:sz w:val="26"/>
+                <w:szCs w:val="26"/>
               </w:rPr>
             </w:pPr>
           </w:p>
@@ -1150,25 +1611,34 @@
           <w:p>
             <w:pPr>
               <w:spacing w:line="240" w:lineRule="auto"/>
-              <w:rPr>
-                <w:rFonts w:ascii="Times New Roman" w:eastAsiaTheme="minorEastAsia" w:hAnsi="Times New Roman" w:cs="Times New Roman"/>
-              </w:rPr>
-            </w:pPr>
-            <w:r>
-              <w:rPr>
-                <w:rFonts w:ascii="Times New Roman" w:eastAsiaTheme="minorEastAsia" w:hAnsi="Times New Roman" w:cs="Times New Roman"/>
+              <w:jc w:val="left"/>
+              <w:rPr>
+                <w:rFonts w:ascii="Times New Roman" w:eastAsiaTheme="minorEastAsia" w:hAnsi="Times New Roman" w:cs="Times New Roman"/>
+                <w:sz w:val="26"/>
+                <w:szCs w:val="26"/>
+              </w:rPr>
+            </w:pPr>
+            <w:r>
+              <w:rPr>
+                <w:rFonts w:ascii="Times New Roman" w:eastAsiaTheme="minorEastAsia" w:hAnsi="Times New Roman" w:cs="Times New Roman"/>
+                <w:sz w:val="26"/>
+                <w:szCs w:val="26"/>
               </w:rPr>
               <w:t>T</w:t>
             </w:r>
             <w:r>
               <w:rPr>
                 <w:rFonts w:ascii="Times New Roman" w:eastAsiaTheme="minorEastAsia" w:hAnsi="Times New Roman" w:cs="Times New Roman"/>
+                <w:sz w:val="26"/>
+                <w:szCs w:val="26"/>
               </w:rPr>
               <w:t>he number and size of storage locations</w:t>
             </w:r>
             <w:r>
               <w:rPr>
                 <w:rFonts w:ascii="Times New Roman" w:eastAsiaTheme="minorEastAsia" w:hAnsi="Times New Roman" w:cs="Times New Roman"/>
+                <w:sz w:val="26"/>
+                <w:szCs w:val="26"/>
               </w:rPr>
               <w:t>：</w:t>
             </w:r>
@@ -1185,15 +1655,38 @@
           </w:tcPr>
           <w:p>
             <w:pPr>
-              <w:rPr>
-                <w:rFonts w:ascii="Times New Roman" w:hAnsi="Times New Roman" w:cs="Times New Roman"/>
-              </w:rPr>
-            </w:pPr>
-            <w:r>
-              <w:rPr>
-                <w:rFonts w:ascii="Times New Roman" w:hAnsi="Times New Roman" w:cs="Times New Roman"/>
-              </w:rPr>
-              <w:t>{{storage_locations|default('')}}</w:t>
+              <w:jc w:val="left"/>
+              <w:rPr>
+                <w:rFonts w:ascii="Times New Roman" w:hAnsi="Times New Roman" w:cs="Times New Roman"/>
+                <w:sz w:val="26"/>
+                <w:szCs w:val="26"/>
+              </w:rPr>
+            </w:pPr>
+            <w:r>
+              <w:rPr>
+                <w:rFonts w:ascii="Times New Roman" w:hAnsi="Times New Roman" w:cs="Times New Roman"/>
+                <w:sz w:val="26"/>
+                <w:szCs w:val="26"/>
+              </w:rPr>
+              <w:t>{{storage_locations|</w:t>
+            </w:r>
+            <w:proofErr w:type="gramStart"/>
+            <w:r>
+              <w:rPr>
+                <w:rFonts w:ascii="Times New Roman" w:hAnsi="Times New Roman" w:cs="Times New Roman"/>
+                <w:sz w:val="26"/>
+                <w:szCs w:val="26"/>
+              </w:rPr>
+              <w:t>default(</w:t>
+            </w:r>
+            <w:proofErr w:type="gramEnd"/>
+            <w:r>
+              <w:rPr>
+                <w:rFonts w:ascii="Times New Roman" w:hAnsi="Times New Roman" w:cs="Times New Roman"/>
+                <w:sz w:val="26"/>
+                <w:szCs w:val="26"/>
+              </w:rPr>
+              <w:t>'')}}</w:t>
             </w:r>
           </w:p>
         </w:tc>
@@ -1206,8 +1699,11 @@
           <w:p>
             <w:pPr>
               <w:spacing w:line="240" w:lineRule="auto"/>
-              <w:rPr>
-                <w:rFonts w:ascii="Times New Roman" w:eastAsiaTheme="minorEastAsia" w:hAnsi="Times New Roman" w:cs="Times New Roman"/>
+              <w:jc w:val="left"/>
+              <w:rPr>
+                <w:rFonts w:ascii="Times New Roman" w:eastAsiaTheme="minorEastAsia" w:hAnsi="Times New Roman" w:cs="Times New Roman"/>
+                <w:sz w:val="26"/>
+                <w:szCs w:val="26"/>
               </w:rPr>
             </w:pPr>
           </w:p>
@@ -1228,8 +1724,11 @@
           <w:p>
             <w:pPr>
               <w:spacing w:line="240" w:lineRule="auto"/>
-              <w:rPr>
-                <w:rFonts w:ascii="Times New Roman" w:eastAsiaTheme="minorEastAsia" w:hAnsi="Times New Roman" w:cs="Times New Roman"/>
+              <w:jc w:val="left"/>
+              <w:rPr>
+                <w:rFonts w:ascii="Times New Roman" w:eastAsiaTheme="minorEastAsia" w:hAnsi="Times New Roman" w:cs="Times New Roman"/>
+                <w:sz w:val="26"/>
+                <w:szCs w:val="26"/>
               </w:rPr>
             </w:pPr>
           </w:p>
@@ -1243,8 +1742,11 @@
           <w:p>
             <w:pPr>
               <w:spacing w:line="240" w:lineRule="auto"/>
-              <w:rPr>
-                <w:rFonts w:ascii="Times New Roman" w:hAnsi="Times New Roman" w:cs="Times New Roman"/>
+              <w:jc w:val="left"/>
+              <w:rPr>
+                <w:rFonts w:ascii="Times New Roman" w:hAnsi="Times New Roman" w:cs="Times New Roman"/>
+                <w:sz w:val="26"/>
+                <w:szCs w:val="26"/>
               </w:rPr>
             </w:pPr>
           </w:p>
@@ -1260,19 +1762,26 @@
           <w:p>
             <w:pPr>
               <w:spacing w:line="240" w:lineRule="auto"/>
-              <w:rPr>
-                <w:rFonts w:ascii="Times New Roman" w:eastAsiaTheme="minorEastAsia" w:hAnsi="Times New Roman" w:cs="Times New Roman"/>
-              </w:rPr>
-            </w:pPr>
-            <w:r>
-              <w:rPr>
-                <w:rFonts w:ascii="Times New Roman" w:eastAsiaTheme="minorEastAsia" w:hAnsi="Times New Roman" w:cs="Times New Roman"/>
+              <w:jc w:val="left"/>
+              <w:rPr>
+                <w:rFonts w:ascii="Times New Roman" w:eastAsiaTheme="minorEastAsia" w:hAnsi="Times New Roman" w:cs="Times New Roman"/>
+                <w:sz w:val="26"/>
+                <w:szCs w:val="26"/>
+              </w:rPr>
+            </w:pPr>
+            <w:r>
+              <w:rPr>
+                <w:rFonts w:ascii="Times New Roman" w:eastAsiaTheme="minorEastAsia" w:hAnsi="Times New Roman" w:cs="Times New Roman"/>
+                <w:sz w:val="26"/>
+                <w:szCs w:val="26"/>
               </w:rPr>
               <w:t>S</w:t>
             </w:r>
             <w:r>
               <w:rPr>
                 <w:rFonts w:ascii="Times New Roman" w:eastAsiaTheme="minorEastAsia" w:hAnsi="Times New Roman" w:cs="Times New Roman"/>
+                <w:sz w:val="26"/>
+                <w:szCs w:val="26"/>
               </w:rPr>
               <w:t>lope</w:t>
             </w:r>
@@ -1289,15 +1798,38 @@
           </w:tcPr>
           <w:p>
             <w:pPr>
-              <w:rPr>
-                <w:rFonts w:ascii="Times New Roman" w:hAnsi="Times New Roman" w:cs="Times New Roman"/>
-              </w:rPr>
-            </w:pPr>
-            <w:r>
-              <w:rPr>
-                <w:rFonts w:ascii="Times New Roman" w:hAnsi="Times New Roman" w:cs="Times New Roman"/>
-              </w:rPr>
-              <w:t>{{ramp_gradient_deg|default('')}}</w:t>
+              <w:jc w:val="left"/>
+              <w:rPr>
+                <w:rFonts w:ascii="Times New Roman" w:hAnsi="Times New Roman" w:cs="Times New Roman"/>
+                <w:sz w:val="26"/>
+                <w:szCs w:val="26"/>
+              </w:rPr>
+            </w:pPr>
+            <w:r>
+              <w:rPr>
+                <w:rFonts w:ascii="Times New Roman" w:hAnsi="Times New Roman" w:cs="Times New Roman"/>
+                <w:sz w:val="26"/>
+                <w:szCs w:val="26"/>
+              </w:rPr>
+              <w:t>{{ramp_gradient_deg|</w:t>
+            </w:r>
+            <w:proofErr w:type="gramStart"/>
+            <w:r>
+              <w:rPr>
+                <w:rFonts w:ascii="Times New Roman" w:hAnsi="Times New Roman" w:cs="Times New Roman"/>
+                <w:sz w:val="26"/>
+                <w:szCs w:val="26"/>
+              </w:rPr>
+              <w:t>default(</w:t>
+            </w:r>
+            <w:proofErr w:type="gramEnd"/>
+            <w:r>
+              <w:rPr>
+                <w:rFonts w:ascii="Times New Roman" w:hAnsi="Times New Roman" w:cs="Times New Roman"/>
+                <w:sz w:val="26"/>
+                <w:szCs w:val="26"/>
+              </w:rPr>
+              <w:t>'')}}</w:t>
             </w:r>
           </w:p>
         </w:tc>
@@ -1310,8 +1842,11 @@
           <w:p>
             <w:pPr>
               <w:spacing w:line="240" w:lineRule="auto"/>
-              <w:rPr>
-                <w:rFonts w:ascii="Times New Roman" w:eastAsiaTheme="minorEastAsia" w:hAnsi="Times New Roman" w:cs="Times New Roman"/>
+              <w:jc w:val="left"/>
+              <w:rPr>
+                <w:rFonts w:ascii="Times New Roman" w:eastAsiaTheme="minorEastAsia" w:hAnsi="Times New Roman" w:cs="Times New Roman"/>
+                <w:sz w:val="26"/>
+                <w:szCs w:val="26"/>
               </w:rPr>
             </w:pPr>
           </w:p>
@@ -1332,8 +1867,11 @@
           <w:p>
             <w:pPr>
               <w:spacing w:line="240" w:lineRule="auto"/>
-              <w:rPr>
-                <w:rFonts w:ascii="Times New Roman" w:eastAsiaTheme="minorEastAsia" w:hAnsi="Times New Roman" w:cs="Times New Roman"/>
+              <w:jc w:val="left"/>
+              <w:rPr>
+                <w:rFonts w:ascii="Times New Roman" w:eastAsiaTheme="minorEastAsia" w:hAnsi="Times New Roman" w:cs="Times New Roman"/>
+                <w:sz w:val="26"/>
+                <w:szCs w:val="26"/>
               </w:rPr>
             </w:pPr>
           </w:p>
@@ -1347,8 +1885,11 @@
           <w:p>
             <w:pPr>
               <w:spacing w:line="240" w:lineRule="auto"/>
-              <w:rPr>
-                <w:rFonts w:ascii="Times New Roman" w:hAnsi="Times New Roman" w:cs="Times New Roman"/>
+              <w:jc w:val="left"/>
+              <w:rPr>
+                <w:rFonts w:ascii="Times New Roman" w:hAnsi="Times New Roman" w:cs="Times New Roman"/>
+                <w:sz w:val="26"/>
+                <w:szCs w:val="26"/>
               </w:rPr>
             </w:pPr>
           </w:p>
@@ -1364,25 +1905,34 @@
           <w:p>
             <w:pPr>
               <w:spacing w:line="240" w:lineRule="auto"/>
-              <w:rPr>
-                <w:rFonts w:ascii="Times New Roman" w:eastAsiaTheme="minorEastAsia" w:hAnsi="Times New Roman" w:cs="Times New Roman"/>
-              </w:rPr>
-            </w:pPr>
-            <w:r>
-              <w:rPr>
-                <w:rFonts w:ascii="Times New Roman" w:eastAsiaTheme="minorEastAsia" w:hAnsi="Times New Roman" w:cs="Times New Roman"/>
+              <w:jc w:val="left"/>
+              <w:rPr>
+                <w:rFonts w:ascii="Times New Roman" w:eastAsiaTheme="minorEastAsia" w:hAnsi="Times New Roman" w:cs="Times New Roman"/>
+                <w:sz w:val="26"/>
+                <w:szCs w:val="26"/>
+              </w:rPr>
+            </w:pPr>
+            <w:r>
+              <w:rPr>
+                <w:rFonts w:ascii="Times New Roman" w:eastAsiaTheme="minorEastAsia" w:hAnsi="Times New Roman" w:cs="Times New Roman"/>
+                <w:sz w:val="26"/>
+                <w:szCs w:val="26"/>
               </w:rPr>
               <w:t>O</w:t>
             </w:r>
             <w:r>
               <w:rPr>
                 <w:rFonts w:ascii="Times New Roman" w:eastAsiaTheme="minorEastAsia" w:hAnsi="Times New Roman" w:cs="Times New Roman"/>
+                <w:sz w:val="26"/>
+                <w:szCs w:val="26"/>
               </w:rPr>
               <w:t>thers</w:t>
             </w:r>
             <w:r>
               <w:rPr>
                 <w:rFonts w:ascii="Times New Roman" w:eastAsiaTheme="minorEastAsia" w:hAnsi="Times New Roman" w:cs="Times New Roman"/>
+                <w:sz w:val="26"/>
+                <w:szCs w:val="26"/>
               </w:rPr>
               <w:t>：</w:t>
             </w:r>
@@ -1402,49 +1952,41 @@
               <w:jc w:val="left"/>
               <w:rPr>
                 <w:rFonts w:ascii="Times New Roman" w:hAnsi="Times New Roman" w:cs="Times New Roman"/>
-              </w:rPr>
-            </w:pPr>
-            <w:r>
-              <w:rPr>
-                <w:rFonts w:ascii="Times New Roman" w:hAnsi="Times New Roman" w:cs="Times New Roman"/>
+                <w:sz w:val="26"/>
+                <w:szCs w:val="26"/>
+              </w:rPr>
+            </w:pPr>
+            <w:r>
+              <w:rPr>
+                <w:rFonts w:ascii="Times New Roman" w:hAnsi="Times New Roman" w:cs="Times New Roman"/>
+                <w:sz w:val="26"/>
+                <w:szCs w:val="26"/>
               </w:rPr>
               <w:t>{{special_layout|default('')}}</w:t>
             </w:r>
             <w:r>
               <w:rPr>
                 <w:rFonts w:ascii="Times New Roman" w:hAnsi="Times New Roman" w:cs="Times New Roman"/>
+                <w:sz w:val="26"/>
+                <w:szCs w:val="26"/>
               </w:rPr>
               <w:br/>
-            </w:r>
-            <w:r>
-              <w:rPr>
-                <w:rFonts w:ascii="Times New Roman" w:hAnsi="Times New Roman" w:cs="Times New Roman"/>
+              <w:t>Application-Specific Details</w:t>
+            </w:r>
+            <w:r>
+              <w:rPr>
+                <w:rFonts w:ascii="Times New Roman" w:hAnsi="Times New Roman" w:cs="Times New Roman"/>
+                <w:sz w:val="26"/>
+                <w:szCs w:val="26"/>
               </w:rPr>
               <w:br/>
-            </w:r>
-            <w:r>
-              <w:rPr>
-                <w:rFonts w:ascii="Times New Roman" w:hAnsi="Times New Roman" w:cs="Times New Roman"/>
-              </w:rPr>
-              <w:lastRenderedPageBreak/>
-              <w:t>Application-Specific Details</w:t>
-            </w:r>
-            <w:r>
-              <w:rPr>
-                <w:rFonts w:ascii="Times New Roman" w:hAnsi="Times New Roman" w:cs="Times New Roman"/>
-              </w:rPr>
-              <w:br/>
-            </w:r>
-            <w:r>
-              <w:rPr>
-                <w:rFonts w:ascii="Times New Roman" w:hAnsi="Times New Roman" w:cs="Times New Roman"/>
-              </w:rPr>
-              <w:br/>
-              <w:t>{% if 'Transport / Cross Docking' in application %}Transport / Cross Docking:</w:t>
-            </w:r>
-            <w:r>
-              <w:rPr>
-                <w:rFonts w:ascii="Times New Roman" w:hAnsi="Times New Roman" w:cs="Times New Roman"/>
+              <w:t>{% if xpl_sub_type %}Transport / Cross Docking:</w:t>
+            </w:r>
+            <w:r>
+              <w:rPr>
+                <w:rFonts w:ascii="Times New Roman" w:hAnsi="Times New Roman" w:cs="Times New Roman"/>
+                <w:sz w:val="26"/>
+                <w:szCs w:val="26"/>
               </w:rPr>
               <w:br/>
               <w:t>Application Type: {{xpl_sub_type|default('')}}{% endif %}</w:t>
@@ -1452,19 +1994,25 @@
             <w:r>
               <w:rPr>
                 <w:rFonts w:ascii="Times New Roman" w:hAnsi="Times New Roman" w:cs="Times New Roman"/>
+                <w:sz w:val="26"/>
+                <w:szCs w:val="26"/>
               </w:rPr>
               <w:br/>
             </w:r>
             <w:r>
               <w:rPr>
                 <w:rFonts w:ascii="Times New Roman" w:hAnsi="Times New Roman" w:cs="Times New Roman"/>
+                <w:sz w:val="26"/>
+                <w:szCs w:val="26"/>
               </w:rPr>
               <w:br/>
-              <w:t>{% if 'Stacking/Conveyor' in application %}Stacking / Conveyor:</w:t>
-            </w:r>
-            <w:r>
-              <w:rPr>
-                <w:rFonts w:ascii="Times New Roman" w:hAnsi="Times New Roman" w:cs="Times New Roman"/>
+              <w:t>{% if pickup_type or stacking_type or conveyor_height or load_at_edge %}Stacking / Conveyor:</w:t>
+            </w:r>
+            <w:r>
+              <w:rPr>
+                <w:rFonts w:ascii="Times New Roman" w:hAnsi="Times New Roman" w:cs="Times New Roman"/>
+                <w:sz w:val="26"/>
+                <w:szCs w:val="26"/>
               </w:rPr>
               <w:br/>
               <w:t>Pickup Type: {{pickup_type|default('')}}{% if pickup_type_other %} - {{pickup_type_other}}{% endif %}</w:t>
@@ -1472,6 +2020,8 @@
             <w:r>
               <w:rPr>
                 <w:rFonts w:ascii="Times New Roman" w:hAnsi="Times New Roman" w:cs="Times New Roman"/>
+                <w:sz w:val="26"/>
+                <w:szCs w:val="26"/>
               </w:rPr>
               <w:br/>
               <w:t>Stacking Type: {{stacking_type|default('')}}{% if stacking_type_other %} - {{stacking_type_other}}{% endif %}</w:t>
@@ -1479,6 +2029,8 @@
             <w:r>
               <w:rPr>
                 <w:rFonts w:ascii="Times New Roman" w:hAnsi="Times New Roman" w:cs="Times New Roman"/>
+                <w:sz w:val="26"/>
+                <w:szCs w:val="26"/>
               </w:rPr>
               <w:br/>
               <w:t>Storage Layout Description: {{storage_layout|default('')}}</w:t>
@@ -1486,13 +2038,25 @@
             <w:r>
               <w:rPr>
                 <w:rFonts w:ascii="Times New Roman" w:hAnsi="Times New Roman" w:cs="Times New Roman"/>
+                <w:sz w:val="26"/>
+                <w:szCs w:val="26"/>
               </w:rPr>
               <w:br/>
-              <w:t>Distance Between Pallets / Boxes: {{box_distance_mm|default('')}} mm</w:t>
-            </w:r>
-            <w:r>
-              <w:rPr>
-                <w:rFonts w:ascii="Times New Roman" w:hAnsi="Times New Roman" w:cs="Times New Roman"/>
+              <w:t>Distance Be</w:t>
+            </w:r>
+            <w:r>
+              <w:rPr>
+                <w:rFonts w:ascii="Times New Roman" w:hAnsi="Times New Roman" w:cs="Times New Roman"/>
+                <w:sz w:val="26"/>
+                <w:szCs w:val="26"/>
+              </w:rPr>
+              <w:t>tween Pallets / Boxes: {{box_distance_mm|default('')}} mm</w:t>
+            </w:r>
+            <w:r>
+              <w:rPr>
+                <w:rFonts w:ascii="Times New Roman" w:hAnsi="Times New Roman" w:cs="Times New Roman"/>
+                <w:sz w:val="26"/>
+                <w:szCs w:val="26"/>
               </w:rPr>
               <w:br/>
               <w:t>Aisle Width: {{aisle_width_mm|default('')}} mm</w:t>
@@ -1500,6 +2064,8 @@
             <w:r>
               <w:rPr>
                 <w:rFonts w:ascii="Times New Roman" w:hAnsi="Times New Roman" w:cs="Times New Roman"/>
+                <w:sz w:val="26"/>
+                <w:szCs w:val="26"/>
               </w:rPr>
               <w:br/>
               <w:t>Conveyor Height: {{conveyor_height|default('')}} mm</w:t>
@@ -1507,46 +2073,52 @@
             <w:r>
               <w:rPr>
                 <w:rFonts w:ascii="Times New Roman" w:hAnsi="Times New Roman" w:cs="Times New Roman"/>
+                <w:sz w:val="26"/>
+                <w:szCs w:val="26"/>
               </w:rPr>
               <w:br/>
-              <w:t>Pallet Arrives at Edge of Conveyor: {{load_at_edge|default('')}}</w:t>
-            </w:r>
-            <w:r>
-              <w:rPr>
-                <w:rFonts w:ascii="Times New Roman" w:hAnsi="Times New Roman" w:cs="Times New Roman"/>
+              <w:t>Load arrives at conveyor edge: {{load_at_edge|default('')}}</w:t>
+            </w:r>
+            <w:r>
+              <w:rPr>
+                <w:rFonts w:ascii="Times New Roman" w:hAnsi="Times New Roman" w:cs="Times New Roman"/>
+                <w:sz w:val="26"/>
+                <w:szCs w:val="26"/>
               </w:rPr>
               <w:br/>
-              <w:t>Distance from Conveyor Edge to Pallet: {{distance_from_edge|default('')}} mm</w:t>
-            </w:r>
-            <w:r>
-              <w:rPr>
-                <w:rFonts w:ascii="Times New Roman" w:hAnsi="Times New Roman" w:cs="Times New Roman"/>
+              <w:t>Distance from conveyor edge to pallet: {{distance_from_edge|default('')}} mm</w:t>
+            </w:r>
+            <w:r>
+              <w:rPr>
+                <w:rFonts w:ascii="Times New Roman" w:hAnsi="Times New Roman" w:cs="Times New Roman"/>
+                <w:sz w:val="26"/>
+                <w:szCs w:val="26"/>
               </w:rPr>
               <w:br/>
-              <w:t xml:space="preserve">Conveyor Picture: </w:t>
-            </w:r>
-            <w:r>
-              <w:rPr>
-                <w:rFonts w:ascii="Times New Roman" w:hAnsi="Times New Roman" w:cs="Times New Roman"/>
-              </w:rPr>
-              <w:t>Conveyor Picture: {{conveyor_picture_name|default('')}}</w:t>
-            </w:r>
-            <w:r>
-              <w:rPr>
-                <w:rFonts w:ascii="Times New Roman" w:hAnsi="Times New Roman" w:cs="Times New Roman"/>
+              <w:t>Conveyor Picture: {{conveyor_picture_name|default('')}}{% endif %}</w:t>
+            </w:r>
+            <w:r>
+              <w:rPr>
+                <w:rFonts w:ascii="Times New Roman" w:hAnsi="Times New Roman" w:cs="Times New Roman"/>
+                <w:sz w:val="26"/>
+                <w:szCs w:val="26"/>
               </w:rPr>
               <w:br/>
             </w:r>
             <w:r>
               <w:rPr>
                 <w:rFonts w:ascii="Times New Roman" w:hAnsi="Times New Roman" w:cs="Times New Roman"/>
+                <w:sz w:val="26"/>
+                <w:szCs w:val="26"/>
               </w:rPr>
               <w:br/>
-              <w:t>{% if 'Narrow Aisle' in application %}Narrow Aisle:</w:t>
-            </w:r>
-            <w:r>
-              <w:rPr>
-                <w:rFonts w:ascii="Times New Roman" w:hAnsi="Times New Roman" w:cs="Times New Roman"/>
+              <w:t>{% if xna_model %}Narrow Aisle:</w:t>
+            </w:r>
+            <w:r>
+              <w:rPr>
+                <w:rFonts w:ascii="Times New Roman" w:hAnsi="Times New Roman" w:cs="Times New Roman"/>
+                <w:sz w:val="26"/>
+                <w:szCs w:val="26"/>
               </w:rPr>
               <w:br/>
               <w:t>Actual Aisle Width: {{aisle_width_m|default('')}} m</w:t>
@@ -1554,6 +2126,8 @@
             <w:r>
               <w:rPr>
                 <w:rFonts w:ascii="Times New Roman" w:hAnsi="Times New Roman" w:cs="Times New Roman"/>
+                <w:sz w:val="26"/>
+                <w:szCs w:val="26"/>
               </w:rPr>
               <w:br/>
               <w:t>Preferred Model: {{xna_model|default('')}}{% endif %}</w:t>
@@ -1569,8 +2143,11 @@
           <w:p>
             <w:pPr>
               <w:spacing w:line="240" w:lineRule="auto"/>
-              <w:rPr>
-                <w:rFonts w:ascii="Times New Roman" w:eastAsiaTheme="minorEastAsia" w:hAnsi="Times New Roman" w:cs="Times New Roman"/>
+              <w:jc w:val="left"/>
+              <w:rPr>
+                <w:rFonts w:ascii="Times New Roman" w:eastAsiaTheme="minorEastAsia" w:hAnsi="Times New Roman" w:cs="Times New Roman"/>
+                <w:sz w:val="26"/>
+                <w:szCs w:val="26"/>
               </w:rPr>
             </w:pPr>
           </w:p>
@@ -1591,8 +2168,11 @@
           <w:p>
             <w:pPr>
               <w:spacing w:line="240" w:lineRule="auto"/>
-              <w:rPr>
-                <w:rFonts w:ascii="Times New Roman" w:eastAsiaTheme="minorEastAsia" w:hAnsi="Times New Roman" w:cs="Times New Roman"/>
+              <w:jc w:val="left"/>
+              <w:rPr>
+                <w:rFonts w:ascii="Times New Roman" w:eastAsiaTheme="minorEastAsia" w:hAnsi="Times New Roman" w:cs="Times New Roman"/>
+                <w:sz w:val="26"/>
+                <w:szCs w:val="26"/>
               </w:rPr>
             </w:pPr>
           </w:p>
@@ -1609,42 +2189,51 @@
           <w:p>
             <w:pPr>
               <w:spacing w:line="240" w:lineRule="auto"/>
-              <w:rPr>
-                <w:rFonts w:ascii="Times New Roman" w:hAnsi="Times New Roman" w:cs="Times New Roman"/>
-              </w:rPr>
-            </w:pPr>
-            <w:r>
-              <w:rPr>
-                <w:rFonts w:ascii="Times New Roman" w:hAnsi="Times New Roman" w:cs="Times New Roman"/>
+              <w:jc w:val="left"/>
+              <w:rPr>
+                <w:rFonts w:ascii="Times New Roman" w:hAnsi="Times New Roman" w:cs="Times New Roman"/>
+                <w:sz w:val="26"/>
+                <w:szCs w:val="26"/>
+              </w:rPr>
+            </w:pPr>
+            <w:proofErr w:type="gramStart"/>
+            <w:r>
+              <w:rPr>
+                <w:rFonts w:ascii="Times New Roman" w:hAnsi="Times New Roman" w:cs="Times New Roman"/>
+                <w:sz w:val="26"/>
+                <w:szCs w:val="26"/>
               </w:rPr>
               <w:t>Load</w:t>
             </w:r>
-          </w:p>
-          <w:p>
-            <w:pPr>
-              <w:spacing w:line="240" w:lineRule="auto"/>
-              <w:rPr>
-                <w:rFonts w:ascii="Times New Roman" w:hAnsi="Times New Roman" w:cs="Times New Roman"/>
-              </w:rPr>
-            </w:pPr>
-            <w:r>
-              <w:rPr>
-                <w:rFonts w:ascii="Times New Roman" w:hAnsi="Times New Roman" w:cs="Times New Roman"/>
-              </w:rPr>
-              <w:t>Parameters</w:t>
-            </w:r>
-            <w:r>
-              <w:rPr>
-                <w:rFonts w:ascii="Times New Roman" w:hAnsi="Times New Roman" w:cs="Times New Roman"/>
-              </w:rPr>
-              <w:t xml:space="preserve"> &amp;</w:t>
-            </w:r>
-          </w:p>
-          <w:p>
-            <w:pPr>
-              <w:spacing w:line="240" w:lineRule="auto"/>
-              <w:rPr>
-                <w:rFonts w:ascii="Times New Roman" w:hAnsi="Times New Roman" w:cs="Times New Roman"/>
+            <w:proofErr w:type="gramEnd"/>
+          </w:p>
+          <w:p>
+            <w:pPr>
+              <w:spacing w:line="240" w:lineRule="auto"/>
+              <w:jc w:val="left"/>
+              <w:rPr>
+                <w:rFonts w:ascii="Times New Roman" w:hAnsi="Times New Roman" w:cs="Times New Roman"/>
+                <w:sz w:val="26"/>
+                <w:szCs w:val="26"/>
+              </w:rPr>
+            </w:pPr>
+            <w:r>
+              <w:rPr>
+                <w:rFonts w:ascii="Times New Roman" w:hAnsi="Times New Roman" w:cs="Times New Roman"/>
+                <w:sz w:val="26"/>
+                <w:szCs w:val="26"/>
+              </w:rPr>
+              <w:t>Parameters &amp;</w:t>
+            </w:r>
+          </w:p>
+          <w:p>
+            <w:pPr>
+              <w:spacing w:line="240" w:lineRule="auto"/>
+              <w:jc w:val="left"/>
+              <w:rPr>
+                <w:rFonts w:ascii="Times New Roman" w:hAnsi="Times New Roman" w:cs="Times New Roman"/>
+                <w:sz w:val="26"/>
+                <w:szCs w:val="26"/>
               </w:rPr>
             </w:pPr>
             <w:r>
@@ -1652,6 +2241,8 @@
                 <w:rFonts w:ascii="Times New Roman" w:eastAsiaTheme="minorEastAsia" w:hAnsi="Times New Roman" w:cs="Times New Roman"/>
                 <w:b/>
                 <w:bCs/>
+                <w:sz w:val="26"/>
+                <w:szCs w:val="26"/>
                 <w:highlight w:val="yellow"/>
               </w:rPr>
               <w:t>Material Flow</w:t>
@@ -1669,13 +2260,18 @@
           <w:p>
             <w:pPr>
               <w:spacing w:line="240" w:lineRule="auto"/>
-              <w:rPr>
-                <w:rFonts w:ascii="Times New Roman" w:eastAsiaTheme="minorEastAsia" w:hAnsi="Times New Roman" w:cs="Times New Roman"/>
-              </w:rPr>
-            </w:pPr>
-            <w:r>
-              <w:rPr>
-                <w:rFonts w:ascii="Times New Roman" w:eastAsiaTheme="minorEastAsia" w:hAnsi="Times New Roman" w:cs="Times New Roman"/>
+              <w:jc w:val="left"/>
+              <w:rPr>
+                <w:rFonts w:ascii="Times New Roman" w:eastAsiaTheme="minorEastAsia" w:hAnsi="Times New Roman" w:cs="Times New Roman"/>
+                <w:sz w:val="26"/>
+                <w:szCs w:val="26"/>
+              </w:rPr>
+            </w:pPr>
+            <w:r>
+              <w:rPr>
+                <w:rFonts w:ascii="Times New Roman" w:eastAsiaTheme="minorEastAsia" w:hAnsi="Times New Roman" w:cs="Times New Roman"/>
+                <w:sz w:val="26"/>
+                <w:szCs w:val="26"/>
               </w:rPr>
               <w:t>Pallet type/size: (with picture)</w:t>
             </w:r>
@@ -1692,19 +2288,26 @@
           </w:tcPr>
           <w:p>
             <w:pPr>
-              <w:rPr>
-                <w:rFonts w:ascii="Times New Roman" w:hAnsi="Times New Roman" w:cs="Times New Roman"/>
-              </w:rPr>
-            </w:pPr>
-            <w:r>
-              <w:rPr>
-                <w:rFonts w:ascii="Times New Roman" w:hAnsi="Times New Roman" w:cs="Times New Roman"/>
-              </w:rPr>
-              <w:t>Pallet Type: {{pallet_type|default('')}}</w:t>
-            </w:r>
-            <w:r>
-              <w:rPr>
-                <w:rFonts w:ascii="Times New Roman" w:hAnsi="Times New Roman" w:cs="Times New Roman"/>
+              <w:jc w:val="left"/>
+              <w:rPr>
+                <w:rFonts w:ascii="Times New Roman" w:hAnsi="Times New Roman" w:cs="Times New Roman"/>
+                <w:sz w:val="26"/>
+                <w:szCs w:val="26"/>
+              </w:rPr>
+            </w:pPr>
+            <w:r>
+              <w:rPr>
+                <w:rFonts w:ascii="Times New Roman" w:hAnsi="Times New Roman" w:cs="Times New Roman"/>
+                <w:sz w:val="26"/>
+                <w:szCs w:val="26"/>
+              </w:rPr>
+              <w:t>Pallet type/size: {{pallet_type|default('')}}</w:t>
+            </w:r>
+            <w:r>
+              <w:rPr>
+                <w:rFonts w:ascii="Times New Roman" w:hAnsi="Times New Roman" w:cs="Times New Roman"/>
+                <w:sz w:val="26"/>
+                <w:szCs w:val="26"/>
               </w:rPr>
               <w:br/>
               <w:t>Pallet Width (Fork Entry): {{pallet_width_mm|default('')}} mm</w:t>
@@ -1712,20 +2315,26 @@
             <w:r>
               <w:rPr>
                 <w:rFonts w:ascii="Times New Roman" w:hAnsi="Times New Roman" w:cs="Times New Roman"/>
+                <w:sz w:val="26"/>
+                <w:szCs w:val="26"/>
               </w:rPr>
               <w:br/>
-              <w:t>If Other Pallet Type: {{other_pallet_type|default('')}}</w:t>
-            </w:r>
-            <w:r>
-              <w:rPr>
-                <w:rFonts w:ascii="Times New Roman" w:hAnsi="Times New Roman" w:cs="Times New Roman"/>
+              <w:t>If Other pallet type: {{other_pallet_type|default('')}}</w:t>
+            </w:r>
+            <w:r>
+              <w:rPr>
+                <w:rFonts w:ascii="Times New Roman" w:hAnsi="Times New Roman" w:cs="Times New Roman"/>
+                <w:sz w:val="26"/>
+                <w:szCs w:val="26"/>
               </w:rPr>
               <w:br/>
-              <w:t>Other Pallet Dimensions: {{other_pallet_dimensions|default('')}}</w:t>
-            </w:r>
-            <w:r>
-              <w:rPr>
-                <w:rFonts w:ascii="Times New Roman" w:hAnsi="Times New Roman" w:cs="Times New Roman"/>
+              <w:t>Load Dimensions (L×W×H): {{load_dimensions|default('')}}</w:t>
+            </w:r>
+            <w:r>
+              <w:rPr>
+                <w:rFonts w:ascii="Times New Roman" w:hAnsi="Times New Roman" w:cs="Times New Roman"/>
+                <w:sz w:val="26"/>
+                <w:szCs w:val="26"/>
               </w:rPr>
               <w:br/>
               <w:t>All Pallets Summary:</w:t>
@@ -1733,6 +2342,8 @@
             <w:r>
               <w:rPr>
                 <w:rFonts w:ascii="Times New Roman" w:hAnsi="Times New Roman" w:cs="Times New Roman"/>
+                <w:sz w:val="26"/>
+                <w:szCs w:val="26"/>
               </w:rPr>
               <w:br/>
               <w:t>{{pallets_summary|default('')}}</w:t>
@@ -1751,8 +2362,11 @@
           <w:p>
             <w:pPr>
               <w:spacing w:line="240" w:lineRule="auto"/>
-              <w:rPr>
-                <w:rFonts w:ascii="Times New Roman" w:eastAsiaTheme="minorEastAsia" w:hAnsi="Times New Roman" w:cs="Times New Roman"/>
+              <w:jc w:val="left"/>
+              <w:rPr>
+                <w:rFonts w:ascii="Times New Roman" w:eastAsiaTheme="minorEastAsia" w:hAnsi="Times New Roman" w:cs="Times New Roman"/>
+                <w:sz w:val="26"/>
+                <w:szCs w:val="26"/>
                 <w:lang w:val="en-BE"/>
               </w:rPr>
             </w:pPr>
@@ -1774,8 +2388,11 @@
           <w:p>
             <w:pPr>
               <w:spacing w:line="240" w:lineRule="auto"/>
-              <w:rPr>
-                <w:rFonts w:ascii="Times New Roman" w:eastAsiaTheme="minorEastAsia" w:hAnsi="Times New Roman" w:cs="Times New Roman"/>
+              <w:jc w:val="left"/>
+              <w:rPr>
+                <w:rFonts w:ascii="Times New Roman" w:eastAsiaTheme="minorEastAsia" w:hAnsi="Times New Roman" w:cs="Times New Roman"/>
+                <w:sz w:val="26"/>
+                <w:szCs w:val="26"/>
                 <w:lang w:val="en-BE"/>
               </w:rPr>
             </w:pPr>
@@ -1790,8 +2407,11 @@
           <w:p>
             <w:pPr>
               <w:spacing w:line="240" w:lineRule="auto"/>
-              <w:rPr>
-                <w:rFonts w:ascii="Times New Roman" w:hAnsi="Times New Roman" w:cs="Times New Roman"/>
+              <w:jc w:val="left"/>
+              <w:rPr>
+                <w:rFonts w:ascii="Times New Roman" w:hAnsi="Times New Roman" w:cs="Times New Roman"/>
+                <w:sz w:val="26"/>
+                <w:szCs w:val="26"/>
                 <w:lang w:val="en-BE"/>
               </w:rPr>
             </w:pPr>
@@ -1808,15 +2428,29 @@
           <w:p>
             <w:pPr>
               <w:spacing w:line="240" w:lineRule="auto"/>
-              <w:rPr>
-                <w:rFonts w:ascii="Times New Roman" w:eastAsiaTheme="minorEastAsia" w:hAnsi="Times New Roman" w:cs="Times New Roman"/>
-              </w:rPr>
-            </w:pPr>
-            <w:r>
-              <w:rPr>
-                <w:rFonts w:ascii="Times New Roman" w:eastAsiaTheme="minorEastAsia" w:hAnsi="Times New Roman" w:cs="Times New Roman"/>
-              </w:rPr>
-              <w:t>weight and size</w:t>
+              <w:jc w:val="left"/>
+              <w:rPr>
+                <w:rFonts w:ascii="Times New Roman" w:eastAsiaTheme="minorEastAsia" w:hAnsi="Times New Roman" w:cs="Times New Roman"/>
+                <w:sz w:val="26"/>
+                <w:szCs w:val="26"/>
+              </w:rPr>
+            </w:pPr>
+            <w:r>
+              <w:rPr>
+                <w:rFonts w:ascii="Times New Roman" w:eastAsiaTheme="minorEastAsia" w:hAnsi="Times New Roman" w:cs="Times New Roman"/>
+                <w:sz w:val="26"/>
+                <w:szCs w:val="26"/>
+                <w:lang w:val="en-BE"/>
+              </w:rPr>
+              <w:t xml:space="preserve"> </w:t>
+            </w:r>
+            <w:r>
+              <w:rPr>
+                <w:rFonts w:ascii="Times New Roman" w:eastAsiaTheme="minorEastAsia" w:hAnsi="Times New Roman" w:cs="Times New Roman"/>
+                <w:sz w:val="26"/>
+                <w:szCs w:val="26"/>
+              </w:rPr>
+              <w:t xml:space="preserve">weight and size </w:t>
             </w:r>
           </w:p>
         </w:tc>
@@ -1831,22 +2465,38 @@
           </w:tcPr>
           <w:p>
             <w:pPr>
-              <w:rPr>
-                <w:rFonts w:ascii="Times New Roman" w:hAnsi="Times New Roman" w:cs="Times New Roman"/>
-              </w:rPr>
-            </w:pPr>
-            <w:r>
-              <w:rPr>
-                <w:rFonts w:ascii="Times New Roman" w:hAnsi="Times New Roman" w:cs="Times New Roman"/>
-              </w:rPr>
-              <w:t>{{load_weight_kg|default('')}} kg</w:t>
-            </w:r>
-            <w:r>
-              <w:rPr>
-                <w:rFonts w:ascii="Times New Roman" w:hAnsi="Times New Roman" w:cs="Times New Roman"/>
-              </w:rPr>
-              <w:br/>
-              <w:t>Load Dimensions (L×W×H): {{load_dimensions|default('')}} mm</w:t>
+              <w:jc w:val="left"/>
+              <w:rPr>
+                <w:rFonts w:ascii="Times New Roman" w:hAnsi="Times New Roman" w:cs="Times New Roman"/>
+                <w:sz w:val="26"/>
+                <w:szCs w:val="26"/>
+              </w:rPr>
+            </w:pPr>
+            <w:r>
+              <w:rPr>
+                <w:rFonts w:ascii="Times New Roman" w:hAnsi="Times New Roman" w:cs="Times New Roman"/>
+                <w:sz w:val="26"/>
+                <w:szCs w:val="26"/>
+              </w:rPr>
+              <w:t>{{load_weight_kg|</w:t>
+            </w:r>
+            <w:proofErr w:type="gramStart"/>
+            <w:r>
+              <w:rPr>
+                <w:rFonts w:ascii="Times New Roman" w:hAnsi="Times New Roman" w:cs="Times New Roman"/>
+                <w:sz w:val="26"/>
+                <w:szCs w:val="26"/>
+              </w:rPr>
+              <w:t>default(</w:t>
+            </w:r>
+            <w:proofErr w:type="gramEnd"/>
+            <w:r>
+              <w:rPr>
+                <w:rFonts w:ascii="Times New Roman" w:hAnsi="Times New Roman" w:cs="Times New Roman"/>
+                <w:sz w:val="26"/>
+                <w:szCs w:val="26"/>
+              </w:rPr>
+              <w:t>'')}} kg</w:t>
             </w:r>
           </w:p>
         </w:tc>
@@ -1859,8 +2509,11 @@
           <w:p>
             <w:pPr>
               <w:spacing w:line="240" w:lineRule="auto"/>
-              <w:rPr>
-                <w:rFonts w:ascii="Times New Roman" w:eastAsiaTheme="minorEastAsia" w:hAnsi="Times New Roman" w:cs="Times New Roman"/>
+              <w:jc w:val="left"/>
+              <w:rPr>
+                <w:rFonts w:ascii="Times New Roman" w:eastAsiaTheme="minorEastAsia" w:hAnsi="Times New Roman" w:cs="Times New Roman"/>
+                <w:sz w:val="26"/>
+                <w:szCs w:val="26"/>
               </w:rPr>
             </w:pPr>
           </w:p>
@@ -1881,8 +2534,11 @@
           <w:p>
             <w:pPr>
               <w:spacing w:line="240" w:lineRule="auto"/>
-              <w:rPr>
-                <w:rFonts w:ascii="Times New Roman" w:eastAsiaTheme="minorEastAsia" w:hAnsi="Times New Roman" w:cs="Times New Roman"/>
+              <w:jc w:val="left"/>
+              <w:rPr>
+                <w:rFonts w:ascii="Times New Roman" w:eastAsiaTheme="minorEastAsia" w:hAnsi="Times New Roman" w:cs="Times New Roman"/>
+                <w:sz w:val="26"/>
+                <w:szCs w:val="26"/>
               </w:rPr>
             </w:pPr>
           </w:p>
@@ -1896,8 +2552,11 @@
           <w:p>
             <w:pPr>
               <w:spacing w:line="240" w:lineRule="auto"/>
-              <w:rPr>
-                <w:rFonts w:ascii="Times New Roman" w:hAnsi="Times New Roman" w:cs="Times New Roman"/>
+              <w:jc w:val="left"/>
+              <w:rPr>
+                <w:rFonts w:ascii="Times New Roman" w:hAnsi="Times New Roman" w:cs="Times New Roman"/>
+                <w:sz w:val="26"/>
+                <w:szCs w:val="26"/>
               </w:rPr>
             </w:pPr>
           </w:p>
@@ -1913,22 +2572,20 @@
           <w:p>
             <w:pPr>
               <w:spacing w:line="240" w:lineRule="auto"/>
-              <w:rPr>
-                <w:rFonts w:ascii="Times New Roman" w:eastAsiaTheme="minorEastAsia" w:hAnsi="Times New Roman" w:cs="Times New Roman"/>
-              </w:rPr>
-            </w:pPr>
-            <w:r>
-              <w:rPr>
-                <w:rFonts w:ascii="Times New Roman" w:eastAsiaTheme="minorEastAsia" w:hAnsi="Times New Roman" w:cs="Times New Roman"/>
-              </w:rPr>
-              <w:t xml:space="preserve">Operational efficiency </w:t>
-            </w:r>
-            <w:r>
-              <w:rPr>
-                <w:rFonts w:ascii="Times New Roman" w:eastAsiaTheme="minorEastAsia" w:hAnsi="Times New Roman" w:cs="Times New Roman"/>
-              </w:rPr>
-              <w:lastRenderedPageBreak/>
-              <w:t>requirements:</w:t>
+              <w:jc w:val="left"/>
+              <w:rPr>
+                <w:rFonts w:ascii="Times New Roman" w:eastAsiaTheme="minorEastAsia" w:hAnsi="Times New Roman" w:cs="Times New Roman"/>
+                <w:sz w:val="26"/>
+                <w:szCs w:val="26"/>
+              </w:rPr>
+            </w:pPr>
+            <w:r>
+              <w:rPr>
+                <w:rFonts w:ascii="Times New Roman" w:eastAsiaTheme="minorEastAsia" w:hAnsi="Times New Roman" w:cs="Times New Roman"/>
+                <w:sz w:val="26"/>
+                <w:szCs w:val="26"/>
+              </w:rPr>
+              <w:t>Operational efficiency requirements:</w:t>
             </w:r>
           </w:p>
         </w:tc>
@@ -1943,43 +2600,119 @@
           </w:tcPr>
           <w:p>
             <w:pPr>
-              <w:rPr>
-                <w:rFonts w:ascii="Times New Roman" w:hAnsi="Times New Roman" w:cs="Times New Roman"/>
-              </w:rPr>
-            </w:pPr>
-            <w:r>
-              <w:rPr>
-                <w:rFonts w:ascii="Times New Roman" w:hAnsi="Times New Roman" w:cs="Times New Roman"/>
-              </w:rPr>
-              <w:lastRenderedPageBreak/>
-              <w:t>Pallets Per Day: {{pallets_per_day|default('')}}</w:t>
-            </w:r>
-            <w:r>
-              <w:rPr>
-                <w:rFonts w:ascii="Times New Roman" w:hAnsi="Times New Roman" w:cs="Times New Roman"/>
+              <w:jc w:val="left"/>
+              <w:rPr>
+                <w:rFonts w:ascii="Times New Roman" w:hAnsi="Times New Roman" w:cs="Times New Roman"/>
+                <w:sz w:val="26"/>
+                <w:szCs w:val="26"/>
+              </w:rPr>
+            </w:pPr>
+            <w:r>
+              <w:rPr>
+                <w:rFonts w:ascii="Times New Roman" w:hAnsi="Times New Roman" w:cs="Times New Roman"/>
+                <w:sz w:val="26"/>
+                <w:szCs w:val="26"/>
+              </w:rPr>
+              <w:t>Pallets Per Day: {{pallets_per_day|</w:t>
+            </w:r>
+            <w:proofErr w:type="gramStart"/>
+            <w:r>
+              <w:rPr>
+                <w:rFonts w:ascii="Times New Roman" w:hAnsi="Times New Roman" w:cs="Times New Roman"/>
+                <w:sz w:val="26"/>
+                <w:szCs w:val="26"/>
+              </w:rPr>
+              <w:t>default(</w:t>
+            </w:r>
+            <w:proofErr w:type="gramEnd"/>
+            <w:r>
+              <w:rPr>
+                <w:rFonts w:ascii="Times New Roman" w:hAnsi="Times New Roman" w:cs="Times New Roman"/>
+                <w:sz w:val="26"/>
+                <w:szCs w:val="26"/>
+              </w:rPr>
+              <w:t>'')}}</w:t>
+            </w:r>
+            <w:r>
+              <w:rPr>
+                <w:rFonts w:ascii="Times New Roman" w:hAnsi="Times New Roman" w:cs="Times New Roman"/>
+                <w:sz w:val="26"/>
+                <w:szCs w:val="26"/>
               </w:rPr>
               <w:br/>
-            </w:r>
-            <w:r>
-              <w:rPr>
-                <w:rFonts w:ascii="Times New Roman" w:hAnsi="Times New Roman" w:cs="Times New Roman"/>
-              </w:rPr>
-              <w:lastRenderedPageBreak/>
-              <w:t>Hours per Shift: {{peak_hours|default('')}}</w:t>
-            </w:r>
-            <w:r>
-              <w:rPr>
-                <w:rFonts w:ascii="Times New Roman" w:hAnsi="Times New Roman" w:cs="Times New Roman"/>
+              <w:t>Operational Peak Hours: {{peak_hours|</w:t>
+            </w:r>
+            <w:proofErr w:type="gramStart"/>
+            <w:r>
+              <w:rPr>
+                <w:rFonts w:ascii="Times New Roman" w:hAnsi="Times New Roman" w:cs="Times New Roman"/>
+                <w:sz w:val="26"/>
+                <w:szCs w:val="26"/>
+              </w:rPr>
+              <w:t>default(</w:t>
+            </w:r>
+            <w:proofErr w:type="gramEnd"/>
+            <w:r>
+              <w:rPr>
+                <w:rFonts w:ascii="Times New Roman" w:hAnsi="Times New Roman" w:cs="Times New Roman"/>
+                <w:sz w:val="26"/>
+                <w:szCs w:val="26"/>
+              </w:rPr>
+              <w:t>'')}}</w:t>
+            </w:r>
+            <w:r>
+              <w:rPr>
+                <w:rFonts w:ascii="Times New Roman" w:hAnsi="Times New Roman" w:cs="Times New Roman"/>
+                <w:sz w:val="26"/>
+                <w:szCs w:val="26"/>
               </w:rPr>
               <w:br/>
-              <w:t>Shifts per Day: {{shifts_per_day|default('')}}</w:t>
-            </w:r>
-            <w:r>
-              <w:rPr>
-                <w:rFonts w:ascii="Times New Roman" w:hAnsi="Times New Roman" w:cs="Times New Roman"/>
+              <w:t>Shifts per Day: {{shifts_per_day|</w:t>
+            </w:r>
+            <w:proofErr w:type="gramStart"/>
+            <w:r>
+              <w:rPr>
+                <w:rFonts w:ascii="Times New Roman" w:hAnsi="Times New Roman" w:cs="Times New Roman"/>
+                <w:sz w:val="26"/>
+                <w:szCs w:val="26"/>
+              </w:rPr>
+              <w:t>default(</w:t>
+            </w:r>
+            <w:proofErr w:type="gramEnd"/>
+            <w:r>
+              <w:rPr>
+                <w:rFonts w:ascii="Times New Roman" w:hAnsi="Times New Roman" w:cs="Times New Roman"/>
+                <w:sz w:val="26"/>
+                <w:szCs w:val="26"/>
+              </w:rPr>
+              <w:t>'')}}</w:t>
+            </w:r>
+            <w:r>
+              <w:rPr>
+                <w:rFonts w:ascii="Times New Roman" w:hAnsi="Times New Roman" w:cs="Times New Roman"/>
+                <w:sz w:val="26"/>
+                <w:szCs w:val="26"/>
               </w:rPr>
               <w:br/>
-              <w:t>Pallets per Hour: {{pallets_per_hour|default('')}}</w:t>
+              <w:t>Pallets per Hour: {{pallets_per_hour|</w:t>
+            </w:r>
+            <w:proofErr w:type="gramStart"/>
+            <w:r>
+              <w:rPr>
+                <w:rFonts w:ascii="Times New Roman" w:hAnsi="Times New Roman" w:cs="Times New Roman"/>
+                <w:sz w:val="26"/>
+                <w:szCs w:val="26"/>
+              </w:rPr>
+              <w:t>default(</w:t>
+            </w:r>
+            <w:proofErr w:type="gramEnd"/>
+            <w:r>
+              <w:rPr>
+                <w:rFonts w:ascii="Times New Roman" w:hAnsi="Times New Roman" w:cs="Times New Roman"/>
+                <w:sz w:val="26"/>
+                <w:szCs w:val="26"/>
+              </w:rPr>
+              <w:t>'')}}</w:t>
             </w:r>
           </w:p>
         </w:tc>
@@ -1992,8 +2725,11 @@
           <w:p>
             <w:pPr>
               <w:spacing w:line="240" w:lineRule="auto"/>
-              <w:rPr>
-                <w:rFonts w:ascii="Times New Roman" w:eastAsiaTheme="minorEastAsia" w:hAnsi="Times New Roman" w:cs="Times New Roman"/>
+              <w:jc w:val="left"/>
+              <w:rPr>
+                <w:rFonts w:ascii="Times New Roman" w:eastAsiaTheme="minorEastAsia" w:hAnsi="Times New Roman" w:cs="Times New Roman"/>
+                <w:sz w:val="26"/>
+                <w:szCs w:val="26"/>
               </w:rPr>
             </w:pPr>
           </w:p>
@@ -2014,8 +2750,11 @@
           <w:p>
             <w:pPr>
               <w:spacing w:line="240" w:lineRule="auto"/>
-              <w:rPr>
-                <w:rFonts w:ascii="Times New Roman" w:eastAsiaTheme="minorEastAsia" w:hAnsi="Times New Roman" w:cs="Times New Roman"/>
+              <w:jc w:val="left"/>
+              <w:rPr>
+                <w:rFonts w:ascii="Times New Roman" w:eastAsiaTheme="minorEastAsia" w:hAnsi="Times New Roman" w:cs="Times New Roman"/>
+                <w:sz w:val="26"/>
+                <w:szCs w:val="26"/>
               </w:rPr>
             </w:pPr>
           </w:p>
@@ -2029,8 +2768,11 @@
           <w:p>
             <w:pPr>
               <w:spacing w:line="240" w:lineRule="auto"/>
-              <w:rPr>
-                <w:rFonts w:ascii="Times New Roman" w:hAnsi="Times New Roman" w:cs="Times New Roman"/>
+              <w:jc w:val="left"/>
+              <w:rPr>
+                <w:rFonts w:ascii="Times New Roman" w:hAnsi="Times New Roman" w:cs="Times New Roman"/>
+                <w:sz w:val="26"/>
+                <w:szCs w:val="26"/>
               </w:rPr>
             </w:pPr>
           </w:p>
@@ -2046,16 +2788,21 @@
           <w:p>
             <w:pPr>
               <w:spacing w:line="240" w:lineRule="auto"/>
+              <w:jc w:val="left"/>
               <w:rPr>
                 <w:rFonts w:ascii="Times New Roman" w:eastAsiaTheme="minorEastAsia" w:hAnsi="Times New Roman" w:cs="Times New Roman"/>
                 <w:b/>
                 <w:bCs/>
+                <w:sz w:val="26"/>
+                <w:szCs w:val="26"/>
               </w:rPr>
             </w:pPr>
             <w:r>
               <w:rPr>
                 <w:rFonts w:ascii="Times New Roman" w:eastAsiaTheme="minorEastAsia" w:hAnsi="Times New Roman" w:cs="Times New Roman"/>
                 <w:kern w:val="0"/>
+                <w:sz w:val="26"/>
+                <w:szCs w:val="26"/>
                 <w:lang w:val="en-BE"/>
               </w:rPr>
               <w:t>Transport Distance:</w:t>
@@ -2073,29 +2820,92 @@
           </w:tcPr>
           <w:p>
             <w:pPr>
-              <w:rPr>
-                <w:rFonts w:ascii="Times New Roman" w:hAnsi="Times New Roman" w:cs="Times New Roman"/>
-              </w:rPr>
-            </w:pPr>
-            <w:r>
-              <w:rPr>
-                <w:rFonts w:ascii="Times New Roman" w:hAnsi="Times New Roman" w:cs="Times New Roman"/>
-              </w:rPr>
-              <w:t>Maximum Transport Distance: {{max_transport_m|default('')}} m</w:t>
-            </w:r>
-            <w:r>
-              <w:rPr>
-                <w:rFonts w:ascii="Times New Roman" w:hAnsi="Times New Roman" w:cs="Times New Roman"/>
+              <w:jc w:val="left"/>
+              <w:rPr>
+                <w:rFonts w:ascii="Times New Roman" w:hAnsi="Times New Roman" w:cs="Times New Roman"/>
+                <w:sz w:val="26"/>
+                <w:szCs w:val="26"/>
+              </w:rPr>
+            </w:pPr>
+            <w:r>
+              <w:rPr>
+                <w:rFonts w:ascii="Times New Roman" w:hAnsi="Times New Roman" w:cs="Times New Roman"/>
+                <w:sz w:val="26"/>
+                <w:szCs w:val="26"/>
+              </w:rPr>
+              <w:t>Maximum Transport Distance: {{max_transport_m|</w:t>
+            </w:r>
+            <w:proofErr w:type="gramStart"/>
+            <w:r>
+              <w:rPr>
+                <w:rFonts w:ascii="Times New Roman" w:hAnsi="Times New Roman" w:cs="Times New Roman"/>
+                <w:sz w:val="26"/>
+                <w:szCs w:val="26"/>
+              </w:rPr>
+              <w:t>default(</w:t>
+            </w:r>
+            <w:proofErr w:type="gramEnd"/>
+            <w:r>
+              <w:rPr>
+                <w:rFonts w:ascii="Times New Roman" w:hAnsi="Times New Roman" w:cs="Times New Roman"/>
+                <w:sz w:val="26"/>
+                <w:szCs w:val="26"/>
+              </w:rPr>
+              <w:t>'')}} m</w:t>
+            </w:r>
+            <w:r>
+              <w:rPr>
+                <w:rFonts w:ascii="Times New Roman" w:hAnsi="Times New Roman" w:cs="Times New Roman"/>
+                <w:sz w:val="26"/>
+                <w:szCs w:val="26"/>
               </w:rPr>
               <w:br/>
-              <w:t>Minimum Transport Distance: {{min_transport_m|default('')}} m</w:t>
-            </w:r>
-            <w:r>
-              <w:rPr>
-                <w:rFonts w:ascii="Times New Roman" w:hAnsi="Times New Roman" w:cs="Times New Roman"/>
+              <w:t>Minimum Transport Distance: {{min_transport_m|</w:t>
+            </w:r>
+            <w:proofErr w:type="gramStart"/>
+            <w:r>
+              <w:rPr>
+                <w:rFonts w:ascii="Times New Roman" w:hAnsi="Times New Roman" w:cs="Times New Roman"/>
+                <w:sz w:val="26"/>
+                <w:szCs w:val="26"/>
+              </w:rPr>
+              <w:t>default(</w:t>
+            </w:r>
+            <w:proofErr w:type="gramEnd"/>
+            <w:r>
+              <w:rPr>
+                <w:rFonts w:ascii="Times New Roman" w:hAnsi="Times New Roman" w:cs="Times New Roman"/>
+                <w:sz w:val="26"/>
+                <w:szCs w:val="26"/>
+              </w:rPr>
+              <w:t>'')}} m</w:t>
+            </w:r>
+            <w:r>
+              <w:rPr>
+                <w:rFonts w:ascii="Times New Roman" w:hAnsi="Times New Roman" w:cs="Times New Roman"/>
+                <w:sz w:val="26"/>
+                <w:szCs w:val="26"/>
               </w:rPr>
               <w:br/>
-              <w:t>Average Transport Distance: {{avg_transport_m|default('')}} m</w:t>
+              <w:t>Average Transport Distance: {{avg_transport_m|</w:t>
+            </w:r>
+            <w:proofErr w:type="gramStart"/>
+            <w:r>
+              <w:rPr>
+                <w:rFonts w:ascii="Times New Roman" w:hAnsi="Times New Roman" w:cs="Times New Roman"/>
+                <w:sz w:val="26"/>
+                <w:szCs w:val="26"/>
+              </w:rPr>
+              <w:t>default(</w:t>
+            </w:r>
+            <w:proofErr w:type="gramEnd"/>
+            <w:r>
+              <w:rPr>
+                <w:rFonts w:ascii="Times New Roman" w:hAnsi="Times New Roman" w:cs="Times New Roman"/>
+                <w:sz w:val="26"/>
+                <w:szCs w:val="26"/>
+              </w:rPr>
+              <w:t>'')}} m</w:t>
             </w:r>
           </w:p>
         </w:tc>
@@ -2108,8 +2918,11 @@
           <w:p>
             <w:pPr>
               <w:spacing w:line="240" w:lineRule="auto"/>
-              <w:rPr>
-                <w:rFonts w:ascii="Times New Roman" w:eastAsiaTheme="minorEastAsia" w:hAnsi="Times New Roman" w:cs="Times New Roman"/>
+              <w:jc w:val="left"/>
+              <w:rPr>
+                <w:rFonts w:ascii="Times New Roman" w:eastAsiaTheme="minorEastAsia" w:hAnsi="Times New Roman" w:cs="Times New Roman"/>
+                <w:sz w:val="26"/>
+                <w:szCs w:val="26"/>
               </w:rPr>
             </w:pPr>
           </w:p>
@@ -2130,8 +2943,11 @@
           <w:p>
             <w:pPr>
               <w:spacing w:line="240" w:lineRule="auto"/>
-              <w:rPr>
-                <w:rFonts w:ascii="Times New Roman" w:eastAsiaTheme="minorEastAsia" w:hAnsi="Times New Roman" w:cs="Times New Roman"/>
+              <w:jc w:val="left"/>
+              <w:rPr>
+                <w:rFonts w:ascii="Times New Roman" w:eastAsiaTheme="minorEastAsia" w:hAnsi="Times New Roman" w:cs="Times New Roman"/>
+                <w:sz w:val="26"/>
+                <w:szCs w:val="26"/>
               </w:rPr>
             </w:pPr>
           </w:p>
@@ -2145,8 +2961,11 @@
           <w:p>
             <w:pPr>
               <w:spacing w:line="240" w:lineRule="auto"/>
-              <w:rPr>
-                <w:rFonts w:ascii="Times New Roman" w:hAnsi="Times New Roman" w:cs="Times New Roman"/>
+              <w:jc w:val="left"/>
+              <w:rPr>
+                <w:rFonts w:ascii="Times New Roman" w:hAnsi="Times New Roman" w:cs="Times New Roman"/>
+                <w:sz w:val="26"/>
+                <w:szCs w:val="26"/>
               </w:rPr>
             </w:pPr>
           </w:p>
@@ -2162,10 +2981,13 @@
           <w:p>
             <w:pPr>
               <w:spacing w:line="240" w:lineRule="auto"/>
+              <w:jc w:val="left"/>
               <w:rPr>
                 <w:rFonts w:ascii="Times New Roman" w:eastAsiaTheme="minorEastAsia" w:hAnsi="Times New Roman" w:cs="Times New Roman"/>
                 <w:b/>
                 <w:bCs/>
+                <w:sz w:val="26"/>
+                <w:szCs w:val="26"/>
               </w:rPr>
             </w:pPr>
             <w:r>
@@ -2173,6 +2995,8 @@
                 <w:rFonts w:ascii="Times New Roman" w:eastAsiaTheme="minorEastAsia" w:hAnsi="Times New Roman" w:cs="Times New Roman"/>
                 <w:b/>
                 <w:bCs/>
+                <w:sz w:val="26"/>
+                <w:szCs w:val="26"/>
               </w:rPr>
               <w:t>Operation process /</w:t>
             </w:r>
@@ -2180,20 +3004,26 @@
           <w:p>
             <w:pPr>
               <w:spacing w:line="240" w:lineRule="auto"/>
+              <w:jc w:val="left"/>
               <w:rPr>
                 <w:rFonts w:ascii="Times New Roman" w:eastAsiaTheme="minorEastAsia" w:hAnsi="Times New Roman" w:cs="Times New Roman"/>
                 <w:b/>
                 <w:bCs/>
-              </w:rPr>
-            </w:pPr>
-          </w:p>
-          <w:p>
-            <w:pPr>
-              <w:spacing w:line="240" w:lineRule="auto"/>
+                <w:sz w:val="26"/>
+                <w:szCs w:val="26"/>
+              </w:rPr>
+            </w:pPr>
+          </w:p>
+          <w:p>
+            <w:pPr>
+              <w:spacing w:line="240" w:lineRule="auto"/>
+              <w:jc w:val="left"/>
               <w:rPr>
                 <w:rFonts w:ascii="Times New Roman" w:eastAsiaTheme="minorEastAsia" w:hAnsi="Times New Roman" w:cs="Times New Roman"/>
                 <w:b/>
                 <w:bCs/>
+                <w:sz w:val="26"/>
+                <w:szCs w:val="26"/>
                 <w:lang w:val="fr-BE"/>
               </w:rPr>
             </w:pPr>
@@ -2210,22 +3040,47 @@
           </w:tcPr>
           <w:p>
             <w:pPr>
-              <w:rPr>
-                <w:rFonts w:ascii="Times New Roman" w:hAnsi="Times New Roman" w:cs="Times New Roman"/>
-              </w:rPr>
-            </w:pPr>
-            <w:r>
-              <w:rPr>
-                <w:rFonts w:ascii="Times New Roman" w:hAnsi="Times New Roman" w:cs="Times New Roman"/>
-              </w:rPr>
-              <w:t>Material Flow Summary:</w:t>
-            </w:r>
-            <w:r>
-              <w:rPr>
-                <w:rFonts w:ascii="Times New Roman" w:hAnsi="Times New Roman" w:cs="Times New Roman"/>
+              <w:jc w:val="left"/>
+              <w:rPr>
+                <w:rFonts w:ascii="Times New Roman" w:hAnsi="Times New Roman" w:cs="Times New Roman"/>
+                <w:sz w:val="26"/>
+                <w:szCs w:val="26"/>
+              </w:rPr>
+            </w:pPr>
+            <w:r>
+              <w:rPr>
+                <w:rFonts w:ascii="Times New Roman" w:hAnsi="Times New Roman" w:cs="Times New Roman"/>
+                <w:sz w:val="26"/>
+                <w:szCs w:val="26"/>
+              </w:rPr>
+              <w:t>Operation process / Efficiency notes:</w:t>
+            </w:r>
+            <w:r>
+              <w:rPr>
+                <w:rFonts w:ascii="Times New Roman" w:hAnsi="Times New Roman" w:cs="Times New Roman"/>
+                <w:sz w:val="26"/>
+                <w:szCs w:val="26"/>
               </w:rPr>
               <w:br/>
-              <w:t>{{material_flow_text|default('')}}</w:t>
+              <w:t>{{route_summary|</w:t>
+            </w:r>
+            <w:proofErr w:type="gramStart"/>
+            <w:r>
+              <w:rPr>
+                <w:rFonts w:ascii="Times New Roman" w:hAnsi="Times New Roman" w:cs="Times New Roman"/>
+                <w:sz w:val="26"/>
+                <w:szCs w:val="26"/>
+              </w:rPr>
+              <w:t>default(</w:t>
+            </w:r>
+            <w:proofErr w:type="gramEnd"/>
+            <w:r>
+              <w:rPr>
+                <w:rFonts w:ascii="Times New Roman" w:hAnsi="Times New Roman" w:cs="Times New Roman"/>
+                <w:sz w:val="26"/>
+                <w:szCs w:val="26"/>
+              </w:rPr>
+              <w:t>'')}}</w:t>
             </w:r>
           </w:p>
         </w:tc>
@@ -2238,8 +3093,11 @@
           <w:p>
             <w:pPr>
               <w:spacing w:line="240" w:lineRule="auto"/>
-              <w:rPr>
-                <w:rFonts w:ascii="Times New Roman" w:eastAsiaTheme="minorEastAsia" w:hAnsi="Times New Roman" w:cs="Times New Roman"/>
+              <w:jc w:val="left"/>
+              <w:rPr>
+                <w:rFonts w:ascii="Times New Roman" w:eastAsiaTheme="minorEastAsia" w:hAnsi="Times New Roman" w:cs="Times New Roman"/>
+                <w:sz w:val="26"/>
+                <w:szCs w:val="26"/>
                 <w:lang w:val="en-BE"/>
               </w:rPr>
             </w:pPr>
@@ -2261,8 +3119,11 @@
           <w:p>
             <w:pPr>
               <w:spacing w:line="240" w:lineRule="auto"/>
-              <w:rPr>
-                <w:rFonts w:ascii="Times New Roman" w:eastAsiaTheme="minorEastAsia" w:hAnsi="Times New Roman" w:cs="Times New Roman"/>
+              <w:jc w:val="left"/>
+              <w:rPr>
+                <w:rFonts w:ascii="Times New Roman" w:eastAsiaTheme="minorEastAsia" w:hAnsi="Times New Roman" w:cs="Times New Roman"/>
+                <w:sz w:val="26"/>
+                <w:szCs w:val="26"/>
                 <w:lang w:val="en-BE"/>
               </w:rPr>
             </w:pPr>
@@ -2277,8 +3138,11 @@
           <w:p>
             <w:pPr>
               <w:spacing w:line="240" w:lineRule="auto"/>
-              <w:rPr>
-                <w:rFonts w:ascii="Times New Roman" w:hAnsi="Times New Roman" w:cs="Times New Roman"/>
+              <w:jc w:val="left"/>
+              <w:rPr>
+                <w:rFonts w:ascii="Times New Roman" w:hAnsi="Times New Roman" w:cs="Times New Roman"/>
+                <w:sz w:val="26"/>
+                <w:szCs w:val="26"/>
                 <w:lang w:val="en-BE"/>
               </w:rPr>
             </w:pPr>
@@ -2295,16 +3159,21 @@
           <w:p>
             <w:pPr>
               <w:spacing w:line="240" w:lineRule="auto"/>
+              <w:jc w:val="left"/>
               <w:rPr>
                 <w:rFonts w:ascii="Times New Roman" w:eastAsiaTheme="minorEastAsia" w:hAnsi="Times New Roman" w:cs="Times New Roman"/>
                 <w:b/>
                 <w:bCs/>
+                <w:sz w:val="26"/>
+                <w:szCs w:val="26"/>
                 <w:lang w:val="fr-BE"/>
               </w:rPr>
             </w:pPr>
             <w:r>
               <w:rPr>
                 <w:rFonts w:ascii="Times New Roman" w:eastAsiaTheme="minorEastAsia" w:hAnsi="Times New Roman" w:cs="Times New Roman"/>
+                <w:sz w:val="26"/>
+                <w:szCs w:val="26"/>
               </w:rPr>
               <w:t>Logistics roadmap: (with pictures)</w:t>
             </w:r>
@@ -2321,88 +3190,47 @@
           </w:tcPr>
           <w:p>
             <w:pPr>
-              <w:rPr>
-                <w:rFonts w:ascii="Times New Roman" w:hAnsi="Times New Roman" w:cs="Times New Roman"/>
-                <w:lang w:val="fr-BE"/>
-              </w:rPr>
-            </w:pPr>
-            <w:r>
-              <w:rPr>
-                <w:rFonts w:ascii="Times New Roman" w:hAnsi="Times New Roman" w:cs="Times New Roman"/>
-                <w:lang w:val="fr-BE"/>
-              </w:rPr>
-              <w:t>(with pictures)</w:t>
-            </w:r>
-            <w:r>
-              <w:rPr>
-                <w:rFonts w:ascii="Times New Roman" w:hAnsi="Times New Roman" w:cs="Times New Roman"/>
-                <w:lang w:val="fr-BE"/>
+              <w:jc w:val="left"/>
+              <w:rPr>
+                <w:rFonts w:ascii="Times New Roman" w:hAnsi="Times New Roman" w:cs="Times New Roman"/>
+                <w:sz w:val="26"/>
+                <w:szCs w:val="26"/>
+              </w:rPr>
+            </w:pPr>
+            <w:r>
+              <w:rPr>
+                <w:rFonts w:ascii="Times New Roman" w:hAnsi="Times New Roman" w:cs="Times New Roman"/>
+                <w:sz w:val="26"/>
+                <w:szCs w:val="26"/>
+              </w:rPr>
+              <w:t>[Insert Logistics Roadmap / Material Flow Diagram(s) here]</w:t>
+            </w:r>
+            <w:r>
+              <w:rPr>
+                <w:rFonts w:ascii="Times New Roman" w:hAnsi="Times New Roman" w:cs="Times New Roman"/>
+                <w:sz w:val="26"/>
+                <w:szCs w:val="26"/>
               </w:rPr>
               <w:br/>
-              <w:t>[Insert Logistics Roadmap / Material Flow Diagram(s) here]</w:t>
-            </w:r>
-            <w:r>
-              <w:rPr>
-                <w:rFonts w:ascii="Times New Roman" w:hAnsi="Times New Roman" w:cs="Times New Roman"/>
-                <w:lang w:val="fr-BE"/>
-              </w:rPr>
-              <w:br/>
-              <w:t>See attached CAD/layout file: {{cad_filename|default('')}}</w:t>
-            </w:r>
-            <w:r>
-              <w:rPr>
-                <w:rFonts w:ascii="Times New Roman" w:hAnsi="Times New Roman" w:cs="Times New Roman"/>
-                <w:lang w:val="fr-BE"/>
-              </w:rPr>
-              <w:br/>
-            </w:r>
-            <w:r>
-              <w:rPr>
-                <w:rFonts w:ascii="Times New Roman" w:hAnsi="Times New Roman" w:cs="Times New Roman"/>
-                <w:lang w:val="fr-BE"/>
-              </w:rPr>
-              <w:br/>
-              <w:t>Inbound Zone: {{inbound_zone_filename|default('')}}</w:t>
-            </w:r>
-            <w:r>
-              <w:rPr>
-                <w:rFonts w:ascii="Times New Roman" w:hAnsi="Times New Roman" w:cs="Times New Roman"/>
-                <w:lang w:val="fr-BE"/>
-              </w:rPr>
-              <w:br/>
-              <w:t>Outbound Zone: {{outbound_zone_filename|default('')}}</w:t>
-            </w:r>
-            <w:r>
-              <w:rPr>
-                <w:rFonts w:ascii="Times New Roman" w:hAnsi="Times New Roman" w:cs="Times New Roman"/>
-                <w:lang w:val="fr-BE"/>
-              </w:rPr>
-              <w:br/>
-              <w:t>Storage Zone: {{storage_zone_filename|default('')}}</w:t>
-            </w:r>
-            <w:r>
-              <w:rPr>
-                <w:rFonts w:ascii="Times New Roman" w:hAnsi="Times New Roman" w:cs="Times New Roman"/>
-                <w:lang w:val="fr-BE"/>
-              </w:rPr>
-              <w:br/>
-              <w:t>Production Zone: {{production_zone_filename|default('')}}</w:t>
-            </w:r>
-            <w:r>
-              <w:rPr>
-                <w:rFonts w:ascii="Times New Roman" w:hAnsi="Times New Roman" w:cs="Times New Roman"/>
-                <w:lang w:val="fr-BE"/>
-              </w:rPr>
-              <w:br/>
-              <w:t>Staging / Buffer Zone: {{staging_zone_filename|default('')}}</w:t>
-            </w:r>
-            <w:r>
-              <w:rPr>
-                <w:rFonts w:ascii="Times New Roman" w:hAnsi="Times New Roman" w:cs="Times New Roman"/>
-                <w:lang w:val="fr-BE"/>
-              </w:rPr>
-              <w:br/>
-              <w:t>Other Zone: {{other_zone_filename|default('')}}</w:t>
+              <w:t>See attached CAD/layout file: {{cad_filename|</w:t>
+            </w:r>
+            <w:proofErr w:type="gramStart"/>
+            <w:r>
+              <w:rPr>
+                <w:rFonts w:ascii="Times New Roman" w:hAnsi="Times New Roman" w:cs="Times New Roman"/>
+                <w:sz w:val="26"/>
+                <w:szCs w:val="26"/>
+              </w:rPr>
+              <w:t>default(</w:t>
+            </w:r>
+            <w:proofErr w:type="gramEnd"/>
+            <w:r>
+              <w:rPr>
+                <w:rFonts w:ascii="Times New Roman" w:hAnsi="Times New Roman" w:cs="Times New Roman"/>
+                <w:sz w:val="26"/>
+                <w:szCs w:val="26"/>
+              </w:rPr>
+              <w:t>'')}}</w:t>
             </w:r>
           </w:p>
         </w:tc>
@@ -2415,9 +3243,11 @@
           <w:p>
             <w:pPr>
               <w:spacing w:line="240" w:lineRule="auto"/>
-              <w:rPr>
-                <w:rFonts w:ascii="Times New Roman" w:eastAsiaTheme="minorEastAsia" w:hAnsi="Times New Roman" w:cs="Times New Roman"/>
-                <w:lang w:val="fr-BE"/>
+              <w:jc w:val="left"/>
+              <w:rPr>
+                <w:rFonts w:ascii="Times New Roman" w:eastAsiaTheme="minorEastAsia" w:hAnsi="Times New Roman" w:cs="Times New Roman"/>
+                <w:sz w:val="26"/>
+                <w:szCs w:val="26"/>
               </w:rPr>
             </w:pPr>
           </w:p>
@@ -2438,9 +3268,11 @@
           <w:p>
             <w:pPr>
               <w:spacing w:line="240" w:lineRule="auto"/>
-              <w:rPr>
-                <w:rFonts w:ascii="Times New Roman" w:eastAsiaTheme="minorEastAsia" w:hAnsi="Times New Roman" w:cs="Times New Roman"/>
-                <w:lang w:val="fr-BE"/>
+              <w:jc w:val="left"/>
+              <w:rPr>
+                <w:rFonts w:ascii="Times New Roman" w:eastAsiaTheme="minorEastAsia" w:hAnsi="Times New Roman" w:cs="Times New Roman"/>
+                <w:sz w:val="26"/>
+                <w:szCs w:val="26"/>
               </w:rPr>
             </w:pPr>
           </w:p>
@@ -2454,9 +3286,11 @@
           <w:p>
             <w:pPr>
               <w:spacing w:line="240" w:lineRule="auto"/>
-              <w:rPr>
-                <w:rFonts w:ascii="Times New Roman" w:hAnsi="Times New Roman" w:cs="Times New Roman"/>
-                <w:lang w:val="fr-BE"/>
+              <w:jc w:val="left"/>
+              <w:rPr>
+                <w:rFonts w:ascii="Times New Roman" w:hAnsi="Times New Roman" w:cs="Times New Roman"/>
+                <w:sz w:val="26"/>
+                <w:szCs w:val="26"/>
               </w:rPr>
             </w:pPr>
           </w:p>
@@ -2472,15 +3306,20 @@
           <w:p>
             <w:pPr>
               <w:spacing w:line="240" w:lineRule="auto"/>
+              <w:jc w:val="left"/>
               <w:rPr>
                 <w:rFonts w:ascii="Times New Roman" w:eastAsiaTheme="minorEastAsia" w:hAnsi="Times New Roman" w:cs="Times New Roman"/>
                 <w:b/>
                 <w:bCs/>
-              </w:rPr>
-            </w:pPr>
-            <w:r>
-              <w:rPr>
-                <w:rFonts w:ascii="Times New Roman" w:eastAsiaTheme="minorEastAsia" w:hAnsi="Times New Roman" w:cs="Times New Roman"/>
+                <w:sz w:val="26"/>
+                <w:szCs w:val="26"/>
+              </w:rPr>
+            </w:pPr>
+            <w:r>
+              <w:rPr>
+                <w:rFonts w:ascii="Times New Roman" w:eastAsiaTheme="minorEastAsia" w:hAnsi="Times New Roman" w:cs="Times New Roman"/>
+                <w:sz w:val="26"/>
+                <w:szCs w:val="26"/>
               </w:rPr>
               <w:t>Other</w:t>
             </w:r>
@@ -2497,64 +3336,155 @@
           </w:tcPr>
           <w:p>
             <w:pPr>
-              <w:rPr>
-                <w:rFonts w:ascii="Times New Roman" w:hAnsi="Times New Roman" w:cs="Times New Roman"/>
-              </w:rPr>
-            </w:pPr>
-            <w:r>
-              <w:rPr>
-                <w:rFonts w:ascii="Times New Roman" w:hAnsi="Times New Roman" w:cs="Times New Roman"/>
-              </w:rPr>
-              <w:t>Material Flow Sequence: {{flow_steps|default('')}}</w:t>
-            </w:r>
-            <w:r>
-              <w:rPr>
-                <w:rFonts w:ascii="Times New Roman" w:hAnsi="Times New Roman" w:cs="Times New Roman"/>
+              <w:jc w:val="left"/>
+              <w:rPr>
+                <w:rFonts w:ascii="Times New Roman" w:hAnsi="Times New Roman" w:cs="Times New Roman"/>
+                <w:sz w:val="26"/>
+                <w:szCs w:val="26"/>
+              </w:rPr>
+            </w:pPr>
+            <w:r>
+              <w:rPr>
+                <w:rFonts w:ascii="Times New Roman" w:hAnsi="Times New Roman" w:cs="Times New Roman"/>
+                <w:sz w:val="26"/>
+                <w:szCs w:val="26"/>
+              </w:rPr>
+              <w:t>Material Flow Sequence: {{flow_steps|</w:t>
+            </w:r>
+            <w:proofErr w:type="gramStart"/>
+            <w:r>
+              <w:rPr>
+                <w:rFonts w:ascii="Times New Roman" w:hAnsi="Times New Roman" w:cs="Times New Roman"/>
+                <w:sz w:val="26"/>
+                <w:szCs w:val="26"/>
+              </w:rPr>
+              <w:t>default(</w:t>
+            </w:r>
+            <w:proofErr w:type="gramEnd"/>
+            <w:r>
+              <w:rPr>
+                <w:rFonts w:ascii="Times New Roman" w:hAnsi="Times New Roman" w:cs="Times New Roman"/>
+                <w:sz w:val="26"/>
+                <w:szCs w:val="26"/>
+              </w:rPr>
+              <w:t>'')}}</w:t>
+            </w:r>
+            <w:r>
+              <w:rPr>
+                <w:rFonts w:ascii="Times New Roman" w:hAnsi="Times New Roman" w:cs="Times New Roman"/>
+                <w:sz w:val="26"/>
+                <w:szCs w:val="26"/>
               </w:rPr>
               <w:br/>
-              <w:t>Material Flow Details / Summary: {{material_flow_text|default('')}}</w:t>
-            </w:r>
-            <w:r>
-              <w:rPr>
-                <w:rFonts w:ascii="Times New Roman" w:hAnsi="Times New Roman" w:cs="Times New Roman"/>
+              <w:t>Route Summary:</w:t>
+            </w:r>
+            <w:r>
+              <w:rPr>
+                <w:rFonts w:ascii="Times New Roman" w:hAnsi="Times New Roman" w:cs="Times New Roman"/>
+                <w:sz w:val="26"/>
+                <w:szCs w:val="26"/>
               </w:rPr>
               <w:br/>
-              <w:t>Special Comments / Direct Flows / Notes: {{special_comments|default('')}}</w:t>
-            </w:r>
-            <w:r>
-              <w:rPr>
-                <w:rFonts w:ascii="Times New Roman" w:hAnsi="Times New Roman" w:cs="Times New Roman"/>
+              <w:t>{{route_summary|</w:t>
+            </w:r>
+            <w:proofErr w:type="gramStart"/>
+            <w:r>
+              <w:rPr>
+                <w:rFonts w:ascii="Times New Roman" w:hAnsi="Times New Roman" w:cs="Times New Roman"/>
+                <w:sz w:val="26"/>
+                <w:szCs w:val="26"/>
+              </w:rPr>
+              <w:t>default(</w:t>
+            </w:r>
+            <w:proofErr w:type="gramEnd"/>
+            <w:r>
+              <w:rPr>
+                <w:rFonts w:ascii="Times New Roman" w:hAnsi="Times New Roman" w:cs="Times New Roman"/>
+                <w:sz w:val="26"/>
+                <w:szCs w:val="26"/>
+              </w:rPr>
+              <w:t>'')}}</w:t>
+            </w:r>
+            <w:r>
+              <w:rPr>
+                <w:rFonts w:ascii="Times New Roman" w:hAnsi="Times New Roman" w:cs="Times New Roman"/>
+                <w:sz w:val="26"/>
+                <w:szCs w:val="26"/>
               </w:rPr>
               <w:br/>
-              <w:t>Distances between steps: {{distances|default('')}}</w:t>
-            </w:r>
-            <w:r>
-              <w:rPr>
-                <w:rFonts w:ascii="Times New Roman" w:hAnsi="Times New Roman" w:cs="Times New Roman"/>
+              <w:t>Material Flow Details / Summary: {{material_flow_text|</w:t>
+            </w:r>
+            <w:proofErr w:type="gramStart"/>
+            <w:r>
+              <w:rPr>
+                <w:rFonts w:ascii="Times New Roman" w:hAnsi="Times New Roman" w:cs="Times New Roman"/>
+                <w:sz w:val="26"/>
+                <w:szCs w:val="26"/>
+              </w:rPr>
+              <w:t>default(</w:t>
+            </w:r>
+            <w:proofErr w:type="gramEnd"/>
+            <w:r>
+              <w:rPr>
+                <w:rFonts w:ascii="Times New Roman" w:hAnsi="Times New Roman" w:cs="Times New Roman"/>
+                <w:sz w:val="26"/>
+                <w:szCs w:val="26"/>
+              </w:rPr>
+              <w:t>'')}}</w:t>
+            </w:r>
+            <w:r>
+              <w:rPr>
+                <w:rFonts w:ascii="Times New Roman" w:hAnsi="Times New Roman" w:cs="Times New Roman"/>
+                <w:sz w:val="26"/>
+                <w:szCs w:val="26"/>
               </w:rPr>
               <w:br/>
-              <w:t>Zone Files Summary:</w:t>
-            </w:r>
-            <w:r>
-              <w:rPr>
-                <w:rFonts w:ascii="Times New Roman" w:hAnsi="Times New Roman" w:cs="Times New Roman"/>
+              <w:t>Special Comments / Direct Flows / Notes: {{special_comments|</w:t>
+            </w:r>
+            <w:proofErr w:type="gramStart"/>
+            <w:r>
+              <w:rPr>
+                <w:rFonts w:ascii="Times New Roman" w:hAnsi="Times New Roman" w:cs="Times New Roman"/>
+                <w:sz w:val="26"/>
+                <w:szCs w:val="26"/>
+              </w:rPr>
+              <w:t>default(</w:t>
+            </w:r>
+            <w:proofErr w:type="gramEnd"/>
+            <w:r>
+              <w:rPr>
+                <w:rFonts w:ascii="Times New Roman" w:hAnsi="Times New Roman" w:cs="Times New Roman"/>
+                <w:sz w:val="26"/>
+                <w:szCs w:val="26"/>
+              </w:rPr>
+              <w:t>'')}}</w:t>
+            </w:r>
+            <w:r>
+              <w:rPr>
+                <w:rFonts w:ascii="Times New Roman" w:hAnsi="Times New Roman" w:cs="Times New Roman"/>
+                <w:sz w:val="26"/>
+                <w:szCs w:val="26"/>
               </w:rPr>
               <w:br/>
-              <w:t>{{zone_files_summary|default('')}}</w:t>
-            </w:r>
-            <w:r>
-              <w:rPr>
-                <w:rFonts w:ascii="Times New Roman" w:hAnsi="Times New Roman" w:cs="Times New Roman"/>
-              </w:rPr>
-              <w:br/>
-              <w:t>Photos: [Insert Photos here] {{logistics_image1|default('')}} {{logistics_image2|default('')}} {{logistics_image3|default('')}}</w:t>
-            </w:r>
-            <w:r>
-              <w:rPr>
-                <w:rFonts w:ascii="Times New Roman" w:hAnsi="Times New Roman" w:cs="Times New Roman"/>
-              </w:rPr>
-              <w:br/>
-              <w:t>CAD / Layout File: {{cad_filename|default('')}}</w:t>
+              <w:t>Distances between steps: {{distances|</w:t>
+            </w:r>
+            <w:proofErr w:type="gramStart"/>
+            <w:r>
+              <w:rPr>
+                <w:rFonts w:ascii="Times New Roman" w:hAnsi="Times New Roman" w:cs="Times New Roman"/>
+                <w:sz w:val="26"/>
+                <w:szCs w:val="26"/>
+              </w:rPr>
+              <w:t>default(</w:t>
+            </w:r>
+            <w:proofErr w:type="gramEnd"/>
+            <w:r>
+              <w:rPr>
+                <w:rFonts w:ascii="Times New Roman" w:hAnsi="Times New Roman" w:cs="Times New Roman"/>
+                <w:sz w:val="26"/>
+                <w:szCs w:val="26"/>
+              </w:rPr>
+              <w:t>'')}}</w:t>
             </w:r>
           </w:p>
         </w:tc>
@@ -2567,8 +3497,11 @@
           <w:p>
             <w:pPr>
               <w:spacing w:line="240" w:lineRule="auto"/>
-              <w:rPr>
-                <w:rFonts w:ascii="Times New Roman" w:eastAsiaTheme="minorEastAsia" w:hAnsi="Times New Roman" w:cs="Times New Roman"/>
+              <w:jc w:val="left"/>
+              <w:rPr>
+                <w:rFonts w:ascii="Times New Roman" w:eastAsiaTheme="minorEastAsia" w:hAnsi="Times New Roman" w:cs="Times New Roman"/>
+                <w:sz w:val="26"/>
+                <w:szCs w:val="26"/>
                 <w:lang w:val="en-BE"/>
               </w:rPr>
             </w:pPr>
@@ -2590,8 +3523,11 @@
           <w:p>
             <w:pPr>
               <w:spacing w:line="240" w:lineRule="auto"/>
-              <w:rPr>
-                <w:rFonts w:ascii="Times New Roman" w:eastAsiaTheme="minorEastAsia" w:hAnsi="Times New Roman" w:cs="Times New Roman"/>
+              <w:jc w:val="left"/>
+              <w:rPr>
+                <w:rFonts w:ascii="Times New Roman" w:eastAsiaTheme="minorEastAsia" w:hAnsi="Times New Roman" w:cs="Times New Roman"/>
+                <w:sz w:val="26"/>
+                <w:szCs w:val="26"/>
                 <w:lang w:val="en-BE"/>
               </w:rPr>
             </w:pPr>
@@ -2606,13 +3542,18 @@
           <w:p>
             <w:pPr>
               <w:spacing w:line="240" w:lineRule="auto"/>
-              <w:rPr>
-                <w:rFonts w:ascii="Times New Roman" w:hAnsi="Times New Roman" w:cs="Times New Roman"/>
-              </w:rPr>
-            </w:pPr>
-            <w:r>
-              <w:rPr>
-                <w:rFonts w:ascii="Times New Roman" w:hAnsi="Times New Roman" w:cs="Times New Roman"/>
+              <w:jc w:val="left"/>
+              <w:rPr>
+                <w:rFonts w:ascii="Times New Roman" w:hAnsi="Times New Roman" w:cs="Times New Roman"/>
+                <w:sz w:val="26"/>
+                <w:szCs w:val="26"/>
+              </w:rPr>
+            </w:pPr>
+            <w:r>
+              <w:rPr>
+                <w:rFonts w:ascii="Times New Roman" w:hAnsi="Times New Roman" w:cs="Times New Roman"/>
+                <w:sz w:val="26"/>
+                <w:szCs w:val="26"/>
               </w:rPr>
               <w:t>Support</w:t>
             </w:r>
@@ -2620,13 +3561,18 @@
           <w:p>
             <w:pPr>
               <w:spacing w:line="240" w:lineRule="auto"/>
-              <w:rPr>
-                <w:rFonts w:ascii="Times New Roman" w:hAnsi="Times New Roman" w:cs="Times New Roman"/>
-              </w:rPr>
-            </w:pPr>
-            <w:r>
-              <w:rPr>
-                <w:rFonts w:ascii="Times New Roman" w:hAnsi="Times New Roman" w:cs="Times New Roman"/>
+              <w:jc w:val="left"/>
+              <w:rPr>
+                <w:rFonts w:ascii="Times New Roman" w:hAnsi="Times New Roman" w:cs="Times New Roman"/>
+                <w:sz w:val="26"/>
+                <w:szCs w:val="26"/>
+              </w:rPr>
+            </w:pPr>
+            <w:r>
+              <w:rPr>
+                <w:rFonts w:ascii="Times New Roman" w:hAnsi="Times New Roman" w:cs="Times New Roman"/>
+                <w:sz w:val="26"/>
+                <w:szCs w:val="26"/>
               </w:rPr>
               <w:t>facilities</w:t>
             </w:r>
@@ -2634,14 +3580,19 @@
           <w:p>
             <w:pPr>
               <w:spacing w:line="240" w:lineRule="auto"/>
-              <w:rPr>
-                <w:rFonts w:ascii="Times New Roman" w:hAnsi="Times New Roman" w:cs="Times New Roman"/>
+              <w:jc w:val="left"/>
+              <w:rPr>
+                <w:rFonts w:ascii="Times New Roman" w:hAnsi="Times New Roman" w:cs="Times New Roman"/>
+                <w:sz w:val="26"/>
+                <w:szCs w:val="26"/>
                 <w:lang w:val="en-BE"/>
               </w:rPr>
             </w:pPr>
             <w:r>
               <w:rPr>
                 <w:rFonts w:ascii="Times New Roman" w:hAnsi="Times New Roman" w:cs="Times New Roman"/>
+                <w:sz w:val="26"/>
+                <w:szCs w:val="26"/>
               </w:rPr>
               <w:t>Parameters</w:t>
             </w:r>
@@ -2658,31 +3609,42 @@
           <w:p>
             <w:pPr>
               <w:spacing w:line="240" w:lineRule="auto"/>
-              <w:rPr>
-                <w:rFonts w:ascii="Times New Roman" w:eastAsiaTheme="minorEastAsia" w:hAnsi="Times New Roman" w:cs="Times New Roman"/>
-              </w:rPr>
-            </w:pPr>
-            <w:r>
-              <w:rPr>
-                <w:rFonts w:ascii="Times New Roman" w:hAnsi="Times New Roman" w:cs="Times New Roman"/>
+              <w:jc w:val="left"/>
+              <w:rPr>
+                <w:rFonts w:ascii="Times New Roman" w:eastAsiaTheme="minorEastAsia" w:hAnsi="Times New Roman" w:cs="Times New Roman"/>
+                <w:sz w:val="26"/>
+                <w:szCs w:val="26"/>
+              </w:rPr>
+            </w:pPr>
+            <w:r>
+              <w:rPr>
+                <w:rFonts w:ascii="Times New Roman" w:hAnsi="Times New Roman" w:cs="Times New Roman"/>
+                <w:sz w:val="26"/>
+                <w:szCs w:val="26"/>
               </w:rPr>
               <w:t>Whether there is a charging pile</w:t>
             </w:r>
             <w:r>
               <w:rPr>
                 <w:rFonts w:ascii="Times New Roman" w:eastAsiaTheme="minorEastAsia" w:hAnsi="Times New Roman" w:cs="Times New Roman"/>
+                <w:sz w:val="26"/>
+                <w:szCs w:val="26"/>
               </w:rPr>
               <w:t>/</w:t>
             </w:r>
             <w:r>
               <w:rPr>
                 <w:rFonts w:ascii="Times New Roman" w:hAnsi="Times New Roman" w:cs="Times New Roman"/>
+                <w:sz w:val="26"/>
+                <w:szCs w:val="26"/>
               </w:rPr>
               <w:t>battery swap station</w:t>
             </w:r>
             <w:r>
               <w:rPr>
                 <w:rFonts w:ascii="Times New Roman" w:hAnsi="Times New Roman" w:cs="Times New Roman"/>
+                <w:sz w:val="26"/>
+                <w:szCs w:val="26"/>
               </w:rPr>
               <w:t>：</w:t>
             </w:r>
@@ -2699,19 +3661,26 @@
           </w:tcPr>
           <w:p>
             <w:pPr>
-              <w:rPr>
-                <w:rFonts w:ascii="Times New Roman" w:hAnsi="Times New Roman" w:cs="Times New Roman"/>
-              </w:rPr>
-            </w:pPr>
-            <w:r>
-              <w:rPr>
-                <w:rFonts w:ascii="Times New Roman" w:hAnsi="Times New Roman" w:cs="Times New Roman"/>
+              <w:jc w:val="left"/>
+              <w:rPr>
+                <w:rFonts w:ascii="Times New Roman" w:hAnsi="Times New Roman" w:cs="Times New Roman"/>
+                <w:sz w:val="26"/>
+                <w:szCs w:val="26"/>
+              </w:rPr>
+            </w:pPr>
+            <w:r>
+              <w:rPr>
+                <w:rFonts w:ascii="Times New Roman" w:hAnsi="Times New Roman" w:cs="Times New Roman"/>
+                <w:sz w:val="26"/>
+                <w:szCs w:val="26"/>
               </w:rPr>
               <w:t>{{charging_status|default('')}}</w:t>
             </w:r>
             <w:r>
               <w:rPr>
                 <w:rFonts w:ascii="Times New Roman" w:hAnsi="Times New Roman" w:cs="Times New Roman"/>
+                <w:sz w:val="26"/>
+                <w:szCs w:val="26"/>
               </w:rPr>
               <w:br/>
               <w:t>{{parking_area|default('')}}</w:t>
@@ -2719,9 +3688,29 @@
             <w:r>
               <w:rPr>
                 <w:rFonts w:ascii="Times New Roman" w:hAnsi="Times New Roman" w:cs="Times New Roman"/>
+                <w:sz w:val="26"/>
+                <w:szCs w:val="26"/>
               </w:rPr>
               <w:br/>
-              <w:t>{{charging_stations|default('')}}</w:t>
+              <w:t>{{charging_stations|</w:t>
+            </w:r>
+            <w:proofErr w:type="gramStart"/>
+            <w:r>
+              <w:rPr>
+                <w:rFonts w:ascii="Times New Roman" w:hAnsi="Times New Roman" w:cs="Times New Roman"/>
+                <w:sz w:val="26"/>
+                <w:szCs w:val="26"/>
+              </w:rPr>
+              <w:t>default(</w:t>
+            </w:r>
+            <w:proofErr w:type="gramEnd"/>
+            <w:r>
+              <w:rPr>
+                <w:rFonts w:ascii="Times New Roman" w:hAnsi="Times New Roman" w:cs="Times New Roman"/>
+                <w:sz w:val="26"/>
+                <w:szCs w:val="26"/>
+              </w:rPr>
+              <w:t>'')}}</w:t>
             </w:r>
           </w:p>
         </w:tc>
@@ -2734,8 +3723,11 @@
           <w:p>
             <w:pPr>
               <w:spacing w:line="240" w:lineRule="auto"/>
-              <w:rPr>
-                <w:rFonts w:ascii="Times New Roman" w:eastAsiaTheme="minorEastAsia" w:hAnsi="Times New Roman" w:cs="Times New Roman"/>
+              <w:jc w:val="left"/>
+              <w:rPr>
+                <w:rFonts w:ascii="Times New Roman" w:eastAsiaTheme="minorEastAsia" w:hAnsi="Times New Roman" w:cs="Times New Roman"/>
+                <w:sz w:val="26"/>
+                <w:szCs w:val="26"/>
               </w:rPr>
             </w:pPr>
           </w:p>
@@ -2756,8 +3748,11 @@
           <w:p>
             <w:pPr>
               <w:spacing w:line="240" w:lineRule="auto"/>
-              <w:rPr>
-                <w:rFonts w:ascii="Times New Roman" w:eastAsiaTheme="minorEastAsia" w:hAnsi="Times New Roman" w:cs="Times New Roman"/>
+              <w:jc w:val="left"/>
+              <w:rPr>
+                <w:rFonts w:ascii="Times New Roman" w:eastAsiaTheme="minorEastAsia" w:hAnsi="Times New Roman" w:cs="Times New Roman"/>
+                <w:sz w:val="26"/>
+                <w:szCs w:val="26"/>
               </w:rPr>
             </w:pPr>
           </w:p>
@@ -2771,8 +3766,11 @@
           <w:p>
             <w:pPr>
               <w:spacing w:line="240" w:lineRule="auto"/>
-              <w:rPr>
-                <w:rFonts w:ascii="Times New Roman" w:hAnsi="Times New Roman" w:cs="Times New Roman"/>
+              <w:jc w:val="left"/>
+              <w:rPr>
+                <w:rFonts w:ascii="Times New Roman" w:hAnsi="Times New Roman" w:cs="Times New Roman"/>
+                <w:sz w:val="26"/>
+                <w:szCs w:val="26"/>
               </w:rPr>
             </w:pPr>
           </w:p>
@@ -2788,13 +3786,18 @@
           <w:p>
             <w:pPr>
               <w:spacing w:line="240" w:lineRule="auto"/>
-              <w:rPr>
-                <w:rFonts w:ascii="Times New Roman" w:eastAsiaTheme="minorEastAsia" w:hAnsi="Times New Roman" w:cs="Times New Roman"/>
-              </w:rPr>
-            </w:pPr>
-            <w:r>
-              <w:rPr>
-                <w:rFonts w:ascii="Times New Roman" w:hAnsi="Times New Roman" w:cs="Times New Roman"/>
+              <w:jc w:val="left"/>
+              <w:rPr>
+                <w:rFonts w:ascii="Times New Roman" w:eastAsiaTheme="minorEastAsia" w:hAnsi="Times New Roman" w:cs="Times New Roman"/>
+                <w:sz w:val="26"/>
+                <w:szCs w:val="26"/>
+              </w:rPr>
+            </w:pPr>
+            <w:r>
+              <w:rPr>
+                <w:rFonts w:ascii="Times New Roman" w:hAnsi="Times New Roman" w:cs="Times New Roman"/>
+                <w:sz w:val="26"/>
+                <w:szCs w:val="26"/>
               </w:rPr>
               <w:t>Network coverage:</w:t>
             </w:r>
@@ -2811,15 +3814,38 @@
           </w:tcPr>
           <w:p>
             <w:pPr>
-              <w:rPr>
-                <w:rFonts w:ascii="Times New Roman" w:hAnsi="Times New Roman" w:cs="Times New Roman"/>
-              </w:rPr>
-            </w:pPr>
-            <w:r>
-              <w:rPr>
-                <w:rFonts w:ascii="Times New Roman" w:hAnsi="Times New Roman" w:cs="Times New Roman"/>
-              </w:rPr>
-              <w:t>{{network_coverage|default('')}}</w:t>
+              <w:jc w:val="left"/>
+              <w:rPr>
+                <w:rFonts w:ascii="Times New Roman" w:hAnsi="Times New Roman" w:cs="Times New Roman"/>
+                <w:sz w:val="26"/>
+                <w:szCs w:val="26"/>
+              </w:rPr>
+            </w:pPr>
+            <w:r>
+              <w:rPr>
+                <w:rFonts w:ascii="Times New Roman" w:hAnsi="Times New Roman" w:cs="Times New Roman"/>
+                <w:sz w:val="26"/>
+                <w:szCs w:val="26"/>
+              </w:rPr>
+              <w:t>{{network_coverage|</w:t>
+            </w:r>
+            <w:proofErr w:type="gramStart"/>
+            <w:r>
+              <w:rPr>
+                <w:rFonts w:ascii="Times New Roman" w:hAnsi="Times New Roman" w:cs="Times New Roman"/>
+                <w:sz w:val="26"/>
+                <w:szCs w:val="26"/>
+              </w:rPr>
+              <w:t>default(</w:t>
+            </w:r>
+            <w:proofErr w:type="gramEnd"/>
+            <w:r>
+              <w:rPr>
+                <w:rFonts w:ascii="Times New Roman" w:hAnsi="Times New Roman" w:cs="Times New Roman"/>
+                <w:sz w:val="26"/>
+                <w:szCs w:val="26"/>
+              </w:rPr>
+              <w:t>'')}}</w:t>
             </w:r>
           </w:p>
         </w:tc>
@@ -2832,8 +3858,11 @@
           <w:p>
             <w:pPr>
               <w:spacing w:line="240" w:lineRule="auto"/>
-              <w:rPr>
-                <w:rFonts w:ascii="Times New Roman" w:eastAsiaTheme="minorEastAsia" w:hAnsi="Times New Roman" w:cs="Times New Roman"/>
+              <w:jc w:val="left"/>
+              <w:rPr>
+                <w:rFonts w:ascii="Times New Roman" w:eastAsiaTheme="minorEastAsia" w:hAnsi="Times New Roman" w:cs="Times New Roman"/>
+                <w:sz w:val="26"/>
+                <w:szCs w:val="26"/>
               </w:rPr>
             </w:pPr>
           </w:p>
@@ -2854,8 +3883,11 @@
           <w:p>
             <w:pPr>
               <w:spacing w:line="240" w:lineRule="auto"/>
-              <w:rPr>
-                <w:rFonts w:ascii="Times New Roman" w:eastAsiaTheme="minorEastAsia" w:hAnsi="Times New Roman" w:cs="Times New Roman"/>
+              <w:jc w:val="left"/>
+              <w:rPr>
+                <w:rFonts w:ascii="Times New Roman" w:eastAsiaTheme="minorEastAsia" w:hAnsi="Times New Roman" w:cs="Times New Roman"/>
+                <w:sz w:val="26"/>
+                <w:szCs w:val="26"/>
               </w:rPr>
             </w:pPr>
           </w:p>
@@ -2869,8 +3901,11 @@
           <w:p>
             <w:pPr>
               <w:spacing w:line="240" w:lineRule="auto"/>
-              <w:rPr>
-                <w:rFonts w:ascii="Times New Roman" w:hAnsi="Times New Roman" w:cs="Times New Roman"/>
+              <w:jc w:val="left"/>
+              <w:rPr>
+                <w:rFonts w:ascii="Times New Roman" w:hAnsi="Times New Roman" w:cs="Times New Roman"/>
+                <w:sz w:val="26"/>
+                <w:szCs w:val="26"/>
               </w:rPr>
             </w:pPr>
           </w:p>
@@ -2886,22 +3921,29 @@
           <w:p>
             <w:pPr>
               <w:spacing w:line="240" w:lineRule="auto"/>
-              <w:rPr>
-                <w:rFonts w:ascii="Times New Roman" w:hAnsi="Times New Roman" w:cs="Times New Roman"/>
-              </w:rPr>
-            </w:pPr>
-            <w:r>
-              <w:rPr>
-                <w:rFonts w:ascii="Times New Roman" w:hAnsi="Times New Roman" w:cs="Times New Roman"/>
-              </w:rPr>
-              <w:t xml:space="preserve">Positioning </w:t>
-            </w:r>
-            <w:r>
-              <w:rPr>
-                <w:rFonts w:ascii="Times New Roman" w:hAnsi="Times New Roman" w:cs="Times New Roman"/>
+              <w:jc w:val="left"/>
+              <w:rPr>
+                <w:rFonts w:ascii="Times New Roman" w:hAnsi="Times New Roman" w:cs="Times New Roman"/>
+                <w:sz w:val="26"/>
+                <w:szCs w:val="26"/>
+              </w:rPr>
+            </w:pPr>
+            <w:r>
+              <w:rPr>
+                <w:rFonts w:ascii="Times New Roman" w:hAnsi="Times New Roman" w:cs="Times New Roman"/>
+                <w:sz w:val="26"/>
+                <w:szCs w:val="26"/>
+              </w:rPr>
+              <w:t xml:space="preserve">Positioning accuracy docking requirements, </w:t>
+            </w:r>
+            <w:r>
+              <w:rPr>
+                <w:rFonts w:ascii="Times New Roman" w:hAnsi="Times New Roman" w:cs="Times New Roman"/>
+                <w:sz w:val="26"/>
+                <w:szCs w:val="26"/>
               </w:rPr>
               <w:lastRenderedPageBreak/>
-              <w:t>accuracy docking requirements, whether it is necessary to dock equipment or assembly lines, etc.:</w:t>
+              <w:t>whether it is necessary to dock equipment or assembly lines, etc.:</w:t>
             </w:r>
           </w:p>
         </w:tc>
@@ -2916,17 +3958,76 @@
           </w:tcPr>
           <w:p>
             <w:pPr>
-              <w:rPr>
-                <w:rFonts w:ascii="Times New Roman" w:hAnsi="Times New Roman" w:cs="Times New Roman"/>
-              </w:rPr>
-            </w:pPr>
-            <w:r>
-              <w:rPr>
-                <w:rFonts w:ascii="Times New Roman" w:hAnsi="Times New Roman" w:cs="Times New Roman"/>
+              <w:spacing w:line="240" w:lineRule="auto"/>
+              <w:jc w:val="left"/>
+              <w:rPr>
+                <w:rFonts w:ascii="Times New Roman" w:eastAsiaTheme="minorEastAsia" w:hAnsi="Times New Roman" w:cs="Times New Roman"/>
+                <w:sz w:val="26"/>
+                <w:szCs w:val="26"/>
+                <w:lang w:val="en-BE"/>
+              </w:rPr>
+            </w:pPr>
+            <w:r>
+              <w:rPr>
+                <w:rFonts w:ascii="Times New Roman" w:eastAsiaTheme="minorEastAsia" w:hAnsi="Times New Roman" w:cs="Times New Roman"/>
+                <w:sz w:val="26"/>
+                <w:szCs w:val="26"/>
+                <w:lang w:val="en-BE"/>
               </w:rPr>
               <w:lastRenderedPageBreak/>
-              <w:t>{{positioning_req|default('')}}</w:t>
-            </w:r>
+              <w:t>{{</w:t>
+            </w:r>
+            <w:proofErr w:type="spellStart"/>
+            <w:r>
+              <w:rPr>
+                <w:rFonts w:ascii="Times New Roman" w:eastAsiaTheme="minorEastAsia" w:hAnsi="Times New Roman" w:cs="Times New Roman"/>
+                <w:sz w:val="26"/>
+                <w:szCs w:val="26"/>
+                <w:lang w:val="en-BE"/>
+              </w:rPr>
+              <w:t>positioning_req|</w:t>
+            </w:r>
+            <w:proofErr w:type="gramStart"/>
+            <w:r>
+              <w:rPr>
+                <w:rFonts w:ascii="Times New Roman" w:eastAsiaTheme="minorEastAsia" w:hAnsi="Times New Roman" w:cs="Times New Roman"/>
+                <w:sz w:val="26"/>
+                <w:szCs w:val="26"/>
+                <w:lang w:val="en-BE"/>
+              </w:rPr>
+              <w:t>default</w:t>
+            </w:r>
+            <w:proofErr w:type="spellEnd"/>
+            <w:r>
+              <w:rPr>
+                <w:rFonts w:ascii="Times New Roman" w:eastAsiaTheme="minorEastAsia" w:hAnsi="Times New Roman" w:cs="Times New Roman"/>
+                <w:sz w:val="26"/>
+                <w:szCs w:val="26"/>
+                <w:lang w:val="en-BE"/>
+              </w:rPr>
+              <w:t>(</w:t>
+            </w:r>
+            <w:proofErr w:type="gramEnd"/>
+            <w:r>
+              <w:rPr>
+                <w:rFonts w:ascii="Times New Roman" w:eastAsiaTheme="minorEastAsia" w:hAnsi="Times New Roman" w:cs="Times New Roman"/>
+                <w:sz w:val="26"/>
+                <w:szCs w:val="26"/>
+                <w:lang w:val="en-BE"/>
+              </w:rPr>
+              <w:t>‘‘)}}</w:t>
+            </w:r>
+          </w:p>
+          <w:p>
+            <w:pPr>
+              <w:spacing w:line="240" w:lineRule="auto"/>
+              <w:jc w:val="left"/>
+              <w:rPr>
+                <w:rFonts w:ascii="Times New Roman" w:eastAsiaTheme="minorEastAsia" w:hAnsi="Times New Roman" w:cs="Times New Roman"/>
+                <w:sz w:val="26"/>
+                <w:szCs w:val="26"/>
+              </w:rPr>
+            </w:pPr>
           </w:p>
         </w:tc>
         <w:tc>
@@ -2941,8 +4042,11 @@
           <w:p>
             <w:pPr>
               <w:spacing w:line="240" w:lineRule="auto"/>
-              <w:rPr>
-                <w:rFonts w:ascii="Times New Roman" w:eastAsiaTheme="minorEastAsia" w:hAnsi="Times New Roman" w:cs="Times New Roman"/>
+              <w:jc w:val="left"/>
+              <w:rPr>
+                <w:rFonts w:ascii="Times New Roman" w:eastAsiaTheme="minorEastAsia" w:hAnsi="Times New Roman" w:cs="Times New Roman"/>
+                <w:sz w:val="26"/>
+                <w:szCs w:val="26"/>
               </w:rPr>
             </w:pPr>
           </w:p>
@@ -2963,8 +4067,11 @@
           <w:p>
             <w:pPr>
               <w:spacing w:line="240" w:lineRule="auto"/>
-              <w:rPr>
-                <w:rFonts w:ascii="Times New Roman" w:eastAsiaTheme="minorEastAsia" w:hAnsi="Times New Roman" w:cs="Times New Roman"/>
+              <w:jc w:val="left"/>
+              <w:rPr>
+                <w:rFonts w:ascii="Times New Roman" w:eastAsiaTheme="minorEastAsia" w:hAnsi="Times New Roman" w:cs="Times New Roman"/>
+                <w:sz w:val="26"/>
+                <w:szCs w:val="26"/>
               </w:rPr>
             </w:pPr>
           </w:p>
@@ -2978,8 +4085,11 @@
           <w:p>
             <w:pPr>
               <w:spacing w:line="240" w:lineRule="auto"/>
-              <w:rPr>
-                <w:rFonts w:ascii="Times New Roman" w:hAnsi="Times New Roman" w:cs="Times New Roman"/>
+              <w:jc w:val="left"/>
+              <w:rPr>
+                <w:rFonts w:ascii="Times New Roman" w:hAnsi="Times New Roman" w:cs="Times New Roman"/>
+                <w:sz w:val="26"/>
+                <w:szCs w:val="26"/>
               </w:rPr>
             </w:pPr>
           </w:p>
@@ -2995,15 +4105,38 @@
           <w:p>
             <w:pPr>
               <w:spacing w:line="240" w:lineRule="auto"/>
-              <w:rPr>
-                <w:rFonts w:ascii="Times New Roman" w:hAnsi="Times New Roman" w:cs="Times New Roman"/>
-              </w:rPr>
-            </w:pPr>
-            <w:r>
-              <w:rPr>
-                <w:rFonts w:ascii="Times New Roman" w:hAnsi="Times New Roman" w:cs="Times New Roman"/>
-              </w:rPr>
-              <w:t>Whether there are related equipment that needs to be docked (elevators, robotic arms, roller shutter doors, telescopic doors, vertical warehouses, winding machines, etc.), etc.:</w:t>
+              <w:jc w:val="left"/>
+              <w:rPr>
+                <w:rFonts w:ascii="Times New Roman" w:hAnsi="Times New Roman" w:cs="Times New Roman"/>
+                <w:sz w:val="26"/>
+                <w:szCs w:val="26"/>
+              </w:rPr>
+            </w:pPr>
+            <w:r>
+              <w:rPr>
+                <w:rFonts w:ascii="Times New Roman" w:hAnsi="Times New Roman" w:cs="Times New Roman"/>
+                <w:sz w:val="26"/>
+                <w:szCs w:val="26"/>
+              </w:rPr>
+              <w:t xml:space="preserve">Whether there </w:t>
+            </w:r>
+            <w:proofErr w:type="gramStart"/>
+            <w:r>
+              <w:rPr>
+                <w:rFonts w:ascii="Times New Roman" w:hAnsi="Times New Roman" w:cs="Times New Roman"/>
+                <w:sz w:val="26"/>
+                <w:szCs w:val="26"/>
+              </w:rPr>
+              <w:t>are</w:t>
+            </w:r>
+            <w:proofErr w:type="gramEnd"/>
+            <w:r>
+              <w:rPr>
+                <w:rFonts w:ascii="Times New Roman" w:hAnsi="Times New Roman" w:cs="Times New Roman"/>
+                <w:sz w:val="26"/>
+                <w:szCs w:val="26"/>
+              </w:rPr>
+              <w:t xml:space="preserve"> related equipment that needs to be docked (elevators, robotic arms, roller shutter doors, telescopic doors, vertical warehouses, winding machines, etc.), etc.:</w:t>
             </w:r>
           </w:p>
         </w:tc>
@@ -3018,16 +4151,75 @@
           </w:tcPr>
           <w:p>
             <w:pPr>
-              <w:rPr>
-                <w:rFonts w:ascii="Times New Roman" w:hAnsi="Times New Roman" w:cs="Times New Roman"/>
-              </w:rPr>
-            </w:pPr>
-            <w:r>
-              <w:rPr>
-                <w:rFonts w:ascii="Times New Roman" w:hAnsi="Times New Roman" w:cs="Times New Roman"/>
-              </w:rPr>
-              <w:t>{{docking_equipment|default('')}}</w:t>
-            </w:r>
+              <w:spacing w:line="240" w:lineRule="auto"/>
+              <w:jc w:val="left"/>
+              <w:rPr>
+                <w:rFonts w:ascii="Times New Roman" w:eastAsiaTheme="minorEastAsia" w:hAnsi="Times New Roman" w:cs="Times New Roman"/>
+                <w:sz w:val="26"/>
+                <w:szCs w:val="26"/>
+                <w:lang w:val="en-BE"/>
+              </w:rPr>
+            </w:pPr>
+            <w:r>
+              <w:rPr>
+                <w:rFonts w:ascii="Times New Roman" w:eastAsiaTheme="minorEastAsia" w:hAnsi="Times New Roman" w:cs="Times New Roman"/>
+                <w:sz w:val="26"/>
+                <w:szCs w:val="26"/>
+                <w:lang w:val="en-BE"/>
+              </w:rPr>
+              <w:t>{{</w:t>
+            </w:r>
+            <w:proofErr w:type="spellStart"/>
+            <w:r>
+              <w:rPr>
+                <w:rFonts w:ascii="Times New Roman" w:eastAsiaTheme="minorEastAsia" w:hAnsi="Times New Roman" w:cs="Times New Roman"/>
+                <w:sz w:val="26"/>
+                <w:szCs w:val="26"/>
+                <w:lang w:val="en-BE"/>
+              </w:rPr>
+              <w:t>docking_equipment|</w:t>
+            </w:r>
+            <w:proofErr w:type="gramStart"/>
+            <w:r>
+              <w:rPr>
+                <w:rFonts w:ascii="Times New Roman" w:eastAsiaTheme="minorEastAsia" w:hAnsi="Times New Roman" w:cs="Times New Roman"/>
+                <w:sz w:val="26"/>
+                <w:szCs w:val="26"/>
+                <w:lang w:val="en-BE"/>
+              </w:rPr>
+              <w:t>default</w:t>
+            </w:r>
+            <w:proofErr w:type="spellEnd"/>
+            <w:r>
+              <w:rPr>
+                <w:rFonts w:ascii="Times New Roman" w:eastAsiaTheme="minorEastAsia" w:hAnsi="Times New Roman" w:cs="Times New Roman"/>
+                <w:sz w:val="26"/>
+                <w:szCs w:val="26"/>
+                <w:lang w:val="en-BE"/>
+              </w:rPr>
+              <w:t>(</w:t>
+            </w:r>
+            <w:proofErr w:type="gramEnd"/>
+            <w:r>
+              <w:rPr>
+                <w:rFonts w:ascii="Times New Roman" w:eastAsiaTheme="minorEastAsia" w:hAnsi="Times New Roman" w:cs="Times New Roman"/>
+                <w:sz w:val="26"/>
+                <w:szCs w:val="26"/>
+                <w:lang w:val="en-BE"/>
+              </w:rPr>
+              <w:t>‘‘)}}</w:t>
+            </w:r>
+          </w:p>
+          <w:p>
+            <w:pPr>
+              <w:spacing w:line="240" w:lineRule="auto"/>
+              <w:jc w:val="left"/>
+              <w:rPr>
+                <w:rFonts w:ascii="Times New Roman" w:eastAsiaTheme="minorEastAsia" w:hAnsi="Times New Roman" w:cs="Times New Roman"/>
+                <w:sz w:val="26"/>
+                <w:szCs w:val="26"/>
+              </w:rPr>
+            </w:pPr>
           </w:p>
         </w:tc>
         <w:tc>
@@ -3039,8 +4231,11 @@
           <w:p>
             <w:pPr>
               <w:spacing w:line="240" w:lineRule="auto"/>
-              <w:rPr>
-                <w:rFonts w:ascii="Times New Roman" w:eastAsiaTheme="minorEastAsia" w:hAnsi="Times New Roman" w:cs="Times New Roman"/>
+              <w:jc w:val="left"/>
+              <w:rPr>
+                <w:rFonts w:ascii="Times New Roman" w:eastAsiaTheme="minorEastAsia" w:hAnsi="Times New Roman" w:cs="Times New Roman"/>
+                <w:sz w:val="26"/>
+                <w:szCs w:val="26"/>
               </w:rPr>
             </w:pPr>
           </w:p>
@@ -3061,8 +4256,11 @@
           <w:p>
             <w:pPr>
               <w:spacing w:line="240" w:lineRule="auto"/>
-              <w:rPr>
-                <w:rFonts w:ascii="Times New Roman" w:eastAsiaTheme="minorEastAsia" w:hAnsi="Times New Roman" w:cs="Times New Roman"/>
+              <w:jc w:val="left"/>
+              <w:rPr>
+                <w:rFonts w:ascii="Times New Roman" w:eastAsiaTheme="minorEastAsia" w:hAnsi="Times New Roman" w:cs="Times New Roman"/>
+                <w:sz w:val="26"/>
+                <w:szCs w:val="26"/>
               </w:rPr>
             </w:pPr>
           </w:p>
@@ -3076,8 +4274,11 @@
           <w:p>
             <w:pPr>
               <w:spacing w:line="240" w:lineRule="auto"/>
-              <w:rPr>
-                <w:rFonts w:ascii="Times New Roman" w:hAnsi="Times New Roman" w:cs="Times New Roman"/>
+              <w:jc w:val="left"/>
+              <w:rPr>
+                <w:rFonts w:ascii="Times New Roman" w:hAnsi="Times New Roman" w:cs="Times New Roman"/>
+                <w:sz w:val="26"/>
+                <w:szCs w:val="26"/>
               </w:rPr>
             </w:pPr>
           </w:p>
@@ -3093,19 +4294,26 @@
           <w:p>
             <w:pPr>
               <w:spacing w:line="240" w:lineRule="auto"/>
-              <w:rPr>
-                <w:rFonts w:ascii="Times New Roman" w:hAnsi="Times New Roman" w:cs="Times New Roman"/>
-              </w:rPr>
-            </w:pPr>
-            <w:r>
-              <w:rPr>
-                <w:rFonts w:ascii="Times New Roman" w:hAnsi="Times New Roman" w:cs="Times New Roman"/>
+              <w:jc w:val="left"/>
+              <w:rPr>
+                <w:rFonts w:ascii="Times New Roman" w:hAnsi="Times New Roman" w:cs="Times New Roman"/>
+                <w:sz w:val="26"/>
+                <w:szCs w:val="26"/>
+              </w:rPr>
+            </w:pPr>
+            <w:r>
+              <w:rPr>
+                <w:rFonts w:ascii="Times New Roman" w:hAnsi="Times New Roman" w:cs="Times New Roman"/>
+                <w:sz w:val="26"/>
+                <w:szCs w:val="26"/>
               </w:rPr>
               <w:t>Other</w:t>
             </w:r>
             <w:r>
               <w:rPr>
                 <w:rFonts w:ascii="Times New Roman" w:hAnsi="Times New Roman" w:cs="Times New Roman"/>
+                <w:sz w:val="26"/>
+                <w:szCs w:val="26"/>
               </w:rPr>
               <w:t>：</w:t>
             </w:r>
@@ -3122,29 +4330,92 @@
           </w:tcPr>
           <w:p>
             <w:pPr>
-              <w:rPr>
-                <w:rFonts w:ascii="Times New Roman" w:hAnsi="Times New Roman" w:cs="Times New Roman"/>
-              </w:rPr>
-            </w:pPr>
-            <w:r>
-              <w:rPr>
-                <w:rFonts w:ascii="Times New Roman" w:hAnsi="Times New Roman" w:cs="Times New Roman"/>
-              </w:rPr>
-              <w:t>Other AGVs / AMRs: {{other_agvs|default('')}}</w:t>
-            </w:r>
-            <w:r>
-              <w:rPr>
-                <w:rFonts w:ascii="Times New Roman" w:hAnsi="Times New Roman" w:cs="Times New Roman"/>
+              <w:jc w:val="left"/>
+              <w:rPr>
+                <w:rFonts w:ascii="Times New Roman" w:hAnsi="Times New Roman" w:cs="Times New Roman"/>
+                <w:sz w:val="26"/>
+                <w:szCs w:val="26"/>
+              </w:rPr>
+            </w:pPr>
+            <w:r>
+              <w:rPr>
+                <w:rFonts w:ascii="Times New Roman" w:hAnsi="Times New Roman" w:cs="Times New Roman"/>
+                <w:sz w:val="26"/>
+                <w:szCs w:val="26"/>
+              </w:rPr>
+              <w:t>Other AGVs / AMRs: {{other_agvs|</w:t>
+            </w:r>
+            <w:proofErr w:type="gramStart"/>
+            <w:r>
+              <w:rPr>
+                <w:rFonts w:ascii="Times New Roman" w:hAnsi="Times New Roman" w:cs="Times New Roman"/>
+                <w:sz w:val="26"/>
+                <w:szCs w:val="26"/>
+              </w:rPr>
+              <w:t>default(</w:t>
+            </w:r>
+            <w:proofErr w:type="gramEnd"/>
+            <w:r>
+              <w:rPr>
+                <w:rFonts w:ascii="Times New Roman" w:hAnsi="Times New Roman" w:cs="Times New Roman"/>
+                <w:sz w:val="26"/>
+                <w:szCs w:val="26"/>
+              </w:rPr>
+              <w:t>'')}}</w:t>
+            </w:r>
+            <w:r>
+              <w:rPr>
+                <w:rFonts w:ascii="Times New Roman" w:hAnsi="Times New Roman" w:cs="Times New Roman"/>
+                <w:sz w:val="26"/>
+                <w:szCs w:val="26"/>
               </w:rPr>
               <w:br/>
-              <w:t>Other Traffic (Trucks/Forklifts/Pedestrians): {{other_traffic|default('')}}</w:t>
-            </w:r>
-            <w:r>
-              <w:rPr>
-                <w:rFonts w:ascii="Times New Roman" w:hAnsi="Times New Roman" w:cs="Times New Roman"/>
+              <w:t>Other Traffic (Trucks/Forklifts/Pedestrians): {{other_traffic|</w:t>
+            </w:r>
+            <w:proofErr w:type="gramStart"/>
+            <w:r>
+              <w:rPr>
+                <w:rFonts w:ascii="Times New Roman" w:hAnsi="Times New Roman" w:cs="Times New Roman"/>
+                <w:sz w:val="26"/>
+                <w:szCs w:val="26"/>
+              </w:rPr>
+              <w:t>default(</w:t>
+            </w:r>
+            <w:proofErr w:type="gramEnd"/>
+            <w:r>
+              <w:rPr>
+                <w:rFonts w:ascii="Times New Roman" w:hAnsi="Times New Roman" w:cs="Times New Roman"/>
+                <w:sz w:val="26"/>
+                <w:szCs w:val="26"/>
+              </w:rPr>
+              <w:t>'')}}</w:t>
+            </w:r>
+            <w:r>
+              <w:rPr>
+                <w:rFonts w:ascii="Times New Roman" w:hAnsi="Times New Roman" w:cs="Times New Roman"/>
+                <w:sz w:val="26"/>
+                <w:szCs w:val="26"/>
               </w:rPr>
               <w:br/>
-              <w:t>Ground Gaps / Depressions: {{ground_gaps_mm|default('')}} mm</w:t>
+              <w:t>Ground Gaps / Depressions: {{ground_gaps_mm|</w:t>
+            </w:r>
+            <w:proofErr w:type="gramStart"/>
+            <w:r>
+              <w:rPr>
+                <w:rFonts w:ascii="Times New Roman" w:hAnsi="Times New Roman" w:cs="Times New Roman"/>
+                <w:sz w:val="26"/>
+                <w:szCs w:val="26"/>
+              </w:rPr>
+              <w:t>default(</w:t>
+            </w:r>
+            <w:proofErr w:type="gramEnd"/>
+            <w:r>
+              <w:rPr>
+                <w:rFonts w:ascii="Times New Roman" w:hAnsi="Times New Roman" w:cs="Times New Roman"/>
+                <w:sz w:val="26"/>
+                <w:szCs w:val="26"/>
+              </w:rPr>
+              <w:t>'')}} mm</w:t>
             </w:r>
           </w:p>
         </w:tc>
@@ -3157,8 +4428,11 @@
           <w:p>
             <w:pPr>
               <w:spacing w:line="240" w:lineRule="auto"/>
-              <w:rPr>
-                <w:rFonts w:ascii="Times New Roman" w:eastAsiaTheme="minorEastAsia" w:hAnsi="Times New Roman" w:cs="Times New Roman"/>
+              <w:jc w:val="left"/>
+              <w:rPr>
+                <w:rFonts w:ascii="Times New Roman" w:eastAsiaTheme="minorEastAsia" w:hAnsi="Times New Roman" w:cs="Times New Roman"/>
+                <w:sz w:val="26"/>
+                <w:szCs w:val="26"/>
               </w:rPr>
             </w:pPr>
           </w:p>
@@ -3179,8 +4453,11 @@
           <w:p>
             <w:pPr>
               <w:spacing w:line="240" w:lineRule="auto"/>
-              <w:rPr>
-                <w:rFonts w:ascii="Times New Roman" w:eastAsiaTheme="minorEastAsia" w:hAnsi="Times New Roman" w:cs="Times New Roman"/>
+              <w:jc w:val="left"/>
+              <w:rPr>
+                <w:rFonts w:ascii="Times New Roman" w:eastAsiaTheme="minorEastAsia" w:hAnsi="Times New Roman" w:cs="Times New Roman"/>
+                <w:sz w:val="26"/>
+                <w:szCs w:val="26"/>
               </w:rPr>
             </w:pPr>
           </w:p>
@@ -3194,8 +4471,11 @@
           <w:p>
             <w:pPr>
               <w:spacing w:line="240" w:lineRule="auto"/>
-              <w:rPr>
-                <w:rFonts w:ascii="Times New Roman" w:hAnsi="Times New Roman" w:cs="Times New Roman"/>
+              <w:jc w:val="left"/>
+              <w:rPr>
+                <w:rFonts w:ascii="Times New Roman" w:hAnsi="Times New Roman" w:cs="Times New Roman"/>
+                <w:sz w:val="26"/>
+                <w:szCs w:val="26"/>
               </w:rPr>
             </w:pPr>
           </w:p>
@@ -3211,19 +4491,36 @@
           <w:p>
             <w:pPr>
               <w:spacing w:line="240" w:lineRule="auto"/>
-              <w:rPr>
-                <w:rFonts w:ascii="Times New Roman" w:hAnsi="Times New Roman" w:cs="Times New Roman"/>
-              </w:rPr>
-            </w:pPr>
-            <w:r>
-              <w:rPr>
-                <w:rFonts w:ascii="Times New Roman" w:hAnsi="Times New Roman" w:cs="Times New Roman"/>
-              </w:rPr>
-              <w:t>Explosion-proof level, low/high temperature adaptability, unmanned degree (fully automatic/semi-automatic), remote monitoring requirements, customized appearance and logo, etc</w:t>
-            </w:r>
-            <w:r>
-              <w:rPr>
-                <w:rFonts w:ascii="Times New Roman" w:hAnsi="Times New Roman" w:cs="Times New Roman"/>
+              <w:jc w:val="left"/>
+              <w:rPr>
+                <w:rFonts w:ascii="Times New Roman" w:hAnsi="Times New Roman" w:cs="Times New Roman"/>
+                <w:sz w:val="26"/>
+                <w:szCs w:val="26"/>
+              </w:rPr>
+            </w:pPr>
+            <w:r>
+              <w:rPr>
+                <w:rFonts w:ascii="Times New Roman" w:hAnsi="Times New Roman" w:cs="Times New Roman"/>
+                <w:sz w:val="26"/>
+                <w:szCs w:val="26"/>
+              </w:rPr>
+              <w:t xml:space="preserve">Explosion-proof level, low/high temperature adaptability, unmanned degree (fully automatic/semi-automatic), remote monitoring requirements, customized appearance and logo, </w:t>
+            </w:r>
+            <w:proofErr w:type="spellStart"/>
+            <w:r>
+              <w:rPr>
+                <w:rFonts w:ascii="Times New Roman" w:hAnsi="Times New Roman" w:cs="Times New Roman"/>
+                <w:sz w:val="26"/>
+                <w:szCs w:val="26"/>
+              </w:rPr>
+              <w:t>etc</w:t>
+            </w:r>
+            <w:proofErr w:type="spellEnd"/>
+            <w:r>
+              <w:rPr>
+                <w:rFonts w:ascii="Times New Roman" w:hAnsi="Times New Roman" w:cs="Times New Roman"/>
+                <w:sz w:val="26"/>
+                <w:szCs w:val="26"/>
               </w:rPr>
               <w:t>：</w:t>
             </w:r>
@@ -3240,16 +4537,75 @@
           </w:tcPr>
           <w:p>
             <w:pPr>
-              <w:rPr>
-                <w:rFonts w:ascii="Times New Roman" w:hAnsi="Times New Roman" w:cs="Times New Roman"/>
-              </w:rPr>
-            </w:pPr>
-            <w:r>
-              <w:rPr>
-                <w:rFonts w:ascii="Times New Roman" w:hAnsi="Times New Roman" w:cs="Times New Roman"/>
-              </w:rPr>
-              <w:t>{{special_demand|default('')}}</w:t>
-            </w:r>
+              <w:spacing w:line="240" w:lineRule="auto"/>
+              <w:jc w:val="left"/>
+              <w:rPr>
+                <w:rFonts w:ascii="Times New Roman" w:eastAsiaTheme="minorEastAsia" w:hAnsi="Times New Roman" w:cs="Times New Roman"/>
+                <w:sz w:val="26"/>
+                <w:szCs w:val="26"/>
+                <w:lang w:val="en-BE"/>
+              </w:rPr>
+            </w:pPr>
+            <w:r>
+              <w:rPr>
+                <w:rFonts w:ascii="Times New Roman" w:eastAsiaTheme="minorEastAsia" w:hAnsi="Times New Roman" w:cs="Times New Roman"/>
+                <w:sz w:val="26"/>
+                <w:szCs w:val="26"/>
+                <w:lang w:val="en-BE"/>
+              </w:rPr>
+              <w:t>{{</w:t>
+            </w:r>
+            <w:proofErr w:type="spellStart"/>
+            <w:r>
+              <w:rPr>
+                <w:rFonts w:ascii="Times New Roman" w:eastAsiaTheme="minorEastAsia" w:hAnsi="Times New Roman" w:cs="Times New Roman"/>
+                <w:sz w:val="26"/>
+                <w:szCs w:val="26"/>
+                <w:lang w:val="en-BE"/>
+              </w:rPr>
+              <w:t>special_demand|</w:t>
+            </w:r>
+            <w:proofErr w:type="gramStart"/>
+            <w:r>
+              <w:rPr>
+                <w:rFonts w:ascii="Times New Roman" w:eastAsiaTheme="minorEastAsia" w:hAnsi="Times New Roman" w:cs="Times New Roman"/>
+                <w:sz w:val="26"/>
+                <w:szCs w:val="26"/>
+                <w:lang w:val="en-BE"/>
+              </w:rPr>
+              <w:t>default</w:t>
+            </w:r>
+            <w:proofErr w:type="spellEnd"/>
+            <w:r>
+              <w:rPr>
+                <w:rFonts w:ascii="Times New Roman" w:eastAsiaTheme="minorEastAsia" w:hAnsi="Times New Roman" w:cs="Times New Roman"/>
+                <w:sz w:val="26"/>
+                <w:szCs w:val="26"/>
+                <w:lang w:val="en-BE"/>
+              </w:rPr>
+              <w:t>(</w:t>
+            </w:r>
+            <w:proofErr w:type="gramEnd"/>
+            <w:r>
+              <w:rPr>
+                <w:rFonts w:ascii="Times New Roman" w:eastAsiaTheme="minorEastAsia" w:hAnsi="Times New Roman" w:cs="Times New Roman"/>
+                <w:sz w:val="26"/>
+                <w:szCs w:val="26"/>
+                <w:lang w:val="en-BE"/>
+              </w:rPr>
+              <w:t>‘‘)}}</w:t>
+            </w:r>
+          </w:p>
+          <w:p>
+            <w:pPr>
+              <w:spacing w:line="240" w:lineRule="auto"/>
+              <w:jc w:val="left"/>
+              <w:rPr>
+                <w:rFonts w:ascii="Times New Roman" w:eastAsiaTheme="minorEastAsia" w:hAnsi="Times New Roman" w:cs="Times New Roman"/>
+                <w:sz w:val="26"/>
+                <w:szCs w:val="26"/>
+              </w:rPr>
+            </w:pPr>
           </w:p>
         </w:tc>
         <w:tc>
@@ -3261,8 +4617,11 @@
           <w:p>
             <w:pPr>
               <w:spacing w:line="240" w:lineRule="auto"/>
-              <w:rPr>
-                <w:rFonts w:ascii="Times New Roman" w:eastAsiaTheme="minorEastAsia" w:hAnsi="Times New Roman" w:cs="Times New Roman"/>
+              <w:jc w:val="left"/>
+              <w:rPr>
+                <w:rFonts w:ascii="Times New Roman" w:eastAsiaTheme="minorEastAsia" w:hAnsi="Times New Roman" w:cs="Times New Roman"/>
+                <w:sz w:val="26"/>
+                <w:szCs w:val="26"/>
               </w:rPr>
             </w:pPr>
           </w:p>
@@ -3283,8 +4642,11 @@
           <w:p>
             <w:pPr>
               <w:spacing w:line="240" w:lineRule="auto"/>
-              <w:rPr>
-                <w:rFonts w:ascii="Times New Roman" w:eastAsiaTheme="minorEastAsia" w:hAnsi="Times New Roman" w:cs="Times New Roman"/>
+              <w:jc w:val="left"/>
+              <w:rPr>
+                <w:rFonts w:ascii="Times New Roman" w:eastAsiaTheme="minorEastAsia" w:hAnsi="Times New Roman" w:cs="Times New Roman"/>
+                <w:sz w:val="26"/>
+                <w:szCs w:val="26"/>
               </w:rPr>
             </w:pPr>
           </w:p>
@@ -3298,8 +4660,11 @@
           <w:p>
             <w:pPr>
               <w:spacing w:line="240" w:lineRule="auto"/>
-              <w:rPr>
-                <w:rFonts w:ascii="Times New Roman" w:hAnsi="Times New Roman" w:cs="Times New Roman"/>
+              <w:jc w:val="left"/>
+              <w:rPr>
+                <w:rFonts w:ascii="Times New Roman" w:hAnsi="Times New Roman" w:cs="Times New Roman"/>
+                <w:sz w:val="26"/>
+                <w:szCs w:val="26"/>
               </w:rPr>
             </w:pPr>
           </w:p>
@@ -3315,24 +4680,33 @@
           <w:p>
             <w:pPr>
               <w:spacing w:line="240" w:lineRule="auto"/>
-              <w:rPr>
-                <w:rFonts w:ascii="Times New Roman" w:eastAsiaTheme="minorEastAsia" w:hAnsi="Times New Roman" w:cs="Times New Roman"/>
-              </w:rPr>
-            </w:pPr>
-          </w:p>
-          <w:p>
-            <w:pPr>
-              <w:spacing w:line="240" w:lineRule="auto"/>
-              <w:rPr>
-                <w:rFonts w:ascii="Times New Roman" w:eastAsiaTheme="minorEastAsia" w:hAnsi="Times New Roman" w:cs="Times New Roman"/>
-              </w:rPr>
-            </w:pPr>
-          </w:p>
-          <w:p>
-            <w:pPr>
-              <w:spacing w:line="240" w:lineRule="auto"/>
-              <w:rPr>
-                <w:rFonts w:ascii="Times New Roman" w:hAnsi="Times New Roman" w:cs="Times New Roman"/>
+              <w:jc w:val="left"/>
+              <w:rPr>
+                <w:rFonts w:ascii="Times New Roman" w:eastAsiaTheme="minorEastAsia" w:hAnsi="Times New Roman" w:cs="Times New Roman"/>
+                <w:sz w:val="26"/>
+                <w:szCs w:val="26"/>
+              </w:rPr>
+            </w:pPr>
+          </w:p>
+          <w:p>
+            <w:pPr>
+              <w:spacing w:line="240" w:lineRule="auto"/>
+              <w:jc w:val="left"/>
+              <w:rPr>
+                <w:rFonts w:ascii="Times New Roman" w:eastAsiaTheme="minorEastAsia" w:hAnsi="Times New Roman" w:cs="Times New Roman"/>
+                <w:sz w:val="26"/>
+                <w:szCs w:val="26"/>
+              </w:rPr>
+            </w:pPr>
+          </w:p>
+          <w:p>
+            <w:pPr>
+              <w:spacing w:line="240" w:lineRule="auto"/>
+              <w:jc w:val="left"/>
+              <w:rPr>
+                <w:rFonts w:ascii="Times New Roman" w:hAnsi="Times New Roman" w:cs="Times New Roman"/>
+                <w:sz w:val="26"/>
+                <w:szCs w:val="26"/>
               </w:rPr>
             </w:pPr>
           </w:p>
@@ -3348,24 +4722,156 @@
           </w:tcPr>
           <w:p>
             <w:pPr>
-              <w:rPr>
-                <w:rFonts w:ascii="Times New Roman" w:hAnsi="Times New Roman" w:cs="Times New Roman"/>
-              </w:rPr>
-            </w:pPr>
-            <w:r>
-              <w:rPr>
-                <w:rFonts w:ascii="Times New Roman" w:hAnsi="Times New Roman" w:cs="Times New Roman"/>
-              </w:rPr>
-              <w:lastRenderedPageBreak/>
-              <w:t xml:space="preserve">{{vehicle_type|default('')}} / {{goods_weight_dim|default('')}} / </w:t>
-            </w:r>
-            <w:r>
-              <w:rPr>
-                <w:rFonts w:ascii="Times New Roman" w:hAnsi="Times New Roman" w:cs="Times New Roman"/>
-              </w:rPr>
-              <w:lastRenderedPageBreak/>
-              <w:t>{{efficiency_req|default('')}}</w:t>
-            </w:r>
+              <w:spacing w:line="240" w:lineRule="auto"/>
+              <w:jc w:val="left"/>
+              <w:rPr>
+                <w:rFonts w:ascii="Times New Roman" w:eastAsiaTheme="minorEastAsia" w:hAnsi="Times New Roman" w:cs="Times New Roman"/>
+                <w:sz w:val="26"/>
+                <w:szCs w:val="26"/>
+                <w:lang w:val="en-BE"/>
+              </w:rPr>
+            </w:pPr>
+            <w:r>
+              <w:rPr>
+                <w:rFonts w:ascii="Times New Roman" w:eastAsiaTheme="minorEastAsia" w:hAnsi="Times New Roman" w:cs="Times New Roman"/>
+                <w:sz w:val="26"/>
+                <w:szCs w:val="26"/>
+                <w:lang w:val="en-BE"/>
+              </w:rPr>
+              <w:t>{{</w:t>
+            </w:r>
+            <w:proofErr w:type="spellStart"/>
+            <w:r>
+              <w:rPr>
+                <w:rFonts w:ascii="Times New Roman" w:eastAsiaTheme="minorEastAsia" w:hAnsi="Times New Roman" w:cs="Times New Roman"/>
+                <w:sz w:val="26"/>
+                <w:szCs w:val="26"/>
+                <w:lang w:val="en-BE"/>
+              </w:rPr>
+              <w:t>vehicle_type|</w:t>
+            </w:r>
+            <w:proofErr w:type="gramStart"/>
+            <w:r>
+              <w:rPr>
+                <w:rFonts w:ascii="Times New Roman" w:eastAsiaTheme="minorEastAsia" w:hAnsi="Times New Roman" w:cs="Times New Roman"/>
+                <w:sz w:val="26"/>
+                <w:szCs w:val="26"/>
+                <w:lang w:val="en-BE"/>
+              </w:rPr>
+              <w:t>default</w:t>
+            </w:r>
+            <w:proofErr w:type="spellEnd"/>
+            <w:r>
+              <w:rPr>
+                <w:rFonts w:ascii="Times New Roman" w:eastAsiaTheme="minorEastAsia" w:hAnsi="Times New Roman" w:cs="Times New Roman"/>
+                <w:sz w:val="26"/>
+                <w:szCs w:val="26"/>
+                <w:lang w:val="en-BE"/>
+              </w:rPr>
+              <w:t>(</w:t>
+            </w:r>
+            <w:proofErr w:type="gramEnd"/>
+            <w:r>
+              <w:rPr>
+                <w:rFonts w:ascii="Times New Roman" w:eastAsiaTheme="minorEastAsia" w:hAnsi="Times New Roman" w:cs="Times New Roman"/>
+                <w:sz w:val="26"/>
+                <w:szCs w:val="26"/>
+                <w:lang w:val="en-BE"/>
+              </w:rPr>
+              <w:t>‘‘)}} / {{</w:t>
+            </w:r>
+            <w:proofErr w:type="spellStart"/>
+            <w:r>
+              <w:rPr>
+                <w:rFonts w:ascii="Times New Roman" w:eastAsiaTheme="minorEastAsia" w:hAnsi="Times New Roman" w:cs="Times New Roman"/>
+                <w:sz w:val="26"/>
+                <w:szCs w:val="26"/>
+                <w:lang w:val="en-BE"/>
+              </w:rPr>
+              <w:t>goods_weight_dim|</w:t>
+            </w:r>
+            <w:proofErr w:type="gramStart"/>
+            <w:r>
+              <w:rPr>
+                <w:rFonts w:ascii="Times New Roman" w:eastAsiaTheme="minorEastAsia" w:hAnsi="Times New Roman" w:cs="Times New Roman"/>
+                <w:sz w:val="26"/>
+                <w:szCs w:val="26"/>
+                <w:lang w:val="en-BE"/>
+              </w:rPr>
+              <w:t>default</w:t>
+            </w:r>
+            <w:proofErr w:type="spellEnd"/>
+            <w:r>
+              <w:rPr>
+                <w:rFonts w:ascii="Times New Roman" w:eastAsiaTheme="minorEastAsia" w:hAnsi="Times New Roman" w:cs="Times New Roman"/>
+                <w:sz w:val="26"/>
+                <w:szCs w:val="26"/>
+                <w:lang w:val="en-BE"/>
+              </w:rPr>
+              <w:t>(</w:t>
+            </w:r>
+            <w:proofErr w:type="gramEnd"/>
+            <w:r>
+              <w:rPr>
+                <w:rFonts w:ascii="Times New Roman" w:eastAsiaTheme="minorEastAsia" w:hAnsi="Times New Roman" w:cs="Times New Roman"/>
+                <w:sz w:val="26"/>
+                <w:szCs w:val="26"/>
+                <w:lang w:val="en-BE"/>
+              </w:rPr>
+              <w:t>‘‘)}} / {{</w:t>
+            </w:r>
+            <w:proofErr w:type="spellStart"/>
+            <w:r>
+              <w:rPr>
+                <w:rFonts w:ascii="Times New Roman" w:eastAsiaTheme="minorEastAsia" w:hAnsi="Times New Roman" w:cs="Times New Roman"/>
+                <w:sz w:val="26"/>
+                <w:szCs w:val="26"/>
+                <w:lang w:val="en-BE"/>
+              </w:rPr>
+              <w:t>efficiency_req|</w:t>
+            </w:r>
+            <w:proofErr w:type="gramStart"/>
+            <w:r>
+              <w:rPr>
+                <w:rFonts w:ascii="Times New Roman" w:eastAsiaTheme="minorEastAsia" w:hAnsi="Times New Roman" w:cs="Times New Roman"/>
+                <w:sz w:val="26"/>
+                <w:szCs w:val="26"/>
+                <w:lang w:val="en-BE"/>
+              </w:rPr>
+              <w:t>default</w:t>
+            </w:r>
+            <w:proofErr w:type="spellEnd"/>
+            <w:r>
+              <w:rPr>
+                <w:rFonts w:ascii="Times New Roman" w:eastAsiaTheme="minorEastAsia" w:hAnsi="Times New Roman" w:cs="Times New Roman"/>
+                <w:sz w:val="26"/>
+                <w:szCs w:val="26"/>
+                <w:lang w:val="en-BE"/>
+              </w:rPr>
+              <w:t>(</w:t>
+            </w:r>
+            <w:proofErr w:type="gramEnd"/>
+            <w:r>
+              <w:rPr>
+                <w:rFonts w:ascii="Times New Roman" w:eastAsiaTheme="minorEastAsia" w:hAnsi="Times New Roman" w:cs="Times New Roman"/>
+                <w:sz w:val="26"/>
+                <w:szCs w:val="26"/>
+                <w:lang w:val="en-BE"/>
+              </w:rPr>
+              <w:t>‘‘)}}</w:t>
+            </w:r>
+          </w:p>
+          <w:p>
+            <w:pPr>
+              <w:spacing w:line="240" w:lineRule="auto"/>
+              <w:jc w:val="left"/>
+              <w:rPr>
+                <w:rFonts w:ascii="Times New Roman" w:eastAsiaTheme="minorEastAsia" w:hAnsi="Times New Roman" w:cs="Times New Roman"/>
+                <w:sz w:val="26"/>
+                <w:szCs w:val="26"/>
+                <w:lang w:val="en-BE"/>
+              </w:rPr>
+            </w:pPr>
           </w:p>
         </w:tc>
         <w:tc>
@@ -3377,8 +4883,11 @@
           <w:p>
             <w:pPr>
               <w:spacing w:line="240" w:lineRule="auto"/>
-              <w:rPr>
-                <w:rFonts w:ascii="Times New Roman" w:eastAsiaTheme="minorEastAsia" w:hAnsi="Times New Roman" w:cs="Times New Roman"/>
+              <w:jc w:val="left"/>
+              <w:rPr>
+                <w:rFonts w:ascii="Times New Roman" w:eastAsiaTheme="minorEastAsia" w:hAnsi="Times New Roman" w:cs="Times New Roman"/>
+                <w:sz w:val="26"/>
+                <w:szCs w:val="26"/>
               </w:rPr>
             </w:pPr>
           </w:p>
@@ -3399,8 +4908,11 @@
           <w:p>
             <w:pPr>
               <w:spacing w:line="240" w:lineRule="auto"/>
-              <w:rPr>
-                <w:rFonts w:ascii="Times New Roman" w:eastAsiaTheme="minorEastAsia" w:hAnsi="Times New Roman" w:cs="Times New Roman"/>
+              <w:jc w:val="left"/>
+              <w:rPr>
+                <w:rFonts w:ascii="Times New Roman" w:eastAsiaTheme="minorEastAsia" w:hAnsi="Times New Roman" w:cs="Times New Roman"/>
+                <w:sz w:val="26"/>
+                <w:szCs w:val="26"/>
               </w:rPr>
             </w:pPr>
           </w:p>
@@ -3414,8 +4926,11 @@
           <w:p>
             <w:pPr>
               <w:spacing w:line="240" w:lineRule="auto"/>
-              <w:rPr>
-                <w:rFonts w:ascii="Times New Roman" w:hAnsi="Times New Roman" w:cs="Times New Roman"/>
+              <w:jc w:val="left"/>
+              <w:rPr>
+                <w:rFonts w:ascii="Times New Roman" w:hAnsi="Times New Roman" w:cs="Times New Roman"/>
+                <w:sz w:val="26"/>
+                <w:szCs w:val="26"/>
               </w:rPr>
             </w:pPr>
           </w:p>
@@ -3431,8 +4946,11 @@
           <w:p>
             <w:pPr>
               <w:spacing w:line="240" w:lineRule="auto"/>
-              <w:rPr>
-                <w:rFonts w:ascii="Times New Roman" w:hAnsi="Times New Roman" w:cs="Times New Roman"/>
+              <w:jc w:val="left"/>
+              <w:rPr>
+                <w:rFonts w:ascii="Times New Roman" w:hAnsi="Times New Roman" w:cs="Times New Roman"/>
+                <w:sz w:val="26"/>
+                <w:szCs w:val="26"/>
               </w:rPr>
             </w:pPr>
           </w:p>
@@ -3448,15 +4966,69 @@
           </w:tcPr>
           <w:p>
             <w:pPr>
-              <w:rPr>
-                <w:rFonts w:ascii="Times New Roman" w:hAnsi="Times New Roman" w:cs="Times New Roman"/>
-              </w:rPr>
-            </w:pPr>
-            <w:r>
-              <w:rPr>
-                <w:rFonts w:ascii="Times New Roman" w:hAnsi="Times New Roman" w:cs="Times New Roman"/>
-              </w:rPr>
-              <w:t>{{special_demand|default('')}}</w:t>
+              <w:spacing w:line="240" w:lineRule="auto"/>
+              <w:jc w:val="left"/>
+              <w:rPr>
+                <w:rFonts w:ascii="Times New Roman" w:eastAsiaTheme="minorEastAsia" w:hAnsi="Times New Roman" w:cs="Times New Roman"/>
+                <w:sz w:val="26"/>
+                <w:szCs w:val="26"/>
+                <w:lang w:val="en-BE"/>
+              </w:rPr>
+            </w:pPr>
+            <w:r>
+              <w:rPr>
+                <w:rFonts w:ascii="Times New Roman" w:eastAsiaTheme="minorEastAsia" w:hAnsi="Times New Roman" w:cs="Times New Roman"/>
+                <w:sz w:val="26"/>
+                <w:szCs w:val="26"/>
+              </w:rPr>
+              <w:t>{{</w:t>
+            </w:r>
+            <w:proofErr w:type="spellStart"/>
+            <w:r>
+              <w:rPr>
+                <w:rFonts w:ascii="Times New Roman" w:eastAsiaTheme="minorEastAsia" w:hAnsi="Times New Roman" w:cs="Times New Roman"/>
+                <w:sz w:val="26"/>
+                <w:szCs w:val="26"/>
+              </w:rPr>
+              <w:t>special_demand</w:t>
+            </w:r>
+            <w:proofErr w:type="spellEnd"/>
+            <w:r>
+              <w:rPr>
+                <w:rFonts w:ascii="Times New Roman" w:eastAsiaTheme="minorEastAsia" w:hAnsi="Times New Roman" w:cs="Times New Roman"/>
+                <w:sz w:val="26"/>
+                <w:szCs w:val="26"/>
+                <w:lang w:val="en-BE"/>
+              </w:rPr>
+              <w:t>|</w:t>
+            </w:r>
+            <w:proofErr w:type="gramStart"/>
+            <w:r>
+              <w:rPr>
+                <w:rFonts w:ascii="Times New Roman" w:eastAsiaTheme="minorEastAsia" w:hAnsi="Times New Roman" w:cs="Times New Roman"/>
+                <w:sz w:val="26"/>
+                <w:szCs w:val="26"/>
+                <w:lang w:val="en-BE"/>
+              </w:rPr>
+              <w:t>default(</w:t>
+            </w:r>
+            <w:proofErr w:type="gramEnd"/>
+            <w:r>
+              <w:rPr>
+                <w:rFonts w:ascii="Times New Roman" w:eastAsiaTheme="minorEastAsia" w:hAnsi="Times New Roman" w:cs="Times New Roman"/>
+                <w:sz w:val="26"/>
+                <w:szCs w:val="26"/>
+                <w:lang w:val="en-BE"/>
+              </w:rPr>
+              <w:t>‘‘)</w:t>
+            </w:r>
+            <w:r>
+              <w:rPr>
+                <w:rFonts w:ascii="Times New Roman" w:eastAsiaTheme="minorEastAsia" w:hAnsi="Times New Roman" w:cs="Times New Roman"/>
+                <w:sz w:val="26"/>
+                <w:szCs w:val="26"/>
+              </w:rPr>
+              <w:t>}}</w:t>
             </w:r>
           </w:p>
         </w:tc>
@@ -3469,8 +5041,11 @@
           <w:p>
             <w:pPr>
               <w:spacing w:line="240" w:lineRule="auto"/>
-              <w:rPr>
-                <w:rFonts w:ascii="Times New Roman" w:eastAsiaTheme="minorEastAsia" w:hAnsi="Times New Roman" w:cs="Times New Roman"/>
+              <w:jc w:val="left"/>
+              <w:rPr>
+                <w:rFonts w:ascii="Times New Roman" w:eastAsiaTheme="minorEastAsia" w:hAnsi="Times New Roman" w:cs="Times New Roman"/>
+                <w:sz w:val="26"/>
+                <w:szCs w:val="26"/>
               </w:rPr>
             </w:pPr>
           </w:p>
@@ -3491,8 +5066,11 @@
           <w:p>
             <w:pPr>
               <w:spacing w:line="240" w:lineRule="auto"/>
-              <w:rPr>
-                <w:rFonts w:ascii="Times New Roman" w:eastAsiaTheme="minorEastAsia" w:hAnsi="Times New Roman" w:cs="Times New Roman"/>
+              <w:jc w:val="left"/>
+              <w:rPr>
+                <w:rFonts w:ascii="Times New Roman" w:eastAsiaTheme="minorEastAsia" w:hAnsi="Times New Roman" w:cs="Times New Roman"/>
+                <w:sz w:val="26"/>
+                <w:szCs w:val="26"/>
               </w:rPr>
             </w:pPr>
           </w:p>
@@ -3508,13 +5086,18 @@
           <w:p>
             <w:pPr>
               <w:spacing w:line="240" w:lineRule="auto"/>
-              <w:rPr>
-                <w:rFonts w:ascii="Times New Roman" w:hAnsi="Times New Roman" w:cs="Times New Roman"/>
-              </w:rPr>
-            </w:pPr>
-            <w:r>
-              <w:rPr>
-                <w:rFonts w:ascii="Times New Roman" w:hAnsi="Times New Roman" w:cs="Times New Roman"/>
+              <w:jc w:val="left"/>
+              <w:rPr>
+                <w:rFonts w:ascii="Times New Roman" w:hAnsi="Times New Roman" w:cs="Times New Roman"/>
+                <w:sz w:val="26"/>
+                <w:szCs w:val="26"/>
+              </w:rPr>
+            </w:pPr>
+            <w:r>
+              <w:rPr>
+                <w:rFonts w:ascii="Times New Roman" w:hAnsi="Times New Roman" w:cs="Times New Roman"/>
+                <w:sz w:val="26"/>
+                <w:szCs w:val="26"/>
               </w:rPr>
               <w:t>Special</w:t>
             </w:r>
@@ -3522,13 +5105,18 @@
           <w:p>
             <w:pPr>
               <w:spacing w:line="240" w:lineRule="auto"/>
-              <w:rPr>
-                <w:rFonts w:ascii="Times New Roman" w:hAnsi="Times New Roman" w:cs="Times New Roman"/>
-              </w:rPr>
-            </w:pPr>
-            <w:r>
-              <w:rPr>
-                <w:rFonts w:ascii="Times New Roman" w:hAnsi="Times New Roman" w:cs="Times New Roman"/>
+              <w:jc w:val="left"/>
+              <w:rPr>
+                <w:rFonts w:ascii="Times New Roman" w:hAnsi="Times New Roman" w:cs="Times New Roman"/>
+                <w:sz w:val="26"/>
+                <w:szCs w:val="26"/>
+              </w:rPr>
+            </w:pPr>
+            <w:r>
+              <w:rPr>
+                <w:rFonts w:ascii="Times New Roman" w:hAnsi="Times New Roman" w:cs="Times New Roman"/>
+                <w:sz w:val="26"/>
+                <w:szCs w:val="26"/>
               </w:rPr>
               <w:t>demand</w:t>
             </w:r>
@@ -3545,8 +5133,11 @@
           <w:p>
             <w:pPr>
               <w:spacing w:line="240" w:lineRule="auto"/>
-              <w:rPr>
-                <w:rFonts w:ascii="Times New Roman" w:hAnsi="Times New Roman" w:cs="Times New Roman"/>
+              <w:jc w:val="left"/>
+              <w:rPr>
+                <w:rFonts w:ascii="Times New Roman" w:hAnsi="Times New Roman" w:cs="Times New Roman"/>
+                <w:sz w:val="26"/>
+                <w:szCs w:val="26"/>
               </w:rPr>
             </w:pPr>
           </w:p>
@@ -3563,8 +5154,11 @@
           <w:p>
             <w:pPr>
               <w:spacing w:line="240" w:lineRule="auto"/>
-              <w:rPr>
-                <w:rFonts w:ascii="Times New Roman" w:eastAsiaTheme="minorEastAsia" w:hAnsi="Times New Roman" w:cs="Times New Roman"/>
+              <w:jc w:val="left"/>
+              <w:rPr>
+                <w:rFonts w:ascii="Times New Roman" w:eastAsiaTheme="minorEastAsia" w:hAnsi="Times New Roman" w:cs="Times New Roman"/>
+                <w:sz w:val="26"/>
+                <w:szCs w:val="26"/>
               </w:rPr>
             </w:pPr>
           </w:p>
@@ -3580,8 +5174,11 @@
           <w:p>
             <w:pPr>
               <w:spacing w:line="240" w:lineRule="auto"/>
-              <w:rPr>
-                <w:rFonts w:ascii="Times New Roman" w:eastAsiaTheme="minorEastAsia" w:hAnsi="Times New Roman" w:cs="Times New Roman"/>
+              <w:jc w:val="left"/>
+              <w:rPr>
+                <w:rFonts w:ascii="Times New Roman" w:eastAsiaTheme="minorEastAsia" w:hAnsi="Times New Roman" w:cs="Times New Roman"/>
+                <w:sz w:val="26"/>
+                <w:szCs w:val="26"/>
               </w:rPr>
             </w:pPr>
           </w:p>
@@ -3590,13 +5187,18 @@
     </w:tbl>
     <w:p>
       <w:pPr>
+        <w:jc w:val="left"/>
         <w:rPr>
           <w:rFonts w:ascii="Times New Roman" w:hAnsi="Times New Roman" w:cs="Times New Roman"/>
+          <w:sz w:val="26"/>
+          <w:szCs w:val="26"/>
         </w:rPr>
       </w:pPr>
       <w:r>
         <w:rPr>
           <w:rFonts w:ascii="Times New Roman" w:hAnsi="Times New Roman" w:cs="Times New Roman"/>
+          <w:sz w:val="26"/>
+          <w:szCs w:val="26"/>
         </w:rPr>
         <w:br w:type="page"/>
       </w:r>
@@ -3642,8 +5244,11 @@
           <w:p>
             <w:pPr>
               <w:spacing w:line="240" w:lineRule="auto"/>
-              <w:rPr>
-                <w:rFonts w:ascii="Times New Roman" w:eastAsiaTheme="minorEastAsia" w:hAnsi="Times New Roman" w:cs="Times New Roman"/>
+              <w:jc w:val="left"/>
+              <w:rPr>
+                <w:rFonts w:ascii="Times New Roman" w:eastAsiaTheme="minorEastAsia" w:hAnsi="Times New Roman" w:cs="Times New Roman"/>
+                <w:sz w:val="26"/>
+                <w:szCs w:val="26"/>
               </w:rPr>
             </w:pPr>
           </w:p>
@@ -3659,8 +5264,11 @@
           <w:p>
             <w:pPr>
               <w:spacing w:line="240" w:lineRule="auto"/>
-              <w:rPr>
-                <w:rFonts w:ascii="Times New Roman" w:eastAsiaTheme="minorEastAsia" w:hAnsi="Times New Roman" w:cs="Times New Roman"/>
+              <w:jc w:val="left"/>
+              <w:rPr>
+                <w:rFonts w:ascii="Times New Roman" w:eastAsiaTheme="minorEastAsia" w:hAnsi="Times New Roman" w:cs="Times New Roman"/>
+                <w:sz w:val="26"/>
+                <w:szCs w:val="26"/>
               </w:rPr>
             </w:pPr>
             <w:r>
@@ -3668,6 +5276,8 @@
                 <w:rFonts w:ascii="Times New Roman" w:eastAsiaTheme="minorEastAsia" w:hAnsi="Times New Roman" w:cs="Times New Roman"/>
                 <w:b/>
                 <w:bCs/>
+                <w:sz w:val="26"/>
+                <w:szCs w:val="26"/>
                 <w:highlight w:val="yellow"/>
               </w:rPr>
               <w:t>DATA FLOW</w:t>
@@ -3675,12 +5285,16 @@
             <w:r>
               <w:rPr>
                 <w:rFonts w:ascii="Times New Roman" w:eastAsiaTheme="minorEastAsia" w:hAnsi="Times New Roman" w:cs="Times New Roman"/>
+                <w:sz w:val="26"/>
+                <w:szCs w:val="26"/>
               </w:rPr>
               <w:t xml:space="preserve"> </w:t>
             </w:r>
             <w:r>
               <w:rPr>
                 <w:rFonts w:ascii="Times New Roman" w:eastAsiaTheme="minorEastAsia" w:hAnsi="Times New Roman" w:cs="Times New Roman"/>
+                <w:sz w:val="26"/>
+                <w:szCs w:val="26"/>
               </w:rPr>
               <w:t>scenario description</w:t>
             </w:r>
@@ -3688,18 +5302,24 @@
           <w:p>
             <w:pPr>
               <w:spacing w:line="240" w:lineRule="auto"/>
+              <w:jc w:val="left"/>
               <w:rPr>
                 <w:rFonts w:ascii="Times New Roman" w:eastAsiaTheme="minorEastAsia" w:hAnsi="Times New Roman" w:cs="Times New Roman"/>
                 <w:b/>
                 <w:bCs/>
-              </w:rPr>
-            </w:pPr>
-          </w:p>
-          <w:p>
-            <w:pPr>
-              <w:spacing w:line="240" w:lineRule="auto"/>
-              <w:rPr>
-                <w:rFonts w:ascii="Times New Roman" w:hAnsi="Times New Roman" w:cs="Times New Roman"/>
+                <w:sz w:val="26"/>
+                <w:szCs w:val="26"/>
+              </w:rPr>
+            </w:pPr>
+          </w:p>
+          <w:p>
+            <w:pPr>
+              <w:spacing w:line="240" w:lineRule="auto"/>
+              <w:jc w:val="left"/>
+              <w:rPr>
+                <w:rFonts w:ascii="Times New Roman" w:hAnsi="Times New Roman" w:cs="Times New Roman"/>
+                <w:sz w:val="26"/>
+                <w:szCs w:val="26"/>
               </w:rPr>
             </w:pPr>
           </w:p>
@@ -3715,15 +5335,99 @@
           </w:tcPr>
           <w:p>
             <w:pPr>
-              <w:rPr>
-                <w:rFonts w:ascii="Times New Roman" w:hAnsi="Times New Roman" w:cs="Times New Roman"/>
-              </w:rPr>
-            </w:pPr>
-            <w:r>
-              <w:rPr>
-                <w:rFonts w:ascii="Times New Roman" w:hAnsi="Times New Roman" w:cs="Times New Roman"/>
-              </w:rPr>
-              <w:t>System Integration / Data Flow Requirements: {{integration_req|default('')}}</w:t>
+              <w:jc w:val="left"/>
+              <w:rPr>
+                <w:rFonts w:ascii="Times New Roman" w:hAnsi="Times New Roman" w:cs="Times New Roman"/>
+                <w:sz w:val="26"/>
+                <w:szCs w:val="26"/>
+              </w:rPr>
+            </w:pPr>
+            <w:r>
+              <w:rPr>
+                <w:rFonts w:ascii="Times New Roman" w:hAnsi="Times New Roman" w:cs="Times New Roman"/>
+                <w:sz w:val="26"/>
+                <w:szCs w:val="26"/>
+              </w:rPr>
+              <w:t>System Integration: {{system_integration_summary|</w:t>
+            </w:r>
+            <w:proofErr w:type="gramStart"/>
+            <w:r>
+              <w:rPr>
+                <w:rFonts w:ascii="Times New Roman" w:hAnsi="Times New Roman" w:cs="Times New Roman"/>
+                <w:sz w:val="26"/>
+                <w:szCs w:val="26"/>
+              </w:rPr>
+              <w:t>default(</w:t>
+            </w:r>
+            <w:proofErr w:type="gramEnd"/>
+            <w:r>
+              <w:rPr>
+                <w:rFonts w:ascii="Times New Roman" w:hAnsi="Times New Roman" w:cs="Times New Roman"/>
+                <w:sz w:val="26"/>
+                <w:szCs w:val="26"/>
+              </w:rPr>
+              <w:t>'')}}</w:t>
+            </w:r>
+            <w:r>
+              <w:rPr>
+                <w:rFonts w:ascii="Times New Roman" w:hAnsi="Times New Roman" w:cs="Times New Roman"/>
+                <w:sz w:val="26"/>
+                <w:szCs w:val="26"/>
+              </w:rPr>
+              <w:br/>
+            </w:r>
+            <w:r>
+              <w:rPr>
+                <w:rFonts w:ascii="Times New Roman" w:hAnsi="Times New Roman" w:cs="Times New Roman"/>
+                <w:sz w:val="26"/>
+                <w:szCs w:val="26"/>
+              </w:rPr>
+              <w:t>Integration to your system required: {{integration_to_your_system_required|</w:t>
+            </w:r>
+            <w:proofErr w:type="gramStart"/>
+            <w:r>
+              <w:rPr>
+                <w:rFonts w:ascii="Times New Roman" w:hAnsi="Times New Roman" w:cs="Times New Roman"/>
+                <w:sz w:val="26"/>
+                <w:szCs w:val="26"/>
+              </w:rPr>
+              <w:t>default(</w:t>
+            </w:r>
+            <w:proofErr w:type="gramEnd"/>
+            <w:r>
+              <w:rPr>
+                <w:rFonts w:ascii="Times New Roman" w:hAnsi="Times New Roman" w:cs="Times New Roman"/>
+                <w:sz w:val="26"/>
+                <w:szCs w:val="26"/>
+              </w:rPr>
+              <w:t>'')}}</w:t>
+            </w:r>
+            <w:r>
+              <w:rPr>
+                <w:rFonts w:ascii="Times New Roman" w:hAnsi="Times New Roman" w:cs="Times New Roman"/>
+                <w:sz w:val="26"/>
+                <w:szCs w:val="26"/>
+              </w:rPr>
+              <w:br/>
+              <w:t>Systems to be integrated: {{systems_to_integrate_summary|</w:t>
+            </w:r>
+            <w:proofErr w:type="gramStart"/>
+            <w:r>
+              <w:rPr>
+                <w:rFonts w:ascii="Times New Roman" w:hAnsi="Times New Roman" w:cs="Times New Roman"/>
+                <w:sz w:val="26"/>
+                <w:szCs w:val="26"/>
+              </w:rPr>
+              <w:t>default(</w:t>
+            </w:r>
+            <w:proofErr w:type="gramEnd"/>
+            <w:r>
+              <w:rPr>
+                <w:rFonts w:ascii="Times New Roman" w:hAnsi="Times New Roman" w:cs="Times New Roman"/>
+                <w:sz w:val="26"/>
+                <w:szCs w:val="26"/>
+              </w:rPr>
+              <w:t>'')}}</w:t>
             </w:r>
           </w:p>
         </w:tc>
@@ -3742,8 +5446,11 @@
           <w:p>
             <w:pPr>
               <w:spacing w:line="240" w:lineRule="auto"/>
-              <w:rPr>
-                <w:rFonts w:ascii="Times New Roman" w:eastAsiaTheme="minorEastAsia" w:hAnsi="Times New Roman" w:cs="Times New Roman"/>
+              <w:jc w:val="left"/>
+              <w:rPr>
+                <w:rFonts w:ascii="Times New Roman" w:eastAsiaTheme="minorEastAsia" w:hAnsi="Times New Roman" w:cs="Times New Roman"/>
+                <w:sz w:val="26"/>
+                <w:szCs w:val="26"/>
               </w:rPr>
             </w:pPr>
           </w:p>
@@ -3759,10 +5466,13 @@
           <w:p>
             <w:pPr>
               <w:spacing w:line="240" w:lineRule="auto"/>
+              <w:jc w:val="left"/>
               <w:rPr>
                 <w:rFonts w:ascii="Times New Roman" w:eastAsiaTheme="minorEastAsia" w:hAnsi="Times New Roman" w:cs="Times New Roman"/>
                 <w:b/>
                 <w:bCs/>
+                <w:sz w:val="26"/>
+                <w:szCs w:val="26"/>
                 <w:lang w:val="en-BE"/>
               </w:rPr>
             </w:pPr>
@@ -3771,6 +5481,8 @@
                 <w:rFonts w:ascii="Times New Roman" w:eastAsiaTheme="minorEastAsia" w:hAnsi="Times New Roman" w:cs="Times New Roman"/>
                 <w:b/>
                 <w:bCs/>
+                <w:sz w:val="26"/>
+                <w:szCs w:val="26"/>
                 <w:lang w:val="en-BE"/>
               </w:rPr>
               <w:t>Connections / Interfaces to Other Equipment:</w:t>
@@ -3779,10 +5491,13 @@
           <w:p>
             <w:pPr>
               <w:spacing w:line="240" w:lineRule="auto"/>
+              <w:jc w:val="left"/>
               <w:rPr>
                 <w:rFonts w:ascii="Times New Roman" w:eastAsiaTheme="minorEastAsia" w:hAnsi="Times New Roman" w:cs="Times New Roman"/>
                 <w:b/>
                 <w:bCs/>
+                <w:sz w:val="26"/>
+                <w:szCs w:val="26"/>
                 <w:lang w:val="en-BE"/>
               </w:rPr>
             </w:pPr>
@@ -3799,25 +5514,65 @@
           </w:tcPr>
           <w:p>
             <w:pPr>
-              <w:rPr>
-                <w:rFonts w:ascii="Times New Roman" w:hAnsi="Times New Roman" w:cs="Times New Roman"/>
-                <w:lang w:val="en-BE"/>
-              </w:rPr>
-            </w:pPr>
-            <w:r>
-              <w:rPr>
-                <w:rFonts w:ascii="Times New Roman" w:hAnsi="Times New Roman" w:cs="Times New Roman"/>
-                <w:lang w:val="en-BE"/>
-              </w:rPr>
-              <w:t>{{connections|default('')}}</w:t>
-            </w:r>
-            <w:r>
-              <w:rPr>
-                <w:rFonts w:ascii="Times New Roman" w:hAnsi="Times New Roman" w:cs="Times New Roman"/>
-                <w:lang w:val="en-BE"/>
+              <w:jc w:val="left"/>
+              <w:rPr>
+                <w:rFonts w:ascii="Times New Roman" w:hAnsi="Times New Roman" w:cs="Times New Roman"/>
+                <w:sz w:val="26"/>
+                <w:szCs w:val="26"/>
+              </w:rPr>
+            </w:pPr>
+            <w:r>
+              <w:rPr>
+                <w:rFonts w:ascii="Times New Roman" w:hAnsi="Times New Roman" w:cs="Times New Roman"/>
+                <w:sz w:val="26"/>
+                <w:szCs w:val="26"/>
+              </w:rPr>
+              <w:t>Other Connections / Interfaces: {{connections|</w:t>
+            </w:r>
+            <w:proofErr w:type="gramStart"/>
+            <w:r>
+              <w:rPr>
+                <w:rFonts w:ascii="Times New Roman" w:hAnsi="Times New Roman" w:cs="Times New Roman"/>
+                <w:sz w:val="26"/>
+                <w:szCs w:val="26"/>
+              </w:rPr>
+              <w:t>default(</w:t>
+            </w:r>
+            <w:proofErr w:type="gramEnd"/>
+            <w:r>
+              <w:rPr>
+                <w:rFonts w:ascii="Times New Roman" w:hAnsi="Times New Roman" w:cs="Times New Roman"/>
+                <w:sz w:val="26"/>
+                <w:szCs w:val="26"/>
+              </w:rPr>
+              <w:t>'')}}</w:t>
+            </w:r>
+            <w:r>
+              <w:rPr>
+                <w:rFonts w:ascii="Times New Roman" w:hAnsi="Times New Roman" w:cs="Times New Roman"/>
+                <w:sz w:val="26"/>
+                <w:szCs w:val="26"/>
               </w:rPr>
               <w:br/>
-              <w:t>Data Flow &amp; System Integration (WMS, API, ERP, etc.): {{data_flow_text|default('')}}</w:t>
+              <w:t>Data Flow &amp; System Integration: {{data_flow_text|</w:t>
+            </w:r>
+            <w:proofErr w:type="gramStart"/>
+            <w:r>
+              <w:rPr>
+                <w:rFonts w:ascii="Times New Roman" w:hAnsi="Times New Roman" w:cs="Times New Roman"/>
+                <w:sz w:val="26"/>
+                <w:szCs w:val="26"/>
+              </w:rPr>
+              <w:t>default(</w:t>
+            </w:r>
+            <w:proofErr w:type="gramEnd"/>
+            <w:r>
+              <w:rPr>
+                <w:rFonts w:ascii="Times New Roman" w:hAnsi="Times New Roman" w:cs="Times New Roman"/>
+                <w:sz w:val="26"/>
+                <w:szCs w:val="26"/>
+              </w:rPr>
+              <w:t>'')}}</w:t>
             </w:r>
           </w:p>
         </w:tc>
@@ -3836,8 +5591,11 @@
           <w:p>
             <w:pPr>
               <w:spacing w:line="240" w:lineRule="auto"/>
-              <w:rPr>
-                <w:rFonts w:ascii="Times New Roman" w:eastAsiaTheme="minorEastAsia" w:hAnsi="Times New Roman" w:cs="Times New Roman"/>
+              <w:jc w:val="left"/>
+              <w:rPr>
+                <w:rFonts w:ascii="Times New Roman" w:eastAsiaTheme="minorEastAsia" w:hAnsi="Times New Roman" w:cs="Times New Roman"/>
+                <w:sz w:val="26"/>
+                <w:szCs w:val="26"/>
                 <w:lang w:val="en-BE"/>
               </w:rPr>
             </w:pPr>
@@ -3854,10 +5612,13 @@
           <w:p>
             <w:pPr>
               <w:spacing w:line="240" w:lineRule="auto"/>
+              <w:jc w:val="left"/>
               <w:rPr>
                 <w:rFonts w:ascii="Times New Roman" w:eastAsiaTheme="minorEastAsia" w:hAnsi="Times New Roman" w:cs="Times New Roman"/>
                 <w:b/>
                 <w:bCs/>
+                <w:sz w:val="26"/>
+                <w:szCs w:val="26"/>
                 <w:lang w:val="en-BE"/>
               </w:rPr>
             </w:pPr>
@@ -3866,6 +5627,8 @@
                 <w:rFonts w:ascii="Times New Roman" w:eastAsiaTheme="minorEastAsia" w:hAnsi="Times New Roman" w:cs="Times New Roman"/>
                 <w:b/>
                 <w:bCs/>
+                <w:sz w:val="26"/>
+                <w:szCs w:val="26"/>
                 <w:lang w:val="en-BE"/>
               </w:rPr>
               <w:t>Details on Connections / Interfaces:</w:t>
@@ -3874,10 +5637,13 @@
           <w:p>
             <w:pPr>
               <w:spacing w:line="240" w:lineRule="auto"/>
+              <w:jc w:val="left"/>
               <w:rPr>
                 <w:rFonts w:ascii="Times New Roman" w:eastAsiaTheme="minorEastAsia" w:hAnsi="Times New Roman" w:cs="Times New Roman"/>
                 <w:b/>
                 <w:bCs/>
+                <w:sz w:val="26"/>
+                <w:szCs w:val="26"/>
               </w:rPr>
             </w:pPr>
           </w:p>
@@ -3893,15 +5659,38 @@
           </w:tcPr>
           <w:p>
             <w:pPr>
-              <w:rPr>
-                <w:rFonts w:ascii="Times New Roman" w:hAnsi="Times New Roman" w:cs="Times New Roman"/>
-              </w:rPr>
-            </w:pPr>
-            <w:r>
-              <w:rPr>
-                <w:rFonts w:ascii="Times New Roman" w:hAnsi="Times New Roman" w:cs="Times New Roman"/>
-              </w:rPr>
-              <w:t>{{connections_details|default('')}}</w:t>
+              <w:jc w:val="left"/>
+              <w:rPr>
+                <w:rFonts w:ascii="Times New Roman" w:hAnsi="Times New Roman" w:cs="Times New Roman"/>
+                <w:sz w:val="26"/>
+                <w:szCs w:val="26"/>
+              </w:rPr>
+            </w:pPr>
+            <w:r>
+              <w:rPr>
+                <w:rFonts w:ascii="Times New Roman" w:hAnsi="Times New Roman" w:cs="Times New Roman"/>
+                <w:sz w:val="26"/>
+                <w:szCs w:val="26"/>
+              </w:rPr>
+              <w:t>{{connections_details|</w:t>
+            </w:r>
+            <w:proofErr w:type="gramStart"/>
+            <w:r>
+              <w:rPr>
+                <w:rFonts w:ascii="Times New Roman" w:hAnsi="Times New Roman" w:cs="Times New Roman"/>
+                <w:sz w:val="26"/>
+                <w:szCs w:val="26"/>
+              </w:rPr>
+              <w:t>default(</w:t>
+            </w:r>
+            <w:proofErr w:type="gramEnd"/>
+            <w:r>
+              <w:rPr>
+                <w:rFonts w:ascii="Times New Roman" w:hAnsi="Times New Roman" w:cs="Times New Roman"/>
+                <w:sz w:val="26"/>
+                <w:szCs w:val="26"/>
+              </w:rPr>
+              <w:t>'')}}</w:t>
             </w:r>
           </w:p>
         </w:tc>
@@ -3920,8 +5709,11 @@
           <w:p>
             <w:pPr>
               <w:spacing w:line="240" w:lineRule="auto"/>
-              <w:rPr>
-                <w:rFonts w:ascii="Times New Roman" w:eastAsiaTheme="minorEastAsia" w:hAnsi="Times New Roman" w:cs="Times New Roman"/>
+              <w:jc w:val="left"/>
+              <w:rPr>
+                <w:rFonts w:ascii="Times New Roman" w:eastAsiaTheme="minorEastAsia" w:hAnsi="Times New Roman" w:cs="Times New Roman"/>
+                <w:sz w:val="26"/>
+                <w:szCs w:val="26"/>
               </w:rPr>
             </w:pPr>
           </w:p>
@@ -3937,10 +5729,13 @@
           <w:p>
             <w:pPr>
               <w:spacing w:line="240" w:lineRule="auto"/>
+              <w:jc w:val="left"/>
               <w:rPr>
                 <w:rFonts w:ascii="Times New Roman" w:eastAsiaTheme="minorEastAsia" w:hAnsi="Times New Roman" w:cs="Times New Roman"/>
                 <w:b/>
                 <w:bCs/>
+                <w:sz w:val="26"/>
+                <w:szCs w:val="26"/>
                 <w:highlight w:val="yellow"/>
               </w:rPr>
             </w:pPr>
@@ -3958,8 +5753,11 @@
           <w:p>
             <w:pPr>
               <w:spacing w:line="240" w:lineRule="auto"/>
-              <w:rPr>
-                <w:rFonts w:ascii="Times New Roman" w:eastAsiaTheme="minorEastAsia" w:hAnsi="Times New Roman" w:cs="Times New Roman"/>
+              <w:jc w:val="left"/>
+              <w:rPr>
+                <w:rFonts w:ascii="Times New Roman" w:eastAsiaTheme="minorEastAsia" w:hAnsi="Times New Roman" w:cs="Times New Roman"/>
+                <w:sz w:val="26"/>
+                <w:szCs w:val="26"/>
               </w:rPr>
             </w:pPr>
           </w:p>
@@ -3981,10 +5779,13 @@
           <w:p>
             <w:pPr>
               <w:spacing w:line="240" w:lineRule="auto"/>
+              <w:jc w:val="left"/>
               <w:rPr>
                 <w:rFonts w:ascii="Times New Roman" w:eastAsiaTheme="minorEastAsia" w:hAnsi="Times New Roman" w:cs="Times New Roman"/>
                 <w:b/>
                 <w:bCs/>
+                <w:sz w:val="26"/>
+                <w:szCs w:val="26"/>
               </w:rPr>
             </w:pPr>
             <w:r>
@@ -3992,6 +5793,8 @@
                 <w:rFonts w:ascii="Times New Roman" w:eastAsiaTheme="minorEastAsia" w:hAnsi="Times New Roman" w:cs="Times New Roman"/>
                 <w:b/>
                 <w:bCs/>
+                <w:sz w:val="26"/>
+                <w:szCs w:val="26"/>
               </w:rPr>
               <w:t>Specifications and quantities of products to be used</w:t>
             </w:r>
@@ -4000,6 +5803,8 @@
                 <w:rFonts w:ascii="Times New Roman" w:eastAsiaTheme="minorEastAsia" w:hAnsi="Times New Roman" w:cs="Times New Roman"/>
                 <w:b/>
                 <w:bCs/>
+                <w:sz w:val="26"/>
+                <w:szCs w:val="26"/>
               </w:rPr>
               <w:t>：</w:t>
             </w:r>
@@ -4013,20 +5818,27 @@
           <w:p>
             <w:pPr>
               <w:spacing w:line="240" w:lineRule="auto"/>
-              <w:rPr>
-                <w:rFonts w:ascii="Times New Roman" w:eastAsiaTheme="minorEastAsia" w:hAnsi="Times New Roman" w:cs="Times New Roman"/>
+              <w:jc w:val="left"/>
+              <w:rPr>
+                <w:rFonts w:ascii="Times New Roman" w:eastAsiaTheme="minorEastAsia" w:hAnsi="Times New Roman" w:cs="Times New Roman"/>
+                <w:sz w:val="26"/>
+                <w:szCs w:val="26"/>
               </w:rPr>
             </w:pPr>
             <w:r>
               <w:rPr>
                 <w:rFonts w:ascii="Times New Roman" w:eastAsiaTheme="minorEastAsia" w:hAnsi="Times New Roman" w:cs="Times New Roman"/>
                 <w:b/>
+                <w:sz w:val="26"/>
+                <w:szCs w:val="26"/>
               </w:rPr>
               <w:t>Specifications</w:t>
             </w:r>
             <w:r>
               <w:rPr>
                 <w:rFonts w:ascii="Times New Roman" w:eastAsiaTheme="minorEastAsia" w:hAnsi="Times New Roman" w:cs="Times New Roman"/>
+                <w:sz w:val="26"/>
+                <w:szCs w:val="26"/>
               </w:rPr>
               <w:t>:</w:t>
             </w:r>
@@ -4039,16 +5851,55 @@
           </w:tcPr>
           <w:p>
             <w:pPr>
-              <w:rPr>
-                <w:rFonts w:ascii="Times New Roman" w:hAnsi="Times New Roman" w:cs="Times New Roman"/>
-              </w:rPr>
-            </w:pPr>
-            <w:r>
-              <w:rPr>
-                <w:rFonts w:ascii="Times New Roman" w:hAnsi="Times New Roman" w:cs="Times New Roman"/>
-              </w:rPr>
-              <w:t>{{product_specs|default('')}}</w:t>
-            </w:r>
+              <w:spacing w:line="240" w:lineRule="auto"/>
+              <w:jc w:val="left"/>
+              <w:rPr>
+                <w:rFonts w:ascii="Times New Roman" w:eastAsiaTheme="minorEastAsia" w:hAnsi="Times New Roman" w:cs="Times New Roman"/>
+                <w:sz w:val="26"/>
+                <w:szCs w:val="26"/>
+                <w:lang w:val="en-BE"/>
+              </w:rPr>
+            </w:pPr>
+            <w:r>
+              <w:rPr>
+                <w:rFonts w:ascii="Times New Roman" w:eastAsiaTheme="minorEastAsia" w:hAnsi="Times New Roman" w:cs="Times New Roman"/>
+                <w:sz w:val="26"/>
+                <w:szCs w:val="26"/>
+                <w:lang w:val="en-BE"/>
+              </w:rPr>
+              <w:t>{{</w:t>
+            </w:r>
+            <w:proofErr w:type="spellStart"/>
+            <w:r>
+              <w:rPr>
+                <w:rFonts w:ascii="Times New Roman" w:eastAsiaTheme="minorEastAsia" w:hAnsi="Times New Roman" w:cs="Times New Roman"/>
+                <w:sz w:val="26"/>
+                <w:szCs w:val="26"/>
+                <w:lang w:val="en-BE"/>
+              </w:rPr>
+              <w:t>product_specs</w:t>
+            </w:r>
+            <w:proofErr w:type="spellEnd"/>
+            <w:r>
+              <w:rPr>
+                <w:rFonts w:ascii="Times New Roman" w:eastAsiaTheme="minorEastAsia" w:hAnsi="Times New Roman" w:cs="Times New Roman"/>
+                <w:sz w:val="26"/>
+                <w:szCs w:val="26"/>
+                <w:lang w:val="en-BE"/>
+              </w:rPr>
+              <w:t>}}</w:t>
+            </w:r>
+          </w:p>
+          <w:p>
+            <w:pPr>
+              <w:spacing w:line="240" w:lineRule="auto"/>
+              <w:jc w:val="left"/>
+              <w:rPr>
+                <w:rFonts w:ascii="Times New Roman" w:eastAsiaTheme="minorEastAsia" w:hAnsi="Times New Roman" w:cs="Times New Roman"/>
+                <w:sz w:val="26"/>
+                <w:szCs w:val="26"/>
+              </w:rPr>
+            </w:pPr>
           </w:p>
         </w:tc>
         <w:tc>
@@ -4059,8 +5910,11 @@
           <w:p>
             <w:pPr>
               <w:spacing w:line="240" w:lineRule="auto"/>
-              <w:rPr>
-                <w:rFonts w:ascii="Times New Roman" w:eastAsiaTheme="minorEastAsia" w:hAnsi="Times New Roman" w:cs="Times New Roman"/>
+              <w:jc w:val="left"/>
+              <w:rPr>
+                <w:rFonts w:ascii="Times New Roman" w:eastAsiaTheme="minorEastAsia" w:hAnsi="Times New Roman" w:cs="Times New Roman"/>
+                <w:sz w:val="26"/>
+                <w:szCs w:val="26"/>
               </w:rPr>
             </w:pPr>
           </w:p>
@@ -4074,13 +5928,18 @@
           <w:p>
             <w:pPr>
               <w:spacing w:line="240" w:lineRule="auto"/>
-              <w:rPr>
-                <w:rFonts w:ascii="Times New Roman" w:eastAsiaTheme="minorEastAsia" w:hAnsi="Times New Roman" w:cs="Times New Roman"/>
-              </w:rPr>
-            </w:pPr>
-            <w:r>
-              <w:rPr>
-                <w:rFonts w:ascii="Times New Roman" w:eastAsiaTheme="minorEastAsia" w:hAnsi="Times New Roman" w:cs="Times New Roman"/>
+              <w:jc w:val="left"/>
+              <w:rPr>
+                <w:rFonts w:ascii="Times New Roman" w:eastAsiaTheme="minorEastAsia" w:hAnsi="Times New Roman" w:cs="Times New Roman"/>
+                <w:sz w:val="26"/>
+                <w:szCs w:val="26"/>
+              </w:rPr>
+            </w:pPr>
+            <w:r>
+              <w:rPr>
+                <w:rFonts w:ascii="Times New Roman" w:eastAsiaTheme="minorEastAsia" w:hAnsi="Times New Roman" w:cs="Times New Roman"/>
+                <w:sz w:val="26"/>
+                <w:szCs w:val="26"/>
               </w:rPr>
               <w:t>Specific customization</w:t>
             </w:r>
@@ -4103,10 +5962,13 @@
           <w:p>
             <w:pPr>
               <w:spacing w:line="240" w:lineRule="auto"/>
+              <w:jc w:val="left"/>
               <w:rPr>
                 <w:rFonts w:ascii="Times New Roman" w:eastAsiaTheme="minorEastAsia" w:hAnsi="Times New Roman" w:cs="Times New Roman"/>
                 <w:b/>
                 <w:bCs/>
+                <w:sz w:val="26"/>
+                <w:szCs w:val="26"/>
               </w:rPr>
             </w:pPr>
           </w:p>
@@ -4119,33 +5981,44 @@
           <w:p>
             <w:pPr>
               <w:spacing w:line="240" w:lineRule="auto"/>
-              <w:rPr>
-                <w:rFonts w:ascii="Times New Roman" w:eastAsiaTheme="minorEastAsia" w:hAnsi="Times New Roman" w:cs="Times New Roman"/>
-              </w:rPr>
-            </w:pPr>
-            <w:r>
-              <w:rPr>
-                <w:rFonts w:ascii="Times New Roman" w:eastAsiaTheme="minorEastAsia" w:hAnsi="Times New Roman" w:cs="Times New Roman"/>
+              <w:jc w:val="left"/>
+              <w:rPr>
+                <w:rFonts w:ascii="Times New Roman" w:eastAsiaTheme="minorEastAsia" w:hAnsi="Times New Roman" w:cs="Times New Roman"/>
+                <w:sz w:val="26"/>
+                <w:szCs w:val="26"/>
+              </w:rPr>
+            </w:pPr>
+            <w:r>
+              <w:rPr>
+                <w:rFonts w:ascii="Times New Roman" w:eastAsiaTheme="minorEastAsia" w:hAnsi="Times New Roman" w:cs="Times New Roman"/>
+                <w:sz w:val="26"/>
+                <w:szCs w:val="26"/>
               </w:rPr>
               <w:t>XQE122</w:t>
             </w:r>
             <w:r>
               <w:rPr>
                 <w:rFonts w:ascii="Times New Roman" w:eastAsiaTheme="minorEastAsia" w:hAnsi="Times New Roman" w:cs="Times New Roman"/>
+                <w:sz w:val="26"/>
+                <w:szCs w:val="26"/>
               </w:rPr>
               <w:t xml:space="preserve"> / X</w:t>
             </w:r>
             <w:r>
               <w:rPr>
                 <w:rFonts w:ascii="Times New Roman" w:eastAsiaTheme="minorEastAsia" w:hAnsi="Times New Roman" w:cs="Times New Roman"/>
+                <w:sz w:val="26"/>
+                <w:szCs w:val="26"/>
               </w:rPr>
               <w:t>S</w:t>
             </w:r>
             <w:r>
               <w:rPr>
                 <w:rFonts w:ascii="Times New Roman" w:eastAsiaTheme="minorEastAsia" w:hAnsi="Times New Roman" w:cs="Times New Roman"/>
-              </w:rPr>
-              <w:t>C</w:t>
+                <w:sz w:val="26"/>
+                <w:szCs w:val="26"/>
+              </w:rPr>
+              <w:t xml:space="preserve">C </w:t>
             </w:r>
           </w:p>
         </w:tc>
@@ -4157,8 +6030,11 @@
           <w:p>
             <w:pPr>
               <w:spacing w:line="240" w:lineRule="auto"/>
-              <w:rPr>
-                <w:rFonts w:ascii="Times New Roman" w:eastAsiaTheme="minorEastAsia" w:hAnsi="Times New Roman" w:cs="Times New Roman"/>
+              <w:jc w:val="left"/>
+              <w:rPr>
+                <w:rFonts w:ascii="Times New Roman" w:eastAsiaTheme="minorEastAsia" w:hAnsi="Times New Roman" w:cs="Times New Roman"/>
+                <w:sz w:val="26"/>
+                <w:szCs w:val="26"/>
               </w:rPr>
             </w:pPr>
           </w:p>
@@ -4171,25 +6047,34 @@
           <w:p>
             <w:pPr>
               <w:spacing w:line="240" w:lineRule="auto"/>
-              <w:rPr>
-                <w:rFonts w:ascii="Times New Roman" w:eastAsiaTheme="minorEastAsia" w:hAnsi="Times New Roman" w:cs="Times New Roman"/>
-              </w:rPr>
-            </w:pPr>
-            <w:r>
-              <w:rPr>
-                <w:rFonts w:ascii="Times New Roman" w:eastAsiaTheme="minorEastAsia" w:hAnsi="Times New Roman" w:cs="Times New Roman"/>
+              <w:jc w:val="left"/>
+              <w:rPr>
+                <w:rFonts w:ascii="Times New Roman" w:eastAsiaTheme="minorEastAsia" w:hAnsi="Times New Roman" w:cs="Times New Roman"/>
+                <w:sz w:val="26"/>
+                <w:szCs w:val="26"/>
+              </w:rPr>
+            </w:pPr>
+            <w:r>
+              <w:rPr>
+                <w:rFonts w:ascii="Times New Roman" w:eastAsiaTheme="minorEastAsia" w:hAnsi="Times New Roman" w:cs="Times New Roman"/>
+                <w:sz w:val="26"/>
+                <w:szCs w:val="26"/>
               </w:rPr>
               <w:t>Truck type depending on delivery time and EP technical prefere</w:t>
             </w:r>
             <w:r>
               <w:rPr>
                 <w:rFonts w:ascii="Times New Roman" w:eastAsiaTheme="minorEastAsia" w:hAnsi="Times New Roman" w:cs="Times New Roman"/>
+                <w:sz w:val="26"/>
+                <w:szCs w:val="26"/>
               </w:rPr>
               <w:t>n</w:t>
             </w:r>
             <w:r>
               <w:rPr>
                 <w:rFonts w:ascii="Times New Roman" w:eastAsiaTheme="minorEastAsia" w:hAnsi="Times New Roman" w:cs="Times New Roman"/>
+                <w:sz w:val="26"/>
+                <w:szCs w:val="26"/>
               </w:rPr>
               <w:t>ce</w:t>
             </w:r>
@@ -4204,8 +6089,11 @@
           <w:p>
             <w:pPr>
               <w:spacing w:line="240" w:lineRule="auto"/>
-              <w:rPr>
-                <w:rFonts w:ascii="Times New Roman" w:eastAsiaTheme="minorEastAsia" w:hAnsi="Times New Roman" w:cs="Times New Roman"/>
+              <w:jc w:val="left"/>
+              <w:rPr>
+                <w:rFonts w:ascii="Times New Roman" w:eastAsiaTheme="minorEastAsia" w:hAnsi="Times New Roman" w:cs="Times New Roman"/>
+                <w:sz w:val="26"/>
+                <w:szCs w:val="26"/>
               </w:rPr>
             </w:pPr>
           </w:p>
@@ -4227,10 +6115,13 @@
           <w:p>
             <w:pPr>
               <w:spacing w:line="240" w:lineRule="auto"/>
+              <w:jc w:val="left"/>
               <w:rPr>
                 <w:rFonts w:ascii="Times New Roman" w:eastAsiaTheme="minorEastAsia" w:hAnsi="Times New Roman" w:cs="Times New Roman"/>
                 <w:b/>
                 <w:bCs/>
+                <w:sz w:val="26"/>
+                <w:szCs w:val="26"/>
               </w:rPr>
             </w:pPr>
           </w:p>
@@ -4243,13 +6134,18 @@
           <w:p>
             <w:pPr>
               <w:spacing w:line="240" w:lineRule="auto"/>
-              <w:rPr>
-                <w:rFonts w:ascii="Times New Roman" w:eastAsiaTheme="minorEastAsia" w:hAnsi="Times New Roman" w:cs="Times New Roman"/>
-              </w:rPr>
-            </w:pPr>
-            <w:r>
-              <w:rPr>
-                <w:rFonts w:ascii="Times New Roman" w:eastAsiaTheme="minorEastAsia" w:hAnsi="Times New Roman" w:cs="Times New Roman"/>
+              <w:jc w:val="left"/>
+              <w:rPr>
+                <w:rFonts w:ascii="Times New Roman" w:eastAsiaTheme="minorEastAsia" w:hAnsi="Times New Roman" w:cs="Times New Roman"/>
+                <w:sz w:val="26"/>
+                <w:szCs w:val="26"/>
+              </w:rPr>
+            </w:pPr>
+            <w:r>
+              <w:rPr>
+                <w:rFonts w:ascii="Times New Roman" w:eastAsiaTheme="minorEastAsia" w:hAnsi="Times New Roman" w:cs="Times New Roman"/>
+                <w:sz w:val="26"/>
+                <w:szCs w:val="26"/>
               </w:rPr>
               <w:t>XPL201</w:t>
             </w:r>
@@ -4263,8 +6159,11 @@
           <w:p>
             <w:pPr>
               <w:spacing w:line="240" w:lineRule="auto"/>
-              <w:rPr>
-                <w:rFonts w:ascii="Times New Roman" w:eastAsiaTheme="minorEastAsia" w:hAnsi="Times New Roman" w:cs="Times New Roman"/>
+              <w:jc w:val="left"/>
+              <w:rPr>
+                <w:rFonts w:ascii="Times New Roman" w:eastAsiaTheme="minorEastAsia" w:hAnsi="Times New Roman" w:cs="Times New Roman"/>
+                <w:sz w:val="26"/>
+                <w:szCs w:val="26"/>
               </w:rPr>
             </w:pPr>
           </w:p>
@@ -4277,8 +6176,11 @@
           <w:p>
             <w:pPr>
               <w:spacing w:line="240" w:lineRule="auto"/>
-              <w:rPr>
-                <w:rFonts w:ascii="Times New Roman" w:eastAsiaTheme="minorEastAsia" w:hAnsi="Times New Roman" w:cs="Times New Roman"/>
+              <w:jc w:val="left"/>
+              <w:rPr>
+                <w:rFonts w:ascii="Times New Roman" w:eastAsiaTheme="minorEastAsia" w:hAnsi="Times New Roman" w:cs="Times New Roman"/>
+                <w:sz w:val="26"/>
+                <w:szCs w:val="26"/>
               </w:rPr>
             </w:pPr>
           </w:p>
@@ -4292,8 +6194,11 @@
           <w:p>
             <w:pPr>
               <w:spacing w:line="240" w:lineRule="auto"/>
-              <w:rPr>
-                <w:rFonts w:ascii="Times New Roman" w:eastAsiaTheme="minorEastAsia" w:hAnsi="Times New Roman" w:cs="Times New Roman"/>
+              <w:jc w:val="left"/>
+              <w:rPr>
+                <w:rFonts w:ascii="Times New Roman" w:eastAsiaTheme="minorEastAsia" w:hAnsi="Times New Roman" w:cs="Times New Roman"/>
+                <w:sz w:val="26"/>
+                <w:szCs w:val="26"/>
               </w:rPr>
             </w:pPr>
           </w:p>
@@ -4315,10 +6220,13 @@
           <w:p>
             <w:pPr>
               <w:spacing w:line="240" w:lineRule="auto"/>
+              <w:jc w:val="left"/>
               <w:rPr>
                 <w:rFonts w:ascii="Times New Roman" w:eastAsiaTheme="minorEastAsia" w:hAnsi="Times New Roman" w:cs="Times New Roman"/>
                 <w:b/>
                 <w:bCs/>
+                <w:sz w:val="26"/>
+                <w:szCs w:val="26"/>
               </w:rPr>
             </w:pPr>
           </w:p>
@@ -4331,13 +6239,18 @@
           <w:p>
             <w:pPr>
               <w:spacing w:line="240" w:lineRule="auto"/>
-              <w:rPr>
-                <w:rFonts w:ascii="Times New Roman" w:eastAsiaTheme="minorEastAsia" w:hAnsi="Times New Roman" w:cs="Times New Roman"/>
-              </w:rPr>
-            </w:pPr>
-            <w:r>
-              <w:rPr>
-                <w:rFonts w:ascii="Times New Roman" w:eastAsiaTheme="minorEastAsia" w:hAnsi="Times New Roman" w:cs="Times New Roman"/>
+              <w:jc w:val="left"/>
+              <w:rPr>
+                <w:rFonts w:ascii="Times New Roman" w:eastAsiaTheme="minorEastAsia" w:hAnsi="Times New Roman" w:cs="Times New Roman"/>
+                <w:sz w:val="26"/>
+                <w:szCs w:val="26"/>
+              </w:rPr>
+            </w:pPr>
+            <w:r>
+              <w:rPr>
+                <w:rFonts w:ascii="Times New Roman" w:eastAsiaTheme="minorEastAsia" w:hAnsi="Times New Roman" w:cs="Times New Roman"/>
+                <w:sz w:val="26"/>
+                <w:szCs w:val="26"/>
               </w:rPr>
               <w:t>DASP</w:t>
             </w:r>
@@ -4351,8 +6264,11 @@
           <w:p>
             <w:pPr>
               <w:spacing w:line="240" w:lineRule="auto"/>
-              <w:rPr>
-                <w:rFonts w:ascii="Times New Roman" w:eastAsiaTheme="minorEastAsia" w:hAnsi="Times New Roman" w:cs="Times New Roman"/>
+              <w:jc w:val="left"/>
+              <w:rPr>
+                <w:rFonts w:ascii="Times New Roman" w:eastAsiaTheme="minorEastAsia" w:hAnsi="Times New Roman" w:cs="Times New Roman"/>
+                <w:sz w:val="26"/>
+                <w:szCs w:val="26"/>
               </w:rPr>
             </w:pPr>
           </w:p>
@@ -4365,8 +6281,11 @@
           <w:p>
             <w:pPr>
               <w:spacing w:line="240" w:lineRule="auto"/>
-              <w:rPr>
-                <w:rFonts w:ascii="Times New Roman" w:eastAsiaTheme="minorEastAsia" w:hAnsi="Times New Roman" w:cs="Times New Roman"/>
+              <w:jc w:val="left"/>
+              <w:rPr>
+                <w:rFonts w:ascii="Times New Roman" w:eastAsiaTheme="minorEastAsia" w:hAnsi="Times New Roman" w:cs="Times New Roman"/>
+                <w:sz w:val="26"/>
+                <w:szCs w:val="26"/>
               </w:rPr>
             </w:pPr>
           </w:p>
@@ -4380,8 +6299,11 @@
           <w:p>
             <w:pPr>
               <w:spacing w:line="240" w:lineRule="auto"/>
-              <w:rPr>
-                <w:rFonts w:ascii="Times New Roman" w:eastAsiaTheme="minorEastAsia" w:hAnsi="Times New Roman" w:cs="Times New Roman"/>
+              <w:jc w:val="left"/>
+              <w:rPr>
+                <w:rFonts w:ascii="Times New Roman" w:eastAsiaTheme="minorEastAsia" w:hAnsi="Times New Roman" w:cs="Times New Roman"/>
+                <w:sz w:val="26"/>
+                <w:szCs w:val="26"/>
               </w:rPr>
             </w:pPr>
           </w:p>
@@ -4403,10 +6325,13 @@
           <w:p>
             <w:pPr>
               <w:spacing w:line="240" w:lineRule="auto"/>
+              <w:jc w:val="left"/>
               <w:rPr>
                 <w:rFonts w:ascii="Times New Roman" w:eastAsiaTheme="minorEastAsia" w:hAnsi="Times New Roman" w:cs="Times New Roman"/>
                 <w:b/>
                 <w:bCs/>
+                <w:sz w:val="26"/>
+                <w:szCs w:val="26"/>
               </w:rPr>
             </w:pPr>
           </w:p>
@@ -4419,13 +6344,18 @@
           <w:p>
             <w:pPr>
               <w:spacing w:line="240" w:lineRule="auto"/>
-              <w:rPr>
-                <w:rFonts w:ascii="Times New Roman" w:eastAsiaTheme="minorEastAsia" w:hAnsi="Times New Roman" w:cs="Times New Roman"/>
-              </w:rPr>
-            </w:pPr>
-            <w:r>
-              <w:rPr>
-                <w:rFonts w:ascii="Times New Roman" w:eastAsiaTheme="minorEastAsia" w:hAnsi="Times New Roman" w:cs="Times New Roman"/>
+              <w:jc w:val="left"/>
+              <w:rPr>
+                <w:rFonts w:ascii="Times New Roman" w:eastAsiaTheme="minorEastAsia" w:hAnsi="Times New Roman" w:cs="Times New Roman"/>
+                <w:sz w:val="26"/>
+                <w:szCs w:val="26"/>
+              </w:rPr>
+            </w:pPr>
+            <w:r>
+              <w:rPr>
+                <w:rFonts w:ascii="Times New Roman" w:eastAsiaTheme="minorEastAsia" w:hAnsi="Times New Roman" w:cs="Times New Roman"/>
+                <w:sz w:val="26"/>
+                <w:szCs w:val="26"/>
               </w:rPr>
               <w:t>XNA</w:t>
             </w:r>
@@ -4439,8 +6369,11 @@
           <w:p>
             <w:pPr>
               <w:spacing w:line="240" w:lineRule="auto"/>
-              <w:rPr>
-                <w:rFonts w:ascii="Times New Roman" w:eastAsiaTheme="minorEastAsia" w:hAnsi="Times New Roman" w:cs="Times New Roman"/>
+              <w:jc w:val="left"/>
+              <w:rPr>
+                <w:rFonts w:ascii="Times New Roman" w:eastAsiaTheme="minorEastAsia" w:hAnsi="Times New Roman" w:cs="Times New Roman"/>
+                <w:sz w:val="26"/>
+                <w:szCs w:val="26"/>
               </w:rPr>
             </w:pPr>
           </w:p>
@@ -4453,13 +6386,18 @@
           <w:p>
             <w:pPr>
               <w:spacing w:line="240" w:lineRule="auto"/>
-              <w:rPr>
-                <w:rFonts w:ascii="Times New Roman" w:eastAsiaTheme="minorEastAsia" w:hAnsi="Times New Roman" w:cs="Times New Roman"/>
-              </w:rPr>
-            </w:pPr>
-            <w:r>
-              <w:rPr>
-                <w:rFonts w:ascii="Times New Roman" w:eastAsiaTheme="minorEastAsia" w:hAnsi="Times New Roman" w:cs="Times New Roman"/>
+              <w:jc w:val="left"/>
+              <w:rPr>
+                <w:rFonts w:ascii="Times New Roman" w:eastAsiaTheme="minorEastAsia" w:hAnsi="Times New Roman" w:cs="Times New Roman"/>
+                <w:sz w:val="26"/>
+                <w:szCs w:val="26"/>
+              </w:rPr>
+            </w:pPr>
+            <w:r>
+              <w:rPr>
+                <w:rFonts w:ascii="Times New Roman" w:eastAsiaTheme="minorEastAsia" w:hAnsi="Times New Roman" w:cs="Times New Roman"/>
+                <w:sz w:val="26"/>
+                <w:szCs w:val="26"/>
               </w:rPr>
               <w:t>Payment terms</w:t>
             </w:r>
@@ -4474,8 +6412,11 @@
           <w:p>
             <w:pPr>
               <w:spacing w:line="240" w:lineRule="auto"/>
-              <w:rPr>
-                <w:rFonts w:ascii="Times New Roman" w:eastAsiaTheme="minorEastAsia" w:hAnsi="Times New Roman" w:cs="Times New Roman"/>
+              <w:jc w:val="left"/>
+              <w:rPr>
+                <w:rFonts w:ascii="Times New Roman" w:eastAsiaTheme="minorEastAsia" w:hAnsi="Times New Roman" w:cs="Times New Roman"/>
+                <w:sz w:val="26"/>
+                <w:szCs w:val="26"/>
               </w:rPr>
             </w:pPr>
           </w:p>
@@ -4497,10 +6438,13 @@
           <w:p>
             <w:pPr>
               <w:spacing w:line="240" w:lineRule="auto"/>
+              <w:jc w:val="left"/>
               <w:rPr>
                 <w:rFonts w:ascii="Times New Roman" w:eastAsiaTheme="minorEastAsia" w:hAnsi="Times New Roman" w:cs="Times New Roman"/>
                 <w:b/>
                 <w:bCs/>
+                <w:sz w:val="26"/>
+                <w:szCs w:val="26"/>
               </w:rPr>
             </w:pPr>
             <w:r>
@@ -4508,6 +6452,8 @@
                 <w:rFonts w:ascii="Times New Roman" w:eastAsiaTheme="minorEastAsia" w:hAnsi="Times New Roman" w:cs="Times New Roman"/>
                 <w:b/>
                 <w:bCs/>
+                <w:sz w:val="26"/>
+                <w:szCs w:val="26"/>
               </w:rPr>
               <w:t>Business Terms</w:t>
             </w:r>
@@ -4521,13 +6467,18 @@
           <w:p>
             <w:pPr>
               <w:spacing w:line="240" w:lineRule="auto"/>
-              <w:rPr>
-                <w:rFonts w:ascii="Times New Roman" w:eastAsiaTheme="minorEastAsia" w:hAnsi="Times New Roman" w:cs="Times New Roman"/>
-              </w:rPr>
-            </w:pPr>
-            <w:r>
-              <w:rPr>
-                <w:rFonts w:ascii="Times New Roman" w:eastAsiaTheme="minorEastAsia" w:hAnsi="Times New Roman" w:cs="Times New Roman"/>
+              <w:jc w:val="left"/>
+              <w:rPr>
+                <w:rFonts w:ascii="Times New Roman" w:eastAsiaTheme="minorEastAsia" w:hAnsi="Times New Roman" w:cs="Times New Roman"/>
+                <w:sz w:val="26"/>
+                <w:szCs w:val="26"/>
+              </w:rPr>
+            </w:pPr>
+            <w:r>
+              <w:rPr>
+                <w:rFonts w:ascii="Times New Roman" w:eastAsiaTheme="minorEastAsia" w:hAnsi="Times New Roman" w:cs="Times New Roman"/>
+                <w:sz w:val="26"/>
+                <w:szCs w:val="26"/>
               </w:rPr>
               <w:t>Total project price</w:t>
             </w:r>
@@ -4542,8 +6493,11 @@
           <w:p>
             <w:pPr>
               <w:spacing w:line="240" w:lineRule="auto"/>
-              <w:rPr>
-                <w:rFonts w:ascii="Times New Roman" w:eastAsiaTheme="minorEastAsia" w:hAnsi="Times New Roman" w:cs="Times New Roman"/>
+              <w:jc w:val="left"/>
+              <w:rPr>
+                <w:rFonts w:ascii="Times New Roman" w:eastAsiaTheme="minorEastAsia" w:hAnsi="Times New Roman" w:cs="Times New Roman"/>
+                <w:sz w:val="26"/>
+                <w:szCs w:val="26"/>
               </w:rPr>
             </w:pPr>
           </w:p>
@@ -4556,13 +6510,18 @@
           <w:p>
             <w:pPr>
               <w:spacing w:line="240" w:lineRule="auto"/>
-              <w:rPr>
-                <w:rFonts w:ascii="Times New Roman" w:eastAsiaTheme="minorEastAsia" w:hAnsi="Times New Roman" w:cs="Times New Roman"/>
-              </w:rPr>
-            </w:pPr>
-            <w:r>
-              <w:rPr>
-                <w:rFonts w:ascii="Times New Roman" w:eastAsiaTheme="minorEastAsia" w:hAnsi="Times New Roman" w:cs="Times New Roman"/>
+              <w:jc w:val="left"/>
+              <w:rPr>
+                <w:rFonts w:ascii="Times New Roman" w:eastAsiaTheme="minorEastAsia" w:hAnsi="Times New Roman" w:cs="Times New Roman"/>
+                <w:sz w:val="26"/>
+                <w:szCs w:val="26"/>
+              </w:rPr>
+            </w:pPr>
+            <w:r>
+              <w:rPr>
+                <w:rFonts w:ascii="Times New Roman" w:eastAsiaTheme="minorEastAsia" w:hAnsi="Times New Roman" w:cs="Times New Roman"/>
+                <w:sz w:val="26"/>
+                <w:szCs w:val="26"/>
               </w:rPr>
               <w:t>Payment terms</w:t>
             </w:r>
@@ -4576,8 +6535,11 @@
           <w:p>
             <w:pPr>
               <w:spacing w:line="240" w:lineRule="auto"/>
-              <w:rPr>
-                <w:rFonts w:ascii="Times New Roman" w:eastAsiaTheme="minorEastAsia" w:hAnsi="Times New Roman" w:cs="Times New Roman"/>
+              <w:jc w:val="left"/>
+              <w:rPr>
+                <w:rFonts w:ascii="Times New Roman" w:eastAsiaTheme="minorEastAsia" w:hAnsi="Times New Roman" w:cs="Times New Roman"/>
+                <w:sz w:val="26"/>
+                <w:szCs w:val="26"/>
               </w:rPr>
             </w:pPr>
           </w:p>
@@ -4599,10 +6561,13 @@
           <w:p>
             <w:pPr>
               <w:spacing w:line="240" w:lineRule="auto"/>
+              <w:jc w:val="left"/>
               <w:rPr>
                 <w:rFonts w:ascii="Times New Roman" w:eastAsiaTheme="minorEastAsia" w:hAnsi="Times New Roman" w:cs="Times New Roman"/>
                 <w:b/>
                 <w:bCs/>
+                <w:sz w:val="26"/>
+                <w:szCs w:val="26"/>
               </w:rPr>
             </w:pPr>
           </w:p>
@@ -4615,13 +6580,18 @@
           <w:p>
             <w:pPr>
               <w:spacing w:line="240" w:lineRule="auto"/>
-              <w:rPr>
-                <w:rFonts w:ascii="Times New Roman" w:eastAsiaTheme="minorEastAsia" w:hAnsi="Times New Roman" w:cs="Times New Roman"/>
-              </w:rPr>
-            </w:pPr>
-            <w:r>
-              <w:rPr>
-                <w:rFonts w:ascii="Times New Roman" w:eastAsiaTheme="minorEastAsia" w:hAnsi="Times New Roman" w:cs="Times New Roman"/>
+              <w:jc w:val="left"/>
+              <w:rPr>
+                <w:rFonts w:ascii="Times New Roman" w:eastAsiaTheme="minorEastAsia" w:hAnsi="Times New Roman" w:cs="Times New Roman"/>
+                <w:sz w:val="26"/>
+                <w:szCs w:val="26"/>
+              </w:rPr>
+            </w:pPr>
+            <w:r>
+              <w:rPr>
+                <w:rFonts w:ascii="Times New Roman" w:eastAsiaTheme="minorEastAsia" w:hAnsi="Times New Roman" w:cs="Times New Roman"/>
+                <w:sz w:val="26"/>
+                <w:szCs w:val="26"/>
               </w:rPr>
               <w:t>Project delivery time</w:t>
             </w:r>
@@ -4636,8 +6606,11 @@
           <w:p>
             <w:pPr>
               <w:spacing w:line="240" w:lineRule="auto"/>
-              <w:rPr>
-                <w:rFonts w:ascii="Times New Roman" w:eastAsiaTheme="minorEastAsia" w:hAnsi="Times New Roman" w:cs="Times New Roman"/>
+              <w:jc w:val="left"/>
+              <w:rPr>
+                <w:rFonts w:ascii="Times New Roman" w:eastAsiaTheme="minorEastAsia" w:hAnsi="Times New Roman" w:cs="Times New Roman"/>
+                <w:sz w:val="26"/>
+                <w:szCs w:val="26"/>
               </w:rPr>
             </w:pPr>
           </w:p>
@@ -4659,10 +6632,13 @@
           <w:p>
             <w:pPr>
               <w:spacing w:line="240" w:lineRule="auto"/>
+              <w:jc w:val="left"/>
               <w:rPr>
                 <w:rFonts w:ascii="Times New Roman" w:eastAsiaTheme="minorEastAsia" w:hAnsi="Times New Roman" w:cs="Times New Roman"/>
                 <w:b/>
                 <w:bCs/>
+                <w:sz w:val="26"/>
+                <w:szCs w:val="26"/>
               </w:rPr>
             </w:pPr>
           </w:p>
@@ -4675,13 +6651,18 @@
           <w:p>
             <w:pPr>
               <w:spacing w:line="240" w:lineRule="auto"/>
-              <w:rPr>
-                <w:rFonts w:ascii="Times New Roman" w:eastAsiaTheme="minorEastAsia" w:hAnsi="Times New Roman" w:cs="Times New Roman"/>
-              </w:rPr>
-            </w:pPr>
-            <w:r>
-              <w:rPr>
-                <w:rFonts w:ascii="Times New Roman" w:eastAsiaTheme="minorEastAsia" w:hAnsi="Times New Roman" w:cs="Times New Roman"/>
+              <w:jc w:val="left"/>
+              <w:rPr>
+                <w:rFonts w:ascii="Times New Roman" w:eastAsiaTheme="minorEastAsia" w:hAnsi="Times New Roman" w:cs="Times New Roman"/>
+                <w:sz w:val="26"/>
+                <w:szCs w:val="26"/>
+              </w:rPr>
+            </w:pPr>
+            <w:r>
+              <w:rPr>
+                <w:rFonts w:ascii="Times New Roman" w:eastAsiaTheme="minorEastAsia" w:hAnsi="Times New Roman" w:cs="Times New Roman"/>
+                <w:sz w:val="26"/>
+                <w:szCs w:val="26"/>
               </w:rPr>
               <w:t>Acceptance conditions</w:t>
             </w:r>
@@ -4696,8 +6677,11 @@
           <w:p>
             <w:pPr>
               <w:spacing w:line="240" w:lineRule="auto"/>
-              <w:rPr>
-                <w:rFonts w:ascii="Times New Roman" w:eastAsiaTheme="minorEastAsia" w:hAnsi="Times New Roman" w:cs="Times New Roman"/>
+              <w:jc w:val="left"/>
+              <w:rPr>
+                <w:rFonts w:ascii="Times New Roman" w:eastAsiaTheme="minorEastAsia" w:hAnsi="Times New Roman" w:cs="Times New Roman"/>
+                <w:sz w:val="26"/>
+                <w:szCs w:val="26"/>
               </w:rPr>
             </w:pPr>
           </w:p>
@@ -4718,10 +6702,13 @@
           <w:p>
             <w:pPr>
               <w:spacing w:line="240" w:lineRule="auto"/>
+              <w:jc w:val="left"/>
               <w:rPr>
                 <w:rFonts w:ascii="Times New Roman" w:eastAsiaTheme="minorEastAsia" w:hAnsi="Times New Roman" w:cs="Times New Roman"/>
                 <w:b/>
                 <w:bCs/>
+                <w:sz w:val="26"/>
+                <w:szCs w:val="26"/>
               </w:rPr>
             </w:pPr>
             <w:r>
@@ -4729,6 +6716,8 @@
                 <w:rFonts w:ascii="Times New Roman" w:eastAsiaTheme="minorEastAsia" w:hAnsi="Times New Roman" w:cs="Times New Roman"/>
                 <w:b/>
                 <w:bCs/>
+                <w:sz w:val="26"/>
+                <w:szCs w:val="26"/>
               </w:rPr>
               <w:t>Key technical points</w:t>
             </w:r>
@@ -4737,6 +6726,8 @@
                 <w:rFonts w:ascii="Times New Roman" w:eastAsiaTheme="minorEastAsia" w:hAnsi="Times New Roman" w:cs="Times New Roman"/>
                 <w:b/>
                 <w:bCs/>
+                <w:sz w:val="26"/>
+                <w:szCs w:val="26"/>
               </w:rPr>
               <w:t>：</w:t>
             </w:r>
@@ -4751,24 +6742,33 @@
           <w:p>
             <w:pPr>
               <w:spacing w:line="240" w:lineRule="auto"/>
-              <w:rPr>
-                <w:rFonts w:ascii="Times New Roman" w:eastAsiaTheme="minorEastAsia" w:hAnsi="Times New Roman" w:cs="Times New Roman"/>
-              </w:rPr>
-            </w:pPr>
-          </w:p>
-          <w:p>
-            <w:pPr>
-              <w:spacing w:line="240" w:lineRule="auto"/>
-              <w:rPr>
-                <w:rFonts w:ascii="Times New Roman" w:eastAsiaTheme="minorEastAsia" w:hAnsi="Times New Roman" w:cs="Times New Roman"/>
-              </w:rPr>
-            </w:pPr>
-          </w:p>
-          <w:p>
-            <w:pPr>
-              <w:spacing w:line="240" w:lineRule="auto"/>
-              <w:rPr>
-                <w:rFonts w:ascii="Times New Roman" w:eastAsiaTheme="minorEastAsia" w:hAnsi="Times New Roman" w:cs="Times New Roman"/>
+              <w:jc w:val="left"/>
+              <w:rPr>
+                <w:rFonts w:ascii="Times New Roman" w:eastAsiaTheme="minorEastAsia" w:hAnsi="Times New Roman" w:cs="Times New Roman"/>
+                <w:sz w:val="26"/>
+                <w:szCs w:val="26"/>
+              </w:rPr>
+            </w:pPr>
+          </w:p>
+          <w:p>
+            <w:pPr>
+              <w:spacing w:line="240" w:lineRule="auto"/>
+              <w:jc w:val="left"/>
+              <w:rPr>
+                <w:rFonts w:ascii="Times New Roman" w:eastAsiaTheme="minorEastAsia" w:hAnsi="Times New Roman" w:cs="Times New Roman"/>
+                <w:sz w:val="26"/>
+                <w:szCs w:val="26"/>
+              </w:rPr>
+            </w:pPr>
+          </w:p>
+          <w:p>
+            <w:pPr>
+              <w:spacing w:line="240" w:lineRule="auto"/>
+              <w:jc w:val="left"/>
+              <w:rPr>
+                <w:rFonts w:ascii="Times New Roman" w:eastAsiaTheme="minorEastAsia" w:hAnsi="Times New Roman" w:cs="Times New Roman"/>
+                <w:sz w:val="26"/>
+                <w:szCs w:val="26"/>
               </w:rPr>
             </w:pPr>
           </w:p>
@@ -4789,10 +6789,13 @@
           <w:p>
             <w:pPr>
               <w:spacing w:line="240" w:lineRule="auto"/>
+              <w:jc w:val="left"/>
               <w:rPr>
                 <w:rFonts w:ascii="Times New Roman" w:eastAsiaTheme="minorEastAsia" w:hAnsi="Times New Roman" w:cs="Times New Roman"/>
                 <w:b/>
                 <w:bCs/>
+                <w:sz w:val="26"/>
+                <w:szCs w:val="26"/>
               </w:rPr>
             </w:pPr>
             <w:r>
@@ -4800,6 +6803,8 @@
                 <w:rFonts w:ascii="Times New Roman" w:eastAsiaTheme="minorEastAsia" w:hAnsi="Times New Roman" w:cs="Times New Roman"/>
                 <w:b/>
                 <w:bCs/>
+                <w:sz w:val="26"/>
+                <w:szCs w:val="26"/>
               </w:rPr>
               <w:lastRenderedPageBreak/>
               <w:t>Risk points</w:t>
@@ -4809,6 +6814,8 @@
                 <w:rFonts w:ascii="Times New Roman" w:eastAsiaTheme="minorEastAsia" w:hAnsi="Times New Roman" w:cs="Times New Roman"/>
                 <w:b/>
                 <w:bCs/>
+                <w:sz w:val="26"/>
+                <w:szCs w:val="26"/>
               </w:rPr>
               <w:t>：</w:t>
             </w:r>
@@ -4823,8 +6830,11 @@
           <w:p>
             <w:pPr>
               <w:spacing w:line="240" w:lineRule="auto"/>
-              <w:rPr>
-                <w:rFonts w:ascii="Times New Roman" w:hAnsi="Times New Roman" w:cs="Times New Roman"/>
+              <w:jc w:val="left"/>
+              <w:rPr>
+                <w:rFonts w:ascii="Times New Roman" w:hAnsi="Times New Roman" w:cs="Times New Roman"/>
+                <w:sz w:val="26"/>
+                <w:szCs w:val="26"/>
               </w:rPr>
             </w:pPr>
           </w:p>
@@ -4838,8 +6848,11 @@
             <w:pPr>
               <w:widowControl/>
               <w:spacing w:line="240" w:lineRule="auto"/>
-              <w:rPr>
-                <w:rFonts w:ascii="Times New Roman" w:hAnsi="Times New Roman" w:cs="Times New Roman"/>
+              <w:jc w:val="left"/>
+              <w:rPr>
+                <w:rFonts w:ascii="Times New Roman" w:hAnsi="Times New Roman" w:cs="Times New Roman"/>
+                <w:sz w:val="26"/>
+                <w:szCs w:val="26"/>
               </w:rPr>
             </w:pPr>
           </w:p>
@@ -4853,13 +6866,18 @@
             <w:pPr>
               <w:widowControl/>
               <w:spacing w:line="240" w:lineRule="auto"/>
-              <w:rPr>
-                <w:rFonts w:ascii="Times New Roman" w:hAnsi="Times New Roman" w:cs="Times New Roman"/>
-              </w:rPr>
-            </w:pPr>
-            <w:r>
-              <w:rPr>
-                <w:rFonts w:ascii="Times New Roman" w:eastAsiaTheme="minorEastAsia" w:hAnsi="Times New Roman" w:cs="Times New Roman"/>
+              <w:jc w:val="left"/>
+              <w:rPr>
+                <w:rFonts w:ascii="Times New Roman" w:hAnsi="Times New Roman" w:cs="Times New Roman"/>
+                <w:sz w:val="26"/>
+                <w:szCs w:val="26"/>
+              </w:rPr>
+            </w:pPr>
+            <w:r>
+              <w:rPr>
+                <w:rFonts w:ascii="Times New Roman" w:eastAsiaTheme="minorEastAsia" w:hAnsi="Times New Roman" w:cs="Times New Roman"/>
+                <w:sz w:val="26"/>
+                <w:szCs w:val="26"/>
               </w:rPr>
               <w:t>Pre-sales implementation representative</w:t>
             </w:r>
@@ -4882,10 +6900,13 @@
           <w:p>
             <w:pPr>
               <w:spacing w:line="240" w:lineRule="auto"/>
+              <w:jc w:val="left"/>
               <w:rPr>
                 <w:rFonts w:ascii="Times New Roman" w:eastAsiaTheme="minorEastAsia" w:hAnsi="Times New Roman" w:cs="Times New Roman"/>
                 <w:b/>
                 <w:bCs/>
+                <w:sz w:val="26"/>
+                <w:szCs w:val="26"/>
               </w:rPr>
             </w:pPr>
             <w:r>
@@ -4893,6 +6914,8 @@
                 <w:rFonts w:ascii="Times New Roman" w:eastAsiaTheme="minorEastAsia" w:hAnsi="Times New Roman" w:cs="Times New Roman"/>
                 <w:b/>
                 <w:bCs/>
+                <w:sz w:val="26"/>
+                <w:szCs w:val="26"/>
               </w:rPr>
               <w:t>Project team</w:t>
             </w:r>
@@ -4901,6 +6924,8 @@
                 <w:rFonts w:ascii="Times New Roman" w:eastAsiaTheme="minorEastAsia" w:hAnsi="Times New Roman" w:cs="Times New Roman"/>
                 <w:b/>
                 <w:bCs/>
+                <w:sz w:val="26"/>
+                <w:szCs w:val="26"/>
               </w:rPr>
               <w:t>：</w:t>
             </w:r>
@@ -4914,13 +6939,18 @@
           <w:p>
             <w:pPr>
               <w:spacing w:line="240" w:lineRule="auto"/>
-              <w:rPr>
-                <w:rFonts w:ascii="Times New Roman" w:eastAsiaTheme="minorEastAsia" w:hAnsi="Times New Roman" w:cs="Times New Roman"/>
-              </w:rPr>
-            </w:pPr>
-            <w:r>
-              <w:rPr>
-                <w:rFonts w:ascii="Times New Roman" w:eastAsiaTheme="minorEastAsia" w:hAnsi="Times New Roman" w:cs="Times New Roman"/>
+              <w:jc w:val="left"/>
+              <w:rPr>
+                <w:rFonts w:ascii="Times New Roman" w:eastAsiaTheme="minorEastAsia" w:hAnsi="Times New Roman" w:cs="Times New Roman"/>
+                <w:sz w:val="26"/>
+                <w:szCs w:val="26"/>
+              </w:rPr>
+            </w:pPr>
+            <w:r>
+              <w:rPr>
+                <w:rFonts w:ascii="Times New Roman" w:eastAsiaTheme="minorEastAsia" w:hAnsi="Times New Roman" w:cs="Times New Roman"/>
+                <w:sz w:val="26"/>
+                <w:szCs w:val="26"/>
               </w:rPr>
               <w:t>Project manager</w:t>
             </w:r>
@@ -4935,8 +6965,11 @@
           <w:p>
             <w:pPr>
               <w:spacing w:line="240" w:lineRule="auto"/>
-              <w:rPr>
-                <w:rFonts w:ascii="Times New Roman" w:eastAsiaTheme="minorEastAsia" w:hAnsi="Times New Roman" w:cs="Times New Roman"/>
+              <w:jc w:val="left"/>
+              <w:rPr>
+                <w:rFonts w:ascii="Times New Roman" w:eastAsiaTheme="minorEastAsia" w:hAnsi="Times New Roman" w:cs="Times New Roman"/>
+                <w:sz w:val="26"/>
+                <w:szCs w:val="26"/>
               </w:rPr>
             </w:pPr>
           </w:p>
@@ -4949,13 +6982,18 @@
           <w:p>
             <w:pPr>
               <w:spacing w:line="240" w:lineRule="auto"/>
-              <w:rPr>
-                <w:rFonts w:ascii="Times New Roman" w:eastAsiaTheme="minorEastAsia" w:hAnsi="Times New Roman" w:cs="Times New Roman"/>
-              </w:rPr>
-            </w:pPr>
-            <w:r>
-              <w:rPr>
-                <w:rFonts w:ascii="Times New Roman" w:eastAsiaTheme="minorEastAsia" w:hAnsi="Times New Roman" w:cs="Times New Roman"/>
+              <w:jc w:val="left"/>
+              <w:rPr>
+                <w:rFonts w:ascii="Times New Roman" w:eastAsiaTheme="minorEastAsia" w:hAnsi="Times New Roman" w:cs="Times New Roman"/>
+                <w:sz w:val="26"/>
+                <w:szCs w:val="26"/>
+              </w:rPr>
+            </w:pPr>
+            <w:r>
+              <w:rPr>
+                <w:rFonts w:ascii="Times New Roman" w:eastAsiaTheme="minorEastAsia" w:hAnsi="Times New Roman" w:cs="Times New Roman"/>
+                <w:sz w:val="26"/>
+                <w:szCs w:val="26"/>
               </w:rPr>
               <w:t>Sales representatives</w:t>
             </w:r>
@@ -4969,8 +7007,11 @@
           <w:p>
             <w:pPr>
               <w:spacing w:line="240" w:lineRule="auto"/>
-              <w:rPr>
-                <w:rFonts w:ascii="Times New Roman" w:eastAsiaTheme="minorEastAsia" w:hAnsi="Times New Roman" w:cs="Times New Roman"/>
+              <w:jc w:val="left"/>
+              <w:rPr>
+                <w:rFonts w:ascii="Times New Roman" w:eastAsiaTheme="minorEastAsia" w:hAnsi="Times New Roman" w:cs="Times New Roman"/>
+                <w:sz w:val="26"/>
+                <w:szCs w:val="26"/>
               </w:rPr>
             </w:pPr>
           </w:p>
@@ -4992,10 +7033,13 @@
           <w:p>
             <w:pPr>
               <w:spacing w:line="240" w:lineRule="auto"/>
+              <w:jc w:val="left"/>
               <w:rPr>
                 <w:rFonts w:ascii="Times New Roman" w:eastAsiaTheme="minorEastAsia" w:hAnsi="Times New Roman" w:cs="Times New Roman"/>
                 <w:b/>
                 <w:bCs/>
+                <w:sz w:val="26"/>
+                <w:szCs w:val="26"/>
               </w:rPr>
             </w:pPr>
           </w:p>
@@ -5008,13 +7052,18 @@
           <w:p>
             <w:pPr>
               <w:spacing w:line="240" w:lineRule="auto"/>
-              <w:rPr>
-                <w:rFonts w:ascii="Times New Roman" w:eastAsiaTheme="minorEastAsia" w:hAnsi="Times New Roman" w:cs="Times New Roman"/>
-              </w:rPr>
-            </w:pPr>
-            <w:r>
-              <w:rPr>
-                <w:rFonts w:ascii="Times New Roman" w:eastAsiaTheme="minorEastAsia" w:hAnsi="Times New Roman" w:cs="Times New Roman"/>
+              <w:jc w:val="left"/>
+              <w:rPr>
+                <w:rFonts w:ascii="Times New Roman" w:eastAsiaTheme="minorEastAsia" w:hAnsi="Times New Roman" w:cs="Times New Roman"/>
+                <w:sz w:val="26"/>
+                <w:szCs w:val="26"/>
+              </w:rPr>
+            </w:pPr>
+            <w:r>
+              <w:rPr>
+                <w:rFonts w:ascii="Times New Roman" w:eastAsiaTheme="minorEastAsia" w:hAnsi="Times New Roman" w:cs="Times New Roman"/>
+                <w:sz w:val="26"/>
+                <w:szCs w:val="26"/>
               </w:rPr>
               <w:t>Technical representatives</w:t>
             </w:r>
@@ -5029,8 +7078,11 @@
           <w:p>
             <w:pPr>
               <w:spacing w:line="240" w:lineRule="auto"/>
-              <w:rPr>
-                <w:rFonts w:ascii="Times New Roman" w:eastAsiaTheme="minorEastAsia" w:hAnsi="Times New Roman" w:cs="Times New Roman"/>
+              <w:jc w:val="left"/>
+              <w:rPr>
+                <w:rFonts w:ascii="Times New Roman" w:eastAsiaTheme="minorEastAsia" w:hAnsi="Times New Roman" w:cs="Times New Roman"/>
+                <w:sz w:val="26"/>
+                <w:szCs w:val="26"/>
               </w:rPr>
             </w:pPr>
           </w:p>
@@ -5043,13 +7095,18 @@
           <w:p>
             <w:pPr>
               <w:spacing w:line="240" w:lineRule="auto"/>
-              <w:rPr>
-                <w:rFonts w:ascii="Times New Roman" w:eastAsiaTheme="minorEastAsia" w:hAnsi="Times New Roman" w:cs="Times New Roman"/>
-              </w:rPr>
-            </w:pPr>
-            <w:r>
-              <w:rPr>
-                <w:rFonts w:ascii="Times New Roman" w:eastAsiaTheme="minorEastAsia" w:hAnsi="Times New Roman" w:cs="Times New Roman"/>
+              <w:jc w:val="left"/>
+              <w:rPr>
+                <w:rFonts w:ascii="Times New Roman" w:eastAsiaTheme="minorEastAsia" w:hAnsi="Times New Roman" w:cs="Times New Roman"/>
+                <w:sz w:val="26"/>
+                <w:szCs w:val="26"/>
+              </w:rPr>
+            </w:pPr>
+            <w:r>
+              <w:rPr>
+                <w:rFonts w:ascii="Times New Roman" w:eastAsiaTheme="minorEastAsia" w:hAnsi="Times New Roman" w:cs="Times New Roman"/>
+                <w:sz w:val="26"/>
+                <w:szCs w:val="26"/>
               </w:rPr>
               <w:t>Sales representatives</w:t>
             </w:r>
@@ -5063,8 +7120,11 @@
           <w:p>
             <w:pPr>
               <w:spacing w:line="240" w:lineRule="auto"/>
-              <w:rPr>
-                <w:rFonts w:ascii="Times New Roman" w:eastAsiaTheme="minorEastAsia" w:hAnsi="Times New Roman" w:cs="Times New Roman"/>
+              <w:jc w:val="left"/>
+              <w:rPr>
+                <w:rFonts w:ascii="Times New Roman" w:eastAsiaTheme="minorEastAsia" w:hAnsi="Times New Roman" w:cs="Times New Roman"/>
+                <w:sz w:val="26"/>
+                <w:szCs w:val="26"/>
               </w:rPr>
             </w:pPr>
           </w:p>
@@ -5086,10 +7146,13 @@
           <w:p>
             <w:pPr>
               <w:spacing w:line="240" w:lineRule="auto"/>
+              <w:jc w:val="left"/>
               <w:rPr>
                 <w:rFonts w:ascii="Times New Roman" w:eastAsiaTheme="minorEastAsia" w:hAnsi="Times New Roman" w:cs="Times New Roman"/>
                 <w:b/>
                 <w:bCs/>
+                <w:sz w:val="26"/>
+                <w:szCs w:val="26"/>
               </w:rPr>
             </w:pPr>
             <w:r>
@@ -5097,6 +7160,8 @@
                 <w:rFonts w:ascii="Times New Roman" w:eastAsiaTheme="minorEastAsia" w:hAnsi="Times New Roman" w:cs="Times New Roman"/>
                 <w:b/>
                 <w:bCs/>
+                <w:sz w:val="26"/>
+                <w:szCs w:val="26"/>
               </w:rPr>
               <w:t>Project plan</w:t>
             </w:r>
@@ -5105,6 +7170,8 @@
                 <w:rFonts w:ascii="Times New Roman" w:eastAsiaTheme="minorEastAsia" w:hAnsi="Times New Roman" w:cs="Times New Roman"/>
                 <w:b/>
                 <w:bCs/>
+                <w:sz w:val="26"/>
+                <w:szCs w:val="26"/>
               </w:rPr>
               <w:t>：</w:t>
             </w:r>
@@ -5118,13 +7185,18 @@
           <w:p>
             <w:pPr>
               <w:spacing w:line="240" w:lineRule="auto"/>
-              <w:rPr>
-                <w:rFonts w:ascii="Times New Roman" w:eastAsiaTheme="minorEastAsia" w:hAnsi="Times New Roman" w:cs="Times New Roman"/>
-              </w:rPr>
-            </w:pPr>
-            <w:r>
-              <w:rPr>
-                <w:rFonts w:ascii="Times New Roman" w:eastAsiaTheme="minorEastAsia" w:hAnsi="Times New Roman" w:cs="Times New Roman"/>
+              <w:jc w:val="left"/>
+              <w:rPr>
+                <w:rFonts w:ascii="Times New Roman" w:eastAsiaTheme="minorEastAsia" w:hAnsi="Times New Roman" w:cs="Times New Roman"/>
+                <w:sz w:val="26"/>
+                <w:szCs w:val="26"/>
+              </w:rPr>
+            </w:pPr>
+            <w:r>
+              <w:rPr>
+                <w:rFonts w:ascii="Times New Roman" w:eastAsiaTheme="minorEastAsia" w:hAnsi="Times New Roman" w:cs="Times New Roman"/>
+                <w:sz w:val="26"/>
+                <w:szCs w:val="26"/>
               </w:rPr>
               <w:t>Production cycle</w:t>
             </w:r>
@@ -5139,8 +7211,11 @@
           <w:p>
             <w:pPr>
               <w:spacing w:line="240" w:lineRule="auto"/>
-              <w:rPr>
-                <w:rFonts w:ascii="Times New Roman" w:eastAsiaTheme="minorEastAsia" w:hAnsi="Times New Roman" w:cs="Times New Roman"/>
+              <w:jc w:val="left"/>
+              <w:rPr>
+                <w:rFonts w:ascii="Times New Roman" w:eastAsiaTheme="minorEastAsia" w:hAnsi="Times New Roman" w:cs="Times New Roman"/>
+                <w:sz w:val="26"/>
+                <w:szCs w:val="26"/>
               </w:rPr>
             </w:pPr>
           </w:p>
@@ -5162,10 +7237,13 @@
           <w:p>
             <w:pPr>
               <w:spacing w:line="240" w:lineRule="auto"/>
+              <w:jc w:val="left"/>
               <w:rPr>
                 <w:rFonts w:ascii="Times New Roman" w:eastAsiaTheme="minorEastAsia" w:hAnsi="Times New Roman" w:cs="Times New Roman"/>
                 <w:b/>
                 <w:bCs/>
+                <w:sz w:val="26"/>
+                <w:szCs w:val="26"/>
               </w:rPr>
             </w:pPr>
           </w:p>
@@ -5178,13 +7256,18 @@
           <w:p>
             <w:pPr>
               <w:spacing w:line="240" w:lineRule="auto"/>
-              <w:rPr>
-                <w:rFonts w:ascii="Times New Roman" w:eastAsiaTheme="minorEastAsia" w:hAnsi="Times New Roman" w:cs="Times New Roman"/>
-              </w:rPr>
-            </w:pPr>
-            <w:r>
-              <w:rPr>
-                <w:rFonts w:ascii="Times New Roman" w:eastAsiaTheme="minorEastAsia" w:hAnsi="Times New Roman" w:cs="Times New Roman"/>
+              <w:jc w:val="left"/>
+              <w:rPr>
+                <w:rFonts w:ascii="Times New Roman" w:eastAsiaTheme="minorEastAsia" w:hAnsi="Times New Roman" w:cs="Times New Roman"/>
+                <w:sz w:val="26"/>
+                <w:szCs w:val="26"/>
+              </w:rPr>
+            </w:pPr>
+            <w:r>
+              <w:rPr>
+                <w:rFonts w:ascii="Times New Roman" w:eastAsiaTheme="minorEastAsia" w:hAnsi="Times New Roman" w:cs="Times New Roman"/>
+                <w:sz w:val="26"/>
+                <w:szCs w:val="26"/>
               </w:rPr>
               <w:t>Implementation cycle</w:t>
             </w:r>
@@ -5199,8 +7282,11 @@
           <w:p>
             <w:pPr>
               <w:spacing w:line="240" w:lineRule="auto"/>
-              <w:rPr>
-                <w:rFonts w:ascii="Times New Roman" w:eastAsiaTheme="minorEastAsia" w:hAnsi="Times New Roman" w:cs="Times New Roman"/>
+              <w:jc w:val="left"/>
+              <w:rPr>
+                <w:rFonts w:ascii="Times New Roman" w:eastAsiaTheme="minorEastAsia" w:hAnsi="Times New Roman" w:cs="Times New Roman"/>
+                <w:sz w:val="26"/>
+                <w:szCs w:val="26"/>
               </w:rPr>
             </w:pPr>
           </w:p>
@@ -5221,10 +7307,13 @@
           <w:p>
             <w:pPr>
               <w:spacing w:line="240" w:lineRule="auto"/>
+              <w:jc w:val="left"/>
               <w:rPr>
                 <w:rFonts w:ascii="Times New Roman" w:eastAsiaTheme="minorEastAsia" w:hAnsi="Times New Roman" w:cs="Times New Roman"/>
                 <w:b/>
                 <w:bCs/>
+                <w:sz w:val="26"/>
+                <w:szCs w:val="26"/>
               </w:rPr>
             </w:pPr>
             <w:r>
@@ -5232,6 +7321,8 @@
                 <w:rFonts w:ascii="Times New Roman" w:eastAsiaTheme="minorEastAsia" w:hAnsi="Times New Roman" w:cs="Times New Roman"/>
                 <w:b/>
                 <w:bCs/>
+                <w:sz w:val="26"/>
+                <w:szCs w:val="26"/>
               </w:rPr>
               <w:t>Final review conclusion</w:t>
             </w:r>
@@ -5240,6 +7331,8 @@
                 <w:rFonts w:ascii="Times New Roman" w:eastAsiaTheme="minorEastAsia" w:hAnsi="Times New Roman" w:cs="Times New Roman"/>
                 <w:b/>
                 <w:bCs/>
+                <w:sz w:val="26"/>
+                <w:szCs w:val="26"/>
               </w:rPr>
               <w:t>：</w:t>
             </w:r>
@@ -5254,8 +7347,11 @@
           <w:p>
             <w:pPr>
               <w:spacing w:line="240" w:lineRule="auto"/>
-              <w:rPr>
-                <w:rFonts w:ascii="Times New Roman" w:eastAsiaTheme="minorEastAsia" w:hAnsi="Times New Roman" w:cs="Times New Roman"/>
+              <w:jc w:val="left"/>
+              <w:rPr>
+                <w:rFonts w:ascii="Times New Roman" w:eastAsiaTheme="minorEastAsia" w:hAnsi="Times New Roman" w:cs="Times New Roman"/>
+                <w:sz w:val="26"/>
+                <w:szCs w:val="26"/>
                 <w:lang w:val="en-BE"/>
               </w:rPr>
             </w:pPr>
@@ -5263,13 +7359,18 @@
           <w:p>
             <w:pPr>
               <w:spacing w:line="240" w:lineRule="auto"/>
-              <w:rPr>
-                <w:rFonts w:ascii="Times New Roman" w:eastAsiaTheme="minorEastAsia" w:hAnsi="Times New Roman" w:cs="Times New Roman"/>
-              </w:rPr>
-            </w:pPr>
-            <w:r>
-              <w:rPr>
-                <w:rFonts w:ascii="Times New Roman" w:eastAsiaTheme="minorEastAsia" w:hAnsi="Times New Roman" w:cs="Times New Roman"/>
+              <w:jc w:val="left"/>
+              <w:rPr>
+                <w:rFonts w:ascii="Times New Roman" w:eastAsiaTheme="minorEastAsia" w:hAnsi="Times New Roman" w:cs="Times New Roman"/>
+                <w:sz w:val="26"/>
+                <w:szCs w:val="26"/>
+              </w:rPr>
+            </w:pPr>
+            <w:r>
+              <w:rPr>
+                <w:rFonts w:ascii="Times New Roman" w:eastAsiaTheme="minorEastAsia" w:hAnsi="Times New Roman" w:cs="Times New Roman"/>
+                <w:sz w:val="26"/>
+                <w:szCs w:val="26"/>
               </w:rPr>
               <w:t>□ approved□ rejected□ returned, re-reviewed □ postponed, and postponed</w:t>
             </w:r>
@@ -5289,10 +7390,13 @@
           <w:p>
             <w:pPr>
               <w:spacing w:line="240" w:lineRule="auto"/>
+              <w:jc w:val="left"/>
               <w:rPr>
                 <w:rFonts w:ascii="Times New Roman" w:eastAsiaTheme="minorEastAsia" w:hAnsi="Times New Roman" w:cs="Times New Roman"/>
                 <w:b/>
                 <w:bCs/>
+                <w:sz w:val="26"/>
+                <w:szCs w:val="26"/>
               </w:rPr>
             </w:pPr>
             <w:r>
@@ -5300,6 +7404,8 @@
                 <w:rFonts w:ascii="Times New Roman" w:eastAsiaTheme="minorEastAsia" w:hAnsi="Times New Roman" w:cs="Times New Roman"/>
                 <w:b/>
                 <w:bCs/>
+                <w:sz w:val="26"/>
+                <w:szCs w:val="26"/>
               </w:rPr>
               <w:t>Suggestions for improvement</w:t>
             </w:r>
@@ -5308,6 +7414,8 @@
                 <w:rFonts w:ascii="Times New Roman" w:eastAsiaTheme="minorEastAsia" w:hAnsi="Times New Roman" w:cs="Times New Roman"/>
                 <w:b/>
                 <w:bCs/>
+                <w:sz w:val="26"/>
+                <w:szCs w:val="26"/>
               </w:rPr>
               <w:t>：</w:t>
             </w:r>
@@ -5322,9 +7430,12 @@
           <w:p>
             <w:pPr>
               <w:spacing w:line="240" w:lineRule="atLeast"/>
+              <w:jc w:val="left"/>
               <w:rPr>
                 <w:rFonts w:ascii="Times New Roman" w:eastAsiaTheme="minorEastAsia" w:hAnsi="Times New Roman" w:cs="Times New Roman"/>
                 <w:color w:val="FF0000"/>
+                <w:sz w:val="26"/>
+                <w:szCs w:val="26"/>
               </w:rPr>
             </w:pPr>
           </w:p>
@@ -5338,19 +7449,26 @@
             <w:pPr>
               <w:widowControl/>
               <w:spacing w:line="240" w:lineRule="auto"/>
-              <w:rPr>
-                <w:rFonts w:ascii="Times New Roman" w:hAnsi="Times New Roman" w:cs="Times New Roman"/>
-              </w:rPr>
-            </w:pPr>
-            <w:r>
-              <w:rPr>
-                <w:rFonts w:ascii="Times New Roman" w:eastAsiaTheme="minorEastAsia" w:hAnsi="Times New Roman" w:cs="Times New Roman"/>
+              <w:jc w:val="left"/>
+              <w:rPr>
+                <w:rFonts w:ascii="Times New Roman" w:hAnsi="Times New Roman" w:cs="Times New Roman"/>
+                <w:sz w:val="26"/>
+                <w:szCs w:val="26"/>
+              </w:rPr>
+            </w:pPr>
+            <w:r>
+              <w:rPr>
+                <w:rFonts w:ascii="Times New Roman" w:eastAsiaTheme="minorEastAsia" w:hAnsi="Times New Roman" w:cs="Times New Roman"/>
+                <w:sz w:val="26"/>
+                <w:szCs w:val="26"/>
               </w:rPr>
               <w:t>Software Review</w:t>
             </w:r>
             <w:r>
               <w:rPr>
                 <w:rFonts w:ascii="Times New Roman" w:eastAsiaTheme="minorEastAsia" w:hAnsi="Times New Roman" w:cs="Times New Roman"/>
+                <w:sz w:val="26"/>
+                <w:szCs w:val="26"/>
               </w:rPr>
               <w:t>：</w:t>
             </w:r>
@@ -5373,10 +7491,13 @@
           <w:p>
             <w:pPr>
               <w:spacing w:line="240" w:lineRule="auto"/>
+              <w:jc w:val="left"/>
               <w:rPr>
                 <w:rFonts w:ascii="Times New Roman" w:eastAsiaTheme="minorEastAsia" w:hAnsi="Times New Roman" w:cs="Times New Roman"/>
                 <w:b/>
                 <w:bCs/>
+                <w:sz w:val="26"/>
+                <w:szCs w:val="26"/>
               </w:rPr>
             </w:pPr>
             <w:r>
@@ -5384,8 +7505,32 @@
                 <w:rFonts w:ascii="Times New Roman" w:eastAsiaTheme="minorEastAsia" w:hAnsi="Times New Roman" w:cs="Times New Roman"/>
                 <w:b/>
                 <w:bCs/>
-              </w:rPr>
-              <w:t>Signature of the assessee:</w:t>
+                <w:sz w:val="26"/>
+                <w:szCs w:val="26"/>
+              </w:rPr>
+              <w:t xml:space="preserve">Signature of the </w:t>
+            </w:r>
+            <w:proofErr w:type="spellStart"/>
+            <w:r>
+              <w:rPr>
+                <w:rFonts w:ascii="Times New Roman" w:eastAsiaTheme="minorEastAsia" w:hAnsi="Times New Roman" w:cs="Times New Roman"/>
+                <w:b/>
+                <w:bCs/>
+                <w:sz w:val="26"/>
+                <w:szCs w:val="26"/>
+              </w:rPr>
+              <w:t>assessee</w:t>
+            </w:r>
+            <w:proofErr w:type="spellEnd"/>
+            <w:r>
+              <w:rPr>
+                <w:rFonts w:ascii="Times New Roman" w:eastAsiaTheme="minorEastAsia" w:hAnsi="Times New Roman" w:cs="Times New Roman"/>
+                <w:b/>
+                <w:bCs/>
+                <w:sz w:val="26"/>
+                <w:szCs w:val="26"/>
+              </w:rPr>
+              <w:t>:</w:t>
             </w:r>
           </w:p>
         </w:tc>
@@ -5397,19 +7542,26 @@
           <w:p>
             <w:pPr>
               <w:spacing w:line="240" w:lineRule="auto"/>
-              <w:rPr>
-                <w:rFonts w:ascii="Times New Roman" w:eastAsiaTheme="minorEastAsia" w:hAnsi="Times New Roman" w:cs="Times New Roman"/>
-              </w:rPr>
-            </w:pPr>
-            <w:r>
-              <w:rPr>
-                <w:rFonts w:ascii="Times New Roman" w:eastAsiaTheme="minorEastAsia" w:hAnsi="Times New Roman" w:cs="Times New Roman"/>
+              <w:jc w:val="left"/>
+              <w:rPr>
+                <w:rFonts w:ascii="Times New Roman" w:eastAsiaTheme="minorEastAsia" w:hAnsi="Times New Roman" w:cs="Times New Roman"/>
+                <w:sz w:val="26"/>
+                <w:szCs w:val="26"/>
+              </w:rPr>
+            </w:pPr>
+            <w:r>
+              <w:rPr>
+                <w:rFonts w:ascii="Times New Roman" w:eastAsiaTheme="minorEastAsia" w:hAnsi="Times New Roman" w:cs="Times New Roman"/>
+                <w:sz w:val="26"/>
+                <w:szCs w:val="26"/>
               </w:rPr>
               <w:t>Product review</w:t>
             </w:r>
             <w:r>
               <w:rPr>
                 <w:rFonts w:ascii="Times New Roman" w:eastAsiaTheme="minorEastAsia" w:hAnsi="Times New Roman" w:cs="Times New Roman"/>
+                <w:sz w:val="26"/>
+                <w:szCs w:val="26"/>
               </w:rPr>
               <w:t>：</w:t>
             </w:r>
@@ -5423,19 +7575,26 @@
           <w:p>
             <w:pPr>
               <w:spacing w:line="240" w:lineRule="auto"/>
-              <w:rPr>
-                <w:rFonts w:ascii="Times New Roman" w:eastAsiaTheme="minorEastAsia" w:hAnsi="Times New Roman" w:cs="Times New Roman"/>
-              </w:rPr>
-            </w:pPr>
-            <w:r>
-              <w:rPr>
-                <w:rFonts w:ascii="Times New Roman" w:eastAsiaTheme="minorEastAsia" w:hAnsi="Times New Roman" w:cs="Times New Roman"/>
+              <w:jc w:val="left"/>
+              <w:rPr>
+                <w:rFonts w:ascii="Times New Roman" w:eastAsiaTheme="minorEastAsia" w:hAnsi="Times New Roman" w:cs="Times New Roman"/>
+                <w:sz w:val="26"/>
+                <w:szCs w:val="26"/>
+              </w:rPr>
+            </w:pPr>
+            <w:r>
+              <w:rPr>
+                <w:rFonts w:ascii="Times New Roman" w:eastAsiaTheme="minorEastAsia" w:hAnsi="Times New Roman" w:cs="Times New Roman"/>
+                <w:sz w:val="26"/>
+                <w:szCs w:val="26"/>
               </w:rPr>
               <w:t>Production Review</w:t>
             </w:r>
             <w:r>
               <w:rPr>
                 <w:rFonts w:ascii="Times New Roman" w:eastAsiaTheme="minorEastAsia" w:hAnsi="Times New Roman" w:cs="Times New Roman"/>
+                <w:sz w:val="26"/>
+                <w:szCs w:val="26"/>
               </w:rPr>
               <w:t>：</w:t>
             </w:r>
@@ -5458,10 +7617,13 @@
           <w:p>
             <w:pPr>
               <w:spacing w:line="240" w:lineRule="auto"/>
+              <w:jc w:val="left"/>
               <w:rPr>
                 <w:rFonts w:ascii="Times New Roman" w:eastAsiaTheme="minorEastAsia" w:hAnsi="Times New Roman" w:cs="Times New Roman"/>
                 <w:b/>
                 <w:bCs/>
+                <w:sz w:val="26"/>
+                <w:szCs w:val="26"/>
               </w:rPr>
             </w:pPr>
           </w:p>
@@ -5474,19 +7636,26 @@
           <w:p>
             <w:pPr>
               <w:spacing w:line="240" w:lineRule="auto"/>
-              <w:rPr>
-                <w:rFonts w:ascii="Times New Roman" w:eastAsiaTheme="minorEastAsia" w:hAnsi="Times New Roman" w:cs="Times New Roman"/>
-              </w:rPr>
-            </w:pPr>
-            <w:r>
-              <w:rPr>
-                <w:rFonts w:ascii="Times New Roman" w:eastAsiaTheme="minorEastAsia" w:hAnsi="Times New Roman" w:cs="Times New Roman"/>
+              <w:jc w:val="left"/>
+              <w:rPr>
+                <w:rFonts w:ascii="Times New Roman" w:eastAsiaTheme="minorEastAsia" w:hAnsi="Times New Roman" w:cs="Times New Roman"/>
+                <w:sz w:val="26"/>
+                <w:szCs w:val="26"/>
+              </w:rPr>
+            </w:pPr>
+            <w:r>
+              <w:rPr>
+                <w:rFonts w:ascii="Times New Roman" w:eastAsiaTheme="minorEastAsia" w:hAnsi="Times New Roman" w:cs="Times New Roman"/>
+                <w:sz w:val="26"/>
+                <w:szCs w:val="26"/>
               </w:rPr>
               <w:t>Scheduling review</w:t>
             </w:r>
             <w:r>
               <w:rPr>
                 <w:rFonts w:ascii="Times New Roman" w:eastAsiaTheme="minorEastAsia" w:hAnsi="Times New Roman" w:cs="Times New Roman"/>
+                <w:sz w:val="26"/>
+                <w:szCs w:val="26"/>
               </w:rPr>
               <w:t>：</w:t>
             </w:r>
@@ -5500,19 +7669,26 @@
           <w:p>
             <w:pPr>
               <w:spacing w:line="240" w:lineRule="auto"/>
-              <w:rPr>
-                <w:rFonts w:ascii="Times New Roman" w:eastAsiaTheme="minorEastAsia" w:hAnsi="Times New Roman" w:cs="Times New Roman"/>
-              </w:rPr>
-            </w:pPr>
-            <w:r>
-              <w:rPr>
-                <w:rFonts w:ascii="Times New Roman" w:eastAsiaTheme="minorEastAsia" w:hAnsi="Times New Roman" w:cs="Times New Roman"/>
+              <w:jc w:val="left"/>
+              <w:rPr>
+                <w:rFonts w:ascii="Times New Roman" w:eastAsiaTheme="minorEastAsia" w:hAnsi="Times New Roman" w:cs="Times New Roman"/>
+                <w:sz w:val="26"/>
+                <w:szCs w:val="26"/>
+              </w:rPr>
+            </w:pPr>
+            <w:r>
+              <w:rPr>
+                <w:rFonts w:ascii="Times New Roman" w:eastAsiaTheme="minorEastAsia" w:hAnsi="Times New Roman" w:cs="Times New Roman"/>
+                <w:sz w:val="26"/>
+                <w:szCs w:val="26"/>
               </w:rPr>
               <w:t>Production Review</w:t>
             </w:r>
             <w:r>
               <w:rPr>
                 <w:rFonts w:ascii="Times New Roman" w:eastAsiaTheme="minorEastAsia" w:hAnsi="Times New Roman" w:cs="Times New Roman"/>
+                <w:sz w:val="26"/>
+                <w:szCs w:val="26"/>
               </w:rPr>
               <w:t>：</w:t>
             </w:r>
@@ -5534,10 +7710,13 @@
           <w:p>
             <w:pPr>
               <w:spacing w:line="240" w:lineRule="auto"/>
+              <w:jc w:val="left"/>
               <w:rPr>
                 <w:rFonts w:ascii="Times New Roman" w:eastAsiaTheme="minorEastAsia" w:hAnsi="Times New Roman" w:cs="Times New Roman"/>
                 <w:b/>
                 <w:bCs/>
+                <w:sz w:val="26"/>
+                <w:szCs w:val="26"/>
               </w:rPr>
             </w:pPr>
             <w:r>
@@ -5545,6 +7724,8 @@
                 <w:rFonts w:ascii="Times New Roman" w:eastAsiaTheme="minorEastAsia" w:hAnsi="Times New Roman" w:cs="Times New Roman"/>
                 <w:b/>
                 <w:bCs/>
+                <w:sz w:val="26"/>
+                <w:szCs w:val="26"/>
               </w:rPr>
               <w:t>Review and approval:</w:t>
             </w:r>
@@ -5558,8 +7739,11 @@
           <w:p>
             <w:pPr>
               <w:spacing w:line="240" w:lineRule="auto"/>
-              <w:rPr>
-                <w:rFonts w:ascii="Times New Roman" w:eastAsiaTheme="minorEastAsia" w:hAnsi="Times New Roman" w:cs="Times New Roman"/>
+              <w:jc w:val="left"/>
+              <w:rPr>
+                <w:rFonts w:ascii="Times New Roman" w:eastAsiaTheme="minorEastAsia" w:hAnsi="Times New Roman" w:cs="Times New Roman"/>
+                <w:sz w:val="26"/>
+                <w:szCs w:val="26"/>
               </w:rPr>
             </w:pPr>
           </w:p>
@@ -5568,15 +7752,21 @@
     </w:tbl>
     <w:p>
       <w:pPr>
+        <w:jc w:val="left"/>
         <w:rPr>
           <w:rFonts w:ascii="Times New Roman" w:hAnsi="Times New Roman" w:cs="Times New Roman"/>
+          <w:sz w:val="26"/>
+          <w:szCs w:val="26"/>
         </w:rPr>
       </w:pPr>
     </w:p>
     <w:p>
       <w:pPr>
+        <w:jc w:val="left"/>
         <w:rPr>
           <w:rFonts w:ascii="Times New Roman" w:hAnsi="Times New Roman" w:cs="Times New Roman"/>
+          <w:sz w:val="26"/>
+          <w:szCs w:val="26"/>
         </w:rPr>
       </w:pPr>
     </w:p>
@@ -5584,8 +7774,11 @@
       <w:pPr>
         <w:widowControl/>
         <w:spacing w:line="240" w:lineRule="auto"/>
+        <w:jc w:val="left"/>
         <w:rPr>
           <w:rFonts w:ascii="Times New Roman" w:hAnsi="Times New Roman" w:cs="Times New Roman"/>
+          <w:sz w:val="26"/>
+          <w:szCs w:val="26"/>
         </w:rPr>
       </w:pPr>
     </w:p>
@@ -5653,7 +7846,7 @@
       <mc:AlternateContent>
         <mc:Choice Requires="wps">
           <w:drawing>
-            <wp:anchor distT="0" distB="0" distL="114300" distR="114300" simplePos="0" relativeHeight="251658240" behindDoc="0" locked="0" layoutInCell="1" allowOverlap="1" wp14:anchorId="7DD407E6" wp14:editId="4A4009A6">
+            <wp:anchor distT="0" distB="0" distL="114300" distR="114300" simplePos="0" relativeHeight="251658240" behindDoc="0" locked="0" layoutInCell="1" allowOverlap="1" wp14:anchorId="6324187C" wp14:editId="7ACC4946">
               <wp:simplePos x="0" y="0"/>
               <wp:positionH relativeFrom="margin">
                 <wp:align>center</wp:align>
@@ -5764,7 +7957,7 @@
         </mc:Choice>
         <mc:Fallback>
           <w:pict>
-            <v:shapetype w14:anchorId="7DD407E6" id="_x0000_t202" coordsize="21600,21600" o:spt="202" path="m,l,21600r21600,l21600,xe">
+            <v:shapetype w14:anchorId="6324187C" id="_x0000_t202" coordsize="21600,21600" o:spt="202" path="m,l,21600r21600,l21600,xe">
               <v:stroke joinstyle="miter"/>
               <v:path gradientshapeok="t" o:connecttype="rect"/>
             </v:shapetype>
@@ -5892,7 +8085,7 @@
         <w:noProof/>
       </w:rPr>
       <w:drawing>
-        <wp:anchor distT="0" distB="0" distL="114300" distR="114300" simplePos="0" relativeHeight="251658241" behindDoc="0" locked="0" layoutInCell="1" allowOverlap="1" wp14:anchorId="15B43262" wp14:editId="3CFD8549">
+        <wp:anchor distT="0" distB="0" distL="114300" distR="114300" simplePos="0" relativeHeight="251658241" behindDoc="0" locked="0" layoutInCell="1" allowOverlap="1" wp14:anchorId="245143B7" wp14:editId="5C9F77B4">
           <wp:simplePos x="0" y="0"/>
           <wp:positionH relativeFrom="margin">
             <wp:posOffset>3603748</wp:posOffset>
@@ -5953,7 +8146,7 @@
         <w:noProof/>
       </w:rPr>
       <w:drawing>
-        <wp:anchor distT="0" distB="0" distL="114300" distR="114300" simplePos="0" relativeHeight="251658242" behindDoc="0" locked="0" layoutInCell="1" allowOverlap="1" wp14:anchorId="64EF1763" wp14:editId="436110F3">
+        <wp:anchor distT="0" distB="0" distL="114300" distR="114300" simplePos="0" relativeHeight="251658242" behindDoc="0" locked="0" layoutInCell="1" allowOverlap="1" wp14:anchorId="6CC02561" wp14:editId="2266F725">
           <wp:simplePos x="0" y="0"/>
           <wp:positionH relativeFrom="column">
             <wp:posOffset>-415044</wp:posOffset>
@@ -7786,6 +9979,7 @@
   <w:style w:type="character" w:default="1" w:styleId="DefaultParagraphFont">
     <w:name w:val="Default Paragraph Font"/>
     <w:uiPriority w:val="1"/>
+    <w:semiHidden/>
     <w:unhideWhenUsed/>
   </w:style>
   <w:style w:type="table" w:default="1" w:styleId="TableNormal">

--- a/template.docx
+++ b/template.docx
@@ -149,25 +149,7 @@
                 <w:sz w:val="26"/>
                 <w:szCs w:val="26"/>
               </w:rPr>
-              <w:t>{{customer_name|</w:t>
-            </w:r>
-            <w:proofErr w:type="gramStart"/>
-            <w:r>
-              <w:rPr>
-                <w:rFonts w:ascii="Times New Roman" w:hAnsi="Times New Roman" w:cs="Times New Roman"/>
-                <w:sz w:val="26"/>
-                <w:szCs w:val="26"/>
-              </w:rPr>
-              <w:t>default(</w:t>
-            </w:r>
-            <w:proofErr w:type="gramEnd"/>
-            <w:r>
-              <w:rPr>
-                <w:rFonts w:ascii="Times New Roman" w:hAnsi="Times New Roman" w:cs="Times New Roman"/>
-                <w:sz w:val="26"/>
-                <w:szCs w:val="26"/>
-              </w:rPr>
-              <w:t>'')}}</w:t>
+              <w:t>{{customer_name|default('')}}</w:t>
             </w:r>
           </w:p>
         </w:tc>
@@ -227,25 +209,7 @@
                 <w:sz w:val="26"/>
                 <w:szCs w:val="26"/>
               </w:rPr>
-              <w:t>{{project_name|</w:t>
-            </w:r>
-            <w:proofErr w:type="gramStart"/>
-            <w:r>
-              <w:rPr>
-                <w:rFonts w:ascii="Times New Roman" w:hAnsi="Times New Roman" w:cs="Times New Roman"/>
-                <w:sz w:val="26"/>
-                <w:szCs w:val="26"/>
-              </w:rPr>
-              <w:t>default(</w:t>
-            </w:r>
-            <w:proofErr w:type="gramEnd"/>
-            <w:r>
-              <w:rPr>
-                <w:rFonts w:ascii="Times New Roman" w:hAnsi="Times New Roman" w:cs="Times New Roman"/>
-                <w:sz w:val="26"/>
-                <w:szCs w:val="26"/>
-              </w:rPr>
-              <w:t>'')}}</w:t>
+              <w:t>{{project_name|default('')}}</w:t>
             </w:r>
           </w:p>
         </w:tc>
@@ -312,25 +276,7 @@
                 <w:sz w:val="26"/>
                 <w:szCs w:val="26"/>
               </w:rPr>
-              <w:t>{{project_location|</w:t>
-            </w:r>
-            <w:proofErr w:type="gramStart"/>
-            <w:r>
-              <w:rPr>
-                <w:rFonts w:ascii="Times New Roman" w:hAnsi="Times New Roman" w:cs="Times New Roman"/>
-                <w:sz w:val="26"/>
-                <w:szCs w:val="26"/>
-              </w:rPr>
-              <w:t>default(</w:t>
-            </w:r>
-            <w:proofErr w:type="gramEnd"/>
-            <w:r>
-              <w:rPr>
-                <w:rFonts w:ascii="Times New Roman" w:hAnsi="Times New Roman" w:cs="Times New Roman"/>
-                <w:sz w:val="26"/>
-                <w:szCs w:val="26"/>
-              </w:rPr>
-              <w:t>'')}}</w:t>
+              <w:t>{{project_location|default('')}}</w:t>
             </w:r>
           </w:p>
         </w:tc>
@@ -388,25 +334,7 @@
                 <w:sz w:val="26"/>
                 <w:szCs w:val="26"/>
               </w:rPr>
-              <w:t>{{survey_date|</w:t>
-            </w:r>
-            <w:proofErr w:type="gramStart"/>
-            <w:r>
-              <w:rPr>
-                <w:rFonts w:ascii="Times New Roman" w:hAnsi="Times New Roman" w:cs="Times New Roman"/>
-                <w:sz w:val="26"/>
-                <w:szCs w:val="26"/>
-              </w:rPr>
-              <w:t>default(</w:t>
-            </w:r>
-            <w:proofErr w:type="gramEnd"/>
-            <w:r>
-              <w:rPr>
-                <w:rFonts w:ascii="Times New Roman" w:hAnsi="Times New Roman" w:cs="Times New Roman"/>
-                <w:sz w:val="26"/>
-                <w:szCs w:val="26"/>
-              </w:rPr>
-              <w:t>'')}}</w:t>
+              <w:t>{{survey_date|default('')}}</w:t>
             </w:r>
           </w:p>
         </w:tc>
@@ -473,25 +401,7 @@
                 <w:sz w:val="26"/>
                 <w:szCs w:val="26"/>
               </w:rPr>
-              <w:t>{{customer_email|</w:t>
-            </w:r>
-            <w:proofErr w:type="gramStart"/>
-            <w:r>
-              <w:rPr>
-                <w:rFonts w:ascii="Times New Roman" w:hAnsi="Times New Roman" w:cs="Times New Roman"/>
-                <w:sz w:val="26"/>
-                <w:szCs w:val="26"/>
-              </w:rPr>
-              <w:t>default(</w:t>
-            </w:r>
-            <w:proofErr w:type="gramEnd"/>
-            <w:r>
-              <w:rPr>
-                <w:rFonts w:ascii="Times New Roman" w:hAnsi="Times New Roman" w:cs="Times New Roman"/>
-                <w:sz w:val="26"/>
-                <w:szCs w:val="26"/>
-              </w:rPr>
-              <w:t>'')}}</w:t>
+              <w:t>{{customer_email|default('')}}</w:t>
             </w:r>
           </w:p>
         </w:tc>
@@ -566,25 +476,7 @@
                 <w:sz w:val="26"/>
                 <w:szCs w:val="26"/>
               </w:rPr>
-              <w:t>{{customer_mobile|</w:t>
-            </w:r>
-            <w:proofErr w:type="gramStart"/>
-            <w:r>
-              <w:rPr>
-                <w:rFonts w:ascii="Times New Roman" w:hAnsi="Times New Roman" w:cs="Times New Roman"/>
-                <w:sz w:val="26"/>
-                <w:szCs w:val="26"/>
-              </w:rPr>
-              <w:t>default(</w:t>
-            </w:r>
-            <w:proofErr w:type="gramEnd"/>
-            <w:r>
-              <w:rPr>
-                <w:rFonts w:ascii="Times New Roman" w:hAnsi="Times New Roman" w:cs="Times New Roman"/>
-                <w:sz w:val="26"/>
-                <w:szCs w:val="26"/>
-              </w:rPr>
-              <w:t>'')}}</w:t>
+              <w:t>{{customer_mobile|default('')}}</w:t>
             </w:r>
           </w:p>
         </w:tc>
@@ -812,25 +704,7 @@
                 <w:sz w:val="26"/>
                 <w:szCs w:val="26"/>
               </w:rPr>
-              <w:t>{{application|</w:t>
-            </w:r>
-            <w:proofErr w:type="gramStart"/>
-            <w:r>
-              <w:rPr>
-                <w:rFonts w:ascii="Times New Roman" w:hAnsi="Times New Roman" w:cs="Times New Roman"/>
-                <w:sz w:val="26"/>
-                <w:szCs w:val="26"/>
-              </w:rPr>
-              <w:t>default(</w:t>
-            </w:r>
-            <w:proofErr w:type="gramEnd"/>
-            <w:r>
-              <w:rPr>
-                <w:rFonts w:ascii="Times New Roman" w:hAnsi="Times New Roman" w:cs="Times New Roman"/>
-                <w:sz w:val="26"/>
-                <w:szCs w:val="26"/>
-              </w:rPr>
-              <w:t>'')}}</w:t>
+              <w:t>{{application|default('')}}</w:t>
             </w:r>
             <w:r>
               <w:rPr>
@@ -839,18 +713,8 @@
                 <w:szCs w:val="26"/>
               </w:rPr>
               <w:br/>
-              <w:t xml:space="preserve">Short Description of the Task / Overall </w:t>
-            </w:r>
-            <w:proofErr w:type="gramStart"/>
-            <w:r>
-              <w:rPr>
-                <w:rFonts w:ascii="Times New Roman" w:hAnsi="Times New Roman" w:cs="Times New Roman"/>
-                <w:sz w:val="26"/>
-                <w:szCs w:val="26"/>
-              </w:rPr>
-              <w:t>Operation :</w:t>
-            </w:r>
-            <w:proofErr w:type="gramEnd"/>
+              <w:t>Short Description of the Task / Overall Operation :</w:t>
+            </w:r>
             <w:r>
               <w:rPr>
                 <w:rFonts w:ascii="Times New Roman" w:hAnsi="Times New Roman" w:cs="Times New Roman"/>
@@ -858,25 +722,7 @@
                 <w:szCs w:val="26"/>
               </w:rPr>
               <w:br/>
-              <w:t>{{task_description|</w:t>
-            </w:r>
-            <w:proofErr w:type="gramStart"/>
-            <w:r>
-              <w:rPr>
-                <w:rFonts w:ascii="Times New Roman" w:hAnsi="Times New Roman" w:cs="Times New Roman"/>
-                <w:sz w:val="26"/>
-                <w:szCs w:val="26"/>
-              </w:rPr>
-              <w:t>default(</w:t>
-            </w:r>
-            <w:proofErr w:type="gramEnd"/>
-            <w:r>
-              <w:rPr>
-                <w:rFonts w:ascii="Times New Roman" w:hAnsi="Times New Roman" w:cs="Times New Roman"/>
-                <w:sz w:val="26"/>
-                <w:szCs w:val="26"/>
-              </w:rPr>
-              <w:t>'')}}</w:t>
+              <w:t>{{task_description|default('')}}</w:t>
             </w:r>
           </w:p>
         </w:tc>
@@ -1044,25 +890,7 @@
                 <w:sz w:val="26"/>
                 <w:szCs w:val="26"/>
               </w:rPr>
-              <w:t>{{warehouse_area|</w:t>
-            </w:r>
-            <w:proofErr w:type="gramStart"/>
-            <w:r>
-              <w:rPr>
-                <w:rFonts w:ascii="Times New Roman" w:hAnsi="Times New Roman" w:cs="Times New Roman"/>
-                <w:sz w:val="26"/>
-                <w:szCs w:val="26"/>
-              </w:rPr>
-              <w:t>default(</w:t>
-            </w:r>
-            <w:proofErr w:type="gramEnd"/>
-            <w:r>
-              <w:rPr>
-                <w:rFonts w:ascii="Times New Roman" w:hAnsi="Times New Roman" w:cs="Times New Roman"/>
-                <w:sz w:val="26"/>
-                <w:szCs w:val="26"/>
-              </w:rPr>
-              <w:t>'')}}</w:t>
+              <w:t>{{warehouse_area|default('')}}</w:t>
             </w:r>
           </w:p>
         </w:tc>
@@ -1336,25 +1164,7 @@
                 <w:sz w:val="26"/>
                 <w:szCs w:val="26"/>
               </w:rPr>
-              <w:t>{{max_stacking_height_m|</w:t>
-            </w:r>
-            <w:proofErr w:type="gramStart"/>
-            <w:r>
-              <w:rPr>
-                <w:rFonts w:ascii="Times New Roman" w:hAnsi="Times New Roman" w:cs="Times New Roman"/>
-                <w:sz w:val="26"/>
-                <w:szCs w:val="26"/>
-              </w:rPr>
-              <w:t>default(</w:t>
-            </w:r>
-            <w:proofErr w:type="gramEnd"/>
-            <w:r>
-              <w:rPr>
-                <w:rFonts w:ascii="Times New Roman" w:hAnsi="Times New Roman" w:cs="Times New Roman"/>
-                <w:sz w:val="26"/>
-                <w:szCs w:val="26"/>
-              </w:rPr>
-              <w:t>'')}} m</w:t>
+              <w:t>{{max_stacking_height_m|default('')}} m</w:t>
             </w:r>
             <w:r>
               <w:rPr>
@@ -1363,25 +1173,7 @@
                 <w:szCs w:val="26"/>
               </w:rPr>
               <w:br/>
-              <w:t>Level: {{boxes_stacked|</w:t>
-            </w:r>
-            <w:proofErr w:type="gramStart"/>
-            <w:r>
-              <w:rPr>
-                <w:rFonts w:ascii="Times New Roman" w:hAnsi="Times New Roman" w:cs="Times New Roman"/>
-                <w:sz w:val="26"/>
-                <w:szCs w:val="26"/>
-              </w:rPr>
-              <w:t>default(</w:t>
-            </w:r>
-            <w:proofErr w:type="gramEnd"/>
-            <w:r>
-              <w:rPr>
-                <w:rFonts w:ascii="Times New Roman" w:hAnsi="Times New Roman" w:cs="Times New Roman"/>
-                <w:sz w:val="26"/>
-                <w:szCs w:val="26"/>
-              </w:rPr>
-              <w:t>'')}}</w:t>
+              <w:t>Level: {{boxes_stacked|default('')}}</w:t>
             </w:r>
           </w:p>
         </w:tc>
@@ -1499,43 +1291,7 @@
                 <w:sz w:val="26"/>
                 <w:szCs w:val="26"/>
               </w:rPr>
-              <w:t>{{clearance_height</w:t>
-            </w:r>
-            <w:proofErr w:type="gramStart"/>
-            <w:r>
-              <w:rPr>
-                <w:rFonts w:ascii="Times New Roman" w:hAnsi="Times New Roman" w:cs="Times New Roman"/>
-                <w:sz w:val="26"/>
-                <w:szCs w:val="26"/>
-              </w:rPr>
-              <w:t>_m|default(</w:t>
-            </w:r>
-            <w:proofErr w:type="gramEnd"/>
-            <w:r>
-              <w:rPr>
-                <w:rFonts w:ascii="Times New Roman" w:hAnsi="Times New Roman" w:cs="Times New Roman"/>
-                <w:sz w:val="26"/>
-                <w:szCs w:val="26"/>
-              </w:rPr>
-              <w:t>'</w:t>
-            </w:r>
-            <w:proofErr w:type="gramStart"/>
-            <w:r>
-              <w:rPr>
-                <w:rFonts w:ascii="Times New Roman" w:hAnsi="Times New Roman" w:cs="Times New Roman"/>
-                <w:sz w:val="26"/>
-                <w:szCs w:val="26"/>
-              </w:rPr>
-              <w:t>')}}</w:t>
-            </w:r>
-            <w:proofErr w:type="gramEnd"/>
-            <w:r>
-              <w:rPr>
-                <w:rFonts w:ascii="Times New Roman" w:hAnsi="Times New Roman" w:cs="Times New Roman"/>
-                <w:sz w:val="26"/>
-                <w:szCs w:val="26"/>
-              </w:rPr>
-              <w:t xml:space="preserve"> m</w:t>
+              <w:t>{{clearance_height_m|default('')}} m</w:t>
             </w:r>
           </w:p>
         </w:tc>
@@ -1668,25 +1424,7 @@
                 <w:sz w:val="26"/>
                 <w:szCs w:val="26"/>
               </w:rPr>
-              <w:t>{{storage_locations|</w:t>
-            </w:r>
-            <w:proofErr w:type="gramStart"/>
-            <w:r>
-              <w:rPr>
-                <w:rFonts w:ascii="Times New Roman" w:hAnsi="Times New Roman" w:cs="Times New Roman"/>
-                <w:sz w:val="26"/>
-                <w:szCs w:val="26"/>
-              </w:rPr>
-              <w:t>default(</w:t>
-            </w:r>
-            <w:proofErr w:type="gramEnd"/>
-            <w:r>
-              <w:rPr>
-                <w:rFonts w:ascii="Times New Roman" w:hAnsi="Times New Roman" w:cs="Times New Roman"/>
-                <w:sz w:val="26"/>
-                <w:szCs w:val="26"/>
-              </w:rPr>
-              <w:t>'')}}</w:t>
+              <w:t>{{storage_locations|default('')}}</w:t>
             </w:r>
           </w:p>
         </w:tc>
@@ -1811,25 +1549,7 @@
                 <w:sz w:val="26"/>
                 <w:szCs w:val="26"/>
               </w:rPr>
-              <w:t>{{ramp_gradient_deg|</w:t>
-            </w:r>
-            <w:proofErr w:type="gramStart"/>
-            <w:r>
-              <w:rPr>
-                <w:rFonts w:ascii="Times New Roman" w:hAnsi="Times New Roman" w:cs="Times New Roman"/>
-                <w:sz w:val="26"/>
-                <w:szCs w:val="26"/>
-              </w:rPr>
-              <w:t>default(</w:t>
-            </w:r>
-            <w:proofErr w:type="gramEnd"/>
-            <w:r>
-              <w:rPr>
-                <w:rFonts w:ascii="Times New Roman" w:hAnsi="Times New Roman" w:cs="Times New Roman"/>
-                <w:sz w:val="26"/>
-                <w:szCs w:val="26"/>
-              </w:rPr>
-              <w:t>'')}}</w:t>
+              <w:t>{{ramp_gradient_deg|default('')}}</w:t>
             </w:r>
           </w:p>
         </w:tc>
@@ -2042,15 +1762,7 @@
                 <w:szCs w:val="26"/>
               </w:rPr>
               <w:br/>
-              <w:t>Distance Be</w:t>
-            </w:r>
-            <w:r>
-              <w:rPr>
-                <w:rFonts w:ascii="Times New Roman" w:hAnsi="Times New Roman" w:cs="Times New Roman"/>
-                <w:sz w:val="26"/>
-                <w:szCs w:val="26"/>
-              </w:rPr>
-              <w:t>tween Pallets / Boxes: {{box_distance_mm|default('')}} mm</w:t>
+              <w:t>Distance Between Pallets / Boxes: {{box_distance_mm|default('')}} mm</w:t>
             </w:r>
             <w:r>
               <w:rPr>
@@ -2196,7 +1908,6 @@
                 <w:szCs w:val="26"/>
               </w:rPr>
             </w:pPr>
-            <w:proofErr w:type="gramStart"/>
             <w:r>
               <w:rPr>
                 <w:rFonts w:ascii="Times New Roman" w:hAnsi="Times New Roman" w:cs="Times New Roman"/>
@@ -2205,7 +1916,6 @@
               </w:rPr>
               <w:t>Load</w:t>
             </w:r>
-            <w:proofErr w:type="gramEnd"/>
           </w:p>
           <w:p>
             <w:pPr>
@@ -2478,25 +2188,7 @@
                 <w:sz w:val="26"/>
                 <w:szCs w:val="26"/>
               </w:rPr>
-              <w:t>{{load_weight_kg|</w:t>
-            </w:r>
-            <w:proofErr w:type="gramStart"/>
-            <w:r>
-              <w:rPr>
-                <w:rFonts w:ascii="Times New Roman" w:hAnsi="Times New Roman" w:cs="Times New Roman"/>
-                <w:sz w:val="26"/>
-                <w:szCs w:val="26"/>
-              </w:rPr>
-              <w:t>default(</w:t>
-            </w:r>
-            <w:proofErr w:type="gramEnd"/>
-            <w:r>
-              <w:rPr>
-                <w:rFonts w:ascii="Times New Roman" w:hAnsi="Times New Roman" w:cs="Times New Roman"/>
-                <w:sz w:val="26"/>
-                <w:szCs w:val="26"/>
-              </w:rPr>
-              <w:t>'')}} kg</w:t>
+              <w:t>{{load_weight_kg|default('')}} kg</w:t>
             </w:r>
           </w:p>
         </w:tc>
@@ -2613,25 +2305,7 @@
                 <w:sz w:val="26"/>
                 <w:szCs w:val="26"/>
               </w:rPr>
-              <w:t>Pallets Per Day: {{pallets_per_day|</w:t>
-            </w:r>
-            <w:proofErr w:type="gramStart"/>
-            <w:r>
-              <w:rPr>
-                <w:rFonts w:ascii="Times New Roman" w:hAnsi="Times New Roman" w:cs="Times New Roman"/>
-                <w:sz w:val="26"/>
-                <w:szCs w:val="26"/>
-              </w:rPr>
-              <w:t>default(</w:t>
-            </w:r>
-            <w:proofErr w:type="gramEnd"/>
-            <w:r>
-              <w:rPr>
-                <w:rFonts w:ascii="Times New Roman" w:hAnsi="Times New Roman" w:cs="Times New Roman"/>
-                <w:sz w:val="26"/>
-                <w:szCs w:val="26"/>
-              </w:rPr>
-              <w:t>'')}}</w:t>
+              <w:t>Pallets Per Day: {{pallets_per_day|default('')}}</w:t>
             </w:r>
             <w:r>
               <w:rPr>
@@ -2640,25 +2314,7 @@
                 <w:szCs w:val="26"/>
               </w:rPr>
               <w:br/>
-              <w:t>Operational Peak Hours: {{peak_hours|</w:t>
-            </w:r>
-            <w:proofErr w:type="gramStart"/>
-            <w:r>
-              <w:rPr>
-                <w:rFonts w:ascii="Times New Roman" w:hAnsi="Times New Roman" w:cs="Times New Roman"/>
-                <w:sz w:val="26"/>
-                <w:szCs w:val="26"/>
-              </w:rPr>
-              <w:t>default(</w:t>
-            </w:r>
-            <w:proofErr w:type="gramEnd"/>
-            <w:r>
-              <w:rPr>
-                <w:rFonts w:ascii="Times New Roman" w:hAnsi="Times New Roman" w:cs="Times New Roman"/>
-                <w:sz w:val="26"/>
-                <w:szCs w:val="26"/>
-              </w:rPr>
-              <w:t>'')}}</w:t>
+              <w:t>Operational Peak Hours: {{peak_hours|default('')}}</w:t>
             </w:r>
             <w:r>
               <w:rPr>
@@ -2667,25 +2323,7 @@
                 <w:szCs w:val="26"/>
               </w:rPr>
               <w:br/>
-              <w:t>Shifts per Day: {{shifts_per_day|</w:t>
-            </w:r>
-            <w:proofErr w:type="gramStart"/>
-            <w:r>
-              <w:rPr>
-                <w:rFonts w:ascii="Times New Roman" w:hAnsi="Times New Roman" w:cs="Times New Roman"/>
-                <w:sz w:val="26"/>
-                <w:szCs w:val="26"/>
-              </w:rPr>
-              <w:t>default(</w:t>
-            </w:r>
-            <w:proofErr w:type="gramEnd"/>
-            <w:r>
-              <w:rPr>
-                <w:rFonts w:ascii="Times New Roman" w:hAnsi="Times New Roman" w:cs="Times New Roman"/>
-                <w:sz w:val="26"/>
-                <w:szCs w:val="26"/>
-              </w:rPr>
-              <w:t>'')}}</w:t>
+              <w:t>Shifts per Day: {{shifts_per_day|default('')}}</w:t>
             </w:r>
             <w:r>
               <w:rPr>
@@ -2694,25 +2332,7 @@
                 <w:szCs w:val="26"/>
               </w:rPr>
               <w:br/>
-              <w:t>Pallets per Hour: {{pallets_per_hour|</w:t>
-            </w:r>
-            <w:proofErr w:type="gramStart"/>
-            <w:r>
-              <w:rPr>
-                <w:rFonts w:ascii="Times New Roman" w:hAnsi="Times New Roman" w:cs="Times New Roman"/>
-                <w:sz w:val="26"/>
-                <w:szCs w:val="26"/>
-              </w:rPr>
-              <w:t>default(</w:t>
-            </w:r>
-            <w:proofErr w:type="gramEnd"/>
-            <w:r>
-              <w:rPr>
-                <w:rFonts w:ascii="Times New Roman" w:hAnsi="Times New Roman" w:cs="Times New Roman"/>
-                <w:sz w:val="26"/>
-                <w:szCs w:val="26"/>
-              </w:rPr>
-              <w:t>'')}}</w:t>
+              <w:t>Pallets per Hour: {{pallets_per_hour|default('')}}</w:t>
             </w:r>
           </w:p>
         </w:tc>
@@ -2833,25 +2453,113 @@
                 <w:sz w:val="26"/>
                 <w:szCs w:val="26"/>
               </w:rPr>
-              <w:t>Maximum Transport Distance: {{max_transport_m|</w:t>
-            </w:r>
-            <w:proofErr w:type="gramStart"/>
-            <w:r>
-              <w:rPr>
-                <w:rFonts w:ascii="Times New Roman" w:hAnsi="Times New Roman" w:cs="Times New Roman"/>
-                <w:sz w:val="26"/>
-                <w:szCs w:val="26"/>
-              </w:rPr>
-              <w:t>default(</w:t>
-            </w:r>
-            <w:proofErr w:type="gramEnd"/>
-            <w:r>
-              <w:rPr>
-                <w:rFonts w:ascii="Times New Roman" w:hAnsi="Times New Roman" w:cs="Times New Roman"/>
-                <w:sz w:val="26"/>
-                <w:szCs w:val="26"/>
-              </w:rPr>
-              <w:t>'')}} m</w:t>
+              <w:t xml:space="preserve">{% if </w:t>
+            </w:r>
+            <w:proofErr w:type="spellStart"/>
+            <w:r>
+              <w:rPr>
+                <w:rFonts w:ascii="Times New Roman" w:hAnsi="Times New Roman" w:cs="Times New Roman"/>
+                <w:sz w:val="26"/>
+                <w:szCs w:val="26"/>
+              </w:rPr>
+              <w:t>max_transport_m</w:t>
+            </w:r>
+            <w:proofErr w:type="spellEnd"/>
+            <w:r>
+              <w:rPr>
+                <w:rFonts w:ascii="Times New Roman" w:hAnsi="Times New Roman" w:cs="Times New Roman"/>
+                <w:sz w:val="26"/>
+                <w:szCs w:val="26"/>
+              </w:rPr>
+              <w:t xml:space="preserve"> </w:t>
+            </w:r>
+            <w:r>
+              <w:rPr>
+                <w:rFonts w:ascii="Times New Roman" w:hAnsi="Times New Roman" w:cs="Times New Roman"/>
+                <w:sz w:val="26"/>
+                <w:szCs w:val="26"/>
+              </w:rPr>
+              <w:t xml:space="preserve">or </w:t>
+            </w:r>
+            <w:proofErr w:type="spellStart"/>
+            <w:r>
+              <w:rPr>
+                <w:rFonts w:ascii="Times New Roman" w:hAnsi="Times New Roman" w:cs="Times New Roman"/>
+                <w:sz w:val="26"/>
+                <w:szCs w:val="26"/>
+              </w:rPr>
+              <w:t>min_transport_m</w:t>
+            </w:r>
+            <w:proofErr w:type="spellEnd"/>
+            <w:r>
+              <w:rPr>
+                <w:rFonts w:ascii="Times New Roman" w:hAnsi="Times New Roman" w:cs="Times New Roman"/>
+                <w:sz w:val="26"/>
+                <w:szCs w:val="26"/>
+              </w:rPr>
+              <w:t xml:space="preserve"> </w:t>
+            </w:r>
+            <w:r>
+              <w:rPr>
+                <w:rFonts w:ascii="Times New Roman" w:hAnsi="Times New Roman" w:cs="Times New Roman"/>
+                <w:sz w:val="26"/>
+                <w:szCs w:val="26"/>
+              </w:rPr>
+              <w:t xml:space="preserve">or </w:t>
+            </w:r>
+            <w:proofErr w:type="spellStart"/>
+            <w:r>
+              <w:rPr>
+                <w:rFonts w:ascii="Times New Roman" w:hAnsi="Times New Roman" w:cs="Times New Roman"/>
+                <w:sz w:val="26"/>
+                <w:szCs w:val="26"/>
+              </w:rPr>
+              <w:t>avg_transport_m</w:t>
+            </w:r>
+            <w:proofErr w:type="spellEnd"/>
+            <w:r>
+              <w:rPr>
+                <w:rFonts w:ascii="Times New Roman" w:hAnsi="Times New Roman" w:cs="Times New Roman"/>
+                <w:sz w:val="26"/>
+                <w:szCs w:val="26"/>
+              </w:rPr>
+              <w:t xml:space="preserve"> %}</w:t>
+            </w:r>
+          </w:p>
+          <w:p>
+            <w:pPr>
+              <w:jc w:val="left"/>
+              <w:rPr>
+                <w:rFonts w:ascii="Times New Roman" w:hAnsi="Times New Roman" w:cs="Times New Roman"/>
+                <w:sz w:val="26"/>
+                <w:szCs w:val="26"/>
+              </w:rPr>
+            </w:pPr>
+            <w:r>
+              <w:rPr>
+                <w:rFonts w:ascii="Times New Roman" w:hAnsi="Times New Roman" w:cs="Times New Roman"/>
+                <w:sz w:val="26"/>
+                <w:szCs w:val="26"/>
+              </w:rPr>
+              <w:t>Maximum Transport Distance: {{</w:t>
+            </w:r>
+            <w:proofErr w:type="spellStart"/>
+            <w:r>
+              <w:rPr>
+                <w:rFonts w:ascii="Times New Roman" w:hAnsi="Times New Roman" w:cs="Times New Roman"/>
+                <w:sz w:val="26"/>
+                <w:szCs w:val="26"/>
+              </w:rPr>
+              <w:t>max_transport_m|default</w:t>
+            </w:r>
+            <w:proofErr w:type="spellEnd"/>
+            <w:r>
+              <w:rPr>
+                <w:rFonts w:ascii="Times New Roman" w:hAnsi="Times New Roman" w:cs="Times New Roman"/>
+                <w:sz w:val="26"/>
+                <w:szCs w:val="26"/>
+              </w:rPr>
+              <w:t>('')}} m</w:t>
             </w:r>
             <w:r>
               <w:rPr>
@@ -2860,25 +2568,7 @@
                 <w:szCs w:val="26"/>
               </w:rPr>
               <w:br/>
-              <w:t>Minimum Transport Distance: {{min_transport_m|</w:t>
-            </w:r>
-            <w:proofErr w:type="gramStart"/>
-            <w:r>
-              <w:rPr>
-                <w:rFonts w:ascii="Times New Roman" w:hAnsi="Times New Roman" w:cs="Times New Roman"/>
-                <w:sz w:val="26"/>
-                <w:szCs w:val="26"/>
-              </w:rPr>
-              <w:t>default(</w:t>
-            </w:r>
-            <w:proofErr w:type="gramEnd"/>
-            <w:r>
-              <w:rPr>
-                <w:rFonts w:ascii="Times New Roman" w:hAnsi="Times New Roman" w:cs="Times New Roman"/>
-                <w:sz w:val="26"/>
-                <w:szCs w:val="26"/>
-              </w:rPr>
-              <w:t>'')}} m</w:t>
+              <w:t>Minimum Transport Distance: {{min_transport_m|default('')}} m</w:t>
             </w:r>
             <w:r>
               <w:rPr>
@@ -2887,25 +2577,7 @@
                 <w:szCs w:val="26"/>
               </w:rPr>
               <w:br/>
-              <w:t>Average Transport Distance: {{avg_transport_m|</w:t>
-            </w:r>
-            <w:proofErr w:type="gramStart"/>
-            <w:r>
-              <w:rPr>
-                <w:rFonts w:ascii="Times New Roman" w:hAnsi="Times New Roman" w:cs="Times New Roman"/>
-                <w:sz w:val="26"/>
-                <w:szCs w:val="26"/>
-              </w:rPr>
-              <w:t>default(</w:t>
-            </w:r>
-            <w:proofErr w:type="gramEnd"/>
-            <w:r>
-              <w:rPr>
-                <w:rFonts w:ascii="Times New Roman" w:hAnsi="Times New Roman" w:cs="Times New Roman"/>
-                <w:sz w:val="26"/>
-                <w:szCs w:val="26"/>
-              </w:rPr>
-              <w:t>'')}} m</w:t>
+              <w:t>Average Transport Distance: {{avg_transport_m|default('')}} m</w:t>
             </w:r>
           </w:p>
         </w:tc>
@@ -3062,25 +2734,7 @@
                 <w:szCs w:val="26"/>
               </w:rPr>
               <w:br/>
-              <w:t>{{route_summary|</w:t>
-            </w:r>
-            <w:proofErr w:type="gramStart"/>
-            <w:r>
-              <w:rPr>
-                <w:rFonts w:ascii="Times New Roman" w:hAnsi="Times New Roman" w:cs="Times New Roman"/>
-                <w:sz w:val="26"/>
-                <w:szCs w:val="26"/>
-              </w:rPr>
-              <w:t>default(</w:t>
-            </w:r>
-            <w:proofErr w:type="gramEnd"/>
-            <w:r>
-              <w:rPr>
-                <w:rFonts w:ascii="Times New Roman" w:hAnsi="Times New Roman" w:cs="Times New Roman"/>
-                <w:sz w:val="26"/>
-                <w:szCs w:val="26"/>
-              </w:rPr>
-              <w:t>'')}}</w:t>
+              <w:t>{{route_summary|default('')}}</w:t>
             </w:r>
           </w:p>
         </w:tc>
@@ -3212,25 +2866,7 @@
                 <w:szCs w:val="26"/>
               </w:rPr>
               <w:br/>
-              <w:t>See attached CAD/layout file: {{cad_filename|</w:t>
-            </w:r>
-            <w:proofErr w:type="gramStart"/>
-            <w:r>
-              <w:rPr>
-                <w:rFonts w:ascii="Times New Roman" w:hAnsi="Times New Roman" w:cs="Times New Roman"/>
-                <w:sz w:val="26"/>
-                <w:szCs w:val="26"/>
-              </w:rPr>
-              <w:t>default(</w:t>
-            </w:r>
-            <w:proofErr w:type="gramEnd"/>
-            <w:r>
-              <w:rPr>
-                <w:rFonts w:ascii="Times New Roman" w:hAnsi="Times New Roman" w:cs="Times New Roman"/>
-                <w:sz w:val="26"/>
-                <w:szCs w:val="26"/>
-              </w:rPr>
-              <w:t>'')}}</w:t>
+              <w:t>See attached CAD/layout file: {{cad_filename|default('')}}</w:t>
             </w:r>
           </w:p>
         </w:tc>
@@ -3349,25 +2985,7 @@
                 <w:sz w:val="26"/>
                 <w:szCs w:val="26"/>
               </w:rPr>
-              <w:t>Material Flow Sequence: {{flow_steps|</w:t>
-            </w:r>
-            <w:proofErr w:type="gramStart"/>
-            <w:r>
-              <w:rPr>
-                <w:rFonts w:ascii="Times New Roman" w:hAnsi="Times New Roman" w:cs="Times New Roman"/>
-                <w:sz w:val="26"/>
-                <w:szCs w:val="26"/>
-              </w:rPr>
-              <w:t>default(</w:t>
-            </w:r>
-            <w:proofErr w:type="gramEnd"/>
-            <w:r>
-              <w:rPr>
-                <w:rFonts w:ascii="Times New Roman" w:hAnsi="Times New Roman" w:cs="Times New Roman"/>
-                <w:sz w:val="26"/>
-                <w:szCs w:val="26"/>
-              </w:rPr>
-              <w:t>'')}}</w:t>
+              <w:t>Material Flow Sequence: {{flow_steps|default('')}}</w:t>
             </w:r>
             <w:r>
               <w:rPr>
@@ -3385,25 +3003,7 @@
                 <w:szCs w:val="26"/>
               </w:rPr>
               <w:br/>
-              <w:t>{{route_summary|</w:t>
-            </w:r>
-            <w:proofErr w:type="gramStart"/>
-            <w:r>
-              <w:rPr>
-                <w:rFonts w:ascii="Times New Roman" w:hAnsi="Times New Roman" w:cs="Times New Roman"/>
-                <w:sz w:val="26"/>
-                <w:szCs w:val="26"/>
-              </w:rPr>
-              <w:t>default(</w:t>
-            </w:r>
-            <w:proofErr w:type="gramEnd"/>
-            <w:r>
-              <w:rPr>
-                <w:rFonts w:ascii="Times New Roman" w:hAnsi="Times New Roman" w:cs="Times New Roman"/>
-                <w:sz w:val="26"/>
-                <w:szCs w:val="26"/>
-              </w:rPr>
-              <w:t>'')}}</w:t>
+              <w:t>{{route_summary|default('')}}</w:t>
             </w:r>
             <w:r>
               <w:rPr>
@@ -3412,25 +3012,7 @@
                 <w:szCs w:val="26"/>
               </w:rPr>
               <w:br/>
-              <w:t>Material Flow Details / Summary: {{material_flow_text|</w:t>
-            </w:r>
-            <w:proofErr w:type="gramStart"/>
-            <w:r>
-              <w:rPr>
-                <w:rFonts w:ascii="Times New Roman" w:hAnsi="Times New Roman" w:cs="Times New Roman"/>
-                <w:sz w:val="26"/>
-                <w:szCs w:val="26"/>
-              </w:rPr>
-              <w:t>default(</w:t>
-            </w:r>
-            <w:proofErr w:type="gramEnd"/>
-            <w:r>
-              <w:rPr>
-                <w:rFonts w:ascii="Times New Roman" w:hAnsi="Times New Roman" w:cs="Times New Roman"/>
-                <w:sz w:val="26"/>
-                <w:szCs w:val="26"/>
-              </w:rPr>
-              <w:t>'')}}</w:t>
+              <w:t>Material Flow Details / Summary: {{material_flow_text|default('')}}</w:t>
             </w:r>
             <w:r>
               <w:rPr>
@@ -3439,25 +3021,7 @@
                 <w:szCs w:val="26"/>
               </w:rPr>
               <w:br/>
-              <w:t>Special Comments / Direct Flows / Notes: {{special_comments|</w:t>
-            </w:r>
-            <w:proofErr w:type="gramStart"/>
-            <w:r>
-              <w:rPr>
-                <w:rFonts w:ascii="Times New Roman" w:hAnsi="Times New Roman" w:cs="Times New Roman"/>
-                <w:sz w:val="26"/>
-                <w:szCs w:val="26"/>
-              </w:rPr>
-              <w:t>default(</w:t>
-            </w:r>
-            <w:proofErr w:type="gramEnd"/>
-            <w:r>
-              <w:rPr>
-                <w:rFonts w:ascii="Times New Roman" w:hAnsi="Times New Roman" w:cs="Times New Roman"/>
-                <w:sz w:val="26"/>
-                <w:szCs w:val="26"/>
-              </w:rPr>
-              <w:t>'')}}</w:t>
+              <w:t>Special Comments / Direct Flows / Notes: {{special_comments|default('')}}</w:t>
             </w:r>
             <w:r>
               <w:rPr>
@@ -3466,25 +3030,7 @@
                 <w:szCs w:val="26"/>
               </w:rPr>
               <w:br/>
-              <w:t>Distances between steps: {{distances|</w:t>
-            </w:r>
-            <w:proofErr w:type="gramStart"/>
-            <w:r>
-              <w:rPr>
-                <w:rFonts w:ascii="Times New Roman" w:hAnsi="Times New Roman" w:cs="Times New Roman"/>
-                <w:sz w:val="26"/>
-                <w:szCs w:val="26"/>
-              </w:rPr>
-              <w:t>default(</w:t>
-            </w:r>
-            <w:proofErr w:type="gramEnd"/>
-            <w:r>
-              <w:rPr>
-                <w:rFonts w:ascii="Times New Roman" w:hAnsi="Times New Roman" w:cs="Times New Roman"/>
-                <w:sz w:val="26"/>
-                <w:szCs w:val="26"/>
-              </w:rPr>
-              <w:t>'')}}</w:t>
+              <w:t>Distances between steps: {{distances|default('')}}</w:t>
             </w:r>
           </w:p>
         </w:tc>
@@ -3674,7 +3220,129 @@
                 <w:sz w:val="26"/>
                 <w:szCs w:val="26"/>
               </w:rPr>
-              <w:t>{{charging_status|default('')}}</w:t>
+              <w:t xml:space="preserve">{% if </w:t>
+            </w:r>
+            <w:proofErr w:type="spellStart"/>
+            <w:r>
+              <w:rPr>
+                <w:rFonts w:ascii="Times New Roman" w:hAnsi="Times New Roman" w:cs="Times New Roman"/>
+                <w:sz w:val="26"/>
+                <w:szCs w:val="26"/>
+              </w:rPr>
+              <w:t>charging_status</w:t>
+            </w:r>
+            <w:proofErr w:type="spellEnd"/>
+            <w:r>
+              <w:rPr>
+                <w:rFonts w:ascii="Times New Roman" w:hAnsi="Times New Roman" w:cs="Times New Roman"/>
+                <w:sz w:val="26"/>
+                <w:szCs w:val="26"/>
+              </w:rPr>
+              <w:t xml:space="preserve"> </w:t>
+            </w:r>
+            <w:r>
+              <w:rPr>
+                <w:rFonts w:ascii="Times New Roman" w:hAnsi="Times New Roman" w:cs="Times New Roman"/>
+                <w:sz w:val="26"/>
+                <w:szCs w:val="26"/>
+              </w:rPr>
+              <w:t xml:space="preserve">or </w:t>
+            </w:r>
+            <w:proofErr w:type="spellStart"/>
+            <w:r>
+              <w:rPr>
+                <w:rFonts w:ascii="Times New Roman" w:hAnsi="Times New Roman" w:cs="Times New Roman"/>
+                <w:sz w:val="26"/>
+                <w:szCs w:val="26"/>
+              </w:rPr>
+              <w:t>parking_area</w:t>
+            </w:r>
+            <w:proofErr w:type="spellEnd"/>
+            <w:r>
+              <w:rPr>
+                <w:rFonts w:ascii="Times New Roman" w:hAnsi="Times New Roman" w:cs="Times New Roman"/>
+                <w:sz w:val="26"/>
+                <w:szCs w:val="26"/>
+              </w:rPr>
+              <w:t xml:space="preserve"> </w:t>
+            </w:r>
+            <w:r>
+              <w:rPr>
+                <w:rFonts w:ascii="Times New Roman" w:hAnsi="Times New Roman" w:cs="Times New Roman"/>
+                <w:sz w:val="26"/>
+                <w:szCs w:val="26"/>
+              </w:rPr>
+              <w:t xml:space="preserve">or </w:t>
+            </w:r>
+            <w:proofErr w:type="spellStart"/>
+            <w:r>
+              <w:rPr>
+                <w:rFonts w:ascii="Times New Roman" w:hAnsi="Times New Roman" w:cs="Times New Roman"/>
+                <w:sz w:val="26"/>
+                <w:szCs w:val="26"/>
+              </w:rPr>
+              <w:t>charging_stations</w:t>
+            </w:r>
+            <w:proofErr w:type="spellEnd"/>
+            <w:r>
+              <w:rPr>
+                <w:rFonts w:ascii="Times New Roman" w:hAnsi="Times New Roman" w:cs="Times New Roman"/>
+                <w:sz w:val="26"/>
+                <w:szCs w:val="26"/>
+              </w:rPr>
+              <w:t xml:space="preserve"> </w:t>
+            </w:r>
+            <w:r>
+              <w:rPr>
+                <w:rFonts w:ascii="Times New Roman" w:hAnsi="Times New Roman" w:cs="Times New Roman"/>
+                <w:sz w:val="26"/>
+                <w:szCs w:val="26"/>
+              </w:rPr>
+              <w:t>%}</w:t>
+            </w:r>
+          </w:p>
+          <w:p>
+            <w:pPr>
+              <w:jc w:val="left"/>
+              <w:rPr>
+                <w:rFonts w:ascii="Times New Roman" w:hAnsi="Times New Roman" w:cs="Times New Roman"/>
+                <w:sz w:val="26"/>
+                <w:szCs w:val="26"/>
+              </w:rPr>
+            </w:pPr>
+            <w:r>
+              <w:rPr>
+                <w:rFonts w:ascii="Times New Roman" w:hAnsi="Times New Roman" w:cs="Times New Roman"/>
+                <w:sz w:val="26"/>
+                <w:szCs w:val="26"/>
+              </w:rPr>
+              <w:t>Charging Status:</w:t>
+            </w:r>
+            <w:r>
+              <w:rPr>
+                <w:rFonts w:ascii="Times New Roman" w:hAnsi="Times New Roman" w:cs="Times New Roman"/>
+                <w:sz w:val="26"/>
+                <w:szCs w:val="26"/>
+              </w:rPr>
+              <w:t>{{</w:t>
+            </w:r>
+            <w:proofErr w:type="spellStart"/>
+            <w:r>
+              <w:rPr>
+                <w:rFonts w:ascii="Times New Roman" w:hAnsi="Times New Roman" w:cs="Times New Roman"/>
+                <w:sz w:val="26"/>
+                <w:szCs w:val="26"/>
+              </w:rPr>
+              <w:t>charging_status|default</w:t>
+            </w:r>
+            <w:proofErr w:type="spellEnd"/>
+            <w:r>
+              <w:rPr>
+                <w:rFonts w:ascii="Times New Roman" w:hAnsi="Times New Roman" w:cs="Times New Roman"/>
+                <w:sz w:val="26"/>
+                <w:szCs w:val="26"/>
+              </w:rPr>
+              <w:t>('')}}</w:t>
             </w:r>
             <w:r>
               <w:rPr>
@@ -3683,7 +3351,40 @@
                 <w:szCs w:val="26"/>
               </w:rPr>
               <w:br/>
-              <w:t>{{parking_area|default('')}}</w:t>
+            </w:r>
+            <w:r>
+              <w:rPr>
+                <w:rFonts w:ascii="Times New Roman" w:hAnsi="Times New Roman" w:cs="Times New Roman"/>
+                <w:sz w:val="26"/>
+                <w:szCs w:val="26"/>
+              </w:rPr>
+              <w:t>Parking Area:</w:t>
+            </w:r>
+            <w:r>
+              <w:rPr>
+                <w:rFonts w:ascii="Times New Roman" w:hAnsi="Times New Roman" w:cs="Times New Roman"/>
+                <w:sz w:val="26"/>
+                <w:szCs w:val="26"/>
+              </w:rPr>
+              <w:t>{{</w:t>
+            </w:r>
+            <w:proofErr w:type="spellStart"/>
+            <w:r>
+              <w:rPr>
+                <w:rFonts w:ascii="Times New Roman" w:hAnsi="Times New Roman" w:cs="Times New Roman"/>
+                <w:sz w:val="26"/>
+                <w:szCs w:val="26"/>
+              </w:rPr>
+              <w:t>parking_area|default</w:t>
+            </w:r>
+            <w:proofErr w:type="spellEnd"/>
+            <w:r>
+              <w:rPr>
+                <w:rFonts w:ascii="Times New Roman" w:hAnsi="Times New Roman" w:cs="Times New Roman"/>
+                <w:sz w:val="26"/>
+                <w:szCs w:val="26"/>
+              </w:rPr>
+              <w:t>('')}}</w:t>
             </w:r>
             <w:r>
               <w:rPr>
@@ -3692,25 +3393,40 @@
                 <w:szCs w:val="26"/>
               </w:rPr>
               <w:br/>
-              <w:t>{{charging_stations|</w:t>
-            </w:r>
-            <w:proofErr w:type="gramStart"/>
-            <w:r>
-              <w:rPr>
-                <w:rFonts w:ascii="Times New Roman" w:hAnsi="Times New Roman" w:cs="Times New Roman"/>
-                <w:sz w:val="26"/>
-                <w:szCs w:val="26"/>
-              </w:rPr>
-              <w:t>default(</w:t>
-            </w:r>
-            <w:proofErr w:type="gramEnd"/>
-            <w:r>
-              <w:rPr>
-                <w:rFonts w:ascii="Times New Roman" w:hAnsi="Times New Roman" w:cs="Times New Roman"/>
-                <w:sz w:val="26"/>
-                <w:szCs w:val="26"/>
-              </w:rPr>
-              <w:t>'')}}</w:t>
+            </w:r>
+            <w:r>
+              <w:rPr>
+                <w:rFonts w:ascii="Times New Roman" w:hAnsi="Times New Roman" w:cs="Times New Roman"/>
+                <w:sz w:val="26"/>
+                <w:szCs w:val="26"/>
+              </w:rPr>
+              <w:t>Charging Status:</w:t>
+            </w:r>
+            <w:r>
+              <w:rPr>
+                <w:rFonts w:ascii="Times New Roman" w:hAnsi="Times New Roman" w:cs="Times New Roman"/>
+                <w:sz w:val="26"/>
+                <w:szCs w:val="26"/>
+              </w:rPr>
+              <w:t>{{</w:t>
+            </w:r>
+            <w:proofErr w:type="spellStart"/>
+            <w:r>
+              <w:rPr>
+                <w:rFonts w:ascii="Times New Roman" w:hAnsi="Times New Roman" w:cs="Times New Roman"/>
+                <w:sz w:val="26"/>
+                <w:szCs w:val="26"/>
+              </w:rPr>
+              <w:t>charging_stations|default</w:t>
+            </w:r>
+            <w:proofErr w:type="spellEnd"/>
+            <w:r>
+              <w:rPr>
+                <w:rFonts w:ascii="Times New Roman" w:hAnsi="Times New Roman" w:cs="Times New Roman"/>
+                <w:sz w:val="26"/>
+                <w:szCs w:val="26"/>
+              </w:rPr>
+              <w:t>('')}}</w:t>
             </w:r>
           </w:p>
         </w:tc>
@@ -3827,25 +3543,7 @@
                 <w:sz w:val="26"/>
                 <w:szCs w:val="26"/>
               </w:rPr>
-              <w:t>{{network_coverage|</w:t>
-            </w:r>
-            <w:proofErr w:type="gramStart"/>
-            <w:r>
-              <w:rPr>
-                <w:rFonts w:ascii="Times New Roman" w:hAnsi="Times New Roman" w:cs="Times New Roman"/>
-                <w:sz w:val="26"/>
-                <w:szCs w:val="26"/>
-              </w:rPr>
-              <w:t>default(</w:t>
-            </w:r>
-            <w:proofErr w:type="gramEnd"/>
-            <w:r>
-              <w:rPr>
-                <w:rFonts w:ascii="Times New Roman" w:hAnsi="Times New Roman" w:cs="Times New Roman"/>
-                <w:sz w:val="26"/>
-                <w:szCs w:val="26"/>
-              </w:rPr>
-              <w:t>'')}}</w:t>
+              <w:t>{{network_coverage|default('')}}</w:t>
             </w:r>
           </w:p>
         </w:tc>
@@ -3934,7 +3632,7 @@
                 <w:sz w:val="26"/>
                 <w:szCs w:val="26"/>
               </w:rPr>
-              <w:t xml:space="preserve">Positioning accuracy docking requirements, </w:t>
+              <w:t xml:space="preserve">Positioning </w:t>
             </w:r>
             <w:r>
               <w:rPr>
@@ -3943,7 +3641,7 @@
                 <w:szCs w:val="26"/>
               </w:rPr>
               <w:lastRenderedPageBreak/>
-              <w:t>whether it is necessary to dock equipment or assembly lines, etc.:</w:t>
+              <w:t>accuracy docking requirements, whether it is necessary to dock equipment or assembly lines, etc.:</w:t>
             </w:r>
           </w:p>
         </w:tc>
@@ -3985,9 +3683,9 @@
                 <w:szCs w:val="26"/>
                 <w:lang w:val="en-BE"/>
               </w:rPr>
-              <w:t>positioning_req|</w:t>
-            </w:r>
-            <w:proofErr w:type="gramStart"/>
+              <w:t>positioning_req|default</w:t>
+            </w:r>
+            <w:proofErr w:type="spellEnd"/>
             <w:r>
               <w:rPr>
                 <w:rFonts w:ascii="Times New Roman" w:eastAsiaTheme="minorEastAsia" w:hAnsi="Times New Roman" w:cs="Times New Roman"/>
@@ -3995,27 +3693,7 @@
                 <w:szCs w:val="26"/>
                 <w:lang w:val="en-BE"/>
               </w:rPr>
-              <w:t>default</w:t>
-            </w:r>
-            <w:proofErr w:type="spellEnd"/>
-            <w:r>
-              <w:rPr>
-                <w:rFonts w:ascii="Times New Roman" w:eastAsiaTheme="minorEastAsia" w:hAnsi="Times New Roman" w:cs="Times New Roman"/>
-                <w:sz w:val="26"/>
-                <w:szCs w:val="26"/>
-                <w:lang w:val="en-BE"/>
-              </w:rPr>
-              <w:t>(</w:t>
-            </w:r>
-            <w:proofErr w:type="gramEnd"/>
-            <w:r>
-              <w:rPr>
-                <w:rFonts w:ascii="Times New Roman" w:eastAsiaTheme="minorEastAsia" w:hAnsi="Times New Roman" w:cs="Times New Roman"/>
-                <w:sz w:val="26"/>
-                <w:szCs w:val="26"/>
-                <w:lang w:val="en-BE"/>
-              </w:rPr>
-              <w:t>‘‘)}}</w:t>
+              <w:t>(‘‘)}}</w:t>
             </w:r>
           </w:p>
           <w:p>
@@ -4118,25 +3796,7 @@
                 <w:sz w:val="26"/>
                 <w:szCs w:val="26"/>
               </w:rPr>
-              <w:t xml:space="preserve">Whether there </w:t>
-            </w:r>
-            <w:proofErr w:type="gramStart"/>
-            <w:r>
-              <w:rPr>
-                <w:rFonts w:ascii="Times New Roman" w:hAnsi="Times New Roman" w:cs="Times New Roman"/>
-                <w:sz w:val="26"/>
-                <w:szCs w:val="26"/>
-              </w:rPr>
-              <w:t>are</w:t>
-            </w:r>
-            <w:proofErr w:type="gramEnd"/>
-            <w:r>
-              <w:rPr>
-                <w:rFonts w:ascii="Times New Roman" w:hAnsi="Times New Roman" w:cs="Times New Roman"/>
-                <w:sz w:val="26"/>
-                <w:szCs w:val="26"/>
-              </w:rPr>
-              <w:t xml:space="preserve"> related equipment that needs to be docked (elevators, robotic arms, roller shutter doors, telescopic doors, vertical warehouses, winding machines, etc.), etc.:</w:t>
+              <w:t>Whether there are related equipment that needs to be docked (elevators, robotic arms, roller shutter doors, telescopic doors, vertical warehouses, winding machines, etc.), etc.:</w:t>
             </w:r>
           </w:p>
         </w:tc>
@@ -4177,9 +3837,9 @@
                 <w:szCs w:val="26"/>
                 <w:lang w:val="en-BE"/>
               </w:rPr>
-              <w:t>docking_equipment|</w:t>
-            </w:r>
-            <w:proofErr w:type="gramStart"/>
+              <w:t>docking_equipment|default</w:t>
+            </w:r>
+            <w:proofErr w:type="spellEnd"/>
             <w:r>
               <w:rPr>
                 <w:rFonts w:ascii="Times New Roman" w:eastAsiaTheme="minorEastAsia" w:hAnsi="Times New Roman" w:cs="Times New Roman"/>
@@ -4187,27 +3847,7 @@
                 <w:szCs w:val="26"/>
                 <w:lang w:val="en-BE"/>
               </w:rPr>
-              <w:t>default</w:t>
-            </w:r>
-            <w:proofErr w:type="spellEnd"/>
-            <w:r>
-              <w:rPr>
-                <w:rFonts w:ascii="Times New Roman" w:eastAsiaTheme="minorEastAsia" w:hAnsi="Times New Roman" w:cs="Times New Roman"/>
-                <w:sz w:val="26"/>
-                <w:szCs w:val="26"/>
-                <w:lang w:val="en-BE"/>
-              </w:rPr>
-              <w:t>(</w:t>
-            </w:r>
-            <w:proofErr w:type="gramEnd"/>
-            <w:r>
-              <w:rPr>
-                <w:rFonts w:ascii="Times New Roman" w:eastAsiaTheme="minorEastAsia" w:hAnsi="Times New Roman" w:cs="Times New Roman"/>
-                <w:sz w:val="26"/>
-                <w:szCs w:val="26"/>
-                <w:lang w:val="en-BE"/>
-              </w:rPr>
-              <w:t>‘‘)}}</w:t>
+              <w:t>(‘‘)}}</w:t>
             </w:r>
           </w:p>
           <w:p>
@@ -4343,25 +3983,7 @@
                 <w:sz w:val="26"/>
                 <w:szCs w:val="26"/>
               </w:rPr>
-              <w:t>Other AGVs / AMRs: {{other_agvs|</w:t>
-            </w:r>
-            <w:proofErr w:type="gramStart"/>
-            <w:r>
-              <w:rPr>
-                <w:rFonts w:ascii="Times New Roman" w:hAnsi="Times New Roman" w:cs="Times New Roman"/>
-                <w:sz w:val="26"/>
-                <w:szCs w:val="26"/>
-              </w:rPr>
-              <w:t>default(</w:t>
-            </w:r>
-            <w:proofErr w:type="gramEnd"/>
-            <w:r>
-              <w:rPr>
-                <w:rFonts w:ascii="Times New Roman" w:hAnsi="Times New Roman" w:cs="Times New Roman"/>
-                <w:sz w:val="26"/>
-                <w:szCs w:val="26"/>
-              </w:rPr>
-              <w:t>'')}}</w:t>
+              <w:t>Other AGVs / AMRs: {{other_agvs|default('')}}</w:t>
             </w:r>
             <w:r>
               <w:rPr>
@@ -4370,25 +3992,7 @@
                 <w:szCs w:val="26"/>
               </w:rPr>
               <w:br/>
-              <w:t>Other Traffic (Trucks/Forklifts/Pedestrians): {{other_traffic|</w:t>
-            </w:r>
-            <w:proofErr w:type="gramStart"/>
-            <w:r>
-              <w:rPr>
-                <w:rFonts w:ascii="Times New Roman" w:hAnsi="Times New Roman" w:cs="Times New Roman"/>
-                <w:sz w:val="26"/>
-                <w:szCs w:val="26"/>
-              </w:rPr>
-              <w:t>default(</w:t>
-            </w:r>
-            <w:proofErr w:type="gramEnd"/>
-            <w:r>
-              <w:rPr>
-                <w:rFonts w:ascii="Times New Roman" w:hAnsi="Times New Roman" w:cs="Times New Roman"/>
-                <w:sz w:val="26"/>
-                <w:szCs w:val="26"/>
-              </w:rPr>
-              <w:t>'')}}</w:t>
+              <w:t>Other Traffic (Trucks/Forklifts/Pedestrians): {{other_traffic|default('')}}</w:t>
             </w:r>
             <w:r>
               <w:rPr>
@@ -4397,25 +4001,7 @@
                 <w:szCs w:val="26"/>
               </w:rPr>
               <w:br/>
-              <w:t>Ground Gaps / Depressions: {{ground_gaps_mm|</w:t>
-            </w:r>
-            <w:proofErr w:type="gramStart"/>
-            <w:r>
-              <w:rPr>
-                <w:rFonts w:ascii="Times New Roman" w:hAnsi="Times New Roman" w:cs="Times New Roman"/>
-                <w:sz w:val="26"/>
-                <w:szCs w:val="26"/>
-              </w:rPr>
-              <w:t>default(</w:t>
-            </w:r>
-            <w:proofErr w:type="gramEnd"/>
-            <w:r>
-              <w:rPr>
-                <w:rFonts w:ascii="Times New Roman" w:hAnsi="Times New Roman" w:cs="Times New Roman"/>
-                <w:sz w:val="26"/>
-                <w:szCs w:val="26"/>
-              </w:rPr>
-              <w:t>'')}} mm</w:t>
+              <w:t>Ground Gaps / Depressions: {{ground_gaps_mm|default('')}} mm</w:t>
             </w:r>
           </w:p>
         </w:tc>
@@ -4504,7 +4090,16 @@
                 <w:sz w:val="26"/>
                 <w:szCs w:val="26"/>
               </w:rPr>
-              <w:t xml:space="preserve">Explosion-proof level, low/high temperature adaptability, unmanned degree (fully automatic/semi-automatic), remote monitoring requirements, customized appearance and logo, </w:t>
+              <w:t xml:space="preserve">Explosion-proof level, low/high temperature adaptability, unmanned degree (fully automatic/semi-automatic), remote monitoring requirements, customized appearance </w:t>
+            </w:r>
+            <w:r>
+              <w:rPr>
+                <w:rFonts w:ascii="Times New Roman" w:hAnsi="Times New Roman" w:cs="Times New Roman"/>
+                <w:sz w:val="26"/>
+                <w:szCs w:val="26"/>
+              </w:rPr>
+              <w:lastRenderedPageBreak/>
+              <w:t xml:space="preserve">and logo, </w:t>
             </w:r>
             <w:proofErr w:type="spellStart"/>
             <w:r>
@@ -4553,6 +4148,7 @@
                 <w:szCs w:val="26"/>
                 <w:lang w:val="en-BE"/>
               </w:rPr>
+              <w:lastRenderedPageBreak/>
               <w:t>{{</w:t>
             </w:r>
             <w:proofErr w:type="spellStart"/>
@@ -4563,9 +4159,9 @@
                 <w:szCs w:val="26"/>
                 <w:lang w:val="en-BE"/>
               </w:rPr>
-              <w:t>special_demand|</w:t>
-            </w:r>
-            <w:proofErr w:type="gramStart"/>
+              <w:t>special_demand|default</w:t>
+            </w:r>
+            <w:proofErr w:type="spellEnd"/>
             <w:r>
               <w:rPr>
                 <w:rFonts w:ascii="Times New Roman" w:eastAsiaTheme="minorEastAsia" w:hAnsi="Times New Roman" w:cs="Times New Roman"/>
@@ -4573,27 +4169,7 @@
                 <w:szCs w:val="26"/>
                 <w:lang w:val="en-BE"/>
               </w:rPr>
-              <w:t>default</w:t>
-            </w:r>
-            <w:proofErr w:type="spellEnd"/>
-            <w:r>
-              <w:rPr>
-                <w:rFonts w:ascii="Times New Roman" w:eastAsiaTheme="minorEastAsia" w:hAnsi="Times New Roman" w:cs="Times New Roman"/>
-                <w:sz w:val="26"/>
-                <w:szCs w:val="26"/>
-                <w:lang w:val="en-BE"/>
-              </w:rPr>
-              <w:t>(</w:t>
-            </w:r>
-            <w:proofErr w:type="gramEnd"/>
-            <w:r>
-              <w:rPr>
-                <w:rFonts w:ascii="Times New Roman" w:eastAsiaTheme="minorEastAsia" w:hAnsi="Times New Roman" w:cs="Times New Roman"/>
-                <w:sz w:val="26"/>
-                <w:szCs w:val="26"/>
-                <w:lang w:val="en-BE"/>
-              </w:rPr>
-              <w:t>‘‘)}}</w:t>
+              <w:t>(‘‘)}}</w:t>
             </w:r>
           </w:p>
           <w:p>
@@ -4748,9 +4324,9 @@
                 <w:szCs w:val="26"/>
                 <w:lang w:val="en-BE"/>
               </w:rPr>
-              <w:t>vehicle_type|</w:t>
-            </w:r>
-            <w:proofErr w:type="gramStart"/>
+              <w:t>vehicle_type|default</w:t>
+            </w:r>
+            <w:proofErr w:type="spellEnd"/>
             <w:r>
               <w:rPr>
                 <w:rFonts w:ascii="Times New Roman" w:eastAsiaTheme="minorEastAsia" w:hAnsi="Times New Roman" w:cs="Times New Roman"/>
@@ -4758,7 +4334,17 @@
                 <w:szCs w:val="26"/>
                 <w:lang w:val="en-BE"/>
               </w:rPr>
-              <w:t>default</w:t>
+              <w:t>(‘‘)}} / {{</w:t>
+            </w:r>
+            <w:proofErr w:type="spellStart"/>
+            <w:r>
+              <w:rPr>
+                <w:rFonts w:ascii="Times New Roman" w:eastAsiaTheme="minorEastAsia" w:hAnsi="Times New Roman" w:cs="Times New Roman"/>
+                <w:sz w:val="26"/>
+                <w:szCs w:val="26"/>
+                <w:lang w:val="en-BE"/>
+              </w:rPr>
+              <w:t>goods_weight_dim|default</w:t>
             </w:r>
             <w:proofErr w:type="spellEnd"/>
             <w:r>
@@ -4768,9 +4354,9 @@
                 <w:szCs w:val="26"/>
                 <w:lang w:val="en-BE"/>
               </w:rPr>
-              <w:t>(</w:t>
-            </w:r>
-            <w:proofErr w:type="gramEnd"/>
+              <w:t>(‘‘)}} / {{</w:t>
+            </w:r>
+            <w:proofErr w:type="spellStart"/>
             <w:r>
               <w:rPr>
                 <w:rFonts w:ascii="Times New Roman" w:eastAsiaTheme="minorEastAsia" w:hAnsi="Times New Roman" w:cs="Times New Roman"/>
@@ -4778,9 +4364,9 @@
                 <w:szCs w:val="26"/>
                 <w:lang w:val="en-BE"/>
               </w:rPr>
-              <w:t>‘‘)}} / {{</w:t>
-            </w:r>
-            <w:proofErr w:type="spellStart"/>
+              <w:t>efficiency_req|default</w:t>
+            </w:r>
+            <w:proofErr w:type="spellEnd"/>
             <w:r>
               <w:rPr>
                 <w:rFonts w:ascii="Times New Roman" w:eastAsiaTheme="minorEastAsia" w:hAnsi="Times New Roman" w:cs="Times New Roman"/>
@@ -4788,77 +4374,7 @@
                 <w:szCs w:val="26"/>
                 <w:lang w:val="en-BE"/>
               </w:rPr>
-              <w:t>goods_weight_dim|</w:t>
-            </w:r>
-            <w:proofErr w:type="gramStart"/>
-            <w:r>
-              <w:rPr>
-                <w:rFonts w:ascii="Times New Roman" w:eastAsiaTheme="minorEastAsia" w:hAnsi="Times New Roman" w:cs="Times New Roman"/>
-                <w:sz w:val="26"/>
-                <w:szCs w:val="26"/>
-                <w:lang w:val="en-BE"/>
-              </w:rPr>
-              <w:t>default</w:t>
-            </w:r>
-            <w:proofErr w:type="spellEnd"/>
-            <w:r>
-              <w:rPr>
-                <w:rFonts w:ascii="Times New Roman" w:eastAsiaTheme="minorEastAsia" w:hAnsi="Times New Roman" w:cs="Times New Roman"/>
-                <w:sz w:val="26"/>
-                <w:szCs w:val="26"/>
-                <w:lang w:val="en-BE"/>
-              </w:rPr>
-              <w:t>(</w:t>
-            </w:r>
-            <w:proofErr w:type="gramEnd"/>
-            <w:r>
-              <w:rPr>
-                <w:rFonts w:ascii="Times New Roman" w:eastAsiaTheme="minorEastAsia" w:hAnsi="Times New Roman" w:cs="Times New Roman"/>
-                <w:sz w:val="26"/>
-                <w:szCs w:val="26"/>
-                <w:lang w:val="en-BE"/>
-              </w:rPr>
-              <w:t>‘‘)}} / {{</w:t>
-            </w:r>
-            <w:proofErr w:type="spellStart"/>
-            <w:r>
-              <w:rPr>
-                <w:rFonts w:ascii="Times New Roman" w:eastAsiaTheme="minorEastAsia" w:hAnsi="Times New Roman" w:cs="Times New Roman"/>
-                <w:sz w:val="26"/>
-                <w:szCs w:val="26"/>
-                <w:lang w:val="en-BE"/>
-              </w:rPr>
-              <w:t>efficiency_req|</w:t>
-            </w:r>
-            <w:proofErr w:type="gramStart"/>
-            <w:r>
-              <w:rPr>
-                <w:rFonts w:ascii="Times New Roman" w:eastAsiaTheme="minorEastAsia" w:hAnsi="Times New Roman" w:cs="Times New Roman"/>
-                <w:sz w:val="26"/>
-                <w:szCs w:val="26"/>
-                <w:lang w:val="en-BE"/>
-              </w:rPr>
-              <w:t>default</w:t>
-            </w:r>
-            <w:proofErr w:type="spellEnd"/>
-            <w:r>
-              <w:rPr>
-                <w:rFonts w:ascii="Times New Roman" w:eastAsiaTheme="minorEastAsia" w:hAnsi="Times New Roman" w:cs="Times New Roman"/>
-                <w:sz w:val="26"/>
-                <w:szCs w:val="26"/>
-                <w:lang w:val="en-BE"/>
-              </w:rPr>
-              <w:t>(</w:t>
-            </w:r>
-            <w:proofErr w:type="gramEnd"/>
-            <w:r>
-              <w:rPr>
-                <w:rFonts w:ascii="Times New Roman" w:eastAsiaTheme="minorEastAsia" w:hAnsi="Times New Roman" w:cs="Times New Roman"/>
-                <w:sz w:val="26"/>
-                <w:szCs w:val="26"/>
-                <w:lang w:val="en-BE"/>
-              </w:rPr>
-              <w:t>‘‘)}}</w:t>
+              <w:t>(‘‘)}}</w:t>
             </w:r>
           </w:p>
           <w:p>
@@ -5000,27 +4516,7 @@
                 <w:szCs w:val="26"/>
                 <w:lang w:val="en-BE"/>
               </w:rPr>
-              <w:t>|</w:t>
-            </w:r>
-            <w:proofErr w:type="gramStart"/>
-            <w:r>
-              <w:rPr>
-                <w:rFonts w:ascii="Times New Roman" w:eastAsiaTheme="minorEastAsia" w:hAnsi="Times New Roman" w:cs="Times New Roman"/>
-                <w:sz w:val="26"/>
-                <w:szCs w:val="26"/>
-                <w:lang w:val="en-BE"/>
-              </w:rPr>
-              <w:t>default(</w:t>
-            </w:r>
-            <w:proofErr w:type="gramEnd"/>
-            <w:r>
-              <w:rPr>
-                <w:rFonts w:ascii="Times New Roman" w:eastAsiaTheme="minorEastAsia" w:hAnsi="Times New Roman" w:cs="Times New Roman"/>
-                <w:sz w:val="26"/>
-                <w:szCs w:val="26"/>
-                <w:lang w:val="en-BE"/>
-              </w:rPr>
-              <w:t>‘‘)</w:t>
+              <w:t>|default(‘‘)</w:t>
             </w:r>
             <w:r>
               <w:rPr>
@@ -5348,25 +4844,7 @@
                 <w:sz w:val="26"/>
                 <w:szCs w:val="26"/>
               </w:rPr>
-              <w:t>System Integration: {{system_integration_summary|</w:t>
-            </w:r>
-            <w:proofErr w:type="gramStart"/>
-            <w:r>
-              <w:rPr>
-                <w:rFonts w:ascii="Times New Roman" w:hAnsi="Times New Roman" w:cs="Times New Roman"/>
-                <w:sz w:val="26"/>
-                <w:szCs w:val="26"/>
-              </w:rPr>
-              <w:t>default(</w:t>
-            </w:r>
-            <w:proofErr w:type="gramEnd"/>
-            <w:r>
-              <w:rPr>
-                <w:rFonts w:ascii="Times New Roman" w:hAnsi="Times New Roman" w:cs="Times New Roman"/>
-                <w:sz w:val="26"/>
-                <w:szCs w:val="26"/>
-              </w:rPr>
-              <w:t>'')}}</w:t>
+              <w:t>System Integration: {{system_integration_summary|default('')}}</w:t>
             </w:r>
             <w:r>
               <w:rPr>
@@ -5375,32 +4853,7 @@
                 <w:szCs w:val="26"/>
               </w:rPr>
               <w:br/>
-            </w:r>
-            <w:r>
-              <w:rPr>
-                <w:rFonts w:ascii="Times New Roman" w:hAnsi="Times New Roman" w:cs="Times New Roman"/>
-                <w:sz w:val="26"/>
-                <w:szCs w:val="26"/>
-              </w:rPr>
-              <w:t>Integration to your system required: {{integration_to_your_system_required|</w:t>
-            </w:r>
-            <w:proofErr w:type="gramStart"/>
-            <w:r>
-              <w:rPr>
-                <w:rFonts w:ascii="Times New Roman" w:hAnsi="Times New Roman" w:cs="Times New Roman"/>
-                <w:sz w:val="26"/>
-                <w:szCs w:val="26"/>
-              </w:rPr>
-              <w:t>default(</w:t>
-            </w:r>
-            <w:proofErr w:type="gramEnd"/>
-            <w:r>
-              <w:rPr>
-                <w:rFonts w:ascii="Times New Roman" w:hAnsi="Times New Roman" w:cs="Times New Roman"/>
-                <w:sz w:val="26"/>
-                <w:szCs w:val="26"/>
-              </w:rPr>
-              <w:t>'')}}</w:t>
+              <w:t>Integration to your system required: {{integration_to_your_system_required|default('')}}</w:t>
             </w:r>
             <w:r>
               <w:rPr>
@@ -5409,25 +4862,7 @@
                 <w:szCs w:val="26"/>
               </w:rPr>
               <w:br/>
-              <w:t>Systems to be integrated: {{systems_to_integrate_summary|</w:t>
-            </w:r>
-            <w:proofErr w:type="gramStart"/>
-            <w:r>
-              <w:rPr>
-                <w:rFonts w:ascii="Times New Roman" w:hAnsi="Times New Roman" w:cs="Times New Roman"/>
-                <w:sz w:val="26"/>
-                <w:szCs w:val="26"/>
-              </w:rPr>
-              <w:t>default(</w:t>
-            </w:r>
-            <w:proofErr w:type="gramEnd"/>
-            <w:r>
-              <w:rPr>
-                <w:rFonts w:ascii="Times New Roman" w:hAnsi="Times New Roman" w:cs="Times New Roman"/>
-                <w:sz w:val="26"/>
-                <w:szCs w:val="26"/>
-              </w:rPr>
-              <w:t>'')}}</w:t>
+              <w:t>Systems to be integrated: {{systems_to_integrate_summary|default('')}}</w:t>
             </w:r>
           </w:p>
         </w:tc>
@@ -5527,25 +4962,7 @@
                 <w:sz w:val="26"/>
                 <w:szCs w:val="26"/>
               </w:rPr>
-              <w:t>Other Connections / Interfaces: {{connections|</w:t>
-            </w:r>
-            <w:proofErr w:type="gramStart"/>
-            <w:r>
-              <w:rPr>
-                <w:rFonts w:ascii="Times New Roman" w:hAnsi="Times New Roman" w:cs="Times New Roman"/>
-                <w:sz w:val="26"/>
-                <w:szCs w:val="26"/>
-              </w:rPr>
-              <w:t>default(</w:t>
-            </w:r>
-            <w:proofErr w:type="gramEnd"/>
-            <w:r>
-              <w:rPr>
-                <w:rFonts w:ascii="Times New Roman" w:hAnsi="Times New Roman" w:cs="Times New Roman"/>
-                <w:sz w:val="26"/>
-                <w:szCs w:val="26"/>
-              </w:rPr>
-              <w:t>'')}}</w:t>
+              <w:t>Other Connections / Interfaces: {{connections|default('')}}</w:t>
             </w:r>
             <w:r>
               <w:rPr>
@@ -5554,25 +4971,7 @@
                 <w:szCs w:val="26"/>
               </w:rPr>
               <w:br/>
-              <w:t>Data Flow &amp; System Integration: {{data_flow_text|</w:t>
-            </w:r>
-            <w:proofErr w:type="gramStart"/>
-            <w:r>
-              <w:rPr>
-                <w:rFonts w:ascii="Times New Roman" w:hAnsi="Times New Roman" w:cs="Times New Roman"/>
-                <w:sz w:val="26"/>
-                <w:szCs w:val="26"/>
-              </w:rPr>
-              <w:t>default(</w:t>
-            </w:r>
-            <w:proofErr w:type="gramEnd"/>
-            <w:r>
-              <w:rPr>
-                <w:rFonts w:ascii="Times New Roman" w:hAnsi="Times New Roman" w:cs="Times New Roman"/>
-                <w:sz w:val="26"/>
-                <w:szCs w:val="26"/>
-              </w:rPr>
-              <w:t>'')}}</w:t>
+              <w:t>Data Flow &amp; System Integration: {{data_flow_text|default('')}}</w:t>
             </w:r>
           </w:p>
         </w:tc>
@@ -5672,25 +5071,7 @@
                 <w:sz w:val="26"/>
                 <w:szCs w:val="26"/>
               </w:rPr>
-              <w:t>{{connections_details|</w:t>
-            </w:r>
-            <w:proofErr w:type="gramStart"/>
-            <w:r>
-              <w:rPr>
-                <w:rFonts w:ascii="Times New Roman" w:hAnsi="Times New Roman" w:cs="Times New Roman"/>
-                <w:sz w:val="26"/>
-                <w:szCs w:val="26"/>
-              </w:rPr>
-              <w:t>default(</w:t>
-            </w:r>
-            <w:proofErr w:type="gramEnd"/>
-            <w:r>
-              <w:rPr>
-                <w:rFonts w:ascii="Times New Roman" w:hAnsi="Times New Roman" w:cs="Times New Roman"/>
-                <w:sz w:val="26"/>
-                <w:szCs w:val="26"/>
-              </w:rPr>
-              <w:t>'')}}</w:t>
+              <w:t>{{connections_details|default('')}}</w:t>
             </w:r>
           </w:p>
         </w:tc>
@@ -10326,6 +9707,39 @@
 </file>
 
 <file path=customXml/item1.xml><?xml version="1.0" encoding="utf-8"?>
+<?mso-contentType ?>
+<FormTemplates xmlns="http://schemas.microsoft.com/sharepoint/v3/contenttype/forms">
+  <Display>DocumentLibraryForm</Display>
+  <Edit>DocumentLibraryForm</Edit>
+  <New>DocumentLibraryForm</New>
+</FormTemplates>
+</file>
+
+<file path=customXml/item2.xml><?xml version="1.0" encoding="utf-8"?>
+<p:properties xmlns:p="http://schemas.microsoft.com/office/2006/metadata/properties" xmlns:xsi="http://www.w3.org/2001/XMLSchema-instance" xmlns:pc="http://schemas.microsoft.com/office/infopath/2007/PartnerControls">
+  <documentManagement>
+    <lcf76f155ced4ddcb4097134ff3c332f xmlns="bbceff47-94a0-42cc-a34e-bab6fdf630d3">
+      <Terms xmlns="http://schemas.microsoft.com/office/infopath/2007/PartnerControls"/>
+    </lcf76f155ced4ddcb4097134ff3c332f>
+    <TaxCatchAll xmlns="076cc9d1-9a26-4384-96fc-17dbfe6fe8db" xsi:nil="true"/>
+  </documentManagement>
+</p:properties>
+</file>
+
+<file path=customXml/item3.xml><?xml version="1.0" encoding="utf-8"?>
+<b:Sources xmlns:b="http://schemas.openxmlformats.org/officeDocument/2006/bibliography" xmlns="http://schemas.openxmlformats.org/officeDocument/2006/bibliography" SelectedStyle="\APASixthEditionOfficeOnline.xsl" StyleName="APA" Version="6"/>
+</file>
+
+<file path=customXml/item4.xml><?xml version="1.0" encoding="utf-8"?>
+<s:customData xmlns="http://www.wps.cn/officeDocument/2013/wpsCustomData" xmlns:s="http://www.wps.cn/officeDocument/2013/wpsCustomData">
+  <customSectProps/>
+  <customShpExts>
+    <customShpInfo spid="_x0000_s1026" textRotate="1"/>
+  </customShpExts>
+</s:customData>
+</file>
+
+<file path=customXml/item5.xml><?xml version="1.0" encoding="utf-8"?>
 <ct:contentTypeSchema xmlns:ct="http://schemas.microsoft.com/office/2006/metadata/contentType" xmlns:ma="http://schemas.microsoft.com/office/2006/metadata/properties/metaAttributes" ct:_="" ma:_="" ma:contentTypeName="Document" ma:contentTypeID="0x0101000ED1937193E6644B9910A1F8F337BE3A" ma:contentTypeVersion="15" ma:contentTypeDescription="Create a new document." ma:contentTypeScope="" ma:versionID="33d0915d951d370b6a1e09b978e628b3">
   <xsd:schema xmlns:xsd="http://www.w3.org/2001/XMLSchema" xmlns:xs="http://www.w3.org/2001/XMLSchema" xmlns:p="http://schemas.microsoft.com/office/2006/metadata/properties" xmlns:ns2="bbceff47-94a0-42cc-a34e-bab6fdf630d3" xmlns:ns3="076cc9d1-9a26-4384-96fc-17dbfe6fe8db" targetNamespace="http://schemas.microsoft.com/office/2006/metadata/properties" ma:root="true" ma:fieldsID="ca8e0581b507d7ca9a3160f88f47f0fe" ns2:_="" ns3:_="">
     <xsd:import namespace="bbceff47-94a0-42cc-a34e-bab6fdf630d3"/>
@@ -10538,40 +9952,42 @@
 </ct:contentTypeSchema>
 </file>
 
-<file path=customXml/item2.xml><?xml version="1.0" encoding="utf-8"?>
-<s:customData xmlns="http://www.wps.cn/officeDocument/2013/wpsCustomData" xmlns:s="http://www.wps.cn/officeDocument/2013/wpsCustomData">
-  <customSectProps/>
-  <customShpExts>
-    <customShpInfo spid="_x0000_s1026" textRotate="1"/>
-  </customShpExts>
-</s:customData>
+<file path=customXml/itemProps1.xml><?xml version="1.0" encoding="utf-8"?>
+<ds:datastoreItem xmlns:ds="http://schemas.openxmlformats.org/officeDocument/2006/customXml" ds:itemID="{66E6D9ED-0625-4E0B-A950-FCB28CC096CA}">
+  <ds:schemaRefs>
+    <ds:schemaRef ds:uri="http://schemas.microsoft.com/sharepoint/v3/contenttype/forms"/>
+  </ds:schemaRefs>
+</ds:datastoreItem>
 </file>
 
-<file path=customXml/item3.xml><?xml version="1.0" encoding="utf-8"?>
-<b:Sources xmlns:b="http://schemas.openxmlformats.org/officeDocument/2006/bibliography" xmlns="http://schemas.openxmlformats.org/officeDocument/2006/bibliography" SelectedStyle="\APASixthEditionOfficeOnline.xsl" StyleName="APA" Version="6"/>
+<file path=customXml/itemProps2.xml><?xml version="1.0" encoding="utf-8"?>
+<ds:datastoreItem xmlns:ds="http://schemas.openxmlformats.org/officeDocument/2006/customXml" ds:itemID="{92B58BC8-A1B8-4740-9413-5A141DF8AFAB}">
+  <ds:schemaRefs>
+    <ds:schemaRef ds:uri="http://schemas.microsoft.com/office/2006/metadata/properties"/>
+    <ds:schemaRef ds:uri="http://schemas.microsoft.com/office/infopath/2007/PartnerControls"/>
+    <ds:schemaRef ds:uri="bbceff47-94a0-42cc-a34e-bab6fdf630d3"/>
+    <ds:schemaRef ds:uri="076cc9d1-9a26-4384-96fc-17dbfe6fe8db"/>
+  </ds:schemaRefs>
+</ds:datastoreItem>
 </file>
 
-<file path=customXml/item4.xml><?xml version="1.0" encoding="utf-8"?>
-<p:properties xmlns:p="http://schemas.microsoft.com/office/2006/metadata/properties" xmlns:xsi="http://www.w3.org/2001/XMLSchema-instance" xmlns:pc="http://schemas.microsoft.com/office/infopath/2007/PartnerControls">
-  <documentManagement>
-    <lcf76f155ced4ddcb4097134ff3c332f xmlns="bbceff47-94a0-42cc-a34e-bab6fdf630d3">
-      <Terms xmlns="http://schemas.microsoft.com/office/infopath/2007/PartnerControls"/>
-    </lcf76f155ced4ddcb4097134ff3c332f>
-    <TaxCatchAll xmlns="076cc9d1-9a26-4384-96fc-17dbfe6fe8db" xsi:nil="true"/>
-  </documentManagement>
-</p:properties>
+<file path=customXml/itemProps3.xml><?xml version="1.0" encoding="utf-8"?>
+<ds:datastoreItem xmlns:ds="http://schemas.openxmlformats.org/officeDocument/2006/customXml" ds:itemID="{1FF82357-F674-4365-859D-EF5EFE0EDCAE}">
+  <ds:schemaRefs>
+    <ds:schemaRef ds:uri="http://schemas.openxmlformats.org/officeDocument/2006/bibliography"/>
+  </ds:schemaRefs>
+</ds:datastoreItem>
 </file>
 
-<file path=customXml/item5.xml><?xml version="1.0" encoding="utf-8"?>
-<?mso-contentType ?>
-<FormTemplates xmlns="http://schemas.microsoft.com/sharepoint/v3/contenttype/forms">
-  <Display>DocumentLibraryForm</Display>
-  <Edit>DocumentLibraryForm</Edit>
-  <New>DocumentLibraryForm</New>
-</FormTemplates>
+<file path=customXml/itemProps4.xml><?xml version="1.0" encoding="utf-8"?>
+<ds:datastoreItem xmlns:ds="http://schemas.openxmlformats.org/officeDocument/2006/customXml" ds:itemID="{B1977F7D-205B-4081-913C-38D41E755F92}">
+  <ds:schemaRefs>
+    <ds:schemaRef ds:uri="http://www.wps.cn/officeDocument/2013/wpsCustomData"/>
+  </ds:schemaRefs>
+</ds:datastoreItem>
 </file>
 
-<file path=customXml/itemProps1.xml><?xml version="1.0" encoding="utf-8"?>
+<file path=customXml/itemProps5.xml><?xml version="1.0" encoding="utf-8"?>
 <ds:datastoreItem xmlns:ds="http://schemas.openxmlformats.org/officeDocument/2006/customXml" ds:itemID="{117EB414-D13B-4D74-9FFC-4E3D989A8CA2}">
   <ds:schemaRefs>
     <ds:schemaRef ds:uri="http://schemas.microsoft.com/office/2006/metadata/contentType"/>
@@ -10588,39 +10004,4 @@
     <ds:schemaRef ds:uri="http://schemas.microsoft.com/internal/obd"/>
   </ds:schemaRefs>
 </ds:datastoreItem>
-</file>
-
-<file path=customXml/itemProps2.xml><?xml version="1.0" encoding="utf-8"?>
-<ds:datastoreItem xmlns:ds="http://schemas.openxmlformats.org/officeDocument/2006/customXml" ds:itemID="{B1977F7D-205B-4081-913C-38D41E755F92}">
-  <ds:schemaRefs>
-    <ds:schemaRef ds:uri="http://www.wps.cn/officeDocument/2013/wpsCustomData"/>
-  </ds:schemaRefs>
-</ds:datastoreItem>
-</file>
-
-<file path=customXml/itemProps3.xml><?xml version="1.0" encoding="utf-8"?>
-<ds:datastoreItem xmlns:ds="http://schemas.openxmlformats.org/officeDocument/2006/customXml" ds:itemID="{1FF82357-F674-4365-859D-EF5EFE0EDCAE}">
-  <ds:schemaRefs>
-    <ds:schemaRef ds:uri="http://schemas.openxmlformats.org/officeDocument/2006/bibliography"/>
-  </ds:schemaRefs>
-</ds:datastoreItem>
-</file>
-
-<file path=customXml/itemProps4.xml><?xml version="1.0" encoding="utf-8"?>
-<ds:datastoreItem xmlns:ds="http://schemas.openxmlformats.org/officeDocument/2006/customXml" ds:itemID="{92B58BC8-A1B8-4740-9413-5A141DF8AFAB}">
-  <ds:schemaRefs>
-    <ds:schemaRef ds:uri="http://schemas.microsoft.com/office/2006/metadata/properties"/>
-    <ds:schemaRef ds:uri="http://schemas.microsoft.com/office/infopath/2007/PartnerControls"/>
-    <ds:schemaRef ds:uri="bbceff47-94a0-42cc-a34e-bab6fdf630d3"/>
-    <ds:schemaRef ds:uri="076cc9d1-9a26-4384-96fc-17dbfe6fe8db"/>
-  </ds:schemaRefs>
-</ds:datastoreItem>
-</file>
-
-<file path=customXml/itemProps5.xml><?xml version="1.0" encoding="utf-8"?>
-<ds:datastoreItem xmlns:ds="http://schemas.openxmlformats.org/officeDocument/2006/customXml" ds:itemID="{66E6D9ED-0625-4E0B-A950-FCB28CC096CA}">
-  <ds:schemaRefs>
-    <ds:schemaRef ds:uri="http://schemas.microsoft.com/sharepoint/v3/contenttype/forms"/>
-  </ds:schemaRefs>
-</ds:datastoreItem>
 </file>
--- a/template.docx
+++ b/template.docx
@@ -2453,113 +2453,7 @@
                 <w:sz w:val="26"/>
                 <w:szCs w:val="26"/>
               </w:rPr>
-              <w:t xml:space="preserve">{% if </w:t>
-            </w:r>
-            <w:proofErr w:type="spellStart"/>
-            <w:r>
-              <w:rPr>
-                <w:rFonts w:ascii="Times New Roman" w:hAnsi="Times New Roman" w:cs="Times New Roman"/>
-                <w:sz w:val="26"/>
-                <w:szCs w:val="26"/>
-              </w:rPr>
-              <w:t>max_transport_m</w:t>
-            </w:r>
-            <w:proofErr w:type="spellEnd"/>
-            <w:r>
-              <w:rPr>
-                <w:rFonts w:ascii="Times New Roman" w:hAnsi="Times New Roman" w:cs="Times New Roman"/>
-                <w:sz w:val="26"/>
-                <w:szCs w:val="26"/>
-              </w:rPr>
-              <w:t xml:space="preserve"> </w:t>
-            </w:r>
-            <w:r>
-              <w:rPr>
-                <w:rFonts w:ascii="Times New Roman" w:hAnsi="Times New Roman" w:cs="Times New Roman"/>
-                <w:sz w:val="26"/>
-                <w:szCs w:val="26"/>
-              </w:rPr>
-              <w:t xml:space="preserve">or </w:t>
-            </w:r>
-            <w:proofErr w:type="spellStart"/>
-            <w:r>
-              <w:rPr>
-                <w:rFonts w:ascii="Times New Roman" w:hAnsi="Times New Roman" w:cs="Times New Roman"/>
-                <w:sz w:val="26"/>
-                <w:szCs w:val="26"/>
-              </w:rPr>
-              <w:t>min_transport_m</w:t>
-            </w:r>
-            <w:proofErr w:type="spellEnd"/>
-            <w:r>
-              <w:rPr>
-                <w:rFonts w:ascii="Times New Roman" w:hAnsi="Times New Roman" w:cs="Times New Roman"/>
-                <w:sz w:val="26"/>
-                <w:szCs w:val="26"/>
-              </w:rPr>
-              <w:t xml:space="preserve"> </w:t>
-            </w:r>
-            <w:r>
-              <w:rPr>
-                <w:rFonts w:ascii="Times New Roman" w:hAnsi="Times New Roman" w:cs="Times New Roman"/>
-                <w:sz w:val="26"/>
-                <w:szCs w:val="26"/>
-              </w:rPr>
-              <w:t xml:space="preserve">or </w:t>
-            </w:r>
-            <w:proofErr w:type="spellStart"/>
-            <w:r>
-              <w:rPr>
-                <w:rFonts w:ascii="Times New Roman" w:hAnsi="Times New Roman" w:cs="Times New Roman"/>
-                <w:sz w:val="26"/>
-                <w:szCs w:val="26"/>
-              </w:rPr>
-              <w:t>avg_transport_m</w:t>
-            </w:r>
-            <w:proofErr w:type="spellEnd"/>
-            <w:r>
-              <w:rPr>
-                <w:rFonts w:ascii="Times New Roman" w:hAnsi="Times New Roman" w:cs="Times New Roman"/>
-                <w:sz w:val="26"/>
-                <w:szCs w:val="26"/>
-              </w:rPr>
-              <w:t xml:space="preserve"> %}</w:t>
-            </w:r>
-          </w:p>
-          <w:p>
-            <w:pPr>
-              <w:jc w:val="left"/>
-              <w:rPr>
-                <w:rFonts w:ascii="Times New Roman" w:hAnsi="Times New Roman" w:cs="Times New Roman"/>
-                <w:sz w:val="26"/>
-                <w:szCs w:val="26"/>
-              </w:rPr>
-            </w:pPr>
-            <w:r>
-              <w:rPr>
-                <w:rFonts w:ascii="Times New Roman" w:hAnsi="Times New Roman" w:cs="Times New Roman"/>
-                <w:sz w:val="26"/>
-                <w:szCs w:val="26"/>
-              </w:rPr>
-              <w:t>Maximum Transport Distance: {{</w:t>
-            </w:r>
-            <w:proofErr w:type="spellStart"/>
-            <w:r>
-              <w:rPr>
-                <w:rFonts w:ascii="Times New Roman" w:hAnsi="Times New Roman" w:cs="Times New Roman"/>
-                <w:sz w:val="26"/>
-                <w:szCs w:val="26"/>
-              </w:rPr>
-              <w:t>max_transport_m|default</w:t>
-            </w:r>
-            <w:proofErr w:type="spellEnd"/>
-            <w:r>
-              <w:rPr>
-                <w:rFonts w:ascii="Times New Roman" w:hAnsi="Times New Roman" w:cs="Times New Roman"/>
-                <w:sz w:val="26"/>
-                <w:szCs w:val="26"/>
-              </w:rPr>
-              <w:t>('')}} m</w:t>
+              <w:t>Maximum Transport Distance: {{max_transport_m|default('')}} m</w:t>
             </w:r>
             <w:r>
               <w:rPr>
@@ -3220,102 +3114,6 @@
                 <w:sz w:val="26"/>
                 <w:szCs w:val="26"/>
               </w:rPr>
-              <w:t xml:space="preserve">{% if </w:t>
-            </w:r>
-            <w:proofErr w:type="spellStart"/>
-            <w:r>
-              <w:rPr>
-                <w:rFonts w:ascii="Times New Roman" w:hAnsi="Times New Roman" w:cs="Times New Roman"/>
-                <w:sz w:val="26"/>
-                <w:szCs w:val="26"/>
-              </w:rPr>
-              <w:t>charging_status</w:t>
-            </w:r>
-            <w:proofErr w:type="spellEnd"/>
-            <w:r>
-              <w:rPr>
-                <w:rFonts w:ascii="Times New Roman" w:hAnsi="Times New Roman" w:cs="Times New Roman"/>
-                <w:sz w:val="26"/>
-                <w:szCs w:val="26"/>
-              </w:rPr>
-              <w:t xml:space="preserve"> </w:t>
-            </w:r>
-            <w:r>
-              <w:rPr>
-                <w:rFonts w:ascii="Times New Roman" w:hAnsi="Times New Roman" w:cs="Times New Roman"/>
-                <w:sz w:val="26"/>
-                <w:szCs w:val="26"/>
-              </w:rPr>
-              <w:t xml:space="preserve">or </w:t>
-            </w:r>
-            <w:proofErr w:type="spellStart"/>
-            <w:r>
-              <w:rPr>
-                <w:rFonts w:ascii="Times New Roman" w:hAnsi="Times New Roman" w:cs="Times New Roman"/>
-                <w:sz w:val="26"/>
-                <w:szCs w:val="26"/>
-              </w:rPr>
-              <w:t>parking_area</w:t>
-            </w:r>
-            <w:proofErr w:type="spellEnd"/>
-            <w:r>
-              <w:rPr>
-                <w:rFonts w:ascii="Times New Roman" w:hAnsi="Times New Roman" w:cs="Times New Roman"/>
-                <w:sz w:val="26"/>
-                <w:szCs w:val="26"/>
-              </w:rPr>
-              <w:t xml:space="preserve"> </w:t>
-            </w:r>
-            <w:r>
-              <w:rPr>
-                <w:rFonts w:ascii="Times New Roman" w:hAnsi="Times New Roman" w:cs="Times New Roman"/>
-                <w:sz w:val="26"/>
-                <w:szCs w:val="26"/>
-              </w:rPr>
-              <w:t xml:space="preserve">or </w:t>
-            </w:r>
-            <w:proofErr w:type="spellStart"/>
-            <w:r>
-              <w:rPr>
-                <w:rFonts w:ascii="Times New Roman" w:hAnsi="Times New Roman" w:cs="Times New Roman"/>
-                <w:sz w:val="26"/>
-                <w:szCs w:val="26"/>
-              </w:rPr>
-              <w:t>charging_stations</w:t>
-            </w:r>
-            <w:proofErr w:type="spellEnd"/>
-            <w:r>
-              <w:rPr>
-                <w:rFonts w:ascii="Times New Roman" w:hAnsi="Times New Roman" w:cs="Times New Roman"/>
-                <w:sz w:val="26"/>
-                <w:szCs w:val="26"/>
-              </w:rPr>
-              <w:t xml:space="preserve"> </w:t>
-            </w:r>
-            <w:r>
-              <w:rPr>
-                <w:rFonts w:ascii="Times New Roman" w:hAnsi="Times New Roman" w:cs="Times New Roman"/>
-                <w:sz w:val="26"/>
-                <w:szCs w:val="26"/>
-              </w:rPr>
-              <w:t>%}</w:t>
-            </w:r>
-          </w:p>
-          <w:p>
-            <w:pPr>
-              <w:jc w:val="left"/>
-              <w:rPr>
-                <w:rFonts w:ascii="Times New Roman" w:hAnsi="Times New Roman" w:cs="Times New Roman"/>
-                <w:sz w:val="26"/>
-                <w:szCs w:val="26"/>
-              </w:rPr>
-            </w:pPr>
-            <w:r>
-              <w:rPr>
-                <w:rFonts w:ascii="Times New Roman" w:hAnsi="Times New Roman" w:cs="Times New Roman"/>
-                <w:sz w:val="26"/>
-                <w:szCs w:val="26"/>
-              </w:rPr>
               <w:t>Charging Status:</w:t>
             </w:r>
             <w:r>
@@ -3324,25 +3122,7 @@
                 <w:sz w:val="26"/>
                 <w:szCs w:val="26"/>
               </w:rPr>
-              <w:t>{{</w:t>
-            </w:r>
-            <w:proofErr w:type="spellStart"/>
-            <w:r>
-              <w:rPr>
-                <w:rFonts w:ascii="Times New Roman" w:hAnsi="Times New Roman" w:cs="Times New Roman"/>
-                <w:sz w:val="26"/>
-                <w:szCs w:val="26"/>
-              </w:rPr>
-              <w:t>charging_status|default</w:t>
-            </w:r>
-            <w:proofErr w:type="spellEnd"/>
-            <w:r>
-              <w:rPr>
-                <w:rFonts w:ascii="Times New Roman" w:hAnsi="Times New Roman" w:cs="Times New Roman"/>
-                <w:sz w:val="26"/>
-                <w:szCs w:val="26"/>
-              </w:rPr>
-              <w:t>('')}}</w:t>
+              <w:t>{{charging_status|default('')}}</w:t>
             </w:r>
             <w:r>
               <w:rPr>
@@ -3366,25 +3146,7 @@
                 <w:sz w:val="26"/>
                 <w:szCs w:val="26"/>
               </w:rPr>
-              <w:t>{{</w:t>
-            </w:r>
-            <w:proofErr w:type="spellStart"/>
-            <w:r>
-              <w:rPr>
-                <w:rFonts w:ascii="Times New Roman" w:hAnsi="Times New Roman" w:cs="Times New Roman"/>
-                <w:sz w:val="26"/>
-                <w:szCs w:val="26"/>
-              </w:rPr>
-              <w:t>parking_area|default</w:t>
-            </w:r>
-            <w:proofErr w:type="spellEnd"/>
-            <w:r>
-              <w:rPr>
-                <w:rFonts w:ascii="Times New Roman" w:hAnsi="Times New Roman" w:cs="Times New Roman"/>
-                <w:sz w:val="26"/>
-                <w:szCs w:val="26"/>
-              </w:rPr>
-              <w:t>('')}}</w:t>
+              <w:t>{{parking_area|default('')}}</w:t>
             </w:r>
             <w:r>
               <w:rPr>
@@ -3408,25 +3170,7 @@
                 <w:sz w:val="26"/>
                 <w:szCs w:val="26"/>
               </w:rPr>
-              <w:t>{{</w:t>
-            </w:r>
-            <w:proofErr w:type="spellStart"/>
-            <w:r>
-              <w:rPr>
-                <w:rFonts w:ascii="Times New Roman" w:hAnsi="Times New Roman" w:cs="Times New Roman"/>
-                <w:sz w:val="26"/>
-                <w:szCs w:val="26"/>
-              </w:rPr>
-              <w:t>charging_stations|default</w:t>
-            </w:r>
-            <w:proofErr w:type="spellEnd"/>
-            <w:r>
-              <w:rPr>
-                <w:rFonts w:ascii="Times New Roman" w:hAnsi="Times New Roman" w:cs="Times New Roman"/>
-                <w:sz w:val="26"/>
-                <w:szCs w:val="26"/>
-              </w:rPr>
-              <w:t>('')}}</w:t>
+              <w:t>{{charging_stations|default('')}}</w:t>
             </w:r>
           </w:p>
         </w:tc>
@@ -3632,7 +3376,7 @@
                 <w:sz w:val="26"/>
                 <w:szCs w:val="26"/>
               </w:rPr>
-              <w:t xml:space="preserve">Positioning </w:t>
+              <w:t xml:space="preserve">Positioning accuracy docking requirements, </w:t>
             </w:r>
             <w:r>
               <w:rPr>
@@ -3641,7 +3385,7 @@
                 <w:szCs w:val="26"/>
               </w:rPr>
               <w:lastRenderedPageBreak/>
-              <w:t>accuracy docking requirements, whether it is necessary to dock equipment or assembly lines, etc.:</w:t>
+              <w:t>whether it is necessary to dock equipment or assembly lines, etc.:</w:t>
             </w:r>
           </w:p>
         </w:tc>
@@ -3673,27 +3417,7 @@
                 <w:lang w:val="en-BE"/>
               </w:rPr>
               <w:lastRenderedPageBreak/>
-              <w:t>{{</w:t>
-            </w:r>
-            <w:proofErr w:type="spellStart"/>
-            <w:r>
-              <w:rPr>
-                <w:rFonts w:ascii="Times New Roman" w:eastAsiaTheme="minorEastAsia" w:hAnsi="Times New Roman" w:cs="Times New Roman"/>
-                <w:sz w:val="26"/>
-                <w:szCs w:val="26"/>
-                <w:lang w:val="en-BE"/>
-              </w:rPr>
-              <w:t>positioning_req|default</w:t>
-            </w:r>
-            <w:proofErr w:type="spellEnd"/>
-            <w:r>
-              <w:rPr>
-                <w:rFonts w:ascii="Times New Roman" w:eastAsiaTheme="minorEastAsia" w:hAnsi="Times New Roman" w:cs="Times New Roman"/>
-                <w:sz w:val="26"/>
-                <w:szCs w:val="26"/>
-                <w:lang w:val="en-BE"/>
-              </w:rPr>
-              <w:t>(‘‘)}}</w:t>
+              <w:t>{{positioning_req|default(‘‘)}}</w:t>
             </w:r>
           </w:p>
           <w:p>
@@ -3827,27 +3551,7 @@
                 <w:szCs w:val="26"/>
                 <w:lang w:val="en-BE"/>
               </w:rPr>
-              <w:t>{{</w:t>
-            </w:r>
-            <w:proofErr w:type="spellStart"/>
-            <w:r>
-              <w:rPr>
-                <w:rFonts w:ascii="Times New Roman" w:eastAsiaTheme="minorEastAsia" w:hAnsi="Times New Roman" w:cs="Times New Roman"/>
-                <w:sz w:val="26"/>
-                <w:szCs w:val="26"/>
-                <w:lang w:val="en-BE"/>
-              </w:rPr>
-              <w:t>docking_equipment|default</w:t>
-            </w:r>
-            <w:proofErr w:type="spellEnd"/>
-            <w:r>
-              <w:rPr>
-                <w:rFonts w:ascii="Times New Roman" w:eastAsiaTheme="minorEastAsia" w:hAnsi="Times New Roman" w:cs="Times New Roman"/>
-                <w:sz w:val="26"/>
-                <w:szCs w:val="26"/>
-                <w:lang w:val="en-BE"/>
-              </w:rPr>
-              <w:t>(‘‘)}}</w:t>
+              <w:t>{{docking_equipment|default(‘‘)}}</w:t>
             </w:r>
           </w:p>
           <w:p>
@@ -4090,27 +3794,8 @@
                 <w:sz w:val="26"/>
                 <w:szCs w:val="26"/>
               </w:rPr>
-              <w:t xml:space="preserve">Explosion-proof level, low/high temperature adaptability, unmanned degree (fully automatic/semi-automatic), remote monitoring requirements, customized appearance </w:t>
-            </w:r>
-            <w:r>
-              <w:rPr>
-                <w:rFonts w:ascii="Times New Roman" w:hAnsi="Times New Roman" w:cs="Times New Roman"/>
-                <w:sz w:val="26"/>
-                <w:szCs w:val="26"/>
-              </w:rPr>
-              <w:lastRenderedPageBreak/>
-              <w:t xml:space="preserve">and logo, </w:t>
-            </w:r>
-            <w:proofErr w:type="spellStart"/>
-            <w:r>
-              <w:rPr>
-                <w:rFonts w:ascii="Times New Roman" w:hAnsi="Times New Roman" w:cs="Times New Roman"/>
-                <w:sz w:val="26"/>
-                <w:szCs w:val="26"/>
-              </w:rPr>
-              <w:t>etc</w:t>
-            </w:r>
-            <w:proofErr w:type="spellEnd"/>
+              <w:t>Explosion-proof level, low/high temperature adaptability, unmanned degree (fully automatic/semi-automatic), remote monitoring requirements, customized appearance and logo, etc</w:t>
+            </w:r>
             <w:r>
               <w:rPr>
                 <w:rFonts w:ascii="Times New Roman" w:hAnsi="Times New Roman" w:cs="Times New Roman"/>
@@ -4148,28 +3833,7 @@
                 <w:szCs w:val="26"/>
                 <w:lang w:val="en-BE"/>
               </w:rPr>
-              <w:lastRenderedPageBreak/>
-              <w:t>{{</w:t>
-            </w:r>
-            <w:proofErr w:type="spellStart"/>
-            <w:r>
-              <w:rPr>
-                <w:rFonts w:ascii="Times New Roman" w:eastAsiaTheme="minorEastAsia" w:hAnsi="Times New Roman" w:cs="Times New Roman"/>
-                <w:sz w:val="26"/>
-                <w:szCs w:val="26"/>
-                <w:lang w:val="en-BE"/>
-              </w:rPr>
-              <w:t>special_demand|default</w:t>
-            </w:r>
-            <w:proofErr w:type="spellEnd"/>
-            <w:r>
-              <w:rPr>
-                <w:rFonts w:ascii="Times New Roman" w:eastAsiaTheme="minorEastAsia" w:hAnsi="Times New Roman" w:cs="Times New Roman"/>
-                <w:sz w:val="26"/>
-                <w:szCs w:val="26"/>
-                <w:lang w:val="en-BE"/>
-              </w:rPr>
-              <w:t>(‘‘)}}</w:t>
+              <w:t>{{special_demand|default(‘‘)}}</w:t>
             </w:r>
           </w:p>
           <w:p>
@@ -4314,67 +3978,7 @@
                 <w:szCs w:val="26"/>
                 <w:lang w:val="en-BE"/>
               </w:rPr>
-              <w:t>{{</w:t>
-            </w:r>
-            <w:proofErr w:type="spellStart"/>
-            <w:r>
-              <w:rPr>
-                <w:rFonts w:ascii="Times New Roman" w:eastAsiaTheme="minorEastAsia" w:hAnsi="Times New Roman" w:cs="Times New Roman"/>
-                <w:sz w:val="26"/>
-                <w:szCs w:val="26"/>
-                <w:lang w:val="en-BE"/>
-              </w:rPr>
-              <w:t>vehicle_type|default</w:t>
-            </w:r>
-            <w:proofErr w:type="spellEnd"/>
-            <w:r>
-              <w:rPr>
-                <w:rFonts w:ascii="Times New Roman" w:eastAsiaTheme="minorEastAsia" w:hAnsi="Times New Roman" w:cs="Times New Roman"/>
-                <w:sz w:val="26"/>
-                <w:szCs w:val="26"/>
-                <w:lang w:val="en-BE"/>
-              </w:rPr>
-              <w:t>(‘‘)}} / {{</w:t>
-            </w:r>
-            <w:proofErr w:type="spellStart"/>
-            <w:r>
-              <w:rPr>
-                <w:rFonts w:ascii="Times New Roman" w:eastAsiaTheme="minorEastAsia" w:hAnsi="Times New Roman" w:cs="Times New Roman"/>
-                <w:sz w:val="26"/>
-                <w:szCs w:val="26"/>
-                <w:lang w:val="en-BE"/>
-              </w:rPr>
-              <w:t>goods_weight_dim|default</w:t>
-            </w:r>
-            <w:proofErr w:type="spellEnd"/>
-            <w:r>
-              <w:rPr>
-                <w:rFonts w:ascii="Times New Roman" w:eastAsiaTheme="minorEastAsia" w:hAnsi="Times New Roman" w:cs="Times New Roman"/>
-                <w:sz w:val="26"/>
-                <w:szCs w:val="26"/>
-                <w:lang w:val="en-BE"/>
-              </w:rPr>
-              <w:t>(‘‘)}} / {{</w:t>
-            </w:r>
-            <w:proofErr w:type="spellStart"/>
-            <w:r>
-              <w:rPr>
-                <w:rFonts w:ascii="Times New Roman" w:eastAsiaTheme="minorEastAsia" w:hAnsi="Times New Roman" w:cs="Times New Roman"/>
-                <w:sz w:val="26"/>
-                <w:szCs w:val="26"/>
-                <w:lang w:val="en-BE"/>
-              </w:rPr>
-              <w:t>efficiency_req|default</w:t>
-            </w:r>
-            <w:proofErr w:type="spellEnd"/>
-            <w:r>
-              <w:rPr>
-                <w:rFonts w:ascii="Times New Roman" w:eastAsiaTheme="minorEastAsia" w:hAnsi="Times New Roman" w:cs="Times New Roman"/>
-                <w:sz w:val="26"/>
-                <w:szCs w:val="26"/>
-                <w:lang w:val="en-BE"/>
-              </w:rPr>
-              <w:t>(‘‘)}}</w:t>
+              <w:t>{{vehicle_type|default(‘‘)}} / {{goods_weight_dim|default(‘‘)}} / {{efficiency_req|default(‘‘)}}</w:t>
             </w:r>
           </w:p>
           <w:p>
@@ -4497,18 +4101,8 @@
                 <w:sz w:val="26"/>
                 <w:szCs w:val="26"/>
               </w:rPr>
-              <w:t>{{</w:t>
-            </w:r>
-            <w:proofErr w:type="spellStart"/>
-            <w:r>
-              <w:rPr>
-                <w:rFonts w:ascii="Times New Roman" w:eastAsiaTheme="minorEastAsia" w:hAnsi="Times New Roman" w:cs="Times New Roman"/>
-                <w:sz w:val="26"/>
-                <w:szCs w:val="26"/>
-              </w:rPr>
-              <w:t>special_demand</w:t>
-            </w:r>
-            <w:proofErr w:type="spellEnd"/>
+              <w:t>{{special_demand</w:t>
+            </w:r>
             <w:r>
               <w:rPr>
                 <w:rFonts w:ascii="Times New Roman" w:eastAsiaTheme="minorEastAsia" w:hAnsi="Times New Roman" w:cs="Times New Roman"/>
@@ -5248,27 +4842,7 @@
                 <w:szCs w:val="26"/>
                 <w:lang w:val="en-BE"/>
               </w:rPr>
-              <w:t>{{</w:t>
-            </w:r>
-            <w:proofErr w:type="spellStart"/>
-            <w:r>
-              <w:rPr>
-                <w:rFonts w:ascii="Times New Roman" w:eastAsiaTheme="minorEastAsia" w:hAnsi="Times New Roman" w:cs="Times New Roman"/>
-                <w:sz w:val="26"/>
-                <w:szCs w:val="26"/>
-                <w:lang w:val="en-BE"/>
-              </w:rPr>
-              <w:t>product_specs</w:t>
-            </w:r>
-            <w:proofErr w:type="spellEnd"/>
-            <w:r>
-              <w:rPr>
-                <w:rFonts w:ascii="Times New Roman" w:eastAsiaTheme="minorEastAsia" w:hAnsi="Times New Roman" w:cs="Times New Roman"/>
-                <w:sz w:val="26"/>
-                <w:szCs w:val="26"/>
-                <w:lang w:val="en-BE"/>
-              </w:rPr>
-              <w:t>}}</w:t>
+              <w:t>{{product_specs}}</w:t>
             </w:r>
           </w:p>
           <w:p>
@@ -6889,29 +6463,7 @@
                 <w:sz w:val="26"/>
                 <w:szCs w:val="26"/>
               </w:rPr>
-              <w:t xml:space="preserve">Signature of the </w:t>
-            </w:r>
-            <w:proofErr w:type="spellStart"/>
-            <w:r>
-              <w:rPr>
-                <w:rFonts w:ascii="Times New Roman" w:eastAsiaTheme="minorEastAsia" w:hAnsi="Times New Roman" w:cs="Times New Roman"/>
-                <w:b/>
-                <w:bCs/>
-                <w:sz w:val="26"/>
-                <w:szCs w:val="26"/>
-              </w:rPr>
-              <w:t>assessee</w:t>
-            </w:r>
-            <w:proofErr w:type="spellEnd"/>
-            <w:r>
-              <w:rPr>
-                <w:rFonts w:ascii="Times New Roman" w:eastAsiaTheme="minorEastAsia" w:hAnsi="Times New Roman" w:cs="Times New Roman"/>
-                <w:b/>
-                <w:bCs/>
-                <w:sz w:val="26"/>
-                <w:szCs w:val="26"/>
-              </w:rPr>
-              <w:t>:</w:t>
+              <w:t>Signature of the assessee:</w:t>
             </w:r>
           </w:p>
         </w:tc>
@@ -9707,15 +9259,6 @@
 </file>
 
 <file path=customXml/item1.xml><?xml version="1.0" encoding="utf-8"?>
-<?mso-contentType ?>
-<FormTemplates xmlns="http://schemas.microsoft.com/sharepoint/v3/contenttype/forms">
-  <Display>DocumentLibraryForm</Display>
-  <Edit>DocumentLibraryForm</Edit>
-  <New>DocumentLibraryForm</New>
-</FormTemplates>
-</file>
-
-<file path=customXml/item2.xml><?xml version="1.0" encoding="utf-8"?>
 <p:properties xmlns:p="http://schemas.microsoft.com/office/2006/metadata/properties" xmlns:xsi="http://www.w3.org/2001/XMLSchema-instance" xmlns:pc="http://schemas.microsoft.com/office/infopath/2007/PartnerControls">
   <documentManagement>
     <lcf76f155ced4ddcb4097134ff3c332f xmlns="bbceff47-94a0-42cc-a34e-bab6fdf630d3">
@@ -9726,20 +9269,16 @@
 </p:properties>
 </file>
 
-<file path=customXml/item3.xml><?xml version="1.0" encoding="utf-8"?>
-<b:Sources xmlns:b="http://schemas.openxmlformats.org/officeDocument/2006/bibliography" xmlns="http://schemas.openxmlformats.org/officeDocument/2006/bibliography" SelectedStyle="\APASixthEditionOfficeOnline.xsl" StyleName="APA" Version="6"/>
+<file path=customXml/item2.xml><?xml version="1.0" encoding="utf-8"?>
+<?mso-contentType ?>
+<FormTemplates xmlns="http://schemas.microsoft.com/sharepoint/v3/contenttype/forms">
+  <Display>DocumentLibraryForm</Display>
+  <Edit>DocumentLibraryForm</Edit>
+  <New>DocumentLibraryForm</New>
+</FormTemplates>
 </file>
 
-<file path=customXml/item4.xml><?xml version="1.0" encoding="utf-8"?>
-<s:customData xmlns="http://www.wps.cn/officeDocument/2013/wpsCustomData" xmlns:s="http://www.wps.cn/officeDocument/2013/wpsCustomData">
-  <customSectProps/>
-  <customShpExts>
-    <customShpInfo spid="_x0000_s1026" textRotate="1"/>
-  </customShpExts>
-</s:customData>
-</file>
-
-<file path=customXml/item5.xml><?xml version="1.0" encoding="utf-8"?>
+<file path=customXml/item3.xml><?xml version="1.0" encoding="utf-8"?>
 <ct:contentTypeSchema xmlns:ct="http://schemas.microsoft.com/office/2006/metadata/contentType" xmlns:ma="http://schemas.microsoft.com/office/2006/metadata/properties/metaAttributes" ct:_="" ma:_="" ma:contentTypeName="Document" ma:contentTypeID="0x0101000ED1937193E6644B9910A1F8F337BE3A" ma:contentTypeVersion="15" ma:contentTypeDescription="Create a new document." ma:contentTypeScope="" ma:versionID="33d0915d951d370b6a1e09b978e628b3">
   <xsd:schema xmlns:xsd="http://www.w3.org/2001/XMLSchema" xmlns:xs="http://www.w3.org/2001/XMLSchema" xmlns:p="http://schemas.microsoft.com/office/2006/metadata/properties" xmlns:ns2="bbceff47-94a0-42cc-a34e-bab6fdf630d3" xmlns:ns3="076cc9d1-9a26-4384-96fc-17dbfe6fe8db" targetNamespace="http://schemas.microsoft.com/office/2006/metadata/properties" ma:root="true" ma:fieldsID="ca8e0581b507d7ca9a3160f88f47f0fe" ns2:_="" ns3:_="">
     <xsd:import namespace="bbceff47-94a0-42cc-a34e-bab6fdf630d3"/>
@@ -9952,15 +9491,20 @@
 </ct:contentTypeSchema>
 </file>
 
-<file path=customXml/itemProps1.xml><?xml version="1.0" encoding="utf-8"?>
-<ds:datastoreItem xmlns:ds="http://schemas.openxmlformats.org/officeDocument/2006/customXml" ds:itemID="{66E6D9ED-0625-4E0B-A950-FCB28CC096CA}">
-  <ds:schemaRefs>
-    <ds:schemaRef ds:uri="http://schemas.microsoft.com/sharepoint/v3/contenttype/forms"/>
-  </ds:schemaRefs>
-</ds:datastoreItem>
+<file path=customXml/item4.xml><?xml version="1.0" encoding="utf-8"?>
+<s:customData xmlns="http://www.wps.cn/officeDocument/2013/wpsCustomData" xmlns:s="http://www.wps.cn/officeDocument/2013/wpsCustomData">
+  <customSectProps/>
+  <customShpExts>
+    <customShpInfo spid="_x0000_s1026" textRotate="1"/>
+  </customShpExts>
+</s:customData>
 </file>
 
-<file path=customXml/itemProps2.xml><?xml version="1.0" encoding="utf-8"?>
+<file path=customXml/item5.xml><?xml version="1.0" encoding="utf-8"?>
+<b:Sources xmlns:b="http://schemas.openxmlformats.org/officeDocument/2006/bibliography" xmlns="http://schemas.openxmlformats.org/officeDocument/2006/bibliography" SelectedStyle="\APASixthEditionOfficeOnline.xsl" StyleName="APA" Version="6"/>
+</file>
+
+<file path=customXml/itemProps1.xml><?xml version="1.0" encoding="utf-8"?>
 <ds:datastoreItem xmlns:ds="http://schemas.openxmlformats.org/officeDocument/2006/customXml" ds:itemID="{92B58BC8-A1B8-4740-9413-5A141DF8AFAB}">
   <ds:schemaRefs>
     <ds:schemaRef ds:uri="http://schemas.microsoft.com/office/2006/metadata/properties"/>
@@ -9971,23 +9515,15 @@
 </ds:datastoreItem>
 </file>
 
-<file path=customXml/itemProps3.xml><?xml version="1.0" encoding="utf-8"?>
-<ds:datastoreItem xmlns:ds="http://schemas.openxmlformats.org/officeDocument/2006/customXml" ds:itemID="{1FF82357-F674-4365-859D-EF5EFE0EDCAE}">
+<file path=customXml/itemProps2.xml><?xml version="1.0" encoding="utf-8"?>
+<ds:datastoreItem xmlns:ds="http://schemas.openxmlformats.org/officeDocument/2006/customXml" ds:itemID="{66E6D9ED-0625-4E0B-A950-FCB28CC096CA}">
   <ds:schemaRefs>
-    <ds:schemaRef ds:uri="http://schemas.openxmlformats.org/officeDocument/2006/bibliography"/>
+    <ds:schemaRef ds:uri="http://schemas.microsoft.com/sharepoint/v3/contenttype/forms"/>
   </ds:schemaRefs>
 </ds:datastoreItem>
 </file>
 
-<file path=customXml/itemProps4.xml><?xml version="1.0" encoding="utf-8"?>
-<ds:datastoreItem xmlns:ds="http://schemas.openxmlformats.org/officeDocument/2006/customXml" ds:itemID="{B1977F7D-205B-4081-913C-38D41E755F92}">
-  <ds:schemaRefs>
-    <ds:schemaRef ds:uri="http://www.wps.cn/officeDocument/2013/wpsCustomData"/>
-  </ds:schemaRefs>
-</ds:datastoreItem>
-</file>
-
-<file path=customXml/itemProps5.xml><?xml version="1.0" encoding="utf-8"?>
+<file path=customXml/itemProps3.xml><?xml version="1.0" encoding="utf-8"?>
 <ds:datastoreItem xmlns:ds="http://schemas.openxmlformats.org/officeDocument/2006/customXml" ds:itemID="{117EB414-D13B-4D74-9FFC-4E3D989A8CA2}">
   <ds:schemaRefs>
     <ds:schemaRef ds:uri="http://schemas.microsoft.com/office/2006/metadata/contentType"/>
@@ -10004,4 +9540,20 @@
     <ds:schemaRef ds:uri="http://schemas.microsoft.com/internal/obd"/>
   </ds:schemaRefs>
 </ds:datastoreItem>
+</file>
+
+<file path=customXml/itemProps4.xml><?xml version="1.0" encoding="utf-8"?>
+<ds:datastoreItem xmlns:ds="http://schemas.openxmlformats.org/officeDocument/2006/customXml" ds:itemID="{B1977F7D-205B-4081-913C-38D41E755F92}">
+  <ds:schemaRefs>
+    <ds:schemaRef ds:uri="http://www.wps.cn/officeDocument/2013/wpsCustomData"/>
+  </ds:schemaRefs>
+</ds:datastoreItem>
+</file>
+
+<file path=customXml/itemProps5.xml><?xml version="1.0" encoding="utf-8"?>
+<ds:datastoreItem xmlns:ds="http://schemas.openxmlformats.org/officeDocument/2006/customXml" ds:itemID="{1FF82357-F674-4365-859D-EF5EFE0EDCAE}">
+  <ds:schemaRefs>
+    <ds:schemaRef ds:uri="http://schemas.openxmlformats.org/officeDocument/2006/bibliography"/>
+  </ds:schemaRefs>
+</ds:datastoreItem>
 </file>
--- a/template.docx
+++ b/template.docx
@@ -713,7 +713,22 @@
                 <w:szCs w:val="26"/>
               </w:rPr>
               <w:br/>
-              <w:t>Short Description of the Task / Overall Operation :</w:t>
+            </w:r>
+            <w:r>
+              <w:rPr>
+                <w:rFonts w:ascii="Times New Roman" w:hAnsi="Times New Roman" w:cs="Times New Roman"/>
+                <w:sz w:val="26"/>
+                <w:szCs w:val="26"/>
+              </w:rPr>
+              <w:t>Job-To-Do</w:t>
+            </w:r>
+            <w:r>
+              <w:rPr>
+                <w:rFonts w:ascii="Times New Roman" w:hAnsi="Times New Roman" w:cs="Times New Roman"/>
+                <w:sz w:val="26"/>
+                <w:szCs w:val="26"/>
+              </w:rPr>
+              <w:t xml:space="preserve"> :</w:t>
             </w:r>
             <w:r>
               <w:rPr>
@@ -9259,26 +9274,6 @@
 </file>
 
 <file path=customXml/item1.xml><?xml version="1.0" encoding="utf-8"?>
-<p:properties xmlns:p="http://schemas.microsoft.com/office/2006/metadata/properties" xmlns:xsi="http://www.w3.org/2001/XMLSchema-instance" xmlns:pc="http://schemas.microsoft.com/office/infopath/2007/PartnerControls">
-  <documentManagement>
-    <lcf76f155ced4ddcb4097134ff3c332f xmlns="bbceff47-94a0-42cc-a34e-bab6fdf630d3">
-      <Terms xmlns="http://schemas.microsoft.com/office/infopath/2007/PartnerControls"/>
-    </lcf76f155ced4ddcb4097134ff3c332f>
-    <TaxCatchAll xmlns="076cc9d1-9a26-4384-96fc-17dbfe6fe8db" xsi:nil="true"/>
-  </documentManagement>
-</p:properties>
-</file>
-
-<file path=customXml/item2.xml><?xml version="1.0" encoding="utf-8"?>
-<?mso-contentType ?>
-<FormTemplates xmlns="http://schemas.microsoft.com/sharepoint/v3/contenttype/forms">
-  <Display>DocumentLibraryForm</Display>
-  <Edit>DocumentLibraryForm</Edit>
-  <New>DocumentLibraryForm</New>
-</FormTemplates>
-</file>
-
-<file path=customXml/item3.xml><?xml version="1.0" encoding="utf-8"?>
 <ct:contentTypeSchema xmlns:ct="http://schemas.microsoft.com/office/2006/metadata/contentType" xmlns:ma="http://schemas.microsoft.com/office/2006/metadata/properties/metaAttributes" ct:_="" ma:_="" ma:contentTypeName="Document" ma:contentTypeID="0x0101000ED1937193E6644B9910A1F8F337BE3A" ma:contentTypeVersion="15" ma:contentTypeDescription="Create a new document." ma:contentTypeScope="" ma:versionID="33d0915d951d370b6a1e09b978e628b3">
   <xsd:schema xmlns:xsd="http://www.w3.org/2001/XMLSchema" xmlns:xs="http://www.w3.org/2001/XMLSchema" xmlns:p="http://schemas.microsoft.com/office/2006/metadata/properties" xmlns:ns2="bbceff47-94a0-42cc-a34e-bab6fdf630d3" xmlns:ns3="076cc9d1-9a26-4384-96fc-17dbfe6fe8db" targetNamespace="http://schemas.microsoft.com/office/2006/metadata/properties" ma:root="true" ma:fieldsID="ca8e0581b507d7ca9a3160f88f47f0fe" ns2:_="" ns3:_="">
     <xsd:import namespace="bbceff47-94a0-42cc-a34e-bab6fdf630d3"/>
@@ -9491,7 +9486,31 @@
 </ct:contentTypeSchema>
 </file>
 
+<file path=customXml/item2.xml><?xml version="1.0" encoding="utf-8"?>
+<?mso-contentType ?>
+<FormTemplates xmlns="http://schemas.microsoft.com/sharepoint/v3/contenttype/forms">
+  <Display>DocumentLibraryForm</Display>
+  <Edit>DocumentLibraryForm</Edit>
+  <New>DocumentLibraryForm</New>
+</FormTemplates>
+</file>
+
+<file path=customXml/item3.xml><?xml version="1.0" encoding="utf-8"?>
+<p:properties xmlns:p="http://schemas.microsoft.com/office/2006/metadata/properties" xmlns:xsi="http://www.w3.org/2001/XMLSchema-instance" xmlns:pc="http://schemas.microsoft.com/office/infopath/2007/PartnerControls">
+  <documentManagement>
+    <lcf76f155ced4ddcb4097134ff3c332f xmlns="bbceff47-94a0-42cc-a34e-bab6fdf630d3">
+      <Terms xmlns="http://schemas.microsoft.com/office/infopath/2007/PartnerControls"/>
+    </lcf76f155ced4ddcb4097134ff3c332f>
+    <TaxCatchAll xmlns="076cc9d1-9a26-4384-96fc-17dbfe6fe8db" xsi:nil="true"/>
+  </documentManagement>
+</p:properties>
+</file>
+
 <file path=customXml/item4.xml><?xml version="1.0" encoding="utf-8"?>
+<b:Sources xmlns:b="http://schemas.openxmlformats.org/officeDocument/2006/bibliography" xmlns="http://schemas.openxmlformats.org/officeDocument/2006/bibliography" SelectedStyle="\APASixthEditionOfficeOnline.xsl" StyleName="APA" Version="6"/>
+</file>
+
+<file path=customXml/item5.xml><?xml version="1.0" encoding="utf-8"?>
 <s:customData xmlns="http://www.wps.cn/officeDocument/2013/wpsCustomData" xmlns:s="http://www.wps.cn/officeDocument/2013/wpsCustomData">
   <customSectProps/>
   <customShpExts>
@@ -9500,30 +9519,7 @@
 </s:customData>
 </file>
 
-<file path=customXml/item5.xml><?xml version="1.0" encoding="utf-8"?>
-<b:Sources xmlns:b="http://schemas.openxmlformats.org/officeDocument/2006/bibliography" xmlns="http://schemas.openxmlformats.org/officeDocument/2006/bibliography" SelectedStyle="\APASixthEditionOfficeOnline.xsl" StyleName="APA" Version="6"/>
-</file>
-
 <file path=customXml/itemProps1.xml><?xml version="1.0" encoding="utf-8"?>
-<ds:datastoreItem xmlns:ds="http://schemas.openxmlformats.org/officeDocument/2006/customXml" ds:itemID="{92B58BC8-A1B8-4740-9413-5A141DF8AFAB}">
-  <ds:schemaRefs>
-    <ds:schemaRef ds:uri="http://schemas.microsoft.com/office/2006/metadata/properties"/>
-    <ds:schemaRef ds:uri="http://schemas.microsoft.com/office/infopath/2007/PartnerControls"/>
-    <ds:schemaRef ds:uri="bbceff47-94a0-42cc-a34e-bab6fdf630d3"/>
-    <ds:schemaRef ds:uri="076cc9d1-9a26-4384-96fc-17dbfe6fe8db"/>
-  </ds:schemaRefs>
-</ds:datastoreItem>
-</file>
-
-<file path=customXml/itemProps2.xml><?xml version="1.0" encoding="utf-8"?>
-<ds:datastoreItem xmlns:ds="http://schemas.openxmlformats.org/officeDocument/2006/customXml" ds:itemID="{66E6D9ED-0625-4E0B-A950-FCB28CC096CA}">
-  <ds:schemaRefs>
-    <ds:schemaRef ds:uri="http://schemas.microsoft.com/sharepoint/v3/contenttype/forms"/>
-  </ds:schemaRefs>
-</ds:datastoreItem>
-</file>
-
-<file path=customXml/itemProps3.xml><?xml version="1.0" encoding="utf-8"?>
 <ds:datastoreItem xmlns:ds="http://schemas.openxmlformats.org/officeDocument/2006/customXml" ds:itemID="{117EB414-D13B-4D74-9FFC-4E3D989A8CA2}">
   <ds:schemaRefs>
     <ds:schemaRef ds:uri="http://schemas.microsoft.com/office/2006/metadata/contentType"/>
@@ -9542,18 +9538,37 @@
 </ds:datastoreItem>
 </file>
 
+<file path=customXml/itemProps2.xml><?xml version="1.0" encoding="utf-8"?>
+<ds:datastoreItem xmlns:ds="http://schemas.openxmlformats.org/officeDocument/2006/customXml" ds:itemID="{66E6D9ED-0625-4E0B-A950-FCB28CC096CA}">
+  <ds:schemaRefs>
+    <ds:schemaRef ds:uri="http://schemas.microsoft.com/sharepoint/v3/contenttype/forms"/>
+  </ds:schemaRefs>
+</ds:datastoreItem>
+</file>
+
+<file path=customXml/itemProps3.xml><?xml version="1.0" encoding="utf-8"?>
+<ds:datastoreItem xmlns:ds="http://schemas.openxmlformats.org/officeDocument/2006/customXml" ds:itemID="{92B58BC8-A1B8-4740-9413-5A141DF8AFAB}">
+  <ds:schemaRefs>
+    <ds:schemaRef ds:uri="http://schemas.microsoft.com/office/2006/metadata/properties"/>
+    <ds:schemaRef ds:uri="http://schemas.microsoft.com/office/infopath/2007/PartnerControls"/>
+    <ds:schemaRef ds:uri="bbceff47-94a0-42cc-a34e-bab6fdf630d3"/>
+    <ds:schemaRef ds:uri="076cc9d1-9a26-4384-96fc-17dbfe6fe8db"/>
+  </ds:schemaRefs>
+</ds:datastoreItem>
+</file>
+
 <file path=customXml/itemProps4.xml><?xml version="1.0" encoding="utf-8"?>
+<ds:datastoreItem xmlns:ds="http://schemas.openxmlformats.org/officeDocument/2006/customXml" ds:itemID="{1FF82357-F674-4365-859D-EF5EFE0EDCAE}">
+  <ds:schemaRefs>
+    <ds:schemaRef ds:uri="http://schemas.openxmlformats.org/officeDocument/2006/bibliography"/>
+  </ds:schemaRefs>
+</ds:datastoreItem>
+</file>
+
+<file path=customXml/itemProps5.xml><?xml version="1.0" encoding="utf-8"?>
 <ds:datastoreItem xmlns:ds="http://schemas.openxmlformats.org/officeDocument/2006/customXml" ds:itemID="{B1977F7D-205B-4081-913C-38D41E755F92}">
   <ds:schemaRefs>
     <ds:schemaRef ds:uri="http://www.wps.cn/officeDocument/2013/wpsCustomData"/>
   </ds:schemaRefs>
 </ds:datastoreItem>
-</file>
-
-<file path=customXml/itemProps5.xml><?xml version="1.0" encoding="utf-8"?>
-<ds:datastoreItem xmlns:ds="http://schemas.openxmlformats.org/officeDocument/2006/customXml" ds:itemID="{1FF82357-F674-4365-859D-EF5EFE0EDCAE}">
-  <ds:schemaRefs>
-    <ds:schemaRef ds:uri="http://schemas.openxmlformats.org/officeDocument/2006/bibliography"/>
-  </ds:schemaRefs>
-</ds:datastoreItem>
 </file>
--- a/template.docx
+++ b/template.docx
@@ -161,25 +161,7 @@
                 <w:sz w:val="26"/>
                 <w:szCs w:val="26"/>
               </w:rPr>
-              <w:t>{{</w:t>
-            </w:r>
-            <w:proofErr w:type="spellStart"/>
-            <w:r>
-              <w:rPr>
-                <w:rFonts w:ascii="Times New Roman" w:hAnsi="Times New Roman" w:cs="Times New Roman"/>
-                <w:sz w:val="26"/>
-                <w:szCs w:val="26"/>
-              </w:rPr>
-              <w:t>customer_name|default</w:t>
-            </w:r>
-            <w:proofErr w:type="spellEnd"/>
-            <w:r>
-              <w:rPr>
-                <w:rFonts w:ascii="Times New Roman" w:hAnsi="Times New Roman" w:cs="Times New Roman"/>
-                <w:sz w:val="26"/>
-                <w:szCs w:val="26"/>
-              </w:rPr>
-              <w:t>('')}}</w:t>
+              <w:t>{{customer_name|default('')}}</w:t>
             </w:r>
           </w:p>
         </w:tc>
@@ -240,25 +222,7 @@
                 <w:sz w:val="26"/>
                 <w:szCs w:val="26"/>
               </w:rPr>
-              <w:t>{{</w:t>
-            </w:r>
-            <w:proofErr w:type="spellStart"/>
-            <w:r>
-              <w:rPr>
-                <w:rFonts w:ascii="Times New Roman" w:hAnsi="Times New Roman" w:cs="Times New Roman"/>
-                <w:sz w:val="26"/>
-                <w:szCs w:val="26"/>
-              </w:rPr>
-              <w:t>project_name|default</w:t>
-            </w:r>
-            <w:proofErr w:type="spellEnd"/>
-            <w:r>
-              <w:rPr>
-                <w:rFonts w:ascii="Times New Roman" w:hAnsi="Times New Roman" w:cs="Times New Roman"/>
-                <w:sz w:val="26"/>
-                <w:szCs w:val="26"/>
-              </w:rPr>
-              <w:t>('')}}</w:t>
+              <w:t>{{project_name|default('')}}</w:t>
             </w:r>
           </w:p>
         </w:tc>
@@ -326,25 +290,7 @@
                 <w:sz w:val="26"/>
                 <w:szCs w:val="26"/>
               </w:rPr>
-              <w:t>{{</w:t>
-            </w:r>
-            <w:proofErr w:type="spellStart"/>
-            <w:r>
-              <w:rPr>
-                <w:rFonts w:ascii="Times New Roman" w:hAnsi="Times New Roman" w:cs="Times New Roman"/>
-                <w:sz w:val="26"/>
-                <w:szCs w:val="26"/>
-              </w:rPr>
-              <w:t>project_location|default</w:t>
-            </w:r>
-            <w:proofErr w:type="spellEnd"/>
-            <w:r>
-              <w:rPr>
-                <w:rFonts w:ascii="Times New Roman" w:hAnsi="Times New Roman" w:cs="Times New Roman"/>
-                <w:sz w:val="26"/>
-                <w:szCs w:val="26"/>
-              </w:rPr>
-              <w:t>('')}}</w:t>
+              <w:t>{{project_location|default('')}}</w:t>
             </w:r>
           </w:p>
         </w:tc>
@@ -403,25 +349,7 @@
                 <w:sz w:val="26"/>
                 <w:szCs w:val="26"/>
               </w:rPr>
-              <w:t>{{</w:t>
-            </w:r>
-            <w:proofErr w:type="spellStart"/>
-            <w:r>
-              <w:rPr>
-                <w:rFonts w:ascii="Times New Roman" w:hAnsi="Times New Roman" w:cs="Times New Roman"/>
-                <w:sz w:val="26"/>
-                <w:szCs w:val="26"/>
-              </w:rPr>
-              <w:t>survey_date|default</w:t>
-            </w:r>
-            <w:proofErr w:type="spellEnd"/>
-            <w:r>
-              <w:rPr>
-                <w:rFonts w:ascii="Times New Roman" w:hAnsi="Times New Roman" w:cs="Times New Roman"/>
-                <w:sz w:val="26"/>
-                <w:szCs w:val="26"/>
-              </w:rPr>
-              <w:t>('')}}</w:t>
+              <w:t>{{survey_date|default('')}}</w:t>
             </w:r>
           </w:p>
         </w:tc>
@@ -489,25 +417,7 @@
                 <w:sz w:val="26"/>
                 <w:szCs w:val="26"/>
               </w:rPr>
-              <w:t>{{</w:t>
-            </w:r>
-            <w:proofErr w:type="spellStart"/>
-            <w:r>
-              <w:rPr>
-                <w:rFonts w:ascii="Times New Roman" w:hAnsi="Times New Roman" w:cs="Times New Roman"/>
-                <w:sz w:val="26"/>
-                <w:szCs w:val="26"/>
-              </w:rPr>
-              <w:t>customer_email|default</w:t>
-            </w:r>
-            <w:proofErr w:type="spellEnd"/>
-            <w:r>
-              <w:rPr>
-                <w:rFonts w:ascii="Times New Roman" w:hAnsi="Times New Roman" w:cs="Times New Roman"/>
-                <w:sz w:val="26"/>
-                <w:szCs w:val="26"/>
-              </w:rPr>
-              <w:t>('')}}</w:t>
+              <w:t>{{customer_email|default('')}}</w:t>
             </w:r>
           </w:p>
         </w:tc>
@@ -583,25 +493,7 @@
                 <w:sz w:val="26"/>
                 <w:szCs w:val="26"/>
               </w:rPr>
-              <w:t>{{</w:t>
-            </w:r>
-            <w:proofErr w:type="spellStart"/>
-            <w:r>
-              <w:rPr>
-                <w:rFonts w:ascii="Times New Roman" w:hAnsi="Times New Roman" w:cs="Times New Roman"/>
-                <w:sz w:val="26"/>
-                <w:szCs w:val="26"/>
-              </w:rPr>
-              <w:t>customer_mobile|default</w:t>
-            </w:r>
-            <w:proofErr w:type="spellEnd"/>
-            <w:r>
-              <w:rPr>
-                <w:rFonts w:ascii="Times New Roman" w:hAnsi="Times New Roman" w:cs="Times New Roman"/>
-                <w:sz w:val="26"/>
-                <w:szCs w:val="26"/>
-              </w:rPr>
-              <w:t>('')}}</w:t>
+              <w:t>{{customer_mobile|default('')}}</w:t>
             </w:r>
           </w:p>
         </w:tc>
@@ -819,90 +711,12 @@
             <w:vAlign w:val="center"/>
           </w:tcPr>
           <w:p>
-            <w:pPr>
-              <w:jc w:val="left"/>
-              <w:rPr>
-                <w:rFonts w:ascii="Times New Roman" w:hAnsi="Times New Roman" w:cs="Times New Roman"/>
-                <w:sz w:val="26"/>
-                <w:szCs w:val="26"/>
-              </w:rPr>
-            </w:pPr>
-            <w:r>
-              <w:rPr>
-                <w:rFonts w:ascii="Times New Roman" w:hAnsi="Times New Roman" w:cs="Times New Roman"/>
-                <w:sz w:val="26"/>
-                <w:szCs w:val="26"/>
-              </w:rPr>
-              <w:t>{{</w:t>
-            </w:r>
-            <w:proofErr w:type="spellStart"/>
-            <w:r>
-              <w:rPr>
-                <w:rFonts w:ascii="Times New Roman" w:hAnsi="Times New Roman" w:cs="Times New Roman"/>
-                <w:sz w:val="26"/>
-                <w:szCs w:val="26"/>
-              </w:rPr>
-              <w:t>application|default</w:t>
-            </w:r>
-            <w:proofErr w:type="spellEnd"/>
-            <w:r>
-              <w:rPr>
-                <w:rFonts w:ascii="Times New Roman" w:hAnsi="Times New Roman" w:cs="Times New Roman"/>
-                <w:sz w:val="26"/>
-                <w:szCs w:val="26"/>
-              </w:rPr>
-              <w:t>('')}}</w:t>
-            </w:r>
-            <w:r>
-              <w:rPr>
-                <w:rFonts w:ascii="Times New Roman" w:hAnsi="Times New Roman" w:cs="Times New Roman"/>
-                <w:sz w:val="26"/>
-                <w:szCs w:val="26"/>
-              </w:rPr>
+            <w:r>
+              <w:t>Application(s): {{application}}</w:t>
+            </w:r>
+            <w:r>
               <w:br/>
-            </w:r>
-            <w:r>
-              <w:rPr>
-                <w:rFonts w:ascii="Times New Roman" w:hAnsi="Times New Roman" w:cs="Times New Roman"/>
-                <w:sz w:val="26"/>
-                <w:szCs w:val="26"/>
-              </w:rPr>
-              <w:t>Job-To-Do</w:t>
-            </w:r>
-            <w:r>
-              <w:rPr>
-                <w:rFonts w:ascii="Times New Roman" w:hAnsi="Times New Roman" w:cs="Times New Roman"/>
-                <w:sz w:val="26"/>
-                <w:szCs w:val="26"/>
-              </w:rPr>
-              <w:t xml:space="preserve"> :</w:t>
-            </w:r>
-            <w:r>
-              <w:rPr>
-                <w:rFonts w:ascii="Times New Roman" w:hAnsi="Times New Roman" w:cs="Times New Roman"/>
-                <w:sz w:val="26"/>
-                <w:szCs w:val="26"/>
-              </w:rPr>
-              <w:br/>
-              <w:t>{{</w:t>
-            </w:r>
-            <w:proofErr w:type="spellStart"/>
-            <w:r>
-              <w:rPr>
-                <w:rFonts w:ascii="Times New Roman" w:hAnsi="Times New Roman" w:cs="Times New Roman"/>
-                <w:sz w:val="26"/>
-                <w:szCs w:val="26"/>
-              </w:rPr>
-              <w:t>task_description|default</w:t>
-            </w:r>
-            <w:proofErr w:type="spellEnd"/>
-            <w:r>
-              <w:rPr>
-                <w:rFonts w:ascii="Times New Roman" w:hAnsi="Times New Roman" w:cs="Times New Roman"/>
-                <w:sz w:val="26"/>
-                <w:szCs w:val="26"/>
-              </w:rPr>
-              <w:t>('')}}</w:t>
+              <w:t>Job-To-Do: {{job_to_do}}</w:t>
             </w:r>
           </w:p>
         </w:tc>
@@ -1073,25 +887,7 @@
                 <w:sz w:val="26"/>
                 <w:szCs w:val="26"/>
               </w:rPr>
-              <w:t>{{</w:t>
-            </w:r>
-            <w:proofErr w:type="spellStart"/>
-            <w:r>
-              <w:rPr>
-                <w:rFonts w:ascii="Times New Roman" w:hAnsi="Times New Roman" w:cs="Times New Roman"/>
-                <w:sz w:val="26"/>
-                <w:szCs w:val="26"/>
-              </w:rPr>
-              <w:t>warehouse_area|default</w:t>
-            </w:r>
-            <w:proofErr w:type="spellEnd"/>
-            <w:r>
-              <w:rPr>
-                <w:rFonts w:ascii="Times New Roman" w:hAnsi="Times New Roman" w:cs="Times New Roman"/>
-                <w:sz w:val="26"/>
-                <w:szCs w:val="26"/>
-              </w:rPr>
-              <w:t>('')}}</w:t>
+              <w:t>{{warehouse_area|default('')}}</w:t>
             </w:r>
           </w:p>
         </w:tc>
@@ -1230,43 +1026,7 @@
                 <w:sz w:val="26"/>
                 <w:szCs w:val="26"/>
               </w:rPr>
-              <w:t xml:space="preserve">{% if </w:t>
-            </w:r>
-            <w:proofErr w:type="spellStart"/>
-            <w:r>
-              <w:rPr>
-                <w:rFonts w:ascii="Times New Roman" w:hAnsi="Times New Roman" w:cs="Times New Roman"/>
-                <w:sz w:val="26"/>
-                <w:szCs w:val="26"/>
-              </w:rPr>
-              <w:t>cross_docking_aisle</w:t>
-            </w:r>
-            <w:proofErr w:type="spellEnd"/>
-            <w:r>
-              <w:rPr>
-                <w:rFonts w:ascii="Times New Roman" w:hAnsi="Times New Roman" w:cs="Times New Roman"/>
-                <w:sz w:val="26"/>
-                <w:szCs w:val="26"/>
-              </w:rPr>
-              <w:t xml:space="preserve"> %}Transport / Cross Docking: {{</w:t>
-            </w:r>
-            <w:proofErr w:type="spellStart"/>
-            <w:r>
-              <w:rPr>
-                <w:rFonts w:ascii="Times New Roman" w:hAnsi="Times New Roman" w:cs="Times New Roman"/>
-                <w:sz w:val="26"/>
-                <w:szCs w:val="26"/>
-              </w:rPr>
-              <w:t>cross_docking_aisle|default</w:t>
-            </w:r>
-            <w:proofErr w:type="spellEnd"/>
-            <w:r>
-              <w:rPr>
-                <w:rFonts w:ascii="Times New Roman" w:hAnsi="Times New Roman" w:cs="Times New Roman"/>
-                <w:sz w:val="26"/>
-                <w:szCs w:val="26"/>
-              </w:rPr>
-              <w:t>('')}} m{% endif %}</w:t>
+              <w:t>{% if cross_docking_aisle %}Transport / Cross Docking: {{cross_docking_aisle|default('')}} m{% endif %}</w:t>
             </w:r>
             <w:r>
               <w:rPr>
@@ -1275,43 +1035,7 @@
                 <w:szCs w:val="26"/>
               </w:rPr>
               <w:br/>
-              <w:t xml:space="preserve">{% if </w:t>
-            </w:r>
-            <w:proofErr w:type="spellStart"/>
-            <w:r>
-              <w:rPr>
-                <w:rFonts w:ascii="Times New Roman" w:hAnsi="Times New Roman" w:cs="Times New Roman"/>
-                <w:sz w:val="26"/>
-                <w:szCs w:val="26"/>
-              </w:rPr>
-              <w:t>aisle_width_mm</w:t>
-            </w:r>
-            <w:proofErr w:type="spellEnd"/>
-            <w:r>
-              <w:rPr>
-                <w:rFonts w:ascii="Times New Roman" w:hAnsi="Times New Roman" w:cs="Times New Roman"/>
-                <w:sz w:val="26"/>
-                <w:szCs w:val="26"/>
-              </w:rPr>
-              <w:t xml:space="preserve"> %}Stacking / Conveyor: {{</w:t>
-            </w:r>
-            <w:proofErr w:type="spellStart"/>
-            <w:r>
-              <w:rPr>
-                <w:rFonts w:ascii="Times New Roman" w:hAnsi="Times New Roman" w:cs="Times New Roman"/>
-                <w:sz w:val="26"/>
-                <w:szCs w:val="26"/>
-              </w:rPr>
-              <w:t>aisle_width_mm|default</w:t>
-            </w:r>
-            <w:proofErr w:type="spellEnd"/>
-            <w:r>
-              <w:rPr>
-                <w:rFonts w:ascii="Times New Roman" w:hAnsi="Times New Roman" w:cs="Times New Roman"/>
-                <w:sz w:val="26"/>
-                <w:szCs w:val="26"/>
-              </w:rPr>
-              <w:t>('')}} mm{% endif %}</w:t>
+              <w:t>{% if aisle_width_mm %}Stacking / Conveyor: {{aisle_width_mm|default('')}} mm{% endif %}</w:t>
             </w:r>
             <w:r>
               <w:rPr>
@@ -1320,43 +1044,7 @@
                 <w:szCs w:val="26"/>
               </w:rPr>
               <w:br/>
-              <w:t xml:space="preserve">{% if </w:t>
-            </w:r>
-            <w:proofErr w:type="spellStart"/>
-            <w:r>
-              <w:rPr>
-                <w:rFonts w:ascii="Times New Roman" w:hAnsi="Times New Roman" w:cs="Times New Roman"/>
-                <w:sz w:val="26"/>
-                <w:szCs w:val="26"/>
-              </w:rPr>
-              <w:t>aisle_width_m</w:t>
-            </w:r>
-            <w:proofErr w:type="spellEnd"/>
-            <w:r>
-              <w:rPr>
-                <w:rFonts w:ascii="Times New Roman" w:hAnsi="Times New Roman" w:cs="Times New Roman"/>
-                <w:sz w:val="26"/>
-                <w:szCs w:val="26"/>
-              </w:rPr>
-              <w:t xml:space="preserve"> %}Narrow Aisle: {{</w:t>
-            </w:r>
-            <w:proofErr w:type="spellStart"/>
-            <w:r>
-              <w:rPr>
-                <w:rFonts w:ascii="Times New Roman" w:hAnsi="Times New Roman" w:cs="Times New Roman"/>
-                <w:sz w:val="26"/>
-                <w:szCs w:val="26"/>
-              </w:rPr>
-              <w:t>aisle_width_m|default</w:t>
-            </w:r>
-            <w:proofErr w:type="spellEnd"/>
-            <w:r>
-              <w:rPr>
-                <w:rFonts w:ascii="Times New Roman" w:hAnsi="Times New Roman" w:cs="Times New Roman"/>
-                <w:sz w:val="26"/>
-                <w:szCs w:val="26"/>
-              </w:rPr>
-              <w:t>('')}} m{% endif %}</w:t>
+              <w:t>{% if aisle_width_m %}Narrow Aisle: {{aisle_width_m|default('')}} m{% endif %}</w:t>
             </w:r>
           </w:p>
         </w:tc>
@@ -1479,25 +1167,7 @@
                 <w:sz w:val="26"/>
                 <w:szCs w:val="26"/>
               </w:rPr>
-              <w:t>{{</w:t>
-            </w:r>
-            <w:proofErr w:type="spellStart"/>
-            <w:r>
-              <w:rPr>
-                <w:rFonts w:ascii="Times New Roman" w:hAnsi="Times New Roman" w:cs="Times New Roman"/>
-                <w:sz w:val="26"/>
-                <w:szCs w:val="26"/>
-              </w:rPr>
-              <w:t>max_stacking_height_m|default</w:t>
-            </w:r>
-            <w:proofErr w:type="spellEnd"/>
-            <w:r>
-              <w:rPr>
-                <w:rFonts w:ascii="Times New Roman" w:hAnsi="Times New Roman" w:cs="Times New Roman"/>
-                <w:sz w:val="26"/>
-                <w:szCs w:val="26"/>
-              </w:rPr>
-              <w:t>('')}} m</w:t>
+              <w:t>{{max_stacking_height_m|default('')}} m</w:t>
             </w:r>
             <w:r>
               <w:rPr>
@@ -1506,25 +1176,7 @@
                 <w:szCs w:val="26"/>
               </w:rPr>
               <w:br/>
-              <w:t>Level: {{</w:t>
-            </w:r>
-            <w:proofErr w:type="spellStart"/>
-            <w:r>
-              <w:rPr>
-                <w:rFonts w:ascii="Times New Roman" w:hAnsi="Times New Roman" w:cs="Times New Roman"/>
-                <w:sz w:val="26"/>
-                <w:szCs w:val="26"/>
-              </w:rPr>
-              <w:t>boxes_stacked|default</w:t>
-            </w:r>
-            <w:proofErr w:type="spellEnd"/>
-            <w:r>
-              <w:rPr>
-                <w:rFonts w:ascii="Times New Roman" w:hAnsi="Times New Roman" w:cs="Times New Roman"/>
-                <w:sz w:val="26"/>
-                <w:szCs w:val="26"/>
-              </w:rPr>
-              <w:t>('')}}</w:t>
+              <w:t>Level: {{boxes_stacked|default('')}}</w:t>
             </w:r>
           </w:p>
         </w:tc>
@@ -1631,39 +1283,12 @@
             <w:vAlign w:val="center"/>
           </w:tcPr>
           <w:p>
-            <w:pPr>
-              <w:jc w:val="left"/>
-              <w:rPr>
-                <w:rFonts w:ascii="Times New Roman" w:hAnsi="Times New Roman" w:cs="Times New Roman"/>
-                <w:sz w:val="26"/>
-                <w:szCs w:val="26"/>
-              </w:rPr>
-            </w:pPr>
-            <w:r>
-              <w:rPr>
-                <w:rFonts w:ascii="Times New Roman" w:hAnsi="Times New Roman" w:cs="Times New Roman"/>
-                <w:sz w:val="26"/>
-                <w:szCs w:val="26"/>
-              </w:rPr>
-              <w:t>{{</w:t>
-            </w:r>
-            <w:proofErr w:type="spellStart"/>
-            <w:r>
-              <w:rPr>
-                <w:rFonts w:ascii="Times New Roman" w:hAnsi="Times New Roman" w:cs="Times New Roman"/>
-                <w:sz w:val="26"/>
-                <w:szCs w:val="26"/>
-              </w:rPr>
-              <w:t>clearance_height_m|default</w:t>
-            </w:r>
-            <w:proofErr w:type="spellEnd"/>
-            <w:r>
-              <w:rPr>
-                <w:rFonts w:ascii="Times New Roman" w:hAnsi="Times New Roman" w:cs="Times New Roman"/>
-                <w:sz w:val="26"/>
-                <w:szCs w:val="26"/>
-              </w:rPr>
-              <w:t>('')}} m</w:t>
+            <w:r>
+              <w:t>{% if max_stacking_height_m %}{{max_stacking_height_m}} m{% endif %}</w:t>
+            </w:r>
+            <w:r>
+              <w:br/>
+              <w:t>{% if stacking_level %}Level: {{stacking_level}}{% endif %}</w:t>
             </w:r>
           </w:p>
         </w:tc>
@@ -1799,25 +1424,7 @@
                 <w:sz w:val="26"/>
                 <w:szCs w:val="26"/>
               </w:rPr>
-              <w:t>{{</w:t>
-            </w:r>
-            <w:proofErr w:type="spellStart"/>
-            <w:r>
-              <w:rPr>
-                <w:rFonts w:ascii="Times New Roman" w:hAnsi="Times New Roman" w:cs="Times New Roman"/>
-                <w:sz w:val="26"/>
-                <w:szCs w:val="26"/>
-              </w:rPr>
-              <w:t>storage_locations|default</w:t>
-            </w:r>
-            <w:proofErr w:type="spellEnd"/>
-            <w:r>
-              <w:rPr>
-                <w:rFonts w:ascii="Times New Roman" w:hAnsi="Times New Roman" w:cs="Times New Roman"/>
-                <w:sz w:val="26"/>
-                <w:szCs w:val="26"/>
-              </w:rPr>
-              <w:t>('')}}</w:t>
+              <w:t>{{storage_locations|default('')}}</w:t>
             </w:r>
           </w:p>
         </w:tc>
@@ -1945,25 +1552,7 @@
                 <w:sz w:val="26"/>
                 <w:szCs w:val="26"/>
               </w:rPr>
-              <w:t>{{</w:t>
-            </w:r>
-            <w:proofErr w:type="spellStart"/>
-            <w:r>
-              <w:rPr>
-                <w:rFonts w:ascii="Times New Roman" w:hAnsi="Times New Roman" w:cs="Times New Roman"/>
-                <w:sz w:val="26"/>
-                <w:szCs w:val="26"/>
-              </w:rPr>
-              <w:t>ramp_gradient_deg|default</w:t>
-            </w:r>
-            <w:proofErr w:type="spellEnd"/>
-            <w:r>
-              <w:rPr>
-                <w:rFonts w:ascii="Times New Roman" w:hAnsi="Times New Roman" w:cs="Times New Roman"/>
-                <w:sz w:val="26"/>
-                <w:szCs w:val="26"/>
-              </w:rPr>
-              <w:t>('')}}</w:t>
+              <w:t>{{ramp_gradient_deg|default('')}}</w:t>
             </w:r>
           </w:p>
         </w:tc>
@@ -2040,38 +1629,8 @@
             <w:vAlign w:val="center"/>
           </w:tcPr>
           <w:p>
-            <w:pPr>
-              <w:spacing w:line="240" w:lineRule="auto"/>
-              <w:jc w:val="left"/>
-              <w:rPr>
-                <w:rFonts w:ascii="Times New Roman" w:eastAsiaTheme="minorEastAsia" w:hAnsi="Times New Roman" w:cs="Times New Roman"/>
-                <w:sz w:val="26"/>
-                <w:szCs w:val="26"/>
-              </w:rPr>
-            </w:pPr>
-            <w:r>
-              <w:rPr>
-                <w:rFonts w:ascii="Times New Roman" w:eastAsiaTheme="minorEastAsia" w:hAnsi="Times New Roman" w:cs="Times New Roman"/>
-                <w:sz w:val="26"/>
-                <w:szCs w:val="26"/>
-              </w:rPr>
-              <w:t>O</w:t>
-            </w:r>
-            <w:r>
-              <w:rPr>
-                <w:rFonts w:ascii="Times New Roman" w:eastAsiaTheme="minorEastAsia" w:hAnsi="Times New Roman" w:cs="Times New Roman"/>
-                <w:sz w:val="26"/>
-                <w:szCs w:val="26"/>
-              </w:rPr>
-              <w:t>thers</w:t>
-            </w:r>
-            <w:r>
-              <w:rPr>
-                <w:rFonts w:ascii="Times New Roman" w:eastAsiaTheme="minorEastAsia" w:hAnsi="Times New Roman" w:cs="Times New Roman"/>
-                <w:sz w:val="26"/>
-                <w:szCs w:val="26"/>
-              </w:rPr>
-              <w:t>：</w:t>
+            <w:r>
+              <w:t>{% if clearance_required %}{{clearance_height_m}} m{% endif %}</w:t>
             </w:r>
           </w:p>
         </w:tc>
@@ -2099,25 +1658,7 @@
                 <w:sz w:val="26"/>
                 <w:szCs w:val="26"/>
               </w:rPr>
-              <w:t>{{</w:t>
-            </w:r>
-            <w:proofErr w:type="spellStart"/>
-            <w:r>
-              <w:rPr>
-                <w:rFonts w:ascii="Times New Roman" w:hAnsi="Times New Roman" w:cs="Times New Roman"/>
-                <w:sz w:val="26"/>
-                <w:szCs w:val="26"/>
-              </w:rPr>
-              <w:t>special_layout|default</w:t>
-            </w:r>
-            <w:proofErr w:type="spellEnd"/>
-            <w:r>
-              <w:rPr>
-                <w:rFonts w:ascii="Times New Roman" w:hAnsi="Times New Roman" w:cs="Times New Roman"/>
-                <w:sz w:val="26"/>
-                <w:szCs w:val="26"/>
-              </w:rPr>
-              <w:t>('')}}</w:t>
+              <w:t>{{special_layout|default('')}}</w:t>
             </w:r>
             <w:r>
               <w:rPr>
@@ -2135,25 +1676,7 @@
                 <w:szCs w:val="26"/>
               </w:rPr>
               <w:br/>
-              <w:t xml:space="preserve">{% if </w:t>
-            </w:r>
-            <w:proofErr w:type="spellStart"/>
-            <w:r>
-              <w:rPr>
-                <w:rFonts w:ascii="Times New Roman" w:hAnsi="Times New Roman" w:cs="Times New Roman"/>
-                <w:sz w:val="26"/>
-                <w:szCs w:val="26"/>
-              </w:rPr>
-              <w:t>xpl_sub_type</w:t>
-            </w:r>
-            <w:proofErr w:type="spellEnd"/>
-            <w:r>
-              <w:rPr>
-                <w:rFonts w:ascii="Times New Roman" w:hAnsi="Times New Roman" w:cs="Times New Roman"/>
-                <w:sz w:val="26"/>
-                <w:szCs w:val="26"/>
-              </w:rPr>
-              <w:t xml:space="preserve"> %}Transport / Cross Docking:</w:t>
+              <w:t>{% if xpl_sub_type %}Transport / Cross Docking:</w:t>
             </w:r>
             <w:r>
               <w:rPr>
@@ -2162,25 +1685,7 @@
                 <w:szCs w:val="26"/>
               </w:rPr>
               <w:br/>
-              <w:t>Application Type: {{</w:t>
-            </w:r>
-            <w:proofErr w:type="spellStart"/>
-            <w:r>
-              <w:rPr>
-                <w:rFonts w:ascii="Times New Roman" w:hAnsi="Times New Roman" w:cs="Times New Roman"/>
-                <w:sz w:val="26"/>
-                <w:szCs w:val="26"/>
-              </w:rPr>
-              <w:t>xpl_sub_type|default</w:t>
-            </w:r>
-            <w:proofErr w:type="spellEnd"/>
-            <w:r>
-              <w:rPr>
-                <w:rFonts w:ascii="Times New Roman" w:hAnsi="Times New Roman" w:cs="Times New Roman"/>
-                <w:sz w:val="26"/>
-                <w:szCs w:val="26"/>
-              </w:rPr>
-              <w:t>('')}}{% endif %}</w:t>
+              <w:t>Application Type: {{xpl_sub_type|default('')}}{% endif %}</w:t>
             </w:r>
             <w:r>
               <w:rPr>
@@ -2197,79 +1702,7 @@
                 <w:szCs w:val="26"/>
               </w:rPr>
               <w:br/>
-              <w:t xml:space="preserve">{% if </w:t>
-            </w:r>
-            <w:proofErr w:type="spellStart"/>
-            <w:r>
-              <w:rPr>
-                <w:rFonts w:ascii="Times New Roman" w:hAnsi="Times New Roman" w:cs="Times New Roman"/>
-                <w:sz w:val="26"/>
-                <w:szCs w:val="26"/>
-              </w:rPr>
-              <w:t>pickup_type</w:t>
-            </w:r>
-            <w:proofErr w:type="spellEnd"/>
-            <w:r>
-              <w:rPr>
-                <w:rFonts w:ascii="Times New Roman" w:hAnsi="Times New Roman" w:cs="Times New Roman"/>
-                <w:sz w:val="26"/>
-                <w:szCs w:val="26"/>
-              </w:rPr>
-              <w:t xml:space="preserve"> or </w:t>
-            </w:r>
-            <w:proofErr w:type="spellStart"/>
-            <w:r>
-              <w:rPr>
-                <w:rFonts w:ascii="Times New Roman" w:hAnsi="Times New Roman" w:cs="Times New Roman"/>
-                <w:sz w:val="26"/>
-                <w:szCs w:val="26"/>
-              </w:rPr>
-              <w:t>stacking_type</w:t>
-            </w:r>
-            <w:proofErr w:type="spellEnd"/>
-            <w:r>
-              <w:rPr>
-                <w:rFonts w:ascii="Times New Roman" w:hAnsi="Times New Roman" w:cs="Times New Roman"/>
-                <w:sz w:val="26"/>
-                <w:szCs w:val="26"/>
-              </w:rPr>
-              <w:t xml:space="preserve"> or </w:t>
-            </w:r>
-            <w:proofErr w:type="spellStart"/>
-            <w:r>
-              <w:rPr>
-                <w:rFonts w:ascii="Times New Roman" w:hAnsi="Times New Roman" w:cs="Times New Roman"/>
-                <w:sz w:val="26"/>
-                <w:szCs w:val="26"/>
-              </w:rPr>
-              <w:t>conveyor_height</w:t>
-            </w:r>
-            <w:proofErr w:type="spellEnd"/>
-            <w:r>
-              <w:rPr>
-                <w:rFonts w:ascii="Times New Roman" w:hAnsi="Times New Roman" w:cs="Times New Roman"/>
-                <w:sz w:val="26"/>
-                <w:szCs w:val="26"/>
-              </w:rPr>
-              <w:t xml:space="preserve"> or </w:t>
-            </w:r>
-            <w:proofErr w:type="spellStart"/>
-            <w:r>
-              <w:rPr>
-                <w:rFonts w:ascii="Times New Roman" w:hAnsi="Times New Roman" w:cs="Times New Roman"/>
-                <w:sz w:val="26"/>
-                <w:szCs w:val="26"/>
-              </w:rPr>
-              <w:t>load_at_edge</w:t>
-            </w:r>
-            <w:proofErr w:type="spellEnd"/>
-            <w:r>
-              <w:rPr>
-                <w:rFonts w:ascii="Times New Roman" w:hAnsi="Times New Roman" w:cs="Times New Roman"/>
-                <w:sz w:val="26"/>
-                <w:szCs w:val="26"/>
-              </w:rPr>
-              <w:t xml:space="preserve"> %}Stacking / Conveyor:</w:t>
+              <w:t>{% if pickup_type or stacking_type or conveyor_height or load_at_edge %}Stacking / Conveyor:</w:t>
             </w:r>
             <w:r>
               <w:rPr>
@@ -2278,61 +1711,7 @@
                 <w:szCs w:val="26"/>
               </w:rPr>
               <w:br/>
-              <w:t>Pickup Type: {{</w:t>
-            </w:r>
-            <w:proofErr w:type="spellStart"/>
-            <w:r>
-              <w:rPr>
-                <w:rFonts w:ascii="Times New Roman" w:hAnsi="Times New Roman" w:cs="Times New Roman"/>
-                <w:sz w:val="26"/>
-                <w:szCs w:val="26"/>
-              </w:rPr>
-              <w:t>pickup_type|default</w:t>
-            </w:r>
-            <w:proofErr w:type="spellEnd"/>
-            <w:r>
-              <w:rPr>
-                <w:rFonts w:ascii="Times New Roman" w:hAnsi="Times New Roman" w:cs="Times New Roman"/>
-                <w:sz w:val="26"/>
-                <w:szCs w:val="26"/>
-              </w:rPr>
-              <w:t xml:space="preserve">('')}}{% if </w:t>
-            </w:r>
-            <w:proofErr w:type="spellStart"/>
-            <w:r>
-              <w:rPr>
-                <w:rFonts w:ascii="Times New Roman" w:hAnsi="Times New Roman" w:cs="Times New Roman"/>
-                <w:sz w:val="26"/>
-                <w:szCs w:val="26"/>
-              </w:rPr>
-              <w:t>pickup_type_other</w:t>
-            </w:r>
-            <w:proofErr w:type="spellEnd"/>
-            <w:r>
-              <w:rPr>
-                <w:rFonts w:ascii="Times New Roman" w:hAnsi="Times New Roman" w:cs="Times New Roman"/>
-                <w:sz w:val="26"/>
-                <w:szCs w:val="26"/>
-              </w:rPr>
-              <w:t xml:space="preserve"> %} - {{</w:t>
-            </w:r>
-            <w:proofErr w:type="spellStart"/>
-            <w:r>
-              <w:rPr>
-                <w:rFonts w:ascii="Times New Roman" w:hAnsi="Times New Roman" w:cs="Times New Roman"/>
-                <w:sz w:val="26"/>
-                <w:szCs w:val="26"/>
-              </w:rPr>
-              <w:t>pickup_type_other</w:t>
-            </w:r>
-            <w:proofErr w:type="spellEnd"/>
-            <w:r>
-              <w:rPr>
-                <w:rFonts w:ascii="Times New Roman" w:hAnsi="Times New Roman" w:cs="Times New Roman"/>
-                <w:sz w:val="26"/>
-                <w:szCs w:val="26"/>
-              </w:rPr>
-              <w:t>}}{% endif %}</w:t>
+              <w:t>Pickup Type: {{pickup_type|default('')}}{% if pickup_type_other %} - {{pickup_type_other}}{% endif %}</w:t>
             </w:r>
             <w:r>
               <w:rPr>
@@ -2341,61 +1720,7 @@
                 <w:szCs w:val="26"/>
               </w:rPr>
               <w:br/>
-              <w:t>Stacking Type: {{</w:t>
-            </w:r>
-            <w:proofErr w:type="spellStart"/>
-            <w:r>
-              <w:rPr>
-                <w:rFonts w:ascii="Times New Roman" w:hAnsi="Times New Roman" w:cs="Times New Roman"/>
-                <w:sz w:val="26"/>
-                <w:szCs w:val="26"/>
-              </w:rPr>
-              <w:t>stacking_type|default</w:t>
-            </w:r>
-            <w:proofErr w:type="spellEnd"/>
-            <w:r>
-              <w:rPr>
-                <w:rFonts w:ascii="Times New Roman" w:hAnsi="Times New Roman" w:cs="Times New Roman"/>
-                <w:sz w:val="26"/>
-                <w:szCs w:val="26"/>
-              </w:rPr>
-              <w:t xml:space="preserve">('')}}{% if </w:t>
-            </w:r>
-            <w:proofErr w:type="spellStart"/>
-            <w:r>
-              <w:rPr>
-                <w:rFonts w:ascii="Times New Roman" w:hAnsi="Times New Roman" w:cs="Times New Roman"/>
-                <w:sz w:val="26"/>
-                <w:szCs w:val="26"/>
-              </w:rPr>
-              <w:t>stacking_type_other</w:t>
-            </w:r>
-            <w:proofErr w:type="spellEnd"/>
-            <w:r>
-              <w:rPr>
-                <w:rFonts w:ascii="Times New Roman" w:hAnsi="Times New Roman" w:cs="Times New Roman"/>
-                <w:sz w:val="26"/>
-                <w:szCs w:val="26"/>
-              </w:rPr>
-              <w:t xml:space="preserve"> %} - {{</w:t>
-            </w:r>
-            <w:proofErr w:type="spellStart"/>
-            <w:r>
-              <w:rPr>
-                <w:rFonts w:ascii="Times New Roman" w:hAnsi="Times New Roman" w:cs="Times New Roman"/>
-                <w:sz w:val="26"/>
-                <w:szCs w:val="26"/>
-              </w:rPr>
-              <w:t>stacking_type_other</w:t>
-            </w:r>
-            <w:proofErr w:type="spellEnd"/>
-            <w:r>
-              <w:rPr>
-                <w:rFonts w:ascii="Times New Roman" w:hAnsi="Times New Roman" w:cs="Times New Roman"/>
-                <w:sz w:val="26"/>
-                <w:szCs w:val="26"/>
-              </w:rPr>
-              <w:t>}}{% endif %}</w:t>
+              <w:t>Stacking Type: {{stacking_type|default('')}}{% if stacking_type_other %} - {{stacking_type_other}}{% endif %}</w:t>
             </w:r>
             <w:r>
               <w:rPr>
@@ -2404,25 +1729,7 @@
                 <w:szCs w:val="26"/>
               </w:rPr>
               <w:br/>
-              <w:t>Storage Layout Description: {{</w:t>
-            </w:r>
-            <w:proofErr w:type="spellStart"/>
-            <w:r>
-              <w:rPr>
-                <w:rFonts w:ascii="Times New Roman" w:hAnsi="Times New Roman" w:cs="Times New Roman"/>
-                <w:sz w:val="26"/>
-                <w:szCs w:val="26"/>
-              </w:rPr>
-              <w:t>storage_layout|default</w:t>
-            </w:r>
-            <w:proofErr w:type="spellEnd"/>
-            <w:r>
-              <w:rPr>
-                <w:rFonts w:ascii="Times New Roman" w:hAnsi="Times New Roman" w:cs="Times New Roman"/>
-                <w:sz w:val="26"/>
-                <w:szCs w:val="26"/>
-              </w:rPr>
-              <w:t>('')}}</w:t>
+              <w:t>Storage Layout Description: {{storage_layout|default('')}}</w:t>
             </w:r>
             <w:r>
               <w:rPr>
@@ -2431,25 +1738,7 @@
                 <w:szCs w:val="26"/>
               </w:rPr>
               <w:br/>
-              <w:t>Distance Between Pallets / Boxes: {{</w:t>
-            </w:r>
-            <w:proofErr w:type="spellStart"/>
-            <w:r>
-              <w:rPr>
-                <w:rFonts w:ascii="Times New Roman" w:hAnsi="Times New Roman" w:cs="Times New Roman"/>
-                <w:sz w:val="26"/>
-                <w:szCs w:val="26"/>
-              </w:rPr>
-              <w:t>box_distance_mm|default</w:t>
-            </w:r>
-            <w:proofErr w:type="spellEnd"/>
-            <w:r>
-              <w:rPr>
-                <w:rFonts w:ascii="Times New Roman" w:hAnsi="Times New Roman" w:cs="Times New Roman"/>
-                <w:sz w:val="26"/>
-                <w:szCs w:val="26"/>
-              </w:rPr>
-              <w:t>('')}} mm</w:t>
+              <w:t>Distance Between Pallets / Boxes: {{box_distance_mm|default('')}} mm</w:t>
             </w:r>
             <w:r>
               <w:rPr>
@@ -2458,25 +1747,7 @@
                 <w:szCs w:val="26"/>
               </w:rPr>
               <w:br/>
-              <w:t>Aisle Width: {{</w:t>
-            </w:r>
-            <w:proofErr w:type="spellStart"/>
-            <w:r>
-              <w:rPr>
-                <w:rFonts w:ascii="Times New Roman" w:hAnsi="Times New Roman" w:cs="Times New Roman"/>
-                <w:sz w:val="26"/>
-                <w:szCs w:val="26"/>
-              </w:rPr>
-              <w:t>aisle_width_mm|default</w:t>
-            </w:r>
-            <w:proofErr w:type="spellEnd"/>
-            <w:r>
-              <w:rPr>
-                <w:rFonts w:ascii="Times New Roman" w:hAnsi="Times New Roman" w:cs="Times New Roman"/>
-                <w:sz w:val="26"/>
-                <w:szCs w:val="26"/>
-              </w:rPr>
-              <w:t>('')}} mm</w:t>
+              <w:t>Aisle Width: {{aisle_width_mm|default('')}} mm</w:t>
             </w:r>
             <w:r>
               <w:rPr>
@@ -2485,25 +1756,7 @@
                 <w:szCs w:val="26"/>
               </w:rPr>
               <w:br/>
-              <w:t>Conveyor Height: {{</w:t>
-            </w:r>
-            <w:proofErr w:type="spellStart"/>
-            <w:r>
-              <w:rPr>
-                <w:rFonts w:ascii="Times New Roman" w:hAnsi="Times New Roman" w:cs="Times New Roman"/>
-                <w:sz w:val="26"/>
-                <w:szCs w:val="26"/>
-              </w:rPr>
-              <w:t>conveyor_height|default</w:t>
-            </w:r>
-            <w:proofErr w:type="spellEnd"/>
-            <w:r>
-              <w:rPr>
-                <w:rFonts w:ascii="Times New Roman" w:hAnsi="Times New Roman" w:cs="Times New Roman"/>
-                <w:sz w:val="26"/>
-                <w:szCs w:val="26"/>
-              </w:rPr>
-              <w:t>('')}} mm</w:t>
+              <w:t>Conveyor Height: {{conveyor_height|default('')}} mm</w:t>
             </w:r>
             <w:r>
               <w:rPr>
@@ -2512,25 +1765,7 @@
                 <w:szCs w:val="26"/>
               </w:rPr>
               <w:br/>
-              <w:t>Load arrives at conveyor edge: {{</w:t>
-            </w:r>
-            <w:proofErr w:type="spellStart"/>
-            <w:r>
-              <w:rPr>
-                <w:rFonts w:ascii="Times New Roman" w:hAnsi="Times New Roman" w:cs="Times New Roman"/>
-                <w:sz w:val="26"/>
-                <w:szCs w:val="26"/>
-              </w:rPr>
-              <w:t>load_at_edge|default</w:t>
-            </w:r>
-            <w:proofErr w:type="spellEnd"/>
-            <w:r>
-              <w:rPr>
-                <w:rFonts w:ascii="Times New Roman" w:hAnsi="Times New Roman" w:cs="Times New Roman"/>
-                <w:sz w:val="26"/>
-                <w:szCs w:val="26"/>
-              </w:rPr>
-              <w:t>('')}}</w:t>
+              <w:t>Load arrives at conveyor edge: {{load_at_edge|default('')}}</w:t>
             </w:r>
             <w:r>
               <w:rPr>
@@ -2539,25 +1774,7 @@
                 <w:szCs w:val="26"/>
               </w:rPr>
               <w:br/>
-              <w:t>Distance from conveyor edge to pallet: {{</w:t>
-            </w:r>
-            <w:proofErr w:type="spellStart"/>
-            <w:r>
-              <w:rPr>
-                <w:rFonts w:ascii="Times New Roman" w:hAnsi="Times New Roman" w:cs="Times New Roman"/>
-                <w:sz w:val="26"/>
-                <w:szCs w:val="26"/>
-              </w:rPr>
-              <w:t>distance_from_edge|default</w:t>
-            </w:r>
-            <w:proofErr w:type="spellEnd"/>
-            <w:r>
-              <w:rPr>
-                <w:rFonts w:ascii="Times New Roman" w:hAnsi="Times New Roman" w:cs="Times New Roman"/>
-                <w:sz w:val="26"/>
-                <w:szCs w:val="26"/>
-              </w:rPr>
-              <w:t>('')}} mm</w:t>
+              <w:t>Distance from conveyor edge to pallet: {{distance_from_edge|default('')}} mm</w:t>
             </w:r>
             <w:r>
               <w:rPr>
@@ -2566,25 +1783,7 @@
                 <w:szCs w:val="26"/>
               </w:rPr>
               <w:br/>
-              <w:t>Conveyor Picture: {{</w:t>
-            </w:r>
-            <w:proofErr w:type="spellStart"/>
-            <w:r>
-              <w:rPr>
-                <w:rFonts w:ascii="Times New Roman" w:hAnsi="Times New Roman" w:cs="Times New Roman"/>
-                <w:sz w:val="26"/>
-                <w:szCs w:val="26"/>
-              </w:rPr>
-              <w:t>conveyor_picture_name|default</w:t>
-            </w:r>
-            <w:proofErr w:type="spellEnd"/>
-            <w:r>
-              <w:rPr>
-                <w:rFonts w:ascii="Times New Roman" w:hAnsi="Times New Roman" w:cs="Times New Roman"/>
-                <w:sz w:val="26"/>
-                <w:szCs w:val="26"/>
-              </w:rPr>
-              <w:t>('')}}{% endif %}</w:t>
+              <w:t>Conveyor Picture: {{conveyor_picture_name|default('')}}{% endif %}</w:t>
             </w:r>
             <w:r>
               <w:rPr>
@@ -2601,25 +1800,7 @@
                 <w:szCs w:val="26"/>
               </w:rPr>
               <w:br/>
-              <w:t xml:space="preserve">{% if </w:t>
-            </w:r>
-            <w:proofErr w:type="spellStart"/>
-            <w:r>
-              <w:rPr>
-                <w:rFonts w:ascii="Times New Roman" w:hAnsi="Times New Roman" w:cs="Times New Roman"/>
-                <w:sz w:val="26"/>
-                <w:szCs w:val="26"/>
-              </w:rPr>
-              <w:t>xna_model</w:t>
-            </w:r>
-            <w:proofErr w:type="spellEnd"/>
-            <w:r>
-              <w:rPr>
-                <w:rFonts w:ascii="Times New Roman" w:hAnsi="Times New Roman" w:cs="Times New Roman"/>
-                <w:sz w:val="26"/>
-                <w:szCs w:val="26"/>
-              </w:rPr>
-              <w:t xml:space="preserve"> %}Narrow Aisle:</w:t>
+              <w:t>{% if xna_model %}Narrow Aisle:</w:t>
             </w:r>
             <w:r>
               <w:rPr>
@@ -2628,25 +1809,7 @@
                 <w:szCs w:val="26"/>
               </w:rPr>
               <w:br/>
-              <w:t>Actual Aisle Width: {{</w:t>
-            </w:r>
-            <w:proofErr w:type="spellStart"/>
-            <w:r>
-              <w:rPr>
-                <w:rFonts w:ascii="Times New Roman" w:hAnsi="Times New Roman" w:cs="Times New Roman"/>
-                <w:sz w:val="26"/>
-                <w:szCs w:val="26"/>
-              </w:rPr>
-              <w:t>aisle_width_m|default</w:t>
-            </w:r>
-            <w:proofErr w:type="spellEnd"/>
-            <w:r>
-              <w:rPr>
-                <w:rFonts w:ascii="Times New Roman" w:hAnsi="Times New Roman" w:cs="Times New Roman"/>
-                <w:sz w:val="26"/>
-                <w:szCs w:val="26"/>
-              </w:rPr>
-              <w:t>('')}} m</w:t>
+              <w:t>Actual Aisle Width: {{aisle_width_m|default('')}} m</w:t>
             </w:r>
             <w:r>
               <w:rPr>
@@ -2655,25 +1818,7 @@
                 <w:szCs w:val="26"/>
               </w:rPr>
               <w:br/>
-              <w:t>Preferred Model: {{</w:t>
-            </w:r>
-            <w:proofErr w:type="spellStart"/>
-            <w:r>
-              <w:rPr>
-                <w:rFonts w:ascii="Times New Roman" w:hAnsi="Times New Roman" w:cs="Times New Roman"/>
-                <w:sz w:val="26"/>
-                <w:szCs w:val="26"/>
-              </w:rPr>
-              <w:t>xna_model|default</w:t>
-            </w:r>
-            <w:proofErr w:type="spellEnd"/>
-            <w:r>
-              <w:rPr>
-                <w:rFonts w:ascii="Times New Roman" w:hAnsi="Times New Roman" w:cs="Times New Roman"/>
-                <w:sz w:val="26"/>
-                <w:szCs w:val="26"/>
-              </w:rPr>
-              <w:t>('')}}{% endif %}</w:t>
+              <w:t>Preferred Model: {{xna_model|default('')}}{% endif %}</w:t>
             </w:r>
           </w:p>
         </w:tc>
@@ -2845,25 +1990,7 @@
                 <w:sz w:val="26"/>
                 <w:szCs w:val="26"/>
               </w:rPr>
-              <w:t>Pallet type/size: {{</w:t>
-            </w:r>
-            <w:proofErr w:type="spellStart"/>
-            <w:r>
-              <w:rPr>
-                <w:rFonts w:ascii="Times New Roman" w:hAnsi="Times New Roman" w:cs="Times New Roman"/>
-                <w:sz w:val="26"/>
-                <w:szCs w:val="26"/>
-              </w:rPr>
-              <w:t>pallet_type|default</w:t>
-            </w:r>
-            <w:proofErr w:type="spellEnd"/>
-            <w:r>
-              <w:rPr>
-                <w:rFonts w:ascii="Times New Roman" w:hAnsi="Times New Roman" w:cs="Times New Roman"/>
-                <w:sz w:val="26"/>
-                <w:szCs w:val="26"/>
-              </w:rPr>
-              <w:t>('')}}</w:t>
+              <w:t>Pallet type/size: {{pallet_type|default('')}}</w:t>
             </w:r>
             <w:r>
               <w:rPr>
@@ -2872,25 +1999,7 @@
                 <w:szCs w:val="26"/>
               </w:rPr>
               <w:br/>
-              <w:t>Pallet Width (Fork Entry): {{</w:t>
-            </w:r>
-            <w:proofErr w:type="spellStart"/>
-            <w:r>
-              <w:rPr>
-                <w:rFonts w:ascii="Times New Roman" w:hAnsi="Times New Roman" w:cs="Times New Roman"/>
-                <w:sz w:val="26"/>
-                <w:szCs w:val="26"/>
-              </w:rPr>
-              <w:t>pallet_width_mm|default</w:t>
-            </w:r>
-            <w:proofErr w:type="spellEnd"/>
-            <w:r>
-              <w:rPr>
-                <w:rFonts w:ascii="Times New Roman" w:hAnsi="Times New Roman" w:cs="Times New Roman"/>
-                <w:sz w:val="26"/>
-                <w:szCs w:val="26"/>
-              </w:rPr>
-              <w:t>('')}} mm</w:t>
+              <w:t>Pallet Width (Fork Entry): {{pallet_width_mm|default('')}} mm</w:t>
             </w:r>
             <w:r>
               <w:rPr>
@@ -2899,25 +2008,7 @@
                 <w:szCs w:val="26"/>
               </w:rPr>
               <w:br/>
-              <w:t>If Other pallet type: {{</w:t>
-            </w:r>
-            <w:proofErr w:type="spellStart"/>
-            <w:r>
-              <w:rPr>
-                <w:rFonts w:ascii="Times New Roman" w:hAnsi="Times New Roman" w:cs="Times New Roman"/>
-                <w:sz w:val="26"/>
-                <w:szCs w:val="26"/>
-              </w:rPr>
-              <w:t>other_pallet_type|default</w:t>
-            </w:r>
-            <w:proofErr w:type="spellEnd"/>
-            <w:r>
-              <w:rPr>
-                <w:rFonts w:ascii="Times New Roman" w:hAnsi="Times New Roman" w:cs="Times New Roman"/>
-                <w:sz w:val="26"/>
-                <w:szCs w:val="26"/>
-              </w:rPr>
-              <w:t>('')}}</w:t>
+              <w:t>If Other pallet type: {{other_pallet_type|default('')}}</w:t>
             </w:r>
             <w:r>
               <w:rPr>
@@ -2926,25 +2017,7 @@
                 <w:szCs w:val="26"/>
               </w:rPr>
               <w:br/>
-              <w:t>Load Dimensions (L×W×H): {{</w:t>
-            </w:r>
-            <w:proofErr w:type="spellStart"/>
-            <w:r>
-              <w:rPr>
-                <w:rFonts w:ascii="Times New Roman" w:hAnsi="Times New Roman" w:cs="Times New Roman"/>
-                <w:sz w:val="26"/>
-                <w:szCs w:val="26"/>
-              </w:rPr>
-              <w:t>load_dimensions|default</w:t>
-            </w:r>
-            <w:proofErr w:type="spellEnd"/>
-            <w:r>
-              <w:rPr>
-                <w:rFonts w:ascii="Times New Roman" w:hAnsi="Times New Roman" w:cs="Times New Roman"/>
-                <w:sz w:val="26"/>
-                <w:szCs w:val="26"/>
-              </w:rPr>
-              <w:t>('')}}</w:t>
+              <w:t>Load Dimensions (L×W×H): {{load_dimensions|default('')}}</w:t>
             </w:r>
             <w:r>
               <w:rPr>
@@ -2962,36 +2035,26 @@
                 <w:szCs w:val="26"/>
               </w:rPr>
               <w:br/>
-              <w:t>{{</w:t>
-            </w:r>
-            <w:proofErr w:type="spellStart"/>
-            <w:r>
-              <w:rPr>
-                <w:rFonts w:ascii="Times New Roman" w:hAnsi="Times New Roman" w:cs="Times New Roman"/>
-                <w:sz w:val="26"/>
-                <w:szCs w:val="26"/>
-              </w:rPr>
-              <w:t>pallets_summary|default</w:t>
-            </w:r>
-            <w:proofErr w:type="spellEnd"/>
-            <w:r>
-              <w:rPr>
-                <w:rFonts w:ascii="Times New Roman" w:hAnsi="Times New Roman" w:cs="Times New Roman"/>
-                <w:sz w:val="26"/>
-                <w:szCs w:val="26"/>
-              </w:rPr>
-              <w:t>('')}}</w:t>
-            </w:r>
-          </w:p>
-          <w:p>
-            <w:pPr>
-              <w:jc w:val="left"/>
-              <w:rPr>
-                <w:rFonts w:ascii="Times New Roman" w:hAnsi="Times New Roman" w:cs="Times New Roman"/>
-                <w:sz w:val="26"/>
-                <w:szCs w:val="26"/>
-              </w:rPr>
-            </w:pPr>
+              <w:t>{{pallets_summary|default('')}}</w:t>
+            </w:r>
+          </w:p>
+          <w:p>
+            <w:pPr>
+              <w:jc w:val="left"/>
+              <w:rPr>
+                <w:rFonts w:ascii="Times New Roman" w:hAnsi="Times New Roman" w:cs="Times New Roman"/>
+                <w:sz w:val="26"/>
+                <w:szCs w:val="26"/>
+              </w:rPr>
+            </w:pPr>
+            <w:r>
+              <w:rPr>
+                <w:rFonts w:ascii="Times New Roman" w:hAnsi="Times New Roman" w:cs="Times New Roman"/>
+                <w:sz w:val="26"/>
+                <w:szCs w:val="26"/>
+              </w:rPr>
+              <w:t xml:space="preserve">Other pallet can be picked by normal pallet truck: </w:t>
+            </w:r>
             <w:r>
               <w:rPr>
                 <w:rFonts w:ascii="Times New Roman" w:hAnsi="Times New Roman" w:cs="Times New Roman"/>
@@ -2999,25 +2062,7 @@
                 <w:szCs w:val="26"/>
               </w:rPr>
               <w:lastRenderedPageBreak/>
-              <w:t>Other pallet can be picked by normal pallet truck: {{</w:t>
-            </w:r>
-            <w:proofErr w:type="spellStart"/>
-            <w:r>
-              <w:rPr>
-                <w:rFonts w:ascii="Times New Roman" w:hAnsi="Times New Roman" w:cs="Times New Roman"/>
-                <w:sz w:val="26"/>
-                <w:szCs w:val="26"/>
-              </w:rPr>
-              <w:t>other_pallet_pickable|default</w:t>
-            </w:r>
-            <w:proofErr w:type="spellEnd"/>
-            <w:r>
-              <w:rPr>
-                <w:rFonts w:ascii="Times New Roman" w:hAnsi="Times New Roman" w:cs="Times New Roman"/>
-                <w:sz w:val="26"/>
-                <w:szCs w:val="26"/>
-              </w:rPr>
-              <w:t>('')}}</w:t>
+              <w:t>{{other_pallet_pickable|default('')}}</w:t>
             </w:r>
           </w:p>
         </w:tc>
@@ -3152,25 +2197,7 @@
                 <w:sz w:val="26"/>
                 <w:szCs w:val="26"/>
               </w:rPr>
-              <w:t>{{</w:t>
-            </w:r>
-            <w:proofErr w:type="spellStart"/>
-            <w:r>
-              <w:rPr>
-                <w:rFonts w:ascii="Times New Roman" w:hAnsi="Times New Roman" w:cs="Times New Roman"/>
-                <w:sz w:val="26"/>
-                <w:szCs w:val="26"/>
-              </w:rPr>
-              <w:t>load_weight_kg|default</w:t>
-            </w:r>
-            <w:proofErr w:type="spellEnd"/>
-            <w:r>
-              <w:rPr>
-                <w:rFonts w:ascii="Times New Roman" w:hAnsi="Times New Roman" w:cs="Times New Roman"/>
-                <w:sz w:val="26"/>
-                <w:szCs w:val="26"/>
-              </w:rPr>
-              <w:t>('')}} kg</w:t>
+              <w:t>{{load_weight_kg|default('')}} kg</w:t>
             </w:r>
           </w:p>
         </w:tc>
@@ -3290,25 +2317,7 @@
                 <w:sz w:val="26"/>
                 <w:szCs w:val="26"/>
               </w:rPr>
-              <w:t>Pallets Per Day: {{</w:t>
-            </w:r>
-            <w:proofErr w:type="spellStart"/>
-            <w:r>
-              <w:rPr>
-                <w:rFonts w:ascii="Times New Roman" w:hAnsi="Times New Roman" w:cs="Times New Roman"/>
-                <w:sz w:val="26"/>
-                <w:szCs w:val="26"/>
-              </w:rPr>
-              <w:t>pallets_per_day|default</w:t>
-            </w:r>
-            <w:proofErr w:type="spellEnd"/>
-            <w:r>
-              <w:rPr>
-                <w:rFonts w:ascii="Times New Roman" w:hAnsi="Times New Roman" w:cs="Times New Roman"/>
-                <w:sz w:val="26"/>
-                <w:szCs w:val="26"/>
-              </w:rPr>
-              <w:t>('')}}</w:t>
+              <w:t>Pallets Per Day: {{pallets_per_day|default('')}}</w:t>
             </w:r>
             <w:r>
               <w:rPr>
@@ -3317,25 +2326,7 @@
                 <w:szCs w:val="26"/>
               </w:rPr>
               <w:br/>
-              <w:t>Operational Peak Hours: {{</w:t>
-            </w:r>
-            <w:proofErr w:type="spellStart"/>
-            <w:r>
-              <w:rPr>
-                <w:rFonts w:ascii="Times New Roman" w:hAnsi="Times New Roman" w:cs="Times New Roman"/>
-                <w:sz w:val="26"/>
-                <w:szCs w:val="26"/>
-              </w:rPr>
-              <w:t>peak_hours|default</w:t>
-            </w:r>
-            <w:proofErr w:type="spellEnd"/>
-            <w:r>
-              <w:rPr>
-                <w:rFonts w:ascii="Times New Roman" w:hAnsi="Times New Roman" w:cs="Times New Roman"/>
-                <w:sz w:val="26"/>
-                <w:szCs w:val="26"/>
-              </w:rPr>
-              <w:t>('')}}</w:t>
+              <w:t>Operational Peak Hours: {{peak_hours|default('')}}</w:t>
             </w:r>
             <w:r>
               <w:rPr>
@@ -3344,25 +2335,7 @@
                 <w:szCs w:val="26"/>
               </w:rPr>
               <w:br/>
-              <w:t>Shifts per Day: {{</w:t>
-            </w:r>
-            <w:proofErr w:type="spellStart"/>
-            <w:r>
-              <w:rPr>
-                <w:rFonts w:ascii="Times New Roman" w:hAnsi="Times New Roman" w:cs="Times New Roman"/>
-                <w:sz w:val="26"/>
-                <w:szCs w:val="26"/>
-              </w:rPr>
-              <w:t>shifts_per_day|default</w:t>
-            </w:r>
-            <w:proofErr w:type="spellEnd"/>
-            <w:r>
-              <w:rPr>
-                <w:rFonts w:ascii="Times New Roman" w:hAnsi="Times New Roman" w:cs="Times New Roman"/>
-                <w:sz w:val="26"/>
-                <w:szCs w:val="26"/>
-              </w:rPr>
-              <w:t>('')}}</w:t>
+              <w:t>Shifts per Day: {{shifts_per_day|default('')}}</w:t>
             </w:r>
             <w:r>
               <w:rPr>
@@ -3371,25 +2344,7 @@
                 <w:szCs w:val="26"/>
               </w:rPr>
               <w:br/>
-              <w:t>Pallets per Hour: {{</w:t>
-            </w:r>
-            <w:proofErr w:type="spellStart"/>
-            <w:r>
-              <w:rPr>
-                <w:rFonts w:ascii="Times New Roman" w:hAnsi="Times New Roman" w:cs="Times New Roman"/>
-                <w:sz w:val="26"/>
-                <w:szCs w:val="26"/>
-              </w:rPr>
-              <w:t>pallets_per_hour|default</w:t>
-            </w:r>
-            <w:proofErr w:type="spellEnd"/>
-            <w:r>
-              <w:rPr>
-                <w:rFonts w:ascii="Times New Roman" w:hAnsi="Times New Roman" w:cs="Times New Roman"/>
-                <w:sz w:val="26"/>
-                <w:szCs w:val="26"/>
-              </w:rPr>
-              <w:t>('')}}</w:t>
+              <w:t>Pallets per Hour: {{pallets_per_hour|default('')}}</w:t>
             </w:r>
           </w:p>
         </w:tc>
@@ -3466,26 +2421,19 @@
             <w:vAlign w:val="center"/>
           </w:tcPr>
           <w:p>
-            <w:pPr>
-              <w:spacing w:line="240" w:lineRule="auto"/>
-              <w:jc w:val="left"/>
-              <w:rPr>
-                <w:rFonts w:ascii="Times New Roman" w:eastAsiaTheme="minorEastAsia" w:hAnsi="Times New Roman" w:cs="Times New Roman"/>
-                <w:b/>
-                <w:bCs/>
-                <w:sz w:val="26"/>
-                <w:szCs w:val="26"/>
-              </w:rPr>
-            </w:pPr>
-            <w:r>
-              <w:rPr>
-                <w:rFonts w:ascii="Times New Roman" w:eastAsiaTheme="minorEastAsia" w:hAnsi="Times New Roman" w:cs="Times New Roman"/>
-                <w:kern w:val="0"/>
-                <w:sz w:val="26"/>
-                <w:szCs w:val="26"/>
-                <w:lang w:val="en-BE"/>
-              </w:rPr>
-              <w:t>Transport Distance:</w:t>
+            <w:r>
+              <w:t>{{special_layout}}</w:t>
+            </w:r>
+            <w:r>
+              <w:br/>
+            </w:r>
+            <w:r>
+              <w:br/>
+              <w:t>Application-Specific Details:</w:t>
+            </w:r>
+            <w:r>
+              <w:br/>
+              <w:t>{{application_specific_text}}</w:t>
             </w:r>
           </w:p>
         </w:tc>
@@ -3513,25 +2461,7 @@
                 <w:sz w:val="26"/>
                 <w:szCs w:val="26"/>
               </w:rPr>
-              <w:t>Maximum Transport Distance: {{</w:t>
-            </w:r>
-            <w:proofErr w:type="spellStart"/>
-            <w:r>
-              <w:rPr>
-                <w:rFonts w:ascii="Times New Roman" w:hAnsi="Times New Roman" w:cs="Times New Roman"/>
-                <w:sz w:val="26"/>
-                <w:szCs w:val="26"/>
-              </w:rPr>
-              <w:t>max_transport_m|default</w:t>
-            </w:r>
-            <w:proofErr w:type="spellEnd"/>
-            <w:r>
-              <w:rPr>
-                <w:rFonts w:ascii="Times New Roman" w:hAnsi="Times New Roman" w:cs="Times New Roman"/>
-                <w:sz w:val="26"/>
-                <w:szCs w:val="26"/>
-              </w:rPr>
-              <w:t>('')}} m</w:t>
+              <w:t>Maximum Transport Distance: {{max_transport_m|default('')}} m</w:t>
             </w:r>
             <w:r>
               <w:rPr>
@@ -3540,25 +2470,7 @@
                 <w:szCs w:val="26"/>
               </w:rPr>
               <w:br/>
-              <w:t>Minimum Transport Distance: {{</w:t>
-            </w:r>
-            <w:proofErr w:type="spellStart"/>
-            <w:r>
-              <w:rPr>
-                <w:rFonts w:ascii="Times New Roman" w:hAnsi="Times New Roman" w:cs="Times New Roman"/>
-                <w:sz w:val="26"/>
-                <w:szCs w:val="26"/>
-              </w:rPr>
-              <w:t>min_transport_m|default</w:t>
-            </w:r>
-            <w:proofErr w:type="spellEnd"/>
-            <w:r>
-              <w:rPr>
-                <w:rFonts w:ascii="Times New Roman" w:hAnsi="Times New Roman" w:cs="Times New Roman"/>
-                <w:sz w:val="26"/>
-                <w:szCs w:val="26"/>
-              </w:rPr>
-              <w:t>('')}} m</w:t>
+              <w:t>Minimum Transport Distance: {{min_transport_m|default('')}} m</w:t>
             </w:r>
             <w:r>
               <w:rPr>
@@ -3567,25 +2479,7 @@
                 <w:szCs w:val="26"/>
               </w:rPr>
               <w:br/>
-              <w:t>Average Transport Distance: {{</w:t>
-            </w:r>
-            <w:proofErr w:type="spellStart"/>
-            <w:r>
-              <w:rPr>
-                <w:rFonts w:ascii="Times New Roman" w:hAnsi="Times New Roman" w:cs="Times New Roman"/>
-                <w:sz w:val="26"/>
-                <w:szCs w:val="26"/>
-              </w:rPr>
-              <w:t>avg_transport_m|default</w:t>
-            </w:r>
-            <w:proofErr w:type="spellEnd"/>
-            <w:r>
-              <w:rPr>
-                <w:rFonts w:ascii="Times New Roman" w:hAnsi="Times New Roman" w:cs="Times New Roman"/>
-                <w:sz w:val="26"/>
-                <w:szCs w:val="26"/>
-              </w:rPr>
-              <w:t>('')}} m</w:t>
+              <w:t>Average Transport Distance: {{avg_transport_m|default('')}} m</w:t>
             </w:r>
           </w:p>
         </w:tc>
@@ -3722,48 +2616,32 @@
             <w:vAlign w:val="center"/>
           </w:tcPr>
           <w:p>
-            <w:pPr>
-              <w:jc w:val="left"/>
-              <w:rPr>
-                <w:rFonts w:ascii="Times New Roman" w:hAnsi="Times New Roman" w:cs="Times New Roman"/>
-                <w:sz w:val="26"/>
-                <w:szCs w:val="26"/>
-              </w:rPr>
-            </w:pPr>
-            <w:r>
-              <w:rPr>
-                <w:rFonts w:ascii="Times New Roman" w:hAnsi="Times New Roman" w:cs="Times New Roman"/>
-                <w:sz w:val="26"/>
-                <w:szCs w:val="26"/>
-              </w:rPr>
-              <w:t>Operation process / Efficiency notes:</w:t>
-            </w:r>
-            <w:r>
-              <w:rPr>
-                <w:rFonts w:ascii="Times New Roman" w:hAnsi="Times New Roman" w:cs="Times New Roman"/>
-                <w:sz w:val="26"/>
-                <w:szCs w:val="26"/>
-              </w:rPr>
+            <w:r>
+              <w:t>Pallet type/size: {{pallet_type}}</w:t>
+            </w:r>
+            <w:r>
               <w:br/>
-              <w:t>{{</w:t>
-            </w:r>
-            <w:proofErr w:type="spellStart"/>
-            <w:r>
-              <w:rPr>
-                <w:rFonts w:ascii="Times New Roman" w:hAnsi="Times New Roman" w:cs="Times New Roman"/>
-                <w:sz w:val="26"/>
-                <w:szCs w:val="26"/>
-              </w:rPr>
-              <w:t>route_summary|default</w:t>
-            </w:r>
-            <w:proofErr w:type="spellEnd"/>
-            <w:r>
-              <w:rPr>
-                <w:rFonts w:ascii="Times New Roman" w:hAnsi="Times New Roman" w:cs="Times New Roman"/>
-                <w:sz w:val="26"/>
-                <w:szCs w:val="26"/>
-              </w:rPr>
-              <w:t>('')}}</w:t>
+              <w:t>Insertion Depth: {{pallet_width_mm}} mm</w:t>
+            </w:r>
+            <w:r>
+              <w:br/>
+              <w:t>If Other pallet type: {{other_pallet_type}}</w:t>
+            </w:r>
+            <w:r>
+              <w:br/>
+              <w:t>Load Dimensions (L×W×H): {{load_dimensions}}</w:t>
+            </w:r>
+            <w:r>
+              <w:br/>
+              <w:t>All Pallets Summary:</w:t>
+            </w:r>
+            <w:r>
+              <w:br/>
+              <w:t>{{pallets_summary}}</w:t>
+            </w:r>
+            <w:r>
+              <w:br/>
+              <w:t>Other pallet can be picked by normal pallet truck: {{other_pallet_pickable}}</w:t>
             </w:r>
           </w:p>
         </w:tc>
@@ -3898,25 +2776,7 @@
                 <w:szCs w:val="26"/>
               </w:rPr>
               <w:br/>
-              <w:t>See attached CAD/layout file: {{</w:t>
-            </w:r>
-            <w:proofErr w:type="spellStart"/>
-            <w:r>
-              <w:rPr>
-                <w:rFonts w:ascii="Times New Roman" w:hAnsi="Times New Roman" w:cs="Times New Roman"/>
-                <w:sz w:val="26"/>
-                <w:szCs w:val="26"/>
-              </w:rPr>
-              <w:t>cad_filename|default</w:t>
-            </w:r>
-            <w:proofErr w:type="spellEnd"/>
-            <w:r>
-              <w:rPr>
-                <w:rFonts w:ascii="Times New Roman" w:hAnsi="Times New Roman" w:cs="Times New Roman"/>
-                <w:sz w:val="26"/>
-                <w:szCs w:val="26"/>
-              </w:rPr>
-              <w:t>('')}}</w:t>
+              <w:t>See attached CAD/layout file: {{cad_filename|default('')}}</w:t>
             </w:r>
           </w:p>
         </w:tc>
@@ -4038,25 +2898,7 @@
                 <w:sz w:val="26"/>
                 <w:szCs w:val="26"/>
               </w:rPr>
-              <w:t>Material Flow Sequence: {{</w:t>
-            </w:r>
-            <w:proofErr w:type="spellStart"/>
-            <w:r>
-              <w:rPr>
-                <w:rFonts w:ascii="Times New Roman" w:hAnsi="Times New Roman" w:cs="Times New Roman"/>
-                <w:sz w:val="26"/>
-                <w:szCs w:val="26"/>
-              </w:rPr>
-              <w:t>flow_steps|default</w:t>
-            </w:r>
-            <w:proofErr w:type="spellEnd"/>
-            <w:r>
-              <w:rPr>
-                <w:rFonts w:ascii="Times New Roman" w:hAnsi="Times New Roman" w:cs="Times New Roman"/>
-                <w:sz w:val="26"/>
-                <w:szCs w:val="26"/>
-              </w:rPr>
-              <w:t>('')}}</w:t>
+              <w:t>Material Flow Sequence: {{flow_steps|default('')}}</w:t>
             </w:r>
             <w:r>
               <w:rPr>
@@ -4074,25 +2916,7 @@
                 <w:szCs w:val="26"/>
               </w:rPr>
               <w:br/>
-              <w:t>{{</w:t>
-            </w:r>
-            <w:proofErr w:type="spellStart"/>
-            <w:r>
-              <w:rPr>
-                <w:rFonts w:ascii="Times New Roman" w:hAnsi="Times New Roman" w:cs="Times New Roman"/>
-                <w:sz w:val="26"/>
-                <w:szCs w:val="26"/>
-              </w:rPr>
-              <w:t>route_summary|default</w:t>
-            </w:r>
-            <w:proofErr w:type="spellEnd"/>
-            <w:r>
-              <w:rPr>
-                <w:rFonts w:ascii="Times New Roman" w:hAnsi="Times New Roman" w:cs="Times New Roman"/>
-                <w:sz w:val="26"/>
-                <w:szCs w:val="26"/>
-              </w:rPr>
-              <w:t>('')}}</w:t>
+              <w:t>{{route_summary|default('')}}</w:t>
             </w:r>
             <w:r>
               <w:rPr>
@@ -4101,25 +2925,7 @@
                 <w:szCs w:val="26"/>
               </w:rPr>
               <w:br/>
-              <w:t>Material Flow Details / Summary: {{</w:t>
-            </w:r>
-            <w:proofErr w:type="spellStart"/>
-            <w:r>
-              <w:rPr>
-                <w:rFonts w:ascii="Times New Roman" w:hAnsi="Times New Roman" w:cs="Times New Roman"/>
-                <w:sz w:val="26"/>
-                <w:szCs w:val="26"/>
-              </w:rPr>
-              <w:t>material_flow_text|default</w:t>
-            </w:r>
-            <w:proofErr w:type="spellEnd"/>
-            <w:r>
-              <w:rPr>
-                <w:rFonts w:ascii="Times New Roman" w:hAnsi="Times New Roman" w:cs="Times New Roman"/>
-                <w:sz w:val="26"/>
-                <w:szCs w:val="26"/>
-              </w:rPr>
-              <w:t>('')}}</w:t>
+              <w:t>Material Flow Details / Summary: {{material_flow_text|default('')}}</w:t>
             </w:r>
             <w:r>
               <w:rPr>
@@ -4128,25 +2934,7 @@
                 <w:szCs w:val="26"/>
               </w:rPr>
               <w:br/>
-              <w:t>Special Comments / Direct Flows / Notes: {{</w:t>
-            </w:r>
-            <w:proofErr w:type="spellStart"/>
-            <w:r>
-              <w:rPr>
-                <w:rFonts w:ascii="Times New Roman" w:hAnsi="Times New Roman" w:cs="Times New Roman"/>
-                <w:sz w:val="26"/>
-                <w:szCs w:val="26"/>
-              </w:rPr>
-              <w:t>special_comments|default</w:t>
-            </w:r>
-            <w:proofErr w:type="spellEnd"/>
-            <w:r>
-              <w:rPr>
-                <w:rFonts w:ascii="Times New Roman" w:hAnsi="Times New Roman" w:cs="Times New Roman"/>
-                <w:sz w:val="26"/>
-                <w:szCs w:val="26"/>
-              </w:rPr>
-              <w:t>('')}}</w:t>
+              <w:t>Special Comments / Direct Flows / Notes: {{special_comments|default('')}}</w:t>
             </w:r>
             <w:r>
               <w:rPr>
@@ -4155,25 +2943,7 @@
                 <w:szCs w:val="26"/>
               </w:rPr>
               <w:br/>
-              <w:t>Distances between steps: {{</w:t>
-            </w:r>
-            <w:proofErr w:type="spellStart"/>
-            <w:r>
-              <w:rPr>
-                <w:rFonts w:ascii="Times New Roman" w:hAnsi="Times New Roman" w:cs="Times New Roman"/>
-                <w:sz w:val="26"/>
-                <w:szCs w:val="26"/>
-              </w:rPr>
-              <w:t>distances|default</w:t>
-            </w:r>
-            <w:proofErr w:type="spellEnd"/>
-            <w:r>
-              <w:rPr>
-                <w:rFonts w:ascii="Times New Roman" w:hAnsi="Times New Roman" w:cs="Times New Roman"/>
-                <w:sz w:val="26"/>
-                <w:szCs w:val="26"/>
-              </w:rPr>
-              <w:t>('')}}</w:t>
+              <w:t>Distances between steps: {{distances|default('')}}</w:t>
             </w:r>
           </w:p>
         </w:tc>
@@ -4265,6 +3035,7 @@
                 <w:sz w:val="26"/>
                 <w:szCs w:val="26"/>
               </w:rPr>
+              <w:lastRenderedPageBreak/>
               <w:t>facilities</w:t>
             </w:r>
           </w:p>
@@ -4299,46 +3070,29 @@
             <w:vAlign w:val="center"/>
           </w:tcPr>
           <w:p>
-            <w:pPr>
-              <w:spacing w:line="240" w:lineRule="auto"/>
-              <w:jc w:val="left"/>
-              <w:rPr>
-                <w:rFonts w:ascii="Times New Roman" w:eastAsiaTheme="minorEastAsia" w:hAnsi="Times New Roman" w:cs="Times New Roman"/>
-                <w:sz w:val="26"/>
-                <w:szCs w:val="26"/>
-              </w:rPr>
-            </w:pPr>
-            <w:r>
-              <w:rPr>
-                <w:rFonts w:ascii="Times New Roman" w:hAnsi="Times New Roman" w:cs="Times New Roman"/>
-                <w:sz w:val="26"/>
-                <w:szCs w:val="26"/>
-              </w:rPr>
-              <w:t>Whether there is a charging pile</w:t>
-            </w:r>
-            <w:r>
-              <w:rPr>
-                <w:rFonts w:ascii="Times New Roman" w:eastAsiaTheme="minorEastAsia" w:hAnsi="Times New Roman" w:cs="Times New Roman"/>
-                <w:sz w:val="26"/>
-                <w:szCs w:val="26"/>
-              </w:rPr>
-              <w:t>/</w:t>
-            </w:r>
-            <w:r>
-              <w:rPr>
-                <w:rFonts w:ascii="Times New Roman" w:hAnsi="Times New Roman" w:cs="Times New Roman"/>
-                <w:sz w:val="26"/>
-                <w:szCs w:val="26"/>
-              </w:rPr>
-              <w:t>battery swap station</w:t>
-            </w:r>
-            <w:r>
-              <w:rPr>
-                <w:rFonts w:ascii="Times New Roman" w:hAnsi="Times New Roman" w:cs="Times New Roman"/>
-                <w:sz w:val="26"/>
-                <w:szCs w:val="26"/>
-              </w:rPr>
-              <w:t>：</w:t>
+            <w:r>
+              <w:lastRenderedPageBreak/>
+              <w:t xml:space="preserve">Pallets Per Day: </w:t>
+            </w:r>
+            <w:r>
+              <w:lastRenderedPageBreak/>
+              <w:t>{{pallets_per_day}}</w:t>
+            </w:r>
+            <w:r>
+              <w:br/>
+              <w:t>Hours per Shift: {{peak_hours}}</w:t>
+            </w:r>
+            <w:r>
+              <w:br/>
+              <w:t>Shifts per Day: {{shifts_per_day}}</w:t>
+            </w:r>
+            <w:r>
+              <w:br/>
+              <w:t>Pallets per Hour: {{pallets_per_hour}}</w:t>
+            </w:r>
+            <w:r>
+              <w:br/>
+              <w:t>Temperature Range: {{temperature_range}}</w:t>
             </w:r>
           </w:p>
         </w:tc>
@@ -4366,6 +3120,7 @@
                 <w:sz w:val="26"/>
                 <w:szCs w:val="26"/>
               </w:rPr>
+              <w:lastRenderedPageBreak/>
               <w:t>Charging Status:</w:t>
             </w:r>
             <w:r>
@@ -4374,25 +3129,7 @@
                 <w:sz w:val="26"/>
                 <w:szCs w:val="26"/>
               </w:rPr>
-              <w:t>{{</w:t>
-            </w:r>
-            <w:proofErr w:type="spellStart"/>
-            <w:r>
-              <w:rPr>
-                <w:rFonts w:ascii="Times New Roman" w:hAnsi="Times New Roman" w:cs="Times New Roman"/>
-                <w:sz w:val="26"/>
-                <w:szCs w:val="26"/>
-              </w:rPr>
-              <w:t>charging_status|default</w:t>
-            </w:r>
-            <w:proofErr w:type="spellEnd"/>
-            <w:r>
-              <w:rPr>
-                <w:rFonts w:ascii="Times New Roman" w:hAnsi="Times New Roman" w:cs="Times New Roman"/>
-                <w:sz w:val="26"/>
-                <w:szCs w:val="26"/>
-              </w:rPr>
-              <w:t>('')}}</w:t>
+              <w:t>{{charging_status|default('')}}</w:t>
             </w:r>
             <w:r>
               <w:rPr>
@@ -4408,6 +3145,7 @@
                 <w:sz w:val="26"/>
                 <w:szCs w:val="26"/>
               </w:rPr>
+              <w:lastRenderedPageBreak/>
               <w:t>Parking Area:</w:t>
             </w:r>
             <w:r>
@@ -4416,25 +3154,7 @@
                 <w:sz w:val="26"/>
                 <w:szCs w:val="26"/>
               </w:rPr>
-              <w:t>{{</w:t>
-            </w:r>
-            <w:proofErr w:type="spellStart"/>
-            <w:r>
-              <w:rPr>
-                <w:rFonts w:ascii="Times New Roman" w:hAnsi="Times New Roman" w:cs="Times New Roman"/>
-                <w:sz w:val="26"/>
-                <w:szCs w:val="26"/>
-              </w:rPr>
-              <w:t>parking_area|default</w:t>
-            </w:r>
-            <w:proofErr w:type="spellEnd"/>
-            <w:r>
-              <w:rPr>
-                <w:rFonts w:ascii="Times New Roman" w:hAnsi="Times New Roman" w:cs="Times New Roman"/>
-                <w:sz w:val="26"/>
-                <w:szCs w:val="26"/>
-              </w:rPr>
-              <w:t>('')}}</w:t>
+              <w:t>{{parking_area|default('')}}</w:t>
             </w:r>
             <w:r>
               <w:rPr>
@@ -4458,25 +3178,7 @@
                 <w:sz w:val="26"/>
                 <w:szCs w:val="26"/>
               </w:rPr>
-              <w:t>{{</w:t>
-            </w:r>
-            <w:proofErr w:type="spellStart"/>
-            <w:r>
-              <w:rPr>
-                <w:rFonts w:ascii="Times New Roman" w:hAnsi="Times New Roman" w:cs="Times New Roman"/>
-                <w:sz w:val="26"/>
-                <w:szCs w:val="26"/>
-              </w:rPr>
-              <w:t>charging_stations|default</w:t>
-            </w:r>
-            <w:proofErr w:type="spellEnd"/>
-            <w:r>
-              <w:rPr>
-                <w:rFonts w:ascii="Times New Roman" w:hAnsi="Times New Roman" w:cs="Times New Roman"/>
-                <w:sz w:val="26"/>
-                <w:szCs w:val="26"/>
-              </w:rPr>
-              <w:t>('')}}</w:t>
+              <w:t>{{charging_stations|default('')}}</w:t>
             </w:r>
           </w:p>
         </w:tc>
@@ -4582,103 +3284,8 @@
             <w:vAlign w:val="center"/>
           </w:tcPr>
           <w:p>
-            <w:pPr>
-              <w:jc w:val="left"/>
-              <w:rPr>
-                <w:rFonts w:ascii="Times New Roman" w:hAnsi="Times New Roman" w:cs="Times New Roman"/>
-                <w:sz w:val="26"/>
-                <w:szCs w:val="26"/>
-              </w:rPr>
-            </w:pPr>
-            <w:proofErr w:type="spellStart"/>
-            <w:r>
-              <w:rPr>
-                <w:rFonts w:ascii="Times New Roman" w:hAnsi="Times New Roman" w:cs="Times New Roman"/>
-                <w:sz w:val="26"/>
-                <w:szCs w:val="26"/>
-              </w:rPr>
-              <w:t>WiFi</w:t>
-            </w:r>
-            <w:proofErr w:type="spellEnd"/>
-            <w:r>
-              <w:rPr>
-                <w:rFonts w:ascii="Times New Roman" w:hAnsi="Times New Roman" w:cs="Times New Roman"/>
-                <w:sz w:val="26"/>
-                <w:szCs w:val="26"/>
-              </w:rPr>
-              <w:t xml:space="preserve"> available on site: {{</w:t>
-            </w:r>
-            <w:proofErr w:type="spellStart"/>
-            <w:r>
-              <w:rPr>
-                <w:rFonts w:ascii="Times New Roman" w:hAnsi="Times New Roman" w:cs="Times New Roman"/>
-                <w:sz w:val="26"/>
-                <w:szCs w:val="26"/>
-              </w:rPr>
-              <w:t>site_wifi_available|default</w:t>
-            </w:r>
-            <w:proofErr w:type="spellEnd"/>
-            <w:r>
-              <w:rPr>
-                <w:rFonts w:ascii="Times New Roman" w:hAnsi="Times New Roman" w:cs="Times New Roman"/>
-                <w:sz w:val="26"/>
-                <w:szCs w:val="26"/>
-              </w:rPr>
-              <w:t>('')}}</w:t>
-            </w:r>
-            <w:r>
-              <w:rPr>
-                <w:rFonts w:ascii="Times New Roman" w:hAnsi="Times New Roman" w:cs="Times New Roman"/>
-                <w:sz w:val="26"/>
-                <w:szCs w:val="26"/>
-              </w:rPr>
-              <w:br/>
-              <w:t xml:space="preserve">Site Network Status / </w:t>
-            </w:r>
-            <w:proofErr w:type="spellStart"/>
-            <w:r>
-              <w:rPr>
-                <w:rFonts w:ascii="Times New Roman" w:hAnsi="Times New Roman" w:cs="Times New Roman"/>
-                <w:sz w:val="26"/>
-                <w:szCs w:val="26"/>
-              </w:rPr>
-              <w:t>WiFi</w:t>
-            </w:r>
-            <w:proofErr w:type="spellEnd"/>
-            <w:r>
-              <w:rPr>
-                <w:rFonts w:ascii="Times New Roman" w:hAnsi="Times New Roman" w:cs="Times New Roman"/>
-                <w:sz w:val="26"/>
-                <w:szCs w:val="26"/>
-              </w:rPr>
-              <w:t xml:space="preserve"> Coverage: </w:t>
-            </w:r>
-            <w:r>
-              <w:rPr>
-                <w:rFonts w:ascii="Times New Roman" w:hAnsi="Times New Roman" w:cs="Times New Roman"/>
-                <w:sz w:val="26"/>
-                <w:szCs w:val="26"/>
-              </w:rPr>
-              <w:lastRenderedPageBreak/>
-              <w:t>{{</w:t>
-            </w:r>
-            <w:proofErr w:type="spellStart"/>
-            <w:r>
-              <w:rPr>
-                <w:rFonts w:ascii="Times New Roman" w:hAnsi="Times New Roman" w:cs="Times New Roman"/>
-                <w:sz w:val="26"/>
-                <w:szCs w:val="26"/>
-              </w:rPr>
-              <w:t>network_status|default</w:t>
-            </w:r>
-            <w:proofErr w:type="spellEnd"/>
-            <w:r>
-              <w:rPr>
-                <w:rFonts w:ascii="Times New Roman" w:hAnsi="Times New Roman" w:cs="Times New Roman"/>
-                <w:sz w:val="26"/>
-                <w:szCs w:val="26"/>
-              </w:rPr>
-              <w:t>('')}}</w:t>
+            <w:r>
+              <w:t>{{material_step_details_text}}</w:t>
             </w:r>
           </w:p>
         </w:tc>
@@ -4801,27 +3408,7 @@
                 <w:szCs w:val="26"/>
                 <w:lang w:val="en-BE"/>
               </w:rPr>
-              <w:t>{{</w:t>
-            </w:r>
-            <w:proofErr w:type="spellStart"/>
-            <w:r>
-              <w:rPr>
-                <w:rFonts w:ascii="Times New Roman" w:eastAsiaTheme="minorEastAsia" w:hAnsi="Times New Roman" w:cs="Times New Roman"/>
-                <w:sz w:val="26"/>
-                <w:szCs w:val="26"/>
-                <w:lang w:val="en-BE"/>
-              </w:rPr>
-              <w:t>positioning_req|default</w:t>
-            </w:r>
-            <w:proofErr w:type="spellEnd"/>
-            <w:r>
-              <w:rPr>
-                <w:rFonts w:ascii="Times New Roman" w:eastAsiaTheme="minorEastAsia" w:hAnsi="Times New Roman" w:cs="Times New Roman"/>
-                <w:sz w:val="26"/>
-                <w:szCs w:val="26"/>
-                <w:lang w:val="en-BE"/>
-              </w:rPr>
-              <w:t>(‘‘)}}</w:t>
+              <w:t>{{positioning_req|default(‘‘)}}</w:t>
             </w:r>
           </w:p>
           <w:p>
@@ -4927,7 +3514,16 @@
                 <w:sz w:val="26"/>
                 <w:szCs w:val="26"/>
               </w:rPr>
-              <w:t>Whether there are related equipment that needs to be docked (elevators, robotic arms, roller shutter doors, telescopic doors, vertical warehouses, winding machines, etc.), etc.:</w:t>
+              <w:t xml:space="preserve">Whether there are related equipment that needs to be docked (elevators, robotic arms, roller shutter doors, telescopic doors, vertical warehouses, </w:t>
+            </w:r>
+            <w:r>
+              <w:rPr>
+                <w:rFonts w:ascii="Times New Roman" w:hAnsi="Times New Roman" w:cs="Times New Roman"/>
+                <w:sz w:val="26"/>
+                <w:szCs w:val="26"/>
+              </w:rPr>
+              <w:lastRenderedPageBreak/>
+              <w:t>winding machines, etc.), etc.:</w:t>
             </w:r>
           </w:p>
         </w:tc>
@@ -4958,27 +3554,8 @@
                 <w:szCs w:val="26"/>
                 <w:lang w:val="en-BE"/>
               </w:rPr>
-              <w:t>{{</w:t>
-            </w:r>
-            <w:proofErr w:type="spellStart"/>
-            <w:r>
-              <w:rPr>
-                <w:rFonts w:ascii="Times New Roman" w:eastAsiaTheme="minorEastAsia" w:hAnsi="Times New Roman" w:cs="Times New Roman"/>
-                <w:sz w:val="26"/>
-                <w:szCs w:val="26"/>
-                <w:lang w:val="en-BE"/>
-              </w:rPr>
-              <w:t>docking_equipment|default</w:t>
-            </w:r>
-            <w:proofErr w:type="spellEnd"/>
-            <w:r>
-              <w:rPr>
-                <w:rFonts w:ascii="Times New Roman" w:eastAsiaTheme="minorEastAsia" w:hAnsi="Times New Roman" w:cs="Times New Roman"/>
-                <w:sz w:val="26"/>
-                <w:szCs w:val="26"/>
-                <w:lang w:val="en-BE"/>
-              </w:rPr>
-              <w:t>(‘‘)}}</w:t>
+              <w:lastRenderedPageBreak/>
+              <w:t>{{docking_equipment|default(‘‘)}}</w:t>
             </w:r>
           </w:p>
           <w:p>
@@ -5066,30 +3643,8 @@
             <w:vAlign w:val="center"/>
           </w:tcPr>
           <w:p>
-            <w:pPr>
-              <w:spacing w:line="240" w:lineRule="auto"/>
-              <w:jc w:val="left"/>
-              <w:rPr>
-                <w:rFonts w:ascii="Times New Roman" w:hAnsi="Times New Roman" w:cs="Times New Roman"/>
-                <w:sz w:val="26"/>
-                <w:szCs w:val="26"/>
-              </w:rPr>
-            </w:pPr>
-            <w:r>
-              <w:rPr>
-                <w:rFonts w:ascii="Times New Roman" w:hAnsi="Times New Roman" w:cs="Times New Roman"/>
-                <w:sz w:val="26"/>
-                <w:szCs w:val="26"/>
-              </w:rPr>
-              <w:t>Other</w:t>
-            </w:r>
-            <w:r>
-              <w:rPr>
-                <w:rFonts w:ascii="Times New Roman" w:hAnsi="Times New Roman" w:cs="Times New Roman"/>
-                <w:sz w:val="26"/>
-                <w:szCs w:val="26"/>
-              </w:rPr>
-              <w:t>：</w:t>
+            <w:r>
+              <w:t>See attached CAD/layout file: {{cad_filename}}</w:t>
             </w:r>
           </w:p>
         </w:tc>
@@ -5117,25 +3672,7 @@
                 <w:sz w:val="26"/>
                 <w:szCs w:val="26"/>
               </w:rPr>
-              <w:t>Other AGVs / AMRs: {{</w:t>
-            </w:r>
-            <w:proofErr w:type="spellStart"/>
-            <w:r>
-              <w:rPr>
-                <w:rFonts w:ascii="Times New Roman" w:hAnsi="Times New Roman" w:cs="Times New Roman"/>
-                <w:sz w:val="26"/>
-                <w:szCs w:val="26"/>
-              </w:rPr>
-              <w:t>other_agvs|default</w:t>
-            </w:r>
-            <w:proofErr w:type="spellEnd"/>
-            <w:r>
-              <w:rPr>
-                <w:rFonts w:ascii="Times New Roman" w:hAnsi="Times New Roman" w:cs="Times New Roman"/>
-                <w:sz w:val="26"/>
-                <w:szCs w:val="26"/>
-              </w:rPr>
-              <w:t>('')}}</w:t>
+              <w:t>Other AGVs / AMRs: {{other_agvs|default('')}}</w:t>
             </w:r>
             <w:r>
               <w:rPr>
@@ -5144,25 +3681,7 @@
                 <w:szCs w:val="26"/>
               </w:rPr>
               <w:br/>
-              <w:t>Other Traffic (Trucks/Forklifts/Pedestrians): {{</w:t>
-            </w:r>
-            <w:proofErr w:type="spellStart"/>
-            <w:r>
-              <w:rPr>
-                <w:rFonts w:ascii="Times New Roman" w:hAnsi="Times New Roman" w:cs="Times New Roman"/>
-                <w:sz w:val="26"/>
-                <w:szCs w:val="26"/>
-              </w:rPr>
-              <w:t>other_traffic|default</w:t>
-            </w:r>
-            <w:proofErr w:type="spellEnd"/>
-            <w:r>
-              <w:rPr>
-                <w:rFonts w:ascii="Times New Roman" w:hAnsi="Times New Roman" w:cs="Times New Roman"/>
-                <w:sz w:val="26"/>
-                <w:szCs w:val="26"/>
-              </w:rPr>
-              <w:t>('')}}</w:t>
+              <w:t>Other Traffic (Trucks/Forklifts/Pedestrians): {{other_traffic|default('')}}</w:t>
             </w:r>
             <w:r>
               <w:rPr>
@@ -5171,25 +3690,7 @@
                 <w:szCs w:val="26"/>
               </w:rPr>
               <w:br/>
-              <w:t>Ground Gaps / Depressions: {{</w:t>
-            </w:r>
-            <w:proofErr w:type="spellStart"/>
-            <w:r>
-              <w:rPr>
-                <w:rFonts w:ascii="Times New Roman" w:hAnsi="Times New Roman" w:cs="Times New Roman"/>
-                <w:sz w:val="26"/>
-                <w:szCs w:val="26"/>
-              </w:rPr>
-              <w:t>ground_gaps_mm|default</w:t>
-            </w:r>
-            <w:proofErr w:type="spellEnd"/>
-            <w:r>
-              <w:rPr>
-                <w:rFonts w:ascii="Times New Roman" w:hAnsi="Times New Roman" w:cs="Times New Roman"/>
-                <w:sz w:val="26"/>
-                <w:szCs w:val="26"/>
-              </w:rPr>
-              <w:t>('')}} mm</w:t>
+              <w:t>Ground Gaps / Depressions: {{ground_gaps_mm|default('')}} mm</w:t>
             </w:r>
           </w:p>
         </w:tc>
@@ -5281,27 +3782,8 @@
                 <w:sz w:val="26"/>
                 <w:szCs w:val="26"/>
               </w:rPr>
-              <w:t xml:space="preserve">Explosion-proof level, low/high temperature adaptability, unmanned degree (fully automatic/semi-automatic), remote monitoring </w:t>
-            </w:r>
-            <w:r>
-              <w:rPr>
-                <w:rFonts w:ascii="Times New Roman" w:hAnsi="Times New Roman" w:cs="Times New Roman"/>
-                <w:sz w:val="26"/>
-                <w:szCs w:val="26"/>
-              </w:rPr>
-              <w:lastRenderedPageBreak/>
-              <w:t xml:space="preserve">requirements, customized appearance and logo, </w:t>
-            </w:r>
-            <w:proofErr w:type="spellStart"/>
-            <w:r>
-              <w:rPr>
-                <w:rFonts w:ascii="Times New Roman" w:hAnsi="Times New Roman" w:cs="Times New Roman"/>
-                <w:sz w:val="26"/>
-                <w:szCs w:val="26"/>
-              </w:rPr>
-              <w:t>etc</w:t>
-            </w:r>
-            <w:proofErr w:type="spellEnd"/>
+              <w:t>Explosion-proof level, low/high temperature adaptability, unmanned degree (fully automatic/semi-automatic), remote monitoring requirements, customized appearance and logo, etc</w:t>
+            </w:r>
             <w:r>
               <w:rPr>
                 <w:rFonts w:ascii="Times New Roman" w:hAnsi="Times New Roman" w:cs="Times New Roman"/>
@@ -5322,57 +3804,26 @@
             <w:vAlign w:val="center"/>
           </w:tcPr>
           <w:p>
-            <w:pPr>
-              <w:spacing w:line="240" w:lineRule="auto"/>
-              <w:jc w:val="left"/>
-              <w:rPr>
-                <w:rFonts w:ascii="Times New Roman" w:eastAsiaTheme="minorEastAsia" w:hAnsi="Times New Roman" w:cs="Times New Roman"/>
-                <w:sz w:val="26"/>
-                <w:szCs w:val="26"/>
-                <w:lang w:val="en-BE"/>
-              </w:rPr>
-            </w:pPr>
-            <w:r>
-              <w:rPr>
-                <w:rFonts w:ascii="Times New Roman" w:eastAsiaTheme="minorEastAsia" w:hAnsi="Times New Roman" w:cs="Times New Roman"/>
-                <w:sz w:val="26"/>
-                <w:szCs w:val="26"/>
-                <w:lang w:val="en-BE"/>
-              </w:rPr>
-              <w:lastRenderedPageBreak/>
-              <w:t>{{</w:t>
-            </w:r>
-            <w:proofErr w:type="spellStart"/>
-            <w:r>
-              <w:rPr>
-                <w:rFonts w:ascii="Times New Roman" w:eastAsiaTheme="minorEastAsia" w:hAnsi="Times New Roman" w:cs="Times New Roman"/>
-                <w:sz w:val="26"/>
-                <w:szCs w:val="26"/>
-                <w:lang w:val="en-BE"/>
-              </w:rPr>
-              <w:t>special_demand|default</w:t>
-            </w:r>
-            <w:proofErr w:type="spellEnd"/>
-            <w:r>
-              <w:rPr>
-                <w:rFonts w:ascii="Times New Roman" w:eastAsiaTheme="minorEastAsia" w:hAnsi="Times New Roman" w:cs="Times New Roman"/>
-                <w:sz w:val="26"/>
-                <w:szCs w:val="26"/>
-                <w:lang w:val="en-BE"/>
-              </w:rPr>
-              <w:t>(‘‘)}}</w:t>
-            </w:r>
-          </w:p>
-          <w:p>
-            <w:pPr>
-              <w:spacing w:line="240" w:lineRule="auto"/>
-              <w:jc w:val="left"/>
-              <w:rPr>
-                <w:rFonts w:ascii="Times New Roman" w:eastAsiaTheme="minorEastAsia" w:hAnsi="Times New Roman" w:cs="Times New Roman"/>
-                <w:sz w:val="26"/>
-                <w:szCs w:val="26"/>
-              </w:rPr>
-            </w:pPr>
+            <w:r>
+              <w:t>Step-to-step Transport Distances:</w:t>
+            </w:r>
+            <w:r>
+              <w:br/>
+              <w:t>{{transport_distance_text}}</w:t>
+            </w:r>
+            <w:r>
+              <w:br/>
+            </w:r>
+            <w:r>
+              <w:br/>
+            </w:r>
+            <w:r>
+              <w:t>Special Comments / Notes:</w:t>
+            </w:r>
+            <w:r>
+              <w:br/>
+              <w:t>{{special_comments}}</w:t>
+            </w:r>
           </w:p>
         </w:tc>
         <w:tc>
@@ -5508,67 +3959,7 @@
                 <w:szCs w:val="26"/>
                 <w:lang w:val="en-BE"/>
               </w:rPr>
-              <w:t>{{</w:t>
-            </w:r>
-            <w:proofErr w:type="spellStart"/>
-            <w:r>
-              <w:rPr>
-                <w:rFonts w:ascii="Times New Roman" w:eastAsiaTheme="minorEastAsia" w:hAnsi="Times New Roman" w:cs="Times New Roman"/>
-                <w:sz w:val="26"/>
-                <w:szCs w:val="26"/>
-                <w:lang w:val="en-BE"/>
-              </w:rPr>
-              <w:t>vehicle_type|default</w:t>
-            </w:r>
-            <w:proofErr w:type="spellEnd"/>
-            <w:r>
-              <w:rPr>
-                <w:rFonts w:ascii="Times New Roman" w:eastAsiaTheme="minorEastAsia" w:hAnsi="Times New Roman" w:cs="Times New Roman"/>
-                <w:sz w:val="26"/>
-                <w:szCs w:val="26"/>
-                <w:lang w:val="en-BE"/>
-              </w:rPr>
-              <w:t>(‘‘)}} / {{</w:t>
-            </w:r>
-            <w:proofErr w:type="spellStart"/>
-            <w:r>
-              <w:rPr>
-                <w:rFonts w:ascii="Times New Roman" w:eastAsiaTheme="minorEastAsia" w:hAnsi="Times New Roman" w:cs="Times New Roman"/>
-                <w:sz w:val="26"/>
-                <w:szCs w:val="26"/>
-                <w:lang w:val="en-BE"/>
-              </w:rPr>
-              <w:t>goods_weight_dim|default</w:t>
-            </w:r>
-            <w:proofErr w:type="spellEnd"/>
-            <w:r>
-              <w:rPr>
-                <w:rFonts w:ascii="Times New Roman" w:eastAsiaTheme="minorEastAsia" w:hAnsi="Times New Roman" w:cs="Times New Roman"/>
-                <w:sz w:val="26"/>
-                <w:szCs w:val="26"/>
-                <w:lang w:val="en-BE"/>
-              </w:rPr>
-              <w:t>(‘‘)}} / {{</w:t>
-            </w:r>
-            <w:proofErr w:type="spellStart"/>
-            <w:r>
-              <w:rPr>
-                <w:rFonts w:ascii="Times New Roman" w:eastAsiaTheme="minorEastAsia" w:hAnsi="Times New Roman" w:cs="Times New Roman"/>
-                <w:sz w:val="26"/>
-                <w:szCs w:val="26"/>
-                <w:lang w:val="en-BE"/>
-              </w:rPr>
-              <w:t>efficiency_req|default</w:t>
-            </w:r>
-            <w:proofErr w:type="spellEnd"/>
-            <w:r>
-              <w:rPr>
-                <w:rFonts w:ascii="Times New Roman" w:eastAsiaTheme="minorEastAsia" w:hAnsi="Times New Roman" w:cs="Times New Roman"/>
-                <w:sz w:val="26"/>
-                <w:szCs w:val="26"/>
-                <w:lang w:val="en-BE"/>
-              </w:rPr>
-              <w:t>(‘‘)}}</w:t>
+              <w:t>{{vehicle_type|default(‘‘)}} / {{goods_weight_dim|default(‘‘)}} / {{efficiency_req|default(‘‘)}}</w:t>
             </w:r>
           </w:p>
           <w:p>
@@ -5694,18 +4085,8 @@
                 <w:sz w:val="26"/>
                 <w:szCs w:val="26"/>
               </w:rPr>
-              <w:t>{{</w:t>
-            </w:r>
-            <w:proofErr w:type="spellStart"/>
-            <w:r>
-              <w:rPr>
-                <w:rFonts w:ascii="Times New Roman" w:eastAsiaTheme="minorEastAsia" w:hAnsi="Times New Roman" w:cs="Times New Roman"/>
-                <w:sz w:val="26"/>
-                <w:szCs w:val="26"/>
-              </w:rPr>
-              <w:t>special_demand</w:t>
-            </w:r>
-            <w:proofErr w:type="spellEnd"/>
+              <w:t>{{special_demand</w:t>
+            </w:r>
             <w:r>
               <w:rPr>
                 <w:rFonts w:ascii="Times New Roman" w:eastAsiaTheme="minorEastAsia" w:hAnsi="Times New Roman" w:cs="Times New Roman"/>
@@ -5827,15 +4208,13 @@
             <w:vAlign w:val="center"/>
           </w:tcPr>
           <w:p>
-            <w:pPr>
-              <w:spacing w:line="240" w:lineRule="auto"/>
-              <w:jc w:val="left"/>
-              <w:rPr>
-                <w:rFonts w:ascii="Times New Roman" w:hAnsi="Times New Roman" w:cs="Times New Roman"/>
-                <w:sz w:val="26"/>
-                <w:szCs w:val="26"/>
-              </w:rPr>
-            </w:pPr>
+            <w:r>
+              <w:t>WiFi available on site: {{site_wifi_available}}</w:t>
+            </w:r>
+            <w:r>
+              <w:br/>
+              <w:t>Site Network Status / WiFi Coverage: {{network_status}}</w:t>
+            </w:r>
           </w:p>
         </w:tc>
         <w:tc>
@@ -5931,7 +4310,19 @@
                 <w:szCs w:val="26"/>
                 <w:highlight w:val="yellow"/>
               </w:rPr>
-              <w:t>DATA FLOW</w:t>
+              <w:t xml:space="preserve">DATA </w:t>
+            </w:r>
+            <w:r>
+              <w:rPr>
+                <w:rFonts w:ascii="Times New Roman" w:eastAsiaTheme="minorEastAsia" w:hAnsi="Times New Roman" w:cs="Times New Roman"/>
+                <w:b/>
+                <w:bCs/>
+                <w:sz w:val="26"/>
+                <w:szCs w:val="26"/>
+                <w:highlight w:val="yellow"/>
+              </w:rPr>
+              <w:lastRenderedPageBreak/>
+              <w:t>FLOW</w:t>
             </w:r>
             <w:r>
               <w:rPr>
@@ -5999,25 +4390,8 @@
                 <w:sz w:val="26"/>
                 <w:szCs w:val="26"/>
               </w:rPr>
-              <w:t>System Integration: {{</w:t>
-            </w:r>
-            <w:proofErr w:type="spellStart"/>
-            <w:r>
-              <w:rPr>
-                <w:rFonts w:ascii="Times New Roman" w:hAnsi="Times New Roman" w:cs="Times New Roman"/>
-                <w:sz w:val="26"/>
-                <w:szCs w:val="26"/>
-              </w:rPr>
-              <w:t>system_integration_summary|default</w:t>
-            </w:r>
-            <w:proofErr w:type="spellEnd"/>
-            <w:r>
-              <w:rPr>
-                <w:rFonts w:ascii="Times New Roman" w:hAnsi="Times New Roman" w:cs="Times New Roman"/>
-                <w:sz w:val="26"/>
-                <w:szCs w:val="26"/>
-              </w:rPr>
-              <w:t>('')}}</w:t>
+              <w:lastRenderedPageBreak/>
+              <w:t>System Integration: {{system_integration_summary|default('')}}</w:t>
             </w:r>
             <w:r>
               <w:rPr>
@@ -6026,25 +4400,15 @@
                 <w:szCs w:val="26"/>
               </w:rPr>
               <w:br/>
-              <w:t>Integration to your system required: {{</w:t>
-            </w:r>
-            <w:proofErr w:type="spellStart"/>
-            <w:r>
-              <w:rPr>
-                <w:rFonts w:ascii="Times New Roman" w:hAnsi="Times New Roman" w:cs="Times New Roman"/>
-                <w:sz w:val="26"/>
-                <w:szCs w:val="26"/>
-              </w:rPr>
-              <w:t>integration_to_your_system_required|default</w:t>
-            </w:r>
-            <w:proofErr w:type="spellEnd"/>
-            <w:r>
-              <w:rPr>
-                <w:rFonts w:ascii="Times New Roman" w:hAnsi="Times New Roman" w:cs="Times New Roman"/>
-                <w:sz w:val="26"/>
-                <w:szCs w:val="26"/>
-              </w:rPr>
-              <w:t>('')}}</w:t>
+            </w:r>
+            <w:r>
+              <w:rPr>
+                <w:rFonts w:ascii="Times New Roman" w:hAnsi="Times New Roman" w:cs="Times New Roman"/>
+                <w:sz w:val="26"/>
+                <w:szCs w:val="26"/>
+              </w:rPr>
+              <w:lastRenderedPageBreak/>
+              <w:t>Integration to your system required: {{integration_to_your_system_required|default('')}}</w:t>
             </w:r>
             <w:r>
               <w:rPr>
@@ -6053,25 +4417,7 @@
                 <w:szCs w:val="26"/>
               </w:rPr>
               <w:br/>
-              <w:t>Systems to be integrated: {{</w:t>
-            </w:r>
-            <w:proofErr w:type="spellStart"/>
-            <w:r>
-              <w:rPr>
-                <w:rFonts w:ascii="Times New Roman" w:hAnsi="Times New Roman" w:cs="Times New Roman"/>
-                <w:sz w:val="26"/>
-                <w:szCs w:val="26"/>
-              </w:rPr>
-              <w:t>systems_to_integrate_summary|default</w:t>
-            </w:r>
-            <w:proofErr w:type="spellEnd"/>
-            <w:r>
-              <w:rPr>
-                <w:rFonts w:ascii="Times New Roman" w:hAnsi="Times New Roman" w:cs="Times New Roman"/>
-                <w:sz w:val="26"/>
-                <w:szCs w:val="26"/>
-              </w:rPr>
-              <w:t>('')}}</w:t>
+              <w:t>Systems to be integrated: {{systems_to_integrate_summary|default('')}}</w:t>
             </w:r>
           </w:p>
         </w:tc>
@@ -6171,25 +4517,7 @@
                 <w:sz w:val="26"/>
                 <w:szCs w:val="26"/>
               </w:rPr>
-              <w:t>Other Connections / Interfaces: {{</w:t>
-            </w:r>
-            <w:proofErr w:type="spellStart"/>
-            <w:r>
-              <w:rPr>
-                <w:rFonts w:ascii="Times New Roman" w:hAnsi="Times New Roman" w:cs="Times New Roman"/>
-                <w:sz w:val="26"/>
-                <w:szCs w:val="26"/>
-              </w:rPr>
-              <w:t>connections|default</w:t>
-            </w:r>
-            <w:proofErr w:type="spellEnd"/>
-            <w:r>
-              <w:rPr>
-                <w:rFonts w:ascii="Times New Roman" w:hAnsi="Times New Roman" w:cs="Times New Roman"/>
-                <w:sz w:val="26"/>
-                <w:szCs w:val="26"/>
-              </w:rPr>
-              <w:t>('')}}</w:t>
+              <w:t>Other Connections / Interfaces: {{connections|default('')}}</w:t>
             </w:r>
             <w:r>
               <w:rPr>
@@ -6198,25 +4526,7 @@
                 <w:szCs w:val="26"/>
               </w:rPr>
               <w:br/>
-              <w:t>Data Flow &amp; System Integration: {{</w:t>
-            </w:r>
-            <w:proofErr w:type="spellStart"/>
-            <w:r>
-              <w:rPr>
-                <w:rFonts w:ascii="Times New Roman" w:hAnsi="Times New Roman" w:cs="Times New Roman"/>
-                <w:sz w:val="26"/>
-                <w:szCs w:val="26"/>
-              </w:rPr>
-              <w:t>data_flow_text|default</w:t>
-            </w:r>
-            <w:proofErr w:type="spellEnd"/>
-            <w:r>
-              <w:rPr>
-                <w:rFonts w:ascii="Times New Roman" w:hAnsi="Times New Roman" w:cs="Times New Roman"/>
-                <w:sz w:val="26"/>
-                <w:szCs w:val="26"/>
-              </w:rPr>
-              <w:t>('')}}</w:t>
+              <w:t>Data Flow &amp; System Integration: {{data_flow_text|default('')}}</w:t>
             </w:r>
           </w:p>
         </w:tc>
@@ -6316,25 +4626,7 @@
                 <w:sz w:val="26"/>
                 <w:szCs w:val="26"/>
               </w:rPr>
-              <w:t>{{</w:t>
-            </w:r>
-            <w:proofErr w:type="spellStart"/>
-            <w:r>
-              <w:rPr>
-                <w:rFonts w:ascii="Times New Roman" w:hAnsi="Times New Roman" w:cs="Times New Roman"/>
-                <w:sz w:val="26"/>
-                <w:szCs w:val="26"/>
-              </w:rPr>
-              <w:t>connections_details|default</w:t>
-            </w:r>
-            <w:proofErr w:type="spellEnd"/>
-            <w:r>
-              <w:rPr>
-                <w:rFonts w:ascii="Times New Roman" w:hAnsi="Times New Roman" w:cs="Times New Roman"/>
-                <w:sz w:val="26"/>
-                <w:szCs w:val="26"/>
-              </w:rPr>
-              <w:t>('')}}</w:t>
+              <w:t>{{connections_details|default('')}}</w:t>
             </w:r>
           </w:p>
         </w:tc>
@@ -6513,27 +4805,7 @@
                 <w:szCs w:val="26"/>
                 <w:lang w:val="en-BE"/>
               </w:rPr>
-              <w:t>{{</w:t>
-            </w:r>
-            <w:proofErr w:type="spellStart"/>
-            <w:r>
-              <w:rPr>
-                <w:rFonts w:ascii="Times New Roman" w:eastAsiaTheme="minorEastAsia" w:hAnsi="Times New Roman" w:cs="Times New Roman"/>
-                <w:sz w:val="26"/>
-                <w:szCs w:val="26"/>
-                <w:lang w:val="en-BE"/>
-              </w:rPr>
-              <w:t>product_specs</w:t>
-            </w:r>
-            <w:proofErr w:type="spellEnd"/>
-            <w:r>
-              <w:rPr>
-                <w:rFonts w:ascii="Times New Roman" w:eastAsiaTheme="minorEastAsia" w:hAnsi="Times New Roman" w:cs="Times New Roman"/>
-                <w:sz w:val="26"/>
-                <w:szCs w:val="26"/>
-                <w:lang w:val="en-BE"/>
-              </w:rPr>
-              <w:t>}}</w:t>
+              <w:t>{{product_specs}}</w:t>
             </w:r>
           </w:p>
           <w:p>
@@ -7262,15 +5534,19 @@
             <w:vAlign w:val="center"/>
           </w:tcPr>
           <w:p>
-            <w:pPr>
-              <w:spacing w:line="240" w:lineRule="auto"/>
-              <w:jc w:val="left"/>
-              <w:rPr>
-                <w:rFonts w:ascii="Times New Roman" w:eastAsiaTheme="minorEastAsia" w:hAnsi="Times New Roman" w:cs="Times New Roman"/>
-                <w:sz w:val="26"/>
-                <w:szCs w:val="26"/>
-              </w:rPr>
-            </w:pPr>
+            <w:r>
+              <w:t>System Integration: {{system_integration_summary}}</w:t>
+            </w:r>
+            <w:r>
+              <w:br/>
+            </w:r>
+            <w:r>
+              <w:t>Integration to your system required: {{integration_to_your_system_required}}</w:t>
+            </w:r>
+            <w:r>
+              <w:br/>
+              <w:t>Systems to be integrated: {{systems_to_integrate_summary}}</w:t>
+            </w:r>
           </w:p>
         </w:tc>
       </w:tr>
@@ -7359,36 +5635,14 @@
             <w:vAlign w:val="center"/>
           </w:tcPr>
           <w:p>
-            <w:pPr>
-              <w:spacing w:line="240" w:lineRule="auto"/>
-              <w:jc w:val="left"/>
-              <w:rPr>
-                <w:rFonts w:ascii="Times New Roman" w:eastAsiaTheme="minorEastAsia" w:hAnsi="Times New Roman" w:cs="Times New Roman"/>
-                <w:b/>
-                <w:bCs/>
-                <w:sz w:val="26"/>
-                <w:szCs w:val="26"/>
-              </w:rPr>
-            </w:pPr>
-            <w:r>
-              <w:rPr>
-                <w:rFonts w:ascii="Times New Roman" w:eastAsiaTheme="minorEastAsia" w:hAnsi="Times New Roman" w:cs="Times New Roman"/>
-                <w:b/>
-                <w:bCs/>
-                <w:sz w:val="26"/>
-                <w:szCs w:val="26"/>
-              </w:rPr>
-              <w:t>Key technical points</w:t>
-            </w:r>
-            <w:r>
-              <w:rPr>
-                <w:rFonts w:ascii="Times New Roman" w:eastAsiaTheme="minorEastAsia" w:hAnsi="Times New Roman" w:cs="Times New Roman"/>
-                <w:b/>
-                <w:bCs/>
-                <w:sz w:val="26"/>
-                <w:szCs w:val="26"/>
-              </w:rPr>
-              <w:t>：</w:t>
+            <w:r>
+              <w:t>Other Connections / Interfaces: {{connections}}</w:t>
+            </w:r>
+            <w:r>
+              <w:br/>
+            </w:r>
+            <w:r>
+              <w:t>Data Flow &amp; System Integration: {{data_flow_text}}</w:t>
             </w:r>
           </w:p>
         </w:tc>
@@ -7486,15 +5740,9 @@
             <w:vAlign w:val="center"/>
           </w:tcPr>
           <w:p>
-            <w:pPr>
-              <w:spacing w:line="240" w:lineRule="auto"/>
-              <w:jc w:val="left"/>
-              <w:rPr>
-                <w:rFonts w:ascii="Times New Roman" w:hAnsi="Times New Roman" w:cs="Times New Roman"/>
-                <w:sz w:val="26"/>
-                <w:szCs w:val="26"/>
-              </w:rPr>
-            </w:pPr>
+            <w:r>
+              <w:t>{{connections_details}}</w:t>
+            </w:r>
           </w:p>
         </w:tc>
         <w:tc>
@@ -8175,29 +6423,7 @@
                 <w:sz w:val="26"/>
                 <w:szCs w:val="26"/>
               </w:rPr>
-              <w:t xml:space="preserve">Signature of the </w:t>
-            </w:r>
-            <w:proofErr w:type="spellStart"/>
-            <w:r>
-              <w:rPr>
-                <w:rFonts w:ascii="Times New Roman" w:eastAsiaTheme="minorEastAsia" w:hAnsi="Times New Roman" w:cs="Times New Roman"/>
-                <w:b/>
-                <w:bCs/>
-                <w:sz w:val="26"/>
-                <w:szCs w:val="26"/>
-              </w:rPr>
-              <w:t>assessee</w:t>
-            </w:r>
-            <w:proofErr w:type="spellEnd"/>
-            <w:r>
-              <w:rPr>
-                <w:rFonts w:ascii="Times New Roman" w:eastAsiaTheme="minorEastAsia" w:hAnsi="Times New Roman" w:cs="Times New Roman"/>
-                <w:b/>
-                <w:bCs/>
-                <w:sz w:val="26"/>
-                <w:szCs w:val="26"/>
-              </w:rPr>
-              <w:t>:</w:t>
+              <w:t>Signature of the assessee:</w:t>
             </w:r>
           </w:p>
         </w:tc>
@@ -8394,7 +6620,6 @@
                 <w:sz w:val="26"/>
                 <w:szCs w:val="26"/>
               </w:rPr>
-              <w:lastRenderedPageBreak/>
               <w:t>Review and approval:</w:t>
             </w:r>
           </w:p>
@@ -8514,7 +6739,7 @@
       <mc:AlternateContent>
         <mc:Choice Requires="wps">
           <w:drawing>
-            <wp:anchor distT="0" distB="0" distL="114300" distR="114300" simplePos="0" relativeHeight="251658240" behindDoc="0" locked="0" layoutInCell="1" allowOverlap="1" wp14:anchorId="6324187C" wp14:editId="7ACC4946">
+            <wp:anchor distT="0" distB="0" distL="114300" distR="114300" simplePos="0" relativeHeight="251658240" behindDoc="0" locked="0" layoutInCell="1" allowOverlap="1" wp14:anchorId="121E6CA0" wp14:editId="343A027A">
               <wp:simplePos x="0" y="0"/>
               <wp:positionH relativeFrom="margin">
                 <wp:align>center</wp:align>
@@ -8625,7 +6850,7 @@
         </mc:Choice>
         <mc:Fallback>
           <w:pict>
-            <v:shapetype w14:anchorId="6324187C" id="_x0000_t202" coordsize="21600,21600" o:spt="202" path="m,l,21600r21600,l21600,xe">
+            <v:shapetype w14:anchorId="121E6CA0" id="_x0000_t202" coordsize="21600,21600" o:spt="202" path="m,l,21600r21600,l21600,xe">
               <v:stroke joinstyle="miter"/>
               <v:path gradientshapeok="t" o:connecttype="rect"/>
             </v:shapetype>
@@ -8753,7 +6978,7 @@
         <w:noProof/>
       </w:rPr>
       <w:drawing>
-        <wp:anchor distT="0" distB="0" distL="114300" distR="114300" simplePos="0" relativeHeight="251658241" behindDoc="0" locked="0" layoutInCell="1" allowOverlap="1" wp14:anchorId="245143B7" wp14:editId="5C9F77B4">
+        <wp:anchor distT="0" distB="0" distL="114300" distR="114300" simplePos="0" relativeHeight="251658241" behindDoc="0" locked="0" layoutInCell="1" allowOverlap="1" wp14:anchorId="20713FA8" wp14:editId="33A3E0E1">
           <wp:simplePos x="0" y="0"/>
           <wp:positionH relativeFrom="margin">
             <wp:posOffset>3603748</wp:posOffset>
@@ -8814,7 +7039,7 @@
         <w:noProof/>
       </w:rPr>
       <w:drawing>
-        <wp:anchor distT="0" distB="0" distL="114300" distR="114300" simplePos="0" relativeHeight="251658242" behindDoc="0" locked="0" layoutInCell="1" allowOverlap="1" wp14:anchorId="6CC02561" wp14:editId="2266F725">
+        <wp:anchor distT="0" distB="0" distL="114300" distR="114300" simplePos="0" relativeHeight="251658242" behindDoc="0" locked="0" layoutInCell="1" allowOverlap="1" wp14:anchorId="30F6F134" wp14:editId="0C902D16">
           <wp:simplePos x="0" y="0"/>
           <wp:positionH relativeFrom="column">
             <wp:posOffset>-415044</wp:posOffset>
@@ -10647,6 +8872,7 @@
   <w:style w:type="character" w:default="1" w:styleId="DefaultParagraphFont">
     <w:name w:val="Default Paragraph Font"/>
     <w:uiPriority w:val="1"/>
+    <w:semiHidden/>
     <w:unhideWhenUsed/>
   </w:style>
   <w:style w:type="table" w:default="1" w:styleId="TableNormal">
@@ -10993,12 +9219,12 @@
 </file>
 
 <file path=customXml/item1.xml><?xml version="1.0" encoding="utf-8"?>
-<?mso-contentType ?>
-<FormTemplates xmlns="http://schemas.microsoft.com/sharepoint/v3/contenttype/forms">
-  <Display>DocumentLibraryForm</Display>
-  <Edit>DocumentLibraryForm</Edit>
-  <New>DocumentLibraryForm</New>
-</FormTemplates>
+<s:customData xmlns="http://www.wps.cn/officeDocument/2013/wpsCustomData" xmlns:s="http://www.wps.cn/officeDocument/2013/wpsCustomData">
+  <customSectProps/>
+  <customShpExts>
+    <customShpInfo spid="_x0000_s1026" textRotate="1"/>
+  </customShpExts>
+</s:customData>
 </file>
 
 <file path=customXml/item2.xml><?xml version="1.0" encoding="utf-8"?>
@@ -11215,19 +9441,15 @@
 </file>
 
 <file path=customXml/item3.xml><?xml version="1.0" encoding="utf-8"?>
-<s:customData xmlns="http://www.wps.cn/officeDocument/2013/wpsCustomData" xmlns:s="http://www.wps.cn/officeDocument/2013/wpsCustomData">
-  <customSectProps/>
-  <customShpExts>
-    <customShpInfo spid="_x0000_s1026" textRotate="1"/>
-  </customShpExts>
-</s:customData>
+<?mso-contentType ?>
+<FormTemplates xmlns="http://schemas.microsoft.com/sharepoint/v3/contenttype/forms">
+  <Display>DocumentLibraryForm</Display>
+  <Edit>DocumentLibraryForm</Edit>
+  <New>DocumentLibraryForm</New>
+</FormTemplates>
 </file>
 
 <file path=customXml/item4.xml><?xml version="1.0" encoding="utf-8"?>
-<b:Sources xmlns:b="http://schemas.openxmlformats.org/officeDocument/2006/bibliography" xmlns="http://schemas.openxmlformats.org/officeDocument/2006/bibliography" SelectedStyle="\APASixthEditionOfficeOnline.xsl" StyleName="APA" Version="6"/>
-</file>
-
-<file path=customXml/item5.xml><?xml version="1.0" encoding="utf-8"?>
 <p:properties xmlns:p="http://schemas.microsoft.com/office/2006/metadata/properties" xmlns:xsi="http://www.w3.org/2001/XMLSchema-instance" xmlns:pc="http://schemas.microsoft.com/office/infopath/2007/PartnerControls">
   <documentManagement>
     <lcf76f155ced4ddcb4097134ff3c332f xmlns="bbceff47-94a0-42cc-a34e-bab6fdf630d3">
@@ -11238,10 +9460,14 @@
 </p:properties>
 </file>
 
+<file path=customXml/item5.xml><?xml version="1.0" encoding="utf-8"?>
+<b:Sources xmlns:b="http://schemas.openxmlformats.org/officeDocument/2006/bibliography" xmlns="http://schemas.openxmlformats.org/officeDocument/2006/bibliography" SelectedStyle="\APASixthEditionOfficeOnline.xsl" StyleName="APA" Version="6"/>
+</file>
+
 <file path=customXml/itemProps1.xml><?xml version="1.0" encoding="utf-8"?>
-<ds:datastoreItem xmlns:ds="http://schemas.openxmlformats.org/officeDocument/2006/customXml" ds:itemID="{66E6D9ED-0625-4E0B-A950-FCB28CC096CA}">
+<ds:datastoreItem xmlns:ds="http://schemas.openxmlformats.org/officeDocument/2006/customXml" ds:itemID="{B1977F7D-205B-4081-913C-38D41E755F92}">
   <ds:schemaRefs>
-    <ds:schemaRef ds:uri="http://schemas.microsoft.com/sharepoint/v3/contenttype/forms"/>
+    <ds:schemaRef ds:uri="http://www.wps.cn/officeDocument/2013/wpsCustomData"/>
   </ds:schemaRefs>
 </ds:datastoreItem>
 </file>
@@ -11266,22 +9492,14 @@
 </file>
 
 <file path=customXml/itemProps3.xml><?xml version="1.0" encoding="utf-8"?>
-<ds:datastoreItem xmlns:ds="http://schemas.openxmlformats.org/officeDocument/2006/customXml" ds:itemID="{B1977F7D-205B-4081-913C-38D41E755F92}">
+<ds:datastoreItem xmlns:ds="http://schemas.openxmlformats.org/officeDocument/2006/customXml" ds:itemID="{66E6D9ED-0625-4E0B-A950-FCB28CC096CA}">
   <ds:schemaRefs>
-    <ds:schemaRef ds:uri="http://www.wps.cn/officeDocument/2013/wpsCustomData"/>
+    <ds:schemaRef ds:uri="http://schemas.microsoft.com/sharepoint/v3/contenttype/forms"/>
   </ds:schemaRefs>
 </ds:datastoreItem>
 </file>
 
 <file path=customXml/itemProps4.xml><?xml version="1.0" encoding="utf-8"?>
-<ds:datastoreItem xmlns:ds="http://schemas.openxmlformats.org/officeDocument/2006/customXml" ds:itemID="{1FF82357-F674-4365-859D-EF5EFE0EDCAE}">
-  <ds:schemaRefs>
-    <ds:schemaRef ds:uri="http://schemas.openxmlformats.org/officeDocument/2006/bibliography"/>
-  </ds:schemaRefs>
-</ds:datastoreItem>
-</file>
-
-<file path=customXml/itemProps5.xml><?xml version="1.0" encoding="utf-8"?>
 <ds:datastoreItem xmlns:ds="http://schemas.openxmlformats.org/officeDocument/2006/customXml" ds:itemID="{92B58BC8-A1B8-4740-9413-5A141DF8AFAB}">
   <ds:schemaRefs>
     <ds:schemaRef ds:uri="http://schemas.microsoft.com/office/2006/metadata/properties"/>
@@ -11290,4 +9508,12 @@
     <ds:schemaRef ds:uri="076cc9d1-9a26-4384-96fc-17dbfe6fe8db"/>
   </ds:schemaRefs>
 </ds:datastoreItem>
+</file>
+
+<file path=customXml/itemProps5.xml><?xml version="1.0" encoding="utf-8"?>
+<ds:datastoreItem xmlns:ds="http://schemas.openxmlformats.org/officeDocument/2006/customXml" ds:itemID="{1FF82357-F674-4365-859D-EF5EFE0EDCAE}">
+  <ds:schemaRefs>
+    <ds:schemaRef ds:uri="http://schemas.openxmlformats.org/officeDocument/2006/bibliography"/>
+  </ds:schemaRefs>
+</ds:datastoreItem>
 </file>
--- a/template.docx
+++ b/template.docx
@@ -4,7 +4,7 @@
   <w:body>
     <w:tbl>
       <w:tblPr>
-        <w:tblW w:w="14964" w:type="dxa"/>
+        <w:tblW w:w="10664" w:type="dxa"/>
         <w:tblInd w:w="210" w:type="dxa"/>
         <w:tblBorders>
           <w:top w:val="single" w:sz="4" w:space="0" w:color="auto"/>
@@ -31,14 +31,9 @@
         <w:gridCol w:w="48"/>
         <w:gridCol w:w="236"/>
         <w:gridCol w:w="6"/>
-        <w:gridCol w:w="2232"/>
-        <w:gridCol w:w="1245"/>
-        <w:gridCol w:w="823"/>
       </w:tblGrid>
       <w:tr>
         <w:trPr>
-          <w:gridAfter w:val="3"/>
-          <w:wAfter w:w="4300" w:type="dxa"/>
           <w:trHeight w:val="459"/>
         </w:trPr>
         <w:tc>
@@ -100,8 +95,8 @@
       </w:tr>
       <w:tr>
         <w:trPr>
-          <w:gridAfter w:val="4"/>
-          <w:wAfter w:w="4306" w:type="dxa"/>
+          <w:gridAfter w:val="1"/>
+          <w:wAfter w:w="6" w:type="dxa"/>
           <w:trHeight w:val="550"/>
         </w:trPr>
         <w:tc>
@@ -161,7 +156,25 @@
                 <w:sz w:val="26"/>
                 <w:szCs w:val="26"/>
               </w:rPr>
-              <w:t>{{customer_name|default('')}}</w:t>
+              <w:t>{{</w:t>
+            </w:r>
+            <w:proofErr w:type="spellStart"/>
+            <w:r>
+              <w:rPr>
+                <w:rFonts w:ascii="Times New Roman" w:hAnsi="Times New Roman" w:cs="Times New Roman"/>
+                <w:sz w:val="26"/>
+                <w:szCs w:val="26"/>
+              </w:rPr>
+              <w:t>customer_name|default</w:t>
+            </w:r>
+            <w:proofErr w:type="spellEnd"/>
+            <w:r>
+              <w:rPr>
+                <w:rFonts w:ascii="Times New Roman" w:hAnsi="Times New Roman" w:cs="Times New Roman"/>
+                <w:sz w:val="26"/>
+                <w:szCs w:val="26"/>
+              </w:rPr>
+              <w:t>('')}}</w:t>
             </w:r>
           </w:p>
         </w:tc>
@@ -222,15 +235,33 @@
                 <w:sz w:val="26"/>
                 <w:szCs w:val="26"/>
               </w:rPr>
-              <w:t>{{project_name|default('')}}</w:t>
+              <w:t>{{</w:t>
+            </w:r>
+            <w:proofErr w:type="spellStart"/>
+            <w:r>
+              <w:rPr>
+                <w:rFonts w:ascii="Times New Roman" w:hAnsi="Times New Roman" w:cs="Times New Roman"/>
+                <w:sz w:val="26"/>
+                <w:szCs w:val="26"/>
+              </w:rPr>
+              <w:t>project_name|default</w:t>
+            </w:r>
+            <w:proofErr w:type="spellEnd"/>
+            <w:r>
+              <w:rPr>
+                <w:rFonts w:ascii="Times New Roman" w:hAnsi="Times New Roman" w:cs="Times New Roman"/>
+                <w:sz w:val="26"/>
+                <w:szCs w:val="26"/>
+              </w:rPr>
+              <w:t>('')}}</w:t>
             </w:r>
           </w:p>
         </w:tc>
       </w:tr>
       <w:tr>
         <w:trPr>
-          <w:gridAfter w:val="4"/>
-          <w:wAfter w:w="4306" w:type="dxa"/>
+          <w:gridAfter w:val="1"/>
+          <w:wAfter w:w="6" w:type="dxa"/>
           <w:trHeight w:val="550"/>
         </w:trPr>
         <w:tc>
@@ -290,7 +321,25 @@
                 <w:sz w:val="26"/>
                 <w:szCs w:val="26"/>
               </w:rPr>
-              <w:t>{{project_location|default('')}}</w:t>
+              <w:t>{{</w:t>
+            </w:r>
+            <w:proofErr w:type="spellStart"/>
+            <w:r>
+              <w:rPr>
+                <w:rFonts w:ascii="Times New Roman" w:hAnsi="Times New Roman" w:cs="Times New Roman"/>
+                <w:sz w:val="26"/>
+                <w:szCs w:val="26"/>
+              </w:rPr>
+              <w:t>project_location|default</w:t>
+            </w:r>
+            <w:proofErr w:type="spellEnd"/>
+            <w:r>
+              <w:rPr>
+                <w:rFonts w:ascii="Times New Roman" w:hAnsi="Times New Roman" w:cs="Times New Roman"/>
+                <w:sz w:val="26"/>
+                <w:szCs w:val="26"/>
+              </w:rPr>
+              <w:t>('')}}</w:t>
             </w:r>
           </w:p>
         </w:tc>
@@ -349,15 +398,33 @@
                 <w:sz w:val="26"/>
                 <w:szCs w:val="26"/>
               </w:rPr>
-              <w:t>{{survey_date|default('')}}</w:t>
+              <w:t>{{</w:t>
+            </w:r>
+            <w:proofErr w:type="spellStart"/>
+            <w:r>
+              <w:rPr>
+                <w:rFonts w:ascii="Times New Roman" w:hAnsi="Times New Roman" w:cs="Times New Roman"/>
+                <w:sz w:val="26"/>
+                <w:szCs w:val="26"/>
+              </w:rPr>
+              <w:t>survey_date|default</w:t>
+            </w:r>
+            <w:proofErr w:type="spellEnd"/>
+            <w:r>
+              <w:rPr>
+                <w:rFonts w:ascii="Times New Roman" w:hAnsi="Times New Roman" w:cs="Times New Roman"/>
+                <w:sz w:val="26"/>
+                <w:szCs w:val="26"/>
+              </w:rPr>
+              <w:t>('')}}</w:t>
             </w:r>
           </w:p>
         </w:tc>
       </w:tr>
       <w:tr>
         <w:trPr>
-          <w:gridAfter w:val="4"/>
-          <w:wAfter w:w="4306" w:type="dxa"/>
+          <w:gridAfter w:val="1"/>
+          <w:wAfter w:w="6" w:type="dxa"/>
           <w:trHeight w:val="550"/>
         </w:trPr>
         <w:tc>
@@ -417,7 +484,25 @@
                 <w:sz w:val="26"/>
                 <w:szCs w:val="26"/>
               </w:rPr>
-              <w:t>{{customer_email|default('')}}</w:t>
+              <w:t>{{</w:t>
+            </w:r>
+            <w:proofErr w:type="spellStart"/>
+            <w:r>
+              <w:rPr>
+                <w:rFonts w:ascii="Times New Roman" w:hAnsi="Times New Roman" w:cs="Times New Roman"/>
+                <w:sz w:val="26"/>
+                <w:szCs w:val="26"/>
+              </w:rPr>
+              <w:t>customer_email|default</w:t>
+            </w:r>
+            <w:proofErr w:type="spellEnd"/>
+            <w:r>
+              <w:rPr>
+                <w:rFonts w:ascii="Times New Roman" w:hAnsi="Times New Roman" w:cs="Times New Roman"/>
+                <w:sz w:val="26"/>
+                <w:szCs w:val="26"/>
+              </w:rPr>
+              <w:t>('')}}</w:t>
             </w:r>
           </w:p>
         </w:tc>
@@ -493,15 +578,33 @@
                 <w:sz w:val="26"/>
                 <w:szCs w:val="26"/>
               </w:rPr>
-              <w:t>{{customer_mobile|default('')}}</w:t>
+              <w:t>{{</w:t>
+            </w:r>
+            <w:proofErr w:type="spellStart"/>
+            <w:r>
+              <w:rPr>
+                <w:rFonts w:ascii="Times New Roman" w:hAnsi="Times New Roman" w:cs="Times New Roman"/>
+                <w:sz w:val="26"/>
+                <w:szCs w:val="26"/>
+              </w:rPr>
+              <w:t>customer_mobile|default</w:t>
+            </w:r>
+            <w:proofErr w:type="spellEnd"/>
+            <w:r>
+              <w:rPr>
+                <w:rFonts w:ascii="Times New Roman" w:hAnsi="Times New Roman" w:cs="Times New Roman"/>
+                <w:sz w:val="26"/>
+                <w:szCs w:val="26"/>
+              </w:rPr>
+              <w:t>('')}}</w:t>
             </w:r>
           </w:p>
         </w:tc>
       </w:tr>
       <w:tr>
         <w:trPr>
-          <w:gridAfter w:val="4"/>
-          <w:wAfter w:w="4306" w:type="dxa"/>
+          <w:gridAfter w:val="1"/>
+          <w:wAfter w:w="6" w:type="dxa"/>
           <w:trHeight w:val="550"/>
         </w:trPr>
         <w:tc>
@@ -621,8 +724,8 @@
       </w:tr>
       <w:tr>
         <w:trPr>
-          <w:gridAfter w:val="4"/>
-          <w:wAfter w:w="4306" w:type="dxa"/>
+          <w:gridAfter w:val="1"/>
+          <w:wAfter w:w="6" w:type="dxa"/>
           <w:trHeight w:val="678"/>
         </w:trPr>
         <w:tc>
@@ -716,7 +819,15 @@
             </w:r>
             <w:r>
               <w:br/>
-              <w:t>Job-To-Do: {{job_to_do}}</w:t>
+              <w:t>Job-To-Do: {{</w:t>
+            </w:r>
+            <w:proofErr w:type="spellStart"/>
+            <w:r>
+              <w:t>job_to_do</w:t>
+            </w:r>
+            <w:proofErr w:type="spellEnd"/>
+            <w:r>
+              <w:t>}}</w:t>
             </w:r>
           </w:p>
         </w:tc>
@@ -744,8 +855,8 @@
       </w:tr>
       <w:tr>
         <w:trPr>
-          <w:gridAfter w:val="4"/>
-          <w:wAfter w:w="4306" w:type="dxa"/>
+          <w:gridAfter w:val="1"/>
+          <w:wAfter w:w="6" w:type="dxa"/>
           <w:trHeight w:val="425"/>
         </w:trPr>
         <w:tc>
@@ -887,7 +998,25 @@
                 <w:sz w:val="26"/>
                 <w:szCs w:val="26"/>
               </w:rPr>
-              <w:t>{{warehouse_area|default('')}}</w:t>
+              <w:t>{{</w:t>
+            </w:r>
+            <w:proofErr w:type="spellStart"/>
+            <w:r>
+              <w:rPr>
+                <w:rFonts w:ascii="Times New Roman" w:hAnsi="Times New Roman" w:cs="Times New Roman"/>
+                <w:sz w:val="26"/>
+                <w:szCs w:val="26"/>
+              </w:rPr>
+              <w:t>warehouse_area|default</w:t>
+            </w:r>
+            <w:proofErr w:type="spellEnd"/>
+            <w:r>
+              <w:rPr>
+                <w:rFonts w:ascii="Times New Roman" w:hAnsi="Times New Roman" w:cs="Times New Roman"/>
+                <w:sz w:val="26"/>
+                <w:szCs w:val="26"/>
+              </w:rPr>
+              <w:t>('')}}</w:t>
             </w:r>
           </w:p>
         </w:tc>
@@ -916,8 +1045,8 @@
       </w:tr>
       <w:tr>
         <w:trPr>
-          <w:gridAfter w:val="4"/>
-          <w:wAfter w:w="4306" w:type="dxa"/>
+          <w:gridAfter w:val="1"/>
+          <w:wAfter w:w="6" w:type="dxa"/>
           <w:trHeight w:val="425"/>
         </w:trPr>
         <w:tc>
@@ -1026,25 +1155,25 @@
                 <w:sz w:val="26"/>
                 <w:szCs w:val="26"/>
               </w:rPr>
-              <w:t>{% if cross_docking_aisle %}Transport / Cross Docking: {{cross_docking_aisle|default('')}} m{% endif %}</w:t>
-            </w:r>
-            <w:r>
-              <w:rPr>
-                <w:rFonts w:ascii="Times New Roman" w:hAnsi="Times New Roman" w:cs="Times New Roman"/>
-                <w:sz w:val="26"/>
-                <w:szCs w:val="26"/>
-              </w:rPr>
-              <w:br/>
-              <w:t>{% if aisle_width_mm %}Stacking / Conveyor: {{aisle_width_mm|default('')}} mm{% endif %}</w:t>
-            </w:r>
-            <w:r>
-              <w:rPr>
-                <w:rFonts w:ascii="Times New Roman" w:hAnsi="Times New Roman" w:cs="Times New Roman"/>
-                <w:sz w:val="26"/>
-                <w:szCs w:val="26"/>
-              </w:rPr>
-              <w:br/>
-              <w:t>{% if aisle_width_m %}Narrow Aisle: {{aisle_width_m|default('')}} m{% endif %}</w:t>
+              <w:t xml:space="preserve">{{ </w:t>
+            </w:r>
+            <w:proofErr w:type="spellStart"/>
+            <w:r>
+              <w:rPr>
+                <w:rFonts w:ascii="Times New Roman" w:hAnsi="Times New Roman" w:cs="Times New Roman"/>
+                <w:sz w:val="26"/>
+                <w:szCs w:val="26"/>
+              </w:rPr>
+              <w:t>aisle_width_text|default</w:t>
+            </w:r>
+            <w:proofErr w:type="spellEnd"/>
+            <w:r>
+              <w:rPr>
+                <w:rFonts w:ascii="Times New Roman" w:hAnsi="Times New Roman" w:cs="Times New Roman"/>
+                <w:sz w:val="26"/>
+                <w:szCs w:val="26"/>
+              </w:rPr>
+              <w:t>('') }}</w:t>
             </w:r>
           </w:p>
         </w:tc>
@@ -1071,8 +1200,8 @@
       </w:tr>
       <w:tr>
         <w:trPr>
-          <w:gridAfter w:val="4"/>
-          <w:wAfter w:w="4306" w:type="dxa"/>
+          <w:gridAfter w:val="1"/>
+          <w:wAfter w:w="6" w:type="dxa"/>
           <w:trHeight w:val="425"/>
         </w:trPr>
         <w:tc>
@@ -1167,7 +1296,25 @@
                 <w:sz w:val="26"/>
                 <w:szCs w:val="26"/>
               </w:rPr>
-              <w:t>{{max_stacking_height_m|default('')}} m</w:t>
+              <w:t xml:space="preserve">{{ </w:t>
+            </w:r>
+            <w:proofErr w:type="spellStart"/>
+            <w:r>
+              <w:rPr>
+                <w:rFonts w:ascii="Times New Roman" w:hAnsi="Times New Roman" w:cs="Times New Roman"/>
+                <w:sz w:val="26"/>
+                <w:szCs w:val="26"/>
+              </w:rPr>
+              <w:t>stacking_height_text|default</w:t>
+            </w:r>
+            <w:proofErr w:type="spellEnd"/>
+            <w:r>
+              <w:rPr>
+                <w:rFonts w:ascii="Times New Roman" w:hAnsi="Times New Roman" w:cs="Times New Roman"/>
+                <w:sz w:val="26"/>
+                <w:szCs w:val="26"/>
+              </w:rPr>
+              <w:t>('') }}</w:t>
             </w:r>
             <w:r>
               <w:rPr>
@@ -1176,7 +1323,25 @@
                 <w:szCs w:val="26"/>
               </w:rPr>
               <w:br/>
-              <w:t>Level: {{boxes_stacked|default('')}}</w:t>
+              <w:t xml:space="preserve">{{ </w:t>
+            </w:r>
+            <w:proofErr w:type="spellStart"/>
+            <w:r>
+              <w:rPr>
+                <w:rFonts w:ascii="Times New Roman" w:hAnsi="Times New Roman" w:cs="Times New Roman"/>
+                <w:sz w:val="26"/>
+                <w:szCs w:val="26"/>
+              </w:rPr>
+              <w:t>stacking_level_text|default</w:t>
+            </w:r>
+            <w:proofErr w:type="spellEnd"/>
+            <w:r>
+              <w:rPr>
+                <w:rFonts w:ascii="Times New Roman" w:hAnsi="Times New Roman" w:cs="Times New Roman"/>
+                <w:sz w:val="26"/>
+                <w:szCs w:val="26"/>
+              </w:rPr>
+              <w:t>('') }}</w:t>
             </w:r>
           </w:p>
         </w:tc>
@@ -1202,8 +1367,8 @@
       </w:tr>
       <w:tr>
         <w:trPr>
-          <w:gridAfter w:val="4"/>
-          <w:wAfter w:w="4306" w:type="dxa"/>
+          <w:gridAfter w:val="1"/>
+          <w:wAfter w:w="6" w:type="dxa"/>
           <w:trHeight w:val="425"/>
         </w:trPr>
         <w:tc>
@@ -1284,11 +1449,15 @@
           </w:tcPr>
           <w:p>
             <w:r>
-              <w:t>{% if max_stacking_height_m %}{{max_stacking_height_m}} m{% endif %}</w:t>
-            </w:r>
-            <w:r>
-              <w:br/>
-              <w:t>{% if stacking_level %}Level: {{stacking_level}}{% endif %}</w:t>
+              <w:t xml:space="preserve">{{ </w:t>
+            </w:r>
+            <w:proofErr w:type="spellStart"/>
+            <w:r>
+              <w:t>clearance_height_text|default</w:t>
+            </w:r>
+            <w:proofErr w:type="spellEnd"/>
+            <w:r>
+              <w:t>('') }}</w:t>
             </w:r>
           </w:p>
         </w:tc>
@@ -1314,8 +1483,8 @@
       </w:tr>
       <w:tr>
         <w:trPr>
-          <w:gridAfter w:val="4"/>
-          <w:wAfter w:w="4306" w:type="dxa"/>
+          <w:gridAfter w:val="1"/>
+          <w:wAfter w:w="6" w:type="dxa"/>
           <w:trHeight w:val="425"/>
         </w:trPr>
         <w:tc>
@@ -1424,7 +1593,25 @@
                 <w:sz w:val="26"/>
                 <w:szCs w:val="26"/>
               </w:rPr>
-              <w:t>{{storage_locations|default('')}}</w:t>
+              <w:t xml:space="preserve">{{ </w:t>
+            </w:r>
+            <w:proofErr w:type="spellStart"/>
+            <w:r>
+              <w:rPr>
+                <w:rFonts w:ascii="Times New Roman" w:hAnsi="Times New Roman" w:cs="Times New Roman"/>
+                <w:sz w:val="26"/>
+                <w:szCs w:val="26"/>
+              </w:rPr>
+              <w:t>storage_locations_text|default</w:t>
+            </w:r>
+            <w:proofErr w:type="spellEnd"/>
+            <w:r>
+              <w:rPr>
+                <w:rFonts w:ascii="Times New Roman" w:hAnsi="Times New Roman" w:cs="Times New Roman"/>
+                <w:sz w:val="26"/>
+                <w:szCs w:val="26"/>
+              </w:rPr>
+              <w:t>('') }}</w:t>
             </w:r>
           </w:p>
         </w:tc>
@@ -1450,8 +1637,8 @@
       </w:tr>
       <w:tr>
         <w:trPr>
-          <w:gridAfter w:val="4"/>
-          <w:wAfter w:w="4306" w:type="dxa"/>
+          <w:gridAfter w:val="1"/>
+          <w:wAfter w:w="6" w:type="dxa"/>
           <w:trHeight w:val="425"/>
         </w:trPr>
         <w:tc>
@@ -1552,7 +1739,25 @@
                 <w:sz w:val="26"/>
                 <w:szCs w:val="26"/>
               </w:rPr>
-              <w:t>{{ramp_gradient_deg|default('')}}</w:t>
+              <w:t xml:space="preserve">{{ </w:t>
+            </w:r>
+            <w:proofErr w:type="spellStart"/>
+            <w:r>
+              <w:rPr>
+                <w:rFonts w:ascii="Times New Roman" w:hAnsi="Times New Roman" w:cs="Times New Roman"/>
+                <w:sz w:val="26"/>
+                <w:szCs w:val="26"/>
+              </w:rPr>
+              <w:t>ramp_gradient_deg|default</w:t>
+            </w:r>
+            <w:proofErr w:type="spellEnd"/>
+            <w:r>
+              <w:rPr>
+                <w:rFonts w:ascii="Times New Roman" w:hAnsi="Times New Roman" w:cs="Times New Roman"/>
+                <w:sz w:val="26"/>
+                <w:szCs w:val="26"/>
+              </w:rPr>
+              <w:t>('') }}</w:t>
             </w:r>
           </w:p>
         </w:tc>
@@ -1578,8 +1783,8 @@
       </w:tr>
       <w:tr>
         <w:trPr>
-          <w:gridAfter w:val="4"/>
-          <w:wAfter w:w="4306" w:type="dxa"/>
+          <w:gridAfter w:val="1"/>
+          <w:wAfter w:w="6" w:type="dxa"/>
           <w:trHeight w:val="425"/>
         </w:trPr>
         <w:tc>
@@ -1629,8 +1834,17 @@
             <w:vAlign w:val="center"/>
           </w:tcPr>
           <w:p>
-            <w:r>
-              <w:t>{% if clearance_required %}{{clearance_height_m}} m{% endif %}</w:t>
+            <w:pPr>
+              <w:spacing w:line="240" w:lineRule="auto"/>
+              <w:jc w:val="left"/>
+            </w:pPr>
+            <w:r>
+              <w:rPr>
+                <w:rFonts w:ascii="Times New Roman" w:eastAsiaTheme="minorEastAsia" w:hAnsi="Times New Roman" w:cs="Times New Roman"/>
+                <w:sz w:val="26"/>
+                <w:szCs w:val="26"/>
+              </w:rPr>
+              <w:t>Application Specific Details</w:t>
             </w:r>
           </w:p>
         </w:tc>
@@ -1658,168 +1872,37 @@
                 <w:sz w:val="26"/>
                 <w:szCs w:val="26"/>
               </w:rPr>
-              <w:t>{{special_layout|default('')}}</w:t>
-            </w:r>
-            <w:r>
-              <w:rPr>
-                <w:rFonts w:ascii="Times New Roman" w:hAnsi="Times New Roman" w:cs="Times New Roman"/>
-                <w:sz w:val="26"/>
-                <w:szCs w:val="26"/>
-              </w:rPr>
-              <w:br/>
-              <w:t>Application-Specific Details</w:t>
-            </w:r>
-            <w:r>
-              <w:rPr>
-                <w:rFonts w:ascii="Times New Roman" w:hAnsi="Times New Roman" w:cs="Times New Roman"/>
-                <w:sz w:val="26"/>
-                <w:szCs w:val="26"/>
-              </w:rPr>
-              <w:br/>
-              <w:t>{% if xpl_sub_type %}Transport / Cross Docking:</w:t>
-            </w:r>
-            <w:r>
-              <w:rPr>
-                <w:rFonts w:ascii="Times New Roman" w:hAnsi="Times New Roman" w:cs="Times New Roman"/>
-                <w:sz w:val="26"/>
-                <w:szCs w:val="26"/>
-              </w:rPr>
-              <w:br/>
-              <w:t>Application Type: {{xpl_sub_type|default('')}}{% endif %}</w:t>
-            </w:r>
-            <w:r>
-              <w:rPr>
-                <w:rFonts w:ascii="Times New Roman" w:hAnsi="Times New Roman" w:cs="Times New Roman"/>
-                <w:sz w:val="26"/>
-                <w:szCs w:val="26"/>
-              </w:rPr>
-              <w:br/>
-            </w:r>
-            <w:r>
-              <w:rPr>
-                <w:rFonts w:ascii="Times New Roman" w:hAnsi="Times New Roman" w:cs="Times New Roman"/>
-                <w:sz w:val="26"/>
-                <w:szCs w:val="26"/>
-              </w:rPr>
-              <w:br/>
-              <w:t>{% if pickup_type or stacking_type or conveyor_height or load_at_edge %}Stacking / Conveyor:</w:t>
-            </w:r>
-            <w:r>
-              <w:rPr>
-                <w:rFonts w:ascii="Times New Roman" w:hAnsi="Times New Roman" w:cs="Times New Roman"/>
-                <w:sz w:val="26"/>
-                <w:szCs w:val="26"/>
-              </w:rPr>
-              <w:br/>
-              <w:t>Pickup Type: {{pickup_type|default('')}}{% if pickup_type_other %} - {{pickup_type_other}}{% endif %}</w:t>
-            </w:r>
-            <w:r>
-              <w:rPr>
-                <w:rFonts w:ascii="Times New Roman" w:hAnsi="Times New Roman" w:cs="Times New Roman"/>
-                <w:sz w:val="26"/>
-                <w:szCs w:val="26"/>
-              </w:rPr>
-              <w:br/>
-              <w:t>Stacking Type: {{stacking_type|default('')}}{% if stacking_type_other %} - {{stacking_type_other}}{% endif %}</w:t>
-            </w:r>
-            <w:r>
-              <w:rPr>
-                <w:rFonts w:ascii="Times New Roman" w:hAnsi="Times New Roman" w:cs="Times New Roman"/>
-                <w:sz w:val="26"/>
-                <w:szCs w:val="26"/>
-              </w:rPr>
-              <w:br/>
-              <w:t>Storage Layout Description: {{storage_layout|default('')}}</w:t>
-            </w:r>
-            <w:r>
-              <w:rPr>
-                <w:rFonts w:ascii="Times New Roman" w:hAnsi="Times New Roman" w:cs="Times New Roman"/>
-                <w:sz w:val="26"/>
-                <w:szCs w:val="26"/>
-              </w:rPr>
-              <w:br/>
-              <w:t>Distance Between Pallets / Boxes: {{box_distance_mm|default('')}} mm</w:t>
-            </w:r>
-            <w:r>
-              <w:rPr>
-                <w:rFonts w:ascii="Times New Roman" w:hAnsi="Times New Roman" w:cs="Times New Roman"/>
-                <w:sz w:val="26"/>
-                <w:szCs w:val="26"/>
-              </w:rPr>
-              <w:br/>
-              <w:t>Aisle Width: {{aisle_width_mm|default('')}} mm</w:t>
-            </w:r>
-            <w:r>
-              <w:rPr>
-                <w:rFonts w:ascii="Times New Roman" w:hAnsi="Times New Roman" w:cs="Times New Roman"/>
-                <w:sz w:val="26"/>
-                <w:szCs w:val="26"/>
-              </w:rPr>
-              <w:br/>
-              <w:t>Conveyor Height: {{conveyor_height|default('')}} mm</w:t>
-            </w:r>
-            <w:r>
-              <w:rPr>
-                <w:rFonts w:ascii="Times New Roman" w:hAnsi="Times New Roman" w:cs="Times New Roman"/>
-                <w:sz w:val="26"/>
-                <w:szCs w:val="26"/>
-              </w:rPr>
-              <w:br/>
-              <w:t>Load arrives at conveyor edge: {{load_at_edge|default('')}}</w:t>
-            </w:r>
-            <w:r>
-              <w:rPr>
-                <w:rFonts w:ascii="Times New Roman" w:hAnsi="Times New Roman" w:cs="Times New Roman"/>
-                <w:sz w:val="26"/>
-                <w:szCs w:val="26"/>
-              </w:rPr>
-              <w:br/>
-              <w:t>Distance from conveyor edge to pallet: {{distance_from_edge|default('')}} mm</w:t>
-            </w:r>
-            <w:r>
-              <w:rPr>
-                <w:rFonts w:ascii="Times New Roman" w:hAnsi="Times New Roman" w:cs="Times New Roman"/>
-                <w:sz w:val="26"/>
-                <w:szCs w:val="26"/>
-              </w:rPr>
-              <w:br/>
-              <w:t>Conveyor Picture: {{conveyor_picture_name|default('')}}{% endif %}</w:t>
-            </w:r>
-            <w:r>
-              <w:rPr>
-                <w:rFonts w:ascii="Times New Roman" w:hAnsi="Times New Roman" w:cs="Times New Roman"/>
-                <w:sz w:val="26"/>
-                <w:szCs w:val="26"/>
-              </w:rPr>
-              <w:br/>
-            </w:r>
-            <w:r>
-              <w:rPr>
-                <w:rFonts w:ascii="Times New Roman" w:hAnsi="Times New Roman" w:cs="Times New Roman"/>
-                <w:sz w:val="26"/>
-                <w:szCs w:val="26"/>
-              </w:rPr>
-              <w:br/>
-              <w:t>{% if xna_model %}Narrow Aisle:</w:t>
-            </w:r>
-            <w:r>
-              <w:rPr>
-                <w:rFonts w:ascii="Times New Roman" w:hAnsi="Times New Roman" w:cs="Times New Roman"/>
-                <w:sz w:val="26"/>
-                <w:szCs w:val="26"/>
-              </w:rPr>
-              <w:br/>
-              <w:t>Actual Aisle Width: {{aisle_width_m|default('')}} m</w:t>
-            </w:r>
-            <w:r>
-              <w:rPr>
-                <w:rFonts w:ascii="Times New Roman" w:hAnsi="Times New Roman" w:cs="Times New Roman"/>
-                <w:sz w:val="26"/>
-                <w:szCs w:val="26"/>
-              </w:rPr>
-              <w:br/>
-              <w:t>Preferred Model: {{xna_model|default('')}}{% endif %}</w:t>
-            </w:r>
+              <w:t xml:space="preserve">{{ </w:t>
+            </w:r>
+            <w:proofErr w:type="spellStart"/>
+            <w:r>
+              <w:rPr>
+                <w:rFonts w:ascii="Times New Roman" w:hAnsi="Times New Roman" w:cs="Times New Roman"/>
+                <w:sz w:val="26"/>
+                <w:szCs w:val="26"/>
+              </w:rPr>
+              <w:t>application_specific_text|default</w:t>
+            </w:r>
+            <w:proofErr w:type="spellEnd"/>
+            <w:r>
+              <w:rPr>
+                <w:rFonts w:ascii="Times New Roman" w:hAnsi="Times New Roman" w:cs="Times New Roman"/>
+                <w:sz w:val="26"/>
+                <w:szCs w:val="26"/>
+              </w:rPr>
+              <w:t>('') }}</w:t>
+            </w:r>
+          </w:p>
+          <w:p>
+            <w:pPr>
+              <w:jc w:val="left"/>
+              <w:rPr>
+                <w:rFonts w:ascii="Times New Roman" w:hAnsi="Times New Roman" w:cs="Times New Roman"/>
+                <w:sz w:val="26"/>
+                <w:szCs w:val="26"/>
+                <w:lang w:val="en-BE"/>
+              </w:rPr>
+            </w:pPr>
           </w:p>
         </w:tc>
         <w:tc>
@@ -1844,8 +1927,8 @@
       </w:tr>
       <w:tr>
         <w:trPr>
-          <w:gridAfter w:val="4"/>
-          <w:wAfter w:w="4306" w:type="dxa"/>
+          <w:gridAfter w:val="1"/>
+          <w:wAfter w:w="6" w:type="dxa"/>
           <w:trHeight w:val="425"/>
         </w:trPr>
         <w:tc>
@@ -1870,7 +1953,25 @@
           <w:tcPr>
             <w:tcW w:w="1633" w:type="dxa"/>
             <w:gridSpan w:val="2"/>
-            <w:vMerge w:val="restart"/>
+            <w:vMerge/>
+            <w:vAlign w:val="center"/>
+          </w:tcPr>
+          <w:p>
+            <w:pPr>
+              <w:spacing w:line="240" w:lineRule="auto"/>
+              <w:jc w:val="left"/>
+              <w:rPr>
+                <w:rFonts w:ascii="Times New Roman" w:hAnsi="Times New Roman" w:cs="Times New Roman"/>
+                <w:sz w:val="26"/>
+                <w:szCs w:val="26"/>
+              </w:rPr>
+            </w:pPr>
+          </w:p>
+        </w:tc>
+        <w:tc>
+          <w:tcPr>
+            <w:tcW w:w="1701" w:type="dxa"/>
+            <w:gridSpan w:val="2"/>
             <w:tcBorders>
               <w:top w:val="single" w:sz="4" w:space="0" w:color="auto"/>
             </w:tcBorders>
@@ -1881,88 +1982,18 @@
               <w:spacing w:line="240" w:lineRule="auto"/>
               <w:jc w:val="left"/>
               <w:rPr>
-                <w:rFonts w:ascii="Times New Roman" w:hAnsi="Times New Roman" w:cs="Times New Roman"/>
-                <w:sz w:val="26"/>
-                <w:szCs w:val="26"/>
-              </w:rPr>
-            </w:pPr>
-            <w:r>
-              <w:rPr>
-                <w:rFonts w:ascii="Times New Roman" w:hAnsi="Times New Roman" w:cs="Times New Roman"/>
-                <w:sz w:val="26"/>
-                <w:szCs w:val="26"/>
-              </w:rPr>
-              <w:t>Load</w:t>
-            </w:r>
-          </w:p>
-          <w:p>
-            <w:pPr>
-              <w:spacing w:line="240" w:lineRule="auto"/>
-              <w:jc w:val="left"/>
-              <w:rPr>
-                <w:rFonts w:ascii="Times New Roman" w:hAnsi="Times New Roman" w:cs="Times New Roman"/>
-                <w:sz w:val="26"/>
-                <w:szCs w:val="26"/>
-              </w:rPr>
-            </w:pPr>
-            <w:r>
-              <w:rPr>
-                <w:rFonts w:ascii="Times New Roman" w:hAnsi="Times New Roman" w:cs="Times New Roman"/>
-                <w:sz w:val="26"/>
-                <w:szCs w:val="26"/>
-              </w:rPr>
-              <w:t>Parameters &amp;</w:t>
-            </w:r>
-          </w:p>
-          <w:p>
-            <w:pPr>
-              <w:spacing w:line="240" w:lineRule="auto"/>
-              <w:jc w:val="left"/>
-              <w:rPr>
-                <w:rFonts w:ascii="Times New Roman" w:hAnsi="Times New Roman" w:cs="Times New Roman"/>
-                <w:sz w:val="26"/>
-                <w:szCs w:val="26"/>
-              </w:rPr>
-            </w:pPr>
-            <w:r>
-              <w:rPr>
-                <w:rFonts w:ascii="Times New Roman" w:eastAsiaTheme="minorEastAsia" w:hAnsi="Times New Roman" w:cs="Times New Roman"/>
-                <w:b/>
-                <w:bCs/>
-                <w:sz w:val="26"/>
-                <w:szCs w:val="26"/>
-                <w:highlight w:val="yellow"/>
-              </w:rPr>
-              <w:t>Material Flow</w:t>
-            </w:r>
-          </w:p>
-        </w:tc>
-        <w:tc>
-          <w:tcPr>
-            <w:tcW w:w="1701" w:type="dxa"/>
-            <w:gridSpan w:val="2"/>
-            <w:tcBorders>
-              <w:top w:val="single" w:sz="4" w:space="0" w:color="auto"/>
-            </w:tcBorders>
-            <w:vAlign w:val="center"/>
-          </w:tcPr>
-          <w:p>
-            <w:pPr>
-              <w:spacing w:line="240" w:lineRule="auto"/>
-              <w:jc w:val="left"/>
-              <w:rPr>
-                <w:rFonts w:ascii="Times New Roman" w:eastAsiaTheme="minorEastAsia" w:hAnsi="Times New Roman" w:cs="Times New Roman"/>
-                <w:sz w:val="26"/>
-                <w:szCs w:val="26"/>
-              </w:rPr>
-            </w:pPr>
-            <w:r>
-              <w:rPr>
-                <w:rFonts w:ascii="Times New Roman" w:eastAsiaTheme="minorEastAsia" w:hAnsi="Times New Roman" w:cs="Times New Roman"/>
-                <w:sz w:val="26"/>
-                <w:szCs w:val="26"/>
-              </w:rPr>
-              <w:t>Pallet type/size: (with picture)</w:t>
+                <w:rFonts w:ascii="Times New Roman" w:eastAsiaTheme="minorEastAsia" w:hAnsi="Times New Roman" w:cs="Times New Roman"/>
+                <w:sz w:val="26"/>
+                <w:szCs w:val="26"/>
+              </w:rPr>
+            </w:pPr>
+            <w:r>
+              <w:rPr>
+                <w:rFonts w:ascii="Times New Roman" w:eastAsiaTheme="minorEastAsia" w:hAnsi="Times New Roman" w:cs="Times New Roman"/>
+                <w:sz w:val="26"/>
+                <w:szCs w:val="26"/>
+              </w:rPr>
+              <w:t>Special Layout</w:t>
             </w:r>
           </w:p>
         </w:tc>
@@ -1990,85 +2021,155 @@
                 <w:sz w:val="26"/>
                 <w:szCs w:val="26"/>
               </w:rPr>
-              <w:t>Pallet type/size: {{pallet_type|default('')}}</w:t>
-            </w:r>
-            <w:r>
-              <w:rPr>
-                <w:rFonts w:ascii="Times New Roman" w:hAnsi="Times New Roman" w:cs="Times New Roman"/>
-                <w:sz w:val="26"/>
-                <w:szCs w:val="26"/>
-              </w:rPr>
-              <w:br/>
-              <w:t>Pallet Width (Fork Entry): {{pallet_width_mm|default('')}} mm</w:t>
-            </w:r>
-            <w:r>
-              <w:rPr>
-                <w:rFonts w:ascii="Times New Roman" w:hAnsi="Times New Roman" w:cs="Times New Roman"/>
-                <w:sz w:val="26"/>
-                <w:szCs w:val="26"/>
-              </w:rPr>
-              <w:br/>
-              <w:t>If Other pallet type: {{other_pallet_type|default('')}}</w:t>
-            </w:r>
-            <w:r>
-              <w:rPr>
-                <w:rFonts w:ascii="Times New Roman" w:hAnsi="Times New Roman" w:cs="Times New Roman"/>
-                <w:sz w:val="26"/>
-                <w:szCs w:val="26"/>
-              </w:rPr>
-              <w:br/>
-              <w:t>Load Dimensions (L×W×H): {{load_dimensions|default('')}}</w:t>
-            </w:r>
-            <w:r>
-              <w:rPr>
-                <w:rFonts w:ascii="Times New Roman" w:hAnsi="Times New Roman" w:cs="Times New Roman"/>
-                <w:sz w:val="26"/>
-                <w:szCs w:val="26"/>
-              </w:rPr>
-              <w:br/>
-              <w:t>All Pallets Summary:</w:t>
-            </w:r>
-            <w:r>
-              <w:rPr>
-                <w:rFonts w:ascii="Times New Roman" w:hAnsi="Times New Roman" w:cs="Times New Roman"/>
-                <w:sz w:val="26"/>
-                <w:szCs w:val="26"/>
-              </w:rPr>
-              <w:br/>
-              <w:t>{{pallets_summary|default('')}}</w:t>
-            </w:r>
-          </w:p>
-          <w:p>
-            <w:pPr>
-              <w:jc w:val="left"/>
-              <w:rPr>
-                <w:rFonts w:ascii="Times New Roman" w:hAnsi="Times New Roman" w:cs="Times New Roman"/>
-                <w:sz w:val="26"/>
-                <w:szCs w:val="26"/>
-              </w:rPr>
-            </w:pPr>
-            <w:r>
-              <w:rPr>
-                <w:rFonts w:ascii="Times New Roman" w:hAnsi="Times New Roman" w:cs="Times New Roman"/>
-                <w:sz w:val="26"/>
-                <w:szCs w:val="26"/>
-              </w:rPr>
-              <w:t xml:space="preserve">Other pallet can be picked by normal pallet truck: </w:t>
-            </w:r>
-            <w:r>
-              <w:rPr>
-                <w:rFonts w:ascii="Times New Roman" w:hAnsi="Times New Roman" w:cs="Times New Roman"/>
-                <w:sz w:val="26"/>
-                <w:szCs w:val="26"/>
-              </w:rPr>
-              <w:lastRenderedPageBreak/>
-              <w:t>{{other_pallet_pickable|default('')}}</w:t>
+              <w:t xml:space="preserve">{{ </w:t>
+            </w:r>
+            <w:proofErr w:type="spellStart"/>
+            <w:r>
+              <w:rPr>
+                <w:rFonts w:ascii="Times New Roman" w:hAnsi="Times New Roman" w:cs="Times New Roman"/>
+                <w:sz w:val="26"/>
+                <w:szCs w:val="26"/>
+              </w:rPr>
+              <w:t>special_layout|default</w:t>
+            </w:r>
+            <w:proofErr w:type="spellEnd"/>
+            <w:r>
+              <w:rPr>
+                <w:rFonts w:ascii="Times New Roman" w:hAnsi="Times New Roman" w:cs="Times New Roman"/>
+                <w:sz w:val="26"/>
+                <w:szCs w:val="26"/>
+              </w:rPr>
+              <w:t>('') }}</w:t>
+            </w:r>
+          </w:p>
+          <w:p>
+            <w:pPr>
+              <w:jc w:val="left"/>
+              <w:rPr>
+                <w:rFonts w:ascii="Times New Roman" w:hAnsi="Times New Roman" w:cs="Times New Roman"/>
+                <w:sz w:val="26"/>
+                <w:szCs w:val="26"/>
+              </w:rPr>
+            </w:pPr>
+            <w:r>
+              <w:rPr>
+                <w:rFonts w:ascii="Times New Roman" w:hAnsi="Times New Roman" w:cs="Times New Roman"/>
+                <w:sz w:val="26"/>
+                <w:szCs w:val="26"/>
+              </w:rPr>
+              <w:t xml:space="preserve">{{ </w:t>
+            </w:r>
+            <w:proofErr w:type="spellStart"/>
+            <w:r>
+              <w:rPr>
+                <w:rFonts w:ascii="Times New Roman" w:hAnsi="Times New Roman" w:cs="Times New Roman"/>
+                <w:sz w:val="26"/>
+                <w:szCs w:val="26"/>
+              </w:rPr>
+              <w:t>conveyor_picture_name|default</w:t>
+            </w:r>
+            <w:proofErr w:type="spellEnd"/>
+            <w:r>
+              <w:rPr>
+                <w:rFonts w:ascii="Times New Roman" w:hAnsi="Times New Roman" w:cs="Times New Roman"/>
+                <w:sz w:val="26"/>
+                <w:szCs w:val="26"/>
+              </w:rPr>
+              <w:t>('') }}</w:t>
+            </w:r>
+          </w:p>
+          <w:p>
+            <w:pPr>
+              <w:jc w:val="left"/>
+              <w:rPr>
+                <w:rFonts w:ascii="Times New Roman" w:hAnsi="Times New Roman" w:cs="Times New Roman"/>
+                <w:sz w:val="26"/>
+                <w:szCs w:val="26"/>
+              </w:rPr>
+            </w:pPr>
+            <w:r>
+              <w:rPr>
+                <w:rFonts w:ascii="Times New Roman" w:hAnsi="Times New Roman" w:cs="Times New Roman"/>
+                <w:sz w:val="26"/>
+                <w:szCs w:val="26"/>
+              </w:rPr>
+              <w:t>{{</w:t>
+            </w:r>
+            <w:proofErr w:type="spellStart"/>
+            <w:r>
+              <w:rPr>
+                <w:rFonts w:ascii="Times New Roman" w:hAnsi="Times New Roman" w:cs="Times New Roman"/>
+                <w:sz w:val="26"/>
+                <w:szCs w:val="26"/>
+              </w:rPr>
+              <w:t>xqe_</w:t>
+            </w:r>
+            <w:r>
+              <w:rPr>
+                <w:rFonts w:ascii="Times New Roman" w:hAnsi="Times New Roman" w:cs="Times New Roman"/>
+                <w:sz w:val="26"/>
+                <w:szCs w:val="26"/>
+              </w:rPr>
+              <w:t>xpl_xna_summary_text|default</w:t>
+            </w:r>
+            <w:proofErr w:type="spellEnd"/>
+            <w:r>
+              <w:rPr>
+                <w:rFonts w:ascii="Times New Roman" w:hAnsi="Times New Roman" w:cs="Times New Roman"/>
+                <w:sz w:val="26"/>
+                <w:szCs w:val="26"/>
+              </w:rPr>
+              <w:t>('') }}</w:t>
             </w:r>
           </w:p>
         </w:tc>
         <w:tc>
           <w:tcPr>
             <w:tcW w:w="284" w:type="dxa"/>
+            <w:gridSpan w:val="2"/>
+            <w:vMerge/>
+            <w:vAlign w:val="center"/>
+          </w:tcPr>
+          <w:p>
+            <w:pPr>
+              <w:spacing w:line="240" w:lineRule="auto"/>
+              <w:jc w:val="left"/>
+              <w:rPr>
+                <w:rFonts w:ascii="Times New Roman" w:eastAsiaTheme="minorEastAsia" w:hAnsi="Times New Roman" w:cs="Times New Roman"/>
+                <w:sz w:val="26"/>
+                <w:szCs w:val="26"/>
+              </w:rPr>
+            </w:pPr>
+          </w:p>
+        </w:tc>
+      </w:tr>
+      <w:tr>
+        <w:trPr>
+          <w:gridAfter w:val="1"/>
+          <w:wAfter w:w="6" w:type="dxa"/>
+          <w:trHeight w:val="425"/>
+        </w:trPr>
+        <w:tc>
+          <w:tcPr>
+            <w:tcW w:w="236" w:type="dxa"/>
+            <w:vMerge/>
+            <w:vAlign w:val="center"/>
+          </w:tcPr>
+          <w:p>
+            <w:pPr>
+              <w:spacing w:line="240" w:lineRule="auto"/>
+              <w:jc w:val="left"/>
+              <w:rPr>
+                <w:rFonts w:ascii="Times New Roman" w:eastAsiaTheme="minorEastAsia" w:hAnsi="Times New Roman" w:cs="Times New Roman"/>
+                <w:sz w:val="26"/>
+                <w:szCs w:val="26"/>
+              </w:rPr>
+            </w:pPr>
+          </w:p>
+        </w:tc>
+        <w:tc>
+          <w:tcPr>
+            <w:tcW w:w="1633" w:type="dxa"/>
             <w:gridSpan w:val="2"/>
             <w:vMerge w:val="restart"/>
             <w:tcBorders>
@@ -2081,58 +2182,60 @@
               <w:spacing w:line="240" w:lineRule="auto"/>
               <w:jc w:val="left"/>
               <w:rPr>
-                <w:rFonts w:ascii="Times New Roman" w:eastAsiaTheme="minorEastAsia" w:hAnsi="Times New Roman" w:cs="Times New Roman"/>
-                <w:sz w:val="26"/>
-                <w:szCs w:val="26"/>
-                <w:lang w:val="en-BE"/>
-              </w:rPr>
-            </w:pPr>
-          </w:p>
-        </w:tc>
-      </w:tr>
-      <w:tr>
-        <w:trPr>
-          <w:gridAfter w:val="4"/>
-          <w:wAfter w:w="4306" w:type="dxa"/>
-          <w:trHeight w:val="425"/>
-        </w:trPr>
-        <w:tc>
-          <w:tcPr>
-            <w:tcW w:w="236" w:type="dxa"/>
-            <w:vMerge/>
-            <w:vAlign w:val="center"/>
-          </w:tcPr>
-          <w:p>
-            <w:pPr>
-              <w:spacing w:line="240" w:lineRule="auto"/>
-              <w:jc w:val="left"/>
-              <w:rPr>
-                <w:rFonts w:ascii="Times New Roman" w:eastAsiaTheme="minorEastAsia" w:hAnsi="Times New Roman" w:cs="Times New Roman"/>
-                <w:sz w:val="26"/>
-                <w:szCs w:val="26"/>
-                <w:lang w:val="en-BE"/>
-              </w:rPr>
-            </w:pPr>
-          </w:p>
-        </w:tc>
-        <w:tc>
-          <w:tcPr>
-            <w:tcW w:w="1633" w:type="dxa"/>
-            <w:gridSpan w:val="2"/>
-            <w:vMerge/>
-            <w:vAlign w:val="center"/>
-          </w:tcPr>
-          <w:p>
-            <w:pPr>
-              <w:spacing w:line="240" w:lineRule="auto"/>
-              <w:jc w:val="left"/>
-              <w:rPr>
-                <w:rFonts w:ascii="Times New Roman" w:hAnsi="Times New Roman" w:cs="Times New Roman"/>
-                <w:sz w:val="26"/>
-                <w:szCs w:val="26"/>
-                <w:lang w:val="en-BE"/>
-              </w:rPr>
-            </w:pPr>
+                <w:rFonts w:ascii="Times New Roman" w:hAnsi="Times New Roman" w:cs="Times New Roman"/>
+                <w:sz w:val="26"/>
+                <w:szCs w:val="26"/>
+              </w:rPr>
+            </w:pPr>
+            <w:r>
+              <w:rPr>
+                <w:rFonts w:ascii="Times New Roman" w:hAnsi="Times New Roman" w:cs="Times New Roman"/>
+                <w:sz w:val="26"/>
+                <w:szCs w:val="26"/>
+              </w:rPr>
+              <w:t>Load</w:t>
+            </w:r>
+          </w:p>
+          <w:p>
+            <w:pPr>
+              <w:spacing w:line="240" w:lineRule="auto"/>
+              <w:jc w:val="left"/>
+              <w:rPr>
+                <w:rFonts w:ascii="Times New Roman" w:hAnsi="Times New Roman" w:cs="Times New Roman"/>
+                <w:sz w:val="26"/>
+                <w:szCs w:val="26"/>
+              </w:rPr>
+            </w:pPr>
+            <w:r>
+              <w:rPr>
+                <w:rFonts w:ascii="Times New Roman" w:hAnsi="Times New Roman" w:cs="Times New Roman"/>
+                <w:sz w:val="26"/>
+                <w:szCs w:val="26"/>
+              </w:rPr>
+              <w:t>Parameters &amp;</w:t>
+            </w:r>
+          </w:p>
+          <w:p>
+            <w:pPr>
+              <w:spacing w:line="240" w:lineRule="auto"/>
+              <w:jc w:val="left"/>
+              <w:rPr>
+                <w:rFonts w:ascii="Times New Roman" w:hAnsi="Times New Roman" w:cs="Times New Roman"/>
+                <w:sz w:val="26"/>
+                <w:szCs w:val="26"/>
+              </w:rPr>
+            </w:pPr>
+            <w:r>
+              <w:rPr>
+                <w:rFonts w:ascii="Times New Roman" w:eastAsiaTheme="minorEastAsia" w:hAnsi="Times New Roman" w:cs="Times New Roman"/>
+                <w:b/>
+                <w:bCs/>
+                <w:sz w:val="26"/>
+                <w:szCs w:val="26"/>
+                <w:highlight w:val="yellow"/>
+              </w:rPr>
+              <w:t>Material Flow</w:t>
+            </w:r>
           </w:p>
         </w:tc>
         <w:tc>
@@ -2159,17 +2262,8 @@
                 <w:rFonts w:ascii="Times New Roman" w:eastAsiaTheme="minorEastAsia" w:hAnsi="Times New Roman" w:cs="Times New Roman"/>
                 <w:sz w:val="26"/>
                 <w:szCs w:val="26"/>
-                <w:lang w:val="en-BE"/>
-              </w:rPr>
-              <w:t xml:space="preserve"> </w:t>
-            </w:r>
-            <w:r>
-              <w:rPr>
-                <w:rFonts w:ascii="Times New Roman" w:eastAsiaTheme="minorEastAsia" w:hAnsi="Times New Roman" w:cs="Times New Roman"/>
-                <w:sz w:val="26"/>
-                <w:szCs w:val="26"/>
-              </w:rPr>
-              <w:t xml:space="preserve">weight and size </w:t>
+              </w:rPr>
+              <w:t>Pallet type/size: (with picture)</w:t>
             </w:r>
           </w:p>
         </w:tc>
@@ -2197,7 +2291,187 @@
                 <w:sz w:val="26"/>
                 <w:szCs w:val="26"/>
               </w:rPr>
-              <w:t>{{load_weight_kg|default('')}} kg</w:t>
+              <w:t xml:space="preserve">Pallet type/size: {{ </w:t>
+            </w:r>
+            <w:proofErr w:type="spellStart"/>
+            <w:r>
+              <w:rPr>
+                <w:rFonts w:ascii="Times New Roman" w:hAnsi="Times New Roman" w:cs="Times New Roman"/>
+                <w:sz w:val="26"/>
+                <w:szCs w:val="26"/>
+              </w:rPr>
+              <w:t>pallet_type|default</w:t>
+            </w:r>
+            <w:proofErr w:type="spellEnd"/>
+            <w:r>
+              <w:rPr>
+                <w:rFonts w:ascii="Times New Roman" w:hAnsi="Times New Roman" w:cs="Times New Roman"/>
+                <w:sz w:val="26"/>
+                <w:szCs w:val="26"/>
+              </w:rPr>
+              <w:t>('') }}</w:t>
+            </w:r>
+            <w:r>
+              <w:rPr>
+                <w:rFonts w:ascii="Times New Roman" w:hAnsi="Times New Roman" w:cs="Times New Roman"/>
+                <w:sz w:val="26"/>
+                <w:szCs w:val="26"/>
+              </w:rPr>
+              <w:br/>
+              <w:t xml:space="preserve">Pallet width (fork entry): {{ </w:t>
+            </w:r>
+            <w:proofErr w:type="spellStart"/>
+            <w:r>
+              <w:rPr>
+                <w:rFonts w:ascii="Times New Roman" w:hAnsi="Times New Roman" w:cs="Times New Roman"/>
+                <w:sz w:val="26"/>
+                <w:szCs w:val="26"/>
+              </w:rPr>
+              <w:t>pallet_width_mm|default</w:t>
+            </w:r>
+            <w:proofErr w:type="spellEnd"/>
+            <w:r>
+              <w:rPr>
+                <w:rFonts w:ascii="Times New Roman" w:hAnsi="Times New Roman" w:cs="Times New Roman"/>
+                <w:sz w:val="26"/>
+                <w:szCs w:val="26"/>
+              </w:rPr>
+              <w:t>('') }} mm</w:t>
+            </w:r>
+            <w:r>
+              <w:rPr>
+                <w:rFonts w:ascii="Times New Roman" w:hAnsi="Times New Roman" w:cs="Times New Roman"/>
+                <w:sz w:val="26"/>
+                <w:szCs w:val="26"/>
+              </w:rPr>
+              <w:br/>
+              <w:t xml:space="preserve">If other pallet type: {{ </w:t>
+            </w:r>
+            <w:proofErr w:type="spellStart"/>
+            <w:r>
+              <w:rPr>
+                <w:rFonts w:ascii="Times New Roman" w:hAnsi="Times New Roman" w:cs="Times New Roman"/>
+                <w:sz w:val="26"/>
+                <w:szCs w:val="26"/>
+              </w:rPr>
+              <w:t>other_pallet_type|default</w:t>
+            </w:r>
+            <w:proofErr w:type="spellEnd"/>
+            <w:r>
+              <w:rPr>
+                <w:rFonts w:ascii="Times New Roman" w:hAnsi="Times New Roman" w:cs="Times New Roman"/>
+                <w:sz w:val="26"/>
+                <w:szCs w:val="26"/>
+              </w:rPr>
+              <w:t>('') }}</w:t>
+            </w:r>
+            <w:r>
+              <w:rPr>
+                <w:rFonts w:ascii="Times New Roman" w:hAnsi="Times New Roman" w:cs="Times New Roman"/>
+                <w:sz w:val="26"/>
+                <w:szCs w:val="26"/>
+              </w:rPr>
+              <w:br/>
+              <w:t>Load dimensions (</w:t>
+            </w:r>
+            <w:proofErr w:type="spellStart"/>
+            <w:r>
+              <w:rPr>
+                <w:rFonts w:ascii="Times New Roman" w:hAnsi="Times New Roman" w:cs="Times New Roman"/>
+                <w:sz w:val="26"/>
+                <w:szCs w:val="26"/>
+              </w:rPr>
+              <w:t>LxWxH</w:t>
+            </w:r>
+            <w:proofErr w:type="spellEnd"/>
+            <w:r>
+              <w:rPr>
+                <w:rFonts w:ascii="Times New Roman" w:hAnsi="Times New Roman" w:cs="Times New Roman"/>
+                <w:sz w:val="26"/>
+                <w:szCs w:val="26"/>
+              </w:rPr>
+              <w:t xml:space="preserve">): {{ </w:t>
+            </w:r>
+            <w:proofErr w:type="spellStart"/>
+            <w:r>
+              <w:rPr>
+                <w:rFonts w:ascii="Times New Roman" w:hAnsi="Times New Roman" w:cs="Times New Roman"/>
+                <w:sz w:val="26"/>
+                <w:szCs w:val="26"/>
+              </w:rPr>
+              <w:t>load_dimensions|default</w:t>
+            </w:r>
+            <w:proofErr w:type="spellEnd"/>
+            <w:r>
+              <w:rPr>
+                <w:rFonts w:ascii="Times New Roman" w:hAnsi="Times New Roman" w:cs="Times New Roman"/>
+                <w:sz w:val="26"/>
+                <w:szCs w:val="26"/>
+              </w:rPr>
+              <w:t>('') }}</w:t>
+            </w:r>
+            <w:r>
+              <w:rPr>
+                <w:rFonts w:ascii="Times New Roman" w:hAnsi="Times New Roman" w:cs="Times New Roman"/>
+                <w:sz w:val="26"/>
+                <w:szCs w:val="26"/>
+              </w:rPr>
+              <w:br/>
+              <w:t>All pallets summary:</w:t>
+            </w:r>
+            <w:r>
+              <w:rPr>
+                <w:rFonts w:ascii="Times New Roman" w:hAnsi="Times New Roman" w:cs="Times New Roman"/>
+                <w:sz w:val="26"/>
+                <w:szCs w:val="26"/>
+              </w:rPr>
+              <w:br/>
+              <w:t xml:space="preserve">{{ </w:t>
+            </w:r>
+            <w:proofErr w:type="spellStart"/>
+            <w:r>
+              <w:rPr>
+                <w:rFonts w:ascii="Times New Roman" w:hAnsi="Times New Roman" w:cs="Times New Roman"/>
+                <w:sz w:val="26"/>
+                <w:szCs w:val="26"/>
+              </w:rPr>
+              <w:t>pallets_summary|default</w:t>
+            </w:r>
+            <w:proofErr w:type="spellEnd"/>
+            <w:r>
+              <w:rPr>
+                <w:rFonts w:ascii="Times New Roman" w:hAnsi="Times New Roman" w:cs="Times New Roman"/>
+                <w:sz w:val="26"/>
+                <w:szCs w:val="26"/>
+              </w:rPr>
+              <w:t>('') }}</w:t>
+            </w:r>
+            <w:r>
+              <w:rPr>
+                <w:rFonts w:ascii="Times New Roman" w:hAnsi="Times New Roman" w:cs="Times New Roman"/>
+                <w:sz w:val="26"/>
+                <w:szCs w:val="26"/>
+              </w:rPr>
+              <w:br/>
+              <w:t xml:space="preserve">Other pallet can be picked by normal pallet truck: {{ </w:t>
+            </w:r>
+            <w:proofErr w:type="spellStart"/>
+            <w:r>
+              <w:rPr>
+                <w:rFonts w:ascii="Times New Roman" w:hAnsi="Times New Roman" w:cs="Times New Roman"/>
+                <w:sz w:val="26"/>
+                <w:szCs w:val="26"/>
+              </w:rPr>
+              <w:t>other_pallet_pickable|default</w:t>
+            </w:r>
+            <w:proofErr w:type="spellEnd"/>
+            <w:r>
+              <w:rPr>
+                <w:rFonts w:ascii="Times New Roman" w:hAnsi="Times New Roman" w:cs="Times New Roman"/>
+                <w:sz w:val="26"/>
+                <w:szCs w:val="26"/>
+              </w:rPr>
+              <w:t>('') }}</w:t>
             </w:r>
           </w:p>
         </w:tc>
@@ -2205,17 +2479,21 @@
           <w:tcPr>
             <w:tcW w:w="284" w:type="dxa"/>
             <w:gridSpan w:val="2"/>
-            <w:vMerge/>
-            <w:vAlign w:val="center"/>
-          </w:tcPr>
-          <w:p>
-            <w:pPr>
-              <w:spacing w:line="240" w:lineRule="auto"/>
-              <w:jc w:val="left"/>
-              <w:rPr>
-                <w:rFonts w:ascii="Times New Roman" w:eastAsiaTheme="minorEastAsia" w:hAnsi="Times New Roman" w:cs="Times New Roman"/>
-                <w:sz w:val="26"/>
-                <w:szCs w:val="26"/>
+            <w:vMerge w:val="restart"/>
+            <w:tcBorders>
+              <w:top w:val="single" w:sz="4" w:space="0" w:color="auto"/>
+            </w:tcBorders>
+            <w:vAlign w:val="center"/>
+          </w:tcPr>
+          <w:p>
+            <w:pPr>
+              <w:spacing w:line="240" w:lineRule="auto"/>
+              <w:jc w:val="left"/>
+              <w:rPr>
+                <w:rFonts w:ascii="Times New Roman" w:eastAsiaTheme="minorEastAsia" w:hAnsi="Times New Roman" w:cs="Times New Roman"/>
+                <w:sz w:val="26"/>
+                <w:szCs w:val="26"/>
+                <w:lang w:val="en-BE"/>
               </w:rPr>
             </w:pPr>
           </w:p>
@@ -2223,8 +2501,8 @@
       </w:tr>
       <w:tr>
         <w:trPr>
-          <w:gridAfter w:val="4"/>
-          <w:wAfter w:w="4306" w:type="dxa"/>
+          <w:gridAfter w:val="1"/>
+          <w:wAfter w:w="6" w:type="dxa"/>
           <w:trHeight w:val="425"/>
         </w:trPr>
         <w:tc>
@@ -2241,6 +2519,7 @@
                 <w:rFonts w:ascii="Times New Roman" w:eastAsiaTheme="minorEastAsia" w:hAnsi="Times New Roman" w:cs="Times New Roman"/>
                 <w:sz w:val="26"/>
                 <w:szCs w:val="26"/>
+                <w:lang w:val="en-BE"/>
               </w:rPr>
             </w:pPr>
           </w:p>
@@ -2260,6 +2539,7 @@
                 <w:rFonts w:ascii="Times New Roman" w:hAnsi="Times New Roman" w:cs="Times New Roman"/>
                 <w:sz w:val="26"/>
                 <w:szCs w:val="26"/>
+                <w:lang w:val="en-BE"/>
               </w:rPr>
             </w:pPr>
           </w:p>
@@ -2288,8 +2568,17 @@
                 <w:rFonts w:ascii="Times New Roman" w:eastAsiaTheme="minorEastAsia" w:hAnsi="Times New Roman" w:cs="Times New Roman"/>
                 <w:sz w:val="26"/>
                 <w:szCs w:val="26"/>
-              </w:rPr>
-              <w:t>Operational efficiency requirements:</w:t>
+                <w:lang w:val="en-BE"/>
+              </w:rPr>
+              <w:t xml:space="preserve"> </w:t>
+            </w:r>
+            <w:r>
+              <w:rPr>
+                <w:rFonts w:ascii="Times New Roman" w:eastAsiaTheme="minorEastAsia" w:hAnsi="Times New Roman" w:cs="Times New Roman"/>
+                <w:sz w:val="26"/>
+                <w:szCs w:val="26"/>
+              </w:rPr>
+              <w:t xml:space="preserve">weight and size </w:t>
             </w:r>
           </w:p>
         </w:tc>
@@ -2317,34 +2606,25 @@
                 <w:sz w:val="26"/>
                 <w:szCs w:val="26"/>
               </w:rPr>
-              <w:t>Pallets Per Day: {{pallets_per_day|default('')}}</w:t>
-            </w:r>
-            <w:r>
-              <w:rPr>
-                <w:rFonts w:ascii="Times New Roman" w:hAnsi="Times New Roman" w:cs="Times New Roman"/>
-                <w:sz w:val="26"/>
-                <w:szCs w:val="26"/>
-              </w:rPr>
-              <w:br/>
-              <w:t>Operational Peak Hours: {{peak_hours|default('')}}</w:t>
-            </w:r>
-            <w:r>
-              <w:rPr>
-                <w:rFonts w:ascii="Times New Roman" w:hAnsi="Times New Roman" w:cs="Times New Roman"/>
-                <w:sz w:val="26"/>
-                <w:szCs w:val="26"/>
-              </w:rPr>
-              <w:br/>
-              <w:t>Shifts per Day: {{shifts_per_day|default('')}}</w:t>
-            </w:r>
-            <w:r>
-              <w:rPr>
-                <w:rFonts w:ascii="Times New Roman" w:hAnsi="Times New Roman" w:cs="Times New Roman"/>
-                <w:sz w:val="26"/>
-                <w:szCs w:val="26"/>
-              </w:rPr>
-              <w:br/>
-              <w:t>Pallets per Hour: {{pallets_per_hour|default('')}}</w:t>
+              <w:t xml:space="preserve">{{ </w:t>
+            </w:r>
+            <w:proofErr w:type="spellStart"/>
+            <w:r>
+              <w:rPr>
+                <w:rFonts w:ascii="Times New Roman" w:hAnsi="Times New Roman" w:cs="Times New Roman"/>
+                <w:sz w:val="26"/>
+                <w:szCs w:val="26"/>
+              </w:rPr>
+              <w:t>load_weight_text|default</w:t>
+            </w:r>
+            <w:proofErr w:type="spellEnd"/>
+            <w:r>
+              <w:rPr>
+                <w:rFonts w:ascii="Times New Roman" w:hAnsi="Times New Roman" w:cs="Times New Roman"/>
+                <w:sz w:val="26"/>
+                <w:szCs w:val="26"/>
+              </w:rPr>
+              <w:t>('') }}</w:t>
             </w:r>
           </w:p>
         </w:tc>
@@ -2370,8 +2650,8 @@
       </w:tr>
       <w:tr>
         <w:trPr>
-          <w:gridAfter w:val="4"/>
-          <w:wAfter w:w="4306" w:type="dxa"/>
+          <w:gridAfter w:val="1"/>
+          <w:wAfter w:w="6" w:type="dxa"/>
           <w:trHeight w:val="425"/>
         </w:trPr>
         <w:tc>
@@ -2421,19 +2701,22 @@
             <w:vAlign w:val="center"/>
           </w:tcPr>
           <w:p>
-            <w:r>
-              <w:t>{{special_layout}}</w:t>
-            </w:r>
-            <w:r>
-              <w:br/>
-            </w:r>
-            <w:r>
-              <w:br/>
-              <w:t>Application-Specific Details:</w:t>
-            </w:r>
-            <w:r>
-              <w:br/>
-              <w:t>{{application_specific_text}}</w:t>
+            <w:pPr>
+              <w:spacing w:line="240" w:lineRule="auto"/>
+              <w:jc w:val="left"/>
+              <w:rPr>
+                <w:rFonts w:ascii="Times New Roman" w:eastAsiaTheme="minorEastAsia" w:hAnsi="Times New Roman" w:cs="Times New Roman"/>
+                <w:sz w:val="26"/>
+                <w:szCs w:val="26"/>
+              </w:rPr>
+            </w:pPr>
+            <w:r>
+              <w:rPr>
+                <w:rFonts w:ascii="Times New Roman" w:eastAsiaTheme="minorEastAsia" w:hAnsi="Times New Roman" w:cs="Times New Roman"/>
+                <w:sz w:val="26"/>
+                <w:szCs w:val="26"/>
+              </w:rPr>
+              <w:t>Operational efficiency requirements:</w:t>
             </w:r>
           </w:p>
         </w:tc>
@@ -2461,7 +2744,25 @@
                 <w:sz w:val="26"/>
                 <w:szCs w:val="26"/>
               </w:rPr>
-              <w:t>Maximum Transport Distance: {{max_transport_m|default('')}} m</w:t>
+              <w:t xml:space="preserve">Pallets per day: {{ </w:t>
+            </w:r>
+            <w:proofErr w:type="spellStart"/>
+            <w:r>
+              <w:rPr>
+                <w:rFonts w:ascii="Times New Roman" w:hAnsi="Times New Roman" w:cs="Times New Roman"/>
+                <w:sz w:val="26"/>
+                <w:szCs w:val="26"/>
+              </w:rPr>
+              <w:t>pallets_per_day|default</w:t>
+            </w:r>
+            <w:proofErr w:type="spellEnd"/>
+            <w:r>
+              <w:rPr>
+                <w:rFonts w:ascii="Times New Roman" w:hAnsi="Times New Roman" w:cs="Times New Roman"/>
+                <w:sz w:val="26"/>
+                <w:szCs w:val="26"/>
+              </w:rPr>
+              <w:t>('') }}</w:t>
             </w:r>
             <w:r>
               <w:rPr>
@@ -2470,7 +2771,25 @@
                 <w:szCs w:val="26"/>
               </w:rPr>
               <w:br/>
-              <w:t>Minimum Transport Distance: {{min_transport_m|default('')}} m</w:t>
+              <w:t xml:space="preserve">Operational peak hours: {{ </w:t>
+            </w:r>
+            <w:proofErr w:type="spellStart"/>
+            <w:r>
+              <w:rPr>
+                <w:rFonts w:ascii="Times New Roman" w:hAnsi="Times New Roman" w:cs="Times New Roman"/>
+                <w:sz w:val="26"/>
+                <w:szCs w:val="26"/>
+              </w:rPr>
+              <w:t>peak_hours|default</w:t>
+            </w:r>
+            <w:proofErr w:type="spellEnd"/>
+            <w:r>
+              <w:rPr>
+                <w:rFonts w:ascii="Times New Roman" w:hAnsi="Times New Roman" w:cs="Times New Roman"/>
+                <w:sz w:val="26"/>
+                <w:szCs w:val="26"/>
+              </w:rPr>
+              <w:t>('') }}</w:t>
             </w:r>
             <w:r>
               <w:rPr>
@@ -2479,7 +2798,52 @@
                 <w:szCs w:val="26"/>
               </w:rPr>
               <w:br/>
-              <w:t>Average Transport Distance: {{avg_transport_m|default('')}} m</w:t>
+              <w:t xml:space="preserve">Shifts per day: {{ </w:t>
+            </w:r>
+            <w:proofErr w:type="spellStart"/>
+            <w:r>
+              <w:rPr>
+                <w:rFonts w:ascii="Times New Roman" w:hAnsi="Times New Roman" w:cs="Times New Roman"/>
+                <w:sz w:val="26"/>
+                <w:szCs w:val="26"/>
+              </w:rPr>
+              <w:t>shifts_per_day|default</w:t>
+            </w:r>
+            <w:proofErr w:type="spellEnd"/>
+            <w:r>
+              <w:rPr>
+                <w:rFonts w:ascii="Times New Roman" w:hAnsi="Times New Roman" w:cs="Times New Roman"/>
+                <w:sz w:val="26"/>
+                <w:szCs w:val="26"/>
+              </w:rPr>
+              <w:t>('') }}</w:t>
+            </w:r>
+            <w:r>
+              <w:rPr>
+                <w:rFonts w:ascii="Times New Roman" w:hAnsi="Times New Roman" w:cs="Times New Roman"/>
+                <w:sz w:val="26"/>
+                <w:szCs w:val="26"/>
+              </w:rPr>
+              <w:br/>
+              <w:t xml:space="preserve">Pallets per hour: {{ </w:t>
+            </w:r>
+            <w:proofErr w:type="spellStart"/>
+            <w:r>
+              <w:rPr>
+                <w:rFonts w:ascii="Times New Roman" w:hAnsi="Times New Roman" w:cs="Times New Roman"/>
+                <w:sz w:val="26"/>
+                <w:szCs w:val="26"/>
+              </w:rPr>
+              <w:t>pallets_per_hour|default</w:t>
+            </w:r>
+            <w:proofErr w:type="spellEnd"/>
+            <w:r>
+              <w:rPr>
+                <w:rFonts w:ascii="Times New Roman" w:hAnsi="Times New Roman" w:cs="Times New Roman"/>
+                <w:sz w:val="26"/>
+                <w:szCs w:val="26"/>
+              </w:rPr>
+              <w:t>('') }}</w:t>
             </w:r>
           </w:p>
         </w:tc>
@@ -2505,8 +2869,8 @@
       </w:tr>
       <w:tr>
         <w:trPr>
-          <w:gridAfter w:val="4"/>
-          <w:wAfter w:w="4306" w:type="dxa"/>
+          <w:gridAfter w:val="1"/>
+          <w:wAfter w:w="6" w:type="dxa"/>
           <w:trHeight w:val="425"/>
         </w:trPr>
         <w:tc>
@@ -2556,54 +2920,14 @@
             <w:vAlign w:val="center"/>
           </w:tcPr>
           <w:p>
-            <w:pPr>
-              <w:spacing w:line="240" w:lineRule="auto"/>
-              <w:jc w:val="left"/>
-              <w:rPr>
-                <w:rFonts w:ascii="Times New Roman" w:eastAsiaTheme="minorEastAsia" w:hAnsi="Times New Roman" w:cs="Times New Roman"/>
-                <w:b/>
-                <w:bCs/>
-                <w:sz w:val="26"/>
-                <w:szCs w:val="26"/>
-              </w:rPr>
-            </w:pPr>
-            <w:r>
-              <w:rPr>
-                <w:rFonts w:ascii="Times New Roman" w:eastAsiaTheme="minorEastAsia" w:hAnsi="Times New Roman" w:cs="Times New Roman"/>
-                <w:b/>
-                <w:bCs/>
-                <w:sz w:val="26"/>
-                <w:szCs w:val="26"/>
-              </w:rPr>
-              <w:t>Operation process /</w:t>
-            </w:r>
-          </w:p>
-          <w:p>
-            <w:pPr>
-              <w:spacing w:line="240" w:lineRule="auto"/>
-              <w:jc w:val="left"/>
-              <w:rPr>
-                <w:rFonts w:ascii="Times New Roman" w:eastAsiaTheme="minorEastAsia" w:hAnsi="Times New Roman" w:cs="Times New Roman"/>
-                <w:b/>
-                <w:bCs/>
-                <w:sz w:val="26"/>
-                <w:szCs w:val="26"/>
-              </w:rPr>
-            </w:pPr>
-          </w:p>
-          <w:p>
-            <w:pPr>
-              <w:spacing w:line="240" w:lineRule="auto"/>
-              <w:jc w:val="left"/>
-              <w:rPr>
-                <w:rFonts w:ascii="Times New Roman" w:eastAsiaTheme="minorEastAsia" w:hAnsi="Times New Roman" w:cs="Times New Roman"/>
-                <w:b/>
-                <w:bCs/>
-                <w:sz w:val="26"/>
-                <w:szCs w:val="26"/>
-                <w:lang w:val="fr-BE"/>
-              </w:rPr>
-            </w:pPr>
+            <w:r>
+              <w:rPr>
+                <w:rFonts w:ascii="Times New Roman" w:hAnsi="Times New Roman" w:cs="Times New Roman"/>
+                <w:sz w:val="26"/>
+                <w:szCs w:val="26"/>
+              </w:rPr>
+              <w:t>Average Transport Distance:</w:t>
+            </w:r>
           </w:p>
         </w:tc>
         <w:tc>
@@ -2616,32 +2940,32 @@
             <w:vAlign w:val="center"/>
           </w:tcPr>
           <w:p>
-            <w:r>
-              <w:t>Pallet type/size: {{pallet_type}}</w:t>
-            </w:r>
-            <w:r>
+            <w:pPr>
+              <w:jc w:val="left"/>
+              <w:rPr>
+                <w:rFonts w:ascii="Times New Roman" w:hAnsi="Times New Roman" w:cs="Times New Roman"/>
+                <w:sz w:val="26"/>
+                <w:szCs w:val="26"/>
+                <w:lang w:val="nb-NO"/>
+              </w:rPr>
+            </w:pPr>
+            <w:r>
+              <w:rPr>
+                <w:rFonts w:ascii="Times New Roman" w:hAnsi="Times New Roman" w:cs="Times New Roman"/>
+                <w:sz w:val="26"/>
+                <w:szCs w:val="26"/>
+                <w:lang w:val="nb-NO"/>
+              </w:rPr>
               <w:br/>
-              <w:t>Insertion Depth: {{pallet_width_mm}} mm</w:t>
-            </w:r>
-            <w:r>
-              <w:br/>
-              <w:t>If Other pallet type: {{other_pallet_type}}</w:t>
-            </w:r>
-            <w:r>
-              <w:br/>
-              <w:t>Load Dimensions (L×W×H): {{load_dimensions}}</w:t>
-            </w:r>
-            <w:r>
-              <w:br/>
-              <w:t>All Pallets Summary:</w:t>
-            </w:r>
-            <w:r>
-              <w:br/>
-              <w:t>{{pallets_summary}}</w:t>
-            </w:r>
-            <w:r>
-              <w:br/>
-              <w:t>Other pallet can be picked by normal pallet truck: {{other_pallet_pickable}}</w:t>
+            </w:r>
+            <w:r>
+              <w:rPr>
+                <w:rFonts w:ascii="Times New Roman" w:hAnsi="Times New Roman" w:cs="Times New Roman"/>
+                <w:sz w:val="26"/>
+                <w:szCs w:val="26"/>
+                <w:lang w:val="nb-NO"/>
+              </w:rPr>
+              <w:t>{{ avg_transport_m|default('') }} m</w:t>
             </w:r>
           </w:p>
         </w:tc>
@@ -2660,7 +2984,7 @@
                 <w:rFonts w:ascii="Times New Roman" w:eastAsiaTheme="minorEastAsia" w:hAnsi="Times New Roman" w:cs="Times New Roman"/>
                 <w:sz w:val="26"/>
                 <w:szCs w:val="26"/>
-                <w:lang w:val="en-BE"/>
+                <w:lang w:val="nb-NO"/>
               </w:rPr>
             </w:pPr>
           </w:p>
@@ -2668,8 +2992,8 @@
       </w:tr>
       <w:tr>
         <w:trPr>
-          <w:gridAfter w:val="4"/>
-          <w:wAfter w:w="4306" w:type="dxa"/>
+          <w:gridAfter w:val="1"/>
+          <w:wAfter w:w="6" w:type="dxa"/>
           <w:trHeight w:val="425"/>
         </w:trPr>
         <w:tc>
@@ -2686,7 +3010,7 @@
                 <w:rFonts w:ascii="Times New Roman" w:eastAsiaTheme="minorEastAsia" w:hAnsi="Times New Roman" w:cs="Times New Roman"/>
                 <w:sz w:val="26"/>
                 <w:szCs w:val="26"/>
-                <w:lang w:val="en-BE"/>
+                <w:lang w:val="nb-NO"/>
               </w:rPr>
             </w:pPr>
           </w:p>
@@ -2706,7 +3030,7 @@
                 <w:rFonts w:ascii="Times New Roman" w:hAnsi="Times New Roman" w:cs="Times New Roman"/>
                 <w:sz w:val="26"/>
                 <w:szCs w:val="26"/>
-                <w:lang w:val="en-BE"/>
+                <w:lang w:val="nb-NO"/>
               </w:rPr>
             </w:pPr>
           </w:p>
@@ -2730,17 +3054,45 @@
                 <w:bCs/>
                 <w:sz w:val="26"/>
                 <w:szCs w:val="26"/>
+              </w:rPr>
+            </w:pPr>
+            <w:r>
+              <w:rPr>
+                <w:rFonts w:ascii="Times New Roman" w:eastAsiaTheme="minorEastAsia" w:hAnsi="Times New Roman" w:cs="Times New Roman"/>
+                <w:b/>
+                <w:bCs/>
+                <w:sz w:val="26"/>
+                <w:szCs w:val="26"/>
+              </w:rPr>
+              <w:t>Operation process /</w:t>
+            </w:r>
+          </w:p>
+          <w:p>
+            <w:pPr>
+              <w:spacing w:line="240" w:lineRule="auto"/>
+              <w:jc w:val="left"/>
+              <w:rPr>
+                <w:rFonts w:ascii="Times New Roman" w:eastAsiaTheme="minorEastAsia" w:hAnsi="Times New Roman" w:cs="Times New Roman"/>
+                <w:b/>
+                <w:bCs/>
+                <w:sz w:val="26"/>
+                <w:szCs w:val="26"/>
+              </w:rPr>
+            </w:pPr>
+          </w:p>
+          <w:p>
+            <w:pPr>
+              <w:spacing w:line="240" w:lineRule="auto"/>
+              <w:jc w:val="left"/>
+              <w:rPr>
+                <w:rFonts w:ascii="Times New Roman" w:eastAsiaTheme="minorEastAsia" w:hAnsi="Times New Roman" w:cs="Times New Roman"/>
+                <w:b/>
+                <w:bCs/>
+                <w:sz w:val="26"/>
+                <w:szCs w:val="26"/>
                 <w:lang w:val="fr-BE"/>
               </w:rPr>
             </w:pPr>
-            <w:r>
-              <w:rPr>
-                <w:rFonts w:ascii="Times New Roman" w:eastAsiaTheme="minorEastAsia" w:hAnsi="Times New Roman" w:cs="Times New Roman"/>
-                <w:sz w:val="26"/>
-                <w:szCs w:val="26"/>
-              </w:rPr>
-              <w:t>Logistics roadmap: (with pictures)</w:t>
-            </w:r>
           </w:p>
         </w:tc>
         <w:tc>
@@ -2756,27 +3108,356 @@
             <w:pPr>
               <w:jc w:val="left"/>
               <w:rPr>
-                <w:rFonts w:ascii="Times New Roman" w:hAnsi="Times New Roman" w:cs="Times New Roman"/>
-                <w:sz w:val="26"/>
-                <w:szCs w:val="26"/>
-              </w:rPr>
-            </w:pPr>
-            <w:r>
-              <w:rPr>
-                <w:rFonts w:ascii="Times New Roman" w:hAnsi="Times New Roman" w:cs="Times New Roman"/>
-                <w:sz w:val="26"/>
-                <w:szCs w:val="26"/>
-              </w:rPr>
-              <w:t>[Insert Logistics Roadmap / Material Flow Diagram(s) here]</w:t>
-            </w:r>
-            <w:r>
-              <w:rPr>
-                <w:rFonts w:ascii="Times New Roman" w:hAnsi="Times New Roman" w:cs="Times New Roman"/>
-                <w:sz w:val="26"/>
-                <w:szCs w:val="26"/>
+                <w:lang w:val="fr-BE"/>
+              </w:rPr>
+            </w:pPr>
+            <w:proofErr w:type="spellStart"/>
+            <w:r>
+              <w:rPr>
+                <w:rFonts w:ascii="Times New Roman" w:hAnsi="Times New Roman" w:cs="Times New Roman"/>
+                <w:sz w:val="26"/>
+                <w:szCs w:val="26"/>
+                <w:lang w:val="fr-BE"/>
+              </w:rPr>
+              <w:t>Material</w:t>
+            </w:r>
+            <w:proofErr w:type="spellEnd"/>
+            <w:r>
+              <w:rPr>
+                <w:rFonts w:ascii="Times New Roman" w:hAnsi="Times New Roman" w:cs="Times New Roman"/>
+                <w:sz w:val="26"/>
+                <w:szCs w:val="26"/>
+                <w:lang w:val="fr-BE"/>
+              </w:rPr>
+              <w:t xml:space="preserve"> flow </w:t>
+            </w:r>
+            <w:proofErr w:type="spellStart"/>
+            <w:r>
+              <w:rPr>
+                <w:rFonts w:ascii="Times New Roman" w:hAnsi="Times New Roman" w:cs="Times New Roman"/>
+                <w:sz w:val="26"/>
+                <w:szCs w:val="26"/>
+                <w:lang w:val="fr-BE"/>
+              </w:rPr>
+              <w:t>sequence</w:t>
+            </w:r>
+            <w:proofErr w:type="spellEnd"/>
+            <w:r>
+              <w:rPr>
+                <w:rFonts w:ascii="Times New Roman" w:hAnsi="Times New Roman" w:cs="Times New Roman"/>
+                <w:sz w:val="26"/>
+                <w:szCs w:val="26"/>
+                <w:lang w:val="fr-BE"/>
+              </w:rPr>
+              <w:t xml:space="preserve">: {{ </w:t>
+            </w:r>
+            <w:proofErr w:type="spellStart"/>
+            <w:r>
+              <w:rPr>
+                <w:rFonts w:ascii="Times New Roman" w:hAnsi="Times New Roman" w:cs="Times New Roman"/>
+                <w:sz w:val="26"/>
+                <w:szCs w:val="26"/>
+                <w:lang w:val="fr-BE"/>
+              </w:rPr>
+              <w:t>flow_steps|default</w:t>
+            </w:r>
+            <w:proofErr w:type="spellEnd"/>
+            <w:r>
+              <w:rPr>
+                <w:rFonts w:ascii="Times New Roman" w:hAnsi="Times New Roman" w:cs="Times New Roman"/>
+                <w:sz w:val="26"/>
+                <w:szCs w:val="26"/>
+                <w:lang w:val="fr-BE"/>
+              </w:rPr>
+              <w:t>('') }}</w:t>
+            </w:r>
+            <w:r>
+              <w:rPr>
+                <w:rFonts w:ascii="Times New Roman" w:hAnsi="Times New Roman" w:cs="Times New Roman"/>
+                <w:sz w:val="26"/>
+                <w:szCs w:val="26"/>
+                <w:lang w:val="fr-BE"/>
               </w:rPr>
               <w:br/>
-              <w:t>See attached CAD/layout file: {{cad_filename|default('')}}</w:t>
+              <w:t xml:space="preserve">Route </w:t>
+            </w:r>
+            <w:proofErr w:type="spellStart"/>
+            <w:r>
+              <w:rPr>
+                <w:rFonts w:ascii="Times New Roman" w:hAnsi="Times New Roman" w:cs="Times New Roman"/>
+                <w:sz w:val="26"/>
+                <w:szCs w:val="26"/>
+                <w:lang w:val="fr-BE"/>
+              </w:rPr>
+              <w:t>summary</w:t>
+            </w:r>
+            <w:proofErr w:type="spellEnd"/>
+            <w:r>
+              <w:rPr>
+                <w:rFonts w:ascii="Times New Roman" w:hAnsi="Times New Roman" w:cs="Times New Roman"/>
+                <w:sz w:val="26"/>
+                <w:szCs w:val="26"/>
+                <w:lang w:val="fr-BE"/>
+              </w:rPr>
+              <w:t>:</w:t>
+            </w:r>
+            <w:r>
+              <w:rPr>
+                <w:rFonts w:ascii="Times New Roman" w:hAnsi="Times New Roman" w:cs="Times New Roman"/>
+                <w:sz w:val="26"/>
+                <w:szCs w:val="26"/>
+                <w:lang w:val="fr-BE"/>
+              </w:rPr>
+              <w:br/>
+              <w:t xml:space="preserve">{{ </w:t>
+            </w:r>
+            <w:proofErr w:type="spellStart"/>
+            <w:r>
+              <w:rPr>
+                <w:rFonts w:ascii="Times New Roman" w:hAnsi="Times New Roman" w:cs="Times New Roman"/>
+                <w:sz w:val="26"/>
+                <w:szCs w:val="26"/>
+                <w:lang w:val="fr-BE"/>
+              </w:rPr>
+              <w:t>route_summary|default</w:t>
+            </w:r>
+            <w:proofErr w:type="spellEnd"/>
+            <w:r>
+              <w:rPr>
+                <w:rFonts w:ascii="Times New Roman" w:hAnsi="Times New Roman" w:cs="Times New Roman"/>
+                <w:sz w:val="26"/>
+                <w:szCs w:val="26"/>
+                <w:lang w:val="fr-BE"/>
+              </w:rPr>
+              <w:t>('') }}</w:t>
+            </w:r>
+            <w:r>
+              <w:rPr>
+                <w:rFonts w:ascii="Times New Roman" w:hAnsi="Times New Roman" w:cs="Times New Roman"/>
+                <w:sz w:val="26"/>
+                <w:szCs w:val="26"/>
+                <w:lang w:val="fr-BE"/>
+              </w:rPr>
+              <w:br/>
+            </w:r>
+            <w:proofErr w:type="spellStart"/>
+            <w:r>
+              <w:rPr>
+                <w:rFonts w:ascii="Times New Roman" w:hAnsi="Times New Roman" w:cs="Times New Roman"/>
+                <w:sz w:val="26"/>
+                <w:szCs w:val="26"/>
+                <w:lang w:val="fr-BE"/>
+              </w:rPr>
+              <w:t>Material</w:t>
+            </w:r>
+            <w:proofErr w:type="spellEnd"/>
+            <w:r>
+              <w:rPr>
+                <w:rFonts w:ascii="Times New Roman" w:hAnsi="Times New Roman" w:cs="Times New Roman"/>
+                <w:sz w:val="26"/>
+                <w:szCs w:val="26"/>
+                <w:lang w:val="fr-BE"/>
+              </w:rPr>
+              <w:t xml:space="preserve"> flow </w:t>
+            </w:r>
+            <w:proofErr w:type="spellStart"/>
+            <w:r>
+              <w:rPr>
+                <w:rFonts w:ascii="Times New Roman" w:hAnsi="Times New Roman" w:cs="Times New Roman"/>
+                <w:sz w:val="26"/>
+                <w:szCs w:val="26"/>
+                <w:lang w:val="fr-BE"/>
+              </w:rPr>
+              <w:t>details</w:t>
+            </w:r>
+            <w:proofErr w:type="spellEnd"/>
+            <w:r>
+              <w:rPr>
+                <w:rFonts w:ascii="Times New Roman" w:hAnsi="Times New Roman" w:cs="Times New Roman"/>
+                <w:sz w:val="26"/>
+                <w:szCs w:val="26"/>
+                <w:lang w:val="fr-BE"/>
+              </w:rPr>
+              <w:t xml:space="preserve"> / </w:t>
+            </w:r>
+            <w:proofErr w:type="spellStart"/>
+            <w:r>
+              <w:rPr>
+                <w:rFonts w:ascii="Times New Roman" w:hAnsi="Times New Roman" w:cs="Times New Roman"/>
+                <w:sz w:val="26"/>
+                <w:szCs w:val="26"/>
+                <w:lang w:val="fr-BE"/>
+              </w:rPr>
+              <w:t>summary</w:t>
+            </w:r>
+            <w:proofErr w:type="spellEnd"/>
+            <w:r>
+              <w:rPr>
+                <w:rFonts w:ascii="Times New Roman" w:hAnsi="Times New Roman" w:cs="Times New Roman"/>
+                <w:sz w:val="26"/>
+                <w:szCs w:val="26"/>
+                <w:lang w:val="fr-BE"/>
+              </w:rPr>
+              <w:t xml:space="preserve">: {{ </w:t>
+            </w:r>
+            <w:proofErr w:type="spellStart"/>
+            <w:r>
+              <w:rPr>
+                <w:rFonts w:ascii="Times New Roman" w:hAnsi="Times New Roman" w:cs="Times New Roman"/>
+                <w:sz w:val="26"/>
+                <w:szCs w:val="26"/>
+                <w:lang w:val="fr-BE"/>
+              </w:rPr>
+              <w:t>material_flow_text|default</w:t>
+            </w:r>
+            <w:proofErr w:type="spellEnd"/>
+            <w:r>
+              <w:rPr>
+                <w:rFonts w:ascii="Times New Roman" w:hAnsi="Times New Roman" w:cs="Times New Roman"/>
+                <w:sz w:val="26"/>
+                <w:szCs w:val="26"/>
+                <w:lang w:val="fr-BE"/>
+              </w:rPr>
+              <w:t>('') }}</w:t>
+            </w:r>
+            <w:r>
+              <w:rPr>
+                <w:rFonts w:ascii="Times New Roman" w:hAnsi="Times New Roman" w:cs="Times New Roman"/>
+                <w:sz w:val="26"/>
+                <w:szCs w:val="26"/>
+                <w:lang w:val="fr-BE"/>
+              </w:rPr>
+              <w:br/>
+            </w:r>
+            <w:proofErr w:type="spellStart"/>
+            <w:r>
+              <w:rPr>
+                <w:rFonts w:ascii="Times New Roman" w:hAnsi="Times New Roman" w:cs="Times New Roman"/>
+                <w:sz w:val="26"/>
+                <w:szCs w:val="26"/>
+                <w:lang w:val="fr-BE"/>
+              </w:rPr>
+              <w:t>Detailed</w:t>
+            </w:r>
+            <w:proofErr w:type="spellEnd"/>
+            <w:r>
+              <w:rPr>
+                <w:rFonts w:ascii="Times New Roman" w:hAnsi="Times New Roman" w:cs="Times New Roman"/>
+                <w:sz w:val="26"/>
+                <w:szCs w:val="26"/>
+                <w:lang w:val="fr-BE"/>
+              </w:rPr>
+              <w:t xml:space="preserve"> </w:t>
+            </w:r>
+            <w:proofErr w:type="spellStart"/>
+            <w:r>
+              <w:rPr>
+                <w:rFonts w:ascii="Times New Roman" w:hAnsi="Times New Roman" w:cs="Times New Roman"/>
+                <w:sz w:val="26"/>
+                <w:szCs w:val="26"/>
+                <w:lang w:val="fr-BE"/>
+              </w:rPr>
+              <w:t>step</w:t>
+            </w:r>
+            <w:proofErr w:type="spellEnd"/>
+            <w:r>
+              <w:rPr>
+                <w:rFonts w:ascii="Times New Roman" w:hAnsi="Times New Roman" w:cs="Times New Roman"/>
+                <w:sz w:val="26"/>
+                <w:szCs w:val="26"/>
+                <w:lang w:val="fr-BE"/>
+              </w:rPr>
+              <w:t xml:space="preserve"> notes:</w:t>
+            </w:r>
+            <w:r>
+              <w:rPr>
+                <w:rFonts w:ascii="Times New Roman" w:hAnsi="Times New Roman" w:cs="Times New Roman"/>
+                <w:sz w:val="26"/>
+                <w:szCs w:val="26"/>
+                <w:lang w:val="fr-BE"/>
+              </w:rPr>
+              <w:br/>
+              <w:t xml:space="preserve">{{ </w:t>
+            </w:r>
+            <w:proofErr w:type="spellStart"/>
+            <w:r>
+              <w:rPr>
+                <w:rFonts w:ascii="Times New Roman" w:hAnsi="Times New Roman" w:cs="Times New Roman"/>
+                <w:sz w:val="26"/>
+                <w:szCs w:val="26"/>
+                <w:lang w:val="fr-BE"/>
+              </w:rPr>
+              <w:t>material_step_details_text|default</w:t>
+            </w:r>
+            <w:proofErr w:type="spellEnd"/>
+            <w:r>
+              <w:rPr>
+                <w:rFonts w:ascii="Times New Roman" w:hAnsi="Times New Roman" w:cs="Times New Roman"/>
+                <w:sz w:val="26"/>
+                <w:szCs w:val="26"/>
+                <w:lang w:val="fr-BE"/>
+              </w:rPr>
+              <w:t>('') }}</w:t>
+            </w:r>
+            <w:r>
+              <w:rPr>
+                <w:rFonts w:ascii="Times New Roman" w:hAnsi="Times New Roman" w:cs="Times New Roman"/>
+                <w:sz w:val="26"/>
+                <w:szCs w:val="26"/>
+                <w:lang w:val="fr-BE"/>
+              </w:rPr>
+              <w:br/>
+              <w:t xml:space="preserve">Special </w:t>
+            </w:r>
+            <w:proofErr w:type="spellStart"/>
+            <w:r>
+              <w:rPr>
+                <w:rFonts w:ascii="Times New Roman" w:hAnsi="Times New Roman" w:cs="Times New Roman"/>
+                <w:sz w:val="26"/>
+                <w:szCs w:val="26"/>
+                <w:lang w:val="fr-BE"/>
+              </w:rPr>
+              <w:t>comments</w:t>
+            </w:r>
+            <w:proofErr w:type="spellEnd"/>
+            <w:r>
+              <w:rPr>
+                <w:rFonts w:ascii="Times New Roman" w:hAnsi="Times New Roman" w:cs="Times New Roman"/>
+                <w:sz w:val="26"/>
+                <w:szCs w:val="26"/>
+                <w:lang w:val="fr-BE"/>
+              </w:rPr>
+              <w:t xml:space="preserve"> / direct flows / notes:</w:t>
+            </w:r>
+            <w:r>
+              <w:rPr>
+                <w:rFonts w:ascii="Times New Roman" w:hAnsi="Times New Roman" w:cs="Times New Roman"/>
+                <w:sz w:val="26"/>
+                <w:szCs w:val="26"/>
+                <w:lang w:val="fr-BE"/>
+              </w:rPr>
+              <w:br/>
+              <w:t xml:space="preserve">{{ </w:t>
+            </w:r>
+            <w:proofErr w:type="spellStart"/>
+            <w:r>
+              <w:rPr>
+                <w:rFonts w:ascii="Times New Roman" w:hAnsi="Times New Roman" w:cs="Times New Roman"/>
+                <w:sz w:val="26"/>
+                <w:szCs w:val="26"/>
+                <w:lang w:val="fr-BE"/>
+              </w:rPr>
+              <w:t>special_comments|default</w:t>
+            </w:r>
+            <w:proofErr w:type="spellEnd"/>
+            <w:r>
+              <w:rPr>
+                <w:rFonts w:ascii="Times New Roman" w:hAnsi="Times New Roman" w:cs="Times New Roman"/>
+                <w:sz w:val="26"/>
+                <w:szCs w:val="26"/>
+                <w:lang w:val="fr-BE"/>
+              </w:rPr>
+              <w:t>('') }}</w:t>
             </w:r>
           </w:p>
         </w:tc>
@@ -2795,6 +3476,7 @@
                 <w:rFonts w:ascii="Times New Roman" w:eastAsiaTheme="minorEastAsia" w:hAnsi="Times New Roman" w:cs="Times New Roman"/>
                 <w:sz w:val="26"/>
                 <w:szCs w:val="26"/>
+                <w:lang w:val="en-BE"/>
               </w:rPr>
             </w:pPr>
           </w:p>
@@ -2802,8 +3484,8 @@
       </w:tr>
       <w:tr>
         <w:trPr>
-          <w:gridAfter w:val="4"/>
-          <w:wAfter w:w="4306" w:type="dxa"/>
+          <w:gridAfter w:val="1"/>
+          <w:wAfter w:w="6" w:type="dxa"/>
           <w:trHeight w:val="425"/>
         </w:trPr>
         <w:tc>
@@ -2820,6 +3502,7 @@
                 <w:rFonts w:ascii="Times New Roman" w:eastAsiaTheme="minorEastAsia" w:hAnsi="Times New Roman" w:cs="Times New Roman"/>
                 <w:sz w:val="26"/>
                 <w:szCs w:val="26"/>
+                <w:lang w:val="en-BE"/>
               </w:rPr>
             </w:pPr>
           </w:p>
@@ -2839,6 +3522,7 @@
                 <w:rFonts w:ascii="Times New Roman" w:hAnsi="Times New Roman" w:cs="Times New Roman"/>
                 <w:sz w:val="26"/>
                 <w:szCs w:val="26"/>
+                <w:lang w:val="en-BE"/>
               </w:rPr>
             </w:pPr>
           </w:p>
@@ -2862,15 +3546,16 @@
                 <w:bCs/>
                 <w:sz w:val="26"/>
                 <w:szCs w:val="26"/>
-              </w:rPr>
-            </w:pPr>
-            <w:r>
-              <w:rPr>
-                <w:rFonts w:ascii="Times New Roman" w:eastAsiaTheme="minorEastAsia" w:hAnsi="Times New Roman" w:cs="Times New Roman"/>
-                <w:sz w:val="26"/>
-                <w:szCs w:val="26"/>
-              </w:rPr>
-              <w:t>Other</w:t>
+                <w:lang w:val="fr-BE"/>
+              </w:rPr>
+            </w:pPr>
+            <w:r>
+              <w:rPr>
+                <w:rFonts w:ascii="Times New Roman" w:eastAsiaTheme="minorEastAsia" w:hAnsi="Times New Roman" w:cs="Times New Roman"/>
+                <w:sz w:val="26"/>
+                <w:szCs w:val="26"/>
+              </w:rPr>
+              <w:t>Logistics roadmap: (with pictures)</w:t>
             </w:r>
           </w:p>
         </w:tc>
@@ -2898,7 +3583,7 @@
                 <w:sz w:val="26"/>
                 <w:szCs w:val="26"/>
               </w:rPr>
-              <w:t>Material Flow Sequence: {{flow_steps|default('')}}</w:t>
+              <w:t>[Insert logistics roadmap / material flow diagram(s) here]</w:t>
             </w:r>
             <w:r>
               <w:rPr>
@@ -2907,43 +3592,25 @@
                 <w:szCs w:val="26"/>
               </w:rPr>
               <w:br/>
-              <w:t>Route Summary:</w:t>
-            </w:r>
-            <w:r>
-              <w:rPr>
-                <w:rFonts w:ascii="Times New Roman" w:hAnsi="Times New Roman" w:cs="Times New Roman"/>
-                <w:sz w:val="26"/>
-                <w:szCs w:val="26"/>
-              </w:rPr>
-              <w:br/>
-              <w:t>{{route_summary|default('')}}</w:t>
-            </w:r>
-            <w:r>
-              <w:rPr>
-                <w:rFonts w:ascii="Times New Roman" w:hAnsi="Times New Roman" w:cs="Times New Roman"/>
-                <w:sz w:val="26"/>
-                <w:szCs w:val="26"/>
-              </w:rPr>
-              <w:br/>
-              <w:t>Material Flow Details / Summary: {{material_flow_text|default('')}}</w:t>
-            </w:r>
-            <w:r>
-              <w:rPr>
-                <w:rFonts w:ascii="Times New Roman" w:hAnsi="Times New Roman" w:cs="Times New Roman"/>
-                <w:sz w:val="26"/>
-                <w:szCs w:val="26"/>
-              </w:rPr>
-              <w:br/>
-              <w:t>Special Comments / Direct Flows / Notes: {{special_comments|default('')}}</w:t>
-            </w:r>
-            <w:r>
-              <w:rPr>
-                <w:rFonts w:ascii="Times New Roman" w:hAnsi="Times New Roman" w:cs="Times New Roman"/>
-                <w:sz w:val="26"/>
-                <w:szCs w:val="26"/>
-              </w:rPr>
-              <w:br/>
-              <w:t>Distances between steps: {{distances|default('')}}</w:t>
+              <w:t xml:space="preserve">See attached CAD / layout file: {{ </w:t>
+            </w:r>
+            <w:proofErr w:type="spellStart"/>
+            <w:r>
+              <w:rPr>
+                <w:rFonts w:ascii="Times New Roman" w:hAnsi="Times New Roman" w:cs="Times New Roman"/>
+                <w:sz w:val="26"/>
+                <w:szCs w:val="26"/>
+              </w:rPr>
+              <w:t>cad_filename|default</w:t>
+            </w:r>
+            <w:proofErr w:type="spellEnd"/>
+            <w:r>
+              <w:rPr>
+                <w:rFonts w:ascii="Times New Roman" w:hAnsi="Times New Roman" w:cs="Times New Roman"/>
+                <w:sz w:val="26"/>
+                <w:szCs w:val="26"/>
+              </w:rPr>
+              <w:t>('') }}</w:t>
             </w:r>
           </w:p>
         </w:tc>
@@ -2962,7 +3629,6 @@
                 <w:rFonts w:ascii="Times New Roman" w:eastAsiaTheme="minorEastAsia" w:hAnsi="Times New Roman" w:cs="Times New Roman"/>
                 <w:sz w:val="26"/>
                 <w:szCs w:val="26"/>
-                <w:lang w:val="en-BE"/>
               </w:rPr>
             </w:pPr>
           </w:p>
@@ -2970,8 +3636,8 @@
       </w:tr>
       <w:tr>
         <w:trPr>
-          <w:gridAfter w:val="4"/>
-          <w:wAfter w:w="4306" w:type="dxa"/>
+          <w:gridAfter w:val="1"/>
+          <w:wAfter w:w="6" w:type="dxa"/>
           <w:trHeight w:val="425"/>
         </w:trPr>
         <w:tc>
@@ -2988,7 +3654,6 @@
                 <w:rFonts w:ascii="Times New Roman" w:eastAsiaTheme="minorEastAsia" w:hAnsi="Times New Roman" w:cs="Times New Roman"/>
                 <w:sz w:val="26"/>
                 <w:szCs w:val="26"/>
-                <w:lang w:val="en-BE"/>
               </w:rPr>
             </w:pPr>
           </w:p>
@@ -2997,67 +3662,19 @@
           <w:tcPr>
             <w:tcW w:w="1633" w:type="dxa"/>
             <w:gridSpan w:val="2"/>
-            <w:vMerge w:val="restart"/>
-            <w:vAlign w:val="center"/>
-          </w:tcPr>
-          <w:p>
-            <w:pPr>
-              <w:spacing w:line="240" w:lineRule="auto"/>
-              <w:jc w:val="left"/>
-              <w:rPr>
-                <w:rFonts w:ascii="Times New Roman" w:hAnsi="Times New Roman" w:cs="Times New Roman"/>
-                <w:sz w:val="26"/>
-                <w:szCs w:val="26"/>
-              </w:rPr>
-            </w:pPr>
-            <w:r>
-              <w:rPr>
-                <w:rFonts w:ascii="Times New Roman" w:hAnsi="Times New Roman" w:cs="Times New Roman"/>
-                <w:sz w:val="26"/>
-                <w:szCs w:val="26"/>
-              </w:rPr>
-              <w:t>Support</w:t>
-            </w:r>
-          </w:p>
-          <w:p>
-            <w:pPr>
-              <w:spacing w:line="240" w:lineRule="auto"/>
-              <w:jc w:val="left"/>
-              <w:rPr>
-                <w:rFonts w:ascii="Times New Roman" w:hAnsi="Times New Roman" w:cs="Times New Roman"/>
-                <w:sz w:val="26"/>
-                <w:szCs w:val="26"/>
-              </w:rPr>
-            </w:pPr>
-            <w:r>
-              <w:rPr>
-                <w:rFonts w:ascii="Times New Roman" w:hAnsi="Times New Roman" w:cs="Times New Roman"/>
-                <w:sz w:val="26"/>
-                <w:szCs w:val="26"/>
-              </w:rPr>
-              <w:lastRenderedPageBreak/>
-              <w:t>facilities</w:t>
-            </w:r>
-          </w:p>
-          <w:p>
-            <w:pPr>
-              <w:spacing w:line="240" w:lineRule="auto"/>
-              <w:jc w:val="left"/>
-              <w:rPr>
-                <w:rFonts w:ascii="Times New Roman" w:hAnsi="Times New Roman" w:cs="Times New Roman"/>
-                <w:sz w:val="26"/>
-                <w:szCs w:val="26"/>
-                <w:lang w:val="en-BE"/>
-              </w:rPr>
-            </w:pPr>
-            <w:r>
-              <w:rPr>
-                <w:rFonts w:ascii="Times New Roman" w:hAnsi="Times New Roman" w:cs="Times New Roman"/>
-                <w:sz w:val="26"/>
-                <w:szCs w:val="26"/>
-              </w:rPr>
-              <w:t>Parameters</w:t>
-            </w:r>
+            <w:vMerge/>
+            <w:vAlign w:val="center"/>
+          </w:tcPr>
+          <w:p>
+            <w:pPr>
+              <w:spacing w:line="240" w:lineRule="auto"/>
+              <w:jc w:val="left"/>
+              <w:rPr>
+                <w:rFonts w:ascii="Times New Roman" w:hAnsi="Times New Roman" w:cs="Times New Roman"/>
+                <w:sz w:val="26"/>
+                <w:szCs w:val="26"/>
+              </w:rPr>
+            </w:pPr>
           </w:p>
         </w:tc>
         <w:tc>
@@ -3070,29 +3687,24 @@
             <w:vAlign w:val="center"/>
           </w:tcPr>
           <w:p>
-            <w:r>
-              <w:lastRenderedPageBreak/>
-              <w:t xml:space="preserve">Pallets Per Day: </w:t>
-            </w:r>
-            <w:r>
-              <w:lastRenderedPageBreak/>
-              <w:t>{{pallets_per_day}}</w:t>
-            </w:r>
-            <w:r>
-              <w:br/>
-              <w:t>Hours per Shift: {{peak_hours}}</w:t>
-            </w:r>
-            <w:r>
-              <w:br/>
-              <w:t>Shifts per Day: {{shifts_per_day}}</w:t>
-            </w:r>
-            <w:r>
-              <w:br/>
-              <w:t>Pallets per Hour: {{pallets_per_hour}}</w:t>
-            </w:r>
-            <w:r>
-              <w:br/>
-              <w:t>Temperature Range: {{temperature_range}}</w:t>
+            <w:pPr>
+              <w:spacing w:line="240" w:lineRule="auto"/>
+              <w:jc w:val="left"/>
+              <w:rPr>
+                <w:rFonts w:ascii="Times New Roman" w:eastAsiaTheme="minorEastAsia" w:hAnsi="Times New Roman" w:cs="Times New Roman"/>
+                <w:b/>
+                <w:bCs/>
+                <w:sz w:val="26"/>
+                <w:szCs w:val="26"/>
+              </w:rPr>
+            </w:pPr>
+            <w:r>
+              <w:rPr>
+                <w:rFonts w:ascii="Times New Roman" w:eastAsiaTheme="minorEastAsia" w:hAnsi="Times New Roman" w:cs="Times New Roman"/>
+                <w:sz w:val="26"/>
+                <w:szCs w:val="26"/>
+              </w:rPr>
+              <w:t>Other</w:t>
             </w:r>
           </w:p>
         </w:tc>
@@ -3114,72 +3726,6 @@
                 <w:szCs w:val="26"/>
               </w:rPr>
             </w:pPr>
-            <w:r>
-              <w:rPr>
-                <w:rFonts w:ascii="Times New Roman" w:hAnsi="Times New Roman" w:cs="Times New Roman"/>
-                <w:sz w:val="26"/>
-                <w:szCs w:val="26"/>
-              </w:rPr>
-              <w:lastRenderedPageBreak/>
-              <w:t>Charging Status:</w:t>
-            </w:r>
-            <w:r>
-              <w:rPr>
-                <w:rFonts w:ascii="Times New Roman" w:hAnsi="Times New Roman" w:cs="Times New Roman"/>
-                <w:sz w:val="26"/>
-                <w:szCs w:val="26"/>
-              </w:rPr>
-              <w:t>{{charging_status|default('')}}</w:t>
-            </w:r>
-            <w:r>
-              <w:rPr>
-                <w:rFonts w:ascii="Times New Roman" w:hAnsi="Times New Roman" w:cs="Times New Roman"/>
-                <w:sz w:val="26"/>
-                <w:szCs w:val="26"/>
-              </w:rPr>
-              <w:br/>
-            </w:r>
-            <w:r>
-              <w:rPr>
-                <w:rFonts w:ascii="Times New Roman" w:hAnsi="Times New Roman" w:cs="Times New Roman"/>
-                <w:sz w:val="26"/>
-                <w:szCs w:val="26"/>
-              </w:rPr>
-              <w:lastRenderedPageBreak/>
-              <w:t>Parking Area:</w:t>
-            </w:r>
-            <w:r>
-              <w:rPr>
-                <w:rFonts w:ascii="Times New Roman" w:hAnsi="Times New Roman" w:cs="Times New Roman"/>
-                <w:sz w:val="26"/>
-                <w:szCs w:val="26"/>
-              </w:rPr>
-              <w:t>{{parking_area|default('')}}</w:t>
-            </w:r>
-            <w:r>
-              <w:rPr>
-                <w:rFonts w:ascii="Times New Roman" w:hAnsi="Times New Roman" w:cs="Times New Roman"/>
-                <w:sz w:val="26"/>
-                <w:szCs w:val="26"/>
-              </w:rPr>
-              <w:br/>
-            </w:r>
-            <w:r>
-              <w:rPr>
-                <w:rFonts w:ascii="Times New Roman" w:hAnsi="Times New Roman" w:cs="Times New Roman"/>
-                <w:sz w:val="26"/>
-                <w:szCs w:val="26"/>
-              </w:rPr>
-              <w:t>Charging Status:</w:t>
-            </w:r>
-            <w:r>
-              <w:rPr>
-                <w:rFonts w:ascii="Times New Roman" w:hAnsi="Times New Roman" w:cs="Times New Roman"/>
-                <w:sz w:val="26"/>
-                <w:szCs w:val="26"/>
-              </w:rPr>
-              <w:t>{{charging_stations|default('')}}</w:t>
-            </w:r>
           </w:p>
         </w:tc>
         <w:tc>
@@ -3197,6 +3743,7 @@
                 <w:rFonts w:ascii="Times New Roman" w:eastAsiaTheme="minorEastAsia" w:hAnsi="Times New Roman" w:cs="Times New Roman"/>
                 <w:sz w:val="26"/>
                 <w:szCs w:val="26"/>
+                <w:lang w:val="en-BE"/>
               </w:rPr>
             </w:pPr>
           </w:p>
@@ -3204,8 +3751,8 @@
       </w:tr>
       <w:tr>
         <w:trPr>
-          <w:gridAfter w:val="4"/>
-          <w:wAfter w:w="4306" w:type="dxa"/>
+          <w:gridAfter w:val="1"/>
+          <w:wAfter w:w="6" w:type="dxa"/>
           <w:trHeight w:val="425"/>
         </w:trPr>
         <w:tc>
@@ -3222,6 +3769,7 @@
                 <w:rFonts w:ascii="Times New Roman" w:eastAsiaTheme="minorEastAsia" w:hAnsi="Times New Roman" w:cs="Times New Roman"/>
                 <w:sz w:val="26"/>
                 <w:szCs w:val="26"/>
+                <w:lang w:val="en-BE"/>
               </w:rPr>
             </w:pPr>
           </w:p>
@@ -3230,19 +3778,66 @@
           <w:tcPr>
             <w:tcW w:w="1633" w:type="dxa"/>
             <w:gridSpan w:val="2"/>
-            <w:vMerge/>
-            <w:vAlign w:val="center"/>
-          </w:tcPr>
-          <w:p>
-            <w:pPr>
-              <w:spacing w:line="240" w:lineRule="auto"/>
-              <w:jc w:val="left"/>
-              <w:rPr>
-                <w:rFonts w:ascii="Times New Roman" w:hAnsi="Times New Roman" w:cs="Times New Roman"/>
-                <w:sz w:val="26"/>
-                <w:szCs w:val="26"/>
-              </w:rPr>
-            </w:pPr>
+            <w:vMerge w:val="restart"/>
+            <w:vAlign w:val="center"/>
+          </w:tcPr>
+          <w:p>
+            <w:pPr>
+              <w:spacing w:line="240" w:lineRule="auto"/>
+              <w:jc w:val="left"/>
+              <w:rPr>
+                <w:rFonts w:ascii="Times New Roman" w:hAnsi="Times New Roman" w:cs="Times New Roman"/>
+                <w:sz w:val="26"/>
+                <w:szCs w:val="26"/>
+              </w:rPr>
+            </w:pPr>
+            <w:r>
+              <w:rPr>
+                <w:rFonts w:ascii="Times New Roman" w:hAnsi="Times New Roman" w:cs="Times New Roman"/>
+                <w:sz w:val="26"/>
+                <w:szCs w:val="26"/>
+              </w:rPr>
+              <w:t>Support</w:t>
+            </w:r>
+          </w:p>
+          <w:p>
+            <w:pPr>
+              <w:spacing w:line="240" w:lineRule="auto"/>
+              <w:jc w:val="left"/>
+              <w:rPr>
+                <w:rFonts w:ascii="Times New Roman" w:hAnsi="Times New Roman" w:cs="Times New Roman"/>
+                <w:sz w:val="26"/>
+                <w:szCs w:val="26"/>
+              </w:rPr>
+            </w:pPr>
+            <w:r>
+              <w:rPr>
+                <w:rFonts w:ascii="Times New Roman" w:hAnsi="Times New Roman" w:cs="Times New Roman"/>
+                <w:sz w:val="26"/>
+                <w:szCs w:val="26"/>
+              </w:rPr>
+              <w:t>facilities</w:t>
+            </w:r>
+          </w:p>
+          <w:p>
+            <w:pPr>
+              <w:spacing w:line="240" w:lineRule="auto"/>
+              <w:jc w:val="left"/>
+              <w:rPr>
+                <w:rFonts w:ascii="Times New Roman" w:hAnsi="Times New Roman" w:cs="Times New Roman"/>
+                <w:sz w:val="26"/>
+                <w:szCs w:val="26"/>
+                <w:lang w:val="en-BE"/>
+              </w:rPr>
+            </w:pPr>
+            <w:r>
+              <w:rPr>
+                <w:rFonts w:ascii="Times New Roman" w:hAnsi="Times New Roman" w:cs="Times New Roman"/>
+                <w:sz w:val="26"/>
+                <w:szCs w:val="26"/>
+              </w:rPr>
+              <w:t>Parameters</w:t>
+            </w:r>
           </w:p>
         </w:tc>
         <w:tc>
@@ -3256,12 +3851,8 @@
           </w:tcPr>
           <w:p>
             <w:pPr>
-              <w:spacing w:line="240" w:lineRule="auto"/>
-              <w:jc w:val="left"/>
-              <w:rPr>
-                <w:rFonts w:ascii="Times New Roman" w:eastAsiaTheme="minorEastAsia" w:hAnsi="Times New Roman" w:cs="Times New Roman"/>
-                <w:sz w:val="26"/>
-                <w:szCs w:val="26"/>
+              <w:rPr>
+                <w:lang w:val="en-BE"/>
               </w:rPr>
             </w:pPr>
             <w:r>
@@ -3284,8 +3875,76 @@
             <w:vAlign w:val="center"/>
           </w:tcPr>
           <w:p>
-            <w:r>
-              <w:t>{{material_step_details_text}}</w:t>
+            <w:pPr>
+              <w:jc w:val="left"/>
+              <w:rPr>
+                <w:rFonts w:ascii="Times New Roman" w:hAnsi="Times New Roman" w:cs="Times New Roman"/>
+                <w:sz w:val="26"/>
+                <w:szCs w:val="26"/>
+                <w:lang w:val="en-BE"/>
+              </w:rPr>
+            </w:pPr>
+            <w:r>
+              <w:rPr>
+                <w:lang w:val="en-BE"/>
+              </w:rPr>
+              <w:t xml:space="preserve">Site Wi-Fi available: {{ </w:t>
+            </w:r>
+            <w:proofErr w:type="spellStart"/>
+            <w:r>
+              <w:rPr>
+                <w:lang w:val="en-BE"/>
+              </w:rPr>
+              <w:t>site_wifi_available|default</w:t>
+            </w:r>
+            <w:proofErr w:type="spellEnd"/>
+            <w:r>
+              <w:rPr>
+                <w:lang w:val="en-BE"/>
+              </w:rPr>
+              <w:t>('') }}</w:t>
+            </w:r>
+            <w:r>
+              <w:rPr>
+                <w:lang w:val="en-BE"/>
+              </w:rPr>
+              <w:br/>
+              <w:t xml:space="preserve">Network status: {{ </w:t>
+            </w:r>
+            <w:proofErr w:type="spellStart"/>
+            <w:r>
+              <w:rPr>
+                <w:lang w:val="en-BE"/>
+              </w:rPr>
+              <w:t>network_status|default</w:t>
+            </w:r>
+            <w:proofErr w:type="spellEnd"/>
+            <w:r>
+              <w:rPr>
+                <w:lang w:val="en-BE"/>
+              </w:rPr>
+              <w:t>('') }}</w:t>
+            </w:r>
+            <w:r>
+              <w:rPr>
+                <w:lang w:val="en-BE"/>
+              </w:rPr>
+              <w:br/>
+              <w:t xml:space="preserve">Coverage details: {{ </w:t>
+            </w:r>
+            <w:proofErr w:type="spellStart"/>
+            <w:r>
+              <w:rPr>
+                <w:lang w:val="en-BE"/>
+              </w:rPr>
+              <w:t>network_coverage|default</w:t>
+            </w:r>
+            <w:proofErr w:type="spellEnd"/>
+            <w:r>
+              <w:rPr>
+                <w:lang w:val="en-BE"/>
+              </w:rPr>
+              <w:t>('') }}</w:t>
             </w:r>
           </w:p>
         </w:tc>
@@ -3304,6 +3963,7 @@
                 <w:rFonts w:ascii="Times New Roman" w:eastAsiaTheme="minorEastAsia" w:hAnsi="Times New Roman" w:cs="Times New Roman"/>
                 <w:sz w:val="26"/>
                 <w:szCs w:val="26"/>
+                <w:lang w:val="en-BE"/>
               </w:rPr>
             </w:pPr>
           </w:p>
@@ -3311,8 +3971,8 @@
       </w:tr>
       <w:tr>
         <w:trPr>
-          <w:gridAfter w:val="4"/>
-          <w:wAfter w:w="4306" w:type="dxa"/>
+          <w:gridAfter w:val="1"/>
+          <w:wAfter w:w="6" w:type="dxa"/>
           <w:trHeight w:val="425"/>
         </w:trPr>
         <w:tc>
@@ -3329,6 +3989,7 @@
                 <w:rFonts w:ascii="Times New Roman" w:eastAsiaTheme="minorEastAsia" w:hAnsi="Times New Roman" w:cs="Times New Roman"/>
                 <w:sz w:val="26"/>
                 <w:szCs w:val="26"/>
+                <w:lang w:val="en-BE"/>
               </w:rPr>
             </w:pPr>
           </w:p>
@@ -3348,6 +4009,7 @@
                 <w:rFonts w:ascii="Times New Roman" w:hAnsi="Times New Roman" w:cs="Times New Roman"/>
                 <w:sz w:val="26"/>
                 <w:szCs w:val="26"/>
+                <w:lang w:val="en-BE"/>
               </w:rPr>
             </w:pPr>
           </w:p>
@@ -3366,18 +4028,27 @@
               <w:spacing w:line="240" w:lineRule="auto"/>
               <w:jc w:val="left"/>
               <w:rPr>
-                <w:rFonts w:ascii="Times New Roman" w:hAnsi="Times New Roman" w:cs="Times New Roman"/>
-                <w:sz w:val="26"/>
-                <w:szCs w:val="26"/>
-              </w:rPr>
-            </w:pPr>
-            <w:r>
-              <w:rPr>
-                <w:rFonts w:ascii="Times New Roman" w:hAnsi="Times New Roman" w:cs="Times New Roman"/>
-                <w:sz w:val="26"/>
-                <w:szCs w:val="26"/>
-              </w:rPr>
-              <w:t>Positioning accuracy docking requirements, whether it is necessary to dock equipment or assembly lines, etc.:</w:t>
+                <w:rFonts w:ascii="Times New Roman" w:eastAsiaTheme="minorEastAsia" w:hAnsi="Times New Roman" w:cs="Times New Roman"/>
+                <w:sz w:val="26"/>
+                <w:szCs w:val="26"/>
+              </w:rPr>
+            </w:pPr>
+            <w:r>
+              <w:rPr>
+                <w:rFonts w:ascii="Times New Roman" w:hAnsi="Times New Roman" w:cs="Times New Roman"/>
+                <w:sz w:val="26"/>
+                <w:szCs w:val="26"/>
+              </w:rPr>
+              <w:t xml:space="preserve">Positioning </w:t>
+            </w:r>
+            <w:r>
+              <w:rPr>
+                <w:rFonts w:ascii="Times New Roman" w:hAnsi="Times New Roman" w:cs="Times New Roman"/>
+                <w:sz w:val="26"/>
+                <w:szCs w:val="26"/>
+              </w:rPr>
+              <w:lastRenderedPageBreak/>
+              <w:t>accuracy docking requirements, whether it is necessary to dock equipment or assembly lines, etc.:</w:t>
             </w:r>
           </w:p>
         </w:tc>
@@ -3391,43 +4062,103 @@
             <w:vAlign w:val="center"/>
           </w:tcPr>
           <w:p>
-            <w:pPr>
-              <w:spacing w:line="240" w:lineRule="auto"/>
-              <w:jc w:val="left"/>
-              <w:rPr>
-                <w:rFonts w:ascii="Times New Roman" w:eastAsiaTheme="minorEastAsia" w:hAnsi="Times New Roman" w:cs="Times New Roman"/>
-                <w:sz w:val="26"/>
-                <w:szCs w:val="26"/>
-                <w:lang w:val="en-BE"/>
-              </w:rPr>
-            </w:pPr>
-            <w:r>
-              <w:rPr>
-                <w:rFonts w:ascii="Times New Roman" w:eastAsiaTheme="minorEastAsia" w:hAnsi="Times New Roman" w:cs="Times New Roman"/>
-                <w:sz w:val="26"/>
-                <w:szCs w:val="26"/>
-                <w:lang w:val="en-BE"/>
-              </w:rPr>
-              <w:t>{{positioning_req|default(‘‘)}}</w:t>
-            </w:r>
-          </w:p>
-          <w:p>
-            <w:pPr>
-              <w:spacing w:line="240" w:lineRule="auto"/>
-              <w:jc w:val="left"/>
-              <w:rPr>
-                <w:rFonts w:ascii="Times New Roman" w:eastAsiaTheme="minorEastAsia" w:hAnsi="Times New Roman" w:cs="Times New Roman"/>
-                <w:sz w:val="26"/>
-                <w:szCs w:val="26"/>
-              </w:rPr>
-            </w:pPr>
-          </w:p>
+            <w:r>
+              <w:rPr>
+                <w:rFonts w:ascii="Times New Roman" w:eastAsiaTheme="minorEastAsia" w:hAnsi="Times New Roman" w:cs="Times New Roman"/>
+                <w:sz w:val="26"/>
+                <w:szCs w:val="26"/>
+              </w:rPr>
+              <w:lastRenderedPageBreak/>
+              <w:t xml:space="preserve">{{ </w:t>
+            </w:r>
+            <w:proofErr w:type="spellStart"/>
+            <w:r>
+              <w:rPr>
+                <w:rFonts w:ascii="Times New Roman" w:eastAsiaTheme="minorEastAsia" w:hAnsi="Times New Roman" w:cs="Times New Roman"/>
+                <w:sz w:val="26"/>
+                <w:szCs w:val="26"/>
+              </w:rPr>
+              <w:t>integration_support_text|default</w:t>
+            </w:r>
+            <w:proofErr w:type="spellEnd"/>
+            <w:r>
+              <w:rPr>
+                <w:rFonts w:ascii="Times New Roman" w:eastAsiaTheme="minorEastAsia" w:hAnsi="Times New Roman" w:cs="Times New Roman"/>
+                <w:sz w:val="26"/>
+                <w:szCs w:val="26"/>
+              </w:rPr>
+              <w:t>('') }}</w:t>
+            </w:r>
+          </w:p>
+          <w:p/>
         </w:tc>
         <w:tc>
           <w:tcPr>
             <w:tcW w:w="284" w:type="dxa"/>
             <w:gridSpan w:val="2"/>
-            <w:vMerge w:val="restart"/>
+            <w:vMerge/>
+            <w:vAlign w:val="center"/>
+          </w:tcPr>
+          <w:p>
+            <w:pPr>
+              <w:spacing w:line="240" w:lineRule="auto"/>
+              <w:jc w:val="left"/>
+              <w:rPr>
+                <w:rFonts w:ascii="Times New Roman" w:eastAsiaTheme="minorEastAsia" w:hAnsi="Times New Roman" w:cs="Times New Roman"/>
+                <w:sz w:val="26"/>
+                <w:szCs w:val="26"/>
+              </w:rPr>
+            </w:pPr>
+          </w:p>
+        </w:tc>
+      </w:tr>
+      <w:tr>
+        <w:trPr>
+          <w:gridAfter w:val="1"/>
+          <w:wAfter w:w="6" w:type="dxa"/>
+          <w:trHeight w:val="425"/>
+        </w:trPr>
+        <w:tc>
+          <w:tcPr>
+            <w:tcW w:w="236" w:type="dxa"/>
+            <w:vMerge/>
+            <w:vAlign w:val="center"/>
+          </w:tcPr>
+          <w:p>
+            <w:pPr>
+              <w:spacing w:line="240" w:lineRule="auto"/>
+              <w:jc w:val="left"/>
+              <w:rPr>
+                <w:rFonts w:ascii="Times New Roman" w:eastAsiaTheme="minorEastAsia" w:hAnsi="Times New Roman" w:cs="Times New Roman"/>
+                <w:sz w:val="26"/>
+                <w:szCs w:val="26"/>
+              </w:rPr>
+            </w:pPr>
+          </w:p>
+        </w:tc>
+        <w:tc>
+          <w:tcPr>
+            <w:tcW w:w="1633" w:type="dxa"/>
+            <w:gridSpan w:val="2"/>
+            <w:vMerge/>
+            <w:vAlign w:val="center"/>
+          </w:tcPr>
+          <w:p>
+            <w:pPr>
+              <w:spacing w:line="240" w:lineRule="auto"/>
+              <w:jc w:val="left"/>
+              <w:rPr>
+                <w:rFonts w:ascii="Times New Roman" w:hAnsi="Times New Roman" w:cs="Times New Roman"/>
+                <w:sz w:val="26"/>
+                <w:szCs w:val="26"/>
+              </w:rPr>
+            </w:pPr>
+          </w:p>
+        </w:tc>
+        <w:tc>
+          <w:tcPr>
+            <w:tcW w:w="1701" w:type="dxa"/>
+            <w:gridSpan w:val="2"/>
             <w:tcBorders>
               <w:top w:val="single" w:sz="4" w:space="0" w:color="auto"/>
             </w:tcBorders>
@@ -3438,92 +4169,18 @@
               <w:spacing w:line="240" w:lineRule="auto"/>
               <w:jc w:val="left"/>
               <w:rPr>
-                <w:rFonts w:ascii="Times New Roman" w:eastAsiaTheme="minorEastAsia" w:hAnsi="Times New Roman" w:cs="Times New Roman"/>
-                <w:sz w:val="26"/>
-                <w:szCs w:val="26"/>
-              </w:rPr>
-            </w:pPr>
-          </w:p>
-        </w:tc>
-      </w:tr>
-      <w:tr>
-        <w:trPr>
-          <w:gridAfter w:val="4"/>
-          <w:wAfter w:w="4306" w:type="dxa"/>
-          <w:trHeight w:val="425"/>
-        </w:trPr>
-        <w:tc>
-          <w:tcPr>
-            <w:tcW w:w="236" w:type="dxa"/>
-            <w:vMerge/>
-            <w:vAlign w:val="center"/>
-          </w:tcPr>
-          <w:p>
-            <w:pPr>
-              <w:spacing w:line="240" w:lineRule="auto"/>
-              <w:jc w:val="left"/>
-              <w:rPr>
-                <w:rFonts w:ascii="Times New Roman" w:eastAsiaTheme="minorEastAsia" w:hAnsi="Times New Roman" w:cs="Times New Roman"/>
-                <w:sz w:val="26"/>
-                <w:szCs w:val="26"/>
-              </w:rPr>
-            </w:pPr>
-          </w:p>
-        </w:tc>
-        <w:tc>
-          <w:tcPr>
-            <w:tcW w:w="1633" w:type="dxa"/>
-            <w:gridSpan w:val="2"/>
-            <w:vMerge/>
-            <w:vAlign w:val="center"/>
-          </w:tcPr>
-          <w:p>
-            <w:pPr>
-              <w:spacing w:line="240" w:lineRule="auto"/>
-              <w:jc w:val="left"/>
-              <w:rPr>
-                <w:rFonts w:ascii="Times New Roman" w:hAnsi="Times New Roman" w:cs="Times New Roman"/>
-                <w:sz w:val="26"/>
-                <w:szCs w:val="26"/>
-              </w:rPr>
-            </w:pPr>
-          </w:p>
-        </w:tc>
-        <w:tc>
-          <w:tcPr>
-            <w:tcW w:w="1701" w:type="dxa"/>
-            <w:gridSpan w:val="2"/>
-            <w:tcBorders>
-              <w:top w:val="single" w:sz="4" w:space="0" w:color="auto"/>
-            </w:tcBorders>
-            <w:vAlign w:val="center"/>
-          </w:tcPr>
-          <w:p>
-            <w:pPr>
-              <w:spacing w:line="240" w:lineRule="auto"/>
-              <w:jc w:val="left"/>
-              <w:rPr>
-                <w:rFonts w:ascii="Times New Roman" w:hAnsi="Times New Roman" w:cs="Times New Roman"/>
-                <w:sz w:val="26"/>
-                <w:szCs w:val="26"/>
-              </w:rPr>
-            </w:pPr>
-            <w:r>
-              <w:rPr>
-                <w:rFonts w:ascii="Times New Roman" w:hAnsi="Times New Roman" w:cs="Times New Roman"/>
-                <w:sz w:val="26"/>
-                <w:szCs w:val="26"/>
-              </w:rPr>
-              <w:t xml:space="preserve">Whether there are related equipment that needs to be docked (elevators, robotic arms, roller shutter doors, telescopic doors, vertical warehouses, </w:t>
-            </w:r>
-            <w:r>
-              <w:rPr>
-                <w:rFonts w:ascii="Times New Roman" w:hAnsi="Times New Roman" w:cs="Times New Roman"/>
-                <w:sz w:val="26"/>
-                <w:szCs w:val="26"/>
-              </w:rPr>
-              <w:lastRenderedPageBreak/>
-              <w:t>winding machines, etc.), etc.:</w:t>
+                <w:rFonts w:ascii="Times New Roman" w:hAnsi="Times New Roman" w:cs="Times New Roman"/>
+                <w:sz w:val="26"/>
+                <w:szCs w:val="26"/>
+              </w:rPr>
+            </w:pPr>
+            <w:r>
+              <w:rPr>
+                <w:rFonts w:ascii="Times New Roman" w:hAnsi="Times New Roman" w:cs="Times New Roman"/>
+                <w:sz w:val="26"/>
+                <w:szCs w:val="26"/>
+              </w:rPr>
+              <w:t>Whether there are related equipment that needs to be docked (elevators, robotic arms, roller shutter doors, telescopic doors, vertical warehouses, winding machines, etc.), etc.:</w:t>
             </w:r>
           </w:p>
         </w:tc>
@@ -3552,11 +4209,126 @@
                 <w:rFonts w:ascii="Times New Roman" w:eastAsiaTheme="minorEastAsia" w:hAnsi="Times New Roman" w:cs="Times New Roman"/>
                 <w:sz w:val="26"/>
                 <w:szCs w:val="26"/>
+              </w:rPr>
+              <w:t xml:space="preserve">{{ </w:t>
+            </w:r>
+            <w:proofErr w:type="spellStart"/>
+            <w:r>
+              <w:rPr>
+                <w:rFonts w:ascii="Times New Roman" w:eastAsiaTheme="minorEastAsia" w:hAnsi="Times New Roman" w:cs="Times New Roman"/>
+                <w:sz w:val="26"/>
+                <w:szCs w:val="26"/>
+              </w:rPr>
+              <w:t>integration_req|default</w:t>
+            </w:r>
+            <w:proofErr w:type="spellEnd"/>
+            <w:r>
+              <w:rPr>
+                <w:rFonts w:ascii="Times New Roman" w:eastAsiaTheme="minorEastAsia" w:hAnsi="Times New Roman" w:cs="Times New Roman"/>
+                <w:sz w:val="26"/>
+                <w:szCs w:val="26"/>
+              </w:rPr>
+              <w:t>('') }}</w:t>
+            </w:r>
+          </w:p>
+          <w:p>
+            <w:pPr>
+              <w:spacing w:line="240" w:lineRule="auto"/>
+              <w:jc w:val="left"/>
+              <w:rPr>
+                <w:rFonts w:ascii="Times New Roman" w:eastAsiaTheme="minorEastAsia" w:hAnsi="Times New Roman" w:cs="Times New Roman"/>
+                <w:sz w:val="26"/>
+                <w:szCs w:val="26"/>
+              </w:rPr>
+            </w:pPr>
+            <w:r>
+              <w:rPr>
+                <w:rFonts w:ascii="Times New Roman" w:eastAsiaTheme="minorEastAsia" w:hAnsi="Times New Roman" w:cs="Times New Roman"/>
+                <w:sz w:val="26"/>
+                <w:szCs w:val="26"/>
+              </w:rPr>
+              <w:t xml:space="preserve">{{ </w:t>
+            </w:r>
+            <w:proofErr w:type="spellStart"/>
+            <w:r>
+              <w:rPr>
+                <w:rFonts w:ascii="Times New Roman" w:eastAsiaTheme="minorEastAsia" w:hAnsi="Times New Roman" w:cs="Times New Roman"/>
+                <w:sz w:val="26"/>
+                <w:szCs w:val="26"/>
+              </w:rPr>
+              <w:t>connections_details|default</w:t>
+            </w:r>
+            <w:proofErr w:type="spellEnd"/>
+            <w:r>
+              <w:rPr>
+                <w:rFonts w:ascii="Times New Roman" w:eastAsiaTheme="minorEastAsia" w:hAnsi="Times New Roman" w:cs="Times New Roman"/>
+                <w:sz w:val="26"/>
+                <w:szCs w:val="26"/>
+              </w:rPr>
+              <w:t>('') }}</w:t>
+            </w:r>
+          </w:p>
+          <w:p>
+            <w:pPr>
+              <w:spacing w:line="240" w:lineRule="auto"/>
+              <w:jc w:val="left"/>
+              <w:rPr>
+                <w:rFonts w:ascii="Times New Roman" w:eastAsiaTheme="minorEastAsia" w:hAnsi="Times New Roman" w:cs="Times New Roman"/>
+                <w:sz w:val="26"/>
+                <w:szCs w:val="26"/>
                 <w:lang w:val="en-BE"/>
               </w:rPr>
-              <w:lastRenderedPageBreak/>
-              <w:t>{{docking_equipment|default(‘‘)}}</w:t>
-            </w:r>
+            </w:pPr>
+            <w:r>
+              <w:rPr>
+                <w:rFonts w:ascii="Times New Roman" w:eastAsiaTheme="minorEastAsia" w:hAnsi="Times New Roman" w:cs="Times New Roman"/>
+                <w:sz w:val="26"/>
+                <w:szCs w:val="26"/>
+              </w:rPr>
+              <w:t xml:space="preserve">{{ </w:t>
+            </w:r>
+            <w:proofErr w:type="spellStart"/>
+            <w:r>
+              <w:rPr>
+                <w:rFonts w:ascii="Times New Roman" w:eastAsiaTheme="minorEastAsia" w:hAnsi="Times New Roman" w:cs="Times New Roman"/>
+                <w:sz w:val="26"/>
+                <w:szCs w:val="26"/>
+              </w:rPr>
+              <w:t>connections|default</w:t>
+            </w:r>
+            <w:proofErr w:type="spellEnd"/>
+            <w:r>
+              <w:rPr>
+                <w:rFonts w:ascii="Times New Roman" w:eastAsiaTheme="minorEastAsia" w:hAnsi="Times New Roman" w:cs="Times New Roman"/>
+                <w:sz w:val="26"/>
+                <w:szCs w:val="26"/>
+              </w:rPr>
+              <w:t>('') }}</w:t>
+            </w:r>
+          </w:p>
+          <w:p>
+            <w:pPr>
+              <w:spacing w:line="240" w:lineRule="auto"/>
+              <w:jc w:val="left"/>
+              <w:rPr>
+                <w:rFonts w:ascii="Times New Roman" w:eastAsiaTheme="minorEastAsia" w:hAnsi="Times New Roman" w:cs="Times New Roman"/>
+                <w:sz w:val="26"/>
+                <w:szCs w:val="26"/>
+                <w:lang w:val="en-BE"/>
+              </w:rPr>
+            </w:pPr>
+          </w:p>
+          <w:p>
+            <w:pPr>
+              <w:spacing w:line="240" w:lineRule="auto"/>
+              <w:jc w:val="left"/>
+              <w:rPr>
+                <w:rFonts w:ascii="Times New Roman" w:eastAsiaTheme="minorEastAsia" w:hAnsi="Times New Roman" w:cs="Times New Roman"/>
+                <w:sz w:val="26"/>
+                <w:szCs w:val="26"/>
+                <w:lang w:val="en-BE"/>
+              </w:rPr>
+            </w:pPr>
           </w:p>
           <w:p>
             <w:pPr>
@@ -3574,7 +4346,10 @@
           <w:tcPr>
             <w:tcW w:w="284" w:type="dxa"/>
             <w:gridSpan w:val="2"/>
-            <w:vMerge/>
+            <w:vMerge w:val="restart"/>
+            <w:tcBorders>
+              <w:top w:val="single" w:sz="4" w:space="0" w:color="auto"/>
+            </w:tcBorders>
             <w:vAlign w:val="center"/>
           </w:tcPr>
           <w:p>
@@ -3592,8 +4367,8 @@
       </w:tr>
       <w:tr>
         <w:trPr>
-          <w:gridAfter w:val="4"/>
-          <w:wAfter w:w="4306" w:type="dxa"/>
+          <w:gridAfter w:val="1"/>
+          <w:wAfter w:w="6" w:type="dxa"/>
           <w:trHeight w:val="425"/>
         </w:trPr>
         <w:tc>
@@ -3643,8 +4418,40 @@
             <w:vAlign w:val="center"/>
           </w:tcPr>
           <w:p>
-            <w:r>
-              <w:t>See attached CAD/layout file: {{cad_filename}}</w:t>
+            <w:pPr>
+              <w:spacing w:line="240" w:lineRule="auto"/>
+              <w:jc w:val="left"/>
+              <w:rPr>
+                <w:rFonts w:ascii="Times New Roman" w:hAnsi="Times New Roman" w:cs="Times New Roman"/>
+                <w:sz w:val="26"/>
+                <w:szCs w:val="26"/>
+              </w:rPr>
+            </w:pPr>
+            <w:r>
+              <w:rPr>
+                <w:rFonts w:ascii="Times New Roman" w:hAnsi="Times New Roman" w:cs="Times New Roman"/>
+                <w:sz w:val="26"/>
+                <w:szCs w:val="26"/>
+              </w:rPr>
+              <w:t xml:space="preserve">Explosion-proof level, low/high temperature adaptability, unmanned degree (fully automatic/semi-automatic), remote monitoring requirements, customized appearance and logo, </w:t>
+            </w:r>
+            <w:proofErr w:type="spellStart"/>
+            <w:r>
+              <w:rPr>
+                <w:rFonts w:ascii="Times New Roman" w:hAnsi="Times New Roman" w:cs="Times New Roman"/>
+                <w:sz w:val="26"/>
+                <w:szCs w:val="26"/>
+              </w:rPr>
+              <w:t>etc</w:t>
+            </w:r>
+            <w:proofErr w:type="spellEnd"/>
+            <w:r>
+              <w:rPr>
+                <w:rFonts w:ascii="Times New Roman" w:hAnsi="Times New Roman" w:cs="Times New Roman"/>
+                <w:sz w:val="26"/>
+                <w:szCs w:val="26"/>
+              </w:rPr>
+              <w:t>：</w:t>
             </w:r>
           </w:p>
         </w:tc>
@@ -3659,39 +4466,14 @@
           </w:tcPr>
           <w:p>
             <w:pPr>
-              <w:jc w:val="left"/>
-              <w:rPr>
-                <w:rFonts w:ascii="Times New Roman" w:hAnsi="Times New Roman" w:cs="Times New Roman"/>
-                <w:sz w:val="26"/>
-                <w:szCs w:val="26"/>
-              </w:rPr>
-            </w:pPr>
-            <w:r>
-              <w:rPr>
-                <w:rFonts w:ascii="Times New Roman" w:hAnsi="Times New Roman" w:cs="Times New Roman"/>
-                <w:sz w:val="26"/>
-                <w:szCs w:val="26"/>
-              </w:rPr>
-              <w:t>Other AGVs / AMRs: {{other_agvs|default('')}}</w:t>
-            </w:r>
-            <w:r>
-              <w:rPr>
-                <w:rFonts w:ascii="Times New Roman" w:hAnsi="Times New Roman" w:cs="Times New Roman"/>
-                <w:sz w:val="26"/>
-                <w:szCs w:val="26"/>
-              </w:rPr>
-              <w:br/>
-              <w:t>Other Traffic (Trucks/Forklifts/Pedestrians): {{other_traffic|default('')}}</w:t>
-            </w:r>
-            <w:r>
-              <w:rPr>
-                <w:rFonts w:ascii="Times New Roman" w:hAnsi="Times New Roman" w:cs="Times New Roman"/>
-                <w:sz w:val="26"/>
-                <w:szCs w:val="26"/>
-              </w:rPr>
-              <w:br/>
-              <w:t>Ground Gaps / Depressions: {{ground_gaps_mm|default('')}} mm</w:t>
-            </w:r>
+              <w:spacing w:line="240" w:lineRule="auto"/>
+              <w:jc w:val="left"/>
+              <w:rPr>
+                <w:rFonts w:ascii="Times New Roman" w:eastAsiaTheme="minorEastAsia" w:hAnsi="Times New Roman" w:cs="Times New Roman"/>
+                <w:sz w:val="26"/>
+                <w:szCs w:val="26"/>
+              </w:rPr>
+            </w:pPr>
           </w:p>
         </w:tc>
         <w:tc>
@@ -3716,8 +4498,8 @@
       </w:tr>
       <w:tr>
         <w:trPr>
-          <w:gridAfter w:val="4"/>
-          <w:wAfter w:w="4306" w:type="dxa"/>
+          <w:gridAfter w:val="1"/>
+          <w:wAfter w:w="6" w:type="dxa"/>
           <w:trHeight w:val="425"/>
         </w:trPr>
         <w:tc>
@@ -3771,26 +4553,36 @@
               <w:spacing w:line="240" w:lineRule="auto"/>
               <w:jc w:val="left"/>
               <w:rPr>
-                <w:rFonts w:ascii="Times New Roman" w:hAnsi="Times New Roman" w:cs="Times New Roman"/>
-                <w:sz w:val="26"/>
-                <w:szCs w:val="26"/>
-              </w:rPr>
-            </w:pPr>
-            <w:r>
-              <w:rPr>
-                <w:rFonts w:ascii="Times New Roman" w:hAnsi="Times New Roman" w:cs="Times New Roman"/>
-                <w:sz w:val="26"/>
-                <w:szCs w:val="26"/>
-              </w:rPr>
-              <w:t>Explosion-proof level, low/high temperature adaptability, unmanned degree (fully automatic/semi-automatic), remote monitoring requirements, customized appearance and logo, etc</w:t>
-            </w:r>
-            <w:r>
-              <w:rPr>
-                <w:rFonts w:ascii="Times New Roman" w:hAnsi="Times New Roman" w:cs="Times New Roman"/>
-                <w:sz w:val="26"/>
-                <w:szCs w:val="26"/>
-              </w:rPr>
-              <w:t>：</w:t>
+                <w:rFonts w:ascii="Times New Roman" w:eastAsiaTheme="minorEastAsia" w:hAnsi="Times New Roman" w:cs="Times New Roman"/>
+                <w:sz w:val="26"/>
+                <w:szCs w:val="26"/>
+              </w:rPr>
+            </w:pPr>
+          </w:p>
+          <w:p>
+            <w:pPr>
+              <w:spacing w:line="240" w:lineRule="auto"/>
+              <w:jc w:val="left"/>
+            </w:pPr>
+            <w:r>
+              <w:rPr>
+                <w:rFonts w:ascii="Times New Roman" w:hAnsi="Times New Roman" w:cs="Times New Roman"/>
+                <w:sz w:val="26"/>
+                <w:szCs w:val="26"/>
+              </w:rPr>
+              <w:t xml:space="preserve">Whether there is a charging </w:t>
+            </w:r>
+            <w:r>
+              <w:rPr>
+                <w:rFonts w:ascii="Times New Roman" w:hAnsi="Times New Roman" w:cs="Times New Roman"/>
+                <w:sz w:val="26"/>
+                <w:szCs w:val="26"/>
+              </w:rPr>
+              <w:lastRenderedPageBreak/>
+              <w:t>pile/battery swap station</w:t>
+            </w:r>
+            <w:r>
+              <w:t xml:space="preserve"> </w:t>
             </w:r>
           </w:p>
         </w:tc>
@@ -3804,25 +4596,75 @@
             <w:vAlign w:val="center"/>
           </w:tcPr>
           <w:p>
-            <w:r>
-              <w:t>Step-to-step Transport Distances:</w:t>
-            </w:r>
-            <w:r>
+            <w:pPr>
+              <w:jc w:val="left"/>
+              <w:rPr>
+                <w:rFonts w:ascii="Times New Roman" w:hAnsi="Times New Roman" w:cs="Times New Roman"/>
+                <w:sz w:val="26"/>
+                <w:szCs w:val="26"/>
+              </w:rPr>
+            </w:pPr>
+            <w:r>
+              <w:rPr>
+                <w:rFonts w:ascii="Times New Roman" w:hAnsi="Times New Roman" w:cs="Times New Roman"/>
+                <w:sz w:val="26"/>
+                <w:szCs w:val="26"/>
+              </w:rPr>
+              <w:lastRenderedPageBreak/>
+              <w:t xml:space="preserve">Charging status: {{ </w:t>
+            </w:r>
+            <w:proofErr w:type="spellStart"/>
+            <w:r>
+              <w:rPr>
+                <w:rFonts w:ascii="Times New Roman" w:hAnsi="Times New Roman" w:cs="Times New Roman"/>
+                <w:sz w:val="26"/>
+                <w:szCs w:val="26"/>
+              </w:rPr>
+              <w:t>charging_status|default</w:t>
+            </w:r>
+            <w:proofErr w:type="spellEnd"/>
+            <w:r>
+              <w:rPr>
+                <w:rFonts w:ascii="Times New Roman" w:hAnsi="Times New Roman" w:cs="Times New Roman"/>
+                <w:sz w:val="26"/>
+                <w:szCs w:val="26"/>
+              </w:rPr>
+              <w:t>('') }}</w:t>
+            </w:r>
+            <w:r>
+              <w:rPr>
+                <w:rFonts w:ascii="Times New Roman" w:hAnsi="Times New Roman" w:cs="Times New Roman"/>
+                <w:sz w:val="26"/>
+                <w:szCs w:val="26"/>
+              </w:rPr>
               <w:br/>
-              <w:t>{{transport_distance_text}}</w:t>
-            </w:r>
-            <w:r>
-              <w:br/>
-            </w:r>
-            <w:r>
-              <w:br/>
-            </w:r>
-            <w:r>
-              <w:t>Special Comments / Notes:</w:t>
-            </w:r>
-            <w:r>
-              <w:br/>
-              <w:t>{{special_comments}}</w:t>
+              <w:t xml:space="preserve">Parking area: {{ </w:t>
+            </w:r>
+            <w:proofErr w:type="spellStart"/>
+            <w:r>
+              <w:rPr>
+                <w:rFonts w:ascii="Times New Roman" w:hAnsi="Times New Roman" w:cs="Times New Roman"/>
+                <w:sz w:val="26"/>
+                <w:szCs w:val="26"/>
+              </w:rPr>
+              <w:t>parking_area|default</w:t>
+            </w:r>
+            <w:proofErr w:type="spellEnd"/>
+            <w:r>
+              <w:rPr>
+                <w:rFonts w:ascii="Times New Roman" w:hAnsi="Times New Roman" w:cs="Times New Roman"/>
+                <w:sz w:val="26"/>
+                <w:szCs w:val="26"/>
+              </w:rPr>
+              <w:t>('') }}</w:t>
+            </w:r>
+            <w:r>
+              <w:rPr>
+                <w:rFonts w:ascii="Times New Roman" w:hAnsi="Times New Roman" w:cs="Times New Roman"/>
+                <w:sz w:val="26"/>
+                <w:szCs w:val="26"/>
+              </w:rPr>
+              <w:t xml:space="preserve">Charging </w:t>
             </w:r>
           </w:p>
         </w:tc>
@@ -3848,8 +4690,8 @@
       </w:tr>
       <w:tr>
         <w:trPr>
-          <w:gridAfter w:val="4"/>
-          <w:wAfter w:w="4306" w:type="dxa"/>
+          <w:gridAfter w:val="1"/>
+          <w:wAfter w:w="6" w:type="dxa"/>
           <w:trHeight w:val="425"/>
         </w:trPr>
         <w:tc>
@@ -3873,25 +4715,6 @@
         <w:tc>
           <w:tcPr>
             <w:tcW w:w="1633" w:type="dxa"/>
-            <w:gridSpan w:val="2"/>
-            <w:vMerge/>
-            <w:vAlign w:val="center"/>
-          </w:tcPr>
-          <w:p>
-            <w:pPr>
-              <w:spacing w:line="240" w:lineRule="auto"/>
-              <w:jc w:val="left"/>
-              <w:rPr>
-                <w:rFonts w:ascii="Times New Roman" w:hAnsi="Times New Roman" w:cs="Times New Roman"/>
-                <w:sz w:val="26"/>
-                <w:szCs w:val="26"/>
-              </w:rPr>
-            </w:pPr>
-          </w:p>
-        </w:tc>
-        <w:tc>
-          <w:tcPr>
-            <w:tcW w:w="1701" w:type="dxa"/>
             <w:gridSpan w:val="2"/>
             <w:tcBorders>
               <w:top w:val="single" w:sz="4" w:space="0" w:color="auto"/>
@@ -3903,34 +4726,50 @@
               <w:spacing w:line="240" w:lineRule="auto"/>
               <w:jc w:val="left"/>
               <w:rPr>
-                <w:rFonts w:ascii="Times New Roman" w:eastAsiaTheme="minorEastAsia" w:hAnsi="Times New Roman" w:cs="Times New Roman"/>
-                <w:sz w:val="26"/>
-                <w:szCs w:val="26"/>
-              </w:rPr>
-            </w:pPr>
-          </w:p>
-          <w:p>
-            <w:pPr>
-              <w:spacing w:line="240" w:lineRule="auto"/>
-              <w:jc w:val="left"/>
-              <w:rPr>
-                <w:rFonts w:ascii="Times New Roman" w:eastAsiaTheme="minorEastAsia" w:hAnsi="Times New Roman" w:cs="Times New Roman"/>
-                <w:sz w:val="26"/>
-                <w:szCs w:val="26"/>
-              </w:rPr>
-            </w:pPr>
-          </w:p>
-          <w:p>
-            <w:pPr>
-              <w:spacing w:line="240" w:lineRule="auto"/>
-              <w:jc w:val="left"/>
-              <w:rPr>
-                <w:rFonts w:ascii="Times New Roman" w:hAnsi="Times New Roman" w:cs="Times New Roman"/>
-                <w:sz w:val="26"/>
-                <w:szCs w:val="26"/>
-              </w:rPr>
-            </w:pPr>
-          </w:p>
+                <w:rFonts w:ascii="Times New Roman" w:hAnsi="Times New Roman" w:cs="Times New Roman"/>
+                <w:sz w:val="26"/>
+                <w:szCs w:val="26"/>
+              </w:rPr>
+            </w:pPr>
+            <w:r>
+              <w:rPr>
+                <w:rFonts w:ascii="Times New Roman" w:hAnsi="Times New Roman" w:cs="Times New Roman"/>
+                <w:sz w:val="26"/>
+                <w:szCs w:val="26"/>
+              </w:rPr>
+              <w:t>Special</w:t>
+            </w:r>
+          </w:p>
+          <w:p>
+            <w:pPr>
+              <w:spacing w:line="240" w:lineRule="auto"/>
+              <w:jc w:val="left"/>
+              <w:rPr>
+                <w:rFonts w:ascii="Times New Roman" w:hAnsi="Times New Roman" w:cs="Times New Roman"/>
+                <w:sz w:val="26"/>
+                <w:szCs w:val="26"/>
+              </w:rPr>
+            </w:pPr>
+            <w:r>
+              <w:rPr>
+                <w:rFonts w:ascii="Times New Roman" w:hAnsi="Times New Roman" w:cs="Times New Roman"/>
+                <w:sz w:val="26"/>
+                <w:szCs w:val="26"/>
+              </w:rPr>
+              <w:t>demand</w:t>
+            </w:r>
+          </w:p>
+        </w:tc>
+        <w:tc>
+          <w:tcPr>
+            <w:tcW w:w="1701" w:type="dxa"/>
+            <w:gridSpan w:val="2"/>
+            <w:tcBorders>
+              <w:top w:val="single" w:sz="4" w:space="0" w:color="auto"/>
+            </w:tcBorders>
+            <w:vAlign w:val="center"/>
+          </w:tcPr>
+          <w:p/>
         </w:tc>
         <w:tc>
           <w:tcPr>
@@ -3945,41 +4784,77 @@
             <w:pPr>
               <w:spacing w:line="240" w:lineRule="auto"/>
               <w:jc w:val="left"/>
+            </w:pPr>
+            <w:r>
+              <w:t>Special Comments / Notes:</w:t>
+            </w:r>
+            <w:r>
+              <w:br/>
+              <w:t>{{</w:t>
+            </w:r>
+            <w:proofErr w:type="spellStart"/>
+            <w:r>
+              <w:t>special_comments</w:t>
+            </w:r>
+            <w:proofErr w:type="spellEnd"/>
+            <w:r>
+              <w:t>}}</w:t>
+            </w:r>
+          </w:p>
+          <w:p>
+            <w:pPr>
+              <w:spacing w:line="240" w:lineRule="auto"/>
+              <w:jc w:val="left"/>
+              <w:rPr>
+                <w:rFonts w:ascii="Times New Roman" w:eastAsiaTheme="minorEastAsia" w:hAnsi="Times New Roman" w:cs="Times New Roman"/>
+                <w:sz w:val="26"/>
+                <w:szCs w:val="26"/>
+              </w:rPr>
+            </w:pPr>
+            <w:r>
+              <w:rPr>
+                <w:rFonts w:ascii="Times New Roman" w:eastAsiaTheme="minorEastAsia" w:hAnsi="Times New Roman" w:cs="Times New Roman"/>
+                <w:sz w:val="26"/>
+                <w:szCs w:val="26"/>
+              </w:rPr>
+              <w:t>{{</w:t>
+            </w:r>
+            <w:proofErr w:type="spellStart"/>
+            <w:r>
+              <w:rPr>
+                <w:rFonts w:ascii="Times New Roman" w:eastAsiaTheme="minorEastAsia" w:hAnsi="Times New Roman" w:cs="Times New Roman"/>
+                <w:sz w:val="26"/>
+                <w:szCs w:val="26"/>
+              </w:rPr>
+              <w:t>special_demand</w:t>
+            </w:r>
+            <w:proofErr w:type="spellEnd"/>
+            <w:r>
               <w:rPr>
                 <w:rFonts w:ascii="Times New Roman" w:eastAsiaTheme="minorEastAsia" w:hAnsi="Times New Roman" w:cs="Times New Roman"/>
                 <w:sz w:val="26"/>
                 <w:szCs w:val="26"/>
                 <w:lang w:val="en-BE"/>
               </w:rPr>
-            </w:pPr>
-            <w:r>
-              <w:rPr>
-                <w:rFonts w:ascii="Times New Roman" w:eastAsiaTheme="minorEastAsia" w:hAnsi="Times New Roman" w:cs="Times New Roman"/>
-                <w:sz w:val="26"/>
-                <w:szCs w:val="26"/>
-                <w:lang w:val="en-BE"/>
-              </w:rPr>
-              <w:t>{{vehicle_type|default(‘‘)}} / {{goods_weight_dim|default(‘‘)}} / {{efficiency_req|default(‘‘)}}</w:t>
-            </w:r>
-          </w:p>
-          <w:p>
-            <w:pPr>
-              <w:spacing w:line="240" w:lineRule="auto"/>
-              <w:jc w:val="left"/>
-              <w:rPr>
-                <w:rFonts w:ascii="Times New Roman" w:eastAsiaTheme="minorEastAsia" w:hAnsi="Times New Roman" w:cs="Times New Roman"/>
-                <w:sz w:val="26"/>
-                <w:szCs w:val="26"/>
-                <w:lang w:val="en-BE"/>
-              </w:rPr>
-            </w:pPr>
+              <w:t>|default(‘‘)</w:t>
+            </w:r>
+            <w:r>
+              <w:rPr>
+                <w:rFonts w:ascii="Times New Roman" w:eastAsiaTheme="minorEastAsia" w:hAnsi="Times New Roman" w:cs="Times New Roman"/>
+                <w:sz w:val="26"/>
+                <w:szCs w:val="26"/>
+              </w:rPr>
+              <w:t>}}</w:t>
+            </w:r>
           </w:p>
         </w:tc>
         <w:tc>
           <w:tcPr>
             <w:tcW w:w="284" w:type="dxa"/>
             <w:gridSpan w:val="2"/>
-            <w:vMerge/>
+            <w:tcBorders>
+              <w:top w:val="single" w:sz="4" w:space="0" w:color="auto"/>
+            </w:tcBorders>
             <w:vAlign w:val="center"/>
           </w:tcPr>
           <w:p>
@@ -3997,273 +4872,8 @@
       </w:tr>
       <w:tr>
         <w:trPr>
-          <w:gridAfter w:val="4"/>
-          <w:wAfter w:w="4306" w:type="dxa"/>
-          <w:trHeight w:val="425"/>
-        </w:trPr>
-        <w:tc>
-          <w:tcPr>
-            <w:tcW w:w="236" w:type="dxa"/>
-            <w:vMerge/>
-            <w:vAlign w:val="center"/>
-          </w:tcPr>
-          <w:p>
-            <w:pPr>
-              <w:spacing w:line="240" w:lineRule="auto"/>
-              <w:jc w:val="left"/>
-              <w:rPr>
-                <w:rFonts w:ascii="Times New Roman" w:eastAsiaTheme="minorEastAsia" w:hAnsi="Times New Roman" w:cs="Times New Roman"/>
-                <w:sz w:val="26"/>
-                <w:szCs w:val="26"/>
-              </w:rPr>
-            </w:pPr>
-          </w:p>
-        </w:tc>
-        <w:tc>
-          <w:tcPr>
-            <w:tcW w:w="1633" w:type="dxa"/>
-            <w:gridSpan w:val="2"/>
-            <w:vMerge/>
-            <w:vAlign w:val="center"/>
-          </w:tcPr>
-          <w:p>
-            <w:pPr>
-              <w:spacing w:line="240" w:lineRule="auto"/>
-              <w:jc w:val="left"/>
-              <w:rPr>
-                <w:rFonts w:ascii="Times New Roman" w:hAnsi="Times New Roman" w:cs="Times New Roman"/>
-                <w:sz w:val="26"/>
-                <w:szCs w:val="26"/>
-              </w:rPr>
-            </w:pPr>
-          </w:p>
-        </w:tc>
-        <w:tc>
-          <w:tcPr>
-            <w:tcW w:w="1701" w:type="dxa"/>
-            <w:gridSpan w:val="2"/>
-            <w:tcBorders>
-              <w:top w:val="single" w:sz="4" w:space="0" w:color="auto"/>
-            </w:tcBorders>
-            <w:vAlign w:val="center"/>
-          </w:tcPr>
-          <w:p>
-            <w:pPr>
-              <w:spacing w:line="240" w:lineRule="auto"/>
-              <w:jc w:val="left"/>
-              <w:rPr>
-                <w:rFonts w:ascii="Times New Roman" w:hAnsi="Times New Roman" w:cs="Times New Roman"/>
-                <w:sz w:val="26"/>
-                <w:szCs w:val="26"/>
-              </w:rPr>
-            </w:pPr>
-          </w:p>
-        </w:tc>
-        <w:tc>
-          <w:tcPr>
-            <w:tcW w:w="6804" w:type="dxa"/>
-            <w:gridSpan w:val="5"/>
-            <w:tcBorders>
-              <w:top w:val="single" w:sz="4" w:space="0" w:color="auto"/>
-            </w:tcBorders>
-            <w:vAlign w:val="center"/>
-          </w:tcPr>
-          <w:p>
-            <w:pPr>
-              <w:spacing w:line="240" w:lineRule="auto"/>
-              <w:jc w:val="left"/>
-              <w:rPr>
-                <w:rFonts w:ascii="Times New Roman" w:eastAsiaTheme="minorEastAsia" w:hAnsi="Times New Roman" w:cs="Times New Roman"/>
-                <w:sz w:val="26"/>
-                <w:szCs w:val="26"/>
-                <w:lang w:val="en-BE"/>
-              </w:rPr>
-            </w:pPr>
-            <w:r>
-              <w:rPr>
-                <w:rFonts w:ascii="Times New Roman" w:eastAsiaTheme="minorEastAsia" w:hAnsi="Times New Roman" w:cs="Times New Roman"/>
-                <w:sz w:val="26"/>
-                <w:szCs w:val="26"/>
-              </w:rPr>
-              <w:t>{{special_demand</w:t>
-            </w:r>
-            <w:r>
-              <w:rPr>
-                <w:rFonts w:ascii="Times New Roman" w:eastAsiaTheme="minorEastAsia" w:hAnsi="Times New Roman" w:cs="Times New Roman"/>
-                <w:sz w:val="26"/>
-                <w:szCs w:val="26"/>
-                <w:lang w:val="en-BE"/>
-              </w:rPr>
-              <w:t>|default(‘‘)</w:t>
-            </w:r>
-            <w:r>
-              <w:rPr>
-                <w:rFonts w:ascii="Times New Roman" w:eastAsiaTheme="minorEastAsia" w:hAnsi="Times New Roman" w:cs="Times New Roman"/>
-                <w:sz w:val="26"/>
-                <w:szCs w:val="26"/>
-              </w:rPr>
-              <w:t>}}</w:t>
-            </w:r>
-          </w:p>
-        </w:tc>
-        <w:tc>
-          <w:tcPr>
-            <w:tcW w:w="284" w:type="dxa"/>
-            <w:gridSpan w:val="2"/>
-            <w:vMerge/>
-            <w:vAlign w:val="center"/>
-          </w:tcPr>
-          <w:p>
-            <w:pPr>
-              <w:spacing w:line="240" w:lineRule="auto"/>
-              <w:jc w:val="left"/>
-              <w:rPr>
-                <w:rFonts w:ascii="Times New Roman" w:eastAsiaTheme="minorEastAsia" w:hAnsi="Times New Roman" w:cs="Times New Roman"/>
-                <w:sz w:val="26"/>
-                <w:szCs w:val="26"/>
-              </w:rPr>
-            </w:pPr>
-          </w:p>
-        </w:tc>
-      </w:tr>
-      <w:tr>
-        <w:trPr>
-          <w:gridAfter w:val="4"/>
-          <w:wAfter w:w="4306" w:type="dxa"/>
-          <w:trHeight w:val="425"/>
-        </w:trPr>
-        <w:tc>
-          <w:tcPr>
-            <w:tcW w:w="236" w:type="dxa"/>
-            <w:vMerge/>
-            <w:vAlign w:val="center"/>
-          </w:tcPr>
-          <w:p>
-            <w:pPr>
-              <w:spacing w:line="240" w:lineRule="auto"/>
-              <w:jc w:val="left"/>
-              <w:rPr>
-                <w:rFonts w:ascii="Times New Roman" w:eastAsiaTheme="minorEastAsia" w:hAnsi="Times New Roman" w:cs="Times New Roman"/>
-                <w:sz w:val="26"/>
-                <w:szCs w:val="26"/>
-              </w:rPr>
-            </w:pPr>
-          </w:p>
-        </w:tc>
-        <w:tc>
-          <w:tcPr>
-            <w:tcW w:w="1633" w:type="dxa"/>
-            <w:gridSpan w:val="2"/>
-            <w:tcBorders>
-              <w:top w:val="single" w:sz="4" w:space="0" w:color="auto"/>
-            </w:tcBorders>
-            <w:vAlign w:val="center"/>
-          </w:tcPr>
-          <w:p>
-            <w:pPr>
-              <w:spacing w:line="240" w:lineRule="auto"/>
-              <w:jc w:val="left"/>
-              <w:rPr>
-                <w:rFonts w:ascii="Times New Roman" w:hAnsi="Times New Roman" w:cs="Times New Roman"/>
-                <w:sz w:val="26"/>
-                <w:szCs w:val="26"/>
-              </w:rPr>
-            </w:pPr>
-            <w:r>
-              <w:rPr>
-                <w:rFonts w:ascii="Times New Roman" w:hAnsi="Times New Roman" w:cs="Times New Roman"/>
-                <w:sz w:val="26"/>
-                <w:szCs w:val="26"/>
-              </w:rPr>
-              <w:t>Special</w:t>
-            </w:r>
-          </w:p>
-          <w:p>
-            <w:pPr>
-              <w:spacing w:line="240" w:lineRule="auto"/>
-              <w:jc w:val="left"/>
-              <w:rPr>
-                <w:rFonts w:ascii="Times New Roman" w:hAnsi="Times New Roman" w:cs="Times New Roman"/>
-                <w:sz w:val="26"/>
-                <w:szCs w:val="26"/>
-              </w:rPr>
-            </w:pPr>
-            <w:r>
-              <w:rPr>
-                <w:rFonts w:ascii="Times New Roman" w:hAnsi="Times New Roman" w:cs="Times New Roman"/>
-                <w:sz w:val="26"/>
-                <w:szCs w:val="26"/>
-              </w:rPr>
-              <w:t>demand</w:t>
-            </w:r>
-          </w:p>
-        </w:tc>
-        <w:tc>
-          <w:tcPr>
-            <w:tcW w:w="1701" w:type="dxa"/>
-            <w:gridSpan w:val="2"/>
-            <w:tcBorders>
-              <w:top w:val="single" w:sz="4" w:space="0" w:color="auto"/>
-            </w:tcBorders>
-            <w:vAlign w:val="center"/>
-          </w:tcPr>
-          <w:p>
-            <w:r>
-              <w:t>WiFi available on site: {{site_wifi_available}}</w:t>
-            </w:r>
-            <w:r>
-              <w:br/>
-              <w:t>Site Network Status / WiFi Coverage: {{network_status}}</w:t>
-            </w:r>
-          </w:p>
-        </w:tc>
-        <w:tc>
-          <w:tcPr>
-            <w:tcW w:w="6804" w:type="dxa"/>
-            <w:gridSpan w:val="5"/>
-            <w:tcBorders>
-              <w:top w:val="single" w:sz="4" w:space="0" w:color="auto"/>
-            </w:tcBorders>
-            <w:vAlign w:val="center"/>
-          </w:tcPr>
-          <w:p>
-            <w:pPr>
-              <w:spacing w:line="240" w:lineRule="auto"/>
-              <w:jc w:val="left"/>
-              <w:rPr>
-                <w:rFonts w:ascii="Times New Roman" w:eastAsiaTheme="minorEastAsia" w:hAnsi="Times New Roman" w:cs="Times New Roman"/>
-                <w:sz w:val="26"/>
-                <w:szCs w:val="26"/>
-              </w:rPr>
-            </w:pPr>
-          </w:p>
-        </w:tc>
-        <w:tc>
-          <w:tcPr>
-            <w:tcW w:w="284" w:type="dxa"/>
-            <w:gridSpan w:val="2"/>
-            <w:tcBorders>
-              <w:top w:val="single" w:sz="4" w:space="0" w:color="auto"/>
-            </w:tcBorders>
-            <w:vAlign w:val="center"/>
-          </w:tcPr>
-          <w:p>
-            <w:pPr>
-              <w:spacing w:line="240" w:lineRule="auto"/>
-              <w:jc w:val="left"/>
-              <w:rPr>
-                <w:rFonts w:ascii="Times New Roman" w:eastAsiaTheme="minorEastAsia" w:hAnsi="Times New Roman" w:cs="Times New Roman"/>
-                <w:sz w:val="26"/>
-                <w:szCs w:val="26"/>
-              </w:rPr>
-            </w:pPr>
-          </w:p>
-        </w:tc>
-      </w:tr>
-      <w:tr>
-        <w:trPr>
-          <w:gridAfter w:val="5"/>
-          <w:wAfter w:w="4537" w:type="dxa"/>
+          <w:gridAfter w:val="2"/>
+          <w:wAfter w:w="242" w:type="dxa"/>
           <w:trHeight w:val="425"/>
         </w:trPr>
         <w:tc>
@@ -4310,35 +4920,15 @@
                 <w:szCs w:val="26"/>
                 <w:highlight w:val="yellow"/>
               </w:rPr>
-              <w:t xml:space="preserve">DATA </w:t>
-            </w:r>
-            <w:r>
-              <w:rPr>
-                <w:rFonts w:ascii="Times New Roman" w:eastAsiaTheme="minorEastAsia" w:hAnsi="Times New Roman" w:cs="Times New Roman"/>
-                <w:b/>
-                <w:bCs/>
-                <w:sz w:val="26"/>
-                <w:szCs w:val="26"/>
-                <w:highlight w:val="yellow"/>
-              </w:rPr>
-              <w:lastRenderedPageBreak/>
-              <w:t>FLOW</w:t>
-            </w:r>
-            <w:r>
-              <w:rPr>
-                <w:rFonts w:ascii="Times New Roman" w:eastAsiaTheme="minorEastAsia" w:hAnsi="Times New Roman" w:cs="Times New Roman"/>
-                <w:sz w:val="26"/>
-                <w:szCs w:val="26"/>
-              </w:rPr>
-              <w:t xml:space="preserve"> </w:t>
-            </w:r>
-            <w:r>
-              <w:rPr>
-                <w:rFonts w:ascii="Times New Roman" w:eastAsiaTheme="minorEastAsia" w:hAnsi="Times New Roman" w:cs="Times New Roman"/>
-                <w:sz w:val="26"/>
-                <w:szCs w:val="26"/>
-              </w:rPr>
-              <w:t>scenario description</w:t>
+              <w:t>DATA FLOW</w:t>
+            </w:r>
+            <w:r>
+              <w:rPr>
+                <w:rFonts w:ascii="Times New Roman" w:eastAsiaTheme="minorEastAsia" w:hAnsi="Times New Roman" w:cs="Times New Roman"/>
+                <w:sz w:val="26"/>
+                <w:szCs w:val="26"/>
+              </w:rPr>
+              <w:t xml:space="preserve"> scenario description</w:t>
             </w:r>
           </w:p>
           <w:p>
@@ -4390,42 +4980,69 @@
                 <w:sz w:val="26"/>
                 <w:szCs w:val="26"/>
               </w:rPr>
-              <w:lastRenderedPageBreak/>
-              <w:t>System Integration: {{system_integration_summary|default('')}}</w:t>
-            </w:r>
-            <w:r>
-              <w:rPr>
-                <w:rFonts w:ascii="Times New Roman" w:hAnsi="Times New Roman" w:cs="Times New Roman"/>
-                <w:sz w:val="26"/>
-                <w:szCs w:val="26"/>
-              </w:rPr>
-              <w:br/>
-            </w:r>
-            <w:r>
-              <w:rPr>
-                <w:rFonts w:ascii="Times New Roman" w:hAnsi="Times New Roman" w:cs="Times New Roman"/>
-                <w:sz w:val="26"/>
-                <w:szCs w:val="26"/>
-              </w:rPr>
-              <w:lastRenderedPageBreak/>
-              <w:t>Integration to your system required: {{integration_to_your_system_required|default('')}}</w:t>
-            </w:r>
-            <w:r>
-              <w:rPr>
-                <w:rFonts w:ascii="Times New Roman" w:hAnsi="Times New Roman" w:cs="Times New Roman"/>
-                <w:sz w:val="26"/>
-                <w:szCs w:val="26"/>
-              </w:rPr>
-              <w:br/>
-              <w:t>Systems to be integrated: {{systems_to_integrate_summary|default('')}}</w:t>
+              <w:t xml:space="preserve">{{ </w:t>
+            </w:r>
+            <w:proofErr w:type="spellStart"/>
+            <w:r>
+              <w:rPr>
+                <w:rFonts w:ascii="Times New Roman" w:hAnsi="Times New Roman" w:cs="Times New Roman"/>
+                <w:sz w:val="26"/>
+                <w:szCs w:val="26"/>
+              </w:rPr>
+              <w:t>data_flow_text|default</w:t>
+            </w:r>
+            <w:proofErr w:type="spellEnd"/>
+            <w:r>
+              <w:rPr>
+                <w:rFonts w:ascii="Times New Roman" w:hAnsi="Times New Roman" w:cs="Times New Roman"/>
+                <w:sz w:val="26"/>
+                <w:szCs w:val="26"/>
+              </w:rPr>
+              <w:t>('') }}</w:t>
+            </w:r>
+          </w:p>
+          <w:p>
+            <w:pPr>
+              <w:jc w:val="left"/>
+              <w:rPr>
+                <w:rFonts w:ascii="Times New Roman" w:hAnsi="Times New Roman" w:cs="Times New Roman"/>
+                <w:sz w:val="26"/>
+                <w:szCs w:val="26"/>
+              </w:rPr>
+            </w:pPr>
+            <w:r>
+              <w:rPr>
+                <w:rFonts w:ascii="Times New Roman" w:hAnsi="Times New Roman" w:cs="Times New Roman"/>
+                <w:sz w:val="26"/>
+                <w:szCs w:val="26"/>
+              </w:rPr>
+              <w:t xml:space="preserve">{{ </w:t>
+            </w:r>
+            <w:proofErr w:type="spellStart"/>
+            <w:r>
+              <w:rPr>
+                <w:rFonts w:ascii="Times New Roman" w:hAnsi="Times New Roman" w:cs="Times New Roman"/>
+                <w:sz w:val="26"/>
+                <w:szCs w:val="26"/>
+              </w:rPr>
+              <w:t>data_flow_additional_notes|default</w:t>
+            </w:r>
+            <w:proofErr w:type="spellEnd"/>
+            <w:r>
+              <w:rPr>
+                <w:rFonts w:ascii="Times New Roman" w:hAnsi="Times New Roman" w:cs="Times New Roman"/>
+                <w:sz w:val="26"/>
+                <w:szCs w:val="26"/>
+              </w:rPr>
+              <w:t>('') }}</w:t>
             </w:r>
           </w:p>
         </w:tc>
       </w:tr>
       <w:tr>
         <w:trPr>
-          <w:gridAfter w:val="5"/>
-          <w:wAfter w:w="4537" w:type="dxa"/>
+          <w:gridAfter w:val="2"/>
+          <w:wAfter w:w="242" w:type="dxa"/>
           <w:trHeight w:val="425"/>
         </w:trPr>
         <w:tc>
@@ -4441,6 +5058,7 @@
                 <w:rFonts w:ascii="Times New Roman" w:eastAsiaTheme="minorEastAsia" w:hAnsi="Times New Roman" w:cs="Times New Roman"/>
                 <w:sz w:val="26"/>
                 <w:szCs w:val="26"/>
+                <w:lang w:val="en-BE"/>
               </w:rPr>
             </w:pPr>
           </w:p>
@@ -4463,32 +5081,6 @@
                 <w:bCs/>
                 <w:sz w:val="26"/>
                 <w:szCs w:val="26"/>
-                <w:lang w:val="en-BE"/>
-              </w:rPr>
-            </w:pPr>
-            <w:r>
-              <w:rPr>
-                <w:rFonts w:ascii="Times New Roman" w:eastAsiaTheme="minorEastAsia" w:hAnsi="Times New Roman" w:cs="Times New Roman"/>
-                <w:b/>
-                <w:bCs/>
-                <w:sz w:val="26"/>
-                <w:szCs w:val="26"/>
-                <w:lang w:val="en-BE"/>
-              </w:rPr>
-              <w:t>Connections / Interfaces to Other Equipment:</w:t>
-            </w:r>
-          </w:p>
-          <w:p>
-            <w:pPr>
-              <w:spacing w:line="240" w:lineRule="auto"/>
-              <w:jc w:val="left"/>
-              <w:rPr>
-                <w:rFonts w:ascii="Times New Roman" w:eastAsiaTheme="minorEastAsia" w:hAnsi="Times New Roman" w:cs="Times New Roman"/>
-                <w:b/>
-                <w:bCs/>
-                <w:sz w:val="26"/>
-                <w:szCs w:val="26"/>
-                <w:lang w:val="en-BE"/>
               </w:rPr>
             </w:pPr>
           </w:p>
@@ -4497,44 +5089,24 @@
           <w:tcPr>
             <w:tcW w:w="8789" w:type="dxa"/>
             <w:gridSpan w:val="9"/>
-            <w:tcBorders>
-              <w:top w:val="single" w:sz="4" w:space="0" w:color="auto"/>
-            </w:tcBorders>
-            <w:vAlign w:val="center"/>
-          </w:tcPr>
-          <w:p>
-            <w:pPr>
-              <w:jc w:val="left"/>
-              <w:rPr>
-                <w:rFonts w:ascii="Times New Roman" w:hAnsi="Times New Roman" w:cs="Times New Roman"/>
-                <w:sz w:val="26"/>
-                <w:szCs w:val="26"/>
-              </w:rPr>
-            </w:pPr>
-            <w:r>
-              <w:rPr>
-                <w:rFonts w:ascii="Times New Roman" w:hAnsi="Times New Roman" w:cs="Times New Roman"/>
-                <w:sz w:val="26"/>
-                <w:szCs w:val="26"/>
-              </w:rPr>
-              <w:t>Other Connections / Interfaces: {{connections|default('')}}</w:t>
-            </w:r>
-            <w:r>
-              <w:rPr>
-                <w:rFonts w:ascii="Times New Roman" w:hAnsi="Times New Roman" w:cs="Times New Roman"/>
-                <w:sz w:val="26"/>
-                <w:szCs w:val="26"/>
-              </w:rPr>
-              <w:br/>
-              <w:t>Data Flow &amp; System Integration: {{data_flow_text|default('')}}</w:t>
-            </w:r>
+            <w:vAlign w:val="center"/>
+          </w:tcPr>
+          <w:p>
+            <w:pPr>
+              <w:jc w:val="left"/>
+              <w:rPr>
+                <w:rFonts w:ascii="Times New Roman" w:hAnsi="Times New Roman" w:cs="Times New Roman"/>
+                <w:sz w:val="26"/>
+                <w:szCs w:val="26"/>
+              </w:rPr>
+            </w:pPr>
           </w:p>
         </w:tc>
       </w:tr>
       <w:tr>
         <w:trPr>
-          <w:gridAfter w:val="5"/>
-          <w:wAfter w:w="4537" w:type="dxa"/>
+          <w:gridAfter w:val="2"/>
+          <w:wAfter w:w="242" w:type="dxa"/>
           <w:trHeight w:val="425"/>
         </w:trPr>
         <w:tc>
@@ -4550,7 +5122,6 @@
                 <w:rFonts w:ascii="Times New Roman" w:eastAsiaTheme="minorEastAsia" w:hAnsi="Times New Roman" w:cs="Times New Roman"/>
                 <w:sz w:val="26"/>
                 <w:szCs w:val="26"/>
-                <w:lang w:val="en-BE"/>
               </w:rPr>
             </w:pPr>
           </w:p>
@@ -4558,9 +5129,6 @@
         <w:tc>
           <w:tcPr>
             <w:tcW w:w="1397" w:type="dxa"/>
-            <w:tcBorders>
-              <w:top w:val="single" w:sz="4" w:space="0" w:color="auto"/>
-            </w:tcBorders>
             <w:vAlign w:val="center"/>
           </w:tcPr>
           <w:p>
@@ -4573,177 +5141,305 @@
                 <w:bCs/>
                 <w:sz w:val="26"/>
                 <w:szCs w:val="26"/>
-                <w:lang w:val="en-BE"/>
+                <w:highlight w:val="yellow"/>
               </w:rPr>
             </w:pPr>
             <w:r>
               <w:rPr>
                 <w:rFonts w:ascii="Times New Roman" w:eastAsiaTheme="minorEastAsia" w:hAnsi="Times New Roman" w:cs="Times New Roman"/>
                 <w:b/>
-                <w:bCs/>
-                <w:sz w:val="26"/>
-                <w:szCs w:val="26"/>
-                <w:lang w:val="en-BE"/>
-              </w:rPr>
-              <w:t>Details on Connections / Interfaces:</w:t>
-            </w:r>
-          </w:p>
-          <w:p>
-            <w:pPr>
-              <w:spacing w:line="240" w:lineRule="auto"/>
-              <w:jc w:val="left"/>
-              <w:rPr>
-                <w:rFonts w:ascii="Times New Roman" w:eastAsiaTheme="minorEastAsia" w:hAnsi="Times New Roman" w:cs="Times New Roman"/>
-                <w:b/>
-                <w:bCs/>
-                <w:sz w:val="26"/>
-                <w:szCs w:val="26"/>
-              </w:rPr>
-            </w:pPr>
+                <w:sz w:val="26"/>
+                <w:szCs w:val="26"/>
+              </w:rPr>
+              <w:t>Others</w:t>
+            </w:r>
           </w:p>
         </w:tc>
         <w:tc>
           <w:tcPr>
             <w:tcW w:w="8789" w:type="dxa"/>
             <w:gridSpan w:val="9"/>
-            <w:tcBorders>
-              <w:top w:val="single" w:sz="4" w:space="0" w:color="auto"/>
-            </w:tcBorders>
-            <w:vAlign w:val="center"/>
-          </w:tcPr>
-          <w:p>
-            <w:pPr>
-              <w:jc w:val="left"/>
-              <w:rPr>
-                <w:rFonts w:ascii="Times New Roman" w:hAnsi="Times New Roman" w:cs="Times New Roman"/>
-                <w:sz w:val="26"/>
-                <w:szCs w:val="26"/>
-              </w:rPr>
-            </w:pPr>
-            <w:r>
-              <w:rPr>
-                <w:rFonts w:ascii="Times New Roman" w:hAnsi="Times New Roman" w:cs="Times New Roman"/>
-                <w:sz w:val="26"/>
-                <w:szCs w:val="26"/>
-              </w:rPr>
-              <w:t>{{connections_details|default('')}}</w:t>
+            <w:vAlign w:val="center"/>
+          </w:tcPr>
+          <w:p>
+            <w:pPr>
+              <w:spacing w:line="240" w:lineRule="auto"/>
+              <w:jc w:val="left"/>
+              <w:rPr>
+                <w:rFonts w:ascii="Times New Roman" w:hAnsi="Times New Roman" w:cs="Times New Roman"/>
+                <w:sz w:val="26"/>
+                <w:szCs w:val="26"/>
+              </w:rPr>
+            </w:pPr>
+            <w:r>
+              <w:rPr>
+                <w:rFonts w:ascii="Times New Roman" w:hAnsi="Times New Roman" w:cs="Times New Roman"/>
+                <w:sz w:val="26"/>
+                <w:szCs w:val="26"/>
+              </w:rPr>
+              <w:t xml:space="preserve">{{ </w:t>
+            </w:r>
+            <w:proofErr w:type="spellStart"/>
+            <w:r>
+              <w:rPr>
+                <w:rFonts w:ascii="Times New Roman" w:hAnsi="Times New Roman" w:cs="Times New Roman"/>
+                <w:sz w:val="26"/>
+                <w:szCs w:val="26"/>
+              </w:rPr>
+              <w:t>other_agvs|default</w:t>
+            </w:r>
+            <w:proofErr w:type="spellEnd"/>
+            <w:r>
+              <w:rPr>
+                <w:rFonts w:ascii="Times New Roman" w:hAnsi="Times New Roman" w:cs="Times New Roman"/>
+                <w:sz w:val="26"/>
+                <w:szCs w:val="26"/>
+              </w:rPr>
+              <w:t>('') }}</w:t>
+            </w:r>
+            <w:r>
+              <w:rPr>
+                <w:rFonts w:ascii="Times New Roman" w:hAnsi="Times New Roman" w:cs="Times New Roman"/>
+                <w:sz w:val="26"/>
+                <w:szCs w:val="26"/>
+              </w:rPr>
+              <w:br/>
+            </w:r>
+            <w:r>
+              <w:rPr>
+                <w:rFonts w:ascii="Times New Roman" w:hAnsi="Times New Roman" w:cs="Times New Roman"/>
+                <w:sz w:val="26"/>
+                <w:szCs w:val="26"/>
+              </w:rPr>
+              <w:t xml:space="preserve">{{ </w:t>
+            </w:r>
+            <w:proofErr w:type="spellStart"/>
+            <w:r>
+              <w:rPr>
+                <w:rFonts w:ascii="Times New Roman" w:hAnsi="Times New Roman" w:cs="Times New Roman"/>
+                <w:sz w:val="26"/>
+                <w:szCs w:val="26"/>
+              </w:rPr>
+              <w:t>other_traffic|default</w:t>
+            </w:r>
+            <w:proofErr w:type="spellEnd"/>
+            <w:r>
+              <w:rPr>
+                <w:rFonts w:ascii="Times New Roman" w:hAnsi="Times New Roman" w:cs="Times New Roman"/>
+                <w:sz w:val="26"/>
+                <w:szCs w:val="26"/>
+              </w:rPr>
+              <w:t>('') }}</w:t>
+            </w:r>
+          </w:p>
+          <w:p>
+            <w:pPr>
+              <w:spacing w:line="240" w:lineRule="auto"/>
+              <w:jc w:val="left"/>
+              <w:rPr>
+                <w:rFonts w:ascii="Times New Roman" w:hAnsi="Times New Roman" w:cs="Times New Roman"/>
+                <w:sz w:val="26"/>
+                <w:szCs w:val="26"/>
+              </w:rPr>
+            </w:pPr>
+            <w:r>
+              <w:rPr>
+                <w:rFonts w:ascii="Times New Roman" w:hAnsi="Times New Roman" w:cs="Times New Roman"/>
+                <w:sz w:val="26"/>
+                <w:szCs w:val="26"/>
+              </w:rPr>
+              <w:t xml:space="preserve">{{ </w:t>
+            </w:r>
+            <w:proofErr w:type="spellStart"/>
+            <w:r>
+              <w:rPr>
+                <w:rFonts w:ascii="Times New Roman" w:hAnsi="Times New Roman" w:cs="Times New Roman"/>
+                <w:sz w:val="26"/>
+                <w:szCs w:val="26"/>
+              </w:rPr>
+              <w:t>ground_gaps_text|default</w:t>
+            </w:r>
+            <w:proofErr w:type="spellEnd"/>
+            <w:r>
+              <w:rPr>
+                <w:rFonts w:ascii="Times New Roman" w:hAnsi="Times New Roman" w:cs="Times New Roman"/>
+                <w:sz w:val="26"/>
+                <w:szCs w:val="26"/>
+              </w:rPr>
+              <w:t>('') }}</w:t>
             </w:r>
           </w:p>
         </w:tc>
       </w:tr>
       <w:tr>
         <w:trPr>
-          <w:gridAfter w:val="5"/>
-          <w:wAfter w:w="4537" w:type="dxa"/>
-          <w:trHeight w:val="425"/>
+          <w:gridAfter w:val="2"/>
+          <w:wAfter w:w="242" w:type="dxa"/>
+          <w:trHeight w:val="465"/>
         </w:trPr>
         <w:tc>
           <w:tcPr>
-            <w:tcW w:w="236" w:type="dxa"/>
-            <w:vAlign w:val="center"/>
-          </w:tcPr>
-          <w:p>
-            <w:pPr>
-              <w:spacing w:line="240" w:lineRule="auto"/>
-              <w:jc w:val="left"/>
-              <w:rPr>
-                <w:rFonts w:ascii="Times New Roman" w:eastAsiaTheme="minorEastAsia" w:hAnsi="Times New Roman" w:cs="Times New Roman"/>
-                <w:sz w:val="26"/>
-                <w:szCs w:val="26"/>
-              </w:rPr>
-            </w:pPr>
-          </w:p>
-        </w:tc>
-        <w:tc>
-          <w:tcPr>
-            <w:tcW w:w="1397" w:type="dxa"/>
-            <w:tcBorders>
-              <w:top w:val="single" w:sz="4" w:space="0" w:color="auto"/>
-            </w:tcBorders>
-            <w:vAlign w:val="center"/>
-          </w:tcPr>
-          <w:p>
-            <w:pPr>
-              <w:spacing w:line="240" w:lineRule="auto"/>
-              <w:jc w:val="left"/>
+            <w:tcW w:w="1633" w:type="dxa"/>
+            <w:gridSpan w:val="2"/>
+            <w:vMerge w:val="restart"/>
+            <w:vAlign w:val="center"/>
+          </w:tcPr>
+          <w:p>
+            <w:pPr>
+              <w:spacing w:line="240" w:lineRule="auto"/>
+              <w:jc w:val="center"/>
               <w:rPr>
                 <w:rFonts w:ascii="Times New Roman" w:eastAsiaTheme="minorEastAsia" w:hAnsi="Times New Roman" w:cs="Times New Roman"/>
                 <w:b/>
                 <w:bCs/>
-                <w:sz w:val="26"/>
-                <w:szCs w:val="26"/>
-                <w:highlight w:val="yellow"/>
-              </w:rPr>
-            </w:pPr>
-          </w:p>
-        </w:tc>
-        <w:tc>
-          <w:tcPr>
-            <w:tcW w:w="8789" w:type="dxa"/>
-            <w:gridSpan w:val="9"/>
-            <w:tcBorders>
-              <w:top w:val="single" w:sz="4" w:space="0" w:color="auto"/>
-            </w:tcBorders>
-            <w:vAlign w:val="center"/>
-          </w:tcPr>
-          <w:p>
-            <w:pPr>
-              <w:spacing w:line="240" w:lineRule="auto"/>
-              <w:jc w:val="left"/>
-              <w:rPr>
-                <w:rFonts w:ascii="Times New Roman" w:eastAsiaTheme="minorEastAsia" w:hAnsi="Times New Roman" w:cs="Times New Roman"/>
-                <w:sz w:val="26"/>
-                <w:szCs w:val="26"/>
-              </w:rPr>
-            </w:pPr>
+                <w:sz w:val="22"/>
+                <w:szCs w:val="22"/>
+              </w:rPr>
+            </w:pPr>
+            <w:r>
+              <w:rPr>
+                <w:rFonts w:ascii="Times New Roman" w:eastAsiaTheme="minorEastAsia" w:hAnsi="Times New Roman" w:cs="Times New Roman"/>
+                <w:b/>
+                <w:bCs/>
+                <w:sz w:val="22"/>
+                <w:szCs w:val="22"/>
+              </w:rPr>
+              <w:t>Specifications and quantities of products to be used</w:t>
+            </w:r>
+            <w:r>
+              <w:rPr>
+                <w:rFonts w:ascii="Times New Roman" w:eastAsiaTheme="minorEastAsia" w:hAnsi="Times New Roman" w:cs="Times New Roman"/>
+                <w:b/>
+                <w:bCs/>
+                <w:sz w:val="22"/>
+                <w:szCs w:val="22"/>
+              </w:rPr>
+              <w:t>：</w:t>
+            </w:r>
+          </w:p>
+        </w:tc>
+        <w:tc>
+          <w:tcPr>
+            <w:tcW w:w="1586" w:type="dxa"/>
+            <w:gridSpan w:val="2"/>
+            <w:vAlign w:val="center"/>
+          </w:tcPr>
+          <w:p>
+            <w:pPr>
+              <w:spacing w:line="240" w:lineRule="auto"/>
+              <w:jc w:val="center"/>
+              <w:rPr>
+                <w:rFonts w:ascii="Times New Roman" w:eastAsiaTheme="minorEastAsia" w:hAnsi="Times New Roman" w:cs="Times New Roman"/>
+                <w:sz w:val="22"/>
+                <w:szCs w:val="22"/>
+              </w:rPr>
+            </w:pPr>
+            <w:r>
+              <w:rPr>
+                <w:rFonts w:ascii="Times New Roman" w:eastAsiaTheme="minorEastAsia" w:hAnsi="Times New Roman" w:cs="Times New Roman"/>
+                <w:b/>
+                <w:sz w:val="22"/>
+                <w:szCs w:val="22"/>
+              </w:rPr>
+              <w:t>Specifications</w:t>
+            </w:r>
+            <w:r>
+              <w:rPr>
+                <w:rFonts w:ascii="Times New Roman" w:eastAsiaTheme="minorEastAsia" w:hAnsi="Times New Roman" w:cs="Times New Roman"/>
+                <w:sz w:val="22"/>
+                <w:szCs w:val="22"/>
+              </w:rPr>
+              <w:t>:</w:t>
+            </w:r>
+          </w:p>
+        </w:tc>
+        <w:tc>
+          <w:tcPr>
+            <w:tcW w:w="995" w:type="dxa"/>
+            <w:gridSpan w:val="2"/>
+            <w:vAlign w:val="center"/>
+          </w:tcPr>
+          <w:p>
+            <w:pPr>
+              <w:spacing w:line="240" w:lineRule="auto"/>
+              <w:jc w:val="center"/>
+              <w:rPr>
+                <w:rFonts w:ascii="Times New Roman" w:eastAsiaTheme="minorEastAsia" w:hAnsi="Times New Roman" w:cs="Times New Roman"/>
+                <w:sz w:val="22"/>
+                <w:szCs w:val="22"/>
+              </w:rPr>
+            </w:pPr>
+          </w:p>
+        </w:tc>
+        <w:tc>
+          <w:tcPr>
+            <w:tcW w:w="1543" w:type="dxa"/>
+            <w:vAlign w:val="center"/>
+          </w:tcPr>
+          <w:p>
+            <w:pPr>
+              <w:spacing w:line="240" w:lineRule="auto"/>
+              <w:jc w:val="center"/>
+              <w:rPr>
+                <w:rFonts w:ascii="Times New Roman" w:eastAsiaTheme="minorEastAsia" w:hAnsi="Times New Roman" w:cs="Times New Roman"/>
+                <w:sz w:val="22"/>
+                <w:szCs w:val="22"/>
+              </w:rPr>
+            </w:pPr>
+          </w:p>
+        </w:tc>
+        <w:tc>
+          <w:tcPr>
+            <w:tcW w:w="4665" w:type="dxa"/>
+            <w:gridSpan w:val="4"/>
+            <w:vAlign w:val="center"/>
+          </w:tcPr>
+          <w:p>
+            <w:pPr>
+              <w:spacing w:line="240" w:lineRule="auto"/>
+              <w:jc w:val="center"/>
+              <w:rPr>
+                <w:rFonts w:ascii="Times New Roman" w:eastAsiaTheme="minorEastAsia" w:hAnsi="Times New Roman" w:cs="Times New Roman"/>
+                <w:sz w:val="22"/>
+                <w:szCs w:val="22"/>
+              </w:rPr>
+            </w:pPr>
+            <w:r>
+              <w:rPr>
+                <w:rFonts w:ascii="Times New Roman" w:eastAsiaTheme="minorEastAsia" w:hAnsi="Times New Roman" w:cs="Times New Roman"/>
+                <w:sz w:val="22"/>
+                <w:szCs w:val="22"/>
+              </w:rPr>
+              <w:t>Specific customization</w:t>
+            </w:r>
           </w:p>
         </w:tc>
       </w:tr>
       <w:tr>
         <w:trPr>
-          <w:gridAfter w:val="5"/>
-          <w:wAfter w:w="4537" w:type="dxa"/>
+          <w:gridAfter w:val="2"/>
+          <w:wAfter w:w="242" w:type="dxa"/>
           <w:trHeight w:val="465"/>
         </w:trPr>
         <w:tc>
           <w:tcPr>
             <w:tcW w:w="1633" w:type="dxa"/>
             <w:gridSpan w:val="2"/>
-            <w:vMerge w:val="restart"/>
-            <w:vAlign w:val="center"/>
-          </w:tcPr>
-          <w:p>
-            <w:pPr>
-              <w:spacing w:line="240" w:lineRule="auto"/>
-              <w:jc w:val="left"/>
+            <w:vMerge/>
+            <w:vAlign w:val="center"/>
+          </w:tcPr>
+          <w:p>
+            <w:pPr>
+              <w:spacing w:line="240" w:lineRule="auto"/>
+              <w:jc w:val="center"/>
               <w:rPr>
                 <w:rFonts w:ascii="Times New Roman" w:eastAsiaTheme="minorEastAsia" w:hAnsi="Times New Roman" w:cs="Times New Roman"/>
                 <w:b/>
                 <w:bCs/>
-                <w:sz w:val="26"/>
-                <w:szCs w:val="26"/>
-              </w:rPr>
-            </w:pPr>
-            <w:r>
-              <w:rPr>
-                <w:rFonts w:ascii="Times New Roman" w:eastAsiaTheme="minorEastAsia" w:hAnsi="Times New Roman" w:cs="Times New Roman"/>
-                <w:b/>
-                <w:bCs/>
-                <w:sz w:val="26"/>
-                <w:szCs w:val="26"/>
-              </w:rPr>
-              <w:t>Specifications and quantities of products to be used</w:t>
-            </w:r>
-            <w:r>
-              <w:rPr>
-                <w:rFonts w:ascii="Times New Roman" w:eastAsiaTheme="minorEastAsia" w:hAnsi="Times New Roman" w:cs="Times New Roman"/>
-                <w:b/>
-                <w:bCs/>
-                <w:sz w:val="26"/>
-                <w:szCs w:val="26"/>
-              </w:rPr>
-              <w:t>：</w:t>
-            </w:r>
+                <w:sz w:val="22"/>
+                <w:szCs w:val="22"/>
+              </w:rPr>
+            </w:pPr>
           </w:p>
         </w:tc>
         <w:tc>
@@ -4755,29 +5451,28 @@
           <w:p>
             <w:pPr>
               <w:spacing w:line="240" w:lineRule="auto"/>
-              <w:jc w:val="left"/>
-              <w:rPr>
-                <w:rFonts w:ascii="Times New Roman" w:eastAsiaTheme="minorEastAsia" w:hAnsi="Times New Roman" w:cs="Times New Roman"/>
-                <w:sz w:val="26"/>
-                <w:szCs w:val="26"/>
-              </w:rPr>
-            </w:pPr>
-            <w:r>
-              <w:rPr>
-                <w:rFonts w:ascii="Times New Roman" w:eastAsiaTheme="minorEastAsia" w:hAnsi="Times New Roman" w:cs="Times New Roman"/>
-                <w:b/>
-                <w:sz w:val="26"/>
-                <w:szCs w:val="26"/>
-              </w:rPr>
-              <w:t>Specifications</w:t>
-            </w:r>
-            <w:r>
-              <w:rPr>
-                <w:rFonts w:ascii="Times New Roman" w:eastAsiaTheme="minorEastAsia" w:hAnsi="Times New Roman" w:cs="Times New Roman"/>
-                <w:sz w:val="26"/>
-                <w:szCs w:val="26"/>
-              </w:rPr>
-              <w:t>:</w:t>
+              <w:jc w:val="center"/>
+              <w:rPr>
+                <w:rFonts w:ascii="Times New Roman" w:eastAsiaTheme="minorEastAsia" w:hAnsi="Times New Roman" w:cs="Times New Roman"/>
+                <w:sz w:val="22"/>
+                <w:szCs w:val="22"/>
+              </w:rPr>
+            </w:pPr>
+            <w:r>
+              <w:rPr>
+                <w:rFonts w:ascii="Times New Roman" w:eastAsiaTheme="minorEastAsia" w:hAnsi="Times New Roman" w:cs="Times New Roman"/>
+                <w:sz w:val="22"/>
+                <w:szCs w:val="22"/>
+              </w:rPr>
+              <w:t>XQE1</w:t>
+            </w:r>
+            <w:r>
+              <w:rPr>
+                <w:rFonts w:ascii="Times New Roman" w:eastAsiaTheme="minorEastAsia" w:hAnsi="Times New Roman" w:cs="Times New Roman"/>
+                <w:sz w:val="22"/>
+                <w:szCs w:val="22"/>
+              </w:rPr>
+              <w:t xml:space="preserve">22 / XSC </w:t>
             </w:r>
           </w:p>
         </w:tc>
@@ -4790,32 +5485,11 @@
           <w:p>
             <w:pPr>
               <w:spacing w:line="240" w:lineRule="auto"/>
-              <w:jc w:val="left"/>
-              <w:rPr>
-                <w:rFonts w:ascii="Times New Roman" w:eastAsiaTheme="minorEastAsia" w:hAnsi="Times New Roman" w:cs="Times New Roman"/>
-                <w:sz w:val="26"/>
-                <w:szCs w:val="26"/>
-                <w:lang w:val="en-BE"/>
-              </w:rPr>
-            </w:pPr>
-            <w:r>
-              <w:rPr>
-                <w:rFonts w:ascii="Times New Roman" w:eastAsiaTheme="minorEastAsia" w:hAnsi="Times New Roman" w:cs="Times New Roman"/>
-                <w:sz w:val="26"/>
-                <w:szCs w:val="26"/>
-                <w:lang w:val="en-BE"/>
-              </w:rPr>
-              <w:t>{{product_specs}}</w:t>
-            </w:r>
-          </w:p>
-          <w:p>
-            <w:pPr>
-              <w:spacing w:line="240" w:lineRule="auto"/>
-              <w:jc w:val="left"/>
-              <w:rPr>
-                <w:rFonts w:ascii="Times New Roman" w:eastAsiaTheme="minorEastAsia" w:hAnsi="Times New Roman" w:cs="Times New Roman"/>
-                <w:sz w:val="26"/>
-                <w:szCs w:val="26"/>
+              <w:jc w:val="center"/>
+              <w:rPr>
+                <w:rFonts w:ascii="Times New Roman" w:eastAsiaTheme="minorEastAsia" w:hAnsi="Times New Roman" w:cs="Times New Roman"/>
+                <w:sz w:val="22"/>
+                <w:szCs w:val="22"/>
               </w:rPr>
             </w:pPr>
           </w:p>
@@ -4828,13 +5502,21 @@
           <w:p>
             <w:pPr>
               <w:spacing w:line="240" w:lineRule="auto"/>
-              <w:jc w:val="left"/>
-              <w:rPr>
-                <w:rFonts w:ascii="Times New Roman" w:eastAsiaTheme="minorEastAsia" w:hAnsi="Times New Roman" w:cs="Times New Roman"/>
-                <w:sz w:val="26"/>
-                <w:szCs w:val="26"/>
-              </w:rPr>
-            </w:pPr>
+              <w:jc w:val="center"/>
+              <w:rPr>
+                <w:rFonts w:ascii="Times New Roman" w:eastAsiaTheme="minorEastAsia" w:hAnsi="Times New Roman" w:cs="Times New Roman"/>
+                <w:sz w:val="22"/>
+                <w:szCs w:val="22"/>
+              </w:rPr>
+            </w:pPr>
+            <w:r>
+              <w:rPr>
+                <w:rFonts w:ascii="Times New Roman" w:eastAsiaTheme="minorEastAsia" w:hAnsi="Times New Roman" w:cs="Times New Roman"/>
+                <w:sz w:val="22"/>
+                <w:szCs w:val="22"/>
+              </w:rPr>
+              <w:t>Truck type depending on delivery time and EP technical preference</w:t>
+            </w:r>
           </w:p>
         </w:tc>
         <w:tc>
@@ -4846,28 +5528,19 @@
           <w:p>
             <w:pPr>
               <w:spacing w:line="240" w:lineRule="auto"/>
-              <w:jc w:val="left"/>
-              <w:rPr>
-                <w:rFonts w:ascii="Times New Roman" w:eastAsiaTheme="minorEastAsia" w:hAnsi="Times New Roman" w:cs="Times New Roman"/>
-                <w:sz w:val="26"/>
-                <w:szCs w:val="26"/>
-              </w:rPr>
-            </w:pPr>
-            <w:r>
-              <w:rPr>
-                <w:rFonts w:ascii="Times New Roman" w:eastAsiaTheme="minorEastAsia" w:hAnsi="Times New Roman" w:cs="Times New Roman"/>
-                <w:sz w:val="26"/>
-                <w:szCs w:val="26"/>
-              </w:rPr>
-              <w:t>Specific customization</w:t>
-            </w:r>
+              <w:rPr>
+                <w:rFonts w:ascii="Times New Roman" w:eastAsiaTheme="minorEastAsia" w:hAnsi="Times New Roman" w:cs="Times New Roman"/>
+                <w:sz w:val="22"/>
+                <w:szCs w:val="22"/>
+              </w:rPr>
+            </w:pPr>
           </w:p>
         </w:tc>
       </w:tr>
       <w:tr>
         <w:trPr>
-          <w:gridAfter w:val="5"/>
-          <w:wAfter w:w="4537" w:type="dxa"/>
+          <w:gridAfter w:val="2"/>
+          <w:wAfter w:w="242" w:type="dxa"/>
           <w:trHeight w:val="465"/>
         </w:trPr>
         <w:tc>
@@ -4880,13 +5553,13 @@
           <w:p>
             <w:pPr>
               <w:spacing w:line="240" w:lineRule="auto"/>
-              <w:jc w:val="left"/>
+              <w:jc w:val="center"/>
               <w:rPr>
                 <w:rFonts w:ascii="Times New Roman" w:eastAsiaTheme="minorEastAsia" w:hAnsi="Times New Roman" w:cs="Times New Roman"/>
                 <w:b/>
                 <w:bCs/>
-                <w:sz w:val="26"/>
-                <w:szCs w:val="26"/>
+                <w:sz w:val="22"/>
+                <w:szCs w:val="22"/>
               </w:rPr>
             </w:pPr>
           </w:p>
@@ -4900,44 +5573,20 @@
           <w:p>
             <w:pPr>
               <w:spacing w:line="240" w:lineRule="auto"/>
-              <w:jc w:val="left"/>
-              <w:rPr>
-                <w:rFonts w:ascii="Times New Roman" w:eastAsiaTheme="minorEastAsia" w:hAnsi="Times New Roman" w:cs="Times New Roman"/>
-                <w:sz w:val="26"/>
-                <w:szCs w:val="26"/>
-              </w:rPr>
-            </w:pPr>
-            <w:r>
-              <w:rPr>
-                <w:rFonts w:ascii="Times New Roman" w:eastAsiaTheme="minorEastAsia" w:hAnsi="Times New Roman" w:cs="Times New Roman"/>
-                <w:sz w:val="26"/>
-                <w:szCs w:val="26"/>
-              </w:rPr>
-              <w:t>XQE122</w:t>
-            </w:r>
-            <w:r>
-              <w:rPr>
-                <w:rFonts w:ascii="Times New Roman" w:eastAsiaTheme="minorEastAsia" w:hAnsi="Times New Roman" w:cs="Times New Roman"/>
-                <w:sz w:val="26"/>
-                <w:szCs w:val="26"/>
-              </w:rPr>
-              <w:t xml:space="preserve"> / X</w:t>
-            </w:r>
-            <w:r>
-              <w:rPr>
-                <w:rFonts w:ascii="Times New Roman" w:eastAsiaTheme="minorEastAsia" w:hAnsi="Times New Roman" w:cs="Times New Roman"/>
-                <w:sz w:val="26"/>
-                <w:szCs w:val="26"/>
-              </w:rPr>
-              <w:t>S</w:t>
-            </w:r>
-            <w:r>
-              <w:rPr>
-                <w:rFonts w:ascii="Times New Roman" w:eastAsiaTheme="minorEastAsia" w:hAnsi="Times New Roman" w:cs="Times New Roman"/>
-                <w:sz w:val="26"/>
-                <w:szCs w:val="26"/>
-              </w:rPr>
-              <w:t xml:space="preserve">C </w:t>
+              <w:jc w:val="center"/>
+              <w:rPr>
+                <w:rFonts w:ascii="Times New Roman" w:eastAsiaTheme="minorEastAsia" w:hAnsi="Times New Roman" w:cs="Times New Roman"/>
+                <w:sz w:val="22"/>
+                <w:szCs w:val="22"/>
+              </w:rPr>
+            </w:pPr>
+            <w:r>
+              <w:rPr>
+                <w:rFonts w:ascii="Times New Roman" w:eastAsiaTheme="minorEastAsia" w:hAnsi="Times New Roman" w:cs="Times New Roman"/>
+                <w:sz w:val="22"/>
+                <w:szCs w:val="22"/>
+              </w:rPr>
+              <w:t>XPL201</w:t>
             </w:r>
           </w:p>
         </w:tc>
@@ -4950,11 +5599,11 @@
           <w:p>
             <w:pPr>
               <w:spacing w:line="240" w:lineRule="auto"/>
-              <w:jc w:val="left"/>
-              <w:rPr>
-                <w:rFonts w:ascii="Times New Roman" w:eastAsiaTheme="minorEastAsia" w:hAnsi="Times New Roman" w:cs="Times New Roman"/>
-                <w:sz w:val="26"/>
-                <w:szCs w:val="26"/>
+              <w:jc w:val="center"/>
+              <w:rPr>
+                <w:rFonts w:ascii="Times New Roman" w:eastAsiaTheme="minorEastAsia" w:hAnsi="Times New Roman" w:cs="Times New Roman"/>
+                <w:sz w:val="22"/>
+                <w:szCs w:val="22"/>
               </w:rPr>
             </w:pPr>
           </w:p>
@@ -4967,37 +5616,13 @@
           <w:p>
             <w:pPr>
               <w:spacing w:line="240" w:lineRule="auto"/>
-              <w:jc w:val="left"/>
-              <w:rPr>
-                <w:rFonts w:ascii="Times New Roman" w:eastAsiaTheme="minorEastAsia" w:hAnsi="Times New Roman" w:cs="Times New Roman"/>
-                <w:sz w:val="26"/>
-                <w:szCs w:val="26"/>
-              </w:rPr>
-            </w:pPr>
-            <w:r>
-              <w:rPr>
-                <w:rFonts w:ascii="Times New Roman" w:eastAsiaTheme="minorEastAsia" w:hAnsi="Times New Roman" w:cs="Times New Roman"/>
-                <w:sz w:val="26"/>
-                <w:szCs w:val="26"/>
-              </w:rPr>
-              <w:t>Truck type depending on delivery time and EP technical prefere</w:t>
-            </w:r>
-            <w:r>
-              <w:rPr>
-                <w:rFonts w:ascii="Times New Roman" w:eastAsiaTheme="minorEastAsia" w:hAnsi="Times New Roman" w:cs="Times New Roman"/>
-                <w:sz w:val="26"/>
-                <w:szCs w:val="26"/>
-              </w:rPr>
-              <w:t>n</w:t>
-            </w:r>
-            <w:r>
-              <w:rPr>
-                <w:rFonts w:ascii="Times New Roman" w:eastAsiaTheme="minorEastAsia" w:hAnsi="Times New Roman" w:cs="Times New Roman"/>
-                <w:sz w:val="26"/>
-                <w:szCs w:val="26"/>
-              </w:rPr>
-              <w:t>ce</w:t>
-            </w:r>
+              <w:jc w:val="center"/>
+              <w:rPr>
+                <w:rFonts w:ascii="Times New Roman" w:eastAsiaTheme="minorEastAsia" w:hAnsi="Times New Roman" w:cs="Times New Roman"/>
+                <w:sz w:val="22"/>
+                <w:szCs w:val="22"/>
+              </w:rPr>
+            </w:pPr>
           </w:p>
         </w:tc>
         <w:tc>
@@ -5009,11 +5634,11 @@
           <w:p>
             <w:pPr>
               <w:spacing w:line="240" w:lineRule="auto"/>
-              <w:jc w:val="left"/>
-              <w:rPr>
-                <w:rFonts w:ascii="Times New Roman" w:eastAsiaTheme="minorEastAsia" w:hAnsi="Times New Roman" w:cs="Times New Roman"/>
-                <w:sz w:val="26"/>
-                <w:szCs w:val="26"/>
+              <w:jc w:val="center"/>
+              <w:rPr>
+                <w:rFonts w:ascii="Times New Roman" w:eastAsiaTheme="minorEastAsia" w:hAnsi="Times New Roman" w:cs="Times New Roman"/>
+                <w:sz w:val="22"/>
+                <w:szCs w:val="22"/>
               </w:rPr>
             </w:pPr>
           </w:p>
@@ -5021,8 +5646,8 @@
       </w:tr>
       <w:tr>
         <w:trPr>
-          <w:gridAfter w:val="5"/>
-          <w:wAfter w:w="4537" w:type="dxa"/>
+          <w:gridAfter w:val="2"/>
+          <w:wAfter w:w="242" w:type="dxa"/>
           <w:trHeight w:val="465"/>
         </w:trPr>
         <w:tc>
@@ -5035,13 +5660,13 @@
           <w:p>
             <w:pPr>
               <w:spacing w:line="240" w:lineRule="auto"/>
-              <w:jc w:val="left"/>
+              <w:jc w:val="center"/>
               <w:rPr>
                 <w:rFonts w:ascii="Times New Roman" w:eastAsiaTheme="minorEastAsia" w:hAnsi="Times New Roman" w:cs="Times New Roman"/>
                 <w:b/>
                 <w:bCs/>
-                <w:sz w:val="26"/>
-                <w:szCs w:val="26"/>
+                <w:sz w:val="22"/>
+                <w:szCs w:val="22"/>
               </w:rPr>
             </w:pPr>
           </w:p>
@@ -5055,20 +5680,20 @@
           <w:p>
             <w:pPr>
               <w:spacing w:line="240" w:lineRule="auto"/>
-              <w:jc w:val="left"/>
-              <w:rPr>
-                <w:rFonts w:ascii="Times New Roman" w:eastAsiaTheme="minorEastAsia" w:hAnsi="Times New Roman" w:cs="Times New Roman"/>
-                <w:sz w:val="26"/>
-                <w:szCs w:val="26"/>
-              </w:rPr>
-            </w:pPr>
-            <w:r>
-              <w:rPr>
-                <w:rFonts w:ascii="Times New Roman" w:eastAsiaTheme="minorEastAsia" w:hAnsi="Times New Roman" w:cs="Times New Roman"/>
-                <w:sz w:val="26"/>
-                <w:szCs w:val="26"/>
-              </w:rPr>
-              <w:t>XPL201</w:t>
+              <w:jc w:val="center"/>
+              <w:rPr>
+                <w:rFonts w:ascii="Times New Roman" w:eastAsiaTheme="minorEastAsia" w:hAnsi="Times New Roman" w:cs="Times New Roman"/>
+                <w:sz w:val="22"/>
+                <w:szCs w:val="22"/>
+              </w:rPr>
+            </w:pPr>
+            <w:r>
+              <w:rPr>
+                <w:rFonts w:ascii="Times New Roman" w:eastAsiaTheme="minorEastAsia" w:hAnsi="Times New Roman" w:cs="Times New Roman"/>
+                <w:sz w:val="22"/>
+                <w:szCs w:val="22"/>
+              </w:rPr>
+              <w:t>DASP</w:t>
             </w:r>
           </w:p>
         </w:tc>
@@ -5081,11 +5706,11 @@
           <w:p>
             <w:pPr>
               <w:spacing w:line="240" w:lineRule="auto"/>
-              <w:jc w:val="left"/>
-              <w:rPr>
-                <w:rFonts w:ascii="Times New Roman" w:eastAsiaTheme="minorEastAsia" w:hAnsi="Times New Roman" w:cs="Times New Roman"/>
-                <w:sz w:val="26"/>
-                <w:szCs w:val="26"/>
+              <w:jc w:val="center"/>
+              <w:rPr>
+                <w:rFonts w:ascii="Times New Roman" w:eastAsiaTheme="minorEastAsia" w:hAnsi="Times New Roman" w:cs="Times New Roman"/>
+                <w:sz w:val="22"/>
+                <w:szCs w:val="22"/>
               </w:rPr>
             </w:pPr>
           </w:p>
@@ -5098,11 +5723,11 @@
           <w:p>
             <w:pPr>
               <w:spacing w:line="240" w:lineRule="auto"/>
-              <w:jc w:val="left"/>
-              <w:rPr>
-                <w:rFonts w:ascii="Times New Roman" w:eastAsiaTheme="minorEastAsia" w:hAnsi="Times New Roman" w:cs="Times New Roman"/>
-                <w:sz w:val="26"/>
-                <w:szCs w:val="26"/>
+              <w:jc w:val="center"/>
+              <w:rPr>
+                <w:rFonts w:ascii="Times New Roman" w:eastAsiaTheme="minorEastAsia" w:hAnsi="Times New Roman" w:cs="Times New Roman"/>
+                <w:sz w:val="22"/>
+                <w:szCs w:val="22"/>
               </w:rPr>
             </w:pPr>
           </w:p>
@@ -5116,11 +5741,11 @@
           <w:p>
             <w:pPr>
               <w:spacing w:line="240" w:lineRule="auto"/>
-              <w:jc w:val="left"/>
-              <w:rPr>
-                <w:rFonts w:ascii="Times New Roman" w:eastAsiaTheme="minorEastAsia" w:hAnsi="Times New Roman" w:cs="Times New Roman"/>
-                <w:sz w:val="26"/>
-                <w:szCs w:val="26"/>
+              <w:jc w:val="center"/>
+              <w:rPr>
+                <w:rFonts w:ascii="Times New Roman" w:eastAsiaTheme="minorEastAsia" w:hAnsi="Times New Roman" w:cs="Times New Roman"/>
+                <w:sz w:val="22"/>
+                <w:szCs w:val="22"/>
               </w:rPr>
             </w:pPr>
           </w:p>
@@ -5128,8 +5753,8 @@
       </w:tr>
       <w:tr>
         <w:trPr>
-          <w:gridAfter w:val="5"/>
-          <w:wAfter w:w="4537" w:type="dxa"/>
+          <w:gridAfter w:val="2"/>
+          <w:wAfter w:w="242" w:type="dxa"/>
           <w:trHeight w:val="465"/>
         </w:trPr>
         <w:tc>
@@ -5142,13 +5767,13 @@
           <w:p>
             <w:pPr>
               <w:spacing w:line="240" w:lineRule="auto"/>
-              <w:jc w:val="left"/>
+              <w:jc w:val="center"/>
               <w:rPr>
                 <w:rFonts w:ascii="Times New Roman" w:eastAsiaTheme="minorEastAsia" w:hAnsi="Times New Roman" w:cs="Times New Roman"/>
                 <w:b/>
                 <w:bCs/>
-                <w:sz w:val="26"/>
-                <w:szCs w:val="26"/>
+                <w:sz w:val="22"/>
+                <w:szCs w:val="22"/>
               </w:rPr>
             </w:pPr>
           </w:p>
@@ -5162,20 +5787,20 @@
           <w:p>
             <w:pPr>
               <w:spacing w:line="240" w:lineRule="auto"/>
-              <w:jc w:val="left"/>
-              <w:rPr>
-                <w:rFonts w:ascii="Times New Roman" w:eastAsiaTheme="minorEastAsia" w:hAnsi="Times New Roman" w:cs="Times New Roman"/>
-                <w:sz w:val="26"/>
-                <w:szCs w:val="26"/>
-              </w:rPr>
-            </w:pPr>
-            <w:r>
-              <w:rPr>
-                <w:rFonts w:ascii="Times New Roman" w:eastAsiaTheme="minorEastAsia" w:hAnsi="Times New Roman" w:cs="Times New Roman"/>
-                <w:sz w:val="26"/>
-                <w:szCs w:val="26"/>
-              </w:rPr>
-              <w:t>DASP</w:t>
+              <w:jc w:val="center"/>
+              <w:rPr>
+                <w:rFonts w:ascii="Times New Roman" w:eastAsiaTheme="minorEastAsia" w:hAnsi="Times New Roman" w:cs="Times New Roman"/>
+                <w:sz w:val="22"/>
+                <w:szCs w:val="22"/>
+              </w:rPr>
+            </w:pPr>
+            <w:r>
+              <w:rPr>
+                <w:rFonts w:ascii="Times New Roman" w:eastAsiaTheme="minorEastAsia" w:hAnsi="Times New Roman" w:cs="Times New Roman"/>
+                <w:sz w:val="22"/>
+                <w:szCs w:val="22"/>
+              </w:rPr>
+              <w:t>XNA</w:t>
             </w:r>
           </w:p>
         </w:tc>
@@ -5188,11 +5813,11 @@
           <w:p>
             <w:pPr>
               <w:spacing w:line="240" w:lineRule="auto"/>
-              <w:jc w:val="left"/>
-              <w:rPr>
-                <w:rFonts w:ascii="Times New Roman" w:eastAsiaTheme="minorEastAsia" w:hAnsi="Times New Roman" w:cs="Times New Roman"/>
-                <w:sz w:val="26"/>
-                <w:szCs w:val="26"/>
+              <w:jc w:val="center"/>
+              <w:rPr>
+                <w:rFonts w:ascii="Times New Roman" w:eastAsiaTheme="minorEastAsia" w:hAnsi="Times New Roman" w:cs="Times New Roman"/>
+                <w:sz w:val="22"/>
+                <w:szCs w:val="22"/>
               </w:rPr>
             </w:pPr>
           </w:p>
@@ -5205,13 +5830,21 @@
           <w:p>
             <w:pPr>
               <w:spacing w:line="240" w:lineRule="auto"/>
-              <w:jc w:val="left"/>
-              <w:rPr>
-                <w:rFonts w:ascii="Times New Roman" w:eastAsiaTheme="minorEastAsia" w:hAnsi="Times New Roman" w:cs="Times New Roman"/>
-                <w:sz w:val="26"/>
-                <w:szCs w:val="26"/>
-              </w:rPr>
-            </w:pPr>
+              <w:jc w:val="center"/>
+              <w:rPr>
+                <w:rFonts w:ascii="Times New Roman" w:eastAsiaTheme="minorEastAsia" w:hAnsi="Times New Roman" w:cs="Times New Roman"/>
+                <w:sz w:val="22"/>
+                <w:szCs w:val="22"/>
+              </w:rPr>
+            </w:pPr>
+            <w:r>
+              <w:rPr>
+                <w:rFonts w:ascii="Times New Roman" w:eastAsiaTheme="minorEastAsia" w:hAnsi="Times New Roman" w:cs="Times New Roman"/>
+                <w:sz w:val="22"/>
+                <w:szCs w:val="22"/>
+              </w:rPr>
+              <w:t>Payment terms</w:t>
+            </w:r>
           </w:p>
         </w:tc>
         <w:tc>
@@ -5223,11 +5856,11 @@
           <w:p>
             <w:pPr>
               <w:spacing w:line="240" w:lineRule="auto"/>
-              <w:jc w:val="left"/>
-              <w:rPr>
-                <w:rFonts w:ascii="Times New Roman" w:eastAsiaTheme="minorEastAsia" w:hAnsi="Times New Roman" w:cs="Times New Roman"/>
-                <w:sz w:val="26"/>
-                <w:szCs w:val="26"/>
+              <w:jc w:val="center"/>
+              <w:rPr>
+                <w:rFonts w:ascii="Times New Roman" w:eastAsiaTheme="minorEastAsia" w:hAnsi="Times New Roman" w:cs="Times New Roman"/>
+                <w:sz w:val="22"/>
+                <w:szCs w:val="22"/>
               </w:rPr>
             </w:pPr>
           </w:p>
@@ -5235,29 +5868,39 @@
       </w:tr>
       <w:tr>
         <w:trPr>
-          <w:gridAfter w:val="5"/>
-          <w:wAfter w:w="4537" w:type="dxa"/>
+          <w:gridAfter w:val="2"/>
+          <w:wAfter w:w="242" w:type="dxa"/>
           <w:trHeight w:val="465"/>
         </w:trPr>
         <w:tc>
           <w:tcPr>
             <w:tcW w:w="1633" w:type="dxa"/>
             <w:gridSpan w:val="2"/>
-            <w:vMerge/>
-            <w:vAlign w:val="center"/>
-          </w:tcPr>
-          <w:p>
-            <w:pPr>
-              <w:spacing w:line="240" w:lineRule="auto"/>
-              <w:jc w:val="left"/>
+            <w:vMerge w:val="restart"/>
+            <w:vAlign w:val="center"/>
+          </w:tcPr>
+          <w:p>
+            <w:pPr>
+              <w:spacing w:line="240" w:lineRule="auto"/>
+              <w:jc w:val="center"/>
               <w:rPr>
                 <w:rFonts w:ascii="Times New Roman" w:eastAsiaTheme="minorEastAsia" w:hAnsi="Times New Roman" w:cs="Times New Roman"/>
                 <w:b/>
                 <w:bCs/>
-                <w:sz w:val="26"/>
-                <w:szCs w:val="26"/>
-              </w:rPr>
-            </w:pPr>
+                <w:sz w:val="22"/>
+                <w:szCs w:val="22"/>
+              </w:rPr>
+            </w:pPr>
+            <w:r>
+              <w:rPr>
+                <w:rFonts w:ascii="Times New Roman" w:eastAsiaTheme="minorEastAsia" w:hAnsi="Times New Roman" w:cs="Times New Roman"/>
+                <w:b/>
+                <w:bCs/>
+                <w:sz w:val="22"/>
+                <w:szCs w:val="22"/>
+              </w:rPr>
+              <w:t>Business Terms</w:t>
+            </w:r>
           </w:p>
         </w:tc>
         <w:tc>
@@ -5269,61 +5912,62 @@
           <w:p>
             <w:pPr>
               <w:spacing w:line="240" w:lineRule="auto"/>
-              <w:jc w:val="left"/>
-              <w:rPr>
-                <w:rFonts w:ascii="Times New Roman" w:eastAsiaTheme="minorEastAsia" w:hAnsi="Times New Roman" w:cs="Times New Roman"/>
-                <w:sz w:val="26"/>
-                <w:szCs w:val="26"/>
-              </w:rPr>
-            </w:pPr>
-            <w:r>
-              <w:rPr>
-                <w:rFonts w:ascii="Times New Roman" w:eastAsiaTheme="minorEastAsia" w:hAnsi="Times New Roman" w:cs="Times New Roman"/>
-                <w:sz w:val="26"/>
-                <w:szCs w:val="26"/>
-              </w:rPr>
-              <w:t>XNA</w:t>
-            </w:r>
-          </w:p>
-        </w:tc>
-        <w:tc>
-          <w:tcPr>
-            <w:tcW w:w="995" w:type="dxa"/>
-            <w:gridSpan w:val="2"/>
-            <w:vAlign w:val="center"/>
-          </w:tcPr>
-          <w:p>
-            <w:pPr>
-              <w:spacing w:line="240" w:lineRule="auto"/>
-              <w:jc w:val="left"/>
-              <w:rPr>
-                <w:rFonts w:ascii="Times New Roman" w:eastAsiaTheme="minorEastAsia" w:hAnsi="Times New Roman" w:cs="Times New Roman"/>
-                <w:sz w:val="26"/>
-                <w:szCs w:val="26"/>
-              </w:rPr>
-            </w:pPr>
-          </w:p>
-        </w:tc>
-        <w:tc>
-          <w:tcPr>
-            <w:tcW w:w="1543" w:type="dxa"/>
-            <w:vAlign w:val="center"/>
-          </w:tcPr>
-          <w:p>
-            <w:pPr>
-              <w:spacing w:line="240" w:lineRule="auto"/>
-              <w:jc w:val="left"/>
-              <w:rPr>
-                <w:rFonts w:ascii="Times New Roman" w:eastAsiaTheme="minorEastAsia" w:hAnsi="Times New Roman" w:cs="Times New Roman"/>
-                <w:sz w:val="26"/>
-                <w:szCs w:val="26"/>
-              </w:rPr>
-            </w:pPr>
-            <w:r>
-              <w:rPr>
-                <w:rFonts w:ascii="Times New Roman" w:eastAsiaTheme="minorEastAsia" w:hAnsi="Times New Roman" w:cs="Times New Roman"/>
-                <w:sz w:val="26"/>
-                <w:szCs w:val="26"/>
+              <w:jc w:val="center"/>
+              <w:rPr>
+                <w:rFonts w:ascii="Times New Roman" w:eastAsiaTheme="minorEastAsia" w:hAnsi="Times New Roman" w:cs="Times New Roman"/>
+                <w:sz w:val="22"/>
+                <w:szCs w:val="22"/>
+              </w:rPr>
+            </w:pPr>
+            <w:r>
+              <w:rPr>
+                <w:rFonts w:ascii="Times New Roman" w:eastAsiaTheme="minorEastAsia" w:hAnsi="Times New Roman" w:cs="Times New Roman"/>
+                <w:sz w:val="22"/>
+                <w:szCs w:val="22"/>
+              </w:rPr>
+              <w:t>Total project price</w:t>
+            </w:r>
+          </w:p>
+        </w:tc>
+        <w:tc>
+          <w:tcPr>
+            <w:tcW w:w="2538" w:type="dxa"/>
+            <w:gridSpan w:val="3"/>
+            <w:vAlign w:val="center"/>
+          </w:tcPr>
+          <w:p>
+            <w:pPr>
+              <w:spacing w:line="240" w:lineRule="auto"/>
+              <w:jc w:val="center"/>
+              <w:rPr>
+                <w:rFonts w:ascii="Times New Roman" w:eastAsiaTheme="minorEastAsia" w:hAnsi="Times New Roman" w:cs="Times New Roman"/>
+                <w:sz w:val="22"/>
+                <w:szCs w:val="22"/>
+              </w:rPr>
+            </w:pPr>
+          </w:p>
+        </w:tc>
+        <w:tc>
+          <w:tcPr>
+            <w:tcW w:w="1245" w:type="dxa"/>
+            <w:gridSpan w:val="2"/>
+            <w:vAlign w:val="center"/>
+          </w:tcPr>
+          <w:p>
+            <w:pPr>
+              <w:spacing w:line="240" w:lineRule="auto"/>
+              <w:jc w:val="center"/>
+              <w:rPr>
+                <w:rFonts w:ascii="Times New Roman" w:eastAsiaTheme="minorEastAsia" w:hAnsi="Times New Roman" w:cs="Times New Roman"/>
+                <w:sz w:val="22"/>
+                <w:szCs w:val="22"/>
+              </w:rPr>
+            </w:pPr>
+            <w:r>
+              <w:rPr>
+                <w:rFonts w:ascii="Times New Roman" w:eastAsiaTheme="minorEastAsia" w:hAnsi="Times New Roman" w:cs="Times New Roman"/>
+                <w:sz w:val="22"/>
+                <w:szCs w:val="22"/>
               </w:rPr>
               <w:t>Payment terms</w:t>
             </w:r>
@@ -5331,18 +5975,18 @@
         </w:tc>
         <w:tc>
           <w:tcPr>
-            <w:tcW w:w="4665" w:type="dxa"/>
-            <w:gridSpan w:val="4"/>
-            <w:vAlign w:val="center"/>
-          </w:tcPr>
-          <w:p>
-            <w:pPr>
-              <w:spacing w:line="240" w:lineRule="auto"/>
-              <w:jc w:val="left"/>
-              <w:rPr>
-                <w:rFonts w:ascii="Times New Roman" w:eastAsiaTheme="minorEastAsia" w:hAnsi="Times New Roman" w:cs="Times New Roman"/>
-                <w:sz w:val="26"/>
-                <w:szCs w:val="26"/>
+            <w:tcW w:w="3420" w:type="dxa"/>
+            <w:gridSpan w:val="2"/>
+            <w:vAlign w:val="center"/>
+          </w:tcPr>
+          <w:p>
+            <w:pPr>
+              <w:spacing w:line="240" w:lineRule="auto"/>
+              <w:jc w:val="center"/>
+              <w:rPr>
+                <w:rFonts w:ascii="Times New Roman" w:eastAsiaTheme="minorEastAsia" w:hAnsi="Times New Roman" w:cs="Times New Roman"/>
+                <w:sz w:val="22"/>
+                <w:szCs w:val="22"/>
               </w:rPr>
             </w:pPr>
           </w:p>
@@ -5350,39 +5994,29 @@
       </w:tr>
       <w:tr>
         <w:trPr>
-          <w:gridAfter w:val="5"/>
-          <w:wAfter w:w="4537" w:type="dxa"/>
+          <w:gridAfter w:val="2"/>
+          <w:wAfter w:w="242" w:type="dxa"/>
           <w:trHeight w:val="465"/>
         </w:trPr>
         <w:tc>
           <w:tcPr>
             <w:tcW w:w="1633" w:type="dxa"/>
             <w:gridSpan w:val="2"/>
-            <w:vMerge w:val="restart"/>
-            <w:vAlign w:val="center"/>
-          </w:tcPr>
-          <w:p>
-            <w:pPr>
-              <w:spacing w:line="240" w:lineRule="auto"/>
-              <w:jc w:val="left"/>
+            <w:vMerge/>
+            <w:vAlign w:val="center"/>
+          </w:tcPr>
+          <w:p>
+            <w:pPr>
+              <w:spacing w:line="240" w:lineRule="auto"/>
+              <w:jc w:val="center"/>
               <w:rPr>
                 <w:rFonts w:ascii="Times New Roman" w:eastAsiaTheme="minorEastAsia" w:hAnsi="Times New Roman" w:cs="Times New Roman"/>
                 <w:b/>
                 <w:bCs/>
-                <w:sz w:val="26"/>
-                <w:szCs w:val="26"/>
-              </w:rPr>
-            </w:pPr>
-            <w:r>
-              <w:rPr>
-                <w:rFonts w:ascii="Times New Roman" w:eastAsiaTheme="minorEastAsia" w:hAnsi="Times New Roman" w:cs="Times New Roman"/>
-                <w:b/>
-                <w:bCs/>
-                <w:sz w:val="26"/>
-                <w:szCs w:val="26"/>
-              </w:rPr>
-              <w:t>Business Terms</w:t>
-            </w:r>
+                <w:sz w:val="22"/>
+                <w:szCs w:val="22"/>
+              </w:rPr>
+            </w:pPr>
           </w:p>
         </w:tc>
         <w:tc>
@@ -5394,81 +6028,37 @@
           <w:p>
             <w:pPr>
               <w:spacing w:line="240" w:lineRule="auto"/>
-              <w:jc w:val="left"/>
-              <w:rPr>
-                <w:rFonts w:ascii="Times New Roman" w:eastAsiaTheme="minorEastAsia" w:hAnsi="Times New Roman" w:cs="Times New Roman"/>
-                <w:sz w:val="26"/>
-                <w:szCs w:val="26"/>
-              </w:rPr>
-            </w:pPr>
-            <w:r>
-              <w:rPr>
-                <w:rFonts w:ascii="Times New Roman" w:eastAsiaTheme="minorEastAsia" w:hAnsi="Times New Roman" w:cs="Times New Roman"/>
-                <w:sz w:val="26"/>
-                <w:szCs w:val="26"/>
-              </w:rPr>
-              <w:t>Total project price</w:t>
-            </w:r>
-          </w:p>
-        </w:tc>
-        <w:tc>
-          <w:tcPr>
-            <w:tcW w:w="2538" w:type="dxa"/>
-            <w:gridSpan w:val="3"/>
-            <w:vAlign w:val="center"/>
-          </w:tcPr>
-          <w:p>
-            <w:pPr>
-              <w:spacing w:line="240" w:lineRule="auto"/>
-              <w:jc w:val="left"/>
-              <w:rPr>
-                <w:rFonts w:ascii="Times New Roman" w:eastAsiaTheme="minorEastAsia" w:hAnsi="Times New Roman" w:cs="Times New Roman"/>
-                <w:sz w:val="26"/>
-                <w:szCs w:val="26"/>
-              </w:rPr>
-            </w:pPr>
-          </w:p>
-        </w:tc>
-        <w:tc>
-          <w:tcPr>
-            <w:tcW w:w="1245" w:type="dxa"/>
-            <w:gridSpan w:val="2"/>
-            <w:vAlign w:val="center"/>
-          </w:tcPr>
-          <w:p>
-            <w:pPr>
-              <w:spacing w:line="240" w:lineRule="auto"/>
-              <w:jc w:val="left"/>
-              <w:rPr>
-                <w:rFonts w:ascii="Times New Roman" w:eastAsiaTheme="minorEastAsia" w:hAnsi="Times New Roman" w:cs="Times New Roman"/>
-                <w:sz w:val="26"/>
-                <w:szCs w:val="26"/>
-              </w:rPr>
-            </w:pPr>
-            <w:r>
-              <w:rPr>
-                <w:rFonts w:ascii="Times New Roman" w:eastAsiaTheme="minorEastAsia" w:hAnsi="Times New Roman" w:cs="Times New Roman"/>
-                <w:sz w:val="26"/>
-                <w:szCs w:val="26"/>
-              </w:rPr>
-              <w:t>Payment terms</w:t>
-            </w:r>
-          </w:p>
-        </w:tc>
-        <w:tc>
-          <w:tcPr>
-            <w:tcW w:w="3420" w:type="dxa"/>
-            <w:gridSpan w:val="2"/>
-            <w:vAlign w:val="center"/>
-          </w:tcPr>
-          <w:p>
-            <w:pPr>
-              <w:spacing w:line="240" w:lineRule="auto"/>
-              <w:jc w:val="left"/>
-              <w:rPr>
-                <w:rFonts w:ascii="Times New Roman" w:eastAsiaTheme="minorEastAsia" w:hAnsi="Times New Roman" w:cs="Times New Roman"/>
-                <w:sz w:val="26"/>
-                <w:szCs w:val="26"/>
+              <w:jc w:val="center"/>
+              <w:rPr>
+                <w:rFonts w:ascii="Times New Roman" w:eastAsiaTheme="minorEastAsia" w:hAnsi="Times New Roman" w:cs="Times New Roman"/>
+                <w:sz w:val="22"/>
+                <w:szCs w:val="22"/>
+              </w:rPr>
+            </w:pPr>
+            <w:r>
+              <w:rPr>
+                <w:rFonts w:ascii="Times New Roman" w:eastAsiaTheme="minorEastAsia" w:hAnsi="Times New Roman" w:cs="Times New Roman"/>
+                <w:sz w:val="22"/>
+                <w:szCs w:val="22"/>
+              </w:rPr>
+              <w:t>Project delivery time</w:t>
+            </w:r>
+          </w:p>
+        </w:tc>
+        <w:tc>
+          <w:tcPr>
+            <w:tcW w:w="7203" w:type="dxa"/>
+            <w:gridSpan w:val="7"/>
+            <w:vAlign w:val="center"/>
+          </w:tcPr>
+          <w:p>
+            <w:pPr>
+              <w:spacing w:line="240" w:lineRule="auto"/>
+              <w:jc w:val="left"/>
+              <w:rPr>
+                <w:rFonts w:ascii="Times New Roman" w:eastAsiaTheme="minorEastAsia" w:hAnsi="Times New Roman" w:cs="Times New Roman"/>
+                <w:sz w:val="22"/>
+                <w:szCs w:val="22"/>
               </w:rPr>
             </w:pPr>
           </w:p>
@@ -5476,8 +6066,8 @@
       </w:tr>
       <w:tr>
         <w:trPr>
-          <w:gridAfter w:val="5"/>
-          <w:wAfter w:w="4537" w:type="dxa"/>
+          <w:gridAfter w:val="2"/>
+          <w:wAfter w:w="242" w:type="dxa"/>
           <w:trHeight w:val="465"/>
         </w:trPr>
         <w:tc>
@@ -5490,13 +6080,13 @@
           <w:p>
             <w:pPr>
               <w:spacing w:line="240" w:lineRule="auto"/>
-              <w:jc w:val="left"/>
+              <w:jc w:val="center"/>
               <w:rPr>
                 <w:rFonts w:ascii="Times New Roman" w:eastAsiaTheme="minorEastAsia" w:hAnsi="Times New Roman" w:cs="Times New Roman"/>
                 <w:b/>
                 <w:bCs/>
-                <w:sz w:val="26"/>
-                <w:szCs w:val="26"/>
+                <w:sz w:val="22"/>
+                <w:szCs w:val="22"/>
               </w:rPr>
             </w:pPr>
           </w:p>
@@ -5510,20 +6100,20 @@
           <w:p>
             <w:pPr>
               <w:spacing w:line="240" w:lineRule="auto"/>
-              <w:jc w:val="left"/>
-              <w:rPr>
-                <w:rFonts w:ascii="Times New Roman" w:eastAsiaTheme="minorEastAsia" w:hAnsi="Times New Roman" w:cs="Times New Roman"/>
-                <w:sz w:val="26"/>
-                <w:szCs w:val="26"/>
-              </w:rPr>
-            </w:pPr>
-            <w:r>
-              <w:rPr>
-                <w:rFonts w:ascii="Times New Roman" w:eastAsiaTheme="minorEastAsia" w:hAnsi="Times New Roman" w:cs="Times New Roman"/>
-                <w:sz w:val="26"/>
-                <w:szCs w:val="26"/>
-              </w:rPr>
-              <w:t>Project delivery time</w:t>
+              <w:jc w:val="center"/>
+              <w:rPr>
+                <w:rFonts w:ascii="Times New Roman" w:eastAsiaTheme="minorEastAsia" w:hAnsi="Times New Roman" w:cs="Times New Roman"/>
+                <w:sz w:val="22"/>
+                <w:szCs w:val="22"/>
+              </w:rPr>
+            </w:pPr>
+            <w:r>
+              <w:rPr>
+                <w:rFonts w:ascii="Times New Roman" w:eastAsiaTheme="minorEastAsia" w:hAnsi="Times New Roman" w:cs="Times New Roman"/>
+                <w:sz w:val="22"/>
+                <w:szCs w:val="22"/>
+              </w:rPr>
+              <w:t>Acceptance conditions</w:t>
             </w:r>
           </w:p>
         </w:tc>
@@ -5534,89 +6124,100 @@
             <w:vAlign w:val="center"/>
           </w:tcPr>
           <w:p>
-            <w:r>
-              <w:t>System Integration: {{system_integration_summary}}</w:t>
-            </w:r>
-            <w:r>
-              <w:br/>
-            </w:r>
-            <w:r>
-              <w:t>Integration to your system required: {{integration_to_your_system_required}}</w:t>
-            </w:r>
-            <w:r>
-              <w:br/>
-              <w:t>Systems to be integrated: {{systems_to_integrate_summary}}</w:t>
-            </w:r>
+            <w:pPr>
+              <w:spacing w:line="240" w:lineRule="auto"/>
+              <w:jc w:val="center"/>
+              <w:rPr>
+                <w:rFonts w:ascii="Times New Roman" w:eastAsiaTheme="minorEastAsia" w:hAnsi="Times New Roman" w:cs="Times New Roman"/>
+                <w:sz w:val="22"/>
+                <w:szCs w:val="22"/>
+              </w:rPr>
+            </w:pPr>
           </w:p>
         </w:tc>
       </w:tr>
       <w:tr>
         <w:trPr>
-          <w:gridAfter w:val="5"/>
-          <w:wAfter w:w="4537" w:type="dxa"/>
-          <w:trHeight w:val="465"/>
+          <w:gridAfter w:val="2"/>
+          <w:wAfter w:w="242" w:type="dxa"/>
+          <w:trHeight w:val="1143"/>
         </w:trPr>
         <w:tc>
           <w:tcPr>
             <w:tcW w:w="1633" w:type="dxa"/>
             <w:gridSpan w:val="2"/>
-            <w:vMerge/>
-            <w:vAlign w:val="center"/>
-          </w:tcPr>
-          <w:p>
-            <w:pPr>
-              <w:spacing w:line="240" w:lineRule="auto"/>
-              <w:jc w:val="left"/>
+            <w:vAlign w:val="center"/>
+          </w:tcPr>
+          <w:p>
+            <w:pPr>
+              <w:spacing w:line="240" w:lineRule="auto"/>
+              <w:jc w:val="center"/>
               <w:rPr>
                 <w:rFonts w:ascii="Times New Roman" w:eastAsiaTheme="minorEastAsia" w:hAnsi="Times New Roman" w:cs="Times New Roman"/>
                 <w:b/>
                 <w:bCs/>
-                <w:sz w:val="26"/>
-                <w:szCs w:val="26"/>
-              </w:rPr>
-            </w:pPr>
-          </w:p>
-        </w:tc>
-        <w:tc>
-          <w:tcPr>
-            <w:tcW w:w="1586" w:type="dxa"/>
-            <w:gridSpan w:val="2"/>
-            <w:vAlign w:val="center"/>
-          </w:tcPr>
-          <w:p>
-            <w:pPr>
-              <w:spacing w:line="240" w:lineRule="auto"/>
-              <w:jc w:val="left"/>
-              <w:rPr>
-                <w:rFonts w:ascii="Times New Roman" w:eastAsiaTheme="minorEastAsia" w:hAnsi="Times New Roman" w:cs="Times New Roman"/>
-                <w:sz w:val="26"/>
-                <w:szCs w:val="26"/>
-              </w:rPr>
-            </w:pPr>
-            <w:r>
-              <w:rPr>
-                <w:rFonts w:ascii="Times New Roman" w:eastAsiaTheme="minorEastAsia" w:hAnsi="Times New Roman" w:cs="Times New Roman"/>
-                <w:sz w:val="26"/>
-                <w:szCs w:val="26"/>
-              </w:rPr>
-              <w:t>Acceptance conditions</w:t>
-            </w:r>
-          </w:p>
-        </w:tc>
-        <w:tc>
-          <w:tcPr>
-            <w:tcW w:w="7203" w:type="dxa"/>
-            <w:gridSpan w:val="7"/>
-            <w:vAlign w:val="center"/>
-          </w:tcPr>
-          <w:p>
-            <w:pPr>
-              <w:spacing w:line="240" w:lineRule="auto"/>
-              <w:jc w:val="left"/>
-              <w:rPr>
-                <w:rFonts w:ascii="Times New Roman" w:eastAsiaTheme="minorEastAsia" w:hAnsi="Times New Roman" w:cs="Times New Roman"/>
-                <w:sz w:val="26"/>
-                <w:szCs w:val="26"/>
+                <w:sz w:val="22"/>
+                <w:szCs w:val="22"/>
+              </w:rPr>
+            </w:pPr>
+            <w:r>
+              <w:rPr>
+                <w:rFonts w:ascii="Times New Roman" w:eastAsiaTheme="minorEastAsia" w:hAnsi="Times New Roman" w:cs="Times New Roman"/>
+                <w:b/>
+                <w:bCs/>
+                <w:sz w:val="22"/>
+                <w:szCs w:val="22"/>
+              </w:rPr>
+              <w:t>Key technical points</w:t>
+            </w:r>
+            <w:r>
+              <w:rPr>
+                <w:rFonts w:ascii="Times New Roman" w:eastAsiaTheme="minorEastAsia" w:hAnsi="Times New Roman" w:cs="Times New Roman"/>
+                <w:b/>
+                <w:bCs/>
+                <w:sz w:val="22"/>
+                <w:szCs w:val="22"/>
+              </w:rPr>
+              <w:t>：</w:t>
+            </w:r>
+          </w:p>
+        </w:tc>
+        <w:tc>
+          <w:tcPr>
+            <w:tcW w:w="8789" w:type="dxa"/>
+            <w:gridSpan w:val="9"/>
+            <w:vAlign w:val="center"/>
+          </w:tcPr>
+          <w:p>
+            <w:pPr>
+              <w:spacing w:line="240" w:lineRule="auto"/>
+              <w:jc w:val="center"/>
+              <w:rPr>
+                <w:rFonts w:ascii="Times New Roman" w:eastAsiaTheme="minorEastAsia" w:hAnsi="Times New Roman" w:cs="Times New Roman"/>
+                <w:sz w:val="22"/>
+                <w:szCs w:val="22"/>
+              </w:rPr>
+            </w:pPr>
+          </w:p>
+          <w:p>
+            <w:pPr>
+              <w:spacing w:line="240" w:lineRule="auto"/>
+              <w:jc w:val="center"/>
+              <w:rPr>
+                <w:rFonts w:ascii="Times New Roman" w:eastAsiaTheme="minorEastAsia" w:hAnsi="Times New Roman" w:cs="Times New Roman"/>
+                <w:sz w:val="22"/>
+                <w:szCs w:val="22"/>
+              </w:rPr>
+            </w:pPr>
+          </w:p>
+          <w:p>
+            <w:pPr>
+              <w:spacing w:line="240" w:lineRule="auto"/>
+              <w:jc w:val="center"/>
+              <w:rPr>
+                <w:rFonts w:ascii="Times New Roman" w:eastAsiaTheme="minorEastAsia" w:hAnsi="Times New Roman" w:cs="Times New Roman"/>
+                <w:sz w:val="22"/>
+                <w:szCs w:val="22"/>
               </w:rPr>
             </w:pPr>
           </w:p>
@@ -5624,9 +6225,9 @@
       </w:tr>
       <w:tr>
         <w:trPr>
-          <w:gridAfter w:val="5"/>
-          <w:wAfter w:w="4537" w:type="dxa"/>
-          <w:trHeight w:val="1143"/>
+          <w:gridAfter w:val="2"/>
+          <w:wAfter w:w="242" w:type="dxa"/>
+          <w:trHeight w:val="1134"/>
         </w:trPr>
         <w:tc>
           <w:tcPr>
@@ -5635,14 +6236,36 @@
             <w:vAlign w:val="center"/>
           </w:tcPr>
           <w:p>
-            <w:r>
-              <w:t>Other Connections / Interfaces: {{connections}}</w:t>
-            </w:r>
-            <w:r>
-              <w:br/>
-            </w:r>
-            <w:r>
-              <w:t>Data Flow &amp; System Integration: {{data_flow_text}}</w:t>
+            <w:pPr>
+              <w:spacing w:line="240" w:lineRule="auto"/>
+              <w:jc w:val="center"/>
+              <w:rPr>
+                <w:rFonts w:ascii="Times New Roman" w:eastAsiaTheme="minorEastAsia" w:hAnsi="Times New Roman" w:cs="Times New Roman"/>
+                <w:b/>
+                <w:bCs/>
+                <w:sz w:val="22"/>
+                <w:szCs w:val="22"/>
+              </w:rPr>
+            </w:pPr>
+            <w:r>
+              <w:rPr>
+                <w:rFonts w:ascii="Times New Roman" w:eastAsiaTheme="minorEastAsia" w:hAnsi="Times New Roman" w:cs="Times New Roman"/>
+                <w:b/>
+                <w:bCs/>
+                <w:sz w:val="22"/>
+                <w:szCs w:val="22"/>
+              </w:rPr>
+              <w:t>Risk points</w:t>
+            </w:r>
+            <w:r>
+              <w:rPr>
+                <w:rFonts w:ascii="Times New Roman" w:eastAsiaTheme="minorEastAsia" w:hAnsi="Times New Roman" w:cs="Times New Roman"/>
+                <w:b/>
+                <w:bCs/>
+                <w:sz w:val="22"/>
+                <w:szCs w:val="22"/>
+              </w:rPr>
+              <w:t>：</w:t>
             </w:r>
           </w:p>
         </w:tc>
@@ -5657,31 +6280,9 @@
               <w:spacing w:line="240" w:lineRule="auto"/>
               <w:jc w:val="left"/>
               <w:rPr>
-                <w:rFonts w:ascii="Times New Roman" w:eastAsiaTheme="minorEastAsia" w:hAnsi="Times New Roman" w:cs="Times New Roman"/>
-                <w:sz w:val="26"/>
-                <w:szCs w:val="26"/>
-              </w:rPr>
-            </w:pPr>
-          </w:p>
-          <w:p>
-            <w:pPr>
-              <w:spacing w:line="240" w:lineRule="auto"/>
-              <w:jc w:val="left"/>
-              <w:rPr>
-                <w:rFonts w:ascii="Times New Roman" w:eastAsiaTheme="minorEastAsia" w:hAnsi="Times New Roman" w:cs="Times New Roman"/>
-                <w:sz w:val="26"/>
-                <w:szCs w:val="26"/>
-              </w:rPr>
-            </w:pPr>
-          </w:p>
-          <w:p>
-            <w:pPr>
-              <w:spacing w:line="240" w:lineRule="auto"/>
-              <w:jc w:val="left"/>
-              <w:rPr>
-                <w:rFonts w:ascii="Times New Roman" w:eastAsiaTheme="minorEastAsia" w:hAnsi="Times New Roman" w:cs="Times New Roman"/>
-                <w:sz w:val="26"/>
-                <w:szCs w:val="26"/>
+                <w:rFonts w:ascii="Times New Roman" w:hAnsi="Times New Roman" w:cs="Times New Roman"/>
+                <w:sz w:val="22"/>
+                <w:szCs w:val="22"/>
               </w:rPr>
             </w:pPr>
           </w:p>
@@ -5689,26 +6290,27 @@
       </w:tr>
       <w:tr>
         <w:trPr>
-          <w:gridAfter w:val="1"/>
-          <w:wAfter w:w="818" w:type="dxa"/>
-          <w:trHeight w:val="1134"/>
+          <w:gridAfter w:val="2"/>
+          <w:wAfter w:w="242" w:type="dxa"/>
+          <w:trHeight w:val="567"/>
         </w:trPr>
         <w:tc>
           <w:tcPr>
             <w:tcW w:w="1633" w:type="dxa"/>
             <w:gridSpan w:val="2"/>
-            <w:vAlign w:val="center"/>
-          </w:tcPr>
-          <w:p>
-            <w:pPr>
-              <w:spacing w:line="240" w:lineRule="auto"/>
-              <w:jc w:val="left"/>
+            <w:vMerge w:val="restart"/>
+            <w:vAlign w:val="center"/>
+          </w:tcPr>
+          <w:p>
+            <w:pPr>
+              <w:spacing w:line="240" w:lineRule="auto"/>
+              <w:jc w:val="center"/>
               <w:rPr>
                 <w:rFonts w:ascii="Times New Roman" w:eastAsiaTheme="minorEastAsia" w:hAnsi="Times New Roman" w:cs="Times New Roman"/>
                 <w:b/>
                 <w:bCs/>
-                <w:sz w:val="26"/>
-                <w:szCs w:val="26"/>
+                <w:sz w:val="22"/>
+                <w:szCs w:val="22"/>
               </w:rPr>
             </w:pPr>
             <w:r>
@@ -5716,18 +6318,18 @@
                 <w:rFonts w:ascii="Times New Roman" w:eastAsiaTheme="minorEastAsia" w:hAnsi="Times New Roman" w:cs="Times New Roman"/>
                 <w:b/>
                 <w:bCs/>
-                <w:sz w:val="26"/>
-                <w:szCs w:val="26"/>
-              </w:rPr>
-              <w:t>Risk points</w:t>
+                <w:sz w:val="22"/>
+                <w:szCs w:val="22"/>
+              </w:rPr>
+              <w:t>Project team</w:t>
             </w:r>
             <w:r>
               <w:rPr>
                 <w:rFonts w:ascii="Times New Roman" w:eastAsiaTheme="minorEastAsia" w:hAnsi="Times New Roman" w:cs="Times New Roman"/>
                 <w:b/>
                 <w:bCs/>
-                <w:sz w:val="26"/>
-                <w:szCs w:val="26"/>
+                <w:sz w:val="22"/>
+                <w:szCs w:val="22"/>
               </w:rPr>
               <w:t>：</w:t>
             </w:r>
@@ -5735,31 +6337,44 @@
         </w:tc>
         <w:tc>
           <w:tcPr>
-            <w:tcW w:w="8789" w:type="dxa"/>
-            <w:gridSpan w:val="9"/>
-            <w:vAlign w:val="center"/>
-          </w:tcPr>
-          <w:p>
-            <w:r>
-              <w:t>{{connections_details}}</w:t>
-            </w:r>
-          </w:p>
-        </w:tc>
-        <w:tc>
-          <w:tcPr>
-            <w:tcW w:w="2474" w:type="dxa"/>
+            <w:tcW w:w="1586" w:type="dxa"/>
+            <w:gridSpan w:val="2"/>
+            <w:vAlign w:val="center"/>
+          </w:tcPr>
+          <w:p>
+            <w:pPr>
+              <w:spacing w:line="240" w:lineRule="auto"/>
+              <w:jc w:val="center"/>
+              <w:rPr>
+                <w:rFonts w:ascii="Times New Roman" w:eastAsiaTheme="minorEastAsia" w:hAnsi="Times New Roman" w:cs="Times New Roman"/>
+                <w:sz w:val="22"/>
+                <w:szCs w:val="22"/>
+              </w:rPr>
+            </w:pPr>
+            <w:r>
+              <w:rPr>
+                <w:rFonts w:ascii="Times New Roman" w:eastAsiaTheme="minorEastAsia" w:hAnsi="Times New Roman" w:cs="Times New Roman"/>
+                <w:sz w:val="22"/>
+                <w:szCs w:val="22"/>
+              </w:rPr>
+              <w:t>Project manager</w:t>
+            </w:r>
+          </w:p>
+        </w:tc>
+        <w:tc>
+          <w:tcPr>
+            <w:tcW w:w="2538" w:type="dxa"/>
             <w:gridSpan w:val="3"/>
             <w:vAlign w:val="center"/>
           </w:tcPr>
           <w:p>
             <w:pPr>
-              <w:widowControl/>
-              <w:spacing w:line="240" w:lineRule="auto"/>
-              <w:jc w:val="left"/>
-              <w:rPr>
-                <w:rFonts w:ascii="Times New Roman" w:hAnsi="Times New Roman" w:cs="Times New Roman"/>
-                <w:sz w:val="26"/>
-                <w:szCs w:val="26"/>
+              <w:spacing w:line="240" w:lineRule="auto"/>
+              <w:jc w:val="center"/>
+              <w:rPr>
+                <w:rFonts w:ascii="Times New Roman" w:eastAsiaTheme="minorEastAsia" w:hAnsi="Times New Roman" w:cs="Times New Roman"/>
+                <w:sz w:val="22"/>
+                <w:szCs w:val="22"/>
               </w:rPr>
             </w:pPr>
           </w:p>
@@ -5767,75 +6382,73 @@
         <w:tc>
           <w:tcPr>
             <w:tcW w:w="1245" w:type="dxa"/>
-            <w:vAlign w:val="center"/>
-          </w:tcPr>
-          <w:p>
-            <w:pPr>
-              <w:widowControl/>
-              <w:spacing w:line="240" w:lineRule="auto"/>
-              <w:jc w:val="left"/>
-              <w:rPr>
-                <w:rFonts w:ascii="Times New Roman" w:hAnsi="Times New Roman" w:cs="Times New Roman"/>
-                <w:sz w:val="26"/>
-                <w:szCs w:val="26"/>
-              </w:rPr>
-            </w:pPr>
-            <w:r>
-              <w:rPr>
-                <w:rFonts w:ascii="Times New Roman" w:eastAsiaTheme="minorEastAsia" w:hAnsi="Times New Roman" w:cs="Times New Roman"/>
-                <w:sz w:val="26"/>
-                <w:szCs w:val="26"/>
-              </w:rPr>
-              <w:t>Pre-sales implementation representative</w:t>
-            </w:r>
+            <w:gridSpan w:val="2"/>
+            <w:vAlign w:val="center"/>
+          </w:tcPr>
+          <w:p>
+            <w:pPr>
+              <w:spacing w:line="240" w:lineRule="auto"/>
+              <w:jc w:val="center"/>
+              <w:rPr>
+                <w:rFonts w:ascii="Times New Roman" w:eastAsiaTheme="minorEastAsia" w:hAnsi="Times New Roman" w:cs="Times New Roman"/>
+                <w:sz w:val="22"/>
+                <w:szCs w:val="22"/>
+              </w:rPr>
+            </w:pPr>
+            <w:r>
+              <w:rPr>
+                <w:rFonts w:ascii="Times New Roman" w:eastAsiaTheme="minorEastAsia" w:hAnsi="Times New Roman" w:cs="Times New Roman"/>
+                <w:sz w:val="22"/>
+                <w:szCs w:val="22"/>
+              </w:rPr>
+              <w:t>Sales representatives</w:t>
+            </w:r>
+          </w:p>
+        </w:tc>
+        <w:tc>
+          <w:tcPr>
+            <w:tcW w:w="3420" w:type="dxa"/>
+            <w:gridSpan w:val="2"/>
+            <w:vAlign w:val="center"/>
+          </w:tcPr>
+          <w:p>
+            <w:pPr>
+              <w:spacing w:line="240" w:lineRule="auto"/>
+              <w:jc w:val="center"/>
+              <w:rPr>
+                <w:rFonts w:ascii="Times New Roman" w:eastAsiaTheme="minorEastAsia" w:hAnsi="Times New Roman" w:cs="Times New Roman"/>
+                <w:sz w:val="22"/>
+                <w:szCs w:val="22"/>
+              </w:rPr>
+            </w:pPr>
           </w:p>
         </w:tc>
       </w:tr>
       <w:tr>
         <w:trPr>
-          <w:gridAfter w:val="5"/>
-          <w:wAfter w:w="4537" w:type="dxa"/>
+          <w:gridAfter w:val="2"/>
+          <w:wAfter w:w="242" w:type="dxa"/>
           <w:trHeight w:val="567"/>
         </w:trPr>
         <w:tc>
           <w:tcPr>
             <w:tcW w:w="1633" w:type="dxa"/>
             <w:gridSpan w:val="2"/>
-            <w:vMerge w:val="restart"/>
-            <w:vAlign w:val="center"/>
-          </w:tcPr>
-          <w:p>
-            <w:pPr>
-              <w:spacing w:line="240" w:lineRule="auto"/>
-              <w:jc w:val="left"/>
+            <w:vMerge/>
+            <w:vAlign w:val="center"/>
+          </w:tcPr>
+          <w:p>
+            <w:pPr>
+              <w:spacing w:line="240" w:lineRule="auto"/>
+              <w:jc w:val="center"/>
               <w:rPr>
                 <w:rFonts w:ascii="Times New Roman" w:eastAsiaTheme="minorEastAsia" w:hAnsi="Times New Roman" w:cs="Times New Roman"/>
                 <w:b/>
                 <w:bCs/>
-                <w:sz w:val="26"/>
-                <w:szCs w:val="26"/>
-              </w:rPr>
-            </w:pPr>
-            <w:r>
-              <w:rPr>
-                <w:rFonts w:ascii="Times New Roman" w:eastAsiaTheme="minorEastAsia" w:hAnsi="Times New Roman" w:cs="Times New Roman"/>
-                <w:b/>
-                <w:bCs/>
-                <w:sz w:val="26"/>
-                <w:szCs w:val="26"/>
-              </w:rPr>
-              <w:t>Project team</w:t>
-            </w:r>
-            <w:r>
-              <w:rPr>
-                <w:rFonts w:ascii="Times New Roman" w:eastAsiaTheme="minorEastAsia" w:hAnsi="Times New Roman" w:cs="Times New Roman"/>
-                <w:b/>
-                <w:bCs/>
-                <w:sz w:val="26"/>
-                <w:szCs w:val="26"/>
-              </w:rPr>
-              <w:t>：</w:t>
-            </w:r>
+                <w:sz w:val="22"/>
+                <w:szCs w:val="22"/>
+              </w:rPr>
+            </w:pPr>
           </w:p>
         </w:tc>
         <w:tc>
@@ -5847,20 +6460,20 @@
           <w:p>
             <w:pPr>
               <w:spacing w:line="240" w:lineRule="auto"/>
-              <w:jc w:val="left"/>
-              <w:rPr>
-                <w:rFonts w:ascii="Times New Roman" w:eastAsiaTheme="minorEastAsia" w:hAnsi="Times New Roman" w:cs="Times New Roman"/>
-                <w:sz w:val="26"/>
-                <w:szCs w:val="26"/>
-              </w:rPr>
-            </w:pPr>
-            <w:r>
-              <w:rPr>
-                <w:rFonts w:ascii="Times New Roman" w:eastAsiaTheme="minorEastAsia" w:hAnsi="Times New Roman" w:cs="Times New Roman"/>
-                <w:sz w:val="26"/>
-                <w:szCs w:val="26"/>
-              </w:rPr>
-              <w:t>Project manager</w:t>
+              <w:jc w:val="center"/>
+              <w:rPr>
+                <w:rFonts w:ascii="Times New Roman" w:eastAsiaTheme="minorEastAsia" w:hAnsi="Times New Roman" w:cs="Times New Roman"/>
+                <w:sz w:val="22"/>
+                <w:szCs w:val="22"/>
+              </w:rPr>
+            </w:pPr>
+            <w:r>
+              <w:rPr>
+                <w:rFonts w:ascii="Times New Roman" w:eastAsiaTheme="minorEastAsia" w:hAnsi="Times New Roman" w:cs="Times New Roman"/>
+                <w:sz w:val="22"/>
+                <w:szCs w:val="22"/>
+              </w:rPr>
+              <w:t>Technical representatives</w:t>
             </w:r>
           </w:p>
         </w:tc>
@@ -5873,11 +6486,11 @@
           <w:p>
             <w:pPr>
               <w:spacing w:line="240" w:lineRule="auto"/>
-              <w:jc w:val="left"/>
-              <w:rPr>
-                <w:rFonts w:ascii="Times New Roman" w:eastAsiaTheme="minorEastAsia" w:hAnsi="Times New Roman" w:cs="Times New Roman"/>
-                <w:sz w:val="26"/>
-                <w:szCs w:val="26"/>
+              <w:jc w:val="center"/>
+              <w:rPr>
+                <w:rFonts w:ascii="Times New Roman" w:eastAsiaTheme="minorEastAsia" w:hAnsi="Times New Roman" w:cs="Times New Roman"/>
+                <w:sz w:val="22"/>
+                <w:szCs w:val="22"/>
               </w:rPr>
             </w:pPr>
           </w:p>
@@ -5891,20 +6504,29 @@
           <w:p>
             <w:pPr>
               <w:spacing w:line="240" w:lineRule="auto"/>
-              <w:jc w:val="left"/>
-              <w:rPr>
-                <w:rFonts w:ascii="Times New Roman" w:eastAsiaTheme="minorEastAsia" w:hAnsi="Times New Roman" w:cs="Times New Roman"/>
-                <w:sz w:val="26"/>
-                <w:szCs w:val="26"/>
-              </w:rPr>
-            </w:pPr>
-            <w:r>
-              <w:rPr>
-                <w:rFonts w:ascii="Times New Roman" w:eastAsiaTheme="minorEastAsia" w:hAnsi="Times New Roman" w:cs="Times New Roman"/>
-                <w:sz w:val="26"/>
-                <w:szCs w:val="26"/>
-              </w:rPr>
-              <w:t>Sales representatives</w:t>
+              <w:jc w:val="center"/>
+              <w:rPr>
+                <w:rFonts w:ascii="Times New Roman" w:eastAsiaTheme="minorEastAsia" w:hAnsi="Times New Roman" w:cs="Times New Roman"/>
+                <w:sz w:val="22"/>
+                <w:szCs w:val="22"/>
+              </w:rPr>
+            </w:pPr>
+            <w:r>
+              <w:rPr>
+                <w:rFonts w:ascii="Times New Roman" w:eastAsiaTheme="minorEastAsia" w:hAnsi="Times New Roman" w:cs="Times New Roman"/>
+                <w:sz w:val="22"/>
+                <w:szCs w:val="22"/>
+              </w:rPr>
+              <w:t>Sales representati</w:t>
+            </w:r>
+            <w:r>
+              <w:rPr>
+                <w:rFonts w:ascii="Times New Roman" w:eastAsiaTheme="minorEastAsia" w:hAnsi="Times New Roman" w:cs="Times New Roman"/>
+                <w:sz w:val="22"/>
+                <w:szCs w:val="22"/>
+              </w:rPr>
+              <w:lastRenderedPageBreak/>
+              <w:t>ves</w:t>
             </w:r>
           </w:p>
         </w:tc>
@@ -5917,11 +6539,11 @@
           <w:p>
             <w:pPr>
               <w:spacing w:line="240" w:lineRule="auto"/>
-              <w:jc w:val="left"/>
-              <w:rPr>
-                <w:rFonts w:ascii="Times New Roman" w:eastAsiaTheme="minorEastAsia" w:hAnsi="Times New Roman" w:cs="Times New Roman"/>
-                <w:sz w:val="26"/>
-                <w:szCs w:val="26"/>
+              <w:jc w:val="center"/>
+              <w:rPr>
+                <w:rFonts w:ascii="Times New Roman" w:eastAsiaTheme="minorEastAsia" w:hAnsi="Times New Roman" w:cs="Times New Roman"/>
+                <w:sz w:val="22"/>
+                <w:szCs w:val="22"/>
               </w:rPr>
             </w:pPr>
           </w:p>
@@ -5929,29 +6551,49 @@
       </w:tr>
       <w:tr>
         <w:trPr>
-          <w:gridAfter w:val="5"/>
-          <w:wAfter w:w="4537" w:type="dxa"/>
+          <w:gridAfter w:val="2"/>
+          <w:wAfter w:w="242" w:type="dxa"/>
           <w:trHeight w:val="567"/>
         </w:trPr>
         <w:tc>
           <w:tcPr>
             <w:tcW w:w="1633" w:type="dxa"/>
             <w:gridSpan w:val="2"/>
-            <w:vMerge/>
-            <w:vAlign w:val="center"/>
-          </w:tcPr>
-          <w:p>
-            <w:pPr>
-              <w:spacing w:line="240" w:lineRule="auto"/>
-              <w:jc w:val="left"/>
+            <w:vMerge w:val="restart"/>
+            <w:vAlign w:val="center"/>
+          </w:tcPr>
+          <w:p>
+            <w:pPr>
+              <w:spacing w:line="240" w:lineRule="auto"/>
+              <w:jc w:val="center"/>
               <w:rPr>
                 <w:rFonts w:ascii="Times New Roman" w:eastAsiaTheme="minorEastAsia" w:hAnsi="Times New Roman" w:cs="Times New Roman"/>
                 <w:b/>
                 <w:bCs/>
-                <w:sz w:val="26"/>
-                <w:szCs w:val="26"/>
-              </w:rPr>
-            </w:pPr>
+                <w:sz w:val="22"/>
+                <w:szCs w:val="22"/>
+              </w:rPr>
+            </w:pPr>
+            <w:r>
+              <w:rPr>
+                <w:rFonts w:ascii="Times New Roman" w:eastAsiaTheme="minorEastAsia" w:hAnsi="Times New Roman" w:cs="Times New Roman"/>
+                <w:b/>
+                <w:bCs/>
+                <w:sz w:val="22"/>
+                <w:szCs w:val="22"/>
+              </w:rPr>
+              <w:t>Project plan</w:t>
+            </w:r>
+            <w:r>
+              <w:rPr>
+                <w:rFonts w:ascii="Times New Roman" w:eastAsiaTheme="minorEastAsia" w:hAnsi="Times New Roman" w:cs="Times New Roman"/>
+                <w:b/>
+                <w:bCs/>
+                <w:sz w:val="22"/>
+                <w:szCs w:val="22"/>
+              </w:rPr>
+              <w:t>：</w:t>
+            </w:r>
           </w:p>
         </w:tc>
         <w:tc>
@@ -5963,81 +6605,37 @@
           <w:p>
             <w:pPr>
               <w:spacing w:line="240" w:lineRule="auto"/>
-              <w:jc w:val="left"/>
-              <w:rPr>
-                <w:rFonts w:ascii="Times New Roman" w:eastAsiaTheme="minorEastAsia" w:hAnsi="Times New Roman" w:cs="Times New Roman"/>
-                <w:sz w:val="26"/>
-                <w:szCs w:val="26"/>
-              </w:rPr>
-            </w:pPr>
-            <w:r>
-              <w:rPr>
-                <w:rFonts w:ascii="Times New Roman" w:eastAsiaTheme="minorEastAsia" w:hAnsi="Times New Roman" w:cs="Times New Roman"/>
-                <w:sz w:val="26"/>
-                <w:szCs w:val="26"/>
-              </w:rPr>
-              <w:t>Technical representatives</w:t>
-            </w:r>
-          </w:p>
-        </w:tc>
-        <w:tc>
-          <w:tcPr>
-            <w:tcW w:w="2538" w:type="dxa"/>
-            <w:gridSpan w:val="3"/>
-            <w:vAlign w:val="center"/>
-          </w:tcPr>
-          <w:p>
-            <w:pPr>
-              <w:spacing w:line="240" w:lineRule="auto"/>
-              <w:jc w:val="left"/>
-              <w:rPr>
-                <w:rFonts w:ascii="Times New Roman" w:eastAsiaTheme="minorEastAsia" w:hAnsi="Times New Roman" w:cs="Times New Roman"/>
-                <w:sz w:val="26"/>
-                <w:szCs w:val="26"/>
-              </w:rPr>
-            </w:pPr>
-          </w:p>
-        </w:tc>
-        <w:tc>
-          <w:tcPr>
-            <w:tcW w:w="1245" w:type="dxa"/>
-            <w:gridSpan w:val="2"/>
-            <w:vAlign w:val="center"/>
-          </w:tcPr>
-          <w:p>
-            <w:pPr>
-              <w:spacing w:line="240" w:lineRule="auto"/>
-              <w:jc w:val="left"/>
-              <w:rPr>
-                <w:rFonts w:ascii="Times New Roman" w:eastAsiaTheme="minorEastAsia" w:hAnsi="Times New Roman" w:cs="Times New Roman"/>
-                <w:sz w:val="26"/>
-                <w:szCs w:val="26"/>
-              </w:rPr>
-            </w:pPr>
-            <w:r>
-              <w:rPr>
-                <w:rFonts w:ascii="Times New Roman" w:eastAsiaTheme="minorEastAsia" w:hAnsi="Times New Roman" w:cs="Times New Roman"/>
-                <w:sz w:val="26"/>
-                <w:szCs w:val="26"/>
-              </w:rPr>
-              <w:t>Sales representatives</w:t>
-            </w:r>
-          </w:p>
-        </w:tc>
-        <w:tc>
-          <w:tcPr>
-            <w:tcW w:w="3420" w:type="dxa"/>
-            <w:gridSpan w:val="2"/>
-            <w:vAlign w:val="center"/>
-          </w:tcPr>
-          <w:p>
-            <w:pPr>
-              <w:spacing w:line="240" w:lineRule="auto"/>
-              <w:jc w:val="left"/>
-              <w:rPr>
-                <w:rFonts w:ascii="Times New Roman" w:eastAsiaTheme="minorEastAsia" w:hAnsi="Times New Roman" w:cs="Times New Roman"/>
-                <w:sz w:val="26"/>
-                <w:szCs w:val="26"/>
+              <w:jc w:val="center"/>
+              <w:rPr>
+                <w:rFonts w:ascii="Times New Roman" w:eastAsiaTheme="minorEastAsia" w:hAnsi="Times New Roman" w:cs="Times New Roman"/>
+                <w:sz w:val="22"/>
+                <w:szCs w:val="22"/>
+              </w:rPr>
+            </w:pPr>
+            <w:r>
+              <w:rPr>
+                <w:rFonts w:ascii="Times New Roman" w:eastAsiaTheme="minorEastAsia" w:hAnsi="Times New Roman" w:cs="Times New Roman"/>
+                <w:sz w:val="22"/>
+                <w:szCs w:val="22"/>
+              </w:rPr>
+              <w:t>Production cycle</w:t>
+            </w:r>
+          </w:p>
+        </w:tc>
+        <w:tc>
+          <w:tcPr>
+            <w:tcW w:w="7203" w:type="dxa"/>
+            <w:gridSpan w:val="7"/>
+            <w:vAlign w:val="center"/>
+          </w:tcPr>
+          <w:p>
+            <w:pPr>
+              <w:spacing w:line="240" w:lineRule="auto"/>
+              <w:jc w:val="center"/>
+              <w:rPr>
+                <w:rFonts w:ascii="Times New Roman" w:eastAsiaTheme="minorEastAsia" w:hAnsi="Times New Roman" w:cs="Times New Roman"/>
+                <w:sz w:val="22"/>
+                <w:szCs w:val="22"/>
               </w:rPr>
             </w:pPr>
           </w:p>
@@ -6045,49 +6643,29 @@
       </w:tr>
       <w:tr>
         <w:trPr>
-          <w:gridAfter w:val="5"/>
-          <w:wAfter w:w="4537" w:type="dxa"/>
+          <w:gridAfter w:val="2"/>
+          <w:wAfter w:w="242" w:type="dxa"/>
           <w:trHeight w:val="567"/>
         </w:trPr>
         <w:tc>
           <w:tcPr>
             <w:tcW w:w="1633" w:type="dxa"/>
             <w:gridSpan w:val="2"/>
-            <w:vMerge w:val="restart"/>
-            <w:vAlign w:val="center"/>
-          </w:tcPr>
-          <w:p>
-            <w:pPr>
-              <w:spacing w:line="240" w:lineRule="auto"/>
-              <w:jc w:val="left"/>
+            <w:vMerge/>
+            <w:vAlign w:val="center"/>
+          </w:tcPr>
+          <w:p>
+            <w:pPr>
+              <w:spacing w:line="240" w:lineRule="auto"/>
+              <w:jc w:val="center"/>
               <w:rPr>
                 <w:rFonts w:ascii="Times New Roman" w:eastAsiaTheme="minorEastAsia" w:hAnsi="Times New Roman" w:cs="Times New Roman"/>
                 <w:b/>
                 <w:bCs/>
-                <w:sz w:val="26"/>
-                <w:szCs w:val="26"/>
-              </w:rPr>
-            </w:pPr>
-            <w:r>
-              <w:rPr>
-                <w:rFonts w:ascii="Times New Roman" w:eastAsiaTheme="minorEastAsia" w:hAnsi="Times New Roman" w:cs="Times New Roman"/>
-                <w:b/>
-                <w:bCs/>
-                <w:sz w:val="26"/>
-                <w:szCs w:val="26"/>
-              </w:rPr>
-              <w:t>Project plan</w:t>
-            </w:r>
-            <w:r>
-              <w:rPr>
-                <w:rFonts w:ascii="Times New Roman" w:eastAsiaTheme="minorEastAsia" w:hAnsi="Times New Roman" w:cs="Times New Roman"/>
-                <w:b/>
-                <w:bCs/>
-                <w:sz w:val="26"/>
-                <w:szCs w:val="26"/>
-              </w:rPr>
-              <w:t>：</w:t>
-            </w:r>
+                <w:sz w:val="22"/>
+                <w:szCs w:val="22"/>
+              </w:rPr>
+            </w:pPr>
           </w:p>
         </w:tc>
         <w:tc>
@@ -6099,20 +6677,20 @@
           <w:p>
             <w:pPr>
               <w:spacing w:line="240" w:lineRule="auto"/>
-              <w:jc w:val="left"/>
-              <w:rPr>
-                <w:rFonts w:ascii="Times New Roman" w:eastAsiaTheme="minorEastAsia" w:hAnsi="Times New Roman" w:cs="Times New Roman"/>
-                <w:sz w:val="26"/>
-                <w:szCs w:val="26"/>
-              </w:rPr>
-            </w:pPr>
-            <w:r>
-              <w:rPr>
-                <w:rFonts w:ascii="Times New Roman" w:eastAsiaTheme="minorEastAsia" w:hAnsi="Times New Roman" w:cs="Times New Roman"/>
-                <w:sz w:val="26"/>
-                <w:szCs w:val="26"/>
-              </w:rPr>
-              <w:t>Production cycle</w:t>
+              <w:jc w:val="center"/>
+              <w:rPr>
+                <w:rFonts w:ascii="Times New Roman" w:eastAsiaTheme="minorEastAsia" w:hAnsi="Times New Roman" w:cs="Times New Roman"/>
+                <w:sz w:val="22"/>
+                <w:szCs w:val="22"/>
+              </w:rPr>
+            </w:pPr>
+            <w:r>
+              <w:rPr>
+                <w:rFonts w:ascii="Times New Roman" w:eastAsiaTheme="minorEastAsia" w:hAnsi="Times New Roman" w:cs="Times New Roman"/>
+                <w:sz w:val="22"/>
+                <w:szCs w:val="22"/>
+              </w:rPr>
+              <w:t>Implementation cycle</w:t>
             </w:r>
           </w:p>
         </w:tc>
@@ -6125,11 +6703,11 @@
           <w:p>
             <w:pPr>
               <w:spacing w:line="240" w:lineRule="auto"/>
-              <w:jc w:val="left"/>
-              <w:rPr>
-                <w:rFonts w:ascii="Times New Roman" w:eastAsiaTheme="minorEastAsia" w:hAnsi="Times New Roman" w:cs="Times New Roman"/>
-                <w:sz w:val="26"/>
-                <w:szCs w:val="26"/>
+              <w:jc w:val="center"/>
+              <w:rPr>
+                <w:rFonts w:ascii="Times New Roman" w:eastAsiaTheme="minorEastAsia" w:hAnsi="Times New Roman" w:cs="Times New Roman"/>
+                <w:sz w:val="22"/>
+                <w:szCs w:val="22"/>
               </w:rPr>
             </w:pPr>
           </w:p>
@@ -6137,81 +6715,81 @@
       </w:tr>
       <w:tr>
         <w:trPr>
-          <w:gridAfter w:val="5"/>
-          <w:wAfter w:w="4537" w:type="dxa"/>
-          <w:trHeight w:val="567"/>
+          <w:gridAfter w:val="2"/>
+          <w:wAfter w:w="242" w:type="dxa"/>
+          <w:trHeight w:val="1410"/>
         </w:trPr>
         <w:tc>
           <w:tcPr>
             <w:tcW w:w="1633" w:type="dxa"/>
             <w:gridSpan w:val="2"/>
-            <w:vMerge/>
-            <w:vAlign w:val="center"/>
-          </w:tcPr>
-          <w:p>
-            <w:pPr>
-              <w:spacing w:line="240" w:lineRule="auto"/>
-              <w:jc w:val="left"/>
+            <w:vAlign w:val="center"/>
+          </w:tcPr>
+          <w:p>
+            <w:pPr>
+              <w:spacing w:line="240" w:lineRule="auto"/>
+              <w:jc w:val="center"/>
               <w:rPr>
                 <w:rFonts w:ascii="Times New Roman" w:eastAsiaTheme="minorEastAsia" w:hAnsi="Times New Roman" w:cs="Times New Roman"/>
                 <w:b/>
                 <w:bCs/>
-                <w:sz w:val="26"/>
-                <w:szCs w:val="26"/>
-              </w:rPr>
-            </w:pPr>
-          </w:p>
-        </w:tc>
-        <w:tc>
-          <w:tcPr>
-            <w:tcW w:w="1586" w:type="dxa"/>
-            <w:gridSpan w:val="2"/>
-            <w:vAlign w:val="center"/>
-          </w:tcPr>
-          <w:p>
-            <w:pPr>
-              <w:spacing w:line="240" w:lineRule="auto"/>
-              <w:jc w:val="left"/>
-              <w:rPr>
-                <w:rFonts w:ascii="Times New Roman" w:eastAsiaTheme="minorEastAsia" w:hAnsi="Times New Roman" w:cs="Times New Roman"/>
-                <w:sz w:val="26"/>
-                <w:szCs w:val="26"/>
-              </w:rPr>
-            </w:pPr>
-            <w:r>
-              <w:rPr>
-                <w:rFonts w:ascii="Times New Roman" w:eastAsiaTheme="minorEastAsia" w:hAnsi="Times New Roman" w:cs="Times New Roman"/>
-                <w:sz w:val="26"/>
-                <w:szCs w:val="26"/>
-              </w:rPr>
-              <w:t>Implementation cycle</w:t>
-            </w:r>
-          </w:p>
-        </w:tc>
-        <w:tc>
-          <w:tcPr>
-            <w:tcW w:w="7203" w:type="dxa"/>
-            <w:gridSpan w:val="7"/>
-            <w:vAlign w:val="center"/>
-          </w:tcPr>
-          <w:p>
-            <w:pPr>
-              <w:spacing w:line="240" w:lineRule="auto"/>
-              <w:jc w:val="left"/>
-              <w:rPr>
-                <w:rFonts w:ascii="Times New Roman" w:eastAsiaTheme="minorEastAsia" w:hAnsi="Times New Roman" w:cs="Times New Roman"/>
-                <w:sz w:val="26"/>
-                <w:szCs w:val="26"/>
-              </w:rPr>
-            </w:pPr>
+                <w:sz w:val="22"/>
+                <w:szCs w:val="22"/>
+              </w:rPr>
+            </w:pPr>
+            <w:r>
+              <w:rPr>
+                <w:rFonts w:ascii="Times New Roman" w:eastAsiaTheme="minorEastAsia" w:hAnsi="Times New Roman" w:cs="Times New Roman"/>
+                <w:b/>
+                <w:bCs/>
+                <w:sz w:val="22"/>
+                <w:szCs w:val="22"/>
+              </w:rPr>
+              <w:t>Final review conclusion</w:t>
+            </w:r>
+            <w:r>
+              <w:rPr>
+                <w:rFonts w:ascii="Times New Roman" w:eastAsiaTheme="minorEastAsia" w:hAnsi="Times New Roman" w:cs="Times New Roman"/>
+                <w:b/>
+                <w:bCs/>
+                <w:sz w:val="22"/>
+                <w:szCs w:val="22"/>
+              </w:rPr>
+              <w:t>：</w:t>
+            </w:r>
+          </w:p>
+        </w:tc>
+        <w:tc>
+          <w:tcPr>
+            <w:tcW w:w="8789" w:type="dxa"/>
+            <w:gridSpan w:val="9"/>
+            <w:vAlign w:val="center"/>
+          </w:tcPr>
+          <w:p>
+            <w:pPr>
+              <w:spacing w:line="240" w:lineRule="auto"/>
+              <w:rPr>
+                <w:rFonts w:ascii="Times New Roman" w:eastAsiaTheme="minorEastAsia" w:hAnsi="Times New Roman" w:cs="Times New Roman"/>
+                <w:sz w:val="22"/>
+                <w:szCs w:val="22"/>
+              </w:rPr>
+            </w:pPr>
+            <w:r>
+              <w:rPr>
+                <w:rFonts w:ascii="Times New Roman" w:eastAsiaTheme="minorEastAsia" w:hAnsi="Times New Roman" w:cs="Times New Roman"/>
+                <w:sz w:val="22"/>
+                <w:szCs w:val="22"/>
+              </w:rPr>
+              <w:t>□ approved□ rejected□ returned, re-reviewed □ postponed, and postponed</w:t>
+            </w:r>
           </w:p>
         </w:tc>
       </w:tr>
       <w:tr>
         <w:trPr>
-          <w:gridAfter w:val="5"/>
-          <w:wAfter w:w="4537" w:type="dxa"/>
-          <w:trHeight w:val="1410"/>
+          <w:gridAfter w:val="2"/>
+          <w:wAfter w:w="242" w:type="dxa"/>
+          <w:trHeight w:val="959"/>
         </w:trPr>
         <w:tc>
           <w:tcPr>
@@ -6222,13 +6800,13 @@
           <w:p>
             <w:pPr>
               <w:spacing w:line="240" w:lineRule="auto"/>
-              <w:jc w:val="left"/>
+              <w:jc w:val="center"/>
               <w:rPr>
                 <w:rFonts w:ascii="Times New Roman" w:eastAsiaTheme="minorEastAsia" w:hAnsi="Times New Roman" w:cs="Times New Roman"/>
                 <w:b/>
                 <w:bCs/>
-                <w:sz w:val="26"/>
-                <w:szCs w:val="26"/>
+                <w:sz w:val="22"/>
+                <w:szCs w:val="22"/>
               </w:rPr>
             </w:pPr>
             <w:r>
@@ -6236,18 +6814,18 @@
                 <w:rFonts w:ascii="Times New Roman" w:eastAsiaTheme="minorEastAsia" w:hAnsi="Times New Roman" w:cs="Times New Roman"/>
                 <w:b/>
                 <w:bCs/>
-                <w:sz w:val="26"/>
-                <w:szCs w:val="26"/>
-              </w:rPr>
-              <w:t>Final review conclusion</w:t>
+                <w:sz w:val="22"/>
+                <w:szCs w:val="22"/>
+              </w:rPr>
+              <w:t>Suggestions for improvement</w:t>
             </w:r>
             <w:r>
               <w:rPr>
                 <w:rFonts w:ascii="Times New Roman" w:eastAsiaTheme="minorEastAsia" w:hAnsi="Times New Roman" w:cs="Times New Roman"/>
                 <w:b/>
                 <w:bCs/>
-                <w:sz w:val="26"/>
-                <w:szCs w:val="26"/>
+                <w:sz w:val="22"/>
+                <w:szCs w:val="22"/>
               </w:rPr>
               <w:t>：</w:t>
             </w:r>
@@ -6261,57 +6839,40 @@
           </w:tcPr>
           <w:p>
             <w:pPr>
-              <w:spacing w:line="240" w:lineRule="auto"/>
-              <w:jc w:val="left"/>
-              <w:rPr>
-                <w:rFonts w:ascii="Times New Roman" w:eastAsiaTheme="minorEastAsia" w:hAnsi="Times New Roman" w:cs="Times New Roman"/>
-                <w:sz w:val="26"/>
-                <w:szCs w:val="26"/>
-                <w:lang w:val="en-BE"/>
-              </w:rPr>
-            </w:pPr>
-          </w:p>
-          <w:p>
-            <w:pPr>
-              <w:spacing w:line="240" w:lineRule="auto"/>
-              <w:jc w:val="left"/>
-              <w:rPr>
-                <w:rFonts w:ascii="Times New Roman" w:eastAsiaTheme="minorEastAsia" w:hAnsi="Times New Roman" w:cs="Times New Roman"/>
-                <w:sz w:val="26"/>
-                <w:szCs w:val="26"/>
-              </w:rPr>
-            </w:pPr>
-            <w:r>
-              <w:rPr>
-                <w:rFonts w:ascii="Times New Roman" w:eastAsiaTheme="minorEastAsia" w:hAnsi="Times New Roman" w:cs="Times New Roman"/>
-                <w:sz w:val="26"/>
-                <w:szCs w:val="26"/>
-              </w:rPr>
-              <w:t>□ approved□ rejected□ returned, re-reviewed □ postponed, and postponed</w:t>
-            </w:r>
+              <w:spacing w:line="240" w:lineRule="atLeast"/>
+              <w:rPr>
+                <w:rFonts w:ascii="Times New Roman" w:eastAsiaTheme="minorEastAsia" w:hAnsi="Times New Roman" w:cs="Times New Roman"/>
+                <w:color w:val="FF0000"/>
+                <w:sz w:val="22"/>
+                <w:szCs w:val="22"/>
+              </w:rPr>
+            </w:pPr>
           </w:p>
         </w:tc>
       </w:tr>
       <w:tr>
         <w:trPr>
-          <w:trHeight w:val="959"/>
+          <w:gridAfter w:val="2"/>
+          <w:wAfter w:w="242" w:type="dxa"/>
+          <w:trHeight w:val="843"/>
         </w:trPr>
         <w:tc>
           <w:tcPr>
             <w:tcW w:w="1633" w:type="dxa"/>
             <w:gridSpan w:val="2"/>
-            <w:vAlign w:val="center"/>
-          </w:tcPr>
-          <w:p>
-            <w:pPr>
-              <w:spacing w:line="240" w:lineRule="auto"/>
-              <w:jc w:val="left"/>
+            <w:vMerge w:val="restart"/>
+            <w:vAlign w:val="center"/>
+          </w:tcPr>
+          <w:p>
+            <w:pPr>
+              <w:spacing w:line="240" w:lineRule="auto"/>
+              <w:jc w:val="center"/>
               <w:rPr>
                 <w:rFonts w:ascii="Times New Roman" w:eastAsiaTheme="minorEastAsia" w:hAnsi="Times New Roman" w:cs="Times New Roman"/>
                 <w:b/>
                 <w:bCs/>
-                <w:sz w:val="26"/>
-                <w:szCs w:val="26"/>
+                <w:sz w:val="22"/>
+                <w:szCs w:val="22"/>
               </w:rPr>
             </w:pPr>
             <w:r>
@@ -6319,18 +6880,63 @@
                 <w:rFonts w:ascii="Times New Roman" w:eastAsiaTheme="minorEastAsia" w:hAnsi="Times New Roman" w:cs="Times New Roman"/>
                 <w:b/>
                 <w:bCs/>
-                <w:sz w:val="26"/>
-                <w:szCs w:val="26"/>
-              </w:rPr>
-              <w:t>Suggestions for improvement</w:t>
-            </w:r>
+                <w:sz w:val="22"/>
+                <w:szCs w:val="22"/>
+              </w:rPr>
+              <w:t xml:space="preserve">Signature of the </w:t>
+            </w:r>
+            <w:proofErr w:type="spellStart"/>
             <w:r>
               <w:rPr>
                 <w:rFonts w:ascii="Times New Roman" w:eastAsiaTheme="minorEastAsia" w:hAnsi="Times New Roman" w:cs="Times New Roman"/>
                 <w:b/>
                 <w:bCs/>
-                <w:sz w:val="26"/>
-                <w:szCs w:val="26"/>
+                <w:sz w:val="22"/>
+                <w:szCs w:val="22"/>
+              </w:rPr>
+              <w:t>assessee</w:t>
+            </w:r>
+            <w:proofErr w:type="spellEnd"/>
+            <w:r>
+              <w:rPr>
+                <w:rFonts w:ascii="Times New Roman" w:eastAsiaTheme="minorEastAsia" w:hAnsi="Times New Roman" w:cs="Times New Roman"/>
+                <w:b/>
+                <w:bCs/>
+                <w:sz w:val="22"/>
+                <w:szCs w:val="22"/>
+              </w:rPr>
+              <w:t>:</w:t>
+            </w:r>
+          </w:p>
+        </w:tc>
+        <w:tc>
+          <w:tcPr>
+            <w:tcW w:w="4124" w:type="dxa"/>
+            <w:gridSpan w:val="5"/>
+          </w:tcPr>
+          <w:p>
+            <w:pPr>
+              <w:spacing w:line="240" w:lineRule="auto"/>
+              <w:jc w:val="center"/>
+              <w:rPr>
+                <w:rFonts w:ascii="Times New Roman" w:eastAsiaTheme="minorEastAsia" w:hAnsi="Times New Roman" w:cs="Times New Roman"/>
+                <w:sz w:val="22"/>
+                <w:szCs w:val="22"/>
+              </w:rPr>
+            </w:pPr>
+            <w:r>
+              <w:rPr>
+                <w:rFonts w:ascii="Times New Roman" w:eastAsiaTheme="minorEastAsia" w:hAnsi="Times New Roman" w:cs="Times New Roman"/>
+                <w:sz w:val="22"/>
+                <w:szCs w:val="22"/>
+              </w:rPr>
+              <w:t>Product review</w:t>
+            </w:r>
+            <w:r>
+              <w:rPr>
+                <w:rFonts w:ascii="Times New Roman" w:eastAsiaTheme="minorEastAsia" w:hAnsi="Times New Roman" w:cs="Times New Roman"/>
+                <w:sz w:val="22"/>
+                <w:szCs w:val="22"/>
               </w:rPr>
               <w:t>：</w:t>
             </w:r>
@@ -6338,52 +6944,32 @@
         </w:tc>
         <w:tc>
           <w:tcPr>
-            <w:tcW w:w="8789" w:type="dxa"/>
-            <w:gridSpan w:val="9"/>
-            <w:vAlign w:val="center"/>
-          </w:tcPr>
-          <w:p>
-            <w:pPr>
-              <w:spacing w:line="240" w:lineRule="atLeast"/>
-              <w:jc w:val="left"/>
-              <w:rPr>
-                <w:rFonts w:ascii="Times New Roman" w:eastAsiaTheme="minorEastAsia" w:hAnsi="Times New Roman" w:cs="Times New Roman"/>
-                <w:color w:val="FF0000"/>
-                <w:sz w:val="26"/>
-                <w:szCs w:val="26"/>
-              </w:rPr>
-            </w:pPr>
-          </w:p>
-        </w:tc>
-        <w:tc>
-          <w:tcPr>
-            <w:tcW w:w="4537" w:type="dxa"/>
-            <w:gridSpan w:val="5"/>
-          </w:tcPr>
-          <w:p>
-            <w:pPr>
-              <w:widowControl/>
-              <w:spacing w:line="240" w:lineRule="auto"/>
-              <w:jc w:val="left"/>
-              <w:rPr>
-                <w:rFonts w:ascii="Times New Roman" w:hAnsi="Times New Roman" w:cs="Times New Roman"/>
-                <w:sz w:val="26"/>
-                <w:szCs w:val="26"/>
-              </w:rPr>
-            </w:pPr>
-            <w:r>
-              <w:rPr>
-                <w:rFonts w:ascii="Times New Roman" w:eastAsiaTheme="minorEastAsia" w:hAnsi="Times New Roman" w:cs="Times New Roman"/>
-                <w:sz w:val="26"/>
-                <w:szCs w:val="26"/>
-              </w:rPr>
-              <w:t>Software Review</w:t>
-            </w:r>
-            <w:r>
-              <w:rPr>
-                <w:rFonts w:ascii="Times New Roman" w:eastAsiaTheme="minorEastAsia" w:hAnsi="Times New Roman" w:cs="Times New Roman"/>
-                <w:sz w:val="26"/>
-                <w:szCs w:val="26"/>
+            <w:tcW w:w="4665" w:type="dxa"/>
+            <w:gridSpan w:val="4"/>
+          </w:tcPr>
+          <w:p>
+            <w:pPr>
+              <w:spacing w:line="240" w:lineRule="auto"/>
+              <w:jc w:val="center"/>
+              <w:rPr>
+                <w:rFonts w:ascii="Times New Roman" w:eastAsiaTheme="minorEastAsia" w:hAnsi="Times New Roman" w:cs="Times New Roman"/>
+                <w:sz w:val="22"/>
+                <w:szCs w:val="22"/>
+              </w:rPr>
+            </w:pPr>
+            <w:r>
+              <w:rPr>
+                <w:rFonts w:ascii="Times New Roman" w:eastAsiaTheme="minorEastAsia" w:hAnsi="Times New Roman" w:cs="Times New Roman"/>
+                <w:sz w:val="22"/>
+                <w:szCs w:val="22"/>
+              </w:rPr>
+              <w:t>Production Review</w:t>
+            </w:r>
+            <w:r>
+              <w:rPr>
+                <w:rFonts w:ascii="Times New Roman" w:eastAsiaTheme="minorEastAsia" w:hAnsi="Times New Roman" w:cs="Times New Roman"/>
+                <w:sz w:val="22"/>
+                <w:szCs w:val="22"/>
               </w:rPr>
               <w:t>：</w:t>
             </w:r>
@@ -6392,39 +6978,29 @@
       </w:tr>
       <w:tr>
         <w:trPr>
-          <w:gridAfter w:val="5"/>
-          <w:wAfter w:w="4537" w:type="dxa"/>
-          <w:trHeight w:val="843"/>
+          <w:gridAfter w:val="2"/>
+          <w:wAfter w:w="242" w:type="dxa"/>
+          <w:trHeight w:val="791"/>
         </w:trPr>
         <w:tc>
           <w:tcPr>
             <w:tcW w:w="1633" w:type="dxa"/>
             <w:gridSpan w:val="2"/>
-            <w:vMerge w:val="restart"/>
-            <w:vAlign w:val="center"/>
-          </w:tcPr>
-          <w:p>
-            <w:pPr>
-              <w:spacing w:line="240" w:lineRule="auto"/>
-              <w:jc w:val="left"/>
+            <w:vMerge/>
+            <w:vAlign w:val="center"/>
+          </w:tcPr>
+          <w:p>
+            <w:pPr>
+              <w:spacing w:line="240" w:lineRule="auto"/>
+              <w:jc w:val="center"/>
               <w:rPr>
                 <w:rFonts w:ascii="Times New Roman" w:eastAsiaTheme="minorEastAsia" w:hAnsi="Times New Roman" w:cs="Times New Roman"/>
                 <w:b/>
                 <w:bCs/>
-                <w:sz w:val="26"/>
-                <w:szCs w:val="26"/>
-              </w:rPr>
-            </w:pPr>
-            <w:r>
-              <w:rPr>
-                <w:rFonts w:ascii="Times New Roman" w:eastAsiaTheme="minorEastAsia" w:hAnsi="Times New Roman" w:cs="Times New Roman"/>
-                <w:b/>
-                <w:bCs/>
-                <w:sz w:val="26"/>
-                <w:szCs w:val="26"/>
-              </w:rPr>
-              <w:t>Signature of the assessee:</w:t>
-            </w:r>
+                <w:sz w:val="22"/>
+                <w:szCs w:val="22"/>
+              </w:rPr>
+            </w:pPr>
           </w:p>
         </w:tc>
         <w:tc>
@@ -6435,26 +7011,26 @@
           <w:p>
             <w:pPr>
               <w:spacing w:line="240" w:lineRule="auto"/>
-              <w:jc w:val="left"/>
-              <w:rPr>
-                <w:rFonts w:ascii="Times New Roman" w:eastAsiaTheme="minorEastAsia" w:hAnsi="Times New Roman" w:cs="Times New Roman"/>
-                <w:sz w:val="26"/>
-                <w:szCs w:val="26"/>
-              </w:rPr>
-            </w:pPr>
-            <w:r>
-              <w:rPr>
-                <w:rFonts w:ascii="Times New Roman" w:eastAsiaTheme="minorEastAsia" w:hAnsi="Times New Roman" w:cs="Times New Roman"/>
-                <w:sz w:val="26"/>
-                <w:szCs w:val="26"/>
-              </w:rPr>
-              <w:t>Product review</w:t>
-            </w:r>
-            <w:r>
-              <w:rPr>
-                <w:rFonts w:ascii="Times New Roman" w:eastAsiaTheme="minorEastAsia" w:hAnsi="Times New Roman" w:cs="Times New Roman"/>
-                <w:sz w:val="26"/>
-                <w:szCs w:val="26"/>
+              <w:jc w:val="center"/>
+              <w:rPr>
+                <w:rFonts w:ascii="Times New Roman" w:eastAsiaTheme="minorEastAsia" w:hAnsi="Times New Roman" w:cs="Times New Roman"/>
+                <w:sz w:val="22"/>
+                <w:szCs w:val="22"/>
+              </w:rPr>
+            </w:pPr>
+            <w:r>
+              <w:rPr>
+                <w:rFonts w:ascii="Times New Roman" w:eastAsiaTheme="minorEastAsia" w:hAnsi="Times New Roman" w:cs="Times New Roman"/>
+                <w:sz w:val="22"/>
+                <w:szCs w:val="22"/>
+              </w:rPr>
+              <w:t>Scheduling review</w:t>
+            </w:r>
+            <w:r>
+              <w:rPr>
+                <w:rFonts w:ascii="Times New Roman" w:eastAsiaTheme="minorEastAsia" w:hAnsi="Times New Roman" w:cs="Times New Roman"/>
+                <w:sz w:val="22"/>
+                <w:szCs w:val="22"/>
               </w:rPr>
               <w:t>：</w:t>
             </w:r>
@@ -6468,26 +7044,26 @@
           <w:p>
             <w:pPr>
               <w:spacing w:line="240" w:lineRule="auto"/>
-              <w:jc w:val="left"/>
-              <w:rPr>
-                <w:rFonts w:ascii="Times New Roman" w:eastAsiaTheme="minorEastAsia" w:hAnsi="Times New Roman" w:cs="Times New Roman"/>
-                <w:sz w:val="26"/>
-                <w:szCs w:val="26"/>
-              </w:rPr>
-            </w:pPr>
-            <w:r>
-              <w:rPr>
-                <w:rFonts w:ascii="Times New Roman" w:eastAsiaTheme="minorEastAsia" w:hAnsi="Times New Roman" w:cs="Times New Roman"/>
-                <w:sz w:val="26"/>
-                <w:szCs w:val="26"/>
+              <w:jc w:val="center"/>
+              <w:rPr>
+                <w:rFonts w:ascii="Times New Roman" w:eastAsiaTheme="minorEastAsia" w:hAnsi="Times New Roman" w:cs="Times New Roman"/>
+                <w:sz w:val="22"/>
+                <w:szCs w:val="22"/>
+              </w:rPr>
+            </w:pPr>
+            <w:r>
+              <w:rPr>
+                <w:rFonts w:ascii="Times New Roman" w:eastAsiaTheme="minorEastAsia" w:hAnsi="Times New Roman" w:cs="Times New Roman"/>
+                <w:sz w:val="22"/>
+                <w:szCs w:val="22"/>
               </w:rPr>
               <w:t>Production Review</w:t>
             </w:r>
             <w:r>
               <w:rPr>
                 <w:rFonts w:ascii="Times New Roman" w:eastAsiaTheme="minorEastAsia" w:hAnsi="Times New Roman" w:cs="Times New Roman"/>
-                <w:sz w:val="26"/>
-                <w:szCs w:val="26"/>
+                <w:sz w:val="22"/>
+                <w:szCs w:val="22"/>
               </w:rPr>
               <w:t>：</w:t>
             </w:r>
@@ -6496,129 +7072,35 @@
       </w:tr>
       <w:tr>
         <w:trPr>
-          <w:gridAfter w:val="5"/>
-          <w:wAfter w:w="4537" w:type="dxa"/>
-          <w:trHeight w:val="791"/>
+          <w:gridAfter w:val="2"/>
+          <w:wAfter w:w="242" w:type="dxa"/>
+          <w:trHeight w:val="1093"/>
         </w:trPr>
         <w:tc>
           <w:tcPr>
             <w:tcW w:w="1633" w:type="dxa"/>
             <w:gridSpan w:val="2"/>
-            <w:vMerge/>
-            <w:vAlign w:val="center"/>
-          </w:tcPr>
-          <w:p>
-            <w:pPr>
-              <w:spacing w:line="240" w:lineRule="auto"/>
-              <w:jc w:val="left"/>
+            <w:vAlign w:val="center"/>
+          </w:tcPr>
+          <w:p>
+            <w:pPr>
+              <w:spacing w:line="240" w:lineRule="auto"/>
+              <w:jc w:val="center"/>
               <w:rPr>
                 <w:rFonts w:ascii="Times New Roman" w:eastAsiaTheme="minorEastAsia" w:hAnsi="Times New Roman" w:cs="Times New Roman"/>
                 <w:b/>
                 <w:bCs/>
-                <w:sz w:val="26"/>
-                <w:szCs w:val="26"/>
-              </w:rPr>
-            </w:pPr>
-          </w:p>
-        </w:tc>
-        <w:tc>
-          <w:tcPr>
-            <w:tcW w:w="4124" w:type="dxa"/>
-            <w:gridSpan w:val="5"/>
-          </w:tcPr>
-          <w:p>
-            <w:pPr>
-              <w:spacing w:line="240" w:lineRule="auto"/>
-              <w:jc w:val="left"/>
-              <w:rPr>
-                <w:rFonts w:ascii="Times New Roman" w:eastAsiaTheme="minorEastAsia" w:hAnsi="Times New Roman" w:cs="Times New Roman"/>
-                <w:sz w:val="26"/>
-                <w:szCs w:val="26"/>
-              </w:rPr>
-            </w:pPr>
-            <w:r>
-              <w:rPr>
-                <w:rFonts w:ascii="Times New Roman" w:eastAsiaTheme="minorEastAsia" w:hAnsi="Times New Roman" w:cs="Times New Roman"/>
-                <w:sz w:val="26"/>
-                <w:szCs w:val="26"/>
-              </w:rPr>
-              <w:t>Scheduling review</w:t>
-            </w:r>
-            <w:r>
-              <w:rPr>
-                <w:rFonts w:ascii="Times New Roman" w:eastAsiaTheme="minorEastAsia" w:hAnsi="Times New Roman" w:cs="Times New Roman"/>
-                <w:sz w:val="26"/>
-                <w:szCs w:val="26"/>
-              </w:rPr>
-              <w:t>：</w:t>
-            </w:r>
-          </w:p>
-        </w:tc>
-        <w:tc>
-          <w:tcPr>
-            <w:tcW w:w="4665" w:type="dxa"/>
-            <w:gridSpan w:val="4"/>
-          </w:tcPr>
-          <w:p>
-            <w:pPr>
-              <w:spacing w:line="240" w:lineRule="auto"/>
-              <w:jc w:val="left"/>
-              <w:rPr>
-                <w:rFonts w:ascii="Times New Roman" w:eastAsiaTheme="minorEastAsia" w:hAnsi="Times New Roman" w:cs="Times New Roman"/>
-                <w:sz w:val="26"/>
-                <w:szCs w:val="26"/>
-              </w:rPr>
-            </w:pPr>
-            <w:r>
-              <w:rPr>
-                <w:rFonts w:ascii="Times New Roman" w:eastAsiaTheme="minorEastAsia" w:hAnsi="Times New Roman" w:cs="Times New Roman"/>
-                <w:sz w:val="26"/>
-                <w:szCs w:val="26"/>
-              </w:rPr>
-              <w:t>Production Review</w:t>
-            </w:r>
-            <w:r>
-              <w:rPr>
-                <w:rFonts w:ascii="Times New Roman" w:eastAsiaTheme="minorEastAsia" w:hAnsi="Times New Roman" w:cs="Times New Roman"/>
-                <w:sz w:val="26"/>
-                <w:szCs w:val="26"/>
-              </w:rPr>
-              <w:t>：</w:t>
-            </w:r>
-          </w:p>
-        </w:tc>
-      </w:tr>
-      <w:tr>
-        <w:trPr>
-          <w:gridAfter w:val="5"/>
-          <w:wAfter w:w="4537" w:type="dxa"/>
-          <w:trHeight w:val="1093"/>
-        </w:trPr>
-        <w:tc>
-          <w:tcPr>
-            <w:tcW w:w="1633" w:type="dxa"/>
-            <w:gridSpan w:val="2"/>
-            <w:vAlign w:val="center"/>
-          </w:tcPr>
-          <w:p>
-            <w:pPr>
-              <w:spacing w:line="240" w:lineRule="auto"/>
-              <w:jc w:val="left"/>
+                <w:sz w:val="22"/>
+                <w:szCs w:val="22"/>
+              </w:rPr>
+            </w:pPr>
+            <w:r>
               <w:rPr>
                 <w:rFonts w:ascii="Times New Roman" w:eastAsiaTheme="minorEastAsia" w:hAnsi="Times New Roman" w:cs="Times New Roman"/>
                 <w:b/>
                 <w:bCs/>
-                <w:sz w:val="26"/>
-                <w:szCs w:val="26"/>
-              </w:rPr>
-            </w:pPr>
-            <w:r>
-              <w:rPr>
-                <w:rFonts w:ascii="Times New Roman" w:eastAsiaTheme="minorEastAsia" w:hAnsi="Times New Roman" w:cs="Times New Roman"/>
-                <w:b/>
-                <w:bCs/>
-                <w:sz w:val="26"/>
-                <w:szCs w:val="26"/>
+                <w:sz w:val="22"/>
+                <w:szCs w:val="22"/>
               </w:rPr>
               <w:t>Review and approval:</w:t>
             </w:r>
@@ -6632,37 +7114,17 @@
           <w:p>
             <w:pPr>
               <w:spacing w:line="240" w:lineRule="auto"/>
-              <w:jc w:val="left"/>
-              <w:rPr>
-                <w:rFonts w:ascii="Times New Roman" w:eastAsiaTheme="minorEastAsia" w:hAnsi="Times New Roman" w:cs="Times New Roman"/>
-                <w:sz w:val="26"/>
-                <w:szCs w:val="26"/>
+              <w:jc w:val="center"/>
+              <w:rPr>
+                <w:rFonts w:ascii="Times New Roman" w:eastAsiaTheme="minorEastAsia" w:hAnsi="Times New Roman" w:cs="Times New Roman"/>
+                <w:sz w:val="22"/>
+                <w:szCs w:val="22"/>
               </w:rPr>
             </w:pPr>
           </w:p>
         </w:tc>
       </w:tr>
     </w:tbl>
-    <w:p>
-      <w:pPr>
-        <w:jc w:val="left"/>
-        <w:rPr>
-          <w:rFonts w:ascii="Times New Roman" w:hAnsi="Times New Roman" w:cs="Times New Roman"/>
-          <w:sz w:val="26"/>
-          <w:szCs w:val="26"/>
-        </w:rPr>
-      </w:pPr>
-    </w:p>
-    <w:p>
-      <w:pPr>
-        <w:jc w:val="left"/>
-        <w:rPr>
-          <w:rFonts w:ascii="Times New Roman" w:hAnsi="Times New Roman" w:cs="Times New Roman"/>
-          <w:sz w:val="26"/>
-          <w:szCs w:val="26"/>
-        </w:rPr>
-      </w:pPr>
-    </w:p>
     <w:p>
       <w:pPr>
         <w:widowControl/>
@@ -8872,7 +9334,6 @@
   <w:style w:type="character" w:default="1" w:styleId="DefaultParagraphFont">
     <w:name w:val="Default Paragraph Font"/>
     <w:uiPriority w:val="1"/>
-    <w:semiHidden/>
     <w:unhideWhenUsed/>
   </w:style>
   <w:style w:type="table" w:default="1" w:styleId="TableNormal">

--- a/template.docx
+++ b/template.docx
@@ -165,7 +165,16 @@
                 <w:sz w:val="26"/>
                 <w:szCs w:val="26"/>
               </w:rPr>
-              <w:t>customer_name|default</w:t>
+              <w:t>customer_name|</w:t>
+            </w:r>
+            <w:proofErr w:type="gramStart"/>
+            <w:r>
+              <w:rPr>
+                <w:rFonts w:ascii="Times New Roman" w:hAnsi="Times New Roman" w:cs="Times New Roman"/>
+                <w:sz w:val="26"/>
+                <w:szCs w:val="26"/>
+              </w:rPr>
+              <w:t>default</w:t>
             </w:r>
             <w:proofErr w:type="spellEnd"/>
             <w:r>
@@ -174,7 +183,16 @@
                 <w:sz w:val="26"/>
                 <w:szCs w:val="26"/>
               </w:rPr>
-              <w:t>('')}}</w:t>
+              <w:t>(</w:t>
+            </w:r>
+            <w:proofErr w:type="gramEnd"/>
+            <w:r>
+              <w:rPr>
+                <w:rFonts w:ascii="Times New Roman" w:hAnsi="Times New Roman" w:cs="Times New Roman"/>
+                <w:sz w:val="26"/>
+                <w:szCs w:val="26"/>
+              </w:rPr>
+              <w:t>'')}}</w:t>
             </w:r>
           </w:p>
         </w:tc>
@@ -244,7 +262,16 @@
                 <w:sz w:val="26"/>
                 <w:szCs w:val="26"/>
               </w:rPr>
-              <w:t>project_name|default</w:t>
+              <w:t>project_name|</w:t>
+            </w:r>
+            <w:proofErr w:type="gramStart"/>
+            <w:r>
+              <w:rPr>
+                <w:rFonts w:ascii="Times New Roman" w:hAnsi="Times New Roman" w:cs="Times New Roman"/>
+                <w:sz w:val="26"/>
+                <w:szCs w:val="26"/>
+              </w:rPr>
+              <w:t>default</w:t>
             </w:r>
             <w:proofErr w:type="spellEnd"/>
             <w:r>
@@ -253,7 +280,16 @@
                 <w:sz w:val="26"/>
                 <w:szCs w:val="26"/>
               </w:rPr>
-              <w:t>('')}}</w:t>
+              <w:t>(</w:t>
+            </w:r>
+            <w:proofErr w:type="gramEnd"/>
+            <w:r>
+              <w:rPr>
+                <w:rFonts w:ascii="Times New Roman" w:hAnsi="Times New Roman" w:cs="Times New Roman"/>
+                <w:sz w:val="26"/>
+                <w:szCs w:val="26"/>
+              </w:rPr>
+              <w:t>'')}}</w:t>
             </w:r>
           </w:p>
         </w:tc>
@@ -330,7 +366,16 @@
                 <w:sz w:val="26"/>
                 <w:szCs w:val="26"/>
               </w:rPr>
-              <w:t>project_location|default</w:t>
+              <w:t>project_location|</w:t>
+            </w:r>
+            <w:proofErr w:type="gramStart"/>
+            <w:r>
+              <w:rPr>
+                <w:rFonts w:ascii="Times New Roman" w:hAnsi="Times New Roman" w:cs="Times New Roman"/>
+                <w:sz w:val="26"/>
+                <w:szCs w:val="26"/>
+              </w:rPr>
+              <w:t>default</w:t>
             </w:r>
             <w:proofErr w:type="spellEnd"/>
             <w:r>
@@ -339,7 +384,16 @@
                 <w:sz w:val="26"/>
                 <w:szCs w:val="26"/>
               </w:rPr>
-              <w:t>('')}}</w:t>
+              <w:t>(</w:t>
+            </w:r>
+            <w:proofErr w:type="gramEnd"/>
+            <w:r>
+              <w:rPr>
+                <w:rFonts w:ascii="Times New Roman" w:hAnsi="Times New Roman" w:cs="Times New Roman"/>
+                <w:sz w:val="26"/>
+                <w:szCs w:val="26"/>
+              </w:rPr>
+              <w:t>'')}}</w:t>
             </w:r>
           </w:p>
         </w:tc>
@@ -407,7 +461,16 @@
                 <w:sz w:val="26"/>
                 <w:szCs w:val="26"/>
               </w:rPr>
-              <w:t>survey_date|default</w:t>
+              <w:t>survey_date|</w:t>
+            </w:r>
+            <w:proofErr w:type="gramStart"/>
+            <w:r>
+              <w:rPr>
+                <w:rFonts w:ascii="Times New Roman" w:hAnsi="Times New Roman" w:cs="Times New Roman"/>
+                <w:sz w:val="26"/>
+                <w:szCs w:val="26"/>
+              </w:rPr>
+              <w:t>default</w:t>
             </w:r>
             <w:proofErr w:type="spellEnd"/>
             <w:r>
@@ -416,7 +479,16 @@
                 <w:sz w:val="26"/>
                 <w:szCs w:val="26"/>
               </w:rPr>
-              <w:t>('')}}</w:t>
+              <w:t>(</w:t>
+            </w:r>
+            <w:proofErr w:type="gramEnd"/>
+            <w:r>
+              <w:rPr>
+                <w:rFonts w:ascii="Times New Roman" w:hAnsi="Times New Roman" w:cs="Times New Roman"/>
+                <w:sz w:val="26"/>
+                <w:szCs w:val="26"/>
+              </w:rPr>
+              <w:t>'')}}</w:t>
             </w:r>
           </w:p>
         </w:tc>
@@ -493,7 +565,16 @@
                 <w:sz w:val="26"/>
                 <w:szCs w:val="26"/>
               </w:rPr>
-              <w:t>customer_email|default</w:t>
+              <w:t>customer_email|</w:t>
+            </w:r>
+            <w:proofErr w:type="gramStart"/>
+            <w:r>
+              <w:rPr>
+                <w:rFonts w:ascii="Times New Roman" w:hAnsi="Times New Roman" w:cs="Times New Roman"/>
+                <w:sz w:val="26"/>
+                <w:szCs w:val="26"/>
+              </w:rPr>
+              <w:t>default</w:t>
             </w:r>
             <w:proofErr w:type="spellEnd"/>
             <w:r>
@@ -502,7 +583,16 @@
                 <w:sz w:val="26"/>
                 <w:szCs w:val="26"/>
               </w:rPr>
-              <w:t>('')}}</w:t>
+              <w:t>(</w:t>
+            </w:r>
+            <w:proofErr w:type="gramEnd"/>
+            <w:r>
+              <w:rPr>
+                <w:rFonts w:ascii="Times New Roman" w:hAnsi="Times New Roman" w:cs="Times New Roman"/>
+                <w:sz w:val="26"/>
+                <w:szCs w:val="26"/>
+              </w:rPr>
+              <w:t>'')}}</w:t>
             </w:r>
           </w:p>
         </w:tc>
@@ -587,7 +677,16 @@
                 <w:sz w:val="26"/>
                 <w:szCs w:val="26"/>
               </w:rPr>
-              <w:t>customer_mobile|default</w:t>
+              <w:t>customer_mobile|</w:t>
+            </w:r>
+            <w:proofErr w:type="gramStart"/>
+            <w:r>
+              <w:rPr>
+                <w:rFonts w:ascii="Times New Roman" w:hAnsi="Times New Roman" w:cs="Times New Roman"/>
+                <w:sz w:val="26"/>
+                <w:szCs w:val="26"/>
+              </w:rPr>
+              <w:t>default</w:t>
             </w:r>
             <w:proofErr w:type="spellEnd"/>
             <w:r>
@@ -596,7 +695,16 @@
                 <w:sz w:val="26"/>
                 <w:szCs w:val="26"/>
               </w:rPr>
-              <w:t>('')}}</w:t>
+              <w:t>(</w:t>
+            </w:r>
+            <w:proofErr w:type="gramEnd"/>
+            <w:r>
+              <w:rPr>
+                <w:rFonts w:ascii="Times New Roman" w:hAnsi="Times New Roman" w:cs="Times New Roman"/>
+                <w:sz w:val="26"/>
+                <w:szCs w:val="26"/>
+              </w:rPr>
+              <w:t>'')}}</w:t>
             </w:r>
           </w:p>
         </w:tc>
@@ -1007,7 +1115,16 @@
                 <w:sz w:val="26"/>
                 <w:szCs w:val="26"/>
               </w:rPr>
-              <w:t>warehouse_area|default</w:t>
+              <w:t>warehouse_area|</w:t>
+            </w:r>
+            <w:proofErr w:type="gramStart"/>
+            <w:r>
+              <w:rPr>
+                <w:rFonts w:ascii="Times New Roman" w:hAnsi="Times New Roman" w:cs="Times New Roman"/>
+                <w:sz w:val="26"/>
+                <w:szCs w:val="26"/>
+              </w:rPr>
+              <w:t>default</w:t>
             </w:r>
             <w:proofErr w:type="spellEnd"/>
             <w:r>
@@ -1016,7 +1133,16 @@
                 <w:sz w:val="26"/>
                 <w:szCs w:val="26"/>
               </w:rPr>
-              <w:t>('')}}</w:t>
+              <w:t>(</w:t>
+            </w:r>
+            <w:proofErr w:type="gramEnd"/>
+            <w:r>
+              <w:rPr>
+                <w:rFonts w:ascii="Times New Roman" w:hAnsi="Times New Roman" w:cs="Times New Roman"/>
+                <w:sz w:val="26"/>
+                <w:szCs w:val="26"/>
+              </w:rPr>
+              <w:t>'')}}</w:t>
             </w:r>
           </w:p>
         </w:tc>
@@ -1149,6 +1275,7 @@
                 <w:szCs w:val="26"/>
               </w:rPr>
             </w:pPr>
+            <w:proofErr w:type="gramStart"/>
             <w:r>
               <w:rPr>
                 <w:rFonts w:ascii="Times New Roman" w:hAnsi="Times New Roman" w:cs="Times New Roman"/>
@@ -1164,7 +1291,25 @@
                 <w:sz w:val="26"/>
                 <w:szCs w:val="26"/>
               </w:rPr>
-              <w:t>aisle_width_text|default</w:t>
+              <w:t>aisle</w:t>
+            </w:r>
+            <w:proofErr w:type="gramEnd"/>
+            <w:r>
+              <w:rPr>
+                <w:rFonts w:ascii="Times New Roman" w:hAnsi="Times New Roman" w:cs="Times New Roman"/>
+                <w:sz w:val="26"/>
+                <w:szCs w:val="26"/>
+              </w:rPr>
+              <w:t>_width_text|</w:t>
+            </w:r>
+            <w:proofErr w:type="gramStart"/>
+            <w:r>
+              <w:rPr>
+                <w:rFonts w:ascii="Times New Roman" w:hAnsi="Times New Roman" w:cs="Times New Roman"/>
+                <w:sz w:val="26"/>
+                <w:szCs w:val="26"/>
+              </w:rPr>
+              <w:t>default</w:t>
             </w:r>
             <w:proofErr w:type="spellEnd"/>
             <w:r>
@@ -1173,7 +1318,16 @@
                 <w:sz w:val="26"/>
                 <w:szCs w:val="26"/>
               </w:rPr>
-              <w:t>('') }}</w:t>
+              <w:t>(</w:t>
+            </w:r>
+            <w:proofErr w:type="gramEnd"/>
+            <w:r>
+              <w:rPr>
+                <w:rFonts w:ascii="Times New Roman" w:hAnsi="Times New Roman" w:cs="Times New Roman"/>
+                <w:sz w:val="26"/>
+                <w:szCs w:val="26"/>
+              </w:rPr>
+              <w:t>'') }}</w:t>
             </w:r>
           </w:p>
         </w:tc>
@@ -1290,6 +1444,7 @@
                 <w:szCs w:val="26"/>
               </w:rPr>
             </w:pPr>
+            <w:proofErr w:type="gramStart"/>
             <w:r>
               <w:rPr>
                 <w:rFonts w:ascii="Times New Roman" w:hAnsi="Times New Roman" w:cs="Times New Roman"/>
@@ -1305,7 +1460,25 @@
                 <w:sz w:val="26"/>
                 <w:szCs w:val="26"/>
               </w:rPr>
-              <w:t>stacking_height_text|default</w:t>
+              <w:t>stacking</w:t>
+            </w:r>
+            <w:proofErr w:type="gramEnd"/>
+            <w:r>
+              <w:rPr>
+                <w:rFonts w:ascii="Times New Roman" w:hAnsi="Times New Roman" w:cs="Times New Roman"/>
+                <w:sz w:val="26"/>
+                <w:szCs w:val="26"/>
+              </w:rPr>
+              <w:t>_height_text|</w:t>
+            </w:r>
+            <w:proofErr w:type="gramStart"/>
+            <w:r>
+              <w:rPr>
+                <w:rFonts w:ascii="Times New Roman" w:hAnsi="Times New Roman" w:cs="Times New Roman"/>
+                <w:sz w:val="26"/>
+                <w:szCs w:val="26"/>
+              </w:rPr>
+              <w:t>default</w:t>
             </w:r>
             <w:proofErr w:type="spellEnd"/>
             <w:r>
@@ -1314,7 +1487,16 @@
                 <w:sz w:val="26"/>
                 <w:szCs w:val="26"/>
               </w:rPr>
-              <w:t>('') }}</w:t>
+              <w:t>(</w:t>
+            </w:r>
+            <w:proofErr w:type="gramEnd"/>
+            <w:r>
+              <w:rPr>
+                <w:rFonts w:ascii="Times New Roman" w:hAnsi="Times New Roman" w:cs="Times New Roman"/>
+                <w:sz w:val="26"/>
+                <w:szCs w:val="26"/>
+              </w:rPr>
+              <w:t>'') }}</w:t>
             </w:r>
             <w:r>
               <w:rPr>
@@ -1323,6 +1505,14 @@
                 <w:szCs w:val="26"/>
               </w:rPr>
               <w:br/>
+            </w:r>
+            <w:proofErr w:type="gramStart"/>
+            <w:r>
+              <w:rPr>
+                <w:rFonts w:ascii="Times New Roman" w:hAnsi="Times New Roman" w:cs="Times New Roman"/>
+                <w:sz w:val="26"/>
+                <w:szCs w:val="26"/>
+              </w:rPr>
               <w:t xml:space="preserve">{{ </w:t>
             </w:r>
             <w:proofErr w:type="spellStart"/>
@@ -1332,7 +1522,25 @@
                 <w:sz w:val="26"/>
                 <w:szCs w:val="26"/>
               </w:rPr>
-              <w:t>stacking_level_text|default</w:t>
+              <w:t>stacking</w:t>
+            </w:r>
+            <w:proofErr w:type="gramEnd"/>
+            <w:r>
+              <w:rPr>
+                <w:rFonts w:ascii="Times New Roman" w:hAnsi="Times New Roman" w:cs="Times New Roman"/>
+                <w:sz w:val="26"/>
+                <w:szCs w:val="26"/>
+              </w:rPr>
+              <w:t>_level_text|</w:t>
+            </w:r>
+            <w:proofErr w:type="gramStart"/>
+            <w:r>
+              <w:rPr>
+                <w:rFonts w:ascii="Times New Roman" w:hAnsi="Times New Roman" w:cs="Times New Roman"/>
+                <w:sz w:val="26"/>
+                <w:szCs w:val="26"/>
+              </w:rPr>
+              <w:t>default</w:t>
             </w:r>
             <w:proofErr w:type="spellEnd"/>
             <w:r>
@@ -1341,7 +1549,16 @@
                 <w:sz w:val="26"/>
                 <w:szCs w:val="26"/>
               </w:rPr>
-              <w:t>('') }}</w:t>
+              <w:t>(</w:t>
+            </w:r>
+            <w:proofErr w:type="gramEnd"/>
+            <w:r>
+              <w:rPr>
+                <w:rFonts w:ascii="Times New Roman" w:hAnsi="Times New Roman" w:cs="Times New Roman"/>
+                <w:sz w:val="26"/>
+                <w:szCs w:val="26"/>
+              </w:rPr>
+              <w:t>'') }}</w:t>
             </w:r>
           </w:p>
         </w:tc>
@@ -1448,16 +1665,29 @@
             <w:vAlign w:val="center"/>
           </w:tcPr>
           <w:p>
+            <w:proofErr w:type="gramStart"/>
             <w:r>
               <w:t xml:space="preserve">{{ </w:t>
             </w:r>
             <w:proofErr w:type="spellStart"/>
             <w:r>
-              <w:t>clearance_height_text|default</w:t>
+              <w:t>clearance</w:t>
+            </w:r>
+            <w:proofErr w:type="gramEnd"/>
+            <w:r>
+              <w:t>_height_text|</w:t>
+            </w:r>
+            <w:proofErr w:type="gramStart"/>
+            <w:r>
+              <w:t>default</w:t>
             </w:r>
             <w:proofErr w:type="spellEnd"/>
             <w:r>
-              <w:t>('') }}</w:t>
+              <w:t>(</w:t>
+            </w:r>
+            <w:proofErr w:type="gramEnd"/>
+            <w:r>
+              <w:t>'') }}</w:t>
             </w:r>
           </w:p>
         </w:tc>
@@ -1587,6 +1817,7 @@
                 <w:szCs w:val="26"/>
               </w:rPr>
             </w:pPr>
+            <w:proofErr w:type="gramStart"/>
             <w:r>
               <w:rPr>
                 <w:rFonts w:ascii="Times New Roman" w:hAnsi="Times New Roman" w:cs="Times New Roman"/>
@@ -1602,7 +1833,25 @@
                 <w:sz w:val="26"/>
                 <w:szCs w:val="26"/>
               </w:rPr>
-              <w:t>storage_locations_text|default</w:t>
+              <w:t>storage</w:t>
+            </w:r>
+            <w:proofErr w:type="gramEnd"/>
+            <w:r>
+              <w:rPr>
+                <w:rFonts w:ascii="Times New Roman" w:hAnsi="Times New Roman" w:cs="Times New Roman"/>
+                <w:sz w:val="26"/>
+                <w:szCs w:val="26"/>
+              </w:rPr>
+              <w:t>_locations_text|</w:t>
+            </w:r>
+            <w:proofErr w:type="gramStart"/>
+            <w:r>
+              <w:rPr>
+                <w:rFonts w:ascii="Times New Roman" w:hAnsi="Times New Roman" w:cs="Times New Roman"/>
+                <w:sz w:val="26"/>
+                <w:szCs w:val="26"/>
+              </w:rPr>
+              <w:t>default</w:t>
             </w:r>
             <w:proofErr w:type="spellEnd"/>
             <w:r>
@@ -1611,7 +1860,16 @@
                 <w:sz w:val="26"/>
                 <w:szCs w:val="26"/>
               </w:rPr>
-              <w:t>('') }}</w:t>
+              <w:t>(</w:t>
+            </w:r>
+            <w:proofErr w:type="gramEnd"/>
+            <w:r>
+              <w:rPr>
+                <w:rFonts w:ascii="Times New Roman" w:hAnsi="Times New Roman" w:cs="Times New Roman"/>
+                <w:sz w:val="26"/>
+                <w:szCs w:val="26"/>
+              </w:rPr>
+              <w:t>'') }}</w:t>
             </w:r>
           </w:p>
         </w:tc>
@@ -1733,6 +1991,7 @@
                 <w:szCs w:val="26"/>
               </w:rPr>
             </w:pPr>
+            <w:proofErr w:type="gramStart"/>
             <w:r>
               <w:rPr>
                 <w:rFonts w:ascii="Times New Roman" w:hAnsi="Times New Roman" w:cs="Times New Roman"/>
@@ -1748,7 +2007,25 @@
                 <w:sz w:val="26"/>
                 <w:szCs w:val="26"/>
               </w:rPr>
-              <w:t>ramp_gradient_deg|default</w:t>
+              <w:t>ramp</w:t>
+            </w:r>
+            <w:proofErr w:type="gramEnd"/>
+            <w:r>
+              <w:rPr>
+                <w:rFonts w:ascii="Times New Roman" w:hAnsi="Times New Roman" w:cs="Times New Roman"/>
+                <w:sz w:val="26"/>
+                <w:szCs w:val="26"/>
+              </w:rPr>
+              <w:t>_gradient_deg|</w:t>
+            </w:r>
+            <w:proofErr w:type="gramStart"/>
+            <w:r>
+              <w:rPr>
+                <w:rFonts w:ascii="Times New Roman" w:hAnsi="Times New Roman" w:cs="Times New Roman"/>
+                <w:sz w:val="26"/>
+                <w:szCs w:val="26"/>
+              </w:rPr>
+              <w:t>default</w:t>
             </w:r>
             <w:proofErr w:type="spellEnd"/>
             <w:r>
@@ -1757,7 +2034,16 @@
                 <w:sz w:val="26"/>
                 <w:szCs w:val="26"/>
               </w:rPr>
-              <w:t>('') }}</w:t>
+              <w:t>(</w:t>
+            </w:r>
+            <w:proofErr w:type="gramEnd"/>
+            <w:r>
+              <w:rPr>
+                <w:rFonts w:ascii="Times New Roman" w:hAnsi="Times New Roman" w:cs="Times New Roman"/>
+                <w:sz w:val="26"/>
+                <w:szCs w:val="26"/>
+              </w:rPr>
+              <w:t>'') }}</w:t>
             </w:r>
           </w:p>
         </w:tc>
@@ -1866,6 +2152,7 @@
                 <w:szCs w:val="26"/>
               </w:rPr>
             </w:pPr>
+            <w:proofErr w:type="gramStart"/>
             <w:r>
               <w:rPr>
                 <w:rFonts w:ascii="Times New Roman" w:hAnsi="Times New Roman" w:cs="Times New Roman"/>
@@ -1881,7 +2168,25 @@
                 <w:sz w:val="26"/>
                 <w:szCs w:val="26"/>
               </w:rPr>
-              <w:t>application_specific_text|default</w:t>
+              <w:t>application</w:t>
+            </w:r>
+            <w:proofErr w:type="gramEnd"/>
+            <w:r>
+              <w:rPr>
+                <w:rFonts w:ascii="Times New Roman" w:hAnsi="Times New Roman" w:cs="Times New Roman"/>
+                <w:sz w:val="26"/>
+                <w:szCs w:val="26"/>
+              </w:rPr>
+              <w:t>_specific_text|</w:t>
+            </w:r>
+            <w:proofErr w:type="gramStart"/>
+            <w:r>
+              <w:rPr>
+                <w:rFonts w:ascii="Times New Roman" w:hAnsi="Times New Roman" w:cs="Times New Roman"/>
+                <w:sz w:val="26"/>
+                <w:szCs w:val="26"/>
+              </w:rPr>
+              <w:t>default</w:t>
             </w:r>
             <w:proofErr w:type="spellEnd"/>
             <w:r>
@@ -1890,7 +2195,34 @@
                 <w:sz w:val="26"/>
                 <w:szCs w:val="26"/>
               </w:rPr>
-              <w:t>('') }}</w:t>
+              <w:t>(</w:t>
+            </w:r>
+            <w:proofErr w:type="gramEnd"/>
+            <w:r>
+              <w:rPr>
+                <w:rFonts w:ascii="Times New Roman" w:hAnsi="Times New Roman" w:cs="Times New Roman"/>
+                <w:sz w:val="26"/>
+                <w:szCs w:val="26"/>
+              </w:rPr>
+              <w:t>''</w:t>
+            </w:r>
+            <w:proofErr w:type="gramStart"/>
+            <w:r>
+              <w:rPr>
+                <w:rFonts w:ascii="Times New Roman" w:hAnsi="Times New Roman" w:cs="Times New Roman"/>
+                <w:sz w:val="26"/>
+                <w:szCs w:val="26"/>
+              </w:rPr>
+              <w:t>) }</w:t>
+            </w:r>
+            <w:proofErr w:type="gramEnd"/>
+            <w:r>
+              <w:rPr>
+                <w:rFonts w:ascii="Times New Roman" w:hAnsi="Times New Roman" w:cs="Times New Roman"/>
+                <w:sz w:val="26"/>
+                <w:szCs w:val="26"/>
+              </w:rPr>
+              <w:t>}</w:t>
             </w:r>
           </w:p>
           <w:p>
@@ -2015,6 +2347,7 @@
                 <w:szCs w:val="26"/>
               </w:rPr>
             </w:pPr>
+            <w:proofErr w:type="gramStart"/>
             <w:r>
               <w:rPr>
                 <w:rFonts w:ascii="Times New Roman" w:hAnsi="Times New Roman" w:cs="Times New Roman"/>
@@ -2030,7 +2363,25 @@
                 <w:sz w:val="26"/>
                 <w:szCs w:val="26"/>
               </w:rPr>
-              <w:t>special_layout|default</w:t>
+              <w:t>special</w:t>
+            </w:r>
+            <w:proofErr w:type="gramEnd"/>
+            <w:r>
+              <w:rPr>
+                <w:rFonts w:ascii="Times New Roman" w:hAnsi="Times New Roman" w:cs="Times New Roman"/>
+                <w:sz w:val="26"/>
+                <w:szCs w:val="26"/>
+              </w:rPr>
+              <w:t>_layout|</w:t>
+            </w:r>
+            <w:proofErr w:type="gramStart"/>
+            <w:r>
+              <w:rPr>
+                <w:rFonts w:ascii="Times New Roman" w:hAnsi="Times New Roman" w:cs="Times New Roman"/>
+                <w:sz w:val="26"/>
+                <w:szCs w:val="26"/>
+              </w:rPr>
+              <w:t>default</w:t>
             </w:r>
             <w:proofErr w:type="spellEnd"/>
             <w:r>
@@ -2039,18 +2390,46 @@
                 <w:sz w:val="26"/>
                 <w:szCs w:val="26"/>
               </w:rPr>
-              <w:t>('') }}</w:t>
-            </w:r>
-          </w:p>
-          <w:p>
-            <w:pPr>
-              <w:jc w:val="left"/>
-              <w:rPr>
-                <w:rFonts w:ascii="Times New Roman" w:hAnsi="Times New Roman" w:cs="Times New Roman"/>
-                <w:sz w:val="26"/>
-                <w:szCs w:val="26"/>
-              </w:rPr>
-            </w:pPr>
+              <w:t>(</w:t>
+            </w:r>
+            <w:proofErr w:type="gramEnd"/>
+            <w:r>
+              <w:rPr>
+                <w:rFonts w:ascii="Times New Roman" w:hAnsi="Times New Roman" w:cs="Times New Roman"/>
+                <w:sz w:val="26"/>
+                <w:szCs w:val="26"/>
+              </w:rPr>
+              <w:t>''</w:t>
+            </w:r>
+            <w:proofErr w:type="gramStart"/>
+            <w:r>
+              <w:rPr>
+                <w:rFonts w:ascii="Times New Roman" w:hAnsi="Times New Roman" w:cs="Times New Roman"/>
+                <w:sz w:val="26"/>
+                <w:szCs w:val="26"/>
+              </w:rPr>
+              <w:t>) }</w:t>
+            </w:r>
+            <w:proofErr w:type="gramEnd"/>
+            <w:r>
+              <w:rPr>
+                <w:rFonts w:ascii="Times New Roman" w:hAnsi="Times New Roman" w:cs="Times New Roman"/>
+                <w:sz w:val="26"/>
+                <w:szCs w:val="26"/>
+              </w:rPr>
+              <w:t>}</w:t>
+            </w:r>
+          </w:p>
+          <w:p>
+            <w:pPr>
+              <w:jc w:val="left"/>
+              <w:rPr>
+                <w:rFonts w:ascii="Times New Roman" w:hAnsi="Times New Roman" w:cs="Times New Roman"/>
+                <w:sz w:val="26"/>
+                <w:szCs w:val="26"/>
+              </w:rPr>
+            </w:pPr>
+            <w:proofErr w:type="gramStart"/>
             <w:r>
               <w:rPr>
                 <w:rFonts w:ascii="Times New Roman" w:hAnsi="Times New Roman" w:cs="Times New Roman"/>
@@ -2066,7 +2445,25 @@
                 <w:sz w:val="26"/>
                 <w:szCs w:val="26"/>
               </w:rPr>
-              <w:t>conveyor_picture_name|default</w:t>
+              <w:t>conveyor</w:t>
+            </w:r>
+            <w:proofErr w:type="gramEnd"/>
+            <w:r>
+              <w:rPr>
+                <w:rFonts w:ascii="Times New Roman" w:hAnsi="Times New Roman" w:cs="Times New Roman"/>
+                <w:sz w:val="26"/>
+                <w:szCs w:val="26"/>
+              </w:rPr>
+              <w:t>_picture_name|</w:t>
+            </w:r>
+            <w:proofErr w:type="gramStart"/>
+            <w:r>
+              <w:rPr>
+                <w:rFonts w:ascii="Times New Roman" w:hAnsi="Times New Roman" w:cs="Times New Roman"/>
+                <w:sz w:val="26"/>
+                <w:szCs w:val="26"/>
+              </w:rPr>
+              <w:t>default</w:t>
             </w:r>
             <w:proofErr w:type="spellEnd"/>
             <w:r>
@@ -2075,7 +2472,34 @@
                 <w:sz w:val="26"/>
                 <w:szCs w:val="26"/>
               </w:rPr>
-              <w:t>('') }}</w:t>
+              <w:t>(</w:t>
+            </w:r>
+            <w:proofErr w:type="gramEnd"/>
+            <w:r>
+              <w:rPr>
+                <w:rFonts w:ascii="Times New Roman" w:hAnsi="Times New Roman" w:cs="Times New Roman"/>
+                <w:sz w:val="26"/>
+                <w:szCs w:val="26"/>
+              </w:rPr>
+              <w:t>''</w:t>
+            </w:r>
+            <w:proofErr w:type="gramStart"/>
+            <w:r>
+              <w:rPr>
+                <w:rFonts w:ascii="Times New Roman" w:hAnsi="Times New Roman" w:cs="Times New Roman"/>
+                <w:sz w:val="26"/>
+                <w:szCs w:val="26"/>
+              </w:rPr>
+              <w:t>) }</w:t>
+            </w:r>
+            <w:proofErr w:type="gramEnd"/>
+            <w:r>
+              <w:rPr>
+                <w:rFonts w:ascii="Times New Roman" w:hAnsi="Times New Roman" w:cs="Times New Roman"/>
+                <w:sz w:val="26"/>
+                <w:szCs w:val="26"/>
+              </w:rPr>
+              <w:t>}</w:t>
             </w:r>
           </w:p>
           <w:p>
@@ -2110,7 +2534,16 @@
                 <w:sz w:val="26"/>
                 <w:szCs w:val="26"/>
               </w:rPr>
-              <w:t>xpl_xna_summary_text|default</w:t>
+              <w:t>xpl_xna_summary_text|</w:t>
+            </w:r>
+            <w:proofErr w:type="gramStart"/>
+            <w:r>
+              <w:rPr>
+                <w:rFonts w:ascii="Times New Roman" w:hAnsi="Times New Roman" w:cs="Times New Roman"/>
+                <w:sz w:val="26"/>
+                <w:szCs w:val="26"/>
+              </w:rPr>
+              <w:t>default</w:t>
             </w:r>
             <w:proofErr w:type="spellEnd"/>
             <w:r>
@@ -2119,7 +2552,16 @@
                 <w:sz w:val="26"/>
                 <w:szCs w:val="26"/>
               </w:rPr>
-              <w:t>('') }}</w:t>
+              <w:t>(</w:t>
+            </w:r>
+            <w:proofErr w:type="gramEnd"/>
+            <w:r>
+              <w:rPr>
+                <w:rFonts w:ascii="Times New Roman" w:hAnsi="Times New Roman" w:cs="Times New Roman"/>
+                <w:sz w:val="26"/>
+                <w:szCs w:val="26"/>
+              </w:rPr>
+              <w:t>'') }}</w:t>
             </w:r>
           </w:p>
         </w:tc>
@@ -2187,6 +2629,7 @@
                 <w:szCs w:val="26"/>
               </w:rPr>
             </w:pPr>
+            <w:proofErr w:type="gramStart"/>
             <w:r>
               <w:rPr>
                 <w:rFonts w:ascii="Times New Roman" w:hAnsi="Times New Roman" w:cs="Times New Roman"/>
@@ -2195,6 +2638,7 @@
               </w:rPr>
               <w:t>Load</w:t>
             </w:r>
+            <w:proofErr w:type="gramEnd"/>
           </w:p>
           <w:p>
             <w:pPr>
@@ -2600,6 +3044,7 @@
                 <w:szCs w:val="26"/>
               </w:rPr>
             </w:pPr>
+            <w:proofErr w:type="gramStart"/>
             <w:r>
               <w:rPr>
                 <w:rFonts w:ascii="Times New Roman" w:hAnsi="Times New Roman" w:cs="Times New Roman"/>
@@ -2615,7 +3060,25 @@
                 <w:sz w:val="26"/>
                 <w:szCs w:val="26"/>
               </w:rPr>
-              <w:t>load_weight_text|default</w:t>
+              <w:t>load</w:t>
+            </w:r>
+            <w:proofErr w:type="gramEnd"/>
+            <w:r>
+              <w:rPr>
+                <w:rFonts w:ascii="Times New Roman" w:hAnsi="Times New Roman" w:cs="Times New Roman"/>
+                <w:sz w:val="26"/>
+                <w:szCs w:val="26"/>
+              </w:rPr>
+              <w:t>_weight_text|</w:t>
+            </w:r>
+            <w:proofErr w:type="gramStart"/>
+            <w:r>
+              <w:rPr>
+                <w:rFonts w:ascii="Times New Roman" w:hAnsi="Times New Roman" w:cs="Times New Roman"/>
+                <w:sz w:val="26"/>
+                <w:szCs w:val="26"/>
+              </w:rPr>
+              <w:t>default</w:t>
             </w:r>
             <w:proofErr w:type="spellEnd"/>
             <w:r>
@@ -2624,7 +3087,16 @@
                 <w:sz w:val="26"/>
                 <w:szCs w:val="26"/>
               </w:rPr>
-              <w:t>('') }}</w:t>
+              <w:t>(</w:t>
+            </w:r>
+            <w:proofErr w:type="gramEnd"/>
+            <w:r>
+              <w:rPr>
+                <w:rFonts w:ascii="Times New Roman" w:hAnsi="Times New Roman" w:cs="Times New Roman"/>
+                <w:sz w:val="26"/>
+                <w:szCs w:val="26"/>
+              </w:rPr>
+              <w:t>'') }}</w:t>
             </w:r>
           </w:p>
         </w:tc>
@@ -2744,7 +3216,16 @@
                 <w:sz w:val="26"/>
                 <w:szCs w:val="26"/>
               </w:rPr>
-              <w:t xml:space="preserve">Pallets per day: {{ </w:t>
+              <w:t xml:space="preserve">Pallets per day: </w:t>
+            </w:r>
+            <w:proofErr w:type="gramStart"/>
+            <w:r>
+              <w:rPr>
+                <w:rFonts w:ascii="Times New Roman" w:hAnsi="Times New Roman" w:cs="Times New Roman"/>
+                <w:sz w:val="26"/>
+                <w:szCs w:val="26"/>
+              </w:rPr>
+              <w:t xml:space="preserve">{{ </w:t>
             </w:r>
             <w:proofErr w:type="spellStart"/>
             <w:r>
@@ -2753,7 +3234,25 @@
                 <w:sz w:val="26"/>
                 <w:szCs w:val="26"/>
               </w:rPr>
-              <w:t>pallets_per_day|default</w:t>
+              <w:t>pallets</w:t>
+            </w:r>
+            <w:proofErr w:type="gramEnd"/>
+            <w:r>
+              <w:rPr>
+                <w:rFonts w:ascii="Times New Roman" w:hAnsi="Times New Roman" w:cs="Times New Roman"/>
+                <w:sz w:val="26"/>
+                <w:szCs w:val="26"/>
+              </w:rPr>
+              <w:t>_per_day|</w:t>
+            </w:r>
+            <w:proofErr w:type="gramStart"/>
+            <w:r>
+              <w:rPr>
+                <w:rFonts w:ascii="Times New Roman" w:hAnsi="Times New Roman" w:cs="Times New Roman"/>
+                <w:sz w:val="26"/>
+                <w:szCs w:val="26"/>
+              </w:rPr>
+              <w:t>default</w:t>
             </w:r>
             <w:proofErr w:type="spellEnd"/>
             <w:r>
@@ -2762,7 +3261,16 @@
                 <w:sz w:val="26"/>
                 <w:szCs w:val="26"/>
               </w:rPr>
-              <w:t>('') }}</w:t>
+              <w:t>(</w:t>
+            </w:r>
+            <w:proofErr w:type="gramEnd"/>
+            <w:r>
+              <w:rPr>
+                <w:rFonts w:ascii="Times New Roman" w:hAnsi="Times New Roman" w:cs="Times New Roman"/>
+                <w:sz w:val="26"/>
+                <w:szCs w:val="26"/>
+              </w:rPr>
+              <w:t>'') }}</w:t>
             </w:r>
             <w:r>
               <w:rPr>
@@ -2771,7 +3279,16 @@
                 <w:szCs w:val="26"/>
               </w:rPr>
               <w:br/>
-              <w:t xml:space="preserve">Operational peak hours: {{ </w:t>
+              <w:t xml:space="preserve">Operational peak hours: </w:t>
+            </w:r>
+            <w:proofErr w:type="gramStart"/>
+            <w:r>
+              <w:rPr>
+                <w:rFonts w:ascii="Times New Roman" w:hAnsi="Times New Roman" w:cs="Times New Roman"/>
+                <w:sz w:val="26"/>
+                <w:szCs w:val="26"/>
+              </w:rPr>
+              <w:t xml:space="preserve">{{ </w:t>
             </w:r>
             <w:proofErr w:type="spellStart"/>
             <w:r>
@@ -2780,7 +3297,25 @@
                 <w:sz w:val="26"/>
                 <w:szCs w:val="26"/>
               </w:rPr>
-              <w:t>peak_hours|default</w:t>
+              <w:t>peak</w:t>
+            </w:r>
+            <w:proofErr w:type="gramEnd"/>
+            <w:r>
+              <w:rPr>
+                <w:rFonts w:ascii="Times New Roman" w:hAnsi="Times New Roman" w:cs="Times New Roman"/>
+                <w:sz w:val="26"/>
+                <w:szCs w:val="26"/>
+              </w:rPr>
+              <w:t>_hours|</w:t>
+            </w:r>
+            <w:proofErr w:type="gramStart"/>
+            <w:r>
+              <w:rPr>
+                <w:rFonts w:ascii="Times New Roman" w:hAnsi="Times New Roman" w:cs="Times New Roman"/>
+                <w:sz w:val="26"/>
+                <w:szCs w:val="26"/>
+              </w:rPr>
+              <w:t>default</w:t>
             </w:r>
             <w:proofErr w:type="spellEnd"/>
             <w:r>
@@ -2789,7 +3324,16 @@
                 <w:sz w:val="26"/>
                 <w:szCs w:val="26"/>
               </w:rPr>
-              <w:t>('') }}</w:t>
+              <w:t>(</w:t>
+            </w:r>
+            <w:proofErr w:type="gramEnd"/>
+            <w:r>
+              <w:rPr>
+                <w:rFonts w:ascii="Times New Roman" w:hAnsi="Times New Roman" w:cs="Times New Roman"/>
+                <w:sz w:val="26"/>
+                <w:szCs w:val="26"/>
+              </w:rPr>
+              <w:t>'') }}</w:t>
             </w:r>
             <w:r>
               <w:rPr>
@@ -2798,7 +3342,16 @@
                 <w:szCs w:val="26"/>
               </w:rPr>
               <w:br/>
-              <w:t xml:space="preserve">Shifts per day: {{ </w:t>
+              <w:t xml:space="preserve">Shifts per day: </w:t>
+            </w:r>
+            <w:proofErr w:type="gramStart"/>
+            <w:r>
+              <w:rPr>
+                <w:rFonts w:ascii="Times New Roman" w:hAnsi="Times New Roman" w:cs="Times New Roman"/>
+                <w:sz w:val="26"/>
+                <w:szCs w:val="26"/>
+              </w:rPr>
+              <w:t xml:space="preserve">{{ </w:t>
             </w:r>
             <w:proofErr w:type="spellStart"/>
             <w:r>
@@ -2807,7 +3360,25 @@
                 <w:sz w:val="26"/>
                 <w:szCs w:val="26"/>
               </w:rPr>
-              <w:t>shifts_per_day|default</w:t>
+              <w:t>shifts</w:t>
+            </w:r>
+            <w:proofErr w:type="gramEnd"/>
+            <w:r>
+              <w:rPr>
+                <w:rFonts w:ascii="Times New Roman" w:hAnsi="Times New Roman" w:cs="Times New Roman"/>
+                <w:sz w:val="26"/>
+                <w:szCs w:val="26"/>
+              </w:rPr>
+              <w:t>_per_day|</w:t>
+            </w:r>
+            <w:proofErr w:type="gramStart"/>
+            <w:r>
+              <w:rPr>
+                <w:rFonts w:ascii="Times New Roman" w:hAnsi="Times New Roman" w:cs="Times New Roman"/>
+                <w:sz w:val="26"/>
+                <w:szCs w:val="26"/>
+              </w:rPr>
+              <w:t>default</w:t>
             </w:r>
             <w:proofErr w:type="spellEnd"/>
             <w:r>
@@ -2816,7 +3387,16 @@
                 <w:sz w:val="26"/>
                 <w:szCs w:val="26"/>
               </w:rPr>
-              <w:t>('') }}</w:t>
+              <w:t>(</w:t>
+            </w:r>
+            <w:proofErr w:type="gramEnd"/>
+            <w:r>
+              <w:rPr>
+                <w:rFonts w:ascii="Times New Roman" w:hAnsi="Times New Roman" w:cs="Times New Roman"/>
+                <w:sz w:val="26"/>
+                <w:szCs w:val="26"/>
+              </w:rPr>
+              <w:t>'') }}</w:t>
             </w:r>
             <w:r>
               <w:rPr>
@@ -2825,7 +3405,16 @@
                 <w:szCs w:val="26"/>
               </w:rPr>
               <w:br/>
-              <w:t xml:space="preserve">Pallets per hour: {{ </w:t>
+              <w:t xml:space="preserve">Pallets per hour: </w:t>
+            </w:r>
+            <w:proofErr w:type="gramStart"/>
+            <w:r>
+              <w:rPr>
+                <w:rFonts w:ascii="Times New Roman" w:hAnsi="Times New Roman" w:cs="Times New Roman"/>
+                <w:sz w:val="26"/>
+                <w:szCs w:val="26"/>
+              </w:rPr>
+              <w:t xml:space="preserve">{{ </w:t>
             </w:r>
             <w:proofErr w:type="spellStart"/>
             <w:r>
@@ -2834,7 +3423,25 @@
                 <w:sz w:val="26"/>
                 <w:szCs w:val="26"/>
               </w:rPr>
-              <w:t>pallets_per_hour|default</w:t>
+              <w:t>pallets</w:t>
+            </w:r>
+            <w:proofErr w:type="gramEnd"/>
+            <w:r>
+              <w:rPr>
+                <w:rFonts w:ascii="Times New Roman" w:hAnsi="Times New Roman" w:cs="Times New Roman"/>
+                <w:sz w:val="26"/>
+                <w:szCs w:val="26"/>
+              </w:rPr>
+              <w:t>_per_hour|</w:t>
+            </w:r>
+            <w:proofErr w:type="gramStart"/>
+            <w:r>
+              <w:rPr>
+                <w:rFonts w:ascii="Times New Roman" w:hAnsi="Times New Roman" w:cs="Times New Roman"/>
+                <w:sz w:val="26"/>
+                <w:szCs w:val="26"/>
+              </w:rPr>
+              <w:t>default</w:t>
             </w:r>
             <w:proofErr w:type="spellEnd"/>
             <w:r>
@@ -2843,7 +3450,16 @@
                 <w:sz w:val="26"/>
                 <w:szCs w:val="26"/>
               </w:rPr>
-              <w:t>('') }}</w:t>
+              <w:t>(</w:t>
+            </w:r>
+            <w:proofErr w:type="gramEnd"/>
+            <w:r>
+              <w:rPr>
+                <w:rFonts w:ascii="Times New Roman" w:hAnsi="Times New Roman" w:cs="Times New Roman"/>
+                <w:sz w:val="26"/>
+                <w:szCs w:val="26"/>
+              </w:rPr>
+              <w:t>'') }}</w:t>
             </w:r>
           </w:p>
         </w:tc>
@@ -3132,6 +3748,7 @@
               <w:t xml:space="preserve"> flow </w:t>
             </w:r>
             <w:proofErr w:type="spellStart"/>
+            <w:proofErr w:type="gramStart"/>
             <w:r>
               <w:rPr>
                 <w:rFonts w:ascii="Times New Roman" w:hAnsi="Times New Roman" w:cs="Times New Roman"/>
@@ -3149,7 +3766,27 @@
                 <w:szCs w:val="26"/>
                 <w:lang w:val="fr-BE"/>
               </w:rPr>
-              <w:t xml:space="preserve">: {{ </w:t>
+              <w:t>:</w:t>
+            </w:r>
+            <w:proofErr w:type="gramEnd"/>
+            <w:r>
+              <w:rPr>
+                <w:rFonts w:ascii="Times New Roman" w:hAnsi="Times New Roman" w:cs="Times New Roman"/>
+                <w:sz w:val="26"/>
+                <w:szCs w:val="26"/>
+                <w:lang w:val="fr-BE"/>
+              </w:rPr>
+              <w:t xml:space="preserve"> </w:t>
+            </w:r>
+            <w:proofErr w:type="gramStart"/>
+            <w:r>
+              <w:rPr>
+                <w:rFonts w:ascii="Times New Roman" w:hAnsi="Times New Roman" w:cs="Times New Roman"/>
+                <w:sz w:val="26"/>
+                <w:szCs w:val="26"/>
+                <w:lang w:val="fr-BE"/>
+              </w:rPr>
+              <w:t xml:space="preserve">{{ </w:t>
             </w:r>
             <w:proofErr w:type="spellStart"/>
             <w:r>
@@ -3159,7 +3796,27 @@
                 <w:szCs w:val="26"/>
                 <w:lang w:val="fr-BE"/>
               </w:rPr>
-              <w:t>flow_steps|default</w:t>
+              <w:t>flow</w:t>
+            </w:r>
+            <w:proofErr w:type="gramEnd"/>
+            <w:r>
+              <w:rPr>
+                <w:rFonts w:ascii="Times New Roman" w:hAnsi="Times New Roman" w:cs="Times New Roman"/>
+                <w:sz w:val="26"/>
+                <w:szCs w:val="26"/>
+                <w:lang w:val="fr-BE"/>
+              </w:rPr>
+              <w:t>_steps|</w:t>
+            </w:r>
+            <w:proofErr w:type="gramStart"/>
+            <w:r>
+              <w:rPr>
+                <w:rFonts w:ascii="Times New Roman" w:hAnsi="Times New Roman" w:cs="Times New Roman"/>
+                <w:sz w:val="26"/>
+                <w:szCs w:val="26"/>
+                <w:lang w:val="fr-BE"/>
+              </w:rPr>
+              <w:t>default</w:t>
             </w:r>
             <w:proofErr w:type="spellEnd"/>
             <w:r>
@@ -3169,7 +3826,17 @@
                 <w:szCs w:val="26"/>
                 <w:lang w:val="fr-BE"/>
               </w:rPr>
-              <w:t>('') }}</w:t>
+              <w:t>(</w:t>
+            </w:r>
+            <w:proofErr w:type="gramEnd"/>
+            <w:r>
+              <w:rPr>
+                <w:rFonts w:ascii="Times New Roman" w:hAnsi="Times New Roman" w:cs="Times New Roman"/>
+                <w:sz w:val="26"/>
+                <w:szCs w:val="26"/>
+                <w:lang w:val="fr-BE"/>
+              </w:rPr>
+              <w:t>'') }}</w:t>
             </w:r>
             <w:r>
               <w:rPr>
@@ -3182,6 +3849,7 @@
               <w:t xml:space="preserve">Route </w:t>
             </w:r>
             <w:proofErr w:type="spellStart"/>
+            <w:proofErr w:type="gramStart"/>
             <w:r>
               <w:rPr>
                 <w:rFonts w:ascii="Times New Roman" w:hAnsi="Times New Roman" w:cs="Times New Roman"/>
@@ -3201,6 +3869,7 @@
               </w:rPr>
               <w:t>:</w:t>
             </w:r>
+            <w:proofErr w:type="gramEnd"/>
             <w:r>
               <w:rPr>
                 <w:rFonts w:ascii="Times New Roman" w:hAnsi="Times New Roman" w:cs="Times New Roman"/>
@@ -3209,6 +3878,15 @@
                 <w:lang w:val="fr-BE"/>
               </w:rPr>
               <w:br/>
+            </w:r>
+            <w:proofErr w:type="gramStart"/>
+            <w:r>
+              <w:rPr>
+                <w:rFonts w:ascii="Times New Roman" w:hAnsi="Times New Roman" w:cs="Times New Roman"/>
+                <w:sz w:val="26"/>
+                <w:szCs w:val="26"/>
+                <w:lang w:val="fr-BE"/>
+              </w:rPr>
               <w:t xml:space="preserve">{{ </w:t>
             </w:r>
             <w:proofErr w:type="spellStart"/>
@@ -3219,7 +3897,27 @@
                 <w:szCs w:val="26"/>
                 <w:lang w:val="fr-BE"/>
               </w:rPr>
-              <w:t>route_summary|default</w:t>
+              <w:t>route</w:t>
+            </w:r>
+            <w:proofErr w:type="gramEnd"/>
+            <w:r>
+              <w:rPr>
+                <w:rFonts w:ascii="Times New Roman" w:hAnsi="Times New Roman" w:cs="Times New Roman"/>
+                <w:sz w:val="26"/>
+                <w:szCs w:val="26"/>
+                <w:lang w:val="fr-BE"/>
+              </w:rPr>
+              <w:t>_summary|</w:t>
+            </w:r>
+            <w:proofErr w:type="gramStart"/>
+            <w:r>
+              <w:rPr>
+                <w:rFonts w:ascii="Times New Roman" w:hAnsi="Times New Roman" w:cs="Times New Roman"/>
+                <w:sz w:val="26"/>
+                <w:szCs w:val="26"/>
+                <w:lang w:val="fr-BE"/>
+              </w:rPr>
+              <w:t>default</w:t>
             </w:r>
             <w:proofErr w:type="spellEnd"/>
             <w:r>
@@ -3229,8 +3927,9 @@
                 <w:szCs w:val="26"/>
                 <w:lang w:val="fr-BE"/>
               </w:rPr>
-              <w:t>('') }}</w:t>
-            </w:r>
+              <w:t>(</w:t>
+            </w:r>
+            <w:proofErr w:type="gramEnd"/>
             <w:r>
               <w:rPr>
                 <w:rFonts w:ascii="Times New Roman" w:hAnsi="Times New Roman" w:cs="Times New Roman"/>
@@ -3238,6 +3937,15 @@
                 <w:szCs w:val="26"/>
                 <w:lang w:val="fr-BE"/>
               </w:rPr>
+              <w:t>'') }}</w:t>
+            </w:r>
+            <w:r>
+              <w:rPr>
+                <w:rFonts w:ascii="Times New Roman" w:hAnsi="Times New Roman" w:cs="Times New Roman"/>
+                <w:sz w:val="26"/>
+                <w:szCs w:val="26"/>
+                <w:lang w:val="fr-BE"/>
+              </w:rPr>
               <w:br/>
             </w:r>
             <w:proofErr w:type="spellStart"/>
@@ -3281,6 +3989,7 @@
               <w:t xml:space="preserve"> / </w:t>
             </w:r>
             <w:proofErr w:type="spellStart"/>
+            <w:proofErr w:type="gramStart"/>
             <w:r>
               <w:rPr>
                 <w:rFonts w:ascii="Times New Roman" w:hAnsi="Times New Roman" w:cs="Times New Roman"/>
@@ -3298,7 +4007,27 @@
                 <w:szCs w:val="26"/>
                 <w:lang w:val="fr-BE"/>
               </w:rPr>
-              <w:t xml:space="preserve">: {{ </w:t>
+              <w:t>:</w:t>
+            </w:r>
+            <w:proofErr w:type="gramEnd"/>
+            <w:r>
+              <w:rPr>
+                <w:rFonts w:ascii="Times New Roman" w:hAnsi="Times New Roman" w:cs="Times New Roman"/>
+                <w:sz w:val="26"/>
+                <w:szCs w:val="26"/>
+                <w:lang w:val="fr-BE"/>
+              </w:rPr>
+              <w:t xml:space="preserve"> </w:t>
+            </w:r>
+            <w:proofErr w:type="gramStart"/>
+            <w:r>
+              <w:rPr>
+                <w:rFonts w:ascii="Times New Roman" w:hAnsi="Times New Roman" w:cs="Times New Roman"/>
+                <w:sz w:val="26"/>
+                <w:szCs w:val="26"/>
+                <w:lang w:val="fr-BE"/>
+              </w:rPr>
+              <w:t xml:space="preserve">{{ </w:t>
             </w:r>
             <w:proofErr w:type="spellStart"/>
             <w:r>
@@ -3308,7 +4037,27 @@
                 <w:szCs w:val="26"/>
                 <w:lang w:val="fr-BE"/>
               </w:rPr>
-              <w:t>material_flow_text|default</w:t>
+              <w:t>material</w:t>
+            </w:r>
+            <w:proofErr w:type="gramEnd"/>
+            <w:r>
+              <w:rPr>
+                <w:rFonts w:ascii="Times New Roman" w:hAnsi="Times New Roman" w:cs="Times New Roman"/>
+                <w:sz w:val="26"/>
+                <w:szCs w:val="26"/>
+                <w:lang w:val="fr-BE"/>
+              </w:rPr>
+              <w:t>_flow_text|</w:t>
+            </w:r>
+            <w:proofErr w:type="gramStart"/>
+            <w:r>
+              <w:rPr>
+                <w:rFonts w:ascii="Times New Roman" w:hAnsi="Times New Roman" w:cs="Times New Roman"/>
+                <w:sz w:val="26"/>
+                <w:szCs w:val="26"/>
+                <w:lang w:val="fr-BE"/>
+              </w:rPr>
+              <w:t>default</w:t>
             </w:r>
             <w:proofErr w:type="spellEnd"/>
             <w:r>
@@ -3318,8 +4067,9 @@
                 <w:szCs w:val="26"/>
                 <w:lang w:val="fr-BE"/>
               </w:rPr>
-              <w:t>('') }}</w:t>
-            </w:r>
+              <w:t>(</w:t>
+            </w:r>
+            <w:proofErr w:type="gramEnd"/>
             <w:r>
               <w:rPr>
                 <w:rFonts w:ascii="Times New Roman" w:hAnsi="Times New Roman" w:cs="Times New Roman"/>
@@ -3327,6 +4077,15 @@
                 <w:szCs w:val="26"/>
                 <w:lang w:val="fr-BE"/>
               </w:rPr>
+              <w:t>'') }}</w:t>
+            </w:r>
+            <w:r>
+              <w:rPr>
+                <w:rFonts w:ascii="Times New Roman" w:hAnsi="Times New Roman" w:cs="Times New Roman"/>
+                <w:sz w:val="26"/>
+                <w:szCs w:val="26"/>
+                <w:lang w:val="fr-BE"/>
+              </w:rPr>
               <w:br/>
             </w:r>
             <w:proofErr w:type="spellStart"/>
@@ -3367,8 +4126,9 @@
                 <w:szCs w:val="26"/>
                 <w:lang w:val="fr-BE"/>
               </w:rPr>
-              <w:t xml:space="preserve"> notes:</w:t>
-            </w:r>
+              <w:t xml:space="preserve"> </w:t>
+            </w:r>
+            <w:proofErr w:type="gramStart"/>
             <w:r>
               <w:rPr>
                 <w:rFonts w:ascii="Times New Roman" w:hAnsi="Times New Roman" w:cs="Times New Roman"/>
@@ -3376,7 +4136,26 @@
                 <w:szCs w:val="26"/>
                 <w:lang w:val="fr-BE"/>
               </w:rPr>
+              <w:t>notes:</w:t>
+            </w:r>
+            <w:proofErr w:type="gramEnd"/>
+            <w:r>
+              <w:rPr>
+                <w:rFonts w:ascii="Times New Roman" w:hAnsi="Times New Roman" w:cs="Times New Roman"/>
+                <w:sz w:val="26"/>
+                <w:szCs w:val="26"/>
+                <w:lang w:val="fr-BE"/>
+              </w:rPr>
               <w:br/>
+            </w:r>
+            <w:proofErr w:type="gramStart"/>
+            <w:r>
+              <w:rPr>
+                <w:rFonts w:ascii="Times New Roman" w:hAnsi="Times New Roman" w:cs="Times New Roman"/>
+                <w:sz w:val="26"/>
+                <w:szCs w:val="26"/>
+                <w:lang w:val="fr-BE"/>
+              </w:rPr>
               <w:t xml:space="preserve">{{ </w:t>
             </w:r>
             <w:proofErr w:type="spellStart"/>
@@ -3387,7 +4166,27 @@
                 <w:szCs w:val="26"/>
                 <w:lang w:val="fr-BE"/>
               </w:rPr>
-              <w:t>material_step_details_text|default</w:t>
+              <w:t>material</w:t>
+            </w:r>
+            <w:proofErr w:type="gramEnd"/>
+            <w:r>
+              <w:rPr>
+                <w:rFonts w:ascii="Times New Roman" w:hAnsi="Times New Roman" w:cs="Times New Roman"/>
+                <w:sz w:val="26"/>
+                <w:szCs w:val="26"/>
+                <w:lang w:val="fr-BE"/>
+              </w:rPr>
+              <w:t>_step_details_text|</w:t>
+            </w:r>
+            <w:proofErr w:type="gramStart"/>
+            <w:r>
+              <w:rPr>
+                <w:rFonts w:ascii="Times New Roman" w:hAnsi="Times New Roman" w:cs="Times New Roman"/>
+                <w:sz w:val="26"/>
+                <w:szCs w:val="26"/>
+                <w:lang w:val="fr-BE"/>
+              </w:rPr>
+              <w:t>default</w:t>
             </w:r>
             <w:proofErr w:type="spellEnd"/>
             <w:r>
@@ -3397,7 +4196,17 @@
                 <w:szCs w:val="26"/>
                 <w:lang w:val="fr-BE"/>
               </w:rPr>
-              <w:t>('') }}</w:t>
+              <w:t>(</w:t>
+            </w:r>
+            <w:proofErr w:type="gramEnd"/>
+            <w:r>
+              <w:rPr>
+                <w:rFonts w:ascii="Times New Roman" w:hAnsi="Times New Roman" w:cs="Times New Roman"/>
+                <w:sz w:val="26"/>
+                <w:szCs w:val="26"/>
+                <w:lang w:val="fr-BE"/>
+              </w:rPr>
+              <w:t>'') }}</w:t>
             </w:r>
             <w:r>
               <w:rPr>
@@ -3427,8 +4236,9 @@
                 <w:szCs w:val="26"/>
                 <w:lang w:val="fr-BE"/>
               </w:rPr>
-              <w:t xml:space="preserve"> / direct flows / notes:</w:t>
-            </w:r>
+              <w:t xml:space="preserve"> / direct flows / </w:t>
+            </w:r>
+            <w:proofErr w:type="gramStart"/>
             <w:r>
               <w:rPr>
                 <w:rFonts w:ascii="Times New Roman" w:hAnsi="Times New Roman" w:cs="Times New Roman"/>
@@ -3436,7 +4246,26 @@
                 <w:szCs w:val="26"/>
                 <w:lang w:val="fr-BE"/>
               </w:rPr>
+              <w:t>notes:</w:t>
+            </w:r>
+            <w:proofErr w:type="gramEnd"/>
+            <w:r>
+              <w:rPr>
+                <w:rFonts w:ascii="Times New Roman" w:hAnsi="Times New Roman" w:cs="Times New Roman"/>
+                <w:sz w:val="26"/>
+                <w:szCs w:val="26"/>
+                <w:lang w:val="fr-BE"/>
+              </w:rPr>
               <w:br/>
+            </w:r>
+            <w:proofErr w:type="gramStart"/>
+            <w:r>
+              <w:rPr>
+                <w:rFonts w:ascii="Times New Roman" w:hAnsi="Times New Roman" w:cs="Times New Roman"/>
+                <w:sz w:val="26"/>
+                <w:szCs w:val="26"/>
+                <w:lang w:val="fr-BE"/>
+              </w:rPr>
               <w:t xml:space="preserve">{{ </w:t>
             </w:r>
             <w:proofErr w:type="spellStart"/>
@@ -3447,7 +4276,27 @@
                 <w:szCs w:val="26"/>
                 <w:lang w:val="fr-BE"/>
               </w:rPr>
-              <w:t>special_comments|default</w:t>
+              <w:t>special</w:t>
+            </w:r>
+            <w:proofErr w:type="gramEnd"/>
+            <w:r>
+              <w:rPr>
+                <w:rFonts w:ascii="Times New Roman" w:hAnsi="Times New Roman" w:cs="Times New Roman"/>
+                <w:sz w:val="26"/>
+                <w:szCs w:val="26"/>
+                <w:lang w:val="fr-BE"/>
+              </w:rPr>
+              <w:t>_comments|</w:t>
+            </w:r>
+            <w:proofErr w:type="gramStart"/>
+            <w:r>
+              <w:rPr>
+                <w:rFonts w:ascii="Times New Roman" w:hAnsi="Times New Roman" w:cs="Times New Roman"/>
+                <w:sz w:val="26"/>
+                <w:szCs w:val="26"/>
+                <w:lang w:val="fr-BE"/>
+              </w:rPr>
+              <w:t>default</w:t>
             </w:r>
             <w:proofErr w:type="spellEnd"/>
             <w:r>
@@ -3457,7 +4306,17 @@
                 <w:szCs w:val="26"/>
                 <w:lang w:val="fr-BE"/>
               </w:rPr>
-              <w:t>('') }}</w:t>
+              <w:t>(</w:t>
+            </w:r>
+            <w:proofErr w:type="gramEnd"/>
+            <w:r>
+              <w:rPr>
+                <w:rFonts w:ascii="Times New Roman" w:hAnsi="Times New Roman" w:cs="Times New Roman"/>
+                <w:sz w:val="26"/>
+                <w:szCs w:val="26"/>
+                <w:lang w:val="fr-BE"/>
+              </w:rPr>
+              <w:t>'') }}</w:t>
             </w:r>
           </w:p>
         </w:tc>
@@ -3592,7 +4451,16 @@
                 <w:szCs w:val="26"/>
               </w:rPr>
               <w:br/>
-              <w:t xml:space="preserve">See attached CAD / layout file: {{ </w:t>
+              <w:t xml:space="preserve">See attached CAD / layout file: </w:t>
+            </w:r>
+            <w:proofErr w:type="gramStart"/>
+            <w:r>
+              <w:rPr>
+                <w:rFonts w:ascii="Times New Roman" w:hAnsi="Times New Roman" w:cs="Times New Roman"/>
+                <w:sz w:val="26"/>
+                <w:szCs w:val="26"/>
+              </w:rPr>
+              <w:t xml:space="preserve">{{ </w:t>
             </w:r>
             <w:proofErr w:type="spellStart"/>
             <w:r>
@@ -3601,7 +4469,25 @@
                 <w:sz w:val="26"/>
                 <w:szCs w:val="26"/>
               </w:rPr>
-              <w:t>cad_filename|default</w:t>
+              <w:t>cad</w:t>
+            </w:r>
+            <w:proofErr w:type="gramEnd"/>
+            <w:r>
+              <w:rPr>
+                <w:rFonts w:ascii="Times New Roman" w:hAnsi="Times New Roman" w:cs="Times New Roman"/>
+                <w:sz w:val="26"/>
+                <w:szCs w:val="26"/>
+              </w:rPr>
+              <w:t>_filename|</w:t>
+            </w:r>
+            <w:proofErr w:type="gramStart"/>
+            <w:r>
+              <w:rPr>
+                <w:rFonts w:ascii="Times New Roman" w:hAnsi="Times New Roman" w:cs="Times New Roman"/>
+                <w:sz w:val="26"/>
+                <w:szCs w:val="26"/>
+              </w:rPr>
+              <w:t>default</w:t>
             </w:r>
             <w:proofErr w:type="spellEnd"/>
             <w:r>
@@ -3610,7 +4496,16 @@
                 <w:sz w:val="26"/>
                 <w:szCs w:val="26"/>
               </w:rPr>
-              <w:t>('') }}</w:t>
+              <w:t>(</w:t>
+            </w:r>
+            <w:proofErr w:type="gramEnd"/>
+            <w:r>
+              <w:rPr>
+                <w:rFonts w:ascii="Times New Roman" w:hAnsi="Times New Roman" w:cs="Times New Roman"/>
+                <w:sz w:val="26"/>
+                <w:szCs w:val="26"/>
+              </w:rPr>
+              <w:t>'') }}</w:t>
             </w:r>
           </w:p>
         </w:tc>
@@ -3888,63 +4783,147 @@
               <w:rPr>
                 <w:lang w:val="en-BE"/>
               </w:rPr>
-              <w:t xml:space="preserve">Site Wi-Fi available: {{ </w:t>
+              <w:t xml:space="preserve">Site Wi-Fi available: </w:t>
+            </w:r>
+            <w:proofErr w:type="gramStart"/>
+            <w:r>
+              <w:rPr>
+                <w:lang w:val="en-BE"/>
+              </w:rPr>
+              <w:t xml:space="preserve">{{ </w:t>
             </w:r>
             <w:proofErr w:type="spellStart"/>
             <w:r>
               <w:rPr>
                 <w:lang w:val="en-BE"/>
               </w:rPr>
-              <w:t>site_wifi_available|default</w:t>
+              <w:t>site</w:t>
+            </w:r>
+            <w:proofErr w:type="gramEnd"/>
+            <w:r>
+              <w:rPr>
+                <w:lang w:val="en-BE"/>
+              </w:rPr>
+              <w:t>_wifi_available|</w:t>
+            </w:r>
+            <w:proofErr w:type="gramStart"/>
+            <w:r>
+              <w:rPr>
+                <w:lang w:val="en-BE"/>
+              </w:rPr>
+              <w:t>default</w:t>
             </w:r>
             <w:proofErr w:type="spellEnd"/>
             <w:r>
               <w:rPr>
                 <w:lang w:val="en-BE"/>
               </w:rPr>
-              <w:t>('') }}</w:t>
-            </w:r>
+              <w:t>(</w:t>
+            </w:r>
+            <w:proofErr w:type="gramEnd"/>
             <w:r>
               <w:rPr>
                 <w:lang w:val="en-BE"/>
               </w:rPr>
+              <w:t>'') }}</w:t>
+            </w:r>
+            <w:r>
+              <w:rPr>
+                <w:lang w:val="en-BE"/>
+              </w:rPr>
               <w:br/>
-              <w:t xml:space="preserve">Network status: {{ </w:t>
+              <w:t xml:space="preserve">Network status: </w:t>
+            </w:r>
+            <w:proofErr w:type="gramStart"/>
+            <w:r>
+              <w:rPr>
+                <w:lang w:val="en-BE"/>
+              </w:rPr>
+              <w:t xml:space="preserve">{{ </w:t>
             </w:r>
             <w:proofErr w:type="spellStart"/>
             <w:r>
               <w:rPr>
                 <w:lang w:val="en-BE"/>
               </w:rPr>
-              <w:t>network_status|default</w:t>
+              <w:t>network</w:t>
+            </w:r>
+            <w:proofErr w:type="gramEnd"/>
+            <w:r>
+              <w:rPr>
+                <w:lang w:val="en-BE"/>
+              </w:rPr>
+              <w:t>_status|</w:t>
+            </w:r>
+            <w:proofErr w:type="gramStart"/>
+            <w:r>
+              <w:rPr>
+                <w:lang w:val="en-BE"/>
+              </w:rPr>
+              <w:t>default</w:t>
             </w:r>
             <w:proofErr w:type="spellEnd"/>
             <w:r>
               <w:rPr>
                 <w:lang w:val="en-BE"/>
               </w:rPr>
-              <w:t>('') }}</w:t>
-            </w:r>
+              <w:t>(</w:t>
+            </w:r>
+            <w:proofErr w:type="gramEnd"/>
             <w:r>
               <w:rPr>
                 <w:lang w:val="en-BE"/>
               </w:rPr>
+              <w:t>'') }}</w:t>
+            </w:r>
+            <w:r>
+              <w:rPr>
+                <w:lang w:val="en-BE"/>
+              </w:rPr>
               <w:br/>
-              <w:t xml:space="preserve">Coverage details: {{ </w:t>
+              <w:t xml:space="preserve">Coverage details: </w:t>
+            </w:r>
+            <w:proofErr w:type="gramStart"/>
+            <w:r>
+              <w:rPr>
+                <w:lang w:val="en-BE"/>
+              </w:rPr>
+              <w:t xml:space="preserve">{{ </w:t>
             </w:r>
             <w:proofErr w:type="spellStart"/>
             <w:r>
               <w:rPr>
                 <w:lang w:val="en-BE"/>
               </w:rPr>
-              <w:t>network_coverage|default</w:t>
+              <w:t>network</w:t>
+            </w:r>
+            <w:proofErr w:type="gramEnd"/>
+            <w:r>
+              <w:rPr>
+                <w:lang w:val="en-BE"/>
+              </w:rPr>
+              <w:t>_coverage|</w:t>
+            </w:r>
+            <w:proofErr w:type="gramStart"/>
+            <w:r>
+              <w:rPr>
+                <w:lang w:val="en-BE"/>
+              </w:rPr>
+              <w:t>default</w:t>
             </w:r>
             <w:proofErr w:type="spellEnd"/>
             <w:r>
               <w:rPr>
                 <w:lang w:val="en-BE"/>
               </w:rPr>
-              <w:t>('') }}</w:t>
+              <w:t>(</w:t>
+            </w:r>
+            <w:proofErr w:type="gramEnd"/>
+            <w:r>
+              <w:rPr>
+                <w:lang w:val="en-BE"/>
+              </w:rPr>
+              <w:t>'') }}</w:t>
             </w:r>
           </w:p>
         </w:tc>
@@ -4062,6 +5041,7 @@
             <w:vAlign w:val="center"/>
           </w:tcPr>
           <w:p>
+            <w:proofErr w:type="gramStart"/>
             <w:r>
               <w:rPr>
                 <w:rFonts w:ascii="Times New Roman" w:eastAsiaTheme="minorEastAsia" w:hAnsi="Times New Roman" w:cs="Times New Roman"/>
@@ -4078,7 +5058,25 @@
                 <w:sz w:val="26"/>
                 <w:szCs w:val="26"/>
               </w:rPr>
-              <w:t>integration_support_text|default</w:t>
+              <w:t>integration</w:t>
+            </w:r>
+            <w:proofErr w:type="gramEnd"/>
+            <w:r>
+              <w:rPr>
+                <w:rFonts w:ascii="Times New Roman" w:eastAsiaTheme="minorEastAsia" w:hAnsi="Times New Roman" w:cs="Times New Roman"/>
+                <w:sz w:val="26"/>
+                <w:szCs w:val="26"/>
+              </w:rPr>
+              <w:t>_support_text|</w:t>
+            </w:r>
+            <w:proofErr w:type="gramStart"/>
+            <w:r>
+              <w:rPr>
+                <w:rFonts w:ascii="Times New Roman" w:eastAsiaTheme="minorEastAsia" w:hAnsi="Times New Roman" w:cs="Times New Roman"/>
+                <w:sz w:val="26"/>
+                <w:szCs w:val="26"/>
+              </w:rPr>
+              <w:t>default</w:t>
             </w:r>
             <w:proofErr w:type="spellEnd"/>
             <w:r>
@@ -4087,7 +5085,34 @@
                 <w:sz w:val="26"/>
                 <w:szCs w:val="26"/>
               </w:rPr>
-              <w:t>('') }}</w:t>
+              <w:t>(</w:t>
+            </w:r>
+            <w:proofErr w:type="gramEnd"/>
+            <w:r>
+              <w:rPr>
+                <w:rFonts w:ascii="Times New Roman" w:eastAsiaTheme="minorEastAsia" w:hAnsi="Times New Roman" w:cs="Times New Roman"/>
+                <w:sz w:val="26"/>
+                <w:szCs w:val="26"/>
+              </w:rPr>
+              <w:t>''</w:t>
+            </w:r>
+            <w:proofErr w:type="gramStart"/>
+            <w:r>
+              <w:rPr>
+                <w:rFonts w:ascii="Times New Roman" w:eastAsiaTheme="minorEastAsia" w:hAnsi="Times New Roman" w:cs="Times New Roman"/>
+                <w:sz w:val="26"/>
+                <w:szCs w:val="26"/>
+              </w:rPr>
+              <w:t>) }</w:t>
+            </w:r>
+            <w:proofErr w:type="gramEnd"/>
+            <w:r>
+              <w:rPr>
+                <w:rFonts w:ascii="Times New Roman" w:eastAsiaTheme="minorEastAsia" w:hAnsi="Times New Roman" w:cs="Times New Roman"/>
+                <w:sz w:val="26"/>
+                <w:szCs w:val="26"/>
+              </w:rPr>
+              <w:t>}</w:t>
             </w:r>
           </w:p>
           <w:p/>
@@ -4180,7 +5205,25 @@
                 <w:sz w:val="26"/>
                 <w:szCs w:val="26"/>
               </w:rPr>
-              <w:t>Whether there are related equipment that needs to be docked (elevators, robotic arms, roller shutter doors, telescopic doors, vertical warehouses, winding machines, etc.), etc.:</w:t>
+              <w:t xml:space="preserve">Whether there </w:t>
+            </w:r>
+            <w:proofErr w:type="gramStart"/>
+            <w:r>
+              <w:rPr>
+                <w:rFonts w:ascii="Times New Roman" w:hAnsi="Times New Roman" w:cs="Times New Roman"/>
+                <w:sz w:val="26"/>
+                <w:szCs w:val="26"/>
+              </w:rPr>
+              <w:t>are</w:t>
+            </w:r>
+            <w:proofErr w:type="gramEnd"/>
+            <w:r>
+              <w:rPr>
+                <w:rFonts w:ascii="Times New Roman" w:hAnsi="Times New Roman" w:cs="Times New Roman"/>
+                <w:sz w:val="26"/>
+                <w:szCs w:val="26"/>
+              </w:rPr>
+              <w:t xml:space="preserve"> related equipment that needs to be docked (elevators, robotic arms, roller shutter doors, telescopic doors, vertical warehouses, winding machines, etc.), etc.:</w:t>
             </w:r>
           </w:p>
         </w:tc>
@@ -4204,6 +5247,7 @@
                 <w:lang w:val="en-BE"/>
               </w:rPr>
             </w:pPr>
+            <w:proofErr w:type="gramStart"/>
             <w:r>
               <w:rPr>
                 <w:rFonts w:ascii="Times New Roman" w:eastAsiaTheme="minorEastAsia" w:hAnsi="Times New Roman" w:cs="Times New Roman"/>
@@ -4219,7 +5263,25 @@
                 <w:sz w:val="26"/>
                 <w:szCs w:val="26"/>
               </w:rPr>
-              <w:t>integration_req|default</w:t>
+              <w:t>integration</w:t>
+            </w:r>
+            <w:proofErr w:type="gramEnd"/>
+            <w:r>
+              <w:rPr>
+                <w:rFonts w:ascii="Times New Roman" w:eastAsiaTheme="minorEastAsia" w:hAnsi="Times New Roman" w:cs="Times New Roman"/>
+                <w:sz w:val="26"/>
+                <w:szCs w:val="26"/>
+              </w:rPr>
+              <w:t>_req|</w:t>
+            </w:r>
+            <w:proofErr w:type="gramStart"/>
+            <w:r>
+              <w:rPr>
+                <w:rFonts w:ascii="Times New Roman" w:eastAsiaTheme="minorEastAsia" w:hAnsi="Times New Roman" w:cs="Times New Roman"/>
+                <w:sz w:val="26"/>
+                <w:szCs w:val="26"/>
+              </w:rPr>
+              <w:t>default</w:t>
             </w:r>
             <w:proofErr w:type="spellEnd"/>
             <w:r>
@@ -4228,19 +5290,47 @@
                 <w:sz w:val="26"/>
                 <w:szCs w:val="26"/>
               </w:rPr>
-              <w:t>('') }}</w:t>
-            </w:r>
-          </w:p>
-          <w:p>
-            <w:pPr>
-              <w:spacing w:line="240" w:lineRule="auto"/>
-              <w:jc w:val="left"/>
-              <w:rPr>
-                <w:rFonts w:ascii="Times New Roman" w:eastAsiaTheme="minorEastAsia" w:hAnsi="Times New Roman" w:cs="Times New Roman"/>
-                <w:sz w:val="26"/>
-                <w:szCs w:val="26"/>
-              </w:rPr>
-            </w:pPr>
+              <w:t>(</w:t>
+            </w:r>
+            <w:proofErr w:type="gramEnd"/>
+            <w:r>
+              <w:rPr>
+                <w:rFonts w:ascii="Times New Roman" w:eastAsiaTheme="minorEastAsia" w:hAnsi="Times New Roman" w:cs="Times New Roman"/>
+                <w:sz w:val="26"/>
+                <w:szCs w:val="26"/>
+              </w:rPr>
+              <w:t>''</w:t>
+            </w:r>
+            <w:proofErr w:type="gramStart"/>
+            <w:r>
+              <w:rPr>
+                <w:rFonts w:ascii="Times New Roman" w:eastAsiaTheme="minorEastAsia" w:hAnsi="Times New Roman" w:cs="Times New Roman"/>
+                <w:sz w:val="26"/>
+                <w:szCs w:val="26"/>
+              </w:rPr>
+              <w:t>) }</w:t>
+            </w:r>
+            <w:proofErr w:type="gramEnd"/>
+            <w:r>
+              <w:rPr>
+                <w:rFonts w:ascii="Times New Roman" w:eastAsiaTheme="minorEastAsia" w:hAnsi="Times New Roman" w:cs="Times New Roman"/>
+                <w:sz w:val="26"/>
+                <w:szCs w:val="26"/>
+              </w:rPr>
+              <w:t>}</w:t>
+            </w:r>
+          </w:p>
+          <w:p>
+            <w:pPr>
+              <w:spacing w:line="240" w:lineRule="auto"/>
+              <w:jc w:val="left"/>
+              <w:rPr>
+                <w:rFonts w:ascii="Times New Roman" w:eastAsiaTheme="minorEastAsia" w:hAnsi="Times New Roman" w:cs="Times New Roman"/>
+                <w:sz w:val="26"/>
+                <w:szCs w:val="26"/>
+              </w:rPr>
+            </w:pPr>
+            <w:proofErr w:type="gramStart"/>
             <w:r>
               <w:rPr>
                 <w:rFonts w:ascii="Times New Roman" w:eastAsiaTheme="minorEastAsia" w:hAnsi="Times New Roman" w:cs="Times New Roman"/>
@@ -4256,7 +5346,25 @@
                 <w:sz w:val="26"/>
                 <w:szCs w:val="26"/>
               </w:rPr>
-              <w:t>connections_details|default</w:t>
+              <w:t>connections</w:t>
+            </w:r>
+            <w:proofErr w:type="gramEnd"/>
+            <w:r>
+              <w:rPr>
+                <w:rFonts w:ascii="Times New Roman" w:eastAsiaTheme="minorEastAsia" w:hAnsi="Times New Roman" w:cs="Times New Roman"/>
+                <w:sz w:val="26"/>
+                <w:szCs w:val="26"/>
+              </w:rPr>
+              <w:t>_details|</w:t>
+            </w:r>
+            <w:proofErr w:type="gramStart"/>
+            <w:r>
+              <w:rPr>
+                <w:rFonts w:ascii="Times New Roman" w:eastAsiaTheme="minorEastAsia" w:hAnsi="Times New Roman" w:cs="Times New Roman"/>
+                <w:sz w:val="26"/>
+                <w:szCs w:val="26"/>
+              </w:rPr>
+              <w:t>default</w:t>
             </w:r>
             <w:proofErr w:type="spellEnd"/>
             <w:r>
@@ -4265,7 +5373,34 @@
                 <w:sz w:val="26"/>
                 <w:szCs w:val="26"/>
               </w:rPr>
-              <w:t>('') }}</w:t>
+              <w:t>(</w:t>
+            </w:r>
+            <w:proofErr w:type="gramEnd"/>
+            <w:r>
+              <w:rPr>
+                <w:rFonts w:ascii="Times New Roman" w:eastAsiaTheme="minorEastAsia" w:hAnsi="Times New Roman" w:cs="Times New Roman"/>
+                <w:sz w:val="26"/>
+                <w:szCs w:val="26"/>
+              </w:rPr>
+              <w:t>''</w:t>
+            </w:r>
+            <w:proofErr w:type="gramStart"/>
+            <w:r>
+              <w:rPr>
+                <w:rFonts w:ascii="Times New Roman" w:eastAsiaTheme="minorEastAsia" w:hAnsi="Times New Roman" w:cs="Times New Roman"/>
+                <w:sz w:val="26"/>
+                <w:szCs w:val="26"/>
+              </w:rPr>
+              <w:t>) }</w:t>
+            </w:r>
+            <w:proofErr w:type="gramEnd"/>
+            <w:r>
+              <w:rPr>
+                <w:rFonts w:ascii="Times New Roman" w:eastAsiaTheme="minorEastAsia" w:hAnsi="Times New Roman" w:cs="Times New Roman"/>
+                <w:sz w:val="26"/>
+                <w:szCs w:val="26"/>
+              </w:rPr>
+              <w:t>}</w:t>
             </w:r>
           </w:p>
           <w:p>
@@ -4279,6 +5414,7 @@
                 <w:lang w:val="en-BE"/>
               </w:rPr>
             </w:pPr>
+            <w:proofErr w:type="gramStart"/>
             <w:r>
               <w:rPr>
                 <w:rFonts w:ascii="Times New Roman" w:eastAsiaTheme="minorEastAsia" w:hAnsi="Times New Roman" w:cs="Times New Roman"/>
@@ -4294,7 +5430,25 @@
                 <w:sz w:val="26"/>
                 <w:szCs w:val="26"/>
               </w:rPr>
-              <w:t>connections|default</w:t>
+              <w:t>connections</w:t>
+            </w:r>
+            <w:proofErr w:type="gramEnd"/>
+            <w:r>
+              <w:rPr>
+                <w:rFonts w:ascii="Times New Roman" w:eastAsiaTheme="minorEastAsia" w:hAnsi="Times New Roman" w:cs="Times New Roman"/>
+                <w:sz w:val="26"/>
+                <w:szCs w:val="26"/>
+              </w:rPr>
+              <w:t>|</w:t>
+            </w:r>
+            <w:proofErr w:type="gramStart"/>
+            <w:r>
+              <w:rPr>
+                <w:rFonts w:ascii="Times New Roman" w:eastAsiaTheme="minorEastAsia" w:hAnsi="Times New Roman" w:cs="Times New Roman"/>
+                <w:sz w:val="26"/>
+                <w:szCs w:val="26"/>
+              </w:rPr>
+              <w:t>default</w:t>
             </w:r>
             <w:proofErr w:type="spellEnd"/>
             <w:r>
@@ -4303,7 +5457,34 @@
                 <w:sz w:val="26"/>
                 <w:szCs w:val="26"/>
               </w:rPr>
-              <w:t>('') }}</w:t>
+              <w:t>(</w:t>
+            </w:r>
+            <w:proofErr w:type="gramEnd"/>
+            <w:r>
+              <w:rPr>
+                <w:rFonts w:ascii="Times New Roman" w:eastAsiaTheme="minorEastAsia" w:hAnsi="Times New Roman" w:cs="Times New Roman"/>
+                <w:sz w:val="26"/>
+                <w:szCs w:val="26"/>
+              </w:rPr>
+              <w:t>''</w:t>
+            </w:r>
+            <w:proofErr w:type="gramStart"/>
+            <w:r>
+              <w:rPr>
+                <w:rFonts w:ascii="Times New Roman" w:eastAsiaTheme="minorEastAsia" w:hAnsi="Times New Roman" w:cs="Times New Roman"/>
+                <w:sz w:val="26"/>
+                <w:szCs w:val="26"/>
+              </w:rPr>
+              <w:t>) }</w:t>
+            </w:r>
+            <w:proofErr w:type="gramEnd"/>
+            <w:r>
+              <w:rPr>
+                <w:rFonts w:ascii="Times New Roman" w:eastAsiaTheme="minorEastAsia" w:hAnsi="Times New Roman" w:cs="Times New Roman"/>
+                <w:sz w:val="26"/>
+                <w:szCs w:val="26"/>
+              </w:rPr>
+              <w:t>}</w:t>
             </w:r>
           </w:p>
           <w:p>
@@ -4611,7 +5792,16 @@
                 <w:szCs w:val="26"/>
               </w:rPr>
               <w:lastRenderedPageBreak/>
-              <w:t xml:space="preserve">Charging status: {{ </w:t>
+              <w:t xml:space="preserve">Charging status: </w:t>
+            </w:r>
+            <w:proofErr w:type="gramStart"/>
+            <w:r>
+              <w:rPr>
+                <w:rFonts w:ascii="Times New Roman" w:hAnsi="Times New Roman" w:cs="Times New Roman"/>
+                <w:sz w:val="26"/>
+                <w:szCs w:val="26"/>
+              </w:rPr>
+              <w:t xml:space="preserve">{{ </w:t>
             </w:r>
             <w:proofErr w:type="spellStart"/>
             <w:r>
@@ -4620,7 +5810,25 @@
                 <w:sz w:val="26"/>
                 <w:szCs w:val="26"/>
               </w:rPr>
-              <w:t>charging_status|default</w:t>
+              <w:t>charging</w:t>
+            </w:r>
+            <w:proofErr w:type="gramEnd"/>
+            <w:r>
+              <w:rPr>
+                <w:rFonts w:ascii="Times New Roman" w:hAnsi="Times New Roman" w:cs="Times New Roman"/>
+                <w:sz w:val="26"/>
+                <w:szCs w:val="26"/>
+              </w:rPr>
+              <w:t>_status|</w:t>
+            </w:r>
+            <w:proofErr w:type="gramStart"/>
+            <w:r>
+              <w:rPr>
+                <w:rFonts w:ascii="Times New Roman" w:hAnsi="Times New Roman" w:cs="Times New Roman"/>
+                <w:sz w:val="26"/>
+                <w:szCs w:val="26"/>
+              </w:rPr>
+              <w:t>default</w:t>
             </w:r>
             <w:proofErr w:type="spellEnd"/>
             <w:r>
@@ -4629,7 +5837,16 @@
                 <w:sz w:val="26"/>
                 <w:szCs w:val="26"/>
               </w:rPr>
-              <w:t>('') }}</w:t>
+              <w:t>(</w:t>
+            </w:r>
+            <w:proofErr w:type="gramEnd"/>
+            <w:r>
+              <w:rPr>
+                <w:rFonts w:ascii="Times New Roman" w:hAnsi="Times New Roman" w:cs="Times New Roman"/>
+                <w:sz w:val="26"/>
+                <w:szCs w:val="26"/>
+              </w:rPr>
+              <w:t>'') }}</w:t>
             </w:r>
             <w:r>
               <w:rPr>
@@ -4638,7 +5855,16 @@
                 <w:szCs w:val="26"/>
               </w:rPr>
               <w:br/>
-              <w:t xml:space="preserve">Parking area: {{ </w:t>
+              <w:t xml:space="preserve">Parking area: </w:t>
+            </w:r>
+            <w:proofErr w:type="gramStart"/>
+            <w:r>
+              <w:rPr>
+                <w:rFonts w:ascii="Times New Roman" w:hAnsi="Times New Roman" w:cs="Times New Roman"/>
+                <w:sz w:val="26"/>
+                <w:szCs w:val="26"/>
+              </w:rPr>
+              <w:t xml:space="preserve">{{ </w:t>
             </w:r>
             <w:proofErr w:type="spellStart"/>
             <w:r>
@@ -4647,7 +5873,25 @@
                 <w:sz w:val="26"/>
                 <w:szCs w:val="26"/>
               </w:rPr>
-              <w:t>parking_area|default</w:t>
+              <w:t>parking</w:t>
+            </w:r>
+            <w:proofErr w:type="gramEnd"/>
+            <w:r>
+              <w:rPr>
+                <w:rFonts w:ascii="Times New Roman" w:hAnsi="Times New Roman" w:cs="Times New Roman"/>
+                <w:sz w:val="26"/>
+                <w:szCs w:val="26"/>
+              </w:rPr>
+              <w:t>_area|</w:t>
+            </w:r>
+            <w:proofErr w:type="gramStart"/>
+            <w:r>
+              <w:rPr>
+                <w:rFonts w:ascii="Times New Roman" w:hAnsi="Times New Roman" w:cs="Times New Roman"/>
+                <w:sz w:val="26"/>
+                <w:szCs w:val="26"/>
+              </w:rPr>
+              <w:t>default</w:t>
             </w:r>
             <w:proofErr w:type="spellEnd"/>
             <w:r>
@@ -4656,15 +5900,42 @@
                 <w:sz w:val="26"/>
                 <w:szCs w:val="26"/>
               </w:rPr>
-              <w:t>('') }}</w:t>
-            </w:r>
-            <w:r>
-              <w:rPr>
-                <w:rFonts w:ascii="Times New Roman" w:hAnsi="Times New Roman" w:cs="Times New Roman"/>
-                <w:sz w:val="26"/>
-                <w:szCs w:val="26"/>
-              </w:rPr>
-              <w:t xml:space="preserve">Charging </w:t>
+              <w:t>(</w:t>
+            </w:r>
+            <w:proofErr w:type="gramEnd"/>
+            <w:r>
+              <w:rPr>
+                <w:rFonts w:ascii="Times New Roman" w:hAnsi="Times New Roman" w:cs="Times New Roman"/>
+                <w:sz w:val="26"/>
+                <w:szCs w:val="26"/>
+              </w:rPr>
+              <w:t>''</w:t>
+            </w:r>
+            <w:proofErr w:type="gramStart"/>
+            <w:r>
+              <w:rPr>
+                <w:rFonts w:ascii="Times New Roman" w:hAnsi="Times New Roman" w:cs="Times New Roman"/>
+                <w:sz w:val="26"/>
+                <w:szCs w:val="26"/>
+              </w:rPr>
+              <w:t>) }}</w:t>
+            </w:r>
+            <w:r>
+              <w:rPr>
+                <w:rFonts w:ascii="Times New Roman" w:hAnsi="Times New Roman" w:cs="Times New Roman"/>
+                <w:sz w:val="26"/>
+                <w:szCs w:val="26"/>
+              </w:rPr>
+              <w:t>Charging</w:t>
+            </w:r>
+            <w:proofErr w:type="gramEnd"/>
+            <w:r>
+              <w:rPr>
+                <w:rFonts w:ascii="Times New Roman" w:hAnsi="Times New Roman" w:cs="Times New Roman"/>
+                <w:sz w:val="26"/>
+                <w:szCs w:val="26"/>
+              </w:rPr>
+              <w:t xml:space="preserve"> </w:t>
             </w:r>
           </w:p>
         </w:tc>
@@ -4836,7 +6107,27 @@
                 <w:szCs w:val="26"/>
                 <w:lang w:val="en-BE"/>
               </w:rPr>
-              <w:t>|default(‘‘)</w:t>
+              <w:t>|</w:t>
+            </w:r>
+            <w:proofErr w:type="gramStart"/>
+            <w:r>
+              <w:rPr>
+                <w:rFonts w:ascii="Times New Roman" w:eastAsiaTheme="minorEastAsia" w:hAnsi="Times New Roman" w:cs="Times New Roman"/>
+                <w:sz w:val="26"/>
+                <w:szCs w:val="26"/>
+                <w:lang w:val="en-BE"/>
+              </w:rPr>
+              <w:t>default(</w:t>
+            </w:r>
+            <w:proofErr w:type="gramEnd"/>
+            <w:r>
+              <w:rPr>
+                <w:rFonts w:ascii="Times New Roman" w:eastAsiaTheme="minorEastAsia" w:hAnsi="Times New Roman" w:cs="Times New Roman"/>
+                <w:sz w:val="26"/>
+                <w:szCs w:val="26"/>
+                <w:lang w:val="en-BE"/>
+              </w:rPr>
+              <w:t>‘‘)</w:t>
             </w:r>
             <w:r>
               <w:rPr>
@@ -4980,6 +6271,15 @@
                 <w:sz w:val="26"/>
                 <w:szCs w:val="26"/>
               </w:rPr>
+              <w:t>System architecture:</w:t>
+            </w:r>
+            <w:r>
+              <w:rPr>
+                <w:rFonts w:ascii="Times New Roman" w:hAnsi="Times New Roman" w:cs="Times New Roman"/>
+                <w:sz w:val="26"/>
+                <w:szCs w:val="26"/>
+              </w:rPr>
+              <w:br/>
               <w:t xml:space="preserve">{{ </w:t>
             </w:r>
             <w:proofErr w:type="spellStart"/>
@@ -4989,7 +6289,7 @@
                 <w:sz w:val="26"/>
                 <w:szCs w:val="26"/>
               </w:rPr>
-              <w:t>data_flow_text|default</w:t>
+              <w:t>system_architecture_text|default</w:t>
             </w:r>
             <w:proofErr w:type="spellEnd"/>
             <w:r>
@@ -5000,22 +6300,338 @@
               </w:rPr>
               <w:t>('') }}</w:t>
             </w:r>
-          </w:p>
-          <w:p>
-            <w:pPr>
-              <w:jc w:val="left"/>
-              <w:rPr>
-                <w:rFonts w:ascii="Times New Roman" w:hAnsi="Times New Roman" w:cs="Times New Roman"/>
-                <w:sz w:val="26"/>
-                <w:szCs w:val="26"/>
-              </w:rPr>
-            </w:pPr>
-            <w:r>
-              <w:rPr>
-                <w:rFonts w:ascii="Times New Roman" w:hAnsi="Times New Roman" w:cs="Times New Roman"/>
-                <w:sz w:val="26"/>
-                <w:szCs w:val="26"/>
-              </w:rPr>
+            <w:r>
+              <w:rPr>
+                <w:rFonts w:ascii="Times New Roman" w:hAnsi="Times New Roman" w:cs="Times New Roman"/>
+                <w:sz w:val="26"/>
+                <w:szCs w:val="26"/>
+              </w:rPr>
+              <w:br/>
+            </w:r>
+            <w:r>
+              <w:rPr>
+                <w:rFonts w:ascii="Times New Roman" w:hAnsi="Times New Roman" w:cs="Times New Roman"/>
+                <w:sz w:val="26"/>
+                <w:szCs w:val="26"/>
+              </w:rPr>
+              <w:br/>
+              <w:t>Overall integration route:</w:t>
+            </w:r>
+            <w:r>
+              <w:rPr>
+                <w:rFonts w:ascii="Times New Roman" w:hAnsi="Times New Roman" w:cs="Times New Roman"/>
+                <w:sz w:val="26"/>
+                <w:szCs w:val="26"/>
+              </w:rPr>
+              <w:br/>
+              <w:t xml:space="preserve">{{ </w:t>
+            </w:r>
+            <w:proofErr w:type="spellStart"/>
+            <w:r>
+              <w:rPr>
+                <w:rFonts w:ascii="Times New Roman" w:hAnsi="Times New Roman" w:cs="Times New Roman"/>
+                <w:sz w:val="26"/>
+                <w:szCs w:val="26"/>
+              </w:rPr>
+              <w:t>integration_route_text|default</w:t>
+            </w:r>
+            <w:proofErr w:type="spellEnd"/>
+            <w:r>
+              <w:rPr>
+                <w:rFonts w:ascii="Times New Roman" w:hAnsi="Times New Roman" w:cs="Times New Roman"/>
+                <w:sz w:val="26"/>
+                <w:szCs w:val="26"/>
+              </w:rPr>
+              <w:t>('') }}</w:t>
+            </w:r>
+            <w:r>
+              <w:rPr>
+                <w:rFonts w:ascii="Times New Roman" w:hAnsi="Times New Roman" w:cs="Times New Roman"/>
+                <w:sz w:val="26"/>
+                <w:szCs w:val="26"/>
+              </w:rPr>
+              <w:br/>
+            </w:r>
+            <w:r>
+              <w:rPr>
+                <w:rFonts w:ascii="Times New Roman" w:hAnsi="Times New Roman" w:cs="Times New Roman"/>
+                <w:sz w:val="26"/>
+                <w:szCs w:val="26"/>
+              </w:rPr>
+              <w:br/>
+              <w:t>System flow diagram / path:</w:t>
+            </w:r>
+            <w:r>
+              <w:rPr>
+                <w:rFonts w:ascii="Times New Roman" w:hAnsi="Times New Roman" w:cs="Times New Roman"/>
+                <w:sz w:val="26"/>
+                <w:szCs w:val="26"/>
+              </w:rPr>
+              <w:br/>
+              <w:t xml:space="preserve">{{ </w:t>
+            </w:r>
+            <w:proofErr w:type="spellStart"/>
+            <w:r>
+              <w:rPr>
+                <w:rFonts w:ascii="Times New Roman" w:hAnsi="Times New Roman" w:cs="Times New Roman"/>
+                <w:sz w:val="26"/>
+                <w:szCs w:val="26"/>
+              </w:rPr>
+              <w:t>data_flow_diagram_text|default</w:t>
+            </w:r>
+            <w:proofErr w:type="spellEnd"/>
+            <w:r>
+              <w:rPr>
+                <w:rFonts w:ascii="Times New Roman" w:hAnsi="Times New Roman" w:cs="Times New Roman"/>
+                <w:sz w:val="26"/>
+                <w:szCs w:val="26"/>
+              </w:rPr>
+              <w:t>('') }}</w:t>
+            </w:r>
+            <w:r>
+              <w:rPr>
+                <w:rFonts w:ascii="Times New Roman" w:hAnsi="Times New Roman" w:cs="Times New Roman"/>
+                <w:sz w:val="26"/>
+                <w:szCs w:val="26"/>
+              </w:rPr>
+              <w:br/>
+            </w:r>
+            <w:r>
+              <w:rPr>
+                <w:rFonts w:ascii="Times New Roman" w:hAnsi="Times New Roman" w:cs="Times New Roman"/>
+                <w:sz w:val="26"/>
+                <w:szCs w:val="26"/>
+              </w:rPr>
+              <w:br/>
+              <w:t>Task flow by process:</w:t>
+            </w:r>
+            <w:r>
+              <w:rPr>
+                <w:rFonts w:ascii="Times New Roman" w:hAnsi="Times New Roman" w:cs="Times New Roman"/>
+                <w:sz w:val="26"/>
+                <w:szCs w:val="26"/>
+              </w:rPr>
+              <w:br/>
+              <w:t xml:space="preserve">{{ </w:t>
+            </w:r>
+            <w:proofErr w:type="spellStart"/>
+            <w:r>
+              <w:rPr>
+                <w:rFonts w:ascii="Times New Roman" w:hAnsi="Times New Roman" w:cs="Times New Roman"/>
+                <w:sz w:val="26"/>
+                <w:szCs w:val="26"/>
+              </w:rPr>
+              <w:t>task_flow_text|default</w:t>
+            </w:r>
+            <w:proofErr w:type="spellEnd"/>
+            <w:r>
+              <w:rPr>
+                <w:rFonts w:ascii="Times New Roman" w:hAnsi="Times New Roman" w:cs="Times New Roman"/>
+                <w:sz w:val="26"/>
+                <w:szCs w:val="26"/>
+              </w:rPr>
+              <w:t>('') }}</w:t>
+            </w:r>
+            <w:r>
+              <w:rPr>
+                <w:rFonts w:ascii="Times New Roman" w:hAnsi="Times New Roman" w:cs="Times New Roman"/>
+                <w:sz w:val="26"/>
+                <w:szCs w:val="26"/>
+              </w:rPr>
+              <w:br/>
+            </w:r>
+            <w:r>
+              <w:rPr>
+                <w:rFonts w:ascii="Times New Roman" w:hAnsi="Times New Roman" w:cs="Times New Roman"/>
+                <w:sz w:val="26"/>
+                <w:szCs w:val="26"/>
+              </w:rPr>
+              <w:br/>
+              <w:t>Connected systems:</w:t>
+            </w:r>
+            <w:r>
+              <w:rPr>
+                <w:rFonts w:ascii="Times New Roman" w:hAnsi="Times New Roman" w:cs="Times New Roman"/>
+                <w:sz w:val="26"/>
+                <w:szCs w:val="26"/>
+              </w:rPr>
+              <w:br/>
+              <w:t xml:space="preserve">{{ </w:t>
+            </w:r>
+            <w:proofErr w:type="spellStart"/>
+            <w:r>
+              <w:rPr>
+                <w:rFonts w:ascii="Times New Roman" w:hAnsi="Times New Roman" w:cs="Times New Roman"/>
+                <w:sz w:val="26"/>
+                <w:szCs w:val="26"/>
+              </w:rPr>
+              <w:t>connected_systems_text|default</w:t>
+            </w:r>
+            <w:proofErr w:type="spellEnd"/>
+            <w:r>
+              <w:rPr>
+                <w:rFonts w:ascii="Times New Roman" w:hAnsi="Times New Roman" w:cs="Times New Roman"/>
+                <w:sz w:val="26"/>
+                <w:szCs w:val="26"/>
+              </w:rPr>
+              <w:t>('') }}</w:t>
+            </w:r>
+            <w:r>
+              <w:rPr>
+                <w:rFonts w:ascii="Times New Roman" w:hAnsi="Times New Roman" w:cs="Times New Roman"/>
+                <w:sz w:val="26"/>
+                <w:szCs w:val="26"/>
+              </w:rPr>
+              <w:br/>
+            </w:r>
+            <w:r>
+              <w:rPr>
+                <w:rFonts w:ascii="Times New Roman" w:hAnsi="Times New Roman" w:cs="Times New Roman"/>
+                <w:sz w:val="26"/>
+                <w:szCs w:val="26"/>
+              </w:rPr>
+              <w:br/>
+              <w:t>Status feedback returned by EP:</w:t>
+            </w:r>
+            <w:r>
+              <w:rPr>
+                <w:rFonts w:ascii="Times New Roman" w:hAnsi="Times New Roman" w:cs="Times New Roman"/>
+                <w:sz w:val="26"/>
+                <w:szCs w:val="26"/>
+              </w:rPr>
+              <w:br/>
+              <w:t xml:space="preserve">{{ </w:t>
+            </w:r>
+            <w:proofErr w:type="spellStart"/>
+            <w:r>
+              <w:rPr>
+                <w:rFonts w:ascii="Times New Roman" w:hAnsi="Times New Roman" w:cs="Times New Roman"/>
+                <w:sz w:val="26"/>
+                <w:szCs w:val="26"/>
+              </w:rPr>
+              <w:t>status_feedback_text|default</w:t>
+            </w:r>
+            <w:proofErr w:type="spellEnd"/>
+            <w:r>
+              <w:rPr>
+                <w:rFonts w:ascii="Times New Roman" w:hAnsi="Times New Roman" w:cs="Times New Roman"/>
+                <w:sz w:val="26"/>
+                <w:szCs w:val="26"/>
+              </w:rPr>
+              <w:t>('') }}</w:t>
+            </w:r>
+            <w:r>
+              <w:rPr>
+                <w:rFonts w:ascii="Times New Roman" w:hAnsi="Times New Roman" w:cs="Times New Roman"/>
+                <w:sz w:val="26"/>
+                <w:szCs w:val="26"/>
+              </w:rPr>
+              <w:br/>
+            </w:r>
+            <w:r>
+              <w:rPr>
+                <w:rFonts w:ascii="Times New Roman" w:hAnsi="Times New Roman" w:cs="Times New Roman"/>
+                <w:sz w:val="26"/>
+                <w:szCs w:val="26"/>
+              </w:rPr>
+              <w:br/>
+              <w:t>Key data exchanged:</w:t>
+            </w:r>
+            <w:r>
+              <w:rPr>
+                <w:rFonts w:ascii="Times New Roman" w:hAnsi="Times New Roman" w:cs="Times New Roman"/>
+                <w:sz w:val="26"/>
+                <w:szCs w:val="26"/>
+              </w:rPr>
+              <w:br/>
+              <w:t xml:space="preserve">{{ </w:t>
+            </w:r>
+            <w:proofErr w:type="spellStart"/>
+            <w:r>
+              <w:rPr>
+                <w:rFonts w:ascii="Times New Roman" w:hAnsi="Times New Roman" w:cs="Times New Roman"/>
+                <w:sz w:val="26"/>
+                <w:szCs w:val="26"/>
+              </w:rPr>
+              <w:t>key_data_exchange_text|default</w:t>
+            </w:r>
+            <w:proofErr w:type="spellEnd"/>
+            <w:r>
+              <w:rPr>
+                <w:rFonts w:ascii="Times New Roman" w:hAnsi="Times New Roman" w:cs="Times New Roman"/>
+                <w:sz w:val="26"/>
+                <w:szCs w:val="26"/>
+              </w:rPr>
+              <w:t>('') }}</w:t>
+            </w:r>
+            <w:r>
+              <w:rPr>
+                <w:rFonts w:ascii="Times New Roman" w:hAnsi="Times New Roman" w:cs="Times New Roman"/>
+                <w:sz w:val="26"/>
+                <w:szCs w:val="26"/>
+              </w:rPr>
+              <w:br/>
+            </w:r>
+            <w:r>
+              <w:rPr>
+                <w:rFonts w:ascii="Times New Roman" w:hAnsi="Times New Roman" w:cs="Times New Roman"/>
+                <w:sz w:val="26"/>
+                <w:szCs w:val="26"/>
+              </w:rPr>
+              <w:br/>
+              <w:t>Connection / interface details:</w:t>
+            </w:r>
+            <w:r>
+              <w:rPr>
+                <w:rFonts w:ascii="Times New Roman" w:hAnsi="Times New Roman" w:cs="Times New Roman"/>
+                <w:sz w:val="26"/>
+                <w:szCs w:val="26"/>
+              </w:rPr>
+              <w:br/>
+              <w:t xml:space="preserve">{{ </w:t>
+            </w:r>
+            <w:proofErr w:type="spellStart"/>
+            <w:r>
+              <w:rPr>
+                <w:rFonts w:ascii="Times New Roman" w:hAnsi="Times New Roman" w:cs="Times New Roman"/>
+                <w:sz w:val="26"/>
+                <w:szCs w:val="26"/>
+              </w:rPr>
+              <w:t>connections_details|default</w:t>
+            </w:r>
+            <w:proofErr w:type="spellEnd"/>
+            <w:r>
+              <w:rPr>
+                <w:rFonts w:ascii="Times New Roman" w:hAnsi="Times New Roman" w:cs="Times New Roman"/>
+                <w:sz w:val="26"/>
+                <w:szCs w:val="26"/>
+              </w:rPr>
+              <w:t>('') }}</w:t>
+            </w:r>
+            <w:r>
+              <w:rPr>
+                <w:rFonts w:ascii="Times New Roman" w:hAnsi="Times New Roman" w:cs="Times New Roman"/>
+                <w:sz w:val="26"/>
+                <w:szCs w:val="26"/>
+              </w:rPr>
+              <w:br/>
+            </w:r>
+            <w:r>
+              <w:rPr>
+                <w:rFonts w:ascii="Times New Roman" w:hAnsi="Times New Roman" w:cs="Times New Roman"/>
+                <w:sz w:val="26"/>
+                <w:szCs w:val="26"/>
+              </w:rPr>
+              <w:br/>
+              <w:t>Additional notes:</w:t>
+            </w:r>
+            <w:r>
+              <w:rPr>
+                <w:rFonts w:ascii="Times New Roman" w:hAnsi="Times New Roman" w:cs="Times New Roman"/>
+                <w:sz w:val="26"/>
+                <w:szCs w:val="26"/>
+              </w:rPr>
+              <w:br/>
               <w:t xml:space="preserve">{{ </w:t>
             </w:r>
             <w:proofErr w:type="spellStart"/>
@@ -5171,6 +6787,7 @@
                 <w:szCs w:val="26"/>
               </w:rPr>
             </w:pPr>
+            <w:proofErr w:type="gramStart"/>
             <w:r>
               <w:rPr>
                 <w:rFonts w:ascii="Times New Roman" w:hAnsi="Times New Roman" w:cs="Times New Roman"/>
@@ -5186,7 +6803,25 @@
                 <w:sz w:val="26"/>
                 <w:szCs w:val="26"/>
               </w:rPr>
-              <w:t>other_agvs|default</w:t>
+              <w:t>other</w:t>
+            </w:r>
+            <w:proofErr w:type="gramEnd"/>
+            <w:r>
+              <w:rPr>
+                <w:rFonts w:ascii="Times New Roman" w:hAnsi="Times New Roman" w:cs="Times New Roman"/>
+                <w:sz w:val="26"/>
+                <w:szCs w:val="26"/>
+              </w:rPr>
+              <w:t>_agvs|</w:t>
+            </w:r>
+            <w:proofErr w:type="gramStart"/>
+            <w:r>
+              <w:rPr>
+                <w:rFonts w:ascii="Times New Roman" w:hAnsi="Times New Roman" w:cs="Times New Roman"/>
+                <w:sz w:val="26"/>
+                <w:szCs w:val="26"/>
+              </w:rPr>
+              <w:t>default</w:t>
             </w:r>
             <w:proofErr w:type="spellEnd"/>
             <w:r>
@@ -5195,7 +6830,16 @@
                 <w:sz w:val="26"/>
                 <w:szCs w:val="26"/>
               </w:rPr>
-              <w:t>('') }}</w:t>
+              <w:t>(</w:t>
+            </w:r>
+            <w:proofErr w:type="gramEnd"/>
+            <w:r>
+              <w:rPr>
+                <w:rFonts w:ascii="Times New Roman" w:hAnsi="Times New Roman" w:cs="Times New Roman"/>
+                <w:sz w:val="26"/>
+                <w:szCs w:val="26"/>
+              </w:rPr>
+              <w:t>'') }}</w:t>
             </w:r>
             <w:r>
               <w:rPr>
@@ -5205,6 +6849,7 @@
               </w:rPr>
               <w:br/>
             </w:r>
+            <w:proofErr w:type="gramStart"/>
             <w:r>
               <w:rPr>
                 <w:rFonts w:ascii="Times New Roman" w:hAnsi="Times New Roman" w:cs="Times New Roman"/>
@@ -5220,7 +6865,25 @@
                 <w:sz w:val="26"/>
                 <w:szCs w:val="26"/>
               </w:rPr>
-              <w:t>other_traffic|default</w:t>
+              <w:t>other</w:t>
+            </w:r>
+            <w:proofErr w:type="gramEnd"/>
+            <w:r>
+              <w:rPr>
+                <w:rFonts w:ascii="Times New Roman" w:hAnsi="Times New Roman" w:cs="Times New Roman"/>
+                <w:sz w:val="26"/>
+                <w:szCs w:val="26"/>
+              </w:rPr>
+              <w:t>_traffic|</w:t>
+            </w:r>
+            <w:proofErr w:type="gramStart"/>
+            <w:r>
+              <w:rPr>
+                <w:rFonts w:ascii="Times New Roman" w:hAnsi="Times New Roman" w:cs="Times New Roman"/>
+                <w:sz w:val="26"/>
+                <w:szCs w:val="26"/>
+              </w:rPr>
+              <w:t>default</w:t>
             </w:r>
             <w:proofErr w:type="spellEnd"/>
             <w:r>
@@ -5229,19 +6892,47 @@
                 <w:sz w:val="26"/>
                 <w:szCs w:val="26"/>
               </w:rPr>
-              <w:t>('') }}</w:t>
-            </w:r>
-          </w:p>
-          <w:p>
-            <w:pPr>
-              <w:spacing w:line="240" w:lineRule="auto"/>
-              <w:jc w:val="left"/>
-              <w:rPr>
-                <w:rFonts w:ascii="Times New Roman" w:hAnsi="Times New Roman" w:cs="Times New Roman"/>
-                <w:sz w:val="26"/>
-                <w:szCs w:val="26"/>
-              </w:rPr>
-            </w:pPr>
+              <w:t>(</w:t>
+            </w:r>
+            <w:proofErr w:type="gramEnd"/>
+            <w:r>
+              <w:rPr>
+                <w:rFonts w:ascii="Times New Roman" w:hAnsi="Times New Roman" w:cs="Times New Roman"/>
+                <w:sz w:val="26"/>
+                <w:szCs w:val="26"/>
+              </w:rPr>
+              <w:t>''</w:t>
+            </w:r>
+            <w:proofErr w:type="gramStart"/>
+            <w:r>
+              <w:rPr>
+                <w:rFonts w:ascii="Times New Roman" w:hAnsi="Times New Roman" w:cs="Times New Roman"/>
+                <w:sz w:val="26"/>
+                <w:szCs w:val="26"/>
+              </w:rPr>
+              <w:t>) }</w:t>
+            </w:r>
+            <w:proofErr w:type="gramEnd"/>
+            <w:r>
+              <w:rPr>
+                <w:rFonts w:ascii="Times New Roman" w:hAnsi="Times New Roman" w:cs="Times New Roman"/>
+                <w:sz w:val="26"/>
+                <w:szCs w:val="26"/>
+              </w:rPr>
+              <w:t>}</w:t>
+            </w:r>
+          </w:p>
+          <w:p>
+            <w:pPr>
+              <w:spacing w:line="240" w:lineRule="auto"/>
+              <w:jc w:val="left"/>
+              <w:rPr>
+                <w:rFonts w:ascii="Times New Roman" w:hAnsi="Times New Roman" w:cs="Times New Roman"/>
+                <w:sz w:val="26"/>
+                <w:szCs w:val="26"/>
+              </w:rPr>
+            </w:pPr>
+            <w:proofErr w:type="gramStart"/>
             <w:r>
               <w:rPr>
                 <w:rFonts w:ascii="Times New Roman" w:hAnsi="Times New Roman" w:cs="Times New Roman"/>
@@ -5257,7 +6948,25 @@
                 <w:sz w:val="26"/>
                 <w:szCs w:val="26"/>
               </w:rPr>
-              <w:t>ground_gaps_text|default</w:t>
+              <w:t>ground</w:t>
+            </w:r>
+            <w:proofErr w:type="gramEnd"/>
+            <w:r>
+              <w:rPr>
+                <w:rFonts w:ascii="Times New Roman" w:hAnsi="Times New Roman" w:cs="Times New Roman"/>
+                <w:sz w:val="26"/>
+                <w:szCs w:val="26"/>
+              </w:rPr>
+              <w:t>_gaps_text|</w:t>
+            </w:r>
+            <w:proofErr w:type="gramStart"/>
+            <w:r>
+              <w:rPr>
+                <w:rFonts w:ascii="Times New Roman" w:hAnsi="Times New Roman" w:cs="Times New Roman"/>
+                <w:sz w:val="26"/>
+                <w:szCs w:val="26"/>
+              </w:rPr>
+              <w:t>default</w:t>
             </w:r>
             <w:proofErr w:type="spellEnd"/>
             <w:r>
@@ -5266,7 +6975,16 @@
                 <w:sz w:val="26"/>
                 <w:szCs w:val="26"/>
               </w:rPr>
-              <w:t>('') }}</w:t>
+              <w:t>(</w:t>
+            </w:r>
+            <w:proofErr w:type="gramEnd"/>
+            <w:r>
+              <w:rPr>
+                <w:rFonts w:ascii="Times New Roman" w:hAnsi="Times New Roman" w:cs="Times New Roman"/>
+                <w:sz w:val="26"/>
+                <w:szCs w:val="26"/>
+              </w:rPr>
+              <w:t>'') }}</w:t>
             </w:r>
           </w:p>
         </w:tc>
@@ -5304,7 +7022,7 @@
                 <w:sz w:val="22"/>
                 <w:szCs w:val="22"/>
               </w:rPr>
-              <w:t>Specifications and quantities of products to be used</w:t>
+              <w:t xml:space="preserve">Specifications </w:t>
             </w:r>
             <w:r>
               <w:rPr>
@@ -5314,6 +7032,17 @@
                 <w:sz w:val="22"/>
                 <w:szCs w:val="22"/>
               </w:rPr>
+              <w:lastRenderedPageBreak/>
+              <w:t>and quantities of products to be used</w:t>
+            </w:r>
+            <w:r>
+              <w:rPr>
+                <w:rFonts w:ascii="Times New Roman" w:eastAsiaTheme="minorEastAsia" w:hAnsi="Times New Roman" w:cs="Times New Roman"/>
+                <w:b/>
+                <w:bCs/>
+                <w:sz w:val="22"/>
+                <w:szCs w:val="22"/>
+              </w:rPr>
               <w:t>：</w:t>
             </w:r>
           </w:p>
@@ -5341,6 +7070,7 @@
                 <w:sz w:val="22"/>
                 <w:szCs w:val="22"/>
               </w:rPr>
+              <w:lastRenderedPageBreak/>
               <w:t>Specifications</w:t>
             </w:r>
             <w:r>
@@ -6517,16 +8247,7 @@
                 <w:sz w:val="22"/>
                 <w:szCs w:val="22"/>
               </w:rPr>
-              <w:t>Sales representati</w:t>
-            </w:r>
-            <w:r>
-              <w:rPr>
-                <w:rFonts w:ascii="Times New Roman" w:eastAsiaTheme="minorEastAsia" w:hAnsi="Times New Roman" w:cs="Times New Roman"/>
-                <w:sz w:val="22"/>
-                <w:szCs w:val="22"/>
-              </w:rPr>
-              <w:lastRenderedPageBreak/>
-              <w:t>ves</w:t>
+              <w:t>Sales representatives</w:t>
             </w:r>
           </w:p>
         </w:tc>
@@ -9680,15 +11401,30 @@
 </file>
 
 <file path=customXml/item1.xml><?xml version="1.0" encoding="utf-8"?>
-<s:customData xmlns="http://www.wps.cn/officeDocument/2013/wpsCustomData" xmlns:s="http://www.wps.cn/officeDocument/2013/wpsCustomData">
-  <customSectProps/>
-  <customShpExts>
-    <customShpInfo spid="_x0000_s1026" textRotate="1"/>
-  </customShpExts>
-</s:customData>
+<b:Sources xmlns:b="http://schemas.openxmlformats.org/officeDocument/2006/bibliography" xmlns="http://schemas.openxmlformats.org/officeDocument/2006/bibliography" SelectedStyle="\APASixthEditionOfficeOnline.xsl" StyleName="APA" Version="6"/>
 </file>
 
 <file path=customXml/item2.xml><?xml version="1.0" encoding="utf-8"?>
+<p:properties xmlns:p="http://schemas.microsoft.com/office/2006/metadata/properties" xmlns:xsi="http://www.w3.org/2001/XMLSchema-instance" xmlns:pc="http://schemas.microsoft.com/office/infopath/2007/PartnerControls">
+  <documentManagement>
+    <lcf76f155ced4ddcb4097134ff3c332f xmlns="bbceff47-94a0-42cc-a34e-bab6fdf630d3">
+      <Terms xmlns="http://schemas.microsoft.com/office/infopath/2007/PartnerControls"/>
+    </lcf76f155ced4ddcb4097134ff3c332f>
+    <TaxCatchAll xmlns="076cc9d1-9a26-4384-96fc-17dbfe6fe8db" xsi:nil="true"/>
+  </documentManagement>
+</p:properties>
+</file>
+
+<file path=customXml/item3.xml><?xml version="1.0" encoding="utf-8"?>
+<?mso-contentType ?>
+<FormTemplates xmlns="http://schemas.microsoft.com/sharepoint/v3/contenttype/forms">
+  <Display>DocumentLibraryForm</Display>
+  <Edit>DocumentLibraryForm</Edit>
+  <New>DocumentLibraryForm</New>
+</FormTemplates>
+</file>
+
+<file path=customXml/item4.xml><?xml version="1.0" encoding="utf-8"?>
 <ct:contentTypeSchema xmlns:ct="http://schemas.microsoft.com/office/2006/metadata/contentType" xmlns:ma="http://schemas.microsoft.com/office/2006/metadata/properties/metaAttributes" ct:_="" ma:_="" ma:contentTypeName="Document" ma:contentTypeID="0x0101000ED1937193E6644B9910A1F8F337BE3A" ma:contentTypeVersion="15" ma:contentTypeDescription="Create a new document." ma:contentTypeScope="" ma:versionID="33d0915d951d370b6a1e09b978e628b3">
   <xsd:schema xmlns:xsd="http://www.w3.org/2001/XMLSchema" xmlns:xs="http://www.w3.org/2001/XMLSchema" xmlns:p="http://schemas.microsoft.com/office/2006/metadata/properties" xmlns:ns2="bbceff47-94a0-42cc-a34e-bab6fdf630d3" xmlns:ns3="076cc9d1-9a26-4384-96fc-17dbfe6fe8db" targetNamespace="http://schemas.microsoft.com/office/2006/metadata/properties" ma:root="true" ma:fieldsID="ca8e0581b507d7ca9a3160f88f47f0fe" ns2:_="" ns3:_="">
     <xsd:import namespace="bbceff47-94a0-42cc-a34e-bab6fdf630d3"/>
@@ -9901,39 +11637,43 @@
 </ct:contentTypeSchema>
 </file>
 
-<file path=customXml/item3.xml><?xml version="1.0" encoding="utf-8"?>
-<?mso-contentType ?>
-<FormTemplates xmlns="http://schemas.microsoft.com/sharepoint/v3/contenttype/forms">
-  <Display>DocumentLibraryForm</Display>
-  <Edit>DocumentLibraryForm</Edit>
-  <New>DocumentLibraryForm</New>
-</FormTemplates>
-</file>
-
-<file path=customXml/item4.xml><?xml version="1.0" encoding="utf-8"?>
-<p:properties xmlns:p="http://schemas.microsoft.com/office/2006/metadata/properties" xmlns:xsi="http://www.w3.org/2001/XMLSchema-instance" xmlns:pc="http://schemas.microsoft.com/office/infopath/2007/PartnerControls">
-  <documentManagement>
-    <lcf76f155ced4ddcb4097134ff3c332f xmlns="bbceff47-94a0-42cc-a34e-bab6fdf630d3">
-      <Terms xmlns="http://schemas.microsoft.com/office/infopath/2007/PartnerControls"/>
-    </lcf76f155ced4ddcb4097134ff3c332f>
-    <TaxCatchAll xmlns="076cc9d1-9a26-4384-96fc-17dbfe6fe8db" xsi:nil="true"/>
-  </documentManagement>
-</p:properties>
-</file>
-
 <file path=customXml/item5.xml><?xml version="1.0" encoding="utf-8"?>
-<b:Sources xmlns:b="http://schemas.openxmlformats.org/officeDocument/2006/bibliography" xmlns="http://schemas.openxmlformats.org/officeDocument/2006/bibliography" SelectedStyle="\APASixthEditionOfficeOnline.xsl" StyleName="APA" Version="6"/>
+<s:customData xmlns="http://www.wps.cn/officeDocument/2013/wpsCustomData" xmlns:s="http://www.wps.cn/officeDocument/2013/wpsCustomData">
+  <customSectProps/>
+  <customShpExts>
+    <customShpInfo spid="_x0000_s1026" textRotate="1"/>
+  </customShpExts>
+</s:customData>
 </file>
 
 <file path=customXml/itemProps1.xml><?xml version="1.0" encoding="utf-8"?>
-<ds:datastoreItem xmlns:ds="http://schemas.openxmlformats.org/officeDocument/2006/customXml" ds:itemID="{B1977F7D-205B-4081-913C-38D41E755F92}">
+<ds:datastoreItem xmlns:ds="http://schemas.openxmlformats.org/officeDocument/2006/customXml" ds:itemID="{1FF82357-F674-4365-859D-EF5EFE0EDCAE}">
   <ds:schemaRefs>
-    <ds:schemaRef ds:uri="http://www.wps.cn/officeDocument/2013/wpsCustomData"/>
+    <ds:schemaRef ds:uri="http://schemas.openxmlformats.org/officeDocument/2006/bibliography"/>
   </ds:schemaRefs>
 </ds:datastoreItem>
 </file>
 
 <file path=customXml/itemProps2.xml><?xml version="1.0" encoding="utf-8"?>
+<ds:datastoreItem xmlns:ds="http://schemas.openxmlformats.org/officeDocument/2006/customXml" ds:itemID="{92B58BC8-A1B8-4740-9413-5A141DF8AFAB}">
+  <ds:schemaRefs>
+    <ds:schemaRef ds:uri="http://schemas.microsoft.com/office/2006/metadata/properties"/>
+    <ds:schemaRef ds:uri="http://schemas.microsoft.com/office/infopath/2007/PartnerControls"/>
+    <ds:schemaRef ds:uri="bbceff47-94a0-42cc-a34e-bab6fdf630d3"/>
+    <ds:schemaRef ds:uri="076cc9d1-9a26-4384-96fc-17dbfe6fe8db"/>
+  </ds:schemaRefs>
+</ds:datastoreItem>
+</file>
+
+<file path=customXml/itemProps3.xml><?xml version="1.0" encoding="utf-8"?>
+<ds:datastoreItem xmlns:ds="http://schemas.openxmlformats.org/officeDocument/2006/customXml" ds:itemID="{66E6D9ED-0625-4E0B-A950-FCB28CC096CA}">
+  <ds:schemaRefs>
+    <ds:schemaRef ds:uri="http://schemas.microsoft.com/sharepoint/v3/contenttype/forms"/>
+  </ds:schemaRefs>
+</ds:datastoreItem>
+</file>
+
+<file path=customXml/itemProps4.xml><?xml version="1.0" encoding="utf-8"?>
 <ds:datastoreItem xmlns:ds="http://schemas.openxmlformats.org/officeDocument/2006/customXml" ds:itemID="{117EB414-D13B-4D74-9FFC-4E3D989A8CA2}">
   <ds:schemaRefs>
     <ds:schemaRef ds:uri="http://schemas.microsoft.com/office/2006/metadata/contentType"/>
@@ -9952,29 +11692,10 @@
 </ds:datastoreItem>
 </file>
 
-<file path=customXml/itemProps3.xml><?xml version="1.0" encoding="utf-8"?>
-<ds:datastoreItem xmlns:ds="http://schemas.openxmlformats.org/officeDocument/2006/customXml" ds:itemID="{66E6D9ED-0625-4E0B-A950-FCB28CC096CA}">
+<file path=customXml/itemProps5.xml><?xml version="1.0" encoding="utf-8"?>
+<ds:datastoreItem xmlns:ds="http://schemas.openxmlformats.org/officeDocument/2006/customXml" ds:itemID="{B1977F7D-205B-4081-913C-38D41E755F92}">
   <ds:schemaRefs>
-    <ds:schemaRef ds:uri="http://schemas.microsoft.com/sharepoint/v3/contenttype/forms"/>
-  </ds:schemaRefs>
-</ds:datastoreItem>
-</file>
-
-<file path=customXml/itemProps4.xml><?xml version="1.0" encoding="utf-8"?>
-<ds:datastoreItem xmlns:ds="http://schemas.openxmlformats.org/officeDocument/2006/customXml" ds:itemID="{92B58BC8-A1B8-4740-9413-5A141DF8AFAB}">
-  <ds:schemaRefs>
-    <ds:schemaRef ds:uri="http://schemas.microsoft.com/office/2006/metadata/properties"/>
-    <ds:schemaRef ds:uri="http://schemas.microsoft.com/office/infopath/2007/PartnerControls"/>
-    <ds:schemaRef ds:uri="bbceff47-94a0-42cc-a34e-bab6fdf630d3"/>
-    <ds:schemaRef ds:uri="076cc9d1-9a26-4384-96fc-17dbfe6fe8db"/>
-  </ds:schemaRefs>
-</ds:datastoreItem>
-</file>
-
-<file path=customXml/itemProps5.xml><?xml version="1.0" encoding="utf-8"?>
-<ds:datastoreItem xmlns:ds="http://schemas.openxmlformats.org/officeDocument/2006/customXml" ds:itemID="{1FF82357-F674-4365-859D-EF5EFE0EDCAE}">
-  <ds:schemaRefs>
-    <ds:schemaRef ds:uri="http://schemas.openxmlformats.org/officeDocument/2006/bibliography"/>
+    <ds:schemaRef ds:uri="http://www.wps.cn/officeDocument/2013/wpsCustomData"/>
   </ds:schemaRefs>
 </ds:datastoreItem>
 </file>
--- a/template.docx
+++ b/template.docx
@@ -3202,264 +3202,16 @@
             <w:vAlign w:val="center"/>
           </w:tcPr>
           <w:p>
-            <w:pPr>
-              <w:jc w:val="left"/>
-              <w:rPr>
-                <w:rFonts w:ascii="Times New Roman" w:hAnsi="Times New Roman" w:cs="Times New Roman"/>
-                <w:sz w:val="26"/>
-                <w:szCs w:val="26"/>
-              </w:rPr>
-            </w:pPr>
-            <w:r>
-              <w:rPr>
-                <w:rFonts w:ascii="Times New Roman" w:hAnsi="Times New Roman" w:cs="Times New Roman"/>
-                <w:sz w:val="26"/>
-                <w:szCs w:val="26"/>
-              </w:rPr>
-              <w:t xml:space="preserve">Pallets per day: </w:t>
-            </w:r>
-            <w:proofErr w:type="gramStart"/>
-            <w:r>
-              <w:rPr>
-                <w:rFonts w:ascii="Times New Roman" w:hAnsi="Times New Roman" w:cs="Times New Roman"/>
-                <w:sz w:val="26"/>
-                <w:szCs w:val="26"/>
-              </w:rPr>
-              <w:t xml:space="preserve">{{ </w:t>
-            </w:r>
-            <w:proofErr w:type="spellStart"/>
-            <w:r>
-              <w:rPr>
-                <w:rFonts w:ascii="Times New Roman" w:hAnsi="Times New Roman" w:cs="Times New Roman"/>
-                <w:sz w:val="26"/>
-                <w:szCs w:val="26"/>
-              </w:rPr>
-              <w:t>pallets</w:t>
-            </w:r>
-            <w:proofErr w:type="gramEnd"/>
-            <w:r>
-              <w:rPr>
-                <w:rFonts w:ascii="Times New Roman" w:hAnsi="Times New Roman" w:cs="Times New Roman"/>
-                <w:sz w:val="26"/>
-                <w:szCs w:val="26"/>
-              </w:rPr>
-              <w:t>_per_day|</w:t>
-            </w:r>
-            <w:proofErr w:type="gramStart"/>
-            <w:r>
-              <w:rPr>
-                <w:rFonts w:ascii="Times New Roman" w:hAnsi="Times New Roman" w:cs="Times New Roman"/>
-                <w:sz w:val="26"/>
-                <w:szCs w:val="26"/>
-              </w:rPr>
-              <w:t>default</w:t>
-            </w:r>
-            <w:proofErr w:type="spellEnd"/>
-            <w:r>
-              <w:rPr>
-                <w:rFonts w:ascii="Times New Roman" w:hAnsi="Times New Roman" w:cs="Times New Roman"/>
-                <w:sz w:val="26"/>
-                <w:szCs w:val="26"/>
-              </w:rPr>
-              <w:t>(</w:t>
-            </w:r>
-            <w:proofErr w:type="gramEnd"/>
-            <w:r>
-              <w:rPr>
-                <w:rFonts w:ascii="Times New Roman" w:hAnsi="Times New Roman" w:cs="Times New Roman"/>
-                <w:sz w:val="26"/>
-                <w:szCs w:val="26"/>
-              </w:rPr>
-              <w:t>'') }}</w:t>
-            </w:r>
-            <w:r>
-              <w:rPr>
-                <w:rFonts w:ascii="Times New Roman" w:hAnsi="Times New Roman" w:cs="Times New Roman"/>
-                <w:sz w:val="26"/>
-                <w:szCs w:val="26"/>
-              </w:rPr>
+            <w:r>
+              <w:t>Operational peak hours: {{ peak_hours|default('') }}</w:t>
+            </w:r>
+            <w:r>
               <w:br/>
-              <w:t xml:space="preserve">Operational peak hours: </w:t>
-            </w:r>
-            <w:proofErr w:type="gramStart"/>
-            <w:r>
-              <w:rPr>
-                <w:rFonts w:ascii="Times New Roman" w:hAnsi="Times New Roman" w:cs="Times New Roman"/>
-                <w:sz w:val="26"/>
-                <w:szCs w:val="26"/>
-              </w:rPr>
-              <w:t xml:space="preserve">{{ </w:t>
-            </w:r>
-            <w:proofErr w:type="spellStart"/>
-            <w:r>
-              <w:rPr>
-                <w:rFonts w:ascii="Times New Roman" w:hAnsi="Times New Roman" w:cs="Times New Roman"/>
-                <w:sz w:val="26"/>
-                <w:szCs w:val="26"/>
-              </w:rPr>
-              <w:t>peak</w:t>
-            </w:r>
-            <w:proofErr w:type="gramEnd"/>
-            <w:r>
-              <w:rPr>
-                <w:rFonts w:ascii="Times New Roman" w:hAnsi="Times New Roman" w:cs="Times New Roman"/>
-                <w:sz w:val="26"/>
-                <w:szCs w:val="26"/>
-              </w:rPr>
-              <w:t>_hours|</w:t>
-            </w:r>
-            <w:proofErr w:type="gramStart"/>
-            <w:r>
-              <w:rPr>
-                <w:rFonts w:ascii="Times New Roman" w:hAnsi="Times New Roman" w:cs="Times New Roman"/>
-                <w:sz w:val="26"/>
-                <w:szCs w:val="26"/>
-              </w:rPr>
-              <w:t>default</w:t>
-            </w:r>
-            <w:proofErr w:type="spellEnd"/>
-            <w:r>
-              <w:rPr>
-                <w:rFonts w:ascii="Times New Roman" w:hAnsi="Times New Roman" w:cs="Times New Roman"/>
-                <w:sz w:val="26"/>
-                <w:szCs w:val="26"/>
-              </w:rPr>
-              <w:t>(</w:t>
-            </w:r>
-            <w:proofErr w:type="gramEnd"/>
-            <w:r>
-              <w:rPr>
-                <w:rFonts w:ascii="Times New Roman" w:hAnsi="Times New Roman" w:cs="Times New Roman"/>
-                <w:sz w:val="26"/>
-                <w:szCs w:val="26"/>
-              </w:rPr>
-              <w:t>'') }}</w:t>
-            </w:r>
-            <w:r>
-              <w:rPr>
-                <w:rFonts w:ascii="Times New Roman" w:hAnsi="Times New Roman" w:cs="Times New Roman"/>
-                <w:sz w:val="26"/>
-                <w:szCs w:val="26"/>
-              </w:rPr>
+              <w:t>Shifts per day: {{ shifts_per_day|default('') }}</w:t>
+            </w:r>
+            <w:r>
               <w:br/>
-              <w:t xml:space="preserve">Shifts per day: </w:t>
-            </w:r>
-            <w:proofErr w:type="gramStart"/>
-            <w:r>
-              <w:rPr>
-                <w:rFonts w:ascii="Times New Roman" w:hAnsi="Times New Roman" w:cs="Times New Roman"/>
-                <w:sz w:val="26"/>
-                <w:szCs w:val="26"/>
-              </w:rPr>
-              <w:t xml:space="preserve">{{ </w:t>
-            </w:r>
-            <w:proofErr w:type="spellStart"/>
-            <w:r>
-              <w:rPr>
-                <w:rFonts w:ascii="Times New Roman" w:hAnsi="Times New Roman" w:cs="Times New Roman"/>
-                <w:sz w:val="26"/>
-                <w:szCs w:val="26"/>
-              </w:rPr>
-              <w:t>shifts</w:t>
-            </w:r>
-            <w:proofErr w:type="gramEnd"/>
-            <w:r>
-              <w:rPr>
-                <w:rFonts w:ascii="Times New Roman" w:hAnsi="Times New Roman" w:cs="Times New Roman"/>
-                <w:sz w:val="26"/>
-                <w:szCs w:val="26"/>
-              </w:rPr>
-              <w:t>_per_day|</w:t>
-            </w:r>
-            <w:proofErr w:type="gramStart"/>
-            <w:r>
-              <w:rPr>
-                <w:rFonts w:ascii="Times New Roman" w:hAnsi="Times New Roman" w:cs="Times New Roman"/>
-                <w:sz w:val="26"/>
-                <w:szCs w:val="26"/>
-              </w:rPr>
-              <w:t>default</w:t>
-            </w:r>
-            <w:proofErr w:type="spellEnd"/>
-            <w:r>
-              <w:rPr>
-                <w:rFonts w:ascii="Times New Roman" w:hAnsi="Times New Roman" w:cs="Times New Roman"/>
-                <w:sz w:val="26"/>
-                <w:szCs w:val="26"/>
-              </w:rPr>
-              <w:t>(</w:t>
-            </w:r>
-            <w:proofErr w:type="gramEnd"/>
-            <w:r>
-              <w:rPr>
-                <w:rFonts w:ascii="Times New Roman" w:hAnsi="Times New Roman" w:cs="Times New Roman"/>
-                <w:sz w:val="26"/>
-                <w:szCs w:val="26"/>
-              </w:rPr>
-              <w:t>'') }}</w:t>
-            </w:r>
-            <w:r>
-              <w:rPr>
-                <w:rFonts w:ascii="Times New Roman" w:hAnsi="Times New Roman" w:cs="Times New Roman"/>
-                <w:sz w:val="26"/>
-                <w:szCs w:val="26"/>
-              </w:rPr>
-              <w:br/>
-              <w:t xml:space="preserve">Pallets per hour: </w:t>
-            </w:r>
-            <w:proofErr w:type="gramStart"/>
-            <w:r>
-              <w:rPr>
-                <w:rFonts w:ascii="Times New Roman" w:hAnsi="Times New Roman" w:cs="Times New Roman"/>
-                <w:sz w:val="26"/>
-                <w:szCs w:val="26"/>
-              </w:rPr>
-              <w:t xml:space="preserve">{{ </w:t>
-            </w:r>
-            <w:proofErr w:type="spellStart"/>
-            <w:r>
-              <w:rPr>
-                <w:rFonts w:ascii="Times New Roman" w:hAnsi="Times New Roman" w:cs="Times New Roman"/>
-                <w:sz w:val="26"/>
-                <w:szCs w:val="26"/>
-              </w:rPr>
-              <w:t>pallets</w:t>
-            </w:r>
-            <w:proofErr w:type="gramEnd"/>
-            <w:r>
-              <w:rPr>
-                <w:rFonts w:ascii="Times New Roman" w:hAnsi="Times New Roman" w:cs="Times New Roman"/>
-                <w:sz w:val="26"/>
-                <w:szCs w:val="26"/>
-              </w:rPr>
-              <w:t>_per_hour|</w:t>
-            </w:r>
-            <w:proofErr w:type="gramStart"/>
-            <w:r>
-              <w:rPr>
-                <w:rFonts w:ascii="Times New Roman" w:hAnsi="Times New Roman" w:cs="Times New Roman"/>
-                <w:sz w:val="26"/>
-                <w:szCs w:val="26"/>
-              </w:rPr>
-              <w:t>default</w:t>
-            </w:r>
-            <w:proofErr w:type="spellEnd"/>
-            <w:r>
-              <w:rPr>
-                <w:rFonts w:ascii="Times New Roman" w:hAnsi="Times New Roman" w:cs="Times New Roman"/>
-                <w:sz w:val="26"/>
-                <w:szCs w:val="26"/>
-              </w:rPr>
-              <w:t>(</w:t>
-            </w:r>
-            <w:proofErr w:type="gramEnd"/>
-            <w:r>
-              <w:rPr>
-                <w:rFonts w:ascii="Times New Roman" w:hAnsi="Times New Roman" w:cs="Times New Roman"/>
-                <w:sz w:val="26"/>
-                <w:szCs w:val="26"/>
-              </w:rPr>
-              <w:t>'') }}</w:t>
+              <w:t>Pallets per hour: {{ pallets_per_hour|default('') }}</w:t>
             </w:r>
           </w:p>
         </w:tc>
@@ -5018,7 +4770,7 @@
                 <w:sz w:val="26"/>
                 <w:szCs w:val="26"/>
               </w:rPr>
-              <w:t xml:space="preserve">Positioning </w:t>
+              <w:t xml:space="preserve">Positioning accuracy </w:t>
             </w:r>
             <w:r>
               <w:rPr>
@@ -5027,7 +4779,7 @@
                 <w:szCs w:val="26"/>
               </w:rPr>
               <w:lastRenderedPageBreak/>
-              <w:t>accuracy docking requirements, whether it is necessary to dock equipment or assembly lines, etc.:</w:t>
+              <w:t>docking requirements, whether it is necessary to dock equipment or assembly lines, etc.:</w:t>
             </w:r>
           </w:p>
         </w:tc>
@@ -5751,7 +5503,7 @@
                 <w:sz w:val="26"/>
                 <w:szCs w:val="26"/>
               </w:rPr>
-              <w:t xml:space="preserve">Whether there is a charging </w:t>
+              <w:t xml:space="preserve">Whether there is a charging pile/battery </w:t>
             </w:r>
             <w:r>
               <w:rPr>
@@ -5760,7 +5512,7 @@
                 <w:szCs w:val="26"/>
               </w:rPr>
               <w:lastRenderedPageBreak/>
-              <w:t>pile/battery swap station</w:t>
+              <w:t>swap station</w:t>
             </w:r>
             <w:r>
               <w:t xml:space="preserve"> </w:t>
@@ -7022,7 +6774,7 @@
                 <w:sz w:val="22"/>
                 <w:szCs w:val="22"/>
               </w:rPr>
-              <w:t xml:space="preserve">Specifications </w:t>
+              <w:t xml:space="preserve">Specifications and quantities of products to </w:t>
             </w:r>
             <w:r>
               <w:rPr>
@@ -7033,7 +6785,7 @@
                 <w:szCs w:val="22"/>
               </w:rPr>
               <w:lastRenderedPageBreak/>
-              <w:t>and quantities of products to be used</w:t>
+              <w:t>be used</w:t>
             </w:r>
             <w:r>
               <w:rPr>
@@ -7202,7 +6954,16 @@
                 <w:sz w:val="22"/>
                 <w:szCs w:val="22"/>
               </w:rPr>
-              <w:t xml:space="preserve">22 / XSC </w:t>
+              <w:t xml:space="preserve">22 / </w:t>
+            </w:r>
+            <w:r>
+              <w:rPr>
+                <w:rFonts w:ascii="Times New Roman" w:eastAsiaTheme="minorEastAsia" w:hAnsi="Times New Roman" w:cs="Times New Roman"/>
+                <w:sz w:val="22"/>
+                <w:szCs w:val="22"/>
+              </w:rPr>
+              <w:lastRenderedPageBreak/>
+              <w:t xml:space="preserve">XSC </w:t>
             </w:r>
           </w:p>
         </w:tc>
@@ -7245,7 +7006,16 @@
                 <w:sz w:val="22"/>
                 <w:szCs w:val="22"/>
               </w:rPr>
-              <w:t>Truck type depending on delivery time and EP technical preference</w:t>
+              <w:t xml:space="preserve">Truck type </w:t>
+            </w:r>
+            <w:r>
+              <w:rPr>
+                <w:rFonts w:ascii="Times New Roman" w:eastAsiaTheme="minorEastAsia" w:hAnsi="Times New Roman" w:cs="Times New Roman"/>
+                <w:sz w:val="22"/>
+                <w:szCs w:val="22"/>
+              </w:rPr>
+              <w:lastRenderedPageBreak/>
+              <w:t>depending on delivery time and EP technical preference</w:t>
             </w:r>
           </w:p>
         </w:tc>
@@ -11055,6 +10825,7 @@
   <w:style w:type="character" w:default="1" w:styleId="DefaultParagraphFont">
     <w:name w:val="Default Paragraph Font"/>
     <w:uiPriority w:val="1"/>
+    <w:semiHidden/>
     <w:unhideWhenUsed/>
   </w:style>
   <w:style w:type="table" w:default="1" w:styleId="TableNormal">
@@ -11401,7 +11172,12 @@
 </file>
 
 <file path=customXml/item1.xml><?xml version="1.0" encoding="utf-8"?>
-<b:Sources xmlns:b="http://schemas.openxmlformats.org/officeDocument/2006/bibliography" xmlns="http://schemas.openxmlformats.org/officeDocument/2006/bibliography" SelectedStyle="\APASixthEditionOfficeOnline.xsl" StyleName="APA" Version="6"/>
+<?mso-contentType ?>
+<FormTemplates xmlns="http://schemas.microsoft.com/sharepoint/v3/contenttype/forms">
+  <Display>DocumentLibraryForm</Display>
+  <Edit>DocumentLibraryForm</Edit>
+  <New>DocumentLibraryForm</New>
+</FormTemplates>
 </file>
 
 <file path=customXml/item2.xml><?xml version="1.0" encoding="utf-8"?>
@@ -11416,15 +11192,19 @@
 </file>
 
 <file path=customXml/item3.xml><?xml version="1.0" encoding="utf-8"?>
-<?mso-contentType ?>
-<FormTemplates xmlns="http://schemas.microsoft.com/sharepoint/v3/contenttype/forms">
-  <Display>DocumentLibraryForm</Display>
-  <Edit>DocumentLibraryForm</Edit>
-  <New>DocumentLibraryForm</New>
-</FormTemplates>
+<b:Sources xmlns:b="http://schemas.openxmlformats.org/officeDocument/2006/bibliography" xmlns="http://schemas.openxmlformats.org/officeDocument/2006/bibliography" SelectedStyle="\APASixthEditionOfficeOnline.xsl" StyleName="APA" Version="6"/>
 </file>
 
 <file path=customXml/item4.xml><?xml version="1.0" encoding="utf-8"?>
+<s:customData xmlns="http://www.wps.cn/officeDocument/2013/wpsCustomData" xmlns:s="http://www.wps.cn/officeDocument/2013/wpsCustomData">
+  <customSectProps/>
+  <customShpExts>
+    <customShpInfo spid="_x0000_s1026" textRotate="1"/>
+  </customShpExts>
+</s:customData>
+</file>
+
+<file path=customXml/item5.xml><?xml version="1.0" encoding="utf-8"?>
 <ct:contentTypeSchema xmlns:ct="http://schemas.microsoft.com/office/2006/metadata/contentType" xmlns:ma="http://schemas.microsoft.com/office/2006/metadata/properties/metaAttributes" ct:_="" ma:_="" ma:contentTypeName="Document" ma:contentTypeID="0x0101000ED1937193E6644B9910A1F8F337BE3A" ma:contentTypeVersion="15" ma:contentTypeDescription="Create a new document." ma:contentTypeScope="" ma:versionID="33d0915d951d370b6a1e09b978e628b3">
   <xsd:schema xmlns:xsd="http://www.w3.org/2001/XMLSchema" xmlns:xs="http://www.w3.org/2001/XMLSchema" xmlns:p="http://schemas.microsoft.com/office/2006/metadata/properties" xmlns:ns2="bbceff47-94a0-42cc-a34e-bab6fdf630d3" xmlns:ns3="076cc9d1-9a26-4384-96fc-17dbfe6fe8db" targetNamespace="http://schemas.microsoft.com/office/2006/metadata/properties" ma:root="true" ma:fieldsID="ca8e0581b507d7ca9a3160f88f47f0fe" ns2:_="" ns3:_="">
     <xsd:import namespace="bbceff47-94a0-42cc-a34e-bab6fdf630d3"/>
@@ -11637,19 +11417,10 @@
 </ct:contentTypeSchema>
 </file>
 
-<file path=customXml/item5.xml><?xml version="1.0" encoding="utf-8"?>
-<s:customData xmlns="http://www.wps.cn/officeDocument/2013/wpsCustomData" xmlns:s="http://www.wps.cn/officeDocument/2013/wpsCustomData">
-  <customSectProps/>
-  <customShpExts>
-    <customShpInfo spid="_x0000_s1026" textRotate="1"/>
-  </customShpExts>
-</s:customData>
-</file>
-
 <file path=customXml/itemProps1.xml><?xml version="1.0" encoding="utf-8"?>
-<ds:datastoreItem xmlns:ds="http://schemas.openxmlformats.org/officeDocument/2006/customXml" ds:itemID="{1FF82357-F674-4365-859D-EF5EFE0EDCAE}">
+<ds:datastoreItem xmlns:ds="http://schemas.openxmlformats.org/officeDocument/2006/customXml" ds:itemID="{66E6D9ED-0625-4E0B-A950-FCB28CC096CA}">
   <ds:schemaRefs>
-    <ds:schemaRef ds:uri="http://schemas.openxmlformats.org/officeDocument/2006/bibliography"/>
+    <ds:schemaRef ds:uri="http://schemas.microsoft.com/sharepoint/v3/contenttype/forms"/>
   </ds:schemaRefs>
 </ds:datastoreItem>
 </file>
@@ -11666,14 +11437,22 @@
 </file>
 
 <file path=customXml/itemProps3.xml><?xml version="1.0" encoding="utf-8"?>
-<ds:datastoreItem xmlns:ds="http://schemas.openxmlformats.org/officeDocument/2006/customXml" ds:itemID="{66E6D9ED-0625-4E0B-A950-FCB28CC096CA}">
+<ds:datastoreItem xmlns:ds="http://schemas.openxmlformats.org/officeDocument/2006/customXml" ds:itemID="{1FF82357-F674-4365-859D-EF5EFE0EDCAE}">
   <ds:schemaRefs>
-    <ds:schemaRef ds:uri="http://schemas.microsoft.com/sharepoint/v3/contenttype/forms"/>
+    <ds:schemaRef ds:uri="http://schemas.openxmlformats.org/officeDocument/2006/bibliography"/>
   </ds:schemaRefs>
 </ds:datastoreItem>
 </file>
 
 <file path=customXml/itemProps4.xml><?xml version="1.0" encoding="utf-8"?>
+<ds:datastoreItem xmlns:ds="http://schemas.openxmlformats.org/officeDocument/2006/customXml" ds:itemID="{B1977F7D-205B-4081-913C-38D41E755F92}">
+  <ds:schemaRefs>
+    <ds:schemaRef ds:uri="http://www.wps.cn/officeDocument/2013/wpsCustomData"/>
+  </ds:schemaRefs>
+</ds:datastoreItem>
+</file>
+
+<file path=customXml/itemProps5.xml><?xml version="1.0" encoding="utf-8"?>
 <ds:datastoreItem xmlns:ds="http://schemas.openxmlformats.org/officeDocument/2006/customXml" ds:itemID="{117EB414-D13B-4D74-9FFC-4E3D989A8CA2}">
   <ds:schemaRefs>
     <ds:schemaRef ds:uri="http://schemas.microsoft.com/office/2006/metadata/contentType"/>
@@ -11690,12 +11469,4 @@
     <ds:schemaRef ds:uri="http://schemas.microsoft.com/internal/obd"/>
   </ds:schemaRefs>
 </ds:datastoreItem>
-</file>
-
-<file path=customXml/itemProps5.xml><?xml version="1.0" encoding="utf-8"?>
-<ds:datastoreItem xmlns:ds="http://schemas.openxmlformats.org/officeDocument/2006/customXml" ds:itemID="{B1977F7D-205B-4081-913C-38D41E755F92}">
-  <ds:schemaRefs>
-    <ds:schemaRef ds:uri="http://www.wps.cn/officeDocument/2013/wpsCustomData"/>
-  </ds:schemaRefs>
-</ds:datastoreItem>
 </file>
--- a/template.docx
+++ b/template.docx
@@ -156,43 +156,7 @@
                 <w:sz w:val="26"/>
                 <w:szCs w:val="26"/>
               </w:rPr>
-              <w:t>{{</w:t>
-            </w:r>
-            <w:proofErr w:type="spellStart"/>
-            <w:r>
-              <w:rPr>
-                <w:rFonts w:ascii="Times New Roman" w:hAnsi="Times New Roman" w:cs="Times New Roman"/>
-                <w:sz w:val="26"/>
-                <w:szCs w:val="26"/>
-              </w:rPr>
-              <w:t>customer_name|</w:t>
-            </w:r>
-            <w:proofErr w:type="gramStart"/>
-            <w:r>
-              <w:rPr>
-                <w:rFonts w:ascii="Times New Roman" w:hAnsi="Times New Roman" w:cs="Times New Roman"/>
-                <w:sz w:val="26"/>
-                <w:szCs w:val="26"/>
-              </w:rPr>
-              <w:t>default</w:t>
-            </w:r>
-            <w:proofErr w:type="spellEnd"/>
-            <w:r>
-              <w:rPr>
-                <w:rFonts w:ascii="Times New Roman" w:hAnsi="Times New Roman" w:cs="Times New Roman"/>
-                <w:sz w:val="26"/>
-                <w:szCs w:val="26"/>
-              </w:rPr>
-              <w:t>(</w:t>
-            </w:r>
-            <w:proofErr w:type="gramEnd"/>
-            <w:r>
-              <w:rPr>
-                <w:rFonts w:ascii="Times New Roman" w:hAnsi="Times New Roman" w:cs="Times New Roman"/>
-                <w:sz w:val="26"/>
-                <w:szCs w:val="26"/>
-              </w:rPr>
-              <w:t>'')}}</w:t>
+              <w:t>{{customer_name|default('')}}</w:t>
             </w:r>
           </w:p>
         </w:tc>
@@ -262,16 +226,7 @@
                 <w:sz w:val="26"/>
                 <w:szCs w:val="26"/>
               </w:rPr>
-              <w:t>project_name|</w:t>
-            </w:r>
-            <w:proofErr w:type="gramStart"/>
-            <w:r>
-              <w:rPr>
-                <w:rFonts w:ascii="Times New Roman" w:hAnsi="Times New Roman" w:cs="Times New Roman"/>
-                <w:sz w:val="26"/>
-                <w:szCs w:val="26"/>
-              </w:rPr>
-              <w:t>default</w:t>
+              <w:t>project_name|default</w:t>
             </w:r>
             <w:proofErr w:type="spellEnd"/>
             <w:r>
@@ -280,16 +235,7 @@
                 <w:sz w:val="26"/>
                 <w:szCs w:val="26"/>
               </w:rPr>
-              <w:t>(</w:t>
-            </w:r>
-            <w:proofErr w:type="gramEnd"/>
-            <w:r>
-              <w:rPr>
-                <w:rFonts w:ascii="Times New Roman" w:hAnsi="Times New Roman" w:cs="Times New Roman"/>
-                <w:sz w:val="26"/>
-                <w:szCs w:val="26"/>
-              </w:rPr>
-              <w:t>'')}}</w:t>
+              <w:t>('')}}</w:t>
             </w:r>
           </w:p>
         </w:tc>
@@ -366,16 +312,7 @@
                 <w:sz w:val="26"/>
                 <w:szCs w:val="26"/>
               </w:rPr>
-              <w:t>project_location|</w:t>
-            </w:r>
-            <w:proofErr w:type="gramStart"/>
-            <w:r>
-              <w:rPr>
-                <w:rFonts w:ascii="Times New Roman" w:hAnsi="Times New Roman" w:cs="Times New Roman"/>
-                <w:sz w:val="26"/>
-                <w:szCs w:val="26"/>
-              </w:rPr>
-              <w:t>default</w:t>
+              <w:t>project_location|default</w:t>
             </w:r>
             <w:proofErr w:type="spellEnd"/>
             <w:r>
@@ -384,16 +321,7 @@
                 <w:sz w:val="26"/>
                 <w:szCs w:val="26"/>
               </w:rPr>
-              <w:t>(</w:t>
-            </w:r>
-            <w:proofErr w:type="gramEnd"/>
-            <w:r>
-              <w:rPr>
-                <w:rFonts w:ascii="Times New Roman" w:hAnsi="Times New Roman" w:cs="Times New Roman"/>
-                <w:sz w:val="26"/>
-                <w:szCs w:val="26"/>
-              </w:rPr>
-              <w:t>'')}}</w:t>
+              <w:t>('')}}</w:t>
             </w:r>
           </w:p>
         </w:tc>
@@ -461,16 +389,7 @@
                 <w:sz w:val="26"/>
                 <w:szCs w:val="26"/>
               </w:rPr>
-              <w:t>survey_date|</w:t>
-            </w:r>
-            <w:proofErr w:type="gramStart"/>
-            <w:r>
-              <w:rPr>
-                <w:rFonts w:ascii="Times New Roman" w:hAnsi="Times New Roman" w:cs="Times New Roman"/>
-                <w:sz w:val="26"/>
-                <w:szCs w:val="26"/>
-              </w:rPr>
-              <w:t>default</w:t>
+              <w:t>survey_date|default</w:t>
             </w:r>
             <w:proofErr w:type="spellEnd"/>
             <w:r>
@@ -479,16 +398,7 @@
                 <w:sz w:val="26"/>
                 <w:szCs w:val="26"/>
               </w:rPr>
-              <w:t>(</w:t>
-            </w:r>
-            <w:proofErr w:type="gramEnd"/>
-            <w:r>
-              <w:rPr>
-                <w:rFonts w:ascii="Times New Roman" w:hAnsi="Times New Roman" w:cs="Times New Roman"/>
-                <w:sz w:val="26"/>
-                <w:szCs w:val="26"/>
-              </w:rPr>
-              <w:t>'')}}</w:t>
+              <w:t>('')}}</w:t>
             </w:r>
           </w:p>
         </w:tc>
@@ -565,16 +475,7 @@
                 <w:sz w:val="26"/>
                 <w:szCs w:val="26"/>
               </w:rPr>
-              <w:t>customer_email|</w:t>
-            </w:r>
-            <w:proofErr w:type="gramStart"/>
-            <w:r>
-              <w:rPr>
-                <w:rFonts w:ascii="Times New Roman" w:hAnsi="Times New Roman" w:cs="Times New Roman"/>
-                <w:sz w:val="26"/>
-                <w:szCs w:val="26"/>
-              </w:rPr>
-              <w:t>default</w:t>
+              <w:t>customer_email|default</w:t>
             </w:r>
             <w:proofErr w:type="spellEnd"/>
             <w:r>
@@ -583,16 +484,7 @@
                 <w:sz w:val="26"/>
                 <w:szCs w:val="26"/>
               </w:rPr>
-              <w:t>(</w:t>
-            </w:r>
-            <w:proofErr w:type="gramEnd"/>
-            <w:r>
-              <w:rPr>
-                <w:rFonts w:ascii="Times New Roman" w:hAnsi="Times New Roman" w:cs="Times New Roman"/>
-                <w:sz w:val="26"/>
-                <w:szCs w:val="26"/>
-              </w:rPr>
-              <w:t>'')}}</w:t>
+              <w:t>('')}}</w:t>
             </w:r>
           </w:p>
         </w:tc>
@@ -677,16 +569,7 @@
                 <w:sz w:val="26"/>
                 <w:szCs w:val="26"/>
               </w:rPr>
-              <w:t>customer_mobile|</w:t>
-            </w:r>
-            <w:proofErr w:type="gramStart"/>
-            <w:r>
-              <w:rPr>
-                <w:rFonts w:ascii="Times New Roman" w:hAnsi="Times New Roman" w:cs="Times New Roman"/>
-                <w:sz w:val="26"/>
-                <w:szCs w:val="26"/>
-              </w:rPr>
-              <w:t>default</w:t>
+              <w:t>customer_mobile|default</w:t>
             </w:r>
             <w:proofErr w:type="spellEnd"/>
             <w:r>
@@ -695,16 +578,7 @@
                 <w:sz w:val="26"/>
                 <w:szCs w:val="26"/>
               </w:rPr>
-              <w:t>(</w:t>
-            </w:r>
-            <w:proofErr w:type="gramEnd"/>
-            <w:r>
-              <w:rPr>
-                <w:rFonts w:ascii="Times New Roman" w:hAnsi="Times New Roman" w:cs="Times New Roman"/>
-                <w:sz w:val="26"/>
-                <w:szCs w:val="26"/>
-              </w:rPr>
-              <w:t>'')}}</w:t>
+              <w:t>('')}}</w:t>
             </w:r>
           </w:p>
         </w:tc>
@@ -1115,16 +989,7 @@
                 <w:sz w:val="26"/>
                 <w:szCs w:val="26"/>
               </w:rPr>
-              <w:t>warehouse_area|</w:t>
-            </w:r>
-            <w:proofErr w:type="gramStart"/>
-            <w:r>
-              <w:rPr>
-                <w:rFonts w:ascii="Times New Roman" w:hAnsi="Times New Roman" w:cs="Times New Roman"/>
-                <w:sz w:val="26"/>
-                <w:szCs w:val="26"/>
-              </w:rPr>
-              <w:t>default</w:t>
+              <w:t>warehouse_area|default</w:t>
             </w:r>
             <w:proofErr w:type="spellEnd"/>
             <w:r>
@@ -1133,16 +998,7 @@
                 <w:sz w:val="26"/>
                 <w:szCs w:val="26"/>
               </w:rPr>
-              <w:t>(</w:t>
-            </w:r>
-            <w:proofErr w:type="gramEnd"/>
-            <w:r>
-              <w:rPr>
-                <w:rFonts w:ascii="Times New Roman" w:hAnsi="Times New Roman" w:cs="Times New Roman"/>
-                <w:sz w:val="26"/>
-                <w:szCs w:val="26"/>
-              </w:rPr>
-              <w:t>'')}}</w:t>
+              <w:t>('')}}</w:t>
             </w:r>
           </w:p>
         </w:tc>
@@ -1275,7 +1131,6 @@
                 <w:szCs w:val="26"/>
               </w:rPr>
             </w:pPr>
-            <w:proofErr w:type="gramStart"/>
             <w:r>
               <w:rPr>
                 <w:rFonts w:ascii="Times New Roman" w:hAnsi="Times New Roman" w:cs="Times New Roman"/>
@@ -1291,25 +1146,7 @@
                 <w:sz w:val="26"/>
                 <w:szCs w:val="26"/>
               </w:rPr>
-              <w:t>aisle</w:t>
-            </w:r>
-            <w:proofErr w:type="gramEnd"/>
-            <w:r>
-              <w:rPr>
-                <w:rFonts w:ascii="Times New Roman" w:hAnsi="Times New Roman" w:cs="Times New Roman"/>
-                <w:sz w:val="26"/>
-                <w:szCs w:val="26"/>
-              </w:rPr>
-              <w:t>_width_text|</w:t>
-            </w:r>
-            <w:proofErr w:type="gramStart"/>
-            <w:r>
-              <w:rPr>
-                <w:rFonts w:ascii="Times New Roman" w:hAnsi="Times New Roman" w:cs="Times New Roman"/>
-                <w:sz w:val="26"/>
-                <w:szCs w:val="26"/>
-              </w:rPr>
-              <w:t>default</w:t>
+              <w:t>aisle_width_text|default</w:t>
             </w:r>
             <w:proofErr w:type="spellEnd"/>
             <w:r>
@@ -1318,16 +1155,7 @@
                 <w:sz w:val="26"/>
                 <w:szCs w:val="26"/>
               </w:rPr>
-              <w:t>(</w:t>
-            </w:r>
-            <w:proofErr w:type="gramEnd"/>
-            <w:r>
-              <w:rPr>
-                <w:rFonts w:ascii="Times New Roman" w:hAnsi="Times New Roman" w:cs="Times New Roman"/>
-                <w:sz w:val="26"/>
-                <w:szCs w:val="26"/>
-              </w:rPr>
-              <w:t>'') }}</w:t>
+              <w:t>('') }}</w:t>
             </w:r>
           </w:p>
         </w:tc>
@@ -1444,7 +1272,6 @@
                 <w:szCs w:val="26"/>
               </w:rPr>
             </w:pPr>
-            <w:proofErr w:type="gramStart"/>
             <w:r>
               <w:rPr>
                 <w:rFonts w:ascii="Times New Roman" w:hAnsi="Times New Roman" w:cs="Times New Roman"/>
@@ -1460,25 +1287,7 @@
                 <w:sz w:val="26"/>
                 <w:szCs w:val="26"/>
               </w:rPr>
-              <w:t>stacking</w:t>
-            </w:r>
-            <w:proofErr w:type="gramEnd"/>
-            <w:r>
-              <w:rPr>
-                <w:rFonts w:ascii="Times New Roman" w:hAnsi="Times New Roman" w:cs="Times New Roman"/>
-                <w:sz w:val="26"/>
-                <w:szCs w:val="26"/>
-              </w:rPr>
-              <w:t>_height_text|</w:t>
-            </w:r>
-            <w:proofErr w:type="gramStart"/>
-            <w:r>
-              <w:rPr>
-                <w:rFonts w:ascii="Times New Roman" w:hAnsi="Times New Roman" w:cs="Times New Roman"/>
-                <w:sz w:val="26"/>
-                <w:szCs w:val="26"/>
-              </w:rPr>
-              <w:t>default</w:t>
+              <w:t>stacking_height_text|default</w:t>
             </w:r>
             <w:proofErr w:type="spellEnd"/>
             <w:r>
@@ -1487,16 +1296,7 @@
                 <w:sz w:val="26"/>
                 <w:szCs w:val="26"/>
               </w:rPr>
-              <w:t>(</w:t>
-            </w:r>
-            <w:proofErr w:type="gramEnd"/>
-            <w:r>
-              <w:rPr>
-                <w:rFonts w:ascii="Times New Roman" w:hAnsi="Times New Roman" w:cs="Times New Roman"/>
-                <w:sz w:val="26"/>
-                <w:szCs w:val="26"/>
-              </w:rPr>
-              <w:t>'') }}</w:t>
+              <w:t>('') }}</w:t>
             </w:r>
             <w:r>
               <w:rPr>
@@ -1505,14 +1305,6 @@
                 <w:szCs w:val="26"/>
               </w:rPr>
               <w:br/>
-            </w:r>
-            <w:proofErr w:type="gramStart"/>
-            <w:r>
-              <w:rPr>
-                <w:rFonts w:ascii="Times New Roman" w:hAnsi="Times New Roman" w:cs="Times New Roman"/>
-                <w:sz w:val="26"/>
-                <w:szCs w:val="26"/>
-              </w:rPr>
               <w:t xml:space="preserve">{{ </w:t>
             </w:r>
             <w:proofErr w:type="spellStart"/>
@@ -1522,25 +1314,7 @@
                 <w:sz w:val="26"/>
                 <w:szCs w:val="26"/>
               </w:rPr>
-              <w:t>stacking</w:t>
-            </w:r>
-            <w:proofErr w:type="gramEnd"/>
-            <w:r>
-              <w:rPr>
-                <w:rFonts w:ascii="Times New Roman" w:hAnsi="Times New Roman" w:cs="Times New Roman"/>
-                <w:sz w:val="26"/>
-                <w:szCs w:val="26"/>
-              </w:rPr>
-              <w:t>_level_text|</w:t>
-            </w:r>
-            <w:proofErr w:type="gramStart"/>
-            <w:r>
-              <w:rPr>
-                <w:rFonts w:ascii="Times New Roman" w:hAnsi="Times New Roman" w:cs="Times New Roman"/>
-                <w:sz w:val="26"/>
-                <w:szCs w:val="26"/>
-              </w:rPr>
-              <w:t>default</w:t>
+              <w:t>stacking_level_text|default</w:t>
             </w:r>
             <w:proofErr w:type="spellEnd"/>
             <w:r>
@@ -1549,16 +1323,7 @@
                 <w:sz w:val="26"/>
                 <w:szCs w:val="26"/>
               </w:rPr>
-              <w:t>(</w:t>
-            </w:r>
-            <w:proofErr w:type="gramEnd"/>
-            <w:r>
-              <w:rPr>
-                <w:rFonts w:ascii="Times New Roman" w:hAnsi="Times New Roman" w:cs="Times New Roman"/>
-                <w:sz w:val="26"/>
-                <w:szCs w:val="26"/>
-              </w:rPr>
-              <w:t>'') }}</w:t>
+              <w:t>('') }}</w:t>
             </w:r>
           </w:p>
         </w:tc>
@@ -1665,29 +1430,16 @@
             <w:vAlign w:val="center"/>
           </w:tcPr>
           <w:p>
-            <w:proofErr w:type="gramStart"/>
             <w:r>
               <w:t xml:space="preserve">{{ </w:t>
             </w:r>
             <w:proofErr w:type="spellStart"/>
             <w:r>
-              <w:t>clearance</w:t>
-            </w:r>
-            <w:proofErr w:type="gramEnd"/>
-            <w:r>
-              <w:t>_height_text|</w:t>
-            </w:r>
-            <w:proofErr w:type="gramStart"/>
-            <w:r>
-              <w:t>default</w:t>
+              <w:t>clearance_height_text|default</w:t>
             </w:r>
             <w:proofErr w:type="spellEnd"/>
             <w:r>
-              <w:t>(</w:t>
-            </w:r>
-            <w:proofErr w:type="gramEnd"/>
-            <w:r>
-              <w:t>'') }}</w:t>
+              <w:t>('') }}</w:t>
             </w:r>
           </w:p>
         </w:tc>
@@ -1817,7 +1569,6 @@
                 <w:szCs w:val="26"/>
               </w:rPr>
             </w:pPr>
-            <w:proofErr w:type="gramStart"/>
             <w:r>
               <w:rPr>
                 <w:rFonts w:ascii="Times New Roman" w:hAnsi="Times New Roman" w:cs="Times New Roman"/>
@@ -1833,25 +1584,7 @@
                 <w:sz w:val="26"/>
                 <w:szCs w:val="26"/>
               </w:rPr>
-              <w:t>storage</w:t>
-            </w:r>
-            <w:proofErr w:type="gramEnd"/>
-            <w:r>
-              <w:rPr>
-                <w:rFonts w:ascii="Times New Roman" w:hAnsi="Times New Roman" w:cs="Times New Roman"/>
-                <w:sz w:val="26"/>
-                <w:szCs w:val="26"/>
-              </w:rPr>
-              <w:t>_locations_text|</w:t>
-            </w:r>
-            <w:proofErr w:type="gramStart"/>
-            <w:r>
-              <w:rPr>
-                <w:rFonts w:ascii="Times New Roman" w:hAnsi="Times New Roman" w:cs="Times New Roman"/>
-                <w:sz w:val="26"/>
-                <w:szCs w:val="26"/>
-              </w:rPr>
-              <w:t>default</w:t>
+              <w:t>storage_locations_text|default</w:t>
             </w:r>
             <w:proofErr w:type="spellEnd"/>
             <w:r>
@@ -1860,16 +1593,7 @@
                 <w:sz w:val="26"/>
                 <w:szCs w:val="26"/>
               </w:rPr>
-              <w:t>(</w:t>
-            </w:r>
-            <w:proofErr w:type="gramEnd"/>
-            <w:r>
-              <w:rPr>
-                <w:rFonts w:ascii="Times New Roman" w:hAnsi="Times New Roman" w:cs="Times New Roman"/>
-                <w:sz w:val="26"/>
-                <w:szCs w:val="26"/>
-              </w:rPr>
-              <w:t>'') }}</w:t>
+              <w:t>('') }}</w:t>
             </w:r>
           </w:p>
         </w:tc>
@@ -1991,7 +1715,6 @@
                 <w:szCs w:val="26"/>
               </w:rPr>
             </w:pPr>
-            <w:proofErr w:type="gramStart"/>
             <w:r>
               <w:rPr>
                 <w:rFonts w:ascii="Times New Roman" w:hAnsi="Times New Roman" w:cs="Times New Roman"/>
@@ -2007,25 +1730,7 @@
                 <w:sz w:val="26"/>
                 <w:szCs w:val="26"/>
               </w:rPr>
-              <w:t>ramp</w:t>
-            </w:r>
-            <w:proofErr w:type="gramEnd"/>
-            <w:r>
-              <w:rPr>
-                <w:rFonts w:ascii="Times New Roman" w:hAnsi="Times New Roman" w:cs="Times New Roman"/>
-                <w:sz w:val="26"/>
-                <w:szCs w:val="26"/>
-              </w:rPr>
-              <w:t>_gradient_deg|</w:t>
-            </w:r>
-            <w:proofErr w:type="gramStart"/>
-            <w:r>
-              <w:rPr>
-                <w:rFonts w:ascii="Times New Roman" w:hAnsi="Times New Roman" w:cs="Times New Roman"/>
-                <w:sz w:val="26"/>
-                <w:szCs w:val="26"/>
-              </w:rPr>
-              <w:t>default</w:t>
+              <w:t>ramp_gradient_deg|default</w:t>
             </w:r>
             <w:proofErr w:type="spellEnd"/>
             <w:r>
@@ -2034,16 +1739,7 @@
                 <w:sz w:val="26"/>
                 <w:szCs w:val="26"/>
               </w:rPr>
-              <w:t>(</w:t>
-            </w:r>
-            <w:proofErr w:type="gramEnd"/>
-            <w:r>
-              <w:rPr>
-                <w:rFonts w:ascii="Times New Roman" w:hAnsi="Times New Roman" w:cs="Times New Roman"/>
-                <w:sz w:val="26"/>
-                <w:szCs w:val="26"/>
-              </w:rPr>
-              <w:t>'') }}</w:t>
+              <w:t>('') }}</w:t>
             </w:r>
           </w:p>
         </w:tc>
@@ -2152,7 +1848,6 @@
                 <w:szCs w:val="26"/>
               </w:rPr>
             </w:pPr>
-            <w:proofErr w:type="gramStart"/>
             <w:r>
               <w:rPr>
                 <w:rFonts w:ascii="Times New Roman" w:hAnsi="Times New Roman" w:cs="Times New Roman"/>
@@ -2168,25 +1863,7 @@
                 <w:sz w:val="26"/>
                 <w:szCs w:val="26"/>
               </w:rPr>
-              <w:t>application</w:t>
-            </w:r>
-            <w:proofErr w:type="gramEnd"/>
-            <w:r>
-              <w:rPr>
-                <w:rFonts w:ascii="Times New Roman" w:hAnsi="Times New Roman" w:cs="Times New Roman"/>
-                <w:sz w:val="26"/>
-                <w:szCs w:val="26"/>
-              </w:rPr>
-              <w:t>_specific_text|</w:t>
-            </w:r>
-            <w:proofErr w:type="gramStart"/>
-            <w:r>
-              <w:rPr>
-                <w:rFonts w:ascii="Times New Roman" w:hAnsi="Times New Roman" w:cs="Times New Roman"/>
-                <w:sz w:val="26"/>
-                <w:szCs w:val="26"/>
-              </w:rPr>
-              <w:t>default</w:t>
+              <w:t>application_specific_text|default</w:t>
             </w:r>
             <w:proofErr w:type="spellEnd"/>
             <w:r>
@@ -2195,34 +1872,7 @@
                 <w:sz w:val="26"/>
                 <w:szCs w:val="26"/>
               </w:rPr>
-              <w:t>(</w:t>
-            </w:r>
-            <w:proofErr w:type="gramEnd"/>
-            <w:r>
-              <w:rPr>
-                <w:rFonts w:ascii="Times New Roman" w:hAnsi="Times New Roman" w:cs="Times New Roman"/>
-                <w:sz w:val="26"/>
-                <w:szCs w:val="26"/>
-              </w:rPr>
-              <w:t>''</w:t>
-            </w:r>
-            <w:proofErr w:type="gramStart"/>
-            <w:r>
-              <w:rPr>
-                <w:rFonts w:ascii="Times New Roman" w:hAnsi="Times New Roman" w:cs="Times New Roman"/>
-                <w:sz w:val="26"/>
-                <w:szCs w:val="26"/>
-              </w:rPr>
-              <w:t>) }</w:t>
-            </w:r>
-            <w:proofErr w:type="gramEnd"/>
-            <w:r>
-              <w:rPr>
-                <w:rFonts w:ascii="Times New Roman" w:hAnsi="Times New Roman" w:cs="Times New Roman"/>
-                <w:sz w:val="26"/>
-                <w:szCs w:val="26"/>
-              </w:rPr>
-              <w:t>}</w:t>
+              <w:t>('') }}</w:t>
             </w:r>
           </w:p>
           <w:p>
@@ -2347,7 +1997,6 @@
                 <w:szCs w:val="26"/>
               </w:rPr>
             </w:pPr>
-            <w:proofErr w:type="gramStart"/>
             <w:r>
               <w:rPr>
                 <w:rFonts w:ascii="Times New Roman" w:hAnsi="Times New Roman" w:cs="Times New Roman"/>
@@ -2363,25 +2012,7 @@
                 <w:sz w:val="26"/>
                 <w:szCs w:val="26"/>
               </w:rPr>
-              <w:t>special</w:t>
-            </w:r>
-            <w:proofErr w:type="gramEnd"/>
-            <w:r>
-              <w:rPr>
-                <w:rFonts w:ascii="Times New Roman" w:hAnsi="Times New Roman" w:cs="Times New Roman"/>
-                <w:sz w:val="26"/>
-                <w:szCs w:val="26"/>
-              </w:rPr>
-              <w:t>_layout|</w:t>
-            </w:r>
-            <w:proofErr w:type="gramStart"/>
-            <w:r>
-              <w:rPr>
-                <w:rFonts w:ascii="Times New Roman" w:hAnsi="Times New Roman" w:cs="Times New Roman"/>
-                <w:sz w:val="26"/>
-                <w:szCs w:val="26"/>
-              </w:rPr>
-              <w:t>default</w:t>
+              <w:t>special_layout|default</w:t>
             </w:r>
             <w:proofErr w:type="spellEnd"/>
             <w:r>
@@ -2390,46 +2021,18 @@
                 <w:sz w:val="26"/>
                 <w:szCs w:val="26"/>
               </w:rPr>
-              <w:t>(</w:t>
-            </w:r>
-            <w:proofErr w:type="gramEnd"/>
-            <w:r>
-              <w:rPr>
-                <w:rFonts w:ascii="Times New Roman" w:hAnsi="Times New Roman" w:cs="Times New Roman"/>
-                <w:sz w:val="26"/>
-                <w:szCs w:val="26"/>
-              </w:rPr>
-              <w:t>''</w:t>
-            </w:r>
-            <w:proofErr w:type="gramStart"/>
-            <w:r>
-              <w:rPr>
-                <w:rFonts w:ascii="Times New Roman" w:hAnsi="Times New Roman" w:cs="Times New Roman"/>
-                <w:sz w:val="26"/>
-                <w:szCs w:val="26"/>
-              </w:rPr>
-              <w:t>) }</w:t>
-            </w:r>
-            <w:proofErr w:type="gramEnd"/>
-            <w:r>
-              <w:rPr>
-                <w:rFonts w:ascii="Times New Roman" w:hAnsi="Times New Roman" w:cs="Times New Roman"/>
-                <w:sz w:val="26"/>
-                <w:szCs w:val="26"/>
-              </w:rPr>
-              <w:t>}</w:t>
-            </w:r>
-          </w:p>
-          <w:p>
-            <w:pPr>
-              <w:jc w:val="left"/>
-              <w:rPr>
-                <w:rFonts w:ascii="Times New Roman" w:hAnsi="Times New Roman" w:cs="Times New Roman"/>
-                <w:sz w:val="26"/>
-                <w:szCs w:val="26"/>
-              </w:rPr>
-            </w:pPr>
-            <w:proofErr w:type="gramStart"/>
+              <w:t>('') }}</w:t>
+            </w:r>
+          </w:p>
+          <w:p>
+            <w:pPr>
+              <w:jc w:val="left"/>
+              <w:rPr>
+                <w:rFonts w:ascii="Times New Roman" w:hAnsi="Times New Roman" w:cs="Times New Roman"/>
+                <w:sz w:val="26"/>
+                <w:szCs w:val="26"/>
+              </w:rPr>
+            </w:pPr>
             <w:r>
               <w:rPr>
                 <w:rFonts w:ascii="Times New Roman" w:hAnsi="Times New Roman" w:cs="Times New Roman"/>
@@ -2445,25 +2048,7 @@
                 <w:sz w:val="26"/>
                 <w:szCs w:val="26"/>
               </w:rPr>
-              <w:t>conveyor</w:t>
-            </w:r>
-            <w:proofErr w:type="gramEnd"/>
-            <w:r>
-              <w:rPr>
-                <w:rFonts w:ascii="Times New Roman" w:hAnsi="Times New Roman" w:cs="Times New Roman"/>
-                <w:sz w:val="26"/>
-                <w:szCs w:val="26"/>
-              </w:rPr>
-              <w:t>_picture_name|</w:t>
-            </w:r>
-            <w:proofErr w:type="gramStart"/>
-            <w:r>
-              <w:rPr>
-                <w:rFonts w:ascii="Times New Roman" w:hAnsi="Times New Roman" w:cs="Times New Roman"/>
-                <w:sz w:val="26"/>
-                <w:szCs w:val="26"/>
-              </w:rPr>
-              <w:t>default</w:t>
+              <w:t>conveyor_picture_name|default</w:t>
             </w:r>
             <w:proofErr w:type="spellEnd"/>
             <w:r>
@@ -2472,34 +2057,7 @@
                 <w:sz w:val="26"/>
                 <w:szCs w:val="26"/>
               </w:rPr>
-              <w:t>(</w:t>
-            </w:r>
-            <w:proofErr w:type="gramEnd"/>
-            <w:r>
-              <w:rPr>
-                <w:rFonts w:ascii="Times New Roman" w:hAnsi="Times New Roman" w:cs="Times New Roman"/>
-                <w:sz w:val="26"/>
-                <w:szCs w:val="26"/>
-              </w:rPr>
-              <w:t>''</w:t>
-            </w:r>
-            <w:proofErr w:type="gramStart"/>
-            <w:r>
-              <w:rPr>
-                <w:rFonts w:ascii="Times New Roman" w:hAnsi="Times New Roman" w:cs="Times New Roman"/>
-                <w:sz w:val="26"/>
-                <w:szCs w:val="26"/>
-              </w:rPr>
-              <w:t>) }</w:t>
-            </w:r>
-            <w:proofErr w:type="gramEnd"/>
-            <w:r>
-              <w:rPr>
-                <w:rFonts w:ascii="Times New Roman" w:hAnsi="Times New Roman" w:cs="Times New Roman"/>
-                <w:sz w:val="26"/>
-                <w:szCs w:val="26"/>
-              </w:rPr>
-              <w:t>}</w:t>
+              <w:t>('') }}</w:t>
             </w:r>
           </w:p>
           <w:p>
@@ -2534,16 +2092,7 @@
                 <w:sz w:val="26"/>
                 <w:szCs w:val="26"/>
               </w:rPr>
-              <w:t>xpl_xna_summary_text|</w:t>
-            </w:r>
-            <w:proofErr w:type="gramStart"/>
-            <w:r>
-              <w:rPr>
-                <w:rFonts w:ascii="Times New Roman" w:hAnsi="Times New Roman" w:cs="Times New Roman"/>
-                <w:sz w:val="26"/>
-                <w:szCs w:val="26"/>
-              </w:rPr>
-              <w:t>default</w:t>
+              <w:t>xpl_xna_summary_text|default</w:t>
             </w:r>
             <w:proofErr w:type="spellEnd"/>
             <w:r>
@@ -2552,16 +2101,7 @@
                 <w:sz w:val="26"/>
                 <w:szCs w:val="26"/>
               </w:rPr>
-              <w:t>(</w:t>
-            </w:r>
-            <w:proofErr w:type="gramEnd"/>
-            <w:r>
-              <w:rPr>
-                <w:rFonts w:ascii="Times New Roman" w:hAnsi="Times New Roman" w:cs="Times New Roman"/>
-                <w:sz w:val="26"/>
-                <w:szCs w:val="26"/>
-              </w:rPr>
-              <w:t>'') }}</w:t>
+              <w:t>('') }}</w:t>
             </w:r>
           </w:p>
         </w:tc>
@@ -2629,7 +2169,6 @@
                 <w:szCs w:val="26"/>
               </w:rPr>
             </w:pPr>
-            <w:proofErr w:type="gramStart"/>
             <w:r>
               <w:rPr>
                 <w:rFonts w:ascii="Times New Roman" w:hAnsi="Times New Roman" w:cs="Times New Roman"/>
@@ -2638,7 +2177,6 @@
               </w:rPr>
               <w:t>Load</w:t>
             </w:r>
-            <w:proofErr w:type="gramEnd"/>
           </w:p>
           <w:p>
             <w:pPr>
@@ -3044,7 +2582,6 @@
                 <w:szCs w:val="26"/>
               </w:rPr>
             </w:pPr>
-            <w:proofErr w:type="gramStart"/>
             <w:r>
               <w:rPr>
                 <w:rFonts w:ascii="Times New Roman" w:hAnsi="Times New Roman" w:cs="Times New Roman"/>
@@ -3060,25 +2597,7 @@
                 <w:sz w:val="26"/>
                 <w:szCs w:val="26"/>
               </w:rPr>
-              <w:t>load</w:t>
-            </w:r>
-            <w:proofErr w:type="gramEnd"/>
-            <w:r>
-              <w:rPr>
-                <w:rFonts w:ascii="Times New Roman" w:hAnsi="Times New Roman" w:cs="Times New Roman"/>
-                <w:sz w:val="26"/>
-                <w:szCs w:val="26"/>
-              </w:rPr>
-              <w:t>_weight_text|</w:t>
-            </w:r>
-            <w:proofErr w:type="gramStart"/>
-            <w:r>
-              <w:rPr>
-                <w:rFonts w:ascii="Times New Roman" w:hAnsi="Times New Roman" w:cs="Times New Roman"/>
-                <w:sz w:val="26"/>
-                <w:szCs w:val="26"/>
-              </w:rPr>
-              <w:t>default</w:t>
+              <w:t>load_weight_text|default</w:t>
             </w:r>
             <w:proofErr w:type="spellEnd"/>
             <w:r>
@@ -3087,16 +2606,7 @@
                 <w:sz w:val="26"/>
                 <w:szCs w:val="26"/>
               </w:rPr>
-              <w:t>(</w:t>
-            </w:r>
-            <w:proofErr w:type="gramEnd"/>
-            <w:r>
-              <w:rPr>
-                <w:rFonts w:ascii="Times New Roman" w:hAnsi="Times New Roman" w:cs="Times New Roman"/>
-                <w:sz w:val="26"/>
-                <w:szCs w:val="26"/>
-              </w:rPr>
-              <w:t>'') }}</w:t>
+              <w:t>('') }}</w:t>
             </w:r>
           </w:p>
         </w:tc>
@@ -3500,7 +3010,6 @@
               <w:t xml:space="preserve"> flow </w:t>
             </w:r>
             <w:proofErr w:type="spellStart"/>
-            <w:proofErr w:type="gramStart"/>
             <w:r>
               <w:rPr>
                 <w:rFonts w:ascii="Times New Roman" w:hAnsi="Times New Roman" w:cs="Times New Roman"/>
@@ -3518,9 +3027,9 @@
                 <w:szCs w:val="26"/>
                 <w:lang w:val="fr-BE"/>
               </w:rPr>
-              <w:t>:</w:t>
-            </w:r>
-            <w:proofErr w:type="gramEnd"/>
+              <w:t xml:space="preserve">: {{ </w:t>
+            </w:r>
+            <w:proofErr w:type="spellStart"/>
             <w:r>
               <w:rPr>
                 <w:rFonts w:ascii="Times New Roman" w:hAnsi="Times New Roman" w:cs="Times New Roman"/>
@@ -3528,9 +3037,9 @@
                 <w:szCs w:val="26"/>
                 <w:lang w:val="fr-BE"/>
               </w:rPr>
-              <w:t xml:space="preserve"> </w:t>
-            </w:r>
-            <w:proofErr w:type="gramStart"/>
+              <w:t>flow_steps|default</w:t>
+            </w:r>
+            <w:proofErr w:type="spellEnd"/>
             <w:r>
               <w:rPr>
                 <w:rFonts w:ascii="Times New Roman" w:hAnsi="Times New Roman" w:cs="Times New Roman"/>
@@ -3538,57 +3047,7 @@
                 <w:szCs w:val="26"/>
                 <w:lang w:val="fr-BE"/>
               </w:rPr>
-              <w:t xml:space="preserve">{{ </w:t>
-            </w:r>
-            <w:proofErr w:type="spellStart"/>
-            <w:r>
-              <w:rPr>
-                <w:rFonts w:ascii="Times New Roman" w:hAnsi="Times New Roman" w:cs="Times New Roman"/>
-                <w:sz w:val="26"/>
-                <w:szCs w:val="26"/>
-                <w:lang w:val="fr-BE"/>
-              </w:rPr>
-              <w:t>flow</w:t>
-            </w:r>
-            <w:proofErr w:type="gramEnd"/>
-            <w:r>
-              <w:rPr>
-                <w:rFonts w:ascii="Times New Roman" w:hAnsi="Times New Roman" w:cs="Times New Roman"/>
-                <w:sz w:val="26"/>
-                <w:szCs w:val="26"/>
-                <w:lang w:val="fr-BE"/>
-              </w:rPr>
-              <w:t>_steps|</w:t>
-            </w:r>
-            <w:proofErr w:type="gramStart"/>
-            <w:r>
-              <w:rPr>
-                <w:rFonts w:ascii="Times New Roman" w:hAnsi="Times New Roman" w:cs="Times New Roman"/>
-                <w:sz w:val="26"/>
-                <w:szCs w:val="26"/>
-                <w:lang w:val="fr-BE"/>
-              </w:rPr>
-              <w:t>default</w:t>
-            </w:r>
-            <w:proofErr w:type="spellEnd"/>
-            <w:r>
-              <w:rPr>
-                <w:rFonts w:ascii="Times New Roman" w:hAnsi="Times New Roman" w:cs="Times New Roman"/>
-                <w:sz w:val="26"/>
-                <w:szCs w:val="26"/>
-                <w:lang w:val="fr-BE"/>
-              </w:rPr>
-              <w:t>(</w:t>
-            </w:r>
-            <w:proofErr w:type="gramEnd"/>
-            <w:r>
-              <w:rPr>
-                <w:rFonts w:ascii="Times New Roman" w:hAnsi="Times New Roman" w:cs="Times New Roman"/>
-                <w:sz w:val="26"/>
-                <w:szCs w:val="26"/>
-                <w:lang w:val="fr-BE"/>
-              </w:rPr>
-              <w:t>'') }}</w:t>
+              <w:t>('') }}</w:t>
             </w:r>
             <w:r>
               <w:rPr>
@@ -3601,7 +3060,6 @@
               <w:t xml:space="preserve">Route </w:t>
             </w:r>
             <w:proofErr w:type="spellStart"/>
-            <w:proofErr w:type="gramStart"/>
             <w:r>
               <w:rPr>
                 <w:rFonts w:ascii="Times New Roman" w:hAnsi="Times New Roman" w:cs="Times New Roman"/>
@@ -3621,7 +3079,6 @@
               </w:rPr>
               <w:t>:</w:t>
             </w:r>
-            <w:proofErr w:type="gramEnd"/>
             <w:r>
               <w:rPr>
                 <w:rFonts w:ascii="Times New Roman" w:hAnsi="Times New Roman" w:cs="Times New Roman"/>
@@ -3630,8 +3087,9 @@
                 <w:lang w:val="fr-BE"/>
               </w:rPr>
               <w:br/>
-            </w:r>
-            <w:proofErr w:type="gramStart"/>
+              <w:t xml:space="preserve">{{ </w:t>
+            </w:r>
+            <w:proofErr w:type="spellStart"/>
             <w:r>
               <w:rPr>
                 <w:rFonts w:ascii="Times New Roman" w:hAnsi="Times New Roman" w:cs="Times New Roman"/>
@@ -3639,6 +3097,164 @@
                 <w:szCs w:val="26"/>
                 <w:lang w:val="fr-BE"/>
               </w:rPr>
+              <w:t>route_summary|default</w:t>
+            </w:r>
+            <w:proofErr w:type="spellEnd"/>
+            <w:r>
+              <w:rPr>
+                <w:rFonts w:ascii="Times New Roman" w:hAnsi="Times New Roman" w:cs="Times New Roman"/>
+                <w:sz w:val="26"/>
+                <w:szCs w:val="26"/>
+                <w:lang w:val="fr-BE"/>
+              </w:rPr>
+              <w:t>('') }}</w:t>
+            </w:r>
+            <w:r>
+              <w:rPr>
+                <w:rFonts w:ascii="Times New Roman" w:hAnsi="Times New Roman" w:cs="Times New Roman"/>
+                <w:sz w:val="26"/>
+                <w:szCs w:val="26"/>
+                <w:lang w:val="fr-BE"/>
+              </w:rPr>
+              <w:br/>
+            </w:r>
+            <w:proofErr w:type="spellStart"/>
+            <w:r>
+              <w:rPr>
+                <w:rFonts w:ascii="Times New Roman" w:hAnsi="Times New Roman" w:cs="Times New Roman"/>
+                <w:sz w:val="26"/>
+                <w:szCs w:val="26"/>
+                <w:lang w:val="fr-BE"/>
+              </w:rPr>
+              <w:t>Material</w:t>
+            </w:r>
+            <w:proofErr w:type="spellEnd"/>
+            <w:r>
+              <w:rPr>
+                <w:rFonts w:ascii="Times New Roman" w:hAnsi="Times New Roman" w:cs="Times New Roman"/>
+                <w:sz w:val="26"/>
+                <w:szCs w:val="26"/>
+                <w:lang w:val="fr-BE"/>
+              </w:rPr>
+              <w:t xml:space="preserve"> flow </w:t>
+            </w:r>
+            <w:proofErr w:type="spellStart"/>
+            <w:r>
+              <w:rPr>
+                <w:rFonts w:ascii="Times New Roman" w:hAnsi="Times New Roman" w:cs="Times New Roman"/>
+                <w:sz w:val="26"/>
+                <w:szCs w:val="26"/>
+                <w:lang w:val="fr-BE"/>
+              </w:rPr>
+              <w:t>details</w:t>
+            </w:r>
+            <w:proofErr w:type="spellEnd"/>
+            <w:r>
+              <w:rPr>
+                <w:rFonts w:ascii="Times New Roman" w:hAnsi="Times New Roman" w:cs="Times New Roman"/>
+                <w:sz w:val="26"/>
+                <w:szCs w:val="26"/>
+                <w:lang w:val="fr-BE"/>
+              </w:rPr>
+              <w:t xml:space="preserve"> / </w:t>
+            </w:r>
+            <w:proofErr w:type="spellStart"/>
+            <w:r>
+              <w:rPr>
+                <w:rFonts w:ascii="Times New Roman" w:hAnsi="Times New Roman" w:cs="Times New Roman"/>
+                <w:sz w:val="26"/>
+                <w:szCs w:val="26"/>
+                <w:lang w:val="fr-BE"/>
+              </w:rPr>
+              <w:t>summary</w:t>
+            </w:r>
+            <w:proofErr w:type="spellEnd"/>
+            <w:r>
+              <w:rPr>
+                <w:rFonts w:ascii="Times New Roman" w:hAnsi="Times New Roman" w:cs="Times New Roman"/>
+                <w:sz w:val="26"/>
+                <w:szCs w:val="26"/>
+                <w:lang w:val="fr-BE"/>
+              </w:rPr>
+              <w:t xml:space="preserve">: {{ </w:t>
+            </w:r>
+            <w:proofErr w:type="spellStart"/>
+            <w:r>
+              <w:rPr>
+                <w:rFonts w:ascii="Times New Roman" w:hAnsi="Times New Roman" w:cs="Times New Roman"/>
+                <w:sz w:val="26"/>
+                <w:szCs w:val="26"/>
+                <w:lang w:val="fr-BE"/>
+              </w:rPr>
+              <w:t>material_flow_text|default</w:t>
+            </w:r>
+            <w:proofErr w:type="spellEnd"/>
+            <w:r>
+              <w:rPr>
+                <w:rFonts w:ascii="Times New Roman" w:hAnsi="Times New Roman" w:cs="Times New Roman"/>
+                <w:sz w:val="26"/>
+                <w:szCs w:val="26"/>
+                <w:lang w:val="fr-BE"/>
+              </w:rPr>
+              <w:t>('') }}</w:t>
+            </w:r>
+            <w:r>
+              <w:rPr>
+                <w:rFonts w:ascii="Times New Roman" w:hAnsi="Times New Roman" w:cs="Times New Roman"/>
+                <w:sz w:val="26"/>
+                <w:szCs w:val="26"/>
+                <w:lang w:val="fr-BE"/>
+              </w:rPr>
+              <w:br/>
+            </w:r>
+            <w:proofErr w:type="spellStart"/>
+            <w:r>
+              <w:rPr>
+                <w:rFonts w:ascii="Times New Roman" w:hAnsi="Times New Roman" w:cs="Times New Roman"/>
+                <w:sz w:val="26"/>
+                <w:szCs w:val="26"/>
+                <w:lang w:val="fr-BE"/>
+              </w:rPr>
+              <w:t>Detailed</w:t>
+            </w:r>
+            <w:proofErr w:type="spellEnd"/>
+            <w:r>
+              <w:rPr>
+                <w:rFonts w:ascii="Times New Roman" w:hAnsi="Times New Roman" w:cs="Times New Roman"/>
+                <w:sz w:val="26"/>
+                <w:szCs w:val="26"/>
+                <w:lang w:val="fr-BE"/>
+              </w:rPr>
+              <w:t xml:space="preserve"> </w:t>
+            </w:r>
+            <w:proofErr w:type="spellStart"/>
+            <w:r>
+              <w:rPr>
+                <w:rFonts w:ascii="Times New Roman" w:hAnsi="Times New Roman" w:cs="Times New Roman"/>
+                <w:sz w:val="26"/>
+                <w:szCs w:val="26"/>
+                <w:lang w:val="fr-BE"/>
+              </w:rPr>
+              <w:t>step</w:t>
+            </w:r>
+            <w:proofErr w:type="spellEnd"/>
+            <w:r>
+              <w:rPr>
+                <w:rFonts w:ascii="Times New Roman" w:hAnsi="Times New Roman" w:cs="Times New Roman"/>
+                <w:sz w:val="26"/>
+                <w:szCs w:val="26"/>
+                <w:lang w:val="fr-BE"/>
+              </w:rPr>
+              <w:t xml:space="preserve"> notes:</w:t>
+            </w:r>
+            <w:r>
+              <w:rPr>
+                <w:rFonts w:ascii="Times New Roman" w:hAnsi="Times New Roman" w:cs="Times New Roman"/>
+                <w:sz w:val="26"/>
+                <w:szCs w:val="26"/>
+                <w:lang w:val="fr-BE"/>
+              </w:rPr>
+              <w:br/>
               <w:t xml:space="preserve">{{ </w:t>
             </w:r>
             <w:proofErr w:type="spellStart"/>
@@ -3649,9 +3265,9 @@
                 <w:szCs w:val="26"/>
                 <w:lang w:val="fr-BE"/>
               </w:rPr>
-              <w:t>route</w:t>
-            </w:r>
-            <w:proofErr w:type="gramEnd"/>
+              <w:t>material_step_details_text|default</w:t>
+            </w:r>
+            <w:proofErr w:type="spellEnd"/>
             <w:r>
               <w:rPr>
                 <w:rFonts w:ascii="Times New Roman" w:hAnsi="Times New Roman" w:cs="Times New Roman"/>
@@ -3659,306 +3275,7 @@
                 <w:szCs w:val="26"/>
                 <w:lang w:val="fr-BE"/>
               </w:rPr>
-              <w:t>_summary|</w:t>
-            </w:r>
-            <w:proofErr w:type="gramStart"/>
-            <w:r>
-              <w:rPr>
-                <w:rFonts w:ascii="Times New Roman" w:hAnsi="Times New Roman" w:cs="Times New Roman"/>
-                <w:sz w:val="26"/>
-                <w:szCs w:val="26"/>
-                <w:lang w:val="fr-BE"/>
-              </w:rPr>
-              <w:t>default</w:t>
-            </w:r>
-            <w:proofErr w:type="spellEnd"/>
-            <w:r>
-              <w:rPr>
-                <w:rFonts w:ascii="Times New Roman" w:hAnsi="Times New Roman" w:cs="Times New Roman"/>
-                <w:sz w:val="26"/>
-                <w:szCs w:val="26"/>
-                <w:lang w:val="fr-BE"/>
-              </w:rPr>
-              <w:t>(</w:t>
-            </w:r>
-            <w:proofErr w:type="gramEnd"/>
-            <w:r>
-              <w:rPr>
-                <w:rFonts w:ascii="Times New Roman" w:hAnsi="Times New Roman" w:cs="Times New Roman"/>
-                <w:sz w:val="26"/>
-                <w:szCs w:val="26"/>
-                <w:lang w:val="fr-BE"/>
-              </w:rPr>
-              <w:t>'') }}</w:t>
-            </w:r>
-            <w:r>
-              <w:rPr>
-                <w:rFonts w:ascii="Times New Roman" w:hAnsi="Times New Roman" w:cs="Times New Roman"/>
-                <w:sz w:val="26"/>
-                <w:szCs w:val="26"/>
-                <w:lang w:val="fr-BE"/>
-              </w:rPr>
-              <w:br/>
-            </w:r>
-            <w:proofErr w:type="spellStart"/>
-            <w:r>
-              <w:rPr>
-                <w:rFonts w:ascii="Times New Roman" w:hAnsi="Times New Roman" w:cs="Times New Roman"/>
-                <w:sz w:val="26"/>
-                <w:szCs w:val="26"/>
-                <w:lang w:val="fr-BE"/>
-              </w:rPr>
-              <w:t>Material</w:t>
-            </w:r>
-            <w:proofErr w:type="spellEnd"/>
-            <w:r>
-              <w:rPr>
-                <w:rFonts w:ascii="Times New Roman" w:hAnsi="Times New Roman" w:cs="Times New Roman"/>
-                <w:sz w:val="26"/>
-                <w:szCs w:val="26"/>
-                <w:lang w:val="fr-BE"/>
-              </w:rPr>
-              <w:t xml:space="preserve"> flow </w:t>
-            </w:r>
-            <w:proofErr w:type="spellStart"/>
-            <w:r>
-              <w:rPr>
-                <w:rFonts w:ascii="Times New Roman" w:hAnsi="Times New Roman" w:cs="Times New Roman"/>
-                <w:sz w:val="26"/>
-                <w:szCs w:val="26"/>
-                <w:lang w:val="fr-BE"/>
-              </w:rPr>
-              <w:t>details</w:t>
-            </w:r>
-            <w:proofErr w:type="spellEnd"/>
-            <w:r>
-              <w:rPr>
-                <w:rFonts w:ascii="Times New Roman" w:hAnsi="Times New Roman" w:cs="Times New Roman"/>
-                <w:sz w:val="26"/>
-                <w:szCs w:val="26"/>
-                <w:lang w:val="fr-BE"/>
-              </w:rPr>
-              <w:t xml:space="preserve"> / </w:t>
-            </w:r>
-            <w:proofErr w:type="spellStart"/>
-            <w:proofErr w:type="gramStart"/>
-            <w:r>
-              <w:rPr>
-                <w:rFonts w:ascii="Times New Roman" w:hAnsi="Times New Roman" w:cs="Times New Roman"/>
-                <w:sz w:val="26"/>
-                <w:szCs w:val="26"/>
-                <w:lang w:val="fr-BE"/>
-              </w:rPr>
-              <w:t>summary</w:t>
-            </w:r>
-            <w:proofErr w:type="spellEnd"/>
-            <w:r>
-              <w:rPr>
-                <w:rFonts w:ascii="Times New Roman" w:hAnsi="Times New Roman" w:cs="Times New Roman"/>
-                <w:sz w:val="26"/>
-                <w:szCs w:val="26"/>
-                <w:lang w:val="fr-BE"/>
-              </w:rPr>
-              <w:t>:</w:t>
-            </w:r>
-            <w:proofErr w:type="gramEnd"/>
-            <w:r>
-              <w:rPr>
-                <w:rFonts w:ascii="Times New Roman" w:hAnsi="Times New Roman" w:cs="Times New Roman"/>
-                <w:sz w:val="26"/>
-                <w:szCs w:val="26"/>
-                <w:lang w:val="fr-BE"/>
-              </w:rPr>
-              <w:t xml:space="preserve"> </w:t>
-            </w:r>
-            <w:proofErr w:type="gramStart"/>
-            <w:r>
-              <w:rPr>
-                <w:rFonts w:ascii="Times New Roman" w:hAnsi="Times New Roman" w:cs="Times New Roman"/>
-                <w:sz w:val="26"/>
-                <w:szCs w:val="26"/>
-                <w:lang w:val="fr-BE"/>
-              </w:rPr>
-              <w:t xml:space="preserve">{{ </w:t>
-            </w:r>
-            <w:proofErr w:type="spellStart"/>
-            <w:r>
-              <w:rPr>
-                <w:rFonts w:ascii="Times New Roman" w:hAnsi="Times New Roman" w:cs="Times New Roman"/>
-                <w:sz w:val="26"/>
-                <w:szCs w:val="26"/>
-                <w:lang w:val="fr-BE"/>
-              </w:rPr>
-              <w:t>material</w:t>
-            </w:r>
-            <w:proofErr w:type="gramEnd"/>
-            <w:r>
-              <w:rPr>
-                <w:rFonts w:ascii="Times New Roman" w:hAnsi="Times New Roman" w:cs="Times New Roman"/>
-                <w:sz w:val="26"/>
-                <w:szCs w:val="26"/>
-                <w:lang w:val="fr-BE"/>
-              </w:rPr>
-              <w:t>_flow_text|</w:t>
-            </w:r>
-            <w:proofErr w:type="gramStart"/>
-            <w:r>
-              <w:rPr>
-                <w:rFonts w:ascii="Times New Roman" w:hAnsi="Times New Roman" w:cs="Times New Roman"/>
-                <w:sz w:val="26"/>
-                <w:szCs w:val="26"/>
-                <w:lang w:val="fr-BE"/>
-              </w:rPr>
-              <w:t>default</w:t>
-            </w:r>
-            <w:proofErr w:type="spellEnd"/>
-            <w:r>
-              <w:rPr>
-                <w:rFonts w:ascii="Times New Roman" w:hAnsi="Times New Roman" w:cs="Times New Roman"/>
-                <w:sz w:val="26"/>
-                <w:szCs w:val="26"/>
-                <w:lang w:val="fr-BE"/>
-              </w:rPr>
-              <w:t>(</w:t>
-            </w:r>
-            <w:proofErr w:type="gramEnd"/>
-            <w:r>
-              <w:rPr>
-                <w:rFonts w:ascii="Times New Roman" w:hAnsi="Times New Roman" w:cs="Times New Roman"/>
-                <w:sz w:val="26"/>
-                <w:szCs w:val="26"/>
-                <w:lang w:val="fr-BE"/>
-              </w:rPr>
-              <w:t>'') }}</w:t>
-            </w:r>
-            <w:r>
-              <w:rPr>
-                <w:rFonts w:ascii="Times New Roman" w:hAnsi="Times New Roman" w:cs="Times New Roman"/>
-                <w:sz w:val="26"/>
-                <w:szCs w:val="26"/>
-                <w:lang w:val="fr-BE"/>
-              </w:rPr>
-              <w:br/>
-            </w:r>
-            <w:proofErr w:type="spellStart"/>
-            <w:r>
-              <w:rPr>
-                <w:rFonts w:ascii="Times New Roman" w:hAnsi="Times New Roman" w:cs="Times New Roman"/>
-                <w:sz w:val="26"/>
-                <w:szCs w:val="26"/>
-                <w:lang w:val="fr-BE"/>
-              </w:rPr>
-              <w:t>Detailed</w:t>
-            </w:r>
-            <w:proofErr w:type="spellEnd"/>
-            <w:r>
-              <w:rPr>
-                <w:rFonts w:ascii="Times New Roman" w:hAnsi="Times New Roman" w:cs="Times New Roman"/>
-                <w:sz w:val="26"/>
-                <w:szCs w:val="26"/>
-                <w:lang w:val="fr-BE"/>
-              </w:rPr>
-              <w:t xml:space="preserve"> </w:t>
-            </w:r>
-            <w:proofErr w:type="spellStart"/>
-            <w:r>
-              <w:rPr>
-                <w:rFonts w:ascii="Times New Roman" w:hAnsi="Times New Roman" w:cs="Times New Roman"/>
-                <w:sz w:val="26"/>
-                <w:szCs w:val="26"/>
-                <w:lang w:val="fr-BE"/>
-              </w:rPr>
-              <w:t>step</w:t>
-            </w:r>
-            <w:proofErr w:type="spellEnd"/>
-            <w:r>
-              <w:rPr>
-                <w:rFonts w:ascii="Times New Roman" w:hAnsi="Times New Roman" w:cs="Times New Roman"/>
-                <w:sz w:val="26"/>
-                <w:szCs w:val="26"/>
-                <w:lang w:val="fr-BE"/>
-              </w:rPr>
-              <w:t xml:space="preserve"> </w:t>
-            </w:r>
-            <w:proofErr w:type="gramStart"/>
-            <w:r>
-              <w:rPr>
-                <w:rFonts w:ascii="Times New Roman" w:hAnsi="Times New Roman" w:cs="Times New Roman"/>
-                <w:sz w:val="26"/>
-                <w:szCs w:val="26"/>
-                <w:lang w:val="fr-BE"/>
-              </w:rPr>
-              <w:t>notes:</w:t>
-            </w:r>
-            <w:proofErr w:type="gramEnd"/>
-            <w:r>
-              <w:rPr>
-                <w:rFonts w:ascii="Times New Roman" w:hAnsi="Times New Roman" w:cs="Times New Roman"/>
-                <w:sz w:val="26"/>
-                <w:szCs w:val="26"/>
-                <w:lang w:val="fr-BE"/>
-              </w:rPr>
-              <w:br/>
-            </w:r>
-            <w:proofErr w:type="gramStart"/>
-            <w:r>
-              <w:rPr>
-                <w:rFonts w:ascii="Times New Roman" w:hAnsi="Times New Roman" w:cs="Times New Roman"/>
-                <w:sz w:val="26"/>
-                <w:szCs w:val="26"/>
-                <w:lang w:val="fr-BE"/>
-              </w:rPr>
-              <w:t xml:space="preserve">{{ </w:t>
-            </w:r>
-            <w:proofErr w:type="spellStart"/>
-            <w:r>
-              <w:rPr>
-                <w:rFonts w:ascii="Times New Roman" w:hAnsi="Times New Roman" w:cs="Times New Roman"/>
-                <w:sz w:val="26"/>
-                <w:szCs w:val="26"/>
-                <w:lang w:val="fr-BE"/>
-              </w:rPr>
-              <w:t>material</w:t>
-            </w:r>
-            <w:proofErr w:type="gramEnd"/>
-            <w:r>
-              <w:rPr>
-                <w:rFonts w:ascii="Times New Roman" w:hAnsi="Times New Roman" w:cs="Times New Roman"/>
-                <w:sz w:val="26"/>
-                <w:szCs w:val="26"/>
-                <w:lang w:val="fr-BE"/>
-              </w:rPr>
-              <w:t>_step_details_text|</w:t>
-            </w:r>
-            <w:proofErr w:type="gramStart"/>
-            <w:r>
-              <w:rPr>
-                <w:rFonts w:ascii="Times New Roman" w:hAnsi="Times New Roman" w:cs="Times New Roman"/>
-                <w:sz w:val="26"/>
-                <w:szCs w:val="26"/>
-                <w:lang w:val="fr-BE"/>
-              </w:rPr>
-              <w:t>default</w:t>
-            </w:r>
-            <w:proofErr w:type="spellEnd"/>
-            <w:r>
-              <w:rPr>
-                <w:rFonts w:ascii="Times New Roman" w:hAnsi="Times New Roman" w:cs="Times New Roman"/>
-                <w:sz w:val="26"/>
-                <w:szCs w:val="26"/>
-                <w:lang w:val="fr-BE"/>
-              </w:rPr>
-              <w:t>(</w:t>
-            </w:r>
-            <w:proofErr w:type="gramEnd"/>
-            <w:r>
-              <w:rPr>
-                <w:rFonts w:ascii="Times New Roman" w:hAnsi="Times New Roman" w:cs="Times New Roman"/>
-                <w:sz w:val="26"/>
-                <w:szCs w:val="26"/>
-                <w:lang w:val="fr-BE"/>
-              </w:rPr>
-              <w:t>'') }}</w:t>
+              <w:t>('') }}</w:t>
             </w:r>
             <w:r>
               <w:rPr>
@@ -3988,9 +3305,8 @@
                 <w:szCs w:val="26"/>
                 <w:lang w:val="fr-BE"/>
               </w:rPr>
-              <w:t xml:space="preserve"> / direct flows / </w:t>
-            </w:r>
-            <w:proofErr w:type="gramStart"/>
+              <w:t xml:space="preserve"> / direct flows / notes:</w:t>
+            </w:r>
             <w:r>
               <w:rPr>
                 <w:rFonts w:ascii="Times New Roman" w:hAnsi="Times New Roman" w:cs="Times New Roman"/>
@@ -3998,9 +3314,10 @@
                 <w:szCs w:val="26"/>
                 <w:lang w:val="fr-BE"/>
               </w:rPr>
-              <w:t>notes:</w:t>
-            </w:r>
-            <w:proofErr w:type="gramEnd"/>
+              <w:br/>
+              <w:t xml:space="preserve">{{ </w:t>
+            </w:r>
+            <w:proofErr w:type="spellStart"/>
             <w:r>
               <w:rPr>
                 <w:rFonts w:ascii="Times New Roman" w:hAnsi="Times New Roman" w:cs="Times New Roman"/>
@@ -4008,9 +3325,9 @@
                 <w:szCs w:val="26"/>
                 <w:lang w:val="fr-BE"/>
               </w:rPr>
-              <w:br/>
-            </w:r>
-            <w:proofErr w:type="gramStart"/>
+              <w:t>special_comments|default</w:t>
+            </w:r>
+            <w:proofErr w:type="spellEnd"/>
             <w:r>
               <w:rPr>
                 <w:rFonts w:ascii="Times New Roman" w:hAnsi="Times New Roman" w:cs="Times New Roman"/>
@@ -4018,57 +3335,7 @@
                 <w:szCs w:val="26"/>
                 <w:lang w:val="fr-BE"/>
               </w:rPr>
-              <w:t xml:space="preserve">{{ </w:t>
-            </w:r>
-            <w:proofErr w:type="spellStart"/>
-            <w:r>
-              <w:rPr>
-                <w:rFonts w:ascii="Times New Roman" w:hAnsi="Times New Roman" w:cs="Times New Roman"/>
-                <w:sz w:val="26"/>
-                <w:szCs w:val="26"/>
-                <w:lang w:val="fr-BE"/>
-              </w:rPr>
-              <w:t>special</w:t>
-            </w:r>
-            <w:proofErr w:type="gramEnd"/>
-            <w:r>
-              <w:rPr>
-                <w:rFonts w:ascii="Times New Roman" w:hAnsi="Times New Roman" w:cs="Times New Roman"/>
-                <w:sz w:val="26"/>
-                <w:szCs w:val="26"/>
-                <w:lang w:val="fr-BE"/>
-              </w:rPr>
-              <w:t>_comments|</w:t>
-            </w:r>
-            <w:proofErr w:type="gramStart"/>
-            <w:r>
-              <w:rPr>
-                <w:rFonts w:ascii="Times New Roman" w:hAnsi="Times New Roman" w:cs="Times New Roman"/>
-                <w:sz w:val="26"/>
-                <w:szCs w:val="26"/>
-                <w:lang w:val="fr-BE"/>
-              </w:rPr>
-              <w:t>default</w:t>
-            </w:r>
-            <w:proofErr w:type="spellEnd"/>
-            <w:r>
-              <w:rPr>
-                <w:rFonts w:ascii="Times New Roman" w:hAnsi="Times New Roman" w:cs="Times New Roman"/>
-                <w:sz w:val="26"/>
-                <w:szCs w:val="26"/>
-                <w:lang w:val="fr-BE"/>
-              </w:rPr>
-              <w:t>(</w:t>
-            </w:r>
-            <w:proofErr w:type="gramEnd"/>
-            <w:r>
-              <w:rPr>
-                <w:rFonts w:ascii="Times New Roman" w:hAnsi="Times New Roman" w:cs="Times New Roman"/>
-                <w:sz w:val="26"/>
-                <w:szCs w:val="26"/>
-                <w:lang w:val="fr-BE"/>
-              </w:rPr>
-              <w:t>'') }}</w:t>
+              <w:t>('') }}</w:t>
             </w:r>
           </w:p>
         </w:tc>
@@ -4203,16 +3470,7 @@
                 <w:szCs w:val="26"/>
               </w:rPr>
               <w:br/>
-              <w:t xml:space="preserve">See attached CAD / layout file: </w:t>
-            </w:r>
-            <w:proofErr w:type="gramStart"/>
-            <w:r>
-              <w:rPr>
-                <w:rFonts w:ascii="Times New Roman" w:hAnsi="Times New Roman" w:cs="Times New Roman"/>
-                <w:sz w:val="26"/>
-                <w:szCs w:val="26"/>
-              </w:rPr>
-              <w:t xml:space="preserve">{{ </w:t>
+              <w:t xml:space="preserve">See attached CAD / layout file: {{ </w:t>
             </w:r>
             <w:proofErr w:type="spellStart"/>
             <w:r>
@@ -4221,25 +3479,7 @@
                 <w:sz w:val="26"/>
                 <w:szCs w:val="26"/>
               </w:rPr>
-              <w:t>cad</w:t>
-            </w:r>
-            <w:proofErr w:type="gramEnd"/>
-            <w:r>
-              <w:rPr>
-                <w:rFonts w:ascii="Times New Roman" w:hAnsi="Times New Roman" w:cs="Times New Roman"/>
-                <w:sz w:val="26"/>
-                <w:szCs w:val="26"/>
-              </w:rPr>
-              <w:t>_filename|</w:t>
-            </w:r>
-            <w:proofErr w:type="gramStart"/>
-            <w:r>
-              <w:rPr>
-                <w:rFonts w:ascii="Times New Roman" w:hAnsi="Times New Roman" w:cs="Times New Roman"/>
-                <w:sz w:val="26"/>
-                <w:szCs w:val="26"/>
-              </w:rPr>
-              <w:t>default</w:t>
+              <w:t>cad_filename|default</w:t>
             </w:r>
             <w:proofErr w:type="spellEnd"/>
             <w:r>
@@ -4248,16 +3488,7 @@
                 <w:sz w:val="26"/>
                 <w:szCs w:val="26"/>
               </w:rPr>
-              <w:t>(</w:t>
-            </w:r>
-            <w:proofErr w:type="gramEnd"/>
-            <w:r>
-              <w:rPr>
-                <w:rFonts w:ascii="Times New Roman" w:hAnsi="Times New Roman" w:cs="Times New Roman"/>
-                <w:sz w:val="26"/>
-                <w:szCs w:val="26"/>
-              </w:rPr>
-              <w:t>'') }}</w:t>
+              <w:t>('') }}</w:t>
             </w:r>
           </w:p>
         </w:tc>
@@ -4535,147 +3766,63 @@
               <w:rPr>
                 <w:lang w:val="en-BE"/>
               </w:rPr>
-              <w:t xml:space="preserve">Site Wi-Fi available: </w:t>
-            </w:r>
-            <w:proofErr w:type="gramStart"/>
+              <w:t xml:space="preserve">Site Wi-Fi available: {{ </w:t>
+            </w:r>
+            <w:proofErr w:type="spellStart"/>
             <w:r>
               <w:rPr>
                 <w:lang w:val="en-BE"/>
               </w:rPr>
-              <w:t xml:space="preserve">{{ </w:t>
+              <w:t>site_wifi_available|default</w:t>
+            </w:r>
+            <w:proofErr w:type="spellEnd"/>
+            <w:r>
+              <w:rPr>
+                <w:lang w:val="en-BE"/>
+              </w:rPr>
+              <w:t>('') }}</w:t>
+            </w:r>
+            <w:r>
+              <w:rPr>
+                <w:lang w:val="en-BE"/>
+              </w:rPr>
+              <w:br/>
+              <w:t xml:space="preserve">Network status: {{ </w:t>
             </w:r>
             <w:proofErr w:type="spellStart"/>
             <w:r>
               <w:rPr>
                 <w:lang w:val="en-BE"/>
               </w:rPr>
-              <w:t>site</w:t>
-            </w:r>
-            <w:proofErr w:type="gramEnd"/>
+              <w:t>network_status|default</w:t>
+            </w:r>
+            <w:proofErr w:type="spellEnd"/>
             <w:r>
               <w:rPr>
                 <w:lang w:val="en-BE"/>
               </w:rPr>
-              <w:t>_wifi_available|</w:t>
-            </w:r>
-            <w:proofErr w:type="gramStart"/>
+              <w:t>('') }}</w:t>
+            </w:r>
             <w:r>
               <w:rPr>
                 <w:lang w:val="en-BE"/>
               </w:rPr>
-              <w:t>default</w:t>
+              <w:br/>
+              <w:t xml:space="preserve">Coverage details: {{ </w:t>
+            </w:r>
+            <w:proofErr w:type="spellStart"/>
+            <w:r>
+              <w:rPr>
+                <w:lang w:val="en-BE"/>
+              </w:rPr>
+              <w:t>network_coverage|default</w:t>
             </w:r>
             <w:proofErr w:type="spellEnd"/>
             <w:r>
               <w:rPr>
                 <w:lang w:val="en-BE"/>
               </w:rPr>
-              <w:t>(</w:t>
-            </w:r>
-            <w:proofErr w:type="gramEnd"/>
-            <w:r>
-              <w:rPr>
-                <w:lang w:val="en-BE"/>
-              </w:rPr>
-              <w:t>'') }}</w:t>
-            </w:r>
-            <w:r>
-              <w:rPr>
-                <w:lang w:val="en-BE"/>
-              </w:rPr>
-              <w:br/>
-              <w:t xml:space="preserve">Network status: </w:t>
-            </w:r>
-            <w:proofErr w:type="gramStart"/>
-            <w:r>
-              <w:rPr>
-                <w:lang w:val="en-BE"/>
-              </w:rPr>
-              <w:t xml:space="preserve">{{ </w:t>
-            </w:r>
-            <w:proofErr w:type="spellStart"/>
-            <w:r>
-              <w:rPr>
-                <w:lang w:val="en-BE"/>
-              </w:rPr>
-              <w:t>network</w:t>
-            </w:r>
-            <w:proofErr w:type="gramEnd"/>
-            <w:r>
-              <w:rPr>
-                <w:lang w:val="en-BE"/>
-              </w:rPr>
-              <w:t>_status|</w:t>
-            </w:r>
-            <w:proofErr w:type="gramStart"/>
-            <w:r>
-              <w:rPr>
-                <w:lang w:val="en-BE"/>
-              </w:rPr>
-              <w:t>default</w:t>
-            </w:r>
-            <w:proofErr w:type="spellEnd"/>
-            <w:r>
-              <w:rPr>
-                <w:lang w:val="en-BE"/>
-              </w:rPr>
-              <w:t>(</w:t>
-            </w:r>
-            <w:proofErr w:type="gramEnd"/>
-            <w:r>
-              <w:rPr>
-                <w:lang w:val="en-BE"/>
-              </w:rPr>
-              <w:t>'') }}</w:t>
-            </w:r>
-            <w:r>
-              <w:rPr>
-                <w:lang w:val="en-BE"/>
-              </w:rPr>
-              <w:br/>
-              <w:t xml:space="preserve">Coverage details: </w:t>
-            </w:r>
-            <w:proofErr w:type="gramStart"/>
-            <w:r>
-              <w:rPr>
-                <w:lang w:val="en-BE"/>
-              </w:rPr>
-              <w:t xml:space="preserve">{{ </w:t>
-            </w:r>
-            <w:proofErr w:type="spellStart"/>
-            <w:r>
-              <w:rPr>
-                <w:lang w:val="en-BE"/>
-              </w:rPr>
-              <w:t>network</w:t>
-            </w:r>
-            <w:proofErr w:type="gramEnd"/>
-            <w:r>
-              <w:rPr>
-                <w:lang w:val="en-BE"/>
-              </w:rPr>
-              <w:t>_coverage|</w:t>
-            </w:r>
-            <w:proofErr w:type="gramStart"/>
-            <w:r>
-              <w:rPr>
-                <w:lang w:val="en-BE"/>
-              </w:rPr>
-              <w:t>default</w:t>
-            </w:r>
-            <w:proofErr w:type="spellEnd"/>
-            <w:r>
-              <w:rPr>
-                <w:lang w:val="en-BE"/>
-              </w:rPr>
-              <w:t>(</w:t>
-            </w:r>
-            <w:proofErr w:type="gramEnd"/>
-            <w:r>
-              <w:rPr>
-                <w:lang w:val="en-BE"/>
-              </w:rPr>
-              <w:t>'') }}</w:t>
+              <w:t>('') }}</w:t>
             </w:r>
           </w:p>
         </w:tc>
@@ -4793,7 +3940,6 @@
             <w:vAlign w:val="center"/>
           </w:tcPr>
           <w:p>
-            <w:proofErr w:type="gramStart"/>
             <w:r>
               <w:rPr>
                 <w:rFonts w:ascii="Times New Roman" w:eastAsiaTheme="minorEastAsia" w:hAnsi="Times New Roman" w:cs="Times New Roman"/>
@@ -4810,25 +3956,7 @@
                 <w:sz w:val="26"/>
                 <w:szCs w:val="26"/>
               </w:rPr>
-              <w:t>integration</w:t>
-            </w:r>
-            <w:proofErr w:type="gramEnd"/>
-            <w:r>
-              <w:rPr>
-                <w:rFonts w:ascii="Times New Roman" w:eastAsiaTheme="minorEastAsia" w:hAnsi="Times New Roman" w:cs="Times New Roman"/>
-                <w:sz w:val="26"/>
-                <w:szCs w:val="26"/>
-              </w:rPr>
-              <w:t>_support_text|</w:t>
-            </w:r>
-            <w:proofErr w:type="gramStart"/>
-            <w:r>
-              <w:rPr>
-                <w:rFonts w:ascii="Times New Roman" w:eastAsiaTheme="minorEastAsia" w:hAnsi="Times New Roman" w:cs="Times New Roman"/>
-                <w:sz w:val="26"/>
-                <w:szCs w:val="26"/>
-              </w:rPr>
-              <w:t>default</w:t>
+              <w:t>integration_support_text|default</w:t>
             </w:r>
             <w:proofErr w:type="spellEnd"/>
             <w:r>
@@ -4837,34 +3965,7 @@
                 <w:sz w:val="26"/>
                 <w:szCs w:val="26"/>
               </w:rPr>
-              <w:t>(</w:t>
-            </w:r>
-            <w:proofErr w:type="gramEnd"/>
-            <w:r>
-              <w:rPr>
-                <w:rFonts w:ascii="Times New Roman" w:eastAsiaTheme="minorEastAsia" w:hAnsi="Times New Roman" w:cs="Times New Roman"/>
-                <w:sz w:val="26"/>
-                <w:szCs w:val="26"/>
-              </w:rPr>
-              <w:t>''</w:t>
-            </w:r>
-            <w:proofErr w:type="gramStart"/>
-            <w:r>
-              <w:rPr>
-                <w:rFonts w:ascii="Times New Roman" w:eastAsiaTheme="minorEastAsia" w:hAnsi="Times New Roman" w:cs="Times New Roman"/>
-                <w:sz w:val="26"/>
-                <w:szCs w:val="26"/>
-              </w:rPr>
-              <w:t>) }</w:t>
-            </w:r>
-            <w:proofErr w:type="gramEnd"/>
-            <w:r>
-              <w:rPr>
-                <w:rFonts w:ascii="Times New Roman" w:eastAsiaTheme="minorEastAsia" w:hAnsi="Times New Roman" w:cs="Times New Roman"/>
-                <w:sz w:val="26"/>
-                <w:szCs w:val="26"/>
-              </w:rPr>
-              <w:t>}</w:t>
+              <w:t>('') }}</w:t>
             </w:r>
           </w:p>
           <w:p/>
@@ -4957,25 +4058,7 @@
                 <w:sz w:val="26"/>
                 <w:szCs w:val="26"/>
               </w:rPr>
-              <w:t xml:space="preserve">Whether there </w:t>
-            </w:r>
-            <w:proofErr w:type="gramStart"/>
-            <w:r>
-              <w:rPr>
-                <w:rFonts w:ascii="Times New Roman" w:hAnsi="Times New Roman" w:cs="Times New Roman"/>
-                <w:sz w:val="26"/>
-                <w:szCs w:val="26"/>
-              </w:rPr>
-              <w:t>are</w:t>
-            </w:r>
-            <w:proofErr w:type="gramEnd"/>
-            <w:r>
-              <w:rPr>
-                <w:rFonts w:ascii="Times New Roman" w:hAnsi="Times New Roman" w:cs="Times New Roman"/>
-                <w:sz w:val="26"/>
-                <w:szCs w:val="26"/>
-              </w:rPr>
-              <w:t xml:space="preserve"> related equipment that needs to be docked (elevators, robotic arms, roller shutter doors, telescopic doors, vertical warehouses, winding machines, etc.), etc.:</w:t>
+              <w:t>Whether there are related equipment that needs to be docked (elevators, robotic arms, roller shutter doors, telescopic doors, vertical warehouses, winding machines, etc.), etc.:</w:t>
             </w:r>
           </w:p>
         </w:tc>
@@ -4999,7 +4082,6 @@
                 <w:lang w:val="en-BE"/>
               </w:rPr>
             </w:pPr>
-            <w:proofErr w:type="gramStart"/>
             <w:r>
               <w:rPr>
                 <w:rFonts w:ascii="Times New Roman" w:eastAsiaTheme="minorEastAsia" w:hAnsi="Times New Roman" w:cs="Times New Roman"/>
@@ -5015,25 +4097,7 @@
                 <w:sz w:val="26"/>
                 <w:szCs w:val="26"/>
               </w:rPr>
-              <w:t>integration</w:t>
-            </w:r>
-            <w:proofErr w:type="gramEnd"/>
-            <w:r>
-              <w:rPr>
-                <w:rFonts w:ascii="Times New Roman" w:eastAsiaTheme="minorEastAsia" w:hAnsi="Times New Roman" w:cs="Times New Roman"/>
-                <w:sz w:val="26"/>
-                <w:szCs w:val="26"/>
-              </w:rPr>
-              <w:t>_req|</w:t>
-            </w:r>
-            <w:proofErr w:type="gramStart"/>
-            <w:r>
-              <w:rPr>
-                <w:rFonts w:ascii="Times New Roman" w:eastAsiaTheme="minorEastAsia" w:hAnsi="Times New Roman" w:cs="Times New Roman"/>
-                <w:sz w:val="26"/>
-                <w:szCs w:val="26"/>
-              </w:rPr>
-              <w:t>default</w:t>
+              <w:t>integration_req|default</w:t>
             </w:r>
             <w:proofErr w:type="spellEnd"/>
             <w:r>
@@ -5042,201 +4106,7 @@
                 <w:sz w:val="26"/>
                 <w:szCs w:val="26"/>
               </w:rPr>
-              <w:t>(</w:t>
-            </w:r>
-            <w:proofErr w:type="gramEnd"/>
-            <w:r>
-              <w:rPr>
-                <w:rFonts w:ascii="Times New Roman" w:eastAsiaTheme="minorEastAsia" w:hAnsi="Times New Roman" w:cs="Times New Roman"/>
-                <w:sz w:val="26"/>
-                <w:szCs w:val="26"/>
-              </w:rPr>
-              <w:t>''</w:t>
-            </w:r>
-            <w:proofErr w:type="gramStart"/>
-            <w:r>
-              <w:rPr>
-                <w:rFonts w:ascii="Times New Roman" w:eastAsiaTheme="minorEastAsia" w:hAnsi="Times New Roman" w:cs="Times New Roman"/>
-                <w:sz w:val="26"/>
-                <w:szCs w:val="26"/>
-              </w:rPr>
-              <w:t>) }</w:t>
-            </w:r>
-            <w:proofErr w:type="gramEnd"/>
-            <w:r>
-              <w:rPr>
-                <w:rFonts w:ascii="Times New Roman" w:eastAsiaTheme="minorEastAsia" w:hAnsi="Times New Roman" w:cs="Times New Roman"/>
-                <w:sz w:val="26"/>
-                <w:szCs w:val="26"/>
-              </w:rPr>
-              <w:t>}</w:t>
-            </w:r>
-          </w:p>
-          <w:p>
-            <w:pPr>
-              <w:spacing w:line="240" w:lineRule="auto"/>
-              <w:jc w:val="left"/>
-              <w:rPr>
-                <w:rFonts w:ascii="Times New Roman" w:eastAsiaTheme="minorEastAsia" w:hAnsi="Times New Roman" w:cs="Times New Roman"/>
-                <w:sz w:val="26"/>
-                <w:szCs w:val="26"/>
-              </w:rPr>
-            </w:pPr>
-            <w:proofErr w:type="gramStart"/>
-            <w:r>
-              <w:rPr>
-                <w:rFonts w:ascii="Times New Roman" w:eastAsiaTheme="minorEastAsia" w:hAnsi="Times New Roman" w:cs="Times New Roman"/>
-                <w:sz w:val="26"/>
-                <w:szCs w:val="26"/>
-              </w:rPr>
-              <w:t xml:space="preserve">{{ </w:t>
-            </w:r>
-            <w:proofErr w:type="spellStart"/>
-            <w:r>
-              <w:rPr>
-                <w:rFonts w:ascii="Times New Roman" w:eastAsiaTheme="minorEastAsia" w:hAnsi="Times New Roman" w:cs="Times New Roman"/>
-                <w:sz w:val="26"/>
-                <w:szCs w:val="26"/>
-              </w:rPr>
-              <w:t>connections</w:t>
-            </w:r>
-            <w:proofErr w:type="gramEnd"/>
-            <w:r>
-              <w:rPr>
-                <w:rFonts w:ascii="Times New Roman" w:eastAsiaTheme="minorEastAsia" w:hAnsi="Times New Roman" w:cs="Times New Roman"/>
-                <w:sz w:val="26"/>
-                <w:szCs w:val="26"/>
-              </w:rPr>
-              <w:t>_details|</w:t>
-            </w:r>
-            <w:proofErr w:type="gramStart"/>
-            <w:r>
-              <w:rPr>
-                <w:rFonts w:ascii="Times New Roman" w:eastAsiaTheme="minorEastAsia" w:hAnsi="Times New Roman" w:cs="Times New Roman"/>
-                <w:sz w:val="26"/>
-                <w:szCs w:val="26"/>
-              </w:rPr>
-              <w:t>default</w:t>
-            </w:r>
-            <w:proofErr w:type="spellEnd"/>
-            <w:r>
-              <w:rPr>
-                <w:rFonts w:ascii="Times New Roman" w:eastAsiaTheme="minorEastAsia" w:hAnsi="Times New Roman" w:cs="Times New Roman"/>
-                <w:sz w:val="26"/>
-                <w:szCs w:val="26"/>
-              </w:rPr>
-              <w:t>(</w:t>
-            </w:r>
-            <w:proofErr w:type="gramEnd"/>
-            <w:r>
-              <w:rPr>
-                <w:rFonts w:ascii="Times New Roman" w:eastAsiaTheme="minorEastAsia" w:hAnsi="Times New Roman" w:cs="Times New Roman"/>
-                <w:sz w:val="26"/>
-                <w:szCs w:val="26"/>
-              </w:rPr>
-              <w:t>''</w:t>
-            </w:r>
-            <w:proofErr w:type="gramStart"/>
-            <w:r>
-              <w:rPr>
-                <w:rFonts w:ascii="Times New Roman" w:eastAsiaTheme="minorEastAsia" w:hAnsi="Times New Roman" w:cs="Times New Roman"/>
-                <w:sz w:val="26"/>
-                <w:szCs w:val="26"/>
-              </w:rPr>
-              <w:t>) }</w:t>
-            </w:r>
-            <w:proofErr w:type="gramEnd"/>
-            <w:r>
-              <w:rPr>
-                <w:rFonts w:ascii="Times New Roman" w:eastAsiaTheme="minorEastAsia" w:hAnsi="Times New Roman" w:cs="Times New Roman"/>
-                <w:sz w:val="26"/>
-                <w:szCs w:val="26"/>
-              </w:rPr>
-              <w:t>}</w:t>
-            </w:r>
-          </w:p>
-          <w:p>
-            <w:pPr>
-              <w:spacing w:line="240" w:lineRule="auto"/>
-              <w:jc w:val="left"/>
-              <w:rPr>
-                <w:rFonts w:ascii="Times New Roman" w:eastAsiaTheme="minorEastAsia" w:hAnsi="Times New Roman" w:cs="Times New Roman"/>
-                <w:sz w:val="26"/>
-                <w:szCs w:val="26"/>
-                <w:lang w:val="en-BE"/>
-              </w:rPr>
-            </w:pPr>
-            <w:proofErr w:type="gramStart"/>
-            <w:r>
-              <w:rPr>
-                <w:rFonts w:ascii="Times New Roman" w:eastAsiaTheme="minorEastAsia" w:hAnsi="Times New Roman" w:cs="Times New Roman"/>
-                <w:sz w:val="26"/>
-                <w:szCs w:val="26"/>
-              </w:rPr>
-              <w:t xml:space="preserve">{{ </w:t>
-            </w:r>
-            <w:proofErr w:type="spellStart"/>
-            <w:r>
-              <w:rPr>
-                <w:rFonts w:ascii="Times New Roman" w:eastAsiaTheme="minorEastAsia" w:hAnsi="Times New Roman" w:cs="Times New Roman"/>
-                <w:sz w:val="26"/>
-                <w:szCs w:val="26"/>
-              </w:rPr>
-              <w:t>connections</w:t>
-            </w:r>
-            <w:proofErr w:type="gramEnd"/>
-            <w:r>
-              <w:rPr>
-                <w:rFonts w:ascii="Times New Roman" w:eastAsiaTheme="minorEastAsia" w:hAnsi="Times New Roman" w:cs="Times New Roman"/>
-                <w:sz w:val="26"/>
-                <w:szCs w:val="26"/>
-              </w:rPr>
-              <w:t>|</w:t>
-            </w:r>
-            <w:proofErr w:type="gramStart"/>
-            <w:r>
-              <w:rPr>
-                <w:rFonts w:ascii="Times New Roman" w:eastAsiaTheme="minorEastAsia" w:hAnsi="Times New Roman" w:cs="Times New Roman"/>
-                <w:sz w:val="26"/>
-                <w:szCs w:val="26"/>
-              </w:rPr>
-              <w:t>default</w:t>
-            </w:r>
-            <w:proofErr w:type="spellEnd"/>
-            <w:r>
-              <w:rPr>
-                <w:rFonts w:ascii="Times New Roman" w:eastAsiaTheme="minorEastAsia" w:hAnsi="Times New Roman" w:cs="Times New Roman"/>
-                <w:sz w:val="26"/>
-                <w:szCs w:val="26"/>
-              </w:rPr>
-              <w:t>(</w:t>
-            </w:r>
-            <w:proofErr w:type="gramEnd"/>
-            <w:r>
-              <w:rPr>
-                <w:rFonts w:ascii="Times New Roman" w:eastAsiaTheme="minorEastAsia" w:hAnsi="Times New Roman" w:cs="Times New Roman"/>
-                <w:sz w:val="26"/>
-                <w:szCs w:val="26"/>
-              </w:rPr>
-              <w:t>''</w:t>
-            </w:r>
-            <w:proofErr w:type="gramStart"/>
-            <w:r>
-              <w:rPr>
-                <w:rFonts w:ascii="Times New Roman" w:eastAsiaTheme="minorEastAsia" w:hAnsi="Times New Roman" w:cs="Times New Roman"/>
-                <w:sz w:val="26"/>
-                <w:szCs w:val="26"/>
-              </w:rPr>
-              <w:t>) }</w:t>
-            </w:r>
-            <w:proofErr w:type="gramEnd"/>
-            <w:r>
-              <w:rPr>
-                <w:rFonts w:ascii="Times New Roman" w:eastAsiaTheme="minorEastAsia" w:hAnsi="Times New Roman" w:cs="Times New Roman"/>
-                <w:sz w:val="26"/>
-                <w:szCs w:val="26"/>
-              </w:rPr>
-              <w:t>}</w:t>
+              <w:t>('') }}</w:t>
             </w:r>
           </w:p>
           <w:p>
@@ -5544,16 +4414,7 @@
                 <w:szCs w:val="26"/>
               </w:rPr>
               <w:lastRenderedPageBreak/>
-              <w:t xml:space="preserve">Charging status: </w:t>
-            </w:r>
-            <w:proofErr w:type="gramStart"/>
-            <w:r>
-              <w:rPr>
-                <w:rFonts w:ascii="Times New Roman" w:hAnsi="Times New Roman" w:cs="Times New Roman"/>
-                <w:sz w:val="26"/>
-                <w:szCs w:val="26"/>
-              </w:rPr>
-              <w:t xml:space="preserve">{{ </w:t>
+              <w:t xml:space="preserve">Charging status: {{ </w:t>
             </w:r>
             <w:proofErr w:type="spellStart"/>
             <w:r>
@@ -5562,25 +4423,7 @@
                 <w:sz w:val="26"/>
                 <w:szCs w:val="26"/>
               </w:rPr>
-              <w:t>charging</w:t>
-            </w:r>
-            <w:proofErr w:type="gramEnd"/>
-            <w:r>
-              <w:rPr>
-                <w:rFonts w:ascii="Times New Roman" w:hAnsi="Times New Roman" w:cs="Times New Roman"/>
-                <w:sz w:val="26"/>
-                <w:szCs w:val="26"/>
-              </w:rPr>
-              <w:t>_status|</w:t>
-            </w:r>
-            <w:proofErr w:type="gramStart"/>
-            <w:r>
-              <w:rPr>
-                <w:rFonts w:ascii="Times New Roman" w:hAnsi="Times New Roman" w:cs="Times New Roman"/>
-                <w:sz w:val="26"/>
-                <w:szCs w:val="26"/>
-              </w:rPr>
-              <w:t>default</w:t>
+              <w:t>charging_status|default</w:t>
             </w:r>
             <w:proofErr w:type="spellEnd"/>
             <w:r>
@@ -5589,16 +4432,7 @@
                 <w:sz w:val="26"/>
                 <w:szCs w:val="26"/>
               </w:rPr>
-              <w:t>(</w:t>
-            </w:r>
-            <w:proofErr w:type="gramEnd"/>
-            <w:r>
-              <w:rPr>
-                <w:rFonts w:ascii="Times New Roman" w:hAnsi="Times New Roman" w:cs="Times New Roman"/>
-                <w:sz w:val="26"/>
-                <w:szCs w:val="26"/>
-              </w:rPr>
-              <w:t>'') }}</w:t>
+              <w:t>('') }}</w:t>
             </w:r>
             <w:r>
               <w:rPr>
@@ -5607,16 +4441,7 @@
                 <w:szCs w:val="26"/>
               </w:rPr>
               <w:br/>
-              <w:t xml:space="preserve">Parking area: </w:t>
-            </w:r>
-            <w:proofErr w:type="gramStart"/>
-            <w:r>
-              <w:rPr>
-                <w:rFonts w:ascii="Times New Roman" w:hAnsi="Times New Roman" w:cs="Times New Roman"/>
-                <w:sz w:val="26"/>
-                <w:szCs w:val="26"/>
-              </w:rPr>
-              <w:t xml:space="preserve">{{ </w:t>
+              <w:t xml:space="preserve">Parking area: {{ </w:t>
             </w:r>
             <w:proofErr w:type="spellStart"/>
             <w:r>
@@ -5625,25 +4450,7 @@
                 <w:sz w:val="26"/>
                 <w:szCs w:val="26"/>
               </w:rPr>
-              <w:t>parking</w:t>
-            </w:r>
-            <w:proofErr w:type="gramEnd"/>
-            <w:r>
-              <w:rPr>
-                <w:rFonts w:ascii="Times New Roman" w:hAnsi="Times New Roman" w:cs="Times New Roman"/>
-                <w:sz w:val="26"/>
-                <w:szCs w:val="26"/>
-              </w:rPr>
-              <w:t>_area|</w:t>
-            </w:r>
-            <w:proofErr w:type="gramStart"/>
-            <w:r>
-              <w:rPr>
-                <w:rFonts w:ascii="Times New Roman" w:hAnsi="Times New Roman" w:cs="Times New Roman"/>
-                <w:sz w:val="26"/>
-                <w:szCs w:val="26"/>
-              </w:rPr>
-              <w:t>default</w:t>
+              <w:t>parking_area|default</w:t>
             </w:r>
             <w:proofErr w:type="spellEnd"/>
             <w:r>
@@ -5652,42 +4459,15 @@
                 <w:sz w:val="26"/>
                 <w:szCs w:val="26"/>
               </w:rPr>
-              <w:t>(</w:t>
-            </w:r>
-            <w:proofErr w:type="gramEnd"/>
-            <w:r>
-              <w:rPr>
-                <w:rFonts w:ascii="Times New Roman" w:hAnsi="Times New Roman" w:cs="Times New Roman"/>
-                <w:sz w:val="26"/>
-                <w:szCs w:val="26"/>
-              </w:rPr>
-              <w:t>''</w:t>
-            </w:r>
-            <w:proofErr w:type="gramStart"/>
-            <w:r>
-              <w:rPr>
-                <w:rFonts w:ascii="Times New Roman" w:hAnsi="Times New Roman" w:cs="Times New Roman"/>
-                <w:sz w:val="26"/>
-                <w:szCs w:val="26"/>
-              </w:rPr>
-              <w:t>) }}</w:t>
-            </w:r>
-            <w:r>
-              <w:rPr>
-                <w:rFonts w:ascii="Times New Roman" w:hAnsi="Times New Roman" w:cs="Times New Roman"/>
-                <w:sz w:val="26"/>
-                <w:szCs w:val="26"/>
-              </w:rPr>
-              <w:t>Charging</w:t>
-            </w:r>
-            <w:proofErr w:type="gramEnd"/>
-            <w:r>
-              <w:rPr>
-                <w:rFonts w:ascii="Times New Roman" w:hAnsi="Times New Roman" w:cs="Times New Roman"/>
-                <w:sz w:val="26"/>
-                <w:szCs w:val="26"/>
-              </w:rPr>
-              <w:t xml:space="preserve"> </w:t>
+              <w:t>('') }}</w:t>
+            </w:r>
+            <w:r>
+              <w:rPr>
+                <w:rFonts w:ascii="Times New Roman" w:hAnsi="Times New Roman" w:cs="Times New Roman"/>
+                <w:sz w:val="26"/>
+                <w:szCs w:val="26"/>
+              </w:rPr>
+              <w:t xml:space="preserve">Charging </w:t>
             </w:r>
           </w:p>
         </w:tc>
@@ -5840,7 +4620,7 @@
                 <w:sz w:val="26"/>
                 <w:szCs w:val="26"/>
               </w:rPr>
-              <w:t>{{</w:t>
+              <w:t xml:space="preserve">{{ </w:t>
             </w:r>
             <w:proofErr w:type="spellStart"/>
             <w:r>
@@ -5849,7 +4629,7 @@
                 <w:sz w:val="26"/>
                 <w:szCs w:val="26"/>
               </w:rPr>
-              <w:t>special_demand</w:t>
+              <w:t>special_demand|default</w:t>
             </w:r>
             <w:proofErr w:type="spellEnd"/>
             <w:r>
@@ -5857,37 +4637,8 @@
                 <w:rFonts w:ascii="Times New Roman" w:eastAsiaTheme="minorEastAsia" w:hAnsi="Times New Roman" w:cs="Times New Roman"/>
                 <w:sz w:val="26"/>
                 <w:szCs w:val="26"/>
-                <w:lang w:val="en-BE"/>
-              </w:rPr>
-              <w:t>|</w:t>
-            </w:r>
-            <w:proofErr w:type="gramStart"/>
-            <w:r>
-              <w:rPr>
-                <w:rFonts w:ascii="Times New Roman" w:eastAsiaTheme="minorEastAsia" w:hAnsi="Times New Roman" w:cs="Times New Roman"/>
-                <w:sz w:val="26"/>
-                <w:szCs w:val="26"/>
-                <w:lang w:val="en-BE"/>
-              </w:rPr>
-              <w:t>default(</w:t>
-            </w:r>
-            <w:proofErr w:type="gramEnd"/>
-            <w:r>
-              <w:rPr>
-                <w:rFonts w:ascii="Times New Roman" w:eastAsiaTheme="minorEastAsia" w:hAnsi="Times New Roman" w:cs="Times New Roman"/>
-                <w:sz w:val="26"/>
-                <w:szCs w:val="26"/>
-                <w:lang w:val="en-BE"/>
-              </w:rPr>
-              <w:t>‘‘)</w:t>
-            </w:r>
-            <w:r>
-              <w:rPr>
-                <w:rFonts w:ascii="Times New Roman" w:eastAsiaTheme="minorEastAsia" w:hAnsi="Times New Roman" w:cs="Times New Roman"/>
-                <w:sz w:val="26"/>
-                <w:szCs w:val="26"/>
-              </w:rPr>
-              <w:t>}}</w:t>
+              </w:rPr>
+              <w:t>('') }}</w:t>
             </w:r>
           </w:p>
         </w:tc>
@@ -6539,7 +5290,6 @@
                 <w:szCs w:val="26"/>
               </w:rPr>
             </w:pPr>
-            <w:proofErr w:type="gramStart"/>
             <w:r>
               <w:rPr>
                 <w:rFonts w:ascii="Times New Roman" w:hAnsi="Times New Roman" w:cs="Times New Roman"/>
@@ -6555,25 +5305,7 @@
                 <w:sz w:val="26"/>
                 <w:szCs w:val="26"/>
               </w:rPr>
-              <w:t>other</w:t>
-            </w:r>
-            <w:proofErr w:type="gramEnd"/>
-            <w:r>
-              <w:rPr>
-                <w:rFonts w:ascii="Times New Roman" w:hAnsi="Times New Roman" w:cs="Times New Roman"/>
-                <w:sz w:val="26"/>
-                <w:szCs w:val="26"/>
-              </w:rPr>
-              <w:t>_agvs|</w:t>
-            </w:r>
-            <w:proofErr w:type="gramStart"/>
-            <w:r>
-              <w:rPr>
-                <w:rFonts w:ascii="Times New Roman" w:hAnsi="Times New Roman" w:cs="Times New Roman"/>
-                <w:sz w:val="26"/>
-                <w:szCs w:val="26"/>
-              </w:rPr>
-              <w:t>default</w:t>
+              <w:t>other_agvs|default</w:t>
             </w:r>
             <w:proofErr w:type="spellEnd"/>
             <w:r>
@@ -6582,16 +5314,7 @@
                 <w:sz w:val="26"/>
                 <w:szCs w:val="26"/>
               </w:rPr>
-              <w:t>(</w:t>
-            </w:r>
-            <w:proofErr w:type="gramEnd"/>
-            <w:r>
-              <w:rPr>
-                <w:rFonts w:ascii="Times New Roman" w:hAnsi="Times New Roman" w:cs="Times New Roman"/>
-                <w:sz w:val="26"/>
-                <w:szCs w:val="26"/>
-              </w:rPr>
-              <w:t>'') }}</w:t>
+              <w:t>('') }}</w:t>
             </w:r>
             <w:r>
               <w:rPr>
@@ -6601,7 +5324,6 @@
               </w:rPr>
               <w:br/>
             </w:r>
-            <w:proofErr w:type="gramStart"/>
             <w:r>
               <w:rPr>
                 <w:rFonts w:ascii="Times New Roman" w:hAnsi="Times New Roman" w:cs="Times New Roman"/>
@@ -6617,25 +5339,7 @@
                 <w:sz w:val="26"/>
                 <w:szCs w:val="26"/>
               </w:rPr>
-              <w:t>other</w:t>
-            </w:r>
-            <w:proofErr w:type="gramEnd"/>
-            <w:r>
-              <w:rPr>
-                <w:rFonts w:ascii="Times New Roman" w:hAnsi="Times New Roman" w:cs="Times New Roman"/>
-                <w:sz w:val="26"/>
-                <w:szCs w:val="26"/>
-              </w:rPr>
-              <w:t>_traffic|</w:t>
-            </w:r>
-            <w:proofErr w:type="gramStart"/>
-            <w:r>
-              <w:rPr>
-                <w:rFonts w:ascii="Times New Roman" w:hAnsi="Times New Roman" w:cs="Times New Roman"/>
-                <w:sz w:val="26"/>
-                <w:szCs w:val="26"/>
-              </w:rPr>
-              <w:t>default</w:t>
+              <w:t>other_traffic|default</w:t>
             </w:r>
             <w:proofErr w:type="spellEnd"/>
             <w:r>
@@ -6644,47 +5348,19 @@
                 <w:sz w:val="26"/>
                 <w:szCs w:val="26"/>
               </w:rPr>
-              <w:t>(</w:t>
-            </w:r>
-            <w:proofErr w:type="gramEnd"/>
-            <w:r>
-              <w:rPr>
-                <w:rFonts w:ascii="Times New Roman" w:hAnsi="Times New Roman" w:cs="Times New Roman"/>
-                <w:sz w:val="26"/>
-                <w:szCs w:val="26"/>
-              </w:rPr>
-              <w:t>''</w:t>
-            </w:r>
-            <w:proofErr w:type="gramStart"/>
-            <w:r>
-              <w:rPr>
-                <w:rFonts w:ascii="Times New Roman" w:hAnsi="Times New Roman" w:cs="Times New Roman"/>
-                <w:sz w:val="26"/>
-                <w:szCs w:val="26"/>
-              </w:rPr>
-              <w:t>) }</w:t>
-            </w:r>
-            <w:proofErr w:type="gramEnd"/>
-            <w:r>
-              <w:rPr>
-                <w:rFonts w:ascii="Times New Roman" w:hAnsi="Times New Roman" w:cs="Times New Roman"/>
-                <w:sz w:val="26"/>
-                <w:szCs w:val="26"/>
-              </w:rPr>
-              <w:t>}</w:t>
-            </w:r>
-          </w:p>
-          <w:p>
-            <w:pPr>
-              <w:spacing w:line="240" w:lineRule="auto"/>
-              <w:jc w:val="left"/>
-              <w:rPr>
-                <w:rFonts w:ascii="Times New Roman" w:hAnsi="Times New Roman" w:cs="Times New Roman"/>
-                <w:sz w:val="26"/>
-                <w:szCs w:val="26"/>
-              </w:rPr>
-            </w:pPr>
-            <w:proofErr w:type="gramStart"/>
+              <w:t>('') }}</w:t>
+            </w:r>
+          </w:p>
+          <w:p>
+            <w:pPr>
+              <w:spacing w:line="240" w:lineRule="auto"/>
+              <w:jc w:val="left"/>
+              <w:rPr>
+                <w:rFonts w:ascii="Times New Roman" w:hAnsi="Times New Roman" w:cs="Times New Roman"/>
+                <w:sz w:val="26"/>
+                <w:szCs w:val="26"/>
+              </w:rPr>
+            </w:pPr>
             <w:r>
               <w:rPr>
                 <w:rFonts w:ascii="Times New Roman" w:hAnsi="Times New Roman" w:cs="Times New Roman"/>
@@ -6700,25 +5376,7 @@
                 <w:sz w:val="26"/>
                 <w:szCs w:val="26"/>
               </w:rPr>
-              <w:t>ground</w:t>
-            </w:r>
-            <w:proofErr w:type="gramEnd"/>
-            <w:r>
-              <w:rPr>
-                <w:rFonts w:ascii="Times New Roman" w:hAnsi="Times New Roman" w:cs="Times New Roman"/>
-                <w:sz w:val="26"/>
-                <w:szCs w:val="26"/>
-              </w:rPr>
-              <w:t>_gaps_text|</w:t>
-            </w:r>
-            <w:proofErr w:type="gramStart"/>
-            <w:r>
-              <w:rPr>
-                <w:rFonts w:ascii="Times New Roman" w:hAnsi="Times New Roman" w:cs="Times New Roman"/>
-                <w:sz w:val="26"/>
-                <w:szCs w:val="26"/>
-              </w:rPr>
-              <w:t>default</w:t>
+              <w:t>ground_gaps_text|default</w:t>
             </w:r>
             <w:proofErr w:type="spellEnd"/>
             <w:r>
@@ -6727,16 +5385,7 @@
                 <w:sz w:val="26"/>
                 <w:szCs w:val="26"/>
               </w:rPr>
-              <w:t>(</w:t>
-            </w:r>
-            <w:proofErr w:type="gramEnd"/>
-            <w:r>
-              <w:rPr>
-                <w:rFonts w:ascii="Times New Roman" w:hAnsi="Times New Roman" w:cs="Times New Roman"/>
-                <w:sz w:val="26"/>
-                <w:szCs w:val="26"/>
-              </w:rPr>
-              <w:t>'') }}</w:t>
+              <w:t>('') }}</w:t>
             </w:r>
           </w:p>
         </w:tc>
@@ -11172,12 +9821,7 @@
 </file>
 
 <file path=customXml/item1.xml><?xml version="1.0" encoding="utf-8"?>
-<?mso-contentType ?>
-<FormTemplates xmlns="http://schemas.microsoft.com/sharepoint/v3/contenttype/forms">
-  <Display>DocumentLibraryForm</Display>
-  <Edit>DocumentLibraryForm</Edit>
-  <New>DocumentLibraryForm</New>
-</FormTemplates>
+<b:Sources xmlns:b="http://schemas.openxmlformats.org/officeDocument/2006/bibliography" xmlns="http://schemas.openxmlformats.org/officeDocument/2006/bibliography" SelectedStyle="\APASixthEditionOfficeOnline.xsl" StyleName="APA" Version="6"/>
 </file>
 
 <file path=customXml/item2.xml><?xml version="1.0" encoding="utf-8"?>
@@ -11192,19 +9836,15 @@
 </file>
 
 <file path=customXml/item3.xml><?xml version="1.0" encoding="utf-8"?>
-<b:Sources xmlns:b="http://schemas.openxmlformats.org/officeDocument/2006/bibliography" xmlns="http://schemas.openxmlformats.org/officeDocument/2006/bibliography" SelectedStyle="\APASixthEditionOfficeOnline.xsl" StyleName="APA" Version="6"/>
+<?mso-contentType ?>
+<FormTemplates xmlns="http://schemas.microsoft.com/sharepoint/v3/contenttype/forms">
+  <Display>DocumentLibraryForm</Display>
+  <Edit>DocumentLibraryForm</Edit>
+  <New>DocumentLibraryForm</New>
+</FormTemplates>
 </file>
 
 <file path=customXml/item4.xml><?xml version="1.0" encoding="utf-8"?>
-<s:customData xmlns="http://www.wps.cn/officeDocument/2013/wpsCustomData" xmlns:s="http://www.wps.cn/officeDocument/2013/wpsCustomData">
-  <customSectProps/>
-  <customShpExts>
-    <customShpInfo spid="_x0000_s1026" textRotate="1"/>
-  </customShpExts>
-</s:customData>
-</file>
-
-<file path=customXml/item5.xml><?xml version="1.0" encoding="utf-8"?>
 <ct:contentTypeSchema xmlns:ct="http://schemas.microsoft.com/office/2006/metadata/contentType" xmlns:ma="http://schemas.microsoft.com/office/2006/metadata/properties/metaAttributes" ct:_="" ma:_="" ma:contentTypeName="Document" ma:contentTypeID="0x0101000ED1937193E6644B9910A1F8F337BE3A" ma:contentTypeVersion="15" ma:contentTypeDescription="Create a new document." ma:contentTypeScope="" ma:versionID="33d0915d951d370b6a1e09b978e628b3">
   <xsd:schema xmlns:xsd="http://www.w3.org/2001/XMLSchema" xmlns:xs="http://www.w3.org/2001/XMLSchema" xmlns:p="http://schemas.microsoft.com/office/2006/metadata/properties" xmlns:ns2="bbceff47-94a0-42cc-a34e-bab6fdf630d3" xmlns:ns3="076cc9d1-9a26-4384-96fc-17dbfe6fe8db" targetNamespace="http://schemas.microsoft.com/office/2006/metadata/properties" ma:root="true" ma:fieldsID="ca8e0581b507d7ca9a3160f88f47f0fe" ns2:_="" ns3:_="">
     <xsd:import namespace="bbceff47-94a0-42cc-a34e-bab6fdf630d3"/>
@@ -11417,10 +10057,19 @@
 </ct:contentTypeSchema>
 </file>
 
+<file path=customXml/item5.xml><?xml version="1.0" encoding="utf-8"?>
+<s:customData xmlns="http://www.wps.cn/officeDocument/2013/wpsCustomData" xmlns:s="http://www.wps.cn/officeDocument/2013/wpsCustomData">
+  <customSectProps/>
+  <customShpExts>
+    <customShpInfo spid="_x0000_s1026" textRotate="1"/>
+  </customShpExts>
+</s:customData>
+</file>
+
 <file path=customXml/itemProps1.xml><?xml version="1.0" encoding="utf-8"?>
-<ds:datastoreItem xmlns:ds="http://schemas.openxmlformats.org/officeDocument/2006/customXml" ds:itemID="{66E6D9ED-0625-4E0B-A950-FCB28CC096CA}">
+<ds:datastoreItem xmlns:ds="http://schemas.openxmlformats.org/officeDocument/2006/customXml" ds:itemID="{1FF82357-F674-4365-859D-EF5EFE0EDCAE}">
   <ds:schemaRefs>
-    <ds:schemaRef ds:uri="http://schemas.microsoft.com/sharepoint/v3/contenttype/forms"/>
+    <ds:schemaRef ds:uri="http://schemas.openxmlformats.org/officeDocument/2006/bibliography"/>
   </ds:schemaRefs>
 </ds:datastoreItem>
 </file>
@@ -11437,22 +10086,14 @@
 </file>
 
 <file path=customXml/itemProps3.xml><?xml version="1.0" encoding="utf-8"?>
-<ds:datastoreItem xmlns:ds="http://schemas.openxmlformats.org/officeDocument/2006/customXml" ds:itemID="{1FF82357-F674-4365-859D-EF5EFE0EDCAE}">
+<ds:datastoreItem xmlns:ds="http://schemas.openxmlformats.org/officeDocument/2006/customXml" ds:itemID="{66E6D9ED-0625-4E0B-A950-FCB28CC096CA}">
   <ds:schemaRefs>
-    <ds:schemaRef ds:uri="http://schemas.openxmlformats.org/officeDocument/2006/bibliography"/>
+    <ds:schemaRef ds:uri="http://schemas.microsoft.com/sharepoint/v3/contenttype/forms"/>
   </ds:schemaRefs>
 </ds:datastoreItem>
 </file>
 
 <file path=customXml/itemProps4.xml><?xml version="1.0" encoding="utf-8"?>
-<ds:datastoreItem xmlns:ds="http://schemas.openxmlformats.org/officeDocument/2006/customXml" ds:itemID="{B1977F7D-205B-4081-913C-38D41E755F92}">
-  <ds:schemaRefs>
-    <ds:schemaRef ds:uri="http://www.wps.cn/officeDocument/2013/wpsCustomData"/>
-  </ds:schemaRefs>
-</ds:datastoreItem>
-</file>
-
-<file path=customXml/itemProps5.xml><?xml version="1.0" encoding="utf-8"?>
 <ds:datastoreItem xmlns:ds="http://schemas.openxmlformats.org/officeDocument/2006/customXml" ds:itemID="{117EB414-D13B-4D74-9FFC-4E3D989A8CA2}">
   <ds:schemaRefs>
     <ds:schemaRef ds:uri="http://schemas.microsoft.com/office/2006/metadata/contentType"/>
@@ -11469,4 +10110,12 @@
     <ds:schemaRef ds:uri="http://schemas.microsoft.com/internal/obd"/>
   </ds:schemaRefs>
 </ds:datastoreItem>
+</file>
+
+<file path=customXml/itemProps5.xml><?xml version="1.0" encoding="utf-8"?>
+<ds:datastoreItem xmlns:ds="http://schemas.openxmlformats.org/officeDocument/2006/customXml" ds:itemID="{B1977F7D-205B-4081-913C-38D41E755F92}">
+  <ds:schemaRefs>
+    <ds:schemaRef ds:uri="http://www.wps.cn/officeDocument/2013/wpsCustomData"/>
+  </ds:schemaRefs>
+</ds:datastoreItem>
 </file>
--- a/template.docx
+++ b/template.docx
@@ -796,20 +796,10 @@
             <w:vAlign w:val="center"/>
           </w:tcPr>
           <w:p>
-            <w:r>
-              <w:t>Application(s): {{application}}</w:t>
-            </w:r>
-            <w:r>
-              <w:br/>
-              <w:t>Job-To-Do: {{</w:t>
-            </w:r>
             <w:proofErr w:type="spellStart"/>
-            <w:r>
-              <w:t>job_to_do</w:t>
-            </w:r>
             <w:proofErr w:type="spellEnd"/>
             <w:r>
-              <w:t>}}</w:t>
+              <w:t xml:space="preserve">{{ job_to_do_text|default('') }}</w:t>
             </w:r>
           </w:p>
         </w:tc>
@@ -2240,12 +2230,7 @@
               </w:rPr>
             </w:pPr>
             <w:r>
-              <w:rPr>
-                <w:rFonts w:ascii="Times New Roman" w:eastAsiaTheme="minorEastAsia" w:hAnsi="Times New Roman" w:cs="Times New Roman"/>
-                <w:sz w:val="26"/>
-                <w:szCs w:val="26"/>
-              </w:rPr>
-              <w:t>Pallet type/size: (with picture)</w:t>
+              <w:t xml:space="preserve">{{ pallet_display_text|default('') }}</w:t>
             </w:r>
           </w:p>
         </w:tc>
@@ -2267,193 +2252,22 @@
                 <w:szCs w:val="26"/>
               </w:rPr>
             </w:pPr>
-            <w:r>
-              <w:rPr>
-                <w:rFonts w:ascii="Times New Roman" w:hAnsi="Times New Roman" w:cs="Times New Roman"/>
-                <w:sz w:val="26"/>
-                <w:szCs w:val="26"/>
-              </w:rPr>
-              <w:t xml:space="preserve">Pallet type/size: {{ </w:t>
-            </w:r>
             <w:proofErr w:type="spellStart"/>
-            <w:r>
-              <w:rPr>
-                <w:rFonts w:ascii="Times New Roman" w:hAnsi="Times New Roman" w:cs="Times New Roman"/>
-                <w:sz w:val="26"/>
-                <w:szCs w:val="26"/>
-              </w:rPr>
-              <w:t>pallet_type|default</w:t>
-            </w:r>
             <w:proofErr w:type="spellEnd"/>
-            <w:r>
-              <w:rPr>
-                <w:rFonts w:ascii="Times New Roman" w:hAnsi="Times New Roman" w:cs="Times New Roman"/>
-                <w:sz w:val="26"/>
-                <w:szCs w:val="26"/>
-              </w:rPr>
-              <w:t>('') }}</w:t>
-            </w:r>
-            <w:r>
-              <w:rPr>
-                <w:rFonts w:ascii="Times New Roman" w:hAnsi="Times New Roman" w:cs="Times New Roman"/>
-                <w:sz w:val="26"/>
-                <w:szCs w:val="26"/>
-              </w:rPr>
-              <w:br/>
-              <w:t xml:space="preserve">Pallet width (fork entry): {{ </w:t>
-            </w:r>
             <w:proofErr w:type="spellStart"/>
-            <w:r>
-              <w:rPr>
-                <w:rFonts w:ascii="Times New Roman" w:hAnsi="Times New Roman" w:cs="Times New Roman"/>
-                <w:sz w:val="26"/>
-                <w:szCs w:val="26"/>
-              </w:rPr>
-              <w:t>pallet_width_mm|default</w:t>
-            </w:r>
             <w:proofErr w:type="spellEnd"/>
-            <w:r>
-              <w:rPr>
-                <w:rFonts w:ascii="Times New Roman" w:hAnsi="Times New Roman" w:cs="Times New Roman"/>
-                <w:sz w:val="26"/>
-                <w:szCs w:val="26"/>
-              </w:rPr>
-              <w:t>('') }} mm</w:t>
-            </w:r>
-            <w:r>
-              <w:rPr>
-                <w:rFonts w:ascii="Times New Roman" w:hAnsi="Times New Roman" w:cs="Times New Roman"/>
-                <w:sz w:val="26"/>
-                <w:szCs w:val="26"/>
-              </w:rPr>
-              <w:br/>
-              <w:t xml:space="preserve">If other pallet type: {{ </w:t>
-            </w:r>
             <w:proofErr w:type="spellStart"/>
-            <w:r>
-              <w:rPr>
-                <w:rFonts w:ascii="Times New Roman" w:hAnsi="Times New Roman" w:cs="Times New Roman"/>
-                <w:sz w:val="26"/>
-                <w:szCs w:val="26"/>
-              </w:rPr>
-              <w:t>other_pallet_type|default</w:t>
-            </w:r>
             <w:proofErr w:type="spellEnd"/>
-            <w:r>
-              <w:rPr>
-                <w:rFonts w:ascii="Times New Roman" w:hAnsi="Times New Roman" w:cs="Times New Roman"/>
-                <w:sz w:val="26"/>
-                <w:szCs w:val="26"/>
-              </w:rPr>
-              <w:t>('') }}</w:t>
-            </w:r>
-            <w:r>
-              <w:rPr>
-                <w:rFonts w:ascii="Times New Roman" w:hAnsi="Times New Roman" w:cs="Times New Roman"/>
-                <w:sz w:val="26"/>
-                <w:szCs w:val="26"/>
-              </w:rPr>
-              <w:br/>
-              <w:t>Load dimensions (</w:t>
-            </w:r>
             <w:proofErr w:type="spellStart"/>
-            <w:r>
-              <w:rPr>
-                <w:rFonts w:ascii="Times New Roman" w:hAnsi="Times New Roman" w:cs="Times New Roman"/>
-                <w:sz w:val="26"/>
-                <w:szCs w:val="26"/>
-              </w:rPr>
-              <w:t>LxWxH</w:t>
-            </w:r>
             <w:proofErr w:type="spellEnd"/>
-            <w:r>
-              <w:rPr>
-                <w:rFonts w:ascii="Times New Roman" w:hAnsi="Times New Roman" w:cs="Times New Roman"/>
-                <w:sz w:val="26"/>
-                <w:szCs w:val="26"/>
-              </w:rPr>
-              <w:t xml:space="preserve">): {{ </w:t>
-            </w:r>
             <w:proofErr w:type="spellStart"/>
-            <w:r>
-              <w:rPr>
-                <w:rFonts w:ascii="Times New Roman" w:hAnsi="Times New Roman" w:cs="Times New Roman"/>
-                <w:sz w:val="26"/>
-                <w:szCs w:val="26"/>
-              </w:rPr>
-              <w:t>load_dimensions|default</w:t>
-            </w:r>
             <w:proofErr w:type="spellEnd"/>
-            <w:r>
-              <w:rPr>
-                <w:rFonts w:ascii="Times New Roman" w:hAnsi="Times New Roman" w:cs="Times New Roman"/>
-                <w:sz w:val="26"/>
-                <w:szCs w:val="26"/>
-              </w:rPr>
-              <w:t>('') }}</w:t>
-            </w:r>
-            <w:r>
-              <w:rPr>
-                <w:rFonts w:ascii="Times New Roman" w:hAnsi="Times New Roman" w:cs="Times New Roman"/>
-                <w:sz w:val="26"/>
-                <w:szCs w:val="26"/>
-              </w:rPr>
-              <w:br/>
-              <w:t>All pallets summary:</w:t>
-            </w:r>
-            <w:r>
-              <w:rPr>
-                <w:rFonts w:ascii="Times New Roman" w:hAnsi="Times New Roman" w:cs="Times New Roman"/>
-                <w:sz w:val="26"/>
-                <w:szCs w:val="26"/>
-              </w:rPr>
-              <w:br/>
-              <w:t xml:space="preserve">{{ </w:t>
-            </w:r>
             <w:proofErr w:type="spellStart"/>
-            <w:r>
-              <w:rPr>
-                <w:rFonts w:ascii="Times New Roman" w:hAnsi="Times New Roman" w:cs="Times New Roman"/>
-                <w:sz w:val="26"/>
-                <w:szCs w:val="26"/>
-              </w:rPr>
-              <w:t>pallets_summary|default</w:t>
-            </w:r>
             <w:proofErr w:type="spellEnd"/>
-            <w:r>
-              <w:rPr>
-                <w:rFonts w:ascii="Times New Roman" w:hAnsi="Times New Roman" w:cs="Times New Roman"/>
-                <w:sz w:val="26"/>
-                <w:szCs w:val="26"/>
-              </w:rPr>
-              <w:t>('') }}</w:t>
-            </w:r>
-            <w:r>
-              <w:rPr>
-                <w:rFonts w:ascii="Times New Roman" w:hAnsi="Times New Roman" w:cs="Times New Roman"/>
-                <w:sz w:val="26"/>
-                <w:szCs w:val="26"/>
-              </w:rPr>
-              <w:br/>
-              <w:t xml:space="preserve">Other pallet can be picked by normal pallet truck: {{ </w:t>
-            </w:r>
             <w:proofErr w:type="spellStart"/>
-            <w:r>
-              <w:rPr>
-                <w:rFonts w:ascii="Times New Roman" w:hAnsi="Times New Roman" w:cs="Times New Roman"/>
-                <w:sz w:val="26"/>
-                <w:szCs w:val="26"/>
-              </w:rPr>
-              <w:t>other_pallet_pickable|default</w:t>
-            </w:r>
             <w:proofErr w:type="spellEnd"/>
             <w:r>
-              <w:rPr>
-                <w:rFonts w:ascii="Times New Roman" w:hAnsi="Times New Roman" w:cs="Times New Roman"/>
-                <w:sz w:val="26"/>
-                <w:szCs w:val="26"/>
-              </w:rPr>
-              <w:t>('') }}</w:t>
+              <w:t xml:space="preserve">{{ pallet_display_text|default('') }}</w:t>
             </w:r>
           </w:p>
         </w:tc>
@@ -2713,15 +2527,7 @@
           </w:tcPr>
           <w:p>
             <w:r>
-              <w:t>Operational peak hours: {{ peak_hours|default('') }}</w:t>
-            </w:r>
-            <w:r>
-              <w:br/>
-              <w:t>Shifts per day: {{ shifts_per_day|default('') }}</w:t>
-            </w:r>
-            <w:r>
-              <w:br/>
-              <w:t>Pallets per hour: {{ pallets_per_hour|default('') }}</w:t>
+              <w:t xml:space="preserve">{{ operational_text|default('') }}</w:t>
             </w:r>
           </w:p>
         </w:tc>
@@ -2828,22 +2634,7 @@
               </w:rPr>
             </w:pPr>
             <w:r>
-              <w:rPr>
-                <w:rFonts w:ascii="Times New Roman" w:hAnsi="Times New Roman" w:cs="Times New Roman"/>
-                <w:sz w:val="26"/>
-                <w:szCs w:val="26"/>
-                <w:lang w:val="nb-NO"/>
-              </w:rPr>
-              <w:br/>
-            </w:r>
-            <w:r>
-              <w:rPr>
-                <w:rFonts w:ascii="Times New Roman" w:hAnsi="Times New Roman" w:cs="Times New Roman"/>
-                <w:sz w:val="26"/>
-                <w:szCs w:val="26"/>
-                <w:lang w:val="nb-NO"/>
-              </w:rPr>
-              <w:t>{{ avg_transport_m|default('') }} m</w:t>
+              <w:t xml:space="preserve">{{ avg_transport_text|default('') }}</w:t>
             </w:r>
           </w:p>
         </w:tc>
@@ -2990,352 +2781,35 @@
               </w:rPr>
             </w:pPr>
             <w:proofErr w:type="spellStart"/>
-            <w:r>
-              <w:rPr>
-                <w:rFonts w:ascii="Times New Roman" w:hAnsi="Times New Roman" w:cs="Times New Roman"/>
-                <w:sz w:val="26"/>
-                <w:szCs w:val="26"/>
-                <w:lang w:val="fr-BE"/>
-              </w:rPr>
-              <w:t>Material</w:t>
-            </w:r>
             <w:proofErr w:type="spellEnd"/>
-            <w:r>
-              <w:rPr>
-                <w:rFonts w:ascii="Times New Roman" w:hAnsi="Times New Roman" w:cs="Times New Roman"/>
-                <w:sz w:val="26"/>
-                <w:szCs w:val="26"/>
-                <w:lang w:val="fr-BE"/>
-              </w:rPr>
-              <w:t xml:space="preserve"> flow </w:t>
-            </w:r>
             <w:proofErr w:type="spellStart"/>
-            <w:r>
-              <w:rPr>
-                <w:rFonts w:ascii="Times New Roman" w:hAnsi="Times New Roman" w:cs="Times New Roman"/>
-                <w:sz w:val="26"/>
-                <w:szCs w:val="26"/>
-                <w:lang w:val="fr-BE"/>
-              </w:rPr>
-              <w:t>sequence</w:t>
-            </w:r>
             <w:proofErr w:type="spellEnd"/>
-            <w:r>
-              <w:rPr>
-                <w:rFonts w:ascii="Times New Roman" w:hAnsi="Times New Roman" w:cs="Times New Roman"/>
-                <w:sz w:val="26"/>
-                <w:szCs w:val="26"/>
-                <w:lang w:val="fr-BE"/>
-              </w:rPr>
-              <w:t xml:space="preserve">: {{ </w:t>
-            </w:r>
             <w:proofErr w:type="spellStart"/>
-            <w:r>
-              <w:rPr>
-                <w:rFonts w:ascii="Times New Roman" w:hAnsi="Times New Roman" w:cs="Times New Roman"/>
-                <w:sz w:val="26"/>
-                <w:szCs w:val="26"/>
-                <w:lang w:val="fr-BE"/>
-              </w:rPr>
-              <w:t>flow_steps|default</w:t>
-            </w:r>
             <w:proofErr w:type="spellEnd"/>
-            <w:r>
-              <w:rPr>
-                <w:rFonts w:ascii="Times New Roman" w:hAnsi="Times New Roman" w:cs="Times New Roman"/>
-                <w:sz w:val="26"/>
-                <w:szCs w:val="26"/>
-                <w:lang w:val="fr-BE"/>
-              </w:rPr>
-              <w:t>('') }}</w:t>
-            </w:r>
-            <w:r>
-              <w:rPr>
-                <w:rFonts w:ascii="Times New Roman" w:hAnsi="Times New Roman" w:cs="Times New Roman"/>
-                <w:sz w:val="26"/>
-                <w:szCs w:val="26"/>
-                <w:lang w:val="fr-BE"/>
-              </w:rPr>
-              <w:br/>
-              <w:t xml:space="preserve">Route </w:t>
-            </w:r>
             <w:proofErr w:type="spellStart"/>
-            <w:r>
-              <w:rPr>
-                <w:rFonts w:ascii="Times New Roman" w:hAnsi="Times New Roman" w:cs="Times New Roman"/>
-                <w:sz w:val="26"/>
-                <w:szCs w:val="26"/>
-                <w:lang w:val="fr-BE"/>
-              </w:rPr>
-              <w:t>summary</w:t>
-            </w:r>
             <w:proofErr w:type="spellEnd"/>
-            <w:r>
-              <w:rPr>
-                <w:rFonts w:ascii="Times New Roman" w:hAnsi="Times New Roman" w:cs="Times New Roman"/>
-                <w:sz w:val="26"/>
-                <w:szCs w:val="26"/>
-                <w:lang w:val="fr-BE"/>
-              </w:rPr>
-              <w:t>:</w:t>
-            </w:r>
-            <w:r>
-              <w:rPr>
-                <w:rFonts w:ascii="Times New Roman" w:hAnsi="Times New Roman" w:cs="Times New Roman"/>
-                <w:sz w:val="26"/>
-                <w:szCs w:val="26"/>
-                <w:lang w:val="fr-BE"/>
-              </w:rPr>
-              <w:br/>
-              <w:t xml:space="preserve">{{ </w:t>
-            </w:r>
             <w:proofErr w:type="spellStart"/>
-            <w:r>
-              <w:rPr>
-                <w:rFonts w:ascii="Times New Roman" w:hAnsi="Times New Roman" w:cs="Times New Roman"/>
-                <w:sz w:val="26"/>
-                <w:szCs w:val="26"/>
-                <w:lang w:val="fr-BE"/>
-              </w:rPr>
-              <w:t>route_summary|default</w:t>
-            </w:r>
             <w:proofErr w:type="spellEnd"/>
-            <w:r>
-              <w:rPr>
-                <w:rFonts w:ascii="Times New Roman" w:hAnsi="Times New Roman" w:cs="Times New Roman"/>
-                <w:sz w:val="26"/>
-                <w:szCs w:val="26"/>
-                <w:lang w:val="fr-BE"/>
-              </w:rPr>
-              <w:t>('') }}</w:t>
-            </w:r>
-            <w:r>
-              <w:rPr>
-                <w:rFonts w:ascii="Times New Roman" w:hAnsi="Times New Roman" w:cs="Times New Roman"/>
-                <w:sz w:val="26"/>
-                <w:szCs w:val="26"/>
-                <w:lang w:val="fr-BE"/>
-              </w:rPr>
-              <w:br/>
-            </w:r>
             <w:proofErr w:type="spellStart"/>
-            <w:r>
-              <w:rPr>
-                <w:rFonts w:ascii="Times New Roman" w:hAnsi="Times New Roman" w:cs="Times New Roman"/>
-                <w:sz w:val="26"/>
-                <w:szCs w:val="26"/>
-                <w:lang w:val="fr-BE"/>
-              </w:rPr>
-              <w:t>Material</w:t>
-            </w:r>
             <w:proofErr w:type="spellEnd"/>
-            <w:r>
-              <w:rPr>
-                <w:rFonts w:ascii="Times New Roman" w:hAnsi="Times New Roman" w:cs="Times New Roman"/>
-                <w:sz w:val="26"/>
-                <w:szCs w:val="26"/>
-                <w:lang w:val="fr-BE"/>
-              </w:rPr>
-              <w:t xml:space="preserve"> flow </w:t>
-            </w:r>
             <w:proofErr w:type="spellStart"/>
-            <w:r>
-              <w:rPr>
-                <w:rFonts w:ascii="Times New Roman" w:hAnsi="Times New Roman" w:cs="Times New Roman"/>
-                <w:sz w:val="26"/>
-                <w:szCs w:val="26"/>
-                <w:lang w:val="fr-BE"/>
-              </w:rPr>
-              <w:t>details</w:t>
-            </w:r>
             <w:proofErr w:type="spellEnd"/>
-            <w:r>
-              <w:rPr>
-                <w:rFonts w:ascii="Times New Roman" w:hAnsi="Times New Roman" w:cs="Times New Roman"/>
-                <w:sz w:val="26"/>
-                <w:szCs w:val="26"/>
-                <w:lang w:val="fr-BE"/>
-              </w:rPr>
-              <w:t xml:space="preserve"> / </w:t>
-            </w:r>
             <w:proofErr w:type="spellStart"/>
-            <w:r>
-              <w:rPr>
-                <w:rFonts w:ascii="Times New Roman" w:hAnsi="Times New Roman" w:cs="Times New Roman"/>
-                <w:sz w:val="26"/>
-                <w:szCs w:val="26"/>
-                <w:lang w:val="fr-BE"/>
-              </w:rPr>
-              <w:t>summary</w:t>
-            </w:r>
             <w:proofErr w:type="spellEnd"/>
-            <w:r>
-              <w:rPr>
-                <w:rFonts w:ascii="Times New Roman" w:hAnsi="Times New Roman" w:cs="Times New Roman"/>
-                <w:sz w:val="26"/>
-                <w:szCs w:val="26"/>
-                <w:lang w:val="fr-BE"/>
-              </w:rPr>
-              <w:t xml:space="preserve">: {{ </w:t>
-            </w:r>
             <w:proofErr w:type="spellStart"/>
-            <w:r>
-              <w:rPr>
-                <w:rFonts w:ascii="Times New Roman" w:hAnsi="Times New Roman" w:cs="Times New Roman"/>
-                <w:sz w:val="26"/>
-                <w:szCs w:val="26"/>
-                <w:lang w:val="fr-BE"/>
-              </w:rPr>
-              <w:t>material_flow_text|default</w:t>
-            </w:r>
             <w:proofErr w:type="spellEnd"/>
-            <w:r>
-              <w:rPr>
-                <w:rFonts w:ascii="Times New Roman" w:hAnsi="Times New Roman" w:cs="Times New Roman"/>
-                <w:sz w:val="26"/>
-                <w:szCs w:val="26"/>
-                <w:lang w:val="fr-BE"/>
-              </w:rPr>
-              <w:t>('') }}</w:t>
-            </w:r>
-            <w:r>
-              <w:rPr>
-                <w:rFonts w:ascii="Times New Roman" w:hAnsi="Times New Roman" w:cs="Times New Roman"/>
-                <w:sz w:val="26"/>
-                <w:szCs w:val="26"/>
-                <w:lang w:val="fr-BE"/>
-              </w:rPr>
-              <w:br/>
-            </w:r>
             <w:proofErr w:type="spellStart"/>
-            <w:r>
-              <w:rPr>
-                <w:rFonts w:ascii="Times New Roman" w:hAnsi="Times New Roman" w:cs="Times New Roman"/>
-                <w:sz w:val="26"/>
-                <w:szCs w:val="26"/>
-                <w:lang w:val="fr-BE"/>
-              </w:rPr>
-              <w:t>Detailed</w:t>
-            </w:r>
             <w:proofErr w:type="spellEnd"/>
-            <w:r>
-              <w:rPr>
-                <w:rFonts w:ascii="Times New Roman" w:hAnsi="Times New Roman" w:cs="Times New Roman"/>
-                <w:sz w:val="26"/>
-                <w:szCs w:val="26"/>
-                <w:lang w:val="fr-BE"/>
-              </w:rPr>
-              <w:t xml:space="preserve"> </w:t>
-            </w:r>
             <w:proofErr w:type="spellStart"/>
-            <w:r>
-              <w:rPr>
-                <w:rFonts w:ascii="Times New Roman" w:hAnsi="Times New Roman" w:cs="Times New Roman"/>
-                <w:sz w:val="26"/>
-                <w:szCs w:val="26"/>
-                <w:lang w:val="fr-BE"/>
-              </w:rPr>
-              <w:t>step</w:t>
-            </w:r>
             <w:proofErr w:type="spellEnd"/>
-            <w:r>
-              <w:rPr>
-                <w:rFonts w:ascii="Times New Roman" w:hAnsi="Times New Roman" w:cs="Times New Roman"/>
-                <w:sz w:val="26"/>
-                <w:szCs w:val="26"/>
-                <w:lang w:val="fr-BE"/>
-              </w:rPr>
-              <w:t xml:space="preserve"> notes:</w:t>
-            </w:r>
-            <w:r>
-              <w:rPr>
-                <w:rFonts w:ascii="Times New Roman" w:hAnsi="Times New Roman" w:cs="Times New Roman"/>
-                <w:sz w:val="26"/>
-                <w:szCs w:val="26"/>
-                <w:lang w:val="fr-BE"/>
-              </w:rPr>
-              <w:br/>
-              <w:t xml:space="preserve">{{ </w:t>
-            </w:r>
             <w:proofErr w:type="spellStart"/>
-            <w:r>
-              <w:rPr>
-                <w:rFonts w:ascii="Times New Roman" w:hAnsi="Times New Roman" w:cs="Times New Roman"/>
-                <w:sz w:val="26"/>
-                <w:szCs w:val="26"/>
-                <w:lang w:val="fr-BE"/>
-              </w:rPr>
-              <w:t>material_step_details_text|default</w:t>
-            </w:r>
             <w:proofErr w:type="spellEnd"/>
-            <w:r>
-              <w:rPr>
-                <w:rFonts w:ascii="Times New Roman" w:hAnsi="Times New Roman" w:cs="Times New Roman"/>
-                <w:sz w:val="26"/>
-                <w:szCs w:val="26"/>
-                <w:lang w:val="fr-BE"/>
-              </w:rPr>
-              <w:t>('') }}</w:t>
-            </w:r>
-            <w:r>
-              <w:rPr>
-                <w:rFonts w:ascii="Times New Roman" w:hAnsi="Times New Roman" w:cs="Times New Roman"/>
-                <w:sz w:val="26"/>
-                <w:szCs w:val="26"/>
-                <w:lang w:val="fr-BE"/>
-              </w:rPr>
-              <w:br/>
-              <w:t xml:space="preserve">Special </w:t>
-            </w:r>
             <w:proofErr w:type="spellStart"/>
-            <w:r>
-              <w:rPr>
-                <w:rFonts w:ascii="Times New Roman" w:hAnsi="Times New Roman" w:cs="Times New Roman"/>
-                <w:sz w:val="26"/>
-                <w:szCs w:val="26"/>
-                <w:lang w:val="fr-BE"/>
-              </w:rPr>
-              <w:t>comments</w:t>
-            </w:r>
             <w:proofErr w:type="spellEnd"/>
-            <w:r>
-              <w:rPr>
-                <w:rFonts w:ascii="Times New Roman" w:hAnsi="Times New Roman" w:cs="Times New Roman"/>
-                <w:sz w:val="26"/>
-                <w:szCs w:val="26"/>
-                <w:lang w:val="fr-BE"/>
-              </w:rPr>
-              <w:t xml:space="preserve"> / direct flows / notes:</w:t>
-            </w:r>
-            <w:r>
-              <w:rPr>
-                <w:rFonts w:ascii="Times New Roman" w:hAnsi="Times New Roman" w:cs="Times New Roman"/>
-                <w:sz w:val="26"/>
-                <w:szCs w:val="26"/>
-                <w:lang w:val="fr-BE"/>
-              </w:rPr>
-              <w:br/>
-              <w:t xml:space="preserve">{{ </w:t>
-            </w:r>
             <w:proofErr w:type="spellStart"/>
-            <w:r>
-              <w:rPr>
-                <w:rFonts w:ascii="Times New Roman" w:hAnsi="Times New Roman" w:cs="Times New Roman"/>
-                <w:sz w:val="26"/>
-                <w:szCs w:val="26"/>
-                <w:lang w:val="fr-BE"/>
-              </w:rPr>
-              <w:t>special_comments|default</w:t>
-            </w:r>
             <w:proofErr w:type="spellEnd"/>
             <w:r>
-              <w:rPr>
-                <w:rFonts w:ascii="Times New Roman" w:hAnsi="Times New Roman" w:cs="Times New Roman"/>
-                <w:sz w:val="26"/>
-                <w:szCs w:val="26"/>
-                <w:lang w:val="fr-BE"/>
-              </w:rPr>
-              <w:t>('') }}</w:t>
+              <w:t xml:space="preserve">{{ material_flow_display_text|default('') }}</w:t>
             </w:r>
           </w:p>
         </w:tc>
@@ -3455,40 +2929,10 @@
                 <w:szCs w:val="26"/>
               </w:rPr>
             </w:pPr>
-            <w:r>
-              <w:rPr>
-                <w:rFonts w:ascii="Times New Roman" w:hAnsi="Times New Roman" w:cs="Times New Roman"/>
-                <w:sz w:val="26"/>
-                <w:szCs w:val="26"/>
-              </w:rPr>
-              <w:t>[Insert logistics roadmap / material flow diagram(s) here]</w:t>
-            </w:r>
-            <w:r>
-              <w:rPr>
-                <w:rFonts w:ascii="Times New Roman" w:hAnsi="Times New Roman" w:cs="Times New Roman"/>
-                <w:sz w:val="26"/>
-                <w:szCs w:val="26"/>
-              </w:rPr>
-              <w:br/>
-              <w:t xml:space="preserve">See attached CAD / layout file: {{ </w:t>
-            </w:r>
             <w:proofErr w:type="spellStart"/>
-            <w:r>
-              <w:rPr>
-                <w:rFonts w:ascii="Times New Roman" w:hAnsi="Times New Roman" w:cs="Times New Roman"/>
-                <w:sz w:val="26"/>
-                <w:szCs w:val="26"/>
-              </w:rPr>
-              <w:t>cad_filename|default</w:t>
-            </w:r>
             <w:proofErr w:type="spellEnd"/>
             <w:r>
-              <w:rPr>
-                <w:rFonts w:ascii="Times New Roman" w:hAnsi="Times New Roman" w:cs="Times New Roman"/>
-                <w:sz w:val="26"/>
-                <w:szCs w:val="26"/>
-              </w:rPr>
-              <w:t>('') }}</w:t>
+              <w:t xml:space="preserve">{{ cad_info_text|default('') }}</w:t>
             </w:r>
           </w:p>
         </w:tc>
@@ -3762,67 +3206,14 @@
                 <w:lang w:val="en-BE"/>
               </w:rPr>
             </w:pPr>
-            <w:r>
-              <w:rPr>
-                <w:lang w:val="en-BE"/>
-              </w:rPr>
-              <w:t xml:space="preserve">Site Wi-Fi available: {{ </w:t>
-            </w:r>
             <w:proofErr w:type="spellStart"/>
-            <w:r>
-              <w:rPr>
-                <w:lang w:val="en-BE"/>
-              </w:rPr>
-              <w:t>site_wifi_available|default</w:t>
-            </w:r>
             <w:proofErr w:type="spellEnd"/>
-            <w:r>
-              <w:rPr>
-                <w:lang w:val="en-BE"/>
-              </w:rPr>
-              <w:t>('') }}</w:t>
-            </w:r>
-            <w:r>
-              <w:rPr>
-                <w:lang w:val="en-BE"/>
-              </w:rPr>
-              <w:br/>
-              <w:t xml:space="preserve">Network status: {{ </w:t>
-            </w:r>
             <w:proofErr w:type="spellStart"/>
-            <w:r>
-              <w:rPr>
-                <w:lang w:val="en-BE"/>
-              </w:rPr>
-              <w:t>network_status|default</w:t>
-            </w:r>
             <w:proofErr w:type="spellEnd"/>
-            <w:r>
-              <w:rPr>
-                <w:lang w:val="en-BE"/>
-              </w:rPr>
-              <w:t>('') }}</w:t>
-            </w:r>
-            <w:r>
-              <w:rPr>
-                <w:lang w:val="en-BE"/>
-              </w:rPr>
-              <w:br/>
-              <w:t xml:space="preserve">Coverage details: {{ </w:t>
-            </w:r>
             <w:proofErr w:type="spellStart"/>
-            <w:r>
-              <w:rPr>
-                <w:lang w:val="en-BE"/>
-              </w:rPr>
-              <w:t>network_coverage|default</w:t>
-            </w:r>
             <w:proofErr w:type="spellEnd"/>
             <w:r>
-              <w:rPr>
-                <w:lang w:val="en-BE"/>
-              </w:rPr>
-              <w:t>('') }}</w:t>
+              <w:t xml:space="preserve">{{ wifi_info_text|default('') }}</w:t>
             </w:r>
           </w:p>
         </w:tc>
@@ -4407,67 +3798,12 @@
                 <w:szCs w:val="26"/>
               </w:rPr>
             </w:pPr>
-            <w:r>
-              <w:rPr>
-                <w:rFonts w:ascii="Times New Roman" w:hAnsi="Times New Roman" w:cs="Times New Roman"/>
-                <w:sz w:val="26"/>
-                <w:szCs w:val="26"/>
-              </w:rPr>
-              <w:lastRenderedPageBreak/>
-              <w:t xml:space="preserve">Charging status: {{ </w:t>
-            </w:r>
             <w:proofErr w:type="spellStart"/>
-            <w:r>
-              <w:rPr>
-                <w:rFonts w:ascii="Times New Roman" w:hAnsi="Times New Roman" w:cs="Times New Roman"/>
-                <w:sz w:val="26"/>
-                <w:szCs w:val="26"/>
-              </w:rPr>
-              <w:t>charging_status|default</w:t>
-            </w:r>
             <w:proofErr w:type="spellEnd"/>
-            <w:r>
-              <w:rPr>
-                <w:rFonts w:ascii="Times New Roman" w:hAnsi="Times New Roman" w:cs="Times New Roman"/>
-                <w:sz w:val="26"/>
-                <w:szCs w:val="26"/>
-              </w:rPr>
-              <w:t>('') }}</w:t>
-            </w:r>
-            <w:r>
-              <w:rPr>
-                <w:rFonts w:ascii="Times New Roman" w:hAnsi="Times New Roman" w:cs="Times New Roman"/>
-                <w:sz w:val="26"/>
-                <w:szCs w:val="26"/>
-              </w:rPr>
-              <w:br/>
-              <w:t xml:space="preserve">Parking area: {{ </w:t>
-            </w:r>
             <w:proofErr w:type="spellStart"/>
-            <w:r>
-              <w:rPr>
-                <w:rFonts w:ascii="Times New Roman" w:hAnsi="Times New Roman" w:cs="Times New Roman"/>
-                <w:sz w:val="26"/>
-                <w:szCs w:val="26"/>
-              </w:rPr>
-              <w:t>parking_area|default</w:t>
-            </w:r>
             <w:proofErr w:type="spellEnd"/>
             <w:r>
-              <w:rPr>
-                <w:rFonts w:ascii="Times New Roman" w:hAnsi="Times New Roman" w:cs="Times New Roman"/>
-                <w:sz w:val="26"/>
-                <w:szCs w:val="26"/>
-              </w:rPr>
-              <w:t>('') }}</w:t>
-            </w:r>
-            <w:r>
-              <w:rPr>
-                <w:rFonts w:ascii="Times New Roman" w:hAnsi="Times New Roman" w:cs="Times New Roman"/>
-                <w:sz w:val="26"/>
-                <w:szCs w:val="26"/>
-              </w:rPr>
-              <w:t xml:space="preserve">Charging </w:t>
+              <w:t xml:space="preserve">{{ charging_parking_text|default('') }}</w:t>
             </w:r>
           </w:p>
         </w:tc>
@@ -4588,57 +3924,10 @@
               <w:spacing w:line="240" w:lineRule="auto"/>
               <w:jc w:val="left"/>
             </w:pPr>
-            <w:r>
-              <w:t>Special Comments / Notes:</w:t>
-            </w:r>
-            <w:r>
-              <w:br/>
-              <w:t>{{</w:t>
-            </w:r>
             <w:proofErr w:type="spellStart"/>
-            <w:r>
-              <w:t>special_comments</w:t>
-            </w:r>
             <w:proofErr w:type="spellEnd"/>
             <w:r>
-              <w:t>}}</w:t>
-            </w:r>
-          </w:p>
-          <w:p>
-            <w:pPr>
-              <w:spacing w:line="240" w:lineRule="auto"/>
-              <w:jc w:val="left"/>
-              <w:rPr>
-                <w:rFonts w:ascii="Times New Roman" w:eastAsiaTheme="minorEastAsia" w:hAnsi="Times New Roman" w:cs="Times New Roman"/>
-                <w:sz w:val="26"/>
-                <w:szCs w:val="26"/>
-              </w:rPr>
-            </w:pPr>
-            <w:r>
-              <w:rPr>
-                <w:rFonts w:ascii="Times New Roman" w:eastAsiaTheme="minorEastAsia" w:hAnsi="Times New Roman" w:cs="Times New Roman"/>
-                <w:sz w:val="26"/>
-                <w:szCs w:val="26"/>
-              </w:rPr>
-              <w:t xml:space="preserve">{{ </w:t>
-            </w:r>
-            <w:proofErr w:type="spellStart"/>
-            <w:r>
-              <w:rPr>
-                <w:rFonts w:ascii="Times New Roman" w:eastAsiaTheme="minorEastAsia" w:hAnsi="Times New Roman" w:cs="Times New Roman"/>
-                <w:sz w:val="26"/>
-                <w:szCs w:val="26"/>
-              </w:rPr>
-              <w:t>special_demand|default</w:t>
-            </w:r>
-            <w:proofErr w:type="spellEnd"/>
-            <w:r>
-              <w:rPr>
-                <w:rFonts w:ascii="Times New Roman" w:eastAsiaTheme="minorEastAsia" w:hAnsi="Times New Roman" w:cs="Times New Roman"/>
-                <w:sz w:val="26"/>
-                <w:szCs w:val="26"/>
-              </w:rPr>
-              <w:t>('') }}</w:t>
+              <w:t xml:space="preserve">{{ special_info_text|default('') }}</w:t>
             </w:r>
           </w:p>
         </w:tc>
@@ -4768,392 +4057,26 @@
                 <w:szCs w:val="26"/>
               </w:rPr>
             </w:pPr>
-            <w:r>
-              <w:rPr>
-                <w:rFonts w:ascii="Times New Roman" w:hAnsi="Times New Roman" w:cs="Times New Roman"/>
-                <w:sz w:val="26"/>
-                <w:szCs w:val="26"/>
-              </w:rPr>
-              <w:t>System architecture:</w:t>
-            </w:r>
-            <w:r>
-              <w:rPr>
-                <w:rFonts w:ascii="Times New Roman" w:hAnsi="Times New Roman" w:cs="Times New Roman"/>
-                <w:sz w:val="26"/>
-                <w:szCs w:val="26"/>
-              </w:rPr>
-              <w:br/>
-              <w:t xml:space="preserve">{{ </w:t>
-            </w:r>
             <w:proofErr w:type="spellStart"/>
-            <w:r>
-              <w:rPr>
-                <w:rFonts w:ascii="Times New Roman" w:hAnsi="Times New Roman" w:cs="Times New Roman"/>
-                <w:sz w:val="26"/>
-                <w:szCs w:val="26"/>
-              </w:rPr>
-              <w:t>system_architecture_text|default</w:t>
-            </w:r>
             <w:proofErr w:type="spellEnd"/>
-            <w:r>
-              <w:rPr>
-                <w:rFonts w:ascii="Times New Roman" w:hAnsi="Times New Roman" w:cs="Times New Roman"/>
-                <w:sz w:val="26"/>
-                <w:szCs w:val="26"/>
-              </w:rPr>
-              <w:t>('') }}</w:t>
-            </w:r>
-            <w:r>
-              <w:rPr>
-                <w:rFonts w:ascii="Times New Roman" w:hAnsi="Times New Roman" w:cs="Times New Roman"/>
-                <w:sz w:val="26"/>
-                <w:szCs w:val="26"/>
-              </w:rPr>
-              <w:br/>
-            </w:r>
-            <w:r>
-              <w:rPr>
-                <w:rFonts w:ascii="Times New Roman" w:hAnsi="Times New Roman" w:cs="Times New Roman"/>
-                <w:sz w:val="26"/>
-                <w:szCs w:val="26"/>
-              </w:rPr>
-              <w:br/>
-              <w:t>Overall integration route:</w:t>
-            </w:r>
-            <w:r>
-              <w:rPr>
-                <w:rFonts w:ascii="Times New Roman" w:hAnsi="Times New Roman" w:cs="Times New Roman"/>
-                <w:sz w:val="26"/>
-                <w:szCs w:val="26"/>
-              </w:rPr>
-              <w:br/>
-              <w:t xml:space="preserve">{{ </w:t>
-            </w:r>
             <w:proofErr w:type="spellStart"/>
-            <w:r>
-              <w:rPr>
-                <w:rFonts w:ascii="Times New Roman" w:hAnsi="Times New Roman" w:cs="Times New Roman"/>
-                <w:sz w:val="26"/>
-                <w:szCs w:val="26"/>
-              </w:rPr>
-              <w:t>integration_route_text|default</w:t>
-            </w:r>
             <w:proofErr w:type="spellEnd"/>
-            <w:r>
-              <w:rPr>
-                <w:rFonts w:ascii="Times New Roman" w:hAnsi="Times New Roman" w:cs="Times New Roman"/>
-                <w:sz w:val="26"/>
-                <w:szCs w:val="26"/>
-              </w:rPr>
-              <w:t>('') }}</w:t>
-            </w:r>
-            <w:r>
-              <w:rPr>
-                <w:rFonts w:ascii="Times New Roman" w:hAnsi="Times New Roman" w:cs="Times New Roman"/>
-                <w:sz w:val="26"/>
-                <w:szCs w:val="26"/>
-              </w:rPr>
-              <w:br/>
-            </w:r>
-            <w:r>
-              <w:rPr>
-                <w:rFonts w:ascii="Times New Roman" w:hAnsi="Times New Roman" w:cs="Times New Roman"/>
-                <w:sz w:val="26"/>
-                <w:szCs w:val="26"/>
-              </w:rPr>
-              <w:br/>
-              <w:t>System flow diagram / path:</w:t>
-            </w:r>
-            <w:r>
-              <w:rPr>
-                <w:rFonts w:ascii="Times New Roman" w:hAnsi="Times New Roman" w:cs="Times New Roman"/>
-                <w:sz w:val="26"/>
-                <w:szCs w:val="26"/>
-              </w:rPr>
-              <w:br/>
-              <w:t xml:space="preserve">{{ </w:t>
-            </w:r>
             <w:proofErr w:type="spellStart"/>
-            <w:r>
-              <w:rPr>
-                <w:rFonts w:ascii="Times New Roman" w:hAnsi="Times New Roman" w:cs="Times New Roman"/>
-                <w:sz w:val="26"/>
-                <w:szCs w:val="26"/>
-              </w:rPr>
-              <w:t>data_flow_diagram_text|default</w:t>
-            </w:r>
             <w:proofErr w:type="spellEnd"/>
-            <w:r>
-              <w:rPr>
-                <w:rFonts w:ascii="Times New Roman" w:hAnsi="Times New Roman" w:cs="Times New Roman"/>
-                <w:sz w:val="26"/>
-                <w:szCs w:val="26"/>
-              </w:rPr>
-              <w:t>('') }}</w:t>
-            </w:r>
-            <w:r>
-              <w:rPr>
-                <w:rFonts w:ascii="Times New Roman" w:hAnsi="Times New Roman" w:cs="Times New Roman"/>
-                <w:sz w:val="26"/>
-                <w:szCs w:val="26"/>
-              </w:rPr>
-              <w:br/>
-            </w:r>
-            <w:r>
-              <w:rPr>
-                <w:rFonts w:ascii="Times New Roman" w:hAnsi="Times New Roman" w:cs="Times New Roman"/>
-                <w:sz w:val="26"/>
-                <w:szCs w:val="26"/>
-              </w:rPr>
-              <w:br/>
-              <w:t>Task flow by process:</w:t>
-            </w:r>
-            <w:r>
-              <w:rPr>
-                <w:rFonts w:ascii="Times New Roman" w:hAnsi="Times New Roman" w:cs="Times New Roman"/>
-                <w:sz w:val="26"/>
-                <w:szCs w:val="26"/>
-              </w:rPr>
-              <w:br/>
-              <w:t xml:space="preserve">{{ </w:t>
-            </w:r>
             <w:proofErr w:type="spellStart"/>
-            <w:r>
-              <w:rPr>
-                <w:rFonts w:ascii="Times New Roman" w:hAnsi="Times New Roman" w:cs="Times New Roman"/>
-                <w:sz w:val="26"/>
-                <w:szCs w:val="26"/>
-              </w:rPr>
-              <w:t>task_flow_text|default</w:t>
-            </w:r>
             <w:proofErr w:type="spellEnd"/>
-            <w:r>
-              <w:rPr>
-                <w:rFonts w:ascii="Times New Roman" w:hAnsi="Times New Roman" w:cs="Times New Roman"/>
-                <w:sz w:val="26"/>
-                <w:szCs w:val="26"/>
-              </w:rPr>
-              <w:t>('') }}</w:t>
-            </w:r>
-            <w:r>
-              <w:rPr>
-                <w:rFonts w:ascii="Times New Roman" w:hAnsi="Times New Roman" w:cs="Times New Roman"/>
-                <w:sz w:val="26"/>
-                <w:szCs w:val="26"/>
-              </w:rPr>
-              <w:br/>
-            </w:r>
-            <w:r>
-              <w:rPr>
-                <w:rFonts w:ascii="Times New Roman" w:hAnsi="Times New Roman" w:cs="Times New Roman"/>
-                <w:sz w:val="26"/>
-                <w:szCs w:val="26"/>
-              </w:rPr>
-              <w:br/>
-              <w:t>Connected systems:</w:t>
-            </w:r>
-            <w:r>
-              <w:rPr>
-                <w:rFonts w:ascii="Times New Roman" w:hAnsi="Times New Roman" w:cs="Times New Roman"/>
-                <w:sz w:val="26"/>
-                <w:szCs w:val="26"/>
-              </w:rPr>
-              <w:br/>
-              <w:t xml:space="preserve">{{ </w:t>
-            </w:r>
             <w:proofErr w:type="spellStart"/>
-            <w:r>
-              <w:rPr>
-                <w:rFonts w:ascii="Times New Roman" w:hAnsi="Times New Roman" w:cs="Times New Roman"/>
-                <w:sz w:val="26"/>
-                <w:szCs w:val="26"/>
-              </w:rPr>
-              <w:t>connected_systems_text|default</w:t>
-            </w:r>
             <w:proofErr w:type="spellEnd"/>
-            <w:r>
-              <w:rPr>
-                <w:rFonts w:ascii="Times New Roman" w:hAnsi="Times New Roman" w:cs="Times New Roman"/>
-                <w:sz w:val="26"/>
-                <w:szCs w:val="26"/>
-              </w:rPr>
-              <w:t>('') }}</w:t>
-            </w:r>
-            <w:r>
-              <w:rPr>
-                <w:rFonts w:ascii="Times New Roman" w:hAnsi="Times New Roman" w:cs="Times New Roman"/>
-                <w:sz w:val="26"/>
-                <w:szCs w:val="26"/>
-              </w:rPr>
-              <w:br/>
-            </w:r>
-            <w:r>
-              <w:rPr>
-                <w:rFonts w:ascii="Times New Roman" w:hAnsi="Times New Roman" w:cs="Times New Roman"/>
-                <w:sz w:val="26"/>
-                <w:szCs w:val="26"/>
-              </w:rPr>
-              <w:br/>
-              <w:t>Status feedback returned by EP:</w:t>
-            </w:r>
-            <w:r>
-              <w:rPr>
-                <w:rFonts w:ascii="Times New Roman" w:hAnsi="Times New Roman" w:cs="Times New Roman"/>
-                <w:sz w:val="26"/>
-                <w:szCs w:val="26"/>
-              </w:rPr>
-              <w:br/>
-              <w:t xml:space="preserve">{{ </w:t>
-            </w:r>
             <w:proofErr w:type="spellStart"/>
-            <w:r>
-              <w:rPr>
-                <w:rFonts w:ascii="Times New Roman" w:hAnsi="Times New Roman" w:cs="Times New Roman"/>
-                <w:sz w:val="26"/>
-                <w:szCs w:val="26"/>
-              </w:rPr>
-              <w:t>status_feedback_text|default</w:t>
-            </w:r>
             <w:proofErr w:type="spellEnd"/>
-            <w:r>
-              <w:rPr>
-                <w:rFonts w:ascii="Times New Roman" w:hAnsi="Times New Roman" w:cs="Times New Roman"/>
-                <w:sz w:val="26"/>
-                <w:szCs w:val="26"/>
-              </w:rPr>
-              <w:t>('') }}</w:t>
-            </w:r>
-            <w:r>
-              <w:rPr>
-                <w:rFonts w:ascii="Times New Roman" w:hAnsi="Times New Roman" w:cs="Times New Roman"/>
-                <w:sz w:val="26"/>
-                <w:szCs w:val="26"/>
-              </w:rPr>
-              <w:br/>
-            </w:r>
-            <w:r>
-              <w:rPr>
-                <w:rFonts w:ascii="Times New Roman" w:hAnsi="Times New Roman" w:cs="Times New Roman"/>
-                <w:sz w:val="26"/>
-                <w:szCs w:val="26"/>
-              </w:rPr>
-              <w:br/>
-              <w:t>Key data exchanged:</w:t>
-            </w:r>
-            <w:r>
-              <w:rPr>
-                <w:rFonts w:ascii="Times New Roman" w:hAnsi="Times New Roman" w:cs="Times New Roman"/>
-                <w:sz w:val="26"/>
-                <w:szCs w:val="26"/>
-              </w:rPr>
-              <w:br/>
-              <w:t xml:space="preserve">{{ </w:t>
-            </w:r>
             <w:proofErr w:type="spellStart"/>
-            <w:r>
-              <w:rPr>
-                <w:rFonts w:ascii="Times New Roman" w:hAnsi="Times New Roman" w:cs="Times New Roman"/>
-                <w:sz w:val="26"/>
-                <w:szCs w:val="26"/>
-              </w:rPr>
-              <w:t>key_data_exchange_text|default</w:t>
-            </w:r>
             <w:proofErr w:type="spellEnd"/>
-            <w:r>
-              <w:rPr>
-                <w:rFonts w:ascii="Times New Roman" w:hAnsi="Times New Roman" w:cs="Times New Roman"/>
-                <w:sz w:val="26"/>
-                <w:szCs w:val="26"/>
-              </w:rPr>
-              <w:t>('') }}</w:t>
-            </w:r>
-            <w:r>
-              <w:rPr>
-                <w:rFonts w:ascii="Times New Roman" w:hAnsi="Times New Roman" w:cs="Times New Roman"/>
-                <w:sz w:val="26"/>
-                <w:szCs w:val="26"/>
-              </w:rPr>
-              <w:br/>
-            </w:r>
-            <w:r>
-              <w:rPr>
-                <w:rFonts w:ascii="Times New Roman" w:hAnsi="Times New Roman" w:cs="Times New Roman"/>
-                <w:sz w:val="26"/>
-                <w:szCs w:val="26"/>
-              </w:rPr>
-              <w:br/>
-              <w:t>Connection / interface details:</w:t>
-            </w:r>
-            <w:r>
-              <w:rPr>
-                <w:rFonts w:ascii="Times New Roman" w:hAnsi="Times New Roman" w:cs="Times New Roman"/>
-                <w:sz w:val="26"/>
-                <w:szCs w:val="26"/>
-              </w:rPr>
-              <w:br/>
-              <w:t xml:space="preserve">{{ </w:t>
-            </w:r>
             <w:proofErr w:type="spellStart"/>
-            <w:r>
-              <w:rPr>
-                <w:rFonts w:ascii="Times New Roman" w:hAnsi="Times New Roman" w:cs="Times New Roman"/>
-                <w:sz w:val="26"/>
-                <w:szCs w:val="26"/>
-              </w:rPr>
-              <w:t>connections_details|default</w:t>
-            </w:r>
             <w:proofErr w:type="spellEnd"/>
-            <w:r>
-              <w:rPr>
-                <w:rFonts w:ascii="Times New Roman" w:hAnsi="Times New Roman" w:cs="Times New Roman"/>
-                <w:sz w:val="26"/>
-                <w:szCs w:val="26"/>
-              </w:rPr>
-              <w:t>('') }}</w:t>
-            </w:r>
-            <w:r>
-              <w:rPr>
-                <w:rFonts w:ascii="Times New Roman" w:hAnsi="Times New Roman" w:cs="Times New Roman"/>
-                <w:sz w:val="26"/>
-                <w:szCs w:val="26"/>
-              </w:rPr>
-              <w:br/>
-            </w:r>
-            <w:r>
-              <w:rPr>
-                <w:rFonts w:ascii="Times New Roman" w:hAnsi="Times New Roman" w:cs="Times New Roman"/>
-                <w:sz w:val="26"/>
-                <w:szCs w:val="26"/>
-              </w:rPr>
-              <w:br/>
-              <w:t>Additional notes:</w:t>
-            </w:r>
-            <w:r>
-              <w:rPr>
-                <w:rFonts w:ascii="Times New Roman" w:hAnsi="Times New Roman" w:cs="Times New Roman"/>
-                <w:sz w:val="26"/>
-                <w:szCs w:val="26"/>
-              </w:rPr>
-              <w:br/>
-              <w:t xml:space="preserve">{{ </w:t>
-            </w:r>
             <w:proofErr w:type="spellStart"/>
-            <w:r>
-              <w:rPr>
-                <w:rFonts w:ascii="Times New Roman" w:hAnsi="Times New Roman" w:cs="Times New Roman"/>
-                <w:sz w:val="26"/>
-                <w:szCs w:val="26"/>
-              </w:rPr>
-              <w:t>data_flow_additional_notes|default</w:t>
-            </w:r>
             <w:proofErr w:type="spellEnd"/>
             <w:r>
-              <w:rPr>
-                <w:rFonts w:ascii="Times New Roman" w:hAnsi="Times New Roman" w:cs="Times New Roman"/>
-                <w:sz w:val="26"/>
-                <w:szCs w:val="26"/>
-              </w:rPr>
-              <w:t>('') }}</w:t>
+              <w:t xml:space="preserve">{{ data_flow_display_text|default('') }}</w:t>
             </w:r>
           </w:p>
         </w:tc>
@@ -5650,21 +4573,7 @@
               </w:rPr>
             </w:pPr>
             <w:r>
-              <w:rPr>
-                <w:rFonts w:ascii="Times New Roman" w:eastAsiaTheme="minorEastAsia" w:hAnsi="Times New Roman" w:cs="Times New Roman"/>
-                <w:sz w:val="22"/>
-                <w:szCs w:val="22"/>
-              </w:rPr>
-              <w:t xml:space="preserve">Truck type </w:t>
-            </w:r>
-            <w:r>
-              <w:rPr>
-                <w:rFonts w:ascii="Times New Roman" w:eastAsiaTheme="minorEastAsia" w:hAnsi="Times New Roman" w:cs="Times New Roman"/>
-                <w:sz w:val="22"/>
-                <w:szCs w:val="22"/>
-              </w:rPr>
-              <w:lastRenderedPageBreak/>
-              <w:t>depending on delivery time and EP technical preference</w:t>
+              <w:t xml:space="preserve">{{ recommendation_text|default('') }}</w:t>
             </w:r>
           </w:p>
         </w:tc>
@@ -5772,6 +4681,9 @@
                 <w:szCs w:val="22"/>
               </w:rPr>
             </w:pPr>
+            <w:r>
+              <w:t xml:space="preserve">{{ xpl_recommendation|default('') }}</w:t>
+            </w:r>
           </w:p>
         </w:tc>
         <w:tc>
@@ -5879,6 +4791,9 @@
                 <w:szCs w:val="22"/>
               </w:rPr>
             </w:pPr>
+            <w:r>
+              <w:t xml:space="preserve">{{ dasp_info|default('') }}</w:t>
+            </w:r>
           </w:p>
         </w:tc>
         <w:tc>
